--- a/por/docx/22.content.docx
+++ b/por/docx/22.content.docx
@@ -1284,6 +1284,20 @@
       </w:r>
       <w:r>
         <w:rPr>
+          <w:lang w:val="pt_PT" w:bidi="pt_PT"/>
+        </w:rPr>
+        <w:t>שִׁ֥יר הַ⁠שִּׁירִ֖ים אֲשֶׁ֥ר לִ⁠שְׁלֹמֹֽה</w:t>
+      </w:r>
+    </w:p>
+    <w:p>
+      <w:pPr/>
+      <w:r>
+        <w:rPr>
+          <w:lang w:val="pt_PT" w:bidi="pt_PT"/>
+        </w:rPr>
+      </w:r>
+      <w:r>
+        <w:rPr>
           <w:b/>
           <w:lang w:val="pt_PT" w:bidi="pt_PT"/>
         </w:rPr>
@@ -1367,6 +1381,20 @@
       </w:r>
       <w:r>
         <w:rPr>
+          <w:lang w:val="pt_PT" w:bidi="pt_PT"/>
+        </w:rPr>
+        <w:t>שִׁ֥יר הַ⁠שִּׁירִ֖ים</w:t>
+      </w:r>
+    </w:p>
+    <w:p>
+      <w:pPr/>
+      <w:r>
+        <w:rPr>
+          <w:lang w:val="pt_PT" w:bidi="pt_PT"/>
+        </w:rPr>
+      </w:r>
+      <w:r>
+        <w:rPr>
           <w:b/>
           <w:lang w:val="pt_PT" w:bidi="pt_PT"/>
         </w:rPr>
@@ -1489,6 +1517,20 @@
       </w:r>
       <w:r>
         <w:rPr>
+          <w:lang w:val="pt_PT" w:bidi="pt_PT"/>
+        </w:rPr>
+        <w:t>לִ⁠שְׁלֹמֹֽה</w:t>
+      </w:r>
+    </w:p>
+    <w:p>
+      <w:pPr/>
+      <w:r>
+        <w:rPr>
+          <w:lang w:val="pt_PT" w:bidi="pt_PT"/>
+        </w:rPr>
+      </w:r>
+      <w:r>
+        <w:rPr>
           <w:b/>
           <w:lang w:val="pt_PT" w:bidi="pt_PT"/>
         </w:rPr>
@@ -1648,6 +1690,20 @@
       </w:r>
       <w:r>
         <w:rPr>
+          <w:lang w:val="pt_PT" w:bidi="pt_PT"/>
+        </w:rPr>
+        <w:t>דֹּדֶ֖י⁠ךָ</w:t>
+      </w:r>
+    </w:p>
+    <w:p>
+      <w:pPr/>
+      <w:r>
+        <w:rPr>
+          <w:lang w:val="pt_PT" w:bidi="pt_PT"/>
+        </w:rPr>
+      </w:r>
+      <w:r>
+        <w:rPr>
           <w:b/>
           <w:lang w:val="pt_PT" w:bidi="pt_PT"/>
         </w:rPr>
@@ -1731,6 +1787,20 @@
       </w:r>
       <w:r>
         <w:rPr>
+          <w:lang w:val="pt_PT" w:bidi="pt_PT"/>
+        </w:rPr>
+        <w:t>טוֹבִ֥ים דֹּדֶ֖י⁠ךָ מִ⁠יָּֽיִן</w:t>
+      </w:r>
+    </w:p>
+    <w:p>
+      <w:pPr/>
+      <w:r>
+        <w:rPr>
+          <w:lang w:val="pt_PT" w:bidi="pt_PT"/>
+        </w:rPr>
+      </w:r>
+      <w:r>
+        <w:rPr>
           <w:b/>
           <w:lang w:val="pt_PT" w:bidi="pt_PT"/>
         </w:rPr>
@@ -1827,6 +1897,20 @@
       </w:r>
       <w:r>
         <w:rPr>
+          <w:lang w:val="pt_PT" w:bidi="pt_PT"/>
+        </w:rPr>
+        <w:t>טוֹבִ֥ים דֹּדֶ֖י⁠ךָ מִ⁠יָּֽיִן</w:t>
+      </w:r>
+    </w:p>
+    <w:p>
+      <w:pPr/>
+      <w:r>
+        <w:rPr>
+          <w:lang w:val="pt_PT" w:bidi="pt_PT"/>
+        </w:rPr>
+      </w:r>
+      <w:r>
+        <w:rPr>
           <w:b/>
           <w:lang w:val="pt_PT" w:bidi="pt_PT"/>
         </w:rPr>
@@ -1973,6 +2057,20 @@
       </w:r>
       <w:r>
         <w:rPr>
+          <w:lang w:val="pt_PT" w:bidi="pt_PT"/>
+        </w:rPr>
+        <w:t>לְ⁠רֵ֨יחַ֙</w:t>
+      </w:r>
+    </w:p>
+    <w:p>
+      <w:pPr/>
+      <w:r>
+        <w:rPr>
+          <w:lang w:val="pt_PT" w:bidi="pt_PT"/>
+        </w:rPr>
+      </w:r>
+      <w:r>
+        <w:rPr>
           <w:b/>
           <w:lang w:val="pt_PT" w:bidi="pt_PT"/>
         </w:rPr>
@@ -2036,6 +2134,20 @@
       </w:r>
       <w:r>
         <w:rPr>
+          <w:lang w:val="pt_PT" w:bidi="pt_PT"/>
+        </w:rPr>
+        <w:t>שְׁמָנֶ֣י⁠ךָ טוֹבִ֔ים</w:t>
+      </w:r>
+    </w:p>
+    <w:p>
+      <w:pPr/>
+      <w:r>
+        <w:rPr>
+          <w:lang w:val="pt_PT" w:bidi="pt_PT"/>
+        </w:rPr>
+      </w:r>
+      <w:r>
+        <w:rPr>
           <w:b/>
           <w:lang w:val="pt_PT" w:bidi="pt_PT"/>
         </w:rPr>
@@ -2119,6 +2231,20 @@
       </w:r>
       <w:r>
         <w:rPr>
+          <w:lang w:val="pt_PT" w:bidi="pt_PT"/>
+        </w:rPr>
+        <w:t>שֶׁ֖מֶן תּוּרַ֣ק שְׁמֶ֑⁠ךָ</w:t>
+      </w:r>
+    </w:p>
+    <w:p>
+      <w:pPr/>
+      <w:r>
+        <w:rPr>
+          <w:lang w:val="pt_PT" w:bidi="pt_PT"/>
+        </w:rPr>
+      </w:r>
+      <w:r>
+        <w:rPr>
           <w:b/>
           <w:lang w:val="pt_PT" w:bidi="pt_PT"/>
         </w:rPr>
@@ -2215,6 +2341,20 @@
       </w:r>
       <w:r>
         <w:rPr>
+          <w:lang w:val="pt_PT" w:bidi="pt_PT"/>
+        </w:rPr>
+        <w:t>שֶׁ֖מֶן תּוּרַ֣ק שְׁמֶ֑⁠ךָ</w:t>
+      </w:r>
+    </w:p>
+    <w:p>
+      <w:pPr/>
+      <w:r>
+        <w:rPr>
+          <w:lang w:val="pt_PT" w:bidi="pt_PT"/>
+        </w:rPr>
+      </w:r>
+      <w:r>
+        <w:rPr>
           <w:b/>
           <w:lang w:val="pt_PT" w:bidi="pt_PT"/>
         </w:rPr>
@@ -2324,6 +2464,20 @@
       </w:r>
       <w:r>
         <w:rPr>
+          <w:lang w:val="pt_PT" w:bidi="pt_PT"/>
+        </w:rPr>
+        <w:t>עַל־כֵּ֖ן</w:t>
+      </w:r>
+    </w:p>
+    <w:p>
+      <w:pPr/>
+      <w:r>
+        <w:rPr>
+          <w:lang w:val="pt_PT" w:bidi="pt_PT"/>
+        </w:rPr>
+      </w:r>
+      <w:r>
+        <w:rPr>
           <w:b/>
           <w:lang w:val="pt_PT" w:bidi="pt_PT"/>
         </w:rPr>
@@ -2490,6 +2644,20 @@
       </w:r>
       <w:r>
         <w:rPr>
+          <w:lang w:val="pt_PT" w:bidi="pt_PT"/>
+        </w:rPr>
+        <w:t>מָשְׁכֵ֖⁠נִי</w:t>
+      </w:r>
+    </w:p>
+    <w:p>
+      <w:pPr/>
+      <w:r>
+        <w:rPr>
+          <w:lang w:val="pt_PT" w:bidi="pt_PT"/>
+        </w:rPr>
+      </w:r>
+      <w:r>
+        <w:rPr>
           <w:b/>
           <w:lang w:val="pt_PT" w:bidi="pt_PT"/>
         </w:rPr>
@@ -2649,6 +2817,20 @@
       </w:r>
       <w:r>
         <w:rPr>
+          <w:lang w:val="pt_PT" w:bidi="pt_PT"/>
+        </w:rPr>
+        <w:t>נָּר֑וּצָה</w:t>
+      </w:r>
+    </w:p>
+    <w:p>
+      <w:pPr/>
+      <w:r>
+        <w:rPr>
+          <w:lang w:val="pt_PT" w:bidi="pt_PT"/>
+        </w:rPr>
+      </w:r>
+      <w:r>
+        <w:rPr>
           <w:b/>
           <w:lang w:val="pt_PT" w:bidi="pt_PT"/>
         </w:rPr>
@@ -2721,6 +2903,20 @@
         <w:rPr>
           <w:lang w:val="pt_PT" w:bidi="pt_PT"/>
         </w:rPr>
+      </w:r>
+    </w:p>
+    <w:p>
+      <w:pPr/>
+      <w:r>
+        <w:rPr>
+          <w:lang w:val="pt_PT" w:bidi="pt_PT"/>
+        </w:rPr>
+      </w:r>
+      <w:r>
+        <w:rPr>
+          <w:lang w:val="pt_PT" w:bidi="pt_PT"/>
+        </w:rPr>
+        <w:t>נָּר֑וּצָה</w:t>
       </w:r>
     </w:p>
     <w:p>
@@ -2955,6 +3151,20 @@
       </w:r>
       <w:r>
         <w:rPr>
+          <w:lang w:val="pt_PT" w:bidi="pt_PT"/>
+        </w:rPr>
+        <w:t>הֱבִיאַ֨⁠נִי הַ⁠מֶּ֜לֶךְ</w:t>
+      </w:r>
+    </w:p>
+    <w:p>
+      <w:pPr/>
+      <w:r>
+        <w:rPr>
+          <w:lang w:val="pt_PT" w:bidi="pt_PT"/>
+        </w:rPr>
+      </w:r>
+      <w:r>
+        <w:rPr>
           <w:b/>
           <w:lang w:val="pt_PT" w:bidi="pt_PT"/>
         </w:rPr>
@@ -3051,6 +3261,20 @@
       </w:r>
       <w:r>
         <w:rPr>
+          <w:lang w:val="pt_PT" w:bidi="pt_PT"/>
+        </w:rPr>
+        <w:t>הֱבִיאַ֨⁠נִי</w:t>
+      </w:r>
+    </w:p>
+    <w:p>
+      <w:pPr/>
+      <w:r>
+        <w:rPr>
+          <w:lang w:val="pt_PT" w:bidi="pt_PT"/>
+        </w:rPr>
+      </w:r>
+      <w:r>
+        <w:rPr>
           <w:b/>
           <w:lang w:val="pt_PT" w:bidi="pt_PT"/>
         </w:rPr>
@@ -3280,6 +3504,20 @@
       </w:r>
       <w:r>
         <w:rPr>
+          <w:lang w:val="pt_PT" w:bidi="pt_PT"/>
+        </w:rPr>
+        <w:t>נָגִ֤ילָה וְ⁠נִשְׂמְחָה֙</w:t>
+      </w:r>
+    </w:p>
+    <w:p>
+      <w:pPr/>
+      <w:r>
+        <w:rPr>
+          <w:lang w:val="pt_PT" w:bidi="pt_PT"/>
+        </w:rPr>
+      </w:r>
+      <w:r>
+        <w:rPr>
           <w:b/>
           <w:lang w:val="pt_PT" w:bidi="pt_PT"/>
         </w:rPr>
@@ -3389,6 +3627,20 @@
       </w:r>
       <w:r>
         <w:rPr>
+          <w:lang w:val="pt_PT" w:bidi="pt_PT"/>
+        </w:rPr>
+        <w:t>נַזְכִּ֤ירָה</w:t>
+      </w:r>
+    </w:p>
+    <w:p>
+      <w:pPr/>
+      <w:r>
+        <w:rPr>
+          <w:lang w:val="pt_PT" w:bidi="pt_PT"/>
+        </w:rPr>
+      </w:r>
+      <w:r>
+        <w:rPr>
           <w:b/>
           <w:lang w:val="pt_PT" w:bidi="pt_PT"/>
         </w:rPr>
@@ -3452,6 +3704,20 @@
       </w:r>
       <w:r>
         <w:rPr>
+          <w:lang w:val="pt_PT" w:bidi="pt_PT"/>
+        </w:rPr>
+        <w:t>מִ⁠יַּ֔יִן</w:t>
+      </w:r>
+    </w:p>
+    <w:p>
+      <w:pPr/>
+      <w:r>
+        <w:rPr>
+          <w:lang w:val="pt_PT" w:bidi="pt_PT"/>
+        </w:rPr>
+      </w:r>
+      <w:r>
+        <w:rPr>
           <w:b/>
           <w:lang w:val="pt_PT" w:bidi="pt_PT"/>
         </w:rPr>
@@ -3528,6 +3794,20 @@
       </w:r>
       <w:r>
         <w:rPr>
+          <w:lang w:val="pt_PT" w:bidi="pt_PT"/>
+        </w:rPr>
+        <w:t>דֹדֶ֨י⁠ךָ֙ מִ⁠יַּ֔יִן</w:t>
+      </w:r>
+    </w:p>
+    <w:p>
+      <w:pPr/>
+      <w:r>
+        <w:rPr>
+          <w:lang w:val="pt_PT" w:bidi="pt_PT"/>
+        </w:rPr>
+      </w:r>
+      <w:r>
+        <w:rPr>
           <w:b/>
           <w:lang w:val="pt_PT" w:bidi="pt_PT"/>
         </w:rPr>
@@ -3624,6 +3904,20 @@
       </w:r>
       <w:r>
         <w:rPr>
+          <w:lang w:val="pt_PT" w:bidi="pt_PT"/>
+        </w:rPr>
+        <w:t>מֵישָׁרִ֖ים אֲהֵבֽוּ⁠ךָ</w:t>
+      </w:r>
+    </w:p>
+    <w:p>
+      <w:pPr/>
+      <w:r>
+        <w:rPr>
+          <w:lang w:val="pt_PT" w:bidi="pt_PT"/>
+        </w:rPr>
+      </w:r>
+      <w:r>
+        <w:rPr>
           <w:b/>
           <w:lang w:val="pt_PT" w:bidi="pt_PT"/>
         </w:rPr>
@@ -3750,6 +4044,20 @@
       </w:r>
       <w:r>
         <w:rPr>
+          <w:lang w:val="pt_PT" w:bidi="pt_PT"/>
+        </w:rPr>
+        <w:t>מֵישָׁרִ֖ים אֲהֵבֽוּ⁠ךָ</w:t>
+      </w:r>
+    </w:p>
+    <w:p>
+      <w:pPr/>
+      <w:r>
+        <w:rPr>
+          <w:lang w:val="pt_PT" w:bidi="pt_PT"/>
+        </w:rPr>
+      </w:r>
+      <w:r>
+        <w:rPr>
           <w:b/>
           <w:lang w:val="pt_PT" w:bidi="pt_PT"/>
         </w:rPr>
@@ -3994,6 +4302,20 @@
         <w:rPr>
           <w:lang w:val="pt_PT" w:bidi="pt_PT"/>
         </w:rPr>
+      </w:r>
+    </w:p>
+    <w:p>
+      <w:pPr/>
+      <w:r>
+        <w:rPr>
+          <w:lang w:val="pt_PT" w:bidi="pt_PT"/>
+        </w:rPr>
+      </w:r>
+      <w:r>
+        <w:rPr>
+          <w:lang w:val="pt_PT" w:bidi="pt_PT"/>
+        </w:rPr>
+        <w:t>בְּנ֖וֹת יְרוּשָׁלִָ֑ם</w:t>
       </w:r>
     </w:p>
     <w:p>
@@ -4233,6 +4555,20 @@
       </w:r>
       <w:r>
         <w:rPr>
+          <w:lang w:val="pt_PT" w:bidi="pt_PT"/>
+        </w:rPr>
+        <w:t>אַל־תִּרְא֨וּ⁠נִי֙ שֶׁ⁠אֲנִ֣י שְׁחַרְחֹ֔רֶת</w:t>
+      </w:r>
+    </w:p>
+    <w:p>
+      <w:pPr/>
+      <w:r>
+        <w:rPr>
+          <w:lang w:val="pt_PT" w:bidi="pt_PT"/>
+        </w:rPr>
+      </w:r>
+      <w:r>
+        <w:rPr>
           <w:b/>
           <w:lang w:val="pt_PT" w:bidi="pt_PT"/>
         </w:rPr>
@@ -4298,6 +4634,20 @@
         <w:rPr>
           <w:lang w:val="pt_PT" w:bidi="pt_PT"/>
         </w:rPr>
+      </w:r>
+    </w:p>
+    <w:p>
+      <w:pPr/>
+      <w:r>
+        <w:rPr>
+          <w:lang w:val="pt_PT" w:bidi="pt_PT"/>
+        </w:rPr>
+      </w:r>
+      <w:r>
+        <w:rPr>
+          <w:lang w:val="pt_PT" w:bidi="pt_PT"/>
+        </w:rPr>
+        <w:t>שֶׁ⁠אֲנִ֣י</w:t>
       </w:r>
     </w:p>
     <w:p>
@@ -4519,6 +4869,20 @@
       </w:r>
       <w:r>
         <w:rPr>
+          <w:lang w:val="pt_PT" w:bidi="pt_PT"/>
+        </w:rPr>
+        <w:t>שֶׁ⁠שֱּׁזָפַ֖תְ⁠נִי הַ⁠שָּׁ֑מֶשׁ</w:t>
+      </w:r>
+    </w:p>
+    <w:p>
+      <w:pPr/>
+      <w:r>
+        <w:rPr>
+          <w:lang w:val="pt_PT" w:bidi="pt_PT"/>
+        </w:rPr>
+      </w:r>
+      <w:r>
+        <w:rPr>
           <w:b/>
           <w:lang w:val="pt_PT" w:bidi="pt_PT"/>
         </w:rPr>
@@ -4711,6 +5075,20 @@
       </w:r>
       <w:r>
         <w:rPr>
+          <w:lang w:val="pt_PT" w:bidi="pt_PT"/>
+        </w:rPr>
+        <w:t>נֹטֵרָ֣ה אֶת־הַ⁠כְּרָמִ֔ים כַּרְמִ֥⁠י שֶׁ⁠לִּ֖⁠י לֹ֥א נָטָֽרְתִּי</w:t>
+      </w:r>
+    </w:p>
+    <w:p>
+      <w:pPr/>
+      <w:r>
+        <w:rPr>
+          <w:lang w:val="pt_PT" w:bidi="pt_PT"/>
+        </w:rPr>
+      </w:r>
+      <w:r>
+        <w:rPr>
           <w:b/>
           <w:lang w:val="pt_PT" w:bidi="pt_PT"/>
         </w:rPr>
@@ -4774,6 +5152,20 @@
       </w:r>
       <w:r>
         <w:rPr>
+          <w:lang w:val="pt_PT" w:bidi="pt_PT"/>
+        </w:rPr>
+        <w:t>כַּרְמִ֥⁠י שֶׁ⁠לִּ֖⁠י לֹ֥א נָטָֽרְתִּי</w:t>
+      </w:r>
+    </w:p>
+    <w:p>
+      <w:pPr/>
+      <w:r>
+        <w:rPr>
+          <w:lang w:val="pt_PT" w:bidi="pt_PT"/>
+        </w:rPr>
+      </w:r>
+      <w:r>
+        <w:rPr>
           <w:b/>
           <w:lang w:val="pt_PT" w:bidi="pt_PT"/>
         </w:rPr>
@@ -4857,6 +5249,20 @@
       </w:r>
       <w:r>
         <w:rPr>
+          <w:lang w:val="pt_PT" w:bidi="pt_PT"/>
+        </w:rPr>
+        <w:t>שֶׁ֤⁠אָהֲבָה֙ נַפְשִׁ֔⁠י</w:t>
+      </w:r>
+    </w:p>
+    <w:p>
+      <w:pPr/>
+      <w:r>
+        <w:rPr>
+          <w:lang w:val="pt_PT" w:bidi="pt_PT"/>
+        </w:rPr>
+      </w:r>
+      <w:r>
+        <w:rPr>
           <w:b/>
           <w:lang w:val="pt_PT" w:bidi="pt_PT"/>
         </w:rPr>
@@ -4940,6 +5346,20 @@
       </w:r>
       <w:r>
         <w:rPr>
+          <w:lang w:val="pt_PT" w:bidi="pt_PT"/>
+        </w:rPr>
+        <w:t>אֵיכָ֣ה תִרְעֶ֔ה</w:t>
+      </w:r>
+    </w:p>
+    <w:p>
+      <w:pPr/>
+      <w:r>
+        <w:rPr>
+          <w:lang w:val="pt_PT" w:bidi="pt_PT"/>
+        </w:rPr>
+      </w:r>
+      <w:r>
+        <w:rPr>
           <w:b/>
           <w:lang w:val="pt_PT" w:bidi="pt_PT"/>
         </w:rPr>
@@ -5215,6 +5635,20 @@
       </w:r>
       <w:r>
         <w:rPr>
+          <w:lang w:val="pt_PT" w:bidi="pt_PT"/>
+        </w:rPr>
+        <w:t>כְּ⁠עֹ֣טְיָ֔ה עַ֖ל עֶדְרֵ֥י חֲבֵרֶֽי⁠ךָ</w:t>
+      </w:r>
+    </w:p>
+    <w:p>
+      <w:pPr/>
+      <w:r>
+        <w:rPr>
+          <w:lang w:val="pt_PT" w:bidi="pt_PT"/>
+        </w:rPr>
+      </w:r>
+      <w:r>
+        <w:rPr>
           <w:b/>
           <w:lang w:val="pt_PT" w:bidi="pt_PT"/>
         </w:rPr>
@@ -5394,6 +5828,20 @@
       </w:r>
       <w:r>
         <w:rPr>
+          <w:lang w:val="pt_PT" w:bidi="pt_PT"/>
+        </w:rPr>
+        <w:t>אִם־לֹ֤א תֵדְעִי֙ לָ֔⁠ךְ הַ⁠יָּפָ֖ה בַּ⁠נָּשִׁ֑ים צְֽאִי־לָ֞⁠ךְ</w:t>
+      </w:r>
+    </w:p>
+    <w:p>
+      <w:pPr/>
+      <w:r>
+        <w:rPr>
+          <w:lang w:val="pt_PT" w:bidi="pt_PT"/>
+        </w:rPr>
+      </w:r>
+      <w:r>
+        <w:rPr>
           <w:b/>
           <w:lang w:val="pt_PT" w:bidi="pt_PT"/>
         </w:rPr>
@@ -5477,6 +5925,20 @@
       </w:r>
       <w:r>
         <w:rPr>
+          <w:lang w:val="pt_PT" w:bidi="pt_PT"/>
+        </w:rPr>
+        <w:t>אִם־לֹ֤א תֵדְעִי֙ לָ֔⁠ךְ הַ⁠יָּפָ֖ה בַּ⁠נָּשִׁ֑ים</w:t>
+      </w:r>
+    </w:p>
+    <w:p>
+      <w:pPr/>
+      <w:r>
+        <w:rPr>
+          <w:lang w:val="pt_PT" w:bidi="pt_PT"/>
+        </w:rPr>
+      </w:r>
+      <w:r>
+        <w:rPr>
           <w:b/>
           <w:lang w:val="pt_PT" w:bidi="pt_PT"/>
         </w:rPr>
@@ -5636,6 +6098,20 @@
       </w:r>
       <w:r>
         <w:rPr>
+          <w:lang w:val="pt_PT" w:bidi="pt_PT"/>
+        </w:rPr>
+        <w:t>צְֽאִי־לָ֞⁠ךְ</w:t>
+      </w:r>
+    </w:p>
+    <w:p>
+      <w:pPr/>
+      <w:r>
+        <w:rPr>
+          <w:lang w:val="pt_PT" w:bidi="pt_PT"/>
+        </w:rPr>
+      </w:r>
+      <w:r>
+        <w:rPr>
           <w:b/>
           <w:lang w:val="pt_PT" w:bidi="pt_PT"/>
         </w:rPr>
@@ -5719,6 +6195,20 @@
       </w:r>
       <w:r>
         <w:rPr>
+          <w:lang w:val="pt_PT" w:bidi="pt_PT"/>
+        </w:rPr>
+        <w:t>וּ⁠רְעִי֙ אֶת־גְּדִיֹּתַ֔יִ⁠ךְ</w:t>
+      </w:r>
+    </w:p>
+    <w:p>
+      <w:pPr/>
+      <w:r>
+        <w:rPr>
+          <w:lang w:val="pt_PT" w:bidi="pt_PT"/>
+        </w:rPr>
+      </w:r>
+      <w:r>
+        <w:rPr>
           <w:b/>
           <w:lang w:val="pt_PT" w:bidi="pt_PT"/>
         </w:rPr>
@@ -5845,6 +6335,20 @@
       </w:r>
       <w:r>
         <w:rPr>
+          <w:lang w:val="pt_PT" w:bidi="pt_PT"/>
+        </w:rPr>
+        <w:t>לְ⁠סֻסָתִ⁠י֙ בְּ⁠רִכְבֵ֣י פַרְעֹ֔ה דִּמִּיתִ֖י⁠ךְ רַעְיָתִֽ⁠י</w:t>
+      </w:r>
+    </w:p>
+    <w:p>
+      <w:pPr/>
+      <w:r>
+        <w:rPr>
+          <w:lang w:val="pt_PT" w:bidi="pt_PT"/>
+        </w:rPr>
+      </w:r>
+      <w:r>
+        <w:rPr>
           <w:b/>
           <w:lang w:val="pt_PT" w:bidi="pt_PT"/>
         </w:rPr>
@@ -6094,6 +6598,20 @@
       </w:r>
       <w:r>
         <w:rPr>
+          <w:lang w:val="pt_PT" w:bidi="pt_PT"/>
+        </w:rPr>
+        <w:t>פַרְעֹ֔ה</w:t>
+      </w:r>
+    </w:p>
+    <w:p>
+      <w:pPr/>
+      <w:r>
+        <w:rPr>
+          <w:lang w:val="pt_PT" w:bidi="pt_PT"/>
+        </w:rPr>
+      </w:r>
+      <w:r>
+        <w:rPr>
           <w:b/>
           <w:lang w:val="pt_PT" w:bidi="pt_PT"/>
         </w:rPr>
@@ -6190,6 +6708,20 @@
       </w:r>
       <w:r>
         <w:rPr>
+          <w:lang w:val="pt_PT" w:bidi="pt_PT"/>
+        </w:rPr>
+        <w:t>בַּ⁠תֹּרִ֔ים</w:t>
+      </w:r>
+    </w:p>
+    <w:p>
+      <w:pPr/>
+      <w:r>
+        <w:rPr>
+          <w:lang w:val="pt_PT" w:bidi="pt_PT"/>
+        </w:rPr>
+      </w:r>
+      <w:r>
+        <w:rPr>
           <w:b/>
           <w:lang w:val="pt_PT" w:bidi="pt_PT"/>
         </w:rPr>
@@ -6376,6 +6908,20 @@
       </w:r>
       <w:r>
         <w:rPr>
+          <w:lang w:val="pt_PT" w:bidi="pt_PT"/>
+        </w:rPr>
+        <w:t>תּוֹרֵ֤י</w:t>
+      </w:r>
+    </w:p>
+    <w:p>
+      <w:pPr/>
+      <w:r>
+        <w:rPr>
+          <w:lang w:val="pt_PT" w:bidi="pt_PT"/>
+        </w:rPr>
+      </w:r>
+      <w:r>
+        <w:rPr>
           <w:b/>
           <w:lang w:val="pt_PT" w:bidi="pt_PT"/>
         </w:rPr>
@@ -6459,6 +7005,20 @@
       </w:r>
       <w:r>
         <w:rPr>
+          <w:lang w:val="pt_PT" w:bidi="pt_PT"/>
+        </w:rPr>
+        <w:t>תּוֹרֵ֤י זָהָב֙ נַעֲשֶׂה־לָּ֔⁠ךְ</w:t>
+      </w:r>
+    </w:p>
+    <w:p>
+      <w:pPr/>
+      <w:r>
+        <w:rPr>
+          <w:lang w:val="pt_PT" w:bidi="pt_PT"/>
+        </w:rPr>
+      </w:r>
+      <w:r>
+        <w:rPr>
           <w:b/>
           <w:lang w:val="pt_PT" w:bidi="pt_PT"/>
         </w:rPr>
@@ -6568,6 +7128,20 @@
       </w:r>
       <w:r>
         <w:rPr>
+          <w:lang w:val="pt_PT" w:bidi="pt_PT"/>
+        </w:rPr>
+        <w:t>עִ֖ם נְקֻדּ֥וֹת הַ⁠כָּֽסֶף</w:t>
+      </w:r>
+    </w:p>
+    <w:p>
+      <w:pPr/>
+      <w:r>
+        <w:rPr>
+          <w:lang w:val="pt_PT" w:bidi="pt_PT"/>
+        </w:rPr>
+      </w:r>
+      <w:r>
+        <w:rPr>
           <w:b/>
           <w:lang w:val="pt_PT" w:bidi="pt_PT"/>
         </w:rPr>
@@ -6620,6 +7194,20 @@
         <w:rPr>
           <w:lang w:val="pt_PT" w:bidi="pt_PT"/>
         </w:rPr>
+      </w:r>
+    </w:p>
+    <w:p>
+      <w:pPr/>
+      <w:r>
+        <w:rPr>
+          <w:lang w:val="pt_PT" w:bidi="pt_PT"/>
+        </w:rPr>
+      </w:r>
+      <w:r>
+        <w:rPr>
+          <w:lang w:val="pt_PT" w:bidi="pt_PT"/>
+        </w:rPr>
+        <w:t>שֶׁ֤⁠הַ⁠מֶּ֨לֶךְ֙</w:t>
       </w:r>
     </w:p>
     <w:p>
@@ -6732,6 +7320,20 @@
       </w:r>
       <w:r>
         <w:rPr>
+          <w:lang w:val="pt_PT" w:bidi="pt_PT"/>
+        </w:rPr>
+        <w:t>בִּ⁠מְסִבּ֔⁠וֹ</w:t>
+      </w:r>
+    </w:p>
+    <w:p>
+      <w:pPr/>
+      <w:r>
+        <w:rPr>
+          <w:lang w:val="pt_PT" w:bidi="pt_PT"/>
+        </w:rPr>
+      </w:r>
+      <w:r>
+        <w:rPr>
           <w:b/>
           <w:lang w:val="pt_PT" w:bidi="pt_PT"/>
         </w:rPr>
@@ -6821,6 +7423,20 @@
       </w:r>
       <w:r>
         <w:rPr>
+          <w:lang w:val="pt_PT" w:bidi="pt_PT"/>
+        </w:rPr>
+        <w:t>נִרְדִּ֖⁠י</w:t>
+      </w:r>
+    </w:p>
+    <w:p>
+      <w:pPr/>
+      <w:r>
+        <w:rPr>
+          <w:lang w:val="pt_PT" w:bidi="pt_PT"/>
+        </w:rPr>
+      </w:r>
+      <w:r>
+        <w:rPr>
           <w:b/>
           <w:lang w:val="pt_PT" w:bidi="pt_PT"/>
         </w:rPr>
@@ -6904,6 +7520,20 @@
       </w:r>
       <w:r>
         <w:rPr>
+          <w:lang w:val="pt_PT" w:bidi="pt_PT"/>
+        </w:rPr>
+        <w:t>נָתַ֥ן רֵיחֽ⁠וֹ</w:t>
+      </w:r>
+    </w:p>
+    <w:p>
+      <w:pPr/>
+      <w:r>
+        <w:rPr>
+          <w:lang w:val="pt_PT" w:bidi="pt_PT"/>
+        </w:rPr>
+      </w:r>
+      <w:r>
+        <w:rPr>
           <w:b/>
           <w:lang w:val="pt_PT" w:bidi="pt_PT"/>
         </w:rPr>
@@ -7153,6 +7783,20 @@
       </w:r>
       <w:r>
         <w:rPr>
+          <w:lang w:val="pt_PT" w:bidi="pt_PT"/>
+        </w:rPr>
+        <w:t>דּוֹדִ⁠י֙</w:t>
+      </w:r>
+    </w:p>
+    <w:p>
+      <w:pPr/>
+      <w:r>
+        <w:rPr>
+          <w:lang w:val="pt_PT" w:bidi="pt_PT"/>
+        </w:rPr>
+      </w:r>
+      <w:r>
+        <w:rPr>
           <w:b/>
           <w:lang w:val="pt_PT" w:bidi="pt_PT"/>
         </w:rPr>
@@ -7216,6 +7860,20 @@
       </w:r>
       <w:r>
         <w:rPr>
+          <w:lang w:val="pt_PT" w:bidi="pt_PT"/>
+        </w:rPr>
+        <w:t>צְר֨וֹר הַ⁠מֹּ֤ר ׀ דּוֹדִ⁠י֙ לִ֔⁠י בֵּ֥ין שָׁדַ֖⁠י יָלִֽין</w:t>
+      </w:r>
+    </w:p>
+    <w:p>
+      <w:pPr/>
+      <w:r>
+        <w:rPr>
+          <w:lang w:val="pt_PT" w:bidi="pt_PT"/>
+        </w:rPr>
+      </w:r>
+      <w:r>
+        <w:rPr>
           <w:b/>
           <w:lang w:val="pt_PT" w:bidi="pt_PT"/>
         </w:rPr>
@@ -7312,6 +7970,20 @@
       </w:r>
       <w:r>
         <w:rPr>
+          <w:lang w:val="pt_PT" w:bidi="pt_PT"/>
+        </w:rPr>
+        <w:t>יָלִֽין</w:t>
+      </w:r>
+    </w:p>
+    <w:p>
+      <w:pPr/>
+      <w:r>
+        <w:rPr>
+          <w:lang w:val="pt_PT" w:bidi="pt_PT"/>
+        </w:rPr>
+      </w:r>
+      <w:r>
+        <w:rPr>
           <w:b/>
           <w:lang w:val="pt_PT" w:bidi="pt_PT"/>
         </w:rPr>
@@ -7658,6 +8330,20 @@
         <w:rPr>
           <w:lang w:val="pt_PT" w:bidi="pt_PT"/>
         </w:rPr>
+      </w:r>
+    </w:p>
+    <w:p>
+      <w:pPr/>
+      <w:r>
+        <w:rPr>
+          <w:lang w:val="pt_PT" w:bidi="pt_PT"/>
+        </w:rPr>
+      </w:r>
+      <w:r>
+        <w:rPr>
+          <w:lang w:val="pt_PT" w:bidi="pt_PT"/>
+        </w:rPr>
+        <w:t>הִנָּ֤⁠ךְ &amp; הִנָּ֥⁠ךְ</w:t>
       </w:r>
     </w:p>
     <w:p>
@@ -8025,6 +8711,20 @@
       </w:r>
       <w:r>
         <w:rPr>
+          <w:lang w:val="pt_PT" w:bidi="pt_PT"/>
+        </w:rPr>
+        <w:t>הִנְּ⁠ךָ֨</w:t>
+      </w:r>
+    </w:p>
+    <w:p>
+      <w:pPr/>
+      <w:r>
+        <w:rPr>
+          <w:lang w:val="pt_PT" w:bidi="pt_PT"/>
+        </w:rPr>
+      </w:r>
+      <w:r>
+        <w:rPr>
           <w:b/>
           <w:lang w:val="pt_PT" w:bidi="pt_PT"/>
         </w:rPr>
@@ -8173,6 +8873,20 @@
         <w:rPr>
           <w:lang w:val="pt_PT" w:bidi="pt_PT"/>
         </w:rPr>
+      </w:r>
+    </w:p>
+    <w:p>
+      <w:pPr/>
+      <w:r>
+        <w:rPr>
+          <w:lang w:val="pt_PT" w:bidi="pt_PT"/>
+        </w:rPr>
+      </w:r>
+      <w:r>
+        <w:rPr>
+          <w:lang w:val="pt_PT" w:bidi="pt_PT"/>
+        </w:rPr>
+        <w:t>דוֹדִ⁠י֙</w:t>
       </w:r>
     </w:p>
     <w:p>
@@ -8278,6 +8992,20 @@
       </w:r>
       <w:r>
         <w:rPr>
+          <w:lang w:val="pt_PT" w:bidi="pt_PT"/>
+        </w:rPr>
+        <w:t>דוֹדִ⁠י֙ אַ֣ף נָעִ֔ים</w:t>
+      </w:r>
+    </w:p>
+    <w:p>
+      <w:pPr/>
+      <w:r>
+        <w:rPr>
+          <w:lang w:val="pt_PT" w:bidi="pt_PT"/>
+        </w:rPr>
+      </w:r>
+      <w:r>
+        <w:rPr>
           <w:b/>
           <w:lang w:val="pt_PT" w:bidi="pt_PT"/>
         </w:rPr>
@@ -8361,6 +9089,20 @@
       </w:r>
       <w:r>
         <w:rPr>
+          <w:lang w:val="pt_PT" w:bidi="pt_PT"/>
+        </w:rPr>
+        <w:t>עַרְשֵׂ֖⁠נוּ</w:t>
+      </w:r>
+    </w:p>
+    <w:p>
+      <w:pPr/>
+      <w:r>
+        <w:rPr>
+          <w:lang w:val="pt_PT" w:bidi="pt_PT"/>
+        </w:rPr>
+      </w:r>
+      <w:r>
+        <w:rPr>
           <w:b/>
           <w:lang w:val="pt_PT" w:bidi="pt_PT"/>
         </w:rPr>
@@ -8457,6 +9199,20 @@
       </w:r>
       <w:r>
         <w:rPr>
+          <w:lang w:val="pt_PT" w:bidi="pt_PT"/>
+        </w:rPr>
+        <w:t>רַעֲנָנָֽה</w:t>
+      </w:r>
+    </w:p>
+    <w:p>
+      <w:pPr/>
+      <w:r>
+        <w:rPr>
+          <w:lang w:val="pt_PT" w:bidi="pt_PT"/>
+        </w:rPr>
+      </w:r>
+      <w:r>
+        <w:rPr>
           <w:b/>
           <w:lang w:val="pt_PT" w:bidi="pt_PT"/>
         </w:rPr>
@@ -8542,6 +9298,20 @@
         <w:rPr>
           <w:lang w:val="pt_PT" w:bidi="pt_PT"/>
         </w:rPr>
+      </w:r>
+    </w:p>
+    <w:p>
+      <w:pPr/>
+      <w:r>
+        <w:rPr>
+          <w:lang w:val="pt_PT" w:bidi="pt_PT"/>
+        </w:rPr>
+      </w:r>
+      <w:r>
+        <w:rPr>
+          <w:lang w:val="pt_PT" w:bidi="pt_PT"/>
+        </w:rPr>
+        <w:t>קֹר֤וֹת בָּתֵּ֨י⁠נוּ֙ אֲרָזִ֔ים רַהִיטֵ֖נוּ בְּרוֹתִֽים</w:t>
       </w:r>
     </w:p>
     <w:p>
@@ -8972,6 +9742,20 @@
       </w:r>
       <w:r>
         <w:rPr>
+          <w:lang w:val="pt_PT" w:bidi="pt_PT"/>
+        </w:rPr>
+        <w:t>חֲבַצֶּ֣לֶת</w:t>
+      </w:r>
+    </w:p>
+    <w:p>
+      <w:pPr/>
+      <w:r>
+        <w:rPr>
+          <w:lang w:val="pt_PT" w:bidi="pt_PT"/>
+        </w:rPr>
+      </w:r>
+      <w:r>
+        <w:rPr>
           <w:b/>
           <w:lang w:val="pt_PT" w:bidi="pt_PT"/>
         </w:rPr>
@@ -9165,6 +9949,20 @@
       </w:r>
       <w:r>
         <w:rPr>
+          <w:lang w:val="pt_PT" w:bidi="pt_PT"/>
+        </w:rPr>
+        <w:t>אֲנִי֙ חֲבַצֶּ֣לֶת הַ⁠שָּׁר֔וֹן שֽׁוֹשַׁנַּ֖ת הָ⁠עֲמָקִֽים</w:t>
+      </w:r>
+    </w:p>
+    <w:p>
+      <w:pPr/>
+      <w:r>
+        <w:rPr>
+          <w:lang w:val="pt_PT" w:bidi="pt_PT"/>
+        </w:rPr>
+      </w:r>
+      <w:r>
+        <w:rPr>
           <w:b/>
           <w:lang w:val="pt_PT" w:bidi="pt_PT"/>
         </w:rPr>
@@ -9261,6 +10059,20 @@
       </w:r>
       <w:r>
         <w:rPr>
+          <w:lang w:val="pt_PT" w:bidi="pt_PT"/>
+        </w:rPr>
+        <w:t>שֽׁוֹשַׁנַּ֖ת</w:t>
+      </w:r>
+    </w:p>
+    <w:p>
+      <w:pPr/>
+      <w:r>
+        <w:rPr>
+          <w:lang w:val="pt_PT" w:bidi="pt_PT"/>
+        </w:rPr>
+      </w:r>
+      <w:r>
+        <w:rPr>
           <w:b/>
           <w:lang w:val="pt_PT" w:bidi="pt_PT"/>
         </w:rPr>
@@ -9429,6 +10241,20 @@
         <w:rPr>
           <w:lang w:val="pt_PT" w:bidi="pt_PT"/>
         </w:rPr>
+      </w:r>
+    </w:p>
+    <w:p>
+      <w:pPr/>
+      <w:r>
+        <w:rPr>
+          <w:lang w:val="pt_PT" w:bidi="pt_PT"/>
+        </w:rPr>
+      </w:r>
+      <w:r>
+        <w:rPr>
+          <w:lang w:val="pt_PT" w:bidi="pt_PT"/>
+        </w:rPr>
+        <w:t>כְּ⁠שֽׁוֹשַׁנָּה֙ בֵּ֣ין הַ⁠חוֹחִ֔ים כֵּ֥ן רַעְיָתִ֖⁠י בֵּ֥ין הַ⁠בָּנֽוֹת</w:t>
       </w:r>
     </w:p>
     <w:p>
@@ -9712,6 +10538,20 @@
       </w:r>
       <w:r>
         <w:rPr>
+          <w:lang w:val="pt_PT" w:bidi="pt_PT"/>
+        </w:rPr>
+        <w:t>הַ⁠בָּנֽוֹת</w:t>
+      </w:r>
+    </w:p>
+    <w:p>
+      <w:pPr/>
+      <w:r>
+        <w:rPr>
+          <w:lang w:val="pt_PT" w:bidi="pt_PT"/>
+        </w:rPr>
+      </w:r>
+      <w:r>
+        <w:rPr>
           <w:b/>
           <w:lang w:val="pt_PT" w:bidi="pt_PT"/>
         </w:rPr>
@@ -9935,6 +10775,20 @@
       </w:r>
       <w:r>
         <w:rPr>
+          <w:lang w:val="pt_PT" w:bidi="pt_PT"/>
+        </w:rPr>
+        <w:t>כְּ⁠תַפּ֨וּחַ֙ בַּ⁠עֲצֵ֣י הַ⁠יַּ֔עַר כֵּ֥ן דּוֹדִ֖⁠י בֵּ֣ין הַ⁠בָּנִ֑ים</w:t>
+      </w:r>
+    </w:p>
+    <w:p>
+      <w:pPr/>
+      <w:r>
+        <w:rPr>
+          <w:lang w:val="pt_PT" w:bidi="pt_PT"/>
+        </w:rPr>
+      </w:r>
+      <w:r>
+        <w:rPr>
           <w:b/>
           <w:lang w:val="pt_PT" w:bidi="pt_PT"/>
         </w:rPr>
@@ -10291,6 +11145,20 @@
       </w:r>
       <w:r>
         <w:rPr>
+          <w:lang w:val="pt_PT" w:bidi="pt_PT"/>
+        </w:rPr>
+        <w:t>בֵּ֣ין הַ⁠בָּנִ֑ים</w:t>
+      </w:r>
+    </w:p>
+    <w:p>
+      <w:pPr/>
+      <w:r>
+        <w:rPr>
+          <w:lang w:val="pt_PT" w:bidi="pt_PT"/>
+        </w:rPr>
+      </w:r>
+      <w:r>
+        <w:rPr>
           <w:b/>
           <w:lang w:val="pt_PT" w:bidi="pt_PT"/>
         </w:rPr>
@@ -10374,6 +11242,20 @@
       </w:r>
       <w:r>
         <w:rPr>
+          <w:lang w:val="pt_PT" w:bidi="pt_PT"/>
+        </w:rPr>
+        <w:t>בְּ⁠צִלּ⁠וֹ֙ חִמַּ֣דְתִּי וְ⁠יָשַׁ֔בְתִּי וּ⁠פִרְי֖⁠וֹ מָת֥וֹק לְ⁠חִכִּֽ⁠י</w:t>
+      </w:r>
+    </w:p>
+    <w:p>
+      <w:pPr/>
+      <w:r>
+        <w:rPr>
+          <w:lang w:val="pt_PT" w:bidi="pt_PT"/>
+        </w:rPr>
+      </w:r>
+      <w:r>
+        <w:rPr>
           <w:b/>
           <w:lang w:val="pt_PT" w:bidi="pt_PT"/>
         </w:rPr>
@@ -10457,6 +11339,20 @@
       </w:r>
       <w:r>
         <w:rPr>
+          <w:lang w:val="pt_PT" w:bidi="pt_PT"/>
+        </w:rPr>
+        <w:t>בְּ⁠צִלּ⁠וֹ֙ חִמַּ֣דְתִּי וְ⁠יָשַׁ֔בְתִּי</w:t>
+      </w:r>
+    </w:p>
+    <w:p>
+      <w:pPr/>
+      <w:r>
+        <w:rPr>
+          <w:lang w:val="pt_PT" w:bidi="pt_PT"/>
+        </w:rPr>
+      </w:r>
+      <w:r>
+        <w:rPr>
           <w:b/>
           <w:lang w:val="pt_PT" w:bidi="pt_PT"/>
         </w:rPr>
@@ -10572,6 +11468,20 @@
         <w:rPr>
           <w:lang w:val="pt_PT" w:bidi="pt_PT"/>
         </w:rPr>
+      </w:r>
+    </w:p>
+    <w:p>
+      <w:pPr/>
+      <w:r>
+        <w:rPr>
+          <w:lang w:val="pt_PT" w:bidi="pt_PT"/>
+        </w:rPr>
+      </w:r>
+      <w:r>
+        <w:rPr>
+          <w:lang w:val="pt_PT" w:bidi="pt_PT"/>
+        </w:rPr>
+        <w:t>הֱבִיאַ֨⁠נִי֙</w:t>
       </w:r>
     </w:p>
     <w:p>
@@ -10964,6 +11874,20 @@
       </w:r>
       <w:r>
         <w:rPr>
+          <w:lang w:val="pt_PT" w:bidi="pt_PT"/>
+        </w:rPr>
+        <w:t>וְ⁠דִגְל֥⁠וֹ עָלַ֖⁠י אַהֲבָֽה</w:t>
+      </w:r>
+    </w:p>
+    <w:p>
+      <w:pPr/>
+      <w:r>
+        <w:rPr>
+          <w:lang w:val="pt_PT" w:bidi="pt_PT"/>
+        </w:rPr>
+      </w:r>
+      <w:r>
+        <w:rPr>
           <w:b/>
           <w:lang w:val="pt_PT" w:bidi="pt_PT"/>
         </w:rPr>
@@ -11047,6 +11971,20 @@
       </w:r>
       <w:r>
         <w:rPr>
+          <w:lang w:val="pt_PT" w:bidi="pt_PT"/>
+        </w:rPr>
+        <w:t>וְ⁠דִגְל֥⁠וֹ</w:t>
+      </w:r>
+    </w:p>
+    <w:p>
+      <w:pPr/>
+      <w:r>
+        <w:rPr>
+          <w:lang w:val="pt_PT" w:bidi="pt_PT"/>
+        </w:rPr>
+      </w:r>
+      <w:r>
+        <w:rPr>
           <w:b/>
           <w:lang w:val="pt_PT" w:bidi="pt_PT"/>
         </w:rPr>
@@ -11226,6 +12164,20 @@
       </w:r>
       <w:r>
         <w:rPr>
+          <w:lang w:val="pt_PT" w:bidi="pt_PT"/>
+        </w:rPr>
+        <w:t>סַמְּכ֨וּ⁠נִי֙ בָּֽ⁠אֲשִׁישׁ֔וֹת רַפְּד֖וּ⁠נִי בַּ⁠תַּפּוּחִ֑ים</w:t>
+      </w:r>
+    </w:p>
+    <w:p>
+      <w:pPr/>
+      <w:r>
+        <w:rPr>
+          <w:lang w:val="pt_PT" w:bidi="pt_PT"/>
+        </w:rPr>
+      </w:r>
+      <w:r>
+        <w:rPr>
           <w:b/>
           <w:lang w:val="pt_PT" w:bidi="pt_PT"/>
         </w:rPr>
@@ -11361,6 +12313,20 @@
       </w:r>
       <w:r>
         <w:rPr>
+          <w:lang w:val="pt_PT" w:bidi="pt_PT"/>
+        </w:rPr>
+        <w:t>סַמְּכ֨וּ⁠נִי֙ &amp; רַפְּד֖וּ⁠נִי</w:t>
+      </w:r>
+    </w:p>
+    <w:p>
+      <w:pPr/>
+      <w:r>
+        <w:rPr>
+          <w:lang w:val="pt_PT" w:bidi="pt_PT"/>
+        </w:rPr>
+      </w:r>
+      <w:r>
+        <w:rPr>
           <w:b/>
           <w:lang w:val="pt_PT" w:bidi="pt_PT"/>
         </w:rPr>
@@ -11457,6 +12423,20 @@
       </w:r>
       <w:r>
         <w:rPr>
+          <w:lang w:val="pt_PT" w:bidi="pt_PT"/>
+        </w:rPr>
+        <w:t>סַמְּכ֨וּ⁠נִי֙ בָּֽ⁠אֲשִׁישׁ֔וֹת רַפְּד֖וּ⁠נִי בַּ⁠תַּפּוּחִ֑ים כִּי־חוֹלַ֥ת אַהֲבָ֖ה אָֽנִי</w:t>
+      </w:r>
+    </w:p>
+    <w:p>
+      <w:pPr/>
+      <w:r>
+        <w:rPr>
+          <w:lang w:val="pt_PT" w:bidi="pt_PT"/>
+        </w:rPr>
+      </w:r>
+      <w:r>
+        <w:rPr>
           <w:b/>
           <w:lang w:val="pt_PT" w:bidi="pt_PT"/>
         </w:rPr>
@@ -11529,6 +12509,20 @@
         <w:rPr>
           <w:lang w:val="pt_PT" w:bidi="pt_PT"/>
         </w:rPr>
+      </w:r>
+    </w:p>
+    <w:p>
+      <w:pPr/>
+      <w:r>
+        <w:rPr>
+          <w:lang w:val="pt_PT" w:bidi="pt_PT"/>
+        </w:rPr>
+      </w:r>
+      <w:r>
+        <w:rPr>
+          <w:lang w:val="pt_PT" w:bidi="pt_PT"/>
+        </w:rPr>
+        <w:t>בָּֽ⁠אֲשִׁישׁ֔וֹת</w:t>
       </w:r>
     </w:p>
     <w:p>
@@ -11744,6 +12738,20 @@
       </w:r>
       <w:r>
         <w:rPr>
+          <w:lang w:val="pt_PT" w:bidi="pt_PT"/>
+        </w:rPr>
+        <w:t>כִּי־חוֹלַ֥ת אַהֲבָ֖ה אָֽנִי</w:t>
+      </w:r>
+    </w:p>
+    <w:p>
+      <w:pPr/>
+      <w:r>
+        <w:rPr>
+          <w:lang w:val="pt_PT" w:bidi="pt_PT"/>
+        </w:rPr>
+      </w:r>
+      <w:r>
+        <w:rPr>
           <w:b/>
           <w:lang w:val="pt_PT" w:bidi="pt_PT"/>
         </w:rPr>
@@ -11923,6 +12931,20 @@
       </w:r>
       <w:r>
         <w:rPr>
+          <w:lang w:val="pt_PT" w:bidi="pt_PT"/>
+        </w:rPr>
+        <w:t>שְׂמֹאל⁠וֹ֙ תַּ֣חַת לְ⁠רֹאשִׁ֔⁠י וִ⁠ימִינ֖⁠וֹ תְּחַבְּקֵֽ⁠נִי</w:t>
+      </w:r>
+    </w:p>
+    <w:p>
+      <w:pPr/>
+      <w:r>
+        <w:rPr>
+          <w:lang w:val="pt_PT" w:bidi="pt_PT"/>
+        </w:rPr>
+      </w:r>
+      <w:r>
+        <w:rPr>
           <w:b/>
           <w:lang w:val="pt_PT" w:bidi="pt_PT"/>
         </w:rPr>
@@ -12091,6 +13113,20 @@
         <w:rPr>
           <w:lang w:val="pt_PT" w:bidi="pt_PT"/>
         </w:rPr>
+      </w:r>
+    </w:p>
+    <w:p>
+      <w:pPr/>
+      <w:r>
+        <w:rPr>
+          <w:lang w:val="pt_PT" w:bidi="pt_PT"/>
+        </w:rPr>
+      </w:r>
+      <w:r>
+        <w:rPr>
+          <w:lang w:val="pt_PT" w:bidi="pt_PT"/>
+        </w:rPr>
+        <w:t>הִשְׁבַּ֨עְתִּי אֶתְ⁠כֶ֜ם &amp; בִּ⁠צְבָא֔וֹת א֖וֹ בְּ⁠אַיְל֣וֹת הַ⁠שָּׂדֶ֑ה</w:t>
       </w:r>
     </w:p>
     <w:p>
@@ -12332,6 +13368,20 @@
       </w:r>
       <w:r>
         <w:rPr>
+          <w:lang w:val="pt_PT" w:bidi="pt_PT"/>
+        </w:rPr>
+        <w:t>בִּ⁠צְבָא֔וֹת א֖וֹ בְּ⁠אַיְל֣וֹת הַ⁠שָּׂדֶ֑ה</w:t>
+      </w:r>
+    </w:p>
+    <w:p>
+      <w:pPr/>
+      <w:r>
+        <w:rPr>
+          <w:lang w:val="pt_PT" w:bidi="pt_PT"/>
+        </w:rPr>
+      </w:r>
+      <w:r>
+        <w:rPr>
           <w:b/>
           <w:lang w:val="pt_PT" w:bidi="pt_PT"/>
         </w:rPr>
@@ -12607,6 +13657,20 @@
       </w:r>
       <w:r>
         <w:rPr>
+          <w:lang w:val="pt_PT" w:bidi="pt_PT"/>
+        </w:rPr>
+        <w:t>אִם־תָּעִ֧ירוּ ׀ וְֽ⁠אִם־תְּעֽוֹרְר֛וּ אֶת־הָ⁠אַהֲבָ֖ה עַ֥ד שֶׁ⁠תֶּחְפָּֽץ</w:t>
+      </w:r>
+    </w:p>
+    <w:p>
+      <w:pPr/>
+      <w:r>
+        <w:rPr>
+          <w:lang w:val="pt_PT" w:bidi="pt_PT"/>
+        </w:rPr>
+      </w:r>
+      <w:r>
+        <w:rPr>
           <w:b/>
           <w:lang w:val="pt_PT" w:bidi="pt_PT"/>
         </w:rPr>
@@ -12690,6 +13754,20 @@
       </w:r>
       <w:r>
         <w:rPr>
+          <w:lang w:val="pt_PT" w:bidi="pt_PT"/>
+        </w:rPr>
+        <w:t>אִם־תָּעִ֧ירוּ ׀ וְֽ⁠אִם־תְּעֽוֹרְר֛וּ</w:t>
+      </w:r>
+    </w:p>
+    <w:p>
+      <w:pPr/>
+      <w:r>
+        <w:rPr>
+          <w:lang w:val="pt_PT" w:bidi="pt_PT"/>
+        </w:rPr>
+      </w:r>
+      <w:r>
+        <w:rPr>
           <w:b/>
           <w:lang w:val="pt_PT" w:bidi="pt_PT"/>
         </w:rPr>
@@ -12967,6 +14045,20 @@
         <w:rPr>
           <w:lang w:val="pt_PT" w:bidi="pt_PT"/>
         </w:rPr>
+      </w:r>
+    </w:p>
+    <w:p>
+      <w:pPr/>
+      <w:r>
+        <w:rPr>
+          <w:lang w:val="pt_PT" w:bidi="pt_PT"/>
+        </w:rPr>
+      </w:r>
+      <w:r>
+        <w:rPr>
+          <w:lang w:val="pt_PT" w:bidi="pt_PT"/>
+        </w:rPr>
+        <w:t>הִנֵּה</w:t>
       </w:r>
     </w:p>
     <w:p>
@@ -13059,6 +14151,20 @@
       </w:r>
       <w:r>
         <w:rPr>
+          <w:lang w:val="pt_PT" w:bidi="pt_PT"/>
+        </w:rPr>
+        <w:t>בָּ֑א</w:t>
+      </w:r>
+    </w:p>
+    <w:p>
+      <w:pPr/>
+      <w:r>
+        <w:rPr>
+          <w:lang w:val="pt_PT" w:bidi="pt_PT"/>
+        </w:rPr>
+      </w:r>
+      <w:r>
+        <w:rPr>
           <w:b/>
           <w:lang w:val="pt_PT" w:bidi="pt_PT"/>
         </w:rPr>
@@ -13691,6 +14797,20 @@
       </w:r>
       <w:r>
         <w:rPr>
+          <w:lang w:val="pt_PT" w:bidi="pt_PT"/>
+        </w:rPr>
+        <w:t>זֶ֤ה</w:t>
+      </w:r>
+    </w:p>
+    <w:p>
+      <w:pPr/>
+      <w:r>
+        <w:rPr>
+          <w:lang w:val="pt_PT" w:bidi="pt_PT"/>
+        </w:rPr>
+      </w:r>
+      <w:r>
+        <w:rPr>
           <w:b/>
           <w:lang w:val="pt_PT" w:bidi="pt_PT"/>
         </w:rPr>
@@ -13800,6 +14920,20 @@
       </w:r>
       <w:r>
         <w:rPr>
+          <w:lang w:val="pt_PT" w:bidi="pt_PT"/>
+        </w:rPr>
+        <w:t>אַחַ֣ר כָּתְלֵ֔⁠נוּ</w:t>
+      </w:r>
+    </w:p>
+    <w:p>
+      <w:pPr/>
+      <w:r>
+        <w:rPr>
+          <w:lang w:val="pt_PT" w:bidi="pt_PT"/>
+        </w:rPr>
+      </w:r>
+      <w:r>
+        <w:rPr>
           <w:b/>
           <w:lang w:val="pt_PT" w:bidi="pt_PT"/>
         </w:rPr>
@@ -13896,6 +15030,20 @@
       </w:r>
       <w:r>
         <w:rPr>
+          <w:lang w:val="pt_PT" w:bidi="pt_PT"/>
+        </w:rPr>
+        <w:t>מַשְׁגִּ֨יחַ֙ מִן־הַֽ⁠חֲלֹּנ֔וֹת מֵצִ֖יץ מִן־הַֽ⁠חֲרַכִּֽים</w:t>
+      </w:r>
+    </w:p>
+    <w:p>
+      <w:pPr/>
+      <w:r>
+        <w:rPr>
+          <w:lang w:val="pt_PT" w:bidi="pt_PT"/>
+        </w:rPr>
+      </w:r>
+      <w:r>
+        <w:rPr>
           <w:b/>
           <w:lang w:val="pt_PT" w:bidi="pt_PT"/>
         </w:rPr>
@@ -13992,6 +15140,20 @@
       </w:r>
       <w:r>
         <w:rPr>
+          <w:lang w:val="pt_PT" w:bidi="pt_PT"/>
+        </w:rPr>
+        <w:t>הַֽ⁠חֲלֹּנ֔וֹת &amp; הַֽ⁠חֲרַכִּֽים</w:t>
+      </w:r>
+    </w:p>
+    <w:p>
+      <w:pPr/>
+      <w:r>
+        <w:rPr>
+          <w:lang w:val="pt_PT" w:bidi="pt_PT"/>
+        </w:rPr>
+      </w:r>
+      <w:r>
+        <w:rPr>
           <w:b/>
           <w:lang w:val="pt_PT" w:bidi="pt_PT"/>
         </w:rPr>
@@ -14101,6 +15263,20 @@
       </w:r>
       <w:r>
         <w:rPr>
+          <w:lang w:val="pt_PT" w:bidi="pt_PT"/>
+        </w:rPr>
+        <w:t>הַֽ⁠חֲרַכִּֽים</w:t>
+      </w:r>
+    </w:p>
+    <w:p>
+      <w:pPr/>
+      <w:r>
+        <w:rPr>
+          <w:lang w:val="pt_PT" w:bidi="pt_PT"/>
+        </w:rPr>
+      </w:r>
+      <w:r>
+        <w:rPr>
           <w:b/>
           <w:lang w:val="pt_PT" w:bidi="pt_PT"/>
         </w:rPr>
@@ -14184,6 +15360,20 @@
       </w:r>
       <w:r>
         <w:rPr>
+          <w:lang w:val="pt_PT" w:bidi="pt_PT"/>
+        </w:rPr>
+        <w:t>וּ⁠לְכִי־לָֽ⁠ךְ</w:t>
+      </w:r>
+    </w:p>
+    <w:p>
+      <w:pPr/>
+      <w:r>
+        <w:rPr>
+          <w:lang w:val="pt_PT" w:bidi="pt_PT"/>
+        </w:rPr>
+      </w:r>
+      <w:r>
+        <w:rPr>
           <w:b/>
           <w:lang w:val="pt_PT" w:bidi="pt_PT"/>
         </w:rPr>
@@ -14330,6 +15520,20 @@
       </w:r>
       <w:r>
         <w:rPr>
+          <w:lang w:val="pt_PT" w:bidi="pt_PT"/>
+        </w:rPr>
+        <w:t>כִּֽי־הִנֵּ֥ה</w:t>
+      </w:r>
+    </w:p>
+    <w:p>
+      <w:pPr/>
+      <w:r>
+        <w:rPr>
+          <w:lang w:val="pt_PT" w:bidi="pt_PT"/>
+        </w:rPr>
+      </w:r>
+      <w:r>
+        <w:rPr>
           <w:b/>
           <w:lang w:val="pt_PT" w:bidi="pt_PT"/>
         </w:rPr>
@@ -14413,6 +15617,20 @@
       </w:r>
       <w:r>
         <w:rPr>
+          <w:lang w:val="pt_PT" w:bidi="pt_PT"/>
+        </w:rPr>
+        <w:t>ה⁠סתו</w:t>
+      </w:r>
+    </w:p>
+    <w:p>
+      <w:pPr/>
+      <w:r>
+        <w:rPr>
+          <w:lang w:val="pt_PT" w:bidi="pt_PT"/>
+        </w:rPr>
+      </w:r>
+      <w:r>
+        <w:rPr>
           <w:b/>
           <w:lang w:val="pt_PT" w:bidi="pt_PT"/>
         </w:rPr>
@@ -14509,6 +15727,20 @@
       </w:r>
       <w:r>
         <w:rPr>
+          <w:lang w:val="pt_PT" w:bidi="pt_PT"/>
+        </w:rPr>
+        <w:t>ה⁠סתו עָבָ֑ר הַ⁠גֶּ֕שֶׁם חָלַ֖ף</w:t>
+      </w:r>
+    </w:p>
+    <w:p>
+      <w:pPr/>
+      <w:r>
+        <w:rPr>
+          <w:lang w:val="pt_PT" w:bidi="pt_PT"/>
+        </w:rPr>
+      </w:r>
+      <w:r>
+        <w:rPr>
           <w:b/>
           <w:lang w:val="pt_PT" w:bidi="pt_PT"/>
         </w:rPr>
@@ -14592,6 +15824,20 @@
       </w:r>
       <w:r>
         <w:rPr>
+          <w:lang w:val="pt_PT" w:bidi="pt_PT"/>
+        </w:rPr>
+        <w:t>עָבָ֑ר</w:t>
+      </w:r>
+    </w:p>
+    <w:p>
+      <w:pPr/>
+      <w:r>
+        <w:rPr>
+          <w:lang w:val="pt_PT" w:bidi="pt_PT"/>
+        </w:rPr>
+      </w:r>
+      <w:r>
+        <w:rPr>
           <w:b/>
           <w:lang w:val="pt_PT" w:bidi="pt_PT"/>
         </w:rPr>
@@ -14771,6 +16017,20 @@
       </w:r>
       <w:r>
         <w:rPr>
+          <w:lang w:val="pt_PT" w:bidi="pt_PT"/>
+        </w:rPr>
+        <w:t>חָלַ֖ף הָלַ֥ךְ לֽ⁠וֹ</w:t>
+      </w:r>
+    </w:p>
+    <w:p>
+      <w:pPr/>
+      <w:r>
+        <w:rPr>
+          <w:lang w:val="pt_PT" w:bidi="pt_PT"/>
+        </w:rPr>
+      </w:r>
+      <w:r>
+        <w:rPr>
           <w:b/>
           <w:lang w:val="pt_PT" w:bidi="pt_PT"/>
         </w:rPr>
@@ -14880,6 +16140,20 @@
       </w:r>
       <w:r>
         <w:rPr>
+          <w:lang w:val="pt_PT" w:bidi="pt_PT"/>
+        </w:rPr>
+        <w:t>בָ⁠אָ֔רֶץ</w:t>
+      </w:r>
+    </w:p>
+    <w:p>
+      <w:pPr/>
+      <w:r>
+        <w:rPr>
+          <w:lang w:val="pt_PT" w:bidi="pt_PT"/>
+        </w:rPr>
+      </w:r>
+      <w:r>
+        <w:rPr>
           <w:b/>
           <w:lang w:val="pt_PT" w:bidi="pt_PT"/>
         </w:rPr>
@@ -14943,6 +16217,20 @@
       </w:r>
       <w:r>
         <w:rPr>
+          <w:lang w:val="pt_PT" w:bidi="pt_PT"/>
+        </w:rPr>
+        <w:t>וְ⁠ק֥וֹל הַ⁠תּ֖וֹר נִשְׁמַ֥ע</w:t>
+      </w:r>
+    </w:p>
+    <w:p>
+      <w:pPr/>
+      <w:r>
+        <w:rPr>
+          <w:lang w:val="pt_PT" w:bidi="pt_PT"/>
+        </w:rPr>
+      </w:r>
+      <w:r>
+        <w:rPr>
           <w:b/>
           <w:lang w:val="pt_PT" w:bidi="pt_PT"/>
         </w:rPr>
@@ -15026,6 +16314,20 @@
       </w:r>
       <w:r>
         <w:rPr>
+          <w:lang w:val="pt_PT" w:bidi="pt_PT"/>
+        </w:rPr>
+        <w:t>הַ⁠תְּאֵנָה֙ חָֽנְטָ֣ה פַגֶּ֔י⁠הָ</w:t>
+      </w:r>
+    </w:p>
+    <w:p>
+      <w:pPr/>
+      <w:r>
+        <w:rPr>
+          <w:lang w:val="pt_PT" w:bidi="pt_PT"/>
+        </w:rPr>
+      </w:r>
+      <w:r>
+        <w:rPr>
           <w:b/>
           <w:lang w:val="pt_PT" w:bidi="pt_PT"/>
         </w:rPr>
@@ -15109,6 +16411,20 @@
       </w:r>
       <w:r>
         <w:rPr>
+          <w:lang w:val="pt_PT" w:bidi="pt_PT"/>
+        </w:rPr>
+        <w:t>וְ⁠הַ⁠גְּפָנִ֥ים ׀ סְמָדַ֖ר</w:t>
+      </w:r>
+    </w:p>
+    <w:p>
+      <w:pPr/>
+      <w:r>
+        <w:rPr>
+          <w:lang w:val="pt_PT" w:bidi="pt_PT"/>
+        </w:rPr>
+      </w:r>
+      <w:r>
+        <w:rPr>
           <w:b/>
           <w:lang w:val="pt_PT" w:bidi="pt_PT"/>
         </w:rPr>
@@ -15172,6 +16488,20 @@
       </w:r>
       <w:r>
         <w:rPr>
+          <w:lang w:val="pt_PT" w:bidi="pt_PT"/>
+        </w:rPr>
+        <w:t>נָ֣תְנוּ רֵ֑יחַ</w:t>
+      </w:r>
+    </w:p>
+    <w:p>
+      <w:pPr/>
+      <w:r>
+        <w:rPr>
+          <w:lang w:val="pt_PT" w:bidi="pt_PT"/>
+        </w:rPr>
+      </w:r>
+      <w:r>
+        <w:rPr>
           <w:b/>
           <w:lang w:val="pt_PT" w:bidi="pt_PT"/>
         </w:rPr>
@@ -15244,6 +16574,20 @@
         <w:rPr>
           <w:lang w:val="pt_PT" w:bidi="pt_PT"/>
         </w:rPr>
+      </w:r>
+    </w:p>
+    <w:p>
+      <w:pPr/>
+      <w:r>
+        <w:rPr>
+          <w:lang w:val="pt_PT" w:bidi="pt_PT"/>
+        </w:rPr>
+      </w:r>
+      <w:r>
+        <w:rPr>
+          <w:lang w:val="pt_PT" w:bidi="pt_PT"/>
+        </w:rPr>
+        <w:t>ק֥וּמִי לכי רַעְיָתִ֥⁠י יָפָתִ֖⁠י וּ⁠לְכִי־לָֽ⁠ךְ</w:t>
       </w:r>
     </w:p>
     <w:p>
@@ -15356,6 +16700,20 @@
       </w:r>
       <w:r>
         <w:rPr>
+          <w:lang w:val="pt_PT" w:bidi="pt_PT"/>
+        </w:rPr>
+        <w:t>יוֹנָתִ֞⁠י</w:t>
+      </w:r>
+    </w:p>
+    <w:p>
+      <w:pPr/>
+      <w:r>
+        <w:rPr>
+          <w:lang w:val="pt_PT" w:bidi="pt_PT"/>
+        </w:rPr>
+      </w:r>
+      <w:r>
+        <w:rPr>
           <w:b/>
           <w:lang w:val="pt_PT" w:bidi="pt_PT"/>
         </w:rPr>
@@ -15439,6 +16797,20 @@
       </w:r>
       <w:r>
         <w:rPr>
+          <w:lang w:val="pt_PT" w:bidi="pt_PT"/>
+        </w:rPr>
+        <w:t>יוֹנָתִ֞⁠י בְּ⁠חַגְוֵ֣י הַ⁠סֶּ֗לַע בְּ⁠סֵ֨תֶר֙ הַ⁠מַּדְרֵגָ֔ה</w:t>
+      </w:r>
+    </w:p>
+    <w:p>
+      <w:pPr/>
+      <w:r>
+        <w:rPr>
+          <w:lang w:val="pt_PT" w:bidi="pt_PT"/>
+        </w:rPr>
+      </w:r>
+      <w:r>
+        <w:rPr>
           <w:b/>
           <w:lang w:val="pt_PT" w:bidi="pt_PT"/>
         </w:rPr>
@@ -15535,6 +16907,20 @@
       </w:r>
       <w:r>
         <w:rPr>
+          <w:lang w:val="pt_PT" w:bidi="pt_PT"/>
+        </w:rPr>
+        <w:t>בְּ⁠חַגְוֵ֣י הַ⁠סֶּ֗לַע בְּ⁠סֵ֨תֶר֙ הַ⁠מַּדְרֵגָ֔ה</w:t>
+      </w:r>
+    </w:p>
+    <w:p>
+      <w:pPr/>
+      <w:r>
+        <w:rPr>
+          <w:lang w:val="pt_PT" w:bidi="pt_PT"/>
+        </w:rPr>
+      </w:r>
+      <w:r>
+        <w:rPr>
           <w:b/>
           <w:lang w:val="pt_PT" w:bidi="pt_PT"/>
         </w:rPr>
@@ -15681,6 +17067,20 @@
       </w:r>
       <w:r>
         <w:rPr>
+          <w:lang w:val="pt_PT" w:bidi="pt_PT"/>
+        </w:rPr>
+        <w:t>הַרְאִ֨י⁠נִי֙ אֶתּ־מַרְאַ֔יִ⁠ךְ הַשְׁמִיעִ֖י⁠נִי אֶת־קוֹלֵ֑⁠ךְ כִּי־קוֹלֵ֥⁠ךְ עָרֵ֖ב וּ⁠מַרְאֵ֥י⁠ךְ נָאוֶֽה</w:t>
+      </w:r>
+    </w:p>
+    <w:p>
+      <w:pPr/>
+      <w:r>
+        <w:rPr>
+          <w:lang w:val="pt_PT" w:bidi="pt_PT"/>
+        </w:rPr>
+      </w:r>
+      <w:r>
+        <w:rPr>
           <w:b/>
           <w:lang w:val="pt_PT" w:bidi="pt_PT"/>
         </w:rPr>
@@ -15764,6 +17164,20 @@
       </w:r>
       <w:r>
         <w:rPr>
+          <w:lang w:val="pt_PT" w:bidi="pt_PT"/>
+        </w:rPr>
+        <w:t>הַרְאִ֨י⁠נִי֙ אֶתּ־מַרְאַ֔יִ⁠ךְ הַשְׁמִיעִ֖י⁠נִי</w:t>
+      </w:r>
+    </w:p>
+    <w:p>
+      <w:pPr/>
+      <w:r>
+        <w:rPr>
+          <w:lang w:val="pt_PT" w:bidi="pt_PT"/>
+        </w:rPr>
+      </w:r>
+      <w:r>
+        <w:rPr>
           <w:b/>
           <w:lang w:val="pt_PT" w:bidi="pt_PT"/>
         </w:rPr>
@@ -15873,6 +17287,20 @@
       </w:r>
       <w:r>
         <w:rPr>
+          <w:lang w:val="pt_PT" w:bidi="pt_PT"/>
+        </w:rPr>
+        <w:t>קוֹלֵ֥⁠ךְ עָרֵ֖ב</w:t>
+      </w:r>
+    </w:p>
+    <w:p>
+      <w:pPr/>
+      <w:r>
+        <w:rPr>
+          <w:lang w:val="pt_PT" w:bidi="pt_PT"/>
+        </w:rPr>
+      </w:r>
+      <w:r>
+        <w:rPr>
           <w:b/>
           <w:lang w:val="pt_PT" w:bidi="pt_PT"/>
         </w:rPr>
@@ -15936,6 +17364,20 @@
       </w:r>
       <w:r>
         <w:rPr>
+          <w:lang w:val="pt_PT" w:bidi="pt_PT"/>
+        </w:rPr>
+        <w:t>אֶֽחֱזוּ־לָ֨⁠נוּ֙ שֽׁוּעָלִ֔ים שֽׁוּעָלִ֥ים קְטַנִּ֖ים מְחַבְּלִ֣ים כְּרָמִ֑ים וּ⁠כְרָמֵ֖י⁠נוּ סְמָדַֽר</w:t>
+      </w:r>
+    </w:p>
+    <w:p>
+      <w:pPr/>
+      <w:r>
+        <w:rPr>
+          <w:lang w:val="pt_PT" w:bidi="pt_PT"/>
+        </w:rPr>
+      </w:r>
+      <w:r>
+        <w:rPr>
           <w:b/>
           <w:lang w:val="pt_PT" w:bidi="pt_PT"/>
         </w:rPr>
@@ -16217,6 +17659,20 @@
       </w:r>
       <w:r>
         <w:rPr>
+          <w:lang w:val="pt_PT" w:bidi="pt_PT"/>
+        </w:rPr>
+        <w:t>לָ֨⁠נוּ֙ &amp; וּ⁠כְרָמֵ֖י⁠נוּ</w:t>
+      </w:r>
+    </w:p>
+    <w:p>
+      <w:pPr/>
+      <w:r>
+        <w:rPr>
+          <w:lang w:val="pt_PT" w:bidi="pt_PT"/>
+        </w:rPr>
+      </w:r>
+      <w:r>
+        <w:rPr>
           <w:b/>
           <w:lang w:val="pt_PT" w:bidi="pt_PT"/>
         </w:rPr>
@@ -16313,6 +17769,20 @@
       </w:r>
       <w:r>
         <w:rPr>
+          <w:lang w:val="pt_PT" w:bidi="pt_PT"/>
+        </w:rPr>
+        <w:t>וּ⁠כְרָמֵ֖י⁠נוּ סְמָדַֽר</w:t>
+      </w:r>
+    </w:p>
+    <w:p>
+      <w:pPr/>
+      <w:r>
+        <w:rPr>
+          <w:lang w:val="pt_PT" w:bidi="pt_PT"/>
+        </w:rPr>
+      </w:r>
+      <w:r>
+        <w:rPr>
           <w:b/>
           <w:lang w:val="pt_PT" w:bidi="pt_PT"/>
         </w:rPr>
@@ -16390,6 +17860,20 @@
       </w:r>
       <w:r>
         <w:rPr>
+          <w:lang w:val="pt_PT" w:bidi="pt_PT"/>
+        </w:rPr>
+        <w:t>דּוֹדִ֥⁠י לִ⁠י֙ וַ⁠אֲנִ֣י ל֔⁠וֹ</w:t>
+      </w:r>
+    </w:p>
+    <w:p>
+      <w:pPr/>
+      <w:r>
+        <w:rPr>
+          <w:lang w:val="pt_PT" w:bidi="pt_PT"/>
+        </w:rPr>
+      </w:r>
+      <w:r>
+        <w:rPr>
           <w:b/>
           <w:lang w:val="pt_PT" w:bidi="pt_PT"/>
         </w:rPr>
@@ -16553,6 +18037,20 @@
         <w:rPr>
           <w:lang w:val="pt_PT" w:bidi="pt_PT"/>
         </w:rPr>
+      </w:r>
+    </w:p>
+    <w:p>
+      <w:pPr/>
+      <w:r>
+        <w:rPr>
+          <w:lang w:val="pt_PT" w:bidi="pt_PT"/>
+        </w:rPr>
+      </w:r>
+      <w:r>
+        <w:rPr>
+          <w:lang w:val="pt_PT" w:bidi="pt_PT"/>
+        </w:rPr>
+        <w:t>הָ⁠רֹעֶ֖ה בַּ⁠שּׁוֹשַׁנִּֽים</w:t>
       </w:r>
     </w:p>
     <w:p>
@@ -16986,6 +18484,20 @@
       </w:r>
       <w:r>
         <w:rPr>
+          <w:lang w:val="pt_PT" w:bidi="pt_PT"/>
+        </w:rPr>
+        <w:t>וְ⁠נָ֖סוּ הַ⁠צְּלָלִ֑ים</w:t>
+      </w:r>
+    </w:p>
+    <w:p>
+      <w:pPr/>
+      <w:r>
+        <w:rPr>
+          <w:lang w:val="pt_PT" w:bidi="pt_PT"/>
+        </w:rPr>
+      </w:r>
+      <w:r>
+        <w:rPr>
           <w:b/>
           <w:lang w:val="pt_PT" w:bidi="pt_PT"/>
         </w:rPr>
@@ -17083,6 +18595,20 @@
       </w:r>
       <w:r>
         <w:rPr>
+          <w:lang w:val="pt_PT" w:bidi="pt_PT"/>
+        </w:rPr>
+        <w:t>סֹב֩ דְּמֵה־לְ⁠ךָ֨ דוֹדִ֜⁠י</w:t>
+      </w:r>
+    </w:p>
+    <w:p>
+      <w:pPr/>
+      <w:r>
+        <w:rPr>
+          <w:lang w:val="pt_PT" w:bidi="pt_PT"/>
+        </w:rPr>
+      </w:r>
+      <w:r>
+        <w:rPr>
           <w:b/>
           <w:lang w:val="pt_PT" w:bidi="pt_PT"/>
         </w:rPr>
@@ -17149,6 +18675,20 @@
         <w:rPr>
           <w:lang w:val="pt_PT" w:bidi="pt_PT"/>
         </w:rPr>
+      </w:r>
+    </w:p>
+    <w:p>
+      <w:pPr/>
+      <w:r>
+        <w:rPr>
+          <w:lang w:val="pt_PT" w:bidi="pt_PT"/>
+        </w:rPr>
+      </w:r>
+      <w:r>
+        <w:rPr>
+          <w:lang w:val="pt_PT" w:bidi="pt_PT"/>
+        </w:rPr>
+        <w:t>לִ⁠צְבִ֗י</w:t>
       </w:r>
     </w:p>
     <w:p>
@@ -17688,6 +19228,20 @@
       </w:r>
       <w:r>
         <w:rPr>
+          <w:lang w:val="pt_PT" w:bidi="pt_PT"/>
+        </w:rPr>
+        <w:t>בַּ⁠לֵּיל֔וֹת</w:t>
+      </w:r>
+    </w:p>
+    <w:p>
+      <w:pPr/>
+      <w:r>
+        <w:rPr>
+          <w:lang w:val="pt_PT" w:bidi="pt_PT"/>
+        </w:rPr>
+      </w:r>
+      <w:r>
+        <w:rPr>
           <w:b/>
           <w:lang w:val="pt_PT" w:bidi="pt_PT"/>
         </w:rPr>
@@ -17797,6 +19351,20 @@
       </w:r>
       <w:r>
         <w:rPr>
+          <w:lang w:val="pt_PT" w:bidi="pt_PT"/>
+        </w:rPr>
+        <w:t>בִּקַּ֕שְׁתִּי אֵ֥ת שֶׁ⁠אָהֲבָ֖ה נַפְשִׁ֑⁠י בִּקַּשְׁתִּ֖י⁠ו</w:t>
+      </w:r>
+    </w:p>
+    <w:p>
+      <w:pPr/>
+      <w:r>
+        <w:rPr>
+          <w:lang w:val="pt_PT" w:bidi="pt_PT"/>
+        </w:rPr>
+      </w:r>
+      <w:r>
+        <w:rPr>
           <w:b/>
           <w:lang w:val="pt_PT" w:bidi="pt_PT"/>
         </w:rPr>
@@ -17896,6 +19464,20 @@
         <w:rPr>
           <w:lang w:val="pt_PT" w:bidi="pt_PT"/>
         </w:rPr>
+      </w:r>
+    </w:p>
+    <w:p>
+      <w:pPr/>
+      <w:r>
+        <w:rPr>
+          <w:lang w:val="pt_PT" w:bidi="pt_PT"/>
+        </w:rPr>
+      </w:r>
+      <w:r>
+        <w:rPr>
+          <w:lang w:val="pt_PT" w:bidi="pt_PT"/>
+        </w:rPr>
+        <w:t>אֵ֥ת שֶׁ⁠אָהֲבָ֖ה נַפְשִׁ֑⁠י</w:t>
       </w:r>
     </w:p>
     <w:p>
@@ -18105,6 +19687,20 @@
       </w:r>
       <w:r>
         <w:rPr>
+          <w:lang w:val="pt_PT" w:bidi="pt_PT"/>
+        </w:rPr>
+        <w:t>וַ⁠אֲסוֹבְבָ֣ה בָ⁠עִ֗יר</w:t>
+      </w:r>
+    </w:p>
+    <w:p>
+      <w:pPr/>
+      <w:r>
+        <w:rPr>
+          <w:lang w:val="pt_PT" w:bidi="pt_PT"/>
+        </w:rPr>
+      </w:r>
+      <w:r>
+        <w:rPr>
           <w:b/>
           <w:lang w:val="pt_PT" w:bidi="pt_PT"/>
         </w:rPr>
@@ -18168,6 +19764,20 @@
       </w:r>
       <w:r>
         <w:rPr>
+          <w:lang w:val="pt_PT" w:bidi="pt_PT"/>
+        </w:rPr>
+        <w:t>וּ⁠בָ֣⁠רְחֹב֔וֹת</w:t>
+      </w:r>
+    </w:p>
+    <w:p>
+      <w:pPr/>
+      <w:r>
+        <w:rPr>
+          <w:lang w:val="pt_PT" w:bidi="pt_PT"/>
+        </w:rPr>
+      </w:r>
+      <w:r>
+        <w:rPr>
           <w:b/>
           <w:lang w:val="pt_PT" w:bidi="pt_PT"/>
         </w:rPr>
@@ -18264,6 +19874,20 @@
       </w:r>
       <w:r>
         <w:rPr>
+          <w:lang w:val="pt_PT" w:bidi="pt_PT"/>
+        </w:rPr>
+        <w:t>אֲבַקְשָׁ֕ה &amp; בִּקַּשְׁתִּ֖י⁠ו</w:t>
+      </w:r>
+    </w:p>
+    <w:p>
+      <w:pPr/>
+      <w:r>
+        <w:rPr>
+          <w:lang w:val="pt_PT" w:bidi="pt_PT"/>
+        </w:rPr>
+      </w:r>
+      <w:r>
+        <w:rPr>
           <w:b/>
           <w:lang w:val="pt_PT" w:bidi="pt_PT"/>
         </w:rPr>
@@ -18329,6 +19953,20 @@
         <w:rPr>
           <w:lang w:val="pt_PT" w:bidi="pt_PT"/>
         </w:rPr>
+      </w:r>
+    </w:p>
+    <w:p>
+      <w:pPr/>
+      <w:r>
+        <w:rPr>
+          <w:lang w:val="pt_PT" w:bidi="pt_PT"/>
+        </w:rPr>
+      </w:r>
+      <w:r>
+        <w:rPr>
+          <w:lang w:val="pt_PT" w:bidi="pt_PT"/>
+        </w:rPr>
+        <w:t>אֵ֥ת שֶׁ⁠אָהֲבָ֖ה נַפְשִׁ֑⁠י</w:t>
       </w:r>
     </w:p>
     <w:p>
@@ -18441,6 +20079,20 @@
       </w:r>
       <w:r>
         <w:rPr>
+          <w:lang w:val="pt_PT" w:bidi="pt_PT"/>
+        </w:rPr>
+        <w:t>הַ⁠שֹּׁ֣מְרִ֔ים</w:t>
+      </w:r>
+    </w:p>
+    <w:p>
+      <w:pPr/>
+      <w:r>
+        <w:rPr>
+          <w:lang w:val="pt_PT" w:bidi="pt_PT"/>
+        </w:rPr>
+      </w:r>
+      <w:r>
+        <w:rPr>
           <w:b/>
           <w:lang w:val="pt_PT" w:bidi="pt_PT"/>
         </w:rPr>
@@ -18622,6 +20274,20 @@
         <w:rPr>
           <w:lang w:val="pt_PT" w:bidi="pt_PT"/>
         </w:rPr>
+      </w:r>
+    </w:p>
+    <w:p>
+      <w:pPr/>
+      <w:r>
+        <w:rPr>
+          <w:lang w:val="pt_PT" w:bidi="pt_PT"/>
+        </w:rPr>
+      </w:r>
+      <w:r>
+        <w:rPr>
+          <w:lang w:val="pt_PT" w:bidi="pt_PT"/>
+        </w:rPr>
+        <w:t>אֵ֛ת שֶׁ⁠אָהֲבָ֥ה נַפְשִׁ֖⁠י</w:t>
       </w:r>
     </w:p>
     <w:p>
@@ -18734,6 +20400,20 @@
       </w:r>
       <w:r>
         <w:rPr>
+          <w:lang w:val="pt_PT" w:bidi="pt_PT"/>
+        </w:rPr>
+        <w:t>אֵ֛ת שֶׁ⁠אָהֲבָ֥ה נַפְשִׁ֖⁠י רְאִיתֶֽם</w:t>
+      </w:r>
+    </w:p>
+    <w:p>
+      <w:pPr/>
+      <w:r>
+        <w:rPr>
+          <w:lang w:val="pt_PT" w:bidi="pt_PT"/>
+        </w:rPr>
+      </w:r>
+      <w:r>
+        <w:rPr>
           <w:b/>
           <w:lang w:val="pt_PT" w:bidi="pt_PT"/>
         </w:rPr>
@@ -18797,6 +20477,20 @@
       </w:r>
       <w:r>
         <w:rPr>
+          <w:lang w:val="pt_PT" w:bidi="pt_PT"/>
+        </w:rPr>
+        <w:t>כִּ⁠מְעַט֙</w:t>
+      </w:r>
+    </w:p>
+    <w:p>
+      <w:pPr/>
+      <w:r>
+        <w:rPr>
+          <w:lang w:val="pt_PT" w:bidi="pt_PT"/>
+        </w:rPr>
+      </w:r>
+      <w:r>
+        <w:rPr>
           <w:b/>
           <w:lang w:val="pt_PT" w:bidi="pt_PT"/>
         </w:rPr>
@@ -18849,6 +20543,20 @@
         <w:rPr>
           <w:lang w:val="pt_PT" w:bidi="pt_PT"/>
         </w:rPr>
+      </w:r>
+    </w:p>
+    <w:p>
+      <w:pPr/>
+      <w:r>
+        <w:rPr>
+          <w:lang w:val="pt_PT" w:bidi="pt_PT"/>
+        </w:rPr>
+      </w:r>
+      <w:r>
+        <w:rPr>
+          <w:lang w:val="pt_PT" w:bidi="pt_PT"/>
+        </w:rPr>
+        <w:t>אֵ֥ת שֶׁ⁠אָהֲבָ֖ה נַפְשִׁ֑⁠י</w:t>
       </w:r>
     </w:p>
     <w:p>
@@ -18961,6 +20669,20 @@
       </w:r>
       <w:r>
         <w:rPr>
+          <w:lang w:val="pt_PT" w:bidi="pt_PT"/>
+        </w:rPr>
+        <w:t>שֶׁ֤⁠הֲבֵיאתִי⁠ו֙</w:t>
+      </w:r>
+    </w:p>
+    <w:p>
+      <w:pPr/>
+      <w:r>
+        <w:rPr>
+          <w:lang w:val="pt_PT" w:bidi="pt_PT"/>
+        </w:rPr>
+      </w:r>
+      <w:r>
+        <w:rPr>
           <w:b/>
           <w:lang w:val="pt_PT" w:bidi="pt_PT"/>
         </w:rPr>
@@ -19033,6 +20755,20 @@
         <w:rPr>
           <w:lang w:val="pt_PT" w:bidi="pt_PT"/>
         </w:rPr>
+      </w:r>
+    </w:p>
+    <w:p>
+      <w:pPr/>
+      <w:r>
+        <w:rPr>
+          <w:lang w:val="pt_PT" w:bidi="pt_PT"/>
+        </w:rPr>
+      </w:r>
+      <w:r>
+        <w:rPr>
+          <w:lang w:val="pt_PT" w:bidi="pt_PT"/>
+        </w:rPr>
+        <w:t>שֶׁ֤⁠הֲבֵיאתִי⁠ו֙ אֶל־בֵּ֣ית אִמִּ֔⁠י וְ⁠אֶל־חֶ֖דֶר הוֹרָתִֽ⁠י</w:t>
       </w:r>
     </w:p>
     <w:p>
@@ -19256,6 +20992,20 @@
       </w:r>
       <w:r>
         <w:rPr>
+          <w:lang w:val="pt_PT" w:bidi="pt_PT"/>
+        </w:rPr>
+        <w:t>מִ֣י זֹ֗את עֹלָה֙ מִן־הַ⁠מִּדְבָּ֔ר כְּ⁠תִֽימֲר֖וֹת עָשָׁ֑ן מְקֻטֶּ֤רֶת מוֹר֙ וּ⁠לְבוֹנָ֔ה מִ⁠כֹּ֖ל אַבְקַ֥ת רוֹכֵֽל</w:t>
+      </w:r>
+    </w:p>
+    <w:p>
+      <w:pPr/>
+      <w:r>
+        <w:rPr>
+          <w:lang w:val="pt_PT" w:bidi="pt_PT"/>
+        </w:rPr>
+      </w:r>
+      <w:r>
+        <w:rPr>
           <w:b/>
           <w:lang w:val="pt_PT" w:bidi="pt_PT"/>
         </w:rPr>
@@ -19366,6 +21116,20 @@
       </w:r>
       <w:r>
         <w:rPr>
+          <w:lang w:val="pt_PT" w:bidi="pt_PT"/>
+        </w:rPr>
+        <w:t>זֹ֗את עֹלָה֙ מִן־הַ⁠מִּדְבָּ֔ר</w:t>
+      </w:r>
+    </w:p>
+    <w:p>
+      <w:pPr/>
+      <w:r>
+        <w:rPr>
+          <w:lang w:val="pt_PT" w:bidi="pt_PT"/>
+        </w:rPr>
+      </w:r>
+      <w:r>
+        <w:rPr>
           <w:b/>
           <w:lang w:val="pt_PT" w:bidi="pt_PT"/>
         </w:rPr>
@@ -19598,6 +21362,20 @@
       </w:r>
       <w:r>
         <w:rPr>
+          <w:lang w:val="pt_PT" w:bidi="pt_PT"/>
+        </w:rPr>
+        <w:t>עֹלָה֙</w:t>
+      </w:r>
+    </w:p>
+    <w:p>
+      <w:pPr/>
+      <w:r>
+        <w:rPr>
+          <w:lang w:val="pt_PT" w:bidi="pt_PT"/>
+        </w:rPr>
+      </w:r>
+      <w:r>
+        <w:rPr>
           <w:b/>
           <w:lang w:val="pt_PT" w:bidi="pt_PT"/>
         </w:rPr>
@@ -19694,6 +21472,20 @@
       </w:r>
       <w:r>
         <w:rPr>
+          <w:lang w:val="pt_PT" w:bidi="pt_PT"/>
+        </w:rPr>
+        <w:t>כְּ⁠תִֽימֲר֖וֹת עָשָׁ֑ן מְקֻטֶּ֤רֶת מוֹר֙ וּ⁠לְבוֹנָ֔ה</w:t>
+      </w:r>
+    </w:p>
+    <w:p>
+      <w:pPr/>
+      <w:r>
+        <w:rPr>
+          <w:lang w:val="pt_PT" w:bidi="pt_PT"/>
+        </w:rPr>
+      </w:r>
+      <w:r>
+        <w:rPr>
           <w:b/>
           <w:lang w:val="pt_PT" w:bidi="pt_PT"/>
         </w:rPr>
@@ -19804,6 +21596,20 @@
       </w:r>
       <w:r>
         <w:rPr>
+          <w:lang w:val="pt_PT" w:bidi="pt_PT"/>
+        </w:rPr>
+        <w:t>כְּ⁠תִֽימֲר֖וֹת עָשָׁ֑ן מְקֻטֶּ֤רֶת מוֹר֙ וּ⁠לְבוֹנָ֔ה</w:t>
+      </w:r>
+    </w:p>
+    <w:p>
+      <w:pPr/>
+      <w:r>
+        <w:rPr>
+          <w:lang w:val="pt_PT" w:bidi="pt_PT"/>
+        </w:rPr>
+      </w:r>
+      <w:r>
+        <w:rPr>
           <w:b/>
           <w:lang w:val="pt_PT" w:bidi="pt_PT"/>
         </w:rPr>
@@ -19926,6 +21732,20 @@
       </w:r>
       <w:r>
         <w:rPr>
+          <w:lang w:val="pt_PT" w:bidi="pt_PT"/>
+        </w:rPr>
+        <w:t>מְקֻטֶּ֤רֶת</w:t>
+      </w:r>
+    </w:p>
+    <w:p>
+      <w:pPr/>
+      <w:r>
+        <w:rPr>
+          <w:lang w:val="pt_PT" w:bidi="pt_PT"/>
+        </w:rPr>
+      </w:r>
+      <w:r>
+        <w:rPr>
           <w:b/>
           <w:lang w:val="pt_PT" w:bidi="pt_PT"/>
         </w:rPr>
@@ -20009,6 +21829,20 @@
       </w:r>
       <w:r>
         <w:rPr>
+          <w:lang w:val="pt_PT" w:bidi="pt_PT"/>
+        </w:rPr>
+        <w:t>מוֹר֙</w:t>
+      </w:r>
+    </w:p>
+    <w:p>
+      <w:pPr/>
+      <w:r>
+        <w:rPr>
+          <w:lang w:val="pt_PT" w:bidi="pt_PT"/>
+        </w:rPr>
+      </w:r>
+      <w:r>
+        <w:rPr>
           <w:b/>
           <w:lang w:val="pt_PT" w:bidi="pt_PT"/>
         </w:rPr>
@@ -20072,6 +21906,20 @@
       </w:r>
       <w:r>
         <w:rPr>
+          <w:lang w:val="pt_PT" w:bidi="pt_PT"/>
+        </w:rPr>
+        <w:t>מִ⁠כֹּ֖ל אַבְקַ֥ת רוֹכֵֽל</w:t>
+      </w:r>
+    </w:p>
+    <w:p>
+      <w:pPr/>
+      <w:r>
+        <w:rPr>
+          <w:lang w:val="pt_PT" w:bidi="pt_PT"/>
+        </w:rPr>
+      </w:r>
+      <w:r>
+        <w:rPr>
           <w:b/>
           <w:lang w:val="pt_PT" w:bidi="pt_PT"/>
         </w:rPr>
@@ -20337,6 +22185,20 @@
       </w:r>
       <w:r>
         <w:rPr>
+          <w:lang w:val="pt_PT" w:bidi="pt_PT"/>
+        </w:rPr>
+        <w:t>מִטָּת⁠וֹ֙</w:t>
+      </w:r>
+    </w:p>
+    <w:p>
+      <w:pPr/>
+      <w:r>
+        <w:rPr>
+          <w:lang w:val="pt_PT" w:bidi="pt_PT"/>
+        </w:rPr>
+      </w:r>
+      <w:r>
+        <w:rPr>
           <w:b/>
           <w:lang w:val="pt_PT" w:bidi="pt_PT"/>
         </w:rPr>
@@ -20446,6 +22308,20 @@
       </w:r>
       <w:r>
         <w:rPr>
+          <w:lang w:val="pt_PT" w:bidi="pt_PT"/>
+        </w:rPr>
+        <w:t>מִטָּת⁠וֹ֙ שֶׁ⁠לִּ⁠שְׁלֹמֹ֔ה</w:t>
+      </w:r>
+    </w:p>
+    <w:p>
+      <w:pPr/>
+      <w:r>
+        <w:rPr>
+          <w:lang w:val="pt_PT" w:bidi="pt_PT"/>
+        </w:rPr>
+      </w:r>
+      <w:r>
+        <w:rPr>
           <w:b/>
           <w:lang w:val="pt_PT" w:bidi="pt_PT"/>
         </w:rPr>
@@ -20594,6 +22470,20 @@
       </w:r>
       <w:r>
         <w:rPr>
+          <w:lang w:val="pt_PT" w:bidi="pt_PT"/>
+        </w:rPr>
+        <w:t>מְלֻמְּדֵ֖י מִלְחָמָ֑ה</w:t>
+      </w:r>
+    </w:p>
+    <w:p>
+      <w:pPr/>
+      <w:r>
+        <w:rPr>
+          <w:lang w:val="pt_PT" w:bidi="pt_PT"/>
+        </w:rPr>
+      </w:r>
+      <w:r>
+        <w:rPr>
           <w:b/>
           <w:lang w:val="pt_PT" w:bidi="pt_PT"/>
         </w:rPr>
@@ -20657,6 +22547,20 @@
       </w:r>
       <w:r>
         <w:rPr>
+          <w:lang w:val="pt_PT" w:bidi="pt_PT"/>
+        </w:rPr>
+        <w:t>אִ֤ישׁ חַרְבּ⁠וֹ֙ עַל־יְרֵכ֔⁠וֹ מִ⁠פַּ֖חַד בַּ⁠לֵּילּֽוֹת</w:t>
+      </w:r>
+    </w:p>
+    <w:p>
+      <w:pPr/>
+      <w:r>
+        <w:rPr>
+          <w:lang w:val="pt_PT" w:bidi="pt_PT"/>
+        </w:rPr>
+      </w:r>
+      <w:r>
+        <w:rPr>
           <w:b/>
           <w:lang w:val="pt_PT" w:bidi="pt_PT"/>
         </w:rPr>
@@ -20878,6 +22782,20 @@
         <w:rPr>
           <w:lang w:val="pt_PT" w:bidi="pt_PT"/>
         </w:rPr>
+      </w:r>
+    </w:p>
+    <w:p>
+      <w:pPr/>
+      <w:r>
+        <w:rPr>
+          <w:lang w:val="pt_PT" w:bidi="pt_PT"/>
+        </w:rPr>
+      </w:r>
+      <w:r>
+        <w:rPr>
+          <w:lang w:val="pt_PT" w:bidi="pt_PT"/>
+        </w:rPr>
+        <w:t>אַפִּרְי֗וֹן</w:t>
       </w:r>
     </w:p>
     <w:p>
@@ -21060,6 +22978,20 @@
       </w:r>
       <w:r>
         <w:rPr>
+          <w:lang w:val="pt_PT" w:bidi="pt_PT"/>
+        </w:rPr>
+        <w:t>אַפִּרְי֗וֹן עָ֤שָׂה ל⁠וֹ֙ הַ⁠מֶּ֣לֶךְ שְׁלֹמֹ֔ה מֵ⁠עֲצֵ֖י הַ⁠לְּבָנֽוֹן</w:t>
+      </w:r>
+    </w:p>
+    <w:p>
+      <w:pPr/>
+      <w:r>
+        <w:rPr>
+          <w:lang w:val="pt_PT" w:bidi="pt_PT"/>
+        </w:rPr>
+      </w:r>
+      <w:r>
+        <w:rPr>
           <w:b/>
           <w:lang w:val="pt_PT" w:bidi="pt_PT"/>
         </w:rPr>
@@ -21220,6 +23152,20 @@
       </w:r>
       <w:r>
         <w:rPr>
+          <w:lang w:val="pt_PT" w:bidi="pt_PT"/>
+        </w:rPr>
+        <w:t>אַפִּרְי֗וֹן עָ֤שָׂה ל⁠וֹ֙ &amp; עַמּוּדָי⁠ו֙ עָ֣שָׂה כֶ֔סֶף</w:t>
+      </w:r>
+    </w:p>
+    <w:p>
+      <w:pPr/>
+      <w:r>
+        <w:rPr>
+          <w:lang w:val="pt_PT" w:bidi="pt_PT"/>
+        </w:rPr>
+      </w:r>
+      <w:r>
+        <w:rPr>
           <w:b/>
           <w:lang w:val="pt_PT" w:bidi="pt_PT"/>
         </w:rPr>
@@ -21596,6 +23542,20 @@
       </w:r>
       <w:r>
         <w:rPr>
+          <w:lang w:val="pt_PT" w:bidi="pt_PT"/>
+        </w:rPr>
+        <w:t>מֶרְכָּב֖⁠וֹ אַרְגָּמָ֑ן</w:t>
+      </w:r>
+    </w:p>
+    <w:p>
+      <w:pPr/>
+      <w:r>
+        <w:rPr>
+          <w:lang w:val="pt_PT" w:bidi="pt_PT"/>
+        </w:rPr>
+      </w:r>
+      <w:r>
+        <w:rPr>
           <w:b/>
           <w:lang w:val="pt_PT" w:bidi="pt_PT"/>
         </w:rPr>
@@ -21673,6 +23633,20 @@
       </w:r>
       <w:r>
         <w:rPr>
+          <w:lang w:val="pt_PT" w:bidi="pt_PT"/>
+        </w:rPr>
+        <w:t>תּוֹכ⁠וֹ֙ רָצ֣וּף אַהֲבָ֔ה מִ⁠בְּנ֖וֹת יְרוּשָׁלִָֽם</w:t>
+      </w:r>
+    </w:p>
+    <w:p>
+      <w:pPr/>
+      <w:r>
+        <w:rPr>
+          <w:lang w:val="pt_PT" w:bidi="pt_PT"/>
+        </w:rPr>
+      </w:r>
+      <w:r>
+        <w:rPr>
           <w:b/>
           <w:lang w:val="pt_PT" w:bidi="pt_PT"/>
         </w:rPr>
@@ -21841,6 +23815,20 @@
         <w:rPr>
           <w:lang w:val="pt_PT" w:bidi="pt_PT"/>
         </w:rPr>
+      </w:r>
+    </w:p>
+    <w:p>
+      <w:pPr/>
+      <w:r>
+        <w:rPr>
+          <w:lang w:val="pt_PT" w:bidi="pt_PT"/>
+        </w:rPr>
+      </w:r>
+      <w:r>
+        <w:rPr>
+          <w:lang w:val="pt_PT" w:bidi="pt_PT"/>
+        </w:rPr>
+        <w:t>תּוֹכ⁠וֹ֙ רָצ֣וּף אַהֲבָ֔ה מִ⁠בְּנ֖וֹת יְרוּשָׁלִָֽם</w:t>
       </w:r>
     </w:p>
     <w:p>
@@ -22029,6 +24017,20 @@
       </w:r>
       <w:r>
         <w:rPr>
+          <w:lang w:val="pt_PT" w:bidi="pt_PT"/>
+        </w:rPr>
+        <w:t>צְאֶ֧ינָה</w:t>
+      </w:r>
+    </w:p>
+    <w:p>
+      <w:pPr/>
+      <w:r>
+        <w:rPr>
+          <w:lang w:val="pt_PT" w:bidi="pt_PT"/>
+        </w:rPr>
+      </w:r>
+      <w:r>
+        <w:rPr>
           <w:b/>
           <w:lang w:val="pt_PT" w:bidi="pt_PT"/>
         </w:rPr>
@@ -22114,6 +24116,20 @@
         <w:rPr>
           <w:lang w:val="pt_PT" w:bidi="pt_PT"/>
         </w:rPr>
+      </w:r>
+    </w:p>
+    <w:p>
+      <w:pPr/>
+      <w:r>
+        <w:rPr>
+          <w:lang w:val="pt_PT" w:bidi="pt_PT"/>
+        </w:rPr>
+      </w:r>
+      <w:r>
+        <w:rPr>
+          <w:lang w:val="pt_PT" w:bidi="pt_PT"/>
+        </w:rPr>
+        <w:t>בְּנ֥וֹת צִיּ֖וֹן</w:t>
       </w:r>
     </w:p>
     <w:p>
@@ -22268,6 +24284,20 @@
       </w:r>
       <w:r>
         <w:rPr>
+          <w:lang w:val="pt_PT" w:bidi="pt_PT"/>
+        </w:rPr>
+        <w:t>בְּ⁠י֣וֹם חֲתֻנָּת֔⁠וֹ וּ⁠בְ⁠י֖וֹם שִׂמְחַ֥ת לִבּֽ⁠וֹ</w:t>
+      </w:r>
+    </w:p>
+    <w:p>
+      <w:pPr/>
+      <w:r>
+        <w:rPr>
+          <w:lang w:val="pt_PT" w:bidi="pt_PT"/>
+        </w:rPr>
+      </w:r>
+      <w:r>
+        <w:rPr>
           <w:b/>
           <w:lang w:val="pt_PT" w:bidi="pt_PT"/>
         </w:rPr>
@@ -22340,6 +24370,20 @@
         <w:rPr>
           <w:lang w:val="pt_PT" w:bidi="pt_PT"/>
         </w:rPr>
+      </w:r>
+    </w:p>
+    <w:p>
+      <w:pPr/>
+      <w:r>
+        <w:rPr>
+          <w:lang w:val="pt_PT" w:bidi="pt_PT"/>
+        </w:rPr>
+      </w:r>
+      <w:r>
+        <w:rPr>
+          <w:lang w:val="pt_PT" w:bidi="pt_PT"/>
+        </w:rPr>
+        <w:t>וּ⁠בְ⁠י֖וֹם שִׂמְחַ֥ת לִבּֽ⁠וֹ</w:t>
       </w:r>
     </w:p>
     <w:p>
@@ -23233,6 +25277,20 @@
       </w:r>
       <w:r>
         <w:rPr>
+          <w:lang w:val="pt_PT" w:bidi="pt_PT"/>
+        </w:rPr>
+        <w:t>שַׂעְרֵ⁠ךְ֙ כְּ⁠עֵ֣דֶר הָֽ⁠עִזִּ֔ים שֶׁ⁠גָּלְשׁ֖וּ מֵ⁠הַ֥ר גִּלְעָֽד</w:t>
+      </w:r>
+    </w:p>
+    <w:p>
+      <w:pPr/>
+      <w:r>
+        <w:rPr>
+          <w:lang w:val="pt_PT" w:bidi="pt_PT"/>
+        </w:rPr>
+      </w:r>
+      <w:r>
+        <w:rPr>
           <w:b/>
           <w:lang w:val="pt_PT" w:bidi="pt_PT"/>
         </w:rPr>
@@ -23466,6 +25524,20 @@
       </w:r>
       <w:r>
         <w:rPr>
+          <w:lang w:val="pt_PT" w:bidi="pt_PT"/>
+        </w:rPr>
+        <w:t>הַ⁠קְּצוּב֔וֹת</w:t>
+      </w:r>
+    </w:p>
+    <w:p>
+      <w:pPr/>
+      <w:r>
+        <w:rPr>
+          <w:lang w:val="pt_PT" w:bidi="pt_PT"/>
+        </w:rPr>
+      </w:r>
+      <w:r>
+        <w:rPr>
           <w:b/>
           <w:lang w:val="pt_PT" w:bidi="pt_PT"/>
         </w:rPr>
@@ -23563,6 +25635,20 @@
       </w:r>
       <w:r>
         <w:rPr>
+          <w:lang w:val="pt_PT" w:bidi="pt_PT"/>
+        </w:rPr>
+        <w:t>מַתְאִימ֔וֹת</w:t>
+      </w:r>
+    </w:p>
+    <w:p>
+      <w:pPr/>
+      <w:r>
+        <w:rPr>
+          <w:lang w:val="pt_PT" w:bidi="pt_PT"/>
+        </w:rPr>
+      </w:r>
+      <w:r>
+        <w:rPr>
           <w:b/>
           <w:lang w:val="pt_PT" w:bidi="pt_PT"/>
         </w:rPr>
@@ -23770,6 +25856,20 @@
       </w:r>
       <w:r>
         <w:rPr>
+          <w:lang w:val="pt_PT" w:bidi="pt_PT"/>
+        </w:rPr>
+        <w:t>וְ⁠שַׁכֻּלָ֖ה אֵ֥ין בָּ⁠הֶֽם</w:t>
+      </w:r>
+    </w:p>
+    <w:p>
+      <w:pPr/>
+      <w:r>
+        <w:rPr>
+          <w:lang w:val="pt_PT" w:bidi="pt_PT"/>
+        </w:rPr>
+      </w:r>
+      <w:r>
+        <w:rPr>
           <w:b/>
           <w:lang w:val="pt_PT" w:bidi="pt_PT"/>
         </w:rPr>
@@ -23944,6 +26044,20 @@
       </w:r>
       <w:r>
         <w:rPr>
+          <w:lang w:val="pt_PT" w:bidi="pt_PT"/>
+        </w:rPr>
+        <w:t>כְּ⁠פֶ֤לַח הָֽ⁠רִמּוֹן֙ רַקָּתֵ֔⁠ךְ</w:t>
+      </w:r>
+    </w:p>
+    <w:p>
+      <w:pPr/>
+      <w:r>
+        <w:rPr>
+          <w:lang w:val="pt_PT" w:bidi="pt_PT"/>
+        </w:rPr>
+      </w:r>
+      <w:r>
+        <w:rPr>
           <w:b/>
           <w:lang w:val="pt_PT" w:bidi="pt_PT"/>
         </w:rPr>
@@ -24029,6 +26143,20 @@
         <w:rPr>
           <w:lang w:val="pt_PT" w:bidi="pt_PT"/>
         </w:rPr>
+      </w:r>
+    </w:p>
+    <w:p>
+      <w:pPr/>
+      <w:r>
+        <w:rPr>
+          <w:lang w:val="pt_PT" w:bidi="pt_PT"/>
+        </w:rPr>
+      </w:r>
+      <w:r>
+        <w:rPr>
+          <w:lang w:val="pt_PT" w:bidi="pt_PT"/>
+        </w:rPr>
+        <w:t>כְּ⁠פֶ֤לַח הָֽ⁠רִמּוֹן֙ רַקָּתֵ֔⁠ךְ</w:t>
       </w:r>
     </w:p>
     <w:p>
@@ -24244,6 +26372,20 @@
       </w:r>
       <w:r>
         <w:rPr>
+          <w:lang w:val="pt_PT" w:bidi="pt_PT"/>
+        </w:rPr>
+        <w:t>כְּ⁠מִגְדַּ֤ל דָּוִיד֙ צַוָּארֵ֔⁠ךְ בָּנ֖וּי לְ⁠תַלְפִּיּ֑וֹת</w:t>
+      </w:r>
+    </w:p>
+    <w:p>
+      <w:pPr/>
+      <w:r>
+        <w:rPr>
+          <w:lang w:val="pt_PT" w:bidi="pt_PT"/>
+        </w:rPr>
+      </w:r>
+      <w:r>
+        <w:rPr>
           <w:b/>
           <w:lang w:val="pt_PT" w:bidi="pt_PT"/>
         </w:rPr>
@@ -24367,6 +26509,20 @@
       </w:r>
       <w:r>
         <w:rPr>
+          <w:lang w:val="pt_PT" w:bidi="pt_PT"/>
+        </w:rPr>
+        <w:t>כְּ⁠מִגְדַּ֤ל דָּוִיד֙</w:t>
+      </w:r>
+    </w:p>
+    <w:p>
+      <w:pPr/>
+      <w:r>
+        <w:rPr>
+          <w:lang w:val="pt_PT" w:bidi="pt_PT"/>
+        </w:rPr>
+      </w:r>
+      <w:r>
+        <w:rPr>
           <w:b/>
           <w:lang w:val="pt_PT" w:bidi="pt_PT"/>
         </w:rPr>
@@ -24463,6 +26619,20 @@
       </w:r>
       <w:r>
         <w:rPr>
+          <w:lang w:val="pt_PT" w:bidi="pt_PT"/>
+        </w:rPr>
+        <w:t>כְּ⁠מִגְדַּ֤ל דָּוִיד֙ צַוָּארֵ֔⁠ךְ בָּנ֖וּי לְ⁠תַלְפִּיּ֑וֹת</w:t>
+      </w:r>
+    </w:p>
+    <w:p>
+      <w:pPr/>
+      <w:r>
+        <w:rPr>
+          <w:lang w:val="pt_PT" w:bidi="pt_PT"/>
+        </w:rPr>
+      </w:r>
+      <w:r>
+        <w:rPr>
           <w:b/>
           <w:lang w:val="pt_PT" w:bidi="pt_PT"/>
         </w:rPr>
@@ -24546,6 +26716,20 @@
       </w:r>
       <w:r>
         <w:rPr>
+          <w:lang w:val="pt_PT" w:bidi="pt_PT"/>
+        </w:rPr>
+        <w:t>בָּנ֖וּי לְ⁠תַלְפִּיּ֑וֹת</w:t>
+      </w:r>
+    </w:p>
+    <w:p>
+      <w:pPr/>
+      <w:r>
+        <w:rPr>
+          <w:lang w:val="pt_PT" w:bidi="pt_PT"/>
+        </w:rPr>
+      </w:r>
+      <w:r>
+        <w:rPr>
           <w:b/>
           <w:lang w:val="pt_PT" w:bidi="pt_PT"/>
         </w:rPr>
@@ -24623,6 +26807,20 @@
       </w:r>
       <w:r>
         <w:rPr>
+          <w:lang w:val="pt_PT" w:bidi="pt_PT"/>
+        </w:rPr>
+        <w:t>אֶ֤לֶף הַ⁠מָּגֵן֙ תָּל֣וּי עָלָ֔י⁠ו כֹּ֖ל שִׁלְטֵ֥י הַ⁠גִּבּוֹרִֽים</w:t>
+      </w:r>
+    </w:p>
+    <w:p>
+      <w:pPr/>
+      <w:r>
+        <w:rPr>
+          <w:lang w:val="pt_PT" w:bidi="pt_PT"/>
+        </w:rPr>
+      </w:r>
+      <w:r>
+        <w:rPr>
           <w:b/>
           <w:lang w:val="pt_PT" w:bidi="pt_PT"/>
         </w:rPr>
@@ -24759,6 +26957,20 @@
       </w:r>
       <w:r>
         <w:rPr>
+          <w:lang w:val="pt_PT" w:bidi="pt_PT"/>
+        </w:rPr>
+        <w:t>אֶ֤לֶף</w:t>
+      </w:r>
+    </w:p>
+    <w:p>
+      <w:pPr/>
+      <w:r>
+        <w:rPr>
+          <w:lang w:val="pt_PT" w:bidi="pt_PT"/>
+        </w:rPr>
+      </w:r>
+      <w:r>
+        <w:rPr>
           <w:b/>
           <w:lang w:val="pt_PT" w:bidi="pt_PT"/>
         </w:rPr>
@@ -24844,6 +27056,20 @@
         <w:rPr>
           <w:lang w:val="pt_PT" w:bidi="pt_PT"/>
         </w:rPr>
+      </w:r>
+    </w:p>
+    <w:p>
+      <w:pPr/>
+      <w:r>
+        <w:rPr>
+          <w:lang w:val="pt_PT" w:bidi="pt_PT"/>
+        </w:rPr>
+      </w:r>
+      <w:r>
+        <w:rPr>
+          <w:lang w:val="pt_PT" w:bidi="pt_PT"/>
+        </w:rPr>
+        <w:t>אֶ֤לֶף הַ⁠מָּגֵן֙ תָּל֣וּי עָלָ֔י⁠ו כֹּ֖ל שִׁלְטֵ֥י הַ⁠גִּבּוֹרִֽים</w:t>
       </w:r>
     </w:p>
     <w:p>
@@ -25356,6 +27582,20 @@
       </w:r>
       <w:r>
         <w:rPr>
+          <w:lang w:val="pt_PT" w:bidi="pt_PT"/>
+        </w:rPr>
+        <w:t>עַ֤ד שֶׁ⁠יָּפ֨וּחַ֙ הַ⁠יּ֔וֹם וְ⁠נָ֖סוּ הַ⁠צְּלָלִ֑ים</w:t>
+      </w:r>
+    </w:p>
+    <w:p>
+      <w:pPr/>
+      <w:r>
+        <w:rPr>
+          <w:lang w:val="pt_PT" w:bidi="pt_PT"/>
+        </w:rPr>
+      </w:r>
+      <w:r>
+        <w:rPr>
           <w:b/>
           <w:lang w:val="pt_PT" w:bidi="pt_PT"/>
         </w:rPr>
@@ -25484,6 +27724,20 @@
       </w:r>
       <w:r>
         <w:rPr>
+          <w:lang w:val="pt_PT" w:bidi="pt_PT"/>
+        </w:rPr>
+        <w:t>אֵ֤לֶךְ לִ⁠י֙</w:t>
+      </w:r>
+    </w:p>
+    <w:p>
+      <w:pPr/>
+      <w:r>
+        <w:rPr>
+          <w:lang w:val="pt_PT" w:bidi="pt_PT"/>
+        </w:rPr>
+      </w:r>
+      <w:r>
+        <w:rPr>
           <w:b/>
           <w:lang w:val="pt_PT" w:bidi="pt_PT"/>
         </w:rPr>
@@ -25817,6 +28071,20 @@
       </w:r>
       <w:r>
         <w:rPr>
+          <w:lang w:val="pt_PT" w:bidi="pt_PT"/>
+        </w:rPr>
+        <w:t>כֻּלָּ֤⁠ךְ יָפָה֙</w:t>
+      </w:r>
+    </w:p>
+    <w:p>
+      <w:pPr/>
+      <w:r>
+        <w:rPr>
+          <w:lang w:val="pt_PT" w:bidi="pt_PT"/>
+        </w:rPr>
+      </w:r>
+      <w:r>
+        <w:rPr>
           <w:b/>
           <w:lang w:val="pt_PT" w:bidi="pt_PT"/>
         </w:rPr>
@@ -25991,6 +28259,20 @@
       </w:r>
       <w:r>
         <w:rPr>
+          <w:lang w:val="pt_PT" w:bidi="pt_PT"/>
+        </w:rPr>
+        <w:t>אִתִּ֤⁠י &amp; תָּב֑וֹאִי</w:t>
+      </w:r>
+    </w:p>
+    <w:p>
+      <w:pPr/>
+      <w:r>
+        <w:rPr>
+          <w:lang w:val="pt_PT" w:bidi="pt_PT"/>
+        </w:rPr>
+      </w:r>
+      <w:r>
+        <w:rPr>
           <w:b/>
           <w:lang w:val="pt_PT" w:bidi="pt_PT"/>
         </w:rPr>
@@ -26305,6 +28587,20 @@
       </w:r>
       <w:r>
         <w:rPr>
+          <w:lang w:val="pt_PT" w:bidi="pt_PT"/>
+        </w:rPr>
+        <w:t>מִ⁠מְּעֹנ֣וֹת אֲרָי֔וֹת מֵֽ⁠הַרְרֵ֖י נְמֵרִֽים</w:t>
+      </w:r>
+    </w:p>
+    <w:p>
+      <w:pPr/>
+      <w:r>
+        <w:rPr>
+          <w:lang w:val="pt_PT" w:bidi="pt_PT"/>
+        </w:rPr>
+      </w:r>
+      <w:r>
+        <w:rPr>
           <w:b/>
           <w:lang w:val="pt_PT" w:bidi="pt_PT"/>
         </w:rPr>
@@ -26402,6 +28698,20 @@
       </w:r>
       <w:r>
         <w:rPr>
+          <w:lang w:val="pt_PT" w:bidi="pt_PT"/>
+        </w:rPr>
+        <w:t>לִבַּבְתִּ֖⁠נִי אֲחֹתִ֣⁠י כַלָּ֑ה לִבַּבְתִּ֨י⁠נִי֙</w:t>
+      </w:r>
+    </w:p>
+    <w:p>
+      <w:pPr/>
+      <w:r>
+        <w:rPr>
+          <w:lang w:val="pt_PT" w:bidi="pt_PT"/>
+        </w:rPr>
+      </w:r>
+      <w:r>
+        <w:rPr>
           <w:b/>
           <w:lang w:val="pt_PT" w:bidi="pt_PT"/>
         </w:rPr>
@@ -26512,6 +28822,20 @@
       </w:r>
       <w:r>
         <w:rPr>
+          <w:lang w:val="pt_PT" w:bidi="pt_PT"/>
+        </w:rPr>
+        <w:t>לִבַּבְתִּ֖⁠נִי &amp; לִבַּבְתִּ֨י⁠נִי֙</w:t>
+      </w:r>
+    </w:p>
+    <w:p>
+      <w:pPr/>
+      <w:r>
+        <w:rPr>
+          <w:lang w:val="pt_PT" w:bidi="pt_PT"/>
+        </w:rPr>
+      </w:r>
+      <w:r>
+        <w:rPr>
           <w:b/>
           <w:lang w:val="pt_PT" w:bidi="pt_PT"/>
         </w:rPr>
@@ -26759,6 +29083,20 @@
         <w:rPr>
           <w:lang w:val="pt_PT" w:bidi="pt_PT"/>
         </w:rPr>
+      </w:r>
+    </w:p>
+    <w:p>
+      <w:pPr/>
+      <w:r>
+        <w:rPr>
+          <w:lang w:val="pt_PT" w:bidi="pt_PT"/>
+        </w:rPr>
+      </w:r>
+      <w:r>
+        <w:rPr>
+          <w:lang w:val="pt_PT" w:bidi="pt_PT"/>
+        </w:rPr>
+        <w:t>מַה &amp; מַה</w:t>
       </w:r>
     </w:p>
     <w:p>
@@ -26987,6 +29325,20 @@
       </w:r>
       <w:r>
         <w:rPr>
+          <w:lang w:val="pt_PT" w:bidi="pt_PT"/>
+        </w:rPr>
+        <w:t>מַה־יָּפ֥וּ דֹדַ֖יִ⁠ךְ אֲחֹתִ֣⁠י כַלָּ֑ה מַה־טֹּ֤בוּ דֹדַ֨יִ⁠ךְ֙ מִ⁠יַּ֔יִן</w:t>
+      </w:r>
+    </w:p>
+    <w:p>
+      <w:pPr/>
+      <w:r>
+        <w:rPr>
+          <w:lang w:val="pt_PT" w:bidi="pt_PT"/>
+        </w:rPr>
+      </w:r>
+      <w:r>
+        <w:rPr>
           <w:b/>
           <w:lang w:val="pt_PT" w:bidi="pt_PT"/>
         </w:rPr>
@@ -27208,6 +29560,20 @@
       </w:r>
       <w:r>
         <w:rPr>
+          <w:lang w:val="pt_PT" w:bidi="pt_PT"/>
+        </w:rPr>
+        <w:t>שְׁמָנַ֖יִ⁠ךְ</w:t>
+      </w:r>
+    </w:p>
+    <w:p>
+      <w:pPr/>
+      <w:r>
+        <w:rPr>
+          <w:lang w:val="pt_PT" w:bidi="pt_PT"/>
+        </w:rPr>
+      </w:r>
+      <w:r>
+        <w:rPr>
           <w:b/>
           <w:lang w:val="pt_PT" w:bidi="pt_PT"/>
         </w:rPr>
@@ -27402,6 +29768,20 @@
       </w:r>
       <w:r>
         <w:rPr>
+          <w:lang w:val="pt_PT" w:bidi="pt_PT"/>
+        </w:rPr>
+        <w:t>נֹ֛פֶת תִּטֹּ֥פְנָה שִׂפְתוֹתַ֖יִ⁠ךְ</w:t>
+      </w:r>
+    </w:p>
+    <w:p>
+      <w:pPr/>
+      <w:r>
+        <w:rPr>
+          <w:lang w:val="pt_PT" w:bidi="pt_PT"/>
+        </w:rPr>
+      </w:r>
+      <w:r>
+        <w:rPr>
           <w:b/>
           <w:lang w:val="pt_PT" w:bidi="pt_PT"/>
         </w:rPr>
@@ -27538,6 +29918,20 @@
       </w:r>
       <w:r>
         <w:rPr>
+          <w:lang w:val="pt_PT" w:bidi="pt_PT"/>
+        </w:rPr>
+        <w:t>נֹ֛פֶת</w:t>
+      </w:r>
+    </w:p>
+    <w:p>
+      <w:pPr/>
+      <w:r>
+        <w:rPr>
+          <w:lang w:val="pt_PT" w:bidi="pt_PT"/>
+        </w:rPr>
+      </w:r>
+      <w:r>
+        <w:rPr>
           <w:b/>
           <w:lang w:val="pt_PT" w:bidi="pt_PT"/>
         </w:rPr>
@@ -27647,6 +30041,20 @@
       </w:r>
       <w:r>
         <w:rPr>
+          <w:lang w:val="pt_PT" w:bidi="pt_PT"/>
+        </w:rPr>
+        <w:t>דְּבַ֤שׁ וְ⁠חָלָב֙ תַּ֣חַת לְשׁוֹנֵ֔⁠ךְ</w:t>
+      </w:r>
+    </w:p>
+    <w:p>
+      <w:pPr/>
+      <w:r>
+        <w:rPr>
+          <w:lang w:val="pt_PT" w:bidi="pt_PT"/>
+        </w:rPr>
+      </w:r>
+      <w:r>
+        <w:rPr>
           <w:b/>
           <w:lang w:val="pt_PT" w:bidi="pt_PT"/>
         </w:rPr>
@@ -27744,6 +30152,20 @@
       </w:r>
       <w:r>
         <w:rPr>
+          <w:lang w:val="pt_PT" w:bidi="pt_PT"/>
+        </w:rPr>
+        <w:t>וְ⁠רֵ֥יחַ שַׂלְמֹתַ֖יִ⁠ךְ כְּ⁠רֵ֥יחַ לְבָנֽוֹן</w:t>
+      </w:r>
+    </w:p>
+    <w:p>
+      <w:pPr/>
+      <w:r>
+        <w:rPr>
+          <w:lang w:val="pt_PT" w:bidi="pt_PT"/>
+        </w:rPr>
+      </w:r>
+      <w:r>
+        <w:rPr>
           <w:b/>
           <w:lang w:val="pt_PT" w:bidi="pt_PT"/>
         </w:rPr>
@@ -27861,6 +30283,20 @@
       </w:r>
       <w:r>
         <w:rPr>
+          <w:lang w:val="pt_PT" w:bidi="pt_PT"/>
+        </w:rPr>
+        <w:t>גַּ֥ן ׀ נָע֖וּל אֲחֹתִ֣⁠י כַלָּ֑ה גַּ֥ל נָע֖וּל מַעְיָ֥ן חָתֽוּם</w:t>
+      </w:r>
+    </w:p>
+    <w:p>
+      <w:pPr/>
+      <w:r>
+        <w:rPr>
+          <w:lang w:val="pt_PT" w:bidi="pt_PT"/>
+        </w:rPr>
+      </w:r>
+      <w:r>
+        <w:rPr>
           <w:b/>
           <w:lang w:val="pt_PT" w:bidi="pt_PT"/>
         </w:rPr>
@@ -27947,6 +30383,20 @@
         <w:rPr>
           <w:lang w:val="pt_PT" w:bidi="pt_PT"/>
         </w:rPr>
+      </w:r>
+    </w:p>
+    <w:p>
+      <w:pPr/>
+      <w:r>
+        <w:rPr>
+          <w:lang w:val="pt_PT" w:bidi="pt_PT"/>
+        </w:rPr>
+      </w:r>
+      <w:r>
+        <w:rPr>
+          <w:lang w:val="pt_PT" w:bidi="pt_PT"/>
+        </w:rPr>
+        <w:t>גַּ֥ן ׀ נָע֖וּל אֲחֹתִ֣⁠י כַלָּ֑ה</w:t>
       </w:r>
     </w:p>
     <w:p>
@@ -28318,6 +30768,20 @@
       </w:r>
       <w:r>
         <w:rPr>
+          <w:lang w:val="pt_PT" w:bidi="pt_PT"/>
+        </w:rPr>
+        <w:t>גַּ֥ל נָע֖וּל מַעְיָ֥ן חָתֽוּם</w:t>
+      </w:r>
+    </w:p>
+    <w:p>
+      <w:pPr/>
+      <w:r>
+        <w:rPr>
+          <w:lang w:val="pt_PT" w:bidi="pt_PT"/>
+        </w:rPr>
+      </w:r>
+      <w:r>
+        <w:rPr>
           <w:b/>
           <w:lang w:val="pt_PT" w:bidi="pt_PT"/>
         </w:rPr>
@@ -28480,6 +30944,20 @@
       </w:r>
       <w:r>
         <w:rPr>
+          <w:lang w:val="pt_PT" w:bidi="pt_PT"/>
+        </w:rPr>
+        <w:t>גַּ֥ל נָע֖וּל מַעְיָ֥ן חָתֽוּם</w:t>
+      </w:r>
+    </w:p>
+    <w:p>
+      <w:pPr/>
+      <w:r>
+        <w:rPr>
+          <w:lang w:val="pt_PT" w:bidi="pt_PT"/>
+        </w:rPr>
+      </w:r>
+      <w:r>
+        <w:rPr>
           <w:b/>
           <w:lang w:val="pt_PT" w:bidi="pt_PT"/>
         </w:rPr>
@@ -28676,6 +31154,20 @@
         <w:rPr>
           <w:lang w:val="pt_PT" w:bidi="pt_PT"/>
         </w:rPr>
+      </w:r>
+    </w:p>
+    <w:p>
+      <w:pPr/>
+      <w:r>
+        <w:rPr>
+          <w:lang w:val="pt_PT" w:bidi="pt_PT"/>
+        </w:rPr>
+      </w:r>
+      <w:r>
+        <w:rPr>
+          <w:lang w:val="pt_PT" w:bidi="pt_PT"/>
+        </w:rPr>
+        <w:t>שְׁלָחַ֨יִ⁠ךְ֙ פַּרְדֵּ֣ס רִמּוֹנִ֔ים עִ֖ם פְּרִ֣י מְגָדִ֑ים כְּפָרִ֖ים עִם־נְרָדִֽים׃ נֵ֣רְדְּ ׀ וְ⁠כַרְכֹּ֗ם קָנֶה֙ וְ⁠קִנָּמ֔וֹן עִ֖ם כָּל־עֲצֵ֣י לְבוֹנָ֑ה מֹ֚ר וַ⁠אֲהָל֔וֹת עִ֖ם כָּל־רָאשֵׁ֥י בְשָׂמִֽים</w:t>
       </w:r>
     </w:p>
     <w:p>
@@ -28833,6 +31325,20 @@
       </w:r>
       <w:r>
         <w:rPr>
+          <w:lang w:val="pt_PT" w:bidi="pt_PT"/>
+        </w:rPr>
+        <w:t>שְׁלָחַ֨יִ⁠ךְ֙ פַּרְדֵּ֣ס רִמּוֹנִ֔ים עִ֖ם פְּרִ֣י מְגָדִ֑ים כְּפָרִ֖ים עִם־נְרָדִֽים׃ נֵ֣רְדְּ ׀ וְ⁠כַרְכֹּ֗ם קָנֶה֙ וְ⁠קִנָּמ֔וֹן עִ֖ם כָּל־עֲצֵ֣י לְבוֹנָ֑ה מֹ֚ר וַ⁠אֲהָל֔וֹת עִ֖ם כָּל־רָאשֵׁ֥י בְשָׂמִֽים</w:t>
+      </w:r>
+    </w:p>
+    <w:p>
+      <w:pPr/>
+      <w:r>
+        <w:rPr>
+          <w:lang w:val="pt_PT" w:bidi="pt_PT"/>
+        </w:rPr>
+      </w:r>
+      <w:r>
+        <w:rPr>
           <w:b/>
           <w:lang w:val="pt_PT" w:bidi="pt_PT"/>
         </w:rPr>
@@ -29082,6 +31588,20 @@
       </w:r>
       <w:r>
         <w:rPr>
+          <w:lang w:val="pt_PT" w:bidi="pt_PT"/>
+        </w:rPr>
+        <w:t>וְ⁠כַרְכֹּ֗ם קָנֶה֙ וְ⁠קִנָּמ֔וֹן &amp; וַ⁠אֲהָל֔וֹת</w:t>
+      </w:r>
+    </w:p>
+    <w:p>
+      <w:pPr/>
+      <w:r>
+        <w:rPr>
+          <w:lang w:val="pt_PT" w:bidi="pt_PT"/>
+        </w:rPr>
+      </w:r>
+      <w:r>
+        <w:rPr>
           <w:b/>
           <w:lang w:val="pt_PT" w:bidi="pt_PT"/>
         </w:rPr>
@@ -29245,6 +31765,20 @@
         <w:rPr>
           <w:lang w:val="pt_PT" w:bidi="pt_PT"/>
         </w:rPr>
+      </w:r>
+    </w:p>
+    <w:p>
+      <w:pPr/>
+      <w:r>
+        <w:rPr>
+          <w:lang w:val="pt_PT" w:bidi="pt_PT"/>
+        </w:rPr>
+      </w:r>
+      <w:r>
+        <w:rPr>
+          <w:lang w:val="pt_PT" w:bidi="pt_PT"/>
+        </w:rPr>
+        <w:t>מַעְיַ֣ן גַּנִּ֔ים בְּאֵ֖ר מַ֣יִם חַיִּ֑ים וְ⁠נֹזְלִ֖ים מִן־לְבָנֽוֹן</w:t>
       </w:r>
     </w:p>
     <w:p>
@@ -29433,6 +31967,20 @@
       </w:r>
       <w:r>
         <w:rPr>
+          <w:lang w:val="pt_PT" w:bidi="pt_PT"/>
+        </w:rPr>
+        <w:t>מַעְיַ֣ן גַּנִּ֔ים</w:t>
+      </w:r>
+    </w:p>
+    <w:p>
+      <w:pPr/>
+      <w:r>
+        <w:rPr>
+          <w:lang w:val="pt_PT" w:bidi="pt_PT"/>
+        </w:rPr>
+      </w:r>
+      <w:r>
+        <w:rPr>
           <w:b/>
           <w:lang w:val="pt_PT" w:bidi="pt_PT"/>
         </w:rPr>
@@ -29543,6 +32091,20 @@
       </w:r>
       <w:r>
         <w:rPr>
+          <w:lang w:val="pt_PT" w:bidi="pt_PT"/>
+        </w:rPr>
+        <w:t>מַעְיַ֣ן גַּנִּ֔ים</w:t>
+      </w:r>
+    </w:p>
+    <w:p>
+      <w:pPr/>
+      <w:r>
+        <w:rPr>
+          <w:lang w:val="pt_PT" w:bidi="pt_PT"/>
+        </w:rPr>
+      </w:r>
+      <w:r>
+        <w:rPr>
           <w:b/>
           <w:lang w:val="pt_PT" w:bidi="pt_PT"/>
         </w:rPr>
@@ -29653,6 +32215,20 @@
       </w:r>
       <w:r>
         <w:rPr>
+          <w:lang w:val="pt_PT" w:bidi="pt_PT"/>
+        </w:rPr>
+        <w:t>מַ֣יִם חַיִּ֑ים</w:t>
+      </w:r>
+    </w:p>
+    <w:p>
+      <w:pPr/>
+      <w:r>
+        <w:rPr>
+          <w:lang w:val="pt_PT" w:bidi="pt_PT"/>
+        </w:rPr>
+      </w:r>
+      <w:r>
+        <w:rPr>
           <w:b/>
           <w:lang w:val="pt_PT" w:bidi="pt_PT"/>
         </w:rPr>
@@ -29736,6 +32312,20 @@
       </w:r>
       <w:r>
         <w:rPr>
+          <w:lang w:val="pt_PT" w:bidi="pt_PT"/>
+        </w:rPr>
+        <w:t>ע֤וּרִי צָפוֹן֙ וּ⁠ב֣וֹאִי תֵימָ֔ן הָפִ֥יחִי גַנִּ֖⁠י יִזְּל֣וּ בְשָׂמָ֑י⁠ו</w:t>
+      </w:r>
+    </w:p>
+    <w:p>
+      <w:pPr/>
+      <w:r>
+        <w:rPr>
+          <w:lang w:val="pt_PT" w:bidi="pt_PT"/>
+        </w:rPr>
+      </w:r>
+      <w:r>
+        <w:rPr>
           <w:b/>
           <w:lang w:val="pt_PT" w:bidi="pt_PT"/>
         </w:rPr>
@@ -29846,6 +32436,20 @@
       </w:r>
       <w:r>
         <w:rPr>
+          <w:lang w:val="pt_PT" w:bidi="pt_PT"/>
+        </w:rPr>
+        <w:t>וּ⁠ב֣וֹאִי &amp; יָבֹ֤א דוֹדִ⁠י֙</w:t>
+      </w:r>
+    </w:p>
+    <w:p>
+      <w:pPr/>
+      <w:r>
+        <w:rPr>
+          <w:lang w:val="pt_PT" w:bidi="pt_PT"/>
+        </w:rPr>
+      </w:r>
+      <w:r>
+        <w:rPr>
           <w:b/>
           <w:lang w:val="pt_PT" w:bidi="pt_PT"/>
         </w:rPr>
@@ -29945,6 +32549,20 @@
         <w:rPr>
           <w:lang w:val="pt_PT" w:bidi="pt_PT"/>
         </w:rPr>
+      </w:r>
+    </w:p>
+    <w:p>
+      <w:pPr/>
+      <w:r>
+        <w:rPr>
+          <w:lang w:val="pt_PT" w:bidi="pt_PT"/>
+        </w:rPr>
+      </w:r>
+      <w:r>
+        <w:rPr>
+          <w:lang w:val="pt_PT" w:bidi="pt_PT"/>
+        </w:rPr>
+        <w:t>ע֤וּרִי צָפוֹן֙ וּ⁠ב֣וֹאִי תֵימָ֔ן הָפִ֥יחִי גַנִּ֖⁠י יִזְּל֣וּ בְשָׂמָ֑י⁠ו יָבֹ֤א דוֹדִ⁠י֙ לְ⁠גַנּ֔⁠וֹ וְ⁠יֹאכַ֖ל פְּרִ֥י מְגָדָֽי⁠ו</w:t>
       </w:r>
     </w:p>
     <w:p>
@@ -30229,6 +32847,20 @@
       </w:r>
       <w:r>
         <w:rPr>
+          <w:lang w:val="pt_PT" w:bidi="pt_PT"/>
+        </w:rPr>
+        <w:t>יִזְּל֣וּ בְשָׂמָ֑י⁠ו</w:t>
+      </w:r>
+    </w:p>
+    <w:p>
+      <w:pPr/>
+      <w:r>
+        <w:rPr>
+          <w:lang w:val="pt_PT" w:bidi="pt_PT"/>
+        </w:rPr>
+      </w:r>
+      <w:r>
+        <w:rPr>
           <w:b/>
           <w:lang w:val="pt_PT" w:bidi="pt_PT"/>
         </w:rPr>
@@ -30627,6 +33259,20 @@
       </w:r>
       <w:r>
         <w:rPr>
+          <w:lang w:val="pt_PT" w:bidi="pt_PT"/>
+        </w:rPr>
+        <w:t>בָּ֣אתִי לְ⁠גַנִּ⁠י֮ אֲחֹתִ֣⁠י כַלָּה֒ אָרִ֤יתִי מוֹרִ⁠י֙ עִם־בְּשָׂמִ֔⁠י אָכַ֤לְתִּי יַעְרִ⁠י֙ עִם־דִּבְשִׁ֔⁠י שָׁתִ֥יתִי יֵינִ֖⁠י עִם־חֲלָבִ֑⁠י</w:t>
+      </w:r>
+    </w:p>
+    <w:p>
+      <w:pPr/>
+      <w:r>
+        <w:rPr>
+          <w:lang w:val="pt_PT" w:bidi="pt_PT"/>
+        </w:rPr>
+      </w:r>
+      <w:r>
+        <w:rPr>
           <w:b/>
           <w:lang w:val="pt_PT" w:bidi="pt_PT"/>
         </w:rPr>
@@ -30799,6 +33445,20 @@
       </w:r>
       <w:r>
         <w:rPr>
+          <w:lang w:val="pt_PT" w:bidi="pt_PT"/>
+        </w:rPr>
+        <w:t>בָּ֣אתִי לְ⁠גַנִּ⁠י֮ אֲחֹתִ֣⁠י כַלָּה֒ אָרִ֤יתִי מוֹרִ⁠י֙ עִם־בְּשָׂמִ֔⁠י אָכַ֤לְתִּי יַעְרִ⁠י֙ עִם־דִּבְשִׁ֔⁠י שָׁתִ֥יתִי יֵינִ֖⁠י עִם־חֲלָבִ֑⁠י</w:t>
+      </w:r>
+    </w:p>
+    <w:p>
+      <w:pPr/>
+      <w:r>
+        <w:rPr>
+          <w:lang w:val="pt_PT" w:bidi="pt_PT"/>
+        </w:rPr>
+      </w:r>
+      <w:r>
+        <w:rPr>
           <w:b/>
           <w:lang w:val="pt_PT" w:bidi="pt_PT"/>
         </w:rPr>
@@ -30896,6 +33556,20 @@
       </w:r>
       <w:r>
         <w:rPr>
+          <w:lang w:val="pt_PT" w:bidi="pt_PT"/>
+        </w:rPr>
+        <w:t>בָּ֣אתִי</w:t>
+      </w:r>
+    </w:p>
+    <w:p>
+      <w:pPr/>
+      <w:r>
+        <w:rPr>
+          <w:lang w:val="pt_PT" w:bidi="pt_PT"/>
+        </w:rPr>
+      </w:r>
+      <w:r>
+        <w:rPr>
           <w:b/>
           <w:lang w:val="pt_PT" w:bidi="pt_PT"/>
         </w:rPr>
@@ -30981,6 +33655,20 @@
         <w:rPr>
           <w:lang w:val="pt_PT" w:bidi="pt_PT"/>
         </w:rPr>
+      </w:r>
+    </w:p>
+    <w:p>
+      <w:pPr/>
+      <w:r>
+        <w:rPr>
+          <w:lang w:val="pt_PT" w:bidi="pt_PT"/>
+        </w:rPr>
+      </w:r>
+      <w:r>
+        <w:rPr>
+          <w:lang w:val="pt_PT" w:bidi="pt_PT"/>
+        </w:rPr>
+        <w:t>בָּ֣אתִי לְ⁠גַנִּ⁠י֮ אֲחֹתִ֣⁠י כַלָּה֒</w:t>
       </w:r>
     </w:p>
     <w:p>
@@ -31203,6 +33891,20 @@
       </w:r>
       <w:r>
         <w:rPr>
+          <w:lang w:val="pt_PT" w:bidi="pt_PT"/>
+        </w:rPr>
+        <w:t>אִכְל֣וּ רֵעִ֔ים שְׁת֥וּ וְ⁠שִׁכְר֖וּ דּוֹדִֽים</w:t>
+      </w:r>
+    </w:p>
+    <w:p>
+      <w:pPr/>
+      <w:r>
+        <w:rPr>
+          <w:lang w:val="pt_PT" w:bidi="pt_PT"/>
+        </w:rPr>
+      </w:r>
+      <w:r>
+        <w:rPr>
           <w:b/>
           <w:lang w:val="pt_PT" w:bidi="pt_PT"/>
         </w:rPr>
@@ -31436,6 +34138,20 @@
       </w:r>
       <w:r>
         <w:rPr>
+          <w:lang w:val="pt_PT" w:bidi="pt_PT"/>
+        </w:rPr>
+        <w:t>אֲנִ֥י יְשֵׁנָ֖ה וְ⁠לִבִּ֣⁠י עֵ֑ר</w:t>
+      </w:r>
+    </w:p>
+    <w:p>
+      <w:pPr/>
+      <w:r>
+        <w:rPr>
+          <w:lang w:val="pt_PT" w:bidi="pt_PT"/>
+        </w:rPr>
+      </w:r>
+      <w:r>
+        <w:rPr>
           <w:b/>
           <w:lang w:val="pt_PT" w:bidi="pt_PT"/>
         </w:rPr>
@@ -31585,6 +34301,20 @@
       </w:r>
       <w:r>
         <w:rPr>
+          <w:lang w:val="pt_PT" w:bidi="pt_PT"/>
+        </w:rPr>
+        <w:t>ק֣וֹל ׀ דּוֹדִ֣⁠י דוֹפֵ֗ק</w:t>
+      </w:r>
+    </w:p>
+    <w:p>
+      <w:pPr/>
+      <w:r>
+        <w:rPr>
+          <w:lang w:val="pt_PT" w:bidi="pt_PT"/>
+        </w:rPr>
+      </w:r>
+      <w:r>
+        <w:rPr>
           <w:b/>
           <w:lang w:val="pt_PT" w:bidi="pt_PT"/>
         </w:rPr>
@@ -31651,6 +34381,20 @@
         <w:rPr>
           <w:lang w:val="pt_PT" w:bidi="pt_PT"/>
         </w:rPr>
+      </w:r>
+    </w:p>
+    <w:p>
+      <w:pPr/>
+      <w:r>
+        <w:rPr>
+          <w:lang w:val="pt_PT" w:bidi="pt_PT"/>
+        </w:rPr>
+      </w:r>
+      <w:r>
+        <w:rPr>
+          <w:lang w:val="pt_PT" w:bidi="pt_PT"/>
+        </w:rPr>
+        <w:t>דּוֹדִ֣⁠י</w:t>
       </w:r>
     </w:p>
     <w:p>
@@ -32236,6 +34980,20 @@
       </w:r>
       <w:r>
         <w:rPr>
+          <w:lang w:val="pt_PT" w:bidi="pt_PT"/>
+        </w:rPr>
+        <w:t>פָּשַׁ֨טְתִּי֙ אֶת־כֻּתָּנְתִּ֔⁠י אֵיכָ֖כָה אֶלְבָּשֶׁ֑⁠נָּה רָחַ֥צְתִּי אֶת־רַגְלַ֖⁠י אֵיכָ֥כָה אֲטַנְּפֵֽ⁠ם</w:t>
+      </w:r>
+    </w:p>
+    <w:p>
+      <w:pPr/>
+      <w:r>
+        <w:rPr>
+          <w:lang w:val="pt_PT" w:bidi="pt_PT"/>
+        </w:rPr>
+      </w:r>
+      <w:r>
+        <w:rPr>
           <w:b/>
           <w:lang w:val="pt_PT" w:bidi="pt_PT"/>
         </w:rPr>
@@ -32322,6 +35080,20 @@
         <w:rPr>
           <w:lang w:val="pt_PT" w:bidi="pt_PT"/>
         </w:rPr>
+      </w:r>
+    </w:p>
+    <w:p>
+      <w:pPr/>
+      <w:r>
+        <w:rPr>
+          <w:lang w:val="pt_PT" w:bidi="pt_PT"/>
+        </w:rPr>
+      </w:r>
+      <w:r>
+        <w:rPr>
+          <w:lang w:val="pt_PT" w:bidi="pt_PT"/>
+        </w:rPr>
+        <w:t>אֵיכָ֖כָה אֶלְבָּשֶׁ֑⁠נָּה רָחַ֥צְתִּי אֶת־רַגְלַ֖⁠י אֵיכָ֥כָה אֲטַנְּפֵֽ⁠ם</w:t>
       </w:r>
     </w:p>
     <w:p>
@@ -32524,6 +35296,20 @@
       </w:r>
       <w:r>
         <w:rPr>
+          <w:lang w:val="pt_PT" w:bidi="pt_PT"/>
+        </w:rPr>
+        <w:t>וּ⁠מֵעַ֖⁠י הָמ֥וּ עָלָֽי⁠ו</w:t>
+      </w:r>
+    </w:p>
+    <w:p>
+      <w:pPr/>
+      <w:r>
+        <w:rPr>
+          <w:lang w:val="pt_PT" w:bidi="pt_PT"/>
+        </w:rPr>
+      </w:r>
+      <w:r>
+        <w:rPr>
           <w:b/>
           <w:lang w:val="pt_PT" w:bidi="pt_PT"/>
         </w:rPr>
@@ -32770,6 +35556,20 @@
       </w:r>
       <w:r>
         <w:rPr>
+          <w:lang w:val="pt_PT" w:bidi="pt_PT"/>
+        </w:rPr>
+        <w:t>וְ⁠יָדַ֣⁠י נָֽטְפוּ־מ֗וֹר וְ⁠אֶצְבְּעֹתַ⁠י֙ מ֣וֹר עֹבֵ֔ר</w:t>
+      </w:r>
+    </w:p>
+    <w:p>
+      <w:pPr/>
+      <w:r>
+        <w:rPr>
+          <w:lang w:val="pt_PT" w:bidi="pt_PT"/>
+        </w:rPr>
+      </w:r>
+      <w:r>
+        <w:rPr>
           <w:b/>
           <w:lang w:val="pt_PT" w:bidi="pt_PT"/>
         </w:rPr>
@@ -32869,6 +35669,20 @@
         <w:rPr>
           <w:lang w:val="pt_PT" w:bidi="pt_PT"/>
         </w:rPr>
+      </w:r>
+    </w:p>
+    <w:p>
+      <w:pPr/>
+      <w:r>
+        <w:rPr>
+          <w:lang w:val="pt_PT" w:bidi="pt_PT"/>
+        </w:rPr>
+      </w:r>
+      <w:r>
+        <w:rPr>
+          <w:lang w:val="pt_PT" w:bidi="pt_PT"/>
+        </w:rPr>
+        <w:t>מ֣וֹר עֹבֵ֔ר</w:t>
       </w:r>
     </w:p>
     <w:p>
@@ -33140,6 +35954,20 @@
       </w:r>
       <w:r>
         <w:rPr>
+          <w:lang w:val="pt_PT" w:bidi="pt_PT"/>
+        </w:rPr>
+        <w:t>עָבָ֑ר</w:t>
+      </w:r>
+    </w:p>
+    <w:p>
+      <w:pPr/>
+      <w:r>
+        <w:rPr>
+          <w:lang w:val="pt_PT" w:bidi="pt_PT"/>
+        </w:rPr>
+      </w:r>
+      <w:r>
+        <w:rPr>
           <w:b/>
           <w:lang w:val="pt_PT" w:bidi="pt_PT"/>
         </w:rPr>
@@ -33250,6 +36078,20 @@
       </w:r>
       <w:r>
         <w:rPr>
+          <w:lang w:val="pt_PT" w:bidi="pt_PT"/>
+        </w:rPr>
+        <w:t>נַפְשִׁ⁠י֙ יָֽצְאָ֣ה</w:t>
+      </w:r>
+    </w:p>
+    <w:p>
+      <w:pPr/>
+      <w:r>
+        <w:rPr>
+          <w:lang w:val="pt_PT" w:bidi="pt_PT"/>
+        </w:rPr>
+      </w:r>
+      <w:r>
+        <w:rPr>
           <w:b/>
           <w:lang w:val="pt_PT" w:bidi="pt_PT"/>
         </w:rPr>
@@ -33360,6 +36202,20 @@
       </w:r>
       <w:r>
         <w:rPr>
+          <w:lang w:val="pt_PT" w:bidi="pt_PT"/>
+        </w:rPr>
+        <w:t>נַפְשִׁ⁠י֙ יָֽצְאָ֣ה</w:t>
+      </w:r>
+    </w:p>
+    <w:p>
+      <w:pPr/>
+      <w:r>
+        <w:rPr>
+          <w:lang w:val="pt_PT" w:bidi="pt_PT"/>
+        </w:rPr>
+      </w:r>
+      <w:r>
+        <w:rPr>
           <w:b/>
           <w:lang w:val="pt_PT" w:bidi="pt_PT"/>
         </w:rPr>
@@ -33470,6 +36326,20 @@
       </w:r>
       <w:r>
         <w:rPr>
+          <w:lang w:val="pt_PT" w:bidi="pt_PT"/>
+        </w:rPr>
+        <w:t>בְ⁠דַבְּר֔⁠וֹ</w:t>
+      </w:r>
+    </w:p>
+    <w:p>
+      <w:pPr/>
+      <w:r>
+        <w:rPr>
+          <w:lang w:val="pt_PT" w:bidi="pt_PT"/>
+        </w:rPr>
+      </w:r>
+      <w:r>
+        <w:rPr>
           <w:b/>
           <w:lang w:val="pt_PT" w:bidi="pt_PT"/>
         </w:rPr>
@@ -33646,6 +36516,20 @@
         <w:rPr>
           <w:lang w:val="pt_PT" w:bidi="pt_PT"/>
         </w:rPr>
+      </w:r>
+    </w:p>
+    <w:p>
+      <w:pPr/>
+      <w:r>
+        <w:rPr>
+          <w:lang w:val="pt_PT" w:bidi="pt_PT"/>
+        </w:rPr>
+      </w:r>
+      <w:r>
+        <w:rPr>
+          <w:lang w:val="pt_PT" w:bidi="pt_PT"/>
+        </w:rPr>
+        <w:t>מְצָאֻ֧⁠נִי הַ⁠שֹּׁמְרִ֛ים הַ⁠סֹּבְבִ֥ים בָּ⁠עִ֖יר</w:t>
       </w:r>
     </w:p>
     <w:p>
@@ -33785,6 +36669,20 @@
       </w:r>
       <w:r>
         <w:rPr>
+          <w:lang w:val="pt_PT" w:bidi="pt_PT"/>
+        </w:rPr>
+        <w:t>הִכּ֣וּ⁠נִי פְצָע֑וּ⁠נִי נָשְׂא֤וּ אֶת־רְדִידִ⁠י֙ מֵֽ⁠עָלַ֔⁠י שֹׁמְרֵ֖י הַ⁠חֹמֽוֹת</w:t>
+      </w:r>
+    </w:p>
+    <w:p>
+      <w:pPr/>
+      <w:r>
+        <w:rPr>
+          <w:lang w:val="pt_PT" w:bidi="pt_PT"/>
+        </w:rPr>
+      </w:r>
+      <w:r>
+        <w:rPr>
           <w:b/>
           <w:lang w:val="pt_PT" w:bidi="pt_PT"/>
         </w:rPr>
@@ -33882,6 +36780,20 @@
       </w:r>
       <w:r>
         <w:rPr>
+          <w:lang w:val="pt_PT" w:bidi="pt_PT"/>
+        </w:rPr>
+        <w:t>הִכּ֣וּ⁠נִי פְצָע֑וּ⁠נִי</w:t>
+      </w:r>
+    </w:p>
+    <w:p>
+      <w:pPr/>
+      <w:r>
+        <w:rPr>
+          <w:lang w:val="pt_PT" w:bidi="pt_PT"/>
+        </w:rPr>
+      </w:r>
+      <w:r>
+        <w:rPr>
           <w:b/>
           <w:lang w:val="pt_PT" w:bidi="pt_PT"/>
         </w:rPr>
@@ -34005,6 +36917,20 @@
       </w:r>
       <w:r>
         <w:rPr>
+          <w:lang w:val="pt_PT" w:bidi="pt_PT"/>
+        </w:rPr>
+        <w:t>אֶת־רְדִידִ⁠י֙</w:t>
+      </w:r>
+    </w:p>
+    <w:p>
+      <w:pPr/>
+      <w:r>
+        <w:rPr>
+          <w:lang w:val="pt_PT" w:bidi="pt_PT"/>
+        </w:rPr>
+      </w:r>
+      <w:r>
+        <w:rPr>
           <w:b/>
           <w:lang w:val="pt_PT" w:bidi="pt_PT"/>
         </w:rPr>
@@ -34097,6 +37023,20 @@
         <w:rPr>
           <w:lang w:val="pt_PT" w:bidi="pt_PT"/>
         </w:rPr>
+      </w:r>
+    </w:p>
+    <w:p>
+      <w:pPr/>
+      <w:r>
+        <w:rPr>
+          <w:lang w:val="pt_PT" w:bidi="pt_PT"/>
+        </w:rPr>
+      </w:r>
+      <w:r>
+        <w:rPr>
+          <w:lang w:val="pt_PT" w:bidi="pt_PT"/>
+        </w:rPr>
+        <w:t>שֹׁמְרֵ֖י הַ⁠חֹמֽוֹת</w:t>
       </w:r>
     </w:p>
     <w:p>
@@ -34467,6 +37407,20 @@
       </w:r>
       <w:r>
         <w:rPr>
+          <w:lang w:val="pt_PT" w:bidi="pt_PT"/>
+        </w:rPr>
+        <w:t>שֶׁ⁠חוֹלַ֥ת אַהֲבָ֖ה אָֽנִי</w:t>
+      </w:r>
+    </w:p>
+    <w:p>
+      <w:pPr/>
+      <w:r>
+        <w:rPr>
+          <w:lang w:val="pt_PT" w:bidi="pt_PT"/>
+        </w:rPr>
+      </w:r>
+      <w:r>
+        <w:rPr>
           <w:b/>
           <w:lang w:val="pt_PT" w:bidi="pt_PT"/>
         </w:rPr>
@@ -34550,6 +37504,20 @@
       </w:r>
       <w:r>
         <w:rPr>
+          <w:lang w:val="pt_PT" w:bidi="pt_PT"/>
+        </w:rPr>
+        <w:t>מַה־דּוֹדֵ֣⁠ךְ מִ⁠דּ֔וֹד הַ⁠יָּפָ֖ה בַּ⁠נָּשִׁ֑ים מַה־דּוֹדֵ֣⁠ךְ מִ⁠דּ֔וֹד שֶׁ⁠כָּ֖כָה הִשְׁבַּעְתָּֽ⁠נוּ</w:t>
+      </w:r>
+    </w:p>
+    <w:p>
+      <w:pPr/>
+      <w:r>
+        <w:rPr>
+          <w:lang w:val="pt_PT" w:bidi="pt_PT"/>
+        </w:rPr>
+      </w:r>
+      <w:r>
+        <w:rPr>
           <w:b/>
           <w:lang w:val="pt_PT" w:bidi="pt_PT"/>
         </w:rPr>
@@ -34646,6 +37614,20 @@
       </w:r>
       <w:r>
         <w:rPr>
+          <w:lang w:val="pt_PT" w:bidi="pt_PT"/>
+        </w:rPr>
+        <w:t>מַה־דּוֹדֵ֣⁠ךְ מִ⁠דּ֔וֹד</w:t>
+      </w:r>
+    </w:p>
+    <w:p>
+      <w:pPr/>
+      <w:r>
+        <w:rPr>
+          <w:lang w:val="pt_PT" w:bidi="pt_PT"/>
+        </w:rPr>
+      </w:r>
+      <w:r>
+        <w:rPr>
           <w:b/>
           <w:lang w:val="pt_PT" w:bidi="pt_PT"/>
         </w:rPr>
@@ -34698,6 +37680,20 @@
         <w:rPr>
           <w:lang w:val="pt_PT" w:bidi="pt_PT"/>
         </w:rPr>
+      </w:r>
+    </w:p>
+    <w:p>
+      <w:pPr/>
+      <w:r>
+        <w:rPr>
+          <w:lang w:val="pt_PT" w:bidi="pt_PT"/>
+        </w:rPr>
+      </w:r>
+      <w:r>
+        <w:rPr>
+          <w:lang w:val="pt_PT" w:bidi="pt_PT"/>
+        </w:rPr>
+        <w:t>מַה־דּוֹדֵ֣⁠ךְ מִ⁠דּ֔וֹד הַ⁠יָּפָ֖ה בַּ⁠נָּשִׁ֑ים</w:t>
       </w:r>
     </w:p>
     <w:p>
@@ -34886,6 +37882,20 @@
       </w:r>
       <w:r>
         <w:rPr>
+          <w:lang w:val="pt_PT" w:bidi="pt_PT"/>
+        </w:rPr>
+        <w:t>שֶׁ⁠כָּ֖כָה הִשְׁבַּעְתָּֽ⁠נוּ</w:t>
+      </w:r>
+    </w:p>
+    <w:p>
+      <w:pPr/>
+      <w:r>
+        <w:rPr>
+          <w:lang w:val="pt_PT" w:bidi="pt_PT"/>
+        </w:rPr>
+      </w:r>
+      <w:r>
+        <w:rPr>
           <w:b/>
           <w:lang w:val="pt_PT" w:bidi="pt_PT"/>
         </w:rPr>
@@ -34949,6 +37959,20 @@
       </w:r>
       <w:r>
         <w:rPr>
+          <w:lang w:val="pt_PT" w:bidi="pt_PT"/>
+        </w:rPr>
+        <w:t>הִשְׁבַּעְתָּֽ⁠נוּ</w:t>
+      </w:r>
+    </w:p>
+    <w:p>
+      <w:pPr/>
+      <w:r>
+        <w:rPr>
+          <w:lang w:val="pt_PT" w:bidi="pt_PT"/>
+        </w:rPr>
+      </w:r>
+      <w:r>
+        <w:rPr>
           <w:b/>
           <w:lang w:val="pt_PT" w:bidi="pt_PT"/>
         </w:rPr>
@@ -35154,6 +38178,20 @@
       </w:r>
       <w:r>
         <w:rPr>
+          <w:lang w:val="pt_PT" w:bidi="pt_PT"/>
+        </w:rPr>
+        <w:t>דָּג֖וּל מֵ⁠רְבָבָֽה</w:t>
+      </w:r>
+    </w:p>
+    <w:p>
+      <w:pPr/>
+      <w:r>
+        <w:rPr>
+          <w:lang w:val="pt_PT" w:bidi="pt_PT"/>
+        </w:rPr>
+      </w:r>
+      <w:r>
+        <w:rPr>
           <w:b/>
           <w:lang w:val="pt_PT" w:bidi="pt_PT"/>
         </w:rPr>
@@ -35387,6 +38425,20 @@
         <w:rPr>
           <w:lang w:val="pt_PT" w:bidi="pt_PT"/>
         </w:rPr>
+      </w:r>
+    </w:p>
+    <w:p>
+      <w:pPr/>
+      <w:r>
+        <w:rPr>
+          <w:lang w:val="pt_PT" w:bidi="pt_PT"/>
+        </w:rPr>
+      </w:r>
+      <w:r>
+        <w:rPr>
+          <w:lang w:val="pt_PT" w:bidi="pt_PT"/>
+        </w:rPr>
+        <w:t>שְׁחֹר֖וֹת כָּ⁠עוֹרֵֽב</w:t>
       </w:r>
     </w:p>
     <w:p>
@@ -35821,6 +38873,20 @@
       </w:r>
       <w:r>
         <w:rPr>
+          <w:lang w:val="pt_PT" w:bidi="pt_PT"/>
+        </w:rPr>
+        <w:t>עֵינָ֕י⁠ו כְּ⁠יוֹנִ֖ים עַל־אֲפִ֣יקֵי מָ֑יִם רֹֽחֲצוֹת֙ בֶּֽ⁠חָלָ֔ב יֹשְׁב֖וֹת עַל־מִלֵּֽאת</w:t>
+      </w:r>
+    </w:p>
+    <w:p>
+      <w:pPr/>
+      <w:r>
+        <w:rPr>
+          <w:lang w:val="pt_PT" w:bidi="pt_PT"/>
+        </w:rPr>
+      </w:r>
+      <w:r>
+        <w:rPr>
           <w:b/>
           <w:lang w:val="pt_PT" w:bidi="pt_PT"/>
         </w:rPr>
@@ -36117,6 +39183,20 @@
       </w:r>
       <w:r>
         <w:rPr>
+          <w:lang w:val="pt_PT" w:bidi="pt_PT"/>
+        </w:rPr>
+        <w:t>כַּ⁠עֲרוּגַ֣ת הַ⁠בֹּ֔שֶׂם</w:t>
+      </w:r>
+    </w:p>
+    <w:p>
+      <w:pPr/>
+      <w:r>
+        <w:rPr>
+          <w:lang w:val="pt_PT" w:bidi="pt_PT"/>
+        </w:rPr>
+      </w:r>
+      <w:r>
+        <w:rPr>
           <w:b/>
           <w:lang w:val="pt_PT" w:bidi="pt_PT"/>
         </w:rPr>
@@ -36213,6 +39293,20 @@
       </w:r>
       <w:r>
         <w:rPr>
+          <w:lang w:val="pt_PT" w:bidi="pt_PT"/>
+        </w:rPr>
+        <w:t>מִגְדְּל֖וֹת</w:t>
+      </w:r>
+    </w:p>
+    <w:p>
+      <w:pPr/>
+      <w:r>
+        <w:rPr>
+          <w:lang w:val="pt_PT" w:bidi="pt_PT"/>
+        </w:rPr>
+      </w:r>
+      <w:r>
+        <w:rPr>
           <w:b/>
           <w:lang w:val="pt_PT" w:bidi="pt_PT"/>
         </w:rPr>
@@ -36265,6 +39359,20 @@
         <w:rPr>
           <w:lang w:val="pt_PT" w:bidi="pt_PT"/>
         </w:rPr>
+      </w:r>
+    </w:p>
+    <w:p>
+      <w:pPr/>
+      <w:r>
+        <w:rPr>
+          <w:lang w:val="pt_PT" w:bidi="pt_PT"/>
+        </w:rPr>
+      </w:r>
+      <w:r>
+        <w:rPr>
+          <w:lang w:val="pt_PT" w:bidi="pt_PT"/>
+        </w:rPr>
+        <w:t>מִגְדְּל֖וֹת מֶרְקָחִ֑ים</w:t>
       </w:r>
     </w:p>
     <w:p>
@@ -36761,6 +39869,20 @@
       </w:r>
       <w:r>
         <w:rPr>
+          <w:lang w:val="pt_PT" w:bidi="pt_PT"/>
+        </w:rPr>
+        <w:t>יָדָי⁠ו֙ גְּלִילֵ֣י זָהָ֔ב מְמֻלָּאִ֖ים בַּ⁠תַּרְשִׁ֑ישׁ</w:t>
+      </w:r>
+    </w:p>
+    <w:p>
+      <w:pPr/>
+      <w:r>
+        <w:rPr>
+          <w:lang w:val="pt_PT" w:bidi="pt_PT"/>
+        </w:rPr>
+      </w:r>
+      <w:r>
+        <w:rPr>
           <w:b/>
           <w:lang w:val="pt_PT" w:bidi="pt_PT"/>
         </w:rPr>
@@ -36909,6 +40031,20 @@
       </w:r>
       <w:r>
         <w:rPr>
+          <w:lang w:val="pt_PT" w:bidi="pt_PT"/>
+        </w:rPr>
+        <w:t>יָדָי⁠ו֙</w:t>
+      </w:r>
+    </w:p>
+    <w:p>
+      <w:pPr/>
+      <w:r>
+        <w:rPr>
+          <w:lang w:val="pt_PT" w:bidi="pt_PT"/>
+        </w:rPr>
+      </w:r>
+      <w:r>
+        <w:rPr>
           <w:b/>
           <w:lang w:val="pt_PT" w:bidi="pt_PT"/>
         </w:rPr>
@@ -36998,6 +40134,20 @@
       </w:r>
       <w:r>
         <w:rPr>
+          <w:lang w:val="pt_PT" w:bidi="pt_PT"/>
+        </w:rPr>
+        <w:t>בַּ⁠תַּרְשִׁ֑ישׁ</w:t>
+      </w:r>
+    </w:p>
+    <w:p>
+      <w:pPr/>
+      <w:r>
+        <w:rPr>
+          <w:lang w:val="pt_PT" w:bidi="pt_PT"/>
+        </w:rPr>
+      </w:r>
+      <w:r>
+        <w:rPr>
           <w:b/>
           <w:lang w:val="pt_PT" w:bidi="pt_PT"/>
         </w:rPr>
@@ -37288,6 +40438,20 @@
       </w:r>
       <w:r>
         <w:rPr>
+          <w:lang w:val="pt_PT" w:bidi="pt_PT"/>
+        </w:rPr>
+        <w:t>מֵעָי⁠ו֙</w:t>
+      </w:r>
+    </w:p>
+    <w:p>
+      <w:pPr/>
+      <w:r>
+        <w:rPr>
+          <w:lang w:val="pt_PT" w:bidi="pt_PT"/>
+        </w:rPr>
+      </w:r>
+      <w:r>
+        <w:rPr>
           <w:b/>
           <w:lang w:val="pt_PT" w:bidi="pt_PT"/>
         </w:rPr>
@@ -37351,6 +40515,20 @@
       </w:r>
       <w:r>
         <w:rPr>
+          <w:lang w:val="pt_PT" w:bidi="pt_PT"/>
+        </w:rPr>
+        <w:t>שֵׁ֔ן</w:t>
+      </w:r>
+    </w:p>
+    <w:p>
+      <w:pPr/>
+      <w:r>
+        <w:rPr>
+          <w:lang w:val="pt_PT" w:bidi="pt_PT"/>
+        </w:rPr>
+      </w:r>
+      <w:r>
+        <w:rPr>
           <w:b/>
           <w:lang w:val="pt_PT" w:bidi="pt_PT"/>
         </w:rPr>
@@ -37473,6 +40651,20 @@
       </w:r>
       <w:r>
         <w:rPr>
+          <w:lang w:val="pt_PT" w:bidi="pt_PT"/>
+        </w:rPr>
+        <w:t>סַפִּירִֽים</w:t>
+      </w:r>
+    </w:p>
+    <w:p>
+      <w:pPr/>
+      <w:r>
+        <w:rPr>
+          <w:lang w:val="pt_PT" w:bidi="pt_PT"/>
+        </w:rPr>
+      </w:r>
+      <w:r>
+        <w:rPr>
           <w:b/>
           <w:lang w:val="pt_PT" w:bidi="pt_PT"/>
         </w:rPr>
@@ -37685,6 +40877,20 @@
       </w:r>
       <w:r>
         <w:rPr>
+          <w:lang w:val="pt_PT" w:bidi="pt_PT"/>
+        </w:rPr>
+        <w:t>שׁוֹקָי⁠ו֙</w:t>
+      </w:r>
+    </w:p>
+    <w:p>
+      <w:pPr/>
+      <w:r>
+        <w:rPr>
+          <w:lang w:val="pt_PT" w:bidi="pt_PT"/>
+        </w:rPr>
+      </w:r>
+      <w:r>
+        <w:rPr>
           <w:b/>
           <w:lang w:val="pt_PT" w:bidi="pt_PT"/>
         </w:rPr>
@@ -38084,6 +41290,20 @@
       </w:r>
       <w:r>
         <w:rPr>
+          <w:lang w:val="pt_PT" w:bidi="pt_PT"/>
+        </w:rPr>
+        <w:t>חִכּ⁠וֹ֙ מַֽמְתַקִּ֔ים</w:t>
+      </w:r>
+    </w:p>
+    <w:p>
+      <w:pPr/>
+      <w:r>
+        <w:rPr>
+          <w:lang w:val="pt_PT" w:bidi="pt_PT"/>
+        </w:rPr>
+      </w:r>
+      <w:r>
+        <w:rPr>
           <w:b/>
           <w:lang w:val="pt_PT" w:bidi="pt_PT"/>
         </w:rPr>
@@ -38169,6 +41389,20 @@
         <w:rPr>
           <w:lang w:val="pt_PT" w:bidi="pt_PT"/>
         </w:rPr>
+      </w:r>
+    </w:p>
+    <w:p>
+      <w:pPr/>
+      <w:r>
+        <w:rPr>
+          <w:lang w:val="pt_PT" w:bidi="pt_PT"/>
+        </w:rPr>
+      </w:r>
+      <w:r>
+        <w:rPr>
+          <w:lang w:val="pt_PT" w:bidi="pt_PT"/>
+        </w:rPr>
+        <w:t>וְ⁠כֻלּ֖⁠וֹ מַחֲמַדִּ֑ים</w:t>
       </w:r>
     </w:p>
     <w:p>
@@ -38525,6 +41759,20 @@
       </w:r>
       <w:r>
         <w:rPr>
+          <w:lang w:val="pt_PT" w:bidi="pt_PT"/>
+        </w:rPr>
+        <w:t>אָ֚נָה הָלַ֣ךְ דּוֹדֵ֔⁠ךְ הַ⁠יָּפָ֖ה בַּ⁠נָּשִׁ֑ים אָ֚נָה פָּנָ֣ה דוֹדֵ֔⁠ךְ וּ⁠נְבַקְשֶׁ֖⁠נּוּ עִמָּֽ⁠ךְ</w:t>
+      </w:r>
+    </w:p>
+    <w:p>
+      <w:pPr/>
+      <w:r>
+        <w:rPr>
+          <w:lang w:val="pt_PT" w:bidi="pt_PT"/>
+        </w:rPr>
+      </w:r>
+      <w:r>
+        <w:rPr>
           <w:b/>
           <w:lang w:val="pt_PT" w:bidi="pt_PT"/>
         </w:rPr>
@@ -38623,6 +41871,20 @@
         <w:rPr>
           <w:lang w:val="pt_PT" w:bidi="pt_PT"/>
         </w:rPr>
+      </w:r>
+    </w:p>
+    <w:p>
+      <w:pPr/>
+      <w:r>
+        <w:rPr>
+          <w:lang w:val="pt_PT" w:bidi="pt_PT"/>
+        </w:rPr>
+      </w:r>
+      <w:r>
+        <w:rPr>
+          <w:lang w:val="pt_PT" w:bidi="pt_PT"/>
+        </w:rPr>
+        <w:t>אָ֚נָה הָלַ֣ךְ דּוֹדֵ֔⁠ךְ &amp; אָ֚נָה פָּנָ֣ה דוֹדֵ֔⁠ךְ</w:t>
       </w:r>
     </w:p>
     <w:p>
@@ -38791,6 +42053,20 @@
       </w:r>
       <w:r>
         <w:rPr>
+          <w:lang w:val="pt_PT" w:bidi="pt_PT"/>
+        </w:rPr>
+        <w:t>אָ֚נָה פָּנָ֣ה דוֹדֵ֔⁠ךְ</w:t>
+      </w:r>
+    </w:p>
+    <w:p>
+      <w:pPr/>
+      <w:r>
+        <w:rPr>
+          <w:lang w:val="pt_PT" w:bidi="pt_PT"/>
+        </w:rPr>
+      </w:r>
+      <w:r>
+        <w:rPr>
           <w:b/>
           <w:lang w:val="pt_PT" w:bidi="pt_PT"/>
         </w:rPr>
@@ -38854,6 +42130,20 @@
       </w:r>
       <w:r>
         <w:rPr>
+          <w:lang w:val="pt_PT" w:bidi="pt_PT"/>
+        </w:rPr>
+        <w:t>וּ⁠נְבַקְשֶׁ֖⁠נּוּ עִמָּֽ⁠ךְ</w:t>
+      </w:r>
+    </w:p>
+    <w:p>
+      <w:pPr/>
+      <w:r>
+        <w:rPr>
+          <w:lang w:val="pt_PT" w:bidi="pt_PT"/>
+        </w:rPr>
+      </w:r>
+      <w:r>
+        <w:rPr>
           <w:b/>
           <w:lang w:val="pt_PT" w:bidi="pt_PT"/>
         </w:rPr>
@@ -38926,6 +42216,20 @@
         <w:rPr>
           <w:lang w:val="pt_PT" w:bidi="pt_PT"/>
         </w:rPr>
+      </w:r>
+    </w:p>
+    <w:p>
+      <w:pPr/>
+      <w:r>
+        <w:rPr>
+          <w:lang w:val="pt_PT" w:bidi="pt_PT"/>
+        </w:rPr>
+      </w:r>
+      <w:r>
+        <w:rPr>
+          <w:lang w:val="pt_PT" w:bidi="pt_PT"/>
+        </w:rPr>
+        <w:t>דּוֹדִ⁠י֙ יָרַ֣ד לְ⁠גַנּ֔⁠וֹ לַ⁠עֲרוּג֖וֹת הַ⁠בֹּ֑שֶׂם לִ⁠רְעוֹת֙ בַּ⁠גַּנִּ֔ים וְ⁠לִ⁠לְקֹ֖ט שֽׁוֹשַׁנִּֽים</w:t>
       </w:r>
     </w:p>
     <w:p>
@@ -39121,6 +42425,20 @@
       </w:r>
       <w:r>
         <w:rPr>
+          <w:lang w:val="pt_PT" w:bidi="pt_PT"/>
+        </w:rPr>
+        <w:t>דּוֹדִ⁠י֙ יָרַ֣ד לְ⁠גַנּ֔⁠וֹ לַ⁠עֲרוּג֖וֹת הַ⁠בֹּ֑שֶׂם</w:t>
+      </w:r>
+    </w:p>
+    <w:p>
+      <w:pPr/>
+      <w:r>
+        <w:rPr>
+          <w:lang w:val="pt_PT" w:bidi="pt_PT"/>
+        </w:rPr>
+      </w:r>
+      <w:r>
+        <w:rPr>
           <w:b/>
           <w:lang w:val="pt_PT" w:bidi="pt_PT"/>
         </w:rPr>
@@ -39245,6 +42563,20 @@
         <w:rPr>
           <w:lang w:val="pt_PT" w:bidi="pt_PT"/>
         </w:rPr>
+      </w:r>
+    </w:p>
+    <w:p>
+      <w:pPr/>
+      <w:r>
+        <w:rPr>
+          <w:lang w:val="pt_PT" w:bidi="pt_PT"/>
+        </w:rPr>
+      </w:r>
+      <w:r>
+        <w:rPr>
+          <w:lang w:val="pt_PT" w:bidi="pt_PT"/>
+        </w:rPr>
+        <w:t>יָרַ֣ד</w:t>
       </w:r>
     </w:p>
     <w:p>
@@ -39568,6 +42900,20 @@
       </w:r>
       <w:r>
         <w:rPr>
+          <w:lang w:val="pt_PT" w:bidi="pt_PT"/>
+        </w:rPr>
+        <w:t>אֲנִ֤י לְ⁠דוֹדִ⁠י֙ וְ⁠דוֹדִ֣⁠י לִ֔⁠י</w:t>
+      </w:r>
+    </w:p>
+    <w:p>
+      <w:pPr/>
+      <w:r>
+        <w:rPr>
+          <w:lang w:val="pt_PT" w:bidi="pt_PT"/>
+        </w:rPr>
+      </w:r>
+      <w:r>
+        <w:rPr>
           <w:b/>
           <w:lang w:val="pt_PT" w:bidi="pt_PT"/>
         </w:rPr>
@@ -39649,6 +42995,20 @@
       </w:r>
       <w:r>
         <w:rPr>
+          <w:lang w:val="pt_PT" w:bidi="pt_PT"/>
+        </w:rPr>
+        <w:t>הָ⁠רֹעֶ֖ה בַּ⁠שׁוֹשַׁנִּֽים</w:t>
+      </w:r>
+    </w:p>
+    <w:p>
+      <w:pPr/>
+      <w:r>
+        <w:rPr>
+          <w:lang w:val="pt_PT" w:bidi="pt_PT"/>
+        </w:rPr>
+      </w:r>
+      <w:r>
+        <w:rPr>
           <w:b/>
           <w:lang w:val="pt_PT" w:bidi="pt_PT"/>
         </w:rPr>
@@ -39750,6 +43110,20 @@
       </w:r>
       <w:r>
         <w:rPr>
+          <w:lang w:val="pt_PT" w:bidi="pt_PT"/>
+        </w:rPr>
+        <w:t>יָפָ֨ה אַ֤תְּ רַעְיָתִ⁠י֙ כְּ⁠תִרְצָ֔ה נָאוָ֖ה כִּ⁠ירוּשָׁלִָ֑ם</w:t>
+      </w:r>
+    </w:p>
+    <w:p>
+      <w:pPr/>
+      <w:r>
+        <w:rPr>
+          <w:lang w:val="pt_PT" w:bidi="pt_PT"/>
+        </w:rPr>
+      </w:r>
+      <w:r>
+        <w:rPr>
           <w:b/>
           <w:lang w:val="pt_PT" w:bidi="pt_PT"/>
         </w:rPr>
@@ -39966,6 +43340,20 @@
       </w:r>
       <w:r>
         <w:rPr>
+          <w:lang w:val="pt_PT" w:bidi="pt_PT"/>
+        </w:rPr>
+        <w:t>יָפָ֨ה אַ֤תְּ רַעְיָתִ⁠י֙ כְּ⁠תִרְצָ֔ה</w:t>
+      </w:r>
+    </w:p>
+    <w:p>
+      <w:pPr/>
+      <w:r>
+        <w:rPr>
+          <w:lang w:val="pt_PT" w:bidi="pt_PT"/>
+        </w:rPr>
+      </w:r>
+      <w:r>
+        <w:rPr>
           <w:b/>
           <w:lang w:val="pt_PT" w:bidi="pt_PT"/>
         </w:rPr>
@@ -40049,6 +43437,20 @@
       </w:r>
       <w:r>
         <w:rPr>
+          <w:lang w:val="pt_PT" w:bidi="pt_PT"/>
+        </w:rPr>
+        <w:t>נָאוָ֖ה כִּ⁠ירוּשָׁלִָ֑ם אֲיֻמָּ֖ה כַּ⁠נִּדְגָּלֽוֹת</w:t>
+      </w:r>
+    </w:p>
+    <w:p>
+      <w:pPr/>
+      <w:r>
+        <w:rPr>
+          <w:lang w:val="pt_PT" w:bidi="pt_PT"/>
+        </w:rPr>
+      </w:r>
+      <w:r>
+        <w:rPr>
           <w:b/>
           <w:lang w:val="pt_PT" w:bidi="pt_PT"/>
         </w:rPr>
@@ -40121,6 +43523,20 @@
         <w:rPr>
           <w:lang w:val="pt_PT" w:bidi="pt_PT"/>
         </w:rPr>
+      </w:r>
+    </w:p>
+    <w:p>
+      <w:pPr/>
+      <w:r>
+        <w:rPr>
+          <w:lang w:val="pt_PT" w:bidi="pt_PT"/>
+        </w:rPr>
+      </w:r>
+      <w:r>
+        <w:rPr>
+          <w:lang w:val="pt_PT" w:bidi="pt_PT"/>
+        </w:rPr>
+        <w:t>אֲיֻמָּ֖ה כַּ⁠נִּדְגָּלֽוֹת</w:t>
       </w:r>
     </w:p>
     <w:p>
@@ -40329,6 +43745,20 @@
       </w:r>
       <w:r>
         <w:rPr>
+          <w:lang w:val="pt_PT" w:bidi="pt_PT"/>
+        </w:rPr>
+        <w:t>שַׂעְרֵ⁠ךְ֙ כְּ⁠עֵ֣דֶר הָֽ⁠עִזִּ֔ים שֶׁ⁠גָּלְשׁ֖וּ מִן־הַ⁠גִּלְעָֽד</w:t>
+      </w:r>
+    </w:p>
+    <w:p>
+      <w:pPr/>
+      <w:r>
+        <w:rPr>
+          <w:lang w:val="pt_PT" w:bidi="pt_PT"/>
+        </w:rPr>
+      </w:r>
+      <w:r>
+        <w:rPr>
           <w:b/>
           <w:lang w:val="pt_PT" w:bidi="pt_PT"/>
         </w:rPr>
@@ -40544,6 +43974,20 @@
       </w:r>
       <w:r>
         <w:rPr>
+          <w:lang w:val="pt_PT" w:bidi="pt_PT"/>
+        </w:rPr>
+        <w:t>הָֽ⁠רְחֵלִ֔ים</w:t>
+      </w:r>
+    </w:p>
+    <w:p>
+      <w:pPr/>
+      <w:r>
+        <w:rPr>
+          <w:lang w:val="pt_PT" w:bidi="pt_PT"/>
+        </w:rPr>
+      </w:r>
+      <w:r>
+        <w:rPr>
           <w:b/>
           <w:lang w:val="pt_PT" w:bidi="pt_PT"/>
         </w:rPr>
@@ -40754,6 +44198,20 @@
       </w:r>
       <w:r>
         <w:rPr>
+          <w:lang w:val="pt_PT" w:bidi="pt_PT"/>
+        </w:rPr>
+        <w:t>שִׁשִּׁ֥ים הֵ֨מָּה֙ מְּלָכ֔וֹת</w:t>
+      </w:r>
+    </w:p>
+    <w:p>
+      <w:pPr/>
+      <w:r>
+        <w:rPr>
+          <w:lang w:val="pt_PT" w:bidi="pt_PT"/>
+        </w:rPr>
+      </w:r>
+      <w:r>
+        <w:rPr>
           <w:b/>
           <w:lang w:val="pt_PT" w:bidi="pt_PT"/>
         </w:rPr>
@@ -41099,6 +44557,20 @@
       </w:r>
       <w:r>
         <w:rPr>
+          <w:lang w:val="pt_PT" w:bidi="pt_PT"/>
+        </w:rPr>
+        <w:t>וַ⁠עֲלָמ֖וֹת אֵ֥ין מִסְפָּֽר</w:t>
+      </w:r>
+    </w:p>
+    <w:p>
+      <w:pPr/>
+      <w:r>
+        <w:rPr>
+          <w:lang w:val="pt_PT" w:bidi="pt_PT"/>
+        </w:rPr>
+      </w:r>
+      <w:r>
+        <w:rPr>
           <w:b/>
           <w:lang w:val="pt_PT" w:bidi="pt_PT"/>
         </w:rPr>
@@ -41195,6 +44667,20 @@
       </w:r>
       <w:r>
         <w:rPr>
+          <w:lang w:val="pt_PT" w:bidi="pt_PT"/>
+        </w:rPr>
+        <w:t>שִׁשִּׁ֥ים הֵ֨מָּה֙ מְּלָכ֔וֹת וּ⁠שְׁמֹנִ֖ים פִּֽילַגְשִׁ֑ים וַ⁠עֲלָמ֖וֹת אֵ֥ין מִסְפָּֽר׃ אַחַ֥ת הִיא֙ יוֹנָתִ֣⁠י תַמָּתִ֔⁠י אַחַ֥ת הִיא֙ לְ⁠אִמָּ֔⁠הּ בָּרָ֥ה הִ֖יא לְ⁠יֽוֹלַדְתָּ֑⁠הּ</w:t>
+      </w:r>
+    </w:p>
+    <w:p>
+      <w:pPr/>
+      <w:r>
+        <w:rPr>
+          <w:lang w:val="pt_PT" w:bidi="pt_PT"/>
+        </w:rPr>
+      </w:r>
+      <w:r>
+        <w:rPr>
           <w:b/>
           <w:lang w:val="pt_PT" w:bidi="pt_PT"/>
         </w:rPr>
@@ -41267,6 +44753,20 @@
         <w:rPr>
           <w:lang w:val="pt_PT" w:bidi="pt_PT"/>
         </w:rPr>
+      </w:r>
+    </w:p>
+    <w:p>
+      <w:pPr/>
+      <w:r>
+        <w:rPr>
+          <w:lang w:val="pt_PT" w:bidi="pt_PT"/>
+        </w:rPr>
+      </w:r>
+      <w:r>
+        <w:rPr>
+          <w:lang w:val="pt_PT" w:bidi="pt_PT"/>
+        </w:rPr>
+        <w:t>אַחַ֥ת הִיא֙</w:t>
       </w:r>
     </w:p>
     <w:p>
@@ -41514,6 +45014,20 @@
       </w:r>
       <w:r>
         <w:rPr>
+          <w:lang w:val="pt_PT" w:bidi="pt_PT"/>
+        </w:rPr>
+        <w:t>אַחַ֥ת הִיא֙ לְ⁠אִמָּ֔⁠הּ</w:t>
+      </w:r>
+    </w:p>
+    <w:p>
+      <w:pPr/>
+      <w:r>
+        <w:rPr>
+          <w:lang w:val="pt_PT" w:bidi="pt_PT"/>
+        </w:rPr>
+      </w:r>
+      <w:r>
+        <w:rPr>
           <w:b/>
           <w:lang w:val="pt_PT" w:bidi="pt_PT"/>
         </w:rPr>
@@ -41636,6 +45150,20 @@
       </w:r>
       <w:r>
         <w:rPr>
+          <w:lang w:val="pt_PT" w:bidi="pt_PT"/>
+        </w:rPr>
+        <w:t>בָּרָ֥ה הִ֖יא לְ⁠יֽוֹלַדְתָּ֑⁠הּ</w:t>
+      </w:r>
+    </w:p>
+    <w:p>
+      <w:pPr/>
+      <w:r>
+        <w:rPr>
+          <w:lang w:val="pt_PT" w:bidi="pt_PT"/>
+        </w:rPr>
+      </w:r>
+      <w:r>
+        <w:rPr>
           <w:b/>
           <w:lang w:val="pt_PT" w:bidi="pt_PT"/>
         </w:rPr>
@@ -41841,6 +45369,20 @@
       </w:r>
       <w:r>
         <w:rPr>
+          <w:lang w:val="pt_PT" w:bidi="pt_PT"/>
+        </w:rPr>
+        <w:t>בָנוֹת֙</w:t>
+      </w:r>
+    </w:p>
+    <w:p>
+      <w:pPr/>
+      <w:r>
+        <w:rPr>
+          <w:lang w:val="pt_PT" w:bidi="pt_PT"/>
+        </w:rPr>
+      </w:r>
+      <w:r>
+        <w:rPr>
           <w:b/>
           <w:lang w:val="pt_PT" w:bidi="pt_PT"/>
         </w:rPr>
@@ -41937,6 +45479,20 @@
       </w:r>
       <w:r>
         <w:rPr>
+          <w:lang w:val="pt_PT" w:bidi="pt_PT"/>
+        </w:rPr>
+        <w:t>מִי־זֹ֥את הַ⁠נִּשְׁקָפָ֖ה כְּמוֹ־שָׁ֑חַר יָפָ֣ה כַ⁠לְּבָנָ֗ה בָּרָה֙ כַּֽ⁠חַמָּ֔ה אֲיֻמָּ֖ה כַּ⁠נִּדְגָּלֽוֹת</w:t>
+      </w:r>
+    </w:p>
+    <w:p>
+      <w:pPr/>
+      <w:r>
+        <w:rPr>
+          <w:lang w:val="pt_PT" w:bidi="pt_PT"/>
+        </w:rPr>
+      </w:r>
+      <w:r>
+        <w:rPr>
           <w:b/>
           <w:lang w:val="pt_PT" w:bidi="pt_PT"/>
         </w:rPr>
@@ -42059,6 +45615,20 @@
       </w:r>
       <w:r>
         <w:rPr>
+          <w:lang w:val="pt_PT" w:bidi="pt_PT"/>
+        </w:rPr>
+        <w:t>מִי־זֹ֥את הַ⁠נִּשְׁקָפָ֖ה כְּמוֹ־שָׁ֑חַר יָפָ֣ה כַ⁠לְּבָנָ֗ה בָּרָה֙ כַּֽ⁠חַמָּ֔ה אֲיֻמָּ֖ה כַּ⁠נִּדְגָּלֽוֹת</w:t>
+      </w:r>
+    </w:p>
+    <w:p>
+      <w:pPr/>
+      <w:r>
+        <w:rPr>
+          <w:lang w:val="pt_PT" w:bidi="pt_PT"/>
+        </w:rPr>
+      </w:r>
+      <w:r>
+        <w:rPr>
           <w:b/>
           <w:lang w:val="pt_PT" w:bidi="pt_PT"/>
         </w:rPr>
@@ -42142,6 +45712,20 @@
       </w:r>
       <w:r>
         <w:rPr>
+          <w:lang w:val="pt_PT" w:bidi="pt_PT"/>
+        </w:rPr>
+        <w:t>הַ⁠נִּשְׁקָפָ֖ה כְּמוֹ־שָׁ֑חַר</w:t>
+      </w:r>
+    </w:p>
+    <w:p>
+      <w:pPr/>
+      <w:r>
+        <w:rPr>
+          <w:lang w:val="pt_PT" w:bidi="pt_PT"/>
+        </w:rPr>
+      </w:r>
+      <w:r>
+        <w:rPr>
           <w:b/>
           <w:lang w:val="pt_PT" w:bidi="pt_PT"/>
         </w:rPr>
@@ -42225,6 +45809,20 @@
       </w:r>
       <w:r>
         <w:rPr>
+          <w:lang w:val="pt_PT" w:bidi="pt_PT"/>
+        </w:rPr>
+        <w:t>הַ⁠נִּשְׁקָפָ֖ה כְּמוֹ־שָׁ֑חַר יָפָ֣ה כַ⁠לְּבָנָ֗ה בָּרָה֙ כַּֽ⁠חַמָּ֔ה</w:t>
+      </w:r>
+    </w:p>
+    <w:p>
+      <w:pPr/>
+      <w:r>
+        <w:rPr>
+          <w:lang w:val="pt_PT" w:bidi="pt_PT"/>
+        </w:rPr>
+      </w:r>
+      <w:r>
+        <w:rPr>
           <w:b/>
           <w:lang w:val="pt_PT" w:bidi="pt_PT"/>
         </w:rPr>
@@ -42323,6 +45921,20 @@
         <w:rPr>
           <w:lang w:val="pt_PT" w:bidi="pt_PT"/>
         </w:rPr>
+      </w:r>
+    </w:p>
+    <w:p>
+      <w:pPr/>
+      <w:r>
+        <w:rPr>
+          <w:lang w:val="pt_PT" w:bidi="pt_PT"/>
+        </w:rPr>
+      </w:r>
+      <w:r>
+        <w:rPr>
+          <w:lang w:val="pt_PT" w:bidi="pt_PT"/>
+        </w:rPr>
+        <w:t>אֲיֻמָּ֖ה כַּ⁠נִּדְגָּלֽוֹת</w:t>
       </w:r>
     </w:p>
     <w:p>
@@ -42435,6 +46047,20 @@
       </w:r>
       <w:r>
         <w:rPr>
+          <w:lang w:val="pt_PT" w:bidi="pt_PT"/>
+        </w:rPr>
+        <w:t>אֶל־גִּנַּ֤ת אֱגוֹז֙ יָרַ֔דְתִּי</w:t>
+      </w:r>
+    </w:p>
+    <w:p>
+      <w:pPr/>
+      <w:r>
+        <w:rPr>
+          <w:lang w:val="pt_PT" w:bidi="pt_PT"/>
+        </w:rPr>
+      </w:r>
+      <w:r>
+        <w:rPr>
           <w:b/>
           <w:lang w:val="pt_PT" w:bidi="pt_PT"/>
         </w:rPr>
@@ -42518,6 +46144,20 @@
       </w:r>
       <w:r>
         <w:rPr>
+          <w:lang w:val="pt_PT" w:bidi="pt_PT"/>
+        </w:rPr>
+        <w:t>אֶל־גִּנַּ֤ת אֱגוֹז֙ יָרַ֔דְתִּי</w:t>
+      </w:r>
+    </w:p>
+    <w:p>
+      <w:pPr/>
+      <w:r>
+        <w:rPr>
+          <w:lang w:val="pt_PT" w:bidi="pt_PT"/>
+        </w:rPr>
+      </w:r>
+      <w:r>
+        <w:rPr>
           <w:b/>
           <w:lang w:val="pt_PT" w:bidi="pt_PT"/>
         </w:rPr>
@@ -42601,6 +46241,20 @@
       </w:r>
       <w:r>
         <w:rPr>
+          <w:lang w:val="pt_PT" w:bidi="pt_PT"/>
+        </w:rPr>
+        <w:t>יָרַ֔דְתִּי</w:t>
+      </w:r>
+    </w:p>
+    <w:p>
+      <w:pPr/>
+      <w:r>
+        <w:rPr>
+          <w:lang w:val="pt_PT" w:bidi="pt_PT"/>
+        </w:rPr>
+      </w:r>
+      <w:r>
+        <w:rPr>
           <w:b/>
           <w:lang w:val="pt_PT" w:bidi="pt_PT"/>
         </w:rPr>
@@ -42780,6 +46434,20 @@
       </w:r>
       <w:r>
         <w:rPr>
+          <w:lang w:val="pt_PT" w:bidi="pt_PT"/>
+        </w:rPr>
+        <w:t>לֹ֣א יָדַ֔עְתִּי</w:t>
+      </w:r>
+    </w:p>
+    <w:p>
+      <w:pPr/>
+      <w:r>
+        <w:rPr>
+          <w:lang w:val="pt_PT" w:bidi="pt_PT"/>
+        </w:rPr>
+      </w:r>
+      <w:r>
+        <w:rPr>
           <w:b/>
           <w:lang w:val="pt_PT" w:bidi="pt_PT"/>
         </w:rPr>
@@ -42959,6 +46627,20 @@
       </w:r>
       <w:r>
         <w:rPr>
+          <w:lang w:val="pt_PT" w:bidi="pt_PT"/>
+        </w:rPr>
+        <w:t>מַרְכְּב֖וֹת עַמִּ⁠י־נָדִֽיב</w:t>
+      </w:r>
+    </w:p>
+    <w:p>
+      <w:pPr/>
+      <w:r>
+        <w:rPr>
+          <w:lang w:val="pt_PT" w:bidi="pt_PT"/>
+        </w:rPr>
+      </w:r>
+      <w:r>
+        <w:rPr>
           <w:b/>
           <w:lang w:val="pt_PT" w:bidi="pt_PT"/>
         </w:rPr>
@@ -43125,6 +46807,20 @@
       </w:r>
       <w:r>
         <w:rPr>
+          <w:lang w:val="pt_PT" w:bidi="pt_PT"/>
+        </w:rPr>
+        <w:t>הַ⁠שּׁ֣וּלַמִּ֔ית &amp; בַּ⁠שּׁ֣וּלַמִּ֔ית</w:t>
+      </w:r>
+    </w:p>
+    <w:p>
+      <w:pPr/>
+      <w:r>
+        <w:rPr>
+          <w:lang w:val="pt_PT" w:bidi="pt_PT"/>
+        </w:rPr>
+      </w:r>
+      <w:r>
+        <w:rPr>
           <w:b/>
           <w:lang w:val="pt_PT" w:bidi="pt_PT"/>
         </w:rPr>
@@ -43317,6 +47013,20 @@
       </w:r>
       <w:r>
         <w:rPr>
+          <w:lang w:val="pt_PT" w:bidi="pt_PT"/>
+        </w:rPr>
+        <w:t>מַֽה־תֶּחֱזוּ֙ בַּ⁠שּׁ֣וּלַמִּ֔ית כִּ⁠מְחֹלַ֖ת הַֽ⁠מַּחֲנָֽיִם</w:t>
+      </w:r>
+    </w:p>
+    <w:p>
+      <w:pPr/>
+      <w:r>
+        <w:rPr>
+          <w:lang w:val="pt_PT" w:bidi="pt_PT"/>
+        </w:rPr>
+      </w:r>
+      <w:r>
+        <w:rPr>
           <w:b/>
           <w:lang w:val="pt_PT" w:bidi="pt_PT"/>
         </w:rPr>
@@ -43400,6 +47110,20 @@
       </w:r>
       <w:r>
         <w:rPr>
+          <w:lang w:val="pt_PT" w:bidi="pt_PT"/>
+        </w:rPr>
+        <w:t>כִּ⁠מְחֹלַ֖ת הַֽ⁠מַּחֲנָֽיִם</w:t>
+      </w:r>
+    </w:p>
+    <w:p>
+      <w:pPr/>
+      <w:r>
+        <w:rPr>
+          <w:lang w:val="pt_PT" w:bidi="pt_PT"/>
+        </w:rPr>
+      </w:r>
+      <w:r>
+        <w:rPr>
           <w:b/>
           <w:lang w:val="pt_PT" w:bidi="pt_PT"/>
         </w:rPr>
@@ -43472,6 +47196,20 @@
         <w:rPr>
           <w:lang w:val="pt_PT" w:bidi="pt_PT"/>
         </w:rPr>
+      </w:r>
+    </w:p>
+    <w:p>
+      <w:pPr/>
+      <w:r>
+        <w:rPr>
+          <w:lang w:val="pt_PT" w:bidi="pt_PT"/>
+        </w:rPr>
+      </w:r>
+      <w:r>
+        <w:rPr>
+          <w:lang w:val="pt_PT" w:bidi="pt_PT"/>
+        </w:rPr>
+        <w:t>כִּ⁠מְחֹלַ֖ת הַֽ⁠מַּחֲנָֽיִם</w:t>
       </w:r>
     </w:p>
     <w:p>
@@ -43807,6 +47545,20 @@
       </w:r>
       <w:r>
         <w:rPr>
+          <w:lang w:val="pt_PT" w:bidi="pt_PT"/>
+        </w:rPr>
+        <w:t>מַה־יָּפ֧וּ פְעָמַ֛יִ⁠ךְ בַּ⁠נְּעָלִ֖ים בַּת־נָדִ֑יב חַמּוּקֵ֣י יְרֵכַ֔יִ⁠ךְ כְּמ֣וֹ חֲלָאִ֔ים מַעֲשֵׂ֖ה יְדֵ֥י אָמָּֽן</w:t>
+      </w:r>
+    </w:p>
+    <w:p>
+      <w:pPr/>
+      <w:r>
+        <w:rPr>
+          <w:lang w:val="pt_PT" w:bidi="pt_PT"/>
+        </w:rPr>
+      </w:r>
+      <w:r>
+        <w:rPr>
           <w:b/>
           <w:lang w:val="pt_PT" w:bidi="pt_PT"/>
         </w:rPr>
@@ -43908,6 +47660,20 @@
       </w:r>
       <w:r>
         <w:rPr>
+          <w:lang w:val="pt_PT" w:bidi="pt_PT"/>
+        </w:rPr>
+        <w:t>מַה</w:t>
+      </w:r>
+    </w:p>
+    <w:p>
+      <w:pPr/>
+      <w:r>
+        <w:rPr>
+          <w:lang w:val="pt_PT" w:bidi="pt_PT"/>
+        </w:rPr>
+      </w:r>
+      <w:r>
+        <w:rPr>
           <w:b/>
           <w:lang w:val="pt_PT" w:bidi="pt_PT"/>
         </w:rPr>
@@ -44037,6 +47803,20 @@
       </w:r>
       <w:r>
         <w:rPr>
+          <w:lang w:val="pt_PT" w:bidi="pt_PT"/>
+        </w:rPr>
+        <w:t>מַה־יָּפ֧וּ פְעָמַ֛יִ⁠ךְ בַּ⁠נְּעָלִ֖ים בַּת־נָדִ֑יב</w:t>
+      </w:r>
+    </w:p>
+    <w:p>
+      <w:pPr/>
+      <w:r>
+        <w:rPr>
+          <w:lang w:val="pt_PT" w:bidi="pt_PT"/>
+        </w:rPr>
+      </w:r>
+      <w:r>
+        <w:rPr>
           <w:b/>
           <w:lang w:val="pt_PT" w:bidi="pt_PT"/>
         </w:rPr>
@@ -44120,6 +47900,20 @@
       </w:r>
       <w:r>
         <w:rPr>
+          <w:lang w:val="pt_PT" w:bidi="pt_PT"/>
+        </w:rPr>
+        <w:t>בַּת־נָדִ֑יב</w:t>
+      </w:r>
+    </w:p>
+    <w:p>
+      <w:pPr/>
+      <w:r>
+        <w:rPr>
+          <w:lang w:val="pt_PT" w:bidi="pt_PT"/>
+        </w:rPr>
+      </w:r>
+      <w:r>
+        <w:rPr>
           <w:b/>
           <w:lang w:val="pt_PT" w:bidi="pt_PT"/>
         </w:rPr>
@@ -44460,6 +48254,20 @@
       </w:r>
       <w:r>
         <w:rPr>
+          <w:lang w:val="pt_PT" w:bidi="pt_PT"/>
+        </w:rPr>
+        <w:t>מַעֲשֵׂ֖ה יְדֵ֥י אָמָּֽן</w:t>
+      </w:r>
+    </w:p>
+    <w:p>
+      <w:pPr/>
+      <w:r>
+        <w:rPr>
+          <w:lang w:val="pt_PT" w:bidi="pt_PT"/>
+        </w:rPr>
+      </w:r>
+      <w:r>
+        <w:rPr>
           <w:b/>
           <w:lang w:val="pt_PT" w:bidi="pt_PT"/>
         </w:rPr>
@@ -44743,6 +48551,20 @@
       </w:r>
       <w:r>
         <w:rPr>
+          <w:lang w:val="pt_PT" w:bidi="pt_PT"/>
+        </w:rPr>
+        <w:t>אַל־יֶחְסַ֖ר הַ⁠מָּ֑זֶג</w:t>
+      </w:r>
+    </w:p>
+    <w:p>
+      <w:pPr/>
+      <w:r>
+        <w:rPr>
+          <w:lang w:val="pt_PT" w:bidi="pt_PT"/>
+        </w:rPr>
+      </w:r>
+      <w:r>
+        <w:rPr>
           <w:b/>
           <w:lang w:val="pt_PT" w:bidi="pt_PT"/>
         </w:rPr>
@@ -44819,6 +48641,20 @@
       </w:r>
       <w:r>
         <w:rPr>
+          <w:lang w:val="pt_PT" w:bidi="pt_PT"/>
+        </w:rPr>
+        <w:t>הַ⁠מָּ֑זֶג</w:t>
+      </w:r>
+    </w:p>
+    <w:p>
+      <w:pPr/>
+      <w:r>
+        <w:rPr>
+          <w:lang w:val="pt_PT" w:bidi="pt_PT"/>
+        </w:rPr>
+      </w:r>
+      <w:r>
+        <w:rPr>
           <w:b/>
           <w:lang w:val="pt_PT" w:bidi="pt_PT"/>
         </w:rPr>
@@ -45169,6 +49005,20 @@
         <w:rPr>
           <w:lang w:val="pt_PT" w:bidi="pt_PT"/>
         </w:rPr>
+      </w:r>
+    </w:p>
+    <w:p>
+      <w:pPr/>
+      <w:r>
+        <w:rPr>
+          <w:lang w:val="pt_PT" w:bidi="pt_PT"/>
+        </w:rPr>
+      </w:r>
+      <w:r>
+        <w:rPr>
+          <w:lang w:val="pt_PT" w:bidi="pt_PT"/>
+        </w:rPr>
+        <w:t>סוּגָ֖ה בַּ⁠שּׁוֹשַׁנִּֽים</w:t>
       </w:r>
     </w:p>
     <w:p>
@@ -45870,6 +49720,20 @@
       </w:r>
       <w:r>
         <w:rPr>
+          <w:lang w:val="pt_PT" w:bidi="pt_PT"/>
+        </w:rPr>
+        <w:t>עַל־שַׁ֨עַר֙ בַּת־רַבִּ֔ים</w:t>
+      </w:r>
+    </w:p>
+    <w:p>
+      <w:pPr/>
+      <w:r>
+        <w:rPr>
+          <w:lang w:val="pt_PT" w:bidi="pt_PT"/>
+        </w:rPr>
+      </w:r>
+      <w:r>
+        <w:rPr>
           <w:b/>
           <w:lang w:val="pt_PT" w:bidi="pt_PT"/>
         </w:rPr>
@@ -46088,6 +49952,20 @@
       </w:r>
       <w:r>
         <w:rPr>
+          <w:lang w:val="pt_PT" w:bidi="pt_PT"/>
+        </w:rPr>
+        <w:t>רֹאשֵׁ֤⁠ךְ עָלַ֨יִ⁠ךְ֙ כַּ⁠כַּרְמֶ֔ל</w:t>
+      </w:r>
+    </w:p>
+    <w:p>
+      <w:pPr/>
+      <w:r>
+        <w:rPr>
+          <w:lang w:val="pt_PT" w:bidi="pt_PT"/>
+        </w:rPr>
+      </w:r>
+      <w:r>
+        <w:rPr>
           <w:b/>
           <w:lang w:val="pt_PT" w:bidi="pt_PT"/>
         </w:rPr>
@@ -46287,6 +50165,20 @@
       </w:r>
       <w:r>
         <w:rPr>
+          <w:lang w:val="pt_PT" w:bidi="pt_PT"/>
+        </w:rPr>
+        <w:t>וְ⁠דַלַּ֥ת רֹאשֵׁ֖⁠ךְ כָּ⁠אַרְגָּמָ֑ן</w:t>
+      </w:r>
+    </w:p>
+    <w:p>
+      <w:pPr/>
+      <w:r>
+        <w:rPr>
+          <w:lang w:val="pt_PT" w:bidi="pt_PT"/>
+        </w:rPr>
+      </w:r>
+      <w:r>
+        <w:rPr>
           <w:b/>
           <w:lang w:val="pt_PT" w:bidi="pt_PT"/>
         </w:rPr>
@@ -46396,6 +50288,20 @@
       </w:r>
       <w:r>
         <w:rPr>
+          <w:lang w:val="pt_PT" w:bidi="pt_PT"/>
+        </w:rPr>
+        <w:t>מֶ֖לֶךְ אָס֥וּר בָּ⁠רְהָטִֽים</w:t>
+      </w:r>
+    </w:p>
+    <w:p>
+      <w:pPr/>
+      <w:r>
+        <w:rPr>
+          <w:lang w:val="pt_PT" w:bidi="pt_PT"/>
+        </w:rPr>
+      </w:r>
+      <w:r>
+        <w:rPr>
           <w:b/>
           <w:lang w:val="pt_PT" w:bidi="pt_PT"/>
         </w:rPr>
@@ -46518,6 +50424,20 @@
       </w:r>
       <w:r>
         <w:rPr>
+          <w:lang w:val="pt_PT" w:bidi="pt_PT"/>
+        </w:rPr>
+        <w:t>מֶ֖לֶךְ אָס֥וּר</w:t>
+      </w:r>
+    </w:p>
+    <w:p>
+      <w:pPr/>
+      <w:r>
+        <w:rPr>
+          <w:lang w:val="pt_PT" w:bidi="pt_PT"/>
+        </w:rPr>
+      </w:r>
+      <w:r>
+        <w:rPr>
           <w:b/>
           <w:lang w:val="pt_PT" w:bidi="pt_PT"/>
         </w:rPr>
@@ -46614,6 +50534,20 @@
       </w:r>
       <w:r>
         <w:rPr>
+          <w:lang w:val="pt_PT" w:bidi="pt_PT"/>
+        </w:rPr>
+        <w:t>מֶ֖לֶךְ אָס֥וּר בָּ⁠רְהָטִֽים</w:t>
+      </w:r>
+    </w:p>
+    <w:p>
+      <w:pPr/>
+      <w:r>
+        <w:rPr>
+          <w:lang w:val="pt_PT" w:bidi="pt_PT"/>
+        </w:rPr>
+      </w:r>
+      <w:r>
+        <w:rPr>
           <w:b/>
           <w:lang w:val="pt_PT" w:bidi="pt_PT"/>
         </w:rPr>
@@ -46699,6 +50633,20 @@
         <w:rPr>
           <w:lang w:val="pt_PT" w:bidi="pt_PT"/>
         </w:rPr>
+      </w:r>
+    </w:p>
+    <w:p>
+      <w:pPr/>
+      <w:r>
+        <w:rPr>
+          <w:lang w:val="pt_PT" w:bidi="pt_PT"/>
+        </w:rPr>
+      </w:r>
+      <w:r>
+        <w:rPr>
+          <w:lang w:val="pt_PT" w:bidi="pt_PT"/>
+        </w:rPr>
+        <w:t>בָּ⁠רְהָטִֽים</w:t>
       </w:r>
     </w:p>
     <w:p>
@@ -47093,6 +51041,20 @@
       </w:r>
       <w:r>
         <w:rPr>
+          <w:lang w:val="pt_PT" w:bidi="pt_PT"/>
+        </w:rPr>
+        <w:t>אַהֲבָ֖ה בַּ⁠תַּֽעֲנוּגִֽים</w:t>
+      </w:r>
+    </w:p>
+    <w:p>
+      <w:pPr/>
+      <w:r>
+        <w:rPr>
+          <w:lang w:val="pt_PT" w:bidi="pt_PT"/>
+        </w:rPr>
+      </w:r>
+      <w:r>
+        <w:rPr>
           <w:b/>
           <w:lang w:val="pt_PT" w:bidi="pt_PT"/>
         </w:rPr>
@@ -47612,6 +51574,20 @@
       </w:r>
       <w:r>
         <w:rPr>
+          <w:lang w:val="pt_PT" w:bidi="pt_PT"/>
+        </w:rPr>
+        <w:t>אָמַ֨רְתִּי֙ אֶעֱלֶ֣ה בְ⁠תָמָ֔ר אֹֽחֲזָ֖ה בְּ⁠סַנְסִנָּ֑י⁠ו</w:t>
+      </w:r>
+    </w:p>
+    <w:p>
+      <w:pPr/>
+      <w:r>
+        <w:rPr>
+          <w:lang w:val="pt_PT" w:bidi="pt_PT"/>
+        </w:rPr>
+      </w:r>
+      <w:r>
+        <w:rPr>
           <w:b/>
           <w:lang w:val="pt_PT" w:bidi="pt_PT"/>
         </w:rPr>
@@ -47939,6 +51915,20 @@
       </w:r>
       <w:r>
         <w:rPr>
+          <w:lang w:val="pt_PT" w:bidi="pt_PT"/>
+        </w:rPr>
+        <w:t>אֶעֱלֶ֣ה בְ⁠תָמָ֔ר אֹֽחֲזָ֖ה בְּ⁠סַנְסִנָּ֑י⁠ו</w:t>
+      </w:r>
+    </w:p>
+    <w:p>
+      <w:pPr/>
+      <w:r>
+        <w:rPr>
+          <w:lang w:val="pt_PT" w:bidi="pt_PT"/>
+        </w:rPr>
+      </w:r>
+      <w:r>
+        <w:rPr>
           <w:b/>
           <w:lang w:val="pt_PT" w:bidi="pt_PT"/>
         </w:rPr>
@@ -48323,6 +52313,20 @@
       </w:r>
       <w:r>
         <w:rPr>
+          <w:lang w:val="pt_PT" w:bidi="pt_PT"/>
+        </w:rPr>
+        <w:t>כְּ⁠אֶשְׁכְּל֣וֹת הַ⁠גֶּ֔פֶן</w:t>
+      </w:r>
+    </w:p>
+    <w:p>
+      <w:pPr/>
+      <w:r>
+        <w:rPr>
+          <w:lang w:val="pt_PT" w:bidi="pt_PT"/>
+        </w:rPr>
+      </w:r>
+      <w:r>
+        <w:rPr>
           <w:b/>
           <w:lang w:val="pt_PT" w:bidi="pt_PT"/>
         </w:rPr>
@@ -48432,6 +52436,20 @@
       </w:r>
       <w:r>
         <w:rPr>
+          <w:lang w:val="pt_PT" w:bidi="pt_PT"/>
+        </w:rPr>
+        <w:t>וְ⁠רֵ֥יחַ אַפֵּ֖⁠ךְ כַּ⁠תַּפּוּחִֽים</w:t>
+      </w:r>
+    </w:p>
+    <w:p>
+      <w:pPr/>
+      <w:r>
+        <w:rPr>
+          <w:lang w:val="pt_PT" w:bidi="pt_PT"/>
+        </w:rPr>
+      </w:r>
+      <w:r>
+        <w:rPr>
           <w:b/>
           <w:lang w:val="pt_PT" w:bidi="pt_PT"/>
         </w:rPr>
@@ -48624,6 +52642,20 @@
       </w:r>
       <w:r>
         <w:rPr>
+          <w:lang w:val="pt_PT" w:bidi="pt_PT"/>
+        </w:rPr>
+        <w:t>כַּ⁠תַּפּוּחִֽים</w:t>
+      </w:r>
+    </w:p>
+    <w:p>
+      <w:pPr/>
+      <w:r>
+        <w:rPr>
+          <w:lang w:val="pt_PT" w:bidi="pt_PT"/>
+        </w:rPr>
+      </w:r>
+      <w:r>
+        <w:rPr>
           <w:b/>
           <w:lang w:val="pt_PT" w:bidi="pt_PT"/>
         </w:rPr>
@@ -48925,6 +52957,20 @@
       </w:r>
       <w:r>
         <w:rPr>
+          <w:lang w:val="pt_PT" w:bidi="pt_PT"/>
+        </w:rPr>
+        <w:t>וְ⁠חִכֵּ֕⁠ךְ</w:t>
+      </w:r>
+    </w:p>
+    <w:p>
+      <w:pPr/>
+      <w:r>
+        <w:rPr>
+          <w:lang w:val="pt_PT" w:bidi="pt_PT"/>
+        </w:rPr>
+      </w:r>
+      <w:r>
+        <w:rPr>
           <w:b/>
           <w:lang w:val="pt_PT" w:bidi="pt_PT"/>
         </w:rPr>
@@ -49021,6 +53067,20 @@
       </w:r>
       <w:r>
         <w:rPr>
+          <w:lang w:val="pt_PT" w:bidi="pt_PT"/>
+        </w:rPr>
+        <w:t>הוֹלֵ֥ךְ לְ⁠דוֹדִ֖⁠י לְ⁠מֵישָׁרִ֑ים דּוֹבֵ֖ב שִׂפְתֵ֥י יְשֵׁנִֽים</w:t>
+      </w:r>
+    </w:p>
+    <w:p>
+      <w:pPr/>
+      <w:r>
+        <w:rPr>
+          <w:lang w:val="pt_PT" w:bidi="pt_PT"/>
+        </w:rPr>
+      </w:r>
+      <w:r>
+        <w:rPr>
           <w:b/>
           <w:lang w:val="pt_PT" w:bidi="pt_PT"/>
         </w:rPr>
@@ -49200,6 +53260,20 @@
       </w:r>
       <w:r>
         <w:rPr>
+          <w:lang w:val="pt_PT" w:bidi="pt_PT"/>
+        </w:rPr>
+        <w:t>הוֹלֵ֥ךְ לְ⁠דוֹדִ֖⁠י לְ⁠מֵישָׁרִ֑ים דּוֹבֵ֖ב שִׂפְתֵ֥י יְשֵׁנִֽים</w:t>
+      </w:r>
+    </w:p>
+    <w:p>
+      <w:pPr/>
+      <w:r>
+        <w:rPr>
+          <w:lang w:val="pt_PT" w:bidi="pt_PT"/>
+        </w:rPr>
+      </w:r>
+      <w:r>
+        <w:rPr>
           <w:b/>
           <w:lang w:val="pt_PT" w:bidi="pt_PT"/>
         </w:rPr>
@@ -49322,6 +53396,20 @@
       </w:r>
       <w:r>
         <w:rPr>
+          <w:lang w:val="pt_PT" w:bidi="pt_PT"/>
+        </w:rPr>
+        <w:t>לְ⁠מֵישָׁרִ֑ים דּוֹבֵ֖ב</w:t>
+      </w:r>
+    </w:p>
+    <w:p>
+      <w:pPr/>
+      <w:r>
+        <w:rPr>
+          <w:lang w:val="pt_PT" w:bidi="pt_PT"/>
+        </w:rPr>
+      </w:r>
+      <w:r>
+        <w:rPr>
           <w:b/>
           <w:lang w:val="pt_PT" w:bidi="pt_PT"/>
         </w:rPr>
@@ -49433,6 +53521,20 @@
         <w:rPr>
           <w:lang w:val="pt_PT" w:bidi="pt_PT"/>
         </w:rPr>
+      </w:r>
+    </w:p>
+    <w:p>
+      <w:pPr/>
+      <w:r>
+        <w:rPr>
+          <w:lang w:val="pt_PT" w:bidi="pt_PT"/>
+        </w:rPr>
+      </w:r>
+      <w:r>
+        <w:rPr>
+          <w:lang w:val="pt_PT" w:bidi="pt_PT"/>
+        </w:rPr>
+        <w:t>שִׂפְתֵ֥י יְשֵׁנִֽים</w:t>
       </w:r>
     </w:p>
     <w:p>
@@ -49697,6 +53799,20 @@
       </w:r>
       <w:r>
         <w:rPr>
+          <w:lang w:val="pt_PT" w:bidi="pt_PT"/>
+        </w:rPr>
+        <w:t>לְכָ֤⁠ה דוֹדִ⁠י֙</w:t>
+      </w:r>
+    </w:p>
+    <w:p>
+      <w:pPr/>
+      <w:r>
+        <w:rPr>
+          <w:lang w:val="pt_PT" w:bidi="pt_PT"/>
+        </w:rPr>
+      </w:r>
+      <w:r>
+        <w:rPr>
           <w:b/>
           <w:lang w:val="pt_PT" w:bidi="pt_PT"/>
         </w:rPr>
@@ -49780,6 +53896,20 @@
       </w:r>
       <w:r>
         <w:rPr>
+          <w:lang w:val="pt_PT" w:bidi="pt_PT"/>
+        </w:rPr>
+        <w:t>נָלִ֖ינָה בַּ⁠כְּפָרִֽים</w:t>
+      </w:r>
+    </w:p>
+    <w:p>
+      <w:pPr/>
+      <w:r>
+        <w:rPr>
+          <w:lang w:val="pt_PT" w:bidi="pt_PT"/>
+        </w:rPr>
+      </w:r>
+      <w:r>
+        <w:rPr>
           <w:b/>
           <w:lang w:val="pt_PT" w:bidi="pt_PT"/>
         </w:rPr>
@@ -49832,6 +53962,20 @@
         <w:rPr>
           <w:lang w:val="pt_PT" w:bidi="pt_PT"/>
         </w:rPr>
+      </w:r>
+    </w:p>
+    <w:p>
+      <w:pPr/>
+      <w:r>
+        <w:rPr>
+          <w:lang w:val="pt_PT" w:bidi="pt_PT"/>
+        </w:rPr>
+      </w:r>
+      <w:r>
+        <w:rPr>
+          <w:lang w:val="pt_PT" w:bidi="pt_PT"/>
+        </w:rPr>
+        <w:t>בַּ⁠כְּפָרִֽים</w:t>
       </w:r>
     </w:p>
     <w:p>
@@ -49970,6 +54114,20 @@
       </w:r>
       <w:r>
         <w:rPr>
+          <w:lang w:val="pt_PT" w:bidi="pt_PT"/>
+        </w:rPr>
+        <w:t>נַשְׁכִּ֨ימָה֙</w:t>
+      </w:r>
+    </w:p>
+    <w:p>
+      <w:pPr/>
+      <w:r>
+        <w:rPr>
+          <w:lang w:val="pt_PT" w:bidi="pt_PT"/>
+        </w:rPr>
+      </w:r>
+      <w:r>
+        <w:rPr>
           <w:b/>
           <w:lang w:val="pt_PT" w:bidi="pt_PT"/>
         </w:rPr>
@@ -50210,6 +54368,20 @@
       </w:r>
       <w:r>
         <w:rPr>
+          <w:lang w:val="pt_PT" w:bidi="pt_PT"/>
+        </w:rPr>
+        <w:t>פָּֽרְחָ֤ה הַ⁠גֶּ֨פֶן֙</w:t>
+      </w:r>
+    </w:p>
+    <w:p>
+      <w:pPr/>
+      <w:r>
+        <w:rPr>
+          <w:lang w:val="pt_PT" w:bidi="pt_PT"/>
+        </w:rPr>
+      </w:r>
+      <w:r>
+        <w:rPr>
           <w:b/>
           <w:lang w:val="pt_PT" w:bidi="pt_PT"/>
         </w:rPr>
@@ -50605,6 +54777,20 @@
       </w:r>
       <w:r>
         <w:rPr>
+          <w:lang w:val="pt_PT" w:bidi="pt_PT"/>
+        </w:rPr>
+        <w:t>וְ⁠עַל־פְּתָחֵ֨י⁠נוּ֙ כָּל־מְגָדִ֔ים</w:t>
+      </w:r>
+    </w:p>
+    <w:p>
+      <w:pPr/>
+      <w:r>
+        <w:rPr>
+          <w:lang w:val="pt_PT" w:bidi="pt_PT"/>
+        </w:rPr>
+      </w:r>
+      <w:r>
+        <w:rPr>
           <w:b/>
           <w:lang w:val="pt_PT" w:bidi="pt_PT"/>
         </w:rPr>
@@ -50753,6 +54939,20 @@
         <w:rPr>
           <w:lang w:val="pt_PT" w:bidi="pt_PT"/>
         </w:rPr>
+      </w:r>
+    </w:p>
+    <w:p>
+      <w:pPr/>
+      <w:r>
+        <w:rPr>
+          <w:lang w:val="pt_PT" w:bidi="pt_PT"/>
+        </w:rPr>
+      </w:r>
+      <w:r>
+        <w:rPr>
+          <w:lang w:val="pt_PT" w:bidi="pt_PT"/>
+        </w:rPr>
+        <w:t>דּוֹדִ֖⁠י צָפַ֥נְתִּי לָֽ⁠ךְ</w:t>
       </w:r>
     </w:p>
     <w:p>
@@ -50999,6 +55199,20 @@
       </w:r>
       <w:r>
         <w:rPr>
+          <w:lang w:val="pt_PT" w:bidi="pt_PT"/>
+        </w:rPr>
+        <w:t>מִ֤י יִתֶּנְ⁠ךָ֙ כְּ⁠אָ֣ח לִ֔⁠י יוֹנֵ֖ק שְׁדֵ֣י אִמִּ֑⁠י</w:t>
+      </w:r>
+    </w:p>
+    <w:p>
+      <w:pPr/>
+      <w:r>
+        <w:rPr>
+          <w:lang w:val="pt_PT" w:bidi="pt_PT"/>
+        </w:rPr>
+      </w:r>
+      <w:r>
+        <w:rPr>
           <w:b/>
           <w:lang w:val="pt_PT" w:bidi="pt_PT"/>
         </w:rPr>
@@ -51245,6 +55459,20 @@
       </w:r>
       <w:r>
         <w:rPr>
+          <w:lang w:val="pt_PT" w:bidi="pt_PT"/>
+        </w:rPr>
+        <w:t>מִ֤י יִתֶּנְ⁠ךָ֙ כְּ⁠אָ֣ח לִ֔⁠י יוֹנֵ֖ק שְׁדֵ֣י אִמִּ֑⁠י</w:t>
+      </w:r>
+    </w:p>
+    <w:p>
+      <w:pPr/>
+      <w:r>
+        <w:rPr>
+          <w:lang w:val="pt_PT" w:bidi="pt_PT"/>
+        </w:rPr>
+      </w:r>
+      <w:r>
+        <w:rPr>
           <w:b/>
           <w:lang w:val="pt_PT" w:bidi="pt_PT"/>
         </w:rPr>
@@ -51368,6 +55596,20 @@
       </w:r>
       <w:r>
         <w:rPr>
+          <w:lang w:val="pt_PT" w:bidi="pt_PT"/>
+        </w:rPr>
+        <w:t>גַּ֖ם</w:t>
+      </w:r>
+    </w:p>
+    <w:p>
+      <w:pPr/>
+      <w:r>
+        <w:rPr>
+          <w:lang w:val="pt_PT" w:bidi="pt_PT"/>
+        </w:rPr>
+      </w:r>
+      <w:r>
+        <w:rPr>
           <w:b/>
           <w:lang w:val="pt_PT" w:bidi="pt_PT"/>
         </w:rPr>
@@ -51464,6 +55706,20 @@
       </w:r>
       <w:r>
         <w:rPr>
+          <w:lang w:val="pt_PT" w:bidi="pt_PT"/>
+        </w:rPr>
+        <w:t>לֹא־יָב֥וּזוּ לִֽ⁠י</w:t>
+      </w:r>
+    </w:p>
+    <w:p>
+      <w:pPr/>
+      <w:r>
+        <w:rPr>
+          <w:lang w:val="pt_PT" w:bidi="pt_PT"/>
+        </w:rPr>
+      </w:r>
+      <w:r>
+        <w:rPr>
           <w:b/>
           <w:lang w:val="pt_PT" w:bidi="pt_PT"/>
         </w:rPr>
@@ -51586,6 +55842,20 @@
       </w:r>
       <w:r>
         <w:rPr>
+          <w:lang w:val="pt_PT" w:bidi="pt_PT"/>
+        </w:rPr>
+        <w:t>אֶֽמְצָאֲ⁠ךָ֤ בַ⁠חוּץ֙ אֶשָׁ֣קְ⁠ךָ֔ גַּ֖ם לֹא־יָב֥וּזוּ לִֽ⁠י׃ אֶנְהָֽגֲ⁠ךָ֗ אֲבִֽיאֲ⁠ךָ֛ אֶל־בֵּ֥ית אִמִּ֖⁠י תְּלַמְּדֵ֑⁠נִי אַשְׁקְ⁠ךָ֙ מִ⁠יַּ֣יִן הָ⁠רֶ֔קַח מֵ⁠עֲסִ֖יס רִמֹּנִֽ⁠י</w:t>
+      </w:r>
+    </w:p>
+    <w:p>
+      <w:pPr/>
+      <w:r>
+        <w:rPr>
+          <w:lang w:val="pt_PT" w:bidi="pt_PT"/>
+        </w:rPr>
+      </w:r>
+      <w:r>
+        <w:rPr>
           <w:b/>
           <w:lang w:val="pt_PT" w:bidi="pt_PT"/>
         </w:rPr>
@@ -51711,6 +55981,20 @@
         <w:rPr>
           <w:lang w:val="pt_PT" w:bidi="pt_PT"/>
         </w:rPr>
+      </w:r>
+    </w:p>
+    <w:p>
+      <w:pPr/>
+      <w:r>
+        <w:rPr>
+          <w:lang w:val="pt_PT" w:bidi="pt_PT"/>
+        </w:rPr>
+      </w:r>
+      <w:r>
+        <w:rPr>
+          <w:lang w:val="pt_PT" w:bidi="pt_PT"/>
+        </w:rPr>
+        <w:t>אֲבִֽיאֲ⁠ךָ֛ אֶל־בֵּ֥ית אִמִּ֖⁠י</w:t>
       </w:r>
     </w:p>
     <w:p>
@@ -51850,6 +56134,20 @@
       </w:r>
       <w:r>
         <w:rPr>
+          <w:lang w:val="pt_PT" w:bidi="pt_PT"/>
+        </w:rPr>
+        <w:t>אֲבִֽיאֲ⁠ךָ֛ אֶל־בֵּ֥ית אִמִּ֖⁠י תְּלַמְּדֵ֑⁠נִי</w:t>
+      </w:r>
+    </w:p>
+    <w:p>
+      <w:pPr/>
+      <w:r>
+        <w:rPr>
+          <w:lang w:val="pt_PT" w:bidi="pt_PT"/>
+        </w:rPr>
+      </w:r>
+      <w:r>
+        <w:rPr>
           <w:b/>
           <w:lang w:val="pt_PT" w:bidi="pt_PT"/>
         </w:rPr>
@@ -51916,6 +56214,20 @@
         <w:rPr>
           <w:lang w:val="pt_PT" w:bidi="pt_PT"/>
         </w:rPr>
+      </w:r>
+    </w:p>
+    <w:p>
+      <w:pPr/>
+      <w:r>
+        <w:rPr>
+          <w:lang w:val="pt_PT" w:bidi="pt_PT"/>
+        </w:rPr>
+      </w:r>
+      <w:r>
+        <w:rPr>
+          <w:lang w:val="pt_PT" w:bidi="pt_PT"/>
+        </w:rPr>
+        <w:t>אַשְׁקְ⁠ךָ֙ מִ⁠יַּ֣יִן הָ⁠רֶ֔קַח</w:t>
       </w:r>
     </w:p>
     <w:p>
@@ -52165,6 +56477,20 @@
       </w:r>
       <w:r>
         <w:rPr>
+          <w:lang w:val="pt_PT" w:bidi="pt_PT"/>
+        </w:rPr>
+        <w:t>אַשְׁקְ⁠ךָ֙ מִ⁠יַּ֣יִן הָ⁠רֶ֔קַח מֵ⁠עֲסִ֖יס רִמֹּנִֽ⁠י</w:t>
+      </w:r>
+    </w:p>
+    <w:p>
+      <w:pPr/>
+      <w:r>
+        <w:rPr>
+          <w:lang w:val="pt_PT" w:bidi="pt_PT"/>
+        </w:rPr>
+      </w:r>
+      <w:r>
+        <w:rPr>
           <w:b/>
           <w:lang w:val="pt_PT" w:bidi="pt_PT"/>
         </w:rPr>
@@ -52277,6 +56603,20 @@
         <w:rPr>
           <w:lang w:val="pt_PT" w:bidi="pt_PT"/>
         </w:rPr>
+      </w:r>
+    </w:p>
+    <w:p>
+      <w:pPr/>
+      <w:r>
+        <w:rPr>
+          <w:lang w:val="pt_PT" w:bidi="pt_PT"/>
+        </w:rPr>
+      </w:r>
+      <w:r>
+        <w:rPr>
+          <w:lang w:val="pt_PT" w:bidi="pt_PT"/>
+        </w:rPr>
+        <w:t>מֵ⁠עֲסִ֖יס רִמֹּנִֽ⁠י</w:t>
       </w:r>
     </w:p>
     <w:p>
@@ -52650,6 +56990,20 @@
       </w:r>
       <w:r>
         <w:rPr>
+          <w:lang w:val="pt_PT" w:bidi="pt_PT"/>
+        </w:rPr>
+        <w:t>מִ֣י זֹ֗את עֹלָה֙ מִן־הַ⁠מִּדְבָּ֔ר מִתְרַפֶּ֖קֶת עַל־דּוֹדָ֑⁠הּ</w:t>
+      </w:r>
+    </w:p>
+    <w:p>
+      <w:pPr/>
+      <w:r>
+        <w:rPr>
+          <w:lang w:val="pt_PT" w:bidi="pt_PT"/>
+        </w:rPr>
+      </w:r>
+      <w:r>
+        <w:rPr>
           <w:b/>
           <w:lang w:val="pt_PT" w:bidi="pt_PT"/>
         </w:rPr>
@@ -52968,6 +57322,20 @@
         <w:rPr>
           <w:lang w:val="pt_PT" w:bidi="pt_PT"/>
         </w:rPr>
+      </w:r>
+    </w:p>
+    <w:p>
+      <w:pPr/>
+      <w:r>
+        <w:rPr>
+          <w:lang w:val="pt_PT" w:bidi="pt_PT"/>
+        </w:rPr>
+      </w:r>
+      <w:r>
+        <w:rPr>
+          <w:lang w:val="pt_PT" w:bidi="pt_PT"/>
+        </w:rPr>
+        <w:t>עֹלָה֙</w:t>
       </w:r>
     </w:p>
     <w:p>
@@ -53189,6 +57557,20 @@
       </w:r>
       <w:r>
         <w:rPr>
+          <w:lang w:val="pt_PT" w:bidi="pt_PT"/>
+        </w:rPr>
+        <w:t>חִבְּלַ֣תְ⁠ךָ</w:t>
+      </w:r>
+    </w:p>
+    <w:p>
+      <w:pPr/>
+      <w:r>
+        <w:rPr>
+          <w:lang w:val="pt_PT" w:bidi="pt_PT"/>
+        </w:rPr>
+      </w:r>
+      <w:r>
+        <w:rPr>
           <w:b/>
           <w:lang w:val="pt_PT" w:bidi="pt_PT"/>
         </w:rPr>
@@ -53259,6 +57641,20 @@
       </w:r>
       <w:r>
         <w:rPr>
+          <w:lang w:val="pt_PT" w:bidi="pt_PT"/>
+        </w:rPr>
+        <w:t>תַּ֤חַת הַ⁠תַּפּ֨וּחַ֙ עֽוֹרַרְתִּ֔י⁠ךָ שָׁ֚מָּ⁠ה חִבְּלַ֣תְ⁠ךָ אִמֶּ֔⁠ךָ שָׁ֖מָּ⁠ה חִבְּלָ֥ה יְלָדַֽתְ⁠ךָ׃ שִׂימֵ֨⁠נִי כַֽ⁠חוֹתָ֜ם עַל־לִבֶּ֗⁠ךָ כַּֽ⁠חוֹתָם֙ עַל־זְרוֹעֶ֔⁠ךָ כִּֽי־עַזָּ֤ה כַ⁠מָּ֨וֶת֙ אַהֲבָ֔ה קָשָׁ֥ה כִ⁠שְׁא֖וֹל קִנְאָ֑ה רְשָׁפֶ֕י⁠הָ רִשְׁפֵּ֕י אֵ֖שׁ שַׁלְהֶ֥בֶתְ יָֽה׃ מַ֣יִם רַבִּ֗ים לֹ֤א יֽוּכְלוּ֙ לְ⁠כַבּ֣וֹת אֶת־הָֽ⁠אַהֲבָ֔ה וּ⁠נְהָר֖וֹת לֹ֣א יִשְׁטְפ֑וּ⁠הָ אִם־יִתֵּ֨ן אִ֜ישׁ אֶת־כָּל־ה֤וֹן בֵּית⁠וֹ֙ בָּ⁠אַהֲבָ֔ה בּ֖וֹז יָב֥וּזוּ לֽ⁠וֹ</w:t>
+      </w:r>
+    </w:p>
+    <w:p>
+      <w:pPr/>
+      <w:r>
+        <w:rPr>
+          <w:lang w:val="pt_PT" w:bidi="pt_PT"/>
+        </w:rPr>
+      </w:r>
+      <w:r>
+        <w:rPr>
           <w:b/>
           <w:lang w:val="pt_PT" w:bidi="pt_PT"/>
         </w:rPr>
@@ -53576,6 +57972,20 @@
       </w:r>
       <w:r>
         <w:rPr>
+          <w:lang w:val="pt_PT" w:bidi="pt_PT"/>
+        </w:rPr>
+        <w:t>כַּֽ⁠חוֹתָם֙ עַל־זְרוֹעֶ֔⁠ךָ</w:t>
+      </w:r>
+    </w:p>
+    <w:p>
+      <w:pPr/>
+      <w:r>
+        <w:rPr>
+          <w:lang w:val="pt_PT" w:bidi="pt_PT"/>
+        </w:rPr>
+      </w:r>
+      <w:r>
+        <w:rPr>
           <w:b/>
           <w:lang w:val="pt_PT" w:bidi="pt_PT"/>
         </w:rPr>
@@ -53725,6 +58135,20 @@
       </w:r>
       <w:r>
         <w:rPr>
+          <w:lang w:val="pt_PT" w:bidi="pt_PT"/>
+        </w:rPr>
+        <w:t>כַּֽ⁠חוֹתָם֙ עַל־זְרוֹעֶ֔⁠ךָ</w:t>
+      </w:r>
+    </w:p>
+    <w:p>
+      <w:pPr/>
+      <w:r>
+        <w:rPr>
+          <w:lang w:val="pt_PT" w:bidi="pt_PT"/>
+        </w:rPr>
+      </w:r>
+      <w:r>
+        <w:rPr>
           <w:b/>
           <w:lang w:val="pt_PT" w:bidi="pt_PT"/>
         </w:rPr>
@@ -54113,6 +58537,20 @@
       </w:r>
       <w:r>
         <w:rPr>
+          <w:lang w:val="pt_PT" w:bidi="pt_PT"/>
+        </w:rPr>
+        <w:t>קָשָׁ֥ה כִ⁠שְׁא֖וֹל קִנְאָ֑ה</w:t>
+      </w:r>
+    </w:p>
+    <w:p>
+      <w:pPr/>
+      <w:r>
+        <w:rPr>
+          <w:lang w:val="pt_PT" w:bidi="pt_PT"/>
+        </w:rPr>
+      </w:r>
+      <w:r>
+        <w:rPr>
           <w:b/>
           <w:lang w:val="pt_PT" w:bidi="pt_PT"/>
         </w:rPr>
@@ -54320,6 +58758,20 @@
       </w:r>
       <w:r>
         <w:rPr>
+          <w:lang w:val="pt_PT" w:bidi="pt_PT"/>
+        </w:rPr>
+        <w:t>כִ⁠שְׁא֖וֹל</w:t>
+      </w:r>
+    </w:p>
+    <w:p>
+      <w:pPr/>
+      <w:r>
+        <w:rPr>
+          <w:lang w:val="pt_PT" w:bidi="pt_PT"/>
+        </w:rPr>
+      </w:r>
+      <w:r>
+        <w:rPr>
           <w:b/>
           <w:lang w:val="pt_PT" w:bidi="pt_PT"/>
         </w:rPr>
@@ -54442,6 +58894,20 @@
       </w:r>
       <w:r>
         <w:rPr>
+          <w:lang w:val="pt_PT" w:bidi="pt_PT"/>
+        </w:rPr>
+        <w:t>רְשָׁפֶ֕י⁠הָ רִשְׁפֵּ֕י אֵ֖שׁ שַׁלְהֶ֥בֶתְ יָֽה</w:t>
+      </w:r>
+    </w:p>
+    <w:p>
+      <w:pPr/>
+      <w:r>
+        <w:rPr>
+          <w:lang w:val="pt_PT" w:bidi="pt_PT"/>
+        </w:rPr>
+      </w:r>
+      <w:r>
+        <w:rPr>
           <w:b/>
           <w:lang w:val="pt_PT" w:bidi="pt_PT"/>
         </w:rPr>
@@ -54635,6 +59101,20 @@
       </w:r>
       <w:r>
         <w:rPr>
+          <w:lang w:val="pt_PT" w:bidi="pt_PT"/>
+        </w:rPr>
+        <w:t>מַ֣יִם רַבִּ֗ים לֹ֤א יֽוּכְלוּ֙ לְ⁠כַבּ֣וֹת אֶת־הָֽ⁠אַהֲבָ֔ה וּ⁠נְהָר֖וֹת לֹ֣א יִשְׁטְפ֑וּ⁠הָ</w:t>
+      </w:r>
+    </w:p>
+    <w:p>
+      <w:pPr/>
+      <w:r>
+        <w:rPr>
+          <w:lang w:val="pt_PT" w:bidi="pt_PT"/>
+        </w:rPr>
+      </w:r>
+      <w:r>
+        <w:rPr>
           <w:b/>
           <w:lang w:val="pt_PT" w:bidi="pt_PT"/>
         </w:rPr>
@@ -54797,6 +59277,20 @@
       </w:r>
       <w:r>
         <w:rPr>
+          <w:lang w:val="pt_PT" w:bidi="pt_PT"/>
+        </w:rPr>
+        <w:t>מַ֣יִם רַבִּ֗ים לֹ֤א יֽוּכְלוּ֙ לְ⁠כַבּ֣וֹת אֶת־הָֽ⁠אַהֲבָ֔ה וּ⁠נְהָר֖וֹת לֹ֣א יִשְׁטְפ֑וּ⁠הָ</w:t>
+      </w:r>
+    </w:p>
+    <w:p>
+      <w:pPr/>
+      <w:r>
+        <w:rPr>
+          <w:lang w:val="pt_PT" w:bidi="pt_PT"/>
+        </w:rPr>
+      </w:r>
+      <w:r>
+        <w:rPr>
           <w:b/>
           <w:lang w:val="pt_PT" w:bidi="pt_PT"/>
         </w:rPr>
@@ -54970,6 +59464,20 @@
       </w:r>
       <w:r>
         <w:rPr>
+          <w:lang w:val="pt_PT" w:bidi="pt_PT"/>
+        </w:rPr>
+        <w:t>אִם־יִתֵּ֨ן אִ֜ישׁ אֶת־כָּל־ה֤וֹן בֵּית⁠וֹ֙ בָּ⁠אַהֲבָ֔ה בּ֖וֹז יָב֥וּזוּ לֽ⁠וֹ</w:t>
+      </w:r>
+    </w:p>
+    <w:p>
+      <w:pPr/>
+      <w:r>
+        <w:rPr>
+          <w:lang w:val="pt_PT" w:bidi="pt_PT"/>
+        </w:rPr>
+      </w:r>
+      <w:r>
+        <w:rPr>
           <w:b/>
           <w:lang w:val="pt_PT" w:bidi="pt_PT"/>
         </w:rPr>
@@ -55067,6 +59575,20 @@
       </w:r>
       <w:r>
         <w:rPr>
+          <w:lang w:val="pt_PT" w:bidi="pt_PT"/>
+        </w:rPr>
+        <w:t>בָּ⁠אַהֲבָ֔ה</w:t>
+      </w:r>
+    </w:p>
+    <w:p>
+      <w:pPr/>
+      <w:r>
+        <w:rPr>
+          <w:lang w:val="pt_PT" w:bidi="pt_PT"/>
+        </w:rPr>
+      </w:r>
+      <w:r>
+        <w:rPr>
           <w:b/>
           <w:lang w:val="pt_PT" w:bidi="pt_PT"/>
         </w:rPr>
@@ -55130,6 +59652,20 @@
       </w:r>
       <w:r>
         <w:rPr>
+          <w:lang w:val="pt_PT" w:bidi="pt_PT"/>
+        </w:rPr>
+        <w:t>לֽ⁠וֹ</w:t>
+      </w:r>
+    </w:p>
+    <w:p>
+      <w:pPr/>
+      <w:r>
+        <w:rPr>
+          <w:lang w:val="pt_PT" w:bidi="pt_PT"/>
+        </w:rPr>
+      </w:r>
+      <w:r>
+        <w:rPr>
           <w:b/>
           <w:lang w:val="pt_PT" w:bidi="pt_PT"/>
         </w:rPr>
@@ -55253,6 +59789,20 @@
       </w:r>
       <w:r>
         <w:rPr>
+          <w:lang w:val="pt_PT" w:bidi="pt_PT"/>
+        </w:rPr>
+        <w:t>קְטַנָּ֔ה</w:t>
+      </w:r>
+    </w:p>
+    <w:p>
+      <w:pPr/>
+      <w:r>
+        <w:rPr>
+          <w:lang w:val="pt_PT" w:bidi="pt_PT"/>
+        </w:rPr>
+      </w:r>
+      <w:r>
+        <w:rPr>
           <w:b/>
           <w:lang w:val="pt_PT" w:bidi="pt_PT"/>
         </w:rPr>
@@ -55349,6 +59899,20 @@
       </w:r>
       <w:r>
         <w:rPr>
+          <w:lang w:val="pt_PT" w:bidi="pt_PT"/>
+        </w:rPr>
+        <w:t>וְ⁠שָׁדַ֖יִם אֵ֣ין לָ֑⁠הּ</w:t>
+      </w:r>
+    </w:p>
+    <w:p>
+      <w:pPr/>
+      <w:r>
+        <w:rPr>
+          <w:lang w:val="pt_PT" w:bidi="pt_PT"/>
+        </w:rPr>
+      </w:r>
+      <w:r>
+        <w:rPr>
           <w:b/>
           <w:lang w:val="pt_PT" w:bidi="pt_PT"/>
         </w:rPr>
@@ -55651,6 +60215,20 @@
       </w:r>
       <w:r>
         <w:rPr>
+          <w:lang w:val="pt_PT" w:bidi="pt_PT"/>
+        </w:rPr>
+        <w:t>שֶׁ⁠יְּדֻבַּר־בָּֽ⁠הּ</w:t>
+      </w:r>
+    </w:p>
+    <w:p>
+      <w:pPr/>
+      <w:r>
+        <w:rPr>
+          <w:lang w:val="pt_PT" w:bidi="pt_PT"/>
+        </w:rPr>
+      </w:r>
+      <w:r>
+        <w:rPr>
           <w:b/>
           <w:lang w:val="pt_PT" w:bidi="pt_PT"/>
         </w:rPr>
@@ -55857,6 +60435,20 @@
       </w:r>
       <w:r>
         <w:rPr>
+          <w:lang w:val="pt_PT" w:bidi="pt_PT"/>
+        </w:rPr>
+        <w:t>וְ⁠אִם־דֶּ֣לֶת הִ֔יא נָצ֥וּר עָלֶ֖י⁠הָ ל֥וּחַ אָֽרֶז</w:t>
+      </w:r>
+    </w:p>
+    <w:p>
+      <w:pPr/>
+      <w:r>
+        <w:rPr>
+          <w:lang w:val="pt_PT" w:bidi="pt_PT"/>
+        </w:rPr>
+      </w:r>
+      <w:r>
+        <w:rPr>
           <w:b/>
           <w:lang w:val="pt_PT" w:bidi="pt_PT"/>
         </w:rPr>
@@ -56154,6 +60746,20 @@
       </w:r>
       <w:r>
         <w:rPr>
+          <w:lang w:val="pt_PT" w:bidi="pt_PT"/>
+        </w:rPr>
+        <w:t>אֲנִ֣י חוֹמָ֔ה וְ⁠שָׁדַ֖⁠י כַּ⁠מִּגְדָּל֑וֹת אָ֛ז הָיִ֥יתִי בְ⁠עֵינָ֖י⁠ו כְּ⁠מוֹצְאֵ֥ת שָׁלֽוֹם</w:t>
+      </w:r>
+    </w:p>
+    <w:p>
+      <w:pPr/>
+      <w:r>
+        <w:rPr>
+          <w:lang w:val="pt_PT" w:bidi="pt_PT"/>
+        </w:rPr>
+      </w:r>
+      <w:r>
+        <w:rPr>
           <w:b/>
           <w:lang w:val="pt_PT" w:bidi="pt_PT"/>
         </w:rPr>
@@ -56251,6 +60857,20 @@
       </w:r>
       <w:r>
         <w:rPr>
+          <w:lang w:val="pt_PT" w:bidi="pt_PT"/>
+        </w:rPr>
+        <w:t>אֲנִ֣י חוֹמָ֔ה</w:t>
+      </w:r>
+    </w:p>
+    <w:p>
+      <w:pPr/>
+      <w:r>
+        <w:rPr>
+          <w:lang w:val="pt_PT" w:bidi="pt_PT"/>
+        </w:rPr>
+      </w:r>
+      <w:r>
+        <w:rPr>
           <w:b/>
           <w:lang w:val="pt_PT" w:bidi="pt_PT"/>
         </w:rPr>
@@ -56361,6 +60981,20 @@
       </w:r>
       <w:r>
         <w:rPr>
+          <w:lang w:val="pt_PT" w:bidi="pt_PT"/>
+        </w:rPr>
+        <w:t>וְ⁠שָׁדַ֖⁠י</w:t>
+      </w:r>
+    </w:p>
+    <w:p>
+      <w:pPr/>
+      <w:r>
+        <w:rPr>
+          <w:lang w:val="pt_PT" w:bidi="pt_PT"/>
+        </w:rPr>
+      </w:r>
+      <w:r>
+        <w:rPr>
           <w:b/>
           <w:lang w:val="pt_PT" w:bidi="pt_PT"/>
         </w:rPr>
@@ -56548,6 +61182,20 @@
       </w:r>
       <w:r>
         <w:rPr>
+          <w:lang w:val="pt_PT" w:bidi="pt_PT"/>
+        </w:rPr>
+        <w:t>אָ֛ז</w:t>
+      </w:r>
+    </w:p>
+    <w:p>
+      <w:pPr/>
+      <w:r>
+        <w:rPr>
+          <w:lang w:val="pt_PT" w:bidi="pt_PT"/>
+        </w:rPr>
+      </w:r>
+      <w:r>
+        <w:rPr>
           <w:b/>
           <w:lang w:val="pt_PT" w:bidi="pt_PT"/>
         </w:rPr>
@@ -56644,6 +61292,20 @@
       </w:r>
       <w:r>
         <w:rPr>
+          <w:lang w:val="pt_PT" w:bidi="pt_PT"/>
+        </w:rPr>
+        <w:t>הָיִ֥יתִי בְ⁠עֵינָ֖י⁠ו</w:t>
+      </w:r>
+    </w:p>
+    <w:p>
+      <w:pPr/>
+      <w:r>
+        <w:rPr>
+          <w:lang w:val="pt_PT" w:bidi="pt_PT"/>
+        </w:rPr>
+      </w:r>
+      <w:r>
+        <w:rPr>
           <w:b/>
           <w:lang w:val="pt_PT" w:bidi="pt_PT"/>
         </w:rPr>
@@ -56767,6 +61429,20 @@
       </w:r>
       <w:r>
         <w:rPr>
+          <w:lang w:val="pt_PT" w:bidi="pt_PT"/>
+        </w:rPr>
+        <w:t>כְּ⁠מוֹצְאֵ֥ת</w:t>
+      </w:r>
+    </w:p>
+    <w:p>
+      <w:pPr/>
+      <w:r>
+        <w:rPr>
+          <w:lang w:val="pt_PT" w:bidi="pt_PT"/>
+        </w:rPr>
+      </w:r>
+      <w:r>
+        <w:rPr>
           <w:b/>
           <w:lang w:val="pt_PT" w:bidi="pt_PT"/>
         </w:rPr>
@@ -56844,6 +61520,20 @@
       </w:r>
       <w:r>
         <w:rPr>
+          <w:lang w:val="pt_PT" w:bidi="pt_PT"/>
+        </w:rPr>
+        <w:t>הָיִ֥יתִי בְ⁠עֵינָ֖י⁠ו כְּ⁠מוֹצְאֵ֥ת שָׁלֽוֹם</w:t>
+      </w:r>
+    </w:p>
+    <w:p>
+      <w:pPr/>
+      <w:r>
+        <w:rPr>
+          <w:lang w:val="pt_PT" w:bidi="pt_PT"/>
+        </w:rPr>
+      </w:r>
+      <w:r>
+        <w:rPr>
           <w:b/>
           <w:lang w:val="pt_PT" w:bidi="pt_PT"/>
         </w:rPr>
@@ -57070,6 +61760,20 @@
       </w:r>
       <w:r>
         <w:rPr>
+          <w:lang w:val="pt_PT" w:bidi="pt_PT"/>
+        </w:rPr>
+        <w:t>לַ⁠נֹּטְרִ֑ים</w:t>
+      </w:r>
+    </w:p>
+    <w:p>
+      <w:pPr/>
+      <w:r>
+        <w:rPr>
+          <w:lang w:val="pt_PT" w:bidi="pt_PT"/>
+        </w:rPr>
+      </w:r>
+      <w:r>
+        <w:rPr>
           <w:b/>
           <w:lang w:val="pt_PT" w:bidi="pt_PT"/>
         </w:rPr>
@@ -57179,6 +61883,20 @@
       </w:r>
       <w:r>
         <w:rPr>
+          <w:lang w:val="pt_PT" w:bidi="pt_PT"/>
+        </w:rPr>
+        <w:t>נָתַ֥ן אֶת־הַ⁠כֶּ֖רֶם לַ⁠נֹּטְרִ֑ים</w:t>
+      </w:r>
+    </w:p>
+    <w:p>
+      <w:pPr/>
+      <w:r>
+        <w:rPr>
+          <w:lang w:val="pt_PT" w:bidi="pt_PT"/>
+        </w:rPr>
+      </w:r>
+      <w:r>
+        <w:rPr>
           <w:b/>
           <w:lang w:val="pt_PT" w:bidi="pt_PT"/>
         </w:rPr>
@@ -57256,6 +61974,20 @@
       </w:r>
       <w:r>
         <w:rPr>
+          <w:lang w:val="pt_PT" w:bidi="pt_PT"/>
+        </w:rPr>
+        <w:t>אִ֛ישׁ יָבִ֥א בְּ⁠פִרְי֖⁠וֹ אֶ֥לֶף כָּֽסֶף</w:t>
+      </w:r>
+    </w:p>
+    <w:p>
+      <w:pPr/>
+      <w:r>
+        <w:rPr>
+          <w:lang w:val="pt_PT" w:bidi="pt_PT"/>
+        </w:rPr>
+      </w:r>
+      <w:r>
+        <w:rPr>
           <w:b/>
           <w:lang w:val="pt_PT" w:bidi="pt_PT"/>
         </w:rPr>
@@ -57392,6 +62124,20 @@
       </w:r>
       <w:r>
         <w:rPr>
+          <w:lang w:val="pt_PT" w:bidi="pt_PT"/>
+        </w:rPr>
+        <w:t>אֶ֥לֶף כָּֽסֶף</w:t>
+      </w:r>
+    </w:p>
+    <w:p>
+      <w:pPr/>
+      <w:r>
+        <w:rPr>
+          <w:lang w:val="pt_PT" w:bidi="pt_PT"/>
+        </w:rPr>
+      </w:r>
+      <w:r>
+        <w:rPr>
           <w:b/>
           <w:lang w:val="pt_PT" w:bidi="pt_PT"/>
         </w:rPr>
@@ -57475,6 +62221,20 @@
       </w:r>
       <w:r>
         <w:rPr>
+          <w:lang w:val="pt_PT" w:bidi="pt_PT"/>
+        </w:rPr>
+        <w:t>כֶּ֣רֶם הָיָ֤ה לִ⁠שְׁלֹמֹה֙ בְּ⁠בַ֣עַל הָמ֔וֹן נָתַ֥ן אֶת־הַ⁠כֶּ֖רֶם לַ⁠נֹּטְרִ֑ים אִ֛ישׁ יָבִ֥א בְּ⁠פִרְי֖⁠וֹ אֶ֥לֶף כָּֽסֶף׃ כָּרְמִ֥⁠י שֶׁ⁠לִּ֖⁠י לְ⁠פָנָ֑⁠י הָ⁠אֶ֤לֶף לְ⁠ךָ֙ שְׁלֹמֹ֔ה וּ⁠מָאתַ֖יִם לְ⁠נֹטְרִ֥ים אֶת־פִּרְיֽ⁠וֹ</w:t>
+      </w:r>
+    </w:p>
+    <w:p>
+      <w:pPr/>
+      <w:r>
+        <w:rPr>
+          <w:lang w:val="pt_PT" w:bidi="pt_PT"/>
+        </w:rPr>
+      </w:r>
+      <w:r>
+        <w:rPr>
           <w:b/>
           <w:lang w:val="pt_PT" w:bidi="pt_PT"/>
         </w:rPr>
@@ -57561,6 +62321,20 @@
         <w:rPr>
           <w:lang w:val="pt_PT" w:bidi="pt_PT"/>
         </w:rPr>
+      </w:r>
+    </w:p>
+    <w:p>
+      <w:pPr/>
+      <w:r>
+        <w:rPr>
+          <w:lang w:val="pt_PT" w:bidi="pt_PT"/>
+        </w:rPr>
+      </w:r>
+      <w:r>
+        <w:rPr>
+          <w:lang w:val="pt_PT" w:bidi="pt_PT"/>
+        </w:rPr>
+        <w:t>כָּרְמִ֥⁠י</w:t>
       </w:r>
     </w:p>
     <w:p>
@@ -57757,6 +62531,20 @@
       </w:r>
       <w:r>
         <w:rPr>
+          <w:lang w:val="pt_PT" w:bidi="pt_PT"/>
+        </w:rPr>
+        <w:t>לְ⁠פָנָ֑⁠י</w:t>
+      </w:r>
+    </w:p>
+    <w:p>
+      <w:pPr/>
+      <w:r>
+        <w:rPr>
+          <w:lang w:val="pt_PT" w:bidi="pt_PT"/>
+        </w:rPr>
+      </w:r>
+      <w:r>
+        <w:rPr>
           <w:b/>
           <w:lang w:val="pt_PT" w:bidi="pt_PT"/>
         </w:rPr>
@@ -57853,6 +62641,20 @@
       </w:r>
       <w:r>
         <w:rPr>
+          <w:lang w:val="pt_PT" w:bidi="pt_PT"/>
+        </w:rPr>
+        <w:t>הָ⁠אֶ֤לֶף לְ⁠ךָ֙ שְׁלֹמֹ֔ה וּ⁠מָאתַ֖יִם לְ⁠נֹטְרִ֥ים אֶת־פִּרְיֽ⁠וֹ</w:t>
+      </w:r>
+    </w:p>
+    <w:p>
+      <w:pPr/>
+      <w:r>
+        <w:rPr>
+          <w:lang w:val="pt_PT" w:bidi="pt_PT"/>
+        </w:rPr>
+      </w:r>
+      <w:r>
+        <w:rPr>
           <w:b/>
           <w:lang w:val="pt_PT" w:bidi="pt_PT"/>
         </w:rPr>
@@ -57991,6 +62793,20 @@
         <w:rPr>
           <w:lang w:val="pt_PT" w:bidi="pt_PT"/>
         </w:rPr>
+      </w:r>
+    </w:p>
+    <w:p>
+      <w:pPr/>
+      <w:r>
+        <w:rPr>
+          <w:lang w:val="pt_PT" w:bidi="pt_PT"/>
+        </w:rPr>
+      </w:r>
+      <w:r>
+        <w:rPr>
+          <w:lang w:val="pt_PT" w:bidi="pt_PT"/>
+        </w:rPr>
+        <w:t>הָ⁠אֶ֤לֶף לְ⁠ךָ֙ שְׁלֹמֹ֔ה</w:t>
       </w:r>
     </w:p>
     <w:p>
@@ -58169,6 +62985,20 @@
       </w:r>
       <w:r>
         <w:rPr>
+          <w:lang w:val="pt_PT" w:bidi="pt_PT"/>
+        </w:rPr>
+        <w:t>הַ⁠יוֹשֶׁ֣בֶת בַּ⁠גַּנִּ֗ים חֲבֵרִ֛ים מַקְשִׁיבִ֥ים לְ⁠קוֹלֵ֖⁠ךְ הַשְׁמִיעִֽי⁠נִי</w:t>
+      </w:r>
+    </w:p>
+    <w:p>
+      <w:pPr/>
+      <w:r>
+        <w:rPr>
+          <w:lang w:val="pt_PT" w:bidi="pt_PT"/>
+        </w:rPr>
+      </w:r>
+      <w:r>
+        <w:rPr>
           <w:b/>
           <w:lang w:val="pt_PT" w:bidi="pt_PT"/>
         </w:rPr>
@@ -58241,6 +63071,20 @@
         <w:rPr>
           <w:lang w:val="pt_PT" w:bidi="pt_PT"/>
         </w:rPr>
+      </w:r>
+    </w:p>
+    <w:p>
+      <w:pPr/>
+      <w:r>
+        <w:rPr>
+          <w:lang w:val="pt_PT" w:bidi="pt_PT"/>
+        </w:rPr>
+      </w:r>
+      <w:r>
+        <w:rPr>
+          <w:lang w:val="pt_PT" w:bidi="pt_PT"/>
+        </w:rPr>
+        <w:t>חֲבֵרִ֛ים</w:t>
       </w:r>
     </w:p>
     <w:p>
@@ -58377,6 +63221,20 @@
       </w:r>
       <w:r>
         <w:rPr>
+          <w:lang w:val="pt_PT" w:bidi="pt_PT"/>
+        </w:rPr>
+        <w:t>לְ⁠קוֹלֵ֖⁠ךְ</w:t>
+      </w:r>
+    </w:p>
+    <w:p>
+      <w:pPr/>
+      <w:r>
+        <w:rPr>
+          <w:lang w:val="pt_PT" w:bidi="pt_PT"/>
+        </w:rPr>
+      </w:r>
+      <w:r>
+        <w:rPr>
           <w:b/>
           <w:lang w:val="pt_PT" w:bidi="pt_PT"/>
         </w:rPr>
@@ -58473,6 +63331,20 @@
       </w:r>
       <w:r>
         <w:rPr>
+          <w:lang w:val="pt_PT" w:bidi="pt_PT"/>
+        </w:rPr>
+        <w:t>בְּרַ֣ח ׀ דּוֹדִ֗⁠י וּֽ⁠דְמֵה־לְ⁠ךָ֤ לִ⁠צְבִי֙ א֚וֹ לְ⁠עֹ֣פֶר הָֽ⁠אַיָּלִ֔ים עַ֖ל הָרֵ֥י בְשָׂמִֽים</w:t>
+      </w:r>
+    </w:p>
+    <w:p>
+      <w:pPr/>
+      <w:r>
+        <w:rPr>
+          <w:lang w:val="pt_PT" w:bidi="pt_PT"/>
+        </w:rPr>
+      </w:r>
+      <w:r>
+        <w:rPr>
           <w:b/>
           <w:lang w:val="pt_PT" w:bidi="pt_PT"/>
         </w:rPr>
@@ -58570,6 +63442,20 @@
       </w:r>
       <w:r>
         <w:rPr>
+          <w:lang w:val="pt_PT" w:bidi="pt_PT"/>
+        </w:rPr>
+        <w:t>בְּרַ֣ח</w:t>
+      </w:r>
+    </w:p>
+    <w:p>
+      <w:pPr/>
+      <w:r>
+        <w:rPr>
+          <w:lang w:val="pt_PT" w:bidi="pt_PT"/>
+        </w:rPr>
+      </w:r>
+      <w:r>
+        <w:rPr>
           <w:b/>
           <w:lang w:val="pt_PT" w:bidi="pt_PT"/>
         </w:rPr>
@@ -58655,6 +63541,20 @@
         <w:rPr>
           <w:lang w:val="pt_PT" w:bidi="pt_PT"/>
         </w:rPr>
+      </w:r>
+    </w:p>
+    <w:p>
+      <w:pPr/>
+      <w:r>
+        <w:rPr>
+          <w:lang w:val="pt_PT" w:bidi="pt_PT"/>
+        </w:rPr>
+      </w:r>
+      <w:r>
+        <w:rPr>
+          <w:lang w:val="pt_PT" w:bidi="pt_PT"/>
+        </w:rPr>
+        <w:t>דּוֹדִ֗⁠י וּֽ⁠דְמֵה־לְ⁠ךָ֤ לִ⁠צְבִי֙ א֚וֹ לְ⁠עֹ֣פֶר הָֽ⁠אַיָּלִ֔ים</w:t>
       </w:r>
     </w:p>
     <w:p>

--- a/por/docx/22.content.docx
+++ b/por/docx/22.content.docx
@@ -28,49 +28,15 @@
       </w:r>
     </w:p>
     <w:p>
-      <w:pPr>
-        <w:pStyle w:val="Heading2"/>
-      </w:pPr>
-      <w:r>
-        <w:rPr>
-          <w:lang w:val="pt_PT" w:bidi="pt_PT"/>
-        </w:rPr>
-        <w:t>License Information</w:t>
-      </w:r>
-      <w:r>
-        <w:rPr>
-          <w:lang w:val="pt_PT" w:bidi="pt_PT"/>
-        </w:rPr>
-      </w:r>
-    </w:p>
-    <w:p>
-      <w:pPr/>
-      <w:r>
-        <w:rPr>
-          <w:lang w:val="pt_PT" w:bidi="pt_PT"/>
-        </w:rPr>
-      </w:r>
-      <w:r>
-        <w:rPr>
-          <w:b/>
-          <w:lang w:val="pt_PT" w:bidi="pt_PT"/>
-        </w:rPr>
-        <w:t>Notas de Tradução (unfoldingWord)</w:t>
-      </w:r>
-      <w:r>
-        <w:rPr>
-          <w:lang w:val="pt_PT" w:bidi="pt_PT"/>
-        </w:rPr>
-        <w:t xml:space="preserve"> (Portuguese) is based on</w:t>
-      </w:r>
-      <w:r>
-        <w:rPr>
-          <w:lang w:val="pt_PT" w:bidi="pt_PT"/>
-        </w:rPr>
-        <w:t xml:space="preserve">: </w:t>
-      </w:r>
-      <w:r>
-        <w:rPr>
+      <w:pPr/>
+      <w:r>
+        <w:rPr>
+          <w:lang w:val="pt_PT" w:bidi="pt_PT"/>
+        </w:rPr>
+      </w:r>
+      <w:r>
+        <w:rPr>
+          <w:b/>
           <w:lang w:val="pt_PT" w:bidi="pt_PT"/>
         </w:rPr>
         <w:t>unfoldingWord® Translation Notes</w:t>
@@ -79,62 +45,31 @@
         <w:rPr>
           <w:lang w:val="pt_PT" w:bidi="pt_PT"/>
         </w:rPr>
-        <w:t xml:space="preserve">, </w:t>
-      </w:r>
-      <w:hyperlink r:id="rId13">
-        <w:r>
-          <w:rPr>
-            <w:lang w:val="pt_PT" w:bidi="pt_PT"/>
-          </w:rPr>
-          <w:rPr>
-            <w:color w:val="0000EE"/>
-            <w:u w:val="single"/>
-          </w:rPr>
-          <w:t>unfoldingWord</w:t>
-        </w:r>
-      </w:hyperlink>
-      <w:r>
-        <w:rPr>
-          <w:lang w:val="pt_PT" w:bidi="pt_PT"/>
-        </w:rPr>
-        <w:t xml:space="preserve">, 2022, which is licensed under a </w:t>
-      </w:r>
-      <w:hyperlink r:id="rId14">
-        <w:r>
-          <w:rPr>
-            <w:lang w:val="pt_PT" w:bidi="pt_PT"/>
-          </w:rPr>
-          <w:rPr>
-            <w:color w:val="0000EE"/>
-            <w:u w:val="single"/>
-          </w:rPr>
-          <w:t>CC BY-SA 4.0 license</w:t>
-        </w:r>
-      </w:hyperlink>
-      <w:r>
-        <w:rPr>
-          <w:lang w:val="pt_PT" w:bidi="pt_PT"/>
-        </w:rPr>
-        <w:t>.</w:t>
-      </w:r>
-      <w:r>
-        <w:rPr>
-          <w:lang w:val="pt_PT" w:bidi="pt_PT"/>
-        </w:rPr>
-      </w:r>
-    </w:p>
-    <w:p>
-      <w:pPr/>
-      <w:r>
-        <w:rPr>
-          <w:lang w:val="pt_PT" w:bidi="pt_PT"/>
-        </w:rPr>
-      </w:r>
-      <w:r>
-        <w:rPr>
-          <w:lang w:val="pt_PT" w:bidi="pt_PT"/>
-        </w:rPr>
-        <w:t>This PDF version is provided under the same license.</w:t>
+        <w:t xml:space="preserve"> © 2022 unfoldingWord. Released under CC BY-SA 4.0 license. </w:t>
+      </w:r>
+      <w:r>
+        <w:rPr>
+          <w:lang w:val="pt_PT" w:bidi="pt_PT"/>
+        </w:rPr>
+        <w:t>unfoldingWord® Translation Notes</w:t>
+      </w:r>
+      <w:r>
+        <w:rPr>
+          <w:lang w:val="pt_PT" w:bidi="pt_PT"/>
+        </w:rPr>
+        <w:t xml:space="preserve"> has been adapted in the following languages: Tok Pisin, Arabic (عربي), French (Français), Hindi (हिंदी), Indonesian (Bahasa Indonesia), Portuguese (Português), Russian (Русский), Spanish (Español), Swahili (Kiswahili), and Simplified Chinese (简体中文) from </w:t>
+      </w:r>
+      <w:r>
+        <w:rPr>
+          <w:lang w:val="pt_PT" w:bidi="pt_PT"/>
+        </w:rPr>
+        <w:t>unfoldingWord® Translation Notes</w:t>
+      </w:r>
+      <w:r>
+        <w:rPr>
+          <w:lang w:val="pt_PT" w:bidi="pt_PT"/>
+        </w:rPr>
+        <w:t xml:space="preserve"> © 2022 unfoldingWord. Released under CC BY-SA 4.0 license by Mission Mutual</w:t>
       </w:r>
       <w:r>
         <w:rPr>
@@ -895,7 +830,7 @@
         </w:rPr>
         <w:t xml:space="preserve">Os dois personagens principais neste livro são o homem e a mulher, que se amam. Em </w:t>
       </w:r>
-      <w:hyperlink r:id="rId15">
+      <w:hyperlink r:id="rId13">
         <w:r>
           <w:rPr>
             <w:lang w:val="pt_PT" w:bidi="pt_PT"/>
@@ -1222,7 +1157,7 @@
         </w:rPr>
         <w:t xml:space="preserve">No antigo Oriente Próximo, as pessoas ricas geralmente tinham a pele mais clara porque não precisavam trabalhar ao sol. Esta jovem teve que trabalhar ao sol, e sua pele ficou escura como resultado, e é por isso que ela diz "Sou morena" em </w:t>
       </w:r>
-      <w:hyperlink r:id="rId16">
+      <w:hyperlink r:id="rId14">
         <w:r>
           <w:rPr>
             <w:lang w:val="pt_PT" w:bidi="pt_PT"/>
@@ -1284,20 +1219,6 @@
       </w:r>
       <w:r>
         <w:rPr>
-          <w:lang w:val="pt_PT" w:bidi="pt_PT"/>
-        </w:rPr>
-        <w:t>שִׁ֥יר הַ⁠שִּׁירִ֖ים אֲשֶׁ֥ר לִ⁠שְׁלֹמֹֽה</w:t>
-      </w:r>
-    </w:p>
-    <w:p>
-      <w:pPr/>
-      <w:r>
-        <w:rPr>
-          <w:lang w:val="pt_PT" w:bidi="pt_PT"/>
-        </w:rPr>
-      </w:r>
-      <w:r>
-        <w:rPr>
           <w:b/>
           <w:lang w:val="pt_PT" w:bidi="pt_PT"/>
         </w:rPr>
@@ -1381,20 +1302,6 @@
       </w:r>
       <w:r>
         <w:rPr>
-          <w:lang w:val="pt_PT" w:bidi="pt_PT"/>
-        </w:rPr>
-        <w:t>שִׁ֥יר הַ⁠שִּׁירִ֖ים</w:t>
-      </w:r>
-    </w:p>
-    <w:p>
-      <w:pPr/>
-      <w:r>
-        <w:rPr>
-          <w:lang w:val="pt_PT" w:bidi="pt_PT"/>
-        </w:rPr>
-      </w:r>
-      <w:r>
-        <w:rPr>
           <w:b/>
           <w:lang w:val="pt_PT" w:bidi="pt_PT"/>
         </w:rPr>
@@ -1517,20 +1424,6 @@
       </w:r>
       <w:r>
         <w:rPr>
-          <w:lang w:val="pt_PT" w:bidi="pt_PT"/>
-        </w:rPr>
-        <w:t>לִ⁠שְׁלֹמֹֽה</w:t>
-      </w:r>
-    </w:p>
-    <w:p>
-      <w:pPr/>
-      <w:r>
-        <w:rPr>
-          <w:lang w:val="pt_PT" w:bidi="pt_PT"/>
-        </w:rPr>
-      </w:r>
-      <w:r>
-        <w:rPr>
           <w:b/>
           <w:lang w:val="pt_PT" w:bidi="pt_PT"/>
         </w:rPr>
@@ -1690,20 +1583,6 @@
       </w:r>
       <w:r>
         <w:rPr>
-          <w:lang w:val="pt_PT" w:bidi="pt_PT"/>
-        </w:rPr>
-        <w:t>דֹּדֶ֖י⁠ךָ</w:t>
-      </w:r>
-    </w:p>
-    <w:p>
-      <w:pPr/>
-      <w:r>
-        <w:rPr>
-          <w:lang w:val="pt_PT" w:bidi="pt_PT"/>
-        </w:rPr>
-      </w:r>
-      <w:r>
-        <w:rPr>
           <w:b/>
           <w:lang w:val="pt_PT" w:bidi="pt_PT"/>
         </w:rPr>
@@ -1787,20 +1666,6 @@
       </w:r>
       <w:r>
         <w:rPr>
-          <w:lang w:val="pt_PT" w:bidi="pt_PT"/>
-        </w:rPr>
-        <w:t>טוֹבִ֥ים דֹּדֶ֖י⁠ךָ מִ⁠יָּֽיִן</w:t>
-      </w:r>
-    </w:p>
-    <w:p>
-      <w:pPr/>
-      <w:r>
-        <w:rPr>
-          <w:lang w:val="pt_PT" w:bidi="pt_PT"/>
-        </w:rPr>
-      </w:r>
-      <w:r>
-        <w:rPr>
           <w:b/>
           <w:lang w:val="pt_PT" w:bidi="pt_PT"/>
         </w:rPr>
@@ -1897,20 +1762,6 @@
       </w:r>
       <w:r>
         <w:rPr>
-          <w:lang w:val="pt_PT" w:bidi="pt_PT"/>
-        </w:rPr>
-        <w:t>טוֹבִ֥ים דֹּדֶ֖י⁠ךָ מִ⁠יָּֽיִן</w:t>
-      </w:r>
-    </w:p>
-    <w:p>
-      <w:pPr/>
-      <w:r>
-        <w:rPr>
-          <w:lang w:val="pt_PT" w:bidi="pt_PT"/>
-        </w:rPr>
-      </w:r>
-      <w:r>
-        <w:rPr>
           <w:b/>
           <w:lang w:val="pt_PT" w:bidi="pt_PT"/>
         </w:rPr>
@@ -2057,20 +1908,6 @@
       </w:r>
       <w:r>
         <w:rPr>
-          <w:lang w:val="pt_PT" w:bidi="pt_PT"/>
-        </w:rPr>
-        <w:t>לְ⁠רֵ֨יחַ֙</w:t>
-      </w:r>
-    </w:p>
-    <w:p>
-      <w:pPr/>
-      <w:r>
-        <w:rPr>
-          <w:lang w:val="pt_PT" w:bidi="pt_PT"/>
-        </w:rPr>
-      </w:r>
-      <w:r>
-        <w:rPr>
           <w:b/>
           <w:lang w:val="pt_PT" w:bidi="pt_PT"/>
         </w:rPr>
@@ -2134,20 +1971,6 @@
       </w:r>
       <w:r>
         <w:rPr>
-          <w:lang w:val="pt_PT" w:bidi="pt_PT"/>
-        </w:rPr>
-        <w:t>שְׁמָנֶ֣י⁠ךָ טוֹבִ֔ים</w:t>
-      </w:r>
-    </w:p>
-    <w:p>
-      <w:pPr/>
-      <w:r>
-        <w:rPr>
-          <w:lang w:val="pt_PT" w:bidi="pt_PT"/>
-        </w:rPr>
-      </w:r>
-      <w:r>
-        <w:rPr>
           <w:b/>
           <w:lang w:val="pt_PT" w:bidi="pt_PT"/>
         </w:rPr>
@@ -2231,20 +2054,6 @@
       </w:r>
       <w:r>
         <w:rPr>
-          <w:lang w:val="pt_PT" w:bidi="pt_PT"/>
-        </w:rPr>
-        <w:t>שֶׁ֖מֶן תּוּרַ֣ק שְׁמֶ֑⁠ךָ</w:t>
-      </w:r>
-    </w:p>
-    <w:p>
-      <w:pPr/>
-      <w:r>
-        <w:rPr>
-          <w:lang w:val="pt_PT" w:bidi="pt_PT"/>
-        </w:rPr>
-      </w:r>
-      <w:r>
-        <w:rPr>
           <w:b/>
           <w:lang w:val="pt_PT" w:bidi="pt_PT"/>
         </w:rPr>
@@ -2341,20 +2150,6 @@
       </w:r>
       <w:r>
         <w:rPr>
-          <w:lang w:val="pt_PT" w:bidi="pt_PT"/>
-        </w:rPr>
-        <w:t>שֶׁ֖מֶן תּוּרַ֣ק שְׁמֶ֑⁠ךָ</w:t>
-      </w:r>
-    </w:p>
-    <w:p>
-      <w:pPr/>
-      <w:r>
-        <w:rPr>
-          <w:lang w:val="pt_PT" w:bidi="pt_PT"/>
-        </w:rPr>
-      </w:r>
-      <w:r>
-        <w:rPr>
           <w:b/>
           <w:lang w:val="pt_PT" w:bidi="pt_PT"/>
         </w:rPr>
@@ -2464,20 +2259,6 @@
       </w:r>
       <w:r>
         <w:rPr>
-          <w:lang w:val="pt_PT" w:bidi="pt_PT"/>
-        </w:rPr>
-        <w:t>עַל־כֵּ֖ן</w:t>
-      </w:r>
-    </w:p>
-    <w:p>
-      <w:pPr/>
-      <w:r>
-        <w:rPr>
-          <w:lang w:val="pt_PT" w:bidi="pt_PT"/>
-        </w:rPr>
-      </w:r>
-      <w:r>
-        <w:rPr>
           <w:b/>
           <w:lang w:val="pt_PT" w:bidi="pt_PT"/>
         </w:rPr>
@@ -2644,20 +2425,6 @@
       </w:r>
       <w:r>
         <w:rPr>
-          <w:lang w:val="pt_PT" w:bidi="pt_PT"/>
-        </w:rPr>
-        <w:t>מָשְׁכֵ֖⁠נִי</w:t>
-      </w:r>
-    </w:p>
-    <w:p>
-      <w:pPr/>
-      <w:r>
-        <w:rPr>
-          <w:lang w:val="pt_PT" w:bidi="pt_PT"/>
-        </w:rPr>
-      </w:r>
-      <w:r>
-        <w:rPr>
           <w:b/>
           <w:lang w:val="pt_PT" w:bidi="pt_PT"/>
         </w:rPr>
@@ -2817,20 +2584,6 @@
       </w:r>
       <w:r>
         <w:rPr>
-          <w:lang w:val="pt_PT" w:bidi="pt_PT"/>
-        </w:rPr>
-        <w:t>נָּר֑וּצָה</w:t>
-      </w:r>
-    </w:p>
-    <w:p>
-      <w:pPr/>
-      <w:r>
-        <w:rPr>
-          <w:lang w:val="pt_PT" w:bidi="pt_PT"/>
-        </w:rPr>
-      </w:r>
-      <w:r>
-        <w:rPr>
           <w:b/>
           <w:lang w:val="pt_PT" w:bidi="pt_PT"/>
         </w:rPr>
@@ -2914,20 +2667,6 @@
       </w:r>
       <w:r>
         <w:rPr>
-          <w:lang w:val="pt_PT" w:bidi="pt_PT"/>
-        </w:rPr>
-        <w:t>נָּר֑וּצָה</w:t>
-      </w:r>
-    </w:p>
-    <w:p>
-      <w:pPr/>
-      <w:r>
-        <w:rPr>
-          <w:lang w:val="pt_PT" w:bidi="pt_PT"/>
-        </w:rPr>
-      </w:r>
-      <w:r>
-        <w:rPr>
           <w:b/>
           <w:lang w:val="pt_PT" w:bidi="pt_PT"/>
         </w:rPr>
@@ -3069,7 +2808,7 @@
         </w:rPr>
         <w:t xml:space="preserve"> é usado de forma carinhosa e é uma maneira afetuosa da mulher se referir ao homem que ama. A mulher não está falando de um rei real, mas sim de uma forma poética. Ela ainda está falando do mesmo homem mencionado em </w:t>
       </w:r>
-      <w:hyperlink r:id="rId17">
+      <w:hyperlink r:id="rId15">
         <w:r>
           <w:rPr>
             <w:lang w:val="pt_PT" w:bidi="pt_PT"/>
@@ -3151,20 +2890,6 @@
       </w:r>
       <w:r>
         <w:rPr>
-          <w:lang w:val="pt_PT" w:bidi="pt_PT"/>
-        </w:rPr>
-        <w:t>הֱבִיאַ֨⁠נִי הַ⁠מֶּ֜לֶךְ</w:t>
-      </w:r>
-    </w:p>
-    <w:p>
-      <w:pPr/>
-      <w:r>
-        <w:rPr>
-          <w:lang w:val="pt_PT" w:bidi="pt_PT"/>
-        </w:rPr>
-      </w:r>
-      <w:r>
-        <w:rPr>
           <w:b/>
           <w:lang w:val="pt_PT" w:bidi="pt_PT"/>
         </w:rPr>
@@ -3261,20 +2986,6 @@
       </w:r>
       <w:r>
         <w:rPr>
-          <w:lang w:val="pt_PT" w:bidi="pt_PT"/>
-        </w:rPr>
-        <w:t>הֱבִיאַ֨⁠נִי</w:t>
-      </w:r>
-    </w:p>
-    <w:p>
-      <w:pPr/>
-      <w:r>
-        <w:rPr>
-          <w:lang w:val="pt_PT" w:bidi="pt_PT"/>
-        </w:rPr>
-      </w:r>
-      <w:r>
-        <w:rPr>
           <w:b/>
           <w:lang w:val="pt_PT" w:bidi="pt_PT"/>
         </w:rPr>
@@ -3504,20 +3215,6 @@
       </w:r>
       <w:r>
         <w:rPr>
-          <w:lang w:val="pt_PT" w:bidi="pt_PT"/>
-        </w:rPr>
-        <w:t>נָגִ֤ילָה וְ⁠נִשְׂמְחָה֙</w:t>
-      </w:r>
-    </w:p>
-    <w:p>
-      <w:pPr/>
-      <w:r>
-        <w:rPr>
-          <w:lang w:val="pt_PT" w:bidi="pt_PT"/>
-        </w:rPr>
-      </w:r>
-      <w:r>
-        <w:rPr>
           <w:b/>
           <w:lang w:val="pt_PT" w:bidi="pt_PT"/>
         </w:rPr>
@@ -3627,20 +3324,6 @@
       </w:r>
       <w:r>
         <w:rPr>
-          <w:lang w:val="pt_PT" w:bidi="pt_PT"/>
-        </w:rPr>
-        <w:t>נַזְכִּ֤ירָה</w:t>
-      </w:r>
-    </w:p>
-    <w:p>
-      <w:pPr/>
-      <w:r>
-        <w:rPr>
-          <w:lang w:val="pt_PT" w:bidi="pt_PT"/>
-        </w:rPr>
-      </w:r>
-      <w:r>
-        <w:rPr>
           <w:b/>
           <w:lang w:val="pt_PT" w:bidi="pt_PT"/>
         </w:rPr>
@@ -3704,20 +3387,6 @@
       </w:r>
       <w:r>
         <w:rPr>
-          <w:lang w:val="pt_PT" w:bidi="pt_PT"/>
-        </w:rPr>
-        <w:t>מִ⁠יַּ֔יִן</w:t>
-      </w:r>
-    </w:p>
-    <w:p>
-      <w:pPr/>
-      <w:r>
-        <w:rPr>
-          <w:lang w:val="pt_PT" w:bidi="pt_PT"/>
-        </w:rPr>
-      </w:r>
-      <w:r>
-        <w:rPr>
           <w:b/>
           <w:lang w:val="pt_PT" w:bidi="pt_PT"/>
         </w:rPr>
@@ -3794,20 +3463,6 @@
       </w:r>
       <w:r>
         <w:rPr>
-          <w:lang w:val="pt_PT" w:bidi="pt_PT"/>
-        </w:rPr>
-        <w:t>דֹדֶ֨י⁠ךָ֙ מִ⁠יַּ֔יִן</w:t>
-      </w:r>
-    </w:p>
-    <w:p>
-      <w:pPr/>
-      <w:r>
-        <w:rPr>
-          <w:lang w:val="pt_PT" w:bidi="pt_PT"/>
-        </w:rPr>
-      </w:r>
-      <w:r>
-        <w:rPr>
           <w:b/>
           <w:lang w:val="pt_PT" w:bidi="pt_PT"/>
         </w:rPr>
@@ -3904,20 +3559,6 @@
       </w:r>
       <w:r>
         <w:rPr>
-          <w:lang w:val="pt_PT" w:bidi="pt_PT"/>
-        </w:rPr>
-        <w:t>מֵישָׁרִ֖ים אֲהֵבֽוּ⁠ךָ</w:t>
-      </w:r>
-    </w:p>
-    <w:p>
-      <w:pPr/>
-      <w:r>
-        <w:rPr>
-          <w:lang w:val="pt_PT" w:bidi="pt_PT"/>
-        </w:rPr>
-      </w:r>
-      <w:r>
-        <w:rPr>
           <w:b/>
           <w:lang w:val="pt_PT" w:bidi="pt_PT"/>
         </w:rPr>
@@ -4044,20 +3685,6 @@
       </w:r>
       <w:r>
         <w:rPr>
-          <w:lang w:val="pt_PT" w:bidi="pt_PT"/>
-        </w:rPr>
-        <w:t>מֵישָׁרִ֖ים אֲהֵבֽוּ⁠ךָ</w:t>
-      </w:r>
-    </w:p>
-    <w:p>
-      <w:pPr/>
-      <w:r>
-        <w:rPr>
-          <w:lang w:val="pt_PT" w:bidi="pt_PT"/>
-        </w:rPr>
-      </w:r>
-      <w:r>
-        <w:rPr>
           <w:b/>
           <w:lang w:val="pt_PT" w:bidi="pt_PT"/>
         </w:rPr>
@@ -4313,20 +3940,6 @@
       </w:r>
       <w:r>
         <w:rPr>
-          <w:lang w:val="pt_PT" w:bidi="pt_PT"/>
-        </w:rPr>
-        <w:t>בְּנ֖וֹת יְרוּשָׁלִָ֑ם</w:t>
-      </w:r>
-    </w:p>
-    <w:p>
-      <w:pPr/>
-      <w:r>
-        <w:rPr>
-          <w:lang w:val="pt_PT" w:bidi="pt_PT"/>
-        </w:rPr>
-      </w:r>
-      <w:r>
-        <w:rPr>
           <w:b/>
           <w:lang w:val="pt_PT" w:bidi="pt_PT"/>
         </w:rPr>
@@ -4359,7 +3972,7 @@
         </w:rPr>
         <w:t xml:space="preserve"> refere-se às jovens que eram da cidade de Jerusalém (provavelmente são as mesmas mulheres mencionadas como “mulheres aptas para o casamento” em </w:t>
       </w:r>
-      <w:hyperlink r:id="rId18">
+      <w:hyperlink r:id="rId16">
         <w:r>
           <w:rPr>
             <w:lang w:val="pt_PT" w:bidi="pt_PT"/>
@@ -4377,7 +3990,7 @@
         </w:rPr>
         <w:t xml:space="preserve"> e as mulheres referidas como “elas” em </w:t>
       </w:r>
-      <w:hyperlink r:id="rId19">
+      <w:hyperlink r:id="rId17">
         <w:r>
           <w:rPr>
             <w:lang w:val="pt_PT" w:bidi="pt_PT"/>
@@ -4555,20 +4168,6 @@
       </w:r>
       <w:r>
         <w:rPr>
-          <w:lang w:val="pt_PT" w:bidi="pt_PT"/>
-        </w:rPr>
-        <w:t>אַל־תִּרְא֨וּ⁠נִי֙ שֶׁ⁠אֲנִ֣י שְׁחַרְחֹ֔רֶת</w:t>
-      </w:r>
-    </w:p>
-    <w:p>
-      <w:pPr/>
-      <w:r>
-        <w:rPr>
-          <w:lang w:val="pt_PT" w:bidi="pt_PT"/>
-        </w:rPr>
-      </w:r>
-      <w:r>
-        <w:rPr>
           <w:b/>
           <w:lang w:val="pt_PT" w:bidi="pt_PT"/>
         </w:rPr>
@@ -4645,20 +4244,6 @@
       </w:r>
       <w:r>
         <w:rPr>
-          <w:lang w:val="pt_PT" w:bidi="pt_PT"/>
-        </w:rPr>
-        <w:t>שֶׁ⁠אֲנִ֣י</w:t>
-      </w:r>
-    </w:p>
-    <w:p>
-      <w:pPr/>
-      <w:r>
-        <w:rPr>
-          <w:lang w:val="pt_PT" w:bidi="pt_PT"/>
-        </w:rPr>
-      </w:r>
-      <w:r>
-        <w:rPr>
           <w:b/>
           <w:lang w:val="pt_PT" w:bidi="pt_PT"/>
         </w:rPr>
@@ -4787,7 +4372,7 @@
         </w:rPr>
         <w:t xml:space="preserve"> significa "minha pele é negra" ou "minha pele é muito escura", como em </w:t>
       </w:r>
-      <w:hyperlink r:id="rId20">
+      <w:hyperlink r:id="rId18">
         <w:r>
           <w:rPr>
             <w:lang w:val="pt_PT" w:bidi="pt_PT"/>
@@ -4869,20 +4454,6 @@
       </w:r>
       <w:r>
         <w:rPr>
-          <w:lang w:val="pt_PT" w:bidi="pt_PT"/>
-        </w:rPr>
-        <w:t>שֶׁ⁠שֱּׁזָפַ֖תְ⁠נִי הַ⁠שָּׁ֑מֶשׁ</w:t>
-      </w:r>
-    </w:p>
-    <w:p>
-      <w:pPr/>
-      <w:r>
-        <w:rPr>
-          <w:lang w:val="pt_PT" w:bidi="pt_PT"/>
-        </w:rPr>
-      </w:r>
-      <w:r>
-        <w:rPr>
           <w:b/>
           <w:lang w:val="pt_PT" w:bidi="pt_PT"/>
         </w:rPr>
@@ -5075,20 +4646,6 @@
       </w:r>
       <w:r>
         <w:rPr>
-          <w:lang w:val="pt_PT" w:bidi="pt_PT"/>
-        </w:rPr>
-        <w:t>נֹטֵרָ֣ה אֶת־הַ⁠כְּרָמִ֔ים כַּרְמִ֥⁠י שֶׁ⁠לִּ֖⁠י לֹ֥א נָטָֽרְתִּי</w:t>
-      </w:r>
-    </w:p>
-    <w:p>
-      <w:pPr/>
-      <w:r>
-        <w:rPr>
-          <w:lang w:val="pt_PT" w:bidi="pt_PT"/>
-        </w:rPr>
-      </w:r>
-      <w:r>
-        <w:rPr>
           <w:b/>
           <w:lang w:val="pt_PT" w:bidi="pt_PT"/>
         </w:rPr>
@@ -5152,20 +4709,6 @@
       </w:r>
       <w:r>
         <w:rPr>
-          <w:lang w:val="pt_PT" w:bidi="pt_PT"/>
-        </w:rPr>
-        <w:t>כַּרְמִ֥⁠י שֶׁ⁠לִּ֖⁠י לֹ֥א נָטָֽרְתִּי</w:t>
-      </w:r>
-    </w:p>
-    <w:p>
-      <w:pPr/>
-      <w:r>
-        <w:rPr>
-          <w:lang w:val="pt_PT" w:bidi="pt_PT"/>
-        </w:rPr>
-      </w:r>
-      <w:r>
-        <w:rPr>
           <w:b/>
           <w:lang w:val="pt_PT" w:bidi="pt_PT"/>
         </w:rPr>
@@ -5249,20 +4792,6 @@
       </w:r>
       <w:r>
         <w:rPr>
-          <w:lang w:val="pt_PT" w:bidi="pt_PT"/>
-        </w:rPr>
-        <w:t>שֶׁ֤⁠אָהֲבָה֙ נַפְשִׁ֔⁠י</w:t>
-      </w:r>
-    </w:p>
-    <w:p>
-      <w:pPr/>
-      <w:r>
-        <w:rPr>
-          <w:lang w:val="pt_PT" w:bidi="pt_PT"/>
-        </w:rPr>
-      </w:r>
-      <w:r>
-        <w:rPr>
           <w:b/>
           <w:lang w:val="pt_PT" w:bidi="pt_PT"/>
         </w:rPr>
@@ -5346,20 +4875,6 @@
       </w:r>
       <w:r>
         <w:rPr>
-          <w:lang w:val="pt_PT" w:bidi="pt_PT"/>
-        </w:rPr>
-        <w:t>אֵיכָ֣ה תִרְעֶ֔ה</w:t>
-      </w:r>
-    </w:p>
-    <w:p>
-      <w:pPr/>
-      <w:r>
-        <w:rPr>
-          <w:lang w:val="pt_PT" w:bidi="pt_PT"/>
-        </w:rPr>
-      </w:r>
-      <w:r>
-        <w:rPr>
           <w:b/>
           <w:lang w:val="pt_PT" w:bidi="pt_PT"/>
         </w:rPr>
@@ -5635,20 +5150,6 @@
       </w:r>
       <w:r>
         <w:rPr>
-          <w:lang w:val="pt_PT" w:bidi="pt_PT"/>
-        </w:rPr>
-        <w:t>כְּ⁠עֹ֣טְיָ֔ה עַ֖ל עֶדְרֵ֥י חֲבֵרֶֽי⁠ךָ</w:t>
-      </w:r>
-    </w:p>
-    <w:p>
-      <w:pPr/>
-      <w:r>
-        <w:rPr>
-          <w:lang w:val="pt_PT" w:bidi="pt_PT"/>
-        </w:rPr>
-      </w:r>
-      <w:r>
-        <w:rPr>
           <w:b/>
           <w:lang w:val="pt_PT" w:bidi="pt_PT"/>
         </w:rPr>
@@ -5828,20 +5329,6 @@
       </w:r>
       <w:r>
         <w:rPr>
-          <w:lang w:val="pt_PT" w:bidi="pt_PT"/>
-        </w:rPr>
-        <w:t>אִם־לֹ֤א תֵדְעִי֙ לָ֔⁠ךְ הַ⁠יָּפָ֖ה בַּ⁠נָּשִׁ֑ים צְֽאִי־לָ֞⁠ךְ</w:t>
-      </w:r>
-    </w:p>
-    <w:p>
-      <w:pPr/>
-      <w:r>
-        <w:rPr>
-          <w:lang w:val="pt_PT" w:bidi="pt_PT"/>
-        </w:rPr>
-      </w:r>
-      <w:r>
-        <w:rPr>
           <w:b/>
           <w:lang w:val="pt_PT" w:bidi="pt_PT"/>
         </w:rPr>
@@ -5925,20 +5412,6 @@
       </w:r>
       <w:r>
         <w:rPr>
-          <w:lang w:val="pt_PT" w:bidi="pt_PT"/>
-        </w:rPr>
-        <w:t>אִם־לֹ֤א תֵדְעִי֙ לָ֔⁠ךְ הַ⁠יָּפָ֖ה בַּ⁠נָּשִׁ֑ים</w:t>
-      </w:r>
-    </w:p>
-    <w:p>
-      <w:pPr/>
-      <w:r>
-        <w:rPr>
-          <w:lang w:val="pt_PT" w:bidi="pt_PT"/>
-        </w:rPr>
-      </w:r>
-      <w:r>
-        <w:rPr>
           <w:b/>
           <w:lang w:val="pt_PT" w:bidi="pt_PT"/>
         </w:rPr>
@@ -6098,20 +5571,6 @@
       </w:r>
       <w:r>
         <w:rPr>
-          <w:lang w:val="pt_PT" w:bidi="pt_PT"/>
-        </w:rPr>
-        <w:t>צְֽאִי־לָ֞⁠ךְ</w:t>
-      </w:r>
-    </w:p>
-    <w:p>
-      <w:pPr/>
-      <w:r>
-        <w:rPr>
-          <w:lang w:val="pt_PT" w:bidi="pt_PT"/>
-        </w:rPr>
-      </w:r>
-      <w:r>
-        <w:rPr>
           <w:b/>
           <w:lang w:val="pt_PT" w:bidi="pt_PT"/>
         </w:rPr>
@@ -6195,20 +5654,6 @@
       </w:r>
       <w:r>
         <w:rPr>
-          <w:lang w:val="pt_PT" w:bidi="pt_PT"/>
-        </w:rPr>
-        <w:t>וּ⁠רְעִי֙ אֶת־גְּדִיֹּתַ֔יִ⁠ךְ</w:t>
-      </w:r>
-    </w:p>
-    <w:p>
-      <w:pPr/>
-      <w:r>
-        <w:rPr>
-          <w:lang w:val="pt_PT" w:bidi="pt_PT"/>
-        </w:rPr>
-      </w:r>
-      <w:r>
-        <w:rPr>
           <w:b/>
           <w:lang w:val="pt_PT" w:bidi="pt_PT"/>
         </w:rPr>
@@ -6335,20 +5780,6 @@
       </w:r>
       <w:r>
         <w:rPr>
-          <w:lang w:val="pt_PT" w:bidi="pt_PT"/>
-        </w:rPr>
-        <w:t>לְ⁠סֻסָתִ⁠י֙ בְּ⁠רִכְבֵ֣י פַרְעֹ֔ה דִּמִּיתִ֖י⁠ךְ רַעְיָתִֽ⁠י</w:t>
-      </w:r>
-    </w:p>
-    <w:p>
-      <w:pPr/>
-      <w:r>
-        <w:rPr>
-          <w:lang w:val="pt_PT" w:bidi="pt_PT"/>
-        </w:rPr>
-      </w:r>
-      <w:r>
-        <w:rPr>
           <w:b/>
           <w:lang w:val="pt_PT" w:bidi="pt_PT"/>
         </w:rPr>
@@ -6598,20 +6029,6 @@
       </w:r>
       <w:r>
         <w:rPr>
-          <w:lang w:val="pt_PT" w:bidi="pt_PT"/>
-        </w:rPr>
-        <w:t>פַרְעֹ֔ה</w:t>
-      </w:r>
-    </w:p>
-    <w:p>
-      <w:pPr/>
-      <w:r>
-        <w:rPr>
-          <w:lang w:val="pt_PT" w:bidi="pt_PT"/>
-        </w:rPr>
-      </w:r>
-      <w:r>
-        <w:rPr>
           <w:b/>
           <w:lang w:val="pt_PT" w:bidi="pt_PT"/>
         </w:rPr>
@@ -6708,20 +6125,6 @@
       </w:r>
       <w:r>
         <w:rPr>
-          <w:lang w:val="pt_PT" w:bidi="pt_PT"/>
-        </w:rPr>
-        <w:t>בַּ⁠תֹּרִ֔ים</w:t>
-      </w:r>
-    </w:p>
-    <w:p>
-      <w:pPr/>
-      <w:r>
-        <w:rPr>
-          <w:lang w:val="pt_PT" w:bidi="pt_PT"/>
-        </w:rPr>
-      </w:r>
-      <w:r>
-        <w:rPr>
           <w:b/>
           <w:lang w:val="pt_PT" w:bidi="pt_PT"/>
         </w:rPr>
@@ -6908,20 +6311,6 @@
       </w:r>
       <w:r>
         <w:rPr>
-          <w:lang w:val="pt_PT" w:bidi="pt_PT"/>
-        </w:rPr>
-        <w:t>תּוֹרֵ֤י</w:t>
-      </w:r>
-    </w:p>
-    <w:p>
-      <w:pPr/>
-      <w:r>
-        <w:rPr>
-          <w:lang w:val="pt_PT" w:bidi="pt_PT"/>
-        </w:rPr>
-      </w:r>
-      <w:r>
-        <w:rPr>
           <w:b/>
           <w:lang w:val="pt_PT" w:bidi="pt_PT"/>
         </w:rPr>
@@ -7005,20 +6394,6 @@
       </w:r>
       <w:r>
         <w:rPr>
-          <w:lang w:val="pt_PT" w:bidi="pt_PT"/>
-        </w:rPr>
-        <w:t>תּוֹרֵ֤י זָהָב֙ נַעֲשֶׂה־לָּ֔⁠ךְ</w:t>
-      </w:r>
-    </w:p>
-    <w:p>
-      <w:pPr/>
-      <w:r>
-        <w:rPr>
-          <w:lang w:val="pt_PT" w:bidi="pt_PT"/>
-        </w:rPr>
-      </w:r>
-      <w:r>
-        <w:rPr>
           <w:b/>
           <w:lang w:val="pt_PT" w:bidi="pt_PT"/>
         </w:rPr>
@@ -7128,20 +6503,6 @@
       </w:r>
       <w:r>
         <w:rPr>
-          <w:lang w:val="pt_PT" w:bidi="pt_PT"/>
-        </w:rPr>
-        <w:t>עִ֖ם נְקֻדּ֥וֹת הַ⁠כָּֽסֶף</w:t>
-      </w:r>
-    </w:p>
-    <w:p>
-      <w:pPr/>
-      <w:r>
-        <w:rPr>
-          <w:lang w:val="pt_PT" w:bidi="pt_PT"/>
-        </w:rPr>
-      </w:r>
-      <w:r>
-        <w:rPr>
           <w:b/>
           <w:lang w:val="pt_PT" w:bidi="pt_PT"/>
         </w:rPr>
@@ -7205,20 +6566,6 @@
       </w:r>
       <w:r>
         <w:rPr>
-          <w:lang w:val="pt_PT" w:bidi="pt_PT"/>
-        </w:rPr>
-        <w:t>שֶׁ֤⁠הַ⁠מֶּ֨לֶךְ֙</w:t>
-      </w:r>
-    </w:p>
-    <w:p>
-      <w:pPr/>
-      <w:r>
-        <w:rPr>
-          <w:lang w:val="pt_PT" w:bidi="pt_PT"/>
-        </w:rPr>
-      </w:r>
-      <w:r>
-        <w:rPr>
           <w:b/>
           <w:lang w:val="pt_PT" w:bidi="pt_PT"/>
         </w:rPr>
@@ -7238,7 +6585,7 @@
         </w:rPr>
         <w:t xml:space="preserve">Veja como você traduziu a frase "Ó rei" em </w:t>
       </w:r>
-      <w:hyperlink r:id="rId19">
+      <w:hyperlink r:id="rId17">
         <w:r>
           <w:rPr>
             <w:lang w:val="pt_PT" w:bidi="pt_PT"/>
@@ -7320,20 +6667,6 @@
       </w:r>
       <w:r>
         <w:rPr>
-          <w:lang w:val="pt_PT" w:bidi="pt_PT"/>
-        </w:rPr>
-        <w:t>בִּ⁠מְסִבּ֔⁠וֹ</w:t>
-      </w:r>
-    </w:p>
-    <w:p>
-      <w:pPr/>
-      <w:r>
-        <w:rPr>
-          <w:lang w:val="pt_PT" w:bidi="pt_PT"/>
-        </w:rPr>
-      </w:r>
-      <w:r>
-        <w:rPr>
           <w:b/>
           <w:lang w:val="pt_PT" w:bidi="pt_PT"/>
         </w:rPr>
@@ -7423,20 +6756,6 @@
       </w:r>
       <w:r>
         <w:rPr>
-          <w:lang w:val="pt_PT" w:bidi="pt_PT"/>
-        </w:rPr>
-        <w:t>נִרְדִּ֖⁠י</w:t>
-      </w:r>
-    </w:p>
-    <w:p>
-      <w:pPr/>
-      <w:r>
-        <w:rPr>
-          <w:lang w:val="pt_PT" w:bidi="pt_PT"/>
-        </w:rPr>
-      </w:r>
-      <w:r>
-        <w:rPr>
           <w:b/>
           <w:lang w:val="pt_PT" w:bidi="pt_PT"/>
         </w:rPr>
@@ -7520,20 +6839,6 @@
       </w:r>
       <w:r>
         <w:rPr>
-          <w:lang w:val="pt_PT" w:bidi="pt_PT"/>
-        </w:rPr>
-        <w:t>נָתַ֥ן רֵיחֽ⁠וֹ</w:t>
-      </w:r>
-    </w:p>
-    <w:p>
-      <w:pPr/>
-      <w:r>
-        <w:rPr>
-          <w:lang w:val="pt_PT" w:bidi="pt_PT"/>
-        </w:rPr>
-      </w:r>
-      <w:r>
-        <w:rPr>
           <w:b/>
           <w:lang w:val="pt_PT" w:bidi="pt_PT"/>
         </w:rPr>
@@ -7783,20 +7088,6 @@
       </w:r>
       <w:r>
         <w:rPr>
-          <w:lang w:val="pt_PT" w:bidi="pt_PT"/>
-        </w:rPr>
-        <w:t>דּוֹדִ⁠י֙</w:t>
-      </w:r>
-    </w:p>
-    <w:p>
-      <w:pPr/>
-      <w:r>
-        <w:rPr>
-          <w:lang w:val="pt_PT" w:bidi="pt_PT"/>
-        </w:rPr>
-      </w:r>
-      <w:r>
-        <w:rPr>
           <w:b/>
           <w:lang w:val="pt_PT" w:bidi="pt_PT"/>
         </w:rPr>
@@ -7860,20 +7151,6 @@
       </w:r>
       <w:r>
         <w:rPr>
-          <w:lang w:val="pt_PT" w:bidi="pt_PT"/>
-        </w:rPr>
-        <w:t>צְר֨וֹר הַ⁠מֹּ֤ר ׀ דּוֹדִ⁠י֙ לִ֔⁠י בֵּ֥ין שָׁדַ֖⁠י יָלִֽין</w:t>
-      </w:r>
-    </w:p>
-    <w:p>
-      <w:pPr/>
-      <w:r>
-        <w:rPr>
-          <w:lang w:val="pt_PT" w:bidi="pt_PT"/>
-        </w:rPr>
-      </w:r>
-      <w:r>
-        <w:rPr>
           <w:b/>
           <w:lang w:val="pt_PT" w:bidi="pt_PT"/>
         </w:rPr>
@@ -7970,20 +7247,6 @@
       </w:r>
       <w:r>
         <w:rPr>
-          <w:lang w:val="pt_PT" w:bidi="pt_PT"/>
-        </w:rPr>
-        <w:t>יָלִֽין</w:t>
-      </w:r>
-    </w:p>
-    <w:p>
-      <w:pPr/>
-      <w:r>
-        <w:rPr>
-          <w:lang w:val="pt_PT" w:bidi="pt_PT"/>
-        </w:rPr>
-      </w:r>
-      <w:r>
-        <w:rPr>
           <w:b/>
           <w:lang w:val="pt_PT" w:bidi="pt_PT"/>
         </w:rPr>
@@ -8341,20 +7604,6 @@
       </w:r>
       <w:r>
         <w:rPr>
-          <w:lang w:val="pt_PT" w:bidi="pt_PT"/>
-        </w:rPr>
-        <w:t>הִנָּ֤⁠ךְ &amp; הִנָּ֥⁠ךְ</w:t>
-      </w:r>
-    </w:p>
-    <w:p>
-      <w:pPr/>
-      <w:r>
-        <w:rPr>
-          <w:lang w:val="pt_PT" w:bidi="pt_PT"/>
-        </w:rPr>
-      </w:r>
-      <w:r>
-        <w:rPr>
           <w:b/>
           <w:lang w:val="pt_PT" w:bidi="pt_PT"/>
         </w:rPr>
@@ -8572,7 +7821,7 @@
         </w:rPr>
         <w:t xml:space="preserve">Veja como você traduziu a frase "minha querida" em </w:t>
       </w:r>
-      <w:hyperlink r:id="rId21">
+      <w:hyperlink r:id="rId19">
         <w:r>
           <w:rPr>
             <w:lang w:val="pt_PT" w:bidi="pt_PT"/>
@@ -8711,20 +7960,6 @@
       </w:r>
       <w:r>
         <w:rPr>
-          <w:lang w:val="pt_PT" w:bidi="pt_PT"/>
-        </w:rPr>
-        <w:t>הִנְּ⁠ךָ֨</w:t>
-      </w:r>
-    </w:p>
-    <w:p>
-      <w:pPr/>
-      <w:r>
-        <w:rPr>
-          <w:lang w:val="pt_PT" w:bidi="pt_PT"/>
-        </w:rPr>
-      </w:r>
-      <w:r>
-        <w:rPr>
           <w:b/>
           <w:lang w:val="pt_PT" w:bidi="pt_PT"/>
         </w:rPr>
@@ -8884,20 +8119,6 @@
       </w:r>
       <w:r>
         <w:rPr>
-          <w:lang w:val="pt_PT" w:bidi="pt_PT"/>
-        </w:rPr>
-        <w:t>דוֹדִ⁠י֙</w:t>
-      </w:r>
-    </w:p>
-    <w:p>
-      <w:pPr/>
-      <w:r>
-        <w:rPr>
-          <w:lang w:val="pt_PT" w:bidi="pt_PT"/>
-        </w:rPr>
-      </w:r>
-      <w:r>
-        <w:rPr>
           <w:b/>
           <w:lang w:val="pt_PT" w:bidi="pt_PT"/>
         </w:rPr>
@@ -8930,7 +8151,7 @@
         </w:rPr>
         <w:t xml:space="preserve"> em </w:t>
       </w:r>
-      <w:hyperlink r:id="rId22">
+      <w:hyperlink r:id="rId20">
         <w:r>
           <w:rPr>
             <w:lang w:val="pt_PT" w:bidi="pt_PT"/>
@@ -8992,20 +8213,6 @@
       </w:r>
       <w:r>
         <w:rPr>
-          <w:lang w:val="pt_PT" w:bidi="pt_PT"/>
-        </w:rPr>
-        <w:t>דוֹדִ⁠י֙ אַ֣ף נָעִ֔ים</w:t>
-      </w:r>
-    </w:p>
-    <w:p>
-      <w:pPr/>
-      <w:r>
-        <w:rPr>
-          <w:lang w:val="pt_PT" w:bidi="pt_PT"/>
-        </w:rPr>
-      </w:r>
-      <w:r>
-        <w:rPr>
           <w:b/>
           <w:lang w:val="pt_PT" w:bidi="pt_PT"/>
         </w:rPr>
@@ -9089,20 +8296,6 @@
       </w:r>
       <w:r>
         <w:rPr>
-          <w:lang w:val="pt_PT" w:bidi="pt_PT"/>
-        </w:rPr>
-        <w:t>עַרְשֵׂ֖⁠נוּ</w:t>
-      </w:r>
-    </w:p>
-    <w:p>
-      <w:pPr/>
-      <w:r>
-        <w:rPr>
-          <w:lang w:val="pt_PT" w:bidi="pt_PT"/>
-        </w:rPr>
-      </w:r>
-      <w:r>
-        <w:rPr>
           <w:b/>
           <w:lang w:val="pt_PT" w:bidi="pt_PT"/>
         </w:rPr>
@@ -9199,20 +8392,6 @@
       </w:r>
       <w:r>
         <w:rPr>
-          <w:lang w:val="pt_PT" w:bidi="pt_PT"/>
-        </w:rPr>
-        <w:t>רַעֲנָנָֽה</w:t>
-      </w:r>
-    </w:p>
-    <w:p>
-      <w:pPr/>
-      <w:r>
-        <w:rPr>
-          <w:lang w:val="pt_PT" w:bidi="pt_PT"/>
-        </w:rPr>
-      </w:r>
-      <w:r>
-        <w:rPr>
           <w:b/>
           <w:lang w:val="pt_PT" w:bidi="pt_PT"/>
         </w:rPr>
@@ -9309,20 +8488,6 @@
       </w:r>
       <w:r>
         <w:rPr>
-          <w:lang w:val="pt_PT" w:bidi="pt_PT"/>
-        </w:rPr>
-        <w:t>קֹר֤וֹת בָּתֵּ֨י⁠נוּ֙ אֲרָזִ֔ים רַהִיטֵ֖נוּ בְּרוֹתִֽים</w:t>
-      </w:r>
-    </w:p>
-    <w:p>
-      <w:pPr/>
-      <w:r>
-        <w:rPr>
-          <w:lang w:val="pt_PT" w:bidi="pt_PT"/>
-        </w:rPr>
-      </w:r>
-      <w:r>
-        <w:rPr>
           <w:b/>
           <w:lang w:val="pt_PT" w:bidi="pt_PT"/>
         </w:rPr>
@@ -9597,7 +8762,7 @@
         </w:rPr>
         <w:t xml:space="preserve">A poesia hebraica às vezes utiliza um recurso literário chamado "quiasmo" (também conhecido como "quiasma"). Um quiasmo ocorre quando palavras ou frases são organizadas em uma sequência AB-BA. Em </w:t>
       </w:r>
-      <w:hyperlink r:id="rId23">
+      <w:hyperlink r:id="rId21">
         <w:r>
           <w:rPr>
             <w:lang w:val="pt_PT" w:bidi="pt_PT"/>
@@ -9742,20 +8907,6 @@
       </w:r>
       <w:r>
         <w:rPr>
-          <w:lang w:val="pt_PT" w:bidi="pt_PT"/>
-        </w:rPr>
-        <w:t>חֲבַצֶּ֣לֶת</w:t>
-      </w:r>
-    </w:p>
-    <w:p>
-      <w:pPr/>
-      <w:r>
-        <w:rPr>
-          <w:lang w:val="pt_PT" w:bidi="pt_PT"/>
-        </w:rPr>
-      </w:r>
-      <w:r>
-        <w:rPr>
           <w:b/>
           <w:lang w:val="pt_PT" w:bidi="pt_PT"/>
         </w:rPr>
@@ -9949,20 +9100,6 @@
       </w:r>
       <w:r>
         <w:rPr>
-          <w:lang w:val="pt_PT" w:bidi="pt_PT"/>
-        </w:rPr>
-        <w:t>אֲנִי֙ חֲבַצֶּ֣לֶת הַ⁠שָּׁר֔וֹן שֽׁוֹשַׁנַּ֖ת הָ⁠עֲמָקִֽים</w:t>
-      </w:r>
-    </w:p>
-    <w:p>
-      <w:pPr/>
-      <w:r>
-        <w:rPr>
-          <w:lang w:val="pt_PT" w:bidi="pt_PT"/>
-        </w:rPr>
-      </w:r>
-      <w:r>
-        <w:rPr>
           <w:b/>
           <w:lang w:val="pt_PT" w:bidi="pt_PT"/>
         </w:rPr>
@@ -10059,20 +9196,6 @@
       </w:r>
       <w:r>
         <w:rPr>
-          <w:lang w:val="pt_PT" w:bidi="pt_PT"/>
-        </w:rPr>
-        <w:t>שֽׁוֹשַׁנַּ֖ת</w:t>
-      </w:r>
-    </w:p>
-    <w:p>
-      <w:pPr/>
-      <w:r>
-        <w:rPr>
-          <w:lang w:val="pt_PT" w:bidi="pt_PT"/>
-        </w:rPr>
-      </w:r>
-      <w:r>
-        <w:rPr>
           <w:b/>
           <w:lang w:val="pt_PT" w:bidi="pt_PT"/>
         </w:rPr>
@@ -10252,20 +9375,6 @@
       </w:r>
       <w:r>
         <w:rPr>
-          <w:lang w:val="pt_PT" w:bidi="pt_PT"/>
-        </w:rPr>
-        <w:t>כְּ⁠שֽׁוֹשַׁנָּה֙ בֵּ֣ין הַ⁠חוֹחִ֔ים כֵּ֥ן רַעְיָתִ֖⁠י בֵּ֥ין הַ⁠בָּנֽוֹת</w:t>
-      </w:r>
-    </w:p>
-    <w:p>
-      <w:pPr/>
-      <w:r>
-        <w:rPr>
-          <w:lang w:val="pt_PT" w:bidi="pt_PT"/>
-        </w:rPr>
-      </w:r>
-      <w:r>
-        <w:rPr>
           <w:b/>
           <w:lang w:val="pt_PT" w:bidi="pt_PT"/>
         </w:rPr>
@@ -10381,7 +9490,7 @@
         </w:rPr>
         <w:t xml:space="preserve">Veja como você traduziu a palavra "lírio" em </w:t>
       </w:r>
-      <w:hyperlink r:id="rId24">
+      <w:hyperlink r:id="rId22">
         <w:r>
           <w:rPr>
             <w:lang w:val="pt_PT" w:bidi="pt_PT"/>
@@ -10476,7 +9585,7 @@
         </w:rPr>
         <w:t xml:space="preserve">Veja como você traduziu a frase "minha querida" ou "minha amada" em </w:t>
       </w:r>
-      <w:hyperlink r:id="rId21">
+      <w:hyperlink r:id="rId19">
         <w:r>
           <w:rPr>
             <w:lang w:val="pt_PT" w:bidi="pt_PT"/>
@@ -10538,20 +9647,6 @@
       </w:r>
       <w:r>
         <w:rPr>
-          <w:lang w:val="pt_PT" w:bidi="pt_PT"/>
-        </w:rPr>
-        <w:t>הַ⁠בָּנֽוֹת</w:t>
-      </w:r>
-    </w:p>
-    <w:p>
-      <w:pPr/>
-      <w:r>
-        <w:rPr>
-          <w:lang w:val="pt_PT" w:bidi="pt_PT"/>
-        </w:rPr>
-      </w:r>
-      <w:r>
-        <w:rPr>
           <w:b/>
           <w:lang w:val="pt_PT" w:bidi="pt_PT"/>
         </w:rPr>
@@ -10571,7 +9666,7 @@
         </w:rPr>
         <w:t xml:space="preserve">Esta frase refere-se às filhas de Jerusalém mencionadas em </w:t>
       </w:r>
-      <w:hyperlink r:id="rId20">
+      <w:hyperlink r:id="rId18">
         <w:r>
           <w:rPr>
             <w:lang w:val="pt_PT" w:bidi="pt_PT"/>
@@ -10775,20 +9870,6 @@
       </w:r>
       <w:r>
         <w:rPr>
-          <w:lang w:val="pt_PT" w:bidi="pt_PT"/>
-        </w:rPr>
-        <w:t>כְּ⁠תַפּ֨וּחַ֙ בַּ⁠עֲצֵ֣י הַ⁠יַּ֔עַר כֵּ֥ן דּוֹדִ֖⁠י בֵּ֣ין הַ⁠בָּנִ֑ים</w:t>
-      </w:r>
-    </w:p>
-    <w:p>
-      <w:pPr/>
-      <w:r>
-        <w:rPr>
-          <w:lang w:val="pt_PT" w:bidi="pt_PT"/>
-        </w:rPr>
-      </w:r>
-      <w:r>
-        <w:rPr>
           <w:b/>
           <w:lang w:val="pt_PT" w:bidi="pt_PT"/>
         </w:rPr>
@@ -11083,7 +10164,7 @@
         </w:rPr>
         <w:t xml:space="preserve">Veja como você traduziu a frase "meu amado" em </w:t>
       </w:r>
-      <w:hyperlink r:id="rId22">
+      <w:hyperlink r:id="rId20">
         <w:r>
           <w:rPr>
             <w:lang w:val="pt_PT" w:bidi="pt_PT"/>
@@ -11145,20 +10226,6 @@
       </w:r>
       <w:r>
         <w:rPr>
-          <w:lang w:val="pt_PT" w:bidi="pt_PT"/>
-        </w:rPr>
-        <w:t>בֵּ֣ין הַ⁠בָּנִ֑ים</w:t>
-      </w:r>
-    </w:p>
-    <w:p>
-      <w:pPr/>
-      <w:r>
-        <w:rPr>
-          <w:lang w:val="pt_PT" w:bidi="pt_PT"/>
-        </w:rPr>
-      </w:r>
-      <w:r>
-        <w:rPr>
           <w:b/>
           <w:lang w:val="pt_PT" w:bidi="pt_PT"/>
         </w:rPr>
@@ -11242,20 +10309,6 @@
       </w:r>
       <w:r>
         <w:rPr>
-          <w:lang w:val="pt_PT" w:bidi="pt_PT"/>
-        </w:rPr>
-        <w:t>בְּ⁠צִלּ⁠וֹ֙ חִמַּ֣דְתִּי וְ⁠יָשַׁ֔בְתִּי וּ⁠פִרְי֖⁠וֹ מָת֥וֹק לְ⁠חִכִּֽ⁠י</w:t>
-      </w:r>
-    </w:p>
-    <w:p>
-      <w:pPr/>
-      <w:r>
-        <w:rPr>
-          <w:lang w:val="pt_PT" w:bidi="pt_PT"/>
-        </w:rPr>
-      </w:r>
-      <w:r>
-        <w:rPr>
           <w:b/>
           <w:lang w:val="pt_PT" w:bidi="pt_PT"/>
         </w:rPr>
@@ -11339,20 +10392,6 @@
       </w:r>
       <w:r>
         <w:rPr>
-          <w:lang w:val="pt_PT" w:bidi="pt_PT"/>
-        </w:rPr>
-        <w:t>בְּ⁠צִלּ⁠וֹ֙ חִמַּ֣דְתִּי וְ⁠יָשַׁ֔בְתִּי</w:t>
-      </w:r>
-    </w:p>
-    <w:p>
-      <w:pPr/>
-      <w:r>
-        <w:rPr>
-          <w:lang w:val="pt_PT" w:bidi="pt_PT"/>
-        </w:rPr>
-      </w:r>
-      <w:r>
-        <w:rPr>
           <w:b/>
           <w:lang w:val="pt_PT" w:bidi="pt_PT"/>
         </w:rPr>
@@ -11479,20 +10518,6 @@
       </w:r>
       <w:r>
         <w:rPr>
-          <w:lang w:val="pt_PT" w:bidi="pt_PT"/>
-        </w:rPr>
-        <w:t>הֱבִיאַ֨⁠נִי֙</w:t>
-      </w:r>
-    </w:p>
-    <w:p>
-      <w:pPr/>
-      <w:r>
-        <w:rPr>
-          <w:lang w:val="pt_PT" w:bidi="pt_PT"/>
-        </w:rPr>
-      </w:r>
-      <w:r>
-        <w:rPr>
           <w:b/>
           <w:lang w:val="pt_PT" w:bidi="pt_PT"/>
         </w:rPr>
@@ -11512,7 +10537,7 @@
         </w:rPr>
         <w:t xml:space="preserve">Veja como você traduziu a frase “me levou” ou "leve-me" em </w:t>
       </w:r>
-      <w:hyperlink r:id="rId19">
+      <w:hyperlink r:id="rId17">
         <w:r>
           <w:rPr>
             <w:lang w:val="pt_PT" w:bidi="pt_PT"/>
@@ -11709,7 +10734,7 @@
         </w:rPr>
         <w:t xml:space="preserve">No texto original, existe o termo "a casa de vinho". Aqui, na cultura do autor, a expressão "casa de vinho" era usada para se referir a um local onde as pessoas iam com o propósito de beber vinho. A expressão não indica necessariamente uma casa ou edifício, então aqui poderia estar se referindo a um local privado que o casal usava como ponto de encontro, possivelmente a “casa” (local) onde passavam tempo juntos na floresta (descrita em </w:t>
       </w:r>
-      <w:hyperlink r:id="rId25">
+      <w:hyperlink r:id="rId23">
         <w:r>
           <w:rPr>
             <w:lang w:val="pt_PT" w:bidi="pt_PT"/>
@@ -11874,20 +10899,6 @@
       </w:r>
       <w:r>
         <w:rPr>
-          <w:lang w:val="pt_PT" w:bidi="pt_PT"/>
-        </w:rPr>
-        <w:t>וְ⁠דִגְל֥⁠וֹ עָלַ֖⁠י אַהֲבָֽה</w:t>
-      </w:r>
-    </w:p>
-    <w:p>
-      <w:pPr/>
-      <w:r>
-        <w:rPr>
-          <w:lang w:val="pt_PT" w:bidi="pt_PT"/>
-        </w:rPr>
-      </w:r>
-      <w:r>
-        <w:rPr>
           <w:b/>
           <w:lang w:val="pt_PT" w:bidi="pt_PT"/>
         </w:rPr>
@@ -11971,20 +10982,6 @@
       </w:r>
       <w:r>
         <w:rPr>
-          <w:lang w:val="pt_PT" w:bidi="pt_PT"/>
-        </w:rPr>
-        <w:t>וְ⁠דִגְל֥⁠וֹ</w:t>
-      </w:r>
-    </w:p>
-    <w:p>
-      <w:pPr/>
-      <w:r>
-        <w:rPr>
-          <w:lang w:val="pt_PT" w:bidi="pt_PT"/>
-        </w:rPr>
-      </w:r>
-      <w:r>
-        <w:rPr>
           <w:b/>
           <w:lang w:val="pt_PT" w:bidi="pt_PT"/>
         </w:rPr>
@@ -12164,20 +11161,6 @@
       </w:r>
       <w:r>
         <w:rPr>
-          <w:lang w:val="pt_PT" w:bidi="pt_PT"/>
-        </w:rPr>
-        <w:t>סַמְּכ֨וּ⁠נִי֙ בָּֽ⁠אֲשִׁישׁ֔וֹת רַפְּד֖וּ⁠נִי בַּ⁠תַּפּוּחִ֑ים</w:t>
-      </w:r>
-    </w:p>
-    <w:p>
-      <w:pPr/>
-      <w:r>
-        <w:rPr>
-          <w:lang w:val="pt_PT" w:bidi="pt_PT"/>
-        </w:rPr>
-      </w:r>
-      <w:r>
-        <w:rPr>
           <w:b/>
           <w:lang w:val="pt_PT" w:bidi="pt_PT"/>
         </w:rPr>
@@ -12313,20 +11296,6 @@
       </w:r>
       <w:r>
         <w:rPr>
-          <w:lang w:val="pt_PT" w:bidi="pt_PT"/>
-        </w:rPr>
-        <w:t>סַמְּכ֨וּ⁠נִי֙ &amp; רַפְּד֖וּ⁠נִי</w:t>
-      </w:r>
-    </w:p>
-    <w:p>
-      <w:pPr/>
-      <w:r>
-        <w:rPr>
-          <w:lang w:val="pt_PT" w:bidi="pt_PT"/>
-        </w:rPr>
-      </w:r>
-      <w:r>
-        <w:rPr>
           <w:b/>
           <w:lang w:val="pt_PT" w:bidi="pt_PT"/>
         </w:rPr>
@@ -12423,20 +11392,6 @@
       </w:r>
       <w:r>
         <w:rPr>
-          <w:lang w:val="pt_PT" w:bidi="pt_PT"/>
-        </w:rPr>
-        <w:t>סַמְּכ֨וּ⁠נִי֙ בָּֽ⁠אֲשִׁישׁ֔וֹת רַפְּד֖וּ⁠נִי בַּ⁠תַּפּוּחִ֑ים כִּי־חוֹלַ֥ת אַהֲבָ֖ה אָֽנִי</w:t>
-      </w:r>
-    </w:p>
-    <w:p>
-      <w:pPr/>
-      <w:r>
-        <w:rPr>
-          <w:lang w:val="pt_PT" w:bidi="pt_PT"/>
-        </w:rPr>
-      </w:r>
-      <w:r>
-        <w:rPr>
           <w:b/>
           <w:lang w:val="pt_PT" w:bidi="pt_PT"/>
         </w:rPr>
@@ -12520,20 +11475,6 @@
       </w:r>
       <w:r>
         <w:rPr>
-          <w:lang w:val="pt_PT" w:bidi="pt_PT"/>
-        </w:rPr>
-        <w:t>בָּֽ⁠אֲשִׁישׁ֔וֹת</w:t>
-      </w:r>
-    </w:p>
-    <w:p>
-      <w:pPr/>
-      <w:r>
-        <w:rPr>
-          <w:lang w:val="pt_PT" w:bidi="pt_PT"/>
-        </w:rPr>
-      </w:r>
-      <w:r>
-        <w:rPr>
           <w:b/>
           <w:lang w:val="pt_PT" w:bidi="pt_PT"/>
         </w:rPr>
@@ -12656,7 +11597,7 @@
         </w:rPr>
         <w:t xml:space="preserve"> em </w:t>
       </w:r>
-      <w:hyperlink r:id="rId26">
+      <w:hyperlink r:id="rId24">
         <w:r>
           <w:rPr>
             <w:lang w:val="pt_PT" w:bidi="pt_PT"/>
@@ -12738,20 +11679,6 @@
       </w:r>
       <w:r>
         <w:rPr>
-          <w:lang w:val="pt_PT" w:bidi="pt_PT"/>
-        </w:rPr>
-        <w:t>כִּי־חוֹלַ֥ת אַהֲבָ֖ה אָֽנִי</w:t>
-      </w:r>
-    </w:p>
-    <w:p>
-      <w:pPr/>
-      <w:r>
-        <w:rPr>
-          <w:lang w:val="pt_PT" w:bidi="pt_PT"/>
-        </w:rPr>
-      </w:r>
-      <w:r>
-        <w:rPr>
           <w:b/>
           <w:lang w:val="pt_PT" w:bidi="pt_PT"/>
         </w:rPr>
@@ -12931,20 +11858,6 @@
       </w:r>
       <w:r>
         <w:rPr>
-          <w:lang w:val="pt_PT" w:bidi="pt_PT"/>
-        </w:rPr>
-        <w:t>שְׂמֹאל⁠וֹ֙ תַּ֣חַת לְ⁠רֹאשִׁ֔⁠י וִ⁠ימִינ֖⁠וֹ תְּחַבְּקֵֽ⁠נִי</w:t>
-      </w:r>
-    </w:p>
-    <w:p>
-      <w:pPr/>
-      <w:r>
-        <w:rPr>
-          <w:lang w:val="pt_PT" w:bidi="pt_PT"/>
-        </w:rPr>
-      </w:r>
-      <w:r>
-        <w:rPr>
           <w:b/>
           <w:lang w:val="pt_PT" w:bidi="pt_PT"/>
         </w:rPr>
@@ -13124,20 +12037,6 @@
       </w:r>
       <w:r>
         <w:rPr>
-          <w:lang w:val="pt_PT" w:bidi="pt_PT"/>
-        </w:rPr>
-        <w:t>הִשְׁבַּ֨עְתִּי אֶתְ⁠כֶ֜ם &amp; בִּ⁠צְבָא֔וֹת א֖וֹ בְּ⁠אַיְל֣וֹת הַ⁠שָּׂדֶ֑ה</w:t>
-      </w:r>
-    </w:p>
-    <w:p>
-      <w:pPr/>
-      <w:r>
-        <w:rPr>
-          <w:lang w:val="pt_PT" w:bidi="pt_PT"/>
-        </w:rPr>
-      </w:r>
-      <w:r>
-        <w:rPr>
           <w:b/>
           <w:lang w:val="pt_PT" w:bidi="pt_PT"/>
         </w:rPr>
@@ -13286,7 +12185,7 @@
         </w:rPr>
         <w:t xml:space="preserve"> em </w:t>
       </w:r>
-      <w:hyperlink r:id="rId20">
+      <w:hyperlink r:id="rId18">
         <w:r>
           <w:rPr>
             <w:lang w:val="pt_PT" w:bidi="pt_PT"/>
@@ -13368,20 +12267,6 @@
       </w:r>
       <w:r>
         <w:rPr>
-          <w:lang w:val="pt_PT" w:bidi="pt_PT"/>
-        </w:rPr>
-        <w:t>בִּ⁠צְבָא֔וֹת א֖וֹ בְּ⁠אַיְל֣וֹת הַ⁠שָּׂדֶ֑ה</w:t>
-      </w:r>
-    </w:p>
-    <w:p>
-      <w:pPr/>
-      <w:r>
-        <w:rPr>
-          <w:lang w:val="pt_PT" w:bidi="pt_PT"/>
-        </w:rPr>
-      </w:r>
-      <w:r>
-        <w:rPr>
           <w:b/>
           <w:lang w:val="pt_PT" w:bidi="pt_PT"/>
         </w:rPr>
@@ -13657,20 +12542,6 @@
       </w:r>
       <w:r>
         <w:rPr>
-          <w:lang w:val="pt_PT" w:bidi="pt_PT"/>
-        </w:rPr>
-        <w:t>אִם־תָּעִ֧ירוּ ׀ וְֽ⁠אִם־תְּעֽוֹרְר֛וּ אֶת־הָ⁠אַהֲבָ֖ה עַ֥ד שֶׁ⁠תֶּחְפָּֽץ</w:t>
-      </w:r>
-    </w:p>
-    <w:p>
-      <w:pPr/>
-      <w:r>
-        <w:rPr>
-          <w:lang w:val="pt_PT" w:bidi="pt_PT"/>
-        </w:rPr>
-      </w:r>
-      <w:r>
-        <w:rPr>
           <w:b/>
           <w:lang w:val="pt_PT" w:bidi="pt_PT"/>
         </w:rPr>
@@ -13754,20 +12625,6 @@
       </w:r>
       <w:r>
         <w:rPr>
-          <w:lang w:val="pt_PT" w:bidi="pt_PT"/>
-        </w:rPr>
-        <w:t>אִם־תָּעִ֧ירוּ ׀ וְֽ⁠אִם־תְּעֽוֹרְר֛וּ</w:t>
-      </w:r>
-    </w:p>
-    <w:p>
-      <w:pPr/>
-      <w:r>
-        <w:rPr>
-          <w:lang w:val="pt_PT" w:bidi="pt_PT"/>
-        </w:rPr>
-      </w:r>
-      <w:r>
-        <w:rPr>
           <w:b/>
           <w:lang w:val="pt_PT" w:bidi="pt_PT"/>
         </w:rPr>
@@ -14056,20 +12913,6 @@
       </w:r>
       <w:r>
         <w:rPr>
-          <w:lang w:val="pt_PT" w:bidi="pt_PT"/>
-        </w:rPr>
-        <w:t>הִנֵּה</w:t>
-      </w:r>
-    </w:p>
-    <w:p>
-      <w:pPr/>
-      <w:r>
-        <w:rPr>
-          <w:lang w:val="pt_PT" w:bidi="pt_PT"/>
-        </w:rPr>
-      </w:r>
-      <w:r>
-        <w:rPr>
           <w:b/>
           <w:lang w:val="pt_PT" w:bidi="pt_PT"/>
         </w:rPr>
@@ -14089,7 +12932,7 @@
         </w:rPr>
         <w:t xml:space="preserve">No texto original, existe a palavra "Eis", que indica uma exclamação usada para chamar a atenção para algo. Aqui, ela é utilizada para destacar a aproximação do homem. Entretanto, na versão NTLH, não houve tradução para essa palavra. Use uma exclamação que seja natural em seu idioma para comunicar isso ou você pode deixar sem tradução. Veja como você traduziu “Eis” em </w:t>
       </w:r>
-      <w:hyperlink r:id="rId27">
+      <w:hyperlink r:id="rId25">
         <w:r>
           <w:rPr>
             <w:lang w:val="pt_PT" w:bidi="pt_PT"/>
@@ -14151,20 +12994,6 @@
       </w:r>
       <w:r>
         <w:rPr>
-          <w:lang w:val="pt_PT" w:bidi="pt_PT"/>
-        </w:rPr>
-        <w:t>בָּ֑א</w:t>
-      </w:r>
-    </w:p>
-    <w:p>
-      <w:pPr/>
-      <w:r>
-        <w:rPr>
-          <w:lang w:val="pt_PT" w:bidi="pt_PT"/>
-        </w:rPr>
-      </w:r>
-      <w:r>
-        <w:rPr>
           <w:b/>
           <w:lang w:val="pt_PT" w:bidi="pt_PT"/>
         </w:rPr>
@@ -14542,7 +13371,7 @@
         </w:rPr>
         <w:t xml:space="preserve">Veja como você traduziu a forma plural de “gazelas” em </w:t>
       </w:r>
-      <w:hyperlink r:id="rId28">
+      <w:hyperlink r:id="rId26">
         <w:r>
           <w:rPr>
             <w:lang w:val="pt_PT" w:bidi="pt_PT"/>
@@ -14797,20 +13626,6 @@
       </w:r>
       <w:r>
         <w:rPr>
-          <w:lang w:val="pt_PT" w:bidi="pt_PT"/>
-        </w:rPr>
-        <w:t>זֶ֤ה</w:t>
-      </w:r>
-    </w:p>
-    <w:p>
-      <w:pPr/>
-      <w:r>
-        <w:rPr>
-          <w:lang w:val="pt_PT" w:bidi="pt_PT"/>
-        </w:rPr>
-      </w:r>
-      <w:r>
-        <w:rPr>
           <w:b/>
           <w:lang w:val="pt_PT" w:bidi="pt_PT"/>
         </w:rPr>
@@ -14920,20 +13735,6 @@
       </w:r>
       <w:r>
         <w:rPr>
-          <w:lang w:val="pt_PT" w:bidi="pt_PT"/>
-        </w:rPr>
-        <w:t>אַחַ֣ר כָּתְלֵ֔⁠נוּ</w:t>
-      </w:r>
-    </w:p>
-    <w:p>
-      <w:pPr/>
-      <w:r>
-        <w:rPr>
-          <w:lang w:val="pt_PT" w:bidi="pt_PT"/>
-        </w:rPr>
-      </w:r>
-      <w:r>
-        <w:rPr>
           <w:b/>
           <w:lang w:val="pt_PT" w:bidi="pt_PT"/>
         </w:rPr>
@@ -15030,20 +13831,6 @@
       </w:r>
       <w:r>
         <w:rPr>
-          <w:lang w:val="pt_PT" w:bidi="pt_PT"/>
-        </w:rPr>
-        <w:t>מַשְׁגִּ֨יחַ֙ מִן־הַֽ⁠חֲלֹּנ֔וֹת מֵצִ֖יץ מִן־הַֽ⁠חֲרַכִּֽים</w:t>
-      </w:r>
-    </w:p>
-    <w:p>
-      <w:pPr/>
-      <w:r>
-        <w:rPr>
-          <w:lang w:val="pt_PT" w:bidi="pt_PT"/>
-        </w:rPr>
-      </w:r>
-      <w:r>
-        <w:rPr>
           <w:b/>
           <w:lang w:val="pt_PT" w:bidi="pt_PT"/>
         </w:rPr>
@@ -15140,20 +13927,6 @@
       </w:r>
       <w:r>
         <w:rPr>
-          <w:lang w:val="pt_PT" w:bidi="pt_PT"/>
-        </w:rPr>
-        <w:t>הַֽ⁠חֲלֹּנ֔וֹת &amp; הַֽ⁠חֲרַכִּֽים</w:t>
-      </w:r>
-    </w:p>
-    <w:p>
-      <w:pPr/>
-      <w:r>
-        <w:rPr>
-          <w:lang w:val="pt_PT" w:bidi="pt_PT"/>
-        </w:rPr>
-      </w:r>
-      <w:r>
-        <w:rPr>
           <w:b/>
           <w:lang w:val="pt_PT" w:bidi="pt_PT"/>
         </w:rPr>
@@ -15263,20 +14036,6 @@
       </w:r>
       <w:r>
         <w:rPr>
-          <w:lang w:val="pt_PT" w:bidi="pt_PT"/>
-        </w:rPr>
-        <w:t>הַֽ⁠חֲרַכִּֽים</w:t>
-      </w:r>
-    </w:p>
-    <w:p>
-      <w:pPr/>
-      <w:r>
-        <w:rPr>
-          <w:lang w:val="pt_PT" w:bidi="pt_PT"/>
-        </w:rPr>
-      </w:r>
-      <w:r>
-        <w:rPr>
           <w:b/>
           <w:lang w:val="pt_PT" w:bidi="pt_PT"/>
         </w:rPr>
@@ -15360,20 +14119,6 @@
       </w:r>
       <w:r>
         <w:rPr>
-          <w:lang w:val="pt_PT" w:bidi="pt_PT"/>
-        </w:rPr>
-        <w:t>וּ⁠לְכִי־לָֽ⁠ךְ</w:t>
-      </w:r>
-    </w:p>
-    <w:p>
-      <w:pPr/>
-      <w:r>
-        <w:rPr>
-          <w:lang w:val="pt_PT" w:bidi="pt_PT"/>
-        </w:rPr>
-      </w:r>
-      <w:r>
-        <w:rPr>
           <w:b/>
           <w:lang w:val="pt_PT" w:bidi="pt_PT"/>
         </w:rPr>
@@ -15520,20 +14265,6 @@
       </w:r>
       <w:r>
         <w:rPr>
-          <w:lang w:val="pt_PT" w:bidi="pt_PT"/>
-        </w:rPr>
-        <w:t>כִּֽי־הִנֵּ֥ה</w:t>
-      </w:r>
-    </w:p>
-    <w:p>
-      <w:pPr/>
-      <w:r>
-        <w:rPr>
-          <w:lang w:val="pt_PT" w:bidi="pt_PT"/>
-        </w:rPr>
-      </w:r>
-      <w:r>
-        <w:rPr>
           <w:b/>
           <w:lang w:val="pt_PT" w:bidi="pt_PT"/>
         </w:rPr>
@@ -15617,20 +14348,6 @@
       </w:r>
       <w:r>
         <w:rPr>
-          <w:lang w:val="pt_PT" w:bidi="pt_PT"/>
-        </w:rPr>
-        <w:t>ה⁠סתו</w:t>
-      </w:r>
-    </w:p>
-    <w:p>
-      <w:pPr/>
-      <w:r>
-        <w:rPr>
-          <w:lang w:val="pt_PT" w:bidi="pt_PT"/>
-        </w:rPr>
-      </w:r>
-      <w:r>
-        <w:rPr>
           <w:b/>
           <w:lang w:val="pt_PT" w:bidi="pt_PT"/>
         </w:rPr>
@@ -15727,20 +14444,6 @@
       </w:r>
       <w:r>
         <w:rPr>
-          <w:lang w:val="pt_PT" w:bidi="pt_PT"/>
-        </w:rPr>
-        <w:t>ה⁠סתו עָבָ֑ר הַ⁠גֶּ֕שֶׁם חָלַ֖ף</w:t>
-      </w:r>
-    </w:p>
-    <w:p>
-      <w:pPr/>
-      <w:r>
-        <w:rPr>
-          <w:lang w:val="pt_PT" w:bidi="pt_PT"/>
-        </w:rPr>
-      </w:r>
-      <w:r>
-        <w:rPr>
           <w:b/>
           <w:lang w:val="pt_PT" w:bidi="pt_PT"/>
         </w:rPr>
@@ -15824,20 +14527,6 @@
       </w:r>
       <w:r>
         <w:rPr>
-          <w:lang w:val="pt_PT" w:bidi="pt_PT"/>
-        </w:rPr>
-        <w:t>עָבָ֑ר</w:t>
-      </w:r>
-    </w:p>
-    <w:p>
-      <w:pPr/>
-      <w:r>
-        <w:rPr>
-          <w:lang w:val="pt_PT" w:bidi="pt_PT"/>
-        </w:rPr>
-      </w:r>
-      <w:r>
-        <w:rPr>
           <w:b/>
           <w:lang w:val="pt_PT" w:bidi="pt_PT"/>
         </w:rPr>
@@ -16017,20 +14706,6 @@
       </w:r>
       <w:r>
         <w:rPr>
-          <w:lang w:val="pt_PT" w:bidi="pt_PT"/>
-        </w:rPr>
-        <w:t>חָלַ֖ף הָלַ֥ךְ לֽ⁠וֹ</w:t>
-      </w:r>
-    </w:p>
-    <w:p>
-      <w:pPr/>
-      <w:r>
-        <w:rPr>
-          <w:lang w:val="pt_PT" w:bidi="pt_PT"/>
-        </w:rPr>
-      </w:r>
-      <w:r>
-        <w:rPr>
           <w:b/>
           <w:lang w:val="pt_PT" w:bidi="pt_PT"/>
         </w:rPr>
@@ -16140,20 +14815,6 @@
       </w:r>
       <w:r>
         <w:rPr>
-          <w:lang w:val="pt_PT" w:bidi="pt_PT"/>
-        </w:rPr>
-        <w:t>בָ⁠אָ֔רֶץ</w:t>
-      </w:r>
-    </w:p>
-    <w:p>
-      <w:pPr/>
-      <w:r>
-        <w:rPr>
-          <w:lang w:val="pt_PT" w:bidi="pt_PT"/>
-        </w:rPr>
-      </w:r>
-      <w:r>
-        <w:rPr>
           <w:b/>
           <w:lang w:val="pt_PT" w:bidi="pt_PT"/>
         </w:rPr>
@@ -16217,20 +14878,6 @@
       </w:r>
       <w:r>
         <w:rPr>
-          <w:lang w:val="pt_PT" w:bidi="pt_PT"/>
-        </w:rPr>
-        <w:t>וְ⁠ק֥וֹל הַ⁠תּ֖וֹר נִשְׁמַ֥ע</w:t>
-      </w:r>
-    </w:p>
-    <w:p>
-      <w:pPr/>
-      <w:r>
-        <w:rPr>
-          <w:lang w:val="pt_PT" w:bidi="pt_PT"/>
-        </w:rPr>
-      </w:r>
-      <w:r>
-        <w:rPr>
           <w:b/>
           <w:lang w:val="pt_PT" w:bidi="pt_PT"/>
         </w:rPr>
@@ -16314,20 +14961,6 @@
       </w:r>
       <w:r>
         <w:rPr>
-          <w:lang w:val="pt_PT" w:bidi="pt_PT"/>
-        </w:rPr>
-        <w:t>הַ⁠תְּאֵנָה֙ חָֽנְטָ֣ה פַגֶּ֔י⁠הָ</w:t>
-      </w:r>
-    </w:p>
-    <w:p>
-      <w:pPr/>
-      <w:r>
-        <w:rPr>
-          <w:lang w:val="pt_PT" w:bidi="pt_PT"/>
-        </w:rPr>
-      </w:r>
-      <w:r>
-        <w:rPr>
           <w:b/>
           <w:lang w:val="pt_PT" w:bidi="pt_PT"/>
         </w:rPr>
@@ -16411,20 +15044,6 @@
       </w:r>
       <w:r>
         <w:rPr>
-          <w:lang w:val="pt_PT" w:bidi="pt_PT"/>
-        </w:rPr>
-        <w:t>וְ⁠הַ⁠גְּפָנִ֥ים ׀ סְמָדַ֖ר</w:t>
-      </w:r>
-    </w:p>
-    <w:p>
-      <w:pPr/>
-      <w:r>
-        <w:rPr>
-          <w:lang w:val="pt_PT" w:bidi="pt_PT"/>
-        </w:rPr>
-      </w:r>
-      <w:r>
-        <w:rPr>
           <w:b/>
           <w:lang w:val="pt_PT" w:bidi="pt_PT"/>
         </w:rPr>
@@ -16488,20 +15107,6 @@
       </w:r>
       <w:r>
         <w:rPr>
-          <w:lang w:val="pt_PT" w:bidi="pt_PT"/>
-        </w:rPr>
-        <w:t>נָ֣תְנוּ רֵ֑יחַ</w:t>
-      </w:r>
-    </w:p>
-    <w:p>
-      <w:pPr/>
-      <w:r>
-        <w:rPr>
-          <w:lang w:val="pt_PT" w:bidi="pt_PT"/>
-        </w:rPr>
-      </w:r>
-      <w:r>
-        <w:rPr>
           <w:b/>
           <w:lang w:val="pt_PT" w:bidi="pt_PT"/>
         </w:rPr>
@@ -16585,20 +15190,6 @@
       </w:r>
       <w:r>
         <w:rPr>
-          <w:lang w:val="pt_PT" w:bidi="pt_PT"/>
-        </w:rPr>
-        <w:t>ק֥וּמִי לכי רַעְיָתִ֥⁠י יָפָתִ֖⁠י וּ⁠לְכִי־לָֽ⁠ךְ</w:t>
-      </w:r>
-    </w:p>
-    <w:p>
-      <w:pPr/>
-      <w:r>
-        <w:rPr>
-          <w:lang w:val="pt_PT" w:bidi="pt_PT"/>
-        </w:rPr>
-      </w:r>
-      <w:r>
-        <w:rPr>
           <w:b/>
           <w:lang w:val="pt_PT" w:bidi="pt_PT"/>
         </w:rPr>
@@ -16618,7 +15209,7 @@
         </w:rPr>
         <w:t xml:space="preserve">Veja como você traduziu a frase semelhante em </w:t>
       </w:r>
-      <w:hyperlink r:id="rId29">
+      <w:hyperlink r:id="rId27">
         <w:r>
           <w:rPr>
             <w:lang w:val="pt_PT" w:bidi="pt_PT"/>
@@ -16700,20 +15291,6 @@
       </w:r>
       <w:r>
         <w:rPr>
-          <w:lang w:val="pt_PT" w:bidi="pt_PT"/>
-        </w:rPr>
-        <w:t>יוֹנָתִ֞⁠י</w:t>
-      </w:r>
-    </w:p>
-    <w:p>
-      <w:pPr/>
-      <w:r>
-        <w:rPr>
-          <w:lang w:val="pt_PT" w:bidi="pt_PT"/>
-        </w:rPr>
-      </w:r>
-      <w:r>
-        <w:rPr>
           <w:b/>
           <w:lang w:val="pt_PT" w:bidi="pt_PT"/>
         </w:rPr>
@@ -16797,20 +15374,6 @@
       </w:r>
       <w:r>
         <w:rPr>
-          <w:lang w:val="pt_PT" w:bidi="pt_PT"/>
-        </w:rPr>
-        <w:t>יוֹנָתִ֞⁠י בְּ⁠חַגְוֵ֣י הַ⁠סֶּ֗לַע בְּ⁠סֵ֨תֶר֙ הַ⁠מַּדְרֵגָ֔ה</w:t>
-      </w:r>
-    </w:p>
-    <w:p>
-      <w:pPr/>
-      <w:r>
-        <w:rPr>
-          <w:lang w:val="pt_PT" w:bidi="pt_PT"/>
-        </w:rPr>
-      </w:r>
-      <w:r>
-        <w:rPr>
           <w:b/>
           <w:lang w:val="pt_PT" w:bidi="pt_PT"/>
         </w:rPr>
@@ -16907,20 +15470,6 @@
       </w:r>
       <w:r>
         <w:rPr>
-          <w:lang w:val="pt_PT" w:bidi="pt_PT"/>
-        </w:rPr>
-        <w:t>בְּ⁠חַגְוֵ֣י הַ⁠סֶּ֗לַע בְּ⁠סֵ֨תֶר֙ הַ⁠מַּדְרֵגָ֔ה</w:t>
-      </w:r>
-    </w:p>
-    <w:p>
-      <w:pPr/>
-      <w:r>
-        <w:rPr>
-          <w:lang w:val="pt_PT" w:bidi="pt_PT"/>
-        </w:rPr>
-      </w:r>
-      <w:r>
-        <w:rPr>
           <w:b/>
           <w:lang w:val="pt_PT" w:bidi="pt_PT"/>
         </w:rPr>
@@ -17067,20 +15616,6 @@
       </w:r>
       <w:r>
         <w:rPr>
-          <w:lang w:val="pt_PT" w:bidi="pt_PT"/>
-        </w:rPr>
-        <w:t>הַרְאִ֨י⁠נִי֙ אֶתּ־מַרְאַ֔יִ⁠ךְ הַשְׁמִיעִ֖י⁠נִי אֶת־קוֹלֵ֑⁠ךְ כִּי־קוֹלֵ֥⁠ךְ עָרֵ֖ב וּ⁠מַרְאֵ֥י⁠ךְ נָאוֶֽה</w:t>
-      </w:r>
-    </w:p>
-    <w:p>
-      <w:pPr/>
-      <w:r>
-        <w:rPr>
-          <w:lang w:val="pt_PT" w:bidi="pt_PT"/>
-        </w:rPr>
-      </w:r>
-      <w:r>
-        <w:rPr>
           <w:b/>
           <w:lang w:val="pt_PT" w:bidi="pt_PT"/>
         </w:rPr>
@@ -17164,20 +15699,6 @@
       </w:r>
       <w:r>
         <w:rPr>
-          <w:lang w:val="pt_PT" w:bidi="pt_PT"/>
-        </w:rPr>
-        <w:t>הַרְאִ֨י⁠נִי֙ אֶתּ־מַרְאַ֔יִ⁠ךְ הַשְׁמִיעִ֖י⁠נִי</w:t>
-      </w:r>
-    </w:p>
-    <w:p>
-      <w:pPr/>
-      <w:r>
-        <w:rPr>
-          <w:lang w:val="pt_PT" w:bidi="pt_PT"/>
-        </w:rPr>
-      </w:r>
-      <w:r>
-        <w:rPr>
           <w:b/>
           <w:lang w:val="pt_PT" w:bidi="pt_PT"/>
         </w:rPr>
@@ -17287,20 +15808,6 @@
       </w:r>
       <w:r>
         <w:rPr>
-          <w:lang w:val="pt_PT" w:bidi="pt_PT"/>
-        </w:rPr>
-        <w:t>קוֹלֵ֥⁠ךְ עָרֵ֖ב</w:t>
-      </w:r>
-    </w:p>
-    <w:p>
-      <w:pPr/>
-      <w:r>
-        <w:rPr>
-          <w:lang w:val="pt_PT" w:bidi="pt_PT"/>
-        </w:rPr>
-      </w:r>
-      <w:r>
-        <w:rPr>
           <w:b/>
           <w:lang w:val="pt_PT" w:bidi="pt_PT"/>
         </w:rPr>
@@ -17364,20 +15871,6 @@
       </w:r>
       <w:r>
         <w:rPr>
-          <w:lang w:val="pt_PT" w:bidi="pt_PT"/>
-        </w:rPr>
-        <w:t>אֶֽחֱזוּ־לָ֨⁠נוּ֙ שֽׁוּעָלִ֔ים שֽׁוּעָלִ֥ים קְטַנִּ֖ים מְחַבְּלִ֣ים כְּרָמִ֑ים וּ⁠כְרָמֵ֖י⁠נוּ סְמָדַֽר</w:t>
-      </w:r>
-    </w:p>
-    <w:p>
-      <w:pPr/>
-      <w:r>
-        <w:rPr>
-          <w:lang w:val="pt_PT" w:bidi="pt_PT"/>
-        </w:rPr>
-      </w:r>
-      <w:r>
-        <w:rPr>
           <w:b/>
           <w:lang w:val="pt_PT" w:bidi="pt_PT"/>
         </w:rPr>
@@ -17659,20 +16152,6 @@
       </w:r>
       <w:r>
         <w:rPr>
-          <w:lang w:val="pt_PT" w:bidi="pt_PT"/>
-        </w:rPr>
-        <w:t>לָ֨⁠נוּ֙ &amp; וּ⁠כְרָמֵ֖י⁠נוּ</w:t>
-      </w:r>
-    </w:p>
-    <w:p>
-      <w:pPr/>
-      <w:r>
-        <w:rPr>
-          <w:lang w:val="pt_PT" w:bidi="pt_PT"/>
-        </w:rPr>
-      </w:r>
-      <w:r>
-        <w:rPr>
           <w:b/>
           <w:lang w:val="pt_PT" w:bidi="pt_PT"/>
         </w:rPr>
@@ -17769,20 +16248,6 @@
       </w:r>
       <w:r>
         <w:rPr>
-          <w:lang w:val="pt_PT" w:bidi="pt_PT"/>
-        </w:rPr>
-        <w:t>וּ⁠כְרָמֵ֖י⁠נוּ סְמָדַֽר</w:t>
-      </w:r>
-    </w:p>
-    <w:p>
-      <w:pPr/>
-      <w:r>
-        <w:rPr>
-          <w:lang w:val="pt_PT" w:bidi="pt_PT"/>
-        </w:rPr>
-      </w:r>
-      <w:r>
-        <w:rPr>
           <w:b/>
           <w:lang w:val="pt_PT" w:bidi="pt_PT"/>
         </w:rPr>
@@ -17860,20 +16325,6 @@
       </w:r>
       <w:r>
         <w:rPr>
-          <w:lang w:val="pt_PT" w:bidi="pt_PT"/>
-        </w:rPr>
-        <w:t>דּוֹדִ֥⁠י לִ⁠י֙ וַ⁠אֲנִ֣י ל֔⁠וֹ</w:t>
-      </w:r>
-    </w:p>
-    <w:p>
-      <w:pPr/>
-      <w:r>
-        <w:rPr>
-          <w:lang w:val="pt_PT" w:bidi="pt_PT"/>
-        </w:rPr>
-      </w:r>
-      <w:r>
-        <w:rPr>
           <w:b/>
           <w:lang w:val="pt_PT" w:bidi="pt_PT"/>
         </w:rPr>
@@ -18048,20 +16499,6 @@
       </w:r>
       <w:r>
         <w:rPr>
-          <w:lang w:val="pt_PT" w:bidi="pt_PT"/>
-        </w:rPr>
-        <w:t>הָ⁠רֹעֶ֖ה בַּ⁠שּׁוֹשַׁנִּֽים</w:t>
-      </w:r>
-    </w:p>
-    <w:p>
-      <w:pPr/>
-      <w:r>
-        <w:rPr>
-          <w:lang w:val="pt_PT" w:bidi="pt_PT"/>
-        </w:rPr>
-      </w:r>
-      <w:r>
-        <w:rPr>
           <w:b/>
           <w:lang w:val="pt_PT" w:bidi="pt_PT"/>
         </w:rPr>
@@ -18095,7 +16532,7 @@
         </w:rPr>
         <w:t>A mulher está falando do homem como se ele fosse “uma gazela ou um jovem cervo” (</w:t>
       </w:r>
-      <w:hyperlink r:id="rId30">
+      <w:hyperlink r:id="rId28">
         <w:r>
           <w:rPr>
             <w:lang w:val="pt_PT" w:bidi="pt_PT"/>
@@ -18139,7 +16576,7 @@
         </w:rPr>
         <w:t xml:space="preserve"> para representar a si mesma, como fez em </w:t>
       </w:r>
-      <w:hyperlink r:id="rId24">
+      <w:hyperlink r:id="rId22">
         <w:r>
           <w:rPr>
             <w:lang w:val="pt_PT" w:bidi="pt_PT"/>
@@ -18266,7 +16703,7 @@
         </w:rPr>
         <w:t xml:space="preserve">) em </w:t>
       </w:r>
-      <w:hyperlink r:id="rId24">
+      <w:hyperlink r:id="rId22">
         <w:r>
           <w:rPr>
             <w:lang w:val="pt_PT" w:bidi="pt_PT"/>
@@ -18484,20 +16921,6 @@
       </w:r>
       <w:r>
         <w:rPr>
-          <w:lang w:val="pt_PT" w:bidi="pt_PT"/>
-        </w:rPr>
-        <w:t>וְ⁠נָ֖סוּ הַ⁠צְּלָלִ֑ים</w:t>
-      </w:r>
-    </w:p>
-    <w:p>
-      <w:pPr/>
-      <w:r>
-        <w:rPr>
-          <w:lang w:val="pt_PT" w:bidi="pt_PT"/>
-        </w:rPr>
-      </w:r>
-      <w:r>
-        <w:rPr>
           <w:b/>
           <w:lang w:val="pt_PT" w:bidi="pt_PT"/>
         </w:rPr>
@@ -18595,20 +17018,6 @@
       </w:r>
       <w:r>
         <w:rPr>
-          <w:lang w:val="pt_PT" w:bidi="pt_PT"/>
-        </w:rPr>
-        <w:t>סֹב֩ דְּמֵה־לְ⁠ךָ֨ דוֹדִ֜⁠י</w:t>
-      </w:r>
-    </w:p>
-    <w:p>
-      <w:pPr/>
-      <w:r>
-        <w:rPr>
-          <w:lang w:val="pt_PT" w:bidi="pt_PT"/>
-        </w:rPr>
-      </w:r>
-      <w:r>
-        <w:rPr>
           <w:b/>
           <w:lang w:val="pt_PT" w:bidi="pt_PT"/>
         </w:rPr>
@@ -18686,20 +17095,6 @@
       </w:r>
       <w:r>
         <w:rPr>
-          <w:lang w:val="pt_PT" w:bidi="pt_PT"/>
-        </w:rPr>
-        <w:t>לִ⁠צְבִ֗י</w:t>
-      </w:r>
-    </w:p>
-    <w:p>
-      <w:pPr/>
-      <w:r>
-        <w:rPr>
-          <w:lang w:val="pt_PT" w:bidi="pt_PT"/>
-        </w:rPr>
-      </w:r>
-      <w:r>
-        <w:rPr>
           <w:b/>
           <w:lang w:val="pt_PT" w:bidi="pt_PT"/>
         </w:rPr>
@@ -18719,7 +17114,7 @@
         </w:rPr>
         <w:t xml:space="preserve">Veja como você traduziu a forma plural de “gazelas” em </w:t>
       </w:r>
-      <w:hyperlink r:id="rId28">
+      <w:hyperlink r:id="rId26">
         <w:r>
           <w:rPr>
             <w:lang w:val="pt_PT" w:bidi="pt_PT"/>
@@ -18930,7 +17325,7 @@
           <w:lang w:val="pt_PT" w:bidi="pt_PT"/>
         </w:rPr>
       </w:r>
-      <w:hyperlink r:id="rId31">
+      <w:hyperlink r:id="rId29">
         <w:r>
           <w:rPr>
             <w:lang w:val="pt_PT" w:bidi="pt_PT"/>
@@ -18948,7 +17343,7 @@
         </w:rPr>
         <w:t xml:space="preserve"> descreve o sentimento de saudade que a mulher sentia pelo homem que amava e como ela o procurava diligentemente. </w:t>
       </w:r>
-      <w:hyperlink r:id="rId32">
+      <w:hyperlink r:id="rId30">
         <w:r>
           <w:rPr>
             <w:lang w:val="pt_PT" w:bidi="pt_PT"/>
@@ -18988,7 +17383,7 @@
         </w:rPr>
         <w:t xml:space="preserve">Se </w:t>
       </w:r>
-      <w:hyperlink r:id="rId33">
+      <w:hyperlink r:id="rId31">
         <w:r>
           <w:rPr>
             <w:lang w:val="pt_PT" w:bidi="pt_PT"/>
@@ -19020,7 +17415,7 @@
         </w:rPr>
         <w:t xml:space="preserve">Os estudiosos da Bíblia não têm certeza se os eventos descritos em </w:t>
       </w:r>
-      <w:hyperlink r:id="rId33">
+      <w:hyperlink r:id="rId31">
         <w:r>
           <w:rPr>
             <w:lang w:val="pt_PT" w:bidi="pt_PT"/>
@@ -19038,7 +17433,7 @@
         </w:rPr>
         <w:t xml:space="preserve"> são reais, um sonho da mulher ou algo que ela imaginou. Muitos estudiosos acreditam que </w:t>
       </w:r>
-      <w:hyperlink r:id="rId33">
+      <w:hyperlink r:id="rId31">
         <w:r>
           <w:rPr>
             <w:lang w:val="pt_PT" w:bidi="pt_PT"/>
@@ -19133,7 +17528,7 @@
         </w:rPr>
         <w:t xml:space="preserve">Como os estudiosos da Bíblia não sabem se os eventos descritos em </w:t>
       </w:r>
-      <w:hyperlink r:id="rId33">
+      <w:hyperlink r:id="rId31">
         <w:r>
           <w:rPr>
             <w:lang w:val="pt_PT" w:bidi="pt_PT"/>
@@ -19228,20 +17623,6 @@
       </w:r>
       <w:r>
         <w:rPr>
-          <w:lang w:val="pt_PT" w:bidi="pt_PT"/>
-        </w:rPr>
-        <w:t>בַּ⁠לֵּיל֔וֹת</w:t>
-      </w:r>
-    </w:p>
-    <w:p>
-      <w:pPr/>
-      <w:r>
-        <w:rPr>
-          <w:lang w:val="pt_PT" w:bidi="pt_PT"/>
-        </w:rPr>
-      </w:r>
-      <w:r>
-        <w:rPr>
           <w:b/>
           <w:lang w:val="pt_PT" w:bidi="pt_PT"/>
         </w:rPr>
@@ -19351,20 +17732,6 @@
       </w:r>
       <w:r>
         <w:rPr>
-          <w:lang w:val="pt_PT" w:bidi="pt_PT"/>
-        </w:rPr>
-        <w:t>בִּקַּ֕שְׁתִּי אֵ֥ת שֶׁ⁠אָהֲבָ֖ה נַפְשִׁ֑⁠י בִּקַּשְׁתִּ֖י⁠ו</w:t>
-      </w:r>
-    </w:p>
-    <w:p>
-      <w:pPr/>
-      <w:r>
-        <w:rPr>
-          <w:lang w:val="pt_PT" w:bidi="pt_PT"/>
-        </w:rPr>
-      </w:r>
-      <w:r>
-        <w:rPr>
           <w:b/>
           <w:lang w:val="pt_PT" w:bidi="pt_PT"/>
         </w:rPr>
@@ -19475,20 +17842,6 @@
       </w:r>
       <w:r>
         <w:rPr>
-          <w:lang w:val="pt_PT" w:bidi="pt_PT"/>
-        </w:rPr>
-        <w:t>אֵ֥ת שֶׁ⁠אָהֲבָ֖ה נַפְשִׁ֑⁠י</w:t>
-      </w:r>
-    </w:p>
-    <w:p>
-      <w:pPr/>
-      <w:r>
-        <w:rPr>
-          <w:lang w:val="pt_PT" w:bidi="pt_PT"/>
-        </w:rPr>
-      </w:r>
-      <w:r>
-        <w:rPr>
           <w:b/>
           <w:lang w:val="pt_PT" w:bidi="pt_PT"/>
         </w:rPr>
@@ -19522,7 +17875,7 @@
         </w:rPr>
         <w:t xml:space="preserve">Veja como você traduziu a frase semelhante “tu a quem minha alma ama” em </w:t>
       </w:r>
-      <w:hyperlink r:id="rId34">
+      <w:hyperlink r:id="rId32">
         <w:r>
           <w:rPr>
             <w:lang w:val="pt_PT" w:bidi="pt_PT"/>
@@ -19687,20 +18040,6 @@
       </w:r>
       <w:r>
         <w:rPr>
-          <w:lang w:val="pt_PT" w:bidi="pt_PT"/>
-        </w:rPr>
-        <w:t>וַ⁠אֲסוֹבְבָ֣ה בָ⁠עִ֗יר</w:t>
-      </w:r>
-    </w:p>
-    <w:p>
-      <w:pPr/>
-      <w:r>
-        <w:rPr>
-          <w:lang w:val="pt_PT" w:bidi="pt_PT"/>
-        </w:rPr>
-      </w:r>
-      <w:r>
-        <w:rPr>
           <w:b/>
           <w:lang w:val="pt_PT" w:bidi="pt_PT"/>
         </w:rPr>
@@ -19764,20 +18103,6 @@
       </w:r>
       <w:r>
         <w:rPr>
-          <w:lang w:val="pt_PT" w:bidi="pt_PT"/>
-        </w:rPr>
-        <w:t>וּ⁠בָ֣⁠רְחֹב֔וֹת</w:t>
-      </w:r>
-    </w:p>
-    <w:p>
-      <w:pPr/>
-      <w:r>
-        <w:rPr>
-          <w:lang w:val="pt_PT" w:bidi="pt_PT"/>
-        </w:rPr>
-      </w:r>
-      <w:r>
-        <w:rPr>
           <w:b/>
           <w:lang w:val="pt_PT" w:bidi="pt_PT"/>
         </w:rPr>
@@ -19874,20 +18199,6 @@
       </w:r>
       <w:r>
         <w:rPr>
-          <w:lang w:val="pt_PT" w:bidi="pt_PT"/>
-        </w:rPr>
-        <w:t>אֲבַקְשָׁ֕ה &amp; בִּקַּשְׁתִּ֖י⁠ו</w:t>
-      </w:r>
-    </w:p>
-    <w:p>
-      <w:pPr/>
-      <w:r>
-        <w:rPr>
-          <w:lang w:val="pt_PT" w:bidi="pt_PT"/>
-        </w:rPr>
-      </w:r>
-      <w:r>
-        <w:rPr>
           <w:b/>
           <w:lang w:val="pt_PT" w:bidi="pt_PT"/>
         </w:rPr>
@@ -19964,20 +18275,6 @@
       </w:r>
       <w:r>
         <w:rPr>
-          <w:lang w:val="pt_PT" w:bidi="pt_PT"/>
-        </w:rPr>
-        <w:t>אֵ֥ת שֶׁ⁠אָהֲבָ֖ה נַפְשִׁ֑⁠י</w:t>
-      </w:r>
-    </w:p>
-    <w:p>
-      <w:pPr/>
-      <w:r>
-        <w:rPr>
-          <w:lang w:val="pt_PT" w:bidi="pt_PT"/>
-        </w:rPr>
-      </w:r>
-      <w:r>
-        <w:rPr>
           <w:b/>
           <w:lang w:val="pt_PT" w:bidi="pt_PT"/>
         </w:rPr>
@@ -19997,7 +18294,7 @@
         </w:rPr>
         <w:t xml:space="preserve">Veja como você traduziu a frase semelhante “tu, a quem minha alma ama” em </w:t>
       </w:r>
-      <w:hyperlink r:id="rId34">
+      <w:hyperlink r:id="rId32">
         <w:r>
           <w:rPr>
             <w:lang w:val="pt_PT" w:bidi="pt_PT"/>
@@ -20079,20 +18376,6 @@
       </w:r>
       <w:r>
         <w:rPr>
-          <w:lang w:val="pt_PT" w:bidi="pt_PT"/>
-        </w:rPr>
-        <w:t>הַ⁠שֹּׁ֣מְרִ֔ים</w:t>
-      </w:r>
-    </w:p>
-    <w:p>
-      <w:pPr/>
-      <w:r>
-        <w:rPr>
-          <w:lang w:val="pt_PT" w:bidi="pt_PT"/>
-        </w:rPr>
-      </w:r>
-      <w:r>
-        <w:rPr>
           <w:b/>
           <w:lang w:val="pt_PT" w:bidi="pt_PT"/>
         </w:rPr>
@@ -20285,20 +18568,6 @@
       </w:r>
       <w:r>
         <w:rPr>
-          <w:lang w:val="pt_PT" w:bidi="pt_PT"/>
-        </w:rPr>
-        <w:t>אֵ֛ת שֶׁ⁠אָהֲבָ֥ה נַפְשִׁ֖⁠י</w:t>
-      </w:r>
-    </w:p>
-    <w:p>
-      <w:pPr/>
-      <w:r>
-        <w:rPr>
-          <w:lang w:val="pt_PT" w:bidi="pt_PT"/>
-        </w:rPr>
-      </w:r>
-      <w:r>
-        <w:rPr>
           <w:b/>
           <w:lang w:val="pt_PT" w:bidi="pt_PT"/>
         </w:rPr>
@@ -20318,7 +18587,7 @@
         </w:rPr>
         <w:t xml:space="preserve">Veja como você traduziu a frase semelhante “tu a quem minha alma ama” em </w:t>
       </w:r>
-      <w:hyperlink r:id="rId34">
+      <w:hyperlink r:id="rId32">
         <w:r>
           <w:rPr>
             <w:lang w:val="pt_PT" w:bidi="pt_PT"/>
@@ -20400,20 +18669,6 @@
       </w:r>
       <w:r>
         <w:rPr>
-          <w:lang w:val="pt_PT" w:bidi="pt_PT"/>
-        </w:rPr>
-        <w:t>אֵ֛ת שֶׁ⁠אָהֲבָ֥ה נַפְשִׁ֖⁠י רְאִיתֶֽם</w:t>
-      </w:r>
-    </w:p>
-    <w:p>
-      <w:pPr/>
-      <w:r>
-        <w:rPr>
-          <w:lang w:val="pt_PT" w:bidi="pt_PT"/>
-        </w:rPr>
-      </w:r>
-      <w:r>
-        <w:rPr>
           <w:b/>
           <w:lang w:val="pt_PT" w:bidi="pt_PT"/>
         </w:rPr>
@@ -20477,20 +18732,6 @@
       </w:r>
       <w:r>
         <w:rPr>
-          <w:lang w:val="pt_PT" w:bidi="pt_PT"/>
-        </w:rPr>
-        <w:t>כִּ⁠מְעַט֙</w:t>
-      </w:r>
-    </w:p>
-    <w:p>
-      <w:pPr/>
-      <w:r>
-        <w:rPr>
-          <w:lang w:val="pt_PT" w:bidi="pt_PT"/>
-        </w:rPr>
-      </w:r>
-      <w:r>
-        <w:rPr>
           <w:b/>
           <w:lang w:val="pt_PT" w:bidi="pt_PT"/>
         </w:rPr>
@@ -20554,20 +18795,6 @@
       </w:r>
       <w:r>
         <w:rPr>
-          <w:lang w:val="pt_PT" w:bidi="pt_PT"/>
-        </w:rPr>
-        <w:t>אֵ֥ת שֶׁ⁠אָהֲבָ֖ה נַפְשִׁ֑⁠י</w:t>
-      </w:r>
-    </w:p>
-    <w:p>
-      <w:pPr/>
-      <w:r>
-        <w:rPr>
-          <w:lang w:val="pt_PT" w:bidi="pt_PT"/>
-        </w:rPr>
-      </w:r>
-      <w:r>
-        <w:rPr>
           <w:b/>
           <w:lang w:val="pt_PT" w:bidi="pt_PT"/>
         </w:rPr>
@@ -20587,7 +18814,7 @@
         </w:rPr>
         <w:t xml:space="preserve">Veja como você traduziu a frase semelhante “tu a quem minha alma ama” em </w:t>
       </w:r>
-      <w:hyperlink r:id="rId34">
+      <w:hyperlink r:id="rId32">
         <w:r>
           <w:rPr>
             <w:lang w:val="pt_PT" w:bidi="pt_PT"/>
@@ -20669,20 +18896,6 @@
       </w:r>
       <w:r>
         <w:rPr>
-          <w:lang w:val="pt_PT" w:bidi="pt_PT"/>
-        </w:rPr>
-        <w:t>שֶׁ֤⁠הֲבֵיאתִי⁠ו֙</w:t>
-      </w:r>
-    </w:p>
-    <w:p>
-      <w:pPr/>
-      <w:r>
-        <w:rPr>
-          <w:lang w:val="pt_PT" w:bidi="pt_PT"/>
-        </w:rPr>
-      </w:r>
-      <w:r>
-        <w:rPr>
           <w:b/>
           <w:lang w:val="pt_PT" w:bidi="pt_PT"/>
         </w:rPr>
@@ -20766,20 +18979,6 @@
       </w:r>
       <w:r>
         <w:rPr>
-          <w:lang w:val="pt_PT" w:bidi="pt_PT"/>
-        </w:rPr>
-        <w:t>שֶׁ֤⁠הֲבֵיאתִי⁠ו֙ אֶל־בֵּ֣ית אִמִּ֔⁠י וְ⁠אֶל־חֶ֖דֶר הוֹרָתִֽ⁠י</w:t>
-      </w:r>
-    </w:p>
-    <w:p>
-      <w:pPr/>
-      <w:r>
-        <w:rPr>
-          <w:lang w:val="pt_PT" w:bidi="pt_PT"/>
-        </w:rPr>
-      </w:r>
-      <w:r>
-        <w:rPr>
           <w:b/>
           <w:lang w:val="pt_PT" w:bidi="pt_PT"/>
         </w:rPr>
@@ -20910,7 +19109,7 @@
         </w:rPr>
         <w:t xml:space="preserve">Este versículo é idêntico a </w:t>
       </w:r>
-      <w:hyperlink r:id="rId28">
+      <w:hyperlink r:id="rId26">
         <w:r>
           <w:rPr>
             <w:lang w:val="pt_PT" w:bidi="pt_PT"/>
@@ -20992,20 +19191,6 @@
       </w:r>
       <w:r>
         <w:rPr>
-          <w:lang w:val="pt_PT" w:bidi="pt_PT"/>
-        </w:rPr>
-        <w:t>מִ֣י זֹ֗את עֹלָה֙ מִן־הַ⁠מִּדְבָּ֔ר כְּ⁠תִֽימֲר֖וֹת עָשָׁ֑ן מְקֻטֶּ֤רֶת מוֹר֙ וּ⁠לְבוֹנָ֔ה מִ⁠כֹּ֖ל אַבְקַ֥ת רוֹכֵֽל</w:t>
-      </w:r>
-    </w:p>
-    <w:p>
-      <w:pPr/>
-      <w:r>
-        <w:rPr>
-          <w:lang w:val="pt_PT" w:bidi="pt_PT"/>
-        </w:rPr>
-      </w:r>
-      <w:r>
-        <w:rPr>
           <w:b/>
           <w:lang w:val="pt_PT" w:bidi="pt_PT"/>
         </w:rPr>
@@ -21116,20 +19301,6 @@
       </w:r>
       <w:r>
         <w:rPr>
-          <w:lang w:val="pt_PT" w:bidi="pt_PT"/>
-        </w:rPr>
-        <w:t>זֹ֗את עֹלָה֙ מִן־הַ⁠מִּדְבָּ֔ר</w:t>
-      </w:r>
-    </w:p>
-    <w:p>
-      <w:pPr/>
-      <w:r>
-        <w:rPr>
-          <w:lang w:val="pt_PT" w:bidi="pt_PT"/>
-        </w:rPr>
-      </w:r>
-      <w:r>
-        <w:rPr>
           <w:b/>
           <w:lang w:val="pt_PT" w:bidi="pt_PT"/>
         </w:rPr>
@@ -21362,20 +19533,6 @@
       </w:r>
       <w:r>
         <w:rPr>
-          <w:lang w:val="pt_PT" w:bidi="pt_PT"/>
-        </w:rPr>
-        <w:t>עֹלָה֙</w:t>
-      </w:r>
-    </w:p>
-    <w:p>
-      <w:pPr/>
-      <w:r>
-        <w:rPr>
-          <w:lang w:val="pt_PT" w:bidi="pt_PT"/>
-        </w:rPr>
-      </w:r>
-      <w:r>
-        <w:rPr>
           <w:b/>
           <w:lang w:val="pt_PT" w:bidi="pt_PT"/>
         </w:rPr>
@@ -21472,20 +19629,6 @@
       </w:r>
       <w:r>
         <w:rPr>
-          <w:lang w:val="pt_PT" w:bidi="pt_PT"/>
-        </w:rPr>
-        <w:t>כְּ⁠תִֽימֲר֖וֹת עָשָׁ֑ן מְקֻטֶּ֤רֶת מוֹר֙ וּ⁠לְבוֹנָ֔ה</w:t>
-      </w:r>
-    </w:p>
-    <w:p>
-      <w:pPr/>
-      <w:r>
-        <w:rPr>
-          <w:lang w:val="pt_PT" w:bidi="pt_PT"/>
-        </w:rPr>
-      </w:r>
-      <w:r>
-        <w:rPr>
           <w:b/>
           <w:lang w:val="pt_PT" w:bidi="pt_PT"/>
         </w:rPr>
@@ -21596,20 +19739,6 @@
       </w:r>
       <w:r>
         <w:rPr>
-          <w:lang w:val="pt_PT" w:bidi="pt_PT"/>
-        </w:rPr>
-        <w:t>כְּ⁠תִֽימֲר֖וֹת עָשָׁ֑ן מְקֻטֶּ֤רֶת מוֹר֙ וּ⁠לְבוֹנָ֔ה</w:t>
-      </w:r>
-    </w:p>
-    <w:p>
-      <w:pPr/>
-      <w:r>
-        <w:rPr>
-          <w:lang w:val="pt_PT" w:bidi="pt_PT"/>
-        </w:rPr>
-      </w:r>
-      <w:r>
-        <w:rPr>
           <w:b/>
           <w:lang w:val="pt_PT" w:bidi="pt_PT"/>
         </w:rPr>
@@ -21732,20 +19861,6 @@
       </w:r>
       <w:r>
         <w:rPr>
-          <w:lang w:val="pt_PT" w:bidi="pt_PT"/>
-        </w:rPr>
-        <w:t>מְקֻטֶּ֤רֶת</w:t>
-      </w:r>
-    </w:p>
-    <w:p>
-      <w:pPr/>
-      <w:r>
-        <w:rPr>
-          <w:lang w:val="pt_PT" w:bidi="pt_PT"/>
-        </w:rPr>
-      </w:r>
-      <w:r>
-        <w:rPr>
           <w:b/>
           <w:lang w:val="pt_PT" w:bidi="pt_PT"/>
         </w:rPr>
@@ -21829,20 +19944,6 @@
       </w:r>
       <w:r>
         <w:rPr>
-          <w:lang w:val="pt_PT" w:bidi="pt_PT"/>
-        </w:rPr>
-        <w:t>מוֹר֙</w:t>
-      </w:r>
-    </w:p>
-    <w:p>
-      <w:pPr/>
-      <w:r>
-        <w:rPr>
-          <w:lang w:val="pt_PT" w:bidi="pt_PT"/>
-        </w:rPr>
-      </w:r>
-      <w:r>
-        <w:rPr>
           <w:b/>
           <w:lang w:val="pt_PT" w:bidi="pt_PT"/>
         </w:rPr>
@@ -21906,20 +20007,6 @@
       </w:r>
       <w:r>
         <w:rPr>
-          <w:lang w:val="pt_PT" w:bidi="pt_PT"/>
-        </w:rPr>
-        <w:t>מִ⁠כֹּ֖ל אַבְקַ֥ת רוֹכֵֽל</w:t>
-      </w:r>
-    </w:p>
-    <w:p>
-      <w:pPr/>
-      <w:r>
-        <w:rPr>
-          <w:lang w:val="pt_PT" w:bidi="pt_PT"/>
-        </w:rPr>
-      </w:r>
-      <w:r>
-        <w:rPr>
           <w:b/>
           <w:lang w:val="pt_PT" w:bidi="pt_PT"/>
         </w:rPr>
@@ -22185,20 +20272,6 @@
       </w:r>
       <w:r>
         <w:rPr>
-          <w:lang w:val="pt_PT" w:bidi="pt_PT"/>
-        </w:rPr>
-        <w:t>מִטָּת⁠וֹ֙</w:t>
-      </w:r>
-    </w:p>
-    <w:p>
-      <w:pPr/>
-      <w:r>
-        <w:rPr>
-          <w:lang w:val="pt_PT" w:bidi="pt_PT"/>
-        </w:rPr>
-      </w:r>
-      <w:r>
-        <w:rPr>
           <w:b/>
           <w:lang w:val="pt_PT" w:bidi="pt_PT"/>
         </w:rPr>
@@ -22308,20 +20381,6 @@
       </w:r>
       <w:r>
         <w:rPr>
-          <w:lang w:val="pt_PT" w:bidi="pt_PT"/>
-        </w:rPr>
-        <w:t>מִטָּת⁠וֹ֙ שֶׁ⁠לִּ⁠שְׁלֹמֹ֔ה</w:t>
-      </w:r>
-    </w:p>
-    <w:p>
-      <w:pPr/>
-      <w:r>
-        <w:rPr>
-          <w:lang w:val="pt_PT" w:bidi="pt_PT"/>
-        </w:rPr>
-      </w:r>
-      <w:r>
-        <w:rPr>
           <w:b/>
           <w:lang w:val="pt_PT" w:bidi="pt_PT"/>
         </w:rPr>
@@ -22470,20 +20529,6 @@
       </w:r>
       <w:r>
         <w:rPr>
-          <w:lang w:val="pt_PT" w:bidi="pt_PT"/>
-        </w:rPr>
-        <w:t>מְלֻמְּדֵ֖י מִלְחָמָ֑ה</w:t>
-      </w:r>
-    </w:p>
-    <w:p>
-      <w:pPr/>
-      <w:r>
-        <w:rPr>
-          <w:lang w:val="pt_PT" w:bidi="pt_PT"/>
-        </w:rPr>
-      </w:r>
-      <w:r>
-        <w:rPr>
           <w:b/>
           <w:lang w:val="pt_PT" w:bidi="pt_PT"/>
         </w:rPr>
@@ -22547,20 +20592,6 @@
       </w:r>
       <w:r>
         <w:rPr>
-          <w:lang w:val="pt_PT" w:bidi="pt_PT"/>
-        </w:rPr>
-        <w:t>אִ֤ישׁ חַרְבּ⁠וֹ֙ עַל־יְרֵכ֔⁠וֹ מִ⁠פַּ֖חַד בַּ⁠לֵּילּֽוֹת</w:t>
-      </w:r>
-    </w:p>
-    <w:p>
-      <w:pPr/>
-      <w:r>
-        <w:rPr>
-          <w:lang w:val="pt_PT" w:bidi="pt_PT"/>
-        </w:rPr>
-      </w:r>
-      <w:r>
-        <w:rPr>
           <w:b/>
           <w:lang w:val="pt_PT" w:bidi="pt_PT"/>
         </w:rPr>
@@ -22793,20 +20824,6 @@
       </w:r>
       <w:r>
         <w:rPr>
-          <w:lang w:val="pt_PT" w:bidi="pt_PT"/>
-        </w:rPr>
-        <w:t>אַפִּרְי֗וֹן</w:t>
-      </w:r>
-    </w:p>
-    <w:p>
-      <w:pPr/>
-      <w:r>
-        <w:rPr>
-          <w:lang w:val="pt_PT" w:bidi="pt_PT"/>
-        </w:rPr>
-      </w:r>
-      <w:r>
-        <w:rPr>
           <w:b/>
           <w:lang w:val="pt_PT" w:bidi="pt_PT"/>
         </w:rPr>
@@ -22852,7 +20869,7 @@
         </w:rPr>
         <w:t xml:space="preserve">mencionado em </w:t>
       </w:r>
-      <w:hyperlink r:id="rId35">
+      <w:hyperlink r:id="rId33">
         <w:r>
           <w:rPr>
             <w:lang w:val="pt_PT" w:bidi="pt_PT"/>
@@ -22896,7 +20913,7 @@
         </w:rPr>
         <w:t xml:space="preserve"> em </w:t>
       </w:r>
-      <w:hyperlink r:id="rId35">
+      <w:hyperlink r:id="rId33">
         <w:r>
           <w:rPr>
             <w:lang w:val="pt_PT" w:bidi="pt_PT"/>
@@ -22978,20 +20995,6 @@
       </w:r>
       <w:r>
         <w:rPr>
-          <w:lang w:val="pt_PT" w:bidi="pt_PT"/>
-        </w:rPr>
-        <w:t>אַפִּרְי֗וֹן עָ֤שָׂה ל⁠וֹ֙ הַ⁠מֶּ֣לֶךְ שְׁלֹמֹ֔ה מֵ⁠עֲצֵ֖י הַ⁠לְּבָנֽוֹן</w:t>
-      </w:r>
-    </w:p>
-    <w:p>
-      <w:pPr/>
-      <w:r>
-        <w:rPr>
-          <w:lang w:val="pt_PT" w:bidi="pt_PT"/>
-        </w:rPr>
-      </w:r>
-      <w:r>
-        <w:rPr>
           <w:b/>
           <w:lang w:val="pt_PT" w:bidi="pt_PT"/>
         </w:rPr>
@@ -23152,20 +21155,6 @@
       </w:r>
       <w:r>
         <w:rPr>
-          <w:lang w:val="pt_PT" w:bidi="pt_PT"/>
-        </w:rPr>
-        <w:t>אַפִּרְי֗וֹן עָ֤שָׂה ל⁠וֹ֙ &amp; עַמּוּדָי⁠ו֙ עָ֣שָׂה כֶ֔סֶף</w:t>
-      </w:r>
-    </w:p>
-    <w:p>
-      <w:pPr/>
-      <w:r>
-        <w:rPr>
-          <w:lang w:val="pt_PT" w:bidi="pt_PT"/>
-        </w:rPr>
-      </w:r>
-      <w:r>
-        <w:rPr>
           <w:b/>
           <w:lang w:val="pt_PT" w:bidi="pt_PT"/>
         </w:rPr>
@@ -23542,20 +21531,6 @@
       </w:r>
       <w:r>
         <w:rPr>
-          <w:lang w:val="pt_PT" w:bidi="pt_PT"/>
-        </w:rPr>
-        <w:t>מֶרְכָּב֖⁠וֹ אַרְגָּמָ֑ן</w:t>
-      </w:r>
-    </w:p>
-    <w:p>
-      <w:pPr/>
-      <w:r>
-        <w:rPr>
-          <w:lang w:val="pt_PT" w:bidi="pt_PT"/>
-        </w:rPr>
-      </w:r>
-      <w:r>
-        <w:rPr>
           <w:b/>
           <w:lang w:val="pt_PT" w:bidi="pt_PT"/>
         </w:rPr>
@@ -23633,20 +21608,6 @@
       </w:r>
       <w:r>
         <w:rPr>
-          <w:lang w:val="pt_PT" w:bidi="pt_PT"/>
-        </w:rPr>
-        <w:t>תּוֹכ⁠וֹ֙ רָצ֣וּף אַהֲבָ֔ה מִ⁠בְּנ֖וֹת יְרוּשָׁלִָֽם</w:t>
-      </w:r>
-    </w:p>
-    <w:p>
-      <w:pPr/>
-      <w:r>
-        <w:rPr>
-          <w:lang w:val="pt_PT" w:bidi="pt_PT"/>
-        </w:rPr>
-      </w:r>
-      <w:r>
-        <w:rPr>
           <w:b/>
           <w:lang w:val="pt_PT" w:bidi="pt_PT"/>
         </w:rPr>
@@ -23826,20 +21787,6 @@
       </w:r>
       <w:r>
         <w:rPr>
-          <w:lang w:val="pt_PT" w:bidi="pt_PT"/>
-        </w:rPr>
-        <w:t>תּוֹכ⁠וֹ֙ רָצ֣וּף אַהֲבָ֔ה מִ⁠בְּנ֖וֹת יְרוּשָׁלִָֽם</w:t>
-      </w:r>
-    </w:p>
-    <w:p>
-      <w:pPr/>
-      <w:r>
-        <w:rPr>
-          <w:lang w:val="pt_PT" w:bidi="pt_PT"/>
-        </w:rPr>
-      </w:r>
-      <w:r>
-        <w:rPr>
           <w:b/>
           <w:lang w:val="pt_PT" w:bidi="pt_PT"/>
         </w:rPr>
@@ -23935,7 +21882,7 @@
         </w:rPr>
         <w:t xml:space="preserve"> em </w:t>
       </w:r>
-      <w:hyperlink r:id="rId20">
+      <w:hyperlink r:id="rId18">
         <w:r>
           <w:rPr>
             <w:lang w:val="pt_PT" w:bidi="pt_PT"/>
@@ -24017,20 +21964,6 @@
       </w:r>
       <w:r>
         <w:rPr>
-          <w:lang w:val="pt_PT" w:bidi="pt_PT"/>
-        </w:rPr>
-        <w:t>צְאֶ֧ינָה</w:t>
-      </w:r>
-    </w:p>
-    <w:p>
-      <w:pPr/>
-      <w:r>
-        <w:rPr>
-          <w:lang w:val="pt_PT" w:bidi="pt_PT"/>
-        </w:rPr>
-      </w:r>
-      <w:r>
-        <w:rPr>
           <w:b/>
           <w:lang w:val="pt_PT" w:bidi="pt_PT"/>
         </w:rPr>
@@ -24127,20 +22060,6 @@
       </w:r>
       <w:r>
         <w:rPr>
-          <w:lang w:val="pt_PT" w:bidi="pt_PT"/>
-        </w:rPr>
-        <w:t>בְּנ֥וֹת צִיּ֖וֹן</w:t>
-      </w:r>
-    </w:p>
-    <w:p>
-      <w:pPr/>
-      <w:r>
-        <w:rPr>
-          <w:lang w:val="pt_PT" w:bidi="pt_PT"/>
-        </w:rPr>
-      </w:r>
-      <w:r>
-        <w:rPr>
           <w:b/>
           <w:lang w:val="pt_PT" w:bidi="pt_PT"/>
         </w:rPr>
@@ -24173,7 +22092,7 @@
         </w:rPr>
         <w:t xml:space="preserve"> é uma maneira poética de se referir às jovens mulheres da cidade de Jerusalém (provavelmente são as mesmas mulheres que as “mulheres casadoiras” em </w:t>
       </w:r>
-      <w:hyperlink r:id="rId18">
+      <w:hyperlink r:id="rId16">
         <w:r>
           <w:rPr>
             <w:lang w:val="pt_PT" w:bidi="pt_PT"/>
@@ -24191,7 +22110,7 @@
         </w:rPr>
         <w:t xml:space="preserve"> e as mulheres referidas como “filhas de Jerusalém” em </w:t>
       </w:r>
-      <w:hyperlink r:id="rId28">
+      <w:hyperlink r:id="rId26">
         <w:r>
           <w:rPr>
             <w:lang w:val="pt_PT" w:bidi="pt_PT"/>
@@ -24209,7 +22128,7 @@
         </w:rPr>
         <w:t xml:space="preserve"> e </w:t>
       </w:r>
-      <w:hyperlink r:id="rId36">
+      <w:hyperlink r:id="rId34">
         <w:r>
           <w:rPr>
             <w:lang w:val="pt_PT" w:bidi="pt_PT"/>
@@ -24284,20 +22203,6 @@
       </w:r>
       <w:r>
         <w:rPr>
-          <w:lang w:val="pt_PT" w:bidi="pt_PT"/>
-        </w:rPr>
-        <w:t>בְּ⁠י֣וֹם חֲתֻנָּת֔⁠וֹ וּ⁠בְ⁠י֖וֹם שִׂמְחַ֥ת לִבּֽ⁠וֹ</w:t>
-      </w:r>
-    </w:p>
-    <w:p>
-      <w:pPr/>
-      <w:r>
-        <w:rPr>
-          <w:lang w:val="pt_PT" w:bidi="pt_PT"/>
-        </w:rPr>
-      </w:r>
-      <w:r>
-        <w:rPr>
           <w:b/>
           <w:lang w:val="pt_PT" w:bidi="pt_PT"/>
         </w:rPr>
@@ -24381,20 +22286,6 @@
       </w:r>
       <w:r>
         <w:rPr>
-          <w:lang w:val="pt_PT" w:bidi="pt_PT"/>
-        </w:rPr>
-        <w:t>וּ⁠בְ⁠י֖וֹם שִׂמְחַ֥ת לִבּֽ⁠וֹ</w:t>
-      </w:r>
-    </w:p>
-    <w:p>
-      <w:pPr/>
-      <w:r>
-        <w:rPr>
-          <w:lang w:val="pt_PT" w:bidi="pt_PT"/>
-        </w:rPr>
-      </w:r>
-      <w:r>
-        <w:rPr>
           <w:b/>
           <w:lang w:val="pt_PT" w:bidi="pt_PT"/>
         </w:rPr>
@@ -24600,7 +22491,7 @@
         </w:rPr>
         <w:t xml:space="preserve">O homem descreve a mulher que ama como o epítome da beleza e atratividade em </w:t>
       </w:r>
-      <w:hyperlink r:id="rId37">
+      <w:hyperlink r:id="rId35">
         <w:r>
           <w:rPr>
             <w:lang w:val="pt_PT" w:bidi="pt_PT"/>
@@ -24618,7 +22509,7 @@
         </w:rPr>
         <w:t xml:space="preserve"> e em </w:t>
       </w:r>
-      <w:hyperlink r:id="rId38">
+      <w:hyperlink r:id="rId36">
         <w:r>
           <w:rPr>
             <w:lang w:val="pt_PT" w:bidi="pt_PT"/>
@@ -24661,7 +22552,7 @@
         </w:rPr>
         <w:t xml:space="preserve">Em </w:t>
       </w:r>
-      <w:hyperlink r:id="rId39">
+      <w:hyperlink r:id="rId37">
         <w:r>
           <w:rPr>
             <w:lang w:val="pt_PT" w:bidi="pt_PT"/>
@@ -24679,7 +22570,7 @@
         </w:rPr>
         <w:t xml:space="preserve">, o homem fala da mulher que ama como se ela estivesse longe dele e a convida a "vir com" ele e "descer de" três lugares altos para estar com ele. A mulher não está realmente habitando nesses lugares, mas o homem usa uma linguagem imaginativa e poética para descrever como se sente em relação à separação dela e para expressar seu desejo de estar com ela. Em </w:t>
       </w:r>
-      <w:hyperlink r:id="rId40">
+      <w:hyperlink r:id="rId38">
         <w:r>
           <w:rPr>
             <w:lang w:val="pt_PT" w:bidi="pt_PT"/>
@@ -24727,7 +22618,7 @@
           <w:lang w:val="pt_PT" w:bidi="pt_PT"/>
         </w:rPr>
       </w:r>
-      <w:hyperlink r:id="rId41">
+      <w:hyperlink r:id="rId39">
         <w:r>
           <w:rPr>
             <w:lang w:val="pt_PT" w:bidi="pt_PT"/>
@@ -24745,7 +22636,7 @@
         </w:rPr>
         <w:t xml:space="preserve"> é uma metáfora estendida. Esta metáfora é uma conversa entre o homem e a mulher que ele ama, na qual o homem primeiro compara a mulher que ama a “um jardim fechado” (em </w:t>
       </w:r>
-      <w:hyperlink r:id="rId42">
+      <w:hyperlink r:id="rId40">
         <w:r>
           <w:rPr>
             <w:lang w:val="pt_PT" w:bidi="pt_PT"/>
@@ -24763,7 +22654,7 @@
         </w:rPr>
         <w:t xml:space="preserve">) onde muitas coisas deliciosas crescem, e então a mulher responde convidando o homem a vir ao seu jardim em </w:t>
       </w:r>
-      <w:hyperlink r:id="rId43">
+      <w:hyperlink r:id="rId41">
         <w:r>
           <w:rPr>
             <w:lang w:val="pt_PT" w:bidi="pt_PT"/>
@@ -24781,7 +22672,7 @@
         </w:rPr>
         <w:t xml:space="preserve">. O homem então responde ao convite dela em </w:t>
       </w:r>
-      <w:hyperlink r:id="rId44">
+      <w:hyperlink r:id="rId42">
         <w:r>
           <w:rPr>
             <w:lang w:val="pt_PT" w:bidi="pt_PT"/>
@@ -24812,7 +22703,7 @@
         </w:rPr>
         <w:t xml:space="preserve"> é usado como uma metáfora para a mulher em </w:t>
       </w:r>
-      <w:hyperlink r:id="rId40">
+      <w:hyperlink r:id="rId38">
         <w:r>
           <w:rPr>
             <w:lang w:val="pt_PT" w:bidi="pt_PT"/>
@@ -24830,7 +22721,7 @@
         </w:rPr>
         <w:t xml:space="preserve">, em </w:t>
       </w:r>
-      <w:hyperlink r:id="rId43">
+      <w:hyperlink r:id="rId41">
         <w:r>
           <w:rPr>
             <w:lang w:val="pt_PT" w:bidi="pt_PT"/>
@@ -24848,7 +22739,7 @@
         </w:rPr>
         <w:t xml:space="preserve"> (duas vezes), e em </w:t>
       </w:r>
-      <w:hyperlink r:id="rId44">
+      <w:hyperlink r:id="rId42">
         <w:r>
           <w:rPr>
             <w:lang w:val="pt_PT" w:bidi="pt_PT"/>
@@ -24866,7 +22757,7 @@
         </w:rPr>
         <w:t xml:space="preserve">. Você deve ser consistente em como traduz o termo “jardim”. Em </w:t>
       </w:r>
-      <w:hyperlink r:id="rId45">
+      <w:hyperlink r:id="rId43">
         <w:r>
           <w:rPr>
             <w:lang w:val="pt_PT" w:bidi="pt_PT"/>
@@ -24884,7 +22775,7 @@
         </w:rPr>
         <w:t xml:space="preserve"> o homem fala do corpo da mulher como “um pomar de romãzeiras com frutos deliciosos” e então em </w:t>
       </w:r>
-      <w:hyperlink r:id="rId43">
+      <w:hyperlink r:id="rId41">
         <w:r>
           <w:rPr>
             <w:lang w:val="pt_PT" w:bidi="pt_PT"/>
@@ -25042,7 +22933,7 @@
         </w:rPr>
         <w:t xml:space="preserve">Veja como você traduziu estas duas frases paralelas em </w:t>
       </w:r>
-      <w:hyperlink r:id="rId27">
+      <w:hyperlink r:id="rId25">
         <w:r>
           <w:rPr>
             <w:lang w:val="pt_PT" w:bidi="pt_PT"/>
@@ -25195,7 +23086,7 @@
         </w:rPr>
         <w:t xml:space="preserve">Veja como você traduziu a frase "os teus olhos são como pombas" em </w:t>
       </w:r>
-      <w:hyperlink r:id="rId27">
+      <w:hyperlink r:id="rId25">
         <w:r>
           <w:rPr>
             <w:lang w:val="pt_PT" w:bidi="pt_PT"/>
@@ -25277,20 +23168,6 @@
       </w:r>
       <w:r>
         <w:rPr>
-          <w:lang w:val="pt_PT" w:bidi="pt_PT"/>
-        </w:rPr>
-        <w:t>שַׂעְרֵ⁠ךְ֙ כְּ⁠עֵ֣דֶר הָֽ⁠עִזִּ֔ים שֶׁ⁠גָּלְשׁ֖וּ מֵ⁠הַ֥ר גִּלְעָֽד</w:t>
-      </w:r>
-    </w:p>
-    <w:p>
-      <w:pPr/>
-      <w:r>
-        <w:rPr>
-          <w:lang w:val="pt_PT" w:bidi="pt_PT"/>
-        </w:rPr>
-      </w:r>
-      <w:r>
-        <w:rPr>
           <w:b/>
           <w:lang w:val="pt_PT" w:bidi="pt_PT"/>
         </w:rPr>
@@ -25524,20 +23401,6 @@
       </w:r>
       <w:r>
         <w:rPr>
-          <w:lang w:val="pt_PT" w:bidi="pt_PT"/>
-        </w:rPr>
-        <w:t>הַ⁠קְּצוּב֔וֹת</w:t>
-      </w:r>
-    </w:p>
-    <w:p>
-      <w:pPr/>
-      <w:r>
-        <w:rPr>
-          <w:lang w:val="pt_PT" w:bidi="pt_PT"/>
-        </w:rPr>
-      </w:r>
-      <w:r>
-        <w:rPr>
           <w:b/>
           <w:lang w:val="pt_PT" w:bidi="pt_PT"/>
         </w:rPr>
@@ -25635,20 +23498,6 @@
       </w:r>
       <w:r>
         <w:rPr>
-          <w:lang w:val="pt_PT" w:bidi="pt_PT"/>
-        </w:rPr>
-        <w:t>מַתְאִימ֔וֹת</w:t>
-      </w:r>
-    </w:p>
-    <w:p>
-      <w:pPr/>
-      <w:r>
-        <w:rPr>
-          <w:lang w:val="pt_PT" w:bidi="pt_PT"/>
-        </w:rPr>
-      </w:r>
-      <w:r>
-        <w:rPr>
           <w:b/>
           <w:lang w:val="pt_PT" w:bidi="pt_PT"/>
         </w:rPr>
@@ -25856,20 +23705,6 @@
       </w:r>
       <w:r>
         <w:rPr>
-          <w:lang w:val="pt_PT" w:bidi="pt_PT"/>
-        </w:rPr>
-        <w:t>וְ⁠שַׁכֻּלָ֖ה אֵ֥ין בָּ⁠הֶֽם</w:t>
-      </w:r>
-    </w:p>
-    <w:p>
-      <w:pPr/>
-      <w:r>
-        <w:rPr>
-          <w:lang w:val="pt_PT" w:bidi="pt_PT"/>
-        </w:rPr>
-      </w:r>
-      <w:r>
-        <w:rPr>
           <w:b/>
           <w:lang w:val="pt_PT" w:bidi="pt_PT"/>
         </w:rPr>
@@ -26044,20 +23879,6 @@
       </w:r>
       <w:r>
         <w:rPr>
-          <w:lang w:val="pt_PT" w:bidi="pt_PT"/>
-        </w:rPr>
-        <w:t>כְּ⁠פֶ֤לַח הָֽ⁠רִמּוֹן֙ רַקָּתֵ֔⁠ךְ</w:t>
-      </w:r>
-    </w:p>
-    <w:p>
-      <w:pPr/>
-      <w:r>
-        <w:rPr>
-          <w:lang w:val="pt_PT" w:bidi="pt_PT"/>
-        </w:rPr>
-      </w:r>
-      <w:r>
-        <w:rPr>
           <w:b/>
           <w:lang w:val="pt_PT" w:bidi="pt_PT"/>
         </w:rPr>
@@ -26154,20 +23975,6 @@
       </w:r>
       <w:r>
         <w:rPr>
-          <w:lang w:val="pt_PT" w:bidi="pt_PT"/>
-        </w:rPr>
-        <w:t>כְּ⁠פֶ֤לַח הָֽ⁠רִמּוֹן֙ רַקָּתֵ֔⁠ךְ</w:t>
-      </w:r>
-    </w:p>
-    <w:p>
-      <w:pPr/>
-      <w:r>
-        <w:rPr>
-          <w:lang w:val="pt_PT" w:bidi="pt_PT"/>
-        </w:rPr>
-      </w:r>
-      <w:r>
-        <w:rPr>
           <w:b/>
           <w:lang w:val="pt_PT" w:bidi="pt_PT"/>
         </w:rPr>
@@ -26310,7 +24117,7 @@
         </w:rPr>
         <w:t xml:space="preserve">em </w:t>
       </w:r>
-      <w:hyperlink r:id="rId46">
+      <w:hyperlink r:id="rId44">
         <w:r>
           <w:rPr>
             <w:lang w:val="pt_PT" w:bidi="pt_PT"/>
@@ -26372,20 +24179,6 @@
       </w:r>
       <w:r>
         <w:rPr>
-          <w:lang w:val="pt_PT" w:bidi="pt_PT"/>
-        </w:rPr>
-        <w:t>כְּ⁠מִגְדַּ֤ל דָּוִיד֙ צַוָּארֵ֔⁠ךְ בָּנ֖וּי לְ⁠תַלְפִּיּ֑וֹת</w:t>
-      </w:r>
-    </w:p>
-    <w:p>
-      <w:pPr/>
-      <w:r>
-        <w:rPr>
-          <w:lang w:val="pt_PT" w:bidi="pt_PT"/>
-        </w:rPr>
-      </w:r>
-      <w:r>
-        <w:rPr>
           <w:b/>
           <w:lang w:val="pt_PT" w:bidi="pt_PT"/>
         </w:rPr>
@@ -26509,20 +24302,6 @@
       </w:r>
       <w:r>
         <w:rPr>
-          <w:lang w:val="pt_PT" w:bidi="pt_PT"/>
-        </w:rPr>
-        <w:t>כְּ⁠מִגְדַּ֤ל דָּוִיד֙</w:t>
-      </w:r>
-    </w:p>
-    <w:p>
-      <w:pPr/>
-      <w:r>
-        <w:rPr>
-          <w:lang w:val="pt_PT" w:bidi="pt_PT"/>
-        </w:rPr>
-      </w:r>
-      <w:r>
-        <w:rPr>
           <w:b/>
           <w:lang w:val="pt_PT" w:bidi="pt_PT"/>
         </w:rPr>
@@ -26619,20 +24398,6 @@
       </w:r>
       <w:r>
         <w:rPr>
-          <w:lang w:val="pt_PT" w:bidi="pt_PT"/>
-        </w:rPr>
-        <w:t>כְּ⁠מִגְדַּ֤ל דָּוִיד֙ צַוָּארֵ֔⁠ךְ בָּנ֖וּי לְ⁠תַלְפִּיּ֑וֹת</w:t>
-      </w:r>
-    </w:p>
-    <w:p>
-      <w:pPr/>
-      <w:r>
-        <w:rPr>
-          <w:lang w:val="pt_PT" w:bidi="pt_PT"/>
-        </w:rPr>
-      </w:r>
-      <w:r>
-        <w:rPr>
           <w:b/>
           <w:lang w:val="pt_PT" w:bidi="pt_PT"/>
         </w:rPr>
@@ -26716,20 +24481,6 @@
       </w:r>
       <w:r>
         <w:rPr>
-          <w:lang w:val="pt_PT" w:bidi="pt_PT"/>
-        </w:rPr>
-        <w:t>בָּנ֖וּי לְ⁠תַלְפִּיּ֑וֹת</w:t>
-      </w:r>
-    </w:p>
-    <w:p>
-      <w:pPr/>
-      <w:r>
-        <w:rPr>
-          <w:lang w:val="pt_PT" w:bidi="pt_PT"/>
-        </w:rPr>
-      </w:r>
-      <w:r>
-        <w:rPr>
           <w:b/>
           <w:lang w:val="pt_PT" w:bidi="pt_PT"/>
         </w:rPr>
@@ -26807,20 +24558,6 @@
       </w:r>
       <w:r>
         <w:rPr>
-          <w:lang w:val="pt_PT" w:bidi="pt_PT"/>
-        </w:rPr>
-        <w:t>אֶ֤לֶף הַ⁠מָּגֵן֙ תָּל֣וּי עָלָ֔י⁠ו כֹּ֖ל שִׁלְטֵ֥י הַ⁠גִּבּוֹרִֽים</w:t>
-      </w:r>
-    </w:p>
-    <w:p>
-      <w:pPr/>
-      <w:r>
-        <w:rPr>
-          <w:lang w:val="pt_PT" w:bidi="pt_PT"/>
-        </w:rPr>
-      </w:r>
-      <w:r>
-        <w:rPr>
           <w:b/>
           <w:lang w:val="pt_PT" w:bidi="pt_PT"/>
         </w:rPr>
@@ -26957,20 +24694,6 @@
       </w:r>
       <w:r>
         <w:rPr>
-          <w:lang w:val="pt_PT" w:bidi="pt_PT"/>
-        </w:rPr>
-        <w:t>אֶ֤לֶף</w:t>
-      </w:r>
-    </w:p>
-    <w:p>
-      <w:pPr/>
-      <w:r>
-        <w:rPr>
-          <w:lang w:val="pt_PT" w:bidi="pt_PT"/>
-        </w:rPr>
-      </w:r>
-      <w:r>
-        <w:rPr>
           <w:b/>
           <w:lang w:val="pt_PT" w:bidi="pt_PT"/>
         </w:rPr>
@@ -27067,20 +24790,6 @@
       </w:r>
       <w:r>
         <w:rPr>
-          <w:lang w:val="pt_PT" w:bidi="pt_PT"/>
-        </w:rPr>
-        <w:t>אֶ֤לֶף הַ⁠מָּגֵן֙ תָּל֣וּי עָלָ֔י⁠ו כֹּ֖ל שִׁלְטֵ֥י הַ⁠גִּבּוֹרִֽים</w:t>
-      </w:r>
-    </w:p>
-    <w:p>
-      <w:pPr/>
-      <w:r>
-        <w:rPr>
-          <w:lang w:val="pt_PT" w:bidi="pt_PT"/>
-        </w:rPr>
-      </w:r>
-      <w:r>
-        <w:rPr>
           <w:b/>
           <w:lang w:val="pt_PT" w:bidi="pt_PT"/>
         </w:rPr>
@@ -27399,7 +25108,7 @@
         </w:rPr>
         <w:t xml:space="preserve">Veja como você traduziu a forma plural “gazelas” em </w:t>
       </w:r>
-      <w:hyperlink r:id="rId28">
+      <w:hyperlink r:id="rId26">
         <w:r>
           <w:rPr>
             <w:lang w:val="pt_PT" w:bidi="pt_PT"/>
@@ -27500,7 +25209,7 @@
         </w:rPr>
         <w:t xml:space="preserve">Veja como você traduziu a forma singular “lírio” em </w:t>
       </w:r>
-      <w:hyperlink r:id="rId24">
+      <w:hyperlink r:id="rId22">
         <w:r>
           <w:rPr>
             <w:lang w:val="pt_PT" w:bidi="pt_PT"/>
@@ -27582,20 +25291,6 @@
       </w:r>
       <w:r>
         <w:rPr>
-          <w:lang w:val="pt_PT" w:bidi="pt_PT"/>
-        </w:rPr>
-        <w:t>עַ֤ד שֶׁ⁠יָּפ֨וּחַ֙ הַ⁠יּ֔וֹם וְ⁠נָ֖סוּ הַ⁠צְּלָלִ֑ים</w:t>
-      </w:r>
-    </w:p>
-    <w:p>
-      <w:pPr/>
-      <w:r>
-        <w:rPr>
-          <w:lang w:val="pt_PT" w:bidi="pt_PT"/>
-        </w:rPr>
-      </w:r>
-      <w:r>
-        <w:rPr>
           <w:b/>
           <w:lang w:val="pt_PT" w:bidi="pt_PT"/>
         </w:rPr>
@@ -27642,7 +25337,7 @@
         </w:rPr>
         <w:t xml:space="preserve"> em </w:t>
       </w:r>
-      <w:hyperlink r:id="rId47">
+      <w:hyperlink r:id="rId45">
         <w:r>
           <w:rPr>
             <w:lang w:val="pt_PT" w:bidi="pt_PT"/>
@@ -27724,20 +25419,6 @@
       </w:r>
       <w:r>
         <w:rPr>
-          <w:lang w:val="pt_PT" w:bidi="pt_PT"/>
-        </w:rPr>
-        <w:t>אֵ֤לֶךְ לִ⁠י֙</w:t>
-      </w:r>
-    </w:p>
-    <w:p>
-      <w:pPr/>
-      <w:r>
-        <w:rPr>
-          <w:lang w:val="pt_PT" w:bidi="pt_PT"/>
-        </w:rPr>
-      </w:r>
-      <w:r>
-        <w:rPr>
           <w:b/>
           <w:lang w:val="pt_PT" w:bidi="pt_PT"/>
         </w:rPr>
@@ -27866,7 +25547,7 @@
         </w:rPr>
         <w:t xml:space="preserve"> em </w:t>
       </w:r>
-      <w:hyperlink r:id="rId22">
+      <w:hyperlink r:id="rId20">
         <w:r>
           <w:rPr>
             <w:lang w:val="pt_PT" w:bidi="pt_PT"/>
@@ -28071,20 +25752,6 @@
       </w:r>
       <w:r>
         <w:rPr>
-          <w:lang w:val="pt_PT" w:bidi="pt_PT"/>
-        </w:rPr>
-        <w:t>כֻּלָּ֤⁠ךְ יָפָה֙</w:t>
-      </w:r>
-    </w:p>
-    <w:p>
-      <w:pPr/>
-      <w:r>
-        <w:rPr>
-          <w:lang w:val="pt_PT" w:bidi="pt_PT"/>
-        </w:rPr>
-      </w:r>
-      <w:r>
-        <w:rPr>
           <w:b/>
           <w:lang w:val="pt_PT" w:bidi="pt_PT"/>
         </w:rPr>
@@ -28259,20 +25926,6 @@
       </w:r>
       <w:r>
         <w:rPr>
-          <w:lang w:val="pt_PT" w:bidi="pt_PT"/>
-        </w:rPr>
-        <w:t>אִתִּ֤⁠י &amp; תָּב֑וֹאִי</w:t>
-      </w:r>
-    </w:p>
-    <w:p>
-      <w:pPr/>
-      <w:r>
-        <w:rPr>
-          <w:lang w:val="pt_PT" w:bidi="pt_PT"/>
-        </w:rPr>
-      </w:r>
-      <w:r>
-        <w:rPr>
           <w:b/>
           <w:lang w:val="pt_PT" w:bidi="pt_PT"/>
         </w:rPr>
@@ -28587,20 +26240,6 @@
       </w:r>
       <w:r>
         <w:rPr>
-          <w:lang w:val="pt_PT" w:bidi="pt_PT"/>
-        </w:rPr>
-        <w:t>מִ⁠מְּעֹנ֣וֹת אֲרָי֔וֹת מֵֽ⁠הַרְרֵ֖י נְמֵרִֽים</w:t>
-      </w:r>
-    </w:p>
-    <w:p>
-      <w:pPr/>
-      <w:r>
-        <w:rPr>
-          <w:lang w:val="pt_PT" w:bidi="pt_PT"/>
-        </w:rPr>
-      </w:r>
-      <w:r>
-        <w:rPr>
           <w:b/>
           <w:lang w:val="pt_PT" w:bidi="pt_PT"/>
         </w:rPr>
@@ -28698,20 +26337,6 @@
       </w:r>
       <w:r>
         <w:rPr>
-          <w:lang w:val="pt_PT" w:bidi="pt_PT"/>
-        </w:rPr>
-        <w:t>לִבַּבְתִּ֖⁠נִי אֲחֹתִ֣⁠י כַלָּ֑ה לִבַּבְתִּ֨י⁠נִי֙</w:t>
-      </w:r>
-    </w:p>
-    <w:p>
-      <w:pPr/>
-      <w:r>
-        <w:rPr>
-          <w:lang w:val="pt_PT" w:bidi="pt_PT"/>
-        </w:rPr>
-      </w:r>
-      <w:r>
-        <w:rPr>
           <w:b/>
           <w:lang w:val="pt_PT" w:bidi="pt_PT"/>
         </w:rPr>
@@ -28822,20 +26447,6 @@
       </w:r>
       <w:r>
         <w:rPr>
-          <w:lang w:val="pt_PT" w:bidi="pt_PT"/>
-        </w:rPr>
-        <w:t>לִבַּבְתִּ֖⁠נִי &amp; לִבַּבְתִּ֨י⁠נִי֙</w:t>
-      </w:r>
-    </w:p>
-    <w:p>
-      <w:pPr/>
-      <w:r>
-        <w:rPr>
-          <w:lang w:val="pt_PT" w:bidi="pt_PT"/>
-        </w:rPr>
-      </w:r>
-      <w:r>
-        <w:rPr>
           <w:b/>
           <w:lang w:val="pt_PT" w:bidi="pt_PT"/>
         </w:rPr>
@@ -29094,20 +26705,6 @@
       </w:r>
       <w:r>
         <w:rPr>
-          <w:lang w:val="pt_PT" w:bidi="pt_PT"/>
-        </w:rPr>
-        <w:t>מַה &amp; מַה</w:t>
-      </w:r>
-    </w:p>
-    <w:p>
-      <w:pPr/>
-      <w:r>
-        <w:rPr>
-          <w:lang w:val="pt_PT" w:bidi="pt_PT"/>
-        </w:rPr>
-      </w:r>
-      <w:r>
-        <w:rPr>
           <w:b/>
           <w:lang w:val="pt_PT" w:bidi="pt_PT"/>
         </w:rPr>
@@ -29243,7 +26840,7 @@
         </w:rPr>
         <w:t xml:space="preserve">em </w:t>
       </w:r>
-      <w:hyperlink r:id="rId48">
+      <w:hyperlink r:id="rId46">
         <w:r>
           <w:rPr>
             <w:lang w:val="pt_PT" w:bidi="pt_PT"/>
@@ -29325,20 +26922,6 @@
       </w:r>
       <w:r>
         <w:rPr>
-          <w:lang w:val="pt_PT" w:bidi="pt_PT"/>
-        </w:rPr>
-        <w:t>מַה־יָּפ֥וּ דֹדַ֖יִ⁠ךְ אֲחֹתִ֣⁠י כַלָּ֑ה מַה־טֹּ֤בוּ דֹדַ֨יִ⁠ךְ֙ מִ⁠יַּ֔יִן</w:t>
-      </w:r>
-    </w:p>
-    <w:p>
-      <w:pPr/>
-      <w:r>
-        <w:rPr>
-          <w:lang w:val="pt_PT" w:bidi="pt_PT"/>
-        </w:rPr>
-      </w:r>
-      <w:r>
-        <w:rPr>
           <w:b/>
           <w:lang w:val="pt_PT" w:bidi="pt_PT"/>
         </w:rPr>
@@ -29560,20 +27143,6 @@
       </w:r>
       <w:r>
         <w:rPr>
-          <w:lang w:val="pt_PT" w:bidi="pt_PT"/>
-        </w:rPr>
-        <w:t>שְׁמָנַ֖יִ⁠ךְ</w:t>
-      </w:r>
-    </w:p>
-    <w:p>
-      <w:pPr/>
-      <w:r>
-        <w:rPr>
-          <w:lang w:val="pt_PT" w:bidi="pt_PT"/>
-        </w:rPr>
-      </w:r>
-      <w:r>
-        <w:rPr>
           <w:b/>
           <w:lang w:val="pt_PT" w:bidi="pt_PT"/>
         </w:rPr>
@@ -29768,20 +27337,6 @@
       </w:r>
       <w:r>
         <w:rPr>
-          <w:lang w:val="pt_PT" w:bidi="pt_PT"/>
-        </w:rPr>
-        <w:t>נֹ֛פֶת תִּטֹּ֥פְנָה שִׂפְתוֹתַ֖יִ⁠ךְ</w:t>
-      </w:r>
-    </w:p>
-    <w:p>
-      <w:pPr/>
-      <w:r>
-        <w:rPr>
-          <w:lang w:val="pt_PT" w:bidi="pt_PT"/>
-        </w:rPr>
-      </w:r>
-      <w:r>
-        <w:rPr>
           <w:b/>
           <w:lang w:val="pt_PT" w:bidi="pt_PT"/>
         </w:rPr>
@@ -29918,20 +27473,6 @@
       </w:r>
       <w:r>
         <w:rPr>
-          <w:lang w:val="pt_PT" w:bidi="pt_PT"/>
-        </w:rPr>
-        <w:t>נֹ֛פֶת</w:t>
-      </w:r>
-    </w:p>
-    <w:p>
-      <w:pPr/>
-      <w:r>
-        <w:rPr>
-          <w:lang w:val="pt_PT" w:bidi="pt_PT"/>
-        </w:rPr>
-      </w:r>
-      <w:r>
-        <w:rPr>
           <w:b/>
           <w:lang w:val="pt_PT" w:bidi="pt_PT"/>
         </w:rPr>
@@ -30041,20 +27582,6 @@
       </w:r>
       <w:r>
         <w:rPr>
-          <w:lang w:val="pt_PT" w:bidi="pt_PT"/>
-        </w:rPr>
-        <w:t>דְּבַ֤שׁ וְ⁠חָלָב֙ תַּ֣חַת לְשׁוֹנֵ֔⁠ךְ</w:t>
-      </w:r>
-    </w:p>
-    <w:p>
-      <w:pPr/>
-      <w:r>
-        <w:rPr>
-          <w:lang w:val="pt_PT" w:bidi="pt_PT"/>
-        </w:rPr>
-      </w:r>
-      <w:r>
-        <w:rPr>
           <w:b/>
           <w:lang w:val="pt_PT" w:bidi="pt_PT"/>
         </w:rPr>
@@ -30152,20 +27679,6 @@
       </w:r>
       <w:r>
         <w:rPr>
-          <w:lang w:val="pt_PT" w:bidi="pt_PT"/>
-        </w:rPr>
-        <w:t>וְ⁠רֵ֥יחַ שַׂלְמֹתַ֖יִ⁠ךְ כְּ⁠רֵ֥יחַ לְבָנֽוֹן</w:t>
-      </w:r>
-    </w:p>
-    <w:p>
-      <w:pPr/>
-      <w:r>
-        <w:rPr>
-          <w:lang w:val="pt_PT" w:bidi="pt_PT"/>
-        </w:rPr>
-      </w:r>
-      <w:r>
-        <w:rPr>
           <w:b/>
           <w:lang w:val="pt_PT" w:bidi="pt_PT"/>
         </w:rPr>
@@ -30283,20 +27796,6 @@
       </w:r>
       <w:r>
         <w:rPr>
-          <w:lang w:val="pt_PT" w:bidi="pt_PT"/>
-        </w:rPr>
-        <w:t>גַּ֥ן ׀ נָע֖וּל אֲחֹתִ֣⁠י כַלָּ֑ה גַּ֥ל נָע֖וּל מַעְיָ֥ן חָתֽוּם</w:t>
-      </w:r>
-    </w:p>
-    <w:p>
-      <w:pPr/>
-      <w:r>
-        <w:rPr>
-          <w:lang w:val="pt_PT" w:bidi="pt_PT"/>
-        </w:rPr>
-      </w:r>
-      <w:r>
-        <w:rPr>
           <w:b/>
           <w:lang w:val="pt_PT" w:bidi="pt_PT"/>
         </w:rPr>
@@ -30394,20 +27893,6 @@
       </w:r>
       <w:r>
         <w:rPr>
-          <w:lang w:val="pt_PT" w:bidi="pt_PT"/>
-        </w:rPr>
-        <w:t>גַּ֥ן ׀ נָע֖וּל אֲחֹתִ֣⁠י כַלָּ֑ה</w:t>
-      </w:r>
-    </w:p>
-    <w:p>
-      <w:pPr/>
-      <w:r>
-        <w:rPr>
-          <w:lang w:val="pt_PT" w:bidi="pt_PT"/>
-        </w:rPr>
-      </w:r>
-      <w:r>
-        <w:rPr>
           <w:b/>
           <w:lang w:val="pt_PT" w:bidi="pt_PT"/>
         </w:rPr>
@@ -30686,7 +28171,7 @@
         </w:rPr>
         <w:t xml:space="preserve"> em </w:t>
       </w:r>
-      <w:hyperlink r:id="rId48">
+      <w:hyperlink r:id="rId46">
         <w:r>
           <w:rPr>
             <w:lang w:val="pt_PT" w:bidi="pt_PT"/>
@@ -30768,20 +28253,6 @@
       </w:r>
       <w:r>
         <w:rPr>
-          <w:lang w:val="pt_PT" w:bidi="pt_PT"/>
-        </w:rPr>
-        <w:t>גַּ֥ל נָע֖וּל מַעְיָ֥ן חָתֽוּם</w:t>
-      </w:r>
-    </w:p>
-    <w:p>
-      <w:pPr/>
-      <w:r>
-        <w:rPr>
-          <w:lang w:val="pt_PT" w:bidi="pt_PT"/>
-        </w:rPr>
-      </w:r>
-      <w:r>
-        <w:rPr>
           <w:b/>
           <w:lang w:val="pt_PT" w:bidi="pt_PT"/>
         </w:rPr>
@@ -30944,20 +28415,6 @@
       </w:r>
       <w:r>
         <w:rPr>
-          <w:lang w:val="pt_PT" w:bidi="pt_PT"/>
-        </w:rPr>
-        <w:t>גַּ֥ל נָע֖וּל מַעְיָ֥ן חָתֽוּם</w:t>
-      </w:r>
-    </w:p>
-    <w:p>
-      <w:pPr/>
-      <w:r>
-        <w:rPr>
-          <w:lang w:val="pt_PT" w:bidi="pt_PT"/>
-        </w:rPr>
-      </w:r>
-      <w:r>
-        <w:rPr>
           <w:b/>
           <w:lang w:val="pt_PT" w:bidi="pt_PT"/>
         </w:rPr>
@@ -31165,20 +28622,6 @@
       </w:r>
       <w:r>
         <w:rPr>
-          <w:lang w:val="pt_PT" w:bidi="pt_PT"/>
-        </w:rPr>
-        <w:t>שְׁלָחַ֨יִ⁠ךְ֙ פַּרְדֵּ֣ס רִמּוֹנִ֔ים עִ֖ם פְּרִ֣י מְגָדִ֑ים כְּפָרִ֖ים עִם־נְרָדִֽים׃ נֵ֣רְדְּ ׀ וְ⁠כַרְכֹּ֗ם קָנֶה֙ וְ⁠קִנָּמ֔וֹן עִ֖ם כָּל־עֲצֵ֣י לְבוֹנָ֑ה מֹ֚ר וַ⁠אֲהָל֔וֹת עִ֖ם כָּל־רָאשֵׁ֥י בְשָׂמִֽים</w:t>
-      </w:r>
-    </w:p>
-    <w:p>
-      <w:pPr/>
-      <w:r>
-        <w:rPr>
-          <w:lang w:val="pt_PT" w:bidi="pt_PT"/>
-        </w:rPr>
-      </w:r>
-      <w:r>
-        <w:rPr>
           <w:b/>
           <w:lang w:val="pt_PT" w:bidi="pt_PT"/>
         </w:rPr>
@@ -31225,7 +28668,7 @@
         </w:rPr>
         <w:t xml:space="preserve"> e várias outras especiarias, plantas e árvores de aroma agradável que estão no “jardim cercado e fechado” (</w:t>
       </w:r>
-      <w:hyperlink r:id="rId40">
+      <w:hyperlink r:id="rId38">
         <w:r>
           <w:rPr>
             <w:lang w:val="pt_PT" w:bidi="pt_PT"/>
@@ -31243,7 +28686,7 @@
         </w:rPr>
         <w:t xml:space="preserve">). Se você traduziu </w:t>
       </w:r>
-      <w:hyperlink r:id="rId40">
+      <w:hyperlink r:id="rId38">
         <w:r>
           <w:rPr>
             <w:lang w:val="pt_PT" w:bidi="pt_PT"/>
@@ -31325,20 +28768,6 @@
       </w:r>
       <w:r>
         <w:rPr>
-          <w:lang w:val="pt_PT" w:bidi="pt_PT"/>
-        </w:rPr>
-        <w:t>שְׁלָחַ֨יִ⁠ךְ֙ פַּרְדֵּ֣ס רִמּוֹנִ֔ים עִ֖ם פְּרִ֣י מְגָדִ֑ים כְּפָרִ֖ים עִם־נְרָדִֽים׃ נֵ֣רְדְּ ׀ וְ⁠כַרְכֹּ֗ם קָנֶה֙ וְ⁠קִנָּמ֔וֹן עִ֖ם כָּל־עֲצֵ֣י לְבוֹנָ֑ה מֹ֚ר וַ⁠אֲהָל֔וֹת עִ֖ם כָּל־רָאשֵׁ֥י בְשָׂמִֽים</w:t>
-      </w:r>
-    </w:p>
-    <w:p>
-      <w:pPr/>
-      <w:r>
-        <w:rPr>
-          <w:lang w:val="pt_PT" w:bidi="pt_PT"/>
-        </w:rPr>
-      </w:r>
-      <w:r>
-        <w:rPr>
           <w:b/>
           <w:lang w:val="pt_PT" w:bidi="pt_PT"/>
         </w:rPr>
@@ -31475,7 +28904,7 @@
         </w:rPr>
         <w:t xml:space="preserve"> em </w:t>
       </w:r>
-      <w:hyperlink r:id="rId49">
+      <w:hyperlink r:id="rId47">
         <w:r>
           <w:rPr>
             <w:lang w:val="pt_PT" w:bidi="pt_PT"/>
@@ -31506,7 +28935,7 @@
         </w:rPr>
         <w:t xml:space="preserve"> em </w:t>
       </w:r>
-      <w:hyperlink r:id="rId50">
+      <w:hyperlink r:id="rId48">
         <w:r>
           <w:rPr>
             <w:lang w:val="pt_PT" w:bidi="pt_PT"/>
@@ -31588,20 +29017,6 @@
       </w:r>
       <w:r>
         <w:rPr>
-          <w:lang w:val="pt_PT" w:bidi="pt_PT"/>
-        </w:rPr>
-        <w:t>וְ⁠כַרְכֹּ֗ם קָנֶה֙ וְ⁠קִנָּמ֔וֹן &amp; וַ⁠אֲהָל֔וֹת</w:t>
-      </w:r>
-    </w:p>
-    <w:p>
-      <w:pPr/>
-      <w:r>
-        <w:rPr>
-          <w:lang w:val="pt_PT" w:bidi="pt_PT"/>
-        </w:rPr>
-      </w:r>
-      <w:r>
-        <w:rPr>
           <w:b/>
           <w:lang w:val="pt_PT" w:bidi="pt_PT"/>
         </w:rPr>
@@ -31776,20 +29191,6 @@
       </w:r>
       <w:r>
         <w:rPr>
-          <w:lang w:val="pt_PT" w:bidi="pt_PT"/>
-        </w:rPr>
-        <w:t>מַעְיַ֣ן גַּנִּ֔ים בְּאֵ֖ר מַ֣יִם חַיִּ֑ים וְ⁠נֹזְלִ֖ים מִן־לְבָנֽוֹן</w:t>
-      </w:r>
-    </w:p>
-    <w:p>
-      <w:pPr/>
-      <w:r>
-        <w:rPr>
-          <w:lang w:val="pt_PT" w:bidi="pt_PT"/>
-        </w:rPr>
-      </w:r>
-      <w:r>
-        <w:rPr>
           <w:b/>
           <w:lang w:val="pt_PT" w:bidi="pt_PT"/>
         </w:rPr>
@@ -31823,7 +29224,7 @@
         </w:rPr>
         <w:t xml:space="preserve">Aqui, o homem continua a metáfora que começou em </w:t>
       </w:r>
-      <w:hyperlink r:id="rId40">
+      <w:hyperlink r:id="rId38">
         <w:r>
           <w:rPr>
             <w:lang w:val="pt_PT" w:bidi="pt_PT"/>
@@ -31867,7 +29268,7 @@
         </w:rPr>
         <w:t xml:space="preserve">. Se você traduziu </w:t>
       </w:r>
-      <w:hyperlink r:id="rId51">
+      <w:hyperlink r:id="rId49">
         <w:r>
           <w:rPr>
             <w:lang w:val="pt_PT" w:bidi="pt_PT"/>
@@ -31885,7 +29286,7 @@
         </w:rPr>
         <w:t xml:space="preserve"> como uma símile, também deve traduzir este versículo como uma símile. Veja como você traduziu a palavra “jardim” em </w:t>
       </w:r>
-      <w:hyperlink r:id="rId40">
+      <w:hyperlink r:id="rId38">
         <w:r>
           <w:rPr>
             <w:lang w:val="pt_PT" w:bidi="pt_PT"/>
@@ -31967,20 +29368,6 @@
       </w:r>
       <w:r>
         <w:rPr>
-          <w:lang w:val="pt_PT" w:bidi="pt_PT"/>
-        </w:rPr>
-        <w:t>מַעְיַ֣ן גַּנִּ֔ים</w:t>
-      </w:r>
-    </w:p>
-    <w:p>
-      <w:pPr/>
-      <w:r>
-        <w:rPr>
-          <w:lang w:val="pt_PT" w:bidi="pt_PT"/>
-        </w:rPr>
-      </w:r>
-      <w:r>
-        <w:rPr>
           <w:b/>
           <w:lang w:val="pt_PT" w:bidi="pt_PT"/>
         </w:rPr>
@@ -32091,20 +29478,6 @@
       </w:r>
       <w:r>
         <w:rPr>
-          <w:lang w:val="pt_PT" w:bidi="pt_PT"/>
-        </w:rPr>
-        <w:t>מַעְיַ֣ן גַּנִּ֔ים</w:t>
-      </w:r>
-    </w:p>
-    <w:p>
-      <w:pPr/>
-      <w:r>
-        <w:rPr>
-          <w:lang w:val="pt_PT" w:bidi="pt_PT"/>
-        </w:rPr>
-      </w:r>
-      <w:r>
-        <w:rPr>
           <w:b/>
           <w:lang w:val="pt_PT" w:bidi="pt_PT"/>
         </w:rPr>
@@ -32215,20 +29588,6 @@
       </w:r>
       <w:r>
         <w:rPr>
-          <w:lang w:val="pt_PT" w:bidi="pt_PT"/>
-        </w:rPr>
-        <w:t>מַ֣יִם חַיִּ֑ים</w:t>
-      </w:r>
-    </w:p>
-    <w:p>
-      <w:pPr/>
-      <w:r>
-        <w:rPr>
-          <w:lang w:val="pt_PT" w:bidi="pt_PT"/>
-        </w:rPr>
-      </w:r>
-      <w:r>
-        <w:rPr>
           <w:b/>
           <w:lang w:val="pt_PT" w:bidi="pt_PT"/>
         </w:rPr>
@@ -32312,20 +29671,6 @@
       </w:r>
       <w:r>
         <w:rPr>
-          <w:lang w:val="pt_PT" w:bidi="pt_PT"/>
-        </w:rPr>
-        <w:t>ע֤וּרִי צָפוֹן֙ וּ⁠ב֣וֹאִי תֵימָ֔ן הָפִ֥יחִי גַנִּ֖⁠י יִזְּל֣וּ בְשָׂמָ֑י⁠ו</w:t>
-      </w:r>
-    </w:p>
-    <w:p>
-      <w:pPr/>
-      <w:r>
-        <w:rPr>
-          <w:lang w:val="pt_PT" w:bidi="pt_PT"/>
-        </w:rPr>
-      </w:r>
-      <w:r>
-        <w:rPr>
           <w:b/>
           <w:lang w:val="pt_PT" w:bidi="pt_PT"/>
         </w:rPr>
@@ -32436,20 +29781,6 @@
       </w:r>
       <w:r>
         <w:rPr>
-          <w:lang w:val="pt_PT" w:bidi="pt_PT"/>
-        </w:rPr>
-        <w:t>וּ⁠ב֣וֹאִי &amp; יָבֹ֤א דוֹדִ⁠י֙</w:t>
-      </w:r>
-    </w:p>
-    <w:p>
-      <w:pPr/>
-      <w:r>
-        <w:rPr>
-          <w:lang w:val="pt_PT" w:bidi="pt_PT"/>
-        </w:rPr>
-      </w:r>
-      <w:r>
-        <w:rPr>
           <w:b/>
           <w:lang w:val="pt_PT" w:bidi="pt_PT"/>
         </w:rPr>
@@ -32560,20 +29891,6 @@
       </w:r>
       <w:r>
         <w:rPr>
-          <w:lang w:val="pt_PT" w:bidi="pt_PT"/>
-        </w:rPr>
-        <w:t>ע֤וּרִי צָפוֹן֙ וּ⁠ב֣וֹאִי תֵימָ֔ן הָפִ֥יחִי גַנִּ֖⁠י יִזְּל֣וּ בְשָׂמָ֑י⁠ו יָבֹ֤א דוֹדִ⁠י֙ לְ⁠גַנּ֔⁠וֹ וְ⁠יֹאכַ֖ל פְּרִ֥י מְגָדָֽי⁠ו</w:t>
-      </w:r>
-    </w:p>
-    <w:p>
-      <w:pPr/>
-      <w:r>
-        <w:rPr>
-          <w:lang w:val="pt_PT" w:bidi="pt_PT"/>
-        </w:rPr>
-      </w:r>
-      <w:r>
-        <w:rPr>
           <w:b/>
           <w:lang w:val="pt_PT" w:bidi="pt_PT"/>
         </w:rPr>
@@ -32607,7 +29924,7 @@
         </w:rPr>
         <w:t xml:space="preserve">Aqui, a mulher continua a metáfora do “jardim” (que o homem começou em </w:t>
       </w:r>
-      <w:hyperlink r:id="rId40">
+      <w:hyperlink r:id="rId38">
         <w:r>
           <w:rPr>
             <w:lang w:val="pt_PT" w:bidi="pt_PT"/>
@@ -32703,7 +30020,7 @@
         </w:rPr>
         <w:t xml:space="preserve"> aqui da mesma forma que fez em </w:t>
       </w:r>
-      <w:hyperlink r:id="rId40">
+      <w:hyperlink r:id="rId38">
         <w:r>
           <w:rPr>
             <w:lang w:val="pt_PT" w:bidi="pt_PT"/>
@@ -32721,7 +30038,7 @@
         </w:rPr>
         <w:t xml:space="preserve"> porque ambos os usos se referem ao corpo da mulher. Em </w:t>
       </w:r>
-      <w:hyperlink r:id="rId45">
+      <w:hyperlink r:id="rId43">
         <w:r>
           <w:rPr>
             <w:lang w:val="pt_PT" w:bidi="pt_PT"/>
@@ -32752,7 +30069,7 @@
         </w:rPr>
         <w:t xml:space="preserve">. Se você traduziu </w:t>
       </w:r>
-      <w:hyperlink r:id="rId42">
+      <w:hyperlink r:id="rId40">
         <w:r>
           <w:rPr>
             <w:lang w:val="pt_PT" w:bidi="pt_PT"/>
@@ -32847,20 +30164,6 @@
       </w:r>
       <w:r>
         <w:rPr>
-          <w:lang w:val="pt_PT" w:bidi="pt_PT"/>
-        </w:rPr>
-        <w:t>יִזְּל֣וּ בְשָׂמָ֑י⁠ו</w:t>
-      </w:r>
-    </w:p>
-    <w:p>
-      <w:pPr/>
-      <w:r>
-        <w:rPr>
-          <w:lang w:val="pt_PT" w:bidi="pt_PT"/>
-        </w:rPr>
-      </w:r>
-      <w:r>
-        <w:rPr>
           <w:b/>
           <w:lang w:val="pt_PT" w:bidi="pt_PT"/>
         </w:rPr>
@@ -33189,7 +30492,7 @@
         </w:rPr>
         <w:t xml:space="preserve">Uma tradução alternativa para a palavra que a tradução literal traduz como “torres de” em </w:t>
       </w:r>
-      <w:hyperlink r:id="rId52">
+      <w:hyperlink r:id="rId50">
         <w:r>
           <w:rPr>
             <w:lang w:val="pt_PT" w:bidi="pt_PT"/>
@@ -33259,20 +30562,6 @@
       </w:r>
       <w:r>
         <w:rPr>
-          <w:lang w:val="pt_PT" w:bidi="pt_PT"/>
-        </w:rPr>
-        <w:t>בָּ֣אתִי לְ⁠גַנִּ⁠י֮ אֲחֹתִ֣⁠י כַלָּה֒ אָרִ֤יתִי מוֹרִ⁠י֙ עִם־בְּשָׂמִ֔⁠י אָכַ֤לְתִּי יַעְרִ⁠י֙ עִם־דִּבְשִׁ֔⁠י שָׁתִ֥יתִי יֵינִ֖⁠י עִם־חֲלָבִ֑⁠י</w:t>
-      </w:r>
-    </w:p>
-    <w:p>
-      <w:pPr/>
-      <w:r>
-        <w:rPr>
-          <w:lang w:val="pt_PT" w:bidi="pt_PT"/>
-        </w:rPr>
-      </w:r>
-      <w:r>
-        <w:rPr>
           <w:b/>
           <w:lang w:val="pt_PT" w:bidi="pt_PT"/>
         </w:rPr>
@@ -33319,7 +30608,7 @@
         </w:rPr>
         <w:t xml:space="preserve"> que ele começou em </w:t>
       </w:r>
-      <w:hyperlink r:id="rId40">
+      <w:hyperlink r:id="rId38">
         <w:r>
           <w:rPr>
             <w:lang w:val="pt_PT" w:bidi="pt_PT"/>
@@ -33363,7 +30652,7 @@
         </w:rPr>
         <w:t xml:space="preserve"> são todas metáforas para o homem desfrutando do corpo da mulher. Se você usou símiles para traduzir </w:t>
       </w:r>
-      <w:hyperlink r:id="rId53">
+      <w:hyperlink r:id="rId51">
         <w:r>
           <w:rPr>
             <w:lang w:val="pt_PT" w:bidi="pt_PT"/>
@@ -33445,20 +30734,6 @@
       </w:r>
       <w:r>
         <w:rPr>
-          <w:lang w:val="pt_PT" w:bidi="pt_PT"/>
-        </w:rPr>
-        <w:t>בָּ֣אתִי לְ⁠גַנִּ⁠י֮ אֲחֹתִ֣⁠י כַלָּה֒ אָרִ֤יתִי מוֹרִ⁠י֙ עִם־בְּשָׂמִ֔⁠י אָכַ֤לְתִּי יַעְרִ⁠י֙ עִם־דִּבְשִׁ֔⁠י שָׁתִ֥יתִי יֵינִ֖⁠י עִם־חֲלָבִ֑⁠י</w:t>
-      </w:r>
-    </w:p>
-    <w:p>
-      <w:pPr/>
-      <w:r>
-        <w:rPr>
-          <w:lang w:val="pt_PT" w:bidi="pt_PT"/>
-        </w:rPr>
-      </w:r>
-      <w:r>
-        <w:rPr>
           <w:b/>
           <w:lang w:val="pt_PT" w:bidi="pt_PT"/>
         </w:rPr>
@@ -33556,20 +30831,6 @@
       </w:r>
       <w:r>
         <w:rPr>
-          <w:lang w:val="pt_PT" w:bidi="pt_PT"/>
-        </w:rPr>
-        <w:t>בָּ֣אתִי</w:t>
-      </w:r>
-    </w:p>
-    <w:p>
-      <w:pPr/>
-      <w:r>
-        <w:rPr>
-          <w:lang w:val="pt_PT" w:bidi="pt_PT"/>
-        </w:rPr>
-      </w:r>
-      <w:r>
-        <w:rPr>
           <w:b/>
           <w:lang w:val="pt_PT" w:bidi="pt_PT"/>
         </w:rPr>
@@ -33666,20 +30927,6 @@
       </w:r>
       <w:r>
         <w:rPr>
-          <w:lang w:val="pt_PT" w:bidi="pt_PT"/>
-        </w:rPr>
-        <w:t>בָּ֣אתִי לְ⁠גַנִּ⁠י֮ אֲחֹתִ֣⁠י כַלָּה֒</w:t>
-      </w:r>
-    </w:p>
-    <w:p>
-      <w:pPr/>
-      <w:r>
-        <w:rPr>
-          <w:lang w:val="pt_PT" w:bidi="pt_PT"/>
-        </w:rPr>
-      </w:r>
-      <w:r>
-        <w:rPr>
           <w:b/>
           <w:lang w:val="pt_PT" w:bidi="pt_PT"/>
         </w:rPr>
@@ -33809,7 +31056,7 @@
         </w:rPr>
         <w:t xml:space="preserve">em </w:t>
       </w:r>
-      <w:hyperlink r:id="rId48">
+      <w:hyperlink r:id="rId46">
         <w:r>
           <w:rPr>
             <w:lang w:val="pt_PT" w:bidi="pt_PT"/>
@@ -33891,20 +31138,6 @@
       </w:r>
       <w:r>
         <w:rPr>
-          <w:lang w:val="pt_PT" w:bidi="pt_PT"/>
-        </w:rPr>
-        <w:t>אִכְל֣וּ רֵעִ֔ים שְׁת֥וּ וְ⁠שִׁכְר֖וּ דּוֹדִֽים</w:t>
-      </w:r>
-    </w:p>
-    <w:p>
-      <w:pPr/>
-      <w:r>
-        <w:rPr>
-          <w:lang w:val="pt_PT" w:bidi="pt_PT"/>
-        </w:rPr>
-      </w:r>
-      <w:r>
-        <w:rPr>
           <w:b/>
           <w:lang w:val="pt_PT" w:bidi="pt_PT"/>
         </w:rPr>
@@ -34138,20 +31371,6 @@
       </w:r>
       <w:r>
         <w:rPr>
-          <w:lang w:val="pt_PT" w:bidi="pt_PT"/>
-        </w:rPr>
-        <w:t>אֲנִ֥י יְשֵׁנָ֖ה וְ⁠לִבִּ֣⁠י עֵ֑ר</w:t>
-      </w:r>
-    </w:p>
-    <w:p>
-      <w:pPr/>
-      <w:r>
-        <w:rPr>
-          <w:lang w:val="pt_PT" w:bidi="pt_PT"/>
-        </w:rPr>
-      </w:r>
-      <w:r>
-        <w:rPr>
           <w:b/>
           <w:lang w:val="pt_PT" w:bidi="pt_PT"/>
         </w:rPr>
@@ -34301,20 +31520,6 @@
       </w:r>
       <w:r>
         <w:rPr>
-          <w:lang w:val="pt_PT" w:bidi="pt_PT"/>
-        </w:rPr>
-        <w:t>ק֣וֹל ׀ דּוֹדִ֣⁠י דוֹפֵ֗ק</w:t>
-      </w:r>
-    </w:p>
-    <w:p>
-      <w:pPr/>
-      <w:r>
-        <w:rPr>
-          <w:lang w:val="pt_PT" w:bidi="pt_PT"/>
-        </w:rPr>
-      </w:r>
-      <w:r>
-        <w:rPr>
           <w:b/>
           <w:lang w:val="pt_PT" w:bidi="pt_PT"/>
         </w:rPr>
@@ -34392,20 +31597,6 @@
       </w:r>
       <w:r>
         <w:rPr>
-          <w:lang w:val="pt_PT" w:bidi="pt_PT"/>
-        </w:rPr>
-        <w:t>דּוֹדִ֣⁠י</w:t>
-      </w:r>
-    </w:p>
-    <w:p>
-      <w:pPr/>
-      <w:r>
-        <w:rPr>
-          <w:lang w:val="pt_PT" w:bidi="pt_PT"/>
-        </w:rPr>
-      </w:r>
-      <w:r>
-        <w:rPr>
           <w:b/>
           <w:lang w:val="pt_PT" w:bidi="pt_PT"/>
         </w:rPr>
@@ -34438,7 +31629,7 @@
         </w:rPr>
         <w:t xml:space="preserve"> em </w:t>
       </w:r>
-      <w:hyperlink r:id="rId22">
+      <w:hyperlink r:id="rId20">
         <w:r>
           <w:rPr>
             <w:lang w:val="pt_PT" w:bidi="pt_PT"/>
@@ -34532,7 +31723,7 @@
         </w:rPr>
         <w:t xml:space="preserve"> em </w:t>
       </w:r>
-      <w:hyperlink r:id="rId48">
+      <w:hyperlink r:id="rId46">
         <w:r>
           <w:rPr>
             <w:lang w:val="pt_PT" w:bidi="pt_PT"/>
@@ -34563,7 +31754,7 @@
         </w:rPr>
         <w:t xml:space="preserve">em </w:t>
       </w:r>
-      <w:hyperlink r:id="rId21">
+      <w:hyperlink r:id="rId19">
         <w:r>
           <w:rPr>
             <w:lang w:val="pt_PT" w:bidi="pt_PT"/>
@@ -34691,7 +31882,7 @@
         </w:rPr>
         <w:t xml:space="preserve"> em </w:t>
       </w:r>
-      <w:hyperlink r:id="rId23">
+      <w:hyperlink r:id="rId21">
         <w:r>
           <w:rPr>
             <w:lang w:val="pt_PT" w:bidi="pt_PT"/>
@@ -34980,20 +32171,6 @@
       </w:r>
       <w:r>
         <w:rPr>
-          <w:lang w:val="pt_PT" w:bidi="pt_PT"/>
-        </w:rPr>
-        <w:t>פָּשַׁ֨טְתִּי֙ אֶת־כֻּתָּנְתִּ֔⁠י אֵיכָ֖כָה אֶלְבָּשֶׁ֑⁠נָּה רָחַ֥צְתִּי אֶת־רַגְלַ֖⁠י אֵיכָ֥כָה אֲטַנְּפֵֽ⁠ם</w:t>
-      </w:r>
-    </w:p>
-    <w:p>
-      <w:pPr/>
-      <w:r>
-        <w:rPr>
-          <w:lang w:val="pt_PT" w:bidi="pt_PT"/>
-        </w:rPr>
-      </w:r>
-      <w:r>
-        <w:rPr>
           <w:b/>
           <w:lang w:val="pt_PT" w:bidi="pt_PT"/>
         </w:rPr>
@@ -35091,20 +32268,6 @@
       </w:r>
       <w:r>
         <w:rPr>
-          <w:lang w:val="pt_PT" w:bidi="pt_PT"/>
-        </w:rPr>
-        <w:t>אֵיכָ֖כָה אֶלְבָּשֶׁ֑⁠נָּה רָחַ֥צְתִּי אֶת־רַגְלַ֖⁠י אֵיכָ֥כָה אֲטַנְּפֵֽ⁠ם</w:t>
-      </w:r>
-    </w:p>
-    <w:p>
-      <w:pPr/>
-      <w:r>
-        <w:rPr>
-          <w:lang w:val="pt_PT" w:bidi="pt_PT"/>
-        </w:rPr>
-      </w:r>
-      <w:r>
-        <w:rPr>
           <w:b/>
           <w:lang w:val="pt_PT" w:bidi="pt_PT"/>
         </w:rPr>
@@ -35234,7 +32397,7 @@
         </w:rPr>
         <w:t xml:space="preserve"> em </w:t>
       </w:r>
-      <w:hyperlink r:id="rId22">
+      <w:hyperlink r:id="rId20">
         <w:r>
           <w:rPr>
             <w:lang w:val="pt_PT" w:bidi="pt_PT"/>
@@ -35296,20 +32459,6 @@
       </w:r>
       <w:r>
         <w:rPr>
-          <w:lang w:val="pt_PT" w:bidi="pt_PT"/>
-        </w:rPr>
-        <w:t>וּ⁠מֵעַ֖⁠י הָמ֥וּ עָלָֽי⁠ו</w:t>
-      </w:r>
-    </w:p>
-    <w:p>
-      <w:pPr/>
-      <w:r>
-        <w:rPr>
-          <w:lang w:val="pt_PT" w:bidi="pt_PT"/>
-        </w:rPr>
-      </w:r>
-      <w:r>
-        <w:rPr>
           <w:b/>
           <w:lang w:val="pt_PT" w:bidi="pt_PT"/>
         </w:rPr>
@@ -35556,20 +32705,6 @@
       </w:r>
       <w:r>
         <w:rPr>
-          <w:lang w:val="pt_PT" w:bidi="pt_PT"/>
-        </w:rPr>
-        <w:t>וְ⁠יָדַ֣⁠י נָֽטְפוּ־מ֗וֹר וְ⁠אֶצְבְּעֹתַ⁠י֙ מ֣וֹר עֹבֵ֔ר</w:t>
-      </w:r>
-    </w:p>
-    <w:p>
-      <w:pPr/>
-      <w:r>
-        <w:rPr>
-          <w:lang w:val="pt_PT" w:bidi="pt_PT"/>
-        </w:rPr>
-      </w:r>
-      <w:r>
-        <w:rPr>
           <w:b/>
           <w:lang w:val="pt_PT" w:bidi="pt_PT"/>
         </w:rPr>
@@ -35680,20 +32815,6 @@
       </w:r>
       <w:r>
         <w:rPr>
-          <w:lang w:val="pt_PT" w:bidi="pt_PT"/>
-        </w:rPr>
-        <w:t>מ֣וֹר עֹבֵ֔ר</w:t>
-      </w:r>
-    </w:p>
-    <w:p>
-      <w:pPr/>
-      <w:r>
-        <w:rPr>
-          <w:lang w:val="pt_PT" w:bidi="pt_PT"/>
-        </w:rPr>
-      </w:r>
-      <w:r>
-        <w:rPr>
           <w:b/>
           <w:lang w:val="pt_PT" w:bidi="pt_PT"/>
         </w:rPr>
@@ -35892,7 +33013,7 @@
         </w:rPr>
         <w:t xml:space="preserve"> em </w:t>
       </w:r>
-      <w:hyperlink r:id="rId22">
+      <w:hyperlink r:id="rId20">
         <w:r>
           <w:rPr>
             <w:lang w:val="pt_PT" w:bidi="pt_PT"/>
@@ -35954,20 +33075,6 @@
       </w:r>
       <w:r>
         <w:rPr>
-          <w:lang w:val="pt_PT" w:bidi="pt_PT"/>
-        </w:rPr>
-        <w:t>עָבָ֑ר</w:t>
-      </w:r>
-    </w:p>
-    <w:p>
-      <w:pPr/>
-      <w:r>
-        <w:rPr>
-          <w:lang w:val="pt_PT" w:bidi="pt_PT"/>
-        </w:rPr>
-      </w:r>
-      <w:r>
-        <w:rPr>
           <w:b/>
           <w:lang w:val="pt_PT" w:bidi="pt_PT"/>
         </w:rPr>
@@ -36078,20 +33185,6 @@
       </w:r>
       <w:r>
         <w:rPr>
-          <w:lang w:val="pt_PT" w:bidi="pt_PT"/>
-        </w:rPr>
-        <w:t>נַפְשִׁ⁠י֙ יָֽצְאָ֣ה</w:t>
-      </w:r>
-    </w:p>
-    <w:p>
-      <w:pPr/>
-      <w:r>
-        <w:rPr>
-          <w:lang w:val="pt_PT" w:bidi="pt_PT"/>
-        </w:rPr>
-      </w:r>
-      <w:r>
-        <w:rPr>
           <w:b/>
           <w:lang w:val="pt_PT" w:bidi="pt_PT"/>
         </w:rPr>
@@ -36202,20 +33295,6 @@
       </w:r>
       <w:r>
         <w:rPr>
-          <w:lang w:val="pt_PT" w:bidi="pt_PT"/>
-        </w:rPr>
-        <w:t>נַפְשִׁ⁠י֙ יָֽצְאָ֣ה</w:t>
-      </w:r>
-    </w:p>
-    <w:p>
-      <w:pPr/>
-      <w:r>
-        <w:rPr>
-          <w:lang w:val="pt_PT" w:bidi="pt_PT"/>
-        </w:rPr>
-      </w:r>
-      <w:r>
-        <w:rPr>
           <w:b/>
           <w:lang w:val="pt_PT" w:bidi="pt_PT"/>
         </w:rPr>
@@ -36326,20 +33405,6 @@
       </w:r>
       <w:r>
         <w:rPr>
-          <w:lang w:val="pt_PT" w:bidi="pt_PT"/>
-        </w:rPr>
-        <w:t>בְ⁠דַבְּר֔⁠וֹ</w:t>
-      </w:r>
-    </w:p>
-    <w:p>
-      <w:pPr/>
-      <w:r>
-        <w:rPr>
-          <w:lang w:val="pt_PT" w:bidi="pt_PT"/>
-        </w:rPr>
-      </w:r>
-      <w:r>
-        <w:rPr>
           <w:b/>
           <w:lang w:val="pt_PT" w:bidi="pt_PT"/>
         </w:rPr>
@@ -36527,20 +33592,6 @@
       </w:r>
       <w:r>
         <w:rPr>
-          <w:lang w:val="pt_PT" w:bidi="pt_PT"/>
-        </w:rPr>
-        <w:t>מְצָאֻ֧⁠נִי הַ⁠שֹּׁמְרִ֛ים הַ⁠סֹּבְבִ֥ים בָּ⁠עִ֖יר</w:t>
-      </w:r>
-    </w:p>
-    <w:p>
-      <w:pPr/>
-      <w:r>
-        <w:rPr>
-          <w:lang w:val="pt_PT" w:bidi="pt_PT"/>
-        </w:rPr>
-      </w:r>
-      <w:r>
-        <w:rPr>
           <w:b/>
           <w:lang w:val="pt_PT" w:bidi="pt_PT"/>
         </w:rPr>
@@ -36587,7 +33638,7 @@
         </w:rPr>
         <w:t xml:space="preserve"> em </w:t>
       </w:r>
-      <w:hyperlink r:id="rId54">
+      <w:hyperlink r:id="rId52">
         <w:r>
           <w:rPr>
             <w:lang w:val="pt_PT" w:bidi="pt_PT"/>
@@ -36669,20 +33720,6 @@
       </w:r>
       <w:r>
         <w:rPr>
-          <w:lang w:val="pt_PT" w:bidi="pt_PT"/>
-        </w:rPr>
-        <w:t>הִכּ֣וּ⁠נִי פְצָע֑וּ⁠נִי נָשְׂא֤וּ אֶת־רְדִידִ⁠י֙ מֵֽ⁠עָלַ֔⁠י שֹׁמְרֵ֖י הַ⁠חֹמֽוֹת</w:t>
-      </w:r>
-    </w:p>
-    <w:p>
-      <w:pPr/>
-      <w:r>
-        <w:rPr>
-          <w:lang w:val="pt_PT" w:bidi="pt_PT"/>
-        </w:rPr>
-      </w:r>
-      <w:r>
-        <w:rPr>
           <w:b/>
           <w:lang w:val="pt_PT" w:bidi="pt_PT"/>
         </w:rPr>
@@ -36780,20 +33817,6 @@
       </w:r>
       <w:r>
         <w:rPr>
-          <w:lang w:val="pt_PT" w:bidi="pt_PT"/>
-        </w:rPr>
-        <w:t>הִכּ֣וּ⁠נִי פְצָע֑וּ⁠נִי</w:t>
-      </w:r>
-    </w:p>
-    <w:p>
-      <w:pPr/>
-      <w:r>
-        <w:rPr>
-          <w:lang w:val="pt_PT" w:bidi="pt_PT"/>
-        </w:rPr>
-      </w:r>
-      <w:r>
-        <w:rPr>
           <w:b/>
           <w:lang w:val="pt_PT" w:bidi="pt_PT"/>
         </w:rPr>
@@ -36917,20 +33940,6 @@
       </w:r>
       <w:r>
         <w:rPr>
-          <w:lang w:val="pt_PT" w:bidi="pt_PT"/>
-        </w:rPr>
-        <w:t>אֶת־רְדִידִ⁠י֙</w:t>
-      </w:r>
-    </w:p>
-    <w:p>
-      <w:pPr/>
-      <w:r>
-        <w:rPr>
-          <w:lang w:val="pt_PT" w:bidi="pt_PT"/>
-        </w:rPr>
-      </w:r>
-      <w:r>
-        <w:rPr>
           <w:b/>
           <w:lang w:val="pt_PT" w:bidi="pt_PT"/>
         </w:rPr>
@@ -37034,20 +34043,6 @@
       </w:r>
       <w:r>
         <w:rPr>
-          <w:lang w:val="pt_PT" w:bidi="pt_PT"/>
-        </w:rPr>
-        <w:t>שֹׁמְרֵ֖י הַ⁠חֹמֽוֹת</w:t>
-      </w:r>
-    </w:p>
-    <w:p>
-      <w:pPr/>
-      <w:r>
-        <w:rPr>
-          <w:lang w:val="pt_PT" w:bidi="pt_PT"/>
-        </w:rPr>
-      </w:r>
-      <w:r>
-        <w:rPr>
           <w:b/>
           <w:lang w:val="pt_PT" w:bidi="pt_PT"/>
         </w:rPr>
@@ -37217,7 +34212,7 @@
         </w:rPr>
         <w:t xml:space="preserve"> em </w:t>
       </w:r>
-      <w:hyperlink r:id="rId28">
+      <w:hyperlink r:id="rId26">
         <w:r>
           <w:rPr>
             <w:lang w:val="pt_PT" w:bidi="pt_PT"/>
@@ -37331,7 +34326,7 @@
         </w:rPr>
         <w:t xml:space="preserve"> em </w:t>
       </w:r>
-      <w:hyperlink r:id="rId55">
+      <w:hyperlink r:id="rId53">
         <w:r>
           <w:rPr>
             <w:lang w:val="pt_PT" w:bidi="pt_PT"/>
@@ -37407,20 +34402,6 @@
       </w:r>
       <w:r>
         <w:rPr>
-          <w:lang w:val="pt_PT" w:bidi="pt_PT"/>
-        </w:rPr>
-        <w:t>שֶׁ⁠חוֹלַ֥ת אַהֲבָ֖ה אָֽנִי</w:t>
-      </w:r>
-    </w:p>
-    <w:p>
-      <w:pPr/>
-      <w:r>
-        <w:rPr>
-          <w:lang w:val="pt_PT" w:bidi="pt_PT"/>
-        </w:rPr>
-      </w:r>
-      <w:r>
-        <w:rPr>
           <w:b/>
           <w:lang w:val="pt_PT" w:bidi="pt_PT"/>
         </w:rPr>
@@ -37504,20 +34485,6 @@
       </w:r>
       <w:r>
         <w:rPr>
-          <w:lang w:val="pt_PT" w:bidi="pt_PT"/>
-        </w:rPr>
-        <w:t>מַה־דּוֹדֵ֣⁠ךְ מִ⁠דּ֔וֹד הַ⁠יָּפָ֖ה בַּ⁠נָּשִׁ֑ים מַה־דּוֹדֵ֣⁠ךְ מִ⁠דּ֔וֹד שֶׁ⁠כָּ֖כָה הִשְׁבַּעְתָּֽ⁠נוּ</w:t>
-      </w:r>
-    </w:p>
-    <w:p>
-      <w:pPr/>
-      <w:r>
-        <w:rPr>
-          <w:lang w:val="pt_PT" w:bidi="pt_PT"/>
-        </w:rPr>
-      </w:r>
-      <w:r>
-        <w:rPr>
           <w:b/>
           <w:lang w:val="pt_PT" w:bidi="pt_PT"/>
         </w:rPr>
@@ -37614,20 +34581,6 @@
       </w:r>
       <w:r>
         <w:rPr>
-          <w:lang w:val="pt_PT" w:bidi="pt_PT"/>
-        </w:rPr>
-        <w:t>מַה־דּוֹדֵ֣⁠ךְ מִ⁠דּ֔וֹד</w:t>
-      </w:r>
-    </w:p>
-    <w:p>
-      <w:pPr/>
-      <w:r>
-        <w:rPr>
-          <w:lang w:val="pt_PT" w:bidi="pt_PT"/>
-        </w:rPr>
-      </w:r>
-      <w:r>
-        <w:rPr>
           <w:b/>
           <w:lang w:val="pt_PT" w:bidi="pt_PT"/>
         </w:rPr>
@@ -37691,20 +34644,6 @@
       </w:r>
       <w:r>
         <w:rPr>
-          <w:lang w:val="pt_PT" w:bidi="pt_PT"/>
-        </w:rPr>
-        <w:t>מַה־דּוֹדֵ֣⁠ךְ מִ⁠דּ֔וֹד הַ⁠יָּפָ֖ה בַּ⁠נָּשִׁ֑ים</w:t>
-      </w:r>
-    </w:p>
-    <w:p>
-      <w:pPr/>
-      <w:r>
-        <w:rPr>
-          <w:lang w:val="pt_PT" w:bidi="pt_PT"/>
-        </w:rPr>
-      </w:r>
-      <w:r>
-        <w:rPr>
           <w:b/>
           <w:lang w:val="pt_PT" w:bidi="pt_PT"/>
         </w:rPr>
@@ -37820,7 +34759,7 @@
         </w:rPr>
         <w:t xml:space="preserve"> em </w:t>
       </w:r>
-      <w:hyperlink r:id="rId56">
+      <w:hyperlink r:id="rId54">
         <w:r>
           <w:rPr>
             <w:lang w:val="pt_PT" w:bidi="pt_PT"/>
@@ -37882,20 +34821,6 @@
       </w:r>
       <w:r>
         <w:rPr>
-          <w:lang w:val="pt_PT" w:bidi="pt_PT"/>
-        </w:rPr>
-        <w:t>שֶׁ⁠כָּ֖כָה הִשְׁבַּעְתָּֽ⁠נוּ</w:t>
-      </w:r>
-    </w:p>
-    <w:p>
-      <w:pPr/>
-      <w:r>
-        <w:rPr>
-          <w:lang w:val="pt_PT" w:bidi="pt_PT"/>
-        </w:rPr>
-      </w:r>
-      <w:r>
-        <w:rPr>
           <w:b/>
           <w:lang w:val="pt_PT" w:bidi="pt_PT"/>
         </w:rPr>
@@ -37959,20 +34884,6 @@
       </w:r>
       <w:r>
         <w:rPr>
-          <w:lang w:val="pt_PT" w:bidi="pt_PT"/>
-        </w:rPr>
-        <w:t>הִשְׁבַּעְתָּֽ⁠נוּ</w:t>
-      </w:r>
-    </w:p>
-    <w:p>
-      <w:pPr/>
-      <w:r>
-        <w:rPr>
-          <w:lang w:val="pt_PT" w:bidi="pt_PT"/>
-        </w:rPr>
-      </w:r>
-      <w:r>
-        <w:rPr>
           <w:b/>
           <w:lang w:val="pt_PT" w:bidi="pt_PT"/>
         </w:rPr>
@@ -38178,20 +35089,6 @@
       </w:r>
       <w:r>
         <w:rPr>
-          <w:lang w:val="pt_PT" w:bidi="pt_PT"/>
-        </w:rPr>
-        <w:t>דָּג֖וּל מֵ⁠רְבָבָֽה</w:t>
-      </w:r>
-    </w:p>
-    <w:p>
-      <w:pPr/>
-      <w:r>
-        <w:rPr>
-          <w:lang w:val="pt_PT" w:bidi="pt_PT"/>
-        </w:rPr>
-      </w:r>
-      <w:r>
-        <w:rPr>
           <w:b/>
           <w:lang w:val="pt_PT" w:bidi="pt_PT"/>
         </w:rPr>
@@ -38436,20 +35333,6 @@
       </w:r>
       <w:r>
         <w:rPr>
-          <w:lang w:val="pt_PT" w:bidi="pt_PT"/>
-        </w:rPr>
-        <w:t>שְׁחֹר֖וֹת כָּ⁠עוֹרֵֽב</w:t>
-      </w:r>
-    </w:p>
-    <w:p>
-      <w:pPr/>
-      <w:r>
-        <w:rPr>
-          <w:lang w:val="pt_PT" w:bidi="pt_PT"/>
-        </w:rPr>
-      </w:r>
-      <w:r>
-        <w:rPr>
           <w:b/>
           <w:lang w:val="pt_PT" w:bidi="pt_PT"/>
         </w:rPr>
@@ -38687,7 +35570,7 @@
         </w:rPr>
         <w:t xml:space="preserve">No texto original, em </w:t>
       </w:r>
-      <w:hyperlink r:id="rId27">
+      <w:hyperlink r:id="rId25">
         <w:r>
           <w:rPr>
             <w:lang w:val="pt_PT" w:bidi="pt_PT"/>
@@ -38873,20 +35756,6 @@
       </w:r>
       <w:r>
         <w:rPr>
-          <w:lang w:val="pt_PT" w:bidi="pt_PT"/>
-        </w:rPr>
-        <w:t>עֵינָ֕י⁠ו כְּ⁠יוֹנִ֖ים עַל־אֲפִ֣יקֵי מָ֑יִם רֹֽחֲצוֹת֙ בֶּֽ⁠חָלָ֔ב יֹשְׁב֖וֹת עַל־מִלֵּֽאת</w:t>
-      </w:r>
-    </w:p>
-    <w:p>
-      <w:pPr/>
-      <w:r>
-        <w:rPr>
-          <w:lang w:val="pt_PT" w:bidi="pt_PT"/>
-        </w:rPr>
-      </w:r>
-      <w:r>
-        <w:rPr>
           <w:b/>
           <w:lang w:val="pt_PT" w:bidi="pt_PT"/>
         </w:rPr>
@@ -39183,20 +36052,6 @@
       </w:r>
       <w:r>
         <w:rPr>
-          <w:lang w:val="pt_PT" w:bidi="pt_PT"/>
-        </w:rPr>
-        <w:t>כַּ⁠עֲרוּגַ֣ת הַ⁠בֹּ֔שֶׂם</w:t>
-      </w:r>
-    </w:p>
-    <w:p>
-      <w:pPr/>
-      <w:r>
-        <w:rPr>
-          <w:lang w:val="pt_PT" w:bidi="pt_PT"/>
-        </w:rPr>
-      </w:r>
-      <w:r>
-        <w:rPr>
           <w:b/>
           <w:lang w:val="pt_PT" w:bidi="pt_PT"/>
         </w:rPr>
@@ -39293,20 +36148,6 @@
       </w:r>
       <w:r>
         <w:rPr>
-          <w:lang w:val="pt_PT" w:bidi="pt_PT"/>
-        </w:rPr>
-        <w:t>מִגְדְּל֖וֹת</w:t>
-      </w:r>
-    </w:p>
-    <w:p>
-      <w:pPr/>
-      <w:r>
-        <w:rPr>
-          <w:lang w:val="pt_PT" w:bidi="pt_PT"/>
-        </w:rPr>
-      </w:r>
-      <w:r>
-        <w:rPr>
           <w:b/>
           <w:lang w:val="pt_PT" w:bidi="pt_PT"/>
         </w:rPr>
@@ -39370,20 +36211,6 @@
       </w:r>
       <w:r>
         <w:rPr>
-          <w:lang w:val="pt_PT" w:bidi="pt_PT"/>
-        </w:rPr>
-        <w:t>מִגְדְּל֖וֹת מֶרְקָחִ֑ים</w:t>
-      </w:r>
-    </w:p>
-    <w:p>
-      <w:pPr/>
-      <w:r>
-        <w:rPr>
-          <w:lang w:val="pt_PT" w:bidi="pt_PT"/>
-        </w:rPr>
-      </w:r>
-      <w:r>
-        <w:rPr>
           <w:b/>
           <w:lang w:val="pt_PT" w:bidi="pt_PT"/>
         </w:rPr>
@@ -39673,7 +36500,7 @@
         </w:rPr>
         <w:t xml:space="preserve"> em </w:t>
       </w:r>
-      <w:hyperlink r:id="rId57">
+      <w:hyperlink r:id="rId55">
         <w:r>
           <w:rPr>
             <w:lang w:val="pt_PT" w:bidi="pt_PT"/>
@@ -39787,7 +36614,7 @@
         </w:rPr>
         <w:t xml:space="preserve">em </w:t>
       </w:r>
-      <w:hyperlink r:id="rId58">
+      <w:hyperlink r:id="rId56">
         <w:r>
           <w:rPr>
             <w:lang w:val="pt_PT" w:bidi="pt_PT"/>
@@ -39869,20 +36696,6 @@
       </w:r>
       <w:r>
         <w:rPr>
-          <w:lang w:val="pt_PT" w:bidi="pt_PT"/>
-        </w:rPr>
-        <w:t>יָדָי⁠ו֙ גְּלִילֵ֣י זָהָ֔ב מְמֻלָּאִ֖ים בַּ⁠תַּרְשִׁ֑ישׁ</w:t>
-      </w:r>
-    </w:p>
-    <w:p>
-      <w:pPr/>
-      <w:r>
-        <w:rPr>
-          <w:lang w:val="pt_PT" w:bidi="pt_PT"/>
-        </w:rPr>
-      </w:r>
-      <w:r>
-        <w:rPr>
           <w:b/>
           <w:lang w:val="pt_PT" w:bidi="pt_PT"/>
         </w:rPr>
@@ -40031,20 +36844,6 @@
       </w:r>
       <w:r>
         <w:rPr>
-          <w:lang w:val="pt_PT" w:bidi="pt_PT"/>
-        </w:rPr>
-        <w:t>יָדָי⁠ו֙</w:t>
-      </w:r>
-    </w:p>
-    <w:p>
-      <w:pPr/>
-      <w:r>
-        <w:rPr>
-          <w:lang w:val="pt_PT" w:bidi="pt_PT"/>
-        </w:rPr>
-      </w:r>
-      <w:r>
-        <w:rPr>
           <w:b/>
           <w:lang w:val="pt_PT" w:bidi="pt_PT"/>
         </w:rPr>
@@ -40134,20 +36933,6 @@
       </w:r>
       <w:r>
         <w:rPr>
-          <w:lang w:val="pt_PT" w:bidi="pt_PT"/>
-        </w:rPr>
-        <w:t>בַּ⁠תַּרְשִׁ֑ישׁ</w:t>
-      </w:r>
-    </w:p>
-    <w:p>
-      <w:pPr/>
-      <w:r>
-        <w:rPr>
-          <w:lang w:val="pt_PT" w:bidi="pt_PT"/>
-        </w:rPr>
-      </w:r>
-      <w:r>
-        <w:rPr>
           <w:b/>
           <w:lang w:val="pt_PT" w:bidi="pt_PT"/>
         </w:rPr>
@@ -40438,20 +37223,6 @@
       </w:r>
       <w:r>
         <w:rPr>
-          <w:lang w:val="pt_PT" w:bidi="pt_PT"/>
-        </w:rPr>
-        <w:t>מֵעָי⁠ו֙</w:t>
-      </w:r>
-    </w:p>
-    <w:p>
-      <w:pPr/>
-      <w:r>
-        <w:rPr>
-          <w:lang w:val="pt_PT" w:bidi="pt_PT"/>
-        </w:rPr>
-      </w:r>
-      <w:r>
-        <w:rPr>
           <w:b/>
           <w:lang w:val="pt_PT" w:bidi="pt_PT"/>
         </w:rPr>
@@ -40515,20 +37286,6 @@
       </w:r>
       <w:r>
         <w:rPr>
-          <w:lang w:val="pt_PT" w:bidi="pt_PT"/>
-        </w:rPr>
-        <w:t>שֵׁ֔ן</w:t>
-      </w:r>
-    </w:p>
-    <w:p>
-      <w:pPr/>
-      <w:r>
-        <w:rPr>
-          <w:lang w:val="pt_PT" w:bidi="pt_PT"/>
-        </w:rPr>
-      </w:r>
-      <w:r>
-        <w:rPr>
           <w:b/>
           <w:lang w:val="pt_PT" w:bidi="pt_PT"/>
         </w:rPr>
@@ -40651,20 +37408,6 @@
       </w:r>
       <w:r>
         <w:rPr>
-          <w:lang w:val="pt_PT" w:bidi="pt_PT"/>
-        </w:rPr>
-        <w:t>סַפִּירִֽים</w:t>
-      </w:r>
-    </w:p>
-    <w:p>
-      <w:pPr/>
-      <w:r>
-        <w:rPr>
-          <w:lang w:val="pt_PT" w:bidi="pt_PT"/>
-        </w:rPr>
-      </w:r>
-      <w:r>
-        <w:rPr>
           <w:b/>
           <w:lang w:val="pt_PT" w:bidi="pt_PT"/>
         </w:rPr>
@@ -40877,20 +37620,6 @@
       </w:r>
       <w:r>
         <w:rPr>
-          <w:lang w:val="pt_PT" w:bidi="pt_PT"/>
-        </w:rPr>
-        <w:t>שׁוֹקָי⁠ו֙</w:t>
-      </w:r>
-    </w:p>
-    <w:p>
-      <w:pPr/>
-      <w:r>
-        <w:rPr>
-          <w:lang w:val="pt_PT" w:bidi="pt_PT"/>
-        </w:rPr>
-      </w:r>
-      <w:r>
-        <w:rPr>
           <w:b/>
           <w:lang w:val="pt_PT" w:bidi="pt_PT"/>
         </w:rPr>
@@ -41290,20 +38019,6 @@
       </w:r>
       <w:r>
         <w:rPr>
-          <w:lang w:val="pt_PT" w:bidi="pt_PT"/>
-        </w:rPr>
-        <w:t>חִכּ⁠וֹ֙ מַֽמְתַקִּ֔ים</w:t>
-      </w:r>
-    </w:p>
-    <w:p>
-      <w:pPr/>
-      <w:r>
-        <w:rPr>
-          <w:lang w:val="pt_PT" w:bidi="pt_PT"/>
-        </w:rPr>
-      </w:r>
-      <w:r>
-        <w:rPr>
           <w:b/>
           <w:lang w:val="pt_PT" w:bidi="pt_PT"/>
         </w:rPr>
@@ -41400,20 +38115,6 @@
       </w:r>
       <w:r>
         <w:rPr>
-          <w:lang w:val="pt_PT" w:bidi="pt_PT"/>
-        </w:rPr>
-        <w:t>וְ⁠כֻלּ֖⁠וֹ מַחֲמַדִּ֑ים</w:t>
-      </w:r>
-    </w:p>
-    <w:p>
-      <w:pPr/>
-      <w:r>
-        <w:rPr>
-          <w:lang w:val="pt_PT" w:bidi="pt_PT"/>
-        </w:rPr>
-      </w:r>
-      <w:r>
-        <w:rPr>
           <w:b/>
           <w:lang w:val="pt_PT" w:bidi="pt_PT"/>
         </w:rPr>
@@ -41509,7 +38210,7 @@
         </w:rPr>
         <w:t xml:space="preserve"> em </w:t>
       </w:r>
-      <w:hyperlink r:id="rId20">
+      <w:hyperlink r:id="rId18">
         <w:r>
           <w:rPr>
             <w:lang w:val="pt_PT" w:bidi="pt_PT"/>
@@ -41759,20 +38460,6 @@
       </w:r>
       <w:r>
         <w:rPr>
-          <w:lang w:val="pt_PT" w:bidi="pt_PT"/>
-        </w:rPr>
-        <w:t>אָ֚נָה הָלַ֣ךְ דּוֹדֵ֔⁠ךְ הַ⁠יָּפָ֖ה בַּ⁠נָּשִׁ֑ים אָ֚נָה פָּנָ֣ה דוֹדֵ֔⁠ךְ וּ⁠נְבַקְשֶׁ֖⁠נּוּ עִמָּֽ⁠ךְ</w:t>
-      </w:r>
-    </w:p>
-    <w:p>
-      <w:pPr/>
-      <w:r>
-        <w:rPr>
-          <w:lang w:val="pt_PT" w:bidi="pt_PT"/>
-        </w:rPr>
-      </w:r>
-      <w:r>
-        <w:rPr>
           <w:b/>
           <w:lang w:val="pt_PT" w:bidi="pt_PT"/>
         </w:rPr>
@@ -41882,20 +38569,6 @@
       </w:r>
       <w:r>
         <w:rPr>
-          <w:lang w:val="pt_PT" w:bidi="pt_PT"/>
-        </w:rPr>
-        <w:t>אָ֚נָה הָלַ֣ךְ דּוֹדֵ֔⁠ךְ &amp; אָ֚נָה פָּנָ֣ה דוֹדֵ֔⁠ךְ</w:t>
-      </w:r>
-    </w:p>
-    <w:p>
-      <w:pPr/>
-      <w:r>
-        <w:rPr>
-          <w:lang w:val="pt_PT" w:bidi="pt_PT"/>
-        </w:rPr>
-      </w:r>
-      <w:r>
-        <w:rPr>
           <w:b/>
           <w:lang w:val="pt_PT" w:bidi="pt_PT"/>
         </w:rPr>
@@ -41991,7 +38664,7 @@
         </w:rPr>
         <w:t xml:space="preserve"> em </w:t>
       </w:r>
-      <w:hyperlink r:id="rId56">
+      <w:hyperlink r:id="rId54">
         <w:r>
           <w:rPr>
             <w:lang w:val="pt_PT" w:bidi="pt_PT"/>
@@ -42053,20 +38726,6 @@
       </w:r>
       <w:r>
         <w:rPr>
-          <w:lang w:val="pt_PT" w:bidi="pt_PT"/>
-        </w:rPr>
-        <w:t>אָ֚נָה פָּנָ֣ה דוֹדֵ֔⁠ךְ</w:t>
-      </w:r>
-    </w:p>
-    <w:p>
-      <w:pPr/>
-      <w:r>
-        <w:rPr>
-          <w:lang w:val="pt_PT" w:bidi="pt_PT"/>
-        </w:rPr>
-      </w:r>
-      <w:r>
-        <w:rPr>
           <w:b/>
           <w:lang w:val="pt_PT" w:bidi="pt_PT"/>
         </w:rPr>
@@ -42130,20 +38789,6 @@
       </w:r>
       <w:r>
         <w:rPr>
-          <w:lang w:val="pt_PT" w:bidi="pt_PT"/>
-        </w:rPr>
-        <w:t>וּ⁠נְבַקְשֶׁ֖⁠נּוּ עִמָּֽ⁠ךְ</w:t>
-      </w:r>
-    </w:p>
-    <w:p>
-      <w:pPr/>
-      <w:r>
-        <w:rPr>
-          <w:lang w:val="pt_PT" w:bidi="pt_PT"/>
-        </w:rPr>
-      </w:r>
-      <w:r>
-        <w:rPr>
           <w:b/>
           <w:lang w:val="pt_PT" w:bidi="pt_PT"/>
         </w:rPr>
@@ -42227,20 +38872,6 @@
       </w:r>
       <w:r>
         <w:rPr>
-          <w:lang w:val="pt_PT" w:bidi="pt_PT"/>
-        </w:rPr>
-        <w:t>דּוֹדִ⁠י֙ יָרַ֣ד לְ⁠גַנּ֔⁠וֹ לַ⁠עֲרוּג֖וֹת הַ⁠בֹּ֑שֶׂם לִ⁠רְעוֹת֙ בַּ⁠גַּנִּ֔ים וְ⁠לִ⁠לְקֹ֖ט שֽׁוֹשַׁנִּֽים</w:t>
-      </w:r>
-    </w:p>
-    <w:p>
-      <w:pPr/>
-      <w:r>
-        <w:rPr>
-          <w:lang w:val="pt_PT" w:bidi="pt_PT"/>
-        </w:rPr>
-      </w:r>
-      <w:r>
-        <w:rPr>
           <w:b/>
           <w:lang w:val="pt_PT" w:bidi="pt_PT"/>
         </w:rPr>
@@ -42286,7 +38917,7 @@
         </w:rPr>
         <w:t xml:space="preserve">referem-se ao corpo da mulher. A mulher retoma a metáfora do “jardim” usada em </w:t>
       </w:r>
-      <w:hyperlink r:id="rId41">
+      <w:hyperlink r:id="rId39">
         <w:r>
           <w:rPr>
             <w:lang w:val="pt_PT" w:bidi="pt_PT"/>
@@ -42343,7 +38974,7 @@
         </w:rPr>
         <w:t xml:space="preserve"> são metáforas para o homem desfrutando do corpo da mulher. Se você usou símiles para traduzir </w:t>
       </w:r>
-      <w:hyperlink r:id="rId41">
+      <w:hyperlink r:id="rId39">
         <w:r>
           <w:rPr>
             <w:lang w:val="pt_PT" w:bidi="pt_PT"/>
@@ -42425,20 +39056,6 @@
       </w:r>
       <w:r>
         <w:rPr>
-          <w:lang w:val="pt_PT" w:bidi="pt_PT"/>
-        </w:rPr>
-        <w:t>דּוֹדִ⁠י֙ יָרַ֣ד לְ⁠גַנּ֔⁠וֹ לַ⁠עֲרוּג֖וֹת הַ⁠בֹּ֑שֶׂם</w:t>
-      </w:r>
-    </w:p>
-    <w:p>
-      <w:pPr/>
-      <w:r>
-        <w:rPr>
-          <w:lang w:val="pt_PT" w:bidi="pt_PT"/>
-        </w:rPr>
-      </w:r>
-      <w:r>
-        <w:rPr>
           <w:b/>
           <w:lang w:val="pt_PT" w:bidi="pt_PT"/>
         </w:rPr>
@@ -42574,20 +39191,6 @@
       </w:r>
       <w:r>
         <w:rPr>
-          <w:lang w:val="pt_PT" w:bidi="pt_PT"/>
-        </w:rPr>
-        <w:t>יָרַ֣ד</w:t>
-      </w:r>
-    </w:p>
-    <w:p>
-      <w:pPr/>
-      <w:r>
-        <w:rPr>
-          <w:lang w:val="pt_PT" w:bidi="pt_PT"/>
-        </w:rPr>
-      </w:r>
-      <w:r>
-        <w:rPr>
           <w:b/>
           <w:lang w:val="pt_PT" w:bidi="pt_PT"/>
         </w:rPr>
@@ -42716,7 +39319,7 @@
         </w:rPr>
         <w:t xml:space="preserve"> em </w:t>
       </w:r>
-      <w:hyperlink r:id="rId52">
+      <w:hyperlink r:id="rId50">
         <w:r>
           <w:rPr>
             <w:lang w:val="pt_PT" w:bidi="pt_PT"/>
@@ -42900,20 +39503,6 @@
       </w:r>
       <w:r>
         <w:rPr>
-          <w:lang w:val="pt_PT" w:bidi="pt_PT"/>
-        </w:rPr>
-        <w:t>אֲנִ֤י לְ⁠דוֹדִ⁠י֙ וְ⁠דוֹדִ֣⁠י לִ֔⁠י</w:t>
-      </w:r>
-    </w:p>
-    <w:p>
-      <w:pPr/>
-      <w:r>
-        <w:rPr>
-          <w:lang w:val="pt_PT" w:bidi="pt_PT"/>
-        </w:rPr>
-      </w:r>
-      <w:r>
-        <w:rPr>
           <w:b/>
           <w:lang w:val="pt_PT" w:bidi="pt_PT"/>
         </w:rPr>
@@ -42933,7 +39522,7 @@
         </w:rPr>
         <w:t xml:space="preserve">Veja como você traduziu a frase semelhante “Eu sou do meu amado, e o meu amado é meu” em </w:t>
       </w:r>
-      <w:hyperlink r:id="rId57">
+      <w:hyperlink r:id="rId55">
         <w:r>
           <w:rPr>
             <w:lang w:val="pt_PT" w:bidi="pt_PT"/>
@@ -42995,20 +39584,6 @@
       </w:r>
       <w:r>
         <w:rPr>
-          <w:lang w:val="pt_PT" w:bidi="pt_PT"/>
-        </w:rPr>
-        <w:t>הָ⁠רֹעֶ֖ה בַּ⁠שׁוֹשַׁנִּֽים</w:t>
-      </w:r>
-    </w:p>
-    <w:p>
-      <w:pPr/>
-      <w:r>
-        <w:rPr>
-          <w:lang w:val="pt_PT" w:bidi="pt_PT"/>
-        </w:rPr>
-      </w:r>
-      <w:r>
-        <w:rPr>
           <w:b/>
           <w:lang w:val="pt_PT" w:bidi="pt_PT"/>
         </w:rPr>
@@ -43028,7 +39603,7 @@
         </w:rPr>
         <w:t xml:space="preserve">Veja como você traduziu a frase semelhante “para pastarem entre os lírios” em </w:t>
       </w:r>
-      <w:hyperlink r:id="rId57">
+      <w:hyperlink r:id="rId55">
         <w:r>
           <w:rPr>
             <w:lang w:val="pt_PT" w:bidi="pt_PT"/>
@@ -43110,20 +39685,6 @@
       </w:r>
       <w:r>
         <w:rPr>
-          <w:lang w:val="pt_PT" w:bidi="pt_PT"/>
-        </w:rPr>
-        <w:t>יָפָ֨ה אַ֤תְּ רַעְיָתִ⁠י֙ כְּ⁠תִרְצָ֔ה נָאוָ֖ה כִּ⁠ירוּשָׁלִָ֑ם</w:t>
-      </w:r>
-    </w:p>
-    <w:p>
-      <w:pPr/>
-      <w:r>
-        <w:rPr>
-          <w:lang w:val="pt_PT" w:bidi="pt_PT"/>
-        </w:rPr>
-      </w:r>
-      <w:r>
-        <w:rPr>
           <w:b/>
           <w:lang w:val="pt_PT" w:bidi="pt_PT"/>
         </w:rPr>
@@ -43278,7 +39839,7 @@
         </w:rPr>
         <w:t xml:space="preserve">Veja como você traduziu a frase “Minha querida, você é bonita” em </w:t>
       </w:r>
-      <w:hyperlink r:id="rId27">
+      <w:hyperlink r:id="rId25">
         <w:r>
           <w:rPr>
             <w:lang w:val="pt_PT" w:bidi="pt_PT"/>
@@ -43340,20 +39901,6 @@
       </w:r>
       <w:r>
         <w:rPr>
-          <w:lang w:val="pt_PT" w:bidi="pt_PT"/>
-        </w:rPr>
-        <w:t>יָפָ֨ה אַ֤תְּ רַעְיָתִ⁠י֙ כְּ⁠תִרְצָ֔ה</w:t>
-      </w:r>
-    </w:p>
-    <w:p>
-      <w:pPr/>
-      <w:r>
-        <w:rPr>
-          <w:lang w:val="pt_PT" w:bidi="pt_PT"/>
-        </w:rPr>
-      </w:r>
-      <w:r>
-        <w:rPr>
           <w:b/>
           <w:lang w:val="pt_PT" w:bidi="pt_PT"/>
         </w:rPr>
@@ -43437,20 +39984,6 @@
       </w:r>
       <w:r>
         <w:rPr>
-          <w:lang w:val="pt_PT" w:bidi="pt_PT"/>
-        </w:rPr>
-        <w:t>נָאוָ֖ה כִּ⁠ירוּשָׁלִָ֑ם אֲיֻמָּ֖ה כַּ⁠נִּדְגָּלֽוֹת</w:t>
-      </w:r>
-    </w:p>
-    <w:p>
-      <w:pPr/>
-      <w:r>
-        <w:rPr>
-          <w:lang w:val="pt_PT" w:bidi="pt_PT"/>
-        </w:rPr>
-      </w:r>
-      <w:r>
-        <w:rPr>
           <w:b/>
           <w:lang w:val="pt_PT" w:bidi="pt_PT"/>
         </w:rPr>
@@ -43534,20 +40067,6 @@
       </w:r>
       <w:r>
         <w:rPr>
-          <w:lang w:val="pt_PT" w:bidi="pt_PT"/>
-        </w:rPr>
-        <w:t>אֲיֻמָּ֖ה כַּ⁠נִּדְגָּלֽוֹת</w:t>
-      </w:r>
-    </w:p>
-    <w:p>
-      <w:pPr/>
-      <w:r>
-        <w:rPr>
-          <w:lang w:val="pt_PT" w:bidi="pt_PT"/>
-        </w:rPr>
-      </w:r>
-      <w:r>
-        <w:rPr>
           <w:b/>
           <w:lang w:val="pt_PT" w:bidi="pt_PT"/>
         </w:rPr>
@@ -43663,7 +40182,7 @@
         </w:rPr>
         <w:t xml:space="preserve">Literalmente o texto diz "como exército com estandartes", várias traduções em português traduzem "como exército com bandeiras". O termo "estandarte" também foi usado em </w:t>
       </w:r>
-      <w:hyperlink r:id="rId59">
+      <w:hyperlink r:id="rId57">
         <w:r>
           <w:rPr>
             <w:lang w:val="pt_PT" w:bidi="pt_PT"/>
@@ -43745,20 +40264,6 @@
       </w:r>
       <w:r>
         <w:rPr>
-          <w:lang w:val="pt_PT" w:bidi="pt_PT"/>
-        </w:rPr>
-        <w:t>שַׂעְרֵ⁠ךְ֙ כְּ⁠עֵ֣דֶר הָֽ⁠עִזִּ֔ים שֶׁ⁠גָּלְשׁ֖וּ מִן־הַ⁠גִּלְעָֽד</w:t>
-      </w:r>
-    </w:p>
-    <w:p>
-      <w:pPr/>
-      <w:r>
-        <w:rPr>
-          <w:lang w:val="pt_PT" w:bidi="pt_PT"/>
-        </w:rPr>
-      </w:r>
-      <w:r>
-        <w:rPr>
           <w:b/>
           <w:lang w:val="pt_PT" w:bidi="pt_PT"/>
         </w:rPr>
@@ -43778,7 +40283,7 @@
         </w:rPr>
         <w:t xml:space="preserve">Veja como você traduziu a frase semelhante “seus cabelos ondulados são como um rebanho de cabras” em </w:t>
       </w:r>
-      <w:hyperlink r:id="rId46">
+      <w:hyperlink r:id="rId44">
         <w:r>
           <w:rPr>
             <w:lang w:val="pt_PT" w:bidi="pt_PT"/>
@@ -43879,7 +40384,7 @@
         </w:rPr>
         <w:t xml:space="preserve">No texto original, veja como você traduziu o versículo idêntico em </w:t>
       </w:r>
-      <w:hyperlink r:id="rId60">
+      <w:hyperlink r:id="rId58">
         <w:r>
           <w:rPr>
             <w:lang w:val="pt_PT" w:bidi="pt_PT"/>
@@ -43974,20 +40479,6 @@
       </w:r>
       <w:r>
         <w:rPr>
-          <w:lang w:val="pt_PT" w:bidi="pt_PT"/>
-        </w:rPr>
-        <w:t>הָֽ⁠רְחֵלִ֔ים</w:t>
-      </w:r>
-    </w:p>
-    <w:p>
-      <w:pPr/>
-      <w:r>
-        <w:rPr>
-          <w:lang w:val="pt_PT" w:bidi="pt_PT"/>
-        </w:rPr>
-      </w:r>
-      <w:r>
-        <w:rPr>
           <w:b/>
           <w:lang w:val="pt_PT" w:bidi="pt_PT"/>
         </w:rPr>
@@ -44116,7 +40607,7 @@
         </w:rPr>
         <w:t xml:space="preserve">Conforme texto original, veja como você traduziu </w:t>
       </w:r>
-      <w:hyperlink r:id="rId61">
+      <w:hyperlink r:id="rId59">
         <w:r>
           <w:rPr>
             <w:lang w:val="pt_PT" w:bidi="pt_PT"/>
@@ -44198,20 +40689,6 @@
       </w:r>
       <w:r>
         <w:rPr>
-          <w:lang w:val="pt_PT" w:bidi="pt_PT"/>
-        </w:rPr>
-        <w:t>שִׁשִּׁ֥ים הֵ֨מָּה֙ מְּלָכ֔וֹת</w:t>
-      </w:r>
-    </w:p>
-    <w:p>
-      <w:pPr/>
-      <w:r>
-        <w:rPr>
-          <w:lang w:val="pt_PT" w:bidi="pt_PT"/>
-        </w:rPr>
-      </w:r>
-      <w:r>
-        <w:rPr>
           <w:b/>
           <w:lang w:val="pt_PT" w:bidi="pt_PT"/>
         </w:rPr>
@@ -44475,7 +40952,7 @@
         </w:rPr>
         <w:t xml:space="preserve"> em </w:t>
       </w:r>
-      <w:hyperlink r:id="rId18">
+      <w:hyperlink r:id="rId16">
         <w:r>
           <w:rPr>
             <w:lang w:val="pt_PT" w:bidi="pt_PT"/>
@@ -44557,20 +41034,6 @@
       </w:r>
       <w:r>
         <w:rPr>
-          <w:lang w:val="pt_PT" w:bidi="pt_PT"/>
-        </w:rPr>
-        <w:t>וַ⁠עֲלָמ֖וֹת אֵ֥ין מִסְפָּֽר</w:t>
-      </w:r>
-    </w:p>
-    <w:p>
-      <w:pPr/>
-      <w:r>
-        <w:rPr>
-          <w:lang w:val="pt_PT" w:bidi="pt_PT"/>
-        </w:rPr>
-      </w:r>
-      <w:r>
-        <w:rPr>
           <w:b/>
           <w:lang w:val="pt_PT" w:bidi="pt_PT"/>
         </w:rPr>
@@ -44667,20 +41130,6 @@
       </w:r>
       <w:r>
         <w:rPr>
-          <w:lang w:val="pt_PT" w:bidi="pt_PT"/>
-        </w:rPr>
-        <w:t>שִׁשִּׁ֥ים הֵ֨מָּה֙ מְּלָכ֔וֹת וּ⁠שְׁמֹנִ֖ים פִּֽילַגְשִׁ֑ים וַ⁠עֲלָמ֖וֹת אֵ֥ין מִסְפָּֽר׃ אַחַ֥ת הִיא֙ יוֹנָתִ֣⁠י תַמָּתִ֔⁠י אַחַ֥ת הִיא֙ לְ⁠אִמָּ֔⁠הּ בָּרָ֥ה הִ֖יא לְ⁠יֽוֹלַדְתָּ֑⁠הּ</w:t>
-      </w:r>
-    </w:p>
-    <w:p>
-      <w:pPr/>
-      <w:r>
-        <w:rPr>
-          <w:lang w:val="pt_PT" w:bidi="pt_PT"/>
-        </w:rPr>
-      </w:r>
-      <w:r>
-        <w:rPr>
           <w:b/>
           <w:lang w:val="pt_PT" w:bidi="pt_PT"/>
         </w:rPr>
@@ -44764,20 +41213,6 @@
       </w:r>
       <w:r>
         <w:rPr>
-          <w:lang w:val="pt_PT" w:bidi="pt_PT"/>
-        </w:rPr>
-        <w:t>אַחַ֥ת הִיא֙</w:t>
-      </w:r>
-    </w:p>
-    <w:p>
-      <w:pPr/>
-      <w:r>
-        <w:rPr>
-          <w:lang w:val="pt_PT" w:bidi="pt_PT"/>
-        </w:rPr>
-      </w:r>
-      <w:r>
-        <w:rPr>
           <w:b/>
           <w:lang w:val="pt_PT" w:bidi="pt_PT"/>
         </w:rPr>
@@ -44932,7 +41367,7 @@
         </w:rPr>
         <w:t xml:space="preserve"> em </w:t>
       </w:r>
-      <w:hyperlink r:id="rId62">
+      <w:hyperlink r:id="rId60">
         <w:r>
           <w:rPr>
             <w:lang w:val="pt_PT" w:bidi="pt_PT"/>
@@ -45014,20 +41449,6 @@
       </w:r>
       <w:r>
         <w:rPr>
-          <w:lang w:val="pt_PT" w:bidi="pt_PT"/>
-        </w:rPr>
-        <w:t>אַחַ֥ת הִיא֙ לְ⁠אִמָּ֔⁠הּ</w:t>
-      </w:r>
-    </w:p>
-    <w:p>
-      <w:pPr/>
-      <w:r>
-        <w:rPr>
-          <w:lang w:val="pt_PT" w:bidi="pt_PT"/>
-        </w:rPr>
-      </w:r>
-      <w:r>
-        <w:rPr>
           <w:b/>
           <w:lang w:val="pt_PT" w:bidi="pt_PT"/>
         </w:rPr>
@@ -45150,20 +41571,6 @@
       </w:r>
       <w:r>
         <w:rPr>
-          <w:lang w:val="pt_PT" w:bidi="pt_PT"/>
-        </w:rPr>
-        <w:t>בָּרָ֥ה הִ֖יא לְ⁠יֽוֹלַדְתָּ֑⁠הּ</w:t>
-      </w:r>
-    </w:p>
-    <w:p>
-      <w:pPr/>
-      <w:r>
-        <w:rPr>
-          <w:lang w:val="pt_PT" w:bidi="pt_PT"/>
-        </w:rPr>
-      </w:r>
-      <w:r>
-        <w:rPr>
           <w:b/>
           <w:lang w:val="pt_PT" w:bidi="pt_PT"/>
         </w:rPr>
@@ -45369,20 +41776,6 @@
       </w:r>
       <w:r>
         <w:rPr>
-          <w:lang w:val="pt_PT" w:bidi="pt_PT"/>
-        </w:rPr>
-        <w:t>בָנוֹת֙</w:t>
-      </w:r>
-    </w:p>
-    <w:p>
-      <w:pPr/>
-      <w:r>
-        <w:rPr>
-          <w:lang w:val="pt_PT" w:bidi="pt_PT"/>
-        </w:rPr>
-      </w:r>
-      <w:r>
-        <w:rPr>
           <w:b/>
           <w:lang w:val="pt_PT" w:bidi="pt_PT"/>
         </w:rPr>
@@ -45479,20 +41872,6 @@
       </w:r>
       <w:r>
         <w:rPr>
-          <w:lang w:val="pt_PT" w:bidi="pt_PT"/>
-        </w:rPr>
-        <w:t>מִי־זֹ֥את הַ⁠נִּשְׁקָפָ֖ה כְּמוֹ־שָׁ֑חַר יָפָ֣ה כַ⁠לְּבָנָ֗ה בָּרָה֙ כַּֽ⁠חַמָּ֔ה אֲיֻמָּ֖ה כַּ⁠נִּדְגָּלֽוֹת</w:t>
-      </w:r>
-    </w:p>
-    <w:p>
-      <w:pPr/>
-      <w:r>
-        <w:rPr>
-          <w:lang w:val="pt_PT" w:bidi="pt_PT"/>
-        </w:rPr>
-      </w:r>
-      <w:r>
-        <w:rPr>
           <w:b/>
           <w:lang w:val="pt_PT" w:bidi="pt_PT"/>
         </w:rPr>
@@ -45615,20 +41994,6 @@
       </w:r>
       <w:r>
         <w:rPr>
-          <w:lang w:val="pt_PT" w:bidi="pt_PT"/>
-        </w:rPr>
-        <w:t>מִי־זֹ֥את הַ⁠נִּשְׁקָפָ֖ה כְּמוֹ־שָׁ֑חַר יָפָ֣ה כַ⁠לְּבָנָ֗ה בָּרָה֙ כַּֽ⁠חַמָּ֔ה אֲיֻמָּ֖ה כַּ⁠נִּדְגָּלֽוֹת</w:t>
-      </w:r>
-    </w:p>
-    <w:p>
-      <w:pPr/>
-      <w:r>
-        <w:rPr>
-          <w:lang w:val="pt_PT" w:bidi="pt_PT"/>
-        </w:rPr>
-      </w:r>
-      <w:r>
-        <w:rPr>
           <w:b/>
           <w:lang w:val="pt_PT" w:bidi="pt_PT"/>
         </w:rPr>
@@ -45712,20 +42077,6 @@
       </w:r>
       <w:r>
         <w:rPr>
-          <w:lang w:val="pt_PT" w:bidi="pt_PT"/>
-        </w:rPr>
-        <w:t>הַ⁠נִּשְׁקָפָ֖ה כְּמוֹ־שָׁ֑חַר</w:t>
-      </w:r>
-    </w:p>
-    <w:p>
-      <w:pPr/>
-      <w:r>
-        <w:rPr>
-          <w:lang w:val="pt_PT" w:bidi="pt_PT"/>
-        </w:rPr>
-      </w:r>
-      <w:r>
-        <w:rPr>
           <w:b/>
           <w:lang w:val="pt_PT" w:bidi="pt_PT"/>
         </w:rPr>
@@ -45809,20 +42160,6 @@
       </w:r>
       <w:r>
         <w:rPr>
-          <w:lang w:val="pt_PT" w:bidi="pt_PT"/>
-        </w:rPr>
-        <w:t>הַ⁠נִּשְׁקָפָ֖ה כְּמוֹ־שָׁ֑חַר יָפָ֣ה כַ⁠לְּבָנָ֗ה בָּרָה֙ כַּֽ⁠חַמָּ֔ה</w:t>
-      </w:r>
-    </w:p>
-    <w:p>
-      <w:pPr/>
-      <w:r>
-        <w:rPr>
-          <w:lang w:val="pt_PT" w:bidi="pt_PT"/>
-        </w:rPr>
-      </w:r>
-      <w:r>
-        <w:rPr>
           <w:b/>
           <w:lang w:val="pt_PT" w:bidi="pt_PT"/>
         </w:rPr>
@@ -45932,20 +42269,6 @@
       </w:r>
       <w:r>
         <w:rPr>
-          <w:lang w:val="pt_PT" w:bidi="pt_PT"/>
-        </w:rPr>
-        <w:t>אֲיֻמָּ֖ה כַּ⁠נִּדְגָּלֽוֹת</w:t>
-      </w:r>
-    </w:p>
-    <w:p>
-      <w:pPr/>
-      <w:r>
-        <w:rPr>
-          <w:lang w:val="pt_PT" w:bidi="pt_PT"/>
-        </w:rPr>
-      </w:r>
-      <w:r>
-        <w:rPr>
           <w:b/>
           <w:lang w:val="pt_PT" w:bidi="pt_PT"/>
         </w:rPr>
@@ -45965,7 +42288,7 @@
         </w:rPr>
         <w:t xml:space="preserve">Conforme o texto original, veja como você traduziu a frase quase idêntica “impressionante como esses dois astros” em </w:t>
       </w:r>
-      <w:hyperlink r:id="rId63">
+      <w:hyperlink r:id="rId61">
         <w:r>
           <w:rPr>
             <w:lang w:val="pt_PT" w:bidi="pt_PT"/>
@@ -46047,20 +42370,6 @@
       </w:r>
       <w:r>
         <w:rPr>
-          <w:lang w:val="pt_PT" w:bidi="pt_PT"/>
-        </w:rPr>
-        <w:t>אֶל־גִּנַּ֤ת אֱגוֹז֙ יָרַ֔דְתִּי</w:t>
-      </w:r>
-    </w:p>
-    <w:p>
-      <w:pPr/>
-      <w:r>
-        <w:rPr>
-          <w:lang w:val="pt_PT" w:bidi="pt_PT"/>
-        </w:rPr>
-      </w:r>
-      <w:r>
-        <w:rPr>
           <w:b/>
           <w:lang w:val="pt_PT" w:bidi="pt_PT"/>
         </w:rPr>
@@ -46144,20 +42453,6 @@
       </w:r>
       <w:r>
         <w:rPr>
-          <w:lang w:val="pt_PT" w:bidi="pt_PT"/>
-        </w:rPr>
-        <w:t>אֶל־גִּנַּ֤ת אֱגוֹז֙ יָרַ֔דְתִּי</w:t>
-      </w:r>
-    </w:p>
-    <w:p>
-      <w:pPr/>
-      <w:r>
-        <w:rPr>
-          <w:lang w:val="pt_PT" w:bidi="pt_PT"/>
-        </w:rPr>
-      </w:r>
-      <w:r>
-        <w:rPr>
           <w:b/>
           <w:lang w:val="pt_PT" w:bidi="pt_PT"/>
         </w:rPr>
@@ -46241,20 +42536,6 @@
       </w:r>
       <w:r>
         <w:rPr>
-          <w:lang w:val="pt_PT" w:bidi="pt_PT"/>
-        </w:rPr>
-        <w:t>יָרַ֔דְתִּי</w:t>
-      </w:r>
-    </w:p>
-    <w:p>
-      <w:pPr/>
-      <w:r>
-        <w:rPr>
-          <w:lang w:val="pt_PT" w:bidi="pt_PT"/>
-        </w:rPr>
-      </w:r>
-      <w:r>
-        <w:rPr>
           <w:b/>
           <w:lang w:val="pt_PT" w:bidi="pt_PT"/>
         </w:rPr>
@@ -46434,20 +42715,6 @@
       </w:r>
       <w:r>
         <w:rPr>
-          <w:lang w:val="pt_PT" w:bidi="pt_PT"/>
-        </w:rPr>
-        <w:t>לֹ֣א יָדַ֔עְתִּי</w:t>
-      </w:r>
-    </w:p>
-    <w:p>
-      <w:pPr/>
-      <w:r>
-        <w:rPr>
-          <w:lang w:val="pt_PT" w:bidi="pt_PT"/>
-        </w:rPr>
-      </w:r>
-      <w:r>
-        <w:rPr>
           <w:b/>
           <w:lang w:val="pt_PT" w:bidi="pt_PT"/>
         </w:rPr>
@@ -46627,20 +42894,6 @@
       </w:r>
       <w:r>
         <w:rPr>
-          <w:lang w:val="pt_PT" w:bidi="pt_PT"/>
-        </w:rPr>
-        <w:t>מַרְכְּב֖וֹת עַמִּ⁠י־נָדִֽיב</w:t>
-      </w:r>
-    </w:p>
-    <w:p>
-      <w:pPr/>
-      <w:r>
-        <w:rPr>
-          <w:lang w:val="pt_PT" w:bidi="pt_PT"/>
-        </w:rPr>
-      </w:r>
-      <w:r>
-        <w:rPr>
           <w:b/>
           <w:lang w:val="pt_PT" w:bidi="pt_PT"/>
         </w:rPr>
@@ -46807,20 +43060,6 @@
       </w:r>
       <w:r>
         <w:rPr>
-          <w:lang w:val="pt_PT" w:bidi="pt_PT"/>
-        </w:rPr>
-        <w:t>הַ⁠שּׁ֣וּלַמִּ֔ית &amp; בַּ⁠שּׁ֣וּלַמִּ֔ית</w:t>
-      </w:r>
-    </w:p>
-    <w:p>
-      <w:pPr/>
-      <w:r>
-        <w:rPr>
-          <w:lang w:val="pt_PT" w:bidi="pt_PT"/>
-        </w:rPr>
-      </w:r>
-      <w:r>
-        <w:rPr>
           <w:b/>
           <w:lang w:val="pt_PT" w:bidi="pt_PT"/>
         </w:rPr>
@@ -47013,20 +43252,6 @@
       </w:r>
       <w:r>
         <w:rPr>
-          <w:lang w:val="pt_PT" w:bidi="pt_PT"/>
-        </w:rPr>
-        <w:t>מַֽה־תֶּחֱזוּ֙ בַּ⁠שּׁ֣וּלַמִּ֔ית כִּ⁠מְחֹלַ֖ת הַֽ⁠מַּחֲנָֽיִם</w:t>
-      </w:r>
-    </w:p>
-    <w:p>
-      <w:pPr/>
-      <w:r>
-        <w:rPr>
-          <w:lang w:val="pt_PT" w:bidi="pt_PT"/>
-        </w:rPr>
-      </w:r>
-      <w:r>
-        <w:rPr>
           <w:b/>
           <w:lang w:val="pt_PT" w:bidi="pt_PT"/>
         </w:rPr>
@@ -47110,20 +43335,6 @@
       </w:r>
       <w:r>
         <w:rPr>
-          <w:lang w:val="pt_PT" w:bidi="pt_PT"/>
-        </w:rPr>
-        <w:t>כִּ⁠מְחֹלַ֖ת הַֽ⁠מַּחֲנָֽיִם</w:t>
-      </w:r>
-    </w:p>
-    <w:p>
-      <w:pPr/>
-      <w:r>
-        <w:rPr>
-          <w:lang w:val="pt_PT" w:bidi="pt_PT"/>
-        </w:rPr>
-      </w:r>
-      <w:r>
-        <w:rPr>
           <w:b/>
           <w:lang w:val="pt_PT" w:bidi="pt_PT"/>
         </w:rPr>
@@ -47207,20 +43418,6 @@
       </w:r>
       <w:r>
         <w:rPr>
-          <w:lang w:val="pt_PT" w:bidi="pt_PT"/>
-        </w:rPr>
-        <w:t>כִּ⁠מְחֹלַ֖ת הַֽ⁠מַּחֲנָֽיִם</w:t>
-      </w:r>
-    </w:p>
-    <w:p>
-      <w:pPr/>
-      <w:r>
-        <w:rPr>
-          <w:lang w:val="pt_PT" w:bidi="pt_PT"/>
-        </w:rPr>
-      </w:r>
-      <w:r>
-        <w:rPr>
           <w:b/>
           <w:lang w:val="pt_PT" w:bidi="pt_PT"/>
         </w:rPr>
@@ -47438,7 +43635,7 @@
         </w:rPr>
         <w:t xml:space="preserve">Uma tradução alternativa possível para a palavra que a NTLH traduz como “prazer” em </w:t>
       </w:r>
-      <w:hyperlink r:id="rId64">
+      <w:hyperlink r:id="rId62">
         <w:r>
           <w:rPr>
             <w:lang w:val="pt_PT" w:bidi="pt_PT"/>
@@ -47475,7 +43672,7 @@
         </w:rPr>
         <w:t xml:space="preserve">Uma tradução alternativa possível para as palavras que a NTLH traduz como “lábios e dentes” em </w:t>
       </w:r>
-      <w:hyperlink r:id="rId65">
+      <w:hyperlink r:id="rId63">
         <w:r>
           <w:rPr>
             <w:lang w:val="pt_PT" w:bidi="pt_PT"/>
@@ -47545,20 +43742,6 @@
       </w:r>
       <w:r>
         <w:rPr>
-          <w:lang w:val="pt_PT" w:bidi="pt_PT"/>
-        </w:rPr>
-        <w:t>מַה־יָּפ֧וּ פְעָמַ֛יִ⁠ךְ בַּ⁠נְּעָלִ֖ים בַּת־נָדִ֑יב חַמּוּקֵ֣י יְרֵכַ֔יִ⁠ךְ כְּמ֣וֹ חֲלָאִ֔ים מַעֲשֵׂ֖ה יְדֵ֥י אָמָּֽן</w:t>
-      </w:r>
-    </w:p>
-    <w:p>
-      <w:pPr/>
-      <w:r>
-        <w:rPr>
-          <w:lang w:val="pt_PT" w:bidi="pt_PT"/>
-        </w:rPr>
-      </w:r>
-      <w:r>
-        <w:rPr>
           <w:b/>
           <w:lang w:val="pt_PT" w:bidi="pt_PT"/>
         </w:rPr>
@@ -47578,7 +43761,7 @@
         </w:rPr>
         <w:t xml:space="preserve">Se você estiver usando cabeçalhos de seção para indicar quem está falando e decidiu no versículo anterior que a mulher disse as palavras “Por que vocês querem me ver dançando a dança da noiva?”, será necessário colocar um cabeçalho de seção acima deste versículo indicando que o homem está agora falando. O homem começa a falar diretamente com a mulher neste versículo e continua falando com ela até parte do caminho através de </w:t>
       </w:r>
-      <w:hyperlink r:id="rId65">
+      <w:hyperlink r:id="rId63">
         <w:r>
           <w:rPr>
             <w:lang w:val="pt_PT" w:bidi="pt_PT"/>
@@ -47660,20 +43843,6 @@
       </w:r>
       <w:r>
         <w:rPr>
-          <w:lang w:val="pt_PT" w:bidi="pt_PT"/>
-        </w:rPr>
-        <w:t>מַה</w:t>
-      </w:r>
-    </w:p>
-    <w:p>
-      <w:pPr/>
-      <w:r>
-        <w:rPr>
-          <w:lang w:val="pt_PT" w:bidi="pt_PT"/>
-        </w:rPr>
-      </w:r>
-      <w:r>
-        <w:rPr>
           <w:b/>
           <w:lang w:val="pt_PT" w:bidi="pt_PT"/>
         </w:rPr>
@@ -47803,20 +43972,6 @@
       </w:r>
       <w:r>
         <w:rPr>
-          <w:lang w:val="pt_PT" w:bidi="pt_PT"/>
-        </w:rPr>
-        <w:t>מַה־יָּפ֧וּ פְעָמַ֛יִ⁠ךְ בַּ⁠נְּעָלִ֖ים בַּת־נָדִ֑יב</w:t>
-      </w:r>
-    </w:p>
-    <w:p>
-      <w:pPr/>
-      <w:r>
-        <w:rPr>
-          <w:lang w:val="pt_PT" w:bidi="pt_PT"/>
-        </w:rPr>
-      </w:r>
-      <w:r>
-        <w:rPr>
           <w:b/>
           <w:lang w:val="pt_PT" w:bidi="pt_PT"/>
         </w:rPr>
@@ -47900,20 +44055,6 @@
       </w:r>
       <w:r>
         <w:rPr>
-          <w:lang w:val="pt_PT" w:bidi="pt_PT"/>
-        </w:rPr>
-        <w:t>בַּת־נָדִ֑יב</w:t>
-      </w:r>
-    </w:p>
-    <w:p>
-      <w:pPr/>
-      <w:r>
-        <w:rPr>
-          <w:lang w:val="pt_PT" w:bidi="pt_PT"/>
-        </w:rPr>
-      </w:r>
-      <w:r>
-        <w:rPr>
           <w:b/>
           <w:lang w:val="pt_PT" w:bidi="pt_PT"/>
         </w:rPr>
@@ -48254,20 +44395,6 @@
       </w:r>
       <w:r>
         <w:rPr>
-          <w:lang w:val="pt_PT" w:bidi="pt_PT"/>
-        </w:rPr>
-        <w:t>מַעֲשֵׂ֖ה יְדֵ֥י אָמָּֽן</w:t>
-      </w:r>
-    </w:p>
-    <w:p>
-      <w:pPr/>
-      <w:r>
-        <w:rPr>
-          <w:lang w:val="pt_PT" w:bidi="pt_PT"/>
-        </w:rPr>
-      </w:r>
-      <w:r>
-        <w:rPr>
           <w:b/>
           <w:lang w:val="pt_PT" w:bidi="pt_PT"/>
         </w:rPr>
@@ -48551,20 +44678,6 @@
       </w:r>
       <w:r>
         <w:rPr>
-          <w:lang w:val="pt_PT" w:bidi="pt_PT"/>
-        </w:rPr>
-        <w:t>אַל־יֶחְסַ֖ר הַ⁠מָּ֑זֶג</w:t>
-      </w:r>
-    </w:p>
-    <w:p>
-      <w:pPr/>
-      <w:r>
-        <w:rPr>
-          <w:lang w:val="pt_PT" w:bidi="pt_PT"/>
-        </w:rPr>
-      </w:r>
-      <w:r>
-        <w:rPr>
           <w:b/>
           <w:lang w:val="pt_PT" w:bidi="pt_PT"/>
         </w:rPr>
@@ -48641,20 +44754,6 @@
       </w:r>
       <w:r>
         <w:rPr>
-          <w:lang w:val="pt_PT" w:bidi="pt_PT"/>
-        </w:rPr>
-        <w:t>הַ⁠מָּ֑זֶג</w:t>
-      </w:r>
-    </w:p>
-    <w:p>
-      <w:pPr/>
-      <w:r>
-        <w:rPr>
-          <w:lang w:val="pt_PT" w:bidi="pt_PT"/>
-        </w:rPr>
-      </w:r>
-      <w:r>
-        <w:rPr>
           <w:b/>
           <w:lang w:val="pt_PT" w:bidi="pt_PT"/>
         </w:rPr>
@@ -49016,20 +45115,6 @@
       </w:r>
       <w:r>
         <w:rPr>
-          <w:lang w:val="pt_PT" w:bidi="pt_PT"/>
-        </w:rPr>
-        <w:t>סוּגָ֖ה בַּ⁠שּׁוֹשַׁנִּֽים</w:t>
-      </w:r>
-    </w:p>
-    <w:p>
-      <w:pPr/>
-      <w:r>
-        <w:rPr>
-          <w:lang w:val="pt_PT" w:bidi="pt_PT"/>
-        </w:rPr>
-      </w:r>
-      <w:r>
-        <w:rPr>
           <w:b/>
           <w:lang w:val="pt_PT" w:bidi="pt_PT"/>
         </w:rPr>
@@ -49112,7 +45197,7 @@
         </w:rPr>
         <w:t xml:space="preserve">Diante do texto original, veja como você traduziu a declaração quase idêntica em </w:t>
       </w:r>
-      <w:hyperlink r:id="rId66">
+      <w:hyperlink r:id="rId64">
         <w:r>
           <w:rPr>
             <w:lang w:val="pt_PT" w:bidi="pt_PT"/>
@@ -49413,7 +45498,7 @@
         </w:rPr>
         <w:t xml:space="preserve"> em </w:t>
       </w:r>
-      <w:hyperlink r:id="rId67">
+      <w:hyperlink r:id="rId65">
         <w:r>
           <w:rPr>
             <w:lang w:val="pt_PT" w:bidi="pt_PT"/>
@@ -49720,20 +45805,6 @@
       </w:r>
       <w:r>
         <w:rPr>
-          <w:lang w:val="pt_PT" w:bidi="pt_PT"/>
-        </w:rPr>
-        <w:t>עַל־שַׁ֨עַר֙ בַּת־רַבִּ֔ים</w:t>
-      </w:r>
-    </w:p>
-    <w:p>
-      <w:pPr/>
-      <w:r>
-        <w:rPr>
-          <w:lang w:val="pt_PT" w:bidi="pt_PT"/>
-        </w:rPr>
-      </w:r>
-      <w:r>
-        <w:rPr>
           <w:b/>
           <w:lang w:val="pt_PT" w:bidi="pt_PT"/>
         </w:rPr>
@@ -49952,20 +46023,6 @@
       </w:r>
       <w:r>
         <w:rPr>
-          <w:lang w:val="pt_PT" w:bidi="pt_PT"/>
-        </w:rPr>
-        <w:t>רֹאשֵׁ֤⁠ךְ עָלַ֨יִ⁠ךְ֙ כַּ⁠כַּרְמֶ֔ל</w:t>
-      </w:r>
-    </w:p>
-    <w:p>
-      <w:pPr/>
-      <w:r>
-        <w:rPr>
-          <w:lang w:val="pt_PT" w:bidi="pt_PT"/>
-        </w:rPr>
-      </w:r>
-      <w:r>
-        <w:rPr>
           <w:b/>
           <w:lang w:val="pt_PT" w:bidi="pt_PT"/>
         </w:rPr>
@@ -50165,20 +46222,6 @@
       </w:r>
       <w:r>
         <w:rPr>
-          <w:lang w:val="pt_PT" w:bidi="pt_PT"/>
-        </w:rPr>
-        <w:t>וְ⁠דַלַּ֥ת רֹאשֵׁ֖⁠ךְ כָּ⁠אַרְגָּמָ֑ן</w:t>
-      </w:r>
-    </w:p>
-    <w:p>
-      <w:pPr/>
-      <w:r>
-        <w:rPr>
-          <w:lang w:val="pt_PT" w:bidi="pt_PT"/>
-        </w:rPr>
-      </w:r>
-      <w:r>
-        <w:rPr>
           <w:b/>
           <w:lang w:val="pt_PT" w:bidi="pt_PT"/>
         </w:rPr>
@@ -50288,20 +46331,6 @@
       </w:r>
       <w:r>
         <w:rPr>
-          <w:lang w:val="pt_PT" w:bidi="pt_PT"/>
-        </w:rPr>
-        <w:t>מֶ֖לֶךְ אָס֥וּר בָּ⁠רְהָטִֽים</w:t>
-      </w:r>
-    </w:p>
-    <w:p>
-      <w:pPr/>
-      <w:r>
-        <w:rPr>
-          <w:lang w:val="pt_PT" w:bidi="pt_PT"/>
-        </w:rPr>
-      </w:r>
-      <w:r>
-        <w:rPr>
           <w:b/>
           <w:lang w:val="pt_PT" w:bidi="pt_PT"/>
         </w:rPr>
@@ -50424,20 +46453,6 @@
       </w:r>
       <w:r>
         <w:rPr>
-          <w:lang w:val="pt_PT" w:bidi="pt_PT"/>
-        </w:rPr>
-        <w:t>מֶ֖לֶךְ אָס֥וּר</w:t>
-      </w:r>
-    </w:p>
-    <w:p>
-      <w:pPr/>
-      <w:r>
-        <w:rPr>
-          <w:lang w:val="pt_PT" w:bidi="pt_PT"/>
-        </w:rPr>
-      </w:r>
-      <w:r>
-        <w:rPr>
           <w:b/>
           <w:lang w:val="pt_PT" w:bidi="pt_PT"/>
         </w:rPr>
@@ -50534,20 +46549,6 @@
       </w:r>
       <w:r>
         <w:rPr>
-          <w:lang w:val="pt_PT" w:bidi="pt_PT"/>
-        </w:rPr>
-        <w:t>מֶ֖לֶךְ אָס֥וּר בָּ⁠רְהָטִֽים</w:t>
-      </w:r>
-    </w:p>
-    <w:p>
-      <w:pPr/>
-      <w:r>
-        <w:rPr>
-          <w:lang w:val="pt_PT" w:bidi="pt_PT"/>
-        </w:rPr>
-      </w:r>
-      <w:r>
-        <w:rPr>
           <w:b/>
           <w:lang w:val="pt_PT" w:bidi="pt_PT"/>
         </w:rPr>
@@ -50644,20 +46645,6 @@
       </w:r>
       <w:r>
         <w:rPr>
-          <w:lang w:val="pt_PT" w:bidi="pt_PT"/>
-        </w:rPr>
-        <w:t>בָּ⁠רְהָטִֽים</w:t>
-      </w:r>
-    </w:p>
-    <w:p>
-      <w:pPr/>
-      <w:r>
-        <w:rPr>
-          <w:lang w:val="pt_PT" w:bidi="pt_PT"/>
-        </w:rPr>
-      </w:r>
-      <w:r>
-        <w:rPr>
           <w:b/>
           <w:lang w:val="pt_PT" w:bidi="pt_PT"/>
         </w:rPr>
@@ -50773,7 +46760,7 @@
         </w:rPr>
         <w:t xml:space="preserve">Veja como você traduziu a frase semelhante "você é linda" em </w:t>
       </w:r>
-      <w:hyperlink r:id="rId63">
+      <w:hyperlink r:id="rId61">
         <w:r>
           <w:rPr>
             <w:lang w:val="pt_PT" w:bidi="pt_PT"/>
@@ -51041,20 +47028,6 @@
       </w:r>
       <w:r>
         <w:rPr>
-          <w:lang w:val="pt_PT" w:bidi="pt_PT"/>
-        </w:rPr>
-        <w:t>אַהֲבָ֖ה בַּ⁠תַּֽעֲנוּגִֽים</w:t>
-      </w:r>
-    </w:p>
-    <w:p>
-      <w:pPr/>
-      <w:r>
-        <w:rPr>
-          <w:lang w:val="pt_PT" w:bidi="pt_PT"/>
-        </w:rPr>
-      </w:r>
-      <w:r>
-        <w:rPr>
           <w:b/>
           <w:lang w:val="pt_PT" w:bidi="pt_PT"/>
         </w:rPr>
@@ -51574,20 +47547,6 @@
       </w:r>
       <w:r>
         <w:rPr>
-          <w:lang w:val="pt_PT" w:bidi="pt_PT"/>
-        </w:rPr>
-        <w:t>אָמַ֨רְתִּי֙ אֶעֱלֶ֣ה בְ⁠תָמָ֔ר אֹֽחֲזָ֖ה בְּ⁠סַנְסִנָּ֑י⁠ו</w:t>
-      </w:r>
-    </w:p>
-    <w:p>
-      <w:pPr/>
-      <w:r>
-        <w:rPr>
-          <w:lang w:val="pt_PT" w:bidi="pt_PT"/>
-        </w:rPr>
-      </w:r>
-      <w:r>
-        <w:rPr>
           <w:b/>
           <w:lang w:val="pt_PT" w:bidi="pt_PT"/>
         </w:rPr>
@@ -51915,20 +47874,6 @@
       </w:r>
       <w:r>
         <w:rPr>
-          <w:lang w:val="pt_PT" w:bidi="pt_PT"/>
-        </w:rPr>
-        <w:t>אֶעֱלֶ֣ה בְ⁠תָמָ֔ר אֹֽחֲזָ֖ה בְּ⁠סַנְסִנָּ֑י⁠ו</w:t>
-      </w:r>
-    </w:p>
-    <w:p>
-      <w:pPr/>
-      <w:r>
-        <w:rPr>
-          <w:lang w:val="pt_PT" w:bidi="pt_PT"/>
-        </w:rPr>
-      </w:r>
-      <w:r>
-        <w:rPr>
           <w:b/>
           <w:lang w:val="pt_PT" w:bidi="pt_PT"/>
         </w:rPr>
@@ -52313,20 +48258,6 @@
       </w:r>
       <w:r>
         <w:rPr>
-          <w:lang w:val="pt_PT" w:bidi="pt_PT"/>
-        </w:rPr>
-        <w:t>כְּ⁠אֶשְׁכְּל֣וֹת הַ⁠גֶּ֔פֶן</w:t>
-      </w:r>
-    </w:p>
-    <w:p>
-      <w:pPr/>
-      <w:r>
-        <w:rPr>
-          <w:lang w:val="pt_PT" w:bidi="pt_PT"/>
-        </w:rPr>
-      </w:r>
-      <w:r>
-        <w:rPr>
           <w:b/>
           <w:lang w:val="pt_PT" w:bidi="pt_PT"/>
         </w:rPr>
@@ -52436,20 +48367,6 @@
       </w:r>
       <w:r>
         <w:rPr>
-          <w:lang w:val="pt_PT" w:bidi="pt_PT"/>
-        </w:rPr>
-        <w:t>וְ⁠רֵ֥יחַ אַפֵּ֖⁠ךְ כַּ⁠תַּפּוּחִֽים</w:t>
-      </w:r>
-    </w:p>
-    <w:p>
-      <w:pPr/>
-      <w:r>
-        <w:rPr>
-          <w:lang w:val="pt_PT" w:bidi="pt_PT"/>
-        </w:rPr>
-      </w:r>
-      <w:r>
-        <w:rPr>
           <w:b/>
           <w:lang w:val="pt_PT" w:bidi="pt_PT"/>
         </w:rPr>
@@ -52642,20 +48559,6 @@
       </w:r>
       <w:r>
         <w:rPr>
-          <w:lang w:val="pt_PT" w:bidi="pt_PT"/>
-        </w:rPr>
-        <w:t>כַּ⁠תַּפּוּחִֽים</w:t>
-      </w:r>
-    </w:p>
-    <w:p>
-      <w:pPr/>
-      <w:r>
-        <w:rPr>
-          <w:lang w:val="pt_PT" w:bidi="pt_PT"/>
-        </w:rPr>
-      </w:r>
-      <w:r>
-        <w:rPr>
           <w:b/>
           <w:lang w:val="pt_PT" w:bidi="pt_PT"/>
         </w:rPr>
@@ -52957,20 +48860,6 @@
       </w:r>
       <w:r>
         <w:rPr>
-          <w:lang w:val="pt_PT" w:bidi="pt_PT"/>
-        </w:rPr>
-        <w:t>וְ⁠חִכֵּ֕⁠ךְ</w:t>
-      </w:r>
-    </w:p>
-    <w:p>
-      <w:pPr/>
-      <w:r>
-        <w:rPr>
-          <w:lang w:val="pt_PT" w:bidi="pt_PT"/>
-        </w:rPr>
-      </w:r>
-      <w:r>
-        <w:rPr>
           <w:b/>
           <w:lang w:val="pt_PT" w:bidi="pt_PT"/>
         </w:rPr>
@@ -53067,20 +48956,6 @@
       </w:r>
       <w:r>
         <w:rPr>
-          <w:lang w:val="pt_PT" w:bidi="pt_PT"/>
-        </w:rPr>
-        <w:t>הוֹלֵ֥ךְ לְ⁠דוֹדִ֖⁠י לְ⁠מֵישָׁרִ֑ים דּוֹבֵ֖ב שִׂפְתֵ֥י יְשֵׁנִֽים</w:t>
-      </w:r>
-    </w:p>
-    <w:p>
-      <w:pPr/>
-      <w:r>
-        <w:rPr>
-          <w:lang w:val="pt_PT" w:bidi="pt_PT"/>
-        </w:rPr>
-      </w:r>
-      <w:r>
-        <w:rPr>
           <w:b/>
           <w:lang w:val="pt_PT" w:bidi="pt_PT"/>
         </w:rPr>
@@ -53260,20 +49135,6 @@
       </w:r>
       <w:r>
         <w:rPr>
-          <w:lang w:val="pt_PT" w:bidi="pt_PT"/>
-        </w:rPr>
-        <w:t>הוֹלֵ֥ךְ לְ⁠דוֹדִ֖⁠י לְ⁠מֵישָׁרִ֑ים דּוֹבֵ֖ב שִׂפְתֵ֥י יְשֵׁנִֽים</w:t>
-      </w:r>
-    </w:p>
-    <w:p>
-      <w:pPr/>
-      <w:r>
-        <w:rPr>
-          <w:lang w:val="pt_PT" w:bidi="pt_PT"/>
-        </w:rPr>
-      </w:r>
-      <w:r>
-        <w:rPr>
           <w:b/>
           <w:lang w:val="pt_PT" w:bidi="pt_PT"/>
         </w:rPr>
@@ -53396,20 +49257,6 @@
       </w:r>
       <w:r>
         <w:rPr>
-          <w:lang w:val="pt_PT" w:bidi="pt_PT"/>
-        </w:rPr>
-        <w:t>לְ⁠מֵישָׁרִ֑ים דּוֹבֵ֖ב</w:t>
-      </w:r>
-    </w:p>
-    <w:p>
-      <w:pPr/>
-      <w:r>
-        <w:rPr>
-          <w:lang w:val="pt_PT" w:bidi="pt_PT"/>
-        </w:rPr>
-      </w:r>
-      <w:r>
-        <w:rPr>
           <w:b/>
           <w:lang w:val="pt_PT" w:bidi="pt_PT"/>
         </w:rPr>
@@ -53532,20 +49379,6 @@
       </w:r>
       <w:r>
         <w:rPr>
-          <w:lang w:val="pt_PT" w:bidi="pt_PT"/>
-        </w:rPr>
-        <w:t>שִׂפְתֵ֥י יְשֵׁנִֽים</w:t>
-      </w:r>
-    </w:p>
-    <w:p>
-      <w:pPr/>
-      <w:r>
-        <w:rPr>
-          <w:lang w:val="pt_PT" w:bidi="pt_PT"/>
-        </w:rPr>
-      </w:r>
-      <w:r>
-        <w:rPr>
           <w:b/>
           <w:lang w:val="pt_PT" w:bidi="pt_PT"/>
         </w:rPr>
@@ -53641,7 +49474,7 @@
         </w:rPr>
         <w:t xml:space="preserve">Veja como você traduziu a frase idêntica em </w:t>
       </w:r>
-      <w:hyperlink r:id="rId68">
+      <w:hyperlink r:id="rId66">
         <w:r>
           <w:rPr>
             <w:lang w:val="pt_PT" w:bidi="pt_PT"/>
@@ -53799,20 +49632,6 @@
       </w:r>
       <w:r>
         <w:rPr>
-          <w:lang w:val="pt_PT" w:bidi="pt_PT"/>
-        </w:rPr>
-        <w:t>לְכָ֤⁠ה דוֹדִ⁠י֙</w:t>
-      </w:r>
-    </w:p>
-    <w:p>
-      <w:pPr/>
-      <w:r>
-        <w:rPr>
-          <w:lang w:val="pt_PT" w:bidi="pt_PT"/>
-        </w:rPr>
-      </w:r>
-      <w:r>
-        <w:rPr>
           <w:b/>
           <w:lang w:val="pt_PT" w:bidi="pt_PT"/>
         </w:rPr>
@@ -53896,20 +49715,6 @@
       </w:r>
       <w:r>
         <w:rPr>
-          <w:lang w:val="pt_PT" w:bidi="pt_PT"/>
-        </w:rPr>
-        <w:t>נָלִ֖ינָה בַּ⁠כְּפָרִֽים</w:t>
-      </w:r>
-    </w:p>
-    <w:p>
-      <w:pPr/>
-      <w:r>
-        <w:rPr>
-          <w:lang w:val="pt_PT" w:bidi="pt_PT"/>
-        </w:rPr>
-      </w:r>
-      <w:r>
-        <w:rPr>
           <w:b/>
           <w:lang w:val="pt_PT" w:bidi="pt_PT"/>
         </w:rPr>
@@ -53973,20 +49778,6 @@
       </w:r>
       <w:r>
         <w:rPr>
-          <w:lang w:val="pt_PT" w:bidi="pt_PT"/>
-        </w:rPr>
-        <w:t>בַּ⁠כְּפָרִֽים</w:t>
-      </w:r>
-    </w:p>
-    <w:p>
-      <w:pPr/>
-      <w:r>
-        <w:rPr>
-          <w:lang w:val="pt_PT" w:bidi="pt_PT"/>
-        </w:rPr>
-      </w:r>
-      <w:r>
-        <w:rPr>
           <w:b/>
           <w:lang w:val="pt_PT" w:bidi="pt_PT"/>
         </w:rPr>
@@ -54032,7 +49823,7 @@
         </w:rPr>
         <w:t xml:space="preserve"> conforme modelado pela tradução da NTLH; (2) “entre os arbustos de hena” (arbustos de henna produzem flores). Se você escolher esta opção, veja como traduziu a frase “flores de campo” em </w:t>
       </w:r>
-      <w:hyperlink r:id="rId50">
+      <w:hyperlink r:id="rId48">
         <w:r>
           <w:rPr>
             <w:lang w:val="pt_PT" w:bidi="pt_PT"/>
@@ -54114,20 +49905,6 @@
       </w:r>
       <w:r>
         <w:rPr>
-          <w:lang w:val="pt_PT" w:bidi="pt_PT"/>
-        </w:rPr>
-        <w:t>נַשְׁכִּ֨ימָה֙</w:t>
-      </w:r>
-    </w:p>
-    <w:p>
-      <w:pPr/>
-      <w:r>
-        <w:rPr>
-          <w:lang w:val="pt_PT" w:bidi="pt_PT"/>
-        </w:rPr>
-      </w:r>
-      <w:r>
-        <w:rPr>
           <w:b/>
           <w:lang w:val="pt_PT" w:bidi="pt_PT"/>
         </w:rPr>
@@ -54306,7 +50083,7 @@
         </w:rPr>
         <w:t xml:space="preserve">Veja como você traduziu a frase semelhante "as parreiras estavam brotando" em </w:t>
       </w:r>
-      <w:hyperlink r:id="rId69">
+      <w:hyperlink r:id="rId67">
         <w:r>
           <w:rPr>
             <w:lang w:val="pt_PT" w:bidi="pt_PT"/>
@@ -54368,20 +50145,6 @@
       </w:r>
       <w:r>
         <w:rPr>
-          <w:lang w:val="pt_PT" w:bidi="pt_PT"/>
-        </w:rPr>
-        <w:t>פָּֽרְחָ֤ה הַ⁠גֶּ֨פֶן֙</w:t>
-      </w:r>
-    </w:p>
-    <w:p>
-      <w:pPr/>
-      <w:r>
-        <w:rPr>
-          <w:lang w:val="pt_PT" w:bidi="pt_PT"/>
-        </w:rPr>
-      </w:r>
-      <w:r>
-        <w:rPr>
           <w:b/>
           <w:lang w:val="pt_PT" w:bidi="pt_PT"/>
         </w:rPr>
@@ -54401,7 +50164,7 @@
         </w:rPr>
         <w:t xml:space="preserve">Veja como você traduziu a frase semelhante “se as romãzeiras estavam em flor” em </w:t>
       </w:r>
-      <w:hyperlink r:id="rId69">
+      <w:hyperlink r:id="rId67">
         <w:r>
           <w:rPr>
             <w:lang w:val="pt_PT" w:bidi="pt_PT"/>
@@ -54777,20 +50540,6 @@
       </w:r>
       <w:r>
         <w:rPr>
-          <w:lang w:val="pt_PT" w:bidi="pt_PT"/>
-        </w:rPr>
-        <w:t>וְ⁠עַל־פְּתָחֵ֨י⁠נוּ֙ כָּל־מְגָדִ֔ים</w:t>
-      </w:r>
-    </w:p>
-    <w:p>
-      <w:pPr/>
-      <w:r>
-        <w:rPr>
-          <w:lang w:val="pt_PT" w:bidi="pt_PT"/>
-        </w:rPr>
-      </w:r>
-      <w:r>
-        <w:rPr>
           <w:b/>
           <w:lang w:val="pt_PT" w:bidi="pt_PT"/>
         </w:rPr>
@@ -54950,20 +50699,6 @@
       </w:r>
       <w:r>
         <w:rPr>
-          <w:lang w:val="pt_PT" w:bidi="pt_PT"/>
-        </w:rPr>
-        <w:t>דּוֹדִ֖⁠י צָפַ֥נְתִּי לָֽ⁠ךְ</w:t>
-      </w:r>
-    </w:p>
-    <w:p>
-      <w:pPr/>
-      <w:r>
-        <w:rPr>
-          <w:lang w:val="pt_PT" w:bidi="pt_PT"/>
-        </w:rPr>
-      </w:r>
-      <w:r>
-        <w:rPr>
           <w:b/>
           <w:lang w:val="pt_PT" w:bidi="pt_PT"/>
         </w:rPr>
@@ -55075,7 +50810,7 @@
         </w:rPr>
         <w:t xml:space="preserve">O significado de </w:t>
       </w:r>
-      <w:hyperlink r:id="rId70">
+      <w:hyperlink r:id="rId68">
         <w:r>
           <w:rPr>
             <w:lang w:val="pt_PT" w:bidi="pt_PT"/>
@@ -55101,7 +50836,7 @@
         </w:rPr>
         <w:t xml:space="preserve">Os três possíveis significados de </w:t>
       </w:r>
-      <w:hyperlink r:id="rId70">
+      <w:hyperlink r:id="rId68">
         <w:r>
           <w:rPr>
             <w:lang w:val="pt_PT" w:bidi="pt_PT"/>
@@ -55119,7 +50854,7 @@
         </w:rPr>
         <w:t xml:space="preserve"> são: (1) que a mulher está falando de si mesma como um vinhedo, dizendo que seu vinhedo é só dela, e se comparando ao vinhedo de Salomão (discutido em </w:t>
       </w:r>
-      <w:hyperlink r:id="rId71">
+      <w:hyperlink r:id="rId69">
         <w:r>
           <w:rPr>
             <w:lang w:val="pt_PT" w:bidi="pt_PT"/>
@@ -55137,7 +50872,7 @@
         </w:rPr>
         <w:t xml:space="preserve">), afirmando que Salomão pode ficar com os lucros de seu vinhedo e seus guardiões podem ficar com sua parte dos lucros daquele vinhedo. Esta é a interpretação da tradução literal; (2) que a mulher está falando de si mesma como um vinhedo, dizendo que seu vinhedo é só dela, mas que o homem que ela ama e chama de Salomão pode ter livremente o vinhedo (ela) porque ela escolhe se entregar livremente a ele; (3) que o homem está falando da mulher que ama como um vinhedo, dizendo que seu vinhedo (a mulher que ama) é só dele, e se comparando ao vinhedo de Salomão (discutido em </w:t>
       </w:r>
-      <w:hyperlink r:id="rId71">
+      <w:hyperlink r:id="rId69">
         <w:r>
           <w:rPr>
             <w:lang w:val="pt_PT" w:bidi="pt_PT"/>
@@ -55199,20 +50934,6 @@
       </w:r>
       <w:r>
         <w:rPr>
-          <w:lang w:val="pt_PT" w:bidi="pt_PT"/>
-        </w:rPr>
-        <w:t>מִ֤י יִתֶּנְ⁠ךָ֙ כְּ⁠אָ֣ח לִ֔⁠י יוֹנֵ֖ק שְׁדֵ֣י אִמִּ֑⁠י</w:t>
-      </w:r>
-    </w:p>
-    <w:p>
-      <w:pPr/>
-      <w:r>
-        <w:rPr>
-          <w:lang w:val="pt_PT" w:bidi="pt_PT"/>
-        </w:rPr>
-      </w:r>
-      <w:r>
-        <w:rPr>
           <w:b/>
           <w:lang w:val="pt_PT" w:bidi="pt_PT"/>
         </w:rPr>
@@ -55459,20 +51180,6 @@
       </w:r>
       <w:r>
         <w:rPr>
-          <w:lang w:val="pt_PT" w:bidi="pt_PT"/>
-        </w:rPr>
-        <w:t>מִ֤י יִתֶּנְ⁠ךָ֙ כְּ⁠אָ֣ח לִ֔⁠י יוֹנֵ֖ק שְׁדֵ֣י אִמִּ֑⁠י</w:t>
-      </w:r>
-    </w:p>
-    <w:p>
-      <w:pPr/>
-      <w:r>
-        <w:rPr>
-          <w:lang w:val="pt_PT" w:bidi="pt_PT"/>
-        </w:rPr>
-      </w:r>
-      <w:r>
-        <w:rPr>
           <w:b/>
           <w:lang w:val="pt_PT" w:bidi="pt_PT"/>
         </w:rPr>
@@ -55596,20 +51303,6 @@
       </w:r>
       <w:r>
         <w:rPr>
-          <w:lang w:val="pt_PT" w:bidi="pt_PT"/>
-        </w:rPr>
-        <w:t>גַּ֖ם</w:t>
-      </w:r>
-    </w:p>
-    <w:p>
-      <w:pPr/>
-      <w:r>
-        <w:rPr>
-          <w:lang w:val="pt_PT" w:bidi="pt_PT"/>
-        </w:rPr>
-      </w:r>
-      <w:r>
-        <w:rPr>
           <w:b/>
           <w:lang w:val="pt_PT" w:bidi="pt_PT"/>
         </w:rPr>
@@ -55706,20 +51399,6 @@
       </w:r>
       <w:r>
         <w:rPr>
-          <w:lang w:val="pt_PT" w:bidi="pt_PT"/>
-        </w:rPr>
-        <w:t>לֹא־יָב֥וּזוּ לִֽ⁠י</w:t>
-      </w:r>
-    </w:p>
-    <w:p>
-      <w:pPr/>
-      <w:r>
-        <w:rPr>
-          <w:lang w:val="pt_PT" w:bidi="pt_PT"/>
-        </w:rPr>
-      </w:r>
-      <w:r>
-        <w:rPr>
           <w:b/>
           <w:lang w:val="pt_PT" w:bidi="pt_PT"/>
         </w:rPr>
@@ -55842,20 +51521,6 @@
       </w:r>
       <w:r>
         <w:rPr>
-          <w:lang w:val="pt_PT" w:bidi="pt_PT"/>
-        </w:rPr>
-        <w:t>אֶֽמְצָאֲ⁠ךָ֤ בַ⁠חוּץ֙ אֶשָׁ֣קְ⁠ךָ֔ גַּ֖ם לֹא־יָב֥וּזוּ לִֽ⁠י׃ אֶנְהָֽגֲ⁠ךָ֗ אֲבִֽיאֲ⁠ךָ֛ אֶל־בֵּ֥ית אִמִּ֖⁠י תְּלַמְּדֵ֑⁠נִי אַשְׁקְ⁠ךָ֙ מִ⁠יַּ֣יִן הָ⁠רֶ֔קַח מֵ⁠עֲסִ֖יס רִמֹּנִֽ⁠י</w:t>
-      </w:r>
-    </w:p>
-    <w:p>
-      <w:pPr/>
-      <w:r>
-        <w:rPr>
-          <w:lang w:val="pt_PT" w:bidi="pt_PT"/>
-        </w:rPr>
-      </w:r>
-      <w:r>
-        <w:rPr>
           <w:b/>
           <w:lang w:val="pt_PT" w:bidi="pt_PT"/>
         </w:rPr>
@@ -55992,20 +51657,6 @@
       </w:r>
       <w:r>
         <w:rPr>
-          <w:lang w:val="pt_PT" w:bidi="pt_PT"/>
-        </w:rPr>
-        <w:t>אֲבִֽיאֲ⁠ךָ֛ אֶל־בֵּ֥ית אִמִּ֖⁠י</w:t>
-      </w:r>
-    </w:p>
-    <w:p>
-      <w:pPr/>
-      <w:r>
-        <w:rPr>
-          <w:lang w:val="pt_PT" w:bidi="pt_PT"/>
-        </w:rPr>
-      </w:r>
-      <w:r>
-        <w:rPr>
           <w:b/>
           <w:lang w:val="pt_PT" w:bidi="pt_PT"/>
         </w:rPr>
@@ -56052,7 +51703,7 @@
         </w:rPr>
         <w:t xml:space="preserve">em </w:t>
       </w:r>
-      <w:hyperlink r:id="rId32">
+      <w:hyperlink r:id="rId30">
         <w:r>
           <w:rPr>
             <w:lang w:val="pt_PT" w:bidi="pt_PT"/>
@@ -56134,20 +51785,6 @@
       </w:r>
       <w:r>
         <w:rPr>
-          <w:lang w:val="pt_PT" w:bidi="pt_PT"/>
-        </w:rPr>
-        <w:t>אֲבִֽיאֲ⁠ךָ֛ אֶל־בֵּ֥ית אִמִּ֖⁠י תְּלַמְּדֵ֑⁠נִי</w:t>
-      </w:r>
-    </w:p>
-    <w:p>
-      <w:pPr/>
-      <w:r>
-        <w:rPr>
-          <w:lang w:val="pt_PT" w:bidi="pt_PT"/>
-        </w:rPr>
-      </w:r>
-      <w:r>
-        <w:rPr>
           <w:b/>
           <w:lang w:val="pt_PT" w:bidi="pt_PT"/>
         </w:rPr>
@@ -56225,20 +51862,6 @@
       </w:r>
       <w:r>
         <w:rPr>
-          <w:lang w:val="pt_PT" w:bidi="pt_PT"/>
-        </w:rPr>
-        <w:t>אַשְׁקְ⁠ךָ֙ מִ⁠יַּ֣יִן הָ⁠רֶ֔קַח</w:t>
-      </w:r>
-    </w:p>
-    <w:p>
-      <w:pPr/>
-      <w:r>
-        <w:rPr>
-          <w:lang w:val="pt_PT" w:bidi="pt_PT"/>
-        </w:rPr>
-      </w:r>
-      <w:r>
-        <w:rPr>
           <w:b/>
           <w:lang w:val="pt_PT" w:bidi="pt_PT"/>
         </w:rPr>
@@ -56395,7 +52018,7 @@
         </w:rPr>
         <w:t xml:space="preserve">em </w:t>
       </w:r>
-      <w:hyperlink r:id="rId72">
+      <w:hyperlink r:id="rId70">
         <w:r>
           <w:rPr>
             <w:lang w:val="pt_PT" w:bidi="pt_PT"/>
@@ -56477,20 +52100,6 @@
       </w:r>
       <w:r>
         <w:rPr>
-          <w:lang w:val="pt_PT" w:bidi="pt_PT"/>
-        </w:rPr>
-        <w:t>אַשְׁקְ⁠ךָ֙ מִ⁠יַּ֣יִן הָ⁠רֶ֔קַח מֵ⁠עֲסִ֖יס רִמֹּנִֽ⁠י</w:t>
-      </w:r>
-    </w:p>
-    <w:p>
-      <w:pPr/>
-      <w:r>
-        <w:rPr>
-          <w:lang w:val="pt_PT" w:bidi="pt_PT"/>
-        </w:rPr>
-      </w:r>
-      <w:r>
-        <w:rPr>
           <w:b/>
           <w:lang w:val="pt_PT" w:bidi="pt_PT"/>
         </w:rPr>
@@ -56614,20 +52223,6 @@
       </w:r>
       <w:r>
         <w:rPr>
-          <w:lang w:val="pt_PT" w:bidi="pt_PT"/>
-        </w:rPr>
-        <w:t>מֵ⁠עֲסִ֖יס רִמֹּנִֽ⁠י</w:t>
-      </w:r>
-    </w:p>
-    <w:p>
-      <w:pPr/>
-      <w:r>
-        <w:rPr>
-          <w:lang w:val="pt_PT" w:bidi="pt_PT"/>
-        </w:rPr>
-      </w:r>
-      <w:r>
-        <w:rPr>
           <w:b/>
           <w:lang w:val="pt_PT" w:bidi="pt_PT"/>
         </w:rPr>
@@ -56757,7 +52352,7 @@
         </w:rPr>
         <w:t xml:space="preserve">Este versículo é idêntico a </w:t>
       </w:r>
-      <w:hyperlink r:id="rId73">
+      <w:hyperlink r:id="rId71">
         <w:r>
           <w:rPr>
             <w:lang w:val="pt_PT" w:bidi="pt_PT"/>
@@ -56775,7 +52370,7 @@
         </w:rPr>
         <w:t xml:space="preserve">. Traduza este versículo exatamente como você traduziu </w:t>
       </w:r>
-      <w:hyperlink r:id="rId73">
+      <w:hyperlink r:id="rId71">
         <w:r>
           <w:rPr>
             <w:lang w:val="pt_PT" w:bidi="pt_PT"/>
@@ -56890,7 +52485,7 @@
         </w:rPr>
         <w:t xml:space="preserve">Além de excluir a frase “pelas gazelas ou pelas corças selvagens”, este versículo é quase idêntico a </w:t>
       </w:r>
-      <w:hyperlink r:id="rId28">
+      <w:hyperlink r:id="rId26">
         <w:r>
           <w:rPr>
             <w:lang w:val="pt_PT" w:bidi="pt_PT"/>
@@ -56908,7 +52503,7 @@
         </w:rPr>
         <w:t xml:space="preserve">. Você deve traduzir este versículo de maneira semelhante à tradução de </w:t>
       </w:r>
-      <w:hyperlink r:id="rId28">
+      <w:hyperlink r:id="rId26">
         <w:r>
           <w:rPr>
             <w:lang w:val="pt_PT" w:bidi="pt_PT"/>
@@ -56990,20 +52585,6 @@
       </w:r>
       <w:r>
         <w:rPr>
-          <w:lang w:val="pt_PT" w:bidi="pt_PT"/>
-        </w:rPr>
-        <w:t>מִ֣י זֹ֗את עֹלָה֙ מִן־הַ⁠מִּדְבָּ֔ר מִתְרַפֶּ֖קֶת עַל־דּוֹדָ֑⁠הּ</w:t>
-      </w:r>
-    </w:p>
-    <w:p>
-      <w:pPr/>
-      <w:r>
-        <w:rPr>
-          <w:lang w:val="pt_PT" w:bidi="pt_PT"/>
-        </w:rPr>
-      </w:r>
-      <w:r>
-        <w:rPr>
           <w:b/>
           <w:lang w:val="pt_PT" w:bidi="pt_PT"/>
         </w:rPr>
@@ -57333,20 +52914,6 @@
       </w:r>
       <w:r>
         <w:rPr>
-          <w:lang w:val="pt_PT" w:bidi="pt_PT"/>
-        </w:rPr>
-        <w:t>עֹלָה֙</w:t>
-      </w:r>
-    </w:p>
-    <w:p>
-      <w:pPr/>
-      <w:r>
-        <w:rPr>
-          <w:lang w:val="pt_PT" w:bidi="pt_PT"/>
-        </w:rPr>
-      </w:r>
-      <w:r>
-        <w:rPr>
           <w:b/>
           <w:lang w:val="pt_PT" w:bidi="pt_PT"/>
         </w:rPr>
@@ -57475,7 +53042,7 @@
         </w:rPr>
         <w:t xml:space="preserve"> em </w:t>
       </w:r>
-      <w:hyperlink r:id="rId26">
+      <w:hyperlink r:id="rId24">
         <w:r>
           <w:rPr>
             <w:lang w:val="pt_PT" w:bidi="pt_PT"/>
@@ -57557,20 +53124,6 @@
       </w:r>
       <w:r>
         <w:rPr>
-          <w:lang w:val="pt_PT" w:bidi="pt_PT"/>
-        </w:rPr>
-        <w:t>חִבְּלַ֣תְ⁠ךָ</w:t>
-      </w:r>
-    </w:p>
-    <w:p>
-      <w:pPr/>
-      <w:r>
-        <w:rPr>
-          <w:lang w:val="pt_PT" w:bidi="pt_PT"/>
-        </w:rPr>
-      </w:r>
-      <w:r>
-        <w:rPr>
           <w:b/>
           <w:lang w:val="pt_PT" w:bidi="pt_PT"/>
         </w:rPr>
@@ -57641,20 +53194,6 @@
       </w:r>
       <w:r>
         <w:rPr>
-          <w:lang w:val="pt_PT" w:bidi="pt_PT"/>
-        </w:rPr>
-        <w:t>תַּ֤חַת הַ⁠תַּפּ֨וּחַ֙ עֽוֹרַרְתִּ֔י⁠ךָ שָׁ֚מָּ⁠ה חִבְּלַ֣תְ⁠ךָ אִמֶּ֔⁠ךָ שָׁ֖מָּ⁠ה חִבְּלָ֥ה יְלָדַֽתְ⁠ךָ׃ שִׂימֵ֨⁠נִי כַֽ⁠חוֹתָ֜ם עַל־לִבֶּ֗⁠ךָ כַּֽ⁠חוֹתָם֙ עַל־זְרוֹעֶ֔⁠ךָ כִּֽי־עַזָּ֤ה כַ⁠מָּ֨וֶת֙ אַהֲבָ֔ה קָשָׁ֥ה כִ⁠שְׁא֖וֹל קִנְאָ֑ה רְשָׁפֶ֕י⁠הָ רִשְׁפֵּ֕י אֵ֖שׁ שַׁלְהֶ֥בֶתְ יָֽה׃ מַ֣יִם רַבִּ֗ים לֹ֤א יֽוּכְלוּ֙ לְ⁠כַבּ֣וֹת אֶת־הָֽ⁠אַהֲבָ֔ה וּ⁠נְהָר֖וֹת לֹ֣א יִשְׁטְפ֑וּ⁠הָ אִם־יִתֵּ֨ן אִ֜ישׁ אֶת־כָּל־ה֤וֹן בֵּית⁠וֹ֙ בָּ⁠אַהֲבָ֔ה בּ֖וֹז יָב֥וּזוּ לֽ⁠וֹ</w:t>
-      </w:r>
-    </w:p>
-    <w:p>
-      <w:pPr/>
-      <w:r>
-        <w:rPr>
-          <w:lang w:val="pt_PT" w:bidi="pt_PT"/>
-        </w:rPr>
-      </w:r>
-      <w:r>
-        <w:rPr>
           <w:b/>
           <w:lang w:val="pt_PT" w:bidi="pt_PT"/>
         </w:rPr>
@@ -57972,20 +53511,6 @@
       </w:r>
       <w:r>
         <w:rPr>
-          <w:lang w:val="pt_PT" w:bidi="pt_PT"/>
-        </w:rPr>
-        <w:t>כַּֽ⁠חוֹתָם֙ עַל־זְרוֹעֶ֔⁠ךָ</w:t>
-      </w:r>
-    </w:p>
-    <w:p>
-      <w:pPr/>
-      <w:r>
-        <w:rPr>
-          <w:lang w:val="pt_PT" w:bidi="pt_PT"/>
-        </w:rPr>
-      </w:r>
-      <w:r>
-        <w:rPr>
           <w:b/>
           <w:lang w:val="pt_PT" w:bidi="pt_PT"/>
         </w:rPr>
@@ -58135,20 +53660,6 @@
       </w:r>
       <w:r>
         <w:rPr>
-          <w:lang w:val="pt_PT" w:bidi="pt_PT"/>
-        </w:rPr>
-        <w:t>כַּֽ⁠חוֹתָם֙ עַל־זְרוֹעֶ֔⁠ךָ</w:t>
-      </w:r>
-    </w:p>
-    <w:p>
-      <w:pPr/>
-      <w:r>
-        <w:rPr>
-          <w:lang w:val="pt_PT" w:bidi="pt_PT"/>
-        </w:rPr>
-      </w:r>
-      <w:r>
-        <w:rPr>
           <w:b/>
           <w:lang w:val="pt_PT" w:bidi="pt_PT"/>
         </w:rPr>
@@ -58537,20 +54048,6 @@
       </w:r>
       <w:r>
         <w:rPr>
-          <w:lang w:val="pt_PT" w:bidi="pt_PT"/>
-        </w:rPr>
-        <w:t>קָשָׁ֥ה כִ⁠שְׁא֖וֹל קִנְאָ֑ה</w:t>
-      </w:r>
-    </w:p>
-    <w:p>
-      <w:pPr/>
-      <w:r>
-        <w:rPr>
-          <w:lang w:val="pt_PT" w:bidi="pt_PT"/>
-        </w:rPr>
-      </w:r>
-      <w:r>
-        <w:rPr>
           <w:b/>
           <w:lang w:val="pt_PT" w:bidi="pt_PT"/>
         </w:rPr>
@@ -58758,20 +54255,6 @@
       </w:r>
       <w:r>
         <w:rPr>
-          <w:lang w:val="pt_PT" w:bidi="pt_PT"/>
-        </w:rPr>
-        <w:t>כִ⁠שְׁא֖וֹל</w:t>
-      </w:r>
-    </w:p>
-    <w:p>
-      <w:pPr/>
-      <w:r>
-        <w:rPr>
-          <w:lang w:val="pt_PT" w:bidi="pt_PT"/>
-        </w:rPr>
-      </w:r>
-      <w:r>
-        <w:rPr>
           <w:b/>
           <w:lang w:val="pt_PT" w:bidi="pt_PT"/>
         </w:rPr>
@@ -58894,20 +54377,6 @@
       </w:r>
       <w:r>
         <w:rPr>
-          <w:lang w:val="pt_PT" w:bidi="pt_PT"/>
-        </w:rPr>
-        <w:t>רְשָׁפֶ֕י⁠הָ רִשְׁפֵּ֕י אֵ֖שׁ שַׁלְהֶ֥בֶתְ יָֽה</w:t>
-      </w:r>
-    </w:p>
-    <w:p>
-      <w:pPr/>
-      <w:r>
-        <w:rPr>
-          <w:lang w:val="pt_PT" w:bidi="pt_PT"/>
-        </w:rPr>
-      </w:r>
-      <w:r>
-        <w:rPr>
           <w:b/>
           <w:lang w:val="pt_PT" w:bidi="pt_PT"/>
         </w:rPr>
@@ -59101,20 +54570,6 @@
       </w:r>
       <w:r>
         <w:rPr>
-          <w:lang w:val="pt_PT" w:bidi="pt_PT"/>
-        </w:rPr>
-        <w:t>מַ֣יִם רַבִּ֗ים לֹ֤א יֽוּכְלוּ֙ לְ⁠כַבּ֣וֹת אֶת־הָֽ⁠אַהֲבָ֔ה וּ⁠נְהָר֖וֹת לֹ֣א יִשְׁטְפ֑וּ⁠הָ</w:t>
-      </w:r>
-    </w:p>
-    <w:p>
-      <w:pPr/>
-      <w:r>
-        <w:rPr>
-          <w:lang w:val="pt_PT" w:bidi="pt_PT"/>
-        </w:rPr>
-      </w:r>
-      <w:r>
-        <w:rPr>
           <w:b/>
           <w:lang w:val="pt_PT" w:bidi="pt_PT"/>
         </w:rPr>
@@ -59277,20 +54732,6 @@
       </w:r>
       <w:r>
         <w:rPr>
-          <w:lang w:val="pt_PT" w:bidi="pt_PT"/>
-        </w:rPr>
-        <w:t>מַ֣יִם רַבִּ֗ים לֹ֤א יֽוּכְלוּ֙ לְ⁠כַבּ֣וֹת אֶת־הָֽ⁠אַהֲבָ֔ה וּ⁠נְהָר֖וֹת לֹ֣א יִשְׁטְפ֑וּ⁠הָ</w:t>
-      </w:r>
-    </w:p>
-    <w:p>
-      <w:pPr/>
-      <w:r>
-        <w:rPr>
-          <w:lang w:val="pt_PT" w:bidi="pt_PT"/>
-        </w:rPr>
-      </w:r>
-      <w:r>
-        <w:rPr>
           <w:b/>
           <w:lang w:val="pt_PT" w:bidi="pt_PT"/>
         </w:rPr>
@@ -59464,20 +54905,6 @@
       </w:r>
       <w:r>
         <w:rPr>
-          <w:lang w:val="pt_PT" w:bidi="pt_PT"/>
-        </w:rPr>
-        <w:t>אִם־יִתֵּ֨ן אִ֜ישׁ אֶת־כָּל־ה֤וֹן בֵּית⁠וֹ֙ בָּ⁠אַהֲבָ֔ה בּ֖וֹז יָב֥וּזוּ לֽ⁠וֹ</w:t>
-      </w:r>
-    </w:p>
-    <w:p>
-      <w:pPr/>
-      <w:r>
-        <w:rPr>
-          <w:lang w:val="pt_PT" w:bidi="pt_PT"/>
-        </w:rPr>
-      </w:r>
-      <w:r>
-        <w:rPr>
           <w:b/>
           <w:lang w:val="pt_PT" w:bidi="pt_PT"/>
         </w:rPr>
@@ -59575,20 +55002,6 @@
       </w:r>
       <w:r>
         <w:rPr>
-          <w:lang w:val="pt_PT" w:bidi="pt_PT"/>
-        </w:rPr>
-        <w:t>בָּ⁠אַהֲבָ֔ה</w:t>
-      </w:r>
-    </w:p>
-    <w:p>
-      <w:pPr/>
-      <w:r>
-        <w:rPr>
-          <w:lang w:val="pt_PT" w:bidi="pt_PT"/>
-        </w:rPr>
-      </w:r>
-      <w:r>
-        <w:rPr>
           <w:b/>
           <w:lang w:val="pt_PT" w:bidi="pt_PT"/>
         </w:rPr>
@@ -59652,20 +55065,6 @@
       </w:r>
       <w:r>
         <w:rPr>
-          <w:lang w:val="pt_PT" w:bidi="pt_PT"/>
-        </w:rPr>
-        <w:t>לֽ⁠וֹ</w:t>
-      </w:r>
-    </w:p>
-    <w:p>
-      <w:pPr/>
-      <w:r>
-        <w:rPr>
-          <w:lang w:val="pt_PT" w:bidi="pt_PT"/>
-        </w:rPr>
-      </w:r>
-      <w:r>
-        <w:rPr>
           <w:b/>
           <w:lang w:val="pt_PT" w:bidi="pt_PT"/>
         </w:rPr>
@@ -59789,20 +55188,6 @@
       </w:r>
       <w:r>
         <w:rPr>
-          <w:lang w:val="pt_PT" w:bidi="pt_PT"/>
-        </w:rPr>
-        <w:t>קְטַנָּ֔ה</w:t>
-      </w:r>
-    </w:p>
-    <w:p>
-      <w:pPr/>
-      <w:r>
-        <w:rPr>
-          <w:lang w:val="pt_PT" w:bidi="pt_PT"/>
-        </w:rPr>
-      </w:r>
-      <w:r>
-        <w:rPr>
           <w:b/>
           <w:lang w:val="pt_PT" w:bidi="pt_PT"/>
         </w:rPr>
@@ -59899,20 +55284,6 @@
       </w:r>
       <w:r>
         <w:rPr>
-          <w:lang w:val="pt_PT" w:bidi="pt_PT"/>
-        </w:rPr>
-        <w:t>וְ⁠שָׁדַ֖יִם אֵ֣ין לָ֑⁠הּ</w:t>
-      </w:r>
-    </w:p>
-    <w:p>
-      <w:pPr/>
-      <w:r>
-        <w:rPr>
-          <w:lang w:val="pt_PT" w:bidi="pt_PT"/>
-        </w:rPr>
-      </w:r>
-      <w:r>
-        <w:rPr>
           <w:b/>
           <w:lang w:val="pt_PT" w:bidi="pt_PT"/>
         </w:rPr>
@@ -60215,20 +55586,6 @@
       </w:r>
       <w:r>
         <w:rPr>
-          <w:lang w:val="pt_PT" w:bidi="pt_PT"/>
-        </w:rPr>
-        <w:t>שֶׁ⁠יְּדֻבַּר־בָּֽ⁠הּ</w:t>
-      </w:r>
-    </w:p>
-    <w:p>
-      <w:pPr/>
-      <w:r>
-        <w:rPr>
-          <w:lang w:val="pt_PT" w:bidi="pt_PT"/>
-        </w:rPr>
-      </w:r>
-      <w:r>
-        <w:rPr>
           <w:b/>
           <w:lang w:val="pt_PT" w:bidi="pt_PT"/>
         </w:rPr>
@@ -60435,20 +55792,6 @@
       </w:r>
       <w:r>
         <w:rPr>
-          <w:lang w:val="pt_PT" w:bidi="pt_PT"/>
-        </w:rPr>
-        <w:t>וְ⁠אִם־דֶּ֣לֶת הִ֔יא נָצ֥וּר עָלֶ֖י⁠הָ ל֥וּחַ אָֽרֶז</w:t>
-      </w:r>
-    </w:p>
-    <w:p>
-      <w:pPr/>
-      <w:r>
-        <w:rPr>
-          <w:lang w:val="pt_PT" w:bidi="pt_PT"/>
-        </w:rPr>
-      </w:r>
-      <w:r>
-        <w:rPr>
           <w:b/>
           <w:lang w:val="pt_PT" w:bidi="pt_PT"/>
         </w:rPr>
@@ -60746,20 +56089,6 @@
       </w:r>
       <w:r>
         <w:rPr>
-          <w:lang w:val="pt_PT" w:bidi="pt_PT"/>
-        </w:rPr>
-        <w:t>אֲנִ֣י חוֹמָ֔ה וְ⁠שָׁדַ֖⁠י כַּ⁠מִּגְדָּל֑וֹת אָ֛ז הָיִ֥יתִי בְ⁠עֵינָ֖י⁠ו כְּ⁠מוֹצְאֵ֥ת שָׁלֽוֹם</w:t>
-      </w:r>
-    </w:p>
-    <w:p>
-      <w:pPr/>
-      <w:r>
-        <w:rPr>
-          <w:lang w:val="pt_PT" w:bidi="pt_PT"/>
-        </w:rPr>
-      </w:r>
-      <w:r>
-        <w:rPr>
           <w:b/>
           <w:lang w:val="pt_PT" w:bidi="pt_PT"/>
         </w:rPr>
@@ -60857,20 +56186,6 @@
       </w:r>
       <w:r>
         <w:rPr>
-          <w:lang w:val="pt_PT" w:bidi="pt_PT"/>
-        </w:rPr>
-        <w:t>אֲנִ֣י חוֹמָ֔ה</w:t>
-      </w:r>
-    </w:p>
-    <w:p>
-      <w:pPr/>
-      <w:r>
-        <w:rPr>
-          <w:lang w:val="pt_PT" w:bidi="pt_PT"/>
-        </w:rPr>
-      </w:r>
-      <w:r>
-        <w:rPr>
           <w:b/>
           <w:lang w:val="pt_PT" w:bidi="pt_PT"/>
         </w:rPr>
@@ -60981,20 +56296,6 @@
       </w:r>
       <w:r>
         <w:rPr>
-          <w:lang w:val="pt_PT" w:bidi="pt_PT"/>
-        </w:rPr>
-        <w:t>וְ⁠שָׁדַ֖⁠י</w:t>
-      </w:r>
-    </w:p>
-    <w:p>
-      <w:pPr/>
-      <w:r>
-        <w:rPr>
-          <w:lang w:val="pt_PT" w:bidi="pt_PT"/>
-        </w:rPr>
-      </w:r>
-      <w:r>
-        <w:rPr>
           <w:b/>
           <w:lang w:val="pt_PT" w:bidi="pt_PT"/>
         </w:rPr>
@@ -61182,20 +56483,6 @@
       </w:r>
       <w:r>
         <w:rPr>
-          <w:lang w:val="pt_PT" w:bidi="pt_PT"/>
-        </w:rPr>
-        <w:t>אָ֛ז</w:t>
-      </w:r>
-    </w:p>
-    <w:p>
-      <w:pPr/>
-      <w:r>
-        <w:rPr>
-          <w:lang w:val="pt_PT" w:bidi="pt_PT"/>
-        </w:rPr>
-      </w:r>
-      <w:r>
-        <w:rPr>
           <w:b/>
           <w:lang w:val="pt_PT" w:bidi="pt_PT"/>
         </w:rPr>
@@ -61292,20 +56579,6 @@
       </w:r>
       <w:r>
         <w:rPr>
-          <w:lang w:val="pt_PT" w:bidi="pt_PT"/>
-        </w:rPr>
-        <w:t>הָיִ֥יתִי בְ⁠עֵינָ֖י⁠ו</w:t>
-      </w:r>
-    </w:p>
-    <w:p>
-      <w:pPr/>
-      <w:r>
-        <w:rPr>
-          <w:lang w:val="pt_PT" w:bidi="pt_PT"/>
-        </w:rPr>
-      </w:r>
-      <w:r>
-        <w:rPr>
           <w:b/>
           <w:lang w:val="pt_PT" w:bidi="pt_PT"/>
         </w:rPr>
@@ -61429,20 +56702,6 @@
       </w:r>
       <w:r>
         <w:rPr>
-          <w:lang w:val="pt_PT" w:bidi="pt_PT"/>
-        </w:rPr>
-        <w:t>כְּ⁠מוֹצְאֵ֥ת</w:t>
-      </w:r>
-    </w:p>
-    <w:p>
-      <w:pPr/>
-      <w:r>
-        <w:rPr>
-          <w:lang w:val="pt_PT" w:bidi="pt_PT"/>
-        </w:rPr>
-      </w:r>
-      <w:r>
-        <w:rPr>
           <w:b/>
           <w:lang w:val="pt_PT" w:bidi="pt_PT"/>
         </w:rPr>
@@ -61520,20 +56779,6 @@
       </w:r>
       <w:r>
         <w:rPr>
-          <w:lang w:val="pt_PT" w:bidi="pt_PT"/>
-        </w:rPr>
-        <w:t>הָיִ֥יתִי בְ⁠עֵינָ֖י⁠ו כְּ⁠מוֹצְאֵ֥ת שָׁלֽוֹם</w:t>
-      </w:r>
-    </w:p>
-    <w:p>
-      <w:pPr/>
-      <w:r>
-        <w:rPr>
-          <w:lang w:val="pt_PT" w:bidi="pt_PT"/>
-        </w:rPr>
-      </w:r>
-      <w:r>
-        <w:rPr>
           <w:b/>
           <w:lang w:val="pt_PT" w:bidi="pt_PT"/>
         </w:rPr>
@@ -61760,20 +57005,6 @@
       </w:r>
       <w:r>
         <w:rPr>
-          <w:lang w:val="pt_PT" w:bidi="pt_PT"/>
-        </w:rPr>
-        <w:t>לַ⁠נֹּטְרִ֑ים</w:t>
-      </w:r>
-    </w:p>
-    <w:p>
-      <w:pPr/>
-      <w:r>
-        <w:rPr>
-          <w:lang w:val="pt_PT" w:bidi="pt_PT"/>
-        </w:rPr>
-      </w:r>
-      <w:r>
-        <w:rPr>
           <w:b/>
           <w:lang w:val="pt_PT" w:bidi="pt_PT"/>
         </w:rPr>
@@ -61883,20 +57114,6 @@
       </w:r>
       <w:r>
         <w:rPr>
-          <w:lang w:val="pt_PT" w:bidi="pt_PT"/>
-        </w:rPr>
-        <w:t>נָתַ֥ן אֶת־הַ⁠כֶּ֖רֶם לַ⁠נֹּטְרִ֑ים</w:t>
-      </w:r>
-    </w:p>
-    <w:p>
-      <w:pPr/>
-      <w:r>
-        <w:rPr>
-          <w:lang w:val="pt_PT" w:bidi="pt_PT"/>
-        </w:rPr>
-      </w:r>
-      <w:r>
-        <w:rPr>
           <w:b/>
           <w:lang w:val="pt_PT" w:bidi="pt_PT"/>
         </w:rPr>
@@ -61974,20 +57191,6 @@
       </w:r>
       <w:r>
         <w:rPr>
-          <w:lang w:val="pt_PT" w:bidi="pt_PT"/>
-        </w:rPr>
-        <w:t>אִ֛ישׁ יָבִ֥א בְּ⁠פִרְי֖⁠וֹ אֶ֥לֶף כָּֽסֶף</w:t>
-      </w:r>
-    </w:p>
-    <w:p>
-      <w:pPr/>
-      <w:r>
-        <w:rPr>
-          <w:lang w:val="pt_PT" w:bidi="pt_PT"/>
-        </w:rPr>
-      </w:r>
-      <w:r>
-        <w:rPr>
           <w:b/>
           <w:lang w:val="pt_PT" w:bidi="pt_PT"/>
         </w:rPr>
@@ -62124,20 +57327,6 @@
       </w:r>
       <w:r>
         <w:rPr>
-          <w:lang w:val="pt_PT" w:bidi="pt_PT"/>
-        </w:rPr>
-        <w:t>אֶ֥לֶף כָּֽסֶף</w:t>
-      </w:r>
-    </w:p>
-    <w:p>
-      <w:pPr/>
-      <w:r>
-        <w:rPr>
-          <w:lang w:val="pt_PT" w:bidi="pt_PT"/>
-        </w:rPr>
-      </w:r>
-      <w:r>
-        <w:rPr>
           <w:b/>
           <w:lang w:val="pt_PT" w:bidi="pt_PT"/>
         </w:rPr>
@@ -62221,20 +57410,6 @@
       </w:r>
       <w:r>
         <w:rPr>
-          <w:lang w:val="pt_PT" w:bidi="pt_PT"/>
-        </w:rPr>
-        <w:t>כֶּ֣רֶם הָיָ֤ה לִ⁠שְׁלֹמֹה֙ בְּ⁠בַ֣עַל הָמ֔וֹן נָתַ֥ן אֶת־הַ⁠כֶּ֖רֶם לַ⁠נֹּטְרִ֑ים אִ֛ישׁ יָבִ֥א בְּ⁠פִרְי֖⁠וֹ אֶ֥לֶף כָּֽסֶף׃ כָּרְמִ֥⁠י שֶׁ⁠לִּ֖⁠י לְ⁠פָנָ֑⁠י הָ⁠אֶ֤לֶף לְ⁠ךָ֙ שְׁלֹמֹ֔ה וּ⁠מָאתַ֖יִם לְ⁠נֹטְרִ֥ים אֶת־פִּרְיֽ⁠וֹ</w:t>
-      </w:r>
-    </w:p>
-    <w:p>
-      <w:pPr/>
-      <w:r>
-        <w:rPr>
-          <w:lang w:val="pt_PT" w:bidi="pt_PT"/>
-        </w:rPr>
-      </w:r>
-      <w:r>
-        <w:rPr>
           <w:b/>
           <w:lang w:val="pt_PT" w:bidi="pt_PT"/>
         </w:rPr>
@@ -62332,20 +57507,6 @@
       </w:r>
       <w:r>
         <w:rPr>
-          <w:lang w:val="pt_PT" w:bidi="pt_PT"/>
-        </w:rPr>
-        <w:t>כָּרְמִ֥⁠י</w:t>
-      </w:r>
-    </w:p>
-    <w:p>
-      <w:pPr/>
-      <w:r>
-        <w:rPr>
-          <w:lang w:val="pt_PT" w:bidi="pt_PT"/>
-        </w:rPr>
-      </w:r>
-      <w:r>
-        <w:rPr>
           <w:b/>
           <w:lang w:val="pt_PT" w:bidi="pt_PT"/>
         </w:rPr>
@@ -62392,7 +57553,7 @@
         </w:rPr>
         <w:t xml:space="preserve"> é uma metáfora (veja a seção em </w:t>
       </w:r>
-      <w:hyperlink r:id="rId70">
+      <w:hyperlink r:id="rId68">
         <w:r>
           <w:rPr>
             <w:lang w:val="pt_PT" w:bidi="pt_PT"/>
@@ -62436,7 +57597,7 @@
         </w:rPr>
         <w:t xml:space="preserve">, como fez em </w:t>
       </w:r>
-      <w:hyperlink r:id="rId74">
+      <w:hyperlink r:id="rId72">
         <w:r>
           <w:rPr>
             <w:lang w:val="pt_PT" w:bidi="pt_PT"/>
@@ -62531,20 +57692,6 @@
       </w:r>
       <w:r>
         <w:rPr>
-          <w:lang w:val="pt_PT" w:bidi="pt_PT"/>
-        </w:rPr>
-        <w:t>לְ⁠פָנָ֑⁠י</w:t>
-      </w:r>
-    </w:p>
-    <w:p>
-      <w:pPr/>
-      <w:r>
-        <w:rPr>
-          <w:lang w:val="pt_PT" w:bidi="pt_PT"/>
-        </w:rPr>
-      </w:r>
-      <w:r>
-        <w:rPr>
           <w:b/>
           <w:lang w:val="pt_PT" w:bidi="pt_PT"/>
         </w:rPr>
@@ -62641,20 +57788,6 @@
       </w:r>
       <w:r>
         <w:rPr>
-          <w:lang w:val="pt_PT" w:bidi="pt_PT"/>
-        </w:rPr>
-        <w:t>הָ⁠אֶ֤לֶף לְ⁠ךָ֙ שְׁלֹמֹ֔ה וּ⁠מָאתַ֖יִם לְ⁠נֹטְרִ֥ים אֶת־פִּרְיֽ⁠וֹ</w:t>
-      </w:r>
-    </w:p>
-    <w:p>
-      <w:pPr/>
-      <w:r>
-        <w:rPr>
-          <w:lang w:val="pt_PT" w:bidi="pt_PT"/>
-        </w:rPr>
-      </w:r>
-      <w:r>
-        <w:rPr>
           <w:b/>
           <w:lang w:val="pt_PT" w:bidi="pt_PT"/>
         </w:rPr>
@@ -62804,20 +57937,6 @@
       </w:r>
       <w:r>
         <w:rPr>
-          <w:lang w:val="pt_PT" w:bidi="pt_PT"/>
-        </w:rPr>
-        <w:t>הָ⁠אֶ֤לֶף לְ⁠ךָ֙ שְׁלֹמֹ֔ה</w:t>
-      </w:r>
-    </w:p>
-    <w:p>
-      <w:pPr/>
-      <w:r>
-        <w:rPr>
-          <w:lang w:val="pt_PT" w:bidi="pt_PT"/>
-        </w:rPr>
-      </w:r>
-      <w:r>
-        <w:rPr>
           <w:b/>
           <w:lang w:val="pt_PT" w:bidi="pt_PT"/>
         </w:rPr>
@@ -62903,7 +58022,7 @@
         </w:rPr>
         <w:t xml:space="preserve"> (mesmo que ele não fosse Salomão) como um termo carinhoso, semelhante a como ela chamou o homem que amava de “O rei” em </w:t>
       </w:r>
-      <w:hyperlink r:id="rId19">
+      <w:hyperlink r:id="rId17">
         <w:r>
           <w:rPr>
             <w:lang w:val="pt_PT" w:bidi="pt_PT"/>
@@ -62985,20 +58104,6 @@
       </w:r>
       <w:r>
         <w:rPr>
-          <w:lang w:val="pt_PT" w:bidi="pt_PT"/>
-        </w:rPr>
-        <w:t>הַ⁠יוֹשֶׁ֣בֶת בַּ⁠גַּנִּ֗ים חֲבֵרִ֛ים מַקְשִׁיבִ֥ים לְ⁠קוֹלֵ֖⁠ךְ הַשְׁמִיעִֽי⁠נִי</w:t>
-      </w:r>
-    </w:p>
-    <w:p>
-      <w:pPr/>
-      <w:r>
-        <w:rPr>
-          <w:lang w:val="pt_PT" w:bidi="pt_PT"/>
-        </w:rPr>
-      </w:r>
-      <w:r>
-        <w:rPr>
           <w:b/>
           <w:lang w:val="pt_PT" w:bidi="pt_PT"/>
         </w:rPr>
@@ -63082,20 +58187,6 @@
       </w:r>
       <w:r>
         <w:rPr>
-          <w:lang w:val="pt_PT" w:bidi="pt_PT"/>
-        </w:rPr>
-        <w:t>חֲבֵרִ֛ים</w:t>
-      </w:r>
-    </w:p>
-    <w:p>
-      <w:pPr/>
-      <w:r>
-        <w:rPr>
-          <w:lang w:val="pt_PT" w:bidi="pt_PT"/>
-        </w:rPr>
-      </w:r>
-      <w:r>
-        <w:rPr>
           <w:b/>
           <w:lang w:val="pt_PT" w:bidi="pt_PT"/>
         </w:rPr>
@@ -63128,7 +58219,7 @@
         </w:rPr>
         <w:t xml:space="preserve"> é masculino na forma no idioma original e muito provavelmente se refere aos amigos do homem que eram pastores e foram mencionados em </w:t>
       </w:r>
-      <w:hyperlink r:id="rId34">
+      <w:hyperlink r:id="rId32">
         <w:r>
           <w:rPr>
             <w:lang w:val="pt_PT" w:bidi="pt_PT"/>
@@ -63159,7 +58250,7 @@
         </w:rPr>
         <w:t xml:space="preserve"> em </w:t>
       </w:r>
-      <w:hyperlink r:id="rId34">
+      <w:hyperlink r:id="rId32">
         <w:r>
           <w:rPr>
             <w:lang w:val="pt_PT" w:bidi="pt_PT"/>
@@ -63221,20 +58312,6 @@
       </w:r>
       <w:r>
         <w:rPr>
-          <w:lang w:val="pt_PT" w:bidi="pt_PT"/>
-        </w:rPr>
-        <w:t>לְ⁠קוֹלֵ֖⁠ךְ</w:t>
-      </w:r>
-    </w:p>
-    <w:p>
-      <w:pPr/>
-      <w:r>
-        <w:rPr>
-          <w:lang w:val="pt_PT" w:bidi="pt_PT"/>
-        </w:rPr>
-      </w:r>
-      <w:r>
-        <w:rPr>
           <w:b/>
           <w:lang w:val="pt_PT" w:bidi="pt_PT"/>
         </w:rPr>
@@ -63331,20 +58408,6 @@
       </w:r>
       <w:r>
         <w:rPr>
-          <w:lang w:val="pt_PT" w:bidi="pt_PT"/>
-        </w:rPr>
-        <w:t>בְּרַ֣ח ׀ דּוֹדִ֗⁠י וּֽ⁠דְמֵה־לְ⁠ךָ֤ לִ⁠צְבִי֙ א֚וֹ לְ⁠עֹ֣פֶר הָֽ⁠אַיָּלִ֔ים עַ֖ל הָרֵ֥י בְשָׂמִֽים</w:t>
-      </w:r>
-    </w:p>
-    <w:p>
-      <w:pPr/>
-      <w:r>
-        <w:rPr>
-          <w:lang w:val="pt_PT" w:bidi="pt_PT"/>
-        </w:rPr>
-      </w:r>
-      <w:r>
-        <w:rPr>
           <w:b/>
           <w:lang w:val="pt_PT" w:bidi="pt_PT"/>
         </w:rPr>
@@ -63442,20 +58505,6 @@
       </w:r>
       <w:r>
         <w:rPr>
-          <w:lang w:val="pt_PT" w:bidi="pt_PT"/>
-        </w:rPr>
-        <w:t>בְּרַ֣ח</w:t>
-      </w:r>
-    </w:p>
-    <w:p>
-      <w:pPr/>
-      <w:r>
-        <w:rPr>
-          <w:lang w:val="pt_PT" w:bidi="pt_PT"/>
-        </w:rPr>
-      </w:r>
-      <w:r>
-        <w:rPr>
           <w:b/>
           <w:lang w:val="pt_PT" w:bidi="pt_PT"/>
         </w:rPr>
@@ -63552,20 +58601,6 @@
       </w:r>
       <w:r>
         <w:rPr>
-          <w:lang w:val="pt_PT" w:bidi="pt_PT"/>
-        </w:rPr>
-        <w:t>דּוֹדִ֗⁠י וּֽ⁠דְמֵה־לְ⁠ךָ֤ לִ⁠צְבִי֙ א֚וֹ לְ⁠עֹ֣פֶר הָֽ⁠אַיָּלִ֔ים</w:t>
-      </w:r>
-    </w:p>
-    <w:p>
-      <w:pPr/>
-      <w:r>
-        <w:rPr>
-          <w:lang w:val="pt_PT" w:bidi="pt_PT"/>
-        </w:rPr>
-      </w:r>
-      <w:r>
-        <w:rPr>
           <w:b/>
           <w:lang w:val="pt_PT" w:bidi="pt_PT"/>
         </w:rPr>
@@ -63585,7 +58620,7 @@
         </w:rPr>
         <w:t xml:space="preserve">Veja como você traduziu a expressão semelhante "O meu amado é como uma gazela; é como um filhote de corço" em </w:t>
       </w:r>
-      <w:hyperlink r:id="rId30">
+      <w:hyperlink r:id="rId28">
         <w:r>
           <w:rPr>
             <w:lang w:val="pt_PT" w:bidi="pt_PT"/>

--- a/por/docx/22.content.docx
+++ b/por/docx/22.content.docx
@@ -28,15 +28,49 @@
       </w:r>
     </w:p>
     <w:p>
-      <w:pPr/>
-      <w:r>
-        <w:rPr>
-          <w:lang w:val="pt_PT" w:bidi="pt_PT"/>
-        </w:rPr>
-      </w:r>
-      <w:r>
-        <w:rPr>
-          <w:b/>
+      <w:pPr>
+        <w:pStyle w:val="Heading2"/>
+      </w:pPr>
+      <w:r>
+        <w:rPr>
+          <w:lang w:val="pt_PT" w:bidi="pt_PT"/>
+        </w:rPr>
+        <w:t>License Information</w:t>
+      </w:r>
+      <w:r>
+        <w:rPr>
+          <w:lang w:val="pt_PT" w:bidi="pt_PT"/>
+        </w:rPr>
+      </w:r>
+    </w:p>
+    <w:p>
+      <w:pPr/>
+      <w:r>
+        <w:rPr>
+          <w:lang w:val="pt_PT" w:bidi="pt_PT"/>
+        </w:rPr>
+      </w:r>
+      <w:r>
+        <w:rPr>
+          <w:b/>
+          <w:lang w:val="pt_PT" w:bidi="pt_PT"/>
+        </w:rPr>
+        <w:t>Notas de Tradução (unfoldingWord)</w:t>
+      </w:r>
+      <w:r>
+        <w:rPr>
+          <w:lang w:val="pt_PT" w:bidi="pt_PT"/>
+        </w:rPr>
+        <w:t xml:space="preserve"> (Portuguese) is based on</w:t>
+      </w:r>
+      <w:r>
+        <w:rPr>
+          <w:lang w:val="pt_PT" w:bidi="pt_PT"/>
+        </w:rPr>
+        <w:t xml:space="preserve">: </w:t>
+      </w:r>
+      <w:r>
+        <w:rPr>
           <w:lang w:val="pt_PT" w:bidi="pt_PT"/>
         </w:rPr>
         <w:t>unfoldingWord® Translation Notes</w:t>
@@ -45,31 +79,62 @@
         <w:rPr>
           <w:lang w:val="pt_PT" w:bidi="pt_PT"/>
         </w:rPr>
-        <w:t xml:space="preserve"> © 2022 unfoldingWord. Released under CC BY-SA 4.0 license. </w:t>
-      </w:r>
-      <w:r>
-        <w:rPr>
-          <w:lang w:val="pt_PT" w:bidi="pt_PT"/>
-        </w:rPr>
-        <w:t>unfoldingWord® Translation Notes</w:t>
-      </w:r>
-      <w:r>
-        <w:rPr>
-          <w:lang w:val="pt_PT" w:bidi="pt_PT"/>
-        </w:rPr>
-        <w:t xml:space="preserve"> has been adapted in the following languages: Tok Pisin, Arabic (عربي), French (Français), Hindi (हिंदी), Indonesian (Bahasa Indonesia), Portuguese (Português), Russian (Русский), Spanish (Español), Swahili (Kiswahili), and Simplified Chinese (简体中文) from </w:t>
-      </w:r>
-      <w:r>
-        <w:rPr>
-          <w:lang w:val="pt_PT" w:bidi="pt_PT"/>
-        </w:rPr>
-        <w:t>unfoldingWord® Translation Notes</w:t>
-      </w:r>
-      <w:r>
-        <w:rPr>
-          <w:lang w:val="pt_PT" w:bidi="pt_PT"/>
-        </w:rPr>
-        <w:t xml:space="preserve"> © 2022 unfoldingWord. Released under CC BY-SA 4.0 license by Mission Mutual</w:t>
+        <w:t xml:space="preserve">, </w:t>
+      </w:r>
+      <w:hyperlink r:id="rId13">
+        <w:r>
+          <w:rPr>
+            <w:lang w:val="pt_PT" w:bidi="pt_PT"/>
+          </w:rPr>
+          <w:rPr>
+            <w:color w:val="0000EE"/>
+            <w:u w:val="single"/>
+          </w:rPr>
+          <w:t>unfoldingWord</w:t>
+        </w:r>
+      </w:hyperlink>
+      <w:r>
+        <w:rPr>
+          <w:lang w:val="pt_PT" w:bidi="pt_PT"/>
+        </w:rPr>
+        <w:t xml:space="preserve">, 2022, which is licensed under a </w:t>
+      </w:r>
+      <w:hyperlink r:id="rId14">
+        <w:r>
+          <w:rPr>
+            <w:lang w:val="pt_PT" w:bidi="pt_PT"/>
+          </w:rPr>
+          <w:rPr>
+            <w:color w:val="0000EE"/>
+            <w:u w:val="single"/>
+          </w:rPr>
+          <w:t>CC BY-SA 4.0 license</w:t>
+        </w:r>
+      </w:hyperlink>
+      <w:r>
+        <w:rPr>
+          <w:lang w:val="pt_PT" w:bidi="pt_PT"/>
+        </w:rPr>
+        <w:t>.</w:t>
+      </w:r>
+      <w:r>
+        <w:rPr>
+          <w:lang w:val="pt_PT" w:bidi="pt_PT"/>
+        </w:rPr>
+      </w:r>
+    </w:p>
+    <w:p>
+      <w:pPr/>
+      <w:r>
+        <w:rPr>
+          <w:lang w:val="pt_PT" w:bidi="pt_PT"/>
+        </w:rPr>
+      </w:r>
+      <w:r>
+        <w:rPr>
+          <w:lang w:val="pt_PT" w:bidi="pt_PT"/>
+        </w:rPr>
+        <w:t>This PDF version is provided under the same license.</w:t>
       </w:r>
       <w:r>
         <w:rPr>
@@ -830,7 +895,7 @@
         </w:rPr>
         <w:t xml:space="preserve">Os dois personagens principais neste livro são o homem e a mulher, que se amam. Em </w:t>
       </w:r>
-      <w:hyperlink r:id="rId13">
+      <w:hyperlink r:id="rId15">
         <w:r>
           <w:rPr>
             <w:lang w:val="pt_PT" w:bidi="pt_PT"/>
@@ -1157,7 +1222,7 @@
         </w:rPr>
         <w:t xml:space="preserve">No antigo Oriente Próximo, as pessoas ricas geralmente tinham a pele mais clara porque não precisavam trabalhar ao sol. Esta jovem teve que trabalhar ao sol, e sua pele ficou escura como resultado, e é por isso que ela diz "Sou morena" em </w:t>
       </w:r>
-      <w:hyperlink r:id="rId14">
+      <w:hyperlink r:id="rId16">
         <w:r>
           <w:rPr>
             <w:lang w:val="pt_PT" w:bidi="pt_PT"/>
@@ -1219,6 +1284,20 @@
       </w:r>
       <w:r>
         <w:rPr>
+          <w:lang w:val="pt_PT" w:bidi="pt_PT"/>
+        </w:rPr>
+        <w:t>שִׁ֥יר הַ⁠שִּׁירִ֖ים אֲשֶׁ֥ר לִ⁠שְׁלֹמֹֽה</w:t>
+      </w:r>
+    </w:p>
+    <w:p>
+      <w:pPr/>
+      <w:r>
+        <w:rPr>
+          <w:lang w:val="pt_PT" w:bidi="pt_PT"/>
+        </w:rPr>
+      </w:r>
+      <w:r>
+        <w:rPr>
           <w:b/>
           <w:lang w:val="pt_PT" w:bidi="pt_PT"/>
         </w:rPr>
@@ -1302,6 +1381,20 @@
       </w:r>
       <w:r>
         <w:rPr>
+          <w:lang w:val="pt_PT" w:bidi="pt_PT"/>
+        </w:rPr>
+        <w:t>שִׁ֥יר הַ⁠שִּׁירִ֖ים</w:t>
+      </w:r>
+    </w:p>
+    <w:p>
+      <w:pPr/>
+      <w:r>
+        <w:rPr>
+          <w:lang w:val="pt_PT" w:bidi="pt_PT"/>
+        </w:rPr>
+      </w:r>
+      <w:r>
+        <w:rPr>
           <w:b/>
           <w:lang w:val="pt_PT" w:bidi="pt_PT"/>
         </w:rPr>
@@ -1424,6 +1517,20 @@
       </w:r>
       <w:r>
         <w:rPr>
+          <w:lang w:val="pt_PT" w:bidi="pt_PT"/>
+        </w:rPr>
+        <w:t>לִ⁠שְׁלֹמֹֽה</w:t>
+      </w:r>
+    </w:p>
+    <w:p>
+      <w:pPr/>
+      <w:r>
+        <w:rPr>
+          <w:lang w:val="pt_PT" w:bidi="pt_PT"/>
+        </w:rPr>
+      </w:r>
+      <w:r>
+        <w:rPr>
           <w:b/>
           <w:lang w:val="pt_PT" w:bidi="pt_PT"/>
         </w:rPr>
@@ -1583,6 +1690,20 @@
       </w:r>
       <w:r>
         <w:rPr>
+          <w:lang w:val="pt_PT" w:bidi="pt_PT"/>
+        </w:rPr>
+        <w:t>דֹּדֶ֖י⁠ךָ</w:t>
+      </w:r>
+    </w:p>
+    <w:p>
+      <w:pPr/>
+      <w:r>
+        <w:rPr>
+          <w:lang w:val="pt_PT" w:bidi="pt_PT"/>
+        </w:rPr>
+      </w:r>
+      <w:r>
+        <w:rPr>
           <w:b/>
           <w:lang w:val="pt_PT" w:bidi="pt_PT"/>
         </w:rPr>
@@ -1666,6 +1787,20 @@
       </w:r>
       <w:r>
         <w:rPr>
+          <w:lang w:val="pt_PT" w:bidi="pt_PT"/>
+        </w:rPr>
+        <w:t>טוֹבִ֥ים דֹּדֶ֖י⁠ךָ מִ⁠יָּֽיִן</w:t>
+      </w:r>
+    </w:p>
+    <w:p>
+      <w:pPr/>
+      <w:r>
+        <w:rPr>
+          <w:lang w:val="pt_PT" w:bidi="pt_PT"/>
+        </w:rPr>
+      </w:r>
+      <w:r>
+        <w:rPr>
           <w:b/>
           <w:lang w:val="pt_PT" w:bidi="pt_PT"/>
         </w:rPr>
@@ -1762,6 +1897,20 @@
       </w:r>
       <w:r>
         <w:rPr>
+          <w:lang w:val="pt_PT" w:bidi="pt_PT"/>
+        </w:rPr>
+        <w:t>טוֹבִ֥ים דֹּדֶ֖י⁠ךָ מִ⁠יָּֽיִן</w:t>
+      </w:r>
+    </w:p>
+    <w:p>
+      <w:pPr/>
+      <w:r>
+        <w:rPr>
+          <w:lang w:val="pt_PT" w:bidi="pt_PT"/>
+        </w:rPr>
+      </w:r>
+      <w:r>
+        <w:rPr>
           <w:b/>
           <w:lang w:val="pt_PT" w:bidi="pt_PT"/>
         </w:rPr>
@@ -1908,6 +2057,20 @@
       </w:r>
       <w:r>
         <w:rPr>
+          <w:lang w:val="pt_PT" w:bidi="pt_PT"/>
+        </w:rPr>
+        <w:t>לְ⁠רֵ֨יחַ֙</w:t>
+      </w:r>
+    </w:p>
+    <w:p>
+      <w:pPr/>
+      <w:r>
+        <w:rPr>
+          <w:lang w:val="pt_PT" w:bidi="pt_PT"/>
+        </w:rPr>
+      </w:r>
+      <w:r>
+        <w:rPr>
           <w:b/>
           <w:lang w:val="pt_PT" w:bidi="pt_PT"/>
         </w:rPr>
@@ -1971,6 +2134,20 @@
       </w:r>
       <w:r>
         <w:rPr>
+          <w:lang w:val="pt_PT" w:bidi="pt_PT"/>
+        </w:rPr>
+        <w:t>שְׁמָנֶ֣י⁠ךָ טוֹבִ֔ים</w:t>
+      </w:r>
+    </w:p>
+    <w:p>
+      <w:pPr/>
+      <w:r>
+        <w:rPr>
+          <w:lang w:val="pt_PT" w:bidi="pt_PT"/>
+        </w:rPr>
+      </w:r>
+      <w:r>
+        <w:rPr>
           <w:b/>
           <w:lang w:val="pt_PT" w:bidi="pt_PT"/>
         </w:rPr>
@@ -2054,6 +2231,20 @@
       </w:r>
       <w:r>
         <w:rPr>
+          <w:lang w:val="pt_PT" w:bidi="pt_PT"/>
+        </w:rPr>
+        <w:t>שֶׁ֖מֶן תּוּרַ֣ק שְׁמֶ֑⁠ךָ</w:t>
+      </w:r>
+    </w:p>
+    <w:p>
+      <w:pPr/>
+      <w:r>
+        <w:rPr>
+          <w:lang w:val="pt_PT" w:bidi="pt_PT"/>
+        </w:rPr>
+      </w:r>
+      <w:r>
+        <w:rPr>
           <w:b/>
           <w:lang w:val="pt_PT" w:bidi="pt_PT"/>
         </w:rPr>
@@ -2150,6 +2341,20 @@
       </w:r>
       <w:r>
         <w:rPr>
+          <w:lang w:val="pt_PT" w:bidi="pt_PT"/>
+        </w:rPr>
+        <w:t>שֶׁ֖מֶן תּוּרַ֣ק שְׁמֶ֑⁠ךָ</w:t>
+      </w:r>
+    </w:p>
+    <w:p>
+      <w:pPr/>
+      <w:r>
+        <w:rPr>
+          <w:lang w:val="pt_PT" w:bidi="pt_PT"/>
+        </w:rPr>
+      </w:r>
+      <w:r>
+        <w:rPr>
           <w:b/>
           <w:lang w:val="pt_PT" w:bidi="pt_PT"/>
         </w:rPr>
@@ -2259,6 +2464,20 @@
       </w:r>
       <w:r>
         <w:rPr>
+          <w:lang w:val="pt_PT" w:bidi="pt_PT"/>
+        </w:rPr>
+        <w:t>עַל־כֵּ֖ן</w:t>
+      </w:r>
+    </w:p>
+    <w:p>
+      <w:pPr/>
+      <w:r>
+        <w:rPr>
+          <w:lang w:val="pt_PT" w:bidi="pt_PT"/>
+        </w:rPr>
+      </w:r>
+      <w:r>
+        <w:rPr>
           <w:b/>
           <w:lang w:val="pt_PT" w:bidi="pt_PT"/>
         </w:rPr>
@@ -2425,6 +2644,20 @@
       </w:r>
       <w:r>
         <w:rPr>
+          <w:lang w:val="pt_PT" w:bidi="pt_PT"/>
+        </w:rPr>
+        <w:t>מָשְׁכֵ֖⁠נִי</w:t>
+      </w:r>
+    </w:p>
+    <w:p>
+      <w:pPr/>
+      <w:r>
+        <w:rPr>
+          <w:lang w:val="pt_PT" w:bidi="pt_PT"/>
+        </w:rPr>
+      </w:r>
+      <w:r>
+        <w:rPr>
           <w:b/>
           <w:lang w:val="pt_PT" w:bidi="pt_PT"/>
         </w:rPr>
@@ -2584,6 +2817,20 @@
       </w:r>
       <w:r>
         <w:rPr>
+          <w:lang w:val="pt_PT" w:bidi="pt_PT"/>
+        </w:rPr>
+        <w:t>נָּר֑וּצָה</w:t>
+      </w:r>
+    </w:p>
+    <w:p>
+      <w:pPr/>
+      <w:r>
+        <w:rPr>
+          <w:lang w:val="pt_PT" w:bidi="pt_PT"/>
+        </w:rPr>
+      </w:r>
+      <w:r>
+        <w:rPr>
           <w:b/>
           <w:lang w:val="pt_PT" w:bidi="pt_PT"/>
         </w:rPr>
@@ -2667,6 +2914,20 @@
       </w:r>
       <w:r>
         <w:rPr>
+          <w:lang w:val="pt_PT" w:bidi="pt_PT"/>
+        </w:rPr>
+        <w:t>נָּר֑וּצָה</w:t>
+      </w:r>
+    </w:p>
+    <w:p>
+      <w:pPr/>
+      <w:r>
+        <w:rPr>
+          <w:lang w:val="pt_PT" w:bidi="pt_PT"/>
+        </w:rPr>
+      </w:r>
+      <w:r>
+        <w:rPr>
           <w:b/>
           <w:lang w:val="pt_PT" w:bidi="pt_PT"/>
         </w:rPr>
@@ -2808,7 +3069,7 @@
         </w:rPr>
         <w:t xml:space="preserve"> é usado de forma carinhosa e é uma maneira afetuosa da mulher se referir ao homem que ama. A mulher não está falando de um rei real, mas sim de uma forma poética. Ela ainda está falando do mesmo homem mencionado em </w:t>
       </w:r>
-      <w:hyperlink r:id="rId15">
+      <w:hyperlink r:id="rId17">
         <w:r>
           <w:rPr>
             <w:lang w:val="pt_PT" w:bidi="pt_PT"/>
@@ -2890,6 +3151,20 @@
       </w:r>
       <w:r>
         <w:rPr>
+          <w:lang w:val="pt_PT" w:bidi="pt_PT"/>
+        </w:rPr>
+        <w:t>הֱבִיאַ֨⁠נִי הַ⁠מֶּ֜לֶךְ</w:t>
+      </w:r>
+    </w:p>
+    <w:p>
+      <w:pPr/>
+      <w:r>
+        <w:rPr>
+          <w:lang w:val="pt_PT" w:bidi="pt_PT"/>
+        </w:rPr>
+      </w:r>
+      <w:r>
+        <w:rPr>
           <w:b/>
           <w:lang w:val="pt_PT" w:bidi="pt_PT"/>
         </w:rPr>
@@ -2986,6 +3261,20 @@
       </w:r>
       <w:r>
         <w:rPr>
+          <w:lang w:val="pt_PT" w:bidi="pt_PT"/>
+        </w:rPr>
+        <w:t>הֱבִיאַ֨⁠נִי</w:t>
+      </w:r>
+    </w:p>
+    <w:p>
+      <w:pPr/>
+      <w:r>
+        <w:rPr>
+          <w:lang w:val="pt_PT" w:bidi="pt_PT"/>
+        </w:rPr>
+      </w:r>
+      <w:r>
+        <w:rPr>
           <w:b/>
           <w:lang w:val="pt_PT" w:bidi="pt_PT"/>
         </w:rPr>
@@ -3215,6 +3504,20 @@
       </w:r>
       <w:r>
         <w:rPr>
+          <w:lang w:val="pt_PT" w:bidi="pt_PT"/>
+        </w:rPr>
+        <w:t>נָגִ֤ילָה וְ⁠נִשְׂמְחָה֙</w:t>
+      </w:r>
+    </w:p>
+    <w:p>
+      <w:pPr/>
+      <w:r>
+        <w:rPr>
+          <w:lang w:val="pt_PT" w:bidi="pt_PT"/>
+        </w:rPr>
+      </w:r>
+      <w:r>
+        <w:rPr>
           <w:b/>
           <w:lang w:val="pt_PT" w:bidi="pt_PT"/>
         </w:rPr>
@@ -3324,6 +3627,20 @@
       </w:r>
       <w:r>
         <w:rPr>
+          <w:lang w:val="pt_PT" w:bidi="pt_PT"/>
+        </w:rPr>
+        <w:t>נַזְכִּ֤ירָה</w:t>
+      </w:r>
+    </w:p>
+    <w:p>
+      <w:pPr/>
+      <w:r>
+        <w:rPr>
+          <w:lang w:val="pt_PT" w:bidi="pt_PT"/>
+        </w:rPr>
+      </w:r>
+      <w:r>
+        <w:rPr>
           <w:b/>
           <w:lang w:val="pt_PT" w:bidi="pt_PT"/>
         </w:rPr>
@@ -3387,6 +3704,20 @@
       </w:r>
       <w:r>
         <w:rPr>
+          <w:lang w:val="pt_PT" w:bidi="pt_PT"/>
+        </w:rPr>
+        <w:t>מִ⁠יַּ֔יִן</w:t>
+      </w:r>
+    </w:p>
+    <w:p>
+      <w:pPr/>
+      <w:r>
+        <w:rPr>
+          <w:lang w:val="pt_PT" w:bidi="pt_PT"/>
+        </w:rPr>
+      </w:r>
+      <w:r>
+        <w:rPr>
           <w:b/>
           <w:lang w:val="pt_PT" w:bidi="pt_PT"/>
         </w:rPr>
@@ -3463,6 +3794,20 @@
       </w:r>
       <w:r>
         <w:rPr>
+          <w:lang w:val="pt_PT" w:bidi="pt_PT"/>
+        </w:rPr>
+        <w:t>דֹדֶ֨י⁠ךָ֙ מִ⁠יַּ֔יִן</w:t>
+      </w:r>
+    </w:p>
+    <w:p>
+      <w:pPr/>
+      <w:r>
+        <w:rPr>
+          <w:lang w:val="pt_PT" w:bidi="pt_PT"/>
+        </w:rPr>
+      </w:r>
+      <w:r>
+        <w:rPr>
           <w:b/>
           <w:lang w:val="pt_PT" w:bidi="pt_PT"/>
         </w:rPr>
@@ -3559,6 +3904,20 @@
       </w:r>
       <w:r>
         <w:rPr>
+          <w:lang w:val="pt_PT" w:bidi="pt_PT"/>
+        </w:rPr>
+        <w:t>מֵישָׁרִ֖ים אֲהֵבֽוּ⁠ךָ</w:t>
+      </w:r>
+    </w:p>
+    <w:p>
+      <w:pPr/>
+      <w:r>
+        <w:rPr>
+          <w:lang w:val="pt_PT" w:bidi="pt_PT"/>
+        </w:rPr>
+      </w:r>
+      <w:r>
+        <w:rPr>
           <w:b/>
           <w:lang w:val="pt_PT" w:bidi="pt_PT"/>
         </w:rPr>
@@ -3685,6 +4044,20 @@
       </w:r>
       <w:r>
         <w:rPr>
+          <w:lang w:val="pt_PT" w:bidi="pt_PT"/>
+        </w:rPr>
+        <w:t>מֵישָׁרִ֖ים אֲהֵבֽוּ⁠ךָ</w:t>
+      </w:r>
+    </w:p>
+    <w:p>
+      <w:pPr/>
+      <w:r>
+        <w:rPr>
+          <w:lang w:val="pt_PT" w:bidi="pt_PT"/>
+        </w:rPr>
+      </w:r>
+      <w:r>
+        <w:rPr>
           <w:b/>
           <w:lang w:val="pt_PT" w:bidi="pt_PT"/>
         </w:rPr>
@@ -3940,6 +4313,20 @@
       </w:r>
       <w:r>
         <w:rPr>
+          <w:lang w:val="pt_PT" w:bidi="pt_PT"/>
+        </w:rPr>
+        <w:t>בְּנ֖וֹת יְרוּשָׁלִָ֑ם</w:t>
+      </w:r>
+    </w:p>
+    <w:p>
+      <w:pPr/>
+      <w:r>
+        <w:rPr>
+          <w:lang w:val="pt_PT" w:bidi="pt_PT"/>
+        </w:rPr>
+      </w:r>
+      <w:r>
+        <w:rPr>
           <w:b/>
           <w:lang w:val="pt_PT" w:bidi="pt_PT"/>
         </w:rPr>
@@ -3972,7 +4359,7 @@
         </w:rPr>
         <w:t xml:space="preserve"> refere-se às jovens que eram da cidade de Jerusalém (provavelmente são as mesmas mulheres mencionadas como “mulheres aptas para o casamento” em </w:t>
       </w:r>
-      <w:hyperlink r:id="rId16">
+      <w:hyperlink r:id="rId18">
         <w:r>
           <w:rPr>
             <w:lang w:val="pt_PT" w:bidi="pt_PT"/>
@@ -3990,7 +4377,7 @@
         </w:rPr>
         <w:t xml:space="preserve"> e as mulheres referidas como “elas” em </w:t>
       </w:r>
-      <w:hyperlink r:id="rId17">
+      <w:hyperlink r:id="rId19">
         <w:r>
           <w:rPr>
             <w:lang w:val="pt_PT" w:bidi="pt_PT"/>
@@ -4168,6 +4555,20 @@
       </w:r>
       <w:r>
         <w:rPr>
+          <w:lang w:val="pt_PT" w:bidi="pt_PT"/>
+        </w:rPr>
+        <w:t>אַל־תִּרְא֨וּ⁠נִי֙ שֶׁ⁠אֲנִ֣י שְׁחַרְחֹ֔רֶת</w:t>
+      </w:r>
+    </w:p>
+    <w:p>
+      <w:pPr/>
+      <w:r>
+        <w:rPr>
+          <w:lang w:val="pt_PT" w:bidi="pt_PT"/>
+        </w:rPr>
+      </w:r>
+      <w:r>
+        <w:rPr>
           <w:b/>
           <w:lang w:val="pt_PT" w:bidi="pt_PT"/>
         </w:rPr>
@@ -4244,6 +4645,20 @@
       </w:r>
       <w:r>
         <w:rPr>
+          <w:lang w:val="pt_PT" w:bidi="pt_PT"/>
+        </w:rPr>
+        <w:t>שֶׁ⁠אֲנִ֣י</w:t>
+      </w:r>
+    </w:p>
+    <w:p>
+      <w:pPr/>
+      <w:r>
+        <w:rPr>
+          <w:lang w:val="pt_PT" w:bidi="pt_PT"/>
+        </w:rPr>
+      </w:r>
+      <w:r>
+        <w:rPr>
           <w:b/>
           <w:lang w:val="pt_PT" w:bidi="pt_PT"/>
         </w:rPr>
@@ -4372,7 +4787,7 @@
         </w:rPr>
         <w:t xml:space="preserve"> significa "minha pele é negra" ou "minha pele é muito escura", como em </w:t>
       </w:r>
-      <w:hyperlink r:id="rId18">
+      <w:hyperlink r:id="rId20">
         <w:r>
           <w:rPr>
             <w:lang w:val="pt_PT" w:bidi="pt_PT"/>
@@ -4454,6 +4869,20 @@
       </w:r>
       <w:r>
         <w:rPr>
+          <w:lang w:val="pt_PT" w:bidi="pt_PT"/>
+        </w:rPr>
+        <w:t>שֶׁ⁠שֱּׁזָפַ֖תְ⁠נִי הַ⁠שָּׁ֑מֶשׁ</w:t>
+      </w:r>
+    </w:p>
+    <w:p>
+      <w:pPr/>
+      <w:r>
+        <w:rPr>
+          <w:lang w:val="pt_PT" w:bidi="pt_PT"/>
+        </w:rPr>
+      </w:r>
+      <w:r>
+        <w:rPr>
           <w:b/>
           <w:lang w:val="pt_PT" w:bidi="pt_PT"/>
         </w:rPr>
@@ -4646,6 +5075,20 @@
       </w:r>
       <w:r>
         <w:rPr>
+          <w:lang w:val="pt_PT" w:bidi="pt_PT"/>
+        </w:rPr>
+        <w:t>נֹטֵרָ֣ה אֶת־הַ⁠כְּרָמִ֔ים כַּרְמִ֥⁠י שֶׁ⁠לִּ֖⁠י לֹ֥א נָטָֽרְתִּי</w:t>
+      </w:r>
+    </w:p>
+    <w:p>
+      <w:pPr/>
+      <w:r>
+        <w:rPr>
+          <w:lang w:val="pt_PT" w:bidi="pt_PT"/>
+        </w:rPr>
+      </w:r>
+      <w:r>
+        <w:rPr>
           <w:b/>
           <w:lang w:val="pt_PT" w:bidi="pt_PT"/>
         </w:rPr>
@@ -4709,6 +5152,20 @@
       </w:r>
       <w:r>
         <w:rPr>
+          <w:lang w:val="pt_PT" w:bidi="pt_PT"/>
+        </w:rPr>
+        <w:t>כַּרְמִ֥⁠י שֶׁ⁠לִּ֖⁠י לֹ֥א נָטָֽרְתִּי</w:t>
+      </w:r>
+    </w:p>
+    <w:p>
+      <w:pPr/>
+      <w:r>
+        <w:rPr>
+          <w:lang w:val="pt_PT" w:bidi="pt_PT"/>
+        </w:rPr>
+      </w:r>
+      <w:r>
+        <w:rPr>
           <w:b/>
           <w:lang w:val="pt_PT" w:bidi="pt_PT"/>
         </w:rPr>
@@ -4792,6 +5249,20 @@
       </w:r>
       <w:r>
         <w:rPr>
+          <w:lang w:val="pt_PT" w:bidi="pt_PT"/>
+        </w:rPr>
+        <w:t>שֶׁ֤⁠אָהֲבָה֙ נַפְשִׁ֔⁠י</w:t>
+      </w:r>
+    </w:p>
+    <w:p>
+      <w:pPr/>
+      <w:r>
+        <w:rPr>
+          <w:lang w:val="pt_PT" w:bidi="pt_PT"/>
+        </w:rPr>
+      </w:r>
+      <w:r>
+        <w:rPr>
           <w:b/>
           <w:lang w:val="pt_PT" w:bidi="pt_PT"/>
         </w:rPr>
@@ -4875,6 +5346,20 @@
       </w:r>
       <w:r>
         <w:rPr>
+          <w:lang w:val="pt_PT" w:bidi="pt_PT"/>
+        </w:rPr>
+        <w:t>אֵיכָ֣ה תִרְעֶ֔ה</w:t>
+      </w:r>
+    </w:p>
+    <w:p>
+      <w:pPr/>
+      <w:r>
+        <w:rPr>
+          <w:lang w:val="pt_PT" w:bidi="pt_PT"/>
+        </w:rPr>
+      </w:r>
+      <w:r>
+        <w:rPr>
           <w:b/>
           <w:lang w:val="pt_PT" w:bidi="pt_PT"/>
         </w:rPr>
@@ -5150,6 +5635,20 @@
       </w:r>
       <w:r>
         <w:rPr>
+          <w:lang w:val="pt_PT" w:bidi="pt_PT"/>
+        </w:rPr>
+        <w:t>כְּ⁠עֹ֣טְיָ֔ה עַ֖ל עֶדְרֵ֥י חֲבֵרֶֽי⁠ךָ</w:t>
+      </w:r>
+    </w:p>
+    <w:p>
+      <w:pPr/>
+      <w:r>
+        <w:rPr>
+          <w:lang w:val="pt_PT" w:bidi="pt_PT"/>
+        </w:rPr>
+      </w:r>
+      <w:r>
+        <w:rPr>
           <w:b/>
           <w:lang w:val="pt_PT" w:bidi="pt_PT"/>
         </w:rPr>
@@ -5329,6 +5828,20 @@
       </w:r>
       <w:r>
         <w:rPr>
+          <w:lang w:val="pt_PT" w:bidi="pt_PT"/>
+        </w:rPr>
+        <w:t>אִם־לֹ֤א תֵדְעִי֙ לָ֔⁠ךְ הַ⁠יָּפָ֖ה בַּ⁠נָּשִׁ֑ים צְֽאִי־לָ֞⁠ךְ</w:t>
+      </w:r>
+    </w:p>
+    <w:p>
+      <w:pPr/>
+      <w:r>
+        <w:rPr>
+          <w:lang w:val="pt_PT" w:bidi="pt_PT"/>
+        </w:rPr>
+      </w:r>
+      <w:r>
+        <w:rPr>
           <w:b/>
           <w:lang w:val="pt_PT" w:bidi="pt_PT"/>
         </w:rPr>
@@ -5412,6 +5925,20 @@
       </w:r>
       <w:r>
         <w:rPr>
+          <w:lang w:val="pt_PT" w:bidi="pt_PT"/>
+        </w:rPr>
+        <w:t>אִם־לֹ֤א תֵדְעִי֙ לָ֔⁠ךְ הַ⁠יָּפָ֖ה בַּ⁠נָּשִׁ֑ים</w:t>
+      </w:r>
+    </w:p>
+    <w:p>
+      <w:pPr/>
+      <w:r>
+        <w:rPr>
+          <w:lang w:val="pt_PT" w:bidi="pt_PT"/>
+        </w:rPr>
+      </w:r>
+      <w:r>
+        <w:rPr>
           <w:b/>
           <w:lang w:val="pt_PT" w:bidi="pt_PT"/>
         </w:rPr>
@@ -5571,6 +6098,20 @@
       </w:r>
       <w:r>
         <w:rPr>
+          <w:lang w:val="pt_PT" w:bidi="pt_PT"/>
+        </w:rPr>
+        <w:t>צְֽאִי־לָ֞⁠ךְ</w:t>
+      </w:r>
+    </w:p>
+    <w:p>
+      <w:pPr/>
+      <w:r>
+        <w:rPr>
+          <w:lang w:val="pt_PT" w:bidi="pt_PT"/>
+        </w:rPr>
+      </w:r>
+      <w:r>
+        <w:rPr>
           <w:b/>
           <w:lang w:val="pt_PT" w:bidi="pt_PT"/>
         </w:rPr>
@@ -5654,6 +6195,20 @@
       </w:r>
       <w:r>
         <w:rPr>
+          <w:lang w:val="pt_PT" w:bidi="pt_PT"/>
+        </w:rPr>
+        <w:t>וּ⁠רְעִי֙ אֶת־גְּדִיֹּתַ֔יִ⁠ךְ</w:t>
+      </w:r>
+    </w:p>
+    <w:p>
+      <w:pPr/>
+      <w:r>
+        <w:rPr>
+          <w:lang w:val="pt_PT" w:bidi="pt_PT"/>
+        </w:rPr>
+      </w:r>
+      <w:r>
+        <w:rPr>
           <w:b/>
           <w:lang w:val="pt_PT" w:bidi="pt_PT"/>
         </w:rPr>
@@ -5780,6 +6335,20 @@
       </w:r>
       <w:r>
         <w:rPr>
+          <w:lang w:val="pt_PT" w:bidi="pt_PT"/>
+        </w:rPr>
+        <w:t>לְ⁠סֻסָתִ⁠י֙ בְּ⁠רִכְבֵ֣י פַרְעֹ֔ה דִּמִּיתִ֖י⁠ךְ רַעְיָתִֽ⁠י</w:t>
+      </w:r>
+    </w:p>
+    <w:p>
+      <w:pPr/>
+      <w:r>
+        <w:rPr>
+          <w:lang w:val="pt_PT" w:bidi="pt_PT"/>
+        </w:rPr>
+      </w:r>
+      <w:r>
+        <w:rPr>
           <w:b/>
           <w:lang w:val="pt_PT" w:bidi="pt_PT"/>
         </w:rPr>
@@ -6029,6 +6598,20 @@
       </w:r>
       <w:r>
         <w:rPr>
+          <w:lang w:val="pt_PT" w:bidi="pt_PT"/>
+        </w:rPr>
+        <w:t>פַרְעֹ֔ה</w:t>
+      </w:r>
+    </w:p>
+    <w:p>
+      <w:pPr/>
+      <w:r>
+        <w:rPr>
+          <w:lang w:val="pt_PT" w:bidi="pt_PT"/>
+        </w:rPr>
+      </w:r>
+      <w:r>
+        <w:rPr>
           <w:b/>
           <w:lang w:val="pt_PT" w:bidi="pt_PT"/>
         </w:rPr>
@@ -6125,6 +6708,20 @@
       </w:r>
       <w:r>
         <w:rPr>
+          <w:lang w:val="pt_PT" w:bidi="pt_PT"/>
+        </w:rPr>
+        <w:t>בַּ⁠תֹּרִ֔ים</w:t>
+      </w:r>
+    </w:p>
+    <w:p>
+      <w:pPr/>
+      <w:r>
+        <w:rPr>
+          <w:lang w:val="pt_PT" w:bidi="pt_PT"/>
+        </w:rPr>
+      </w:r>
+      <w:r>
+        <w:rPr>
           <w:b/>
           <w:lang w:val="pt_PT" w:bidi="pt_PT"/>
         </w:rPr>
@@ -6311,6 +6908,20 @@
       </w:r>
       <w:r>
         <w:rPr>
+          <w:lang w:val="pt_PT" w:bidi="pt_PT"/>
+        </w:rPr>
+        <w:t>תּוֹרֵ֤י</w:t>
+      </w:r>
+    </w:p>
+    <w:p>
+      <w:pPr/>
+      <w:r>
+        <w:rPr>
+          <w:lang w:val="pt_PT" w:bidi="pt_PT"/>
+        </w:rPr>
+      </w:r>
+      <w:r>
+        <w:rPr>
           <w:b/>
           <w:lang w:val="pt_PT" w:bidi="pt_PT"/>
         </w:rPr>
@@ -6394,6 +7005,20 @@
       </w:r>
       <w:r>
         <w:rPr>
+          <w:lang w:val="pt_PT" w:bidi="pt_PT"/>
+        </w:rPr>
+        <w:t>תּוֹרֵ֤י זָהָב֙ נַעֲשֶׂה־לָּ֔⁠ךְ</w:t>
+      </w:r>
+    </w:p>
+    <w:p>
+      <w:pPr/>
+      <w:r>
+        <w:rPr>
+          <w:lang w:val="pt_PT" w:bidi="pt_PT"/>
+        </w:rPr>
+      </w:r>
+      <w:r>
+        <w:rPr>
           <w:b/>
           <w:lang w:val="pt_PT" w:bidi="pt_PT"/>
         </w:rPr>
@@ -6503,6 +7128,20 @@
       </w:r>
       <w:r>
         <w:rPr>
+          <w:lang w:val="pt_PT" w:bidi="pt_PT"/>
+        </w:rPr>
+        <w:t>עִ֖ם נְקֻדּ֥וֹת הַ⁠כָּֽסֶף</w:t>
+      </w:r>
+    </w:p>
+    <w:p>
+      <w:pPr/>
+      <w:r>
+        <w:rPr>
+          <w:lang w:val="pt_PT" w:bidi="pt_PT"/>
+        </w:rPr>
+      </w:r>
+      <w:r>
+        <w:rPr>
           <w:b/>
           <w:lang w:val="pt_PT" w:bidi="pt_PT"/>
         </w:rPr>
@@ -6566,6 +7205,20 @@
       </w:r>
       <w:r>
         <w:rPr>
+          <w:lang w:val="pt_PT" w:bidi="pt_PT"/>
+        </w:rPr>
+        <w:t>שֶׁ֤⁠הַ⁠מֶּ֨לֶךְ֙</w:t>
+      </w:r>
+    </w:p>
+    <w:p>
+      <w:pPr/>
+      <w:r>
+        <w:rPr>
+          <w:lang w:val="pt_PT" w:bidi="pt_PT"/>
+        </w:rPr>
+      </w:r>
+      <w:r>
+        <w:rPr>
           <w:b/>
           <w:lang w:val="pt_PT" w:bidi="pt_PT"/>
         </w:rPr>
@@ -6585,7 +7238,7 @@
         </w:rPr>
         <w:t xml:space="preserve">Veja como você traduziu a frase "Ó rei" em </w:t>
       </w:r>
-      <w:hyperlink r:id="rId17">
+      <w:hyperlink r:id="rId19">
         <w:r>
           <w:rPr>
             <w:lang w:val="pt_PT" w:bidi="pt_PT"/>
@@ -6667,6 +7320,20 @@
       </w:r>
       <w:r>
         <w:rPr>
+          <w:lang w:val="pt_PT" w:bidi="pt_PT"/>
+        </w:rPr>
+        <w:t>בִּ⁠מְסִבּ֔⁠וֹ</w:t>
+      </w:r>
+    </w:p>
+    <w:p>
+      <w:pPr/>
+      <w:r>
+        <w:rPr>
+          <w:lang w:val="pt_PT" w:bidi="pt_PT"/>
+        </w:rPr>
+      </w:r>
+      <w:r>
+        <w:rPr>
           <w:b/>
           <w:lang w:val="pt_PT" w:bidi="pt_PT"/>
         </w:rPr>
@@ -6756,6 +7423,20 @@
       </w:r>
       <w:r>
         <w:rPr>
+          <w:lang w:val="pt_PT" w:bidi="pt_PT"/>
+        </w:rPr>
+        <w:t>נִרְדִּ֖⁠י</w:t>
+      </w:r>
+    </w:p>
+    <w:p>
+      <w:pPr/>
+      <w:r>
+        <w:rPr>
+          <w:lang w:val="pt_PT" w:bidi="pt_PT"/>
+        </w:rPr>
+      </w:r>
+      <w:r>
+        <w:rPr>
           <w:b/>
           <w:lang w:val="pt_PT" w:bidi="pt_PT"/>
         </w:rPr>
@@ -6839,6 +7520,20 @@
       </w:r>
       <w:r>
         <w:rPr>
+          <w:lang w:val="pt_PT" w:bidi="pt_PT"/>
+        </w:rPr>
+        <w:t>נָתַ֥ן רֵיחֽ⁠וֹ</w:t>
+      </w:r>
+    </w:p>
+    <w:p>
+      <w:pPr/>
+      <w:r>
+        <w:rPr>
+          <w:lang w:val="pt_PT" w:bidi="pt_PT"/>
+        </w:rPr>
+      </w:r>
+      <w:r>
+        <w:rPr>
           <w:b/>
           <w:lang w:val="pt_PT" w:bidi="pt_PT"/>
         </w:rPr>
@@ -7088,6 +7783,20 @@
       </w:r>
       <w:r>
         <w:rPr>
+          <w:lang w:val="pt_PT" w:bidi="pt_PT"/>
+        </w:rPr>
+        <w:t>דּוֹדִ⁠י֙</w:t>
+      </w:r>
+    </w:p>
+    <w:p>
+      <w:pPr/>
+      <w:r>
+        <w:rPr>
+          <w:lang w:val="pt_PT" w:bidi="pt_PT"/>
+        </w:rPr>
+      </w:r>
+      <w:r>
+        <w:rPr>
           <w:b/>
           <w:lang w:val="pt_PT" w:bidi="pt_PT"/>
         </w:rPr>
@@ -7151,6 +7860,20 @@
       </w:r>
       <w:r>
         <w:rPr>
+          <w:lang w:val="pt_PT" w:bidi="pt_PT"/>
+        </w:rPr>
+        <w:t>צְר֨וֹר הַ⁠מֹּ֤ר ׀ דּוֹדִ⁠י֙ לִ֔⁠י בֵּ֥ין שָׁדַ֖⁠י יָלִֽין</w:t>
+      </w:r>
+    </w:p>
+    <w:p>
+      <w:pPr/>
+      <w:r>
+        <w:rPr>
+          <w:lang w:val="pt_PT" w:bidi="pt_PT"/>
+        </w:rPr>
+      </w:r>
+      <w:r>
+        <w:rPr>
           <w:b/>
           <w:lang w:val="pt_PT" w:bidi="pt_PT"/>
         </w:rPr>
@@ -7247,6 +7970,20 @@
       </w:r>
       <w:r>
         <w:rPr>
+          <w:lang w:val="pt_PT" w:bidi="pt_PT"/>
+        </w:rPr>
+        <w:t>יָלִֽין</w:t>
+      </w:r>
+    </w:p>
+    <w:p>
+      <w:pPr/>
+      <w:r>
+        <w:rPr>
+          <w:lang w:val="pt_PT" w:bidi="pt_PT"/>
+        </w:rPr>
+      </w:r>
+      <w:r>
+        <w:rPr>
           <w:b/>
           <w:lang w:val="pt_PT" w:bidi="pt_PT"/>
         </w:rPr>
@@ -7604,6 +8341,20 @@
       </w:r>
       <w:r>
         <w:rPr>
+          <w:lang w:val="pt_PT" w:bidi="pt_PT"/>
+        </w:rPr>
+        <w:t>הִנָּ֤⁠ךְ &amp; הִנָּ֥⁠ךְ</w:t>
+      </w:r>
+    </w:p>
+    <w:p>
+      <w:pPr/>
+      <w:r>
+        <w:rPr>
+          <w:lang w:val="pt_PT" w:bidi="pt_PT"/>
+        </w:rPr>
+      </w:r>
+      <w:r>
+        <w:rPr>
           <w:b/>
           <w:lang w:val="pt_PT" w:bidi="pt_PT"/>
         </w:rPr>
@@ -7821,7 +8572,7 @@
         </w:rPr>
         <w:t xml:space="preserve">Veja como você traduziu a frase "minha querida" em </w:t>
       </w:r>
-      <w:hyperlink r:id="rId19">
+      <w:hyperlink r:id="rId21">
         <w:r>
           <w:rPr>
             <w:lang w:val="pt_PT" w:bidi="pt_PT"/>
@@ -7960,6 +8711,20 @@
       </w:r>
       <w:r>
         <w:rPr>
+          <w:lang w:val="pt_PT" w:bidi="pt_PT"/>
+        </w:rPr>
+        <w:t>הִנְּ⁠ךָ֨</w:t>
+      </w:r>
+    </w:p>
+    <w:p>
+      <w:pPr/>
+      <w:r>
+        <w:rPr>
+          <w:lang w:val="pt_PT" w:bidi="pt_PT"/>
+        </w:rPr>
+      </w:r>
+      <w:r>
+        <w:rPr>
           <w:b/>
           <w:lang w:val="pt_PT" w:bidi="pt_PT"/>
         </w:rPr>
@@ -8119,6 +8884,20 @@
       </w:r>
       <w:r>
         <w:rPr>
+          <w:lang w:val="pt_PT" w:bidi="pt_PT"/>
+        </w:rPr>
+        <w:t>דוֹדִ⁠י֙</w:t>
+      </w:r>
+    </w:p>
+    <w:p>
+      <w:pPr/>
+      <w:r>
+        <w:rPr>
+          <w:lang w:val="pt_PT" w:bidi="pt_PT"/>
+        </w:rPr>
+      </w:r>
+      <w:r>
+        <w:rPr>
           <w:b/>
           <w:lang w:val="pt_PT" w:bidi="pt_PT"/>
         </w:rPr>
@@ -8151,7 +8930,7 @@
         </w:rPr>
         <w:t xml:space="preserve"> em </w:t>
       </w:r>
-      <w:hyperlink r:id="rId20">
+      <w:hyperlink r:id="rId22">
         <w:r>
           <w:rPr>
             <w:lang w:val="pt_PT" w:bidi="pt_PT"/>
@@ -8213,6 +8992,20 @@
       </w:r>
       <w:r>
         <w:rPr>
+          <w:lang w:val="pt_PT" w:bidi="pt_PT"/>
+        </w:rPr>
+        <w:t>דוֹדִ⁠י֙ אַ֣ף נָעִ֔ים</w:t>
+      </w:r>
+    </w:p>
+    <w:p>
+      <w:pPr/>
+      <w:r>
+        <w:rPr>
+          <w:lang w:val="pt_PT" w:bidi="pt_PT"/>
+        </w:rPr>
+      </w:r>
+      <w:r>
+        <w:rPr>
           <w:b/>
           <w:lang w:val="pt_PT" w:bidi="pt_PT"/>
         </w:rPr>
@@ -8296,6 +9089,20 @@
       </w:r>
       <w:r>
         <w:rPr>
+          <w:lang w:val="pt_PT" w:bidi="pt_PT"/>
+        </w:rPr>
+        <w:t>עַרְשֵׂ֖⁠נוּ</w:t>
+      </w:r>
+    </w:p>
+    <w:p>
+      <w:pPr/>
+      <w:r>
+        <w:rPr>
+          <w:lang w:val="pt_PT" w:bidi="pt_PT"/>
+        </w:rPr>
+      </w:r>
+      <w:r>
+        <w:rPr>
           <w:b/>
           <w:lang w:val="pt_PT" w:bidi="pt_PT"/>
         </w:rPr>
@@ -8392,6 +9199,20 @@
       </w:r>
       <w:r>
         <w:rPr>
+          <w:lang w:val="pt_PT" w:bidi="pt_PT"/>
+        </w:rPr>
+        <w:t>רַעֲנָנָֽה</w:t>
+      </w:r>
+    </w:p>
+    <w:p>
+      <w:pPr/>
+      <w:r>
+        <w:rPr>
+          <w:lang w:val="pt_PT" w:bidi="pt_PT"/>
+        </w:rPr>
+      </w:r>
+      <w:r>
+        <w:rPr>
           <w:b/>
           <w:lang w:val="pt_PT" w:bidi="pt_PT"/>
         </w:rPr>
@@ -8488,6 +9309,20 @@
       </w:r>
       <w:r>
         <w:rPr>
+          <w:lang w:val="pt_PT" w:bidi="pt_PT"/>
+        </w:rPr>
+        <w:t>קֹר֤וֹת בָּתֵּ֨י⁠נוּ֙ אֲרָזִ֔ים רַהִיטֵ֖נוּ בְּרוֹתִֽים</w:t>
+      </w:r>
+    </w:p>
+    <w:p>
+      <w:pPr/>
+      <w:r>
+        <w:rPr>
+          <w:lang w:val="pt_PT" w:bidi="pt_PT"/>
+        </w:rPr>
+      </w:r>
+      <w:r>
+        <w:rPr>
           <w:b/>
           <w:lang w:val="pt_PT" w:bidi="pt_PT"/>
         </w:rPr>
@@ -8762,7 +9597,7 @@
         </w:rPr>
         <w:t xml:space="preserve">A poesia hebraica às vezes utiliza um recurso literário chamado "quiasmo" (também conhecido como "quiasma"). Um quiasmo ocorre quando palavras ou frases são organizadas em uma sequência AB-BA. Em </w:t>
       </w:r>
-      <w:hyperlink r:id="rId21">
+      <w:hyperlink r:id="rId23">
         <w:r>
           <w:rPr>
             <w:lang w:val="pt_PT" w:bidi="pt_PT"/>
@@ -8907,6 +9742,20 @@
       </w:r>
       <w:r>
         <w:rPr>
+          <w:lang w:val="pt_PT" w:bidi="pt_PT"/>
+        </w:rPr>
+        <w:t>חֲבַצֶּ֣לֶת</w:t>
+      </w:r>
+    </w:p>
+    <w:p>
+      <w:pPr/>
+      <w:r>
+        <w:rPr>
+          <w:lang w:val="pt_PT" w:bidi="pt_PT"/>
+        </w:rPr>
+      </w:r>
+      <w:r>
+        <w:rPr>
           <w:b/>
           <w:lang w:val="pt_PT" w:bidi="pt_PT"/>
         </w:rPr>
@@ -9100,6 +9949,20 @@
       </w:r>
       <w:r>
         <w:rPr>
+          <w:lang w:val="pt_PT" w:bidi="pt_PT"/>
+        </w:rPr>
+        <w:t>אֲנִי֙ חֲבַצֶּ֣לֶת הַ⁠שָּׁר֔וֹן שֽׁוֹשַׁנַּ֖ת הָ⁠עֲמָקִֽים</w:t>
+      </w:r>
+    </w:p>
+    <w:p>
+      <w:pPr/>
+      <w:r>
+        <w:rPr>
+          <w:lang w:val="pt_PT" w:bidi="pt_PT"/>
+        </w:rPr>
+      </w:r>
+      <w:r>
+        <w:rPr>
           <w:b/>
           <w:lang w:val="pt_PT" w:bidi="pt_PT"/>
         </w:rPr>
@@ -9196,6 +10059,20 @@
       </w:r>
       <w:r>
         <w:rPr>
+          <w:lang w:val="pt_PT" w:bidi="pt_PT"/>
+        </w:rPr>
+        <w:t>שֽׁוֹשַׁנַּ֖ת</w:t>
+      </w:r>
+    </w:p>
+    <w:p>
+      <w:pPr/>
+      <w:r>
+        <w:rPr>
+          <w:lang w:val="pt_PT" w:bidi="pt_PT"/>
+        </w:rPr>
+      </w:r>
+      <w:r>
+        <w:rPr>
           <w:b/>
           <w:lang w:val="pt_PT" w:bidi="pt_PT"/>
         </w:rPr>
@@ -9375,6 +10252,20 @@
       </w:r>
       <w:r>
         <w:rPr>
+          <w:lang w:val="pt_PT" w:bidi="pt_PT"/>
+        </w:rPr>
+        <w:t>כְּ⁠שֽׁוֹשַׁנָּה֙ בֵּ֣ין הַ⁠חוֹחִ֔ים כֵּ֥ן רַעְיָתִ֖⁠י בֵּ֥ין הַ⁠בָּנֽוֹת</w:t>
+      </w:r>
+    </w:p>
+    <w:p>
+      <w:pPr/>
+      <w:r>
+        <w:rPr>
+          <w:lang w:val="pt_PT" w:bidi="pt_PT"/>
+        </w:rPr>
+      </w:r>
+      <w:r>
+        <w:rPr>
           <w:b/>
           <w:lang w:val="pt_PT" w:bidi="pt_PT"/>
         </w:rPr>
@@ -9490,7 +10381,7 @@
         </w:rPr>
         <w:t xml:space="preserve">Veja como você traduziu a palavra "lírio" em </w:t>
       </w:r>
-      <w:hyperlink r:id="rId22">
+      <w:hyperlink r:id="rId24">
         <w:r>
           <w:rPr>
             <w:lang w:val="pt_PT" w:bidi="pt_PT"/>
@@ -9585,7 +10476,7 @@
         </w:rPr>
         <w:t xml:space="preserve">Veja como você traduziu a frase "minha querida" ou "minha amada" em </w:t>
       </w:r>
-      <w:hyperlink r:id="rId19">
+      <w:hyperlink r:id="rId21">
         <w:r>
           <w:rPr>
             <w:lang w:val="pt_PT" w:bidi="pt_PT"/>
@@ -9647,6 +10538,20 @@
       </w:r>
       <w:r>
         <w:rPr>
+          <w:lang w:val="pt_PT" w:bidi="pt_PT"/>
+        </w:rPr>
+        <w:t>הַ⁠בָּנֽוֹת</w:t>
+      </w:r>
+    </w:p>
+    <w:p>
+      <w:pPr/>
+      <w:r>
+        <w:rPr>
+          <w:lang w:val="pt_PT" w:bidi="pt_PT"/>
+        </w:rPr>
+      </w:r>
+      <w:r>
+        <w:rPr>
           <w:b/>
           <w:lang w:val="pt_PT" w:bidi="pt_PT"/>
         </w:rPr>
@@ -9666,7 +10571,7 @@
         </w:rPr>
         <w:t xml:space="preserve">Esta frase refere-se às filhas de Jerusalém mencionadas em </w:t>
       </w:r>
-      <w:hyperlink r:id="rId18">
+      <w:hyperlink r:id="rId20">
         <w:r>
           <w:rPr>
             <w:lang w:val="pt_PT" w:bidi="pt_PT"/>
@@ -9870,6 +10775,20 @@
       </w:r>
       <w:r>
         <w:rPr>
+          <w:lang w:val="pt_PT" w:bidi="pt_PT"/>
+        </w:rPr>
+        <w:t>כְּ⁠תַפּ֨וּחַ֙ בַּ⁠עֲצֵ֣י הַ⁠יַּ֔עַר כֵּ֥ן דּוֹדִ֖⁠י בֵּ֣ין הַ⁠בָּנִ֑ים</w:t>
+      </w:r>
+    </w:p>
+    <w:p>
+      <w:pPr/>
+      <w:r>
+        <w:rPr>
+          <w:lang w:val="pt_PT" w:bidi="pt_PT"/>
+        </w:rPr>
+      </w:r>
+      <w:r>
+        <w:rPr>
           <w:b/>
           <w:lang w:val="pt_PT" w:bidi="pt_PT"/>
         </w:rPr>
@@ -10164,7 +11083,7 @@
         </w:rPr>
         <w:t xml:space="preserve">Veja como você traduziu a frase "meu amado" em </w:t>
       </w:r>
-      <w:hyperlink r:id="rId20">
+      <w:hyperlink r:id="rId22">
         <w:r>
           <w:rPr>
             <w:lang w:val="pt_PT" w:bidi="pt_PT"/>
@@ -10226,6 +11145,20 @@
       </w:r>
       <w:r>
         <w:rPr>
+          <w:lang w:val="pt_PT" w:bidi="pt_PT"/>
+        </w:rPr>
+        <w:t>בֵּ֣ין הַ⁠בָּנִ֑ים</w:t>
+      </w:r>
+    </w:p>
+    <w:p>
+      <w:pPr/>
+      <w:r>
+        <w:rPr>
+          <w:lang w:val="pt_PT" w:bidi="pt_PT"/>
+        </w:rPr>
+      </w:r>
+      <w:r>
+        <w:rPr>
           <w:b/>
           <w:lang w:val="pt_PT" w:bidi="pt_PT"/>
         </w:rPr>
@@ -10309,6 +11242,20 @@
       </w:r>
       <w:r>
         <w:rPr>
+          <w:lang w:val="pt_PT" w:bidi="pt_PT"/>
+        </w:rPr>
+        <w:t>בְּ⁠צִלּ⁠וֹ֙ חִמַּ֣דְתִּי וְ⁠יָשַׁ֔בְתִּי וּ⁠פִרְי֖⁠וֹ מָת֥וֹק לְ⁠חִכִּֽ⁠י</w:t>
+      </w:r>
+    </w:p>
+    <w:p>
+      <w:pPr/>
+      <w:r>
+        <w:rPr>
+          <w:lang w:val="pt_PT" w:bidi="pt_PT"/>
+        </w:rPr>
+      </w:r>
+      <w:r>
+        <w:rPr>
           <w:b/>
           <w:lang w:val="pt_PT" w:bidi="pt_PT"/>
         </w:rPr>
@@ -10392,6 +11339,20 @@
       </w:r>
       <w:r>
         <w:rPr>
+          <w:lang w:val="pt_PT" w:bidi="pt_PT"/>
+        </w:rPr>
+        <w:t>בְּ⁠צִלּ⁠וֹ֙ חִמַּ֣דְתִּי וְ⁠יָשַׁ֔בְתִּי</w:t>
+      </w:r>
+    </w:p>
+    <w:p>
+      <w:pPr/>
+      <w:r>
+        <w:rPr>
+          <w:lang w:val="pt_PT" w:bidi="pt_PT"/>
+        </w:rPr>
+      </w:r>
+      <w:r>
+        <w:rPr>
           <w:b/>
           <w:lang w:val="pt_PT" w:bidi="pt_PT"/>
         </w:rPr>
@@ -10518,6 +11479,20 @@
       </w:r>
       <w:r>
         <w:rPr>
+          <w:lang w:val="pt_PT" w:bidi="pt_PT"/>
+        </w:rPr>
+        <w:t>הֱבִיאַ֨⁠נִי֙</w:t>
+      </w:r>
+    </w:p>
+    <w:p>
+      <w:pPr/>
+      <w:r>
+        <w:rPr>
+          <w:lang w:val="pt_PT" w:bidi="pt_PT"/>
+        </w:rPr>
+      </w:r>
+      <w:r>
+        <w:rPr>
           <w:b/>
           <w:lang w:val="pt_PT" w:bidi="pt_PT"/>
         </w:rPr>
@@ -10537,7 +11512,7 @@
         </w:rPr>
         <w:t xml:space="preserve">Veja como você traduziu a frase “me levou” ou "leve-me" em </w:t>
       </w:r>
-      <w:hyperlink r:id="rId17">
+      <w:hyperlink r:id="rId19">
         <w:r>
           <w:rPr>
             <w:lang w:val="pt_PT" w:bidi="pt_PT"/>
@@ -10734,7 +11709,7 @@
         </w:rPr>
         <w:t xml:space="preserve">No texto original, existe o termo "a casa de vinho". Aqui, na cultura do autor, a expressão "casa de vinho" era usada para se referir a um local onde as pessoas iam com o propósito de beber vinho. A expressão não indica necessariamente uma casa ou edifício, então aqui poderia estar se referindo a um local privado que o casal usava como ponto de encontro, possivelmente a “casa” (local) onde passavam tempo juntos na floresta (descrita em </w:t>
       </w:r>
-      <w:hyperlink r:id="rId23">
+      <w:hyperlink r:id="rId25">
         <w:r>
           <w:rPr>
             <w:lang w:val="pt_PT" w:bidi="pt_PT"/>
@@ -10899,6 +11874,20 @@
       </w:r>
       <w:r>
         <w:rPr>
+          <w:lang w:val="pt_PT" w:bidi="pt_PT"/>
+        </w:rPr>
+        <w:t>וְ⁠דִגְל֥⁠וֹ עָלַ֖⁠י אַהֲבָֽה</w:t>
+      </w:r>
+    </w:p>
+    <w:p>
+      <w:pPr/>
+      <w:r>
+        <w:rPr>
+          <w:lang w:val="pt_PT" w:bidi="pt_PT"/>
+        </w:rPr>
+      </w:r>
+      <w:r>
+        <w:rPr>
           <w:b/>
           <w:lang w:val="pt_PT" w:bidi="pt_PT"/>
         </w:rPr>
@@ -10982,6 +11971,20 @@
       </w:r>
       <w:r>
         <w:rPr>
+          <w:lang w:val="pt_PT" w:bidi="pt_PT"/>
+        </w:rPr>
+        <w:t>וְ⁠דִגְל֥⁠וֹ</w:t>
+      </w:r>
+    </w:p>
+    <w:p>
+      <w:pPr/>
+      <w:r>
+        <w:rPr>
+          <w:lang w:val="pt_PT" w:bidi="pt_PT"/>
+        </w:rPr>
+      </w:r>
+      <w:r>
+        <w:rPr>
           <w:b/>
           <w:lang w:val="pt_PT" w:bidi="pt_PT"/>
         </w:rPr>
@@ -11161,6 +12164,20 @@
       </w:r>
       <w:r>
         <w:rPr>
+          <w:lang w:val="pt_PT" w:bidi="pt_PT"/>
+        </w:rPr>
+        <w:t>סַמְּכ֨וּ⁠נִי֙ בָּֽ⁠אֲשִׁישׁ֔וֹת רַפְּד֖וּ⁠נִי בַּ⁠תַּפּוּחִ֑ים</w:t>
+      </w:r>
+    </w:p>
+    <w:p>
+      <w:pPr/>
+      <w:r>
+        <w:rPr>
+          <w:lang w:val="pt_PT" w:bidi="pt_PT"/>
+        </w:rPr>
+      </w:r>
+      <w:r>
+        <w:rPr>
           <w:b/>
           <w:lang w:val="pt_PT" w:bidi="pt_PT"/>
         </w:rPr>
@@ -11296,6 +12313,20 @@
       </w:r>
       <w:r>
         <w:rPr>
+          <w:lang w:val="pt_PT" w:bidi="pt_PT"/>
+        </w:rPr>
+        <w:t>סַמְּכ֨וּ⁠נִי֙ &amp; רַפְּד֖וּ⁠נִי</w:t>
+      </w:r>
+    </w:p>
+    <w:p>
+      <w:pPr/>
+      <w:r>
+        <w:rPr>
+          <w:lang w:val="pt_PT" w:bidi="pt_PT"/>
+        </w:rPr>
+      </w:r>
+      <w:r>
+        <w:rPr>
           <w:b/>
           <w:lang w:val="pt_PT" w:bidi="pt_PT"/>
         </w:rPr>
@@ -11392,6 +12423,20 @@
       </w:r>
       <w:r>
         <w:rPr>
+          <w:lang w:val="pt_PT" w:bidi="pt_PT"/>
+        </w:rPr>
+        <w:t>סַמְּכ֨וּ⁠נִי֙ בָּֽ⁠אֲשִׁישׁ֔וֹת רַפְּד֖וּ⁠נִי בַּ⁠תַּפּוּחִ֑ים כִּי־חוֹלַ֥ת אַהֲבָ֖ה אָֽנִי</w:t>
+      </w:r>
+    </w:p>
+    <w:p>
+      <w:pPr/>
+      <w:r>
+        <w:rPr>
+          <w:lang w:val="pt_PT" w:bidi="pt_PT"/>
+        </w:rPr>
+      </w:r>
+      <w:r>
+        <w:rPr>
           <w:b/>
           <w:lang w:val="pt_PT" w:bidi="pt_PT"/>
         </w:rPr>
@@ -11475,6 +12520,20 @@
       </w:r>
       <w:r>
         <w:rPr>
+          <w:lang w:val="pt_PT" w:bidi="pt_PT"/>
+        </w:rPr>
+        <w:t>בָּֽ⁠אֲשִׁישׁ֔וֹת</w:t>
+      </w:r>
+    </w:p>
+    <w:p>
+      <w:pPr/>
+      <w:r>
+        <w:rPr>
+          <w:lang w:val="pt_PT" w:bidi="pt_PT"/>
+        </w:rPr>
+      </w:r>
+      <w:r>
+        <w:rPr>
           <w:b/>
           <w:lang w:val="pt_PT" w:bidi="pt_PT"/>
         </w:rPr>
@@ -11597,7 +12656,7 @@
         </w:rPr>
         <w:t xml:space="preserve"> em </w:t>
       </w:r>
-      <w:hyperlink r:id="rId24">
+      <w:hyperlink r:id="rId26">
         <w:r>
           <w:rPr>
             <w:lang w:val="pt_PT" w:bidi="pt_PT"/>
@@ -11679,6 +12738,20 @@
       </w:r>
       <w:r>
         <w:rPr>
+          <w:lang w:val="pt_PT" w:bidi="pt_PT"/>
+        </w:rPr>
+        <w:t>כִּי־חוֹלַ֥ת אַהֲבָ֖ה אָֽנִי</w:t>
+      </w:r>
+    </w:p>
+    <w:p>
+      <w:pPr/>
+      <w:r>
+        <w:rPr>
+          <w:lang w:val="pt_PT" w:bidi="pt_PT"/>
+        </w:rPr>
+      </w:r>
+      <w:r>
+        <w:rPr>
           <w:b/>
           <w:lang w:val="pt_PT" w:bidi="pt_PT"/>
         </w:rPr>
@@ -11858,6 +12931,20 @@
       </w:r>
       <w:r>
         <w:rPr>
+          <w:lang w:val="pt_PT" w:bidi="pt_PT"/>
+        </w:rPr>
+        <w:t>שְׂמֹאל⁠וֹ֙ תַּ֣חַת לְ⁠רֹאשִׁ֔⁠י וִ⁠ימִינ֖⁠וֹ תְּחַבְּקֵֽ⁠נִי</w:t>
+      </w:r>
+    </w:p>
+    <w:p>
+      <w:pPr/>
+      <w:r>
+        <w:rPr>
+          <w:lang w:val="pt_PT" w:bidi="pt_PT"/>
+        </w:rPr>
+      </w:r>
+      <w:r>
+        <w:rPr>
           <w:b/>
           <w:lang w:val="pt_PT" w:bidi="pt_PT"/>
         </w:rPr>
@@ -12037,6 +13124,20 @@
       </w:r>
       <w:r>
         <w:rPr>
+          <w:lang w:val="pt_PT" w:bidi="pt_PT"/>
+        </w:rPr>
+        <w:t>הִשְׁבַּ֨עְתִּי אֶתְ⁠כֶ֜ם &amp; בִּ⁠צְבָא֔וֹת א֖וֹ בְּ⁠אַיְל֣וֹת הַ⁠שָּׂדֶ֑ה</w:t>
+      </w:r>
+    </w:p>
+    <w:p>
+      <w:pPr/>
+      <w:r>
+        <w:rPr>
+          <w:lang w:val="pt_PT" w:bidi="pt_PT"/>
+        </w:rPr>
+      </w:r>
+      <w:r>
+        <w:rPr>
           <w:b/>
           <w:lang w:val="pt_PT" w:bidi="pt_PT"/>
         </w:rPr>
@@ -12185,7 +13286,7 @@
         </w:rPr>
         <w:t xml:space="preserve"> em </w:t>
       </w:r>
-      <w:hyperlink r:id="rId18">
+      <w:hyperlink r:id="rId20">
         <w:r>
           <w:rPr>
             <w:lang w:val="pt_PT" w:bidi="pt_PT"/>
@@ -12267,6 +13368,20 @@
       </w:r>
       <w:r>
         <w:rPr>
+          <w:lang w:val="pt_PT" w:bidi="pt_PT"/>
+        </w:rPr>
+        <w:t>בִּ⁠צְבָא֔וֹת א֖וֹ בְּ⁠אַיְל֣וֹת הַ⁠שָּׂדֶ֑ה</w:t>
+      </w:r>
+    </w:p>
+    <w:p>
+      <w:pPr/>
+      <w:r>
+        <w:rPr>
+          <w:lang w:val="pt_PT" w:bidi="pt_PT"/>
+        </w:rPr>
+      </w:r>
+      <w:r>
+        <w:rPr>
           <w:b/>
           <w:lang w:val="pt_PT" w:bidi="pt_PT"/>
         </w:rPr>
@@ -12542,6 +13657,20 @@
       </w:r>
       <w:r>
         <w:rPr>
+          <w:lang w:val="pt_PT" w:bidi="pt_PT"/>
+        </w:rPr>
+        <w:t>אִם־תָּעִ֧ירוּ ׀ וְֽ⁠אִם־תְּעֽוֹרְר֛וּ אֶת־הָ⁠אַהֲבָ֖ה עַ֥ד שֶׁ⁠תֶּחְפָּֽץ</w:t>
+      </w:r>
+    </w:p>
+    <w:p>
+      <w:pPr/>
+      <w:r>
+        <w:rPr>
+          <w:lang w:val="pt_PT" w:bidi="pt_PT"/>
+        </w:rPr>
+      </w:r>
+      <w:r>
+        <w:rPr>
           <w:b/>
           <w:lang w:val="pt_PT" w:bidi="pt_PT"/>
         </w:rPr>
@@ -12625,6 +13754,20 @@
       </w:r>
       <w:r>
         <w:rPr>
+          <w:lang w:val="pt_PT" w:bidi="pt_PT"/>
+        </w:rPr>
+        <w:t>אִם־תָּעִ֧ירוּ ׀ וְֽ⁠אִם־תְּעֽוֹרְר֛וּ</w:t>
+      </w:r>
+    </w:p>
+    <w:p>
+      <w:pPr/>
+      <w:r>
+        <w:rPr>
+          <w:lang w:val="pt_PT" w:bidi="pt_PT"/>
+        </w:rPr>
+      </w:r>
+      <w:r>
+        <w:rPr>
           <w:b/>
           <w:lang w:val="pt_PT" w:bidi="pt_PT"/>
         </w:rPr>
@@ -12913,6 +14056,20 @@
       </w:r>
       <w:r>
         <w:rPr>
+          <w:lang w:val="pt_PT" w:bidi="pt_PT"/>
+        </w:rPr>
+        <w:t>הִנֵּה</w:t>
+      </w:r>
+    </w:p>
+    <w:p>
+      <w:pPr/>
+      <w:r>
+        <w:rPr>
+          <w:lang w:val="pt_PT" w:bidi="pt_PT"/>
+        </w:rPr>
+      </w:r>
+      <w:r>
+        <w:rPr>
           <w:b/>
           <w:lang w:val="pt_PT" w:bidi="pt_PT"/>
         </w:rPr>
@@ -12932,7 +14089,7 @@
         </w:rPr>
         <w:t xml:space="preserve">No texto original, existe a palavra "Eis", que indica uma exclamação usada para chamar a atenção para algo. Aqui, ela é utilizada para destacar a aproximação do homem. Entretanto, na versão NTLH, não houve tradução para essa palavra. Use uma exclamação que seja natural em seu idioma para comunicar isso ou você pode deixar sem tradução. Veja como você traduziu “Eis” em </w:t>
       </w:r>
-      <w:hyperlink r:id="rId25">
+      <w:hyperlink r:id="rId27">
         <w:r>
           <w:rPr>
             <w:lang w:val="pt_PT" w:bidi="pt_PT"/>
@@ -12994,6 +14151,20 @@
       </w:r>
       <w:r>
         <w:rPr>
+          <w:lang w:val="pt_PT" w:bidi="pt_PT"/>
+        </w:rPr>
+        <w:t>בָּ֑א</w:t>
+      </w:r>
+    </w:p>
+    <w:p>
+      <w:pPr/>
+      <w:r>
+        <w:rPr>
+          <w:lang w:val="pt_PT" w:bidi="pt_PT"/>
+        </w:rPr>
+      </w:r>
+      <w:r>
+        <w:rPr>
           <w:b/>
           <w:lang w:val="pt_PT" w:bidi="pt_PT"/>
         </w:rPr>
@@ -13371,7 +14542,7 @@
         </w:rPr>
         <w:t xml:space="preserve">Veja como você traduziu a forma plural de “gazelas” em </w:t>
       </w:r>
-      <w:hyperlink r:id="rId26">
+      <w:hyperlink r:id="rId28">
         <w:r>
           <w:rPr>
             <w:lang w:val="pt_PT" w:bidi="pt_PT"/>
@@ -13626,6 +14797,20 @@
       </w:r>
       <w:r>
         <w:rPr>
+          <w:lang w:val="pt_PT" w:bidi="pt_PT"/>
+        </w:rPr>
+        <w:t>זֶ֤ה</w:t>
+      </w:r>
+    </w:p>
+    <w:p>
+      <w:pPr/>
+      <w:r>
+        <w:rPr>
+          <w:lang w:val="pt_PT" w:bidi="pt_PT"/>
+        </w:rPr>
+      </w:r>
+      <w:r>
+        <w:rPr>
           <w:b/>
           <w:lang w:val="pt_PT" w:bidi="pt_PT"/>
         </w:rPr>
@@ -13735,6 +14920,20 @@
       </w:r>
       <w:r>
         <w:rPr>
+          <w:lang w:val="pt_PT" w:bidi="pt_PT"/>
+        </w:rPr>
+        <w:t>אַחַ֣ר כָּתְלֵ֔⁠נוּ</w:t>
+      </w:r>
+    </w:p>
+    <w:p>
+      <w:pPr/>
+      <w:r>
+        <w:rPr>
+          <w:lang w:val="pt_PT" w:bidi="pt_PT"/>
+        </w:rPr>
+      </w:r>
+      <w:r>
+        <w:rPr>
           <w:b/>
           <w:lang w:val="pt_PT" w:bidi="pt_PT"/>
         </w:rPr>
@@ -13831,6 +15030,20 @@
       </w:r>
       <w:r>
         <w:rPr>
+          <w:lang w:val="pt_PT" w:bidi="pt_PT"/>
+        </w:rPr>
+        <w:t>מַשְׁגִּ֨יחַ֙ מִן־הַֽ⁠חֲלֹּנ֔וֹת מֵצִ֖יץ מִן־הַֽ⁠חֲרַכִּֽים</w:t>
+      </w:r>
+    </w:p>
+    <w:p>
+      <w:pPr/>
+      <w:r>
+        <w:rPr>
+          <w:lang w:val="pt_PT" w:bidi="pt_PT"/>
+        </w:rPr>
+      </w:r>
+      <w:r>
+        <w:rPr>
           <w:b/>
           <w:lang w:val="pt_PT" w:bidi="pt_PT"/>
         </w:rPr>
@@ -13927,6 +15140,20 @@
       </w:r>
       <w:r>
         <w:rPr>
+          <w:lang w:val="pt_PT" w:bidi="pt_PT"/>
+        </w:rPr>
+        <w:t>הַֽ⁠חֲלֹּנ֔וֹת &amp; הַֽ⁠חֲרַכִּֽים</w:t>
+      </w:r>
+    </w:p>
+    <w:p>
+      <w:pPr/>
+      <w:r>
+        <w:rPr>
+          <w:lang w:val="pt_PT" w:bidi="pt_PT"/>
+        </w:rPr>
+      </w:r>
+      <w:r>
+        <w:rPr>
           <w:b/>
           <w:lang w:val="pt_PT" w:bidi="pt_PT"/>
         </w:rPr>
@@ -14036,6 +15263,20 @@
       </w:r>
       <w:r>
         <w:rPr>
+          <w:lang w:val="pt_PT" w:bidi="pt_PT"/>
+        </w:rPr>
+        <w:t>הַֽ⁠חֲרַכִּֽים</w:t>
+      </w:r>
+    </w:p>
+    <w:p>
+      <w:pPr/>
+      <w:r>
+        <w:rPr>
+          <w:lang w:val="pt_PT" w:bidi="pt_PT"/>
+        </w:rPr>
+      </w:r>
+      <w:r>
+        <w:rPr>
           <w:b/>
           <w:lang w:val="pt_PT" w:bidi="pt_PT"/>
         </w:rPr>
@@ -14119,6 +15360,20 @@
       </w:r>
       <w:r>
         <w:rPr>
+          <w:lang w:val="pt_PT" w:bidi="pt_PT"/>
+        </w:rPr>
+        <w:t>וּ⁠לְכִי־לָֽ⁠ךְ</w:t>
+      </w:r>
+    </w:p>
+    <w:p>
+      <w:pPr/>
+      <w:r>
+        <w:rPr>
+          <w:lang w:val="pt_PT" w:bidi="pt_PT"/>
+        </w:rPr>
+      </w:r>
+      <w:r>
+        <w:rPr>
           <w:b/>
           <w:lang w:val="pt_PT" w:bidi="pt_PT"/>
         </w:rPr>
@@ -14265,6 +15520,20 @@
       </w:r>
       <w:r>
         <w:rPr>
+          <w:lang w:val="pt_PT" w:bidi="pt_PT"/>
+        </w:rPr>
+        <w:t>כִּֽי־הִנֵּ֥ה</w:t>
+      </w:r>
+    </w:p>
+    <w:p>
+      <w:pPr/>
+      <w:r>
+        <w:rPr>
+          <w:lang w:val="pt_PT" w:bidi="pt_PT"/>
+        </w:rPr>
+      </w:r>
+      <w:r>
+        <w:rPr>
           <w:b/>
           <w:lang w:val="pt_PT" w:bidi="pt_PT"/>
         </w:rPr>
@@ -14348,6 +15617,20 @@
       </w:r>
       <w:r>
         <w:rPr>
+          <w:lang w:val="pt_PT" w:bidi="pt_PT"/>
+        </w:rPr>
+        <w:t>ה⁠סתו</w:t>
+      </w:r>
+    </w:p>
+    <w:p>
+      <w:pPr/>
+      <w:r>
+        <w:rPr>
+          <w:lang w:val="pt_PT" w:bidi="pt_PT"/>
+        </w:rPr>
+      </w:r>
+      <w:r>
+        <w:rPr>
           <w:b/>
           <w:lang w:val="pt_PT" w:bidi="pt_PT"/>
         </w:rPr>
@@ -14444,6 +15727,20 @@
       </w:r>
       <w:r>
         <w:rPr>
+          <w:lang w:val="pt_PT" w:bidi="pt_PT"/>
+        </w:rPr>
+        <w:t>ה⁠סתו עָבָ֑ר הַ⁠גֶּ֕שֶׁם חָלַ֖ף</w:t>
+      </w:r>
+    </w:p>
+    <w:p>
+      <w:pPr/>
+      <w:r>
+        <w:rPr>
+          <w:lang w:val="pt_PT" w:bidi="pt_PT"/>
+        </w:rPr>
+      </w:r>
+      <w:r>
+        <w:rPr>
           <w:b/>
           <w:lang w:val="pt_PT" w:bidi="pt_PT"/>
         </w:rPr>
@@ -14527,6 +15824,20 @@
       </w:r>
       <w:r>
         <w:rPr>
+          <w:lang w:val="pt_PT" w:bidi="pt_PT"/>
+        </w:rPr>
+        <w:t>עָבָ֑ר</w:t>
+      </w:r>
+    </w:p>
+    <w:p>
+      <w:pPr/>
+      <w:r>
+        <w:rPr>
+          <w:lang w:val="pt_PT" w:bidi="pt_PT"/>
+        </w:rPr>
+      </w:r>
+      <w:r>
+        <w:rPr>
           <w:b/>
           <w:lang w:val="pt_PT" w:bidi="pt_PT"/>
         </w:rPr>
@@ -14706,6 +16017,20 @@
       </w:r>
       <w:r>
         <w:rPr>
+          <w:lang w:val="pt_PT" w:bidi="pt_PT"/>
+        </w:rPr>
+        <w:t>חָלַ֖ף הָלַ֥ךְ לֽ⁠וֹ</w:t>
+      </w:r>
+    </w:p>
+    <w:p>
+      <w:pPr/>
+      <w:r>
+        <w:rPr>
+          <w:lang w:val="pt_PT" w:bidi="pt_PT"/>
+        </w:rPr>
+      </w:r>
+      <w:r>
+        <w:rPr>
           <w:b/>
           <w:lang w:val="pt_PT" w:bidi="pt_PT"/>
         </w:rPr>
@@ -14815,6 +16140,20 @@
       </w:r>
       <w:r>
         <w:rPr>
+          <w:lang w:val="pt_PT" w:bidi="pt_PT"/>
+        </w:rPr>
+        <w:t>בָ⁠אָ֔רֶץ</w:t>
+      </w:r>
+    </w:p>
+    <w:p>
+      <w:pPr/>
+      <w:r>
+        <w:rPr>
+          <w:lang w:val="pt_PT" w:bidi="pt_PT"/>
+        </w:rPr>
+      </w:r>
+      <w:r>
+        <w:rPr>
           <w:b/>
           <w:lang w:val="pt_PT" w:bidi="pt_PT"/>
         </w:rPr>
@@ -14878,6 +16217,20 @@
       </w:r>
       <w:r>
         <w:rPr>
+          <w:lang w:val="pt_PT" w:bidi="pt_PT"/>
+        </w:rPr>
+        <w:t>וְ⁠ק֥וֹל הַ⁠תּ֖וֹר נִשְׁמַ֥ע</w:t>
+      </w:r>
+    </w:p>
+    <w:p>
+      <w:pPr/>
+      <w:r>
+        <w:rPr>
+          <w:lang w:val="pt_PT" w:bidi="pt_PT"/>
+        </w:rPr>
+      </w:r>
+      <w:r>
+        <w:rPr>
           <w:b/>
           <w:lang w:val="pt_PT" w:bidi="pt_PT"/>
         </w:rPr>
@@ -14961,6 +16314,20 @@
       </w:r>
       <w:r>
         <w:rPr>
+          <w:lang w:val="pt_PT" w:bidi="pt_PT"/>
+        </w:rPr>
+        <w:t>הַ⁠תְּאֵנָה֙ חָֽנְטָ֣ה פַגֶּ֔י⁠הָ</w:t>
+      </w:r>
+    </w:p>
+    <w:p>
+      <w:pPr/>
+      <w:r>
+        <w:rPr>
+          <w:lang w:val="pt_PT" w:bidi="pt_PT"/>
+        </w:rPr>
+      </w:r>
+      <w:r>
+        <w:rPr>
           <w:b/>
           <w:lang w:val="pt_PT" w:bidi="pt_PT"/>
         </w:rPr>
@@ -15044,6 +16411,20 @@
       </w:r>
       <w:r>
         <w:rPr>
+          <w:lang w:val="pt_PT" w:bidi="pt_PT"/>
+        </w:rPr>
+        <w:t>וְ⁠הַ⁠גְּפָנִ֥ים ׀ סְמָדַ֖ר</w:t>
+      </w:r>
+    </w:p>
+    <w:p>
+      <w:pPr/>
+      <w:r>
+        <w:rPr>
+          <w:lang w:val="pt_PT" w:bidi="pt_PT"/>
+        </w:rPr>
+      </w:r>
+      <w:r>
+        <w:rPr>
           <w:b/>
           <w:lang w:val="pt_PT" w:bidi="pt_PT"/>
         </w:rPr>
@@ -15107,6 +16488,20 @@
       </w:r>
       <w:r>
         <w:rPr>
+          <w:lang w:val="pt_PT" w:bidi="pt_PT"/>
+        </w:rPr>
+        <w:t>נָ֣תְנוּ רֵ֑יחַ</w:t>
+      </w:r>
+    </w:p>
+    <w:p>
+      <w:pPr/>
+      <w:r>
+        <w:rPr>
+          <w:lang w:val="pt_PT" w:bidi="pt_PT"/>
+        </w:rPr>
+      </w:r>
+      <w:r>
+        <w:rPr>
           <w:b/>
           <w:lang w:val="pt_PT" w:bidi="pt_PT"/>
         </w:rPr>
@@ -15190,6 +16585,20 @@
       </w:r>
       <w:r>
         <w:rPr>
+          <w:lang w:val="pt_PT" w:bidi="pt_PT"/>
+        </w:rPr>
+        <w:t>ק֥וּמִי לכי רַעְיָתִ֥⁠י יָפָתִ֖⁠י וּ⁠לְכִי־לָֽ⁠ךְ</w:t>
+      </w:r>
+    </w:p>
+    <w:p>
+      <w:pPr/>
+      <w:r>
+        <w:rPr>
+          <w:lang w:val="pt_PT" w:bidi="pt_PT"/>
+        </w:rPr>
+      </w:r>
+      <w:r>
+        <w:rPr>
           <w:b/>
           <w:lang w:val="pt_PT" w:bidi="pt_PT"/>
         </w:rPr>
@@ -15209,7 +16618,7 @@
         </w:rPr>
         <w:t xml:space="preserve">Veja como você traduziu a frase semelhante em </w:t>
       </w:r>
-      <w:hyperlink r:id="rId27">
+      <w:hyperlink r:id="rId29">
         <w:r>
           <w:rPr>
             <w:lang w:val="pt_PT" w:bidi="pt_PT"/>
@@ -15291,6 +16700,20 @@
       </w:r>
       <w:r>
         <w:rPr>
+          <w:lang w:val="pt_PT" w:bidi="pt_PT"/>
+        </w:rPr>
+        <w:t>יוֹנָתִ֞⁠י</w:t>
+      </w:r>
+    </w:p>
+    <w:p>
+      <w:pPr/>
+      <w:r>
+        <w:rPr>
+          <w:lang w:val="pt_PT" w:bidi="pt_PT"/>
+        </w:rPr>
+      </w:r>
+      <w:r>
+        <w:rPr>
           <w:b/>
           <w:lang w:val="pt_PT" w:bidi="pt_PT"/>
         </w:rPr>
@@ -15374,6 +16797,20 @@
       </w:r>
       <w:r>
         <w:rPr>
+          <w:lang w:val="pt_PT" w:bidi="pt_PT"/>
+        </w:rPr>
+        <w:t>יוֹנָתִ֞⁠י בְּ⁠חַגְוֵ֣י הַ⁠סֶּ֗לַע בְּ⁠סֵ֨תֶר֙ הַ⁠מַּדְרֵגָ֔ה</w:t>
+      </w:r>
+    </w:p>
+    <w:p>
+      <w:pPr/>
+      <w:r>
+        <w:rPr>
+          <w:lang w:val="pt_PT" w:bidi="pt_PT"/>
+        </w:rPr>
+      </w:r>
+      <w:r>
+        <w:rPr>
           <w:b/>
           <w:lang w:val="pt_PT" w:bidi="pt_PT"/>
         </w:rPr>
@@ -15470,6 +16907,20 @@
       </w:r>
       <w:r>
         <w:rPr>
+          <w:lang w:val="pt_PT" w:bidi="pt_PT"/>
+        </w:rPr>
+        <w:t>בְּ⁠חַגְוֵ֣י הַ⁠סֶּ֗לַע בְּ⁠סֵ֨תֶר֙ הַ⁠מַּדְרֵגָ֔ה</w:t>
+      </w:r>
+    </w:p>
+    <w:p>
+      <w:pPr/>
+      <w:r>
+        <w:rPr>
+          <w:lang w:val="pt_PT" w:bidi="pt_PT"/>
+        </w:rPr>
+      </w:r>
+      <w:r>
+        <w:rPr>
           <w:b/>
           <w:lang w:val="pt_PT" w:bidi="pt_PT"/>
         </w:rPr>
@@ -15616,6 +17067,20 @@
       </w:r>
       <w:r>
         <w:rPr>
+          <w:lang w:val="pt_PT" w:bidi="pt_PT"/>
+        </w:rPr>
+        <w:t>הַרְאִ֨י⁠נִי֙ אֶתּ־מַרְאַ֔יִ⁠ךְ הַשְׁמִיעִ֖י⁠נִי אֶת־קוֹלֵ֑⁠ךְ כִּי־קוֹלֵ֥⁠ךְ עָרֵ֖ב וּ⁠מַרְאֵ֥י⁠ךְ נָאוֶֽה</w:t>
+      </w:r>
+    </w:p>
+    <w:p>
+      <w:pPr/>
+      <w:r>
+        <w:rPr>
+          <w:lang w:val="pt_PT" w:bidi="pt_PT"/>
+        </w:rPr>
+      </w:r>
+      <w:r>
+        <w:rPr>
           <w:b/>
           <w:lang w:val="pt_PT" w:bidi="pt_PT"/>
         </w:rPr>
@@ -15699,6 +17164,20 @@
       </w:r>
       <w:r>
         <w:rPr>
+          <w:lang w:val="pt_PT" w:bidi="pt_PT"/>
+        </w:rPr>
+        <w:t>הַרְאִ֨י⁠נִי֙ אֶתּ־מַרְאַ֔יִ⁠ךְ הַשְׁמִיעִ֖י⁠נִי</w:t>
+      </w:r>
+    </w:p>
+    <w:p>
+      <w:pPr/>
+      <w:r>
+        <w:rPr>
+          <w:lang w:val="pt_PT" w:bidi="pt_PT"/>
+        </w:rPr>
+      </w:r>
+      <w:r>
+        <w:rPr>
           <w:b/>
           <w:lang w:val="pt_PT" w:bidi="pt_PT"/>
         </w:rPr>
@@ -15808,6 +17287,20 @@
       </w:r>
       <w:r>
         <w:rPr>
+          <w:lang w:val="pt_PT" w:bidi="pt_PT"/>
+        </w:rPr>
+        <w:t>קוֹלֵ֥⁠ךְ עָרֵ֖ב</w:t>
+      </w:r>
+    </w:p>
+    <w:p>
+      <w:pPr/>
+      <w:r>
+        <w:rPr>
+          <w:lang w:val="pt_PT" w:bidi="pt_PT"/>
+        </w:rPr>
+      </w:r>
+      <w:r>
+        <w:rPr>
           <w:b/>
           <w:lang w:val="pt_PT" w:bidi="pt_PT"/>
         </w:rPr>
@@ -15871,6 +17364,20 @@
       </w:r>
       <w:r>
         <w:rPr>
+          <w:lang w:val="pt_PT" w:bidi="pt_PT"/>
+        </w:rPr>
+        <w:t>אֶֽחֱזוּ־לָ֨⁠נוּ֙ שֽׁוּעָלִ֔ים שֽׁוּעָלִ֥ים קְטַנִּ֖ים מְחַבְּלִ֣ים כְּרָמִ֑ים וּ⁠כְרָמֵ֖י⁠נוּ סְמָדַֽר</w:t>
+      </w:r>
+    </w:p>
+    <w:p>
+      <w:pPr/>
+      <w:r>
+        <w:rPr>
+          <w:lang w:val="pt_PT" w:bidi="pt_PT"/>
+        </w:rPr>
+      </w:r>
+      <w:r>
+        <w:rPr>
           <w:b/>
           <w:lang w:val="pt_PT" w:bidi="pt_PT"/>
         </w:rPr>
@@ -16152,6 +17659,20 @@
       </w:r>
       <w:r>
         <w:rPr>
+          <w:lang w:val="pt_PT" w:bidi="pt_PT"/>
+        </w:rPr>
+        <w:t>לָ֨⁠נוּ֙ &amp; וּ⁠כְרָמֵ֖י⁠נוּ</w:t>
+      </w:r>
+    </w:p>
+    <w:p>
+      <w:pPr/>
+      <w:r>
+        <w:rPr>
+          <w:lang w:val="pt_PT" w:bidi="pt_PT"/>
+        </w:rPr>
+      </w:r>
+      <w:r>
+        <w:rPr>
           <w:b/>
           <w:lang w:val="pt_PT" w:bidi="pt_PT"/>
         </w:rPr>
@@ -16248,6 +17769,20 @@
       </w:r>
       <w:r>
         <w:rPr>
+          <w:lang w:val="pt_PT" w:bidi="pt_PT"/>
+        </w:rPr>
+        <w:t>וּ⁠כְרָמֵ֖י⁠נוּ סְמָדַֽר</w:t>
+      </w:r>
+    </w:p>
+    <w:p>
+      <w:pPr/>
+      <w:r>
+        <w:rPr>
+          <w:lang w:val="pt_PT" w:bidi="pt_PT"/>
+        </w:rPr>
+      </w:r>
+      <w:r>
+        <w:rPr>
           <w:b/>
           <w:lang w:val="pt_PT" w:bidi="pt_PT"/>
         </w:rPr>
@@ -16325,6 +17860,20 @@
       </w:r>
       <w:r>
         <w:rPr>
+          <w:lang w:val="pt_PT" w:bidi="pt_PT"/>
+        </w:rPr>
+        <w:t>דּוֹדִ֥⁠י לִ⁠י֙ וַ⁠אֲנִ֣י ל֔⁠וֹ</w:t>
+      </w:r>
+    </w:p>
+    <w:p>
+      <w:pPr/>
+      <w:r>
+        <w:rPr>
+          <w:lang w:val="pt_PT" w:bidi="pt_PT"/>
+        </w:rPr>
+      </w:r>
+      <w:r>
+        <w:rPr>
           <w:b/>
           <w:lang w:val="pt_PT" w:bidi="pt_PT"/>
         </w:rPr>
@@ -16499,6 +18048,20 @@
       </w:r>
       <w:r>
         <w:rPr>
+          <w:lang w:val="pt_PT" w:bidi="pt_PT"/>
+        </w:rPr>
+        <w:t>הָ⁠רֹעֶ֖ה בַּ⁠שּׁוֹשַׁנִּֽים</w:t>
+      </w:r>
+    </w:p>
+    <w:p>
+      <w:pPr/>
+      <w:r>
+        <w:rPr>
+          <w:lang w:val="pt_PT" w:bidi="pt_PT"/>
+        </w:rPr>
+      </w:r>
+      <w:r>
+        <w:rPr>
           <w:b/>
           <w:lang w:val="pt_PT" w:bidi="pt_PT"/>
         </w:rPr>
@@ -16532,7 +18095,7 @@
         </w:rPr>
         <w:t>A mulher está falando do homem como se ele fosse “uma gazela ou um jovem cervo” (</w:t>
       </w:r>
-      <w:hyperlink r:id="rId28">
+      <w:hyperlink r:id="rId30">
         <w:r>
           <w:rPr>
             <w:lang w:val="pt_PT" w:bidi="pt_PT"/>
@@ -16576,7 +18139,7 @@
         </w:rPr>
         <w:t xml:space="preserve"> para representar a si mesma, como fez em </w:t>
       </w:r>
-      <w:hyperlink r:id="rId22">
+      <w:hyperlink r:id="rId24">
         <w:r>
           <w:rPr>
             <w:lang w:val="pt_PT" w:bidi="pt_PT"/>
@@ -16703,7 +18266,7 @@
         </w:rPr>
         <w:t xml:space="preserve">) em </w:t>
       </w:r>
-      <w:hyperlink r:id="rId22">
+      <w:hyperlink r:id="rId24">
         <w:r>
           <w:rPr>
             <w:lang w:val="pt_PT" w:bidi="pt_PT"/>
@@ -16921,6 +18484,20 @@
       </w:r>
       <w:r>
         <w:rPr>
+          <w:lang w:val="pt_PT" w:bidi="pt_PT"/>
+        </w:rPr>
+        <w:t>וְ⁠נָ֖סוּ הַ⁠צְּלָלִ֑ים</w:t>
+      </w:r>
+    </w:p>
+    <w:p>
+      <w:pPr/>
+      <w:r>
+        <w:rPr>
+          <w:lang w:val="pt_PT" w:bidi="pt_PT"/>
+        </w:rPr>
+      </w:r>
+      <w:r>
+        <w:rPr>
           <w:b/>
           <w:lang w:val="pt_PT" w:bidi="pt_PT"/>
         </w:rPr>
@@ -17018,6 +18595,20 @@
       </w:r>
       <w:r>
         <w:rPr>
+          <w:lang w:val="pt_PT" w:bidi="pt_PT"/>
+        </w:rPr>
+        <w:t>סֹב֩ דְּמֵה־לְ⁠ךָ֨ דוֹדִ֜⁠י</w:t>
+      </w:r>
+    </w:p>
+    <w:p>
+      <w:pPr/>
+      <w:r>
+        <w:rPr>
+          <w:lang w:val="pt_PT" w:bidi="pt_PT"/>
+        </w:rPr>
+      </w:r>
+      <w:r>
+        <w:rPr>
           <w:b/>
           <w:lang w:val="pt_PT" w:bidi="pt_PT"/>
         </w:rPr>
@@ -17095,6 +18686,20 @@
       </w:r>
       <w:r>
         <w:rPr>
+          <w:lang w:val="pt_PT" w:bidi="pt_PT"/>
+        </w:rPr>
+        <w:t>לִ⁠צְבִ֗י</w:t>
+      </w:r>
+    </w:p>
+    <w:p>
+      <w:pPr/>
+      <w:r>
+        <w:rPr>
+          <w:lang w:val="pt_PT" w:bidi="pt_PT"/>
+        </w:rPr>
+      </w:r>
+      <w:r>
+        <w:rPr>
           <w:b/>
           <w:lang w:val="pt_PT" w:bidi="pt_PT"/>
         </w:rPr>
@@ -17114,7 +18719,7 @@
         </w:rPr>
         <w:t xml:space="preserve">Veja como você traduziu a forma plural de “gazelas” em </w:t>
       </w:r>
-      <w:hyperlink r:id="rId26">
+      <w:hyperlink r:id="rId28">
         <w:r>
           <w:rPr>
             <w:lang w:val="pt_PT" w:bidi="pt_PT"/>
@@ -17325,7 +18930,7 @@
           <w:lang w:val="pt_PT" w:bidi="pt_PT"/>
         </w:rPr>
       </w:r>
-      <w:hyperlink r:id="rId29">
+      <w:hyperlink r:id="rId31">
         <w:r>
           <w:rPr>
             <w:lang w:val="pt_PT" w:bidi="pt_PT"/>
@@ -17343,7 +18948,7 @@
         </w:rPr>
         <w:t xml:space="preserve"> descreve o sentimento de saudade que a mulher sentia pelo homem que amava e como ela o procurava diligentemente. </w:t>
       </w:r>
-      <w:hyperlink r:id="rId30">
+      <w:hyperlink r:id="rId32">
         <w:r>
           <w:rPr>
             <w:lang w:val="pt_PT" w:bidi="pt_PT"/>
@@ -17383,7 +18988,7 @@
         </w:rPr>
         <w:t xml:space="preserve">Se </w:t>
       </w:r>
-      <w:hyperlink r:id="rId31">
+      <w:hyperlink r:id="rId33">
         <w:r>
           <w:rPr>
             <w:lang w:val="pt_PT" w:bidi="pt_PT"/>
@@ -17415,7 +19020,7 @@
         </w:rPr>
         <w:t xml:space="preserve">Os estudiosos da Bíblia não têm certeza se os eventos descritos em </w:t>
       </w:r>
-      <w:hyperlink r:id="rId31">
+      <w:hyperlink r:id="rId33">
         <w:r>
           <w:rPr>
             <w:lang w:val="pt_PT" w:bidi="pt_PT"/>
@@ -17433,7 +19038,7 @@
         </w:rPr>
         <w:t xml:space="preserve"> são reais, um sonho da mulher ou algo que ela imaginou. Muitos estudiosos acreditam que </w:t>
       </w:r>
-      <w:hyperlink r:id="rId31">
+      <w:hyperlink r:id="rId33">
         <w:r>
           <w:rPr>
             <w:lang w:val="pt_PT" w:bidi="pt_PT"/>
@@ -17528,7 +19133,7 @@
         </w:rPr>
         <w:t xml:space="preserve">Como os estudiosos da Bíblia não sabem se os eventos descritos em </w:t>
       </w:r>
-      <w:hyperlink r:id="rId31">
+      <w:hyperlink r:id="rId33">
         <w:r>
           <w:rPr>
             <w:lang w:val="pt_PT" w:bidi="pt_PT"/>
@@ -17623,6 +19228,20 @@
       </w:r>
       <w:r>
         <w:rPr>
+          <w:lang w:val="pt_PT" w:bidi="pt_PT"/>
+        </w:rPr>
+        <w:t>בַּ⁠לֵּיל֔וֹת</w:t>
+      </w:r>
+    </w:p>
+    <w:p>
+      <w:pPr/>
+      <w:r>
+        <w:rPr>
+          <w:lang w:val="pt_PT" w:bidi="pt_PT"/>
+        </w:rPr>
+      </w:r>
+      <w:r>
+        <w:rPr>
           <w:b/>
           <w:lang w:val="pt_PT" w:bidi="pt_PT"/>
         </w:rPr>
@@ -17732,6 +19351,20 @@
       </w:r>
       <w:r>
         <w:rPr>
+          <w:lang w:val="pt_PT" w:bidi="pt_PT"/>
+        </w:rPr>
+        <w:t>בִּקַּ֕שְׁתִּי אֵ֥ת שֶׁ⁠אָהֲבָ֖ה נַפְשִׁ֑⁠י בִּקַּשְׁתִּ֖י⁠ו</w:t>
+      </w:r>
+    </w:p>
+    <w:p>
+      <w:pPr/>
+      <w:r>
+        <w:rPr>
+          <w:lang w:val="pt_PT" w:bidi="pt_PT"/>
+        </w:rPr>
+      </w:r>
+      <w:r>
+        <w:rPr>
           <w:b/>
           <w:lang w:val="pt_PT" w:bidi="pt_PT"/>
         </w:rPr>
@@ -17842,6 +19475,20 @@
       </w:r>
       <w:r>
         <w:rPr>
+          <w:lang w:val="pt_PT" w:bidi="pt_PT"/>
+        </w:rPr>
+        <w:t>אֵ֥ת שֶׁ⁠אָהֲבָ֖ה נַפְשִׁ֑⁠י</w:t>
+      </w:r>
+    </w:p>
+    <w:p>
+      <w:pPr/>
+      <w:r>
+        <w:rPr>
+          <w:lang w:val="pt_PT" w:bidi="pt_PT"/>
+        </w:rPr>
+      </w:r>
+      <w:r>
+        <w:rPr>
           <w:b/>
           <w:lang w:val="pt_PT" w:bidi="pt_PT"/>
         </w:rPr>
@@ -17875,7 +19522,7 @@
         </w:rPr>
         <w:t xml:space="preserve">Veja como você traduziu a frase semelhante “tu a quem minha alma ama” em </w:t>
       </w:r>
-      <w:hyperlink r:id="rId32">
+      <w:hyperlink r:id="rId34">
         <w:r>
           <w:rPr>
             <w:lang w:val="pt_PT" w:bidi="pt_PT"/>
@@ -18040,6 +19687,20 @@
       </w:r>
       <w:r>
         <w:rPr>
+          <w:lang w:val="pt_PT" w:bidi="pt_PT"/>
+        </w:rPr>
+        <w:t>וַ⁠אֲסוֹבְבָ֣ה בָ⁠עִ֗יר</w:t>
+      </w:r>
+    </w:p>
+    <w:p>
+      <w:pPr/>
+      <w:r>
+        <w:rPr>
+          <w:lang w:val="pt_PT" w:bidi="pt_PT"/>
+        </w:rPr>
+      </w:r>
+      <w:r>
+        <w:rPr>
           <w:b/>
           <w:lang w:val="pt_PT" w:bidi="pt_PT"/>
         </w:rPr>
@@ -18103,6 +19764,20 @@
       </w:r>
       <w:r>
         <w:rPr>
+          <w:lang w:val="pt_PT" w:bidi="pt_PT"/>
+        </w:rPr>
+        <w:t>וּ⁠בָ֣⁠רְחֹב֔וֹת</w:t>
+      </w:r>
+    </w:p>
+    <w:p>
+      <w:pPr/>
+      <w:r>
+        <w:rPr>
+          <w:lang w:val="pt_PT" w:bidi="pt_PT"/>
+        </w:rPr>
+      </w:r>
+      <w:r>
+        <w:rPr>
           <w:b/>
           <w:lang w:val="pt_PT" w:bidi="pt_PT"/>
         </w:rPr>
@@ -18199,6 +19874,20 @@
       </w:r>
       <w:r>
         <w:rPr>
+          <w:lang w:val="pt_PT" w:bidi="pt_PT"/>
+        </w:rPr>
+        <w:t>אֲבַקְשָׁ֕ה &amp; בִּקַּשְׁתִּ֖י⁠ו</w:t>
+      </w:r>
+    </w:p>
+    <w:p>
+      <w:pPr/>
+      <w:r>
+        <w:rPr>
+          <w:lang w:val="pt_PT" w:bidi="pt_PT"/>
+        </w:rPr>
+      </w:r>
+      <w:r>
+        <w:rPr>
           <w:b/>
           <w:lang w:val="pt_PT" w:bidi="pt_PT"/>
         </w:rPr>
@@ -18275,6 +19964,20 @@
       </w:r>
       <w:r>
         <w:rPr>
+          <w:lang w:val="pt_PT" w:bidi="pt_PT"/>
+        </w:rPr>
+        <w:t>אֵ֥ת שֶׁ⁠אָהֲבָ֖ה נַפְשִׁ֑⁠י</w:t>
+      </w:r>
+    </w:p>
+    <w:p>
+      <w:pPr/>
+      <w:r>
+        <w:rPr>
+          <w:lang w:val="pt_PT" w:bidi="pt_PT"/>
+        </w:rPr>
+      </w:r>
+      <w:r>
+        <w:rPr>
           <w:b/>
           <w:lang w:val="pt_PT" w:bidi="pt_PT"/>
         </w:rPr>
@@ -18294,7 +19997,7 @@
         </w:rPr>
         <w:t xml:space="preserve">Veja como você traduziu a frase semelhante “tu, a quem minha alma ama” em </w:t>
       </w:r>
-      <w:hyperlink r:id="rId32">
+      <w:hyperlink r:id="rId34">
         <w:r>
           <w:rPr>
             <w:lang w:val="pt_PT" w:bidi="pt_PT"/>
@@ -18376,6 +20079,20 @@
       </w:r>
       <w:r>
         <w:rPr>
+          <w:lang w:val="pt_PT" w:bidi="pt_PT"/>
+        </w:rPr>
+        <w:t>הַ⁠שֹּׁ֣מְרִ֔ים</w:t>
+      </w:r>
+    </w:p>
+    <w:p>
+      <w:pPr/>
+      <w:r>
+        <w:rPr>
+          <w:lang w:val="pt_PT" w:bidi="pt_PT"/>
+        </w:rPr>
+      </w:r>
+      <w:r>
+        <w:rPr>
           <w:b/>
           <w:lang w:val="pt_PT" w:bidi="pt_PT"/>
         </w:rPr>
@@ -18568,6 +20285,20 @@
       </w:r>
       <w:r>
         <w:rPr>
+          <w:lang w:val="pt_PT" w:bidi="pt_PT"/>
+        </w:rPr>
+        <w:t>אֵ֛ת שֶׁ⁠אָהֲבָ֥ה נַפְשִׁ֖⁠י</w:t>
+      </w:r>
+    </w:p>
+    <w:p>
+      <w:pPr/>
+      <w:r>
+        <w:rPr>
+          <w:lang w:val="pt_PT" w:bidi="pt_PT"/>
+        </w:rPr>
+      </w:r>
+      <w:r>
+        <w:rPr>
           <w:b/>
           <w:lang w:val="pt_PT" w:bidi="pt_PT"/>
         </w:rPr>
@@ -18587,7 +20318,7 @@
         </w:rPr>
         <w:t xml:space="preserve">Veja como você traduziu a frase semelhante “tu a quem minha alma ama” em </w:t>
       </w:r>
-      <w:hyperlink r:id="rId32">
+      <w:hyperlink r:id="rId34">
         <w:r>
           <w:rPr>
             <w:lang w:val="pt_PT" w:bidi="pt_PT"/>
@@ -18669,6 +20400,20 @@
       </w:r>
       <w:r>
         <w:rPr>
+          <w:lang w:val="pt_PT" w:bidi="pt_PT"/>
+        </w:rPr>
+        <w:t>אֵ֛ת שֶׁ⁠אָהֲבָ֥ה נַפְשִׁ֖⁠י רְאִיתֶֽם</w:t>
+      </w:r>
+    </w:p>
+    <w:p>
+      <w:pPr/>
+      <w:r>
+        <w:rPr>
+          <w:lang w:val="pt_PT" w:bidi="pt_PT"/>
+        </w:rPr>
+      </w:r>
+      <w:r>
+        <w:rPr>
           <w:b/>
           <w:lang w:val="pt_PT" w:bidi="pt_PT"/>
         </w:rPr>
@@ -18732,6 +20477,20 @@
       </w:r>
       <w:r>
         <w:rPr>
+          <w:lang w:val="pt_PT" w:bidi="pt_PT"/>
+        </w:rPr>
+        <w:t>כִּ⁠מְעַט֙</w:t>
+      </w:r>
+    </w:p>
+    <w:p>
+      <w:pPr/>
+      <w:r>
+        <w:rPr>
+          <w:lang w:val="pt_PT" w:bidi="pt_PT"/>
+        </w:rPr>
+      </w:r>
+      <w:r>
+        <w:rPr>
           <w:b/>
           <w:lang w:val="pt_PT" w:bidi="pt_PT"/>
         </w:rPr>
@@ -18795,6 +20554,20 @@
       </w:r>
       <w:r>
         <w:rPr>
+          <w:lang w:val="pt_PT" w:bidi="pt_PT"/>
+        </w:rPr>
+        <w:t>אֵ֥ת שֶׁ⁠אָהֲבָ֖ה נַפְשִׁ֑⁠י</w:t>
+      </w:r>
+    </w:p>
+    <w:p>
+      <w:pPr/>
+      <w:r>
+        <w:rPr>
+          <w:lang w:val="pt_PT" w:bidi="pt_PT"/>
+        </w:rPr>
+      </w:r>
+      <w:r>
+        <w:rPr>
           <w:b/>
           <w:lang w:val="pt_PT" w:bidi="pt_PT"/>
         </w:rPr>
@@ -18814,7 +20587,7 @@
         </w:rPr>
         <w:t xml:space="preserve">Veja como você traduziu a frase semelhante “tu a quem minha alma ama” em </w:t>
       </w:r>
-      <w:hyperlink r:id="rId32">
+      <w:hyperlink r:id="rId34">
         <w:r>
           <w:rPr>
             <w:lang w:val="pt_PT" w:bidi="pt_PT"/>
@@ -18896,6 +20669,20 @@
       </w:r>
       <w:r>
         <w:rPr>
+          <w:lang w:val="pt_PT" w:bidi="pt_PT"/>
+        </w:rPr>
+        <w:t>שֶׁ֤⁠הֲבֵיאתִי⁠ו֙</w:t>
+      </w:r>
+    </w:p>
+    <w:p>
+      <w:pPr/>
+      <w:r>
+        <w:rPr>
+          <w:lang w:val="pt_PT" w:bidi="pt_PT"/>
+        </w:rPr>
+      </w:r>
+      <w:r>
+        <w:rPr>
           <w:b/>
           <w:lang w:val="pt_PT" w:bidi="pt_PT"/>
         </w:rPr>
@@ -18979,6 +20766,20 @@
       </w:r>
       <w:r>
         <w:rPr>
+          <w:lang w:val="pt_PT" w:bidi="pt_PT"/>
+        </w:rPr>
+        <w:t>שֶׁ֤⁠הֲבֵיאתִי⁠ו֙ אֶל־בֵּ֣ית אִמִּ֔⁠י וְ⁠אֶל־חֶ֖דֶר הוֹרָתִֽ⁠י</w:t>
+      </w:r>
+    </w:p>
+    <w:p>
+      <w:pPr/>
+      <w:r>
+        <w:rPr>
+          <w:lang w:val="pt_PT" w:bidi="pt_PT"/>
+        </w:rPr>
+      </w:r>
+      <w:r>
+        <w:rPr>
           <w:b/>
           <w:lang w:val="pt_PT" w:bidi="pt_PT"/>
         </w:rPr>
@@ -19109,7 +20910,7 @@
         </w:rPr>
         <w:t xml:space="preserve">Este versículo é idêntico a </w:t>
       </w:r>
-      <w:hyperlink r:id="rId26">
+      <w:hyperlink r:id="rId28">
         <w:r>
           <w:rPr>
             <w:lang w:val="pt_PT" w:bidi="pt_PT"/>
@@ -19191,6 +20992,20 @@
       </w:r>
       <w:r>
         <w:rPr>
+          <w:lang w:val="pt_PT" w:bidi="pt_PT"/>
+        </w:rPr>
+        <w:t>מִ֣י זֹ֗את עֹלָה֙ מִן־הַ⁠מִּדְבָּ֔ר כְּ⁠תִֽימֲר֖וֹת עָשָׁ֑ן מְקֻטֶּ֤רֶת מוֹר֙ וּ⁠לְבוֹנָ֔ה מִ⁠כֹּ֖ל אַבְקַ֥ת רוֹכֵֽל</w:t>
+      </w:r>
+    </w:p>
+    <w:p>
+      <w:pPr/>
+      <w:r>
+        <w:rPr>
+          <w:lang w:val="pt_PT" w:bidi="pt_PT"/>
+        </w:rPr>
+      </w:r>
+      <w:r>
+        <w:rPr>
           <w:b/>
           <w:lang w:val="pt_PT" w:bidi="pt_PT"/>
         </w:rPr>
@@ -19301,6 +21116,20 @@
       </w:r>
       <w:r>
         <w:rPr>
+          <w:lang w:val="pt_PT" w:bidi="pt_PT"/>
+        </w:rPr>
+        <w:t>זֹ֗את עֹלָה֙ מִן־הַ⁠מִּדְבָּ֔ר</w:t>
+      </w:r>
+    </w:p>
+    <w:p>
+      <w:pPr/>
+      <w:r>
+        <w:rPr>
+          <w:lang w:val="pt_PT" w:bidi="pt_PT"/>
+        </w:rPr>
+      </w:r>
+      <w:r>
+        <w:rPr>
           <w:b/>
           <w:lang w:val="pt_PT" w:bidi="pt_PT"/>
         </w:rPr>
@@ -19533,6 +21362,20 @@
       </w:r>
       <w:r>
         <w:rPr>
+          <w:lang w:val="pt_PT" w:bidi="pt_PT"/>
+        </w:rPr>
+        <w:t>עֹלָה֙</w:t>
+      </w:r>
+    </w:p>
+    <w:p>
+      <w:pPr/>
+      <w:r>
+        <w:rPr>
+          <w:lang w:val="pt_PT" w:bidi="pt_PT"/>
+        </w:rPr>
+      </w:r>
+      <w:r>
+        <w:rPr>
           <w:b/>
           <w:lang w:val="pt_PT" w:bidi="pt_PT"/>
         </w:rPr>
@@ -19629,6 +21472,20 @@
       </w:r>
       <w:r>
         <w:rPr>
+          <w:lang w:val="pt_PT" w:bidi="pt_PT"/>
+        </w:rPr>
+        <w:t>כְּ⁠תִֽימֲר֖וֹת עָשָׁ֑ן מְקֻטֶּ֤רֶת מוֹר֙ וּ⁠לְבוֹנָ֔ה</w:t>
+      </w:r>
+    </w:p>
+    <w:p>
+      <w:pPr/>
+      <w:r>
+        <w:rPr>
+          <w:lang w:val="pt_PT" w:bidi="pt_PT"/>
+        </w:rPr>
+      </w:r>
+      <w:r>
+        <w:rPr>
           <w:b/>
           <w:lang w:val="pt_PT" w:bidi="pt_PT"/>
         </w:rPr>
@@ -19739,6 +21596,20 @@
       </w:r>
       <w:r>
         <w:rPr>
+          <w:lang w:val="pt_PT" w:bidi="pt_PT"/>
+        </w:rPr>
+        <w:t>כְּ⁠תִֽימֲר֖וֹת עָשָׁ֑ן מְקֻטֶּ֤רֶת מוֹר֙ וּ⁠לְבוֹנָ֔ה</w:t>
+      </w:r>
+    </w:p>
+    <w:p>
+      <w:pPr/>
+      <w:r>
+        <w:rPr>
+          <w:lang w:val="pt_PT" w:bidi="pt_PT"/>
+        </w:rPr>
+      </w:r>
+      <w:r>
+        <w:rPr>
           <w:b/>
           <w:lang w:val="pt_PT" w:bidi="pt_PT"/>
         </w:rPr>
@@ -19861,6 +21732,20 @@
       </w:r>
       <w:r>
         <w:rPr>
+          <w:lang w:val="pt_PT" w:bidi="pt_PT"/>
+        </w:rPr>
+        <w:t>מְקֻטֶּ֤רֶת</w:t>
+      </w:r>
+    </w:p>
+    <w:p>
+      <w:pPr/>
+      <w:r>
+        <w:rPr>
+          <w:lang w:val="pt_PT" w:bidi="pt_PT"/>
+        </w:rPr>
+      </w:r>
+      <w:r>
+        <w:rPr>
           <w:b/>
           <w:lang w:val="pt_PT" w:bidi="pt_PT"/>
         </w:rPr>
@@ -19944,6 +21829,20 @@
       </w:r>
       <w:r>
         <w:rPr>
+          <w:lang w:val="pt_PT" w:bidi="pt_PT"/>
+        </w:rPr>
+        <w:t>מוֹר֙</w:t>
+      </w:r>
+    </w:p>
+    <w:p>
+      <w:pPr/>
+      <w:r>
+        <w:rPr>
+          <w:lang w:val="pt_PT" w:bidi="pt_PT"/>
+        </w:rPr>
+      </w:r>
+      <w:r>
+        <w:rPr>
           <w:b/>
           <w:lang w:val="pt_PT" w:bidi="pt_PT"/>
         </w:rPr>
@@ -20007,6 +21906,20 @@
       </w:r>
       <w:r>
         <w:rPr>
+          <w:lang w:val="pt_PT" w:bidi="pt_PT"/>
+        </w:rPr>
+        <w:t>מִ⁠כֹּ֖ל אַבְקַ֥ת רוֹכֵֽל</w:t>
+      </w:r>
+    </w:p>
+    <w:p>
+      <w:pPr/>
+      <w:r>
+        <w:rPr>
+          <w:lang w:val="pt_PT" w:bidi="pt_PT"/>
+        </w:rPr>
+      </w:r>
+      <w:r>
+        <w:rPr>
           <w:b/>
           <w:lang w:val="pt_PT" w:bidi="pt_PT"/>
         </w:rPr>
@@ -20272,6 +22185,20 @@
       </w:r>
       <w:r>
         <w:rPr>
+          <w:lang w:val="pt_PT" w:bidi="pt_PT"/>
+        </w:rPr>
+        <w:t>מִטָּת⁠וֹ֙</w:t>
+      </w:r>
+    </w:p>
+    <w:p>
+      <w:pPr/>
+      <w:r>
+        <w:rPr>
+          <w:lang w:val="pt_PT" w:bidi="pt_PT"/>
+        </w:rPr>
+      </w:r>
+      <w:r>
+        <w:rPr>
           <w:b/>
           <w:lang w:val="pt_PT" w:bidi="pt_PT"/>
         </w:rPr>
@@ -20381,6 +22308,20 @@
       </w:r>
       <w:r>
         <w:rPr>
+          <w:lang w:val="pt_PT" w:bidi="pt_PT"/>
+        </w:rPr>
+        <w:t>מִטָּת⁠וֹ֙ שֶׁ⁠לִּ⁠שְׁלֹמֹ֔ה</w:t>
+      </w:r>
+    </w:p>
+    <w:p>
+      <w:pPr/>
+      <w:r>
+        <w:rPr>
+          <w:lang w:val="pt_PT" w:bidi="pt_PT"/>
+        </w:rPr>
+      </w:r>
+      <w:r>
+        <w:rPr>
           <w:b/>
           <w:lang w:val="pt_PT" w:bidi="pt_PT"/>
         </w:rPr>
@@ -20529,6 +22470,20 @@
       </w:r>
       <w:r>
         <w:rPr>
+          <w:lang w:val="pt_PT" w:bidi="pt_PT"/>
+        </w:rPr>
+        <w:t>מְלֻמְּדֵ֖י מִלְחָמָ֑ה</w:t>
+      </w:r>
+    </w:p>
+    <w:p>
+      <w:pPr/>
+      <w:r>
+        <w:rPr>
+          <w:lang w:val="pt_PT" w:bidi="pt_PT"/>
+        </w:rPr>
+      </w:r>
+      <w:r>
+        <w:rPr>
           <w:b/>
           <w:lang w:val="pt_PT" w:bidi="pt_PT"/>
         </w:rPr>
@@ -20592,6 +22547,20 @@
       </w:r>
       <w:r>
         <w:rPr>
+          <w:lang w:val="pt_PT" w:bidi="pt_PT"/>
+        </w:rPr>
+        <w:t>אִ֤ישׁ חַרְבּ⁠וֹ֙ עַל־יְרֵכ֔⁠וֹ מִ⁠פַּ֖חַד בַּ⁠לֵּילּֽוֹת</w:t>
+      </w:r>
+    </w:p>
+    <w:p>
+      <w:pPr/>
+      <w:r>
+        <w:rPr>
+          <w:lang w:val="pt_PT" w:bidi="pt_PT"/>
+        </w:rPr>
+      </w:r>
+      <w:r>
+        <w:rPr>
           <w:b/>
           <w:lang w:val="pt_PT" w:bidi="pt_PT"/>
         </w:rPr>
@@ -20824,6 +22793,20 @@
       </w:r>
       <w:r>
         <w:rPr>
+          <w:lang w:val="pt_PT" w:bidi="pt_PT"/>
+        </w:rPr>
+        <w:t>אַפִּרְי֗וֹן</w:t>
+      </w:r>
+    </w:p>
+    <w:p>
+      <w:pPr/>
+      <w:r>
+        <w:rPr>
+          <w:lang w:val="pt_PT" w:bidi="pt_PT"/>
+        </w:rPr>
+      </w:r>
+      <w:r>
+        <w:rPr>
           <w:b/>
           <w:lang w:val="pt_PT" w:bidi="pt_PT"/>
         </w:rPr>
@@ -20869,7 +22852,7 @@
         </w:rPr>
         <w:t xml:space="preserve">mencionado em </w:t>
       </w:r>
-      <w:hyperlink r:id="rId33">
+      <w:hyperlink r:id="rId35">
         <w:r>
           <w:rPr>
             <w:lang w:val="pt_PT" w:bidi="pt_PT"/>
@@ -20913,7 +22896,7 @@
         </w:rPr>
         <w:t xml:space="preserve"> em </w:t>
       </w:r>
-      <w:hyperlink r:id="rId33">
+      <w:hyperlink r:id="rId35">
         <w:r>
           <w:rPr>
             <w:lang w:val="pt_PT" w:bidi="pt_PT"/>
@@ -20995,6 +22978,20 @@
       </w:r>
       <w:r>
         <w:rPr>
+          <w:lang w:val="pt_PT" w:bidi="pt_PT"/>
+        </w:rPr>
+        <w:t>אַפִּרְי֗וֹן עָ֤שָׂה ל⁠וֹ֙ הַ⁠מֶּ֣לֶךְ שְׁלֹמֹ֔ה מֵ⁠עֲצֵ֖י הַ⁠לְּבָנֽוֹן</w:t>
+      </w:r>
+    </w:p>
+    <w:p>
+      <w:pPr/>
+      <w:r>
+        <w:rPr>
+          <w:lang w:val="pt_PT" w:bidi="pt_PT"/>
+        </w:rPr>
+      </w:r>
+      <w:r>
+        <w:rPr>
           <w:b/>
           <w:lang w:val="pt_PT" w:bidi="pt_PT"/>
         </w:rPr>
@@ -21155,6 +23152,20 @@
       </w:r>
       <w:r>
         <w:rPr>
+          <w:lang w:val="pt_PT" w:bidi="pt_PT"/>
+        </w:rPr>
+        <w:t>אַפִּרְי֗וֹן עָ֤שָׂה ל⁠וֹ֙ &amp; עַמּוּדָי⁠ו֙ עָ֣שָׂה כֶ֔סֶף</w:t>
+      </w:r>
+    </w:p>
+    <w:p>
+      <w:pPr/>
+      <w:r>
+        <w:rPr>
+          <w:lang w:val="pt_PT" w:bidi="pt_PT"/>
+        </w:rPr>
+      </w:r>
+      <w:r>
+        <w:rPr>
           <w:b/>
           <w:lang w:val="pt_PT" w:bidi="pt_PT"/>
         </w:rPr>
@@ -21531,6 +23542,20 @@
       </w:r>
       <w:r>
         <w:rPr>
+          <w:lang w:val="pt_PT" w:bidi="pt_PT"/>
+        </w:rPr>
+        <w:t>מֶרְכָּב֖⁠וֹ אַרְגָּמָ֑ן</w:t>
+      </w:r>
+    </w:p>
+    <w:p>
+      <w:pPr/>
+      <w:r>
+        <w:rPr>
+          <w:lang w:val="pt_PT" w:bidi="pt_PT"/>
+        </w:rPr>
+      </w:r>
+      <w:r>
+        <w:rPr>
           <w:b/>
           <w:lang w:val="pt_PT" w:bidi="pt_PT"/>
         </w:rPr>
@@ -21608,6 +23633,20 @@
       </w:r>
       <w:r>
         <w:rPr>
+          <w:lang w:val="pt_PT" w:bidi="pt_PT"/>
+        </w:rPr>
+        <w:t>תּוֹכ⁠וֹ֙ רָצ֣וּף אַהֲבָ֔ה מִ⁠בְּנ֖וֹת יְרוּשָׁלִָֽם</w:t>
+      </w:r>
+    </w:p>
+    <w:p>
+      <w:pPr/>
+      <w:r>
+        <w:rPr>
+          <w:lang w:val="pt_PT" w:bidi="pt_PT"/>
+        </w:rPr>
+      </w:r>
+      <w:r>
+        <w:rPr>
           <w:b/>
           <w:lang w:val="pt_PT" w:bidi="pt_PT"/>
         </w:rPr>
@@ -21787,6 +23826,20 @@
       </w:r>
       <w:r>
         <w:rPr>
+          <w:lang w:val="pt_PT" w:bidi="pt_PT"/>
+        </w:rPr>
+        <w:t>תּוֹכ⁠וֹ֙ רָצ֣וּף אַהֲבָ֔ה מִ⁠בְּנ֖וֹת יְרוּשָׁלִָֽם</w:t>
+      </w:r>
+    </w:p>
+    <w:p>
+      <w:pPr/>
+      <w:r>
+        <w:rPr>
+          <w:lang w:val="pt_PT" w:bidi="pt_PT"/>
+        </w:rPr>
+      </w:r>
+      <w:r>
+        <w:rPr>
           <w:b/>
           <w:lang w:val="pt_PT" w:bidi="pt_PT"/>
         </w:rPr>
@@ -21882,7 +23935,7 @@
         </w:rPr>
         <w:t xml:space="preserve"> em </w:t>
       </w:r>
-      <w:hyperlink r:id="rId18">
+      <w:hyperlink r:id="rId20">
         <w:r>
           <w:rPr>
             <w:lang w:val="pt_PT" w:bidi="pt_PT"/>
@@ -21964,6 +24017,20 @@
       </w:r>
       <w:r>
         <w:rPr>
+          <w:lang w:val="pt_PT" w:bidi="pt_PT"/>
+        </w:rPr>
+        <w:t>צְאֶ֧ינָה</w:t>
+      </w:r>
+    </w:p>
+    <w:p>
+      <w:pPr/>
+      <w:r>
+        <w:rPr>
+          <w:lang w:val="pt_PT" w:bidi="pt_PT"/>
+        </w:rPr>
+      </w:r>
+      <w:r>
+        <w:rPr>
           <w:b/>
           <w:lang w:val="pt_PT" w:bidi="pt_PT"/>
         </w:rPr>
@@ -22060,6 +24127,20 @@
       </w:r>
       <w:r>
         <w:rPr>
+          <w:lang w:val="pt_PT" w:bidi="pt_PT"/>
+        </w:rPr>
+        <w:t>בְּנ֥וֹת צִיּ֖וֹן</w:t>
+      </w:r>
+    </w:p>
+    <w:p>
+      <w:pPr/>
+      <w:r>
+        <w:rPr>
+          <w:lang w:val="pt_PT" w:bidi="pt_PT"/>
+        </w:rPr>
+      </w:r>
+      <w:r>
+        <w:rPr>
           <w:b/>
           <w:lang w:val="pt_PT" w:bidi="pt_PT"/>
         </w:rPr>
@@ -22092,7 +24173,7 @@
         </w:rPr>
         <w:t xml:space="preserve"> é uma maneira poética de se referir às jovens mulheres da cidade de Jerusalém (provavelmente são as mesmas mulheres que as “mulheres casadoiras” em </w:t>
       </w:r>
-      <w:hyperlink r:id="rId16">
+      <w:hyperlink r:id="rId18">
         <w:r>
           <w:rPr>
             <w:lang w:val="pt_PT" w:bidi="pt_PT"/>
@@ -22110,7 +24191,7 @@
         </w:rPr>
         <w:t xml:space="preserve"> e as mulheres referidas como “filhas de Jerusalém” em </w:t>
       </w:r>
-      <w:hyperlink r:id="rId26">
+      <w:hyperlink r:id="rId28">
         <w:r>
           <w:rPr>
             <w:lang w:val="pt_PT" w:bidi="pt_PT"/>
@@ -22128,7 +24209,7 @@
         </w:rPr>
         <w:t xml:space="preserve"> e </w:t>
       </w:r>
-      <w:hyperlink r:id="rId34">
+      <w:hyperlink r:id="rId36">
         <w:r>
           <w:rPr>
             <w:lang w:val="pt_PT" w:bidi="pt_PT"/>
@@ -22203,6 +24284,20 @@
       </w:r>
       <w:r>
         <w:rPr>
+          <w:lang w:val="pt_PT" w:bidi="pt_PT"/>
+        </w:rPr>
+        <w:t>בְּ⁠י֣וֹם חֲתֻנָּת֔⁠וֹ וּ⁠בְ⁠י֖וֹם שִׂמְחַ֥ת לִבּֽ⁠וֹ</w:t>
+      </w:r>
+    </w:p>
+    <w:p>
+      <w:pPr/>
+      <w:r>
+        <w:rPr>
+          <w:lang w:val="pt_PT" w:bidi="pt_PT"/>
+        </w:rPr>
+      </w:r>
+      <w:r>
+        <w:rPr>
           <w:b/>
           <w:lang w:val="pt_PT" w:bidi="pt_PT"/>
         </w:rPr>
@@ -22286,6 +24381,20 @@
       </w:r>
       <w:r>
         <w:rPr>
+          <w:lang w:val="pt_PT" w:bidi="pt_PT"/>
+        </w:rPr>
+        <w:t>וּ⁠בְ⁠י֖וֹם שִׂמְחַ֥ת לִבּֽ⁠וֹ</w:t>
+      </w:r>
+    </w:p>
+    <w:p>
+      <w:pPr/>
+      <w:r>
+        <w:rPr>
+          <w:lang w:val="pt_PT" w:bidi="pt_PT"/>
+        </w:rPr>
+      </w:r>
+      <w:r>
+        <w:rPr>
           <w:b/>
           <w:lang w:val="pt_PT" w:bidi="pt_PT"/>
         </w:rPr>
@@ -22491,7 +24600,7 @@
         </w:rPr>
         <w:t xml:space="preserve">O homem descreve a mulher que ama como o epítome da beleza e atratividade em </w:t>
       </w:r>
-      <w:hyperlink r:id="rId35">
+      <w:hyperlink r:id="rId37">
         <w:r>
           <w:rPr>
             <w:lang w:val="pt_PT" w:bidi="pt_PT"/>
@@ -22509,7 +24618,7 @@
         </w:rPr>
         <w:t xml:space="preserve"> e em </w:t>
       </w:r>
-      <w:hyperlink r:id="rId36">
+      <w:hyperlink r:id="rId38">
         <w:r>
           <w:rPr>
             <w:lang w:val="pt_PT" w:bidi="pt_PT"/>
@@ -22552,7 +24661,7 @@
         </w:rPr>
         <w:t xml:space="preserve">Em </w:t>
       </w:r>
-      <w:hyperlink r:id="rId37">
+      <w:hyperlink r:id="rId39">
         <w:r>
           <w:rPr>
             <w:lang w:val="pt_PT" w:bidi="pt_PT"/>
@@ -22570,7 +24679,7 @@
         </w:rPr>
         <w:t xml:space="preserve">, o homem fala da mulher que ama como se ela estivesse longe dele e a convida a "vir com" ele e "descer de" três lugares altos para estar com ele. A mulher não está realmente habitando nesses lugares, mas o homem usa uma linguagem imaginativa e poética para descrever como se sente em relação à separação dela e para expressar seu desejo de estar com ela. Em </w:t>
       </w:r>
-      <w:hyperlink r:id="rId38">
+      <w:hyperlink r:id="rId40">
         <w:r>
           <w:rPr>
             <w:lang w:val="pt_PT" w:bidi="pt_PT"/>
@@ -22618,7 +24727,7 @@
           <w:lang w:val="pt_PT" w:bidi="pt_PT"/>
         </w:rPr>
       </w:r>
-      <w:hyperlink r:id="rId39">
+      <w:hyperlink r:id="rId41">
         <w:r>
           <w:rPr>
             <w:lang w:val="pt_PT" w:bidi="pt_PT"/>
@@ -22636,7 +24745,7 @@
         </w:rPr>
         <w:t xml:space="preserve"> é uma metáfora estendida. Esta metáfora é uma conversa entre o homem e a mulher que ele ama, na qual o homem primeiro compara a mulher que ama a “um jardim fechado” (em </w:t>
       </w:r>
-      <w:hyperlink r:id="rId40">
+      <w:hyperlink r:id="rId42">
         <w:r>
           <w:rPr>
             <w:lang w:val="pt_PT" w:bidi="pt_PT"/>
@@ -22654,7 +24763,7 @@
         </w:rPr>
         <w:t xml:space="preserve">) onde muitas coisas deliciosas crescem, e então a mulher responde convidando o homem a vir ao seu jardim em </w:t>
       </w:r>
-      <w:hyperlink r:id="rId41">
+      <w:hyperlink r:id="rId43">
         <w:r>
           <w:rPr>
             <w:lang w:val="pt_PT" w:bidi="pt_PT"/>
@@ -22672,7 +24781,7 @@
         </w:rPr>
         <w:t xml:space="preserve">. O homem então responde ao convite dela em </w:t>
       </w:r>
-      <w:hyperlink r:id="rId42">
+      <w:hyperlink r:id="rId44">
         <w:r>
           <w:rPr>
             <w:lang w:val="pt_PT" w:bidi="pt_PT"/>
@@ -22703,7 +24812,7 @@
         </w:rPr>
         <w:t xml:space="preserve"> é usado como uma metáfora para a mulher em </w:t>
       </w:r>
-      <w:hyperlink r:id="rId38">
+      <w:hyperlink r:id="rId40">
         <w:r>
           <w:rPr>
             <w:lang w:val="pt_PT" w:bidi="pt_PT"/>
@@ -22721,7 +24830,7 @@
         </w:rPr>
         <w:t xml:space="preserve">, em </w:t>
       </w:r>
-      <w:hyperlink r:id="rId41">
+      <w:hyperlink r:id="rId43">
         <w:r>
           <w:rPr>
             <w:lang w:val="pt_PT" w:bidi="pt_PT"/>
@@ -22739,7 +24848,7 @@
         </w:rPr>
         <w:t xml:space="preserve"> (duas vezes), e em </w:t>
       </w:r>
-      <w:hyperlink r:id="rId42">
+      <w:hyperlink r:id="rId44">
         <w:r>
           <w:rPr>
             <w:lang w:val="pt_PT" w:bidi="pt_PT"/>
@@ -22757,7 +24866,7 @@
         </w:rPr>
         <w:t xml:space="preserve">. Você deve ser consistente em como traduz o termo “jardim”. Em </w:t>
       </w:r>
-      <w:hyperlink r:id="rId43">
+      <w:hyperlink r:id="rId45">
         <w:r>
           <w:rPr>
             <w:lang w:val="pt_PT" w:bidi="pt_PT"/>
@@ -22775,7 +24884,7 @@
         </w:rPr>
         <w:t xml:space="preserve"> o homem fala do corpo da mulher como “um pomar de romãzeiras com frutos deliciosos” e então em </w:t>
       </w:r>
-      <w:hyperlink r:id="rId41">
+      <w:hyperlink r:id="rId43">
         <w:r>
           <w:rPr>
             <w:lang w:val="pt_PT" w:bidi="pt_PT"/>
@@ -22933,7 +25042,7 @@
         </w:rPr>
         <w:t xml:space="preserve">Veja como você traduziu estas duas frases paralelas em </w:t>
       </w:r>
-      <w:hyperlink r:id="rId25">
+      <w:hyperlink r:id="rId27">
         <w:r>
           <w:rPr>
             <w:lang w:val="pt_PT" w:bidi="pt_PT"/>
@@ -23086,7 +25195,7 @@
         </w:rPr>
         <w:t xml:space="preserve">Veja como você traduziu a frase "os teus olhos são como pombas" em </w:t>
       </w:r>
-      <w:hyperlink r:id="rId25">
+      <w:hyperlink r:id="rId27">
         <w:r>
           <w:rPr>
             <w:lang w:val="pt_PT" w:bidi="pt_PT"/>
@@ -23168,6 +25277,20 @@
       </w:r>
       <w:r>
         <w:rPr>
+          <w:lang w:val="pt_PT" w:bidi="pt_PT"/>
+        </w:rPr>
+        <w:t>שַׂעְרֵ⁠ךְ֙ כְּ⁠עֵ֣דֶר הָֽ⁠עִזִּ֔ים שֶׁ⁠גָּלְשׁ֖וּ מֵ⁠הַ֥ר גִּלְעָֽד</w:t>
+      </w:r>
+    </w:p>
+    <w:p>
+      <w:pPr/>
+      <w:r>
+        <w:rPr>
+          <w:lang w:val="pt_PT" w:bidi="pt_PT"/>
+        </w:rPr>
+      </w:r>
+      <w:r>
+        <w:rPr>
           <w:b/>
           <w:lang w:val="pt_PT" w:bidi="pt_PT"/>
         </w:rPr>
@@ -23401,6 +25524,20 @@
       </w:r>
       <w:r>
         <w:rPr>
+          <w:lang w:val="pt_PT" w:bidi="pt_PT"/>
+        </w:rPr>
+        <w:t>הַ⁠קְּצוּב֔וֹת</w:t>
+      </w:r>
+    </w:p>
+    <w:p>
+      <w:pPr/>
+      <w:r>
+        <w:rPr>
+          <w:lang w:val="pt_PT" w:bidi="pt_PT"/>
+        </w:rPr>
+      </w:r>
+      <w:r>
+        <w:rPr>
           <w:b/>
           <w:lang w:val="pt_PT" w:bidi="pt_PT"/>
         </w:rPr>
@@ -23498,6 +25635,20 @@
       </w:r>
       <w:r>
         <w:rPr>
+          <w:lang w:val="pt_PT" w:bidi="pt_PT"/>
+        </w:rPr>
+        <w:t>מַתְאִימ֔וֹת</w:t>
+      </w:r>
+    </w:p>
+    <w:p>
+      <w:pPr/>
+      <w:r>
+        <w:rPr>
+          <w:lang w:val="pt_PT" w:bidi="pt_PT"/>
+        </w:rPr>
+      </w:r>
+      <w:r>
+        <w:rPr>
           <w:b/>
           <w:lang w:val="pt_PT" w:bidi="pt_PT"/>
         </w:rPr>
@@ -23705,6 +25856,20 @@
       </w:r>
       <w:r>
         <w:rPr>
+          <w:lang w:val="pt_PT" w:bidi="pt_PT"/>
+        </w:rPr>
+        <w:t>וְ⁠שַׁכֻּלָ֖ה אֵ֥ין בָּ⁠הֶֽם</w:t>
+      </w:r>
+    </w:p>
+    <w:p>
+      <w:pPr/>
+      <w:r>
+        <w:rPr>
+          <w:lang w:val="pt_PT" w:bidi="pt_PT"/>
+        </w:rPr>
+      </w:r>
+      <w:r>
+        <w:rPr>
           <w:b/>
           <w:lang w:val="pt_PT" w:bidi="pt_PT"/>
         </w:rPr>
@@ -23879,6 +26044,20 @@
       </w:r>
       <w:r>
         <w:rPr>
+          <w:lang w:val="pt_PT" w:bidi="pt_PT"/>
+        </w:rPr>
+        <w:t>כְּ⁠פֶ֤לַח הָֽ⁠רִמּוֹן֙ רַקָּתֵ֔⁠ךְ</w:t>
+      </w:r>
+    </w:p>
+    <w:p>
+      <w:pPr/>
+      <w:r>
+        <w:rPr>
+          <w:lang w:val="pt_PT" w:bidi="pt_PT"/>
+        </w:rPr>
+      </w:r>
+      <w:r>
+        <w:rPr>
           <w:b/>
           <w:lang w:val="pt_PT" w:bidi="pt_PT"/>
         </w:rPr>
@@ -23975,6 +26154,20 @@
       </w:r>
       <w:r>
         <w:rPr>
+          <w:lang w:val="pt_PT" w:bidi="pt_PT"/>
+        </w:rPr>
+        <w:t>כְּ⁠פֶ֤לַח הָֽ⁠רִמּוֹן֙ רַקָּתֵ֔⁠ךְ</w:t>
+      </w:r>
+    </w:p>
+    <w:p>
+      <w:pPr/>
+      <w:r>
+        <w:rPr>
+          <w:lang w:val="pt_PT" w:bidi="pt_PT"/>
+        </w:rPr>
+      </w:r>
+      <w:r>
+        <w:rPr>
           <w:b/>
           <w:lang w:val="pt_PT" w:bidi="pt_PT"/>
         </w:rPr>
@@ -24117,7 +26310,7 @@
         </w:rPr>
         <w:t xml:space="preserve">em </w:t>
       </w:r>
-      <w:hyperlink r:id="rId44">
+      <w:hyperlink r:id="rId46">
         <w:r>
           <w:rPr>
             <w:lang w:val="pt_PT" w:bidi="pt_PT"/>
@@ -24179,6 +26372,20 @@
       </w:r>
       <w:r>
         <w:rPr>
+          <w:lang w:val="pt_PT" w:bidi="pt_PT"/>
+        </w:rPr>
+        <w:t>כְּ⁠מִגְדַּ֤ל דָּוִיד֙ צַוָּארֵ֔⁠ךְ בָּנ֖וּי לְ⁠תַלְפִּיּ֑וֹת</w:t>
+      </w:r>
+    </w:p>
+    <w:p>
+      <w:pPr/>
+      <w:r>
+        <w:rPr>
+          <w:lang w:val="pt_PT" w:bidi="pt_PT"/>
+        </w:rPr>
+      </w:r>
+      <w:r>
+        <w:rPr>
           <w:b/>
           <w:lang w:val="pt_PT" w:bidi="pt_PT"/>
         </w:rPr>
@@ -24302,6 +26509,20 @@
       </w:r>
       <w:r>
         <w:rPr>
+          <w:lang w:val="pt_PT" w:bidi="pt_PT"/>
+        </w:rPr>
+        <w:t>כְּ⁠מִגְדַּ֤ל דָּוִיד֙</w:t>
+      </w:r>
+    </w:p>
+    <w:p>
+      <w:pPr/>
+      <w:r>
+        <w:rPr>
+          <w:lang w:val="pt_PT" w:bidi="pt_PT"/>
+        </w:rPr>
+      </w:r>
+      <w:r>
+        <w:rPr>
           <w:b/>
           <w:lang w:val="pt_PT" w:bidi="pt_PT"/>
         </w:rPr>
@@ -24398,6 +26619,20 @@
       </w:r>
       <w:r>
         <w:rPr>
+          <w:lang w:val="pt_PT" w:bidi="pt_PT"/>
+        </w:rPr>
+        <w:t>כְּ⁠מִגְדַּ֤ל דָּוִיד֙ צַוָּארֵ֔⁠ךְ בָּנ֖וּי לְ⁠תַלְפִּיּ֑וֹת</w:t>
+      </w:r>
+    </w:p>
+    <w:p>
+      <w:pPr/>
+      <w:r>
+        <w:rPr>
+          <w:lang w:val="pt_PT" w:bidi="pt_PT"/>
+        </w:rPr>
+      </w:r>
+      <w:r>
+        <w:rPr>
           <w:b/>
           <w:lang w:val="pt_PT" w:bidi="pt_PT"/>
         </w:rPr>
@@ -24481,6 +26716,20 @@
       </w:r>
       <w:r>
         <w:rPr>
+          <w:lang w:val="pt_PT" w:bidi="pt_PT"/>
+        </w:rPr>
+        <w:t>בָּנ֖וּי לְ⁠תַלְפִּיּ֑וֹת</w:t>
+      </w:r>
+    </w:p>
+    <w:p>
+      <w:pPr/>
+      <w:r>
+        <w:rPr>
+          <w:lang w:val="pt_PT" w:bidi="pt_PT"/>
+        </w:rPr>
+      </w:r>
+      <w:r>
+        <w:rPr>
           <w:b/>
           <w:lang w:val="pt_PT" w:bidi="pt_PT"/>
         </w:rPr>
@@ -24558,6 +26807,20 @@
       </w:r>
       <w:r>
         <w:rPr>
+          <w:lang w:val="pt_PT" w:bidi="pt_PT"/>
+        </w:rPr>
+        <w:t>אֶ֤לֶף הַ⁠מָּגֵן֙ תָּל֣וּי עָלָ֔י⁠ו כֹּ֖ל שִׁלְטֵ֥י הַ⁠גִּבּוֹרִֽים</w:t>
+      </w:r>
+    </w:p>
+    <w:p>
+      <w:pPr/>
+      <w:r>
+        <w:rPr>
+          <w:lang w:val="pt_PT" w:bidi="pt_PT"/>
+        </w:rPr>
+      </w:r>
+      <w:r>
+        <w:rPr>
           <w:b/>
           <w:lang w:val="pt_PT" w:bidi="pt_PT"/>
         </w:rPr>
@@ -24694,6 +26957,20 @@
       </w:r>
       <w:r>
         <w:rPr>
+          <w:lang w:val="pt_PT" w:bidi="pt_PT"/>
+        </w:rPr>
+        <w:t>אֶ֤לֶף</w:t>
+      </w:r>
+    </w:p>
+    <w:p>
+      <w:pPr/>
+      <w:r>
+        <w:rPr>
+          <w:lang w:val="pt_PT" w:bidi="pt_PT"/>
+        </w:rPr>
+      </w:r>
+      <w:r>
+        <w:rPr>
           <w:b/>
           <w:lang w:val="pt_PT" w:bidi="pt_PT"/>
         </w:rPr>
@@ -24790,6 +27067,20 @@
       </w:r>
       <w:r>
         <w:rPr>
+          <w:lang w:val="pt_PT" w:bidi="pt_PT"/>
+        </w:rPr>
+        <w:t>אֶ֤לֶף הַ⁠מָּגֵן֙ תָּל֣וּי עָלָ֔י⁠ו כֹּ֖ל שִׁלְטֵ֥י הַ⁠גִּבּוֹרִֽים</w:t>
+      </w:r>
+    </w:p>
+    <w:p>
+      <w:pPr/>
+      <w:r>
+        <w:rPr>
+          <w:lang w:val="pt_PT" w:bidi="pt_PT"/>
+        </w:rPr>
+      </w:r>
+      <w:r>
+        <w:rPr>
           <w:b/>
           <w:lang w:val="pt_PT" w:bidi="pt_PT"/>
         </w:rPr>
@@ -25108,7 +27399,7 @@
         </w:rPr>
         <w:t xml:space="preserve">Veja como você traduziu a forma plural “gazelas” em </w:t>
       </w:r>
-      <w:hyperlink r:id="rId26">
+      <w:hyperlink r:id="rId28">
         <w:r>
           <w:rPr>
             <w:lang w:val="pt_PT" w:bidi="pt_PT"/>
@@ -25209,7 +27500,7 @@
         </w:rPr>
         <w:t xml:space="preserve">Veja como você traduziu a forma singular “lírio” em </w:t>
       </w:r>
-      <w:hyperlink r:id="rId22">
+      <w:hyperlink r:id="rId24">
         <w:r>
           <w:rPr>
             <w:lang w:val="pt_PT" w:bidi="pt_PT"/>
@@ -25291,6 +27582,20 @@
       </w:r>
       <w:r>
         <w:rPr>
+          <w:lang w:val="pt_PT" w:bidi="pt_PT"/>
+        </w:rPr>
+        <w:t>עַ֤ד שֶׁ⁠יָּפ֨וּחַ֙ הַ⁠יּ֔וֹם וְ⁠נָ֖סוּ הַ⁠צְּלָלִ֑ים</w:t>
+      </w:r>
+    </w:p>
+    <w:p>
+      <w:pPr/>
+      <w:r>
+        <w:rPr>
+          <w:lang w:val="pt_PT" w:bidi="pt_PT"/>
+        </w:rPr>
+      </w:r>
+      <w:r>
+        <w:rPr>
           <w:b/>
           <w:lang w:val="pt_PT" w:bidi="pt_PT"/>
         </w:rPr>
@@ -25337,7 +27642,7 @@
         </w:rPr>
         <w:t xml:space="preserve"> em </w:t>
       </w:r>
-      <w:hyperlink r:id="rId45">
+      <w:hyperlink r:id="rId47">
         <w:r>
           <w:rPr>
             <w:lang w:val="pt_PT" w:bidi="pt_PT"/>
@@ -25419,6 +27724,20 @@
       </w:r>
       <w:r>
         <w:rPr>
+          <w:lang w:val="pt_PT" w:bidi="pt_PT"/>
+        </w:rPr>
+        <w:t>אֵ֤לֶךְ לִ⁠י֙</w:t>
+      </w:r>
+    </w:p>
+    <w:p>
+      <w:pPr/>
+      <w:r>
+        <w:rPr>
+          <w:lang w:val="pt_PT" w:bidi="pt_PT"/>
+        </w:rPr>
+      </w:r>
+      <w:r>
+        <w:rPr>
           <w:b/>
           <w:lang w:val="pt_PT" w:bidi="pt_PT"/>
         </w:rPr>
@@ -25547,7 +27866,7 @@
         </w:rPr>
         <w:t xml:space="preserve"> em </w:t>
       </w:r>
-      <w:hyperlink r:id="rId20">
+      <w:hyperlink r:id="rId22">
         <w:r>
           <w:rPr>
             <w:lang w:val="pt_PT" w:bidi="pt_PT"/>
@@ -25752,6 +28071,20 @@
       </w:r>
       <w:r>
         <w:rPr>
+          <w:lang w:val="pt_PT" w:bidi="pt_PT"/>
+        </w:rPr>
+        <w:t>כֻּלָּ֤⁠ךְ יָפָה֙</w:t>
+      </w:r>
+    </w:p>
+    <w:p>
+      <w:pPr/>
+      <w:r>
+        <w:rPr>
+          <w:lang w:val="pt_PT" w:bidi="pt_PT"/>
+        </w:rPr>
+      </w:r>
+      <w:r>
+        <w:rPr>
           <w:b/>
           <w:lang w:val="pt_PT" w:bidi="pt_PT"/>
         </w:rPr>
@@ -25926,6 +28259,20 @@
       </w:r>
       <w:r>
         <w:rPr>
+          <w:lang w:val="pt_PT" w:bidi="pt_PT"/>
+        </w:rPr>
+        <w:t>אִתִּ֤⁠י &amp; תָּב֑וֹאִי</w:t>
+      </w:r>
+    </w:p>
+    <w:p>
+      <w:pPr/>
+      <w:r>
+        <w:rPr>
+          <w:lang w:val="pt_PT" w:bidi="pt_PT"/>
+        </w:rPr>
+      </w:r>
+      <w:r>
+        <w:rPr>
           <w:b/>
           <w:lang w:val="pt_PT" w:bidi="pt_PT"/>
         </w:rPr>
@@ -26240,6 +28587,20 @@
       </w:r>
       <w:r>
         <w:rPr>
+          <w:lang w:val="pt_PT" w:bidi="pt_PT"/>
+        </w:rPr>
+        <w:t>מִ⁠מְּעֹנ֣וֹת אֲרָי֔וֹת מֵֽ⁠הַרְרֵ֖י נְמֵרִֽים</w:t>
+      </w:r>
+    </w:p>
+    <w:p>
+      <w:pPr/>
+      <w:r>
+        <w:rPr>
+          <w:lang w:val="pt_PT" w:bidi="pt_PT"/>
+        </w:rPr>
+      </w:r>
+      <w:r>
+        <w:rPr>
           <w:b/>
           <w:lang w:val="pt_PT" w:bidi="pt_PT"/>
         </w:rPr>
@@ -26337,6 +28698,20 @@
       </w:r>
       <w:r>
         <w:rPr>
+          <w:lang w:val="pt_PT" w:bidi="pt_PT"/>
+        </w:rPr>
+        <w:t>לִבַּבְתִּ֖⁠נִי אֲחֹתִ֣⁠י כַלָּ֑ה לִבַּבְתִּ֨י⁠נִי֙</w:t>
+      </w:r>
+    </w:p>
+    <w:p>
+      <w:pPr/>
+      <w:r>
+        <w:rPr>
+          <w:lang w:val="pt_PT" w:bidi="pt_PT"/>
+        </w:rPr>
+      </w:r>
+      <w:r>
+        <w:rPr>
           <w:b/>
           <w:lang w:val="pt_PT" w:bidi="pt_PT"/>
         </w:rPr>
@@ -26447,6 +28822,20 @@
       </w:r>
       <w:r>
         <w:rPr>
+          <w:lang w:val="pt_PT" w:bidi="pt_PT"/>
+        </w:rPr>
+        <w:t>לִבַּבְתִּ֖⁠נִי &amp; לִבַּבְתִּ֨י⁠נִי֙</w:t>
+      </w:r>
+    </w:p>
+    <w:p>
+      <w:pPr/>
+      <w:r>
+        <w:rPr>
+          <w:lang w:val="pt_PT" w:bidi="pt_PT"/>
+        </w:rPr>
+      </w:r>
+      <w:r>
+        <w:rPr>
           <w:b/>
           <w:lang w:val="pt_PT" w:bidi="pt_PT"/>
         </w:rPr>
@@ -26705,6 +29094,20 @@
       </w:r>
       <w:r>
         <w:rPr>
+          <w:lang w:val="pt_PT" w:bidi="pt_PT"/>
+        </w:rPr>
+        <w:t>מַה &amp; מַה</w:t>
+      </w:r>
+    </w:p>
+    <w:p>
+      <w:pPr/>
+      <w:r>
+        <w:rPr>
+          <w:lang w:val="pt_PT" w:bidi="pt_PT"/>
+        </w:rPr>
+      </w:r>
+      <w:r>
+        <w:rPr>
           <w:b/>
           <w:lang w:val="pt_PT" w:bidi="pt_PT"/>
         </w:rPr>
@@ -26840,7 +29243,7 @@
         </w:rPr>
         <w:t xml:space="preserve">em </w:t>
       </w:r>
-      <w:hyperlink r:id="rId46">
+      <w:hyperlink r:id="rId48">
         <w:r>
           <w:rPr>
             <w:lang w:val="pt_PT" w:bidi="pt_PT"/>
@@ -26922,6 +29325,20 @@
       </w:r>
       <w:r>
         <w:rPr>
+          <w:lang w:val="pt_PT" w:bidi="pt_PT"/>
+        </w:rPr>
+        <w:t>מַה־יָּפ֥וּ דֹדַ֖יִ⁠ךְ אֲחֹתִ֣⁠י כַלָּ֑ה מַה־טֹּ֤בוּ דֹדַ֨יִ⁠ךְ֙ מִ⁠יַּ֔יִן</w:t>
+      </w:r>
+    </w:p>
+    <w:p>
+      <w:pPr/>
+      <w:r>
+        <w:rPr>
+          <w:lang w:val="pt_PT" w:bidi="pt_PT"/>
+        </w:rPr>
+      </w:r>
+      <w:r>
+        <w:rPr>
           <w:b/>
           <w:lang w:val="pt_PT" w:bidi="pt_PT"/>
         </w:rPr>
@@ -27143,6 +29560,20 @@
       </w:r>
       <w:r>
         <w:rPr>
+          <w:lang w:val="pt_PT" w:bidi="pt_PT"/>
+        </w:rPr>
+        <w:t>שְׁמָנַ֖יִ⁠ךְ</w:t>
+      </w:r>
+    </w:p>
+    <w:p>
+      <w:pPr/>
+      <w:r>
+        <w:rPr>
+          <w:lang w:val="pt_PT" w:bidi="pt_PT"/>
+        </w:rPr>
+      </w:r>
+      <w:r>
+        <w:rPr>
           <w:b/>
           <w:lang w:val="pt_PT" w:bidi="pt_PT"/>
         </w:rPr>
@@ -27337,6 +29768,20 @@
       </w:r>
       <w:r>
         <w:rPr>
+          <w:lang w:val="pt_PT" w:bidi="pt_PT"/>
+        </w:rPr>
+        <w:t>נֹ֛פֶת תִּטֹּ֥פְנָה שִׂפְתוֹתַ֖יִ⁠ךְ</w:t>
+      </w:r>
+    </w:p>
+    <w:p>
+      <w:pPr/>
+      <w:r>
+        <w:rPr>
+          <w:lang w:val="pt_PT" w:bidi="pt_PT"/>
+        </w:rPr>
+      </w:r>
+      <w:r>
+        <w:rPr>
           <w:b/>
           <w:lang w:val="pt_PT" w:bidi="pt_PT"/>
         </w:rPr>
@@ -27473,6 +29918,20 @@
       </w:r>
       <w:r>
         <w:rPr>
+          <w:lang w:val="pt_PT" w:bidi="pt_PT"/>
+        </w:rPr>
+        <w:t>נֹ֛פֶת</w:t>
+      </w:r>
+    </w:p>
+    <w:p>
+      <w:pPr/>
+      <w:r>
+        <w:rPr>
+          <w:lang w:val="pt_PT" w:bidi="pt_PT"/>
+        </w:rPr>
+      </w:r>
+      <w:r>
+        <w:rPr>
           <w:b/>
           <w:lang w:val="pt_PT" w:bidi="pt_PT"/>
         </w:rPr>
@@ -27582,6 +30041,20 @@
       </w:r>
       <w:r>
         <w:rPr>
+          <w:lang w:val="pt_PT" w:bidi="pt_PT"/>
+        </w:rPr>
+        <w:t>דְּבַ֤שׁ וְ⁠חָלָב֙ תַּ֣חַת לְשׁוֹנֵ֔⁠ךְ</w:t>
+      </w:r>
+    </w:p>
+    <w:p>
+      <w:pPr/>
+      <w:r>
+        <w:rPr>
+          <w:lang w:val="pt_PT" w:bidi="pt_PT"/>
+        </w:rPr>
+      </w:r>
+      <w:r>
+        <w:rPr>
           <w:b/>
           <w:lang w:val="pt_PT" w:bidi="pt_PT"/>
         </w:rPr>
@@ -27679,6 +30152,20 @@
       </w:r>
       <w:r>
         <w:rPr>
+          <w:lang w:val="pt_PT" w:bidi="pt_PT"/>
+        </w:rPr>
+        <w:t>וְ⁠רֵ֥יחַ שַׂלְמֹתַ֖יִ⁠ךְ כְּ⁠רֵ֥יחַ לְבָנֽוֹן</w:t>
+      </w:r>
+    </w:p>
+    <w:p>
+      <w:pPr/>
+      <w:r>
+        <w:rPr>
+          <w:lang w:val="pt_PT" w:bidi="pt_PT"/>
+        </w:rPr>
+      </w:r>
+      <w:r>
+        <w:rPr>
           <w:b/>
           <w:lang w:val="pt_PT" w:bidi="pt_PT"/>
         </w:rPr>
@@ -27796,6 +30283,20 @@
       </w:r>
       <w:r>
         <w:rPr>
+          <w:lang w:val="pt_PT" w:bidi="pt_PT"/>
+        </w:rPr>
+        <w:t>גַּ֥ן ׀ נָע֖וּל אֲחֹתִ֣⁠י כַלָּ֑ה גַּ֥ל נָע֖וּל מַעְיָ֥ן חָתֽוּם</w:t>
+      </w:r>
+    </w:p>
+    <w:p>
+      <w:pPr/>
+      <w:r>
+        <w:rPr>
+          <w:lang w:val="pt_PT" w:bidi="pt_PT"/>
+        </w:rPr>
+      </w:r>
+      <w:r>
+        <w:rPr>
           <w:b/>
           <w:lang w:val="pt_PT" w:bidi="pt_PT"/>
         </w:rPr>
@@ -27893,6 +30394,20 @@
       </w:r>
       <w:r>
         <w:rPr>
+          <w:lang w:val="pt_PT" w:bidi="pt_PT"/>
+        </w:rPr>
+        <w:t>גַּ֥ן ׀ נָע֖וּל אֲחֹתִ֣⁠י כַלָּ֑ה</w:t>
+      </w:r>
+    </w:p>
+    <w:p>
+      <w:pPr/>
+      <w:r>
+        <w:rPr>
+          <w:lang w:val="pt_PT" w:bidi="pt_PT"/>
+        </w:rPr>
+      </w:r>
+      <w:r>
+        <w:rPr>
           <w:b/>
           <w:lang w:val="pt_PT" w:bidi="pt_PT"/>
         </w:rPr>
@@ -28171,7 +30686,7 @@
         </w:rPr>
         <w:t xml:space="preserve"> em </w:t>
       </w:r>
-      <w:hyperlink r:id="rId46">
+      <w:hyperlink r:id="rId48">
         <w:r>
           <w:rPr>
             <w:lang w:val="pt_PT" w:bidi="pt_PT"/>
@@ -28253,6 +30768,20 @@
       </w:r>
       <w:r>
         <w:rPr>
+          <w:lang w:val="pt_PT" w:bidi="pt_PT"/>
+        </w:rPr>
+        <w:t>גַּ֥ל נָע֖וּל מַעְיָ֥ן חָתֽוּם</w:t>
+      </w:r>
+    </w:p>
+    <w:p>
+      <w:pPr/>
+      <w:r>
+        <w:rPr>
+          <w:lang w:val="pt_PT" w:bidi="pt_PT"/>
+        </w:rPr>
+      </w:r>
+      <w:r>
+        <w:rPr>
           <w:b/>
           <w:lang w:val="pt_PT" w:bidi="pt_PT"/>
         </w:rPr>
@@ -28415,6 +30944,20 @@
       </w:r>
       <w:r>
         <w:rPr>
+          <w:lang w:val="pt_PT" w:bidi="pt_PT"/>
+        </w:rPr>
+        <w:t>גַּ֥ל נָע֖וּל מַעְיָ֥ן חָתֽוּם</w:t>
+      </w:r>
+    </w:p>
+    <w:p>
+      <w:pPr/>
+      <w:r>
+        <w:rPr>
+          <w:lang w:val="pt_PT" w:bidi="pt_PT"/>
+        </w:rPr>
+      </w:r>
+      <w:r>
+        <w:rPr>
           <w:b/>
           <w:lang w:val="pt_PT" w:bidi="pt_PT"/>
         </w:rPr>
@@ -28622,6 +31165,20 @@
       </w:r>
       <w:r>
         <w:rPr>
+          <w:lang w:val="pt_PT" w:bidi="pt_PT"/>
+        </w:rPr>
+        <w:t>שְׁלָחַ֨יִ⁠ךְ֙ פַּרְדֵּ֣ס רִמּוֹנִ֔ים עִ֖ם פְּרִ֣י מְגָדִ֑ים כְּפָרִ֖ים עִם־נְרָדִֽים׃ נֵ֣רְדְּ ׀ וְ⁠כַרְכֹּ֗ם קָנֶה֙ וְ⁠קִנָּמ֔וֹן עִ֖ם כָּל־עֲצֵ֣י לְבוֹנָ֑ה מֹ֚ר וַ⁠אֲהָל֔וֹת עִ֖ם כָּל־רָאשֵׁ֥י בְשָׂמִֽים</w:t>
+      </w:r>
+    </w:p>
+    <w:p>
+      <w:pPr/>
+      <w:r>
+        <w:rPr>
+          <w:lang w:val="pt_PT" w:bidi="pt_PT"/>
+        </w:rPr>
+      </w:r>
+      <w:r>
+        <w:rPr>
           <w:b/>
           <w:lang w:val="pt_PT" w:bidi="pt_PT"/>
         </w:rPr>
@@ -28668,7 +31225,7 @@
         </w:rPr>
         <w:t xml:space="preserve"> e várias outras especiarias, plantas e árvores de aroma agradável que estão no “jardim cercado e fechado” (</w:t>
       </w:r>
-      <w:hyperlink r:id="rId38">
+      <w:hyperlink r:id="rId40">
         <w:r>
           <w:rPr>
             <w:lang w:val="pt_PT" w:bidi="pt_PT"/>
@@ -28686,7 +31243,7 @@
         </w:rPr>
         <w:t xml:space="preserve">). Se você traduziu </w:t>
       </w:r>
-      <w:hyperlink r:id="rId38">
+      <w:hyperlink r:id="rId40">
         <w:r>
           <w:rPr>
             <w:lang w:val="pt_PT" w:bidi="pt_PT"/>
@@ -28768,6 +31325,20 @@
       </w:r>
       <w:r>
         <w:rPr>
+          <w:lang w:val="pt_PT" w:bidi="pt_PT"/>
+        </w:rPr>
+        <w:t>שְׁלָחַ֨יִ⁠ךְ֙ פַּרְדֵּ֣ס רִמּוֹנִ֔ים עִ֖ם פְּרִ֣י מְגָדִ֑ים כְּפָרִ֖ים עִם־נְרָדִֽים׃ נֵ֣רְדְּ ׀ וְ⁠כַרְכֹּ֗ם קָנֶה֙ וְ⁠קִנָּמ֔וֹן עִ֖ם כָּל־עֲצֵ֣י לְבוֹנָ֑ה מֹ֚ר וַ⁠אֲהָל֔וֹת עִ֖ם כָּל־רָאשֵׁ֥י בְשָׂמִֽים</w:t>
+      </w:r>
+    </w:p>
+    <w:p>
+      <w:pPr/>
+      <w:r>
+        <w:rPr>
+          <w:lang w:val="pt_PT" w:bidi="pt_PT"/>
+        </w:rPr>
+      </w:r>
+      <w:r>
+        <w:rPr>
           <w:b/>
           <w:lang w:val="pt_PT" w:bidi="pt_PT"/>
         </w:rPr>
@@ -28904,7 +31475,7 @@
         </w:rPr>
         <w:t xml:space="preserve"> em </w:t>
       </w:r>
-      <w:hyperlink r:id="rId47">
+      <w:hyperlink r:id="rId49">
         <w:r>
           <w:rPr>
             <w:lang w:val="pt_PT" w:bidi="pt_PT"/>
@@ -28935,7 +31506,7 @@
         </w:rPr>
         <w:t xml:space="preserve"> em </w:t>
       </w:r>
-      <w:hyperlink r:id="rId48">
+      <w:hyperlink r:id="rId50">
         <w:r>
           <w:rPr>
             <w:lang w:val="pt_PT" w:bidi="pt_PT"/>
@@ -29017,6 +31588,20 @@
       </w:r>
       <w:r>
         <w:rPr>
+          <w:lang w:val="pt_PT" w:bidi="pt_PT"/>
+        </w:rPr>
+        <w:t>וְ⁠כַרְכֹּ֗ם קָנֶה֙ וְ⁠קִנָּמ֔וֹן &amp; וַ⁠אֲהָל֔וֹת</w:t>
+      </w:r>
+    </w:p>
+    <w:p>
+      <w:pPr/>
+      <w:r>
+        <w:rPr>
+          <w:lang w:val="pt_PT" w:bidi="pt_PT"/>
+        </w:rPr>
+      </w:r>
+      <w:r>
+        <w:rPr>
           <w:b/>
           <w:lang w:val="pt_PT" w:bidi="pt_PT"/>
         </w:rPr>
@@ -29191,6 +31776,20 @@
       </w:r>
       <w:r>
         <w:rPr>
+          <w:lang w:val="pt_PT" w:bidi="pt_PT"/>
+        </w:rPr>
+        <w:t>מַעְיַ֣ן גַּנִּ֔ים בְּאֵ֖ר מַ֣יִם חַיִּ֑ים וְ⁠נֹזְלִ֖ים מִן־לְבָנֽוֹן</w:t>
+      </w:r>
+    </w:p>
+    <w:p>
+      <w:pPr/>
+      <w:r>
+        <w:rPr>
+          <w:lang w:val="pt_PT" w:bidi="pt_PT"/>
+        </w:rPr>
+      </w:r>
+      <w:r>
+        <w:rPr>
           <w:b/>
           <w:lang w:val="pt_PT" w:bidi="pt_PT"/>
         </w:rPr>
@@ -29224,7 +31823,7 @@
         </w:rPr>
         <w:t xml:space="preserve">Aqui, o homem continua a metáfora que começou em </w:t>
       </w:r>
-      <w:hyperlink r:id="rId38">
+      <w:hyperlink r:id="rId40">
         <w:r>
           <w:rPr>
             <w:lang w:val="pt_PT" w:bidi="pt_PT"/>
@@ -29268,7 +31867,7 @@
         </w:rPr>
         <w:t xml:space="preserve">. Se você traduziu </w:t>
       </w:r>
-      <w:hyperlink r:id="rId49">
+      <w:hyperlink r:id="rId51">
         <w:r>
           <w:rPr>
             <w:lang w:val="pt_PT" w:bidi="pt_PT"/>
@@ -29286,7 +31885,7 @@
         </w:rPr>
         <w:t xml:space="preserve"> como uma símile, também deve traduzir este versículo como uma símile. Veja como você traduziu a palavra “jardim” em </w:t>
       </w:r>
-      <w:hyperlink r:id="rId38">
+      <w:hyperlink r:id="rId40">
         <w:r>
           <w:rPr>
             <w:lang w:val="pt_PT" w:bidi="pt_PT"/>
@@ -29368,6 +31967,20 @@
       </w:r>
       <w:r>
         <w:rPr>
+          <w:lang w:val="pt_PT" w:bidi="pt_PT"/>
+        </w:rPr>
+        <w:t>מַעְיַ֣ן גַּנִּ֔ים</w:t>
+      </w:r>
+    </w:p>
+    <w:p>
+      <w:pPr/>
+      <w:r>
+        <w:rPr>
+          <w:lang w:val="pt_PT" w:bidi="pt_PT"/>
+        </w:rPr>
+      </w:r>
+      <w:r>
+        <w:rPr>
           <w:b/>
           <w:lang w:val="pt_PT" w:bidi="pt_PT"/>
         </w:rPr>
@@ -29478,6 +32091,20 @@
       </w:r>
       <w:r>
         <w:rPr>
+          <w:lang w:val="pt_PT" w:bidi="pt_PT"/>
+        </w:rPr>
+        <w:t>מַעְיַ֣ן גַּנִּ֔ים</w:t>
+      </w:r>
+    </w:p>
+    <w:p>
+      <w:pPr/>
+      <w:r>
+        <w:rPr>
+          <w:lang w:val="pt_PT" w:bidi="pt_PT"/>
+        </w:rPr>
+      </w:r>
+      <w:r>
+        <w:rPr>
           <w:b/>
           <w:lang w:val="pt_PT" w:bidi="pt_PT"/>
         </w:rPr>
@@ -29588,6 +32215,20 @@
       </w:r>
       <w:r>
         <w:rPr>
+          <w:lang w:val="pt_PT" w:bidi="pt_PT"/>
+        </w:rPr>
+        <w:t>מַ֣יִם חַיִּ֑ים</w:t>
+      </w:r>
+    </w:p>
+    <w:p>
+      <w:pPr/>
+      <w:r>
+        <w:rPr>
+          <w:lang w:val="pt_PT" w:bidi="pt_PT"/>
+        </w:rPr>
+      </w:r>
+      <w:r>
+        <w:rPr>
           <w:b/>
           <w:lang w:val="pt_PT" w:bidi="pt_PT"/>
         </w:rPr>
@@ -29671,6 +32312,20 @@
       </w:r>
       <w:r>
         <w:rPr>
+          <w:lang w:val="pt_PT" w:bidi="pt_PT"/>
+        </w:rPr>
+        <w:t>ע֤וּרִי צָפוֹן֙ וּ⁠ב֣וֹאִי תֵימָ֔ן הָפִ֥יחִי גַנִּ֖⁠י יִזְּל֣וּ בְשָׂמָ֑י⁠ו</w:t>
+      </w:r>
+    </w:p>
+    <w:p>
+      <w:pPr/>
+      <w:r>
+        <w:rPr>
+          <w:lang w:val="pt_PT" w:bidi="pt_PT"/>
+        </w:rPr>
+      </w:r>
+      <w:r>
+        <w:rPr>
           <w:b/>
           <w:lang w:val="pt_PT" w:bidi="pt_PT"/>
         </w:rPr>
@@ -29781,6 +32436,20 @@
       </w:r>
       <w:r>
         <w:rPr>
+          <w:lang w:val="pt_PT" w:bidi="pt_PT"/>
+        </w:rPr>
+        <w:t>וּ⁠ב֣וֹאִי &amp; יָבֹ֤א דוֹדִ⁠י֙</w:t>
+      </w:r>
+    </w:p>
+    <w:p>
+      <w:pPr/>
+      <w:r>
+        <w:rPr>
+          <w:lang w:val="pt_PT" w:bidi="pt_PT"/>
+        </w:rPr>
+      </w:r>
+      <w:r>
+        <w:rPr>
           <w:b/>
           <w:lang w:val="pt_PT" w:bidi="pt_PT"/>
         </w:rPr>
@@ -29891,6 +32560,20 @@
       </w:r>
       <w:r>
         <w:rPr>
+          <w:lang w:val="pt_PT" w:bidi="pt_PT"/>
+        </w:rPr>
+        <w:t>ע֤וּרִי צָפוֹן֙ וּ⁠ב֣וֹאִי תֵימָ֔ן הָפִ֥יחִי גַנִּ֖⁠י יִזְּל֣וּ בְשָׂמָ֑י⁠ו יָבֹ֤א דוֹדִ⁠י֙ לְ⁠גַנּ֔⁠וֹ וְ⁠יֹאכַ֖ל פְּרִ֥י מְגָדָֽי⁠ו</w:t>
+      </w:r>
+    </w:p>
+    <w:p>
+      <w:pPr/>
+      <w:r>
+        <w:rPr>
+          <w:lang w:val="pt_PT" w:bidi="pt_PT"/>
+        </w:rPr>
+      </w:r>
+      <w:r>
+        <w:rPr>
           <w:b/>
           <w:lang w:val="pt_PT" w:bidi="pt_PT"/>
         </w:rPr>
@@ -29924,7 +32607,7 @@
         </w:rPr>
         <w:t xml:space="preserve">Aqui, a mulher continua a metáfora do “jardim” (que o homem começou em </w:t>
       </w:r>
-      <w:hyperlink r:id="rId38">
+      <w:hyperlink r:id="rId40">
         <w:r>
           <w:rPr>
             <w:lang w:val="pt_PT" w:bidi="pt_PT"/>
@@ -30020,7 +32703,7 @@
         </w:rPr>
         <w:t xml:space="preserve"> aqui da mesma forma que fez em </w:t>
       </w:r>
-      <w:hyperlink r:id="rId38">
+      <w:hyperlink r:id="rId40">
         <w:r>
           <w:rPr>
             <w:lang w:val="pt_PT" w:bidi="pt_PT"/>
@@ -30038,7 +32721,7 @@
         </w:rPr>
         <w:t xml:space="preserve"> porque ambos os usos se referem ao corpo da mulher. Em </w:t>
       </w:r>
-      <w:hyperlink r:id="rId43">
+      <w:hyperlink r:id="rId45">
         <w:r>
           <w:rPr>
             <w:lang w:val="pt_PT" w:bidi="pt_PT"/>
@@ -30069,7 +32752,7 @@
         </w:rPr>
         <w:t xml:space="preserve">. Se você traduziu </w:t>
       </w:r>
-      <w:hyperlink r:id="rId40">
+      <w:hyperlink r:id="rId42">
         <w:r>
           <w:rPr>
             <w:lang w:val="pt_PT" w:bidi="pt_PT"/>
@@ -30164,6 +32847,20 @@
       </w:r>
       <w:r>
         <w:rPr>
+          <w:lang w:val="pt_PT" w:bidi="pt_PT"/>
+        </w:rPr>
+        <w:t>יִזְּל֣וּ בְשָׂמָ֑י⁠ו</w:t>
+      </w:r>
+    </w:p>
+    <w:p>
+      <w:pPr/>
+      <w:r>
+        <w:rPr>
+          <w:lang w:val="pt_PT" w:bidi="pt_PT"/>
+        </w:rPr>
+      </w:r>
+      <w:r>
+        <w:rPr>
           <w:b/>
           <w:lang w:val="pt_PT" w:bidi="pt_PT"/>
         </w:rPr>
@@ -30492,7 +33189,7 @@
         </w:rPr>
         <w:t xml:space="preserve">Uma tradução alternativa para a palavra que a tradução literal traduz como “torres de” em </w:t>
       </w:r>
-      <w:hyperlink r:id="rId50">
+      <w:hyperlink r:id="rId52">
         <w:r>
           <w:rPr>
             <w:lang w:val="pt_PT" w:bidi="pt_PT"/>
@@ -30562,6 +33259,20 @@
       </w:r>
       <w:r>
         <w:rPr>
+          <w:lang w:val="pt_PT" w:bidi="pt_PT"/>
+        </w:rPr>
+        <w:t>בָּ֣אתִי לְ⁠גַנִּ⁠י֮ אֲחֹתִ֣⁠י כַלָּה֒ אָרִ֤יתִי מוֹרִ⁠י֙ עִם־בְּשָׂמִ֔⁠י אָכַ֤לְתִּי יַעְרִ⁠י֙ עִם־דִּבְשִׁ֔⁠י שָׁתִ֥יתִי יֵינִ֖⁠י עִם־חֲלָבִ֑⁠י</w:t>
+      </w:r>
+    </w:p>
+    <w:p>
+      <w:pPr/>
+      <w:r>
+        <w:rPr>
+          <w:lang w:val="pt_PT" w:bidi="pt_PT"/>
+        </w:rPr>
+      </w:r>
+      <w:r>
+        <w:rPr>
           <w:b/>
           <w:lang w:val="pt_PT" w:bidi="pt_PT"/>
         </w:rPr>
@@ -30608,7 +33319,7 @@
         </w:rPr>
         <w:t xml:space="preserve"> que ele começou em </w:t>
       </w:r>
-      <w:hyperlink r:id="rId38">
+      <w:hyperlink r:id="rId40">
         <w:r>
           <w:rPr>
             <w:lang w:val="pt_PT" w:bidi="pt_PT"/>
@@ -30652,7 +33363,7 @@
         </w:rPr>
         <w:t xml:space="preserve"> são todas metáforas para o homem desfrutando do corpo da mulher. Se você usou símiles para traduzir </w:t>
       </w:r>
-      <w:hyperlink r:id="rId51">
+      <w:hyperlink r:id="rId53">
         <w:r>
           <w:rPr>
             <w:lang w:val="pt_PT" w:bidi="pt_PT"/>
@@ -30734,6 +33445,20 @@
       </w:r>
       <w:r>
         <w:rPr>
+          <w:lang w:val="pt_PT" w:bidi="pt_PT"/>
+        </w:rPr>
+        <w:t>בָּ֣אתִי לְ⁠גַנִּ⁠י֮ אֲחֹתִ֣⁠י כַלָּה֒ אָרִ֤יתִי מוֹרִ⁠י֙ עִם־בְּשָׂמִ֔⁠י אָכַ֤לְתִּי יַעְרִ⁠י֙ עִם־דִּבְשִׁ֔⁠י שָׁתִ֥יתִי יֵינִ֖⁠י עִם־חֲלָבִ֑⁠י</w:t>
+      </w:r>
+    </w:p>
+    <w:p>
+      <w:pPr/>
+      <w:r>
+        <w:rPr>
+          <w:lang w:val="pt_PT" w:bidi="pt_PT"/>
+        </w:rPr>
+      </w:r>
+      <w:r>
+        <w:rPr>
           <w:b/>
           <w:lang w:val="pt_PT" w:bidi="pt_PT"/>
         </w:rPr>
@@ -30831,6 +33556,20 @@
       </w:r>
       <w:r>
         <w:rPr>
+          <w:lang w:val="pt_PT" w:bidi="pt_PT"/>
+        </w:rPr>
+        <w:t>בָּ֣אתִי</w:t>
+      </w:r>
+    </w:p>
+    <w:p>
+      <w:pPr/>
+      <w:r>
+        <w:rPr>
+          <w:lang w:val="pt_PT" w:bidi="pt_PT"/>
+        </w:rPr>
+      </w:r>
+      <w:r>
+        <w:rPr>
           <w:b/>
           <w:lang w:val="pt_PT" w:bidi="pt_PT"/>
         </w:rPr>
@@ -30927,6 +33666,20 @@
       </w:r>
       <w:r>
         <w:rPr>
+          <w:lang w:val="pt_PT" w:bidi="pt_PT"/>
+        </w:rPr>
+        <w:t>בָּ֣אתִי לְ⁠גַנִּ⁠י֮ אֲחֹתִ֣⁠י כַלָּה֒</w:t>
+      </w:r>
+    </w:p>
+    <w:p>
+      <w:pPr/>
+      <w:r>
+        <w:rPr>
+          <w:lang w:val="pt_PT" w:bidi="pt_PT"/>
+        </w:rPr>
+      </w:r>
+      <w:r>
+        <w:rPr>
           <w:b/>
           <w:lang w:val="pt_PT" w:bidi="pt_PT"/>
         </w:rPr>
@@ -31056,7 +33809,7 @@
         </w:rPr>
         <w:t xml:space="preserve">em </w:t>
       </w:r>
-      <w:hyperlink r:id="rId46">
+      <w:hyperlink r:id="rId48">
         <w:r>
           <w:rPr>
             <w:lang w:val="pt_PT" w:bidi="pt_PT"/>
@@ -31138,6 +33891,20 @@
       </w:r>
       <w:r>
         <w:rPr>
+          <w:lang w:val="pt_PT" w:bidi="pt_PT"/>
+        </w:rPr>
+        <w:t>אִכְל֣וּ רֵעִ֔ים שְׁת֥וּ וְ⁠שִׁכְר֖וּ דּוֹדִֽים</w:t>
+      </w:r>
+    </w:p>
+    <w:p>
+      <w:pPr/>
+      <w:r>
+        <w:rPr>
+          <w:lang w:val="pt_PT" w:bidi="pt_PT"/>
+        </w:rPr>
+      </w:r>
+      <w:r>
+        <w:rPr>
           <w:b/>
           <w:lang w:val="pt_PT" w:bidi="pt_PT"/>
         </w:rPr>
@@ -31371,6 +34138,20 @@
       </w:r>
       <w:r>
         <w:rPr>
+          <w:lang w:val="pt_PT" w:bidi="pt_PT"/>
+        </w:rPr>
+        <w:t>אֲנִ֥י יְשֵׁנָ֖ה וְ⁠לִבִּ֣⁠י עֵ֑ר</w:t>
+      </w:r>
+    </w:p>
+    <w:p>
+      <w:pPr/>
+      <w:r>
+        <w:rPr>
+          <w:lang w:val="pt_PT" w:bidi="pt_PT"/>
+        </w:rPr>
+      </w:r>
+      <w:r>
+        <w:rPr>
           <w:b/>
           <w:lang w:val="pt_PT" w:bidi="pt_PT"/>
         </w:rPr>
@@ -31520,6 +34301,20 @@
       </w:r>
       <w:r>
         <w:rPr>
+          <w:lang w:val="pt_PT" w:bidi="pt_PT"/>
+        </w:rPr>
+        <w:t>ק֣וֹל ׀ דּוֹדִ֣⁠י דוֹפֵ֗ק</w:t>
+      </w:r>
+    </w:p>
+    <w:p>
+      <w:pPr/>
+      <w:r>
+        <w:rPr>
+          <w:lang w:val="pt_PT" w:bidi="pt_PT"/>
+        </w:rPr>
+      </w:r>
+      <w:r>
+        <w:rPr>
           <w:b/>
           <w:lang w:val="pt_PT" w:bidi="pt_PT"/>
         </w:rPr>
@@ -31597,6 +34392,20 @@
       </w:r>
       <w:r>
         <w:rPr>
+          <w:lang w:val="pt_PT" w:bidi="pt_PT"/>
+        </w:rPr>
+        <w:t>דּוֹדִ֣⁠י</w:t>
+      </w:r>
+    </w:p>
+    <w:p>
+      <w:pPr/>
+      <w:r>
+        <w:rPr>
+          <w:lang w:val="pt_PT" w:bidi="pt_PT"/>
+        </w:rPr>
+      </w:r>
+      <w:r>
+        <w:rPr>
           <w:b/>
           <w:lang w:val="pt_PT" w:bidi="pt_PT"/>
         </w:rPr>
@@ -31629,7 +34438,7 @@
         </w:rPr>
         <w:t xml:space="preserve"> em </w:t>
       </w:r>
-      <w:hyperlink r:id="rId20">
+      <w:hyperlink r:id="rId22">
         <w:r>
           <w:rPr>
             <w:lang w:val="pt_PT" w:bidi="pt_PT"/>
@@ -31723,7 +34532,7 @@
         </w:rPr>
         <w:t xml:space="preserve"> em </w:t>
       </w:r>
-      <w:hyperlink r:id="rId46">
+      <w:hyperlink r:id="rId48">
         <w:r>
           <w:rPr>
             <w:lang w:val="pt_PT" w:bidi="pt_PT"/>
@@ -31754,7 +34563,7 @@
         </w:rPr>
         <w:t xml:space="preserve">em </w:t>
       </w:r>
-      <w:hyperlink r:id="rId19">
+      <w:hyperlink r:id="rId21">
         <w:r>
           <w:rPr>
             <w:lang w:val="pt_PT" w:bidi="pt_PT"/>
@@ -31882,7 +34691,7 @@
         </w:rPr>
         <w:t xml:space="preserve"> em </w:t>
       </w:r>
-      <w:hyperlink r:id="rId21">
+      <w:hyperlink r:id="rId23">
         <w:r>
           <w:rPr>
             <w:lang w:val="pt_PT" w:bidi="pt_PT"/>
@@ -32171,6 +34980,20 @@
       </w:r>
       <w:r>
         <w:rPr>
+          <w:lang w:val="pt_PT" w:bidi="pt_PT"/>
+        </w:rPr>
+        <w:t>פָּשַׁ֨טְתִּי֙ אֶת־כֻּתָּנְתִּ֔⁠י אֵיכָ֖כָה אֶלְבָּשֶׁ֑⁠נָּה רָחַ֥צְתִּי אֶת־רַגְלַ֖⁠י אֵיכָ֥כָה אֲטַנְּפֵֽ⁠ם</w:t>
+      </w:r>
+    </w:p>
+    <w:p>
+      <w:pPr/>
+      <w:r>
+        <w:rPr>
+          <w:lang w:val="pt_PT" w:bidi="pt_PT"/>
+        </w:rPr>
+      </w:r>
+      <w:r>
+        <w:rPr>
           <w:b/>
           <w:lang w:val="pt_PT" w:bidi="pt_PT"/>
         </w:rPr>
@@ -32268,6 +35091,20 @@
       </w:r>
       <w:r>
         <w:rPr>
+          <w:lang w:val="pt_PT" w:bidi="pt_PT"/>
+        </w:rPr>
+        <w:t>אֵיכָ֖כָה אֶלְבָּשֶׁ֑⁠נָּה רָחַ֥צְתִּי אֶת־רַגְלַ֖⁠י אֵיכָ֥כָה אֲטַנְּפֵֽ⁠ם</w:t>
+      </w:r>
+    </w:p>
+    <w:p>
+      <w:pPr/>
+      <w:r>
+        <w:rPr>
+          <w:lang w:val="pt_PT" w:bidi="pt_PT"/>
+        </w:rPr>
+      </w:r>
+      <w:r>
+        <w:rPr>
           <w:b/>
           <w:lang w:val="pt_PT" w:bidi="pt_PT"/>
         </w:rPr>
@@ -32397,7 +35234,7 @@
         </w:rPr>
         <w:t xml:space="preserve"> em </w:t>
       </w:r>
-      <w:hyperlink r:id="rId20">
+      <w:hyperlink r:id="rId22">
         <w:r>
           <w:rPr>
             <w:lang w:val="pt_PT" w:bidi="pt_PT"/>
@@ -32459,6 +35296,20 @@
       </w:r>
       <w:r>
         <w:rPr>
+          <w:lang w:val="pt_PT" w:bidi="pt_PT"/>
+        </w:rPr>
+        <w:t>וּ⁠מֵעַ֖⁠י הָמ֥וּ עָלָֽי⁠ו</w:t>
+      </w:r>
+    </w:p>
+    <w:p>
+      <w:pPr/>
+      <w:r>
+        <w:rPr>
+          <w:lang w:val="pt_PT" w:bidi="pt_PT"/>
+        </w:rPr>
+      </w:r>
+      <w:r>
+        <w:rPr>
           <w:b/>
           <w:lang w:val="pt_PT" w:bidi="pt_PT"/>
         </w:rPr>
@@ -32705,6 +35556,20 @@
       </w:r>
       <w:r>
         <w:rPr>
+          <w:lang w:val="pt_PT" w:bidi="pt_PT"/>
+        </w:rPr>
+        <w:t>וְ⁠יָדַ֣⁠י נָֽטְפוּ־מ֗וֹר וְ⁠אֶצְבְּעֹתַ⁠י֙ מ֣וֹר עֹבֵ֔ר</w:t>
+      </w:r>
+    </w:p>
+    <w:p>
+      <w:pPr/>
+      <w:r>
+        <w:rPr>
+          <w:lang w:val="pt_PT" w:bidi="pt_PT"/>
+        </w:rPr>
+      </w:r>
+      <w:r>
+        <w:rPr>
           <w:b/>
           <w:lang w:val="pt_PT" w:bidi="pt_PT"/>
         </w:rPr>
@@ -32815,6 +35680,20 @@
       </w:r>
       <w:r>
         <w:rPr>
+          <w:lang w:val="pt_PT" w:bidi="pt_PT"/>
+        </w:rPr>
+        <w:t>מ֣וֹר עֹבֵ֔ר</w:t>
+      </w:r>
+    </w:p>
+    <w:p>
+      <w:pPr/>
+      <w:r>
+        <w:rPr>
+          <w:lang w:val="pt_PT" w:bidi="pt_PT"/>
+        </w:rPr>
+      </w:r>
+      <w:r>
+        <w:rPr>
           <w:b/>
           <w:lang w:val="pt_PT" w:bidi="pt_PT"/>
         </w:rPr>
@@ -33013,7 +35892,7 @@
         </w:rPr>
         <w:t xml:space="preserve"> em </w:t>
       </w:r>
-      <w:hyperlink r:id="rId20">
+      <w:hyperlink r:id="rId22">
         <w:r>
           <w:rPr>
             <w:lang w:val="pt_PT" w:bidi="pt_PT"/>
@@ -33075,6 +35954,20 @@
       </w:r>
       <w:r>
         <w:rPr>
+          <w:lang w:val="pt_PT" w:bidi="pt_PT"/>
+        </w:rPr>
+        <w:t>עָבָ֑ר</w:t>
+      </w:r>
+    </w:p>
+    <w:p>
+      <w:pPr/>
+      <w:r>
+        <w:rPr>
+          <w:lang w:val="pt_PT" w:bidi="pt_PT"/>
+        </w:rPr>
+      </w:r>
+      <w:r>
+        <w:rPr>
           <w:b/>
           <w:lang w:val="pt_PT" w:bidi="pt_PT"/>
         </w:rPr>
@@ -33185,6 +36078,20 @@
       </w:r>
       <w:r>
         <w:rPr>
+          <w:lang w:val="pt_PT" w:bidi="pt_PT"/>
+        </w:rPr>
+        <w:t>נַפְשִׁ⁠י֙ יָֽצְאָ֣ה</w:t>
+      </w:r>
+    </w:p>
+    <w:p>
+      <w:pPr/>
+      <w:r>
+        <w:rPr>
+          <w:lang w:val="pt_PT" w:bidi="pt_PT"/>
+        </w:rPr>
+      </w:r>
+      <w:r>
+        <w:rPr>
           <w:b/>
           <w:lang w:val="pt_PT" w:bidi="pt_PT"/>
         </w:rPr>
@@ -33295,6 +36202,20 @@
       </w:r>
       <w:r>
         <w:rPr>
+          <w:lang w:val="pt_PT" w:bidi="pt_PT"/>
+        </w:rPr>
+        <w:t>נַפְשִׁ⁠י֙ יָֽצְאָ֣ה</w:t>
+      </w:r>
+    </w:p>
+    <w:p>
+      <w:pPr/>
+      <w:r>
+        <w:rPr>
+          <w:lang w:val="pt_PT" w:bidi="pt_PT"/>
+        </w:rPr>
+      </w:r>
+      <w:r>
+        <w:rPr>
           <w:b/>
           <w:lang w:val="pt_PT" w:bidi="pt_PT"/>
         </w:rPr>
@@ -33405,6 +36326,20 @@
       </w:r>
       <w:r>
         <w:rPr>
+          <w:lang w:val="pt_PT" w:bidi="pt_PT"/>
+        </w:rPr>
+        <w:t>בְ⁠דַבְּר֔⁠וֹ</w:t>
+      </w:r>
+    </w:p>
+    <w:p>
+      <w:pPr/>
+      <w:r>
+        <w:rPr>
+          <w:lang w:val="pt_PT" w:bidi="pt_PT"/>
+        </w:rPr>
+      </w:r>
+      <w:r>
+        <w:rPr>
           <w:b/>
           <w:lang w:val="pt_PT" w:bidi="pt_PT"/>
         </w:rPr>
@@ -33592,6 +36527,20 @@
       </w:r>
       <w:r>
         <w:rPr>
+          <w:lang w:val="pt_PT" w:bidi="pt_PT"/>
+        </w:rPr>
+        <w:t>מְצָאֻ֧⁠נִי הַ⁠שֹּׁמְרִ֛ים הַ⁠סֹּבְבִ֥ים בָּ⁠עִ֖יר</w:t>
+      </w:r>
+    </w:p>
+    <w:p>
+      <w:pPr/>
+      <w:r>
+        <w:rPr>
+          <w:lang w:val="pt_PT" w:bidi="pt_PT"/>
+        </w:rPr>
+      </w:r>
+      <w:r>
+        <w:rPr>
           <w:b/>
           <w:lang w:val="pt_PT" w:bidi="pt_PT"/>
         </w:rPr>
@@ -33638,7 +36587,7 @@
         </w:rPr>
         <w:t xml:space="preserve"> em </w:t>
       </w:r>
-      <w:hyperlink r:id="rId52">
+      <w:hyperlink r:id="rId54">
         <w:r>
           <w:rPr>
             <w:lang w:val="pt_PT" w:bidi="pt_PT"/>
@@ -33720,6 +36669,20 @@
       </w:r>
       <w:r>
         <w:rPr>
+          <w:lang w:val="pt_PT" w:bidi="pt_PT"/>
+        </w:rPr>
+        <w:t>הִכּ֣וּ⁠נִי פְצָע֑וּ⁠נִי נָשְׂא֤וּ אֶת־רְדִידִ⁠י֙ מֵֽ⁠עָלַ֔⁠י שֹׁמְרֵ֖י הַ⁠חֹמֽוֹת</w:t>
+      </w:r>
+    </w:p>
+    <w:p>
+      <w:pPr/>
+      <w:r>
+        <w:rPr>
+          <w:lang w:val="pt_PT" w:bidi="pt_PT"/>
+        </w:rPr>
+      </w:r>
+      <w:r>
+        <w:rPr>
           <w:b/>
           <w:lang w:val="pt_PT" w:bidi="pt_PT"/>
         </w:rPr>
@@ -33817,6 +36780,20 @@
       </w:r>
       <w:r>
         <w:rPr>
+          <w:lang w:val="pt_PT" w:bidi="pt_PT"/>
+        </w:rPr>
+        <w:t>הִכּ֣וּ⁠נִי פְצָע֑וּ⁠נִי</w:t>
+      </w:r>
+    </w:p>
+    <w:p>
+      <w:pPr/>
+      <w:r>
+        <w:rPr>
+          <w:lang w:val="pt_PT" w:bidi="pt_PT"/>
+        </w:rPr>
+      </w:r>
+      <w:r>
+        <w:rPr>
           <w:b/>
           <w:lang w:val="pt_PT" w:bidi="pt_PT"/>
         </w:rPr>
@@ -33940,6 +36917,20 @@
       </w:r>
       <w:r>
         <w:rPr>
+          <w:lang w:val="pt_PT" w:bidi="pt_PT"/>
+        </w:rPr>
+        <w:t>אֶת־רְדִידִ⁠י֙</w:t>
+      </w:r>
+    </w:p>
+    <w:p>
+      <w:pPr/>
+      <w:r>
+        <w:rPr>
+          <w:lang w:val="pt_PT" w:bidi="pt_PT"/>
+        </w:rPr>
+      </w:r>
+      <w:r>
+        <w:rPr>
           <w:b/>
           <w:lang w:val="pt_PT" w:bidi="pt_PT"/>
         </w:rPr>
@@ -34043,6 +37034,20 @@
       </w:r>
       <w:r>
         <w:rPr>
+          <w:lang w:val="pt_PT" w:bidi="pt_PT"/>
+        </w:rPr>
+        <w:t>שֹׁמְרֵ֖י הַ⁠חֹמֽוֹת</w:t>
+      </w:r>
+    </w:p>
+    <w:p>
+      <w:pPr/>
+      <w:r>
+        <w:rPr>
+          <w:lang w:val="pt_PT" w:bidi="pt_PT"/>
+        </w:rPr>
+      </w:r>
+      <w:r>
+        <w:rPr>
           <w:b/>
           <w:lang w:val="pt_PT" w:bidi="pt_PT"/>
         </w:rPr>
@@ -34212,7 +37217,7 @@
         </w:rPr>
         <w:t xml:space="preserve"> em </w:t>
       </w:r>
-      <w:hyperlink r:id="rId26">
+      <w:hyperlink r:id="rId28">
         <w:r>
           <w:rPr>
             <w:lang w:val="pt_PT" w:bidi="pt_PT"/>
@@ -34326,7 +37331,7 @@
         </w:rPr>
         <w:t xml:space="preserve"> em </w:t>
       </w:r>
-      <w:hyperlink r:id="rId53">
+      <w:hyperlink r:id="rId55">
         <w:r>
           <w:rPr>
             <w:lang w:val="pt_PT" w:bidi="pt_PT"/>
@@ -34402,6 +37407,20 @@
       </w:r>
       <w:r>
         <w:rPr>
+          <w:lang w:val="pt_PT" w:bidi="pt_PT"/>
+        </w:rPr>
+        <w:t>שֶׁ⁠חוֹלַ֥ת אַהֲבָ֖ה אָֽנִי</w:t>
+      </w:r>
+    </w:p>
+    <w:p>
+      <w:pPr/>
+      <w:r>
+        <w:rPr>
+          <w:lang w:val="pt_PT" w:bidi="pt_PT"/>
+        </w:rPr>
+      </w:r>
+      <w:r>
+        <w:rPr>
           <w:b/>
           <w:lang w:val="pt_PT" w:bidi="pt_PT"/>
         </w:rPr>
@@ -34485,6 +37504,20 @@
       </w:r>
       <w:r>
         <w:rPr>
+          <w:lang w:val="pt_PT" w:bidi="pt_PT"/>
+        </w:rPr>
+        <w:t>מַה־דּוֹדֵ֣⁠ךְ מִ⁠דּ֔וֹד הַ⁠יָּפָ֖ה בַּ⁠נָּשִׁ֑ים מַה־דּוֹדֵ֣⁠ךְ מִ⁠דּ֔וֹד שֶׁ⁠כָּ֖כָה הִשְׁבַּעְתָּֽ⁠נוּ</w:t>
+      </w:r>
+    </w:p>
+    <w:p>
+      <w:pPr/>
+      <w:r>
+        <w:rPr>
+          <w:lang w:val="pt_PT" w:bidi="pt_PT"/>
+        </w:rPr>
+      </w:r>
+      <w:r>
+        <w:rPr>
           <w:b/>
           <w:lang w:val="pt_PT" w:bidi="pt_PT"/>
         </w:rPr>
@@ -34581,6 +37614,20 @@
       </w:r>
       <w:r>
         <w:rPr>
+          <w:lang w:val="pt_PT" w:bidi="pt_PT"/>
+        </w:rPr>
+        <w:t>מַה־דּוֹדֵ֣⁠ךְ מִ⁠דּ֔וֹד</w:t>
+      </w:r>
+    </w:p>
+    <w:p>
+      <w:pPr/>
+      <w:r>
+        <w:rPr>
+          <w:lang w:val="pt_PT" w:bidi="pt_PT"/>
+        </w:rPr>
+      </w:r>
+      <w:r>
+        <w:rPr>
           <w:b/>
           <w:lang w:val="pt_PT" w:bidi="pt_PT"/>
         </w:rPr>
@@ -34644,6 +37691,20 @@
       </w:r>
       <w:r>
         <w:rPr>
+          <w:lang w:val="pt_PT" w:bidi="pt_PT"/>
+        </w:rPr>
+        <w:t>מַה־דּוֹדֵ֣⁠ךְ מִ⁠דּ֔וֹד הַ⁠יָּפָ֖ה בַּ⁠נָּשִׁ֑ים</w:t>
+      </w:r>
+    </w:p>
+    <w:p>
+      <w:pPr/>
+      <w:r>
+        <w:rPr>
+          <w:lang w:val="pt_PT" w:bidi="pt_PT"/>
+        </w:rPr>
+      </w:r>
+      <w:r>
+        <w:rPr>
           <w:b/>
           <w:lang w:val="pt_PT" w:bidi="pt_PT"/>
         </w:rPr>
@@ -34759,7 +37820,7 @@
         </w:rPr>
         <w:t xml:space="preserve"> em </w:t>
       </w:r>
-      <w:hyperlink r:id="rId54">
+      <w:hyperlink r:id="rId56">
         <w:r>
           <w:rPr>
             <w:lang w:val="pt_PT" w:bidi="pt_PT"/>
@@ -34821,6 +37882,20 @@
       </w:r>
       <w:r>
         <w:rPr>
+          <w:lang w:val="pt_PT" w:bidi="pt_PT"/>
+        </w:rPr>
+        <w:t>שֶׁ⁠כָּ֖כָה הִשְׁבַּעְתָּֽ⁠נוּ</w:t>
+      </w:r>
+    </w:p>
+    <w:p>
+      <w:pPr/>
+      <w:r>
+        <w:rPr>
+          <w:lang w:val="pt_PT" w:bidi="pt_PT"/>
+        </w:rPr>
+      </w:r>
+      <w:r>
+        <w:rPr>
           <w:b/>
           <w:lang w:val="pt_PT" w:bidi="pt_PT"/>
         </w:rPr>
@@ -34884,6 +37959,20 @@
       </w:r>
       <w:r>
         <w:rPr>
+          <w:lang w:val="pt_PT" w:bidi="pt_PT"/>
+        </w:rPr>
+        <w:t>הִשְׁבַּעְתָּֽ⁠נוּ</w:t>
+      </w:r>
+    </w:p>
+    <w:p>
+      <w:pPr/>
+      <w:r>
+        <w:rPr>
+          <w:lang w:val="pt_PT" w:bidi="pt_PT"/>
+        </w:rPr>
+      </w:r>
+      <w:r>
+        <w:rPr>
           <w:b/>
           <w:lang w:val="pt_PT" w:bidi="pt_PT"/>
         </w:rPr>
@@ -35089,6 +38178,20 @@
       </w:r>
       <w:r>
         <w:rPr>
+          <w:lang w:val="pt_PT" w:bidi="pt_PT"/>
+        </w:rPr>
+        <w:t>דָּג֖וּל מֵ⁠רְבָבָֽה</w:t>
+      </w:r>
+    </w:p>
+    <w:p>
+      <w:pPr/>
+      <w:r>
+        <w:rPr>
+          <w:lang w:val="pt_PT" w:bidi="pt_PT"/>
+        </w:rPr>
+      </w:r>
+      <w:r>
+        <w:rPr>
           <w:b/>
           <w:lang w:val="pt_PT" w:bidi="pt_PT"/>
         </w:rPr>
@@ -35333,6 +38436,20 @@
       </w:r>
       <w:r>
         <w:rPr>
+          <w:lang w:val="pt_PT" w:bidi="pt_PT"/>
+        </w:rPr>
+        <w:t>שְׁחֹר֖וֹת כָּ⁠עוֹרֵֽב</w:t>
+      </w:r>
+    </w:p>
+    <w:p>
+      <w:pPr/>
+      <w:r>
+        <w:rPr>
+          <w:lang w:val="pt_PT" w:bidi="pt_PT"/>
+        </w:rPr>
+      </w:r>
+      <w:r>
+        <w:rPr>
           <w:b/>
           <w:lang w:val="pt_PT" w:bidi="pt_PT"/>
         </w:rPr>
@@ -35570,7 +38687,7 @@
         </w:rPr>
         <w:t xml:space="preserve">No texto original, em </w:t>
       </w:r>
-      <w:hyperlink r:id="rId25">
+      <w:hyperlink r:id="rId27">
         <w:r>
           <w:rPr>
             <w:lang w:val="pt_PT" w:bidi="pt_PT"/>
@@ -35756,6 +38873,20 @@
       </w:r>
       <w:r>
         <w:rPr>
+          <w:lang w:val="pt_PT" w:bidi="pt_PT"/>
+        </w:rPr>
+        <w:t>עֵינָ֕י⁠ו כְּ⁠יוֹנִ֖ים עַל־אֲפִ֣יקֵי מָ֑יִם רֹֽחֲצוֹת֙ בֶּֽ⁠חָלָ֔ב יֹשְׁב֖וֹת עַל־מִלֵּֽאת</w:t>
+      </w:r>
+    </w:p>
+    <w:p>
+      <w:pPr/>
+      <w:r>
+        <w:rPr>
+          <w:lang w:val="pt_PT" w:bidi="pt_PT"/>
+        </w:rPr>
+      </w:r>
+      <w:r>
+        <w:rPr>
           <w:b/>
           <w:lang w:val="pt_PT" w:bidi="pt_PT"/>
         </w:rPr>
@@ -36052,6 +39183,20 @@
       </w:r>
       <w:r>
         <w:rPr>
+          <w:lang w:val="pt_PT" w:bidi="pt_PT"/>
+        </w:rPr>
+        <w:t>כַּ⁠עֲרוּגַ֣ת הַ⁠בֹּ֔שֶׂם</w:t>
+      </w:r>
+    </w:p>
+    <w:p>
+      <w:pPr/>
+      <w:r>
+        <w:rPr>
+          <w:lang w:val="pt_PT" w:bidi="pt_PT"/>
+        </w:rPr>
+      </w:r>
+      <w:r>
+        <w:rPr>
           <w:b/>
           <w:lang w:val="pt_PT" w:bidi="pt_PT"/>
         </w:rPr>
@@ -36148,6 +39293,20 @@
       </w:r>
       <w:r>
         <w:rPr>
+          <w:lang w:val="pt_PT" w:bidi="pt_PT"/>
+        </w:rPr>
+        <w:t>מִגְדְּל֖וֹת</w:t>
+      </w:r>
+    </w:p>
+    <w:p>
+      <w:pPr/>
+      <w:r>
+        <w:rPr>
+          <w:lang w:val="pt_PT" w:bidi="pt_PT"/>
+        </w:rPr>
+      </w:r>
+      <w:r>
+        <w:rPr>
           <w:b/>
           <w:lang w:val="pt_PT" w:bidi="pt_PT"/>
         </w:rPr>
@@ -36211,6 +39370,20 @@
       </w:r>
       <w:r>
         <w:rPr>
+          <w:lang w:val="pt_PT" w:bidi="pt_PT"/>
+        </w:rPr>
+        <w:t>מִגְדְּל֖וֹת מֶרְקָחִ֑ים</w:t>
+      </w:r>
+    </w:p>
+    <w:p>
+      <w:pPr/>
+      <w:r>
+        <w:rPr>
+          <w:lang w:val="pt_PT" w:bidi="pt_PT"/>
+        </w:rPr>
+      </w:r>
+      <w:r>
+        <w:rPr>
           <w:b/>
           <w:lang w:val="pt_PT" w:bidi="pt_PT"/>
         </w:rPr>
@@ -36500,7 +39673,7 @@
         </w:rPr>
         <w:t xml:space="preserve"> em </w:t>
       </w:r>
-      <w:hyperlink r:id="rId55">
+      <w:hyperlink r:id="rId57">
         <w:r>
           <w:rPr>
             <w:lang w:val="pt_PT" w:bidi="pt_PT"/>
@@ -36614,7 +39787,7 @@
         </w:rPr>
         <w:t xml:space="preserve">em </w:t>
       </w:r>
-      <w:hyperlink r:id="rId56">
+      <w:hyperlink r:id="rId58">
         <w:r>
           <w:rPr>
             <w:lang w:val="pt_PT" w:bidi="pt_PT"/>
@@ -36696,6 +39869,20 @@
       </w:r>
       <w:r>
         <w:rPr>
+          <w:lang w:val="pt_PT" w:bidi="pt_PT"/>
+        </w:rPr>
+        <w:t>יָדָי⁠ו֙ גְּלִילֵ֣י זָהָ֔ב מְמֻלָּאִ֖ים בַּ⁠תַּרְשִׁ֑ישׁ</w:t>
+      </w:r>
+    </w:p>
+    <w:p>
+      <w:pPr/>
+      <w:r>
+        <w:rPr>
+          <w:lang w:val="pt_PT" w:bidi="pt_PT"/>
+        </w:rPr>
+      </w:r>
+      <w:r>
+        <w:rPr>
           <w:b/>
           <w:lang w:val="pt_PT" w:bidi="pt_PT"/>
         </w:rPr>
@@ -36844,6 +40031,20 @@
       </w:r>
       <w:r>
         <w:rPr>
+          <w:lang w:val="pt_PT" w:bidi="pt_PT"/>
+        </w:rPr>
+        <w:t>יָדָי⁠ו֙</w:t>
+      </w:r>
+    </w:p>
+    <w:p>
+      <w:pPr/>
+      <w:r>
+        <w:rPr>
+          <w:lang w:val="pt_PT" w:bidi="pt_PT"/>
+        </w:rPr>
+      </w:r>
+      <w:r>
+        <w:rPr>
           <w:b/>
           <w:lang w:val="pt_PT" w:bidi="pt_PT"/>
         </w:rPr>
@@ -36933,6 +40134,20 @@
       </w:r>
       <w:r>
         <w:rPr>
+          <w:lang w:val="pt_PT" w:bidi="pt_PT"/>
+        </w:rPr>
+        <w:t>בַּ⁠תַּרְשִׁ֑ישׁ</w:t>
+      </w:r>
+    </w:p>
+    <w:p>
+      <w:pPr/>
+      <w:r>
+        <w:rPr>
+          <w:lang w:val="pt_PT" w:bidi="pt_PT"/>
+        </w:rPr>
+      </w:r>
+      <w:r>
+        <w:rPr>
           <w:b/>
           <w:lang w:val="pt_PT" w:bidi="pt_PT"/>
         </w:rPr>
@@ -37223,6 +40438,20 @@
       </w:r>
       <w:r>
         <w:rPr>
+          <w:lang w:val="pt_PT" w:bidi="pt_PT"/>
+        </w:rPr>
+        <w:t>מֵעָי⁠ו֙</w:t>
+      </w:r>
+    </w:p>
+    <w:p>
+      <w:pPr/>
+      <w:r>
+        <w:rPr>
+          <w:lang w:val="pt_PT" w:bidi="pt_PT"/>
+        </w:rPr>
+      </w:r>
+      <w:r>
+        <w:rPr>
           <w:b/>
           <w:lang w:val="pt_PT" w:bidi="pt_PT"/>
         </w:rPr>
@@ -37286,6 +40515,20 @@
       </w:r>
       <w:r>
         <w:rPr>
+          <w:lang w:val="pt_PT" w:bidi="pt_PT"/>
+        </w:rPr>
+        <w:t>שֵׁ֔ן</w:t>
+      </w:r>
+    </w:p>
+    <w:p>
+      <w:pPr/>
+      <w:r>
+        <w:rPr>
+          <w:lang w:val="pt_PT" w:bidi="pt_PT"/>
+        </w:rPr>
+      </w:r>
+      <w:r>
+        <w:rPr>
           <w:b/>
           <w:lang w:val="pt_PT" w:bidi="pt_PT"/>
         </w:rPr>
@@ -37408,6 +40651,20 @@
       </w:r>
       <w:r>
         <w:rPr>
+          <w:lang w:val="pt_PT" w:bidi="pt_PT"/>
+        </w:rPr>
+        <w:t>סַפִּירִֽים</w:t>
+      </w:r>
+    </w:p>
+    <w:p>
+      <w:pPr/>
+      <w:r>
+        <w:rPr>
+          <w:lang w:val="pt_PT" w:bidi="pt_PT"/>
+        </w:rPr>
+      </w:r>
+      <w:r>
+        <w:rPr>
           <w:b/>
           <w:lang w:val="pt_PT" w:bidi="pt_PT"/>
         </w:rPr>
@@ -37620,6 +40877,20 @@
       </w:r>
       <w:r>
         <w:rPr>
+          <w:lang w:val="pt_PT" w:bidi="pt_PT"/>
+        </w:rPr>
+        <w:t>שׁוֹקָי⁠ו֙</w:t>
+      </w:r>
+    </w:p>
+    <w:p>
+      <w:pPr/>
+      <w:r>
+        <w:rPr>
+          <w:lang w:val="pt_PT" w:bidi="pt_PT"/>
+        </w:rPr>
+      </w:r>
+      <w:r>
+        <w:rPr>
           <w:b/>
           <w:lang w:val="pt_PT" w:bidi="pt_PT"/>
         </w:rPr>
@@ -38019,6 +41290,20 @@
       </w:r>
       <w:r>
         <w:rPr>
+          <w:lang w:val="pt_PT" w:bidi="pt_PT"/>
+        </w:rPr>
+        <w:t>חִכּ⁠וֹ֙ מַֽמְתַקִּ֔ים</w:t>
+      </w:r>
+    </w:p>
+    <w:p>
+      <w:pPr/>
+      <w:r>
+        <w:rPr>
+          <w:lang w:val="pt_PT" w:bidi="pt_PT"/>
+        </w:rPr>
+      </w:r>
+      <w:r>
+        <w:rPr>
           <w:b/>
           <w:lang w:val="pt_PT" w:bidi="pt_PT"/>
         </w:rPr>
@@ -38115,6 +41400,20 @@
       </w:r>
       <w:r>
         <w:rPr>
+          <w:lang w:val="pt_PT" w:bidi="pt_PT"/>
+        </w:rPr>
+        <w:t>וְ⁠כֻלּ֖⁠וֹ מַחֲמַדִּ֑ים</w:t>
+      </w:r>
+    </w:p>
+    <w:p>
+      <w:pPr/>
+      <w:r>
+        <w:rPr>
+          <w:lang w:val="pt_PT" w:bidi="pt_PT"/>
+        </w:rPr>
+      </w:r>
+      <w:r>
+        <w:rPr>
           <w:b/>
           <w:lang w:val="pt_PT" w:bidi="pt_PT"/>
         </w:rPr>
@@ -38210,7 +41509,7 @@
         </w:rPr>
         <w:t xml:space="preserve"> em </w:t>
       </w:r>
-      <w:hyperlink r:id="rId18">
+      <w:hyperlink r:id="rId20">
         <w:r>
           <w:rPr>
             <w:lang w:val="pt_PT" w:bidi="pt_PT"/>
@@ -38460,6 +41759,20 @@
       </w:r>
       <w:r>
         <w:rPr>
+          <w:lang w:val="pt_PT" w:bidi="pt_PT"/>
+        </w:rPr>
+        <w:t>אָ֚נָה הָלַ֣ךְ דּוֹדֵ֔⁠ךְ הַ⁠יָּפָ֖ה בַּ⁠נָּשִׁ֑ים אָ֚נָה פָּנָ֣ה דוֹדֵ֔⁠ךְ וּ⁠נְבַקְשֶׁ֖⁠נּוּ עִמָּֽ⁠ךְ</w:t>
+      </w:r>
+    </w:p>
+    <w:p>
+      <w:pPr/>
+      <w:r>
+        <w:rPr>
+          <w:lang w:val="pt_PT" w:bidi="pt_PT"/>
+        </w:rPr>
+      </w:r>
+      <w:r>
+        <w:rPr>
           <w:b/>
           <w:lang w:val="pt_PT" w:bidi="pt_PT"/>
         </w:rPr>
@@ -38569,6 +41882,20 @@
       </w:r>
       <w:r>
         <w:rPr>
+          <w:lang w:val="pt_PT" w:bidi="pt_PT"/>
+        </w:rPr>
+        <w:t>אָ֚נָה הָלַ֣ךְ דּוֹדֵ֔⁠ךְ &amp; אָ֚נָה פָּנָ֣ה דוֹדֵ֔⁠ךְ</w:t>
+      </w:r>
+    </w:p>
+    <w:p>
+      <w:pPr/>
+      <w:r>
+        <w:rPr>
+          <w:lang w:val="pt_PT" w:bidi="pt_PT"/>
+        </w:rPr>
+      </w:r>
+      <w:r>
+        <w:rPr>
           <w:b/>
           <w:lang w:val="pt_PT" w:bidi="pt_PT"/>
         </w:rPr>
@@ -38664,7 +41991,7 @@
         </w:rPr>
         <w:t xml:space="preserve"> em </w:t>
       </w:r>
-      <w:hyperlink r:id="rId54">
+      <w:hyperlink r:id="rId56">
         <w:r>
           <w:rPr>
             <w:lang w:val="pt_PT" w:bidi="pt_PT"/>
@@ -38726,6 +42053,20 @@
       </w:r>
       <w:r>
         <w:rPr>
+          <w:lang w:val="pt_PT" w:bidi="pt_PT"/>
+        </w:rPr>
+        <w:t>אָ֚נָה פָּנָ֣ה דוֹדֵ֔⁠ךְ</w:t>
+      </w:r>
+    </w:p>
+    <w:p>
+      <w:pPr/>
+      <w:r>
+        <w:rPr>
+          <w:lang w:val="pt_PT" w:bidi="pt_PT"/>
+        </w:rPr>
+      </w:r>
+      <w:r>
+        <w:rPr>
           <w:b/>
           <w:lang w:val="pt_PT" w:bidi="pt_PT"/>
         </w:rPr>
@@ -38789,6 +42130,20 @@
       </w:r>
       <w:r>
         <w:rPr>
+          <w:lang w:val="pt_PT" w:bidi="pt_PT"/>
+        </w:rPr>
+        <w:t>וּ⁠נְבַקְשֶׁ֖⁠נּוּ עִמָּֽ⁠ךְ</w:t>
+      </w:r>
+    </w:p>
+    <w:p>
+      <w:pPr/>
+      <w:r>
+        <w:rPr>
+          <w:lang w:val="pt_PT" w:bidi="pt_PT"/>
+        </w:rPr>
+      </w:r>
+      <w:r>
+        <w:rPr>
           <w:b/>
           <w:lang w:val="pt_PT" w:bidi="pt_PT"/>
         </w:rPr>
@@ -38872,6 +42227,20 @@
       </w:r>
       <w:r>
         <w:rPr>
+          <w:lang w:val="pt_PT" w:bidi="pt_PT"/>
+        </w:rPr>
+        <w:t>דּוֹדִ⁠י֙ יָרַ֣ד לְ⁠גַנּ֔⁠וֹ לַ⁠עֲרוּג֖וֹת הַ⁠בֹּ֑שֶׂם לִ⁠רְעוֹת֙ בַּ⁠גַּנִּ֔ים וְ⁠לִ⁠לְקֹ֖ט שֽׁוֹשַׁנִּֽים</w:t>
+      </w:r>
+    </w:p>
+    <w:p>
+      <w:pPr/>
+      <w:r>
+        <w:rPr>
+          <w:lang w:val="pt_PT" w:bidi="pt_PT"/>
+        </w:rPr>
+      </w:r>
+      <w:r>
+        <w:rPr>
           <w:b/>
           <w:lang w:val="pt_PT" w:bidi="pt_PT"/>
         </w:rPr>
@@ -38917,7 +42286,7 @@
         </w:rPr>
         <w:t xml:space="preserve">referem-se ao corpo da mulher. A mulher retoma a metáfora do “jardim” usada em </w:t>
       </w:r>
-      <w:hyperlink r:id="rId39">
+      <w:hyperlink r:id="rId41">
         <w:r>
           <w:rPr>
             <w:lang w:val="pt_PT" w:bidi="pt_PT"/>
@@ -38974,7 +42343,7 @@
         </w:rPr>
         <w:t xml:space="preserve"> são metáforas para o homem desfrutando do corpo da mulher. Se você usou símiles para traduzir </w:t>
       </w:r>
-      <w:hyperlink r:id="rId39">
+      <w:hyperlink r:id="rId41">
         <w:r>
           <w:rPr>
             <w:lang w:val="pt_PT" w:bidi="pt_PT"/>
@@ -39056,6 +42425,20 @@
       </w:r>
       <w:r>
         <w:rPr>
+          <w:lang w:val="pt_PT" w:bidi="pt_PT"/>
+        </w:rPr>
+        <w:t>דּוֹדִ⁠י֙ יָרַ֣ד לְ⁠גַנּ֔⁠וֹ לַ⁠עֲרוּג֖וֹת הַ⁠בֹּ֑שֶׂם</w:t>
+      </w:r>
+    </w:p>
+    <w:p>
+      <w:pPr/>
+      <w:r>
+        <w:rPr>
+          <w:lang w:val="pt_PT" w:bidi="pt_PT"/>
+        </w:rPr>
+      </w:r>
+      <w:r>
+        <w:rPr>
           <w:b/>
           <w:lang w:val="pt_PT" w:bidi="pt_PT"/>
         </w:rPr>
@@ -39191,6 +42574,20 @@
       </w:r>
       <w:r>
         <w:rPr>
+          <w:lang w:val="pt_PT" w:bidi="pt_PT"/>
+        </w:rPr>
+        <w:t>יָרַ֣ד</w:t>
+      </w:r>
+    </w:p>
+    <w:p>
+      <w:pPr/>
+      <w:r>
+        <w:rPr>
+          <w:lang w:val="pt_PT" w:bidi="pt_PT"/>
+        </w:rPr>
+      </w:r>
+      <w:r>
+        <w:rPr>
           <w:b/>
           <w:lang w:val="pt_PT" w:bidi="pt_PT"/>
         </w:rPr>
@@ -39319,7 +42716,7 @@
         </w:rPr>
         <w:t xml:space="preserve"> em </w:t>
       </w:r>
-      <w:hyperlink r:id="rId50">
+      <w:hyperlink r:id="rId52">
         <w:r>
           <w:rPr>
             <w:lang w:val="pt_PT" w:bidi="pt_PT"/>
@@ -39503,6 +42900,20 @@
       </w:r>
       <w:r>
         <w:rPr>
+          <w:lang w:val="pt_PT" w:bidi="pt_PT"/>
+        </w:rPr>
+        <w:t>אֲנִ֤י לְ⁠דוֹדִ⁠י֙ וְ⁠דוֹדִ֣⁠י לִ֔⁠י</w:t>
+      </w:r>
+    </w:p>
+    <w:p>
+      <w:pPr/>
+      <w:r>
+        <w:rPr>
+          <w:lang w:val="pt_PT" w:bidi="pt_PT"/>
+        </w:rPr>
+      </w:r>
+      <w:r>
+        <w:rPr>
           <w:b/>
           <w:lang w:val="pt_PT" w:bidi="pt_PT"/>
         </w:rPr>
@@ -39522,7 +42933,7 @@
         </w:rPr>
         <w:t xml:space="preserve">Veja como você traduziu a frase semelhante “Eu sou do meu amado, e o meu amado é meu” em </w:t>
       </w:r>
-      <w:hyperlink r:id="rId55">
+      <w:hyperlink r:id="rId57">
         <w:r>
           <w:rPr>
             <w:lang w:val="pt_PT" w:bidi="pt_PT"/>
@@ -39584,6 +42995,20 @@
       </w:r>
       <w:r>
         <w:rPr>
+          <w:lang w:val="pt_PT" w:bidi="pt_PT"/>
+        </w:rPr>
+        <w:t>הָ⁠רֹעֶ֖ה בַּ⁠שׁוֹשַׁנִּֽים</w:t>
+      </w:r>
+    </w:p>
+    <w:p>
+      <w:pPr/>
+      <w:r>
+        <w:rPr>
+          <w:lang w:val="pt_PT" w:bidi="pt_PT"/>
+        </w:rPr>
+      </w:r>
+      <w:r>
+        <w:rPr>
           <w:b/>
           <w:lang w:val="pt_PT" w:bidi="pt_PT"/>
         </w:rPr>
@@ -39603,7 +43028,7 @@
         </w:rPr>
         <w:t xml:space="preserve">Veja como você traduziu a frase semelhante “para pastarem entre os lírios” em </w:t>
       </w:r>
-      <w:hyperlink r:id="rId55">
+      <w:hyperlink r:id="rId57">
         <w:r>
           <w:rPr>
             <w:lang w:val="pt_PT" w:bidi="pt_PT"/>
@@ -39685,6 +43110,20 @@
       </w:r>
       <w:r>
         <w:rPr>
+          <w:lang w:val="pt_PT" w:bidi="pt_PT"/>
+        </w:rPr>
+        <w:t>יָפָ֨ה אַ֤תְּ רַעְיָתִ⁠י֙ כְּ⁠תִרְצָ֔ה נָאוָ֖ה כִּ⁠ירוּשָׁלִָ֑ם</w:t>
+      </w:r>
+    </w:p>
+    <w:p>
+      <w:pPr/>
+      <w:r>
+        <w:rPr>
+          <w:lang w:val="pt_PT" w:bidi="pt_PT"/>
+        </w:rPr>
+      </w:r>
+      <w:r>
+        <w:rPr>
           <w:b/>
           <w:lang w:val="pt_PT" w:bidi="pt_PT"/>
         </w:rPr>
@@ -39839,7 +43278,7 @@
         </w:rPr>
         <w:t xml:space="preserve">Veja como você traduziu a frase “Minha querida, você é bonita” em </w:t>
       </w:r>
-      <w:hyperlink r:id="rId25">
+      <w:hyperlink r:id="rId27">
         <w:r>
           <w:rPr>
             <w:lang w:val="pt_PT" w:bidi="pt_PT"/>
@@ -39901,6 +43340,20 @@
       </w:r>
       <w:r>
         <w:rPr>
+          <w:lang w:val="pt_PT" w:bidi="pt_PT"/>
+        </w:rPr>
+        <w:t>יָפָ֨ה אַ֤תְּ רַעְיָתִ⁠י֙ כְּ⁠תִרְצָ֔ה</w:t>
+      </w:r>
+    </w:p>
+    <w:p>
+      <w:pPr/>
+      <w:r>
+        <w:rPr>
+          <w:lang w:val="pt_PT" w:bidi="pt_PT"/>
+        </w:rPr>
+      </w:r>
+      <w:r>
+        <w:rPr>
           <w:b/>
           <w:lang w:val="pt_PT" w:bidi="pt_PT"/>
         </w:rPr>
@@ -39984,6 +43437,20 @@
       </w:r>
       <w:r>
         <w:rPr>
+          <w:lang w:val="pt_PT" w:bidi="pt_PT"/>
+        </w:rPr>
+        <w:t>נָאוָ֖ה כִּ⁠ירוּשָׁלִָ֑ם אֲיֻמָּ֖ה כַּ⁠נִּדְגָּלֽוֹת</w:t>
+      </w:r>
+    </w:p>
+    <w:p>
+      <w:pPr/>
+      <w:r>
+        <w:rPr>
+          <w:lang w:val="pt_PT" w:bidi="pt_PT"/>
+        </w:rPr>
+      </w:r>
+      <w:r>
+        <w:rPr>
           <w:b/>
           <w:lang w:val="pt_PT" w:bidi="pt_PT"/>
         </w:rPr>
@@ -40067,6 +43534,20 @@
       </w:r>
       <w:r>
         <w:rPr>
+          <w:lang w:val="pt_PT" w:bidi="pt_PT"/>
+        </w:rPr>
+        <w:t>אֲיֻמָּ֖ה כַּ⁠נִּדְגָּלֽוֹת</w:t>
+      </w:r>
+    </w:p>
+    <w:p>
+      <w:pPr/>
+      <w:r>
+        <w:rPr>
+          <w:lang w:val="pt_PT" w:bidi="pt_PT"/>
+        </w:rPr>
+      </w:r>
+      <w:r>
+        <w:rPr>
           <w:b/>
           <w:lang w:val="pt_PT" w:bidi="pt_PT"/>
         </w:rPr>
@@ -40182,7 +43663,7 @@
         </w:rPr>
         <w:t xml:space="preserve">Literalmente o texto diz "como exército com estandartes", várias traduções em português traduzem "como exército com bandeiras". O termo "estandarte" também foi usado em </w:t>
       </w:r>
-      <w:hyperlink r:id="rId57">
+      <w:hyperlink r:id="rId59">
         <w:r>
           <w:rPr>
             <w:lang w:val="pt_PT" w:bidi="pt_PT"/>
@@ -40264,6 +43745,20 @@
       </w:r>
       <w:r>
         <w:rPr>
+          <w:lang w:val="pt_PT" w:bidi="pt_PT"/>
+        </w:rPr>
+        <w:t>שַׂעְרֵ⁠ךְ֙ כְּ⁠עֵ֣דֶר הָֽ⁠עִזִּ֔ים שֶׁ⁠גָּלְשׁ֖וּ מִן־הַ⁠גִּלְעָֽד</w:t>
+      </w:r>
+    </w:p>
+    <w:p>
+      <w:pPr/>
+      <w:r>
+        <w:rPr>
+          <w:lang w:val="pt_PT" w:bidi="pt_PT"/>
+        </w:rPr>
+      </w:r>
+      <w:r>
+        <w:rPr>
           <w:b/>
           <w:lang w:val="pt_PT" w:bidi="pt_PT"/>
         </w:rPr>
@@ -40283,7 +43778,7 @@
         </w:rPr>
         <w:t xml:space="preserve">Veja como você traduziu a frase semelhante “seus cabelos ondulados são como um rebanho de cabras” em </w:t>
       </w:r>
-      <w:hyperlink r:id="rId44">
+      <w:hyperlink r:id="rId46">
         <w:r>
           <w:rPr>
             <w:lang w:val="pt_PT" w:bidi="pt_PT"/>
@@ -40384,7 +43879,7 @@
         </w:rPr>
         <w:t xml:space="preserve">No texto original, veja como você traduziu o versículo idêntico em </w:t>
       </w:r>
-      <w:hyperlink r:id="rId58">
+      <w:hyperlink r:id="rId60">
         <w:r>
           <w:rPr>
             <w:lang w:val="pt_PT" w:bidi="pt_PT"/>
@@ -40479,6 +43974,20 @@
       </w:r>
       <w:r>
         <w:rPr>
+          <w:lang w:val="pt_PT" w:bidi="pt_PT"/>
+        </w:rPr>
+        <w:t>הָֽ⁠רְחֵלִ֔ים</w:t>
+      </w:r>
+    </w:p>
+    <w:p>
+      <w:pPr/>
+      <w:r>
+        <w:rPr>
+          <w:lang w:val="pt_PT" w:bidi="pt_PT"/>
+        </w:rPr>
+      </w:r>
+      <w:r>
+        <w:rPr>
           <w:b/>
           <w:lang w:val="pt_PT" w:bidi="pt_PT"/>
         </w:rPr>
@@ -40607,7 +44116,7 @@
         </w:rPr>
         <w:t xml:space="preserve">Conforme texto original, veja como você traduziu </w:t>
       </w:r>
-      <w:hyperlink r:id="rId59">
+      <w:hyperlink r:id="rId61">
         <w:r>
           <w:rPr>
             <w:lang w:val="pt_PT" w:bidi="pt_PT"/>
@@ -40689,6 +44198,20 @@
       </w:r>
       <w:r>
         <w:rPr>
+          <w:lang w:val="pt_PT" w:bidi="pt_PT"/>
+        </w:rPr>
+        <w:t>שִׁשִּׁ֥ים הֵ֨מָּה֙ מְּלָכ֔וֹת</w:t>
+      </w:r>
+    </w:p>
+    <w:p>
+      <w:pPr/>
+      <w:r>
+        <w:rPr>
+          <w:lang w:val="pt_PT" w:bidi="pt_PT"/>
+        </w:rPr>
+      </w:r>
+      <w:r>
+        <w:rPr>
           <w:b/>
           <w:lang w:val="pt_PT" w:bidi="pt_PT"/>
         </w:rPr>
@@ -40952,7 +44475,7 @@
         </w:rPr>
         <w:t xml:space="preserve"> em </w:t>
       </w:r>
-      <w:hyperlink r:id="rId16">
+      <w:hyperlink r:id="rId18">
         <w:r>
           <w:rPr>
             <w:lang w:val="pt_PT" w:bidi="pt_PT"/>
@@ -41034,6 +44557,20 @@
       </w:r>
       <w:r>
         <w:rPr>
+          <w:lang w:val="pt_PT" w:bidi="pt_PT"/>
+        </w:rPr>
+        <w:t>וַ⁠עֲלָמ֖וֹת אֵ֥ין מִסְפָּֽר</w:t>
+      </w:r>
+    </w:p>
+    <w:p>
+      <w:pPr/>
+      <w:r>
+        <w:rPr>
+          <w:lang w:val="pt_PT" w:bidi="pt_PT"/>
+        </w:rPr>
+      </w:r>
+      <w:r>
+        <w:rPr>
           <w:b/>
           <w:lang w:val="pt_PT" w:bidi="pt_PT"/>
         </w:rPr>
@@ -41130,6 +44667,20 @@
       </w:r>
       <w:r>
         <w:rPr>
+          <w:lang w:val="pt_PT" w:bidi="pt_PT"/>
+        </w:rPr>
+        <w:t>שִׁשִּׁ֥ים הֵ֨מָּה֙ מְּלָכ֔וֹת וּ⁠שְׁמֹנִ֖ים פִּֽילַגְשִׁ֑ים וַ⁠עֲלָמ֖וֹת אֵ֥ין מִסְפָּֽר׃ אַחַ֥ת הִיא֙ יוֹנָתִ֣⁠י תַמָּתִ֔⁠י אַחַ֥ת הִיא֙ לְ⁠אִמָּ֔⁠הּ בָּרָ֥ה הִ֖יא לְ⁠יֽוֹלַדְתָּ֑⁠הּ</w:t>
+      </w:r>
+    </w:p>
+    <w:p>
+      <w:pPr/>
+      <w:r>
+        <w:rPr>
+          <w:lang w:val="pt_PT" w:bidi="pt_PT"/>
+        </w:rPr>
+      </w:r>
+      <w:r>
+        <w:rPr>
           <w:b/>
           <w:lang w:val="pt_PT" w:bidi="pt_PT"/>
         </w:rPr>
@@ -41213,6 +44764,20 @@
       </w:r>
       <w:r>
         <w:rPr>
+          <w:lang w:val="pt_PT" w:bidi="pt_PT"/>
+        </w:rPr>
+        <w:t>אַחַ֥ת הִיא֙</w:t>
+      </w:r>
+    </w:p>
+    <w:p>
+      <w:pPr/>
+      <w:r>
+        <w:rPr>
+          <w:lang w:val="pt_PT" w:bidi="pt_PT"/>
+        </w:rPr>
+      </w:r>
+      <w:r>
+        <w:rPr>
           <w:b/>
           <w:lang w:val="pt_PT" w:bidi="pt_PT"/>
         </w:rPr>
@@ -41367,7 +44932,7 @@
         </w:rPr>
         <w:t xml:space="preserve"> em </w:t>
       </w:r>
-      <w:hyperlink r:id="rId60">
+      <w:hyperlink r:id="rId62">
         <w:r>
           <w:rPr>
             <w:lang w:val="pt_PT" w:bidi="pt_PT"/>
@@ -41449,6 +45014,20 @@
       </w:r>
       <w:r>
         <w:rPr>
+          <w:lang w:val="pt_PT" w:bidi="pt_PT"/>
+        </w:rPr>
+        <w:t>אַחַ֥ת הִיא֙ לְ⁠אִמָּ֔⁠הּ</w:t>
+      </w:r>
+    </w:p>
+    <w:p>
+      <w:pPr/>
+      <w:r>
+        <w:rPr>
+          <w:lang w:val="pt_PT" w:bidi="pt_PT"/>
+        </w:rPr>
+      </w:r>
+      <w:r>
+        <w:rPr>
           <w:b/>
           <w:lang w:val="pt_PT" w:bidi="pt_PT"/>
         </w:rPr>
@@ -41571,6 +45150,20 @@
       </w:r>
       <w:r>
         <w:rPr>
+          <w:lang w:val="pt_PT" w:bidi="pt_PT"/>
+        </w:rPr>
+        <w:t>בָּרָ֥ה הִ֖יא לְ⁠יֽוֹלַדְתָּ֑⁠הּ</w:t>
+      </w:r>
+    </w:p>
+    <w:p>
+      <w:pPr/>
+      <w:r>
+        <w:rPr>
+          <w:lang w:val="pt_PT" w:bidi="pt_PT"/>
+        </w:rPr>
+      </w:r>
+      <w:r>
+        <w:rPr>
           <w:b/>
           <w:lang w:val="pt_PT" w:bidi="pt_PT"/>
         </w:rPr>
@@ -41776,6 +45369,20 @@
       </w:r>
       <w:r>
         <w:rPr>
+          <w:lang w:val="pt_PT" w:bidi="pt_PT"/>
+        </w:rPr>
+        <w:t>בָנוֹת֙</w:t>
+      </w:r>
+    </w:p>
+    <w:p>
+      <w:pPr/>
+      <w:r>
+        <w:rPr>
+          <w:lang w:val="pt_PT" w:bidi="pt_PT"/>
+        </w:rPr>
+      </w:r>
+      <w:r>
+        <w:rPr>
           <w:b/>
           <w:lang w:val="pt_PT" w:bidi="pt_PT"/>
         </w:rPr>
@@ -41872,6 +45479,20 @@
       </w:r>
       <w:r>
         <w:rPr>
+          <w:lang w:val="pt_PT" w:bidi="pt_PT"/>
+        </w:rPr>
+        <w:t>מִי־זֹ֥את הַ⁠נִּשְׁקָפָ֖ה כְּמוֹ־שָׁ֑חַר יָפָ֣ה כַ⁠לְּבָנָ֗ה בָּרָה֙ כַּֽ⁠חַמָּ֔ה אֲיֻמָּ֖ה כַּ⁠נִּדְגָּלֽוֹת</w:t>
+      </w:r>
+    </w:p>
+    <w:p>
+      <w:pPr/>
+      <w:r>
+        <w:rPr>
+          <w:lang w:val="pt_PT" w:bidi="pt_PT"/>
+        </w:rPr>
+      </w:r>
+      <w:r>
+        <w:rPr>
           <w:b/>
           <w:lang w:val="pt_PT" w:bidi="pt_PT"/>
         </w:rPr>
@@ -41994,6 +45615,20 @@
       </w:r>
       <w:r>
         <w:rPr>
+          <w:lang w:val="pt_PT" w:bidi="pt_PT"/>
+        </w:rPr>
+        <w:t>מִי־זֹ֥את הַ⁠נִּשְׁקָפָ֖ה כְּמוֹ־שָׁ֑חַר יָפָ֣ה כַ⁠לְּבָנָ֗ה בָּרָה֙ כַּֽ⁠חַמָּ֔ה אֲיֻמָּ֖ה כַּ⁠נִּדְגָּלֽוֹת</w:t>
+      </w:r>
+    </w:p>
+    <w:p>
+      <w:pPr/>
+      <w:r>
+        <w:rPr>
+          <w:lang w:val="pt_PT" w:bidi="pt_PT"/>
+        </w:rPr>
+      </w:r>
+      <w:r>
+        <w:rPr>
           <w:b/>
           <w:lang w:val="pt_PT" w:bidi="pt_PT"/>
         </w:rPr>
@@ -42077,6 +45712,20 @@
       </w:r>
       <w:r>
         <w:rPr>
+          <w:lang w:val="pt_PT" w:bidi="pt_PT"/>
+        </w:rPr>
+        <w:t>הַ⁠נִּשְׁקָפָ֖ה כְּמוֹ־שָׁ֑חַר</w:t>
+      </w:r>
+    </w:p>
+    <w:p>
+      <w:pPr/>
+      <w:r>
+        <w:rPr>
+          <w:lang w:val="pt_PT" w:bidi="pt_PT"/>
+        </w:rPr>
+      </w:r>
+      <w:r>
+        <w:rPr>
           <w:b/>
           <w:lang w:val="pt_PT" w:bidi="pt_PT"/>
         </w:rPr>
@@ -42160,6 +45809,20 @@
       </w:r>
       <w:r>
         <w:rPr>
+          <w:lang w:val="pt_PT" w:bidi="pt_PT"/>
+        </w:rPr>
+        <w:t>הַ⁠נִּשְׁקָפָ֖ה כְּמוֹ־שָׁ֑חַר יָפָ֣ה כַ⁠לְּבָנָ֗ה בָּרָה֙ כַּֽ⁠חַמָּ֔ה</w:t>
+      </w:r>
+    </w:p>
+    <w:p>
+      <w:pPr/>
+      <w:r>
+        <w:rPr>
+          <w:lang w:val="pt_PT" w:bidi="pt_PT"/>
+        </w:rPr>
+      </w:r>
+      <w:r>
+        <w:rPr>
           <w:b/>
           <w:lang w:val="pt_PT" w:bidi="pt_PT"/>
         </w:rPr>
@@ -42269,6 +45932,20 @@
       </w:r>
       <w:r>
         <w:rPr>
+          <w:lang w:val="pt_PT" w:bidi="pt_PT"/>
+        </w:rPr>
+        <w:t>אֲיֻמָּ֖ה כַּ⁠נִּדְגָּלֽוֹת</w:t>
+      </w:r>
+    </w:p>
+    <w:p>
+      <w:pPr/>
+      <w:r>
+        <w:rPr>
+          <w:lang w:val="pt_PT" w:bidi="pt_PT"/>
+        </w:rPr>
+      </w:r>
+      <w:r>
+        <w:rPr>
           <w:b/>
           <w:lang w:val="pt_PT" w:bidi="pt_PT"/>
         </w:rPr>
@@ -42288,7 +45965,7 @@
         </w:rPr>
         <w:t xml:space="preserve">Conforme o texto original, veja como você traduziu a frase quase idêntica “impressionante como esses dois astros” em </w:t>
       </w:r>
-      <w:hyperlink r:id="rId61">
+      <w:hyperlink r:id="rId63">
         <w:r>
           <w:rPr>
             <w:lang w:val="pt_PT" w:bidi="pt_PT"/>
@@ -42370,6 +46047,20 @@
       </w:r>
       <w:r>
         <w:rPr>
+          <w:lang w:val="pt_PT" w:bidi="pt_PT"/>
+        </w:rPr>
+        <w:t>אֶל־גִּנַּ֤ת אֱגוֹז֙ יָרַ֔דְתִּי</w:t>
+      </w:r>
+    </w:p>
+    <w:p>
+      <w:pPr/>
+      <w:r>
+        <w:rPr>
+          <w:lang w:val="pt_PT" w:bidi="pt_PT"/>
+        </w:rPr>
+      </w:r>
+      <w:r>
+        <w:rPr>
           <w:b/>
           <w:lang w:val="pt_PT" w:bidi="pt_PT"/>
         </w:rPr>
@@ -42453,6 +46144,20 @@
       </w:r>
       <w:r>
         <w:rPr>
+          <w:lang w:val="pt_PT" w:bidi="pt_PT"/>
+        </w:rPr>
+        <w:t>אֶל־גִּנַּ֤ת אֱגוֹז֙ יָרַ֔דְתִּי</w:t>
+      </w:r>
+    </w:p>
+    <w:p>
+      <w:pPr/>
+      <w:r>
+        <w:rPr>
+          <w:lang w:val="pt_PT" w:bidi="pt_PT"/>
+        </w:rPr>
+      </w:r>
+      <w:r>
+        <w:rPr>
           <w:b/>
           <w:lang w:val="pt_PT" w:bidi="pt_PT"/>
         </w:rPr>
@@ -42536,6 +46241,20 @@
       </w:r>
       <w:r>
         <w:rPr>
+          <w:lang w:val="pt_PT" w:bidi="pt_PT"/>
+        </w:rPr>
+        <w:t>יָרַ֔דְתִּי</w:t>
+      </w:r>
+    </w:p>
+    <w:p>
+      <w:pPr/>
+      <w:r>
+        <w:rPr>
+          <w:lang w:val="pt_PT" w:bidi="pt_PT"/>
+        </w:rPr>
+      </w:r>
+      <w:r>
+        <w:rPr>
           <w:b/>
           <w:lang w:val="pt_PT" w:bidi="pt_PT"/>
         </w:rPr>
@@ -42715,6 +46434,20 @@
       </w:r>
       <w:r>
         <w:rPr>
+          <w:lang w:val="pt_PT" w:bidi="pt_PT"/>
+        </w:rPr>
+        <w:t>לֹ֣א יָדַ֔עְתִּי</w:t>
+      </w:r>
+    </w:p>
+    <w:p>
+      <w:pPr/>
+      <w:r>
+        <w:rPr>
+          <w:lang w:val="pt_PT" w:bidi="pt_PT"/>
+        </w:rPr>
+      </w:r>
+      <w:r>
+        <w:rPr>
           <w:b/>
           <w:lang w:val="pt_PT" w:bidi="pt_PT"/>
         </w:rPr>
@@ -42894,6 +46627,20 @@
       </w:r>
       <w:r>
         <w:rPr>
+          <w:lang w:val="pt_PT" w:bidi="pt_PT"/>
+        </w:rPr>
+        <w:t>מַרְכְּב֖וֹת עַמִּ⁠י־נָדִֽיב</w:t>
+      </w:r>
+    </w:p>
+    <w:p>
+      <w:pPr/>
+      <w:r>
+        <w:rPr>
+          <w:lang w:val="pt_PT" w:bidi="pt_PT"/>
+        </w:rPr>
+      </w:r>
+      <w:r>
+        <w:rPr>
           <w:b/>
           <w:lang w:val="pt_PT" w:bidi="pt_PT"/>
         </w:rPr>
@@ -43060,6 +46807,20 @@
       </w:r>
       <w:r>
         <w:rPr>
+          <w:lang w:val="pt_PT" w:bidi="pt_PT"/>
+        </w:rPr>
+        <w:t>הַ⁠שּׁ֣וּלַמִּ֔ית &amp; בַּ⁠שּׁ֣וּלַמִּ֔ית</w:t>
+      </w:r>
+    </w:p>
+    <w:p>
+      <w:pPr/>
+      <w:r>
+        <w:rPr>
+          <w:lang w:val="pt_PT" w:bidi="pt_PT"/>
+        </w:rPr>
+      </w:r>
+      <w:r>
+        <w:rPr>
           <w:b/>
           <w:lang w:val="pt_PT" w:bidi="pt_PT"/>
         </w:rPr>
@@ -43252,6 +47013,20 @@
       </w:r>
       <w:r>
         <w:rPr>
+          <w:lang w:val="pt_PT" w:bidi="pt_PT"/>
+        </w:rPr>
+        <w:t>מַֽה־תֶּחֱזוּ֙ בַּ⁠שּׁ֣וּלַמִּ֔ית כִּ⁠מְחֹלַ֖ת הַֽ⁠מַּחֲנָֽיִם</w:t>
+      </w:r>
+    </w:p>
+    <w:p>
+      <w:pPr/>
+      <w:r>
+        <w:rPr>
+          <w:lang w:val="pt_PT" w:bidi="pt_PT"/>
+        </w:rPr>
+      </w:r>
+      <w:r>
+        <w:rPr>
           <w:b/>
           <w:lang w:val="pt_PT" w:bidi="pt_PT"/>
         </w:rPr>
@@ -43335,6 +47110,20 @@
       </w:r>
       <w:r>
         <w:rPr>
+          <w:lang w:val="pt_PT" w:bidi="pt_PT"/>
+        </w:rPr>
+        <w:t>כִּ⁠מְחֹלַ֖ת הַֽ⁠מַּחֲנָֽיִם</w:t>
+      </w:r>
+    </w:p>
+    <w:p>
+      <w:pPr/>
+      <w:r>
+        <w:rPr>
+          <w:lang w:val="pt_PT" w:bidi="pt_PT"/>
+        </w:rPr>
+      </w:r>
+      <w:r>
+        <w:rPr>
           <w:b/>
           <w:lang w:val="pt_PT" w:bidi="pt_PT"/>
         </w:rPr>
@@ -43418,6 +47207,20 @@
       </w:r>
       <w:r>
         <w:rPr>
+          <w:lang w:val="pt_PT" w:bidi="pt_PT"/>
+        </w:rPr>
+        <w:t>כִּ⁠מְחֹלַ֖ת הַֽ⁠מַּחֲנָֽיִם</w:t>
+      </w:r>
+    </w:p>
+    <w:p>
+      <w:pPr/>
+      <w:r>
+        <w:rPr>
+          <w:lang w:val="pt_PT" w:bidi="pt_PT"/>
+        </w:rPr>
+      </w:r>
+      <w:r>
+        <w:rPr>
           <w:b/>
           <w:lang w:val="pt_PT" w:bidi="pt_PT"/>
         </w:rPr>
@@ -43635,7 +47438,7 @@
         </w:rPr>
         <w:t xml:space="preserve">Uma tradução alternativa possível para a palavra que a NTLH traduz como “prazer” em </w:t>
       </w:r>
-      <w:hyperlink r:id="rId62">
+      <w:hyperlink r:id="rId64">
         <w:r>
           <w:rPr>
             <w:lang w:val="pt_PT" w:bidi="pt_PT"/>
@@ -43672,7 +47475,7 @@
         </w:rPr>
         <w:t xml:space="preserve">Uma tradução alternativa possível para as palavras que a NTLH traduz como “lábios e dentes” em </w:t>
       </w:r>
-      <w:hyperlink r:id="rId63">
+      <w:hyperlink r:id="rId65">
         <w:r>
           <w:rPr>
             <w:lang w:val="pt_PT" w:bidi="pt_PT"/>
@@ -43742,6 +47545,20 @@
       </w:r>
       <w:r>
         <w:rPr>
+          <w:lang w:val="pt_PT" w:bidi="pt_PT"/>
+        </w:rPr>
+        <w:t>מַה־יָּפ֧וּ פְעָמַ֛יִ⁠ךְ בַּ⁠נְּעָלִ֖ים בַּת־נָדִ֑יב חַמּוּקֵ֣י יְרֵכַ֔יִ⁠ךְ כְּמ֣וֹ חֲלָאִ֔ים מַעֲשֵׂ֖ה יְדֵ֥י אָמָּֽן</w:t>
+      </w:r>
+    </w:p>
+    <w:p>
+      <w:pPr/>
+      <w:r>
+        <w:rPr>
+          <w:lang w:val="pt_PT" w:bidi="pt_PT"/>
+        </w:rPr>
+      </w:r>
+      <w:r>
+        <w:rPr>
           <w:b/>
           <w:lang w:val="pt_PT" w:bidi="pt_PT"/>
         </w:rPr>
@@ -43761,7 +47578,7 @@
         </w:rPr>
         <w:t xml:space="preserve">Se você estiver usando cabeçalhos de seção para indicar quem está falando e decidiu no versículo anterior que a mulher disse as palavras “Por que vocês querem me ver dançando a dança da noiva?”, será necessário colocar um cabeçalho de seção acima deste versículo indicando que o homem está agora falando. O homem começa a falar diretamente com a mulher neste versículo e continua falando com ela até parte do caminho através de </w:t>
       </w:r>
-      <w:hyperlink r:id="rId63">
+      <w:hyperlink r:id="rId65">
         <w:r>
           <w:rPr>
             <w:lang w:val="pt_PT" w:bidi="pt_PT"/>
@@ -43843,6 +47660,20 @@
       </w:r>
       <w:r>
         <w:rPr>
+          <w:lang w:val="pt_PT" w:bidi="pt_PT"/>
+        </w:rPr>
+        <w:t>מַה</w:t>
+      </w:r>
+    </w:p>
+    <w:p>
+      <w:pPr/>
+      <w:r>
+        <w:rPr>
+          <w:lang w:val="pt_PT" w:bidi="pt_PT"/>
+        </w:rPr>
+      </w:r>
+      <w:r>
+        <w:rPr>
           <w:b/>
           <w:lang w:val="pt_PT" w:bidi="pt_PT"/>
         </w:rPr>
@@ -43972,6 +47803,20 @@
       </w:r>
       <w:r>
         <w:rPr>
+          <w:lang w:val="pt_PT" w:bidi="pt_PT"/>
+        </w:rPr>
+        <w:t>מַה־יָּפ֧וּ פְעָמַ֛יִ⁠ךְ בַּ⁠נְּעָלִ֖ים בַּת־נָדִ֑יב</w:t>
+      </w:r>
+    </w:p>
+    <w:p>
+      <w:pPr/>
+      <w:r>
+        <w:rPr>
+          <w:lang w:val="pt_PT" w:bidi="pt_PT"/>
+        </w:rPr>
+      </w:r>
+      <w:r>
+        <w:rPr>
           <w:b/>
           <w:lang w:val="pt_PT" w:bidi="pt_PT"/>
         </w:rPr>
@@ -44055,6 +47900,20 @@
       </w:r>
       <w:r>
         <w:rPr>
+          <w:lang w:val="pt_PT" w:bidi="pt_PT"/>
+        </w:rPr>
+        <w:t>בַּת־נָדִ֑יב</w:t>
+      </w:r>
+    </w:p>
+    <w:p>
+      <w:pPr/>
+      <w:r>
+        <w:rPr>
+          <w:lang w:val="pt_PT" w:bidi="pt_PT"/>
+        </w:rPr>
+      </w:r>
+      <w:r>
+        <w:rPr>
           <w:b/>
           <w:lang w:val="pt_PT" w:bidi="pt_PT"/>
         </w:rPr>
@@ -44395,6 +48254,20 @@
       </w:r>
       <w:r>
         <w:rPr>
+          <w:lang w:val="pt_PT" w:bidi="pt_PT"/>
+        </w:rPr>
+        <w:t>מַעֲשֵׂ֖ה יְדֵ֥י אָמָּֽן</w:t>
+      </w:r>
+    </w:p>
+    <w:p>
+      <w:pPr/>
+      <w:r>
+        <w:rPr>
+          <w:lang w:val="pt_PT" w:bidi="pt_PT"/>
+        </w:rPr>
+      </w:r>
+      <w:r>
+        <w:rPr>
           <w:b/>
           <w:lang w:val="pt_PT" w:bidi="pt_PT"/>
         </w:rPr>
@@ -44678,6 +48551,20 @@
       </w:r>
       <w:r>
         <w:rPr>
+          <w:lang w:val="pt_PT" w:bidi="pt_PT"/>
+        </w:rPr>
+        <w:t>אַל־יֶחְסַ֖ר הַ⁠מָּ֑זֶג</w:t>
+      </w:r>
+    </w:p>
+    <w:p>
+      <w:pPr/>
+      <w:r>
+        <w:rPr>
+          <w:lang w:val="pt_PT" w:bidi="pt_PT"/>
+        </w:rPr>
+      </w:r>
+      <w:r>
+        <w:rPr>
           <w:b/>
           <w:lang w:val="pt_PT" w:bidi="pt_PT"/>
         </w:rPr>
@@ -44754,6 +48641,20 @@
       </w:r>
       <w:r>
         <w:rPr>
+          <w:lang w:val="pt_PT" w:bidi="pt_PT"/>
+        </w:rPr>
+        <w:t>הַ⁠מָּ֑זֶג</w:t>
+      </w:r>
+    </w:p>
+    <w:p>
+      <w:pPr/>
+      <w:r>
+        <w:rPr>
+          <w:lang w:val="pt_PT" w:bidi="pt_PT"/>
+        </w:rPr>
+      </w:r>
+      <w:r>
+        <w:rPr>
           <w:b/>
           <w:lang w:val="pt_PT" w:bidi="pt_PT"/>
         </w:rPr>
@@ -45115,6 +49016,20 @@
       </w:r>
       <w:r>
         <w:rPr>
+          <w:lang w:val="pt_PT" w:bidi="pt_PT"/>
+        </w:rPr>
+        <w:t>סוּגָ֖ה בַּ⁠שּׁוֹשַׁנִּֽים</w:t>
+      </w:r>
+    </w:p>
+    <w:p>
+      <w:pPr/>
+      <w:r>
+        <w:rPr>
+          <w:lang w:val="pt_PT" w:bidi="pt_PT"/>
+        </w:rPr>
+      </w:r>
+      <w:r>
+        <w:rPr>
           <w:b/>
           <w:lang w:val="pt_PT" w:bidi="pt_PT"/>
         </w:rPr>
@@ -45197,7 +49112,7 @@
         </w:rPr>
         <w:t xml:space="preserve">Diante do texto original, veja como você traduziu a declaração quase idêntica em </w:t>
       </w:r>
-      <w:hyperlink r:id="rId64">
+      <w:hyperlink r:id="rId66">
         <w:r>
           <w:rPr>
             <w:lang w:val="pt_PT" w:bidi="pt_PT"/>
@@ -45498,7 +49413,7 @@
         </w:rPr>
         <w:t xml:space="preserve"> em </w:t>
       </w:r>
-      <w:hyperlink r:id="rId65">
+      <w:hyperlink r:id="rId67">
         <w:r>
           <w:rPr>
             <w:lang w:val="pt_PT" w:bidi="pt_PT"/>
@@ -45805,6 +49720,20 @@
       </w:r>
       <w:r>
         <w:rPr>
+          <w:lang w:val="pt_PT" w:bidi="pt_PT"/>
+        </w:rPr>
+        <w:t>עַל־שַׁ֨עַר֙ בַּת־רַבִּ֔ים</w:t>
+      </w:r>
+    </w:p>
+    <w:p>
+      <w:pPr/>
+      <w:r>
+        <w:rPr>
+          <w:lang w:val="pt_PT" w:bidi="pt_PT"/>
+        </w:rPr>
+      </w:r>
+      <w:r>
+        <w:rPr>
           <w:b/>
           <w:lang w:val="pt_PT" w:bidi="pt_PT"/>
         </w:rPr>
@@ -46023,6 +49952,20 @@
       </w:r>
       <w:r>
         <w:rPr>
+          <w:lang w:val="pt_PT" w:bidi="pt_PT"/>
+        </w:rPr>
+        <w:t>רֹאשֵׁ֤⁠ךְ עָלַ֨יִ⁠ךְ֙ כַּ⁠כַּרְמֶ֔ל</w:t>
+      </w:r>
+    </w:p>
+    <w:p>
+      <w:pPr/>
+      <w:r>
+        <w:rPr>
+          <w:lang w:val="pt_PT" w:bidi="pt_PT"/>
+        </w:rPr>
+      </w:r>
+      <w:r>
+        <w:rPr>
           <w:b/>
           <w:lang w:val="pt_PT" w:bidi="pt_PT"/>
         </w:rPr>
@@ -46222,6 +50165,20 @@
       </w:r>
       <w:r>
         <w:rPr>
+          <w:lang w:val="pt_PT" w:bidi="pt_PT"/>
+        </w:rPr>
+        <w:t>וְ⁠דַלַּ֥ת רֹאשֵׁ֖⁠ךְ כָּ⁠אַרְגָּמָ֑ן</w:t>
+      </w:r>
+    </w:p>
+    <w:p>
+      <w:pPr/>
+      <w:r>
+        <w:rPr>
+          <w:lang w:val="pt_PT" w:bidi="pt_PT"/>
+        </w:rPr>
+      </w:r>
+      <w:r>
+        <w:rPr>
           <w:b/>
           <w:lang w:val="pt_PT" w:bidi="pt_PT"/>
         </w:rPr>
@@ -46331,6 +50288,20 @@
       </w:r>
       <w:r>
         <w:rPr>
+          <w:lang w:val="pt_PT" w:bidi="pt_PT"/>
+        </w:rPr>
+        <w:t>מֶ֖לֶךְ אָס֥וּר בָּ⁠רְהָטִֽים</w:t>
+      </w:r>
+    </w:p>
+    <w:p>
+      <w:pPr/>
+      <w:r>
+        <w:rPr>
+          <w:lang w:val="pt_PT" w:bidi="pt_PT"/>
+        </w:rPr>
+      </w:r>
+      <w:r>
+        <w:rPr>
           <w:b/>
           <w:lang w:val="pt_PT" w:bidi="pt_PT"/>
         </w:rPr>
@@ -46453,6 +50424,20 @@
       </w:r>
       <w:r>
         <w:rPr>
+          <w:lang w:val="pt_PT" w:bidi="pt_PT"/>
+        </w:rPr>
+        <w:t>מֶ֖לֶךְ אָס֥וּר</w:t>
+      </w:r>
+    </w:p>
+    <w:p>
+      <w:pPr/>
+      <w:r>
+        <w:rPr>
+          <w:lang w:val="pt_PT" w:bidi="pt_PT"/>
+        </w:rPr>
+      </w:r>
+      <w:r>
+        <w:rPr>
           <w:b/>
           <w:lang w:val="pt_PT" w:bidi="pt_PT"/>
         </w:rPr>
@@ -46549,6 +50534,20 @@
       </w:r>
       <w:r>
         <w:rPr>
+          <w:lang w:val="pt_PT" w:bidi="pt_PT"/>
+        </w:rPr>
+        <w:t>מֶ֖לֶךְ אָס֥וּר בָּ⁠רְהָטִֽים</w:t>
+      </w:r>
+    </w:p>
+    <w:p>
+      <w:pPr/>
+      <w:r>
+        <w:rPr>
+          <w:lang w:val="pt_PT" w:bidi="pt_PT"/>
+        </w:rPr>
+      </w:r>
+      <w:r>
+        <w:rPr>
           <w:b/>
           <w:lang w:val="pt_PT" w:bidi="pt_PT"/>
         </w:rPr>
@@ -46645,6 +50644,20 @@
       </w:r>
       <w:r>
         <w:rPr>
+          <w:lang w:val="pt_PT" w:bidi="pt_PT"/>
+        </w:rPr>
+        <w:t>בָּ⁠רְהָטִֽים</w:t>
+      </w:r>
+    </w:p>
+    <w:p>
+      <w:pPr/>
+      <w:r>
+        <w:rPr>
+          <w:lang w:val="pt_PT" w:bidi="pt_PT"/>
+        </w:rPr>
+      </w:r>
+      <w:r>
+        <w:rPr>
           <w:b/>
           <w:lang w:val="pt_PT" w:bidi="pt_PT"/>
         </w:rPr>
@@ -46760,7 +50773,7 @@
         </w:rPr>
         <w:t xml:space="preserve">Veja como você traduziu a frase semelhante "você é linda" em </w:t>
       </w:r>
-      <w:hyperlink r:id="rId61">
+      <w:hyperlink r:id="rId63">
         <w:r>
           <w:rPr>
             <w:lang w:val="pt_PT" w:bidi="pt_PT"/>
@@ -47028,6 +51041,20 @@
       </w:r>
       <w:r>
         <w:rPr>
+          <w:lang w:val="pt_PT" w:bidi="pt_PT"/>
+        </w:rPr>
+        <w:t>אַהֲבָ֖ה בַּ⁠תַּֽעֲנוּגִֽים</w:t>
+      </w:r>
+    </w:p>
+    <w:p>
+      <w:pPr/>
+      <w:r>
+        <w:rPr>
+          <w:lang w:val="pt_PT" w:bidi="pt_PT"/>
+        </w:rPr>
+      </w:r>
+      <w:r>
+        <w:rPr>
           <w:b/>
           <w:lang w:val="pt_PT" w:bidi="pt_PT"/>
         </w:rPr>
@@ -47547,6 +51574,20 @@
       </w:r>
       <w:r>
         <w:rPr>
+          <w:lang w:val="pt_PT" w:bidi="pt_PT"/>
+        </w:rPr>
+        <w:t>אָמַ֨רְתִּי֙ אֶעֱלֶ֣ה בְ⁠תָמָ֔ר אֹֽחֲזָ֖ה בְּ⁠סַנְסִנָּ֑י⁠ו</w:t>
+      </w:r>
+    </w:p>
+    <w:p>
+      <w:pPr/>
+      <w:r>
+        <w:rPr>
+          <w:lang w:val="pt_PT" w:bidi="pt_PT"/>
+        </w:rPr>
+      </w:r>
+      <w:r>
+        <w:rPr>
           <w:b/>
           <w:lang w:val="pt_PT" w:bidi="pt_PT"/>
         </w:rPr>
@@ -47874,6 +51915,20 @@
       </w:r>
       <w:r>
         <w:rPr>
+          <w:lang w:val="pt_PT" w:bidi="pt_PT"/>
+        </w:rPr>
+        <w:t>אֶעֱלֶ֣ה בְ⁠תָמָ֔ר אֹֽחֲזָ֖ה בְּ⁠סַנְסִנָּ֑י⁠ו</w:t>
+      </w:r>
+    </w:p>
+    <w:p>
+      <w:pPr/>
+      <w:r>
+        <w:rPr>
+          <w:lang w:val="pt_PT" w:bidi="pt_PT"/>
+        </w:rPr>
+      </w:r>
+      <w:r>
+        <w:rPr>
           <w:b/>
           <w:lang w:val="pt_PT" w:bidi="pt_PT"/>
         </w:rPr>
@@ -48258,6 +52313,20 @@
       </w:r>
       <w:r>
         <w:rPr>
+          <w:lang w:val="pt_PT" w:bidi="pt_PT"/>
+        </w:rPr>
+        <w:t>כְּ⁠אֶשְׁכְּל֣וֹת הַ⁠גֶּ֔פֶן</w:t>
+      </w:r>
+    </w:p>
+    <w:p>
+      <w:pPr/>
+      <w:r>
+        <w:rPr>
+          <w:lang w:val="pt_PT" w:bidi="pt_PT"/>
+        </w:rPr>
+      </w:r>
+      <w:r>
+        <w:rPr>
           <w:b/>
           <w:lang w:val="pt_PT" w:bidi="pt_PT"/>
         </w:rPr>
@@ -48367,6 +52436,20 @@
       </w:r>
       <w:r>
         <w:rPr>
+          <w:lang w:val="pt_PT" w:bidi="pt_PT"/>
+        </w:rPr>
+        <w:t>וְ⁠רֵ֥יחַ אַפֵּ֖⁠ךְ כַּ⁠תַּפּוּחִֽים</w:t>
+      </w:r>
+    </w:p>
+    <w:p>
+      <w:pPr/>
+      <w:r>
+        <w:rPr>
+          <w:lang w:val="pt_PT" w:bidi="pt_PT"/>
+        </w:rPr>
+      </w:r>
+      <w:r>
+        <w:rPr>
           <w:b/>
           <w:lang w:val="pt_PT" w:bidi="pt_PT"/>
         </w:rPr>
@@ -48559,6 +52642,20 @@
       </w:r>
       <w:r>
         <w:rPr>
+          <w:lang w:val="pt_PT" w:bidi="pt_PT"/>
+        </w:rPr>
+        <w:t>כַּ⁠תַּפּוּחִֽים</w:t>
+      </w:r>
+    </w:p>
+    <w:p>
+      <w:pPr/>
+      <w:r>
+        <w:rPr>
+          <w:lang w:val="pt_PT" w:bidi="pt_PT"/>
+        </w:rPr>
+      </w:r>
+      <w:r>
+        <w:rPr>
           <w:b/>
           <w:lang w:val="pt_PT" w:bidi="pt_PT"/>
         </w:rPr>
@@ -48860,6 +52957,20 @@
       </w:r>
       <w:r>
         <w:rPr>
+          <w:lang w:val="pt_PT" w:bidi="pt_PT"/>
+        </w:rPr>
+        <w:t>וְ⁠חִכֵּ֕⁠ךְ</w:t>
+      </w:r>
+    </w:p>
+    <w:p>
+      <w:pPr/>
+      <w:r>
+        <w:rPr>
+          <w:lang w:val="pt_PT" w:bidi="pt_PT"/>
+        </w:rPr>
+      </w:r>
+      <w:r>
+        <w:rPr>
           <w:b/>
           <w:lang w:val="pt_PT" w:bidi="pt_PT"/>
         </w:rPr>
@@ -48956,6 +53067,20 @@
       </w:r>
       <w:r>
         <w:rPr>
+          <w:lang w:val="pt_PT" w:bidi="pt_PT"/>
+        </w:rPr>
+        <w:t>הוֹלֵ֥ךְ לְ⁠דוֹדִ֖⁠י לְ⁠מֵישָׁרִ֑ים דּוֹבֵ֖ב שִׂפְתֵ֥י יְשֵׁנִֽים</w:t>
+      </w:r>
+    </w:p>
+    <w:p>
+      <w:pPr/>
+      <w:r>
+        <w:rPr>
+          <w:lang w:val="pt_PT" w:bidi="pt_PT"/>
+        </w:rPr>
+      </w:r>
+      <w:r>
+        <w:rPr>
           <w:b/>
           <w:lang w:val="pt_PT" w:bidi="pt_PT"/>
         </w:rPr>
@@ -49135,6 +53260,20 @@
       </w:r>
       <w:r>
         <w:rPr>
+          <w:lang w:val="pt_PT" w:bidi="pt_PT"/>
+        </w:rPr>
+        <w:t>הוֹלֵ֥ךְ לְ⁠דוֹדִ֖⁠י לְ⁠מֵישָׁרִ֑ים דּוֹבֵ֖ב שִׂפְתֵ֥י יְשֵׁנִֽים</w:t>
+      </w:r>
+    </w:p>
+    <w:p>
+      <w:pPr/>
+      <w:r>
+        <w:rPr>
+          <w:lang w:val="pt_PT" w:bidi="pt_PT"/>
+        </w:rPr>
+      </w:r>
+      <w:r>
+        <w:rPr>
           <w:b/>
           <w:lang w:val="pt_PT" w:bidi="pt_PT"/>
         </w:rPr>
@@ -49257,6 +53396,20 @@
       </w:r>
       <w:r>
         <w:rPr>
+          <w:lang w:val="pt_PT" w:bidi="pt_PT"/>
+        </w:rPr>
+        <w:t>לְ⁠מֵישָׁרִ֑ים דּוֹבֵ֖ב</w:t>
+      </w:r>
+    </w:p>
+    <w:p>
+      <w:pPr/>
+      <w:r>
+        <w:rPr>
+          <w:lang w:val="pt_PT" w:bidi="pt_PT"/>
+        </w:rPr>
+      </w:r>
+      <w:r>
+        <w:rPr>
           <w:b/>
           <w:lang w:val="pt_PT" w:bidi="pt_PT"/>
         </w:rPr>
@@ -49379,6 +53532,20 @@
       </w:r>
       <w:r>
         <w:rPr>
+          <w:lang w:val="pt_PT" w:bidi="pt_PT"/>
+        </w:rPr>
+        <w:t>שִׂפְתֵ֥י יְשֵׁנִֽים</w:t>
+      </w:r>
+    </w:p>
+    <w:p>
+      <w:pPr/>
+      <w:r>
+        <w:rPr>
+          <w:lang w:val="pt_PT" w:bidi="pt_PT"/>
+        </w:rPr>
+      </w:r>
+      <w:r>
+        <w:rPr>
           <w:b/>
           <w:lang w:val="pt_PT" w:bidi="pt_PT"/>
         </w:rPr>
@@ -49474,7 +53641,7 @@
         </w:rPr>
         <w:t xml:space="preserve">Veja como você traduziu a frase idêntica em </w:t>
       </w:r>
-      <w:hyperlink r:id="rId66">
+      <w:hyperlink r:id="rId68">
         <w:r>
           <w:rPr>
             <w:lang w:val="pt_PT" w:bidi="pt_PT"/>
@@ -49632,6 +53799,20 @@
       </w:r>
       <w:r>
         <w:rPr>
+          <w:lang w:val="pt_PT" w:bidi="pt_PT"/>
+        </w:rPr>
+        <w:t>לְכָ֤⁠ה דוֹדִ⁠י֙</w:t>
+      </w:r>
+    </w:p>
+    <w:p>
+      <w:pPr/>
+      <w:r>
+        <w:rPr>
+          <w:lang w:val="pt_PT" w:bidi="pt_PT"/>
+        </w:rPr>
+      </w:r>
+      <w:r>
+        <w:rPr>
           <w:b/>
           <w:lang w:val="pt_PT" w:bidi="pt_PT"/>
         </w:rPr>
@@ -49715,6 +53896,20 @@
       </w:r>
       <w:r>
         <w:rPr>
+          <w:lang w:val="pt_PT" w:bidi="pt_PT"/>
+        </w:rPr>
+        <w:t>נָלִ֖ינָה בַּ⁠כְּפָרִֽים</w:t>
+      </w:r>
+    </w:p>
+    <w:p>
+      <w:pPr/>
+      <w:r>
+        <w:rPr>
+          <w:lang w:val="pt_PT" w:bidi="pt_PT"/>
+        </w:rPr>
+      </w:r>
+      <w:r>
+        <w:rPr>
           <w:b/>
           <w:lang w:val="pt_PT" w:bidi="pt_PT"/>
         </w:rPr>
@@ -49778,6 +53973,20 @@
       </w:r>
       <w:r>
         <w:rPr>
+          <w:lang w:val="pt_PT" w:bidi="pt_PT"/>
+        </w:rPr>
+        <w:t>בַּ⁠כְּפָרִֽים</w:t>
+      </w:r>
+    </w:p>
+    <w:p>
+      <w:pPr/>
+      <w:r>
+        <w:rPr>
+          <w:lang w:val="pt_PT" w:bidi="pt_PT"/>
+        </w:rPr>
+      </w:r>
+      <w:r>
+        <w:rPr>
           <w:b/>
           <w:lang w:val="pt_PT" w:bidi="pt_PT"/>
         </w:rPr>
@@ -49823,7 +54032,7 @@
         </w:rPr>
         <w:t xml:space="preserve"> conforme modelado pela tradução da NTLH; (2) “entre os arbustos de hena” (arbustos de henna produzem flores). Se você escolher esta opção, veja como traduziu a frase “flores de campo” em </w:t>
       </w:r>
-      <w:hyperlink r:id="rId48">
+      <w:hyperlink r:id="rId50">
         <w:r>
           <w:rPr>
             <w:lang w:val="pt_PT" w:bidi="pt_PT"/>
@@ -49905,6 +54114,20 @@
       </w:r>
       <w:r>
         <w:rPr>
+          <w:lang w:val="pt_PT" w:bidi="pt_PT"/>
+        </w:rPr>
+        <w:t>נַשְׁכִּ֨ימָה֙</w:t>
+      </w:r>
+    </w:p>
+    <w:p>
+      <w:pPr/>
+      <w:r>
+        <w:rPr>
+          <w:lang w:val="pt_PT" w:bidi="pt_PT"/>
+        </w:rPr>
+      </w:r>
+      <w:r>
+        <w:rPr>
           <w:b/>
           <w:lang w:val="pt_PT" w:bidi="pt_PT"/>
         </w:rPr>
@@ -50083,7 +54306,7 @@
         </w:rPr>
         <w:t xml:space="preserve">Veja como você traduziu a frase semelhante "as parreiras estavam brotando" em </w:t>
       </w:r>
-      <w:hyperlink r:id="rId67">
+      <w:hyperlink r:id="rId69">
         <w:r>
           <w:rPr>
             <w:lang w:val="pt_PT" w:bidi="pt_PT"/>
@@ -50145,6 +54368,20 @@
       </w:r>
       <w:r>
         <w:rPr>
+          <w:lang w:val="pt_PT" w:bidi="pt_PT"/>
+        </w:rPr>
+        <w:t>פָּֽרְחָ֤ה הַ⁠גֶּ֨פֶן֙</w:t>
+      </w:r>
+    </w:p>
+    <w:p>
+      <w:pPr/>
+      <w:r>
+        <w:rPr>
+          <w:lang w:val="pt_PT" w:bidi="pt_PT"/>
+        </w:rPr>
+      </w:r>
+      <w:r>
+        <w:rPr>
           <w:b/>
           <w:lang w:val="pt_PT" w:bidi="pt_PT"/>
         </w:rPr>
@@ -50164,7 +54401,7 @@
         </w:rPr>
         <w:t xml:space="preserve">Veja como você traduziu a frase semelhante “se as romãzeiras estavam em flor” em </w:t>
       </w:r>
-      <w:hyperlink r:id="rId67">
+      <w:hyperlink r:id="rId69">
         <w:r>
           <w:rPr>
             <w:lang w:val="pt_PT" w:bidi="pt_PT"/>
@@ -50540,6 +54777,20 @@
       </w:r>
       <w:r>
         <w:rPr>
+          <w:lang w:val="pt_PT" w:bidi="pt_PT"/>
+        </w:rPr>
+        <w:t>וְ⁠עַל־פְּתָחֵ֨י⁠נוּ֙ כָּל־מְגָדִ֔ים</w:t>
+      </w:r>
+    </w:p>
+    <w:p>
+      <w:pPr/>
+      <w:r>
+        <w:rPr>
+          <w:lang w:val="pt_PT" w:bidi="pt_PT"/>
+        </w:rPr>
+      </w:r>
+      <w:r>
+        <w:rPr>
           <w:b/>
           <w:lang w:val="pt_PT" w:bidi="pt_PT"/>
         </w:rPr>
@@ -50699,6 +54950,20 @@
       </w:r>
       <w:r>
         <w:rPr>
+          <w:lang w:val="pt_PT" w:bidi="pt_PT"/>
+        </w:rPr>
+        <w:t>דּוֹדִ֖⁠י צָפַ֥נְתִּי לָֽ⁠ךְ</w:t>
+      </w:r>
+    </w:p>
+    <w:p>
+      <w:pPr/>
+      <w:r>
+        <w:rPr>
+          <w:lang w:val="pt_PT" w:bidi="pt_PT"/>
+        </w:rPr>
+      </w:r>
+      <w:r>
+        <w:rPr>
           <w:b/>
           <w:lang w:val="pt_PT" w:bidi="pt_PT"/>
         </w:rPr>
@@ -50810,7 +55075,7 @@
         </w:rPr>
         <w:t xml:space="preserve">O significado de </w:t>
       </w:r>
-      <w:hyperlink r:id="rId68">
+      <w:hyperlink r:id="rId70">
         <w:r>
           <w:rPr>
             <w:lang w:val="pt_PT" w:bidi="pt_PT"/>
@@ -50836,7 +55101,7 @@
         </w:rPr>
         <w:t xml:space="preserve">Os três possíveis significados de </w:t>
       </w:r>
-      <w:hyperlink r:id="rId68">
+      <w:hyperlink r:id="rId70">
         <w:r>
           <w:rPr>
             <w:lang w:val="pt_PT" w:bidi="pt_PT"/>
@@ -50854,7 +55119,7 @@
         </w:rPr>
         <w:t xml:space="preserve"> são: (1) que a mulher está falando de si mesma como um vinhedo, dizendo que seu vinhedo é só dela, e se comparando ao vinhedo de Salomão (discutido em </w:t>
       </w:r>
-      <w:hyperlink r:id="rId69">
+      <w:hyperlink r:id="rId71">
         <w:r>
           <w:rPr>
             <w:lang w:val="pt_PT" w:bidi="pt_PT"/>
@@ -50872,7 +55137,7 @@
         </w:rPr>
         <w:t xml:space="preserve">), afirmando que Salomão pode ficar com os lucros de seu vinhedo e seus guardiões podem ficar com sua parte dos lucros daquele vinhedo. Esta é a interpretação da tradução literal; (2) que a mulher está falando de si mesma como um vinhedo, dizendo que seu vinhedo é só dela, mas que o homem que ela ama e chama de Salomão pode ter livremente o vinhedo (ela) porque ela escolhe se entregar livremente a ele; (3) que o homem está falando da mulher que ama como um vinhedo, dizendo que seu vinhedo (a mulher que ama) é só dele, e se comparando ao vinhedo de Salomão (discutido em </w:t>
       </w:r>
-      <w:hyperlink r:id="rId69">
+      <w:hyperlink r:id="rId71">
         <w:r>
           <w:rPr>
             <w:lang w:val="pt_PT" w:bidi="pt_PT"/>
@@ -50934,6 +55199,20 @@
       </w:r>
       <w:r>
         <w:rPr>
+          <w:lang w:val="pt_PT" w:bidi="pt_PT"/>
+        </w:rPr>
+        <w:t>מִ֤י יִתֶּנְ⁠ךָ֙ כְּ⁠אָ֣ח לִ֔⁠י יוֹנֵ֖ק שְׁדֵ֣י אִמִּ֑⁠י</w:t>
+      </w:r>
+    </w:p>
+    <w:p>
+      <w:pPr/>
+      <w:r>
+        <w:rPr>
+          <w:lang w:val="pt_PT" w:bidi="pt_PT"/>
+        </w:rPr>
+      </w:r>
+      <w:r>
+        <w:rPr>
           <w:b/>
           <w:lang w:val="pt_PT" w:bidi="pt_PT"/>
         </w:rPr>
@@ -51180,6 +55459,20 @@
       </w:r>
       <w:r>
         <w:rPr>
+          <w:lang w:val="pt_PT" w:bidi="pt_PT"/>
+        </w:rPr>
+        <w:t>מִ֤י יִתֶּנְ⁠ךָ֙ כְּ⁠אָ֣ח לִ֔⁠י יוֹנֵ֖ק שְׁדֵ֣י אִמִּ֑⁠י</w:t>
+      </w:r>
+    </w:p>
+    <w:p>
+      <w:pPr/>
+      <w:r>
+        <w:rPr>
+          <w:lang w:val="pt_PT" w:bidi="pt_PT"/>
+        </w:rPr>
+      </w:r>
+      <w:r>
+        <w:rPr>
           <w:b/>
           <w:lang w:val="pt_PT" w:bidi="pt_PT"/>
         </w:rPr>
@@ -51303,6 +55596,20 @@
       </w:r>
       <w:r>
         <w:rPr>
+          <w:lang w:val="pt_PT" w:bidi="pt_PT"/>
+        </w:rPr>
+        <w:t>גַּ֖ם</w:t>
+      </w:r>
+    </w:p>
+    <w:p>
+      <w:pPr/>
+      <w:r>
+        <w:rPr>
+          <w:lang w:val="pt_PT" w:bidi="pt_PT"/>
+        </w:rPr>
+      </w:r>
+      <w:r>
+        <w:rPr>
           <w:b/>
           <w:lang w:val="pt_PT" w:bidi="pt_PT"/>
         </w:rPr>
@@ -51399,6 +55706,20 @@
       </w:r>
       <w:r>
         <w:rPr>
+          <w:lang w:val="pt_PT" w:bidi="pt_PT"/>
+        </w:rPr>
+        <w:t>לֹא־יָב֥וּזוּ לִֽ⁠י</w:t>
+      </w:r>
+    </w:p>
+    <w:p>
+      <w:pPr/>
+      <w:r>
+        <w:rPr>
+          <w:lang w:val="pt_PT" w:bidi="pt_PT"/>
+        </w:rPr>
+      </w:r>
+      <w:r>
+        <w:rPr>
           <w:b/>
           <w:lang w:val="pt_PT" w:bidi="pt_PT"/>
         </w:rPr>
@@ -51521,6 +55842,20 @@
       </w:r>
       <w:r>
         <w:rPr>
+          <w:lang w:val="pt_PT" w:bidi="pt_PT"/>
+        </w:rPr>
+        <w:t>אֶֽמְצָאֲ⁠ךָ֤ בַ⁠חוּץ֙ אֶשָׁ֣קְ⁠ךָ֔ גַּ֖ם לֹא־יָב֥וּזוּ לִֽ⁠י׃ אֶנְהָֽגֲ⁠ךָ֗ אֲבִֽיאֲ⁠ךָ֛ אֶל־בֵּ֥ית אִמִּ֖⁠י תְּלַמְּדֵ֑⁠נִי אַשְׁקְ⁠ךָ֙ מִ⁠יַּ֣יִן הָ⁠רֶ֔קַח מֵ⁠עֲסִ֖יס רִמֹּנִֽ⁠י</w:t>
+      </w:r>
+    </w:p>
+    <w:p>
+      <w:pPr/>
+      <w:r>
+        <w:rPr>
+          <w:lang w:val="pt_PT" w:bidi="pt_PT"/>
+        </w:rPr>
+      </w:r>
+      <w:r>
+        <w:rPr>
           <w:b/>
           <w:lang w:val="pt_PT" w:bidi="pt_PT"/>
         </w:rPr>
@@ -51657,6 +55992,20 @@
       </w:r>
       <w:r>
         <w:rPr>
+          <w:lang w:val="pt_PT" w:bidi="pt_PT"/>
+        </w:rPr>
+        <w:t>אֲבִֽיאֲ⁠ךָ֛ אֶל־בֵּ֥ית אִמִּ֖⁠י</w:t>
+      </w:r>
+    </w:p>
+    <w:p>
+      <w:pPr/>
+      <w:r>
+        <w:rPr>
+          <w:lang w:val="pt_PT" w:bidi="pt_PT"/>
+        </w:rPr>
+      </w:r>
+      <w:r>
+        <w:rPr>
           <w:b/>
           <w:lang w:val="pt_PT" w:bidi="pt_PT"/>
         </w:rPr>
@@ -51703,7 +56052,7 @@
         </w:rPr>
         <w:t xml:space="preserve">em </w:t>
       </w:r>
-      <w:hyperlink r:id="rId30">
+      <w:hyperlink r:id="rId32">
         <w:r>
           <w:rPr>
             <w:lang w:val="pt_PT" w:bidi="pt_PT"/>
@@ -51785,6 +56134,20 @@
       </w:r>
       <w:r>
         <w:rPr>
+          <w:lang w:val="pt_PT" w:bidi="pt_PT"/>
+        </w:rPr>
+        <w:t>אֲבִֽיאֲ⁠ךָ֛ אֶל־בֵּ֥ית אִמִּ֖⁠י תְּלַמְּדֵ֑⁠נִי</w:t>
+      </w:r>
+    </w:p>
+    <w:p>
+      <w:pPr/>
+      <w:r>
+        <w:rPr>
+          <w:lang w:val="pt_PT" w:bidi="pt_PT"/>
+        </w:rPr>
+      </w:r>
+      <w:r>
+        <w:rPr>
           <w:b/>
           <w:lang w:val="pt_PT" w:bidi="pt_PT"/>
         </w:rPr>
@@ -51862,6 +56225,20 @@
       </w:r>
       <w:r>
         <w:rPr>
+          <w:lang w:val="pt_PT" w:bidi="pt_PT"/>
+        </w:rPr>
+        <w:t>אַשְׁקְ⁠ךָ֙ מִ⁠יַּ֣יִן הָ⁠רֶ֔קַח</w:t>
+      </w:r>
+    </w:p>
+    <w:p>
+      <w:pPr/>
+      <w:r>
+        <w:rPr>
+          <w:lang w:val="pt_PT" w:bidi="pt_PT"/>
+        </w:rPr>
+      </w:r>
+      <w:r>
+        <w:rPr>
           <w:b/>
           <w:lang w:val="pt_PT" w:bidi="pt_PT"/>
         </w:rPr>
@@ -52018,7 +56395,7 @@
         </w:rPr>
         <w:t xml:space="preserve">em </w:t>
       </w:r>
-      <w:hyperlink r:id="rId70">
+      <w:hyperlink r:id="rId72">
         <w:r>
           <w:rPr>
             <w:lang w:val="pt_PT" w:bidi="pt_PT"/>
@@ -52100,6 +56477,20 @@
       </w:r>
       <w:r>
         <w:rPr>
+          <w:lang w:val="pt_PT" w:bidi="pt_PT"/>
+        </w:rPr>
+        <w:t>אַשְׁקְ⁠ךָ֙ מִ⁠יַּ֣יִן הָ⁠רֶ֔קַח מֵ⁠עֲסִ֖יס רִמֹּנִֽ⁠י</w:t>
+      </w:r>
+    </w:p>
+    <w:p>
+      <w:pPr/>
+      <w:r>
+        <w:rPr>
+          <w:lang w:val="pt_PT" w:bidi="pt_PT"/>
+        </w:rPr>
+      </w:r>
+      <w:r>
+        <w:rPr>
           <w:b/>
           <w:lang w:val="pt_PT" w:bidi="pt_PT"/>
         </w:rPr>
@@ -52223,6 +56614,20 @@
       </w:r>
       <w:r>
         <w:rPr>
+          <w:lang w:val="pt_PT" w:bidi="pt_PT"/>
+        </w:rPr>
+        <w:t>מֵ⁠עֲסִ֖יס רִמֹּנִֽ⁠י</w:t>
+      </w:r>
+    </w:p>
+    <w:p>
+      <w:pPr/>
+      <w:r>
+        <w:rPr>
+          <w:lang w:val="pt_PT" w:bidi="pt_PT"/>
+        </w:rPr>
+      </w:r>
+      <w:r>
+        <w:rPr>
           <w:b/>
           <w:lang w:val="pt_PT" w:bidi="pt_PT"/>
         </w:rPr>
@@ -52352,7 +56757,7 @@
         </w:rPr>
         <w:t xml:space="preserve">Este versículo é idêntico a </w:t>
       </w:r>
-      <w:hyperlink r:id="rId71">
+      <w:hyperlink r:id="rId73">
         <w:r>
           <w:rPr>
             <w:lang w:val="pt_PT" w:bidi="pt_PT"/>
@@ -52370,7 +56775,7 @@
         </w:rPr>
         <w:t xml:space="preserve">. Traduza este versículo exatamente como você traduziu </w:t>
       </w:r>
-      <w:hyperlink r:id="rId71">
+      <w:hyperlink r:id="rId73">
         <w:r>
           <w:rPr>
             <w:lang w:val="pt_PT" w:bidi="pt_PT"/>
@@ -52485,7 +56890,7 @@
         </w:rPr>
         <w:t xml:space="preserve">Além de excluir a frase “pelas gazelas ou pelas corças selvagens”, este versículo é quase idêntico a </w:t>
       </w:r>
-      <w:hyperlink r:id="rId26">
+      <w:hyperlink r:id="rId28">
         <w:r>
           <w:rPr>
             <w:lang w:val="pt_PT" w:bidi="pt_PT"/>
@@ -52503,7 +56908,7 @@
         </w:rPr>
         <w:t xml:space="preserve">. Você deve traduzir este versículo de maneira semelhante à tradução de </w:t>
       </w:r>
-      <w:hyperlink r:id="rId26">
+      <w:hyperlink r:id="rId28">
         <w:r>
           <w:rPr>
             <w:lang w:val="pt_PT" w:bidi="pt_PT"/>
@@ -52585,6 +56990,20 @@
       </w:r>
       <w:r>
         <w:rPr>
+          <w:lang w:val="pt_PT" w:bidi="pt_PT"/>
+        </w:rPr>
+        <w:t>מִ֣י זֹ֗את עֹלָה֙ מִן־הַ⁠מִּדְבָּ֔ר מִתְרַפֶּ֖קֶת עַל־דּוֹדָ֑⁠הּ</w:t>
+      </w:r>
+    </w:p>
+    <w:p>
+      <w:pPr/>
+      <w:r>
+        <w:rPr>
+          <w:lang w:val="pt_PT" w:bidi="pt_PT"/>
+        </w:rPr>
+      </w:r>
+      <w:r>
+        <w:rPr>
           <w:b/>
           <w:lang w:val="pt_PT" w:bidi="pt_PT"/>
         </w:rPr>
@@ -52914,6 +57333,20 @@
       </w:r>
       <w:r>
         <w:rPr>
+          <w:lang w:val="pt_PT" w:bidi="pt_PT"/>
+        </w:rPr>
+        <w:t>עֹלָה֙</w:t>
+      </w:r>
+    </w:p>
+    <w:p>
+      <w:pPr/>
+      <w:r>
+        <w:rPr>
+          <w:lang w:val="pt_PT" w:bidi="pt_PT"/>
+        </w:rPr>
+      </w:r>
+      <w:r>
+        <w:rPr>
           <w:b/>
           <w:lang w:val="pt_PT" w:bidi="pt_PT"/>
         </w:rPr>
@@ -53042,7 +57475,7 @@
         </w:rPr>
         <w:t xml:space="preserve"> em </w:t>
       </w:r>
-      <w:hyperlink r:id="rId24">
+      <w:hyperlink r:id="rId26">
         <w:r>
           <w:rPr>
             <w:lang w:val="pt_PT" w:bidi="pt_PT"/>
@@ -53124,6 +57557,20 @@
       </w:r>
       <w:r>
         <w:rPr>
+          <w:lang w:val="pt_PT" w:bidi="pt_PT"/>
+        </w:rPr>
+        <w:t>חִבְּלַ֣תְ⁠ךָ</w:t>
+      </w:r>
+    </w:p>
+    <w:p>
+      <w:pPr/>
+      <w:r>
+        <w:rPr>
+          <w:lang w:val="pt_PT" w:bidi="pt_PT"/>
+        </w:rPr>
+      </w:r>
+      <w:r>
+        <w:rPr>
           <w:b/>
           <w:lang w:val="pt_PT" w:bidi="pt_PT"/>
         </w:rPr>
@@ -53194,6 +57641,20 @@
       </w:r>
       <w:r>
         <w:rPr>
+          <w:lang w:val="pt_PT" w:bidi="pt_PT"/>
+        </w:rPr>
+        <w:t>תַּ֤חַת הַ⁠תַּפּ֨וּחַ֙ עֽוֹרַרְתִּ֔י⁠ךָ שָׁ֚מָּ⁠ה חִבְּלַ֣תְ⁠ךָ אִמֶּ֔⁠ךָ שָׁ֖מָּ⁠ה חִבְּלָ֥ה יְלָדַֽתְ⁠ךָ׃ שִׂימֵ֨⁠נִי כַֽ⁠חוֹתָ֜ם עַל־לִבֶּ֗⁠ךָ כַּֽ⁠חוֹתָם֙ עַל־זְרוֹעֶ֔⁠ךָ כִּֽי־עַזָּ֤ה כַ⁠מָּ֨וֶת֙ אַהֲבָ֔ה קָשָׁ֥ה כִ⁠שְׁא֖וֹל קִנְאָ֑ה רְשָׁפֶ֕י⁠הָ רִשְׁפֵּ֕י אֵ֖שׁ שַׁלְהֶ֥בֶתְ יָֽה׃ מַ֣יִם רַבִּ֗ים לֹ֤א יֽוּכְלוּ֙ לְ⁠כַבּ֣וֹת אֶת־הָֽ⁠אַהֲבָ֔ה וּ⁠נְהָר֖וֹת לֹ֣א יִשְׁטְפ֑וּ⁠הָ אִם־יִתֵּ֨ן אִ֜ישׁ אֶת־כָּל־ה֤וֹן בֵּית⁠וֹ֙ בָּ⁠אַהֲבָ֔ה בּ֖וֹז יָב֥וּזוּ לֽ⁠וֹ</w:t>
+      </w:r>
+    </w:p>
+    <w:p>
+      <w:pPr/>
+      <w:r>
+        <w:rPr>
+          <w:lang w:val="pt_PT" w:bidi="pt_PT"/>
+        </w:rPr>
+      </w:r>
+      <w:r>
+        <w:rPr>
           <w:b/>
           <w:lang w:val="pt_PT" w:bidi="pt_PT"/>
         </w:rPr>
@@ -53511,6 +57972,20 @@
       </w:r>
       <w:r>
         <w:rPr>
+          <w:lang w:val="pt_PT" w:bidi="pt_PT"/>
+        </w:rPr>
+        <w:t>כַּֽ⁠חוֹתָם֙ עַל־זְרוֹעֶ֔⁠ךָ</w:t>
+      </w:r>
+    </w:p>
+    <w:p>
+      <w:pPr/>
+      <w:r>
+        <w:rPr>
+          <w:lang w:val="pt_PT" w:bidi="pt_PT"/>
+        </w:rPr>
+      </w:r>
+      <w:r>
+        <w:rPr>
           <w:b/>
           <w:lang w:val="pt_PT" w:bidi="pt_PT"/>
         </w:rPr>
@@ -53660,6 +58135,20 @@
       </w:r>
       <w:r>
         <w:rPr>
+          <w:lang w:val="pt_PT" w:bidi="pt_PT"/>
+        </w:rPr>
+        <w:t>כַּֽ⁠חוֹתָם֙ עַל־זְרוֹעֶ֔⁠ךָ</w:t>
+      </w:r>
+    </w:p>
+    <w:p>
+      <w:pPr/>
+      <w:r>
+        <w:rPr>
+          <w:lang w:val="pt_PT" w:bidi="pt_PT"/>
+        </w:rPr>
+      </w:r>
+      <w:r>
+        <w:rPr>
           <w:b/>
           <w:lang w:val="pt_PT" w:bidi="pt_PT"/>
         </w:rPr>
@@ -54048,6 +58537,20 @@
       </w:r>
       <w:r>
         <w:rPr>
+          <w:lang w:val="pt_PT" w:bidi="pt_PT"/>
+        </w:rPr>
+        <w:t>קָשָׁ֥ה כִ⁠שְׁא֖וֹל קִנְאָ֑ה</w:t>
+      </w:r>
+    </w:p>
+    <w:p>
+      <w:pPr/>
+      <w:r>
+        <w:rPr>
+          <w:lang w:val="pt_PT" w:bidi="pt_PT"/>
+        </w:rPr>
+      </w:r>
+      <w:r>
+        <w:rPr>
           <w:b/>
           <w:lang w:val="pt_PT" w:bidi="pt_PT"/>
         </w:rPr>
@@ -54255,6 +58758,20 @@
       </w:r>
       <w:r>
         <w:rPr>
+          <w:lang w:val="pt_PT" w:bidi="pt_PT"/>
+        </w:rPr>
+        <w:t>כִ⁠שְׁא֖וֹל</w:t>
+      </w:r>
+    </w:p>
+    <w:p>
+      <w:pPr/>
+      <w:r>
+        <w:rPr>
+          <w:lang w:val="pt_PT" w:bidi="pt_PT"/>
+        </w:rPr>
+      </w:r>
+      <w:r>
+        <w:rPr>
           <w:b/>
           <w:lang w:val="pt_PT" w:bidi="pt_PT"/>
         </w:rPr>
@@ -54377,6 +58894,20 @@
       </w:r>
       <w:r>
         <w:rPr>
+          <w:lang w:val="pt_PT" w:bidi="pt_PT"/>
+        </w:rPr>
+        <w:t>רְשָׁפֶ֕י⁠הָ רִשְׁפֵּ֕י אֵ֖שׁ שַׁלְהֶ֥בֶתְ יָֽה</w:t>
+      </w:r>
+    </w:p>
+    <w:p>
+      <w:pPr/>
+      <w:r>
+        <w:rPr>
+          <w:lang w:val="pt_PT" w:bidi="pt_PT"/>
+        </w:rPr>
+      </w:r>
+      <w:r>
+        <w:rPr>
           <w:b/>
           <w:lang w:val="pt_PT" w:bidi="pt_PT"/>
         </w:rPr>
@@ -54570,6 +59101,20 @@
       </w:r>
       <w:r>
         <w:rPr>
+          <w:lang w:val="pt_PT" w:bidi="pt_PT"/>
+        </w:rPr>
+        <w:t>מַ֣יִם רַבִּ֗ים לֹ֤א יֽוּכְלוּ֙ לְ⁠כַבּ֣וֹת אֶת־הָֽ⁠אַהֲבָ֔ה וּ⁠נְהָר֖וֹת לֹ֣א יִשְׁטְפ֑וּ⁠הָ</w:t>
+      </w:r>
+    </w:p>
+    <w:p>
+      <w:pPr/>
+      <w:r>
+        <w:rPr>
+          <w:lang w:val="pt_PT" w:bidi="pt_PT"/>
+        </w:rPr>
+      </w:r>
+      <w:r>
+        <w:rPr>
           <w:b/>
           <w:lang w:val="pt_PT" w:bidi="pt_PT"/>
         </w:rPr>
@@ -54732,6 +59277,20 @@
       </w:r>
       <w:r>
         <w:rPr>
+          <w:lang w:val="pt_PT" w:bidi="pt_PT"/>
+        </w:rPr>
+        <w:t>מַ֣יִם רַבִּ֗ים לֹ֤א יֽוּכְלוּ֙ לְ⁠כַבּ֣וֹת אֶת־הָֽ⁠אַהֲבָ֔ה וּ⁠נְהָר֖וֹת לֹ֣א יִשְׁטְפ֑וּ⁠הָ</w:t>
+      </w:r>
+    </w:p>
+    <w:p>
+      <w:pPr/>
+      <w:r>
+        <w:rPr>
+          <w:lang w:val="pt_PT" w:bidi="pt_PT"/>
+        </w:rPr>
+      </w:r>
+      <w:r>
+        <w:rPr>
           <w:b/>
           <w:lang w:val="pt_PT" w:bidi="pt_PT"/>
         </w:rPr>
@@ -54905,6 +59464,20 @@
       </w:r>
       <w:r>
         <w:rPr>
+          <w:lang w:val="pt_PT" w:bidi="pt_PT"/>
+        </w:rPr>
+        <w:t>אִם־יִתֵּ֨ן אִ֜ישׁ אֶת־כָּל־ה֤וֹן בֵּית⁠וֹ֙ בָּ⁠אַהֲבָ֔ה בּ֖וֹז יָב֥וּזוּ לֽ⁠וֹ</w:t>
+      </w:r>
+    </w:p>
+    <w:p>
+      <w:pPr/>
+      <w:r>
+        <w:rPr>
+          <w:lang w:val="pt_PT" w:bidi="pt_PT"/>
+        </w:rPr>
+      </w:r>
+      <w:r>
+        <w:rPr>
           <w:b/>
           <w:lang w:val="pt_PT" w:bidi="pt_PT"/>
         </w:rPr>
@@ -55002,6 +59575,20 @@
       </w:r>
       <w:r>
         <w:rPr>
+          <w:lang w:val="pt_PT" w:bidi="pt_PT"/>
+        </w:rPr>
+        <w:t>בָּ⁠אַהֲבָ֔ה</w:t>
+      </w:r>
+    </w:p>
+    <w:p>
+      <w:pPr/>
+      <w:r>
+        <w:rPr>
+          <w:lang w:val="pt_PT" w:bidi="pt_PT"/>
+        </w:rPr>
+      </w:r>
+      <w:r>
+        <w:rPr>
           <w:b/>
           <w:lang w:val="pt_PT" w:bidi="pt_PT"/>
         </w:rPr>
@@ -55065,6 +59652,20 @@
       </w:r>
       <w:r>
         <w:rPr>
+          <w:lang w:val="pt_PT" w:bidi="pt_PT"/>
+        </w:rPr>
+        <w:t>לֽ⁠וֹ</w:t>
+      </w:r>
+    </w:p>
+    <w:p>
+      <w:pPr/>
+      <w:r>
+        <w:rPr>
+          <w:lang w:val="pt_PT" w:bidi="pt_PT"/>
+        </w:rPr>
+      </w:r>
+      <w:r>
+        <w:rPr>
           <w:b/>
           <w:lang w:val="pt_PT" w:bidi="pt_PT"/>
         </w:rPr>
@@ -55188,6 +59789,20 @@
       </w:r>
       <w:r>
         <w:rPr>
+          <w:lang w:val="pt_PT" w:bidi="pt_PT"/>
+        </w:rPr>
+        <w:t>קְטַנָּ֔ה</w:t>
+      </w:r>
+    </w:p>
+    <w:p>
+      <w:pPr/>
+      <w:r>
+        <w:rPr>
+          <w:lang w:val="pt_PT" w:bidi="pt_PT"/>
+        </w:rPr>
+      </w:r>
+      <w:r>
+        <w:rPr>
           <w:b/>
           <w:lang w:val="pt_PT" w:bidi="pt_PT"/>
         </w:rPr>
@@ -55284,6 +59899,20 @@
       </w:r>
       <w:r>
         <w:rPr>
+          <w:lang w:val="pt_PT" w:bidi="pt_PT"/>
+        </w:rPr>
+        <w:t>וְ⁠שָׁדַ֖יִם אֵ֣ין לָ֑⁠הּ</w:t>
+      </w:r>
+    </w:p>
+    <w:p>
+      <w:pPr/>
+      <w:r>
+        <w:rPr>
+          <w:lang w:val="pt_PT" w:bidi="pt_PT"/>
+        </w:rPr>
+      </w:r>
+      <w:r>
+        <w:rPr>
           <w:b/>
           <w:lang w:val="pt_PT" w:bidi="pt_PT"/>
         </w:rPr>
@@ -55586,6 +60215,20 @@
       </w:r>
       <w:r>
         <w:rPr>
+          <w:lang w:val="pt_PT" w:bidi="pt_PT"/>
+        </w:rPr>
+        <w:t>שֶׁ⁠יְּדֻבַּר־בָּֽ⁠הּ</w:t>
+      </w:r>
+    </w:p>
+    <w:p>
+      <w:pPr/>
+      <w:r>
+        <w:rPr>
+          <w:lang w:val="pt_PT" w:bidi="pt_PT"/>
+        </w:rPr>
+      </w:r>
+      <w:r>
+        <w:rPr>
           <w:b/>
           <w:lang w:val="pt_PT" w:bidi="pt_PT"/>
         </w:rPr>
@@ -55792,6 +60435,20 @@
       </w:r>
       <w:r>
         <w:rPr>
+          <w:lang w:val="pt_PT" w:bidi="pt_PT"/>
+        </w:rPr>
+        <w:t>וְ⁠אִם־דֶּ֣לֶת הִ֔יא נָצ֥וּר עָלֶ֖י⁠הָ ל֥וּחַ אָֽרֶז</w:t>
+      </w:r>
+    </w:p>
+    <w:p>
+      <w:pPr/>
+      <w:r>
+        <w:rPr>
+          <w:lang w:val="pt_PT" w:bidi="pt_PT"/>
+        </w:rPr>
+      </w:r>
+      <w:r>
+        <w:rPr>
           <w:b/>
           <w:lang w:val="pt_PT" w:bidi="pt_PT"/>
         </w:rPr>
@@ -56089,6 +60746,20 @@
       </w:r>
       <w:r>
         <w:rPr>
+          <w:lang w:val="pt_PT" w:bidi="pt_PT"/>
+        </w:rPr>
+        <w:t>אֲנִ֣י חוֹמָ֔ה וְ⁠שָׁדַ֖⁠י כַּ⁠מִּגְדָּל֑וֹת אָ֛ז הָיִ֥יתִי בְ⁠עֵינָ֖י⁠ו כְּ⁠מוֹצְאֵ֥ת שָׁלֽוֹם</w:t>
+      </w:r>
+    </w:p>
+    <w:p>
+      <w:pPr/>
+      <w:r>
+        <w:rPr>
+          <w:lang w:val="pt_PT" w:bidi="pt_PT"/>
+        </w:rPr>
+      </w:r>
+      <w:r>
+        <w:rPr>
           <w:b/>
           <w:lang w:val="pt_PT" w:bidi="pt_PT"/>
         </w:rPr>
@@ -56186,6 +60857,20 @@
       </w:r>
       <w:r>
         <w:rPr>
+          <w:lang w:val="pt_PT" w:bidi="pt_PT"/>
+        </w:rPr>
+        <w:t>אֲנִ֣י חוֹמָ֔ה</w:t>
+      </w:r>
+    </w:p>
+    <w:p>
+      <w:pPr/>
+      <w:r>
+        <w:rPr>
+          <w:lang w:val="pt_PT" w:bidi="pt_PT"/>
+        </w:rPr>
+      </w:r>
+      <w:r>
+        <w:rPr>
           <w:b/>
           <w:lang w:val="pt_PT" w:bidi="pt_PT"/>
         </w:rPr>
@@ -56296,6 +60981,20 @@
       </w:r>
       <w:r>
         <w:rPr>
+          <w:lang w:val="pt_PT" w:bidi="pt_PT"/>
+        </w:rPr>
+        <w:t>וְ⁠שָׁדַ֖⁠י</w:t>
+      </w:r>
+    </w:p>
+    <w:p>
+      <w:pPr/>
+      <w:r>
+        <w:rPr>
+          <w:lang w:val="pt_PT" w:bidi="pt_PT"/>
+        </w:rPr>
+      </w:r>
+      <w:r>
+        <w:rPr>
           <w:b/>
           <w:lang w:val="pt_PT" w:bidi="pt_PT"/>
         </w:rPr>
@@ -56483,6 +61182,20 @@
       </w:r>
       <w:r>
         <w:rPr>
+          <w:lang w:val="pt_PT" w:bidi="pt_PT"/>
+        </w:rPr>
+        <w:t>אָ֛ז</w:t>
+      </w:r>
+    </w:p>
+    <w:p>
+      <w:pPr/>
+      <w:r>
+        <w:rPr>
+          <w:lang w:val="pt_PT" w:bidi="pt_PT"/>
+        </w:rPr>
+      </w:r>
+      <w:r>
+        <w:rPr>
           <w:b/>
           <w:lang w:val="pt_PT" w:bidi="pt_PT"/>
         </w:rPr>
@@ -56579,6 +61292,20 @@
       </w:r>
       <w:r>
         <w:rPr>
+          <w:lang w:val="pt_PT" w:bidi="pt_PT"/>
+        </w:rPr>
+        <w:t>הָיִ֥יתִי בְ⁠עֵינָ֖י⁠ו</w:t>
+      </w:r>
+    </w:p>
+    <w:p>
+      <w:pPr/>
+      <w:r>
+        <w:rPr>
+          <w:lang w:val="pt_PT" w:bidi="pt_PT"/>
+        </w:rPr>
+      </w:r>
+      <w:r>
+        <w:rPr>
           <w:b/>
           <w:lang w:val="pt_PT" w:bidi="pt_PT"/>
         </w:rPr>
@@ -56702,6 +61429,20 @@
       </w:r>
       <w:r>
         <w:rPr>
+          <w:lang w:val="pt_PT" w:bidi="pt_PT"/>
+        </w:rPr>
+        <w:t>כְּ⁠מוֹצְאֵ֥ת</w:t>
+      </w:r>
+    </w:p>
+    <w:p>
+      <w:pPr/>
+      <w:r>
+        <w:rPr>
+          <w:lang w:val="pt_PT" w:bidi="pt_PT"/>
+        </w:rPr>
+      </w:r>
+      <w:r>
+        <w:rPr>
           <w:b/>
           <w:lang w:val="pt_PT" w:bidi="pt_PT"/>
         </w:rPr>
@@ -56779,6 +61520,20 @@
       </w:r>
       <w:r>
         <w:rPr>
+          <w:lang w:val="pt_PT" w:bidi="pt_PT"/>
+        </w:rPr>
+        <w:t>הָיִ֥יתִי בְ⁠עֵינָ֖י⁠ו כְּ⁠מוֹצְאֵ֥ת שָׁלֽוֹם</w:t>
+      </w:r>
+    </w:p>
+    <w:p>
+      <w:pPr/>
+      <w:r>
+        <w:rPr>
+          <w:lang w:val="pt_PT" w:bidi="pt_PT"/>
+        </w:rPr>
+      </w:r>
+      <w:r>
+        <w:rPr>
           <w:b/>
           <w:lang w:val="pt_PT" w:bidi="pt_PT"/>
         </w:rPr>
@@ -57005,6 +61760,20 @@
       </w:r>
       <w:r>
         <w:rPr>
+          <w:lang w:val="pt_PT" w:bidi="pt_PT"/>
+        </w:rPr>
+        <w:t>לַ⁠נֹּטְרִ֑ים</w:t>
+      </w:r>
+    </w:p>
+    <w:p>
+      <w:pPr/>
+      <w:r>
+        <w:rPr>
+          <w:lang w:val="pt_PT" w:bidi="pt_PT"/>
+        </w:rPr>
+      </w:r>
+      <w:r>
+        <w:rPr>
           <w:b/>
           <w:lang w:val="pt_PT" w:bidi="pt_PT"/>
         </w:rPr>
@@ -57114,6 +61883,20 @@
       </w:r>
       <w:r>
         <w:rPr>
+          <w:lang w:val="pt_PT" w:bidi="pt_PT"/>
+        </w:rPr>
+        <w:t>נָתַ֥ן אֶת־הַ⁠כֶּ֖רֶם לַ⁠נֹּטְרִ֑ים</w:t>
+      </w:r>
+    </w:p>
+    <w:p>
+      <w:pPr/>
+      <w:r>
+        <w:rPr>
+          <w:lang w:val="pt_PT" w:bidi="pt_PT"/>
+        </w:rPr>
+      </w:r>
+      <w:r>
+        <w:rPr>
           <w:b/>
           <w:lang w:val="pt_PT" w:bidi="pt_PT"/>
         </w:rPr>
@@ -57191,6 +61974,20 @@
       </w:r>
       <w:r>
         <w:rPr>
+          <w:lang w:val="pt_PT" w:bidi="pt_PT"/>
+        </w:rPr>
+        <w:t>אִ֛ישׁ יָבִ֥א בְּ⁠פִרְי֖⁠וֹ אֶ֥לֶף כָּֽסֶף</w:t>
+      </w:r>
+    </w:p>
+    <w:p>
+      <w:pPr/>
+      <w:r>
+        <w:rPr>
+          <w:lang w:val="pt_PT" w:bidi="pt_PT"/>
+        </w:rPr>
+      </w:r>
+      <w:r>
+        <w:rPr>
           <w:b/>
           <w:lang w:val="pt_PT" w:bidi="pt_PT"/>
         </w:rPr>
@@ -57327,6 +62124,20 @@
       </w:r>
       <w:r>
         <w:rPr>
+          <w:lang w:val="pt_PT" w:bidi="pt_PT"/>
+        </w:rPr>
+        <w:t>אֶ֥לֶף כָּֽסֶף</w:t>
+      </w:r>
+    </w:p>
+    <w:p>
+      <w:pPr/>
+      <w:r>
+        <w:rPr>
+          <w:lang w:val="pt_PT" w:bidi="pt_PT"/>
+        </w:rPr>
+      </w:r>
+      <w:r>
+        <w:rPr>
           <w:b/>
           <w:lang w:val="pt_PT" w:bidi="pt_PT"/>
         </w:rPr>
@@ -57410,6 +62221,20 @@
       </w:r>
       <w:r>
         <w:rPr>
+          <w:lang w:val="pt_PT" w:bidi="pt_PT"/>
+        </w:rPr>
+        <w:t>כֶּ֣רֶם הָיָ֤ה לִ⁠שְׁלֹמֹה֙ בְּ⁠בַ֣עַל הָמ֔וֹן נָתַ֥ן אֶת־הַ⁠כֶּ֖רֶם לַ⁠נֹּטְרִ֑ים אִ֛ישׁ יָבִ֥א בְּ⁠פִרְי֖⁠וֹ אֶ֥לֶף כָּֽסֶף׃ כָּרְמִ֥⁠י שֶׁ⁠לִּ֖⁠י לְ⁠פָנָ֑⁠י הָ⁠אֶ֤לֶף לְ⁠ךָ֙ שְׁלֹמֹ֔ה וּ⁠מָאתַ֖יִם לְ⁠נֹטְרִ֥ים אֶת־פִּרְיֽ⁠וֹ</w:t>
+      </w:r>
+    </w:p>
+    <w:p>
+      <w:pPr/>
+      <w:r>
+        <w:rPr>
+          <w:lang w:val="pt_PT" w:bidi="pt_PT"/>
+        </w:rPr>
+      </w:r>
+      <w:r>
+        <w:rPr>
           <w:b/>
           <w:lang w:val="pt_PT" w:bidi="pt_PT"/>
         </w:rPr>
@@ -57507,6 +62332,20 @@
       </w:r>
       <w:r>
         <w:rPr>
+          <w:lang w:val="pt_PT" w:bidi="pt_PT"/>
+        </w:rPr>
+        <w:t>כָּרְמִ֥⁠י</w:t>
+      </w:r>
+    </w:p>
+    <w:p>
+      <w:pPr/>
+      <w:r>
+        <w:rPr>
+          <w:lang w:val="pt_PT" w:bidi="pt_PT"/>
+        </w:rPr>
+      </w:r>
+      <w:r>
+        <w:rPr>
           <w:b/>
           <w:lang w:val="pt_PT" w:bidi="pt_PT"/>
         </w:rPr>
@@ -57553,7 +62392,7 @@
         </w:rPr>
         <w:t xml:space="preserve"> é uma metáfora (veja a seção em </w:t>
       </w:r>
-      <w:hyperlink r:id="rId68">
+      <w:hyperlink r:id="rId70">
         <w:r>
           <w:rPr>
             <w:lang w:val="pt_PT" w:bidi="pt_PT"/>
@@ -57597,7 +62436,7 @@
         </w:rPr>
         <w:t xml:space="preserve">, como fez em </w:t>
       </w:r>
-      <w:hyperlink r:id="rId72">
+      <w:hyperlink r:id="rId74">
         <w:r>
           <w:rPr>
             <w:lang w:val="pt_PT" w:bidi="pt_PT"/>
@@ -57692,6 +62531,20 @@
       </w:r>
       <w:r>
         <w:rPr>
+          <w:lang w:val="pt_PT" w:bidi="pt_PT"/>
+        </w:rPr>
+        <w:t>לְ⁠פָנָ֑⁠י</w:t>
+      </w:r>
+    </w:p>
+    <w:p>
+      <w:pPr/>
+      <w:r>
+        <w:rPr>
+          <w:lang w:val="pt_PT" w:bidi="pt_PT"/>
+        </w:rPr>
+      </w:r>
+      <w:r>
+        <w:rPr>
           <w:b/>
           <w:lang w:val="pt_PT" w:bidi="pt_PT"/>
         </w:rPr>
@@ -57788,6 +62641,20 @@
       </w:r>
       <w:r>
         <w:rPr>
+          <w:lang w:val="pt_PT" w:bidi="pt_PT"/>
+        </w:rPr>
+        <w:t>הָ⁠אֶ֤לֶף לְ⁠ךָ֙ שְׁלֹמֹ֔ה וּ⁠מָאתַ֖יִם לְ⁠נֹטְרִ֥ים אֶת־פִּרְיֽ⁠וֹ</w:t>
+      </w:r>
+    </w:p>
+    <w:p>
+      <w:pPr/>
+      <w:r>
+        <w:rPr>
+          <w:lang w:val="pt_PT" w:bidi="pt_PT"/>
+        </w:rPr>
+      </w:r>
+      <w:r>
+        <w:rPr>
           <w:b/>
           <w:lang w:val="pt_PT" w:bidi="pt_PT"/>
         </w:rPr>
@@ -57937,6 +62804,20 @@
       </w:r>
       <w:r>
         <w:rPr>
+          <w:lang w:val="pt_PT" w:bidi="pt_PT"/>
+        </w:rPr>
+        <w:t>הָ⁠אֶ֤לֶף לְ⁠ךָ֙ שְׁלֹמֹ֔ה</w:t>
+      </w:r>
+    </w:p>
+    <w:p>
+      <w:pPr/>
+      <w:r>
+        <w:rPr>
+          <w:lang w:val="pt_PT" w:bidi="pt_PT"/>
+        </w:rPr>
+      </w:r>
+      <w:r>
+        <w:rPr>
           <w:b/>
           <w:lang w:val="pt_PT" w:bidi="pt_PT"/>
         </w:rPr>
@@ -58022,7 +62903,7 @@
         </w:rPr>
         <w:t xml:space="preserve"> (mesmo que ele não fosse Salomão) como um termo carinhoso, semelhante a como ela chamou o homem que amava de “O rei” em </w:t>
       </w:r>
-      <w:hyperlink r:id="rId17">
+      <w:hyperlink r:id="rId19">
         <w:r>
           <w:rPr>
             <w:lang w:val="pt_PT" w:bidi="pt_PT"/>
@@ -58104,6 +62985,20 @@
       </w:r>
       <w:r>
         <w:rPr>
+          <w:lang w:val="pt_PT" w:bidi="pt_PT"/>
+        </w:rPr>
+        <w:t>הַ⁠יוֹשֶׁ֣בֶת בַּ⁠גַּנִּ֗ים חֲבֵרִ֛ים מַקְשִׁיבִ֥ים לְ⁠קוֹלֵ֖⁠ךְ הַשְׁמִיעִֽי⁠נִי</w:t>
+      </w:r>
+    </w:p>
+    <w:p>
+      <w:pPr/>
+      <w:r>
+        <w:rPr>
+          <w:lang w:val="pt_PT" w:bidi="pt_PT"/>
+        </w:rPr>
+      </w:r>
+      <w:r>
+        <w:rPr>
           <w:b/>
           <w:lang w:val="pt_PT" w:bidi="pt_PT"/>
         </w:rPr>
@@ -58187,6 +63082,20 @@
       </w:r>
       <w:r>
         <w:rPr>
+          <w:lang w:val="pt_PT" w:bidi="pt_PT"/>
+        </w:rPr>
+        <w:t>חֲבֵרִ֛ים</w:t>
+      </w:r>
+    </w:p>
+    <w:p>
+      <w:pPr/>
+      <w:r>
+        <w:rPr>
+          <w:lang w:val="pt_PT" w:bidi="pt_PT"/>
+        </w:rPr>
+      </w:r>
+      <w:r>
+        <w:rPr>
           <w:b/>
           <w:lang w:val="pt_PT" w:bidi="pt_PT"/>
         </w:rPr>
@@ -58219,7 +63128,7 @@
         </w:rPr>
         <w:t xml:space="preserve"> é masculino na forma no idioma original e muito provavelmente se refere aos amigos do homem que eram pastores e foram mencionados em </w:t>
       </w:r>
-      <w:hyperlink r:id="rId32">
+      <w:hyperlink r:id="rId34">
         <w:r>
           <w:rPr>
             <w:lang w:val="pt_PT" w:bidi="pt_PT"/>
@@ -58250,7 +63159,7 @@
         </w:rPr>
         <w:t xml:space="preserve"> em </w:t>
       </w:r>
-      <w:hyperlink r:id="rId32">
+      <w:hyperlink r:id="rId34">
         <w:r>
           <w:rPr>
             <w:lang w:val="pt_PT" w:bidi="pt_PT"/>
@@ -58312,6 +63221,20 @@
       </w:r>
       <w:r>
         <w:rPr>
+          <w:lang w:val="pt_PT" w:bidi="pt_PT"/>
+        </w:rPr>
+        <w:t>לְ⁠קוֹלֵ֖⁠ךְ</w:t>
+      </w:r>
+    </w:p>
+    <w:p>
+      <w:pPr/>
+      <w:r>
+        <w:rPr>
+          <w:lang w:val="pt_PT" w:bidi="pt_PT"/>
+        </w:rPr>
+      </w:r>
+      <w:r>
+        <w:rPr>
           <w:b/>
           <w:lang w:val="pt_PT" w:bidi="pt_PT"/>
         </w:rPr>
@@ -58408,6 +63331,20 @@
       </w:r>
       <w:r>
         <w:rPr>
+          <w:lang w:val="pt_PT" w:bidi="pt_PT"/>
+        </w:rPr>
+        <w:t>בְּרַ֣ח ׀ דּוֹדִ֗⁠י וּֽ⁠דְמֵה־לְ⁠ךָ֤ לִ⁠צְבִי֙ א֚וֹ לְ⁠עֹ֣פֶר הָֽ⁠אַיָּלִ֔ים עַ֖ל הָרֵ֥י בְשָׂמִֽים</w:t>
+      </w:r>
+    </w:p>
+    <w:p>
+      <w:pPr/>
+      <w:r>
+        <w:rPr>
+          <w:lang w:val="pt_PT" w:bidi="pt_PT"/>
+        </w:rPr>
+      </w:r>
+      <w:r>
+        <w:rPr>
           <w:b/>
           <w:lang w:val="pt_PT" w:bidi="pt_PT"/>
         </w:rPr>
@@ -58505,6 +63442,20 @@
       </w:r>
       <w:r>
         <w:rPr>
+          <w:lang w:val="pt_PT" w:bidi="pt_PT"/>
+        </w:rPr>
+        <w:t>בְּרַ֣ח</w:t>
+      </w:r>
+    </w:p>
+    <w:p>
+      <w:pPr/>
+      <w:r>
+        <w:rPr>
+          <w:lang w:val="pt_PT" w:bidi="pt_PT"/>
+        </w:rPr>
+      </w:r>
+      <w:r>
+        <w:rPr>
           <w:b/>
           <w:lang w:val="pt_PT" w:bidi="pt_PT"/>
         </w:rPr>
@@ -58601,6 +63552,20 @@
       </w:r>
       <w:r>
         <w:rPr>
+          <w:lang w:val="pt_PT" w:bidi="pt_PT"/>
+        </w:rPr>
+        <w:t>דּוֹדִ֗⁠י וּֽ⁠דְמֵה־לְ⁠ךָ֤ לִ⁠צְבִי֙ א֚וֹ לְ⁠עֹ֣פֶר הָֽ⁠אַיָּלִ֔ים</w:t>
+      </w:r>
+    </w:p>
+    <w:p>
+      <w:pPr/>
+      <w:r>
+        <w:rPr>
+          <w:lang w:val="pt_PT" w:bidi="pt_PT"/>
+        </w:rPr>
+      </w:r>
+      <w:r>
+        <w:rPr>
           <w:b/>
           <w:lang w:val="pt_PT" w:bidi="pt_PT"/>
         </w:rPr>
@@ -58620,7 +63585,7 @@
         </w:rPr>
         <w:t xml:space="preserve">Veja como você traduziu a expressão semelhante "O meu amado é como uma gazela; é como um filhote de corço" em </w:t>
       </w:r>
-      <w:hyperlink r:id="rId28">
+      <w:hyperlink r:id="rId30">
         <w:r>
           <w:rPr>
             <w:lang w:val="pt_PT" w:bidi="pt_PT"/>

--- a/por/docx/22.content.docx
+++ b/por/docx/22.content.docx
@@ -1219,6 +1219,20 @@
       </w:r>
       <w:r>
         <w:rPr>
+          <w:lang w:val="pt_PT" w:bidi="pt_PT"/>
+        </w:rPr>
+        <w:t>שִׁ֥יר הַ⁠שִּׁירִ֖ים אֲשֶׁ֥ר לִ⁠שְׁלֹמֹֽה</w:t>
+      </w:r>
+    </w:p>
+    <w:p>
+      <w:pPr/>
+      <w:r>
+        <w:rPr>
+          <w:lang w:val="pt_PT" w:bidi="pt_PT"/>
+        </w:rPr>
+      </w:r>
+      <w:r>
+        <w:rPr>
           <w:b/>
           <w:lang w:val="pt_PT" w:bidi="pt_PT"/>
         </w:rPr>
@@ -1302,6 +1316,20 @@
       </w:r>
       <w:r>
         <w:rPr>
+          <w:lang w:val="pt_PT" w:bidi="pt_PT"/>
+        </w:rPr>
+        <w:t>שִׁ֥יר הַ⁠שִּׁירִ֖ים</w:t>
+      </w:r>
+    </w:p>
+    <w:p>
+      <w:pPr/>
+      <w:r>
+        <w:rPr>
+          <w:lang w:val="pt_PT" w:bidi="pt_PT"/>
+        </w:rPr>
+      </w:r>
+      <w:r>
+        <w:rPr>
           <w:b/>
           <w:lang w:val="pt_PT" w:bidi="pt_PT"/>
         </w:rPr>
@@ -1424,6 +1452,20 @@
       </w:r>
       <w:r>
         <w:rPr>
+          <w:lang w:val="pt_PT" w:bidi="pt_PT"/>
+        </w:rPr>
+        <w:t>לִ⁠שְׁלֹמֹֽה</w:t>
+      </w:r>
+    </w:p>
+    <w:p>
+      <w:pPr/>
+      <w:r>
+        <w:rPr>
+          <w:lang w:val="pt_PT" w:bidi="pt_PT"/>
+        </w:rPr>
+      </w:r>
+      <w:r>
+        <w:rPr>
           <w:b/>
           <w:lang w:val="pt_PT" w:bidi="pt_PT"/>
         </w:rPr>
@@ -1583,6 +1625,20 @@
       </w:r>
       <w:r>
         <w:rPr>
+          <w:lang w:val="pt_PT" w:bidi="pt_PT"/>
+        </w:rPr>
+        <w:t>דֹּדֶ֖י⁠ךָ</w:t>
+      </w:r>
+    </w:p>
+    <w:p>
+      <w:pPr/>
+      <w:r>
+        <w:rPr>
+          <w:lang w:val="pt_PT" w:bidi="pt_PT"/>
+        </w:rPr>
+      </w:r>
+      <w:r>
+        <w:rPr>
           <w:b/>
           <w:lang w:val="pt_PT" w:bidi="pt_PT"/>
         </w:rPr>
@@ -1666,6 +1722,20 @@
       </w:r>
       <w:r>
         <w:rPr>
+          <w:lang w:val="pt_PT" w:bidi="pt_PT"/>
+        </w:rPr>
+        <w:t>טוֹבִ֥ים דֹּדֶ֖י⁠ךָ מִ⁠יָּֽיִן</w:t>
+      </w:r>
+    </w:p>
+    <w:p>
+      <w:pPr/>
+      <w:r>
+        <w:rPr>
+          <w:lang w:val="pt_PT" w:bidi="pt_PT"/>
+        </w:rPr>
+      </w:r>
+      <w:r>
+        <w:rPr>
           <w:b/>
           <w:lang w:val="pt_PT" w:bidi="pt_PT"/>
         </w:rPr>
@@ -1762,6 +1832,20 @@
       </w:r>
       <w:r>
         <w:rPr>
+          <w:lang w:val="pt_PT" w:bidi="pt_PT"/>
+        </w:rPr>
+        <w:t>טוֹבִ֥ים דֹּדֶ֖י⁠ךָ מִ⁠יָּֽיִן</w:t>
+      </w:r>
+    </w:p>
+    <w:p>
+      <w:pPr/>
+      <w:r>
+        <w:rPr>
+          <w:lang w:val="pt_PT" w:bidi="pt_PT"/>
+        </w:rPr>
+      </w:r>
+      <w:r>
+        <w:rPr>
           <w:b/>
           <w:lang w:val="pt_PT" w:bidi="pt_PT"/>
         </w:rPr>
@@ -1908,6 +1992,20 @@
       </w:r>
       <w:r>
         <w:rPr>
+          <w:lang w:val="pt_PT" w:bidi="pt_PT"/>
+        </w:rPr>
+        <w:t>לְ⁠רֵ֨יחַ֙</w:t>
+      </w:r>
+    </w:p>
+    <w:p>
+      <w:pPr/>
+      <w:r>
+        <w:rPr>
+          <w:lang w:val="pt_PT" w:bidi="pt_PT"/>
+        </w:rPr>
+      </w:r>
+      <w:r>
+        <w:rPr>
           <w:b/>
           <w:lang w:val="pt_PT" w:bidi="pt_PT"/>
         </w:rPr>
@@ -1971,6 +2069,20 @@
       </w:r>
       <w:r>
         <w:rPr>
+          <w:lang w:val="pt_PT" w:bidi="pt_PT"/>
+        </w:rPr>
+        <w:t>שְׁמָנֶ֣י⁠ךָ טוֹבִ֔ים</w:t>
+      </w:r>
+    </w:p>
+    <w:p>
+      <w:pPr/>
+      <w:r>
+        <w:rPr>
+          <w:lang w:val="pt_PT" w:bidi="pt_PT"/>
+        </w:rPr>
+      </w:r>
+      <w:r>
+        <w:rPr>
           <w:b/>
           <w:lang w:val="pt_PT" w:bidi="pt_PT"/>
         </w:rPr>
@@ -2054,6 +2166,20 @@
       </w:r>
       <w:r>
         <w:rPr>
+          <w:lang w:val="pt_PT" w:bidi="pt_PT"/>
+        </w:rPr>
+        <w:t>שֶׁ֖מֶן תּוּרַ֣ק שְׁמֶ֑⁠ךָ</w:t>
+      </w:r>
+    </w:p>
+    <w:p>
+      <w:pPr/>
+      <w:r>
+        <w:rPr>
+          <w:lang w:val="pt_PT" w:bidi="pt_PT"/>
+        </w:rPr>
+      </w:r>
+      <w:r>
+        <w:rPr>
           <w:b/>
           <w:lang w:val="pt_PT" w:bidi="pt_PT"/>
         </w:rPr>
@@ -2150,6 +2276,20 @@
       </w:r>
       <w:r>
         <w:rPr>
+          <w:lang w:val="pt_PT" w:bidi="pt_PT"/>
+        </w:rPr>
+        <w:t>שֶׁ֖מֶן תּוּרַ֣ק שְׁמֶ֑⁠ךָ</w:t>
+      </w:r>
+    </w:p>
+    <w:p>
+      <w:pPr/>
+      <w:r>
+        <w:rPr>
+          <w:lang w:val="pt_PT" w:bidi="pt_PT"/>
+        </w:rPr>
+      </w:r>
+      <w:r>
+        <w:rPr>
           <w:b/>
           <w:lang w:val="pt_PT" w:bidi="pt_PT"/>
         </w:rPr>
@@ -2259,6 +2399,20 @@
       </w:r>
       <w:r>
         <w:rPr>
+          <w:lang w:val="pt_PT" w:bidi="pt_PT"/>
+        </w:rPr>
+        <w:t>עַל־כֵּ֖ן</w:t>
+      </w:r>
+    </w:p>
+    <w:p>
+      <w:pPr/>
+      <w:r>
+        <w:rPr>
+          <w:lang w:val="pt_PT" w:bidi="pt_PT"/>
+        </w:rPr>
+      </w:r>
+      <w:r>
+        <w:rPr>
           <w:b/>
           <w:lang w:val="pt_PT" w:bidi="pt_PT"/>
         </w:rPr>
@@ -2425,6 +2579,20 @@
       </w:r>
       <w:r>
         <w:rPr>
+          <w:lang w:val="pt_PT" w:bidi="pt_PT"/>
+        </w:rPr>
+        <w:t>מָשְׁכֵ֖⁠נִי</w:t>
+      </w:r>
+    </w:p>
+    <w:p>
+      <w:pPr/>
+      <w:r>
+        <w:rPr>
+          <w:lang w:val="pt_PT" w:bidi="pt_PT"/>
+        </w:rPr>
+      </w:r>
+      <w:r>
+        <w:rPr>
           <w:b/>
           <w:lang w:val="pt_PT" w:bidi="pt_PT"/>
         </w:rPr>
@@ -2584,6 +2752,20 @@
       </w:r>
       <w:r>
         <w:rPr>
+          <w:lang w:val="pt_PT" w:bidi="pt_PT"/>
+        </w:rPr>
+        <w:t>נָּר֑וּצָה</w:t>
+      </w:r>
+    </w:p>
+    <w:p>
+      <w:pPr/>
+      <w:r>
+        <w:rPr>
+          <w:lang w:val="pt_PT" w:bidi="pt_PT"/>
+        </w:rPr>
+      </w:r>
+      <w:r>
+        <w:rPr>
           <w:b/>
           <w:lang w:val="pt_PT" w:bidi="pt_PT"/>
         </w:rPr>
@@ -2656,6 +2838,20 @@
         <w:rPr>
           <w:lang w:val="pt_PT" w:bidi="pt_PT"/>
         </w:rPr>
+      </w:r>
+    </w:p>
+    <w:p>
+      <w:pPr/>
+      <w:r>
+        <w:rPr>
+          <w:lang w:val="pt_PT" w:bidi="pt_PT"/>
+        </w:rPr>
+      </w:r>
+      <w:r>
+        <w:rPr>
+          <w:lang w:val="pt_PT" w:bidi="pt_PT"/>
+        </w:rPr>
+        <w:t>נָּר֑וּצָה</w:t>
       </w:r>
     </w:p>
     <w:p>
@@ -2890,6 +3086,20 @@
       </w:r>
       <w:r>
         <w:rPr>
+          <w:lang w:val="pt_PT" w:bidi="pt_PT"/>
+        </w:rPr>
+        <w:t>הֱבִיאַ֨⁠נִי הַ⁠מֶּ֜לֶךְ</w:t>
+      </w:r>
+    </w:p>
+    <w:p>
+      <w:pPr/>
+      <w:r>
+        <w:rPr>
+          <w:lang w:val="pt_PT" w:bidi="pt_PT"/>
+        </w:rPr>
+      </w:r>
+      <w:r>
+        <w:rPr>
           <w:b/>
           <w:lang w:val="pt_PT" w:bidi="pt_PT"/>
         </w:rPr>
@@ -2986,6 +3196,20 @@
       </w:r>
       <w:r>
         <w:rPr>
+          <w:lang w:val="pt_PT" w:bidi="pt_PT"/>
+        </w:rPr>
+        <w:t>הֱבִיאַ֨⁠נִי</w:t>
+      </w:r>
+    </w:p>
+    <w:p>
+      <w:pPr/>
+      <w:r>
+        <w:rPr>
+          <w:lang w:val="pt_PT" w:bidi="pt_PT"/>
+        </w:rPr>
+      </w:r>
+      <w:r>
+        <w:rPr>
           <w:b/>
           <w:lang w:val="pt_PT" w:bidi="pt_PT"/>
         </w:rPr>
@@ -3215,6 +3439,20 @@
       </w:r>
       <w:r>
         <w:rPr>
+          <w:lang w:val="pt_PT" w:bidi="pt_PT"/>
+        </w:rPr>
+        <w:t>נָגִ֤ילָה וְ⁠נִשְׂמְחָה֙</w:t>
+      </w:r>
+    </w:p>
+    <w:p>
+      <w:pPr/>
+      <w:r>
+        <w:rPr>
+          <w:lang w:val="pt_PT" w:bidi="pt_PT"/>
+        </w:rPr>
+      </w:r>
+      <w:r>
+        <w:rPr>
           <w:b/>
           <w:lang w:val="pt_PT" w:bidi="pt_PT"/>
         </w:rPr>
@@ -3324,6 +3562,20 @@
       </w:r>
       <w:r>
         <w:rPr>
+          <w:lang w:val="pt_PT" w:bidi="pt_PT"/>
+        </w:rPr>
+        <w:t>נַזְכִּ֤ירָה</w:t>
+      </w:r>
+    </w:p>
+    <w:p>
+      <w:pPr/>
+      <w:r>
+        <w:rPr>
+          <w:lang w:val="pt_PT" w:bidi="pt_PT"/>
+        </w:rPr>
+      </w:r>
+      <w:r>
+        <w:rPr>
           <w:b/>
           <w:lang w:val="pt_PT" w:bidi="pt_PT"/>
         </w:rPr>
@@ -3387,6 +3639,20 @@
       </w:r>
       <w:r>
         <w:rPr>
+          <w:lang w:val="pt_PT" w:bidi="pt_PT"/>
+        </w:rPr>
+        <w:t>מִ⁠יַּ֔יִן</w:t>
+      </w:r>
+    </w:p>
+    <w:p>
+      <w:pPr/>
+      <w:r>
+        <w:rPr>
+          <w:lang w:val="pt_PT" w:bidi="pt_PT"/>
+        </w:rPr>
+      </w:r>
+      <w:r>
+        <w:rPr>
           <w:b/>
           <w:lang w:val="pt_PT" w:bidi="pt_PT"/>
         </w:rPr>
@@ -3463,6 +3729,20 @@
       </w:r>
       <w:r>
         <w:rPr>
+          <w:lang w:val="pt_PT" w:bidi="pt_PT"/>
+        </w:rPr>
+        <w:t>דֹדֶ֨י⁠ךָ֙ מִ⁠יַּ֔יִן</w:t>
+      </w:r>
+    </w:p>
+    <w:p>
+      <w:pPr/>
+      <w:r>
+        <w:rPr>
+          <w:lang w:val="pt_PT" w:bidi="pt_PT"/>
+        </w:rPr>
+      </w:r>
+      <w:r>
+        <w:rPr>
           <w:b/>
           <w:lang w:val="pt_PT" w:bidi="pt_PT"/>
         </w:rPr>
@@ -3559,6 +3839,20 @@
       </w:r>
       <w:r>
         <w:rPr>
+          <w:lang w:val="pt_PT" w:bidi="pt_PT"/>
+        </w:rPr>
+        <w:t>מֵישָׁרִ֖ים אֲהֵבֽוּ⁠ךָ</w:t>
+      </w:r>
+    </w:p>
+    <w:p>
+      <w:pPr/>
+      <w:r>
+        <w:rPr>
+          <w:lang w:val="pt_PT" w:bidi="pt_PT"/>
+        </w:rPr>
+      </w:r>
+      <w:r>
+        <w:rPr>
           <w:b/>
           <w:lang w:val="pt_PT" w:bidi="pt_PT"/>
         </w:rPr>
@@ -3685,6 +3979,20 @@
       </w:r>
       <w:r>
         <w:rPr>
+          <w:lang w:val="pt_PT" w:bidi="pt_PT"/>
+        </w:rPr>
+        <w:t>מֵישָׁרִ֖ים אֲהֵבֽוּ⁠ךָ</w:t>
+      </w:r>
+    </w:p>
+    <w:p>
+      <w:pPr/>
+      <w:r>
+        <w:rPr>
+          <w:lang w:val="pt_PT" w:bidi="pt_PT"/>
+        </w:rPr>
+      </w:r>
+      <w:r>
+        <w:rPr>
           <w:b/>
           <w:lang w:val="pt_PT" w:bidi="pt_PT"/>
         </w:rPr>
@@ -3929,6 +4237,20 @@
         <w:rPr>
           <w:lang w:val="pt_PT" w:bidi="pt_PT"/>
         </w:rPr>
+      </w:r>
+    </w:p>
+    <w:p>
+      <w:pPr/>
+      <w:r>
+        <w:rPr>
+          <w:lang w:val="pt_PT" w:bidi="pt_PT"/>
+        </w:rPr>
+      </w:r>
+      <w:r>
+        <w:rPr>
+          <w:lang w:val="pt_PT" w:bidi="pt_PT"/>
+        </w:rPr>
+        <w:t>בְּנ֖וֹת יְרוּשָׁלִָ֑ם</w:t>
       </w:r>
     </w:p>
     <w:p>
@@ -4168,6 +4490,20 @@
       </w:r>
       <w:r>
         <w:rPr>
+          <w:lang w:val="pt_PT" w:bidi="pt_PT"/>
+        </w:rPr>
+        <w:t>אַל־תִּרְא֨וּ⁠נִי֙ שֶׁ⁠אֲנִ֣י שְׁחַרְחֹ֔רֶת</w:t>
+      </w:r>
+    </w:p>
+    <w:p>
+      <w:pPr/>
+      <w:r>
+        <w:rPr>
+          <w:lang w:val="pt_PT" w:bidi="pt_PT"/>
+        </w:rPr>
+      </w:r>
+      <w:r>
+        <w:rPr>
           <w:b/>
           <w:lang w:val="pt_PT" w:bidi="pt_PT"/>
         </w:rPr>
@@ -4233,6 +4569,20 @@
         <w:rPr>
           <w:lang w:val="pt_PT" w:bidi="pt_PT"/>
         </w:rPr>
+      </w:r>
+    </w:p>
+    <w:p>
+      <w:pPr/>
+      <w:r>
+        <w:rPr>
+          <w:lang w:val="pt_PT" w:bidi="pt_PT"/>
+        </w:rPr>
+      </w:r>
+      <w:r>
+        <w:rPr>
+          <w:lang w:val="pt_PT" w:bidi="pt_PT"/>
+        </w:rPr>
+        <w:t>שֶׁ⁠אֲנִ֣י</w:t>
       </w:r>
     </w:p>
     <w:p>
@@ -4454,6 +4804,20 @@
       </w:r>
       <w:r>
         <w:rPr>
+          <w:lang w:val="pt_PT" w:bidi="pt_PT"/>
+        </w:rPr>
+        <w:t>שֶׁ⁠שֱּׁזָפַ֖תְ⁠נִי הַ⁠שָּׁ֑מֶשׁ</w:t>
+      </w:r>
+    </w:p>
+    <w:p>
+      <w:pPr/>
+      <w:r>
+        <w:rPr>
+          <w:lang w:val="pt_PT" w:bidi="pt_PT"/>
+        </w:rPr>
+      </w:r>
+      <w:r>
+        <w:rPr>
           <w:b/>
           <w:lang w:val="pt_PT" w:bidi="pt_PT"/>
         </w:rPr>
@@ -4646,6 +5010,20 @@
       </w:r>
       <w:r>
         <w:rPr>
+          <w:lang w:val="pt_PT" w:bidi="pt_PT"/>
+        </w:rPr>
+        <w:t>נֹטֵרָ֣ה אֶת־הַ⁠כְּרָמִ֔ים כַּרְמִ֥⁠י שֶׁ⁠לִּ֖⁠י לֹ֥א נָטָֽרְתִּי</w:t>
+      </w:r>
+    </w:p>
+    <w:p>
+      <w:pPr/>
+      <w:r>
+        <w:rPr>
+          <w:lang w:val="pt_PT" w:bidi="pt_PT"/>
+        </w:rPr>
+      </w:r>
+      <w:r>
+        <w:rPr>
           <w:b/>
           <w:lang w:val="pt_PT" w:bidi="pt_PT"/>
         </w:rPr>
@@ -4709,6 +5087,20 @@
       </w:r>
       <w:r>
         <w:rPr>
+          <w:lang w:val="pt_PT" w:bidi="pt_PT"/>
+        </w:rPr>
+        <w:t>כַּרְמִ֥⁠י שֶׁ⁠לִּ֖⁠י לֹ֥א נָטָֽרְתִּי</w:t>
+      </w:r>
+    </w:p>
+    <w:p>
+      <w:pPr/>
+      <w:r>
+        <w:rPr>
+          <w:lang w:val="pt_PT" w:bidi="pt_PT"/>
+        </w:rPr>
+      </w:r>
+      <w:r>
+        <w:rPr>
           <w:b/>
           <w:lang w:val="pt_PT" w:bidi="pt_PT"/>
         </w:rPr>
@@ -4792,6 +5184,20 @@
       </w:r>
       <w:r>
         <w:rPr>
+          <w:lang w:val="pt_PT" w:bidi="pt_PT"/>
+        </w:rPr>
+        <w:t>שֶׁ֤⁠אָהֲבָה֙ נַפְשִׁ֔⁠י</w:t>
+      </w:r>
+    </w:p>
+    <w:p>
+      <w:pPr/>
+      <w:r>
+        <w:rPr>
+          <w:lang w:val="pt_PT" w:bidi="pt_PT"/>
+        </w:rPr>
+      </w:r>
+      <w:r>
+        <w:rPr>
           <w:b/>
           <w:lang w:val="pt_PT" w:bidi="pt_PT"/>
         </w:rPr>
@@ -4875,6 +5281,20 @@
       </w:r>
       <w:r>
         <w:rPr>
+          <w:lang w:val="pt_PT" w:bidi="pt_PT"/>
+        </w:rPr>
+        <w:t>אֵיכָ֣ה תִרְעֶ֔ה</w:t>
+      </w:r>
+    </w:p>
+    <w:p>
+      <w:pPr/>
+      <w:r>
+        <w:rPr>
+          <w:lang w:val="pt_PT" w:bidi="pt_PT"/>
+        </w:rPr>
+      </w:r>
+      <w:r>
+        <w:rPr>
           <w:b/>
           <w:lang w:val="pt_PT" w:bidi="pt_PT"/>
         </w:rPr>
@@ -5150,6 +5570,20 @@
       </w:r>
       <w:r>
         <w:rPr>
+          <w:lang w:val="pt_PT" w:bidi="pt_PT"/>
+        </w:rPr>
+        <w:t>כְּ⁠עֹ֣טְיָ֔ה עַ֖ל עֶדְרֵ֥י חֲבֵרֶֽי⁠ךָ</w:t>
+      </w:r>
+    </w:p>
+    <w:p>
+      <w:pPr/>
+      <w:r>
+        <w:rPr>
+          <w:lang w:val="pt_PT" w:bidi="pt_PT"/>
+        </w:rPr>
+      </w:r>
+      <w:r>
+        <w:rPr>
           <w:b/>
           <w:lang w:val="pt_PT" w:bidi="pt_PT"/>
         </w:rPr>
@@ -5329,6 +5763,20 @@
       </w:r>
       <w:r>
         <w:rPr>
+          <w:lang w:val="pt_PT" w:bidi="pt_PT"/>
+        </w:rPr>
+        <w:t>אִם־לֹ֤א תֵדְעִי֙ לָ֔⁠ךְ הַ⁠יָּפָ֖ה בַּ⁠נָּשִׁ֑ים צְֽאִי־לָ֞⁠ךְ</w:t>
+      </w:r>
+    </w:p>
+    <w:p>
+      <w:pPr/>
+      <w:r>
+        <w:rPr>
+          <w:lang w:val="pt_PT" w:bidi="pt_PT"/>
+        </w:rPr>
+      </w:r>
+      <w:r>
+        <w:rPr>
           <w:b/>
           <w:lang w:val="pt_PT" w:bidi="pt_PT"/>
         </w:rPr>
@@ -5412,6 +5860,20 @@
       </w:r>
       <w:r>
         <w:rPr>
+          <w:lang w:val="pt_PT" w:bidi="pt_PT"/>
+        </w:rPr>
+        <w:t>אִם־לֹ֤א תֵדְעִי֙ לָ֔⁠ךְ הַ⁠יָּפָ֖ה בַּ⁠נָּשִׁ֑ים</w:t>
+      </w:r>
+    </w:p>
+    <w:p>
+      <w:pPr/>
+      <w:r>
+        <w:rPr>
+          <w:lang w:val="pt_PT" w:bidi="pt_PT"/>
+        </w:rPr>
+      </w:r>
+      <w:r>
+        <w:rPr>
           <w:b/>
           <w:lang w:val="pt_PT" w:bidi="pt_PT"/>
         </w:rPr>
@@ -5571,6 +6033,20 @@
       </w:r>
       <w:r>
         <w:rPr>
+          <w:lang w:val="pt_PT" w:bidi="pt_PT"/>
+        </w:rPr>
+        <w:t>צְֽאִי־לָ֞⁠ךְ</w:t>
+      </w:r>
+    </w:p>
+    <w:p>
+      <w:pPr/>
+      <w:r>
+        <w:rPr>
+          <w:lang w:val="pt_PT" w:bidi="pt_PT"/>
+        </w:rPr>
+      </w:r>
+      <w:r>
+        <w:rPr>
           <w:b/>
           <w:lang w:val="pt_PT" w:bidi="pt_PT"/>
         </w:rPr>
@@ -5654,6 +6130,20 @@
       </w:r>
       <w:r>
         <w:rPr>
+          <w:lang w:val="pt_PT" w:bidi="pt_PT"/>
+        </w:rPr>
+        <w:t>וּ⁠רְעִי֙ אֶת־גְּדִיֹּתַ֔יִ⁠ךְ</w:t>
+      </w:r>
+    </w:p>
+    <w:p>
+      <w:pPr/>
+      <w:r>
+        <w:rPr>
+          <w:lang w:val="pt_PT" w:bidi="pt_PT"/>
+        </w:rPr>
+      </w:r>
+      <w:r>
+        <w:rPr>
           <w:b/>
           <w:lang w:val="pt_PT" w:bidi="pt_PT"/>
         </w:rPr>
@@ -5780,6 +6270,20 @@
       </w:r>
       <w:r>
         <w:rPr>
+          <w:lang w:val="pt_PT" w:bidi="pt_PT"/>
+        </w:rPr>
+        <w:t>לְ⁠סֻסָתִ⁠י֙ בְּ⁠רִכְבֵ֣י פַרְעֹ֔ה דִּמִּיתִ֖י⁠ךְ רַעְיָתִֽ⁠י</w:t>
+      </w:r>
+    </w:p>
+    <w:p>
+      <w:pPr/>
+      <w:r>
+        <w:rPr>
+          <w:lang w:val="pt_PT" w:bidi="pt_PT"/>
+        </w:rPr>
+      </w:r>
+      <w:r>
+        <w:rPr>
           <w:b/>
           <w:lang w:val="pt_PT" w:bidi="pt_PT"/>
         </w:rPr>
@@ -6029,6 +6533,20 @@
       </w:r>
       <w:r>
         <w:rPr>
+          <w:lang w:val="pt_PT" w:bidi="pt_PT"/>
+        </w:rPr>
+        <w:t>פַרְעֹ֔ה</w:t>
+      </w:r>
+    </w:p>
+    <w:p>
+      <w:pPr/>
+      <w:r>
+        <w:rPr>
+          <w:lang w:val="pt_PT" w:bidi="pt_PT"/>
+        </w:rPr>
+      </w:r>
+      <w:r>
+        <w:rPr>
           <w:b/>
           <w:lang w:val="pt_PT" w:bidi="pt_PT"/>
         </w:rPr>
@@ -6125,6 +6643,20 @@
       </w:r>
       <w:r>
         <w:rPr>
+          <w:lang w:val="pt_PT" w:bidi="pt_PT"/>
+        </w:rPr>
+        <w:t>בַּ⁠תֹּרִ֔ים</w:t>
+      </w:r>
+    </w:p>
+    <w:p>
+      <w:pPr/>
+      <w:r>
+        <w:rPr>
+          <w:lang w:val="pt_PT" w:bidi="pt_PT"/>
+        </w:rPr>
+      </w:r>
+      <w:r>
+        <w:rPr>
           <w:b/>
           <w:lang w:val="pt_PT" w:bidi="pt_PT"/>
         </w:rPr>
@@ -6311,6 +6843,20 @@
       </w:r>
       <w:r>
         <w:rPr>
+          <w:lang w:val="pt_PT" w:bidi="pt_PT"/>
+        </w:rPr>
+        <w:t>תּוֹרֵ֤י</w:t>
+      </w:r>
+    </w:p>
+    <w:p>
+      <w:pPr/>
+      <w:r>
+        <w:rPr>
+          <w:lang w:val="pt_PT" w:bidi="pt_PT"/>
+        </w:rPr>
+      </w:r>
+      <w:r>
+        <w:rPr>
           <w:b/>
           <w:lang w:val="pt_PT" w:bidi="pt_PT"/>
         </w:rPr>
@@ -6394,6 +6940,20 @@
       </w:r>
       <w:r>
         <w:rPr>
+          <w:lang w:val="pt_PT" w:bidi="pt_PT"/>
+        </w:rPr>
+        <w:t>תּוֹרֵ֤י זָהָב֙ נַעֲשֶׂה־לָּ֔⁠ךְ</w:t>
+      </w:r>
+    </w:p>
+    <w:p>
+      <w:pPr/>
+      <w:r>
+        <w:rPr>
+          <w:lang w:val="pt_PT" w:bidi="pt_PT"/>
+        </w:rPr>
+      </w:r>
+      <w:r>
+        <w:rPr>
           <w:b/>
           <w:lang w:val="pt_PT" w:bidi="pt_PT"/>
         </w:rPr>
@@ -6503,6 +7063,20 @@
       </w:r>
       <w:r>
         <w:rPr>
+          <w:lang w:val="pt_PT" w:bidi="pt_PT"/>
+        </w:rPr>
+        <w:t>עִ֖ם נְקֻדּ֥וֹת הַ⁠כָּֽסֶף</w:t>
+      </w:r>
+    </w:p>
+    <w:p>
+      <w:pPr/>
+      <w:r>
+        <w:rPr>
+          <w:lang w:val="pt_PT" w:bidi="pt_PT"/>
+        </w:rPr>
+      </w:r>
+      <w:r>
+        <w:rPr>
           <w:b/>
           <w:lang w:val="pt_PT" w:bidi="pt_PT"/>
         </w:rPr>
@@ -6555,6 +7129,20 @@
         <w:rPr>
           <w:lang w:val="pt_PT" w:bidi="pt_PT"/>
         </w:rPr>
+      </w:r>
+    </w:p>
+    <w:p>
+      <w:pPr/>
+      <w:r>
+        <w:rPr>
+          <w:lang w:val="pt_PT" w:bidi="pt_PT"/>
+        </w:rPr>
+      </w:r>
+      <w:r>
+        <w:rPr>
+          <w:lang w:val="pt_PT" w:bidi="pt_PT"/>
+        </w:rPr>
+        <w:t>שֶׁ֤⁠הַ⁠מֶּ֨לֶךְ֙</w:t>
       </w:r>
     </w:p>
     <w:p>
@@ -6667,6 +7255,20 @@
       </w:r>
       <w:r>
         <w:rPr>
+          <w:lang w:val="pt_PT" w:bidi="pt_PT"/>
+        </w:rPr>
+        <w:t>בִּ⁠מְסִבּ֔⁠וֹ</w:t>
+      </w:r>
+    </w:p>
+    <w:p>
+      <w:pPr/>
+      <w:r>
+        <w:rPr>
+          <w:lang w:val="pt_PT" w:bidi="pt_PT"/>
+        </w:rPr>
+      </w:r>
+      <w:r>
+        <w:rPr>
           <w:b/>
           <w:lang w:val="pt_PT" w:bidi="pt_PT"/>
         </w:rPr>
@@ -6756,6 +7358,20 @@
       </w:r>
       <w:r>
         <w:rPr>
+          <w:lang w:val="pt_PT" w:bidi="pt_PT"/>
+        </w:rPr>
+        <w:t>נִרְדִּ֖⁠י</w:t>
+      </w:r>
+    </w:p>
+    <w:p>
+      <w:pPr/>
+      <w:r>
+        <w:rPr>
+          <w:lang w:val="pt_PT" w:bidi="pt_PT"/>
+        </w:rPr>
+      </w:r>
+      <w:r>
+        <w:rPr>
           <w:b/>
           <w:lang w:val="pt_PT" w:bidi="pt_PT"/>
         </w:rPr>
@@ -6839,6 +7455,20 @@
       </w:r>
       <w:r>
         <w:rPr>
+          <w:lang w:val="pt_PT" w:bidi="pt_PT"/>
+        </w:rPr>
+        <w:t>נָתַ֥ן רֵיחֽ⁠וֹ</w:t>
+      </w:r>
+    </w:p>
+    <w:p>
+      <w:pPr/>
+      <w:r>
+        <w:rPr>
+          <w:lang w:val="pt_PT" w:bidi="pt_PT"/>
+        </w:rPr>
+      </w:r>
+      <w:r>
+        <w:rPr>
           <w:b/>
           <w:lang w:val="pt_PT" w:bidi="pt_PT"/>
         </w:rPr>
@@ -7088,6 +7718,20 @@
       </w:r>
       <w:r>
         <w:rPr>
+          <w:lang w:val="pt_PT" w:bidi="pt_PT"/>
+        </w:rPr>
+        <w:t>דּוֹדִ⁠י֙</w:t>
+      </w:r>
+    </w:p>
+    <w:p>
+      <w:pPr/>
+      <w:r>
+        <w:rPr>
+          <w:lang w:val="pt_PT" w:bidi="pt_PT"/>
+        </w:rPr>
+      </w:r>
+      <w:r>
+        <w:rPr>
           <w:b/>
           <w:lang w:val="pt_PT" w:bidi="pt_PT"/>
         </w:rPr>
@@ -7151,6 +7795,20 @@
       </w:r>
       <w:r>
         <w:rPr>
+          <w:lang w:val="pt_PT" w:bidi="pt_PT"/>
+        </w:rPr>
+        <w:t>צְר֨וֹר הַ⁠מֹּ֤ר ׀ דּוֹדִ⁠י֙ לִ֔⁠י בֵּ֥ין שָׁדַ֖⁠י יָלִֽין</w:t>
+      </w:r>
+    </w:p>
+    <w:p>
+      <w:pPr/>
+      <w:r>
+        <w:rPr>
+          <w:lang w:val="pt_PT" w:bidi="pt_PT"/>
+        </w:rPr>
+      </w:r>
+      <w:r>
+        <w:rPr>
           <w:b/>
           <w:lang w:val="pt_PT" w:bidi="pt_PT"/>
         </w:rPr>
@@ -7247,6 +7905,20 @@
       </w:r>
       <w:r>
         <w:rPr>
+          <w:lang w:val="pt_PT" w:bidi="pt_PT"/>
+        </w:rPr>
+        <w:t>יָלִֽין</w:t>
+      </w:r>
+    </w:p>
+    <w:p>
+      <w:pPr/>
+      <w:r>
+        <w:rPr>
+          <w:lang w:val="pt_PT" w:bidi="pt_PT"/>
+        </w:rPr>
+      </w:r>
+      <w:r>
+        <w:rPr>
           <w:b/>
           <w:lang w:val="pt_PT" w:bidi="pt_PT"/>
         </w:rPr>
@@ -7593,6 +8265,20 @@
         <w:rPr>
           <w:lang w:val="pt_PT" w:bidi="pt_PT"/>
         </w:rPr>
+      </w:r>
+    </w:p>
+    <w:p>
+      <w:pPr/>
+      <w:r>
+        <w:rPr>
+          <w:lang w:val="pt_PT" w:bidi="pt_PT"/>
+        </w:rPr>
+      </w:r>
+      <w:r>
+        <w:rPr>
+          <w:lang w:val="pt_PT" w:bidi="pt_PT"/>
+        </w:rPr>
+        <w:t>הִנָּ֤⁠ךְ &amp; הִנָּ֥⁠ךְ</w:t>
       </w:r>
     </w:p>
     <w:p>
@@ -7960,6 +8646,20 @@
       </w:r>
       <w:r>
         <w:rPr>
+          <w:lang w:val="pt_PT" w:bidi="pt_PT"/>
+        </w:rPr>
+        <w:t>הִנְּ⁠ךָ֨</w:t>
+      </w:r>
+    </w:p>
+    <w:p>
+      <w:pPr/>
+      <w:r>
+        <w:rPr>
+          <w:lang w:val="pt_PT" w:bidi="pt_PT"/>
+        </w:rPr>
+      </w:r>
+      <w:r>
+        <w:rPr>
           <w:b/>
           <w:lang w:val="pt_PT" w:bidi="pt_PT"/>
         </w:rPr>
@@ -8108,6 +8808,20 @@
         <w:rPr>
           <w:lang w:val="pt_PT" w:bidi="pt_PT"/>
         </w:rPr>
+      </w:r>
+    </w:p>
+    <w:p>
+      <w:pPr/>
+      <w:r>
+        <w:rPr>
+          <w:lang w:val="pt_PT" w:bidi="pt_PT"/>
+        </w:rPr>
+      </w:r>
+      <w:r>
+        <w:rPr>
+          <w:lang w:val="pt_PT" w:bidi="pt_PT"/>
+        </w:rPr>
+        <w:t>דוֹדִ⁠י֙</w:t>
       </w:r>
     </w:p>
     <w:p>
@@ -8213,6 +8927,20 @@
       </w:r>
       <w:r>
         <w:rPr>
+          <w:lang w:val="pt_PT" w:bidi="pt_PT"/>
+        </w:rPr>
+        <w:t>דוֹדִ⁠י֙ אַ֣ף נָעִ֔ים</w:t>
+      </w:r>
+    </w:p>
+    <w:p>
+      <w:pPr/>
+      <w:r>
+        <w:rPr>
+          <w:lang w:val="pt_PT" w:bidi="pt_PT"/>
+        </w:rPr>
+      </w:r>
+      <w:r>
+        <w:rPr>
           <w:b/>
           <w:lang w:val="pt_PT" w:bidi="pt_PT"/>
         </w:rPr>
@@ -8296,6 +9024,20 @@
       </w:r>
       <w:r>
         <w:rPr>
+          <w:lang w:val="pt_PT" w:bidi="pt_PT"/>
+        </w:rPr>
+        <w:t>עַרְשֵׂ֖⁠נוּ</w:t>
+      </w:r>
+    </w:p>
+    <w:p>
+      <w:pPr/>
+      <w:r>
+        <w:rPr>
+          <w:lang w:val="pt_PT" w:bidi="pt_PT"/>
+        </w:rPr>
+      </w:r>
+      <w:r>
+        <w:rPr>
           <w:b/>
           <w:lang w:val="pt_PT" w:bidi="pt_PT"/>
         </w:rPr>
@@ -8392,6 +9134,20 @@
       </w:r>
       <w:r>
         <w:rPr>
+          <w:lang w:val="pt_PT" w:bidi="pt_PT"/>
+        </w:rPr>
+        <w:t>רַעֲנָנָֽה</w:t>
+      </w:r>
+    </w:p>
+    <w:p>
+      <w:pPr/>
+      <w:r>
+        <w:rPr>
+          <w:lang w:val="pt_PT" w:bidi="pt_PT"/>
+        </w:rPr>
+      </w:r>
+      <w:r>
+        <w:rPr>
           <w:b/>
           <w:lang w:val="pt_PT" w:bidi="pt_PT"/>
         </w:rPr>
@@ -8477,6 +9233,20 @@
         <w:rPr>
           <w:lang w:val="pt_PT" w:bidi="pt_PT"/>
         </w:rPr>
+      </w:r>
+    </w:p>
+    <w:p>
+      <w:pPr/>
+      <w:r>
+        <w:rPr>
+          <w:lang w:val="pt_PT" w:bidi="pt_PT"/>
+        </w:rPr>
+      </w:r>
+      <w:r>
+        <w:rPr>
+          <w:lang w:val="pt_PT" w:bidi="pt_PT"/>
+        </w:rPr>
+        <w:t>קֹר֤וֹת בָּתֵּ֨י⁠נוּ֙ אֲרָזִ֔ים רַהִיטֵ֖נוּ בְּרוֹתִֽים</w:t>
       </w:r>
     </w:p>
     <w:p>
@@ -8907,6 +9677,20 @@
       </w:r>
       <w:r>
         <w:rPr>
+          <w:lang w:val="pt_PT" w:bidi="pt_PT"/>
+        </w:rPr>
+        <w:t>חֲבַצֶּ֣לֶת</w:t>
+      </w:r>
+    </w:p>
+    <w:p>
+      <w:pPr/>
+      <w:r>
+        <w:rPr>
+          <w:lang w:val="pt_PT" w:bidi="pt_PT"/>
+        </w:rPr>
+      </w:r>
+      <w:r>
+        <w:rPr>
           <w:b/>
           <w:lang w:val="pt_PT" w:bidi="pt_PT"/>
         </w:rPr>
@@ -9100,6 +9884,20 @@
       </w:r>
       <w:r>
         <w:rPr>
+          <w:lang w:val="pt_PT" w:bidi="pt_PT"/>
+        </w:rPr>
+        <w:t>אֲנִי֙ חֲבַצֶּ֣לֶת הַ⁠שָּׁר֔וֹן שֽׁוֹשַׁנַּ֖ת הָ⁠עֲמָקִֽים</w:t>
+      </w:r>
+    </w:p>
+    <w:p>
+      <w:pPr/>
+      <w:r>
+        <w:rPr>
+          <w:lang w:val="pt_PT" w:bidi="pt_PT"/>
+        </w:rPr>
+      </w:r>
+      <w:r>
+        <w:rPr>
           <w:b/>
           <w:lang w:val="pt_PT" w:bidi="pt_PT"/>
         </w:rPr>
@@ -9196,6 +9994,20 @@
       </w:r>
       <w:r>
         <w:rPr>
+          <w:lang w:val="pt_PT" w:bidi="pt_PT"/>
+        </w:rPr>
+        <w:t>שֽׁוֹשַׁנַּ֖ת</w:t>
+      </w:r>
+    </w:p>
+    <w:p>
+      <w:pPr/>
+      <w:r>
+        <w:rPr>
+          <w:lang w:val="pt_PT" w:bidi="pt_PT"/>
+        </w:rPr>
+      </w:r>
+      <w:r>
+        <w:rPr>
           <w:b/>
           <w:lang w:val="pt_PT" w:bidi="pt_PT"/>
         </w:rPr>
@@ -9364,6 +10176,20 @@
         <w:rPr>
           <w:lang w:val="pt_PT" w:bidi="pt_PT"/>
         </w:rPr>
+      </w:r>
+    </w:p>
+    <w:p>
+      <w:pPr/>
+      <w:r>
+        <w:rPr>
+          <w:lang w:val="pt_PT" w:bidi="pt_PT"/>
+        </w:rPr>
+      </w:r>
+      <w:r>
+        <w:rPr>
+          <w:lang w:val="pt_PT" w:bidi="pt_PT"/>
+        </w:rPr>
+        <w:t>כְּ⁠שֽׁוֹשַׁנָּה֙ בֵּ֣ין הַ⁠חוֹחִ֔ים כֵּ֥ן רַעְיָתִ֖⁠י בֵּ֥ין הַ⁠בָּנֽוֹת</w:t>
       </w:r>
     </w:p>
     <w:p>
@@ -9647,6 +10473,20 @@
       </w:r>
       <w:r>
         <w:rPr>
+          <w:lang w:val="pt_PT" w:bidi="pt_PT"/>
+        </w:rPr>
+        <w:t>הַ⁠בָּנֽוֹת</w:t>
+      </w:r>
+    </w:p>
+    <w:p>
+      <w:pPr/>
+      <w:r>
+        <w:rPr>
+          <w:lang w:val="pt_PT" w:bidi="pt_PT"/>
+        </w:rPr>
+      </w:r>
+      <w:r>
+        <w:rPr>
           <w:b/>
           <w:lang w:val="pt_PT" w:bidi="pt_PT"/>
         </w:rPr>
@@ -9870,6 +10710,20 @@
       </w:r>
       <w:r>
         <w:rPr>
+          <w:lang w:val="pt_PT" w:bidi="pt_PT"/>
+        </w:rPr>
+        <w:t>כְּ⁠תַפּ֨וּחַ֙ בַּ⁠עֲצֵ֣י הַ⁠יַּ֔עַר כֵּ֥ן דּוֹדִ֖⁠י בֵּ֣ין הַ⁠בָּנִ֑ים</w:t>
+      </w:r>
+    </w:p>
+    <w:p>
+      <w:pPr/>
+      <w:r>
+        <w:rPr>
+          <w:lang w:val="pt_PT" w:bidi="pt_PT"/>
+        </w:rPr>
+      </w:r>
+      <w:r>
+        <w:rPr>
           <w:b/>
           <w:lang w:val="pt_PT" w:bidi="pt_PT"/>
         </w:rPr>
@@ -10226,6 +11080,20 @@
       </w:r>
       <w:r>
         <w:rPr>
+          <w:lang w:val="pt_PT" w:bidi="pt_PT"/>
+        </w:rPr>
+        <w:t>בֵּ֣ין הַ⁠בָּנִ֑ים</w:t>
+      </w:r>
+    </w:p>
+    <w:p>
+      <w:pPr/>
+      <w:r>
+        <w:rPr>
+          <w:lang w:val="pt_PT" w:bidi="pt_PT"/>
+        </w:rPr>
+      </w:r>
+      <w:r>
+        <w:rPr>
           <w:b/>
           <w:lang w:val="pt_PT" w:bidi="pt_PT"/>
         </w:rPr>
@@ -10309,6 +11177,20 @@
       </w:r>
       <w:r>
         <w:rPr>
+          <w:lang w:val="pt_PT" w:bidi="pt_PT"/>
+        </w:rPr>
+        <w:t>בְּ⁠צִלּ⁠וֹ֙ חִמַּ֣דְתִּי וְ⁠יָשַׁ֔בְתִּי וּ⁠פִרְי֖⁠וֹ מָת֥וֹק לְ⁠חִכִּֽ⁠י</w:t>
+      </w:r>
+    </w:p>
+    <w:p>
+      <w:pPr/>
+      <w:r>
+        <w:rPr>
+          <w:lang w:val="pt_PT" w:bidi="pt_PT"/>
+        </w:rPr>
+      </w:r>
+      <w:r>
+        <w:rPr>
           <w:b/>
           <w:lang w:val="pt_PT" w:bidi="pt_PT"/>
         </w:rPr>
@@ -10392,6 +11274,20 @@
       </w:r>
       <w:r>
         <w:rPr>
+          <w:lang w:val="pt_PT" w:bidi="pt_PT"/>
+        </w:rPr>
+        <w:t>בְּ⁠צִלּ⁠וֹ֙ חִמַּ֣דְתִּי וְ⁠יָשַׁ֔בְתִּי</w:t>
+      </w:r>
+    </w:p>
+    <w:p>
+      <w:pPr/>
+      <w:r>
+        <w:rPr>
+          <w:lang w:val="pt_PT" w:bidi="pt_PT"/>
+        </w:rPr>
+      </w:r>
+      <w:r>
+        <w:rPr>
           <w:b/>
           <w:lang w:val="pt_PT" w:bidi="pt_PT"/>
         </w:rPr>
@@ -10507,6 +11403,20 @@
         <w:rPr>
           <w:lang w:val="pt_PT" w:bidi="pt_PT"/>
         </w:rPr>
+      </w:r>
+    </w:p>
+    <w:p>
+      <w:pPr/>
+      <w:r>
+        <w:rPr>
+          <w:lang w:val="pt_PT" w:bidi="pt_PT"/>
+        </w:rPr>
+      </w:r>
+      <w:r>
+        <w:rPr>
+          <w:lang w:val="pt_PT" w:bidi="pt_PT"/>
+        </w:rPr>
+        <w:t>הֱבִיאַ֨⁠נִי֙</w:t>
       </w:r>
     </w:p>
     <w:p>
@@ -10899,6 +11809,20 @@
       </w:r>
       <w:r>
         <w:rPr>
+          <w:lang w:val="pt_PT" w:bidi="pt_PT"/>
+        </w:rPr>
+        <w:t>וְ⁠דִגְל֥⁠וֹ עָלַ֖⁠י אַהֲבָֽה</w:t>
+      </w:r>
+    </w:p>
+    <w:p>
+      <w:pPr/>
+      <w:r>
+        <w:rPr>
+          <w:lang w:val="pt_PT" w:bidi="pt_PT"/>
+        </w:rPr>
+      </w:r>
+      <w:r>
+        <w:rPr>
           <w:b/>
           <w:lang w:val="pt_PT" w:bidi="pt_PT"/>
         </w:rPr>
@@ -10982,6 +11906,20 @@
       </w:r>
       <w:r>
         <w:rPr>
+          <w:lang w:val="pt_PT" w:bidi="pt_PT"/>
+        </w:rPr>
+        <w:t>וְ⁠דִגְל֥⁠וֹ</w:t>
+      </w:r>
+    </w:p>
+    <w:p>
+      <w:pPr/>
+      <w:r>
+        <w:rPr>
+          <w:lang w:val="pt_PT" w:bidi="pt_PT"/>
+        </w:rPr>
+      </w:r>
+      <w:r>
+        <w:rPr>
           <w:b/>
           <w:lang w:val="pt_PT" w:bidi="pt_PT"/>
         </w:rPr>
@@ -11161,6 +12099,20 @@
       </w:r>
       <w:r>
         <w:rPr>
+          <w:lang w:val="pt_PT" w:bidi="pt_PT"/>
+        </w:rPr>
+        <w:t>סַמְּכ֨וּ⁠נִי֙ בָּֽ⁠אֲשִׁישׁ֔וֹת רַפְּד֖וּ⁠נִי בַּ⁠תַּפּוּחִ֑ים</w:t>
+      </w:r>
+    </w:p>
+    <w:p>
+      <w:pPr/>
+      <w:r>
+        <w:rPr>
+          <w:lang w:val="pt_PT" w:bidi="pt_PT"/>
+        </w:rPr>
+      </w:r>
+      <w:r>
+        <w:rPr>
           <w:b/>
           <w:lang w:val="pt_PT" w:bidi="pt_PT"/>
         </w:rPr>
@@ -11296,6 +12248,20 @@
       </w:r>
       <w:r>
         <w:rPr>
+          <w:lang w:val="pt_PT" w:bidi="pt_PT"/>
+        </w:rPr>
+        <w:t>סַמְּכ֨וּ⁠נִי֙ &amp; רַפְּד֖וּ⁠נִי</w:t>
+      </w:r>
+    </w:p>
+    <w:p>
+      <w:pPr/>
+      <w:r>
+        <w:rPr>
+          <w:lang w:val="pt_PT" w:bidi="pt_PT"/>
+        </w:rPr>
+      </w:r>
+      <w:r>
+        <w:rPr>
           <w:b/>
           <w:lang w:val="pt_PT" w:bidi="pt_PT"/>
         </w:rPr>
@@ -11392,6 +12358,20 @@
       </w:r>
       <w:r>
         <w:rPr>
+          <w:lang w:val="pt_PT" w:bidi="pt_PT"/>
+        </w:rPr>
+        <w:t>סַמְּכ֨וּ⁠נִי֙ בָּֽ⁠אֲשִׁישׁ֔וֹת רַפְּד֖וּ⁠נִי בַּ⁠תַּפּוּחִ֑ים כִּי־חוֹלַ֥ת אַהֲבָ֖ה אָֽנִי</w:t>
+      </w:r>
+    </w:p>
+    <w:p>
+      <w:pPr/>
+      <w:r>
+        <w:rPr>
+          <w:lang w:val="pt_PT" w:bidi="pt_PT"/>
+        </w:rPr>
+      </w:r>
+      <w:r>
+        <w:rPr>
           <w:b/>
           <w:lang w:val="pt_PT" w:bidi="pt_PT"/>
         </w:rPr>
@@ -11464,6 +12444,20 @@
         <w:rPr>
           <w:lang w:val="pt_PT" w:bidi="pt_PT"/>
         </w:rPr>
+      </w:r>
+    </w:p>
+    <w:p>
+      <w:pPr/>
+      <w:r>
+        <w:rPr>
+          <w:lang w:val="pt_PT" w:bidi="pt_PT"/>
+        </w:rPr>
+      </w:r>
+      <w:r>
+        <w:rPr>
+          <w:lang w:val="pt_PT" w:bidi="pt_PT"/>
+        </w:rPr>
+        <w:t>בָּֽ⁠אֲשִׁישׁ֔וֹת</w:t>
       </w:r>
     </w:p>
     <w:p>
@@ -11679,6 +12673,20 @@
       </w:r>
       <w:r>
         <w:rPr>
+          <w:lang w:val="pt_PT" w:bidi="pt_PT"/>
+        </w:rPr>
+        <w:t>כִּי־חוֹלַ֥ת אַהֲבָ֖ה אָֽנִי</w:t>
+      </w:r>
+    </w:p>
+    <w:p>
+      <w:pPr/>
+      <w:r>
+        <w:rPr>
+          <w:lang w:val="pt_PT" w:bidi="pt_PT"/>
+        </w:rPr>
+      </w:r>
+      <w:r>
+        <w:rPr>
           <w:b/>
           <w:lang w:val="pt_PT" w:bidi="pt_PT"/>
         </w:rPr>
@@ -11858,6 +12866,20 @@
       </w:r>
       <w:r>
         <w:rPr>
+          <w:lang w:val="pt_PT" w:bidi="pt_PT"/>
+        </w:rPr>
+        <w:t>שְׂמֹאל⁠וֹ֙ תַּ֣חַת לְ⁠רֹאשִׁ֔⁠י וִ⁠ימִינ֖⁠וֹ תְּחַבְּקֵֽ⁠נִי</w:t>
+      </w:r>
+    </w:p>
+    <w:p>
+      <w:pPr/>
+      <w:r>
+        <w:rPr>
+          <w:lang w:val="pt_PT" w:bidi="pt_PT"/>
+        </w:rPr>
+      </w:r>
+      <w:r>
+        <w:rPr>
           <w:b/>
           <w:lang w:val="pt_PT" w:bidi="pt_PT"/>
         </w:rPr>
@@ -12026,6 +13048,20 @@
         <w:rPr>
           <w:lang w:val="pt_PT" w:bidi="pt_PT"/>
         </w:rPr>
+      </w:r>
+    </w:p>
+    <w:p>
+      <w:pPr/>
+      <w:r>
+        <w:rPr>
+          <w:lang w:val="pt_PT" w:bidi="pt_PT"/>
+        </w:rPr>
+      </w:r>
+      <w:r>
+        <w:rPr>
+          <w:lang w:val="pt_PT" w:bidi="pt_PT"/>
+        </w:rPr>
+        <w:t>הִשְׁבַּ֨עְתִּי אֶתְ⁠כֶ֜ם &amp; בִּ⁠צְבָא֔וֹת א֖וֹ בְּ⁠אַיְל֣וֹת הַ⁠שָּׂדֶ֑ה</w:t>
       </w:r>
     </w:p>
     <w:p>
@@ -12267,6 +13303,20 @@
       </w:r>
       <w:r>
         <w:rPr>
+          <w:lang w:val="pt_PT" w:bidi="pt_PT"/>
+        </w:rPr>
+        <w:t>בִּ⁠צְבָא֔וֹת א֖וֹ בְּ⁠אַיְל֣וֹת הַ⁠שָּׂדֶ֑ה</w:t>
+      </w:r>
+    </w:p>
+    <w:p>
+      <w:pPr/>
+      <w:r>
+        <w:rPr>
+          <w:lang w:val="pt_PT" w:bidi="pt_PT"/>
+        </w:rPr>
+      </w:r>
+      <w:r>
+        <w:rPr>
           <w:b/>
           <w:lang w:val="pt_PT" w:bidi="pt_PT"/>
         </w:rPr>
@@ -12542,6 +13592,20 @@
       </w:r>
       <w:r>
         <w:rPr>
+          <w:lang w:val="pt_PT" w:bidi="pt_PT"/>
+        </w:rPr>
+        <w:t>אִם־תָּעִ֧ירוּ ׀ וְֽ⁠אִם־תְּעֽוֹרְר֛וּ אֶת־הָ⁠אַהֲבָ֖ה עַ֥ד שֶׁ⁠תֶּחְפָּֽץ</w:t>
+      </w:r>
+    </w:p>
+    <w:p>
+      <w:pPr/>
+      <w:r>
+        <w:rPr>
+          <w:lang w:val="pt_PT" w:bidi="pt_PT"/>
+        </w:rPr>
+      </w:r>
+      <w:r>
+        <w:rPr>
           <w:b/>
           <w:lang w:val="pt_PT" w:bidi="pt_PT"/>
         </w:rPr>
@@ -12625,6 +13689,20 @@
       </w:r>
       <w:r>
         <w:rPr>
+          <w:lang w:val="pt_PT" w:bidi="pt_PT"/>
+        </w:rPr>
+        <w:t>אִם־תָּעִ֧ירוּ ׀ וְֽ⁠אִם־תְּעֽוֹרְר֛וּ</w:t>
+      </w:r>
+    </w:p>
+    <w:p>
+      <w:pPr/>
+      <w:r>
+        <w:rPr>
+          <w:lang w:val="pt_PT" w:bidi="pt_PT"/>
+        </w:rPr>
+      </w:r>
+      <w:r>
+        <w:rPr>
           <w:b/>
           <w:lang w:val="pt_PT" w:bidi="pt_PT"/>
         </w:rPr>
@@ -12902,6 +13980,20 @@
         <w:rPr>
           <w:lang w:val="pt_PT" w:bidi="pt_PT"/>
         </w:rPr>
+      </w:r>
+    </w:p>
+    <w:p>
+      <w:pPr/>
+      <w:r>
+        <w:rPr>
+          <w:lang w:val="pt_PT" w:bidi="pt_PT"/>
+        </w:rPr>
+      </w:r>
+      <w:r>
+        <w:rPr>
+          <w:lang w:val="pt_PT" w:bidi="pt_PT"/>
+        </w:rPr>
+        <w:t>הִנֵּה</w:t>
       </w:r>
     </w:p>
     <w:p>
@@ -12994,6 +14086,20 @@
       </w:r>
       <w:r>
         <w:rPr>
+          <w:lang w:val="pt_PT" w:bidi="pt_PT"/>
+        </w:rPr>
+        <w:t>בָּ֑א</w:t>
+      </w:r>
+    </w:p>
+    <w:p>
+      <w:pPr/>
+      <w:r>
+        <w:rPr>
+          <w:lang w:val="pt_PT" w:bidi="pt_PT"/>
+        </w:rPr>
+      </w:r>
+      <w:r>
+        <w:rPr>
           <w:b/>
           <w:lang w:val="pt_PT" w:bidi="pt_PT"/>
         </w:rPr>
@@ -13626,6 +14732,20 @@
       </w:r>
       <w:r>
         <w:rPr>
+          <w:lang w:val="pt_PT" w:bidi="pt_PT"/>
+        </w:rPr>
+        <w:t>זֶ֤ה</w:t>
+      </w:r>
+    </w:p>
+    <w:p>
+      <w:pPr/>
+      <w:r>
+        <w:rPr>
+          <w:lang w:val="pt_PT" w:bidi="pt_PT"/>
+        </w:rPr>
+      </w:r>
+      <w:r>
+        <w:rPr>
           <w:b/>
           <w:lang w:val="pt_PT" w:bidi="pt_PT"/>
         </w:rPr>
@@ -13735,6 +14855,20 @@
       </w:r>
       <w:r>
         <w:rPr>
+          <w:lang w:val="pt_PT" w:bidi="pt_PT"/>
+        </w:rPr>
+        <w:t>אַחַ֣ר כָּתְלֵ֔⁠נוּ</w:t>
+      </w:r>
+    </w:p>
+    <w:p>
+      <w:pPr/>
+      <w:r>
+        <w:rPr>
+          <w:lang w:val="pt_PT" w:bidi="pt_PT"/>
+        </w:rPr>
+      </w:r>
+      <w:r>
+        <w:rPr>
           <w:b/>
           <w:lang w:val="pt_PT" w:bidi="pt_PT"/>
         </w:rPr>
@@ -13831,6 +14965,20 @@
       </w:r>
       <w:r>
         <w:rPr>
+          <w:lang w:val="pt_PT" w:bidi="pt_PT"/>
+        </w:rPr>
+        <w:t>מַשְׁגִּ֨יחַ֙ מִן־הַֽ⁠חֲלֹּנ֔וֹת מֵצִ֖יץ מִן־הַֽ⁠חֲרַכִּֽים</w:t>
+      </w:r>
+    </w:p>
+    <w:p>
+      <w:pPr/>
+      <w:r>
+        <w:rPr>
+          <w:lang w:val="pt_PT" w:bidi="pt_PT"/>
+        </w:rPr>
+      </w:r>
+      <w:r>
+        <w:rPr>
           <w:b/>
           <w:lang w:val="pt_PT" w:bidi="pt_PT"/>
         </w:rPr>
@@ -13927,6 +15075,20 @@
       </w:r>
       <w:r>
         <w:rPr>
+          <w:lang w:val="pt_PT" w:bidi="pt_PT"/>
+        </w:rPr>
+        <w:t>הַֽ⁠חֲלֹּנ֔וֹת &amp; הַֽ⁠חֲרַכִּֽים</w:t>
+      </w:r>
+    </w:p>
+    <w:p>
+      <w:pPr/>
+      <w:r>
+        <w:rPr>
+          <w:lang w:val="pt_PT" w:bidi="pt_PT"/>
+        </w:rPr>
+      </w:r>
+      <w:r>
+        <w:rPr>
           <w:b/>
           <w:lang w:val="pt_PT" w:bidi="pt_PT"/>
         </w:rPr>
@@ -14036,6 +15198,20 @@
       </w:r>
       <w:r>
         <w:rPr>
+          <w:lang w:val="pt_PT" w:bidi="pt_PT"/>
+        </w:rPr>
+        <w:t>הַֽ⁠חֲרַכִּֽים</w:t>
+      </w:r>
+    </w:p>
+    <w:p>
+      <w:pPr/>
+      <w:r>
+        <w:rPr>
+          <w:lang w:val="pt_PT" w:bidi="pt_PT"/>
+        </w:rPr>
+      </w:r>
+      <w:r>
+        <w:rPr>
           <w:b/>
           <w:lang w:val="pt_PT" w:bidi="pt_PT"/>
         </w:rPr>
@@ -14119,6 +15295,20 @@
       </w:r>
       <w:r>
         <w:rPr>
+          <w:lang w:val="pt_PT" w:bidi="pt_PT"/>
+        </w:rPr>
+        <w:t>וּ⁠לְכִי־לָֽ⁠ךְ</w:t>
+      </w:r>
+    </w:p>
+    <w:p>
+      <w:pPr/>
+      <w:r>
+        <w:rPr>
+          <w:lang w:val="pt_PT" w:bidi="pt_PT"/>
+        </w:rPr>
+      </w:r>
+      <w:r>
+        <w:rPr>
           <w:b/>
           <w:lang w:val="pt_PT" w:bidi="pt_PT"/>
         </w:rPr>
@@ -14265,6 +15455,20 @@
       </w:r>
       <w:r>
         <w:rPr>
+          <w:lang w:val="pt_PT" w:bidi="pt_PT"/>
+        </w:rPr>
+        <w:t>כִּֽי־הִנֵּ֥ה</w:t>
+      </w:r>
+    </w:p>
+    <w:p>
+      <w:pPr/>
+      <w:r>
+        <w:rPr>
+          <w:lang w:val="pt_PT" w:bidi="pt_PT"/>
+        </w:rPr>
+      </w:r>
+      <w:r>
+        <w:rPr>
           <w:b/>
           <w:lang w:val="pt_PT" w:bidi="pt_PT"/>
         </w:rPr>
@@ -14348,6 +15552,20 @@
       </w:r>
       <w:r>
         <w:rPr>
+          <w:lang w:val="pt_PT" w:bidi="pt_PT"/>
+        </w:rPr>
+        <w:t>ה⁠סתו</w:t>
+      </w:r>
+    </w:p>
+    <w:p>
+      <w:pPr/>
+      <w:r>
+        <w:rPr>
+          <w:lang w:val="pt_PT" w:bidi="pt_PT"/>
+        </w:rPr>
+      </w:r>
+      <w:r>
+        <w:rPr>
           <w:b/>
           <w:lang w:val="pt_PT" w:bidi="pt_PT"/>
         </w:rPr>
@@ -14444,6 +15662,20 @@
       </w:r>
       <w:r>
         <w:rPr>
+          <w:lang w:val="pt_PT" w:bidi="pt_PT"/>
+        </w:rPr>
+        <w:t>ה⁠סתו עָבָ֑ר הַ⁠גֶּ֕שֶׁם חָלַ֖ף</w:t>
+      </w:r>
+    </w:p>
+    <w:p>
+      <w:pPr/>
+      <w:r>
+        <w:rPr>
+          <w:lang w:val="pt_PT" w:bidi="pt_PT"/>
+        </w:rPr>
+      </w:r>
+      <w:r>
+        <w:rPr>
           <w:b/>
           <w:lang w:val="pt_PT" w:bidi="pt_PT"/>
         </w:rPr>
@@ -14527,6 +15759,20 @@
       </w:r>
       <w:r>
         <w:rPr>
+          <w:lang w:val="pt_PT" w:bidi="pt_PT"/>
+        </w:rPr>
+        <w:t>עָבָ֑ר</w:t>
+      </w:r>
+    </w:p>
+    <w:p>
+      <w:pPr/>
+      <w:r>
+        <w:rPr>
+          <w:lang w:val="pt_PT" w:bidi="pt_PT"/>
+        </w:rPr>
+      </w:r>
+      <w:r>
+        <w:rPr>
           <w:b/>
           <w:lang w:val="pt_PT" w:bidi="pt_PT"/>
         </w:rPr>
@@ -14706,6 +15952,20 @@
       </w:r>
       <w:r>
         <w:rPr>
+          <w:lang w:val="pt_PT" w:bidi="pt_PT"/>
+        </w:rPr>
+        <w:t>חָלַ֖ף הָלַ֥ךְ לֽ⁠וֹ</w:t>
+      </w:r>
+    </w:p>
+    <w:p>
+      <w:pPr/>
+      <w:r>
+        <w:rPr>
+          <w:lang w:val="pt_PT" w:bidi="pt_PT"/>
+        </w:rPr>
+      </w:r>
+      <w:r>
+        <w:rPr>
           <w:b/>
           <w:lang w:val="pt_PT" w:bidi="pt_PT"/>
         </w:rPr>
@@ -14815,6 +16075,20 @@
       </w:r>
       <w:r>
         <w:rPr>
+          <w:lang w:val="pt_PT" w:bidi="pt_PT"/>
+        </w:rPr>
+        <w:t>בָ⁠אָ֔רֶץ</w:t>
+      </w:r>
+    </w:p>
+    <w:p>
+      <w:pPr/>
+      <w:r>
+        <w:rPr>
+          <w:lang w:val="pt_PT" w:bidi="pt_PT"/>
+        </w:rPr>
+      </w:r>
+      <w:r>
+        <w:rPr>
           <w:b/>
           <w:lang w:val="pt_PT" w:bidi="pt_PT"/>
         </w:rPr>
@@ -14878,6 +16152,20 @@
       </w:r>
       <w:r>
         <w:rPr>
+          <w:lang w:val="pt_PT" w:bidi="pt_PT"/>
+        </w:rPr>
+        <w:t>וְ⁠ק֥וֹל הַ⁠תּ֖וֹר נִשְׁמַ֥ע</w:t>
+      </w:r>
+    </w:p>
+    <w:p>
+      <w:pPr/>
+      <w:r>
+        <w:rPr>
+          <w:lang w:val="pt_PT" w:bidi="pt_PT"/>
+        </w:rPr>
+      </w:r>
+      <w:r>
+        <w:rPr>
           <w:b/>
           <w:lang w:val="pt_PT" w:bidi="pt_PT"/>
         </w:rPr>
@@ -14961,6 +16249,20 @@
       </w:r>
       <w:r>
         <w:rPr>
+          <w:lang w:val="pt_PT" w:bidi="pt_PT"/>
+        </w:rPr>
+        <w:t>הַ⁠תְּאֵנָה֙ חָֽנְטָ֣ה פַגֶּ֔י⁠הָ</w:t>
+      </w:r>
+    </w:p>
+    <w:p>
+      <w:pPr/>
+      <w:r>
+        <w:rPr>
+          <w:lang w:val="pt_PT" w:bidi="pt_PT"/>
+        </w:rPr>
+      </w:r>
+      <w:r>
+        <w:rPr>
           <w:b/>
           <w:lang w:val="pt_PT" w:bidi="pt_PT"/>
         </w:rPr>
@@ -15044,6 +16346,20 @@
       </w:r>
       <w:r>
         <w:rPr>
+          <w:lang w:val="pt_PT" w:bidi="pt_PT"/>
+        </w:rPr>
+        <w:t>וְ⁠הַ⁠גְּפָנִ֥ים ׀ סְמָדַ֖ר</w:t>
+      </w:r>
+    </w:p>
+    <w:p>
+      <w:pPr/>
+      <w:r>
+        <w:rPr>
+          <w:lang w:val="pt_PT" w:bidi="pt_PT"/>
+        </w:rPr>
+      </w:r>
+      <w:r>
+        <w:rPr>
           <w:b/>
           <w:lang w:val="pt_PT" w:bidi="pt_PT"/>
         </w:rPr>
@@ -15107,6 +16423,20 @@
       </w:r>
       <w:r>
         <w:rPr>
+          <w:lang w:val="pt_PT" w:bidi="pt_PT"/>
+        </w:rPr>
+        <w:t>נָ֣תְנוּ רֵ֑יחַ</w:t>
+      </w:r>
+    </w:p>
+    <w:p>
+      <w:pPr/>
+      <w:r>
+        <w:rPr>
+          <w:lang w:val="pt_PT" w:bidi="pt_PT"/>
+        </w:rPr>
+      </w:r>
+      <w:r>
+        <w:rPr>
           <w:b/>
           <w:lang w:val="pt_PT" w:bidi="pt_PT"/>
         </w:rPr>
@@ -15179,6 +16509,20 @@
         <w:rPr>
           <w:lang w:val="pt_PT" w:bidi="pt_PT"/>
         </w:rPr>
+      </w:r>
+    </w:p>
+    <w:p>
+      <w:pPr/>
+      <w:r>
+        <w:rPr>
+          <w:lang w:val="pt_PT" w:bidi="pt_PT"/>
+        </w:rPr>
+      </w:r>
+      <w:r>
+        <w:rPr>
+          <w:lang w:val="pt_PT" w:bidi="pt_PT"/>
+        </w:rPr>
+        <w:t>ק֥וּמִי לכי רַעְיָתִ֥⁠י יָפָתִ֖⁠י וּ⁠לְכִי־לָֽ⁠ךְ</w:t>
       </w:r>
     </w:p>
     <w:p>
@@ -15291,6 +16635,20 @@
       </w:r>
       <w:r>
         <w:rPr>
+          <w:lang w:val="pt_PT" w:bidi="pt_PT"/>
+        </w:rPr>
+        <w:t>יוֹנָתִ֞⁠י</w:t>
+      </w:r>
+    </w:p>
+    <w:p>
+      <w:pPr/>
+      <w:r>
+        <w:rPr>
+          <w:lang w:val="pt_PT" w:bidi="pt_PT"/>
+        </w:rPr>
+      </w:r>
+      <w:r>
+        <w:rPr>
           <w:b/>
           <w:lang w:val="pt_PT" w:bidi="pt_PT"/>
         </w:rPr>
@@ -15374,6 +16732,20 @@
       </w:r>
       <w:r>
         <w:rPr>
+          <w:lang w:val="pt_PT" w:bidi="pt_PT"/>
+        </w:rPr>
+        <w:t>יוֹנָתִ֞⁠י בְּ⁠חַגְוֵ֣י הַ⁠סֶּ֗לַע בְּ⁠סֵ֨תֶר֙ הַ⁠מַּדְרֵגָ֔ה</w:t>
+      </w:r>
+    </w:p>
+    <w:p>
+      <w:pPr/>
+      <w:r>
+        <w:rPr>
+          <w:lang w:val="pt_PT" w:bidi="pt_PT"/>
+        </w:rPr>
+      </w:r>
+      <w:r>
+        <w:rPr>
           <w:b/>
           <w:lang w:val="pt_PT" w:bidi="pt_PT"/>
         </w:rPr>
@@ -15470,6 +16842,20 @@
       </w:r>
       <w:r>
         <w:rPr>
+          <w:lang w:val="pt_PT" w:bidi="pt_PT"/>
+        </w:rPr>
+        <w:t>בְּ⁠חַגְוֵ֣י הַ⁠סֶּ֗לַע בְּ⁠סֵ֨תֶר֙ הַ⁠מַּדְרֵגָ֔ה</w:t>
+      </w:r>
+    </w:p>
+    <w:p>
+      <w:pPr/>
+      <w:r>
+        <w:rPr>
+          <w:lang w:val="pt_PT" w:bidi="pt_PT"/>
+        </w:rPr>
+      </w:r>
+      <w:r>
+        <w:rPr>
           <w:b/>
           <w:lang w:val="pt_PT" w:bidi="pt_PT"/>
         </w:rPr>
@@ -15616,6 +17002,20 @@
       </w:r>
       <w:r>
         <w:rPr>
+          <w:lang w:val="pt_PT" w:bidi="pt_PT"/>
+        </w:rPr>
+        <w:t>הַרְאִ֨י⁠נִי֙ אֶתּ־מַרְאַ֔יִ⁠ךְ הַשְׁמִיעִ֖י⁠נִי אֶת־קוֹלֵ֑⁠ךְ כִּי־קוֹלֵ֥⁠ךְ עָרֵ֖ב וּ⁠מַרְאֵ֥י⁠ךְ נָאוֶֽה</w:t>
+      </w:r>
+    </w:p>
+    <w:p>
+      <w:pPr/>
+      <w:r>
+        <w:rPr>
+          <w:lang w:val="pt_PT" w:bidi="pt_PT"/>
+        </w:rPr>
+      </w:r>
+      <w:r>
+        <w:rPr>
           <w:b/>
           <w:lang w:val="pt_PT" w:bidi="pt_PT"/>
         </w:rPr>
@@ -15699,6 +17099,20 @@
       </w:r>
       <w:r>
         <w:rPr>
+          <w:lang w:val="pt_PT" w:bidi="pt_PT"/>
+        </w:rPr>
+        <w:t>הַרְאִ֨י⁠נִי֙ אֶתּ־מַרְאַ֔יִ⁠ךְ הַשְׁמִיעִ֖י⁠נִי</w:t>
+      </w:r>
+    </w:p>
+    <w:p>
+      <w:pPr/>
+      <w:r>
+        <w:rPr>
+          <w:lang w:val="pt_PT" w:bidi="pt_PT"/>
+        </w:rPr>
+      </w:r>
+      <w:r>
+        <w:rPr>
           <w:b/>
           <w:lang w:val="pt_PT" w:bidi="pt_PT"/>
         </w:rPr>
@@ -15808,6 +17222,20 @@
       </w:r>
       <w:r>
         <w:rPr>
+          <w:lang w:val="pt_PT" w:bidi="pt_PT"/>
+        </w:rPr>
+        <w:t>קוֹלֵ֥⁠ךְ עָרֵ֖ב</w:t>
+      </w:r>
+    </w:p>
+    <w:p>
+      <w:pPr/>
+      <w:r>
+        <w:rPr>
+          <w:lang w:val="pt_PT" w:bidi="pt_PT"/>
+        </w:rPr>
+      </w:r>
+      <w:r>
+        <w:rPr>
           <w:b/>
           <w:lang w:val="pt_PT" w:bidi="pt_PT"/>
         </w:rPr>
@@ -15871,6 +17299,20 @@
       </w:r>
       <w:r>
         <w:rPr>
+          <w:lang w:val="pt_PT" w:bidi="pt_PT"/>
+        </w:rPr>
+        <w:t>אֶֽחֱזוּ־לָ֨⁠נוּ֙ שֽׁוּעָלִ֔ים שֽׁוּעָלִ֥ים קְטַנִּ֖ים מְחַבְּלִ֣ים כְּרָמִ֑ים וּ⁠כְרָמֵ֖י⁠נוּ סְמָדַֽר</w:t>
+      </w:r>
+    </w:p>
+    <w:p>
+      <w:pPr/>
+      <w:r>
+        <w:rPr>
+          <w:lang w:val="pt_PT" w:bidi="pt_PT"/>
+        </w:rPr>
+      </w:r>
+      <w:r>
+        <w:rPr>
           <w:b/>
           <w:lang w:val="pt_PT" w:bidi="pt_PT"/>
         </w:rPr>
@@ -16152,6 +17594,20 @@
       </w:r>
       <w:r>
         <w:rPr>
+          <w:lang w:val="pt_PT" w:bidi="pt_PT"/>
+        </w:rPr>
+        <w:t>לָ֨⁠נוּ֙ &amp; וּ⁠כְרָמֵ֖י⁠נוּ</w:t>
+      </w:r>
+    </w:p>
+    <w:p>
+      <w:pPr/>
+      <w:r>
+        <w:rPr>
+          <w:lang w:val="pt_PT" w:bidi="pt_PT"/>
+        </w:rPr>
+      </w:r>
+      <w:r>
+        <w:rPr>
           <w:b/>
           <w:lang w:val="pt_PT" w:bidi="pt_PT"/>
         </w:rPr>
@@ -16248,6 +17704,20 @@
       </w:r>
       <w:r>
         <w:rPr>
+          <w:lang w:val="pt_PT" w:bidi="pt_PT"/>
+        </w:rPr>
+        <w:t>וּ⁠כְרָמֵ֖י⁠נוּ סְמָדַֽר</w:t>
+      </w:r>
+    </w:p>
+    <w:p>
+      <w:pPr/>
+      <w:r>
+        <w:rPr>
+          <w:lang w:val="pt_PT" w:bidi="pt_PT"/>
+        </w:rPr>
+      </w:r>
+      <w:r>
+        <w:rPr>
           <w:b/>
           <w:lang w:val="pt_PT" w:bidi="pt_PT"/>
         </w:rPr>
@@ -16325,6 +17795,20 @@
       </w:r>
       <w:r>
         <w:rPr>
+          <w:lang w:val="pt_PT" w:bidi="pt_PT"/>
+        </w:rPr>
+        <w:t>דּוֹדִ֥⁠י לִ⁠י֙ וַ⁠אֲנִ֣י ל֔⁠וֹ</w:t>
+      </w:r>
+    </w:p>
+    <w:p>
+      <w:pPr/>
+      <w:r>
+        <w:rPr>
+          <w:lang w:val="pt_PT" w:bidi="pt_PT"/>
+        </w:rPr>
+      </w:r>
+      <w:r>
+        <w:rPr>
           <w:b/>
           <w:lang w:val="pt_PT" w:bidi="pt_PT"/>
         </w:rPr>
@@ -16488,6 +17972,20 @@
         <w:rPr>
           <w:lang w:val="pt_PT" w:bidi="pt_PT"/>
         </w:rPr>
+      </w:r>
+    </w:p>
+    <w:p>
+      <w:pPr/>
+      <w:r>
+        <w:rPr>
+          <w:lang w:val="pt_PT" w:bidi="pt_PT"/>
+        </w:rPr>
+      </w:r>
+      <w:r>
+        <w:rPr>
+          <w:lang w:val="pt_PT" w:bidi="pt_PT"/>
+        </w:rPr>
+        <w:t>הָ⁠רֹעֶ֖ה בַּ⁠שּׁוֹשַׁנִּֽים</w:t>
       </w:r>
     </w:p>
     <w:p>
@@ -16921,6 +18419,20 @@
       </w:r>
       <w:r>
         <w:rPr>
+          <w:lang w:val="pt_PT" w:bidi="pt_PT"/>
+        </w:rPr>
+        <w:t>וְ⁠נָ֖סוּ הַ⁠צְּלָלִ֑ים</w:t>
+      </w:r>
+    </w:p>
+    <w:p>
+      <w:pPr/>
+      <w:r>
+        <w:rPr>
+          <w:lang w:val="pt_PT" w:bidi="pt_PT"/>
+        </w:rPr>
+      </w:r>
+      <w:r>
+        <w:rPr>
           <w:b/>
           <w:lang w:val="pt_PT" w:bidi="pt_PT"/>
         </w:rPr>
@@ -17018,6 +18530,20 @@
       </w:r>
       <w:r>
         <w:rPr>
+          <w:lang w:val="pt_PT" w:bidi="pt_PT"/>
+        </w:rPr>
+        <w:t>סֹב֩ דְּמֵה־לְ⁠ךָ֨ דוֹדִ֜⁠י</w:t>
+      </w:r>
+    </w:p>
+    <w:p>
+      <w:pPr/>
+      <w:r>
+        <w:rPr>
+          <w:lang w:val="pt_PT" w:bidi="pt_PT"/>
+        </w:rPr>
+      </w:r>
+      <w:r>
+        <w:rPr>
           <w:b/>
           <w:lang w:val="pt_PT" w:bidi="pt_PT"/>
         </w:rPr>
@@ -17084,6 +18610,20 @@
         <w:rPr>
           <w:lang w:val="pt_PT" w:bidi="pt_PT"/>
         </w:rPr>
+      </w:r>
+    </w:p>
+    <w:p>
+      <w:pPr/>
+      <w:r>
+        <w:rPr>
+          <w:lang w:val="pt_PT" w:bidi="pt_PT"/>
+        </w:rPr>
+      </w:r>
+      <w:r>
+        <w:rPr>
+          <w:lang w:val="pt_PT" w:bidi="pt_PT"/>
+        </w:rPr>
+        <w:t>לִ⁠צְבִ֗י</w:t>
       </w:r>
     </w:p>
     <w:p>
@@ -17623,6 +19163,20 @@
       </w:r>
       <w:r>
         <w:rPr>
+          <w:lang w:val="pt_PT" w:bidi="pt_PT"/>
+        </w:rPr>
+        <w:t>בַּ⁠לֵּיל֔וֹת</w:t>
+      </w:r>
+    </w:p>
+    <w:p>
+      <w:pPr/>
+      <w:r>
+        <w:rPr>
+          <w:lang w:val="pt_PT" w:bidi="pt_PT"/>
+        </w:rPr>
+      </w:r>
+      <w:r>
+        <w:rPr>
           <w:b/>
           <w:lang w:val="pt_PT" w:bidi="pt_PT"/>
         </w:rPr>
@@ -17732,6 +19286,20 @@
       </w:r>
       <w:r>
         <w:rPr>
+          <w:lang w:val="pt_PT" w:bidi="pt_PT"/>
+        </w:rPr>
+        <w:t>בִּקַּ֕שְׁתִּי אֵ֥ת שֶׁ⁠אָהֲבָ֖ה נַפְשִׁ֑⁠י בִּקַּשְׁתִּ֖י⁠ו</w:t>
+      </w:r>
+    </w:p>
+    <w:p>
+      <w:pPr/>
+      <w:r>
+        <w:rPr>
+          <w:lang w:val="pt_PT" w:bidi="pt_PT"/>
+        </w:rPr>
+      </w:r>
+      <w:r>
+        <w:rPr>
           <w:b/>
           <w:lang w:val="pt_PT" w:bidi="pt_PT"/>
         </w:rPr>
@@ -17831,6 +19399,20 @@
         <w:rPr>
           <w:lang w:val="pt_PT" w:bidi="pt_PT"/>
         </w:rPr>
+      </w:r>
+    </w:p>
+    <w:p>
+      <w:pPr/>
+      <w:r>
+        <w:rPr>
+          <w:lang w:val="pt_PT" w:bidi="pt_PT"/>
+        </w:rPr>
+      </w:r>
+      <w:r>
+        <w:rPr>
+          <w:lang w:val="pt_PT" w:bidi="pt_PT"/>
+        </w:rPr>
+        <w:t>אֵ֥ת שֶׁ⁠אָהֲבָ֖ה נַפְשִׁ֑⁠י</w:t>
       </w:r>
     </w:p>
     <w:p>
@@ -18040,6 +19622,20 @@
       </w:r>
       <w:r>
         <w:rPr>
+          <w:lang w:val="pt_PT" w:bidi="pt_PT"/>
+        </w:rPr>
+        <w:t>וַ⁠אֲסוֹבְבָ֣ה בָ⁠עִ֗יר</w:t>
+      </w:r>
+    </w:p>
+    <w:p>
+      <w:pPr/>
+      <w:r>
+        <w:rPr>
+          <w:lang w:val="pt_PT" w:bidi="pt_PT"/>
+        </w:rPr>
+      </w:r>
+      <w:r>
+        <w:rPr>
           <w:b/>
           <w:lang w:val="pt_PT" w:bidi="pt_PT"/>
         </w:rPr>
@@ -18103,6 +19699,20 @@
       </w:r>
       <w:r>
         <w:rPr>
+          <w:lang w:val="pt_PT" w:bidi="pt_PT"/>
+        </w:rPr>
+        <w:t>וּ⁠בָ֣⁠רְחֹב֔וֹת</w:t>
+      </w:r>
+    </w:p>
+    <w:p>
+      <w:pPr/>
+      <w:r>
+        <w:rPr>
+          <w:lang w:val="pt_PT" w:bidi="pt_PT"/>
+        </w:rPr>
+      </w:r>
+      <w:r>
+        <w:rPr>
           <w:b/>
           <w:lang w:val="pt_PT" w:bidi="pt_PT"/>
         </w:rPr>
@@ -18199,6 +19809,20 @@
       </w:r>
       <w:r>
         <w:rPr>
+          <w:lang w:val="pt_PT" w:bidi="pt_PT"/>
+        </w:rPr>
+        <w:t>אֲבַקְשָׁ֕ה &amp; בִּקַּשְׁתִּ֖י⁠ו</w:t>
+      </w:r>
+    </w:p>
+    <w:p>
+      <w:pPr/>
+      <w:r>
+        <w:rPr>
+          <w:lang w:val="pt_PT" w:bidi="pt_PT"/>
+        </w:rPr>
+      </w:r>
+      <w:r>
+        <w:rPr>
           <w:b/>
           <w:lang w:val="pt_PT" w:bidi="pt_PT"/>
         </w:rPr>
@@ -18264,6 +19888,20 @@
         <w:rPr>
           <w:lang w:val="pt_PT" w:bidi="pt_PT"/>
         </w:rPr>
+      </w:r>
+    </w:p>
+    <w:p>
+      <w:pPr/>
+      <w:r>
+        <w:rPr>
+          <w:lang w:val="pt_PT" w:bidi="pt_PT"/>
+        </w:rPr>
+      </w:r>
+      <w:r>
+        <w:rPr>
+          <w:lang w:val="pt_PT" w:bidi="pt_PT"/>
+        </w:rPr>
+        <w:t>אֵ֥ת שֶׁ⁠אָהֲבָ֖ה נַפְשִׁ֑⁠י</w:t>
       </w:r>
     </w:p>
     <w:p>
@@ -18376,6 +20014,20 @@
       </w:r>
       <w:r>
         <w:rPr>
+          <w:lang w:val="pt_PT" w:bidi="pt_PT"/>
+        </w:rPr>
+        <w:t>הַ⁠שֹּׁ֣מְרִ֔ים</w:t>
+      </w:r>
+    </w:p>
+    <w:p>
+      <w:pPr/>
+      <w:r>
+        <w:rPr>
+          <w:lang w:val="pt_PT" w:bidi="pt_PT"/>
+        </w:rPr>
+      </w:r>
+      <w:r>
+        <w:rPr>
           <w:b/>
           <w:lang w:val="pt_PT" w:bidi="pt_PT"/>
         </w:rPr>
@@ -18557,6 +20209,20 @@
         <w:rPr>
           <w:lang w:val="pt_PT" w:bidi="pt_PT"/>
         </w:rPr>
+      </w:r>
+    </w:p>
+    <w:p>
+      <w:pPr/>
+      <w:r>
+        <w:rPr>
+          <w:lang w:val="pt_PT" w:bidi="pt_PT"/>
+        </w:rPr>
+      </w:r>
+      <w:r>
+        <w:rPr>
+          <w:lang w:val="pt_PT" w:bidi="pt_PT"/>
+        </w:rPr>
+        <w:t>אֵ֛ת שֶׁ⁠אָהֲבָ֥ה נַפְשִׁ֖⁠י</w:t>
       </w:r>
     </w:p>
     <w:p>
@@ -18669,6 +20335,20 @@
       </w:r>
       <w:r>
         <w:rPr>
+          <w:lang w:val="pt_PT" w:bidi="pt_PT"/>
+        </w:rPr>
+        <w:t>אֵ֛ת שֶׁ⁠אָהֲבָ֥ה נַפְשִׁ֖⁠י רְאִיתֶֽם</w:t>
+      </w:r>
+    </w:p>
+    <w:p>
+      <w:pPr/>
+      <w:r>
+        <w:rPr>
+          <w:lang w:val="pt_PT" w:bidi="pt_PT"/>
+        </w:rPr>
+      </w:r>
+      <w:r>
+        <w:rPr>
           <w:b/>
           <w:lang w:val="pt_PT" w:bidi="pt_PT"/>
         </w:rPr>
@@ -18732,6 +20412,20 @@
       </w:r>
       <w:r>
         <w:rPr>
+          <w:lang w:val="pt_PT" w:bidi="pt_PT"/>
+        </w:rPr>
+        <w:t>כִּ⁠מְעַט֙</w:t>
+      </w:r>
+    </w:p>
+    <w:p>
+      <w:pPr/>
+      <w:r>
+        <w:rPr>
+          <w:lang w:val="pt_PT" w:bidi="pt_PT"/>
+        </w:rPr>
+      </w:r>
+      <w:r>
+        <w:rPr>
           <w:b/>
           <w:lang w:val="pt_PT" w:bidi="pt_PT"/>
         </w:rPr>
@@ -18784,6 +20478,20 @@
         <w:rPr>
           <w:lang w:val="pt_PT" w:bidi="pt_PT"/>
         </w:rPr>
+      </w:r>
+    </w:p>
+    <w:p>
+      <w:pPr/>
+      <w:r>
+        <w:rPr>
+          <w:lang w:val="pt_PT" w:bidi="pt_PT"/>
+        </w:rPr>
+      </w:r>
+      <w:r>
+        <w:rPr>
+          <w:lang w:val="pt_PT" w:bidi="pt_PT"/>
+        </w:rPr>
+        <w:t>אֵ֥ת שֶׁ⁠אָהֲבָ֖ה נַפְשִׁ֑⁠י</w:t>
       </w:r>
     </w:p>
     <w:p>
@@ -18896,6 +20604,20 @@
       </w:r>
       <w:r>
         <w:rPr>
+          <w:lang w:val="pt_PT" w:bidi="pt_PT"/>
+        </w:rPr>
+        <w:t>שֶׁ֤⁠הֲבֵיאתִי⁠ו֙</w:t>
+      </w:r>
+    </w:p>
+    <w:p>
+      <w:pPr/>
+      <w:r>
+        <w:rPr>
+          <w:lang w:val="pt_PT" w:bidi="pt_PT"/>
+        </w:rPr>
+      </w:r>
+      <w:r>
+        <w:rPr>
           <w:b/>
           <w:lang w:val="pt_PT" w:bidi="pt_PT"/>
         </w:rPr>
@@ -18968,6 +20690,20 @@
         <w:rPr>
           <w:lang w:val="pt_PT" w:bidi="pt_PT"/>
         </w:rPr>
+      </w:r>
+    </w:p>
+    <w:p>
+      <w:pPr/>
+      <w:r>
+        <w:rPr>
+          <w:lang w:val="pt_PT" w:bidi="pt_PT"/>
+        </w:rPr>
+      </w:r>
+      <w:r>
+        <w:rPr>
+          <w:lang w:val="pt_PT" w:bidi="pt_PT"/>
+        </w:rPr>
+        <w:t>שֶׁ֤⁠הֲבֵיאתִי⁠ו֙ אֶל־בֵּ֣ית אִמִּ֔⁠י וְ⁠אֶל־חֶ֖דֶר הוֹרָתִֽ⁠י</w:t>
       </w:r>
     </w:p>
     <w:p>
@@ -19191,6 +20927,20 @@
       </w:r>
       <w:r>
         <w:rPr>
+          <w:lang w:val="pt_PT" w:bidi="pt_PT"/>
+        </w:rPr>
+        <w:t>מִ֣י זֹ֗את עֹלָה֙ מִן־הַ⁠מִּדְבָּ֔ר כְּ⁠תִֽימֲר֖וֹת עָשָׁ֑ן מְקֻטֶּ֤רֶת מוֹר֙ וּ⁠לְבוֹנָ֔ה מִ⁠כֹּ֖ל אַבְקַ֥ת רוֹכֵֽל</w:t>
+      </w:r>
+    </w:p>
+    <w:p>
+      <w:pPr/>
+      <w:r>
+        <w:rPr>
+          <w:lang w:val="pt_PT" w:bidi="pt_PT"/>
+        </w:rPr>
+      </w:r>
+      <w:r>
+        <w:rPr>
           <w:b/>
           <w:lang w:val="pt_PT" w:bidi="pt_PT"/>
         </w:rPr>
@@ -19301,6 +21051,20 @@
       </w:r>
       <w:r>
         <w:rPr>
+          <w:lang w:val="pt_PT" w:bidi="pt_PT"/>
+        </w:rPr>
+        <w:t>זֹ֗את עֹלָה֙ מִן־הַ⁠מִּדְבָּ֔ר</w:t>
+      </w:r>
+    </w:p>
+    <w:p>
+      <w:pPr/>
+      <w:r>
+        <w:rPr>
+          <w:lang w:val="pt_PT" w:bidi="pt_PT"/>
+        </w:rPr>
+      </w:r>
+      <w:r>
+        <w:rPr>
           <w:b/>
           <w:lang w:val="pt_PT" w:bidi="pt_PT"/>
         </w:rPr>
@@ -19533,6 +21297,20 @@
       </w:r>
       <w:r>
         <w:rPr>
+          <w:lang w:val="pt_PT" w:bidi="pt_PT"/>
+        </w:rPr>
+        <w:t>עֹלָה֙</w:t>
+      </w:r>
+    </w:p>
+    <w:p>
+      <w:pPr/>
+      <w:r>
+        <w:rPr>
+          <w:lang w:val="pt_PT" w:bidi="pt_PT"/>
+        </w:rPr>
+      </w:r>
+      <w:r>
+        <w:rPr>
           <w:b/>
           <w:lang w:val="pt_PT" w:bidi="pt_PT"/>
         </w:rPr>
@@ -19629,6 +21407,20 @@
       </w:r>
       <w:r>
         <w:rPr>
+          <w:lang w:val="pt_PT" w:bidi="pt_PT"/>
+        </w:rPr>
+        <w:t>כְּ⁠תִֽימֲר֖וֹת עָשָׁ֑ן מְקֻטֶּ֤רֶת מוֹר֙ וּ⁠לְבוֹנָ֔ה</w:t>
+      </w:r>
+    </w:p>
+    <w:p>
+      <w:pPr/>
+      <w:r>
+        <w:rPr>
+          <w:lang w:val="pt_PT" w:bidi="pt_PT"/>
+        </w:rPr>
+      </w:r>
+      <w:r>
+        <w:rPr>
           <w:b/>
           <w:lang w:val="pt_PT" w:bidi="pt_PT"/>
         </w:rPr>
@@ -19739,6 +21531,20 @@
       </w:r>
       <w:r>
         <w:rPr>
+          <w:lang w:val="pt_PT" w:bidi="pt_PT"/>
+        </w:rPr>
+        <w:t>כְּ⁠תִֽימֲר֖וֹת עָשָׁ֑ן מְקֻטֶּ֤רֶת מוֹר֙ וּ⁠לְבוֹנָ֔ה</w:t>
+      </w:r>
+    </w:p>
+    <w:p>
+      <w:pPr/>
+      <w:r>
+        <w:rPr>
+          <w:lang w:val="pt_PT" w:bidi="pt_PT"/>
+        </w:rPr>
+      </w:r>
+      <w:r>
+        <w:rPr>
           <w:b/>
           <w:lang w:val="pt_PT" w:bidi="pt_PT"/>
         </w:rPr>
@@ -19861,6 +21667,20 @@
       </w:r>
       <w:r>
         <w:rPr>
+          <w:lang w:val="pt_PT" w:bidi="pt_PT"/>
+        </w:rPr>
+        <w:t>מְקֻטֶּ֤רֶת</w:t>
+      </w:r>
+    </w:p>
+    <w:p>
+      <w:pPr/>
+      <w:r>
+        <w:rPr>
+          <w:lang w:val="pt_PT" w:bidi="pt_PT"/>
+        </w:rPr>
+      </w:r>
+      <w:r>
+        <w:rPr>
           <w:b/>
           <w:lang w:val="pt_PT" w:bidi="pt_PT"/>
         </w:rPr>
@@ -19944,6 +21764,20 @@
       </w:r>
       <w:r>
         <w:rPr>
+          <w:lang w:val="pt_PT" w:bidi="pt_PT"/>
+        </w:rPr>
+        <w:t>מוֹר֙</w:t>
+      </w:r>
+    </w:p>
+    <w:p>
+      <w:pPr/>
+      <w:r>
+        <w:rPr>
+          <w:lang w:val="pt_PT" w:bidi="pt_PT"/>
+        </w:rPr>
+      </w:r>
+      <w:r>
+        <w:rPr>
           <w:b/>
           <w:lang w:val="pt_PT" w:bidi="pt_PT"/>
         </w:rPr>
@@ -20007,6 +21841,20 @@
       </w:r>
       <w:r>
         <w:rPr>
+          <w:lang w:val="pt_PT" w:bidi="pt_PT"/>
+        </w:rPr>
+        <w:t>מִ⁠כֹּ֖ל אַבְקַ֥ת רוֹכֵֽל</w:t>
+      </w:r>
+    </w:p>
+    <w:p>
+      <w:pPr/>
+      <w:r>
+        <w:rPr>
+          <w:lang w:val="pt_PT" w:bidi="pt_PT"/>
+        </w:rPr>
+      </w:r>
+      <w:r>
+        <w:rPr>
           <w:b/>
           <w:lang w:val="pt_PT" w:bidi="pt_PT"/>
         </w:rPr>
@@ -20272,6 +22120,20 @@
       </w:r>
       <w:r>
         <w:rPr>
+          <w:lang w:val="pt_PT" w:bidi="pt_PT"/>
+        </w:rPr>
+        <w:t>מִטָּת⁠וֹ֙</w:t>
+      </w:r>
+    </w:p>
+    <w:p>
+      <w:pPr/>
+      <w:r>
+        <w:rPr>
+          <w:lang w:val="pt_PT" w:bidi="pt_PT"/>
+        </w:rPr>
+      </w:r>
+      <w:r>
+        <w:rPr>
           <w:b/>
           <w:lang w:val="pt_PT" w:bidi="pt_PT"/>
         </w:rPr>
@@ -20381,6 +22243,20 @@
       </w:r>
       <w:r>
         <w:rPr>
+          <w:lang w:val="pt_PT" w:bidi="pt_PT"/>
+        </w:rPr>
+        <w:t>מִטָּת⁠וֹ֙ שֶׁ⁠לִּ⁠שְׁלֹמֹ֔ה</w:t>
+      </w:r>
+    </w:p>
+    <w:p>
+      <w:pPr/>
+      <w:r>
+        <w:rPr>
+          <w:lang w:val="pt_PT" w:bidi="pt_PT"/>
+        </w:rPr>
+      </w:r>
+      <w:r>
+        <w:rPr>
           <w:b/>
           <w:lang w:val="pt_PT" w:bidi="pt_PT"/>
         </w:rPr>
@@ -20529,6 +22405,20 @@
       </w:r>
       <w:r>
         <w:rPr>
+          <w:lang w:val="pt_PT" w:bidi="pt_PT"/>
+        </w:rPr>
+        <w:t>מְלֻמְּדֵ֖י מִלְחָמָ֑ה</w:t>
+      </w:r>
+    </w:p>
+    <w:p>
+      <w:pPr/>
+      <w:r>
+        <w:rPr>
+          <w:lang w:val="pt_PT" w:bidi="pt_PT"/>
+        </w:rPr>
+      </w:r>
+      <w:r>
+        <w:rPr>
           <w:b/>
           <w:lang w:val="pt_PT" w:bidi="pt_PT"/>
         </w:rPr>
@@ -20592,6 +22482,20 @@
       </w:r>
       <w:r>
         <w:rPr>
+          <w:lang w:val="pt_PT" w:bidi="pt_PT"/>
+        </w:rPr>
+        <w:t>אִ֤ישׁ חַרְבּ⁠וֹ֙ עַל־יְרֵכ֔⁠וֹ מִ⁠פַּ֖חַד בַּ⁠לֵּילּֽוֹת</w:t>
+      </w:r>
+    </w:p>
+    <w:p>
+      <w:pPr/>
+      <w:r>
+        <w:rPr>
+          <w:lang w:val="pt_PT" w:bidi="pt_PT"/>
+        </w:rPr>
+      </w:r>
+      <w:r>
+        <w:rPr>
           <w:b/>
           <w:lang w:val="pt_PT" w:bidi="pt_PT"/>
         </w:rPr>
@@ -20813,6 +22717,20 @@
         <w:rPr>
           <w:lang w:val="pt_PT" w:bidi="pt_PT"/>
         </w:rPr>
+      </w:r>
+    </w:p>
+    <w:p>
+      <w:pPr/>
+      <w:r>
+        <w:rPr>
+          <w:lang w:val="pt_PT" w:bidi="pt_PT"/>
+        </w:rPr>
+      </w:r>
+      <w:r>
+        <w:rPr>
+          <w:lang w:val="pt_PT" w:bidi="pt_PT"/>
+        </w:rPr>
+        <w:t>אַפִּרְי֗וֹן</w:t>
       </w:r>
     </w:p>
     <w:p>
@@ -20995,6 +22913,20 @@
       </w:r>
       <w:r>
         <w:rPr>
+          <w:lang w:val="pt_PT" w:bidi="pt_PT"/>
+        </w:rPr>
+        <w:t>אַפִּרְי֗וֹן עָ֤שָׂה ל⁠וֹ֙ הַ⁠מֶּ֣לֶךְ שְׁלֹמֹ֔ה מֵ⁠עֲצֵ֖י הַ⁠לְּבָנֽוֹן</w:t>
+      </w:r>
+    </w:p>
+    <w:p>
+      <w:pPr/>
+      <w:r>
+        <w:rPr>
+          <w:lang w:val="pt_PT" w:bidi="pt_PT"/>
+        </w:rPr>
+      </w:r>
+      <w:r>
+        <w:rPr>
           <w:b/>
           <w:lang w:val="pt_PT" w:bidi="pt_PT"/>
         </w:rPr>
@@ -21155,6 +23087,20 @@
       </w:r>
       <w:r>
         <w:rPr>
+          <w:lang w:val="pt_PT" w:bidi="pt_PT"/>
+        </w:rPr>
+        <w:t>אַפִּרְי֗וֹן עָ֤שָׂה ל⁠וֹ֙ &amp; עַמּוּדָי⁠ו֙ עָ֣שָׂה כֶ֔סֶף</w:t>
+      </w:r>
+    </w:p>
+    <w:p>
+      <w:pPr/>
+      <w:r>
+        <w:rPr>
+          <w:lang w:val="pt_PT" w:bidi="pt_PT"/>
+        </w:rPr>
+      </w:r>
+      <w:r>
+        <w:rPr>
           <w:b/>
           <w:lang w:val="pt_PT" w:bidi="pt_PT"/>
         </w:rPr>
@@ -21531,6 +23477,20 @@
       </w:r>
       <w:r>
         <w:rPr>
+          <w:lang w:val="pt_PT" w:bidi="pt_PT"/>
+        </w:rPr>
+        <w:t>מֶרְכָּב֖⁠וֹ אַרְגָּמָ֑ן</w:t>
+      </w:r>
+    </w:p>
+    <w:p>
+      <w:pPr/>
+      <w:r>
+        <w:rPr>
+          <w:lang w:val="pt_PT" w:bidi="pt_PT"/>
+        </w:rPr>
+      </w:r>
+      <w:r>
+        <w:rPr>
           <w:b/>
           <w:lang w:val="pt_PT" w:bidi="pt_PT"/>
         </w:rPr>
@@ -21608,6 +23568,20 @@
       </w:r>
       <w:r>
         <w:rPr>
+          <w:lang w:val="pt_PT" w:bidi="pt_PT"/>
+        </w:rPr>
+        <w:t>תּוֹכ⁠וֹ֙ רָצ֣וּף אַהֲבָ֔ה מִ⁠בְּנ֖וֹת יְרוּשָׁלִָֽם</w:t>
+      </w:r>
+    </w:p>
+    <w:p>
+      <w:pPr/>
+      <w:r>
+        <w:rPr>
+          <w:lang w:val="pt_PT" w:bidi="pt_PT"/>
+        </w:rPr>
+      </w:r>
+      <w:r>
+        <w:rPr>
           <w:b/>
           <w:lang w:val="pt_PT" w:bidi="pt_PT"/>
         </w:rPr>
@@ -21776,6 +23750,20 @@
         <w:rPr>
           <w:lang w:val="pt_PT" w:bidi="pt_PT"/>
         </w:rPr>
+      </w:r>
+    </w:p>
+    <w:p>
+      <w:pPr/>
+      <w:r>
+        <w:rPr>
+          <w:lang w:val="pt_PT" w:bidi="pt_PT"/>
+        </w:rPr>
+      </w:r>
+      <w:r>
+        <w:rPr>
+          <w:lang w:val="pt_PT" w:bidi="pt_PT"/>
+        </w:rPr>
+        <w:t>תּוֹכ⁠וֹ֙ רָצ֣וּף אַהֲבָ֔ה מִ⁠בְּנ֖וֹת יְרוּשָׁלִָֽם</w:t>
       </w:r>
     </w:p>
     <w:p>
@@ -21964,6 +23952,20 @@
       </w:r>
       <w:r>
         <w:rPr>
+          <w:lang w:val="pt_PT" w:bidi="pt_PT"/>
+        </w:rPr>
+        <w:t>צְאֶ֧ינָה</w:t>
+      </w:r>
+    </w:p>
+    <w:p>
+      <w:pPr/>
+      <w:r>
+        <w:rPr>
+          <w:lang w:val="pt_PT" w:bidi="pt_PT"/>
+        </w:rPr>
+      </w:r>
+      <w:r>
+        <w:rPr>
           <w:b/>
           <w:lang w:val="pt_PT" w:bidi="pt_PT"/>
         </w:rPr>
@@ -22049,6 +24051,20 @@
         <w:rPr>
           <w:lang w:val="pt_PT" w:bidi="pt_PT"/>
         </w:rPr>
+      </w:r>
+    </w:p>
+    <w:p>
+      <w:pPr/>
+      <w:r>
+        <w:rPr>
+          <w:lang w:val="pt_PT" w:bidi="pt_PT"/>
+        </w:rPr>
+      </w:r>
+      <w:r>
+        <w:rPr>
+          <w:lang w:val="pt_PT" w:bidi="pt_PT"/>
+        </w:rPr>
+        <w:t>בְּנ֥וֹת צִיּ֖וֹן</w:t>
       </w:r>
     </w:p>
     <w:p>
@@ -22203,6 +24219,20 @@
       </w:r>
       <w:r>
         <w:rPr>
+          <w:lang w:val="pt_PT" w:bidi="pt_PT"/>
+        </w:rPr>
+        <w:t>בְּ⁠י֣וֹם חֲתֻנָּת֔⁠וֹ וּ⁠בְ⁠י֖וֹם שִׂמְחַ֥ת לִבּֽ⁠וֹ</w:t>
+      </w:r>
+    </w:p>
+    <w:p>
+      <w:pPr/>
+      <w:r>
+        <w:rPr>
+          <w:lang w:val="pt_PT" w:bidi="pt_PT"/>
+        </w:rPr>
+      </w:r>
+      <w:r>
+        <w:rPr>
           <w:b/>
           <w:lang w:val="pt_PT" w:bidi="pt_PT"/>
         </w:rPr>
@@ -22275,6 +24305,20 @@
         <w:rPr>
           <w:lang w:val="pt_PT" w:bidi="pt_PT"/>
         </w:rPr>
+      </w:r>
+    </w:p>
+    <w:p>
+      <w:pPr/>
+      <w:r>
+        <w:rPr>
+          <w:lang w:val="pt_PT" w:bidi="pt_PT"/>
+        </w:rPr>
+      </w:r>
+      <w:r>
+        <w:rPr>
+          <w:lang w:val="pt_PT" w:bidi="pt_PT"/>
+        </w:rPr>
+        <w:t>וּ⁠בְ⁠י֖וֹם שִׂמְחַ֥ת לִבּֽ⁠וֹ</w:t>
       </w:r>
     </w:p>
     <w:p>
@@ -23168,6 +25212,20 @@
       </w:r>
       <w:r>
         <w:rPr>
+          <w:lang w:val="pt_PT" w:bidi="pt_PT"/>
+        </w:rPr>
+        <w:t>שַׂעְרֵ⁠ךְ֙ כְּ⁠עֵ֣דֶר הָֽ⁠עִזִּ֔ים שֶׁ⁠גָּלְשׁ֖וּ מֵ⁠הַ֥ר גִּלְעָֽד</w:t>
+      </w:r>
+    </w:p>
+    <w:p>
+      <w:pPr/>
+      <w:r>
+        <w:rPr>
+          <w:lang w:val="pt_PT" w:bidi="pt_PT"/>
+        </w:rPr>
+      </w:r>
+      <w:r>
+        <w:rPr>
           <w:b/>
           <w:lang w:val="pt_PT" w:bidi="pt_PT"/>
         </w:rPr>
@@ -23401,6 +25459,20 @@
       </w:r>
       <w:r>
         <w:rPr>
+          <w:lang w:val="pt_PT" w:bidi="pt_PT"/>
+        </w:rPr>
+        <w:t>הַ⁠קְּצוּב֔וֹת</w:t>
+      </w:r>
+    </w:p>
+    <w:p>
+      <w:pPr/>
+      <w:r>
+        <w:rPr>
+          <w:lang w:val="pt_PT" w:bidi="pt_PT"/>
+        </w:rPr>
+      </w:r>
+      <w:r>
+        <w:rPr>
           <w:b/>
           <w:lang w:val="pt_PT" w:bidi="pt_PT"/>
         </w:rPr>
@@ -23498,6 +25570,20 @@
       </w:r>
       <w:r>
         <w:rPr>
+          <w:lang w:val="pt_PT" w:bidi="pt_PT"/>
+        </w:rPr>
+        <w:t>מַתְאִימ֔וֹת</w:t>
+      </w:r>
+    </w:p>
+    <w:p>
+      <w:pPr/>
+      <w:r>
+        <w:rPr>
+          <w:lang w:val="pt_PT" w:bidi="pt_PT"/>
+        </w:rPr>
+      </w:r>
+      <w:r>
+        <w:rPr>
           <w:b/>
           <w:lang w:val="pt_PT" w:bidi="pt_PT"/>
         </w:rPr>
@@ -23705,6 +25791,20 @@
       </w:r>
       <w:r>
         <w:rPr>
+          <w:lang w:val="pt_PT" w:bidi="pt_PT"/>
+        </w:rPr>
+        <w:t>וְ⁠שַׁכֻּלָ֖ה אֵ֥ין בָּ⁠הֶֽם</w:t>
+      </w:r>
+    </w:p>
+    <w:p>
+      <w:pPr/>
+      <w:r>
+        <w:rPr>
+          <w:lang w:val="pt_PT" w:bidi="pt_PT"/>
+        </w:rPr>
+      </w:r>
+      <w:r>
+        <w:rPr>
           <w:b/>
           <w:lang w:val="pt_PT" w:bidi="pt_PT"/>
         </w:rPr>
@@ -23879,6 +25979,20 @@
       </w:r>
       <w:r>
         <w:rPr>
+          <w:lang w:val="pt_PT" w:bidi="pt_PT"/>
+        </w:rPr>
+        <w:t>כְּ⁠פֶ֤לַח הָֽ⁠רִמּוֹן֙ רַקָּתֵ֔⁠ךְ</w:t>
+      </w:r>
+    </w:p>
+    <w:p>
+      <w:pPr/>
+      <w:r>
+        <w:rPr>
+          <w:lang w:val="pt_PT" w:bidi="pt_PT"/>
+        </w:rPr>
+      </w:r>
+      <w:r>
+        <w:rPr>
           <w:b/>
           <w:lang w:val="pt_PT" w:bidi="pt_PT"/>
         </w:rPr>
@@ -23964,6 +26078,20 @@
         <w:rPr>
           <w:lang w:val="pt_PT" w:bidi="pt_PT"/>
         </w:rPr>
+      </w:r>
+    </w:p>
+    <w:p>
+      <w:pPr/>
+      <w:r>
+        <w:rPr>
+          <w:lang w:val="pt_PT" w:bidi="pt_PT"/>
+        </w:rPr>
+      </w:r>
+      <w:r>
+        <w:rPr>
+          <w:lang w:val="pt_PT" w:bidi="pt_PT"/>
+        </w:rPr>
+        <w:t>כְּ⁠פֶ֤לַח הָֽ⁠רִמּוֹן֙ רַקָּתֵ֔⁠ךְ</w:t>
       </w:r>
     </w:p>
     <w:p>
@@ -24179,6 +26307,20 @@
       </w:r>
       <w:r>
         <w:rPr>
+          <w:lang w:val="pt_PT" w:bidi="pt_PT"/>
+        </w:rPr>
+        <w:t>כְּ⁠מִגְדַּ֤ל דָּוִיד֙ צַוָּארֵ֔⁠ךְ בָּנ֖וּי לְ⁠תַלְפִּיּ֑וֹת</w:t>
+      </w:r>
+    </w:p>
+    <w:p>
+      <w:pPr/>
+      <w:r>
+        <w:rPr>
+          <w:lang w:val="pt_PT" w:bidi="pt_PT"/>
+        </w:rPr>
+      </w:r>
+      <w:r>
+        <w:rPr>
           <w:b/>
           <w:lang w:val="pt_PT" w:bidi="pt_PT"/>
         </w:rPr>
@@ -24302,6 +26444,20 @@
       </w:r>
       <w:r>
         <w:rPr>
+          <w:lang w:val="pt_PT" w:bidi="pt_PT"/>
+        </w:rPr>
+        <w:t>כְּ⁠מִגְדַּ֤ל דָּוִיד֙</w:t>
+      </w:r>
+    </w:p>
+    <w:p>
+      <w:pPr/>
+      <w:r>
+        <w:rPr>
+          <w:lang w:val="pt_PT" w:bidi="pt_PT"/>
+        </w:rPr>
+      </w:r>
+      <w:r>
+        <w:rPr>
           <w:b/>
           <w:lang w:val="pt_PT" w:bidi="pt_PT"/>
         </w:rPr>
@@ -24398,6 +26554,20 @@
       </w:r>
       <w:r>
         <w:rPr>
+          <w:lang w:val="pt_PT" w:bidi="pt_PT"/>
+        </w:rPr>
+        <w:t>כְּ⁠מִגְדַּ֤ל דָּוִיד֙ צַוָּארֵ֔⁠ךְ בָּנ֖וּי לְ⁠תַלְפִּיּ֑וֹת</w:t>
+      </w:r>
+    </w:p>
+    <w:p>
+      <w:pPr/>
+      <w:r>
+        <w:rPr>
+          <w:lang w:val="pt_PT" w:bidi="pt_PT"/>
+        </w:rPr>
+      </w:r>
+      <w:r>
+        <w:rPr>
           <w:b/>
           <w:lang w:val="pt_PT" w:bidi="pt_PT"/>
         </w:rPr>
@@ -24481,6 +26651,20 @@
       </w:r>
       <w:r>
         <w:rPr>
+          <w:lang w:val="pt_PT" w:bidi="pt_PT"/>
+        </w:rPr>
+        <w:t>בָּנ֖וּי לְ⁠תַלְפִּיּ֑וֹת</w:t>
+      </w:r>
+    </w:p>
+    <w:p>
+      <w:pPr/>
+      <w:r>
+        <w:rPr>
+          <w:lang w:val="pt_PT" w:bidi="pt_PT"/>
+        </w:rPr>
+      </w:r>
+      <w:r>
+        <w:rPr>
           <w:b/>
           <w:lang w:val="pt_PT" w:bidi="pt_PT"/>
         </w:rPr>
@@ -24558,6 +26742,20 @@
       </w:r>
       <w:r>
         <w:rPr>
+          <w:lang w:val="pt_PT" w:bidi="pt_PT"/>
+        </w:rPr>
+        <w:t>אֶ֤לֶף הַ⁠מָּגֵן֙ תָּל֣וּי עָלָ֔י⁠ו כֹּ֖ל שִׁלְטֵ֥י הַ⁠גִּבּוֹרִֽים</w:t>
+      </w:r>
+    </w:p>
+    <w:p>
+      <w:pPr/>
+      <w:r>
+        <w:rPr>
+          <w:lang w:val="pt_PT" w:bidi="pt_PT"/>
+        </w:rPr>
+      </w:r>
+      <w:r>
+        <w:rPr>
           <w:b/>
           <w:lang w:val="pt_PT" w:bidi="pt_PT"/>
         </w:rPr>
@@ -24694,6 +26892,20 @@
       </w:r>
       <w:r>
         <w:rPr>
+          <w:lang w:val="pt_PT" w:bidi="pt_PT"/>
+        </w:rPr>
+        <w:t>אֶ֤לֶף</w:t>
+      </w:r>
+    </w:p>
+    <w:p>
+      <w:pPr/>
+      <w:r>
+        <w:rPr>
+          <w:lang w:val="pt_PT" w:bidi="pt_PT"/>
+        </w:rPr>
+      </w:r>
+      <w:r>
+        <w:rPr>
           <w:b/>
           <w:lang w:val="pt_PT" w:bidi="pt_PT"/>
         </w:rPr>
@@ -24779,6 +26991,20 @@
         <w:rPr>
           <w:lang w:val="pt_PT" w:bidi="pt_PT"/>
         </w:rPr>
+      </w:r>
+    </w:p>
+    <w:p>
+      <w:pPr/>
+      <w:r>
+        <w:rPr>
+          <w:lang w:val="pt_PT" w:bidi="pt_PT"/>
+        </w:rPr>
+      </w:r>
+      <w:r>
+        <w:rPr>
+          <w:lang w:val="pt_PT" w:bidi="pt_PT"/>
+        </w:rPr>
+        <w:t>אֶ֤לֶף הַ⁠מָּגֵן֙ תָּל֣וּי עָלָ֔י⁠ו כֹּ֖ל שִׁלְטֵ֥י הַ⁠גִּבּוֹרִֽים</w:t>
       </w:r>
     </w:p>
     <w:p>
@@ -25291,6 +27517,20 @@
       </w:r>
       <w:r>
         <w:rPr>
+          <w:lang w:val="pt_PT" w:bidi="pt_PT"/>
+        </w:rPr>
+        <w:t>עַ֤ד שֶׁ⁠יָּפ֨וּחַ֙ הַ⁠יּ֔וֹם וְ⁠נָ֖סוּ הַ⁠צְּלָלִ֑ים</w:t>
+      </w:r>
+    </w:p>
+    <w:p>
+      <w:pPr/>
+      <w:r>
+        <w:rPr>
+          <w:lang w:val="pt_PT" w:bidi="pt_PT"/>
+        </w:rPr>
+      </w:r>
+      <w:r>
+        <w:rPr>
           <w:b/>
           <w:lang w:val="pt_PT" w:bidi="pt_PT"/>
         </w:rPr>
@@ -25419,6 +27659,20 @@
       </w:r>
       <w:r>
         <w:rPr>
+          <w:lang w:val="pt_PT" w:bidi="pt_PT"/>
+        </w:rPr>
+        <w:t>אֵ֤לֶךְ לִ⁠י֙</w:t>
+      </w:r>
+    </w:p>
+    <w:p>
+      <w:pPr/>
+      <w:r>
+        <w:rPr>
+          <w:lang w:val="pt_PT" w:bidi="pt_PT"/>
+        </w:rPr>
+      </w:r>
+      <w:r>
+        <w:rPr>
           <w:b/>
           <w:lang w:val="pt_PT" w:bidi="pt_PT"/>
         </w:rPr>
@@ -25752,6 +28006,20 @@
       </w:r>
       <w:r>
         <w:rPr>
+          <w:lang w:val="pt_PT" w:bidi="pt_PT"/>
+        </w:rPr>
+        <w:t>כֻּלָּ֤⁠ךְ יָפָה֙</w:t>
+      </w:r>
+    </w:p>
+    <w:p>
+      <w:pPr/>
+      <w:r>
+        <w:rPr>
+          <w:lang w:val="pt_PT" w:bidi="pt_PT"/>
+        </w:rPr>
+      </w:r>
+      <w:r>
+        <w:rPr>
           <w:b/>
           <w:lang w:val="pt_PT" w:bidi="pt_PT"/>
         </w:rPr>
@@ -25926,6 +28194,20 @@
       </w:r>
       <w:r>
         <w:rPr>
+          <w:lang w:val="pt_PT" w:bidi="pt_PT"/>
+        </w:rPr>
+        <w:t>אִתִּ֤⁠י &amp; תָּב֑וֹאִי</w:t>
+      </w:r>
+    </w:p>
+    <w:p>
+      <w:pPr/>
+      <w:r>
+        <w:rPr>
+          <w:lang w:val="pt_PT" w:bidi="pt_PT"/>
+        </w:rPr>
+      </w:r>
+      <w:r>
+        <w:rPr>
           <w:b/>
           <w:lang w:val="pt_PT" w:bidi="pt_PT"/>
         </w:rPr>
@@ -26240,6 +28522,20 @@
       </w:r>
       <w:r>
         <w:rPr>
+          <w:lang w:val="pt_PT" w:bidi="pt_PT"/>
+        </w:rPr>
+        <w:t>מִ⁠מְּעֹנ֣וֹת אֲרָי֔וֹת מֵֽ⁠הַרְרֵ֖י נְמֵרִֽים</w:t>
+      </w:r>
+    </w:p>
+    <w:p>
+      <w:pPr/>
+      <w:r>
+        <w:rPr>
+          <w:lang w:val="pt_PT" w:bidi="pt_PT"/>
+        </w:rPr>
+      </w:r>
+      <w:r>
+        <w:rPr>
           <w:b/>
           <w:lang w:val="pt_PT" w:bidi="pt_PT"/>
         </w:rPr>
@@ -26337,6 +28633,20 @@
       </w:r>
       <w:r>
         <w:rPr>
+          <w:lang w:val="pt_PT" w:bidi="pt_PT"/>
+        </w:rPr>
+        <w:t>לִבַּבְתִּ֖⁠נִי אֲחֹתִ֣⁠י כַלָּ֑ה לִבַּבְתִּ֨י⁠נִי֙</w:t>
+      </w:r>
+    </w:p>
+    <w:p>
+      <w:pPr/>
+      <w:r>
+        <w:rPr>
+          <w:lang w:val="pt_PT" w:bidi="pt_PT"/>
+        </w:rPr>
+      </w:r>
+      <w:r>
+        <w:rPr>
           <w:b/>
           <w:lang w:val="pt_PT" w:bidi="pt_PT"/>
         </w:rPr>
@@ -26447,6 +28757,20 @@
       </w:r>
       <w:r>
         <w:rPr>
+          <w:lang w:val="pt_PT" w:bidi="pt_PT"/>
+        </w:rPr>
+        <w:t>לִבַּבְתִּ֖⁠נִי &amp; לִבַּבְתִּ֨י⁠נִי֙</w:t>
+      </w:r>
+    </w:p>
+    <w:p>
+      <w:pPr/>
+      <w:r>
+        <w:rPr>
+          <w:lang w:val="pt_PT" w:bidi="pt_PT"/>
+        </w:rPr>
+      </w:r>
+      <w:r>
+        <w:rPr>
           <w:b/>
           <w:lang w:val="pt_PT" w:bidi="pt_PT"/>
         </w:rPr>
@@ -26694,6 +29018,20 @@
         <w:rPr>
           <w:lang w:val="pt_PT" w:bidi="pt_PT"/>
         </w:rPr>
+      </w:r>
+    </w:p>
+    <w:p>
+      <w:pPr/>
+      <w:r>
+        <w:rPr>
+          <w:lang w:val="pt_PT" w:bidi="pt_PT"/>
+        </w:rPr>
+      </w:r>
+      <w:r>
+        <w:rPr>
+          <w:lang w:val="pt_PT" w:bidi="pt_PT"/>
+        </w:rPr>
+        <w:t>מַה &amp; מַה</w:t>
       </w:r>
     </w:p>
     <w:p>
@@ -26922,6 +29260,20 @@
       </w:r>
       <w:r>
         <w:rPr>
+          <w:lang w:val="pt_PT" w:bidi="pt_PT"/>
+        </w:rPr>
+        <w:t>מַה־יָּפ֥וּ דֹדַ֖יִ⁠ךְ אֲחֹתִ֣⁠י כַלָּ֑ה מַה־טֹּ֤בוּ דֹדַ֨יִ⁠ךְ֙ מִ⁠יַּ֔יִן</w:t>
+      </w:r>
+    </w:p>
+    <w:p>
+      <w:pPr/>
+      <w:r>
+        <w:rPr>
+          <w:lang w:val="pt_PT" w:bidi="pt_PT"/>
+        </w:rPr>
+      </w:r>
+      <w:r>
+        <w:rPr>
           <w:b/>
           <w:lang w:val="pt_PT" w:bidi="pt_PT"/>
         </w:rPr>
@@ -27143,6 +29495,20 @@
       </w:r>
       <w:r>
         <w:rPr>
+          <w:lang w:val="pt_PT" w:bidi="pt_PT"/>
+        </w:rPr>
+        <w:t>שְׁמָנַ֖יִ⁠ךְ</w:t>
+      </w:r>
+    </w:p>
+    <w:p>
+      <w:pPr/>
+      <w:r>
+        <w:rPr>
+          <w:lang w:val="pt_PT" w:bidi="pt_PT"/>
+        </w:rPr>
+      </w:r>
+      <w:r>
+        <w:rPr>
           <w:b/>
           <w:lang w:val="pt_PT" w:bidi="pt_PT"/>
         </w:rPr>
@@ -27337,6 +29703,20 @@
       </w:r>
       <w:r>
         <w:rPr>
+          <w:lang w:val="pt_PT" w:bidi="pt_PT"/>
+        </w:rPr>
+        <w:t>נֹ֛פֶת תִּטֹּ֥פְנָה שִׂפְתוֹתַ֖יִ⁠ךְ</w:t>
+      </w:r>
+    </w:p>
+    <w:p>
+      <w:pPr/>
+      <w:r>
+        <w:rPr>
+          <w:lang w:val="pt_PT" w:bidi="pt_PT"/>
+        </w:rPr>
+      </w:r>
+      <w:r>
+        <w:rPr>
           <w:b/>
           <w:lang w:val="pt_PT" w:bidi="pt_PT"/>
         </w:rPr>
@@ -27473,6 +29853,20 @@
       </w:r>
       <w:r>
         <w:rPr>
+          <w:lang w:val="pt_PT" w:bidi="pt_PT"/>
+        </w:rPr>
+        <w:t>נֹ֛פֶת</w:t>
+      </w:r>
+    </w:p>
+    <w:p>
+      <w:pPr/>
+      <w:r>
+        <w:rPr>
+          <w:lang w:val="pt_PT" w:bidi="pt_PT"/>
+        </w:rPr>
+      </w:r>
+      <w:r>
+        <w:rPr>
           <w:b/>
           <w:lang w:val="pt_PT" w:bidi="pt_PT"/>
         </w:rPr>
@@ -27582,6 +29976,20 @@
       </w:r>
       <w:r>
         <w:rPr>
+          <w:lang w:val="pt_PT" w:bidi="pt_PT"/>
+        </w:rPr>
+        <w:t>דְּבַ֤שׁ וְ⁠חָלָב֙ תַּ֣חַת לְשׁוֹנֵ֔⁠ךְ</w:t>
+      </w:r>
+    </w:p>
+    <w:p>
+      <w:pPr/>
+      <w:r>
+        <w:rPr>
+          <w:lang w:val="pt_PT" w:bidi="pt_PT"/>
+        </w:rPr>
+      </w:r>
+      <w:r>
+        <w:rPr>
           <w:b/>
           <w:lang w:val="pt_PT" w:bidi="pt_PT"/>
         </w:rPr>
@@ -27679,6 +30087,20 @@
       </w:r>
       <w:r>
         <w:rPr>
+          <w:lang w:val="pt_PT" w:bidi="pt_PT"/>
+        </w:rPr>
+        <w:t>וְ⁠רֵ֥יחַ שַׂלְמֹתַ֖יִ⁠ךְ כְּ⁠רֵ֥יחַ לְבָנֽוֹן</w:t>
+      </w:r>
+    </w:p>
+    <w:p>
+      <w:pPr/>
+      <w:r>
+        <w:rPr>
+          <w:lang w:val="pt_PT" w:bidi="pt_PT"/>
+        </w:rPr>
+      </w:r>
+      <w:r>
+        <w:rPr>
           <w:b/>
           <w:lang w:val="pt_PT" w:bidi="pt_PT"/>
         </w:rPr>
@@ -27796,6 +30218,20 @@
       </w:r>
       <w:r>
         <w:rPr>
+          <w:lang w:val="pt_PT" w:bidi="pt_PT"/>
+        </w:rPr>
+        <w:t>גַּ֥ן ׀ נָע֖וּל אֲחֹתִ֣⁠י כַלָּ֑ה גַּ֥ל נָע֖וּל מַעְיָ֥ן חָתֽוּם</w:t>
+      </w:r>
+    </w:p>
+    <w:p>
+      <w:pPr/>
+      <w:r>
+        <w:rPr>
+          <w:lang w:val="pt_PT" w:bidi="pt_PT"/>
+        </w:rPr>
+      </w:r>
+      <w:r>
+        <w:rPr>
           <w:b/>
           <w:lang w:val="pt_PT" w:bidi="pt_PT"/>
         </w:rPr>
@@ -27882,6 +30318,20 @@
         <w:rPr>
           <w:lang w:val="pt_PT" w:bidi="pt_PT"/>
         </w:rPr>
+      </w:r>
+    </w:p>
+    <w:p>
+      <w:pPr/>
+      <w:r>
+        <w:rPr>
+          <w:lang w:val="pt_PT" w:bidi="pt_PT"/>
+        </w:rPr>
+      </w:r>
+      <w:r>
+        <w:rPr>
+          <w:lang w:val="pt_PT" w:bidi="pt_PT"/>
+        </w:rPr>
+        <w:t>גַּ֥ן ׀ נָע֖וּל אֲחֹתִ֣⁠י כַלָּ֑ה</w:t>
       </w:r>
     </w:p>
     <w:p>
@@ -28253,6 +30703,20 @@
       </w:r>
       <w:r>
         <w:rPr>
+          <w:lang w:val="pt_PT" w:bidi="pt_PT"/>
+        </w:rPr>
+        <w:t>גַּ֥ל נָע֖וּל מַעְיָ֥ן חָתֽוּם</w:t>
+      </w:r>
+    </w:p>
+    <w:p>
+      <w:pPr/>
+      <w:r>
+        <w:rPr>
+          <w:lang w:val="pt_PT" w:bidi="pt_PT"/>
+        </w:rPr>
+      </w:r>
+      <w:r>
+        <w:rPr>
           <w:b/>
           <w:lang w:val="pt_PT" w:bidi="pt_PT"/>
         </w:rPr>
@@ -28415,6 +30879,20 @@
       </w:r>
       <w:r>
         <w:rPr>
+          <w:lang w:val="pt_PT" w:bidi="pt_PT"/>
+        </w:rPr>
+        <w:t>גַּ֥ל נָע֖וּל מַעְיָ֥ן חָתֽוּם</w:t>
+      </w:r>
+    </w:p>
+    <w:p>
+      <w:pPr/>
+      <w:r>
+        <w:rPr>
+          <w:lang w:val="pt_PT" w:bidi="pt_PT"/>
+        </w:rPr>
+      </w:r>
+      <w:r>
+        <w:rPr>
           <w:b/>
           <w:lang w:val="pt_PT" w:bidi="pt_PT"/>
         </w:rPr>
@@ -28611,6 +31089,20 @@
         <w:rPr>
           <w:lang w:val="pt_PT" w:bidi="pt_PT"/>
         </w:rPr>
+      </w:r>
+    </w:p>
+    <w:p>
+      <w:pPr/>
+      <w:r>
+        <w:rPr>
+          <w:lang w:val="pt_PT" w:bidi="pt_PT"/>
+        </w:rPr>
+      </w:r>
+      <w:r>
+        <w:rPr>
+          <w:lang w:val="pt_PT" w:bidi="pt_PT"/>
+        </w:rPr>
+        <w:t>שְׁלָחַ֨יִ⁠ךְ֙ פַּרְדֵּ֣ס רִמּוֹנִ֔ים עִ֖ם פְּרִ֣י מְגָדִ֑ים כְּפָרִ֖ים עִם־נְרָדִֽים׃ נֵ֣רְדְּ ׀ וְ⁠כַרְכֹּ֗ם קָנֶה֙ וְ⁠קִנָּמ֔וֹן עִ֖ם כָּל־עֲצֵ֣י לְבוֹנָ֑ה מֹ֚ר וַ⁠אֲהָל֔וֹת עִ֖ם כָּל־רָאשֵׁ֥י בְשָׂמִֽים</w:t>
       </w:r>
     </w:p>
     <w:p>
@@ -28768,6 +31260,20 @@
       </w:r>
       <w:r>
         <w:rPr>
+          <w:lang w:val="pt_PT" w:bidi="pt_PT"/>
+        </w:rPr>
+        <w:t>שְׁלָחַ֨יִ⁠ךְ֙ פַּרְדֵּ֣ס רִמּוֹנִ֔ים עִ֖ם פְּרִ֣י מְגָדִ֑ים כְּפָרִ֖ים עִם־נְרָדִֽים׃ נֵ֣רְדְּ ׀ וְ⁠כַרְכֹּ֗ם קָנֶה֙ וְ⁠קִנָּמ֔וֹן עִ֖ם כָּל־עֲצֵ֣י לְבוֹנָ֑ה מֹ֚ר וַ⁠אֲהָל֔וֹת עִ֖ם כָּל־רָאשֵׁ֥י בְשָׂמִֽים</w:t>
+      </w:r>
+    </w:p>
+    <w:p>
+      <w:pPr/>
+      <w:r>
+        <w:rPr>
+          <w:lang w:val="pt_PT" w:bidi="pt_PT"/>
+        </w:rPr>
+      </w:r>
+      <w:r>
+        <w:rPr>
           <w:b/>
           <w:lang w:val="pt_PT" w:bidi="pt_PT"/>
         </w:rPr>
@@ -29017,6 +31523,20 @@
       </w:r>
       <w:r>
         <w:rPr>
+          <w:lang w:val="pt_PT" w:bidi="pt_PT"/>
+        </w:rPr>
+        <w:t>וְ⁠כַרְכֹּ֗ם קָנֶה֙ וְ⁠קִנָּמ֔וֹן &amp; וַ⁠אֲהָל֔וֹת</w:t>
+      </w:r>
+    </w:p>
+    <w:p>
+      <w:pPr/>
+      <w:r>
+        <w:rPr>
+          <w:lang w:val="pt_PT" w:bidi="pt_PT"/>
+        </w:rPr>
+      </w:r>
+      <w:r>
+        <w:rPr>
           <w:b/>
           <w:lang w:val="pt_PT" w:bidi="pt_PT"/>
         </w:rPr>
@@ -29180,6 +31700,20 @@
         <w:rPr>
           <w:lang w:val="pt_PT" w:bidi="pt_PT"/>
         </w:rPr>
+      </w:r>
+    </w:p>
+    <w:p>
+      <w:pPr/>
+      <w:r>
+        <w:rPr>
+          <w:lang w:val="pt_PT" w:bidi="pt_PT"/>
+        </w:rPr>
+      </w:r>
+      <w:r>
+        <w:rPr>
+          <w:lang w:val="pt_PT" w:bidi="pt_PT"/>
+        </w:rPr>
+        <w:t>מַעְיַ֣ן גַּנִּ֔ים בְּאֵ֖ר מַ֣יִם חַיִּ֑ים וְ⁠נֹזְלִ֖ים מִן־לְבָנֽוֹן</w:t>
       </w:r>
     </w:p>
     <w:p>
@@ -29368,6 +31902,20 @@
       </w:r>
       <w:r>
         <w:rPr>
+          <w:lang w:val="pt_PT" w:bidi="pt_PT"/>
+        </w:rPr>
+        <w:t>מַעְיַ֣ן גַּנִּ֔ים</w:t>
+      </w:r>
+    </w:p>
+    <w:p>
+      <w:pPr/>
+      <w:r>
+        <w:rPr>
+          <w:lang w:val="pt_PT" w:bidi="pt_PT"/>
+        </w:rPr>
+      </w:r>
+      <w:r>
+        <w:rPr>
           <w:b/>
           <w:lang w:val="pt_PT" w:bidi="pt_PT"/>
         </w:rPr>
@@ -29478,6 +32026,20 @@
       </w:r>
       <w:r>
         <w:rPr>
+          <w:lang w:val="pt_PT" w:bidi="pt_PT"/>
+        </w:rPr>
+        <w:t>מַעְיַ֣ן גַּנִּ֔ים</w:t>
+      </w:r>
+    </w:p>
+    <w:p>
+      <w:pPr/>
+      <w:r>
+        <w:rPr>
+          <w:lang w:val="pt_PT" w:bidi="pt_PT"/>
+        </w:rPr>
+      </w:r>
+      <w:r>
+        <w:rPr>
           <w:b/>
           <w:lang w:val="pt_PT" w:bidi="pt_PT"/>
         </w:rPr>
@@ -29588,6 +32150,20 @@
       </w:r>
       <w:r>
         <w:rPr>
+          <w:lang w:val="pt_PT" w:bidi="pt_PT"/>
+        </w:rPr>
+        <w:t>מַ֣יִם חַיִּ֑ים</w:t>
+      </w:r>
+    </w:p>
+    <w:p>
+      <w:pPr/>
+      <w:r>
+        <w:rPr>
+          <w:lang w:val="pt_PT" w:bidi="pt_PT"/>
+        </w:rPr>
+      </w:r>
+      <w:r>
+        <w:rPr>
           <w:b/>
           <w:lang w:val="pt_PT" w:bidi="pt_PT"/>
         </w:rPr>
@@ -29671,6 +32247,20 @@
       </w:r>
       <w:r>
         <w:rPr>
+          <w:lang w:val="pt_PT" w:bidi="pt_PT"/>
+        </w:rPr>
+        <w:t>ע֤וּרִי צָפוֹן֙ וּ⁠ב֣וֹאִי תֵימָ֔ן הָפִ֥יחִי גַנִּ֖⁠י יִזְּל֣וּ בְשָׂמָ֑י⁠ו</w:t>
+      </w:r>
+    </w:p>
+    <w:p>
+      <w:pPr/>
+      <w:r>
+        <w:rPr>
+          <w:lang w:val="pt_PT" w:bidi="pt_PT"/>
+        </w:rPr>
+      </w:r>
+      <w:r>
+        <w:rPr>
           <w:b/>
           <w:lang w:val="pt_PT" w:bidi="pt_PT"/>
         </w:rPr>
@@ -29781,6 +32371,20 @@
       </w:r>
       <w:r>
         <w:rPr>
+          <w:lang w:val="pt_PT" w:bidi="pt_PT"/>
+        </w:rPr>
+        <w:t>וּ⁠ב֣וֹאִי &amp; יָבֹ֤א דוֹדִ⁠י֙</w:t>
+      </w:r>
+    </w:p>
+    <w:p>
+      <w:pPr/>
+      <w:r>
+        <w:rPr>
+          <w:lang w:val="pt_PT" w:bidi="pt_PT"/>
+        </w:rPr>
+      </w:r>
+      <w:r>
+        <w:rPr>
           <w:b/>
           <w:lang w:val="pt_PT" w:bidi="pt_PT"/>
         </w:rPr>
@@ -29880,6 +32484,20 @@
         <w:rPr>
           <w:lang w:val="pt_PT" w:bidi="pt_PT"/>
         </w:rPr>
+      </w:r>
+    </w:p>
+    <w:p>
+      <w:pPr/>
+      <w:r>
+        <w:rPr>
+          <w:lang w:val="pt_PT" w:bidi="pt_PT"/>
+        </w:rPr>
+      </w:r>
+      <w:r>
+        <w:rPr>
+          <w:lang w:val="pt_PT" w:bidi="pt_PT"/>
+        </w:rPr>
+        <w:t>ע֤וּרִי צָפוֹן֙ וּ⁠ב֣וֹאִי תֵימָ֔ן הָפִ֥יחִי גַנִּ֖⁠י יִזְּל֣וּ בְשָׂמָ֑י⁠ו יָבֹ֤א דוֹדִ⁠י֙ לְ⁠גַנּ֔⁠וֹ וְ⁠יֹאכַ֖ל פְּרִ֥י מְגָדָֽי⁠ו</w:t>
       </w:r>
     </w:p>
     <w:p>
@@ -30164,6 +32782,20 @@
       </w:r>
       <w:r>
         <w:rPr>
+          <w:lang w:val="pt_PT" w:bidi="pt_PT"/>
+        </w:rPr>
+        <w:t>יִזְּל֣וּ בְשָׂמָ֑י⁠ו</w:t>
+      </w:r>
+    </w:p>
+    <w:p>
+      <w:pPr/>
+      <w:r>
+        <w:rPr>
+          <w:lang w:val="pt_PT" w:bidi="pt_PT"/>
+        </w:rPr>
+      </w:r>
+      <w:r>
+        <w:rPr>
           <w:b/>
           <w:lang w:val="pt_PT" w:bidi="pt_PT"/>
         </w:rPr>
@@ -30562,6 +33194,20 @@
       </w:r>
       <w:r>
         <w:rPr>
+          <w:lang w:val="pt_PT" w:bidi="pt_PT"/>
+        </w:rPr>
+        <w:t>בָּ֣אתִי לְ⁠גַנִּ⁠י֮ אֲחֹתִ֣⁠י כַלָּה֒ אָרִ֤יתִי מוֹרִ⁠י֙ עִם־בְּשָׂמִ֔⁠י אָכַ֤לְתִּי יַעְרִ⁠י֙ עִם־דִּבְשִׁ֔⁠י שָׁתִ֥יתִי יֵינִ֖⁠י עִם־חֲלָבִ֑⁠י</w:t>
+      </w:r>
+    </w:p>
+    <w:p>
+      <w:pPr/>
+      <w:r>
+        <w:rPr>
+          <w:lang w:val="pt_PT" w:bidi="pt_PT"/>
+        </w:rPr>
+      </w:r>
+      <w:r>
+        <w:rPr>
           <w:b/>
           <w:lang w:val="pt_PT" w:bidi="pt_PT"/>
         </w:rPr>
@@ -30734,6 +33380,20 @@
       </w:r>
       <w:r>
         <w:rPr>
+          <w:lang w:val="pt_PT" w:bidi="pt_PT"/>
+        </w:rPr>
+        <w:t>בָּ֣אתִי לְ⁠גַנִּ⁠י֮ אֲחֹתִ֣⁠י כַלָּה֒ אָרִ֤יתִי מוֹרִ⁠י֙ עִם־בְּשָׂמִ֔⁠י אָכַ֤לְתִּי יַעְרִ⁠י֙ עִם־דִּבְשִׁ֔⁠י שָׁתִ֥יתִי יֵינִ֖⁠י עִם־חֲלָבִ֑⁠י</w:t>
+      </w:r>
+    </w:p>
+    <w:p>
+      <w:pPr/>
+      <w:r>
+        <w:rPr>
+          <w:lang w:val="pt_PT" w:bidi="pt_PT"/>
+        </w:rPr>
+      </w:r>
+      <w:r>
+        <w:rPr>
           <w:b/>
           <w:lang w:val="pt_PT" w:bidi="pt_PT"/>
         </w:rPr>
@@ -30831,6 +33491,20 @@
       </w:r>
       <w:r>
         <w:rPr>
+          <w:lang w:val="pt_PT" w:bidi="pt_PT"/>
+        </w:rPr>
+        <w:t>בָּ֣אתִי</w:t>
+      </w:r>
+    </w:p>
+    <w:p>
+      <w:pPr/>
+      <w:r>
+        <w:rPr>
+          <w:lang w:val="pt_PT" w:bidi="pt_PT"/>
+        </w:rPr>
+      </w:r>
+      <w:r>
+        <w:rPr>
           <w:b/>
           <w:lang w:val="pt_PT" w:bidi="pt_PT"/>
         </w:rPr>
@@ -30916,6 +33590,20 @@
         <w:rPr>
           <w:lang w:val="pt_PT" w:bidi="pt_PT"/>
         </w:rPr>
+      </w:r>
+    </w:p>
+    <w:p>
+      <w:pPr/>
+      <w:r>
+        <w:rPr>
+          <w:lang w:val="pt_PT" w:bidi="pt_PT"/>
+        </w:rPr>
+      </w:r>
+      <w:r>
+        <w:rPr>
+          <w:lang w:val="pt_PT" w:bidi="pt_PT"/>
+        </w:rPr>
+        <w:t>בָּ֣אתִי לְ⁠גַנִּ⁠י֮ אֲחֹתִ֣⁠י כַלָּה֒</w:t>
       </w:r>
     </w:p>
     <w:p>
@@ -31138,6 +33826,20 @@
       </w:r>
       <w:r>
         <w:rPr>
+          <w:lang w:val="pt_PT" w:bidi="pt_PT"/>
+        </w:rPr>
+        <w:t>אִכְל֣וּ רֵעִ֔ים שְׁת֥וּ וְ⁠שִׁכְר֖וּ דּוֹדִֽים</w:t>
+      </w:r>
+    </w:p>
+    <w:p>
+      <w:pPr/>
+      <w:r>
+        <w:rPr>
+          <w:lang w:val="pt_PT" w:bidi="pt_PT"/>
+        </w:rPr>
+      </w:r>
+      <w:r>
+        <w:rPr>
           <w:b/>
           <w:lang w:val="pt_PT" w:bidi="pt_PT"/>
         </w:rPr>
@@ -31371,6 +34073,20 @@
       </w:r>
       <w:r>
         <w:rPr>
+          <w:lang w:val="pt_PT" w:bidi="pt_PT"/>
+        </w:rPr>
+        <w:t>אֲנִ֥י יְשֵׁנָ֖ה וְ⁠לִבִּ֣⁠י עֵ֑ר</w:t>
+      </w:r>
+    </w:p>
+    <w:p>
+      <w:pPr/>
+      <w:r>
+        <w:rPr>
+          <w:lang w:val="pt_PT" w:bidi="pt_PT"/>
+        </w:rPr>
+      </w:r>
+      <w:r>
+        <w:rPr>
           <w:b/>
           <w:lang w:val="pt_PT" w:bidi="pt_PT"/>
         </w:rPr>
@@ -31520,6 +34236,20 @@
       </w:r>
       <w:r>
         <w:rPr>
+          <w:lang w:val="pt_PT" w:bidi="pt_PT"/>
+        </w:rPr>
+        <w:t>ק֣וֹל ׀ דּוֹדִ֣⁠י דוֹפֵ֗ק</w:t>
+      </w:r>
+    </w:p>
+    <w:p>
+      <w:pPr/>
+      <w:r>
+        <w:rPr>
+          <w:lang w:val="pt_PT" w:bidi="pt_PT"/>
+        </w:rPr>
+      </w:r>
+      <w:r>
+        <w:rPr>
           <w:b/>
           <w:lang w:val="pt_PT" w:bidi="pt_PT"/>
         </w:rPr>
@@ -31586,6 +34316,20 @@
         <w:rPr>
           <w:lang w:val="pt_PT" w:bidi="pt_PT"/>
         </w:rPr>
+      </w:r>
+    </w:p>
+    <w:p>
+      <w:pPr/>
+      <w:r>
+        <w:rPr>
+          <w:lang w:val="pt_PT" w:bidi="pt_PT"/>
+        </w:rPr>
+      </w:r>
+      <w:r>
+        <w:rPr>
+          <w:lang w:val="pt_PT" w:bidi="pt_PT"/>
+        </w:rPr>
+        <w:t>דּוֹדִ֣⁠י</w:t>
       </w:r>
     </w:p>
     <w:p>
@@ -32171,6 +34915,20 @@
       </w:r>
       <w:r>
         <w:rPr>
+          <w:lang w:val="pt_PT" w:bidi="pt_PT"/>
+        </w:rPr>
+        <w:t>פָּשַׁ֨טְתִּי֙ אֶת־כֻּתָּנְתִּ֔⁠י אֵיכָ֖כָה אֶלְבָּשֶׁ֑⁠נָּה רָחַ֥צְתִּי אֶת־רַגְלַ֖⁠י אֵיכָ֥כָה אֲטַנְּפֵֽ⁠ם</w:t>
+      </w:r>
+    </w:p>
+    <w:p>
+      <w:pPr/>
+      <w:r>
+        <w:rPr>
+          <w:lang w:val="pt_PT" w:bidi="pt_PT"/>
+        </w:rPr>
+      </w:r>
+      <w:r>
+        <w:rPr>
           <w:b/>
           <w:lang w:val="pt_PT" w:bidi="pt_PT"/>
         </w:rPr>
@@ -32257,6 +35015,20 @@
         <w:rPr>
           <w:lang w:val="pt_PT" w:bidi="pt_PT"/>
         </w:rPr>
+      </w:r>
+    </w:p>
+    <w:p>
+      <w:pPr/>
+      <w:r>
+        <w:rPr>
+          <w:lang w:val="pt_PT" w:bidi="pt_PT"/>
+        </w:rPr>
+      </w:r>
+      <w:r>
+        <w:rPr>
+          <w:lang w:val="pt_PT" w:bidi="pt_PT"/>
+        </w:rPr>
+        <w:t>אֵיכָ֖כָה אֶלְבָּשֶׁ֑⁠נָּה רָחַ֥צְתִּי אֶת־רַגְלַ֖⁠י אֵיכָ֥כָה אֲטַנְּפֵֽ⁠ם</w:t>
       </w:r>
     </w:p>
     <w:p>
@@ -32459,6 +35231,20 @@
       </w:r>
       <w:r>
         <w:rPr>
+          <w:lang w:val="pt_PT" w:bidi="pt_PT"/>
+        </w:rPr>
+        <w:t>וּ⁠מֵעַ֖⁠י הָמ֥וּ עָלָֽי⁠ו</w:t>
+      </w:r>
+    </w:p>
+    <w:p>
+      <w:pPr/>
+      <w:r>
+        <w:rPr>
+          <w:lang w:val="pt_PT" w:bidi="pt_PT"/>
+        </w:rPr>
+      </w:r>
+      <w:r>
+        <w:rPr>
           <w:b/>
           <w:lang w:val="pt_PT" w:bidi="pt_PT"/>
         </w:rPr>
@@ -32705,6 +35491,20 @@
       </w:r>
       <w:r>
         <w:rPr>
+          <w:lang w:val="pt_PT" w:bidi="pt_PT"/>
+        </w:rPr>
+        <w:t>וְ⁠יָדַ֣⁠י נָֽטְפוּ־מ֗וֹר וְ⁠אֶצְבְּעֹתַ⁠י֙ מ֣וֹר עֹבֵ֔ר</w:t>
+      </w:r>
+    </w:p>
+    <w:p>
+      <w:pPr/>
+      <w:r>
+        <w:rPr>
+          <w:lang w:val="pt_PT" w:bidi="pt_PT"/>
+        </w:rPr>
+      </w:r>
+      <w:r>
+        <w:rPr>
           <w:b/>
           <w:lang w:val="pt_PT" w:bidi="pt_PT"/>
         </w:rPr>
@@ -32804,6 +35604,20 @@
         <w:rPr>
           <w:lang w:val="pt_PT" w:bidi="pt_PT"/>
         </w:rPr>
+      </w:r>
+    </w:p>
+    <w:p>
+      <w:pPr/>
+      <w:r>
+        <w:rPr>
+          <w:lang w:val="pt_PT" w:bidi="pt_PT"/>
+        </w:rPr>
+      </w:r>
+      <w:r>
+        <w:rPr>
+          <w:lang w:val="pt_PT" w:bidi="pt_PT"/>
+        </w:rPr>
+        <w:t>מ֣וֹר עֹבֵ֔ר</w:t>
       </w:r>
     </w:p>
     <w:p>
@@ -33075,6 +35889,20 @@
       </w:r>
       <w:r>
         <w:rPr>
+          <w:lang w:val="pt_PT" w:bidi="pt_PT"/>
+        </w:rPr>
+        <w:t>עָבָ֑ר</w:t>
+      </w:r>
+    </w:p>
+    <w:p>
+      <w:pPr/>
+      <w:r>
+        <w:rPr>
+          <w:lang w:val="pt_PT" w:bidi="pt_PT"/>
+        </w:rPr>
+      </w:r>
+      <w:r>
+        <w:rPr>
           <w:b/>
           <w:lang w:val="pt_PT" w:bidi="pt_PT"/>
         </w:rPr>
@@ -33185,6 +36013,20 @@
       </w:r>
       <w:r>
         <w:rPr>
+          <w:lang w:val="pt_PT" w:bidi="pt_PT"/>
+        </w:rPr>
+        <w:t>נַפְשִׁ⁠י֙ יָֽצְאָ֣ה</w:t>
+      </w:r>
+    </w:p>
+    <w:p>
+      <w:pPr/>
+      <w:r>
+        <w:rPr>
+          <w:lang w:val="pt_PT" w:bidi="pt_PT"/>
+        </w:rPr>
+      </w:r>
+      <w:r>
+        <w:rPr>
           <w:b/>
           <w:lang w:val="pt_PT" w:bidi="pt_PT"/>
         </w:rPr>
@@ -33295,6 +36137,20 @@
       </w:r>
       <w:r>
         <w:rPr>
+          <w:lang w:val="pt_PT" w:bidi="pt_PT"/>
+        </w:rPr>
+        <w:t>נַפְשִׁ⁠י֙ יָֽצְאָ֣ה</w:t>
+      </w:r>
+    </w:p>
+    <w:p>
+      <w:pPr/>
+      <w:r>
+        <w:rPr>
+          <w:lang w:val="pt_PT" w:bidi="pt_PT"/>
+        </w:rPr>
+      </w:r>
+      <w:r>
+        <w:rPr>
           <w:b/>
           <w:lang w:val="pt_PT" w:bidi="pt_PT"/>
         </w:rPr>
@@ -33405,6 +36261,20 @@
       </w:r>
       <w:r>
         <w:rPr>
+          <w:lang w:val="pt_PT" w:bidi="pt_PT"/>
+        </w:rPr>
+        <w:t>בְ⁠דַבְּר֔⁠וֹ</w:t>
+      </w:r>
+    </w:p>
+    <w:p>
+      <w:pPr/>
+      <w:r>
+        <w:rPr>
+          <w:lang w:val="pt_PT" w:bidi="pt_PT"/>
+        </w:rPr>
+      </w:r>
+      <w:r>
+        <w:rPr>
           <w:b/>
           <w:lang w:val="pt_PT" w:bidi="pt_PT"/>
         </w:rPr>
@@ -33581,6 +36451,20 @@
         <w:rPr>
           <w:lang w:val="pt_PT" w:bidi="pt_PT"/>
         </w:rPr>
+      </w:r>
+    </w:p>
+    <w:p>
+      <w:pPr/>
+      <w:r>
+        <w:rPr>
+          <w:lang w:val="pt_PT" w:bidi="pt_PT"/>
+        </w:rPr>
+      </w:r>
+      <w:r>
+        <w:rPr>
+          <w:lang w:val="pt_PT" w:bidi="pt_PT"/>
+        </w:rPr>
+        <w:t>מְצָאֻ֧⁠נִי הַ⁠שֹּׁמְרִ֛ים הַ⁠סֹּבְבִ֥ים בָּ⁠עִ֖יר</w:t>
       </w:r>
     </w:p>
     <w:p>
@@ -33720,6 +36604,20 @@
       </w:r>
       <w:r>
         <w:rPr>
+          <w:lang w:val="pt_PT" w:bidi="pt_PT"/>
+        </w:rPr>
+        <w:t>הִכּ֣וּ⁠נִי פְצָע֑וּ⁠נִי נָשְׂא֤וּ אֶת־רְדִידִ⁠י֙ מֵֽ⁠עָלַ֔⁠י שֹׁמְרֵ֖י הַ⁠חֹמֽוֹת</w:t>
+      </w:r>
+    </w:p>
+    <w:p>
+      <w:pPr/>
+      <w:r>
+        <w:rPr>
+          <w:lang w:val="pt_PT" w:bidi="pt_PT"/>
+        </w:rPr>
+      </w:r>
+      <w:r>
+        <w:rPr>
           <w:b/>
           <w:lang w:val="pt_PT" w:bidi="pt_PT"/>
         </w:rPr>
@@ -33817,6 +36715,20 @@
       </w:r>
       <w:r>
         <w:rPr>
+          <w:lang w:val="pt_PT" w:bidi="pt_PT"/>
+        </w:rPr>
+        <w:t>הִכּ֣וּ⁠נִי פְצָע֑וּ⁠נִי</w:t>
+      </w:r>
+    </w:p>
+    <w:p>
+      <w:pPr/>
+      <w:r>
+        <w:rPr>
+          <w:lang w:val="pt_PT" w:bidi="pt_PT"/>
+        </w:rPr>
+      </w:r>
+      <w:r>
+        <w:rPr>
           <w:b/>
           <w:lang w:val="pt_PT" w:bidi="pt_PT"/>
         </w:rPr>
@@ -33940,6 +36852,20 @@
       </w:r>
       <w:r>
         <w:rPr>
+          <w:lang w:val="pt_PT" w:bidi="pt_PT"/>
+        </w:rPr>
+        <w:t>אֶת־רְדִידִ⁠י֙</w:t>
+      </w:r>
+    </w:p>
+    <w:p>
+      <w:pPr/>
+      <w:r>
+        <w:rPr>
+          <w:lang w:val="pt_PT" w:bidi="pt_PT"/>
+        </w:rPr>
+      </w:r>
+      <w:r>
+        <w:rPr>
           <w:b/>
           <w:lang w:val="pt_PT" w:bidi="pt_PT"/>
         </w:rPr>
@@ -34032,6 +36958,20 @@
         <w:rPr>
           <w:lang w:val="pt_PT" w:bidi="pt_PT"/>
         </w:rPr>
+      </w:r>
+    </w:p>
+    <w:p>
+      <w:pPr/>
+      <w:r>
+        <w:rPr>
+          <w:lang w:val="pt_PT" w:bidi="pt_PT"/>
+        </w:rPr>
+      </w:r>
+      <w:r>
+        <w:rPr>
+          <w:lang w:val="pt_PT" w:bidi="pt_PT"/>
+        </w:rPr>
+        <w:t>שֹׁמְרֵ֖י הַ⁠חֹמֽוֹת</w:t>
       </w:r>
     </w:p>
     <w:p>
@@ -34402,6 +37342,20 @@
       </w:r>
       <w:r>
         <w:rPr>
+          <w:lang w:val="pt_PT" w:bidi="pt_PT"/>
+        </w:rPr>
+        <w:t>שֶׁ⁠חוֹלַ֥ת אַהֲבָ֖ה אָֽנִי</w:t>
+      </w:r>
+    </w:p>
+    <w:p>
+      <w:pPr/>
+      <w:r>
+        <w:rPr>
+          <w:lang w:val="pt_PT" w:bidi="pt_PT"/>
+        </w:rPr>
+      </w:r>
+      <w:r>
+        <w:rPr>
           <w:b/>
           <w:lang w:val="pt_PT" w:bidi="pt_PT"/>
         </w:rPr>
@@ -34485,6 +37439,20 @@
       </w:r>
       <w:r>
         <w:rPr>
+          <w:lang w:val="pt_PT" w:bidi="pt_PT"/>
+        </w:rPr>
+        <w:t>מַה־דּוֹדֵ֣⁠ךְ מִ⁠דּ֔וֹד הַ⁠יָּפָ֖ה בַּ⁠נָּשִׁ֑ים מַה־דּוֹדֵ֣⁠ךְ מִ⁠דּ֔וֹד שֶׁ⁠כָּ֖כָה הִשְׁבַּעְתָּֽ⁠נוּ</w:t>
+      </w:r>
+    </w:p>
+    <w:p>
+      <w:pPr/>
+      <w:r>
+        <w:rPr>
+          <w:lang w:val="pt_PT" w:bidi="pt_PT"/>
+        </w:rPr>
+      </w:r>
+      <w:r>
+        <w:rPr>
           <w:b/>
           <w:lang w:val="pt_PT" w:bidi="pt_PT"/>
         </w:rPr>
@@ -34581,6 +37549,20 @@
       </w:r>
       <w:r>
         <w:rPr>
+          <w:lang w:val="pt_PT" w:bidi="pt_PT"/>
+        </w:rPr>
+        <w:t>מַה־דּוֹדֵ֣⁠ךְ מִ⁠דּ֔וֹד</w:t>
+      </w:r>
+    </w:p>
+    <w:p>
+      <w:pPr/>
+      <w:r>
+        <w:rPr>
+          <w:lang w:val="pt_PT" w:bidi="pt_PT"/>
+        </w:rPr>
+      </w:r>
+      <w:r>
+        <w:rPr>
           <w:b/>
           <w:lang w:val="pt_PT" w:bidi="pt_PT"/>
         </w:rPr>
@@ -34633,6 +37615,20 @@
         <w:rPr>
           <w:lang w:val="pt_PT" w:bidi="pt_PT"/>
         </w:rPr>
+      </w:r>
+    </w:p>
+    <w:p>
+      <w:pPr/>
+      <w:r>
+        <w:rPr>
+          <w:lang w:val="pt_PT" w:bidi="pt_PT"/>
+        </w:rPr>
+      </w:r>
+      <w:r>
+        <w:rPr>
+          <w:lang w:val="pt_PT" w:bidi="pt_PT"/>
+        </w:rPr>
+        <w:t>מַה־דּוֹדֵ֣⁠ךְ מִ⁠דּ֔וֹד הַ⁠יָּפָ֖ה בַּ⁠נָּשִׁ֑ים</w:t>
       </w:r>
     </w:p>
     <w:p>
@@ -34821,6 +37817,20 @@
       </w:r>
       <w:r>
         <w:rPr>
+          <w:lang w:val="pt_PT" w:bidi="pt_PT"/>
+        </w:rPr>
+        <w:t>שֶׁ⁠כָּ֖כָה הִשְׁבַּעְתָּֽ⁠נוּ</w:t>
+      </w:r>
+    </w:p>
+    <w:p>
+      <w:pPr/>
+      <w:r>
+        <w:rPr>
+          <w:lang w:val="pt_PT" w:bidi="pt_PT"/>
+        </w:rPr>
+      </w:r>
+      <w:r>
+        <w:rPr>
           <w:b/>
           <w:lang w:val="pt_PT" w:bidi="pt_PT"/>
         </w:rPr>
@@ -34884,6 +37894,20 @@
       </w:r>
       <w:r>
         <w:rPr>
+          <w:lang w:val="pt_PT" w:bidi="pt_PT"/>
+        </w:rPr>
+        <w:t>הִשְׁבַּעְתָּֽ⁠נוּ</w:t>
+      </w:r>
+    </w:p>
+    <w:p>
+      <w:pPr/>
+      <w:r>
+        <w:rPr>
+          <w:lang w:val="pt_PT" w:bidi="pt_PT"/>
+        </w:rPr>
+      </w:r>
+      <w:r>
+        <w:rPr>
           <w:b/>
           <w:lang w:val="pt_PT" w:bidi="pt_PT"/>
         </w:rPr>
@@ -35089,6 +38113,20 @@
       </w:r>
       <w:r>
         <w:rPr>
+          <w:lang w:val="pt_PT" w:bidi="pt_PT"/>
+        </w:rPr>
+        <w:t>דָּג֖וּל מֵ⁠רְבָבָֽה</w:t>
+      </w:r>
+    </w:p>
+    <w:p>
+      <w:pPr/>
+      <w:r>
+        <w:rPr>
+          <w:lang w:val="pt_PT" w:bidi="pt_PT"/>
+        </w:rPr>
+      </w:r>
+      <w:r>
+        <w:rPr>
           <w:b/>
           <w:lang w:val="pt_PT" w:bidi="pt_PT"/>
         </w:rPr>
@@ -35322,6 +38360,20 @@
         <w:rPr>
           <w:lang w:val="pt_PT" w:bidi="pt_PT"/>
         </w:rPr>
+      </w:r>
+    </w:p>
+    <w:p>
+      <w:pPr/>
+      <w:r>
+        <w:rPr>
+          <w:lang w:val="pt_PT" w:bidi="pt_PT"/>
+        </w:rPr>
+      </w:r>
+      <w:r>
+        <w:rPr>
+          <w:lang w:val="pt_PT" w:bidi="pt_PT"/>
+        </w:rPr>
+        <w:t>שְׁחֹר֖וֹת כָּ⁠עוֹרֵֽב</w:t>
       </w:r>
     </w:p>
     <w:p>
@@ -35756,6 +38808,20 @@
       </w:r>
       <w:r>
         <w:rPr>
+          <w:lang w:val="pt_PT" w:bidi="pt_PT"/>
+        </w:rPr>
+        <w:t>עֵינָ֕י⁠ו כְּ⁠יוֹנִ֖ים עַל־אֲפִ֣יקֵי מָ֑יִם רֹֽחֲצוֹת֙ בֶּֽ⁠חָלָ֔ב יֹשְׁב֖וֹת עַל־מִלֵּֽאת</w:t>
+      </w:r>
+    </w:p>
+    <w:p>
+      <w:pPr/>
+      <w:r>
+        <w:rPr>
+          <w:lang w:val="pt_PT" w:bidi="pt_PT"/>
+        </w:rPr>
+      </w:r>
+      <w:r>
+        <w:rPr>
           <w:b/>
           <w:lang w:val="pt_PT" w:bidi="pt_PT"/>
         </w:rPr>
@@ -36052,6 +39118,20 @@
       </w:r>
       <w:r>
         <w:rPr>
+          <w:lang w:val="pt_PT" w:bidi="pt_PT"/>
+        </w:rPr>
+        <w:t>כַּ⁠עֲרוּגַ֣ת הַ⁠בֹּ֔שֶׂם</w:t>
+      </w:r>
+    </w:p>
+    <w:p>
+      <w:pPr/>
+      <w:r>
+        <w:rPr>
+          <w:lang w:val="pt_PT" w:bidi="pt_PT"/>
+        </w:rPr>
+      </w:r>
+      <w:r>
+        <w:rPr>
           <w:b/>
           <w:lang w:val="pt_PT" w:bidi="pt_PT"/>
         </w:rPr>
@@ -36148,6 +39228,20 @@
       </w:r>
       <w:r>
         <w:rPr>
+          <w:lang w:val="pt_PT" w:bidi="pt_PT"/>
+        </w:rPr>
+        <w:t>מִגְדְּל֖וֹת</w:t>
+      </w:r>
+    </w:p>
+    <w:p>
+      <w:pPr/>
+      <w:r>
+        <w:rPr>
+          <w:lang w:val="pt_PT" w:bidi="pt_PT"/>
+        </w:rPr>
+      </w:r>
+      <w:r>
+        <w:rPr>
           <w:b/>
           <w:lang w:val="pt_PT" w:bidi="pt_PT"/>
         </w:rPr>
@@ -36200,6 +39294,20 @@
         <w:rPr>
           <w:lang w:val="pt_PT" w:bidi="pt_PT"/>
         </w:rPr>
+      </w:r>
+    </w:p>
+    <w:p>
+      <w:pPr/>
+      <w:r>
+        <w:rPr>
+          <w:lang w:val="pt_PT" w:bidi="pt_PT"/>
+        </w:rPr>
+      </w:r>
+      <w:r>
+        <w:rPr>
+          <w:lang w:val="pt_PT" w:bidi="pt_PT"/>
+        </w:rPr>
+        <w:t>מִגְדְּל֖וֹת מֶרְקָחִ֑ים</w:t>
       </w:r>
     </w:p>
     <w:p>
@@ -36696,6 +39804,20 @@
       </w:r>
       <w:r>
         <w:rPr>
+          <w:lang w:val="pt_PT" w:bidi="pt_PT"/>
+        </w:rPr>
+        <w:t>יָדָי⁠ו֙ גְּלִילֵ֣י זָהָ֔ב מְמֻלָּאִ֖ים בַּ⁠תַּרְשִׁ֑ישׁ</w:t>
+      </w:r>
+    </w:p>
+    <w:p>
+      <w:pPr/>
+      <w:r>
+        <w:rPr>
+          <w:lang w:val="pt_PT" w:bidi="pt_PT"/>
+        </w:rPr>
+      </w:r>
+      <w:r>
+        <w:rPr>
           <w:b/>
           <w:lang w:val="pt_PT" w:bidi="pt_PT"/>
         </w:rPr>
@@ -36844,6 +39966,20 @@
       </w:r>
       <w:r>
         <w:rPr>
+          <w:lang w:val="pt_PT" w:bidi="pt_PT"/>
+        </w:rPr>
+        <w:t>יָדָי⁠ו֙</w:t>
+      </w:r>
+    </w:p>
+    <w:p>
+      <w:pPr/>
+      <w:r>
+        <w:rPr>
+          <w:lang w:val="pt_PT" w:bidi="pt_PT"/>
+        </w:rPr>
+      </w:r>
+      <w:r>
+        <w:rPr>
           <w:b/>
           <w:lang w:val="pt_PT" w:bidi="pt_PT"/>
         </w:rPr>
@@ -36933,6 +40069,20 @@
       </w:r>
       <w:r>
         <w:rPr>
+          <w:lang w:val="pt_PT" w:bidi="pt_PT"/>
+        </w:rPr>
+        <w:t>בַּ⁠תַּרְשִׁ֑ישׁ</w:t>
+      </w:r>
+    </w:p>
+    <w:p>
+      <w:pPr/>
+      <w:r>
+        <w:rPr>
+          <w:lang w:val="pt_PT" w:bidi="pt_PT"/>
+        </w:rPr>
+      </w:r>
+      <w:r>
+        <w:rPr>
           <w:b/>
           <w:lang w:val="pt_PT" w:bidi="pt_PT"/>
         </w:rPr>
@@ -37223,6 +40373,20 @@
       </w:r>
       <w:r>
         <w:rPr>
+          <w:lang w:val="pt_PT" w:bidi="pt_PT"/>
+        </w:rPr>
+        <w:t>מֵעָי⁠ו֙</w:t>
+      </w:r>
+    </w:p>
+    <w:p>
+      <w:pPr/>
+      <w:r>
+        <w:rPr>
+          <w:lang w:val="pt_PT" w:bidi="pt_PT"/>
+        </w:rPr>
+      </w:r>
+      <w:r>
+        <w:rPr>
           <w:b/>
           <w:lang w:val="pt_PT" w:bidi="pt_PT"/>
         </w:rPr>
@@ -37286,6 +40450,20 @@
       </w:r>
       <w:r>
         <w:rPr>
+          <w:lang w:val="pt_PT" w:bidi="pt_PT"/>
+        </w:rPr>
+        <w:t>שֵׁ֔ן</w:t>
+      </w:r>
+    </w:p>
+    <w:p>
+      <w:pPr/>
+      <w:r>
+        <w:rPr>
+          <w:lang w:val="pt_PT" w:bidi="pt_PT"/>
+        </w:rPr>
+      </w:r>
+      <w:r>
+        <w:rPr>
           <w:b/>
           <w:lang w:val="pt_PT" w:bidi="pt_PT"/>
         </w:rPr>
@@ -37408,6 +40586,20 @@
       </w:r>
       <w:r>
         <w:rPr>
+          <w:lang w:val="pt_PT" w:bidi="pt_PT"/>
+        </w:rPr>
+        <w:t>סַפִּירִֽים</w:t>
+      </w:r>
+    </w:p>
+    <w:p>
+      <w:pPr/>
+      <w:r>
+        <w:rPr>
+          <w:lang w:val="pt_PT" w:bidi="pt_PT"/>
+        </w:rPr>
+      </w:r>
+      <w:r>
+        <w:rPr>
           <w:b/>
           <w:lang w:val="pt_PT" w:bidi="pt_PT"/>
         </w:rPr>
@@ -37620,6 +40812,20 @@
       </w:r>
       <w:r>
         <w:rPr>
+          <w:lang w:val="pt_PT" w:bidi="pt_PT"/>
+        </w:rPr>
+        <w:t>שׁוֹקָי⁠ו֙</w:t>
+      </w:r>
+    </w:p>
+    <w:p>
+      <w:pPr/>
+      <w:r>
+        <w:rPr>
+          <w:lang w:val="pt_PT" w:bidi="pt_PT"/>
+        </w:rPr>
+      </w:r>
+      <w:r>
+        <w:rPr>
           <w:b/>
           <w:lang w:val="pt_PT" w:bidi="pt_PT"/>
         </w:rPr>
@@ -38019,6 +41225,20 @@
       </w:r>
       <w:r>
         <w:rPr>
+          <w:lang w:val="pt_PT" w:bidi="pt_PT"/>
+        </w:rPr>
+        <w:t>חִכּ⁠וֹ֙ מַֽמְתַקִּ֔ים</w:t>
+      </w:r>
+    </w:p>
+    <w:p>
+      <w:pPr/>
+      <w:r>
+        <w:rPr>
+          <w:lang w:val="pt_PT" w:bidi="pt_PT"/>
+        </w:rPr>
+      </w:r>
+      <w:r>
+        <w:rPr>
           <w:b/>
           <w:lang w:val="pt_PT" w:bidi="pt_PT"/>
         </w:rPr>
@@ -38104,6 +41324,20 @@
         <w:rPr>
           <w:lang w:val="pt_PT" w:bidi="pt_PT"/>
         </w:rPr>
+      </w:r>
+    </w:p>
+    <w:p>
+      <w:pPr/>
+      <w:r>
+        <w:rPr>
+          <w:lang w:val="pt_PT" w:bidi="pt_PT"/>
+        </w:rPr>
+      </w:r>
+      <w:r>
+        <w:rPr>
+          <w:lang w:val="pt_PT" w:bidi="pt_PT"/>
+        </w:rPr>
+        <w:t>וְ⁠כֻלּ֖⁠וֹ מַחֲמַדִּ֑ים</w:t>
       </w:r>
     </w:p>
     <w:p>
@@ -38460,6 +41694,20 @@
       </w:r>
       <w:r>
         <w:rPr>
+          <w:lang w:val="pt_PT" w:bidi="pt_PT"/>
+        </w:rPr>
+        <w:t>אָ֚נָה הָלַ֣ךְ דּוֹדֵ֔⁠ךְ הַ⁠יָּפָ֖ה בַּ⁠נָּשִׁ֑ים אָ֚נָה פָּנָ֣ה דוֹדֵ֔⁠ךְ וּ⁠נְבַקְשֶׁ֖⁠נּוּ עִמָּֽ⁠ךְ</w:t>
+      </w:r>
+    </w:p>
+    <w:p>
+      <w:pPr/>
+      <w:r>
+        <w:rPr>
+          <w:lang w:val="pt_PT" w:bidi="pt_PT"/>
+        </w:rPr>
+      </w:r>
+      <w:r>
+        <w:rPr>
           <w:b/>
           <w:lang w:val="pt_PT" w:bidi="pt_PT"/>
         </w:rPr>
@@ -38558,6 +41806,20 @@
         <w:rPr>
           <w:lang w:val="pt_PT" w:bidi="pt_PT"/>
         </w:rPr>
+      </w:r>
+    </w:p>
+    <w:p>
+      <w:pPr/>
+      <w:r>
+        <w:rPr>
+          <w:lang w:val="pt_PT" w:bidi="pt_PT"/>
+        </w:rPr>
+      </w:r>
+      <w:r>
+        <w:rPr>
+          <w:lang w:val="pt_PT" w:bidi="pt_PT"/>
+        </w:rPr>
+        <w:t>אָ֚נָה הָלַ֣ךְ דּוֹדֵ֔⁠ךְ &amp; אָ֚נָה פָּנָ֣ה דוֹדֵ֔⁠ךְ</w:t>
       </w:r>
     </w:p>
     <w:p>
@@ -38726,6 +41988,20 @@
       </w:r>
       <w:r>
         <w:rPr>
+          <w:lang w:val="pt_PT" w:bidi="pt_PT"/>
+        </w:rPr>
+        <w:t>אָ֚נָה פָּנָ֣ה דוֹדֵ֔⁠ךְ</w:t>
+      </w:r>
+    </w:p>
+    <w:p>
+      <w:pPr/>
+      <w:r>
+        <w:rPr>
+          <w:lang w:val="pt_PT" w:bidi="pt_PT"/>
+        </w:rPr>
+      </w:r>
+      <w:r>
+        <w:rPr>
           <w:b/>
           <w:lang w:val="pt_PT" w:bidi="pt_PT"/>
         </w:rPr>
@@ -38789,6 +42065,20 @@
       </w:r>
       <w:r>
         <w:rPr>
+          <w:lang w:val="pt_PT" w:bidi="pt_PT"/>
+        </w:rPr>
+        <w:t>וּ⁠נְבַקְשֶׁ֖⁠נּוּ עִמָּֽ⁠ךְ</w:t>
+      </w:r>
+    </w:p>
+    <w:p>
+      <w:pPr/>
+      <w:r>
+        <w:rPr>
+          <w:lang w:val="pt_PT" w:bidi="pt_PT"/>
+        </w:rPr>
+      </w:r>
+      <w:r>
+        <w:rPr>
           <w:b/>
           <w:lang w:val="pt_PT" w:bidi="pt_PT"/>
         </w:rPr>
@@ -38861,6 +42151,20 @@
         <w:rPr>
           <w:lang w:val="pt_PT" w:bidi="pt_PT"/>
         </w:rPr>
+      </w:r>
+    </w:p>
+    <w:p>
+      <w:pPr/>
+      <w:r>
+        <w:rPr>
+          <w:lang w:val="pt_PT" w:bidi="pt_PT"/>
+        </w:rPr>
+      </w:r>
+      <w:r>
+        <w:rPr>
+          <w:lang w:val="pt_PT" w:bidi="pt_PT"/>
+        </w:rPr>
+        <w:t>דּוֹדִ⁠י֙ יָרַ֣ד לְ⁠גַנּ֔⁠וֹ לַ⁠עֲרוּג֖וֹת הַ⁠בֹּ֑שֶׂם לִ⁠רְעוֹת֙ בַּ⁠גַּנִּ֔ים וְ⁠לִ⁠לְקֹ֖ט שֽׁוֹשַׁנִּֽים</w:t>
       </w:r>
     </w:p>
     <w:p>
@@ -39056,6 +42360,20 @@
       </w:r>
       <w:r>
         <w:rPr>
+          <w:lang w:val="pt_PT" w:bidi="pt_PT"/>
+        </w:rPr>
+        <w:t>דּוֹדִ⁠י֙ יָרַ֣ד לְ⁠גַנּ֔⁠וֹ לַ⁠עֲרוּג֖וֹת הַ⁠בֹּ֑שֶׂם</w:t>
+      </w:r>
+    </w:p>
+    <w:p>
+      <w:pPr/>
+      <w:r>
+        <w:rPr>
+          <w:lang w:val="pt_PT" w:bidi="pt_PT"/>
+        </w:rPr>
+      </w:r>
+      <w:r>
+        <w:rPr>
           <w:b/>
           <w:lang w:val="pt_PT" w:bidi="pt_PT"/>
         </w:rPr>
@@ -39180,6 +42498,20 @@
         <w:rPr>
           <w:lang w:val="pt_PT" w:bidi="pt_PT"/>
         </w:rPr>
+      </w:r>
+    </w:p>
+    <w:p>
+      <w:pPr/>
+      <w:r>
+        <w:rPr>
+          <w:lang w:val="pt_PT" w:bidi="pt_PT"/>
+        </w:rPr>
+      </w:r>
+      <w:r>
+        <w:rPr>
+          <w:lang w:val="pt_PT" w:bidi="pt_PT"/>
+        </w:rPr>
+        <w:t>יָרַ֣ד</w:t>
       </w:r>
     </w:p>
     <w:p>
@@ -39503,6 +42835,20 @@
       </w:r>
       <w:r>
         <w:rPr>
+          <w:lang w:val="pt_PT" w:bidi="pt_PT"/>
+        </w:rPr>
+        <w:t>אֲנִ֤י לְ⁠דוֹדִ⁠י֙ וְ⁠דוֹדִ֣⁠י לִ֔⁠י</w:t>
+      </w:r>
+    </w:p>
+    <w:p>
+      <w:pPr/>
+      <w:r>
+        <w:rPr>
+          <w:lang w:val="pt_PT" w:bidi="pt_PT"/>
+        </w:rPr>
+      </w:r>
+      <w:r>
+        <w:rPr>
           <w:b/>
           <w:lang w:val="pt_PT" w:bidi="pt_PT"/>
         </w:rPr>
@@ -39584,6 +42930,20 @@
       </w:r>
       <w:r>
         <w:rPr>
+          <w:lang w:val="pt_PT" w:bidi="pt_PT"/>
+        </w:rPr>
+        <w:t>הָ⁠רֹעֶ֖ה בַּ⁠שׁוֹשַׁנִּֽים</w:t>
+      </w:r>
+    </w:p>
+    <w:p>
+      <w:pPr/>
+      <w:r>
+        <w:rPr>
+          <w:lang w:val="pt_PT" w:bidi="pt_PT"/>
+        </w:rPr>
+      </w:r>
+      <w:r>
+        <w:rPr>
           <w:b/>
           <w:lang w:val="pt_PT" w:bidi="pt_PT"/>
         </w:rPr>
@@ -39685,6 +43045,20 @@
       </w:r>
       <w:r>
         <w:rPr>
+          <w:lang w:val="pt_PT" w:bidi="pt_PT"/>
+        </w:rPr>
+        <w:t>יָפָ֨ה אַ֤תְּ רַעְיָתִ⁠י֙ כְּ⁠תִרְצָ֔ה נָאוָ֖ה כִּ⁠ירוּשָׁלִָ֑ם</w:t>
+      </w:r>
+    </w:p>
+    <w:p>
+      <w:pPr/>
+      <w:r>
+        <w:rPr>
+          <w:lang w:val="pt_PT" w:bidi="pt_PT"/>
+        </w:rPr>
+      </w:r>
+      <w:r>
+        <w:rPr>
           <w:b/>
           <w:lang w:val="pt_PT" w:bidi="pt_PT"/>
         </w:rPr>
@@ -39901,6 +43275,20 @@
       </w:r>
       <w:r>
         <w:rPr>
+          <w:lang w:val="pt_PT" w:bidi="pt_PT"/>
+        </w:rPr>
+        <w:t>יָפָ֨ה אַ֤תְּ רַעְיָתִ⁠י֙ כְּ⁠תִרְצָ֔ה</w:t>
+      </w:r>
+    </w:p>
+    <w:p>
+      <w:pPr/>
+      <w:r>
+        <w:rPr>
+          <w:lang w:val="pt_PT" w:bidi="pt_PT"/>
+        </w:rPr>
+      </w:r>
+      <w:r>
+        <w:rPr>
           <w:b/>
           <w:lang w:val="pt_PT" w:bidi="pt_PT"/>
         </w:rPr>
@@ -39984,6 +43372,20 @@
       </w:r>
       <w:r>
         <w:rPr>
+          <w:lang w:val="pt_PT" w:bidi="pt_PT"/>
+        </w:rPr>
+        <w:t>נָאוָ֖ה כִּ⁠ירוּשָׁלִָ֑ם אֲיֻמָּ֖ה כַּ⁠נִּדְגָּלֽוֹת</w:t>
+      </w:r>
+    </w:p>
+    <w:p>
+      <w:pPr/>
+      <w:r>
+        <w:rPr>
+          <w:lang w:val="pt_PT" w:bidi="pt_PT"/>
+        </w:rPr>
+      </w:r>
+      <w:r>
+        <w:rPr>
           <w:b/>
           <w:lang w:val="pt_PT" w:bidi="pt_PT"/>
         </w:rPr>
@@ -40056,6 +43458,20 @@
         <w:rPr>
           <w:lang w:val="pt_PT" w:bidi="pt_PT"/>
         </w:rPr>
+      </w:r>
+    </w:p>
+    <w:p>
+      <w:pPr/>
+      <w:r>
+        <w:rPr>
+          <w:lang w:val="pt_PT" w:bidi="pt_PT"/>
+        </w:rPr>
+      </w:r>
+      <w:r>
+        <w:rPr>
+          <w:lang w:val="pt_PT" w:bidi="pt_PT"/>
+        </w:rPr>
+        <w:t>אֲיֻמָּ֖ה כַּ⁠נִּדְגָּלֽוֹת</w:t>
       </w:r>
     </w:p>
     <w:p>
@@ -40264,6 +43680,20 @@
       </w:r>
       <w:r>
         <w:rPr>
+          <w:lang w:val="pt_PT" w:bidi="pt_PT"/>
+        </w:rPr>
+        <w:t>שַׂעְרֵ⁠ךְ֙ כְּ⁠עֵ֣דֶר הָֽ⁠עִזִּ֔ים שֶׁ⁠גָּלְשׁ֖וּ מִן־הַ⁠גִּלְעָֽד</w:t>
+      </w:r>
+    </w:p>
+    <w:p>
+      <w:pPr/>
+      <w:r>
+        <w:rPr>
+          <w:lang w:val="pt_PT" w:bidi="pt_PT"/>
+        </w:rPr>
+      </w:r>
+      <w:r>
+        <w:rPr>
           <w:b/>
           <w:lang w:val="pt_PT" w:bidi="pt_PT"/>
         </w:rPr>
@@ -40479,6 +43909,20 @@
       </w:r>
       <w:r>
         <w:rPr>
+          <w:lang w:val="pt_PT" w:bidi="pt_PT"/>
+        </w:rPr>
+        <w:t>הָֽ⁠רְחֵלִ֔ים</w:t>
+      </w:r>
+    </w:p>
+    <w:p>
+      <w:pPr/>
+      <w:r>
+        <w:rPr>
+          <w:lang w:val="pt_PT" w:bidi="pt_PT"/>
+        </w:rPr>
+      </w:r>
+      <w:r>
+        <w:rPr>
           <w:b/>
           <w:lang w:val="pt_PT" w:bidi="pt_PT"/>
         </w:rPr>
@@ -40689,6 +44133,20 @@
       </w:r>
       <w:r>
         <w:rPr>
+          <w:lang w:val="pt_PT" w:bidi="pt_PT"/>
+        </w:rPr>
+        <w:t>שִׁשִּׁ֥ים הֵ֨מָּה֙ מְּלָכ֔וֹת</w:t>
+      </w:r>
+    </w:p>
+    <w:p>
+      <w:pPr/>
+      <w:r>
+        <w:rPr>
+          <w:lang w:val="pt_PT" w:bidi="pt_PT"/>
+        </w:rPr>
+      </w:r>
+      <w:r>
+        <w:rPr>
           <w:b/>
           <w:lang w:val="pt_PT" w:bidi="pt_PT"/>
         </w:rPr>
@@ -41034,6 +44492,20 @@
       </w:r>
       <w:r>
         <w:rPr>
+          <w:lang w:val="pt_PT" w:bidi="pt_PT"/>
+        </w:rPr>
+        <w:t>וַ⁠עֲלָמ֖וֹת אֵ֥ין מִסְפָּֽר</w:t>
+      </w:r>
+    </w:p>
+    <w:p>
+      <w:pPr/>
+      <w:r>
+        <w:rPr>
+          <w:lang w:val="pt_PT" w:bidi="pt_PT"/>
+        </w:rPr>
+      </w:r>
+      <w:r>
+        <w:rPr>
           <w:b/>
           <w:lang w:val="pt_PT" w:bidi="pt_PT"/>
         </w:rPr>
@@ -41130,6 +44602,20 @@
       </w:r>
       <w:r>
         <w:rPr>
+          <w:lang w:val="pt_PT" w:bidi="pt_PT"/>
+        </w:rPr>
+        <w:t>שִׁשִּׁ֥ים הֵ֨מָּה֙ מְּלָכ֔וֹת וּ⁠שְׁמֹנִ֖ים פִּֽילַגְשִׁ֑ים וַ⁠עֲלָמ֖וֹת אֵ֥ין מִסְפָּֽר׃ אַחַ֥ת הִיא֙ יוֹנָתִ֣⁠י תַמָּתִ֔⁠י אַחַ֥ת הִיא֙ לְ⁠אִמָּ֔⁠הּ בָּרָ֥ה הִ֖יא לְ⁠יֽוֹלַדְתָּ֑⁠הּ</w:t>
+      </w:r>
+    </w:p>
+    <w:p>
+      <w:pPr/>
+      <w:r>
+        <w:rPr>
+          <w:lang w:val="pt_PT" w:bidi="pt_PT"/>
+        </w:rPr>
+      </w:r>
+      <w:r>
+        <w:rPr>
           <w:b/>
           <w:lang w:val="pt_PT" w:bidi="pt_PT"/>
         </w:rPr>
@@ -41202,6 +44688,20 @@
         <w:rPr>
           <w:lang w:val="pt_PT" w:bidi="pt_PT"/>
         </w:rPr>
+      </w:r>
+    </w:p>
+    <w:p>
+      <w:pPr/>
+      <w:r>
+        <w:rPr>
+          <w:lang w:val="pt_PT" w:bidi="pt_PT"/>
+        </w:rPr>
+      </w:r>
+      <w:r>
+        <w:rPr>
+          <w:lang w:val="pt_PT" w:bidi="pt_PT"/>
+        </w:rPr>
+        <w:t>אַחַ֥ת הִיא֙</w:t>
       </w:r>
     </w:p>
     <w:p>
@@ -41449,6 +44949,20 @@
       </w:r>
       <w:r>
         <w:rPr>
+          <w:lang w:val="pt_PT" w:bidi="pt_PT"/>
+        </w:rPr>
+        <w:t>אַחַ֥ת הִיא֙ לְ⁠אִמָּ֔⁠הּ</w:t>
+      </w:r>
+    </w:p>
+    <w:p>
+      <w:pPr/>
+      <w:r>
+        <w:rPr>
+          <w:lang w:val="pt_PT" w:bidi="pt_PT"/>
+        </w:rPr>
+      </w:r>
+      <w:r>
+        <w:rPr>
           <w:b/>
           <w:lang w:val="pt_PT" w:bidi="pt_PT"/>
         </w:rPr>
@@ -41571,6 +45085,20 @@
       </w:r>
       <w:r>
         <w:rPr>
+          <w:lang w:val="pt_PT" w:bidi="pt_PT"/>
+        </w:rPr>
+        <w:t>בָּרָ֥ה הִ֖יא לְ⁠יֽוֹלַדְתָּ֑⁠הּ</w:t>
+      </w:r>
+    </w:p>
+    <w:p>
+      <w:pPr/>
+      <w:r>
+        <w:rPr>
+          <w:lang w:val="pt_PT" w:bidi="pt_PT"/>
+        </w:rPr>
+      </w:r>
+      <w:r>
+        <w:rPr>
           <w:b/>
           <w:lang w:val="pt_PT" w:bidi="pt_PT"/>
         </w:rPr>
@@ -41776,6 +45304,20 @@
       </w:r>
       <w:r>
         <w:rPr>
+          <w:lang w:val="pt_PT" w:bidi="pt_PT"/>
+        </w:rPr>
+        <w:t>בָנוֹת֙</w:t>
+      </w:r>
+    </w:p>
+    <w:p>
+      <w:pPr/>
+      <w:r>
+        <w:rPr>
+          <w:lang w:val="pt_PT" w:bidi="pt_PT"/>
+        </w:rPr>
+      </w:r>
+      <w:r>
+        <w:rPr>
           <w:b/>
           <w:lang w:val="pt_PT" w:bidi="pt_PT"/>
         </w:rPr>
@@ -41872,6 +45414,20 @@
       </w:r>
       <w:r>
         <w:rPr>
+          <w:lang w:val="pt_PT" w:bidi="pt_PT"/>
+        </w:rPr>
+        <w:t>מִי־זֹ֥את הַ⁠נִּשְׁקָפָ֖ה כְּמוֹ־שָׁ֑חַר יָפָ֣ה כַ⁠לְּבָנָ֗ה בָּרָה֙ כַּֽ⁠חַמָּ֔ה אֲיֻמָּ֖ה כַּ⁠נִּדְגָּלֽוֹת</w:t>
+      </w:r>
+    </w:p>
+    <w:p>
+      <w:pPr/>
+      <w:r>
+        <w:rPr>
+          <w:lang w:val="pt_PT" w:bidi="pt_PT"/>
+        </w:rPr>
+      </w:r>
+      <w:r>
+        <w:rPr>
           <w:b/>
           <w:lang w:val="pt_PT" w:bidi="pt_PT"/>
         </w:rPr>
@@ -41994,6 +45550,20 @@
       </w:r>
       <w:r>
         <w:rPr>
+          <w:lang w:val="pt_PT" w:bidi="pt_PT"/>
+        </w:rPr>
+        <w:t>מִי־זֹ֥את הַ⁠נִּשְׁקָפָ֖ה כְּמוֹ־שָׁ֑חַר יָפָ֣ה כַ⁠לְּבָנָ֗ה בָּרָה֙ כַּֽ⁠חַמָּ֔ה אֲיֻמָּ֖ה כַּ⁠נִּדְגָּלֽוֹת</w:t>
+      </w:r>
+    </w:p>
+    <w:p>
+      <w:pPr/>
+      <w:r>
+        <w:rPr>
+          <w:lang w:val="pt_PT" w:bidi="pt_PT"/>
+        </w:rPr>
+      </w:r>
+      <w:r>
+        <w:rPr>
           <w:b/>
           <w:lang w:val="pt_PT" w:bidi="pt_PT"/>
         </w:rPr>
@@ -42077,6 +45647,20 @@
       </w:r>
       <w:r>
         <w:rPr>
+          <w:lang w:val="pt_PT" w:bidi="pt_PT"/>
+        </w:rPr>
+        <w:t>הַ⁠נִּשְׁקָפָ֖ה כְּמוֹ־שָׁ֑חַר</w:t>
+      </w:r>
+    </w:p>
+    <w:p>
+      <w:pPr/>
+      <w:r>
+        <w:rPr>
+          <w:lang w:val="pt_PT" w:bidi="pt_PT"/>
+        </w:rPr>
+      </w:r>
+      <w:r>
+        <w:rPr>
           <w:b/>
           <w:lang w:val="pt_PT" w:bidi="pt_PT"/>
         </w:rPr>
@@ -42160,6 +45744,20 @@
       </w:r>
       <w:r>
         <w:rPr>
+          <w:lang w:val="pt_PT" w:bidi="pt_PT"/>
+        </w:rPr>
+        <w:t>הַ⁠נִּשְׁקָפָ֖ה כְּמוֹ־שָׁ֑חַר יָפָ֣ה כַ⁠לְּבָנָ֗ה בָּרָה֙ כַּֽ⁠חַמָּ֔ה</w:t>
+      </w:r>
+    </w:p>
+    <w:p>
+      <w:pPr/>
+      <w:r>
+        <w:rPr>
+          <w:lang w:val="pt_PT" w:bidi="pt_PT"/>
+        </w:rPr>
+      </w:r>
+      <w:r>
+        <w:rPr>
           <w:b/>
           <w:lang w:val="pt_PT" w:bidi="pt_PT"/>
         </w:rPr>
@@ -42258,6 +45856,20 @@
         <w:rPr>
           <w:lang w:val="pt_PT" w:bidi="pt_PT"/>
         </w:rPr>
+      </w:r>
+    </w:p>
+    <w:p>
+      <w:pPr/>
+      <w:r>
+        <w:rPr>
+          <w:lang w:val="pt_PT" w:bidi="pt_PT"/>
+        </w:rPr>
+      </w:r>
+      <w:r>
+        <w:rPr>
+          <w:lang w:val="pt_PT" w:bidi="pt_PT"/>
+        </w:rPr>
+        <w:t>אֲיֻמָּ֖ה כַּ⁠נִּדְגָּלֽוֹת</w:t>
       </w:r>
     </w:p>
     <w:p>
@@ -42370,6 +45982,20 @@
       </w:r>
       <w:r>
         <w:rPr>
+          <w:lang w:val="pt_PT" w:bidi="pt_PT"/>
+        </w:rPr>
+        <w:t>אֶל־גִּנַּ֤ת אֱגוֹז֙ יָרַ֔דְתִּי</w:t>
+      </w:r>
+    </w:p>
+    <w:p>
+      <w:pPr/>
+      <w:r>
+        <w:rPr>
+          <w:lang w:val="pt_PT" w:bidi="pt_PT"/>
+        </w:rPr>
+      </w:r>
+      <w:r>
+        <w:rPr>
           <w:b/>
           <w:lang w:val="pt_PT" w:bidi="pt_PT"/>
         </w:rPr>
@@ -42453,6 +46079,20 @@
       </w:r>
       <w:r>
         <w:rPr>
+          <w:lang w:val="pt_PT" w:bidi="pt_PT"/>
+        </w:rPr>
+        <w:t>אֶל־גִּנַּ֤ת אֱגוֹז֙ יָרַ֔דְתִּי</w:t>
+      </w:r>
+    </w:p>
+    <w:p>
+      <w:pPr/>
+      <w:r>
+        <w:rPr>
+          <w:lang w:val="pt_PT" w:bidi="pt_PT"/>
+        </w:rPr>
+      </w:r>
+      <w:r>
+        <w:rPr>
           <w:b/>
           <w:lang w:val="pt_PT" w:bidi="pt_PT"/>
         </w:rPr>
@@ -42536,6 +46176,20 @@
       </w:r>
       <w:r>
         <w:rPr>
+          <w:lang w:val="pt_PT" w:bidi="pt_PT"/>
+        </w:rPr>
+        <w:t>יָרַ֔דְתִּי</w:t>
+      </w:r>
+    </w:p>
+    <w:p>
+      <w:pPr/>
+      <w:r>
+        <w:rPr>
+          <w:lang w:val="pt_PT" w:bidi="pt_PT"/>
+        </w:rPr>
+      </w:r>
+      <w:r>
+        <w:rPr>
           <w:b/>
           <w:lang w:val="pt_PT" w:bidi="pt_PT"/>
         </w:rPr>
@@ -42715,6 +46369,20 @@
       </w:r>
       <w:r>
         <w:rPr>
+          <w:lang w:val="pt_PT" w:bidi="pt_PT"/>
+        </w:rPr>
+        <w:t>לֹ֣א יָדַ֔עְתִּי</w:t>
+      </w:r>
+    </w:p>
+    <w:p>
+      <w:pPr/>
+      <w:r>
+        <w:rPr>
+          <w:lang w:val="pt_PT" w:bidi="pt_PT"/>
+        </w:rPr>
+      </w:r>
+      <w:r>
+        <w:rPr>
           <w:b/>
           <w:lang w:val="pt_PT" w:bidi="pt_PT"/>
         </w:rPr>
@@ -42894,6 +46562,20 @@
       </w:r>
       <w:r>
         <w:rPr>
+          <w:lang w:val="pt_PT" w:bidi="pt_PT"/>
+        </w:rPr>
+        <w:t>מַרְכְּב֖וֹת עַמִּ⁠י־נָדִֽיב</w:t>
+      </w:r>
+    </w:p>
+    <w:p>
+      <w:pPr/>
+      <w:r>
+        <w:rPr>
+          <w:lang w:val="pt_PT" w:bidi="pt_PT"/>
+        </w:rPr>
+      </w:r>
+      <w:r>
+        <w:rPr>
           <w:b/>
           <w:lang w:val="pt_PT" w:bidi="pt_PT"/>
         </w:rPr>
@@ -43060,6 +46742,20 @@
       </w:r>
       <w:r>
         <w:rPr>
+          <w:lang w:val="pt_PT" w:bidi="pt_PT"/>
+        </w:rPr>
+        <w:t>הַ⁠שּׁ֣וּלַמִּ֔ית &amp; בַּ⁠שּׁ֣וּלַמִּ֔ית</w:t>
+      </w:r>
+    </w:p>
+    <w:p>
+      <w:pPr/>
+      <w:r>
+        <w:rPr>
+          <w:lang w:val="pt_PT" w:bidi="pt_PT"/>
+        </w:rPr>
+      </w:r>
+      <w:r>
+        <w:rPr>
           <w:b/>
           <w:lang w:val="pt_PT" w:bidi="pt_PT"/>
         </w:rPr>
@@ -43252,6 +46948,20 @@
       </w:r>
       <w:r>
         <w:rPr>
+          <w:lang w:val="pt_PT" w:bidi="pt_PT"/>
+        </w:rPr>
+        <w:t>מַֽה־תֶּחֱזוּ֙ בַּ⁠שּׁ֣וּלַמִּ֔ית כִּ⁠מְחֹלַ֖ת הַֽ⁠מַּחֲנָֽיִם</w:t>
+      </w:r>
+    </w:p>
+    <w:p>
+      <w:pPr/>
+      <w:r>
+        <w:rPr>
+          <w:lang w:val="pt_PT" w:bidi="pt_PT"/>
+        </w:rPr>
+      </w:r>
+      <w:r>
+        <w:rPr>
           <w:b/>
           <w:lang w:val="pt_PT" w:bidi="pt_PT"/>
         </w:rPr>
@@ -43335,6 +47045,20 @@
       </w:r>
       <w:r>
         <w:rPr>
+          <w:lang w:val="pt_PT" w:bidi="pt_PT"/>
+        </w:rPr>
+        <w:t>כִּ⁠מְחֹלַ֖ת הַֽ⁠מַּחֲנָֽיִם</w:t>
+      </w:r>
+    </w:p>
+    <w:p>
+      <w:pPr/>
+      <w:r>
+        <w:rPr>
+          <w:lang w:val="pt_PT" w:bidi="pt_PT"/>
+        </w:rPr>
+      </w:r>
+      <w:r>
+        <w:rPr>
           <w:b/>
           <w:lang w:val="pt_PT" w:bidi="pt_PT"/>
         </w:rPr>
@@ -43407,6 +47131,20 @@
         <w:rPr>
           <w:lang w:val="pt_PT" w:bidi="pt_PT"/>
         </w:rPr>
+      </w:r>
+    </w:p>
+    <w:p>
+      <w:pPr/>
+      <w:r>
+        <w:rPr>
+          <w:lang w:val="pt_PT" w:bidi="pt_PT"/>
+        </w:rPr>
+      </w:r>
+      <w:r>
+        <w:rPr>
+          <w:lang w:val="pt_PT" w:bidi="pt_PT"/>
+        </w:rPr>
+        <w:t>כִּ⁠מְחֹלַ֖ת הַֽ⁠מַּחֲנָֽיִם</w:t>
       </w:r>
     </w:p>
     <w:p>
@@ -43742,6 +47480,20 @@
       </w:r>
       <w:r>
         <w:rPr>
+          <w:lang w:val="pt_PT" w:bidi="pt_PT"/>
+        </w:rPr>
+        <w:t>מַה־יָּפ֧וּ פְעָמַ֛יִ⁠ךְ בַּ⁠נְּעָלִ֖ים בַּת־נָדִ֑יב חַמּוּקֵ֣י יְרֵכַ֔יִ⁠ךְ כְּמ֣וֹ חֲלָאִ֔ים מַעֲשֵׂ֖ה יְדֵ֥י אָמָּֽן</w:t>
+      </w:r>
+    </w:p>
+    <w:p>
+      <w:pPr/>
+      <w:r>
+        <w:rPr>
+          <w:lang w:val="pt_PT" w:bidi="pt_PT"/>
+        </w:rPr>
+      </w:r>
+      <w:r>
+        <w:rPr>
           <w:b/>
           <w:lang w:val="pt_PT" w:bidi="pt_PT"/>
         </w:rPr>
@@ -43843,6 +47595,20 @@
       </w:r>
       <w:r>
         <w:rPr>
+          <w:lang w:val="pt_PT" w:bidi="pt_PT"/>
+        </w:rPr>
+        <w:t>מַה</w:t>
+      </w:r>
+    </w:p>
+    <w:p>
+      <w:pPr/>
+      <w:r>
+        <w:rPr>
+          <w:lang w:val="pt_PT" w:bidi="pt_PT"/>
+        </w:rPr>
+      </w:r>
+      <w:r>
+        <w:rPr>
           <w:b/>
           <w:lang w:val="pt_PT" w:bidi="pt_PT"/>
         </w:rPr>
@@ -43972,6 +47738,20 @@
       </w:r>
       <w:r>
         <w:rPr>
+          <w:lang w:val="pt_PT" w:bidi="pt_PT"/>
+        </w:rPr>
+        <w:t>מַה־יָּפ֧וּ פְעָמַ֛יִ⁠ךְ בַּ⁠נְּעָלִ֖ים בַּת־נָדִ֑יב</w:t>
+      </w:r>
+    </w:p>
+    <w:p>
+      <w:pPr/>
+      <w:r>
+        <w:rPr>
+          <w:lang w:val="pt_PT" w:bidi="pt_PT"/>
+        </w:rPr>
+      </w:r>
+      <w:r>
+        <w:rPr>
           <w:b/>
           <w:lang w:val="pt_PT" w:bidi="pt_PT"/>
         </w:rPr>
@@ -44055,6 +47835,20 @@
       </w:r>
       <w:r>
         <w:rPr>
+          <w:lang w:val="pt_PT" w:bidi="pt_PT"/>
+        </w:rPr>
+        <w:t>בַּת־נָדִ֑יב</w:t>
+      </w:r>
+    </w:p>
+    <w:p>
+      <w:pPr/>
+      <w:r>
+        <w:rPr>
+          <w:lang w:val="pt_PT" w:bidi="pt_PT"/>
+        </w:rPr>
+      </w:r>
+      <w:r>
+        <w:rPr>
           <w:b/>
           <w:lang w:val="pt_PT" w:bidi="pt_PT"/>
         </w:rPr>
@@ -44395,6 +48189,20 @@
       </w:r>
       <w:r>
         <w:rPr>
+          <w:lang w:val="pt_PT" w:bidi="pt_PT"/>
+        </w:rPr>
+        <w:t>מַעֲשֵׂ֖ה יְדֵ֥י אָמָּֽן</w:t>
+      </w:r>
+    </w:p>
+    <w:p>
+      <w:pPr/>
+      <w:r>
+        <w:rPr>
+          <w:lang w:val="pt_PT" w:bidi="pt_PT"/>
+        </w:rPr>
+      </w:r>
+      <w:r>
+        <w:rPr>
           <w:b/>
           <w:lang w:val="pt_PT" w:bidi="pt_PT"/>
         </w:rPr>
@@ -44678,6 +48486,20 @@
       </w:r>
       <w:r>
         <w:rPr>
+          <w:lang w:val="pt_PT" w:bidi="pt_PT"/>
+        </w:rPr>
+        <w:t>אַל־יֶחְסַ֖ר הַ⁠מָּ֑זֶג</w:t>
+      </w:r>
+    </w:p>
+    <w:p>
+      <w:pPr/>
+      <w:r>
+        <w:rPr>
+          <w:lang w:val="pt_PT" w:bidi="pt_PT"/>
+        </w:rPr>
+      </w:r>
+      <w:r>
+        <w:rPr>
           <w:b/>
           <w:lang w:val="pt_PT" w:bidi="pt_PT"/>
         </w:rPr>
@@ -44754,6 +48576,20 @@
       </w:r>
       <w:r>
         <w:rPr>
+          <w:lang w:val="pt_PT" w:bidi="pt_PT"/>
+        </w:rPr>
+        <w:t>הַ⁠מָּ֑זֶג</w:t>
+      </w:r>
+    </w:p>
+    <w:p>
+      <w:pPr/>
+      <w:r>
+        <w:rPr>
+          <w:lang w:val="pt_PT" w:bidi="pt_PT"/>
+        </w:rPr>
+      </w:r>
+      <w:r>
+        <w:rPr>
           <w:b/>
           <w:lang w:val="pt_PT" w:bidi="pt_PT"/>
         </w:rPr>
@@ -45104,6 +48940,20 @@
         <w:rPr>
           <w:lang w:val="pt_PT" w:bidi="pt_PT"/>
         </w:rPr>
+      </w:r>
+    </w:p>
+    <w:p>
+      <w:pPr/>
+      <w:r>
+        <w:rPr>
+          <w:lang w:val="pt_PT" w:bidi="pt_PT"/>
+        </w:rPr>
+      </w:r>
+      <w:r>
+        <w:rPr>
+          <w:lang w:val="pt_PT" w:bidi="pt_PT"/>
+        </w:rPr>
+        <w:t>סוּגָ֖ה בַּ⁠שּׁוֹשַׁנִּֽים</w:t>
       </w:r>
     </w:p>
     <w:p>
@@ -45805,6 +49655,20 @@
       </w:r>
       <w:r>
         <w:rPr>
+          <w:lang w:val="pt_PT" w:bidi="pt_PT"/>
+        </w:rPr>
+        <w:t>עַל־שַׁ֨עַר֙ בַּת־רַבִּ֔ים</w:t>
+      </w:r>
+    </w:p>
+    <w:p>
+      <w:pPr/>
+      <w:r>
+        <w:rPr>
+          <w:lang w:val="pt_PT" w:bidi="pt_PT"/>
+        </w:rPr>
+      </w:r>
+      <w:r>
+        <w:rPr>
           <w:b/>
           <w:lang w:val="pt_PT" w:bidi="pt_PT"/>
         </w:rPr>
@@ -46023,6 +49887,20 @@
       </w:r>
       <w:r>
         <w:rPr>
+          <w:lang w:val="pt_PT" w:bidi="pt_PT"/>
+        </w:rPr>
+        <w:t>רֹאשֵׁ֤⁠ךְ עָלַ֨יִ⁠ךְ֙ כַּ⁠כַּרְמֶ֔ל</w:t>
+      </w:r>
+    </w:p>
+    <w:p>
+      <w:pPr/>
+      <w:r>
+        <w:rPr>
+          <w:lang w:val="pt_PT" w:bidi="pt_PT"/>
+        </w:rPr>
+      </w:r>
+      <w:r>
+        <w:rPr>
           <w:b/>
           <w:lang w:val="pt_PT" w:bidi="pt_PT"/>
         </w:rPr>
@@ -46222,6 +50100,20 @@
       </w:r>
       <w:r>
         <w:rPr>
+          <w:lang w:val="pt_PT" w:bidi="pt_PT"/>
+        </w:rPr>
+        <w:t>וְ⁠דַלַּ֥ת רֹאשֵׁ֖⁠ךְ כָּ⁠אַרְגָּמָ֑ן</w:t>
+      </w:r>
+    </w:p>
+    <w:p>
+      <w:pPr/>
+      <w:r>
+        <w:rPr>
+          <w:lang w:val="pt_PT" w:bidi="pt_PT"/>
+        </w:rPr>
+      </w:r>
+      <w:r>
+        <w:rPr>
           <w:b/>
           <w:lang w:val="pt_PT" w:bidi="pt_PT"/>
         </w:rPr>
@@ -46331,6 +50223,20 @@
       </w:r>
       <w:r>
         <w:rPr>
+          <w:lang w:val="pt_PT" w:bidi="pt_PT"/>
+        </w:rPr>
+        <w:t>מֶ֖לֶךְ אָס֥וּר בָּ⁠רְהָטִֽים</w:t>
+      </w:r>
+    </w:p>
+    <w:p>
+      <w:pPr/>
+      <w:r>
+        <w:rPr>
+          <w:lang w:val="pt_PT" w:bidi="pt_PT"/>
+        </w:rPr>
+      </w:r>
+      <w:r>
+        <w:rPr>
           <w:b/>
           <w:lang w:val="pt_PT" w:bidi="pt_PT"/>
         </w:rPr>
@@ -46453,6 +50359,20 @@
       </w:r>
       <w:r>
         <w:rPr>
+          <w:lang w:val="pt_PT" w:bidi="pt_PT"/>
+        </w:rPr>
+        <w:t>מֶ֖לֶךְ אָס֥וּר</w:t>
+      </w:r>
+    </w:p>
+    <w:p>
+      <w:pPr/>
+      <w:r>
+        <w:rPr>
+          <w:lang w:val="pt_PT" w:bidi="pt_PT"/>
+        </w:rPr>
+      </w:r>
+      <w:r>
+        <w:rPr>
           <w:b/>
           <w:lang w:val="pt_PT" w:bidi="pt_PT"/>
         </w:rPr>
@@ -46549,6 +50469,20 @@
       </w:r>
       <w:r>
         <w:rPr>
+          <w:lang w:val="pt_PT" w:bidi="pt_PT"/>
+        </w:rPr>
+        <w:t>מֶ֖לֶךְ אָס֥וּר בָּ⁠רְהָטִֽים</w:t>
+      </w:r>
+    </w:p>
+    <w:p>
+      <w:pPr/>
+      <w:r>
+        <w:rPr>
+          <w:lang w:val="pt_PT" w:bidi="pt_PT"/>
+        </w:rPr>
+      </w:r>
+      <w:r>
+        <w:rPr>
           <w:b/>
           <w:lang w:val="pt_PT" w:bidi="pt_PT"/>
         </w:rPr>
@@ -46634,6 +50568,20 @@
         <w:rPr>
           <w:lang w:val="pt_PT" w:bidi="pt_PT"/>
         </w:rPr>
+      </w:r>
+    </w:p>
+    <w:p>
+      <w:pPr/>
+      <w:r>
+        <w:rPr>
+          <w:lang w:val="pt_PT" w:bidi="pt_PT"/>
+        </w:rPr>
+      </w:r>
+      <w:r>
+        <w:rPr>
+          <w:lang w:val="pt_PT" w:bidi="pt_PT"/>
+        </w:rPr>
+        <w:t>בָּ⁠רְהָטִֽים</w:t>
       </w:r>
     </w:p>
     <w:p>
@@ -47028,6 +50976,20 @@
       </w:r>
       <w:r>
         <w:rPr>
+          <w:lang w:val="pt_PT" w:bidi="pt_PT"/>
+        </w:rPr>
+        <w:t>אַהֲבָ֖ה בַּ⁠תַּֽעֲנוּגִֽים</w:t>
+      </w:r>
+    </w:p>
+    <w:p>
+      <w:pPr/>
+      <w:r>
+        <w:rPr>
+          <w:lang w:val="pt_PT" w:bidi="pt_PT"/>
+        </w:rPr>
+      </w:r>
+      <w:r>
+        <w:rPr>
           <w:b/>
           <w:lang w:val="pt_PT" w:bidi="pt_PT"/>
         </w:rPr>
@@ -47547,6 +51509,20 @@
       </w:r>
       <w:r>
         <w:rPr>
+          <w:lang w:val="pt_PT" w:bidi="pt_PT"/>
+        </w:rPr>
+        <w:t>אָמַ֨רְתִּי֙ אֶעֱלֶ֣ה בְ⁠תָמָ֔ר אֹֽחֲזָ֖ה בְּ⁠סַנְסִנָּ֑י⁠ו</w:t>
+      </w:r>
+    </w:p>
+    <w:p>
+      <w:pPr/>
+      <w:r>
+        <w:rPr>
+          <w:lang w:val="pt_PT" w:bidi="pt_PT"/>
+        </w:rPr>
+      </w:r>
+      <w:r>
+        <w:rPr>
           <w:b/>
           <w:lang w:val="pt_PT" w:bidi="pt_PT"/>
         </w:rPr>
@@ -47874,6 +51850,20 @@
       </w:r>
       <w:r>
         <w:rPr>
+          <w:lang w:val="pt_PT" w:bidi="pt_PT"/>
+        </w:rPr>
+        <w:t>אֶעֱלֶ֣ה בְ⁠תָמָ֔ר אֹֽחֲזָ֖ה בְּ⁠סַנְסִנָּ֑י⁠ו</w:t>
+      </w:r>
+    </w:p>
+    <w:p>
+      <w:pPr/>
+      <w:r>
+        <w:rPr>
+          <w:lang w:val="pt_PT" w:bidi="pt_PT"/>
+        </w:rPr>
+      </w:r>
+      <w:r>
+        <w:rPr>
           <w:b/>
           <w:lang w:val="pt_PT" w:bidi="pt_PT"/>
         </w:rPr>
@@ -48258,6 +52248,20 @@
       </w:r>
       <w:r>
         <w:rPr>
+          <w:lang w:val="pt_PT" w:bidi="pt_PT"/>
+        </w:rPr>
+        <w:t>כְּ⁠אֶשְׁכְּל֣וֹת הַ⁠גֶּ֔פֶן</w:t>
+      </w:r>
+    </w:p>
+    <w:p>
+      <w:pPr/>
+      <w:r>
+        <w:rPr>
+          <w:lang w:val="pt_PT" w:bidi="pt_PT"/>
+        </w:rPr>
+      </w:r>
+      <w:r>
+        <w:rPr>
           <w:b/>
           <w:lang w:val="pt_PT" w:bidi="pt_PT"/>
         </w:rPr>
@@ -48367,6 +52371,20 @@
       </w:r>
       <w:r>
         <w:rPr>
+          <w:lang w:val="pt_PT" w:bidi="pt_PT"/>
+        </w:rPr>
+        <w:t>וְ⁠רֵ֥יחַ אַפֵּ֖⁠ךְ כַּ⁠תַּפּוּחִֽים</w:t>
+      </w:r>
+    </w:p>
+    <w:p>
+      <w:pPr/>
+      <w:r>
+        <w:rPr>
+          <w:lang w:val="pt_PT" w:bidi="pt_PT"/>
+        </w:rPr>
+      </w:r>
+      <w:r>
+        <w:rPr>
           <w:b/>
           <w:lang w:val="pt_PT" w:bidi="pt_PT"/>
         </w:rPr>
@@ -48559,6 +52577,20 @@
       </w:r>
       <w:r>
         <w:rPr>
+          <w:lang w:val="pt_PT" w:bidi="pt_PT"/>
+        </w:rPr>
+        <w:t>כַּ⁠תַּפּוּחִֽים</w:t>
+      </w:r>
+    </w:p>
+    <w:p>
+      <w:pPr/>
+      <w:r>
+        <w:rPr>
+          <w:lang w:val="pt_PT" w:bidi="pt_PT"/>
+        </w:rPr>
+      </w:r>
+      <w:r>
+        <w:rPr>
           <w:b/>
           <w:lang w:val="pt_PT" w:bidi="pt_PT"/>
         </w:rPr>
@@ -48860,6 +52892,20 @@
       </w:r>
       <w:r>
         <w:rPr>
+          <w:lang w:val="pt_PT" w:bidi="pt_PT"/>
+        </w:rPr>
+        <w:t>וְ⁠חִכֵּ֕⁠ךְ</w:t>
+      </w:r>
+    </w:p>
+    <w:p>
+      <w:pPr/>
+      <w:r>
+        <w:rPr>
+          <w:lang w:val="pt_PT" w:bidi="pt_PT"/>
+        </w:rPr>
+      </w:r>
+      <w:r>
+        <w:rPr>
           <w:b/>
           <w:lang w:val="pt_PT" w:bidi="pt_PT"/>
         </w:rPr>
@@ -48956,6 +53002,20 @@
       </w:r>
       <w:r>
         <w:rPr>
+          <w:lang w:val="pt_PT" w:bidi="pt_PT"/>
+        </w:rPr>
+        <w:t>הוֹלֵ֥ךְ לְ⁠דוֹדִ֖⁠י לְ⁠מֵישָׁרִ֑ים דּוֹבֵ֖ב שִׂפְתֵ֥י יְשֵׁנִֽים</w:t>
+      </w:r>
+    </w:p>
+    <w:p>
+      <w:pPr/>
+      <w:r>
+        <w:rPr>
+          <w:lang w:val="pt_PT" w:bidi="pt_PT"/>
+        </w:rPr>
+      </w:r>
+      <w:r>
+        <w:rPr>
           <w:b/>
           <w:lang w:val="pt_PT" w:bidi="pt_PT"/>
         </w:rPr>
@@ -49135,6 +53195,20 @@
       </w:r>
       <w:r>
         <w:rPr>
+          <w:lang w:val="pt_PT" w:bidi="pt_PT"/>
+        </w:rPr>
+        <w:t>הוֹלֵ֥ךְ לְ⁠דוֹדִ֖⁠י לְ⁠מֵישָׁרִ֑ים דּוֹבֵ֖ב שִׂפְתֵ֥י יְשֵׁנִֽים</w:t>
+      </w:r>
+    </w:p>
+    <w:p>
+      <w:pPr/>
+      <w:r>
+        <w:rPr>
+          <w:lang w:val="pt_PT" w:bidi="pt_PT"/>
+        </w:rPr>
+      </w:r>
+      <w:r>
+        <w:rPr>
           <w:b/>
           <w:lang w:val="pt_PT" w:bidi="pt_PT"/>
         </w:rPr>
@@ -49257,6 +53331,20 @@
       </w:r>
       <w:r>
         <w:rPr>
+          <w:lang w:val="pt_PT" w:bidi="pt_PT"/>
+        </w:rPr>
+        <w:t>לְ⁠מֵישָׁרִ֑ים דּוֹבֵ֖ב</w:t>
+      </w:r>
+    </w:p>
+    <w:p>
+      <w:pPr/>
+      <w:r>
+        <w:rPr>
+          <w:lang w:val="pt_PT" w:bidi="pt_PT"/>
+        </w:rPr>
+      </w:r>
+      <w:r>
+        <w:rPr>
           <w:b/>
           <w:lang w:val="pt_PT" w:bidi="pt_PT"/>
         </w:rPr>
@@ -49368,6 +53456,20 @@
         <w:rPr>
           <w:lang w:val="pt_PT" w:bidi="pt_PT"/>
         </w:rPr>
+      </w:r>
+    </w:p>
+    <w:p>
+      <w:pPr/>
+      <w:r>
+        <w:rPr>
+          <w:lang w:val="pt_PT" w:bidi="pt_PT"/>
+        </w:rPr>
+      </w:r>
+      <w:r>
+        <w:rPr>
+          <w:lang w:val="pt_PT" w:bidi="pt_PT"/>
+        </w:rPr>
+        <w:t>שִׂפְתֵ֥י יְשֵׁנִֽים</w:t>
       </w:r>
     </w:p>
     <w:p>
@@ -49632,6 +53734,20 @@
       </w:r>
       <w:r>
         <w:rPr>
+          <w:lang w:val="pt_PT" w:bidi="pt_PT"/>
+        </w:rPr>
+        <w:t>לְכָ֤⁠ה דוֹדִ⁠י֙</w:t>
+      </w:r>
+    </w:p>
+    <w:p>
+      <w:pPr/>
+      <w:r>
+        <w:rPr>
+          <w:lang w:val="pt_PT" w:bidi="pt_PT"/>
+        </w:rPr>
+      </w:r>
+      <w:r>
+        <w:rPr>
           <w:b/>
           <w:lang w:val="pt_PT" w:bidi="pt_PT"/>
         </w:rPr>
@@ -49715,6 +53831,20 @@
       </w:r>
       <w:r>
         <w:rPr>
+          <w:lang w:val="pt_PT" w:bidi="pt_PT"/>
+        </w:rPr>
+        <w:t>נָלִ֖ינָה בַּ⁠כְּפָרִֽים</w:t>
+      </w:r>
+    </w:p>
+    <w:p>
+      <w:pPr/>
+      <w:r>
+        <w:rPr>
+          <w:lang w:val="pt_PT" w:bidi="pt_PT"/>
+        </w:rPr>
+      </w:r>
+      <w:r>
+        <w:rPr>
           <w:b/>
           <w:lang w:val="pt_PT" w:bidi="pt_PT"/>
         </w:rPr>
@@ -49767,6 +53897,20 @@
         <w:rPr>
           <w:lang w:val="pt_PT" w:bidi="pt_PT"/>
         </w:rPr>
+      </w:r>
+    </w:p>
+    <w:p>
+      <w:pPr/>
+      <w:r>
+        <w:rPr>
+          <w:lang w:val="pt_PT" w:bidi="pt_PT"/>
+        </w:rPr>
+      </w:r>
+      <w:r>
+        <w:rPr>
+          <w:lang w:val="pt_PT" w:bidi="pt_PT"/>
+        </w:rPr>
+        <w:t>בַּ⁠כְּפָרִֽים</w:t>
       </w:r>
     </w:p>
     <w:p>
@@ -49905,6 +54049,20 @@
       </w:r>
       <w:r>
         <w:rPr>
+          <w:lang w:val="pt_PT" w:bidi="pt_PT"/>
+        </w:rPr>
+        <w:t>נַשְׁכִּ֨ימָה֙</w:t>
+      </w:r>
+    </w:p>
+    <w:p>
+      <w:pPr/>
+      <w:r>
+        <w:rPr>
+          <w:lang w:val="pt_PT" w:bidi="pt_PT"/>
+        </w:rPr>
+      </w:r>
+      <w:r>
+        <w:rPr>
           <w:b/>
           <w:lang w:val="pt_PT" w:bidi="pt_PT"/>
         </w:rPr>
@@ -50145,6 +54303,20 @@
       </w:r>
       <w:r>
         <w:rPr>
+          <w:lang w:val="pt_PT" w:bidi="pt_PT"/>
+        </w:rPr>
+        <w:t>פָּֽרְחָ֤ה הַ⁠גֶּ֨פֶן֙</w:t>
+      </w:r>
+    </w:p>
+    <w:p>
+      <w:pPr/>
+      <w:r>
+        <w:rPr>
+          <w:lang w:val="pt_PT" w:bidi="pt_PT"/>
+        </w:rPr>
+      </w:r>
+      <w:r>
+        <w:rPr>
           <w:b/>
           <w:lang w:val="pt_PT" w:bidi="pt_PT"/>
         </w:rPr>
@@ -50540,6 +54712,20 @@
       </w:r>
       <w:r>
         <w:rPr>
+          <w:lang w:val="pt_PT" w:bidi="pt_PT"/>
+        </w:rPr>
+        <w:t>וְ⁠עַל־פְּתָחֵ֨י⁠נוּ֙ כָּל־מְגָדִ֔ים</w:t>
+      </w:r>
+    </w:p>
+    <w:p>
+      <w:pPr/>
+      <w:r>
+        <w:rPr>
+          <w:lang w:val="pt_PT" w:bidi="pt_PT"/>
+        </w:rPr>
+      </w:r>
+      <w:r>
+        <w:rPr>
           <w:b/>
           <w:lang w:val="pt_PT" w:bidi="pt_PT"/>
         </w:rPr>
@@ -50688,6 +54874,20 @@
         <w:rPr>
           <w:lang w:val="pt_PT" w:bidi="pt_PT"/>
         </w:rPr>
+      </w:r>
+    </w:p>
+    <w:p>
+      <w:pPr/>
+      <w:r>
+        <w:rPr>
+          <w:lang w:val="pt_PT" w:bidi="pt_PT"/>
+        </w:rPr>
+      </w:r>
+      <w:r>
+        <w:rPr>
+          <w:lang w:val="pt_PT" w:bidi="pt_PT"/>
+        </w:rPr>
+        <w:t>דּוֹדִ֖⁠י צָפַ֥נְתִּי לָֽ⁠ךְ</w:t>
       </w:r>
     </w:p>
     <w:p>
@@ -50934,6 +55134,20 @@
       </w:r>
       <w:r>
         <w:rPr>
+          <w:lang w:val="pt_PT" w:bidi="pt_PT"/>
+        </w:rPr>
+        <w:t>מִ֤י יִתֶּנְ⁠ךָ֙ כְּ⁠אָ֣ח לִ֔⁠י יוֹנֵ֖ק שְׁדֵ֣י אִמִּ֑⁠י</w:t>
+      </w:r>
+    </w:p>
+    <w:p>
+      <w:pPr/>
+      <w:r>
+        <w:rPr>
+          <w:lang w:val="pt_PT" w:bidi="pt_PT"/>
+        </w:rPr>
+      </w:r>
+      <w:r>
+        <w:rPr>
           <w:b/>
           <w:lang w:val="pt_PT" w:bidi="pt_PT"/>
         </w:rPr>
@@ -51180,6 +55394,20 @@
       </w:r>
       <w:r>
         <w:rPr>
+          <w:lang w:val="pt_PT" w:bidi="pt_PT"/>
+        </w:rPr>
+        <w:t>מִ֤י יִתֶּנְ⁠ךָ֙ כְּ⁠אָ֣ח לִ֔⁠י יוֹנֵ֖ק שְׁדֵ֣י אִמִּ֑⁠י</w:t>
+      </w:r>
+    </w:p>
+    <w:p>
+      <w:pPr/>
+      <w:r>
+        <w:rPr>
+          <w:lang w:val="pt_PT" w:bidi="pt_PT"/>
+        </w:rPr>
+      </w:r>
+      <w:r>
+        <w:rPr>
           <w:b/>
           <w:lang w:val="pt_PT" w:bidi="pt_PT"/>
         </w:rPr>
@@ -51303,6 +55531,20 @@
       </w:r>
       <w:r>
         <w:rPr>
+          <w:lang w:val="pt_PT" w:bidi="pt_PT"/>
+        </w:rPr>
+        <w:t>גַּ֖ם</w:t>
+      </w:r>
+    </w:p>
+    <w:p>
+      <w:pPr/>
+      <w:r>
+        <w:rPr>
+          <w:lang w:val="pt_PT" w:bidi="pt_PT"/>
+        </w:rPr>
+      </w:r>
+      <w:r>
+        <w:rPr>
           <w:b/>
           <w:lang w:val="pt_PT" w:bidi="pt_PT"/>
         </w:rPr>
@@ -51399,6 +55641,20 @@
       </w:r>
       <w:r>
         <w:rPr>
+          <w:lang w:val="pt_PT" w:bidi="pt_PT"/>
+        </w:rPr>
+        <w:t>לֹא־יָב֥וּזוּ לִֽ⁠י</w:t>
+      </w:r>
+    </w:p>
+    <w:p>
+      <w:pPr/>
+      <w:r>
+        <w:rPr>
+          <w:lang w:val="pt_PT" w:bidi="pt_PT"/>
+        </w:rPr>
+      </w:r>
+      <w:r>
+        <w:rPr>
           <w:b/>
           <w:lang w:val="pt_PT" w:bidi="pt_PT"/>
         </w:rPr>
@@ -51521,6 +55777,20 @@
       </w:r>
       <w:r>
         <w:rPr>
+          <w:lang w:val="pt_PT" w:bidi="pt_PT"/>
+        </w:rPr>
+        <w:t>אֶֽמְצָאֲ⁠ךָ֤ בַ⁠חוּץ֙ אֶשָׁ֣קְ⁠ךָ֔ גַּ֖ם לֹא־יָב֥וּזוּ לִֽ⁠י׃ אֶנְהָֽגֲ⁠ךָ֗ אֲבִֽיאֲ⁠ךָ֛ אֶל־בֵּ֥ית אִמִּ֖⁠י תְּלַמְּדֵ֑⁠נִי אַשְׁקְ⁠ךָ֙ מִ⁠יַּ֣יִן הָ⁠רֶ֔קַח מֵ⁠עֲסִ֖יס רִמֹּנִֽ⁠י</w:t>
+      </w:r>
+    </w:p>
+    <w:p>
+      <w:pPr/>
+      <w:r>
+        <w:rPr>
+          <w:lang w:val="pt_PT" w:bidi="pt_PT"/>
+        </w:rPr>
+      </w:r>
+      <w:r>
+        <w:rPr>
           <w:b/>
           <w:lang w:val="pt_PT" w:bidi="pt_PT"/>
         </w:rPr>
@@ -51646,6 +55916,20 @@
         <w:rPr>
           <w:lang w:val="pt_PT" w:bidi="pt_PT"/>
         </w:rPr>
+      </w:r>
+    </w:p>
+    <w:p>
+      <w:pPr/>
+      <w:r>
+        <w:rPr>
+          <w:lang w:val="pt_PT" w:bidi="pt_PT"/>
+        </w:rPr>
+      </w:r>
+      <w:r>
+        <w:rPr>
+          <w:lang w:val="pt_PT" w:bidi="pt_PT"/>
+        </w:rPr>
+        <w:t>אֲבִֽיאֲ⁠ךָ֛ אֶל־בֵּ֥ית אִמִּ֖⁠י</w:t>
       </w:r>
     </w:p>
     <w:p>
@@ -51785,6 +56069,20 @@
       </w:r>
       <w:r>
         <w:rPr>
+          <w:lang w:val="pt_PT" w:bidi="pt_PT"/>
+        </w:rPr>
+        <w:t>אֲבִֽיאֲ⁠ךָ֛ אֶל־בֵּ֥ית אִמִּ֖⁠י תְּלַמְּדֵ֑⁠נִי</w:t>
+      </w:r>
+    </w:p>
+    <w:p>
+      <w:pPr/>
+      <w:r>
+        <w:rPr>
+          <w:lang w:val="pt_PT" w:bidi="pt_PT"/>
+        </w:rPr>
+      </w:r>
+      <w:r>
+        <w:rPr>
           <w:b/>
           <w:lang w:val="pt_PT" w:bidi="pt_PT"/>
         </w:rPr>
@@ -51851,6 +56149,20 @@
         <w:rPr>
           <w:lang w:val="pt_PT" w:bidi="pt_PT"/>
         </w:rPr>
+      </w:r>
+    </w:p>
+    <w:p>
+      <w:pPr/>
+      <w:r>
+        <w:rPr>
+          <w:lang w:val="pt_PT" w:bidi="pt_PT"/>
+        </w:rPr>
+      </w:r>
+      <w:r>
+        <w:rPr>
+          <w:lang w:val="pt_PT" w:bidi="pt_PT"/>
+        </w:rPr>
+        <w:t>אַשְׁקְ⁠ךָ֙ מִ⁠יַּ֣יִן הָ⁠רֶ֔קַח</w:t>
       </w:r>
     </w:p>
     <w:p>
@@ -52100,6 +56412,20 @@
       </w:r>
       <w:r>
         <w:rPr>
+          <w:lang w:val="pt_PT" w:bidi="pt_PT"/>
+        </w:rPr>
+        <w:t>אַשְׁקְ⁠ךָ֙ מִ⁠יַּ֣יִן הָ⁠רֶ֔קַח מֵ⁠עֲסִ֖יס רִמֹּנִֽ⁠י</w:t>
+      </w:r>
+    </w:p>
+    <w:p>
+      <w:pPr/>
+      <w:r>
+        <w:rPr>
+          <w:lang w:val="pt_PT" w:bidi="pt_PT"/>
+        </w:rPr>
+      </w:r>
+      <w:r>
+        <w:rPr>
           <w:b/>
           <w:lang w:val="pt_PT" w:bidi="pt_PT"/>
         </w:rPr>
@@ -52212,6 +56538,20 @@
         <w:rPr>
           <w:lang w:val="pt_PT" w:bidi="pt_PT"/>
         </w:rPr>
+      </w:r>
+    </w:p>
+    <w:p>
+      <w:pPr/>
+      <w:r>
+        <w:rPr>
+          <w:lang w:val="pt_PT" w:bidi="pt_PT"/>
+        </w:rPr>
+      </w:r>
+      <w:r>
+        <w:rPr>
+          <w:lang w:val="pt_PT" w:bidi="pt_PT"/>
+        </w:rPr>
+        <w:t>מֵ⁠עֲסִ֖יס רִמֹּנִֽ⁠י</w:t>
       </w:r>
     </w:p>
     <w:p>
@@ -52585,6 +56925,20 @@
       </w:r>
       <w:r>
         <w:rPr>
+          <w:lang w:val="pt_PT" w:bidi="pt_PT"/>
+        </w:rPr>
+        <w:t>מִ֣י זֹ֗את עֹלָה֙ מִן־הַ⁠מִּדְבָּ֔ר מִתְרַפֶּ֖קֶת עַל־דּוֹדָ֑⁠הּ</w:t>
+      </w:r>
+    </w:p>
+    <w:p>
+      <w:pPr/>
+      <w:r>
+        <w:rPr>
+          <w:lang w:val="pt_PT" w:bidi="pt_PT"/>
+        </w:rPr>
+      </w:r>
+      <w:r>
+        <w:rPr>
           <w:b/>
           <w:lang w:val="pt_PT" w:bidi="pt_PT"/>
         </w:rPr>
@@ -52903,6 +57257,20 @@
         <w:rPr>
           <w:lang w:val="pt_PT" w:bidi="pt_PT"/>
         </w:rPr>
+      </w:r>
+    </w:p>
+    <w:p>
+      <w:pPr/>
+      <w:r>
+        <w:rPr>
+          <w:lang w:val="pt_PT" w:bidi="pt_PT"/>
+        </w:rPr>
+      </w:r>
+      <w:r>
+        <w:rPr>
+          <w:lang w:val="pt_PT" w:bidi="pt_PT"/>
+        </w:rPr>
+        <w:t>עֹלָה֙</w:t>
       </w:r>
     </w:p>
     <w:p>
@@ -53124,6 +57492,20 @@
       </w:r>
       <w:r>
         <w:rPr>
+          <w:lang w:val="pt_PT" w:bidi="pt_PT"/>
+        </w:rPr>
+        <w:t>חִבְּלַ֣תְ⁠ךָ</w:t>
+      </w:r>
+    </w:p>
+    <w:p>
+      <w:pPr/>
+      <w:r>
+        <w:rPr>
+          <w:lang w:val="pt_PT" w:bidi="pt_PT"/>
+        </w:rPr>
+      </w:r>
+      <w:r>
+        <w:rPr>
           <w:b/>
           <w:lang w:val="pt_PT" w:bidi="pt_PT"/>
         </w:rPr>
@@ -53194,6 +57576,20 @@
       </w:r>
       <w:r>
         <w:rPr>
+          <w:lang w:val="pt_PT" w:bidi="pt_PT"/>
+        </w:rPr>
+        <w:t>תַּ֤חַת הַ⁠תַּפּ֨וּחַ֙ עֽוֹרַרְתִּ֔י⁠ךָ שָׁ֚מָּ⁠ה חִבְּלַ֣תְ⁠ךָ אִמֶּ֔⁠ךָ שָׁ֖מָּ⁠ה חִבְּלָ֥ה יְלָדַֽתְ⁠ךָ׃ שִׂימֵ֨⁠נִי כַֽ⁠חוֹתָ֜ם עַל־לִבֶּ֗⁠ךָ כַּֽ⁠חוֹתָם֙ עַל־זְרוֹעֶ֔⁠ךָ כִּֽי־עַזָּ֤ה כַ⁠מָּ֨וֶת֙ אַהֲבָ֔ה קָשָׁ֥ה כִ⁠שְׁא֖וֹל קִנְאָ֑ה רְשָׁפֶ֕י⁠הָ רִשְׁפֵּ֕י אֵ֖שׁ שַׁלְהֶ֥בֶתְ יָֽה׃ מַ֣יִם רַבִּ֗ים לֹ֤א יֽוּכְלוּ֙ לְ⁠כַבּ֣וֹת אֶת־הָֽ⁠אַהֲבָ֔ה וּ⁠נְהָר֖וֹת לֹ֣א יִשְׁטְפ֑וּ⁠הָ אִם־יִתֵּ֨ן אִ֜ישׁ אֶת־כָּל־ה֤וֹן בֵּית⁠וֹ֙ בָּ⁠אַהֲבָ֔ה בּ֖וֹז יָב֥וּזוּ לֽ⁠וֹ</w:t>
+      </w:r>
+    </w:p>
+    <w:p>
+      <w:pPr/>
+      <w:r>
+        <w:rPr>
+          <w:lang w:val="pt_PT" w:bidi="pt_PT"/>
+        </w:rPr>
+      </w:r>
+      <w:r>
+        <w:rPr>
           <w:b/>
           <w:lang w:val="pt_PT" w:bidi="pt_PT"/>
         </w:rPr>
@@ -53511,6 +57907,20 @@
       </w:r>
       <w:r>
         <w:rPr>
+          <w:lang w:val="pt_PT" w:bidi="pt_PT"/>
+        </w:rPr>
+        <w:t>כַּֽ⁠חוֹתָם֙ עַל־זְרוֹעֶ֔⁠ךָ</w:t>
+      </w:r>
+    </w:p>
+    <w:p>
+      <w:pPr/>
+      <w:r>
+        <w:rPr>
+          <w:lang w:val="pt_PT" w:bidi="pt_PT"/>
+        </w:rPr>
+      </w:r>
+      <w:r>
+        <w:rPr>
           <w:b/>
           <w:lang w:val="pt_PT" w:bidi="pt_PT"/>
         </w:rPr>
@@ -53660,6 +58070,20 @@
       </w:r>
       <w:r>
         <w:rPr>
+          <w:lang w:val="pt_PT" w:bidi="pt_PT"/>
+        </w:rPr>
+        <w:t>כַּֽ⁠חוֹתָם֙ עַל־זְרוֹעֶ֔⁠ךָ</w:t>
+      </w:r>
+    </w:p>
+    <w:p>
+      <w:pPr/>
+      <w:r>
+        <w:rPr>
+          <w:lang w:val="pt_PT" w:bidi="pt_PT"/>
+        </w:rPr>
+      </w:r>
+      <w:r>
+        <w:rPr>
           <w:b/>
           <w:lang w:val="pt_PT" w:bidi="pt_PT"/>
         </w:rPr>
@@ -54048,6 +58472,20 @@
       </w:r>
       <w:r>
         <w:rPr>
+          <w:lang w:val="pt_PT" w:bidi="pt_PT"/>
+        </w:rPr>
+        <w:t>קָשָׁ֥ה כִ⁠שְׁא֖וֹל קִנְאָ֑ה</w:t>
+      </w:r>
+    </w:p>
+    <w:p>
+      <w:pPr/>
+      <w:r>
+        <w:rPr>
+          <w:lang w:val="pt_PT" w:bidi="pt_PT"/>
+        </w:rPr>
+      </w:r>
+      <w:r>
+        <w:rPr>
           <w:b/>
           <w:lang w:val="pt_PT" w:bidi="pt_PT"/>
         </w:rPr>
@@ -54255,6 +58693,20 @@
       </w:r>
       <w:r>
         <w:rPr>
+          <w:lang w:val="pt_PT" w:bidi="pt_PT"/>
+        </w:rPr>
+        <w:t>כִ⁠שְׁא֖וֹל</w:t>
+      </w:r>
+    </w:p>
+    <w:p>
+      <w:pPr/>
+      <w:r>
+        <w:rPr>
+          <w:lang w:val="pt_PT" w:bidi="pt_PT"/>
+        </w:rPr>
+      </w:r>
+      <w:r>
+        <w:rPr>
           <w:b/>
           <w:lang w:val="pt_PT" w:bidi="pt_PT"/>
         </w:rPr>
@@ -54377,6 +58829,20 @@
       </w:r>
       <w:r>
         <w:rPr>
+          <w:lang w:val="pt_PT" w:bidi="pt_PT"/>
+        </w:rPr>
+        <w:t>רְשָׁפֶ֕י⁠הָ רִשְׁפֵּ֕י אֵ֖שׁ שַׁלְהֶ֥בֶתְ יָֽה</w:t>
+      </w:r>
+    </w:p>
+    <w:p>
+      <w:pPr/>
+      <w:r>
+        <w:rPr>
+          <w:lang w:val="pt_PT" w:bidi="pt_PT"/>
+        </w:rPr>
+      </w:r>
+      <w:r>
+        <w:rPr>
           <w:b/>
           <w:lang w:val="pt_PT" w:bidi="pt_PT"/>
         </w:rPr>
@@ -54570,6 +59036,20 @@
       </w:r>
       <w:r>
         <w:rPr>
+          <w:lang w:val="pt_PT" w:bidi="pt_PT"/>
+        </w:rPr>
+        <w:t>מַ֣יִם רַבִּ֗ים לֹ֤א יֽוּכְלוּ֙ לְ⁠כַבּ֣וֹת אֶת־הָֽ⁠אַהֲבָ֔ה וּ⁠נְהָר֖וֹת לֹ֣א יִשְׁטְפ֑וּ⁠הָ</w:t>
+      </w:r>
+    </w:p>
+    <w:p>
+      <w:pPr/>
+      <w:r>
+        <w:rPr>
+          <w:lang w:val="pt_PT" w:bidi="pt_PT"/>
+        </w:rPr>
+      </w:r>
+      <w:r>
+        <w:rPr>
           <w:b/>
           <w:lang w:val="pt_PT" w:bidi="pt_PT"/>
         </w:rPr>
@@ -54732,6 +59212,20 @@
       </w:r>
       <w:r>
         <w:rPr>
+          <w:lang w:val="pt_PT" w:bidi="pt_PT"/>
+        </w:rPr>
+        <w:t>מַ֣יִם רַבִּ֗ים לֹ֤א יֽוּכְלוּ֙ לְ⁠כַבּ֣וֹת אֶת־הָֽ⁠אַהֲבָ֔ה וּ⁠נְהָר֖וֹת לֹ֣א יִשְׁטְפ֑וּ⁠הָ</w:t>
+      </w:r>
+    </w:p>
+    <w:p>
+      <w:pPr/>
+      <w:r>
+        <w:rPr>
+          <w:lang w:val="pt_PT" w:bidi="pt_PT"/>
+        </w:rPr>
+      </w:r>
+      <w:r>
+        <w:rPr>
           <w:b/>
           <w:lang w:val="pt_PT" w:bidi="pt_PT"/>
         </w:rPr>
@@ -54905,6 +59399,20 @@
       </w:r>
       <w:r>
         <w:rPr>
+          <w:lang w:val="pt_PT" w:bidi="pt_PT"/>
+        </w:rPr>
+        <w:t>אִם־יִתֵּ֨ן אִ֜ישׁ אֶת־כָּל־ה֤וֹן בֵּית⁠וֹ֙ בָּ⁠אַהֲבָ֔ה בּ֖וֹז יָב֥וּזוּ לֽ⁠וֹ</w:t>
+      </w:r>
+    </w:p>
+    <w:p>
+      <w:pPr/>
+      <w:r>
+        <w:rPr>
+          <w:lang w:val="pt_PT" w:bidi="pt_PT"/>
+        </w:rPr>
+      </w:r>
+      <w:r>
+        <w:rPr>
           <w:b/>
           <w:lang w:val="pt_PT" w:bidi="pt_PT"/>
         </w:rPr>
@@ -55002,6 +59510,20 @@
       </w:r>
       <w:r>
         <w:rPr>
+          <w:lang w:val="pt_PT" w:bidi="pt_PT"/>
+        </w:rPr>
+        <w:t>בָּ⁠אַהֲבָ֔ה</w:t>
+      </w:r>
+    </w:p>
+    <w:p>
+      <w:pPr/>
+      <w:r>
+        <w:rPr>
+          <w:lang w:val="pt_PT" w:bidi="pt_PT"/>
+        </w:rPr>
+      </w:r>
+      <w:r>
+        <w:rPr>
           <w:b/>
           <w:lang w:val="pt_PT" w:bidi="pt_PT"/>
         </w:rPr>
@@ -55065,6 +59587,20 @@
       </w:r>
       <w:r>
         <w:rPr>
+          <w:lang w:val="pt_PT" w:bidi="pt_PT"/>
+        </w:rPr>
+        <w:t>לֽ⁠וֹ</w:t>
+      </w:r>
+    </w:p>
+    <w:p>
+      <w:pPr/>
+      <w:r>
+        <w:rPr>
+          <w:lang w:val="pt_PT" w:bidi="pt_PT"/>
+        </w:rPr>
+      </w:r>
+      <w:r>
+        <w:rPr>
           <w:b/>
           <w:lang w:val="pt_PT" w:bidi="pt_PT"/>
         </w:rPr>
@@ -55188,6 +59724,20 @@
       </w:r>
       <w:r>
         <w:rPr>
+          <w:lang w:val="pt_PT" w:bidi="pt_PT"/>
+        </w:rPr>
+        <w:t>קְטַנָּ֔ה</w:t>
+      </w:r>
+    </w:p>
+    <w:p>
+      <w:pPr/>
+      <w:r>
+        <w:rPr>
+          <w:lang w:val="pt_PT" w:bidi="pt_PT"/>
+        </w:rPr>
+      </w:r>
+      <w:r>
+        <w:rPr>
           <w:b/>
           <w:lang w:val="pt_PT" w:bidi="pt_PT"/>
         </w:rPr>
@@ -55284,6 +59834,20 @@
       </w:r>
       <w:r>
         <w:rPr>
+          <w:lang w:val="pt_PT" w:bidi="pt_PT"/>
+        </w:rPr>
+        <w:t>וְ⁠שָׁדַ֖יִם אֵ֣ין לָ֑⁠הּ</w:t>
+      </w:r>
+    </w:p>
+    <w:p>
+      <w:pPr/>
+      <w:r>
+        <w:rPr>
+          <w:lang w:val="pt_PT" w:bidi="pt_PT"/>
+        </w:rPr>
+      </w:r>
+      <w:r>
+        <w:rPr>
           <w:b/>
           <w:lang w:val="pt_PT" w:bidi="pt_PT"/>
         </w:rPr>
@@ -55586,6 +60150,20 @@
       </w:r>
       <w:r>
         <w:rPr>
+          <w:lang w:val="pt_PT" w:bidi="pt_PT"/>
+        </w:rPr>
+        <w:t>שֶׁ⁠יְּדֻבַּר־בָּֽ⁠הּ</w:t>
+      </w:r>
+    </w:p>
+    <w:p>
+      <w:pPr/>
+      <w:r>
+        <w:rPr>
+          <w:lang w:val="pt_PT" w:bidi="pt_PT"/>
+        </w:rPr>
+      </w:r>
+      <w:r>
+        <w:rPr>
           <w:b/>
           <w:lang w:val="pt_PT" w:bidi="pt_PT"/>
         </w:rPr>
@@ -55792,6 +60370,20 @@
       </w:r>
       <w:r>
         <w:rPr>
+          <w:lang w:val="pt_PT" w:bidi="pt_PT"/>
+        </w:rPr>
+        <w:t>וְ⁠אִם־דֶּ֣לֶת הִ֔יא נָצ֥וּר עָלֶ֖י⁠הָ ל֥וּחַ אָֽרֶז</w:t>
+      </w:r>
+    </w:p>
+    <w:p>
+      <w:pPr/>
+      <w:r>
+        <w:rPr>
+          <w:lang w:val="pt_PT" w:bidi="pt_PT"/>
+        </w:rPr>
+      </w:r>
+      <w:r>
+        <w:rPr>
           <w:b/>
           <w:lang w:val="pt_PT" w:bidi="pt_PT"/>
         </w:rPr>
@@ -56089,6 +60681,20 @@
       </w:r>
       <w:r>
         <w:rPr>
+          <w:lang w:val="pt_PT" w:bidi="pt_PT"/>
+        </w:rPr>
+        <w:t>אֲנִ֣י חוֹמָ֔ה וְ⁠שָׁדַ֖⁠י כַּ⁠מִּגְדָּל֑וֹת אָ֛ז הָיִ֥יתִי בְ⁠עֵינָ֖י⁠ו כְּ⁠מוֹצְאֵ֥ת שָׁלֽוֹם</w:t>
+      </w:r>
+    </w:p>
+    <w:p>
+      <w:pPr/>
+      <w:r>
+        <w:rPr>
+          <w:lang w:val="pt_PT" w:bidi="pt_PT"/>
+        </w:rPr>
+      </w:r>
+      <w:r>
+        <w:rPr>
           <w:b/>
           <w:lang w:val="pt_PT" w:bidi="pt_PT"/>
         </w:rPr>
@@ -56186,6 +60792,20 @@
       </w:r>
       <w:r>
         <w:rPr>
+          <w:lang w:val="pt_PT" w:bidi="pt_PT"/>
+        </w:rPr>
+        <w:t>אֲנִ֣י חוֹמָ֔ה</w:t>
+      </w:r>
+    </w:p>
+    <w:p>
+      <w:pPr/>
+      <w:r>
+        <w:rPr>
+          <w:lang w:val="pt_PT" w:bidi="pt_PT"/>
+        </w:rPr>
+      </w:r>
+      <w:r>
+        <w:rPr>
           <w:b/>
           <w:lang w:val="pt_PT" w:bidi="pt_PT"/>
         </w:rPr>
@@ -56296,6 +60916,20 @@
       </w:r>
       <w:r>
         <w:rPr>
+          <w:lang w:val="pt_PT" w:bidi="pt_PT"/>
+        </w:rPr>
+        <w:t>וְ⁠שָׁדַ֖⁠י</w:t>
+      </w:r>
+    </w:p>
+    <w:p>
+      <w:pPr/>
+      <w:r>
+        <w:rPr>
+          <w:lang w:val="pt_PT" w:bidi="pt_PT"/>
+        </w:rPr>
+      </w:r>
+      <w:r>
+        <w:rPr>
           <w:b/>
           <w:lang w:val="pt_PT" w:bidi="pt_PT"/>
         </w:rPr>
@@ -56483,6 +61117,20 @@
       </w:r>
       <w:r>
         <w:rPr>
+          <w:lang w:val="pt_PT" w:bidi="pt_PT"/>
+        </w:rPr>
+        <w:t>אָ֛ז</w:t>
+      </w:r>
+    </w:p>
+    <w:p>
+      <w:pPr/>
+      <w:r>
+        <w:rPr>
+          <w:lang w:val="pt_PT" w:bidi="pt_PT"/>
+        </w:rPr>
+      </w:r>
+      <w:r>
+        <w:rPr>
           <w:b/>
           <w:lang w:val="pt_PT" w:bidi="pt_PT"/>
         </w:rPr>
@@ -56579,6 +61227,20 @@
       </w:r>
       <w:r>
         <w:rPr>
+          <w:lang w:val="pt_PT" w:bidi="pt_PT"/>
+        </w:rPr>
+        <w:t>הָיִ֥יתִי בְ⁠עֵינָ֖י⁠ו</w:t>
+      </w:r>
+    </w:p>
+    <w:p>
+      <w:pPr/>
+      <w:r>
+        <w:rPr>
+          <w:lang w:val="pt_PT" w:bidi="pt_PT"/>
+        </w:rPr>
+      </w:r>
+      <w:r>
+        <w:rPr>
           <w:b/>
           <w:lang w:val="pt_PT" w:bidi="pt_PT"/>
         </w:rPr>
@@ -56702,6 +61364,20 @@
       </w:r>
       <w:r>
         <w:rPr>
+          <w:lang w:val="pt_PT" w:bidi="pt_PT"/>
+        </w:rPr>
+        <w:t>כְּ⁠מוֹצְאֵ֥ת</w:t>
+      </w:r>
+    </w:p>
+    <w:p>
+      <w:pPr/>
+      <w:r>
+        <w:rPr>
+          <w:lang w:val="pt_PT" w:bidi="pt_PT"/>
+        </w:rPr>
+      </w:r>
+      <w:r>
+        <w:rPr>
           <w:b/>
           <w:lang w:val="pt_PT" w:bidi="pt_PT"/>
         </w:rPr>
@@ -56779,6 +61455,20 @@
       </w:r>
       <w:r>
         <w:rPr>
+          <w:lang w:val="pt_PT" w:bidi="pt_PT"/>
+        </w:rPr>
+        <w:t>הָיִ֥יתִי בְ⁠עֵינָ֖י⁠ו כְּ⁠מוֹצְאֵ֥ת שָׁלֽוֹם</w:t>
+      </w:r>
+    </w:p>
+    <w:p>
+      <w:pPr/>
+      <w:r>
+        <w:rPr>
+          <w:lang w:val="pt_PT" w:bidi="pt_PT"/>
+        </w:rPr>
+      </w:r>
+      <w:r>
+        <w:rPr>
           <w:b/>
           <w:lang w:val="pt_PT" w:bidi="pt_PT"/>
         </w:rPr>
@@ -57005,6 +61695,20 @@
       </w:r>
       <w:r>
         <w:rPr>
+          <w:lang w:val="pt_PT" w:bidi="pt_PT"/>
+        </w:rPr>
+        <w:t>לַ⁠נֹּטְרִ֑ים</w:t>
+      </w:r>
+    </w:p>
+    <w:p>
+      <w:pPr/>
+      <w:r>
+        <w:rPr>
+          <w:lang w:val="pt_PT" w:bidi="pt_PT"/>
+        </w:rPr>
+      </w:r>
+      <w:r>
+        <w:rPr>
           <w:b/>
           <w:lang w:val="pt_PT" w:bidi="pt_PT"/>
         </w:rPr>
@@ -57114,6 +61818,20 @@
       </w:r>
       <w:r>
         <w:rPr>
+          <w:lang w:val="pt_PT" w:bidi="pt_PT"/>
+        </w:rPr>
+        <w:t>נָתַ֥ן אֶת־הַ⁠כֶּ֖רֶם לַ⁠נֹּטְרִ֑ים</w:t>
+      </w:r>
+    </w:p>
+    <w:p>
+      <w:pPr/>
+      <w:r>
+        <w:rPr>
+          <w:lang w:val="pt_PT" w:bidi="pt_PT"/>
+        </w:rPr>
+      </w:r>
+      <w:r>
+        <w:rPr>
           <w:b/>
           <w:lang w:val="pt_PT" w:bidi="pt_PT"/>
         </w:rPr>
@@ -57191,6 +61909,20 @@
       </w:r>
       <w:r>
         <w:rPr>
+          <w:lang w:val="pt_PT" w:bidi="pt_PT"/>
+        </w:rPr>
+        <w:t>אִ֛ישׁ יָבִ֥א בְּ⁠פִרְי֖⁠וֹ אֶ֥לֶף כָּֽסֶף</w:t>
+      </w:r>
+    </w:p>
+    <w:p>
+      <w:pPr/>
+      <w:r>
+        <w:rPr>
+          <w:lang w:val="pt_PT" w:bidi="pt_PT"/>
+        </w:rPr>
+      </w:r>
+      <w:r>
+        <w:rPr>
           <w:b/>
           <w:lang w:val="pt_PT" w:bidi="pt_PT"/>
         </w:rPr>
@@ -57327,6 +62059,20 @@
       </w:r>
       <w:r>
         <w:rPr>
+          <w:lang w:val="pt_PT" w:bidi="pt_PT"/>
+        </w:rPr>
+        <w:t>אֶ֥לֶף כָּֽסֶף</w:t>
+      </w:r>
+    </w:p>
+    <w:p>
+      <w:pPr/>
+      <w:r>
+        <w:rPr>
+          <w:lang w:val="pt_PT" w:bidi="pt_PT"/>
+        </w:rPr>
+      </w:r>
+      <w:r>
+        <w:rPr>
           <w:b/>
           <w:lang w:val="pt_PT" w:bidi="pt_PT"/>
         </w:rPr>
@@ -57410,6 +62156,20 @@
       </w:r>
       <w:r>
         <w:rPr>
+          <w:lang w:val="pt_PT" w:bidi="pt_PT"/>
+        </w:rPr>
+        <w:t>כֶּ֣רֶם הָיָ֤ה לִ⁠שְׁלֹמֹה֙ בְּ⁠בַ֣עַל הָמ֔וֹן נָתַ֥ן אֶת־הַ⁠כֶּ֖רֶם לַ⁠נֹּטְרִ֑ים אִ֛ישׁ יָבִ֥א בְּ⁠פִרְי֖⁠וֹ אֶ֥לֶף כָּֽסֶף׃ כָּרְמִ֥⁠י שֶׁ⁠לִּ֖⁠י לְ⁠פָנָ֑⁠י הָ⁠אֶ֤לֶף לְ⁠ךָ֙ שְׁלֹמֹ֔ה וּ⁠מָאתַ֖יִם לְ⁠נֹטְרִ֥ים אֶת־פִּרְיֽ⁠וֹ</w:t>
+      </w:r>
+    </w:p>
+    <w:p>
+      <w:pPr/>
+      <w:r>
+        <w:rPr>
+          <w:lang w:val="pt_PT" w:bidi="pt_PT"/>
+        </w:rPr>
+      </w:r>
+      <w:r>
+        <w:rPr>
           <w:b/>
           <w:lang w:val="pt_PT" w:bidi="pt_PT"/>
         </w:rPr>
@@ -57496,6 +62256,20 @@
         <w:rPr>
           <w:lang w:val="pt_PT" w:bidi="pt_PT"/>
         </w:rPr>
+      </w:r>
+    </w:p>
+    <w:p>
+      <w:pPr/>
+      <w:r>
+        <w:rPr>
+          <w:lang w:val="pt_PT" w:bidi="pt_PT"/>
+        </w:rPr>
+      </w:r>
+      <w:r>
+        <w:rPr>
+          <w:lang w:val="pt_PT" w:bidi="pt_PT"/>
+        </w:rPr>
+        <w:t>כָּרְמִ֥⁠י</w:t>
       </w:r>
     </w:p>
     <w:p>
@@ -57692,6 +62466,20 @@
       </w:r>
       <w:r>
         <w:rPr>
+          <w:lang w:val="pt_PT" w:bidi="pt_PT"/>
+        </w:rPr>
+        <w:t>לְ⁠פָנָ֑⁠י</w:t>
+      </w:r>
+    </w:p>
+    <w:p>
+      <w:pPr/>
+      <w:r>
+        <w:rPr>
+          <w:lang w:val="pt_PT" w:bidi="pt_PT"/>
+        </w:rPr>
+      </w:r>
+      <w:r>
+        <w:rPr>
           <w:b/>
           <w:lang w:val="pt_PT" w:bidi="pt_PT"/>
         </w:rPr>
@@ -57788,6 +62576,20 @@
       </w:r>
       <w:r>
         <w:rPr>
+          <w:lang w:val="pt_PT" w:bidi="pt_PT"/>
+        </w:rPr>
+        <w:t>הָ⁠אֶ֤לֶף לְ⁠ךָ֙ שְׁלֹמֹ֔ה וּ⁠מָאתַ֖יִם לְ⁠נֹטְרִ֥ים אֶת־פִּרְיֽ⁠וֹ</w:t>
+      </w:r>
+    </w:p>
+    <w:p>
+      <w:pPr/>
+      <w:r>
+        <w:rPr>
+          <w:lang w:val="pt_PT" w:bidi="pt_PT"/>
+        </w:rPr>
+      </w:r>
+      <w:r>
+        <w:rPr>
           <w:b/>
           <w:lang w:val="pt_PT" w:bidi="pt_PT"/>
         </w:rPr>
@@ -57926,6 +62728,20 @@
         <w:rPr>
           <w:lang w:val="pt_PT" w:bidi="pt_PT"/>
         </w:rPr>
+      </w:r>
+    </w:p>
+    <w:p>
+      <w:pPr/>
+      <w:r>
+        <w:rPr>
+          <w:lang w:val="pt_PT" w:bidi="pt_PT"/>
+        </w:rPr>
+      </w:r>
+      <w:r>
+        <w:rPr>
+          <w:lang w:val="pt_PT" w:bidi="pt_PT"/>
+        </w:rPr>
+        <w:t>הָ⁠אֶ֤לֶף לְ⁠ךָ֙ שְׁלֹמֹ֔ה</w:t>
       </w:r>
     </w:p>
     <w:p>
@@ -58104,6 +62920,20 @@
       </w:r>
       <w:r>
         <w:rPr>
+          <w:lang w:val="pt_PT" w:bidi="pt_PT"/>
+        </w:rPr>
+        <w:t>הַ⁠יוֹשֶׁ֣בֶת בַּ⁠גַּנִּ֗ים חֲבֵרִ֛ים מַקְשִׁיבִ֥ים לְ⁠קוֹלֵ֖⁠ךְ הַשְׁמִיעִֽי⁠נִי</w:t>
+      </w:r>
+    </w:p>
+    <w:p>
+      <w:pPr/>
+      <w:r>
+        <w:rPr>
+          <w:lang w:val="pt_PT" w:bidi="pt_PT"/>
+        </w:rPr>
+      </w:r>
+      <w:r>
+        <w:rPr>
           <w:b/>
           <w:lang w:val="pt_PT" w:bidi="pt_PT"/>
         </w:rPr>
@@ -58176,6 +63006,20 @@
         <w:rPr>
           <w:lang w:val="pt_PT" w:bidi="pt_PT"/>
         </w:rPr>
+      </w:r>
+    </w:p>
+    <w:p>
+      <w:pPr/>
+      <w:r>
+        <w:rPr>
+          <w:lang w:val="pt_PT" w:bidi="pt_PT"/>
+        </w:rPr>
+      </w:r>
+      <w:r>
+        <w:rPr>
+          <w:lang w:val="pt_PT" w:bidi="pt_PT"/>
+        </w:rPr>
+        <w:t>חֲבֵרִ֛ים</w:t>
       </w:r>
     </w:p>
     <w:p>
@@ -58312,6 +63156,20 @@
       </w:r>
       <w:r>
         <w:rPr>
+          <w:lang w:val="pt_PT" w:bidi="pt_PT"/>
+        </w:rPr>
+        <w:t>לְ⁠קוֹלֵ֖⁠ךְ</w:t>
+      </w:r>
+    </w:p>
+    <w:p>
+      <w:pPr/>
+      <w:r>
+        <w:rPr>
+          <w:lang w:val="pt_PT" w:bidi="pt_PT"/>
+        </w:rPr>
+      </w:r>
+      <w:r>
+        <w:rPr>
           <w:b/>
           <w:lang w:val="pt_PT" w:bidi="pt_PT"/>
         </w:rPr>
@@ -58408,6 +63266,20 @@
       </w:r>
       <w:r>
         <w:rPr>
+          <w:lang w:val="pt_PT" w:bidi="pt_PT"/>
+        </w:rPr>
+        <w:t>בְּרַ֣ח ׀ דּוֹדִ֗⁠י וּֽ⁠דְמֵה־לְ⁠ךָ֤ לִ⁠צְבִי֙ א֚וֹ לְ⁠עֹ֣פֶר הָֽ⁠אַיָּלִ֔ים עַ֖ל הָרֵ֥י בְשָׂמִֽים</w:t>
+      </w:r>
+    </w:p>
+    <w:p>
+      <w:pPr/>
+      <w:r>
+        <w:rPr>
+          <w:lang w:val="pt_PT" w:bidi="pt_PT"/>
+        </w:rPr>
+      </w:r>
+      <w:r>
+        <w:rPr>
           <w:b/>
           <w:lang w:val="pt_PT" w:bidi="pt_PT"/>
         </w:rPr>
@@ -58505,6 +63377,20 @@
       </w:r>
       <w:r>
         <w:rPr>
+          <w:lang w:val="pt_PT" w:bidi="pt_PT"/>
+        </w:rPr>
+        <w:t>בְּרַ֣ח</w:t>
+      </w:r>
+    </w:p>
+    <w:p>
+      <w:pPr/>
+      <w:r>
+        <w:rPr>
+          <w:lang w:val="pt_PT" w:bidi="pt_PT"/>
+        </w:rPr>
+      </w:r>
+      <w:r>
+        <w:rPr>
           <w:b/>
           <w:lang w:val="pt_PT" w:bidi="pt_PT"/>
         </w:rPr>
@@ -58590,6 +63476,20 @@
         <w:rPr>
           <w:lang w:val="pt_PT" w:bidi="pt_PT"/>
         </w:rPr>
+      </w:r>
+    </w:p>
+    <w:p>
+      <w:pPr/>
+      <w:r>
+        <w:rPr>
+          <w:lang w:val="pt_PT" w:bidi="pt_PT"/>
+        </w:rPr>
+      </w:r>
+      <w:r>
+        <w:rPr>
+          <w:lang w:val="pt_PT" w:bidi="pt_PT"/>
+        </w:rPr>
+        <w:t>דּוֹדִ֗⁠י וּֽ⁠דְמֵה־לְ⁠ךָ֤ לִ⁠צְבִי֙ א֚וֹ לְ⁠עֹ֣פֶר הָֽ⁠אַיָּלִ֔ים</w:t>
       </w:r>
     </w:p>
     <w:p>

--- a/por/docx/22.content.docx
+++ b/por/docx/22.content.docx
@@ -28,49 +28,15 @@
       </w:r>
     </w:p>
     <w:p>
-      <w:pPr>
-        <w:pStyle w:val="Heading2"/>
-      </w:pPr>
-      <w:r>
-        <w:rPr>
-          <w:lang w:val="pt_PT" w:bidi="pt_PT"/>
-        </w:rPr>
-        <w:t>License Information</w:t>
-      </w:r>
-      <w:r>
-        <w:rPr>
-          <w:lang w:val="pt_PT" w:bidi="pt_PT"/>
-        </w:rPr>
-      </w:r>
-    </w:p>
-    <w:p>
-      <w:pPr/>
-      <w:r>
-        <w:rPr>
-          <w:lang w:val="pt_PT" w:bidi="pt_PT"/>
-        </w:rPr>
-      </w:r>
-      <w:r>
-        <w:rPr>
-          <w:b/>
-          <w:lang w:val="pt_PT" w:bidi="pt_PT"/>
-        </w:rPr>
-        <w:t>Notas de Tradução (unfoldingWord)</w:t>
-      </w:r>
-      <w:r>
-        <w:rPr>
-          <w:lang w:val="pt_PT" w:bidi="pt_PT"/>
-        </w:rPr>
-        <w:t xml:space="preserve"> (Portuguese) is based on</w:t>
-      </w:r>
-      <w:r>
-        <w:rPr>
-          <w:lang w:val="pt_PT" w:bidi="pt_PT"/>
-        </w:rPr>
-        <w:t xml:space="preserve">: </w:t>
-      </w:r>
-      <w:r>
-        <w:rPr>
+      <w:pPr/>
+      <w:r>
+        <w:rPr>
+          <w:lang w:val="pt_PT" w:bidi="pt_PT"/>
+        </w:rPr>
+      </w:r>
+      <w:r>
+        <w:rPr>
+          <w:b/>
           <w:lang w:val="pt_PT" w:bidi="pt_PT"/>
         </w:rPr>
         <w:t>unfoldingWord® Translation Notes</w:t>
@@ -79,62 +45,31 @@
         <w:rPr>
           <w:lang w:val="pt_PT" w:bidi="pt_PT"/>
         </w:rPr>
-        <w:t xml:space="preserve">, </w:t>
-      </w:r>
-      <w:hyperlink r:id="rId13">
-        <w:r>
-          <w:rPr>
-            <w:lang w:val="pt_PT" w:bidi="pt_PT"/>
-          </w:rPr>
-          <w:rPr>
-            <w:color w:val="0000EE"/>
-            <w:u w:val="single"/>
-          </w:rPr>
-          <w:t>unfoldingWord</w:t>
-        </w:r>
-      </w:hyperlink>
-      <w:r>
-        <w:rPr>
-          <w:lang w:val="pt_PT" w:bidi="pt_PT"/>
-        </w:rPr>
-        <w:t xml:space="preserve">, 2022, which is licensed under a </w:t>
-      </w:r>
-      <w:hyperlink r:id="rId14">
-        <w:r>
-          <w:rPr>
-            <w:lang w:val="pt_PT" w:bidi="pt_PT"/>
-          </w:rPr>
-          <w:rPr>
-            <w:color w:val="0000EE"/>
-            <w:u w:val="single"/>
-          </w:rPr>
-          <w:t>CC BY-SA 4.0 license</w:t>
-        </w:r>
-      </w:hyperlink>
-      <w:r>
-        <w:rPr>
-          <w:lang w:val="pt_PT" w:bidi="pt_PT"/>
-        </w:rPr>
-        <w:t>.</w:t>
-      </w:r>
-      <w:r>
-        <w:rPr>
-          <w:lang w:val="pt_PT" w:bidi="pt_PT"/>
-        </w:rPr>
-      </w:r>
-    </w:p>
-    <w:p>
-      <w:pPr/>
-      <w:r>
-        <w:rPr>
-          <w:lang w:val="pt_PT" w:bidi="pt_PT"/>
-        </w:rPr>
-      </w:r>
-      <w:r>
-        <w:rPr>
-          <w:lang w:val="pt_PT" w:bidi="pt_PT"/>
-        </w:rPr>
-        <w:t>This PDF version is provided under the same license.</w:t>
+        <w:t xml:space="preserve"> © 2022 unfoldingWord. Released under CC BY-SA 4.0 license. </w:t>
+      </w:r>
+      <w:r>
+        <w:rPr>
+          <w:lang w:val="pt_PT" w:bidi="pt_PT"/>
+        </w:rPr>
+        <w:t>unfoldingWord® Translation Notes</w:t>
+      </w:r>
+      <w:r>
+        <w:rPr>
+          <w:lang w:val="pt_PT" w:bidi="pt_PT"/>
+        </w:rPr>
+        <w:t xml:space="preserve"> has been adapted in the following languages: Tok Pisin, Arabic (عربي), French (Français), Hindi (हिंदी), Indonesian (Bahasa Indonesia), Portuguese (Português), Russian (Русский), Spanish (Español), Swahili (Kiswahili), and Simplified Chinese (简体中文) from </w:t>
+      </w:r>
+      <w:r>
+        <w:rPr>
+          <w:lang w:val="pt_PT" w:bidi="pt_PT"/>
+        </w:rPr>
+        <w:t>unfoldingWord® Translation Notes</w:t>
+      </w:r>
+      <w:r>
+        <w:rPr>
+          <w:lang w:val="pt_PT" w:bidi="pt_PT"/>
+        </w:rPr>
+        <w:t xml:space="preserve"> © 2022 unfoldingWord. Released under CC BY-SA 4.0 license by Mission Mutual</w:t>
       </w:r>
       <w:r>
         <w:rPr>
@@ -895,7 +830,7 @@
         </w:rPr>
         <w:t xml:space="preserve">Os dois personagens principais neste livro são o homem e a mulher, que se amam. Em </w:t>
       </w:r>
-      <w:hyperlink r:id="rId15">
+      <w:hyperlink r:id="rId13">
         <w:r>
           <w:rPr>
             <w:lang w:val="pt_PT" w:bidi="pt_PT"/>
@@ -1222,7 +1157,7 @@
         </w:rPr>
         <w:t xml:space="preserve">No antigo Oriente Próximo, as pessoas ricas geralmente tinham a pele mais clara porque não precisavam trabalhar ao sol. Esta jovem teve que trabalhar ao sol, e sua pele ficou escura como resultado, e é por isso que ela diz "Sou morena" em </w:t>
       </w:r>
-      <w:hyperlink r:id="rId16">
+      <w:hyperlink r:id="rId14">
         <w:r>
           <w:rPr>
             <w:lang w:val="pt_PT" w:bidi="pt_PT"/>
@@ -3069,7 +3004,7 @@
         </w:rPr>
         <w:t xml:space="preserve"> é usado de forma carinhosa e é uma maneira afetuosa da mulher se referir ao homem que ama. A mulher não está falando de um rei real, mas sim de uma forma poética. Ela ainda está falando do mesmo homem mencionado em </w:t>
       </w:r>
-      <w:hyperlink r:id="rId17">
+      <w:hyperlink r:id="rId15">
         <w:r>
           <w:rPr>
             <w:lang w:val="pt_PT" w:bidi="pt_PT"/>
@@ -4359,7 +4294,7 @@
         </w:rPr>
         <w:t xml:space="preserve"> refere-se às jovens que eram da cidade de Jerusalém (provavelmente são as mesmas mulheres mencionadas como “mulheres aptas para o casamento” em </w:t>
       </w:r>
-      <w:hyperlink r:id="rId18">
+      <w:hyperlink r:id="rId16">
         <w:r>
           <w:rPr>
             <w:lang w:val="pt_PT" w:bidi="pt_PT"/>
@@ -4377,7 +4312,7 @@
         </w:rPr>
         <w:t xml:space="preserve"> e as mulheres referidas como “elas” em </w:t>
       </w:r>
-      <w:hyperlink r:id="rId19">
+      <w:hyperlink r:id="rId17">
         <w:r>
           <w:rPr>
             <w:lang w:val="pt_PT" w:bidi="pt_PT"/>
@@ -4787,7 +4722,7 @@
         </w:rPr>
         <w:t xml:space="preserve"> significa "minha pele é negra" ou "minha pele é muito escura", como em </w:t>
       </w:r>
-      <w:hyperlink r:id="rId20">
+      <w:hyperlink r:id="rId18">
         <w:r>
           <w:rPr>
             <w:lang w:val="pt_PT" w:bidi="pt_PT"/>
@@ -7238,7 +7173,7 @@
         </w:rPr>
         <w:t xml:space="preserve">Veja como você traduziu a frase "Ó rei" em </w:t>
       </w:r>
-      <w:hyperlink r:id="rId19">
+      <w:hyperlink r:id="rId17">
         <w:r>
           <w:rPr>
             <w:lang w:val="pt_PT" w:bidi="pt_PT"/>
@@ -8572,7 +8507,7 @@
         </w:rPr>
         <w:t xml:space="preserve">Veja como você traduziu a frase "minha querida" em </w:t>
       </w:r>
-      <w:hyperlink r:id="rId21">
+      <w:hyperlink r:id="rId19">
         <w:r>
           <w:rPr>
             <w:lang w:val="pt_PT" w:bidi="pt_PT"/>
@@ -8930,7 +8865,7 @@
         </w:rPr>
         <w:t xml:space="preserve"> em </w:t>
       </w:r>
-      <w:hyperlink r:id="rId22">
+      <w:hyperlink r:id="rId20">
         <w:r>
           <w:rPr>
             <w:lang w:val="pt_PT" w:bidi="pt_PT"/>
@@ -9597,7 +9532,7 @@
         </w:rPr>
         <w:t xml:space="preserve">A poesia hebraica às vezes utiliza um recurso literário chamado "quiasmo" (também conhecido como "quiasma"). Um quiasmo ocorre quando palavras ou frases são organizadas em uma sequência AB-BA. Em </w:t>
       </w:r>
-      <w:hyperlink r:id="rId23">
+      <w:hyperlink r:id="rId21">
         <w:r>
           <w:rPr>
             <w:lang w:val="pt_PT" w:bidi="pt_PT"/>
@@ -10381,7 +10316,7 @@
         </w:rPr>
         <w:t xml:space="preserve">Veja como você traduziu a palavra "lírio" em </w:t>
       </w:r>
-      <w:hyperlink r:id="rId24">
+      <w:hyperlink r:id="rId22">
         <w:r>
           <w:rPr>
             <w:lang w:val="pt_PT" w:bidi="pt_PT"/>
@@ -10476,7 +10411,7 @@
         </w:rPr>
         <w:t xml:space="preserve">Veja como você traduziu a frase "minha querida" ou "minha amada" em </w:t>
       </w:r>
-      <w:hyperlink r:id="rId21">
+      <w:hyperlink r:id="rId19">
         <w:r>
           <w:rPr>
             <w:lang w:val="pt_PT" w:bidi="pt_PT"/>
@@ -10571,7 +10506,7 @@
         </w:rPr>
         <w:t xml:space="preserve">Esta frase refere-se às filhas de Jerusalém mencionadas em </w:t>
       </w:r>
-      <w:hyperlink r:id="rId20">
+      <w:hyperlink r:id="rId18">
         <w:r>
           <w:rPr>
             <w:lang w:val="pt_PT" w:bidi="pt_PT"/>
@@ -11083,7 +11018,7 @@
         </w:rPr>
         <w:t xml:space="preserve">Veja como você traduziu a frase "meu amado" em </w:t>
       </w:r>
-      <w:hyperlink r:id="rId22">
+      <w:hyperlink r:id="rId20">
         <w:r>
           <w:rPr>
             <w:lang w:val="pt_PT" w:bidi="pt_PT"/>
@@ -11512,7 +11447,7 @@
         </w:rPr>
         <w:t xml:space="preserve">Veja como você traduziu a frase “me levou” ou "leve-me" em </w:t>
       </w:r>
-      <w:hyperlink r:id="rId19">
+      <w:hyperlink r:id="rId17">
         <w:r>
           <w:rPr>
             <w:lang w:val="pt_PT" w:bidi="pt_PT"/>
@@ -11709,7 +11644,7 @@
         </w:rPr>
         <w:t xml:space="preserve">No texto original, existe o termo "a casa de vinho". Aqui, na cultura do autor, a expressão "casa de vinho" era usada para se referir a um local onde as pessoas iam com o propósito de beber vinho. A expressão não indica necessariamente uma casa ou edifício, então aqui poderia estar se referindo a um local privado que o casal usava como ponto de encontro, possivelmente a “casa” (local) onde passavam tempo juntos na floresta (descrita em </w:t>
       </w:r>
-      <w:hyperlink r:id="rId25">
+      <w:hyperlink r:id="rId23">
         <w:r>
           <w:rPr>
             <w:lang w:val="pt_PT" w:bidi="pt_PT"/>
@@ -12656,7 +12591,7 @@
         </w:rPr>
         <w:t xml:space="preserve"> em </w:t>
       </w:r>
-      <w:hyperlink r:id="rId26">
+      <w:hyperlink r:id="rId24">
         <w:r>
           <w:rPr>
             <w:lang w:val="pt_PT" w:bidi="pt_PT"/>
@@ -13286,7 +13221,7 @@
         </w:rPr>
         <w:t xml:space="preserve"> em </w:t>
       </w:r>
-      <w:hyperlink r:id="rId20">
+      <w:hyperlink r:id="rId18">
         <w:r>
           <w:rPr>
             <w:lang w:val="pt_PT" w:bidi="pt_PT"/>
@@ -14089,7 +14024,7 @@
         </w:rPr>
         <w:t xml:space="preserve">No texto original, existe a palavra "Eis", que indica uma exclamação usada para chamar a atenção para algo. Aqui, ela é utilizada para destacar a aproximação do homem. Entretanto, na versão NTLH, não houve tradução para essa palavra. Use uma exclamação que seja natural em seu idioma para comunicar isso ou você pode deixar sem tradução. Veja como você traduziu “Eis” em </w:t>
       </w:r>
-      <w:hyperlink r:id="rId27">
+      <w:hyperlink r:id="rId25">
         <w:r>
           <w:rPr>
             <w:lang w:val="pt_PT" w:bidi="pt_PT"/>
@@ -14542,7 +14477,7 @@
         </w:rPr>
         <w:t xml:space="preserve">Veja como você traduziu a forma plural de “gazelas” em </w:t>
       </w:r>
-      <w:hyperlink r:id="rId28">
+      <w:hyperlink r:id="rId26">
         <w:r>
           <w:rPr>
             <w:lang w:val="pt_PT" w:bidi="pt_PT"/>
@@ -16618,7 +16553,7 @@
         </w:rPr>
         <w:t xml:space="preserve">Veja como você traduziu a frase semelhante em </w:t>
       </w:r>
-      <w:hyperlink r:id="rId29">
+      <w:hyperlink r:id="rId27">
         <w:r>
           <w:rPr>
             <w:lang w:val="pt_PT" w:bidi="pt_PT"/>
@@ -18095,7 +18030,7 @@
         </w:rPr>
         <w:t>A mulher está falando do homem como se ele fosse “uma gazela ou um jovem cervo” (</w:t>
       </w:r>
-      <w:hyperlink r:id="rId30">
+      <w:hyperlink r:id="rId28">
         <w:r>
           <w:rPr>
             <w:lang w:val="pt_PT" w:bidi="pt_PT"/>
@@ -18139,7 +18074,7 @@
         </w:rPr>
         <w:t xml:space="preserve"> para representar a si mesma, como fez em </w:t>
       </w:r>
-      <w:hyperlink r:id="rId24">
+      <w:hyperlink r:id="rId22">
         <w:r>
           <w:rPr>
             <w:lang w:val="pt_PT" w:bidi="pt_PT"/>
@@ -18266,7 +18201,7 @@
         </w:rPr>
         <w:t xml:space="preserve">) em </w:t>
       </w:r>
-      <w:hyperlink r:id="rId24">
+      <w:hyperlink r:id="rId22">
         <w:r>
           <w:rPr>
             <w:lang w:val="pt_PT" w:bidi="pt_PT"/>
@@ -18719,7 +18654,7 @@
         </w:rPr>
         <w:t xml:space="preserve">Veja como você traduziu a forma plural de “gazelas” em </w:t>
       </w:r>
-      <w:hyperlink r:id="rId28">
+      <w:hyperlink r:id="rId26">
         <w:r>
           <w:rPr>
             <w:lang w:val="pt_PT" w:bidi="pt_PT"/>
@@ -18930,7 +18865,7 @@
           <w:lang w:val="pt_PT" w:bidi="pt_PT"/>
         </w:rPr>
       </w:r>
-      <w:hyperlink r:id="rId31">
+      <w:hyperlink r:id="rId29">
         <w:r>
           <w:rPr>
             <w:lang w:val="pt_PT" w:bidi="pt_PT"/>
@@ -18948,7 +18883,7 @@
         </w:rPr>
         <w:t xml:space="preserve"> descreve o sentimento de saudade que a mulher sentia pelo homem que amava e como ela o procurava diligentemente. </w:t>
       </w:r>
-      <w:hyperlink r:id="rId32">
+      <w:hyperlink r:id="rId30">
         <w:r>
           <w:rPr>
             <w:lang w:val="pt_PT" w:bidi="pt_PT"/>
@@ -18988,7 +18923,7 @@
         </w:rPr>
         <w:t xml:space="preserve">Se </w:t>
       </w:r>
-      <w:hyperlink r:id="rId33">
+      <w:hyperlink r:id="rId31">
         <w:r>
           <w:rPr>
             <w:lang w:val="pt_PT" w:bidi="pt_PT"/>
@@ -19020,7 +18955,7 @@
         </w:rPr>
         <w:t xml:space="preserve">Os estudiosos da Bíblia não têm certeza se os eventos descritos em </w:t>
       </w:r>
-      <w:hyperlink r:id="rId33">
+      <w:hyperlink r:id="rId31">
         <w:r>
           <w:rPr>
             <w:lang w:val="pt_PT" w:bidi="pt_PT"/>
@@ -19038,7 +18973,7 @@
         </w:rPr>
         <w:t xml:space="preserve"> são reais, um sonho da mulher ou algo que ela imaginou. Muitos estudiosos acreditam que </w:t>
       </w:r>
-      <w:hyperlink r:id="rId33">
+      <w:hyperlink r:id="rId31">
         <w:r>
           <w:rPr>
             <w:lang w:val="pt_PT" w:bidi="pt_PT"/>
@@ -19133,7 +19068,7 @@
         </w:rPr>
         <w:t xml:space="preserve">Como os estudiosos da Bíblia não sabem se os eventos descritos em </w:t>
       </w:r>
-      <w:hyperlink r:id="rId33">
+      <w:hyperlink r:id="rId31">
         <w:r>
           <w:rPr>
             <w:lang w:val="pt_PT" w:bidi="pt_PT"/>
@@ -19522,7 +19457,7 @@
         </w:rPr>
         <w:t xml:space="preserve">Veja como você traduziu a frase semelhante “tu a quem minha alma ama” em </w:t>
       </w:r>
-      <w:hyperlink r:id="rId34">
+      <w:hyperlink r:id="rId32">
         <w:r>
           <w:rPr>
             <w:lang w:val="pt_PT" w:bidi="pt_PT"/>
@@ -19997,7 +19932,7 @@
         </w:rPr>
         <w:t xml:space="preserve">Veja como você traduziu a frase semelhante “tu, a quem minha alma ama” em </w:t>
       </w:r>
-      <w:hyperlink r:id="rId34">
+      <w:hyperlink r:id="rId32">
         <w:r>
           <w:rPr>
             <w:lang w:val="pt_PT" w:bidi="pt_PT"/>
@@ -20318,7 +20253,7 @@
         </w:rPr>
         <w:t xml:space="preserve">Veja como você traduziu a frase semelhante “tu a quem minha alma ama” em </w:t>
       </w:r>
-      <w:hyperlink r:id="rId34">
+      <w:hyperlink r:id="rId32">
         <w:r>
           <w:rPr>
             <w:lang w:val="pt_PT" w:bidi="pt_PT"/>
@@ -20587,7 +20522,7 @@
         </w:rPr>
         <w:t xml:space="preserve">Veja como você traduziu a frase semelhante “tu a quem minha alma ama” em </w:t>
       </w:r>
-      <w:hyperlink r:id="rId34">
+      <w:hyperlink r:id="rId32">
         <w:r>
           <w:rPr>
             <w:lang w:val="pt_PT" w:bidi="pt_PT"/>
@@ -20910,7 +20845,7 @@
         </w:rPr>
         <w:t xml:space="preserve">Este versículo é idêntico a </w:t>
       </w:r>
-      <w:hyperlink r:id="rId28">
+      <w:hyperlink r:id="rId26">
         <w:r>
           <w:rPr>
             <w:lang w:val="pt_PT" w:bidi="pt_PT"/>
@@ -22852,7 +22787,7 @@
         </w:rPr>
         <w:t xml:space="preserve">mencionado em </w:t>
       </w:r>
-      <w:hyperlink r:id="rId35">
+      <w:hyperlink r:id="rId33">
         <w:r>
           <w:rPr>
             <w:lang w:val="pt_PT" w:bidi="pt_PT"/>
@@ -22896,7 +22831,7 @@
         </w:rPr>
         <w:t xml:space="preserve"> em </w:t>
       </w:r>
-      <w:hyperlink r:id="rId35">
+      <w:hyperlink r:id="rId33">
         <w:r>
           <w:rPr>
             <w:lang w:val="pt_PT" w:bidi="pt_PT"/>
@@ -23935,7 +23870,7 @@
         </w:rPr>
         <w:t xml:space="preserve"> em </w:t>
       </w:r>
-      <w:hyperlink r:id="rId20">
+      <w:hyperlink r:id="rId18">
         <w:r>
           <w:rPr>
             <w:lang w:val="pt_PT" w:bidi="pt_PT"/>
@@ -24173,7 +24108,7 @@
         </w:rPr>
         <w:t xml:space="preserve"> é uma maneira poética de se referir às jovens mulheres da cidade de Jerusalém (provavelmente são as mesmas mulheres que as “mulheres casadoiras” em </w:t>
       </w:r>
-      <w:hyperlink r:id="rId18">
+      <w:hyperlink r:id="rId16">
         <w:r>
           <w:rPr>
             <w:lang w:val="pt_PT" w:bidi="pt_PT"/>
@@ -24191,7 +24126,7 @@
         </w:rPr>
         <w:t xml:space="preserve"> e as mulheres referidas como “filhas de Jerusalém” em </w:t>
       </w:r>
-      <w:hyperlink r:id="rId28">
+      <w:hyperlink r:id="rId26">
         <w:r>
           <w:rPr>
             <w:lang w:val="pt_PT" w:bidi="pt_PT"/>
@@ -24209,7 +24144,7 @@
         </w:rPr>
         <w:t xml:space="preserve"> e </w:t>
       </w:r>
-      <w:hyperlink r:id="rId36">
+      <w:hyperlink r:id="rId34">
         <w:r>
           <w:rPr>
             <w:lang w:val="pt_PT" w:bidi="pt_PT"/>
@@ -24600,7 +24535,7 @@
         </w:rPr>
         <w:t xml:space="preserve">O homem descreve a mulher que ama como o epítome da beleza e atratividade em </w:t>
       </w:r>
-      <w:hyperlink r:id="rId37">
+      <w:hyperlink r:id="rId35">
         <w:r>
           <w:rPr>
             <w:lang w:val="pt_PT" w:bidi="pt_PT"/>
@@ -24618,7 +24553,7 @@
         </w:rPr>
         <w:t xml:space="preserve"> e em </w:t>
       </w:r>
-      <w:hyperlink r:id="rId38">
+      <w:hyperlink r:id="rId36">
         <w:r>
           <w:rPr>
             <w:lang w:val="pt_PT" w:bidi="pt_PT"/>
@@ -24661,7 +24596,7 @@
         </w:rPr>
         <w:t xml:space="preserve">Em </w:t>
       </w:r>
-      <w:hyperlink r:id="rId39">
+      <w:hyperlink r:id="rId37">
         <w:r>
           <w:rPr>
             <w:lang w:val="pt_PT" w:bidi="pt_PT"/>
@@ -24679,7 +24614,7 @@
         </w:rPr>
         <w:t xml:space="preserve">, o homem fala da mulher que ama como se ela estivesse longe dele e a convida a "vir com" ele e "descer de" três lugares altos para estar com ele. A mulher não está realmente habitando nesses lugares, mas o homem usa uma linguagem imaginativa e poética para descrever como se sente em relação à separação dela e para expressar seu desejo de estar com ela. Em </w:t>
       </w:r>
-      <w:hyperlink r:id="rId40">
+      <w:hyperlink r:id="rId38">
         <w:r>
           <w:rPr>
             <w:lang w:val="pt_PT" w:bidi="pt_PT"/>
@@ -24727,7 +24662,7 @@
           <w:lang w:val="pt_PT" w:bidi="pt_PT"/>
         </w:rPr>
       </w:r>
-      <w:hyperlink r:id="rId41">
+      <w:hyperlink r:id="rId39">
         <w:r>
           <w:rPr>
             <w:lang w:val="pt_PT" w:bidi="pt_PT"/>
@@ -24745,7 +24680,7 @@
         </w:rPr>
         <w:t xml:space="preserve"> é uma metáfora estendida. Esta metáfora é uma conversa entre o homem e a mulher que ele ama, na qual o homem primeiro compara a mulher que ama a “um jardim fechado” (em </w:t>
       </w:r>
-      <w:hyperlink r:id="rId42">
+      <w:hyperlink r:id="rId40">
         <w:r>
           <w:rPr>
             <w:lang w:val="pt_PT" w:bidi="pt_PT"/>
@@ -24763,7 +24698,7 @@
         </w:rPr>
         <w:t xml:space="preserve">) onde muitas coisas deliciosas crescem, e então a mulher responde convidando o homem a vir ao seu jardim em </w:t>
       </w:r>
-      <w:hyperlink r:id="rId43">
+      <w:hyperlink r:id="rId41">
         <w:r>
           <w:rPr>
             <w:lang w:val="pt_PT" w:bidi="pt_PT"/>
@@ -24781,7 +24716,7 @@
         </w:rPr>
         <w:t xml:space="preserve">. O homem então responde ao convite dela em </w:t>
       </w:r>
-      <w:hyperlink r:id="rId44">
+      <w:hyperlink r:id="rId42">
         <w:r>
           <w:rPr>
             <w:lang w:val="pt_PT" w:bidi="pt_PT"/>
@@ -24812,7 +24747,7 @@
         </w:rPr>
         <w:t xml:space="preserve"> é usado como uma metáfora para a mulher em </w:t>
       </w:r>
-      <w:hyperlink r:id="rId40">
+      <w:hyperlink r:id="rId38">
         <w:r>
           <w:rPr>
             <w:lang w:val="pt_PT" w:bidi="pt_PT"/>
@@ -24830,7 +24765,7 @@
         </w:rPr>
         <w:t xml:space="preserve">, em </w:t>
       </w:r>
-      <w:hyperlink r:id="rId43">
+      <w:hyperlink r:id="rId41">
         <w:r>
           <w:rPr>
             <w:lang w:val="pt_PT" w:bidi="pt_PT"/>
@@ -24848,7 +24783,7 @@
         </w:rPr>
         <w:t xml:space="preserve"> (duas vezes), e em </w:t>
       </w:r>
-      <w:hyperlink r:id="rId44">
+      <w:hyperlink r:id="rId42">
         <w:r>
           <w:rPr>
             <w:lang w:val="pt_PT" w:bidi="pt_PT"/>
@@ -24866,7 +24801,7 @@
         </w:rPr>
         <w:t xml:space="preserve">. Você deve ser consistente em como traduz o termo “jardim”. Em </w:t>
       </w:r>
-      <w:hyperlink r:id="rId45">
+      <w:hyperlink r:id="rId43">
         <w:r>
           <w:rPr>
             <w:lang w:val="pt_PT" w:bidi="pt_PT"/>
@@ -24884,7 +24819,7 @@
         </w:rPr>
         <w:t xml:space="preserve"> o homem fala do corpo da mulher como “um pomar de romãzeiras com frutos deliciosos” e então em </w:t>
       </w:r>
-      <w:hyperlink r:id="rId43">
+      <w:hyperlink r:id="rId41">
         <w:r>
           <w:rPr>
             <w:lang w:val="pt_PT" w:bidi="pt_PT"/>
@@ -25042,7 +24977,7 @@
         </w:rPr>
         <w:t xml:space="preserve">Veja como você traduziu estas duas frases paralelas em </w:t>
       </w:r>
-      <w:hyperlink r:id="rId27">
+      <w:hyperlink r:id="rId25">
         <w:r>
           <w:rPr>
             <w:lang w:val="pt_PT" w:bidi="pt_PT"/>
@@ -25195,7 +25130,7 @@
         </w:rPr>
         <w:t xml:space="preserve">Veja como você traduziu a frase "os teus olhos são como pombas" em </w:t>
       </w:r>
-      <w:hyperlink r:id="rId27">
+      <w:hyperlink r:id="rId25">
         <w:r>
           <w:rPr>
             <w:lang w:val="pt_PT" w:bidi="pt_PT"/>
@@ -26310,7 +26245,7 @@
         </w:rPr>
         <w:t xml:space="preserve">em </w:t>
       </w:r>
-      <w:hyperlink r:id="rId46">
+      <w:hyperlink r:id="rId44">
         <w:r>
           <w:rPr>
             <w:lang w:val="pt_PT" w:bidi="pt_PT"/>
@@ -27399,7 +27334,7 @@
         </w:rPr>
         <w:t xml:space="preserve">Veja como você traduziu a forma plural “gazelas” em </w:t>
       </w:r>
-      <w:hyperlink r:id="rId28">
+      <w:hyperlink r:id="rId26">
         <w:r>
           <w:rPr>
             <w:lang w:val="pt_PT" w:bidi="pt_PT"/>
@@ -27500,7 +27435,7 @@
         </w:rPr>
         <w:t xml:space="preserve">Veja como você traduziu a forma singular “lírio” em </w:t>
       </w:r>
-      <w:hyperlink r:id="rId24">
+      <w:hyperlink r:id="rId22">
         <w:r>
           <w:rPr>
             <w:lang w:val="pt_PT" w:bidi="pt_PT"/>
@@ -27642,7 +27577,7 @@
         </w:rPr>
         <w:t xml:space="preserve"> em </w:t>
       </w:r>
-      <w:hyperlink r:id="rId47">
+      <w:hyperlink r:id="rId45">
         <w:r>
           <w:rPr>
             <w:lang w:val="pt_PT" w:bidi="pt_PT"/>
@@ -27866,7 +27801,7 @@
         </w:rPr>
         <w:t xml:space="preserve"> em </w:t>
       </w:r>
-      <w:hyperlink r:id="rId22">
+      <w:hyperlink r:id="rId20">
         <w:r>
           <w:rPr>
             <w:lang w:val="pt_PT" w:bidi="pt_PT"/>
@@ -29243,7 +29178,7 @@
         </w:rPr>
         <w:t xml:space="preserve">em </w:t>
       </w:r>
-      <w:hyperlink r:id="rId48">
+      <w:hyperlink r:id="rId46">
         <w:r>
           <w:rPr>
             <w:lang w:val="pt_PT" w:bidi="pt_PT"/>
@@ -30686,7 +30621,7 @@
         </w:rPr>
         <w:t xml:space="preserve"> em </w:t>
       </w:r>
-      <w:hyperlink r:id="rId48">
+      <w:hyperlink r:id="rId46">
         <w:r>
           <w:rPr>
             <w:lang w:val="pt_PT" w:bidi="pt_PT"/>
@@ -31225,7 +31160,7 @@
         </w:rPr>
         <w:t xml:space="preserve"> e várias outras especiarias, plantas e árvores de aroma agradável que estão no “jardim cercado e fechado” (</w:t>
       </w:r>
-      <w:hyperlink r:id="rId40">
+      <w:hyperlink r:id="rId38">
         <w:r>
           <w:rPr>
             <w:lang w:val="pt_PT" w:bidi="pt_PT"/>
@@ -31243,7 +31178,7 @@
         </w:rPr>
         <w:t xml:space="preserve">). Se você traduziu </w:t>
       </w:r>
-      <w:hyperlink r:id="rId40">
+      <w:hyperlink r:id="rId38">
         <w:r>
           <w:rPr>
             <w:lang w:val="pt_PT" w:bidi="pt_PT"/>
@@ -31475,7 +31410,7 @@
         </w:rPr>
         <w:t xml:space="preserve"> em </w:t>
       </w:r>
-      <w:hyperlink r:id="rId49">
+      <w:hyperlink r:id="rId47">
         <w:r>
           <w:rPr>
             <w:lang w:val="pt_PT" w:bidi="pt_PT"/>
@@ -31506,7 +31441,7 @@
         </w:rPr>
         <w:t xml:space="preserve"> em </w:t>
       </w:r>
-      <w:hyperlink r:id="rId50">
+      <w:hyperlink r:id="rId48">
         <w:r>
           <w:rPr>
             <w:lang w:val="pt_PT" w:bidi="pt_PT"/>
@@ -31823,7 +31758,7 @@
         </w:rPr>
         <w:t xml:space="preserve">Aqui, o homem continua a metáfora que começou em </w:t>
       </w:r>
-      <w:hyperlink r:id="rId40">
+      <w:hyperlink r:id="rId38">
         <w:r>
           <w:rPr>
             <w:lang w:val="pt_PT" w:bidi="pt_PT"/>
@@ -31867,7 +31802,7 @@
         </w:rPr>
         <w:t xml:space="preserve">. Se você traduziu </w:t>
       </w:r>
-      <w:hyperlink r:id="rId51">
+      <w:hyperlink r:id="rId49">
         <w:r>
           <w:rPr>
             <w:lang w:val="pt_PT" w:bidi="pt_PT"/>
@@ -31885,7 +31820,7 @@
         </w:rPr>
         <w:t xml:space="preserve"> como uma símile, também deve traduzir este versículo como uma símile. Veja como você traduziu a palavra “jardim” em </w:t>
       </w:r>
-      <w:hyperlink r:id="rId40">
+      <w:hyperlink r:id="rId38">
         <w:r>
           <w:rPr>
             <w:lang w:val="pt_PT" w:bidi="pt_PT"/>
@@ -32607,7 +32542,7 @@
         </w:rPr>
         <w:t xml:space="preserve">Aqui, a mulher continua a metáfora do “jardim” (que o homem começou em </w:t>
       </w:r>
-      <w:hyperlink r:id="rId40">
+      <w:hyperlink r:id="rId38">
         <w:r>
           <w:rPr>
             <w:lang w:val="pt_PT" w:bidi="pt_PT"/>
@@ -32703,7 +32638,7 @@
         </w:rPr>
         <w:t xml:space="preserve"> aqui da mesma forma que fez em </w:t>
       </w:r>
-      <w:hyperlink r:id="rId40">
+      <w:hyperlink r:id="rId38">
         <w:r>
           <w:rPr>
             <w:lang w:val="pt_PT" w:bidi="pt_PT"/>
@@ -32721,7 +32656,7 @@
         </w:rPr>
         <w:t xml:space="preserve"> porque ambos os usos se referem ao corpo da mulher. Em </w:t>
       </w:r>
-      <w:hyperlink r:id="rId45">
+      <w:hyperlink r:id="rId43">
         <w:r>
           <w:rPr>
             <w:lang w:val="pt_PT" w:bidi="pt_PT"/>
@@ -32752,7 +32687,7 @@
         </w:rPr>
         <w:t xml:space="preserve">. Se você traduziu </w:t>
       </w:r>
-      <w:hyperlink r:id="rId42">
+      <w:hyperlink r:id="rId40">
         <w:r>
           <w:rPr>
             <w:lang w:val="pt_PT" w:bidi="pt_PT"/>
@@ -33189,7 +33124,7 @@
         </w:rPr>
         <w:t xml:space="preserve">Uma tradução alternativa para a palavra que a tradução literal traduz como “torres de” em </w:t>
       </w:r>
-      <w:hyperlink r:id="rId52">
+      <w:hyperlink r:id="rId50">
         <w:r>
           <w:rPr>
             <w:lang w:val="pt_PT" w:bidi="pt_PT"/>
@@ -33319,7 +33254,7 @@
         </w:rPr>
         <w:t xml:space="preserve"> que ele começou em </w:t>
       </w:r>
-      <w:hyperlink r:id="rId40">
+      <w:hyperlink r:id="rId38">
         <w:r>
           <w:rPr>
             <w:lang w:val="pt_PT" w:bidi="pt_PT"/>
@@ -33363,7 +33298,7 @@
         </w:rPr>
         <w:t xml:space="preserve"> são todas metáforas para o homem desfrutando do corpo da mulher. Se você usou símiles para traduzir </w:t>
       </w:r>
-      <w:hyperlink r:id="rId53">
+      <w:hyperlink r:id="rId51">
         <w:r>
           <w:rPr>
             <w:lang w:val="pt_PT" w:bidi="pt_PT"/>
@@ -33809,7 +33744,7 @@
         </w:rPr>
         <w:t xml:space="preserve">em </w:t>
       </w:r>
-      <w:hyperlink r:id="rId48">
+      <w:hyperlink r:id="rId46">
         <w:r>
           <w:rPr>
             <w:lang w:val="pt_PT" w:bidi="pt_PT"/>
@@ -34438,7 +34373,7 @@
         </w:rPr>
         <w:t xml:space="preserve"> em </w:t>
       </w:r>
-      <w:hyperlink r:id="rId22">
+      <w:hyperlink r:id="rId20">
         <w:r>
           <w:rPr>
             <w:lang w:val="pt_PT" w:bidi="pt_PT"/>
@@ -34532,7 +34467,7 @@
         </w:rPr>
         <w:t xml:space="preserve"> em </w:t>
       </w:r>
-      <w:hyperlink r:id="rId48">
+      <w:hyperlink r:id="rId46">
         <w:r>
           <w:rPr>
             <w:lang w:val="pt_PT" w:bidi="pt_PT"/>
@@ -34563,7 +34498,7 @@
         </w:rPr>
         <w:t xml:space="preserve">em </w:t>
       </w:r>
-      <w:hyperlink r:id="rId21">
+      <w:hyperlink r:id="rId19">
         <w:r>
           <w:rPr>
             <w:lang w:val="pt_PT" w:bidi="pt_PT"/>
@@ -34691,7 +34626,7 @@
         </w:rPr>
         <w:t xml:space="preserve"> em </w:t>
       </w:r>
-      <w:hyperlink r:id="rId23">
+      <w:hyperlink r:id="rId21">
         <w:r>
           <w:rPr>
             <w:lang w:val="pt_PT" w:bidi="pt_PT"/>
@@ -35234,7 +35169,7 @@
         </w:rPr>
         <w:t xml:space="preserve"> em </w:t>
       </w:r>
-      <w:hyperlink r:id="rId22">
+      <w:hyperlink r:id="rId20">
         <w:r>
           <w:rPr>
             <w:lang w:val="pt_PT" w:bidi="pt_PT"/>
@@ -35892,7 +35827,7 @@
         </w:rPr>
         <w:t xml:space="preserve"> em </w:t>
       </w:r>
-      <w:hyperlink r:id="rId22">
+      <w:hyperlink r:id="rId20">
         <w:r>
           <w:rPr>
             <w:lang w:val="pt_PT" w:bidi="pt_PT"/>
@@ -36587,7 +36522,7 @@
         </w:rPr>
         <w:t xml:space="preserve"> em </w:t>
       </w:r>
-      <w:hyperlink r:id="rId54">
+      <w:hyperlink r:id="rId52">
         <w:r>
           <w:rPr>
             <w:lang w:val="pt_PT" w:bidi="pt_PT"/>
@@ -37217,7 +37152,7 @@
         </w:rPr>
         <w:t xml:space="preserve"> em </w:t>
       </w:r>
-      <w:hyperlink r:id="rId28">
+      <w:hyperlink r:id="rId26">
         <w:r>
           <w:rPr>
             <w:lang w:val="pt_PT" w:bidi="pt_PT"/>
@@ -37331,7 +37266,7 @@
         </w:rPr>
         <w:t xml:space="preserve"> em </w:t>
       </w:r>
-      <w:hyperlink r:id="rId55">
+      <w:hyperlink r:id="rId53">
         <w:r>
           <w:rPr>
             <w:lang w:val="pt_PT" w:bidi="pt_PT"/>
@@ -37820,7 +37755,7 @@
         </w:rPr>
         <w:t xml:space="preserve"> em </w:t>
       </w:r>
-      <w:hyperlink r:id="rId56">
+      <w:hyperlink r:id="rId54">
         <w:r>
           <w:rPr>
             <w:lang w:val="pt_PT" w:bidi="pt_PT"/>
@@ -38687,7 +38622,7 @@
         </w:rPr>
         <w:t xml:space="preserve">No texto original, em </w:t>
       </w:r>
-      <w:hyperlink r:id="rId27">
+      <w:hyperlink r:id="rId25">
         <w:r>
           <w:rPr>
             <w:lang w:val="pt_PT" w:bidi="pt_PT"/>
@@ -39673,7 +39608,7 @@
         </w:rPr>
         <w:t xml:space="preserve"> em </w:t>
       </w:r>
-      <w:hyperlink r:id="rId57">
+      <w:hyperlink r:id="rId55">
         <w:r>
           <w:rPr>
             <w:lang w:val="pt_PT" w:bidi="pt_PT"/>
@@ -39787,7 +39722,7 @@
         </w:rPr>
         <w:t xml:space="preserve">em </w:t>
       </w:r>
-      <w:hyperlink r:id="rId58">
+      <w:hyperlink r:id="rId56">
         <w:r>
           <w:rPr>
             <w:lang w:val="pt_PT" w:bidi="pt_PT"/>
@@ -41509,7 +41444,7 @@
         </w:rPr>
         <w:t xml:space="preserve"> em </w:t>
       </w:r>
-      <w:hyperlink r:id="rId20">
+      <w:hyperlink r:id="rId18">
         <w:r>
           <w:rPr>
             <w:lang w:val="pt_PT" w:bidi="pt_PT"/>
@@ -41991,7 +41926,7 @@
         </w:rPr>
         <w:t xml:space="preserve"> em </w:t>
       </w:r>
-      <w:hyperlink r:id="rId56">
+      <w:hyperlink r:id="rId54">
         <w:r>
           <w:rPr>
             <w:lang w:val="pt_PT" w:bidi="pt_PT"/>
@@ -42286,7 +42221,7 @@
         </w:rPr>
         <w:t xml:space="preserve">referem-se ao corpo da mulher. A mulher retoma a metáfora do “jardim” usada em </w:t>
       </w:r>
-      <w:hyperlink r:id="rId41">
+      <w:hyperlink r:id="rId39">
         <w:r>
           <w:rPr>
             <w:lang w:val="pt_PT" w:bidi="pt_PT"/>
@@ -42343,7 +42278,7 @@
         </w:rPr>
         <w:t xml:space="preserve"> são metáforas para o homem desfrutando do corpo da mulher. Se você usou símiles para traduzir </w:t>
       </w:r>
-      <w:hyperlink r:id="rId41">
+      <w:hyperlink r:id="rId39">
         <w:r>
           <w:rPr>
             <w:lang w:val="pt_PT" w:bidi="pt_PT"/>
@@ -42716,7 +42651,7 @@
         </w:rPr>
         <w:t xml:space="preserve"> em </w:t>
       </w:r>
-      <w:hyperlink r:id="rId52">
+      <w:hyperlink r:id="rId50">
         <w:r>
           <w:rPr>
             <w:lang w:val="pt_PT" w:bidi="pt_PT"/>
@@ -42933,7 +42868,7 @@
         </w:rPr>
         <w:t xml:space="preserve">Veja como você traduziu a frase semelhante “Eu sou do meu amado, e o meu amado é meu” em </w:t>
       </w:r>
-      <w:hyperlink r:id="rId57">
+      <w:hyperlink r:id="rId55">
         <w:r>
           <w:rPr>
             <w:lang w:val="pt_PT" w:bidi="pt_PT"/>
@@ -43028,7 +42963,7 @@
         </w:rPr>
         <w:t xml:space="preserve">Veja como você traduziu a frase semelhante “para pastarem entre os lírios” em </w:t>
       </w:r>
-      <w:hyperlink r:id="rId57">
+      <w:hyperlink r:id="rId55">
         <w:r>
           <w:rPr>
             <w:lang w:val="pt_PT" w:bidi="pt_PT"/>
@@ -43278,7 +43213,7 @@
         </w:rPr>
         <w:t xml:space="preserve">Veja como você traduziu a frase “Minha querida, você é bonita” em </w:t>
       </w:r>
-      <w:hyperlink r:id="rId27">
+      <w:hyperlink r:id="rId25">
         <w:r>
           <w:rPr>
             <w:lang w:val="pt_PT" w:bidi="pt_PT"/>
@@ -43663,7 +43598,7 @@
         </w:rPr>
         <w:t xml:space="preserve">Literalmente o texto diz "como exército com estandartes", várias traduções em português traduzem "como exército com bandeiras". O termo "estandarte" também foi usado em </w:t>
       </w:r>
-      <w:hyperlink r:id="rId59">
+      <w:hyperlink r:id="rId57">
         <w:r>
           <w:rPr>
             <w:lang w:val="pt_PT" w:bidi="pt_PT"/>
@@ -43778,7 +43713,7 @@
         </w:rPr>
         <w:t xml:space="preserve">Veja como você traduziu a frase semelhante “seus cabelos ondulados são como um rebanho de cabras” em </w:t>
       </w:r>
-      <w:hyperlink r:id="rId46">
+      <w:hyperlink r:id="rId44">
         <w:r>
           <w:rPr>
             <w:lang w:val="pt_PT" w:bidi="pt_PT"/>
@@ -43879,7 +43814,7 @@
         </w:rPr>
         <w:t xml:space="preserve">No texto original, veja como você traduziu o versículo idêntico em </w:t>
       </w:r>
-      <w:hyperlink r:id="rId60">
+      <w:hyperlink r:id="rId58">
         <w:r>
           <w:rPr>
             <w:lang w:val="pt_PT" w:bidi="pt_PT"/>
@@ -44116,7 +44051,7 @@
         </w:rPr>
         <w:t xml:space="preserve">Conforme texto original, veja como você traduziu </w:t>
       </w:r>
-      <w:hyperlink r:id="rId61">
+      <w:hyperlink r:id="rId59">
         <w:r>
           <w:rPr>
             <w:lang w:val="pt_PT" w:bidi="pt_PT"/>
@@ -44475,7 +44410,7 @@
         </w:rPr>
         <w:t xml:space="preserve"> em </w:t>
       </w:r>
-      <w:hyperlink r:id="rId18">
+      <w:hyperlink r:id="rId16">
         <w:r>
           <w:rPr>
             <w:lang w:val="pt_PT" w:bidi="pt_PT"/>
@@ -44932,7 +44867,7 @@
         </w:rPr>
         <w:t xml:space="preserve"> em </w:t>
       </w:r>
-      <w:hyperlink r:id="rId62">
+      <w:hyperlink r:id="rId60">
         <w:r>
           <w:rPr>
             <w:lang w:val="pt_PT" w:bidi="pt_PT"/>
@@ -45965,7 +45900,7 @@
         </w:rPr>
         <w:t xml:space="preserve">Conforme o texto original, veja como você traduziu a frase quase idêntica “impressionante como esses dois astros” em </w:t>
       </w:r>
-      <w:hyperlink r:id="rId63">
+      <w:hyperlink r:id="rId61">
         <w:r>
           <w:rPr>
             <w:lang w:val="pt_PT" w:bidi="pt_PT"/>
@@ -47438,7 +47373,7 @@
         </w:rPr>
         <w:t xml:space="preserve">Uma tradução alternativa possível para a palavra que a NTLH traduz como “prazer” em </w:t>
       </w:r>
-      <w:hyperlink r:id="rId64">
+      <w:hyperlink r:id="rId62">
         <w:r>
           <w:rPr>
             <w:lang w:val="pt_PT" w:bidi="pt_PT"/>
@@ -47475,7 +47410,7 @@
         </w:rPr>
         <w:t xml:space="preserve">Uma tradução alternativa possível para as palavras que a NTLH traduz como “lábios e dentes” em </w:t>
       </w:r>
-      <w:hyperlink r:id="rId65">
+      <w:hyperlink r:id="rId63">
         <w:r>
           <w:rPr>
             <w:lang w:val="pt_PT" w:bidi="pt_PT"/>
@@ -47578,7 +47513,7 @@
         </w:rPr>
         <w:t xml:space="preserve">Se você estiver usando cabeçalhos de seção para indicar quem está falando e decidiu no versículo anterior que a mulher disse as palavras “Por que vocês querem me ver dançando a dança da noiva?”, será necessário colocar um cabeçalho de seção acima deste versículo indicando que o homem está agora falando. O homem começa a falar diretamente com a mulher neste versículo e continua falando com ela até parte do caminho através de </w:t>
       </w:r>
-      <w:hyperlink r:id="rId65">
+      <w:hyperlink r:id="rId63">
         <w:r>
           <w:rPr>
             <w:lang w:val="pt_PT" w:bidi="pt_PT"/>
@@ -49112,7 +49047,7 @@
         </w:rPr>
         <w:t xml:space="preserve">Diante do texto original, veja como você traduziu a declaração quase idêntica em </w:t>
       </w:r>
-      <w:hyperlink r:id="rId66">
+      <w:hyperlink r:id="rId64">
         <w:r>
           <w:rPr>
             <w:lang w:val="pt_PT" w:bidi="pt_PT"/>
@@ -49413,7 +49348,7 @@
         </w:rPr>
         <w:t xml:space="preserve"> em </w:t>
       </w:r>
-      <w:hyperlink r:id="rId67">
+      <w:hyperlink r:id="rId65">
         <w:r>
           <w:rPr>
             <w:lang w:val="pt_PT" w:bidi="pt_PT"/>
@@ -50773,7 +50708,7 @@
         </w:rPr>
         <w:t xml:space="preserve">Veja como você traduziu a frase semelhante "você é linda" em </w:t>
       </w:r>
-      <w:hyperlink r:id="rId63">
+      <w:hyperlink r:id="rId61">
         <w:r>
           <w:rPr>
             <w:lang w:val="pt_PT" w:bidi="pt_PT"/>
@@ -53641,7 +53576,7 @@
         </w:rPr>
         <w:t xml:space="preserve">Veja como você traduziu a frase idêntica em </w:t>
       </w:r>
-      <w:hyperlink r:id="rId68">
+      <w:hyperlink r:id="rId66">
         <w:r>
           <w:rPr>
             <w:lang w:val="pt_PT" w:bidi="pt_PT"/>
@@ -54032,7 +53967,7 @@
         </w:rPr>
         <w:t xml:space="preserve"> conforme modelado pela tradução da NTLH; (2) “entre os arbustos de hena” (arbustos de henna produzem flores). Se você escolher esta opção, veja como traduziu a frase “flores de campo” em </w:t>
       </w:r>
-      <w:hyperlink r:id="rId50">
+      <w:hyperlink r:id="rId48">
         <w:r>
           <w:rPr>
             <w:lang w:val="pt_PT" w:bidi="pt_PT"/>
@@ -54306,7 +54241,7 @@
         </w:rPr>
         <w:t xml:space="preserve">Veja como você traduziu a frase semelhante "as parreiras estavam brotando" em </w:t>
       </w:r>
-      <w:hyperlink r:id="rId69">
+      <w:hyperlink r:id="rId67">
         <w:r>
           <w:rPr>
             <w:lang w:val="pt_PT" w:bidi="pt_PT"/>
@@ -54401,7 +54336,7 @@
         </w:rPr>
         <w:t xml:space="preserve">Veja como você traduziu a frase semelhante “se as romãzeiras estavam em flor” em </w:t>
       </w:r>
-      <w:hyperlink r:id="rId69">
+      <w:hyperlink r:id="rId67">
         <w:r>
           <w:rPr>
             <w:lang w:val="pt_PT" w:bidi="pt_PT"/>
@@ -55075,7 +55010,7 @@
         </w:rPr>
         <w:t xml:space="preserve">O significado de </w:t>
       </w:r>
-      <w:hyperlink r:id="rId70">
+      <w:hyperlink r:id="rId68">
         <w:r>
           <w:rPr>
             <w:lang w:val="pt_PT" w:bidi="pt_PT"/>
@@ -55101,7 +55036,7 @@
         </w:rPr>
         <w:t xml:space="preserve">Os três possíveis significados de </w:t>
       </w:r>
-      <w:hyperlink r:id="rId70">
+      <w:hyperlink r:id="rId68">
         <w:r>
           <w:rPr>
             <w:lang w:val="pt_PT" w:bidi="pt_PT"/>
@@ -55119,7 +55054,7 @@
         </w:rPr>
         <w:t xml:space="preserve"> são: (1) que a mulher está falando de si mesma como um vinhedo, dizendo que seu vinhedo é só dela, e se comparando ao vinhedo de Salomão (discutido em </w:t>
       </w:r>
-      <w:hyperlink r:id="rId71">
+      <w:hyperlink r:id="rId69">
         <w:r>
           <w:rPr>
             <w:lang w:val="pt_PT" w:bidi="pt_PT"/>
@@ -55137,7 +55072,7 @@
         </w:rPr>
         <w:t xml:space="preserve">), afirmando que Salomão pode ficar com os lucros de seu vinhedo e seus guardiões podem ficar com sua parte dos lucros daquele vinhedo. Esta é a interpretação da tradução literal; (2) que a mulher está falando de si mesma como um vinhedo, dizendo que seu vinhedo é só dela, mas que o homem que ela ama e chama de Salomão pode ter livremente o vinhedo (ela) porque ela escolhe se entregar livremente a ele; (3) que o homem está falando da mulher que ama como um vinhedo, dizendo que seu vinhedo (a mulher que ama) é só dele, e se comparando ao vinhedo de Salomão (discutido em </w:t>
       </w:r>
-      <w:hyperlink r:id="rId71">
+      <w:hyperlink r:id="rId69">
         <w:r>
           <w:rPr>
             <w:lang w:val="pt_PT" w:bidi="pt_PT"/>
@@ -56052,7 +55987,7 @@
         </w:rPr>
         <w:t xml:space="preserve">em </w:t>
       </w:r>
-      <w:hyperlink r:id="rId32">
+      <w:hyperlink r:id="rId30">
         <w:r>
           <w:rPr>
             <w:lang w:val="pt_PT" w:bidi="pt_PT"/>
@@ -56395,7 +56330,7 @@
         </w:rPr>
         <w:t xml:space="preserve">em </w:t>
       </w:r>
-      <w:hyperlink r:id="rId72">
+      <w:hyperlink r:id="rId70">
         <w:r>
           <w:rPr>
             <w:lang w:val="pt_PT" w:bidi="pt_PT"/>
@@ -56757,7 +56692,7 @@
         </w:rPr>
         <w:t xml:space="preserve">Este versículo é idêntico a </w:t>
       </w:r>
-      <w:hyperlink r:id="rId73">
+      <w:hyperlink r:id="rId71">
         <w:r>
           <w:rPr>
             <w:lang w:val="pt_PT" w:bidi="pt_PT"/>
@@ -56775,7 +56710,7 @@
         </w:rPr>
         <w:t xml:space="preserve">. Traduza este versículo exatamente como você traduziu </w:t>
       </w:r>
-      <w:hyperlink r:id="rId73">
+      <w:hyperlink r:id="rId71">
         <w:r>
           <w:rPr>
             <w:lang w:val="pt_PT" w:bidi="pt_PT"/>
@@ -56890,7 +56825,7 @@
         </w:rPr>
         <w:t xml:space="preserve">Além de excluir a frase “pelas gazelas ou pelas corças selvagens”, este versículo é quase idêntico a </w:t>
       </w:r>
-      <w:hyperlink r:id="rId28">
+      <w:hyperlink r:id="rId26">
         <w:r>
           <w:rPr>
             <w:lang w:val="pt_PT" w:bidi="pt_PT"/>
@@ -56908,7 +56843,7 @@
         </w:rPr>
         <w:t xml:space="preserve">. Você deve traduzir este versículo de maneira semelhante à tradução de </w:t>
       </w:r>
-      <w:hyperlink r:id="rId28">
+      <w:hyperlink r:id="rId26">
         <w:r>
           <w:rPr>
             <w:lang w:val="pt_PT" w:bidi="pt_PT"/>
@@ -57475,7 +57410,7 @@
         </w:rPr>
         <w:t xml:space="preserve"> em </w:t>
       </w:r>
-      <w:hyperlink r:id="rId26">
+      <w:hyperlink r:id="rId24">
         <w:r>
           <w:rPr>
             <w:lang w:val="pt_PT" w:bidi="pt_PT"/>
@@ -62392,7 +62327,7 @@
         </w:rPr>
         <w:t xml:space="preserve"> é uma metáfora (veja a seção em </w:t>
       </w:r>
-      <w:hyperlink r:id="rId70">
+      <w:hyperlink r:id="rId68">
         <w:r>
           <w:rPr>
             <w:lang w:val="pt_PT" w:bidi="pt_PT"/>
@@ -62436,7 +62371,7 @@
         </w:rPr>
         <w:t xml:space="preserve">, como fez em </w:t>
       </w:r>
-      <w:hyperlink r:id="rId74">
+      <w:hyperlink r:id="rId72">
         <w:r>
           <w:rPr>
             <w:lang w:val="pt_PT" w:bidi="pt_PT"/>
@@ -62903,7 +62838,7 @@
         </w:rPr>
         <w:t xml:space="preserve"> (mesmo que ele não fosse Salomão) como um termo carinhoso, semelhante a como ela chamou o homem que amava de “O rei” em </w:t>
       </w:r>
-      <w:hyperlink r:id="rId19">
+      <w:hyperlink r:id="rId17">
         <w:r>
           <w:rPr>
             <w:lang w:val="pt_PT" w:bidi="pt_PT"/>
@@ -63128,7 +63063,7 @@
         </w:rPr>
         <w:t xml:space="preserve"> é masculino na forma no idioma original e muito provavelmente se refere aos amigos do homem que eram pastores e foram mencionados em </w:t>
       </w:r>
-      <w:hyperlink r:id="rId34">
+      <w:hyperlink r:id="rId32">
         <w:r>
           <w:rPr>
             <w:lang w:val="pt_PT" w:bidi="pt_PT"/>
@@ -63159,7 +63094,7 @@
         </w:rPr>
         <w:t xml:space="preserve"> em </w:t>
       </w:r>
-      <w:hyperlink r:id="rId34">
+      <w:hyperlink r:id="rId32">
         <w:r>
           <w:rPr>
             <w:lang w:val="pt_PT" w:bidi="pt_PT"/>
@@ -63585,7 +63520,7 @@
         </w:rPr>
         <w:t xml:space="preserve">Veja como você traduziu a expressão semelhante "O meu amado é como uma gazela; é como um filhote de corço" em </w:t>
       </w:r>
-      <w:hyperlink r:id="rId30">
+      <w:hyperlink r:id="rId28">
         <w:r>
           <w:rPr>
             <w:lang w:val="pt_PT" w:bidi="pt_PT"/>

--- a/por/docx/22.content.docx
+++ b/por/docx/22.content.docx
@@ -144,13 +144,6 @@
       </w:r>
       <w:r>
         <w:rPr>
-          <w:i/>
-          <w:lang w:val="pt_PT" w:bidi="pt_PT"/>
-        </w:rPr>
-        <w:t>Cântico de Salomão - Introdução, Cântico dos cânticos - Capítulo 1 Introdução, Cântico dos cânticos 1.1 (#1), Cântico dos cânticos 1.1 (#2), Cântico dos cânticos 1.1 (#3), Cântico dos cânticos 1.2 (#1), Cântico dos cânticos 1.2 (#2), Cântico dos cânticos 1.2 (#3), Cântico dos cânticos 1.2 (#4), Cântico dos cânticos 1.2–4 (#1), Cântico dos cânticos 1.3 (#1), Cântico dos cânticos 1.3 (#2), Cântico dos cânticos 1.3 (#3), Cântico dos cânticos 1.3 (#4), Cântico dos cânticos 1.3 (#5), Cântico dos cânticos 1.3 (#6), Cântico dos cânticos 1.4 (#1), Cântico dos cânticos 1.4 (#2), Cântico dos cânticos 1.4 (#3), Cântico dos cânticos 1.4 (#4), Cântico dos cânticos 1.4 (#5), Cântico dos cânticos 1.4 (#6), Cântico dos cânticos 1.4 (#7), Cântico dos cânticos 1.4 (#8), Cântico dos cânticos 1.4 (#9), Cântico dos cânticos 1.4 (#10), Cântico dos cânticos 1.4 (#11), Cântico dos cânticos 1.4 (#12), Cântico dos cânticos 1.4 (#13), Cântico dos cânticos 1.4 (#14), Cântico dos cânticos 1.4 (#15), Cântico dos cânticos 1.4 (#16), Cântico dos cânticos 1.5 (#1), Cântico dos cânticos 1.5 (#2), Cântico dos cânticos 1.5 (#3), Cântico dos cânticos 1.5 (#4), Cântico dos cânticos 1.6 (#1), Cântico dos cânticos 1.6 (#2), Cântico dos cânticos 1.6 (#3), Cântico dos cânticos 1.6 (#4), Cântico dos cânticos 1.6 (#5), Cântico dos cânticos 1.6 (#6), Cântico dos cânticos 1.6 (#7), Cântico dos cânticos 1.7 (#1), Cântico dos cânticos 1.7 (#2), Cântico dos cânticos 1.7 (#3), Cântico dos cânticos 1.7 (#4), Cântico dos cânticos 1.7 (#5), Cântico dos cânticos 1.7 (#6), Cântico dos cânticos 1.8 (#1), Cântico dos cânticos 1.8 (#2), Cântico dos cânticos 1.8 (#3), Cântico dos cânticos 1.8 (#4), Cântico dos cânticos 1.8 (#5), Cântico dos cânticos 1.8 (#6), Cântico dos cânticos 1.9 (#1), Cântico dos cânticos 1.9 (#2), Cântico dos cânticos 1.9 (#3), Cântico dos cânticos 1.9 (#4), Cântico dos cânticos 1.10 (#1), Cântico dos cânticos 1.10 (#2), Cântico dos cânticos 1.11 (#1), Cântico dos cânticos 1.11 (#2), Cântico dos cânticos 1.11 (#3), Cântico dos cânticos 1.12 (#1), Cântico dos cânticos 1.12 (#2), Cântico dos cânticos 1.12 (#3), Cântico dos cânticos 1.12 (#4), Cântico dos cânticos 1.13 (#1), Cântico dos cânticos 1.13 (#2), Cântico dos cânticos 1.13 (#3), Cântico dos cânticos 1.13 (#4), Cântico dos cânticos 1.13 (#5), Cântico dos cânticos 1.13 (#6), Cântico dos cânticos 1.14 (#1), Cântico dos cânticos 1.14 (#2), Cântico dos cânticos 1.15 (#1), Cântico dos cânticos 1.15 (#2), Cântico dos cânticos 1.15 (#3), Cântico dos cânticos 1.15 (#4), Cântico dos cânticos 1.16 (#1), Cântico dos cânticos 1.16 (#2), Cântico dos cânticos 1.16 (#3), Cântico dos cânticos 1.16 (#4), Cântico dos cânticos 1.16 (#5), Cântico dos cânticos 1.16 (#6), Cântico dos cânticos 1.17 (#1), Cântico dos cânticos 1.17 (#2), Cântico dos cânticos - Capítulo 2 Introdução, Cântico dos cânticos 2.1 (#1), Cântico dos cânticos 2.1 (#2), Cântico dos cânticos 2.1 (#3), Cântico dos cânticos 2.1 (#4), Cântico dos Cânticos 2.1 (#5), Cântico dos cânticos 2.1 (#6), Cântico dos cânticos 2.2 (#1), Cântico dos cânticos 2.2 (#2), Cântico dos cânticos 2.2 (#3), Cântico dos cânticos 2.2 (#4), Cântico dos cânticos 2.3 (#1), Cântico dos cânticos 2.3 (#2), Cântico dos cânticos 2.3 (#3), Cântico dos cânticos 2.3 (#4), Cântico dos cânticos 2.3 (#5), Cântico dos cânticos 2.3 (#6), Cântico dos cânticos 2.3 (#7), Cântico dos cânticos 2.3 (#8), Cântico dos cânticos 2.3 (#9), Cântico dos cânticos 2.4 (#1), Cântico dos cânticos 2.4 (#2), Cântico dos cânticos 2.4 (#3), Cântico dos cânticos 2.4 (#4), Cântico dos cânticos 2.4 (#5), Cântico dos cânticos 2.4 (#6), Cântico dos cânticos 2.4 (#7), Cântico dos cânticos 2.5 (#1), Cântico dos cânticos 2.5 (#2), Cântico dos cânticos 2.5 (#3), Cântico dos cânticos 2.5 (#4), Cântico dos cânticos 2.5 (#5), Cântico dos cânticos 2.5 (#6), Cântico dos cânticos 2.5 (#7), Cântico dos cânticos 2.6 (#1), Cântico dos cânticos 2.7 (#1), Cântico dos cânticos 2.7 (#2), Cântico dos cânticos 2.7 (#3), Cântico dos cânticos 2.7 (#4), Cântico dos cânticos 2.7 (#5), Cântico dos cânticos 2.7 (#6), Cântico dos cânticos 2.7 (#7), Cântico dos cânticos 2.7 (#8), Cântico dos cânticos 2.7 (#9), Cântico dos cânticos 2.8 (#1), Cântico dos cânticos 2.8 (#2), Cântico dos cânticos 2.8 (#3), Cântico dos cânticos 2.8 (#4), Cântico dos cânticos 2.8,9 (#1), Cântico dos cânticos 2.8,9 (#2), Cântico dos cânticos 2.9 (#1), Cântico dos cânticos 2.9 (#2), Cântico dos cânticos 2.9 (#3), Cântico dos cânticos 2.9 (#4), Cântico dos cânticos 2.9 (#5), Cântico dos cânticos 2.9 (#6), Cântico dos cânticos 2.9 (#7), Cântico dos cânticos 2.9 (#8), Cântico dos cânticos 2.10 (#1), Cântico dos cânticos 2.11 (#1), Cântico dos cânticos 2.11 (#2), Cântico dos cânticos 2.11 (#3), Cântico dos cânticos 2.11 (#4), Cântico dos cânticos 2.11 (#5), Cântico dos cânticos 2.11 (#6), Cântico dos cânticos 2.11 (#7), Cântico dos cânticos 2.12 (#1), Cântico dos cânticos 2.12 (#2), Cântico dos cânticos 2.13 (#1), Cântico dos cânticos 2.13 (#2)., Cântico dos cânticos 2.13 (#3), Cântico dos cânticos 2.13 (#4), Cântico dos cânticos 2.14 (#1), Cântico dos cânticos 2.14 (#2), Cântico dos cânticos 2.14 (#3), Cântico dos cânticos 2.14 (#4), Cântico dos cânticos 2.14 (#5), Cântico dos cânticos 2.14 (#6), Cântico dos cânticos 2.14 (#7), Cântico dos cânticos 2.15 (#1), Cântico dos cânticos 2.15 (#2), Cântico dos cânticos 2.15 (#3), Cântico dos cânticos 2.15 (#4), Cântico dos cânticos 2.15 (#5), Cântico dos cânticos 2.16 (#1), Cântico dos cânticos 2.16 (#2), Cântico dos cânticos 2.16 (#3), Cântico dos cânticos 2.16 (#4), Cântico dos cânticos 2.17 (#1), Cântico dos cânticos 2.17 (#2), Cântico dos cânticos 2.17 (#3), Cântico dos cânticos 2.17 (#4), Cântico dos cânticos 2.17 (#5), Cântico dos cânticos - Capítulo 3 Introdução, Cântico dos cânticos 3.1 (#1), Cântico dos cânticos 3.1 (#2), Cântico dos cânticos 3.1 (#3), Cântico dos cânticos 3.1 (#4), Cântico dos cânticos 3.2 (#1), Cântico dos cânticos 3.2 (#2), Cântico dos cânticos 3.2 (#3), Cântico dos cânticos 3.2 (#4), Cântico dos cânticos 3.2 (#5), Cântico dos cânticos 3.3 (#1), Cântico dos cânticos 3.3 (#2), Cântico dos cânticos 3.3 (#3), Cântico dos cânticos 3.3 (#4), Cântico dos cânticos 3.4 (#1), Cântico dos cânticos 3.4 (#2), Cântico dos cânticos 3.4 (#3), Cântico dos cânticos 3.4 (#4), Cântico dos cânticos 3.5 (#1), Cântico dos cânticos 3.6 (#1), Cântico dos cânticos 3.6 (#2), Cântico dos cânticos 3.6 (#3), Cântico dos cânticos 3.6 (#4), Cântico dos cânticos 3.6 (#5), Cântico dos cânticos 3.6 (#6), Cântico dos cânticos 3.6 (#7), Cântico dos cânticos 3.6 (#8), Cântico dos cânticos 3.6 (#9), Cântico dos cânticos 3.7 (#1), Cântico dos cânticos 3.7 (#2), Cântico dos cânticos 3.7 (#3), Cântico dos cânticos 3.8 (#1), Cântico dos cânticos 3.8 (#2), Cântico dos cânticos 3.8 (#3), Cântico dos cânticos 3.9 (#1), Cântico dos cânticos 3.9 (#2), Cântico dos cânticos 3.9,10 (#1), Cântico dos cânticos 3.9,10 (#2), Cântico dos cânticos 3.10 (#1), Cântico dos cânticos 3.10 (#2), Cântico dos cânticos 3.10 (#3), Cântico dos cânticos 3.10 (#4), Cântico dos cânticos 3.10 (#5), Cântico dos cânticos 3.10 (#6), Cântico dos cânticos 3.10 (#7), Cântico dos cânticos 3.11 (#1), Cântico dos cânticos 3.11 (#2), Cântico dos cânticos 3.11 (#3), Cântico dos cânticos 3.11 (#4), Cântico dos cânticos 3.11 (#5), Cântico dos cânticos - Capítulo 4 Introdução, Cântico dos cânticos 4.1 (#1), Cântico dos cânticos 4.1 (#2), Cântico dos cânticos 4.1 (#3), Cântico dos cânticos 4.2 (#1), Cântico dos cânticos 4.2 (#2), Cântico dos cânticos 4.2 (#3), Cântico dos cânticos 4.2 (#4), Cântico dos cânticos 4.2 (#5), Cântico dos cânticos 4.3 (#1), Cântico dos cânticos 4.3 (#2), Cântico dos cânticos 4.3 (#3), Cântico dos cânticos 4.3 (#4), Cântico dos cânticos 4.4 (#1), Cântico dos cânticos 4.4 (#2), Cântico dos cânticos 4.4 (#3), Cântico dos cânticos 4.4 (#4), Cântico dos cânticos 4.4 (#5), Cântico dos cânticos 4.4 (#6), Cântico dos cânticos 4.4 (#7), Cântico dos cânticos 4.5 (#1), Cântico dos cânticos 4.5 (#2), Cântico dos cânticos 4.5 (#3), Cântico dos cânticos 4.6 (#1), Cântico dos cânticos 4.6 (#2), Cântico dos cânticos 4.6 (#3), Cântico dos cânticos 4.6 (#4), Cântico dos cânticos 4.7 (#1), Cântico dos cânticos 4.8 (#1), Cântico dos cânticos 4.8 (#2), Cântico dos cânticos 4.8 (#3), Cântico dos cânticos 4.8 (#4), Cântico dos cânticos 4.8 (#5), Cântico dos cânticos 4.9 (#1), Cântico dos cânticos 4.9 (#2), Cântico dos cânticos 4.9 (#3), Cântico dos cânticos 4.10 (#1), Cântico dos cânticos 4.10 (#2), Cântico dos cânticos 4.10 (#3), Cântico dos cânticos 4.10 (#4), Cântico dos cânticos 4.10 (#5), Cântico dos cânticos 4.10 (#6), Cântico dos cânticos 4.11 (#1), Cântico dos cânticos 4.11 (#2), Cântico dos cânticos 4.11 (#3), Cântico dos cânticos 4.11 (#4), Cântico dos cânticos 4.12 (#1), Cântico dos cânticos 4.12 (#2), Cântico dos cânticos 4.12 (#3), Cântico dos cânticos 4.12 (#4), Cântico dos cânticos 4.12 (#5), Cântico dos cânticos 4.12 (#6), Cântico dos cânticos 4.13 (#1), Cântico dos cânticos 4.13,14 (#1), Cântico dos cânticos 4.13,14 (#2), Cântico dos cânticos 4.13,14 (#1), Cântico dos cânticos 4.14 (#1), Cântico dos cânticos 4.15 (#1), Cântico dos cânticos 4.15 (#2), Cântico dos cânticos 4.15 (#3), Cântico dos cânticos 4.15 (#4), Cântico dos cânticos 4.16 (#1), Cântico dos cânticos 4.16 (#2), Cântico dos cânticos 4.16 (#3), Cântico dos Cânticos 4.16 (#4), Cântico dos cânticos - Capítulo 5 Introdução, Cântico dos cânticos 5.1 (#1), Cântico dos cânticos 5.1 (#2), Cântico dos cânticos 5.1 (#3), Cântico dos cânticos 5.1 (#4), Cântico dos cânticos 5.1 (#5), Cântico dos cânticos 5.1 (#6), Cântico dos cânticos 5.1 (#7), Cântico dos cânticos 5.2 (#1), Cântico dos cânticos 5.2 (#2), Cântico dos cânticos 5.2 (#3), Cântico dos cânticos 5.2 (#4), Cântico dos cânticos 5.2 (#5), Cântico dos cânticos 5.2 (#6), Cântico dos cânticos 5.2 (#7), Cântico dos cânticos 5.3 (#1), Cântico dos cânticos 5.3 (#2), Cântico dos cânticos 5.4 (#1), Cântico dos cânticos 5.4 (#2), Cântico dos cânticos 5.4 (#3), Cântico dos cânticos 5.5 (#1), Cântico dos cânticos 5.5 (#2), Cântico dos cânticos 5.5 (#3), Cântico dos cânticos 5.6 (#1), Cântico dos cânticos 5.6 (#2), Cântico dos cânticos 5.6 (#3), Cântico dos cânticos 5.6 (#4), Cântico dos cânticos 5.6 (#5), Cântico dos cânticos 5.6 (#6), Cântico dos cânticos 5.7 (#1), Cântico dos cânticos 5.7 (#2), Cântico dos cânticos 5.7 (#3), Cântico dos cânticos 5.7 (#4), Cântico dos cânticos 5.7 (#5), Cântico dos cânticos 5.8 (#1), Cântico dos cânticos 5.8 (#2), Cântico dos cânticos 5.8 (#3), Cântico dos cânticos 5.9 (#1), Cântico dos cânticos 5.9 (#2), Cântico dos cânticos 5.9 (#3), Cântico dos cânticos 5.9 (#4), Cântico dos cânticos 5.9 (#5), Cântico dos cânticos 5.9 (#6), Cântico dos cânticos 5.10 (#1), Cântico dos cânticos 5.10 (#2), Cântico dos cânticos 5.11 (#1), Cântico dos cânticos 5.11 (#2), Cântico dos cânticos 5.11 (#3), Cântico dos cânticos 5.12 (#1), Cântico dos cânticos 5.12 (#2), Cântico dos cânticos 5.13 (#1), Cântico dos cânticos 5.13 (#2), Cântico dos cânticos 5.13 (#3), Cântico dos cânticos 5.13 (#4), Cântico dos cânticos 5.13 (#5), Cântico dos cânticos 5.13 (#6), Cântico dos cânticos 5.13 (#7), Cântico dos cânticos 5.14 (#1), Cântico dos cânticos 5.14 (#2), Cântico dos cânticos 5.14 (#3), Cântico dos cânticos 5.14 (#4), Cântico dos cânticos 5.14 (#5), Cântico dos cânticos 5.14 (#6), Cântico dos cânticos 5.14 (#7), Cântico dos cânticos 5.15 (#1), Cântico dos cânticos 5.15 (#2), Cântico dos cânticos 5.15 (#3), Cântico dos cânticos 5.15 (#4), Cântico dos cânticos 5.16 (#1), Cântico dos cânticos 5.16 (#2), Cântico dos cânticos 5.16 (#3), Cântico dos cânticos - Capítulo 6 Introdução, Cântico dos cânticos 6.1 (#1), Cântico dos cânticos 6.1 (#2), Cântico dos cânticos 6.1 (#3), Cântico dos cânticos 6.1 (#4), Cântico dos cânticos 6.1 (#5), Cântico dos cânticos 6.2 (#1), Cântico dos cânticos 6.2 (#2), Cântico dos cânticos 6.2 (#3), Cântico dos cânticos 6.2 (#4), Cântico dos cânticos 6.2 (#5), Cântico dos cânticos 6.3 (#1), Cântico dos cânticos 6.3 (#2), Cântico dos cânticos 6.4 (#1), Cântico dos cânticos 6.4 (#2), Cântico dos cânticos 6.4 (#3), Cântico dos cânticos 6.4 (#4), Cântico dos cânticos 6.4 (#5), Cântico dos cânticos 6.4 (#6), Cântico dos cânticos 6.5 (#1), Cântico dos cânticos 6.6 (#1), Cântico dos cânticos 6.6 (#2), Cântico dos cânticos 6.7 (#1), Cântico dos cânticos 6.8 (#1), Cântico dos cânticos 6.8 (#2), Cântico dos cânticos 6.8 (#3), Cântico dos cânticos 6.8 (#4), Cântico dos cânticos 6.8,9 (#1), Cântico dos cânticos 6.9 (#1), Cântico dos cânticos 6.9 (#2), Cântico dos cânticos 6.9 (#3), Cântico dos cânticos 6.9 (#4), Cântico dos cânticos 6.9 (#5), Cântico dos cânticos 6.9 (#6), Cântico dos cânticos 6.10 (#1), Cântico dos cânticos 6.10 (#2), Cântico dos cânticos 6.10 (#3), Cântico dos cânticos 6.10 (#4), Cântico dos cânticos 6.10 (#5), Cântico dos cânticos 6.11 (#1), Cântico dos cânticos 6.11 (#1), Cântico dos cânticos 6.11 (#2), Cântico dos cânticos 6.11,12 (#1), Cântico dos cânticos 6.12 (#1), Cântico dos cânticos 6.12 (#2), Cântico dos cânticos 6.12 (#3), Cântico dos cânticos 6.13 (#1), Cântico dos cânticos 6.13 (#2), Cântico dos cânticos 6.13 (#3), Cântico dos cânticos 6.13 (#4), Cântico dos cânticos 6.13 (#5), Cântico dos cânticos 6.13 (#6), Cântico dos cânticos - Capítulo 7 Introdução, Cântico dos cânticos 7.1 (#1), Cântico dos Cânticos 7.1 (#2), Cântico dos cânticos 7.1 (#3), Cântico dos cânticos 7.1 (#4), Cântico dos cânticos 7.1 (#5), Cântico dos cânticos 7.1 (#6), Cântico dos cânticos 7.1 (#7), Cântico dos cânticos 7.2 (#1), Cântico dos cânticos 7.2 (#2), Cântico dos cânticos 7.2 (#3), Cântico dos cânticos 7.2 (#4), Cântico dos cânticos 7.2 (#5), Cântico dos cânticos 7.3 (#1), Cântico dos cânticos 7.4 (#1), Cântico dos cânticos 7.4 (#2), Cântico dos cânticos 7.4 (#3), Cântico dos cânticos 7.4 (#4), Cântico dos cânticos 7.4 (#5), Cântico dos cânticos 7.4 (#6), Cântico dos cânticos 7.5 (#1), Cântico dos cânticos 7.5 (#2), Cântico dos cânticos 7.5 (#3), Cântico dos cânticos 7.5 (#4), Cântico dos cânticos 7.5 (#5), Cântico dos cânticos 7.5 (#6), Cântico dos cânticos 7.5 (#7), Cântico dos cânticos 7.6 (#1), Cântico dos cânticos 7.6 (#2), Cântico dos cânticos 7.6 (#3), Cântico dos cânticos 7.6 (#4), Cântico dos cânticos 7.6 (#5), Cântico dos cânticos 7.7 (#1), Cântico dos cânticos 7.7 (#2), Cântico dos cânticos 7.7 (#3), Cântico dos cânticos 7.8 (#1), Cântico dos cânticos 7.8 (#2), Cântico dos cânticos 7.8 (#3), Cântico dos cânticos 7.8 (#4), Cântico dos cânticos 7.8 (#5), Cântico dos cânticos 7.8 (#6), Cântico dos cânticos 7.8 (#7), Cântico dos cânticos 7.8 (#8), Cântico dos cânticos 7.8 (#9), Cântico dos cânticos 7.8 (#10), Cântico dos cânticos 7.8 (#11), Cântico dos cânticos 7.9 (#1), Cântico dos cânticos 7.9 (#2), Cântico dos cânticos 7.9 (#3), Cântico dos cânticos 7.9 (#4), Cântico dos cânticos 7.9 (#5), Cântico dos cânticos 7.9 (#6), Cântico dos cânticos 7.9 (#7), Cântico dos cânticos 7.9 (#8), Cântico dos cânticos 7.10 (#1), Cântico dos cânticos 7.11 (#1), Cântico dos cânticos 7.11 (#2), Cântico dos cânticos 7.11 (#3), Cântico dos cânticos 7.11 (#4), Cântico dos cânticos 7.12 (#1), Cântico dos cânticos 7.12 (#2), Cântico dos cânticos 7.12 (#3), Cântico dos cânticos 7.12 (#4), Cântico dos cânticos 7.12 (#5), Cântico dos cânticos 7.13 (#1), Cântico dos cânticos 7.13 (#2), Cântico dos cânticos 7.13 (#3), Cântico dos cânticos 7.13 (#4), Cântico dos cânticos 7.13 (#5), Cântico dos cânticos - Capítulo 8 Introdução, Cântico dos cânticos 8.1 (#1), Cântico dos cânticos 8.1 (#2), Cântico dos cânticos 8.1 (#3), Cântico dos cânticos 8.1 (#1), Cântico dos cânticos 8.1 (#2), Cântico dos cânticos 8.1,2 (#1), Cântico dos cânticos 8.2 (#1), Cântico dos cânticos 8.2 (#2), Cântico dos cânticos 8.2 (#3), Cântico dos cânticos 8.2 (#4), Cântico dos cânticos 8.2 (#5), Cântico dos cânticos 8.2 (#6), Cântico dos cânticos 8.3 (#1), Cântico dos cânticos 8.4 (#1), Cântico dos cânticos 8.5 (#1), Cântico dos cânticos 8.5 (#2), Cântico dos cânticos 8.5 (#3), Cântico dos cânticos 8.5 (#4), Cântico dos cânticos 8.5 (#1), Cântico dos cânticos 8.5 (#2), Cântico dos cânticos 8.5–7 (#1), Cântico dos cânticos 8.6 (#1), Cântico dos cânticos 8.6 (#2), Cântico dos cânticos 8.6 (#3), Cântico dos cânticos 8.6 (#4), Cântico dos cânticos 8.6 (#5), Cântico dos cânticos 8.6 (#6), Cântico dos cânticos 8.6 (#7), Cântico dos cânticos 8.6 (#8), Cântico dos cânticos 8.6 (#9), Cântico dos cânticos 8.6 (#10), Cântico dos cânticos 8.6 (#11), Cântico dos cânticos 8.7 (#1), Cântico dos cânticos 8.7 (#2), Cântico dos cânticos 8.7 (#3), Cântico dos cânticos 8.7 (#4), Cântico dos cânticos 8.7 (#5), Cântico dos cânticos 8.7 (#6), Cântico dos cânticos 8.8 (#1), Cântico dos cânticos 8.8 (#2), Cântico dos cânticos 8.8 (#3), Cântico dos cânticos 8.8 (#4), Cântico dos cânticos 8.8 (#5), Cântico dos cânticos 8.8,9 (#1), Cântico dos cânticos 8.9 (#1), Cântico dos cânticos 8.9 (#2), Cântico dos cânticos 8.10 (#1), Cântico dos cânticos 8.10 (#2), Cântico dos cânticos 8.10 (#3), Cântico dos cânticos 8.10 (#4), Cântico dos cânticos 8.10 (#5), Cântico dos cânticos 8.10 (#6), Cântico dos cânticos 8.10 (#7), Cântico dos cânticos 8.10 (#8), Cântico dos cânticos 8.11 (#1), Cântico dos cânticos 8.11 (#2), Cântico dos cânticos 8.11 (#3), Cântico dos cânticos 8.11 (#4), Cântico dos cânticos 8.11 (#5), Cântico dos cânticos 8.11,12 (#1), Cântico dos cânticos 8.12 (#1), Cântico dos cânticos 8.12 (#2), Cântico dos cânticos 8.12 (#3), Cântico dos cânticos 8.12 (#4), Cântico dos cânticos 8.13 (#1), Cântico dos cânticos 8.13 (#2), Cântico dos cânticos 8.13 (#3), Cântico dos cânticos 8.14 (#1), Cântico dos cânticos 8.14 (#2), Cântico dos cânticos 8.14 (#3), Cântico dos cânticos 8.14 (#4), Cântico dos cânticos 8.14 (#5)</w:t>
-      </w:r>
-      <w:r>
-        <w:rPr>
           <w:lang w:val="pt_PT" w:bidi="pt_PT"/>
         </w:rPr>
       </w:r>
@@ -41586,7 +41579,7 @@
         <w:rPr>
           <w:lang w:val="pt_PT" w:bidi="pt_PT"/>
         </w:rPr>
-        <w:t xml:space="preserve">No antigo Oriente Próximo, era comum descrever uma mulher usando símiles envolvendo animais. Em muitas culturas hoje, isso pode ser considerado ofensivo. Diferentes símiles de beleza são usados em diferentes culturas. (Veja: </w:t>
+        <w:t xml:space="preserve">No antigo Oriente Próximo, era aceitável descrever uma mulher usando comparações com animais. Em muitas culturas atuais, isso pode ser considerado ofensivo. Diferentes comparações de beleza são usadas em diferentes culturas. (Veja: </w:t>
       </w:r>
       <w:r>
         <w:rPr>

--- a/por/docx/22.content.docx
+++ b/por/docx/22.content.docx
@@ -19,7 +19,7 @@
         <w:rPr>
           <w:lang w:val="pt_PT" w:bidi="pt_PT"/>
         </w:rPr>
-        <w:t>Resource: Notas de Tradução (unfoldingWord)</w:t>
+        <w:t>Resource: unfoldingWord® Translation Notes</w:t>
       </w:r>
       <w:r>
         <w:rPr>
@@ -90,7 +90,7 @@
         <w:rPr>
           <w:lang w:val="pt_PT" w:bidi="pt_PT"/>
         </w:rPr>
-        <w:t>Notas de Tradução (unfoldingWord)</w:t>
+        <w:t>unfoldingWord® Translation Notes</w:t>
       </w:r>
     </w:p>
     <w:p>

--- a/por/docx/22.content.docx
+++ b/por/docx/22.content.docx
@@ -1038,6 +1038,20 @@
       </w:r>
       <w:r>
         <w:rPr>
+          <w:lang w:val="pt_PT" w:bidi="pt_PT"/>
+        </w:rPr>
+        <w:t>שִׁ֥יר הַ⁠שִּׁירִ֖ים אֲשֶׁ֥ר לִ⁠שְׁלֹמֹֽה</w:t>
+      </w:r>
+    </w:p>
+    <w:p>
+      <w:pPr/>
+      <w:r>
+        <w:rPr>
+          <w:lang w:val="pt_PT" w:bidi="pt_PT"/>
+        </w:rPr>
+      </w:r>
+      <w:r>
+        <w:rPr>
           <w:b/>
           <w:lang w:val="pt_PT" w:bidi="pt_PT"/>
         </w:rPr>
@@ -1121,6 +1135,20 @@
       </w:r>
       <w:r>
         <w:rPr>
+          <w:lang w:val="pt_PT" w:bidi="pt_PT"/>
+        </w:rPr>
+        <w:t>שִׁ֥יר הַ⁠שִּׁירִ֖ים</w:t>
+      </w:r>
+    </w:p>
+    <w:p>
+      <w:pPr/>
+      <w:r>
+        <w:rPr>
+          <w:lang w:val="pt_PT" w:bidi="pt_PT"/>
+        </w:rPr>
+      </w:r>
+      <w:r>
+        <w:rPr>
           <w:b/>
           <w:lang w:val="pt_PT" w:bidi="pt_PT"/>
         </w:rPr>
@@ -1243,6 +1271,20 @@
       </w:r>
       <w:r>
         <w:rPr>
+          <w:lang w:val="pt_PT" w:bidi="pt_PT"/>
+        </w:rPr>
+        <w:t>לִ⁠שְׁלֹמֹֽה</w:t>
+      </w:r>
+    </w:p>
+    <w:p>
+      <w:pPr/>
+      <w:r>
+        <w:rPr>
+          <w:lang w:val="pt_PT" w:bidi="pt_PT"/>
+        </w:rPr>
+      </w:r>
+      <w:r>
+        <w:rPr>
           <w:b/>
           <w:lang w:val="pt_PT" w:bidi="pt_PT"/>
         </w:rPr>
@@ -1402,6 +1444,20 @@
       </w:r>
       <w:r>
         <w:rPr>
+          <w:lang w:val="pt_PT" w:bidi="pt_PT"/>
+        </w:rPr>
+        <w:t>דֹּדֶ֖י⁠ךָ</w:t>
+      </w:r>
+    </w:p>
+    <w:p>
+      <w:pPr/>
+      <w:r>
+        <w:rPr>
+          <w:lang w:val="pt_PT" w:bidi="pt_PT"/>
+        </w:rPr>
+      </w:r>
+      <w:r>
+        <w:rPr>
           <w:b/>
           <w:lang w:val="pt_PT" w:bidi="pt_PT"/>
         </w:rPr>
@@ -1485,6 +1541,20 @@
       </w:r>
       <w:r>
         <w:rPr>
+          <w:lang w:val="pt_PT" w:bidi="pt_PT"/>
+        </w:rPr>
+        <w:t>טוֹבִ֥ים דֹּדֶ֖י⁠ךָ מִ⁠יָּֽיִן</w:t>
+      </w:r>
+    </w:p>
+    <w:p>
+      <w:pPr/>
+      <w:r>
+        <w:rPr>
+          <w:lang w:val="pt_PT" w:bidi="pt_PT"/>
+        </w:rPr>
+      </w:r>
+      <w:r>
+        <w:rPr>
           <w:b/>
           <w:lang w:val="pt_PT" w:bidi="pt_PT"/>
         </w:rPr>
@@ -1581,6 +1651,20 @@
       </w:r>
       <w:r>
         <w:rPr>
+          <w:lang w:val="pt_PT" w:bidi="pt_PT"/>
+        </w:rPr>
+        <w:t>טוֹבִ֥ים דֹּדֶ֖י⁠ךָ מִ⁠יָּֽיִן</w:t>
+      </w:r>
+    </w:p>
+    <w:p>
+      <w:pPr/>
+      <w:r>
+        <w:rPr>
+          <w:lang w:val="pt_PT" w:bidi="pt_PT"/>
+        </w:rPr>
+      </w:r>
+      <w:r>
+        <w:rPr>
           <w:b/>
           <w:lang w:val="pt_PT" w:bidi="pt_PT"/>
         </w:rPr>
@@ -1727,6 +1811,20 @@
       </w:r>
       <w:r>
         <w:rPr>
+          <w:lang w:val="pt_PT" w:bidi="pt_PT"/>
+        </w:rPr>
+        <w:t>לְ⁠רֵ֨יחַ֙</w:t>
+      </w:r>
+    </w:p>
+    <w:p>
+      <w:pPr/>
+      <w:r>
+        <w:rPr>
+          <w:lang w:val="pt_PT" w:bidi="pt_PT"/>
+        </w:rPr>
+      </w:r>
+      <w:r>
+        <w:rPr>
           <w:b/>
           <w:lang w:val="pt_PT" w:bidi="pt_PT"/>
         </w:rPr>
@@ -1790,6 +1888,20 @@
       </w:r>
       <w:r>
         <w:rPr>
+          <w:lang w:val="pt_PT" w:bidi="pt_PT"/>
+        </w:rPr>
+        <w:t>שְׁמָנֶ֣י⁠ךָ טוֹבִ֔ים</w:t>
+      </w:r>
+    </w:p>
+    <w:p>
+      <w:pPr/>
+      <w:r>
+        <w:rPr>
+          <w:lang w:val="pt_PT" w:bidi="pt_PT"/>
+        </w:rPr>
+      </w:r>
+      <w:r>
+        <w:rPr>
           <w:b/>
           <w:lang w:val="pt_PT" w:bidi="pt_PT"/>
         </w:rPr>
@@ -1873,6 +1985,20 @@
       </w:r>
       <w:r>
         <w:rPr>
+          <w:lang w:val="pt_PT" w:bidi="pt_PT"/>
+        </w:rPr>
+        <w:t>שֶׁ֖מֶן תּוּרַ֣ק שְׁמֶ֑⁠ךָ</w:t>
+      </w:r>
+    </w:p>
+    <w:p>
+      <w:pPr/>
+      <w:r>
+        <w:rPr>
+          <w:lang w:val="pt_PT" w:bidi="pt_PT"/>
+        </w:rPr>
+      </w:r>
+      <w:r>
+        <w:rPr>
           <w:b/>
           <w:lang w:val="pt_PT" w:bidi="pt_PT"/>
         </w:rPr>
@@ -1969,6 +2095,20 @@
       </w:r>
       <w:r>
         <w:rPr>
+          <w:lang w:val="pt_PT" w:bidi="pt_PT"/>
+        </w:rPr>
+        <w:t>שֶׁ֖מֶן תּוּרַ֣ק שְׁמֶ֑⁠ךָ</w:t>
+      </w:r>
+    </w:p>
+    <w:p>
+      <w:pPr/>
+      <w:r>
+        <w:rPr>
+          <w:lang w:val="pt_PT" w:bidi="pt_PT"/>
+        </w:rPr>
+      </w:r>
+      <w:r>
+        <w:rPr>
           <w:b/>
           <w:lang w:val="pt_PT" w:bidi="pt_PT"/>
         </w:rPr>
@@ -2078,6 +2218,20 @@
       </w:r>
       <w:r>
         <w:rPr>
+          <w:lang w:val="pt_PT" w:bidi="pt_PT"/>
+        </w:rPr>
+        <w:t>עַל־כֵּ֖ן</w:t>
+      </w:r>
+    </w:p>
+    <w:p>
+      <w:pPr/>
+      <w:r>
+        <w:rPr>
+          <w:lang w:val="pt_PT" w:bidi="pt_PT"/>
+        </w:rPr>
+      </w:r>
+      <w:r>
+        <w:rPr>
           <w:b/>
           <w:lang w:val="pt_PT" w:bidi="pt_PT"/>
         </w:rPr>
@@ -2244,6 +2398,20 @@
       </w:r>
       <w:r>
         <w:rPr>
+          <w:lang w:val="pt_PT" w:bidi="pt_PT"/>
+        </w:rPr>
+        <w:t>מָשְׁכֵ֖⁠נִי</w:t>
+      </w:r>
+    </w:p>
+    <w:p>
+      <w:pPr/>
+      <w:r>
+        <w:rPr>
+          <w:lang w:val="pt_PT" w:bidi="pt_PT"/>
+        </w:rPr>
+      </w:r>
+      <w:r>
+        <w:rPr>
           <w:b/>
           <w:lang w:val="pt_PT" w:bidi="pt_PT"/>
         </w:rPr>
@@ -2403,6 +2571,20 @@
       </w:r>
       <w:r>
         <w:rPr>
+          <w:lang w:val="pt_PT" w:bidi="pt_PT"/>
+        </w:rPr>
+        <w:t>נָּר֑וּצָה</w:t>
+      </w:r>
+    </w:p>
+    <w:p>
+      <w:pPr/>
+      <w:r>
+        <w:rPr>
+          <w:lang w:val="pt_PT" w:bidi="pt_PT"/>
+        </w:rPr>
+      </w:r>
+      <w:r>
+        <w:rPr>
           <w:b/>
           <w:lang w:val="pt_PT" w:bidi="pt_PT"/>
         </w:rPr>
@@ -2475,6 +2657,20 @@
         <w:rPr>
           <w:lang w:val="pt_PT" w:bidi="pt_PT"/>
         </w:rPr>
+      </w:r>
+    </w:p>
+    <w:p>
+      <w:pPr/>
+      <w:r>
+        <w:rPr>
+          <w:lang w:val="pt_PT" w:bidi="pt_PT"/>
+        </w:rPr>
+      </w:r>
+      <w:r>
+        <w:rPr>
+          <w:lang w:val="pt_PT" w:bidi="pt_PT"/>
+        </w:rPr>
+        <w:t>נָּר֑וּצָה</w:t>
       </w:r>
     </w:p>
     <w:p>
@@ -2709,6 +2905,20 @@
       </w:r>
       <w:r>
         <w:rPr>
+          <w:lang w:val="pt_PT" w:bidi="pt_PT"/>
+        </w:rPr>
+        <w:t>הֱבִיאַ֨⁠נִי הַ⁠מֶּ֜לֶךְ</w:t>
+      </w:r>
+    </w:p>
+    <w:p>
+      <w:pPr/>
+      <w:r>
+        <w:rPr>
+          <w:lang w:val="pt_PT" w:bidi="pt_PT"/>
+        </w:rPr>
+      </w:r>
+      <w:r>
+        <w:rPr>
           <w:b/>
           <w:lang w:val="pt_PT" w:bidi="pt_PT"/>
         </w:rPr>
@@ -2805,6 +3015,20 @@
       </w:r>
       <w:r>
         <w:rPr>
+          <w:lang w:val="pt_PT" w:bidi="pt_PT"/>
+        </w:rPr>
+        <w:t>הֱבִיאַ֨⁠נִי</w:t>
+      </w:r>
+    </w:p>
+    <w:p>
+      <w:pPr/>
+      <w:r>
+        <w:rPr>
+          <w:lang w:val="pt_PT" w:bidi="pt_PT"/>
+        </w:rPr>
+      </w:r>
+      <w:r>
+        <w:rPr>
           <w:b/>
           <w:lang w:val="pt_PT" w:bidi="pt_PT"/>
         </w:rPr>
@@ -3034,6 +3258,20 @@
       </w:r>
       <w:r>
         <w:rPr>
+          <w:lang w:val="pt_PT" w:bidi="pt_PT"/>
+        </w:rPr>
+        <w:t>נָגִ֤ילָה וְ⁠נִשְׂמְחָה֙</w:t>
+      </w:r>
+    </w:p>
+    <w:p>
+      <w:pPr/>
+      <w:r>
+        <w:rPr>
+          <w:lang w:val="pt_PT" w:bidi="pt_PT"/>
+        </w:rPr>
+      </w:r>
+      <w:r>
+        <w:rPr>
           <w:b/>
           <w:lang w:val="pt_PT" w:bidi="pt_PT"/>
         </w:rPr>
@@ -3143,6 +3381,20 @@
       </w:r>
       <w:r>
         <w:rPr>
+          <w:lang w:val="pt_PT" w:bidi="pt_PT"/>
+        </w:rPr>
+        <w:t>נַזְכִּ֤ירָה</w:t>
+      </w:r>
+    </w:p>
+    <w:p>
+      <w:pPr/>
+      <w:r>
+        <w:rPr>
+          <w:lang w:val="pt_PT" w:bidi="pt_PT"/>
+        </w:rPr>
+      </w:r>
+      <w:r>
+        <w:rPr>
           <w:b/>
           <w:lang w:val="pt_PT" w:bidi="pt_PT"/>
         </w:rPr>
@@ -3206,6 +3458,20 @@
       </w:r>
       <w:r>
         <w:rPr>
+          <w:lang w:val="pt_PT" w:bidi="pt_PT"/>
+        </w:rPr>
+        <w:t>מִ⁠יַּ֔יִן</w:t>
+      </w:r>
+    </w:p>
+    <w:p>
+      <w:pPr/>
+      <w:r>
+        <w:rPr>
+          <w:lang w:val="pt_PT" w:bidi="pt_PT"/>
+        </w:rPr>
+      </w:r>
+      <w:r>
+        <w:rPr>
           <w:b/>
           <w:lang w:val="pt_PT" w:bidi="pt_PT"/>
         </w:rPr>
@@ -3282,6 +3548,20 @@
       </w:r>
       <w:r>
         <w:rPr>
+          <w:lang w:val="pt_PT" w:bidi="pt_PT"/>
+        </w:rPr>
+        <w:t>דֹדֶ֨י⁠ךָ֙ מִ⁠יַּ֔יִן</w:t>
+      </w:r>
+    </w:p>
+    <w:p>
+      <w:pPr/>
+      <w:r>
+        <w:rPr>
+          <w:lang w:val="pt_PT" w:bidi="pt_PT"/>
+        </w:rPr>
+      </w:r>
+      <w:r>
+        <w:rPr>
           <w:b/>
           <w:lang w:val="pt_PT" w:bidi="pt_PT"/>
         </w:rPr>
@@ -3378,6 +3658,20 @@
       </w:r>
       <w:r>
         <w:rPr>
+          <w:lang w:val="pt_PT" w:bidi="pt_PT"/>
+        </w:rPr>
+        <w:t>מֵישָׁרִ֖ים אֲהֵבֽוּ⁠ךָ</w:t>
+      </w:r>
+    </w:p>
+    <w:p>
+      <w:pPr/>
+      <w:r>
+        <w:rPr>
+          <w:lang w:val="pt_PT" w:bidi="pt_PT"/>
+        </w:rPr>
+      </w:r>
+      <w:r>
+        <w:rPr>
           <w:b/>
           <w:lang w:val="pt_PT" w:bidi="pt_PT"/>
         </w:rPr>
@@ -3504,6 +3798,20 @@
       </w:r>
       <w:r>
         <w:rPr>
+          <w:lang w:val="pt_PT" w:bidi="pt_PT"/>
+        </w:rPr>
+        <w:t>מֵישָׁרִ֖ים אֲהֵבֽוּ⁠ךָ</w:t>
+      </w:r>
+    </w:p>
+    <w:p>
+      <w:pPr/>
+      <w:r>
+        <w:rPr>
+          <w:lang w:val="pt_PT" w:bidi="pt_PT"/>
+        </w:rPr>
+      </w:r>
+      <w:r>
+        <w:rPr>
           <w:b/>
           <w:lang w:val="pt_PT" w:bidi="pt_PT"/>
         </w:rPr>
@@ -3748,6 +4056,20 @@
         <w:rPr>
           <w:lang w:val="pt_PT" w:bidi="pt_PT"/>
         </w:rPr>
+      </w:r>
+    </w:p>
+    <w:p>
+      <w:pPr/>
+      <w:r>
+        <w:rPr>
+          <w:lang w:val="pt_PT" w:bidi="pt_PT"/>
+        </w:rPr>
+      </w:r>
+      <w:r>
+        <w:rPr>
+          <w:lang w:val="pt_PT" w:bidi="pt_PT"/>
+        </w:rPr>
+        <w:t>בְּנ֖וֹת יְרוּשָׁלִָ֑ם</w:t>
       </w:r>
     </w:p>
     <w:p>
@@ -3987,6 +4309,20 @@
       </w:r>
       <w:r>
         <w:rPr>
+          <w:lang w:val="pt_PT" w:bidi="pt_PT"/>
+        </w:rPr>
+        <w:t>אַל־תִּרְא֨וּ⁠נִי֙ שֶׁ⁠אֲנִ֣י שְׁחַרְחֹ֔רֶת</w:t>
+      </w:r>
+    </w:p>
+    <w:p>
+      <w:pPr/>
+      <w:r>
+        <w:rPr>
+          <w:lang w:val="pt_PT" w:bidi="pt_PT"/>
+        </w:rPr>
+      </w:r>
+      <w:r>
+        <w:rPr>
           <w:b/>
           <w:lang w:val="pt_PT" w:bidi="pt_PT"/>
         </w:rPr>
@@ -4052,6 +4388,20 @@
         <w:rPr>
           <w:lang w:val="pt_PT" w:bidi="pt_PT"/>
         </w:rPr>
+      </w:r>
+    </w:p>
+    <w:p>
+      <w:pPr/>
+      <w:r>
+        <w:rPr>
+          <w:lang w:val="pt_PT" w:bidi="pt_PT"/>
+        </w:rPr>
+      </w:r>
+      <w:r>
+        <w:rPr>
+          <w:lang w:val="pt_PT" w:bidi="pt_PT"/>
+        </w:rPr>
+        <w:t>שֶׁ⁠אֲנִ֣י</w:t>
       </w:r>
     </w:p>
     <w:p>
@@ -4273,6 +4623,20 @@
       </w:r>
       <w:r>
         <w:rPr>
+          <w:lang w:val="pt_PT" w:bidi="pt_PT"/>
+        </w:rPr>
+        <w:t>שֶׁ⁠שֱּׁזָפַ֖תְ⁠נִי הַ⁠שָּׁ֑מֶשׁ</w:t>
+      </w:r>
+    </w:p>
+    <w:p>
+      <w:pPr/>
+      <w:r>
+        <w:rPr>
+          <w:lang w:val="pt_PT" w:bidi="pt_PT"/>
+        </w:rPr>
+      </w:r>
+      <w:r>
+        <w:rPr>
           <w:b/>
           <w:lang w:val="pt_PT" w:bidi="pt_PT"/>
         </w:rPr>
@@ -4465,6 +4829,20 @@
       </w:r>
       <w:r>
         <w:rPr>
+          <w:lang w:val="pt_PT" w:bidi="pt_PT"/>
+        </w:rPr>
+        <w:t>נֹטֵרָ֣ה אֶת־הַ⁠כְּרָמִ֔ים כַּרְמִ֥⁠י שֶׁ⁠לִּ֖⁠י לֹ֥א נָטָֽרְתִּי</w:t>
+      </w:r>
+    </w:p>
+    <w:p>
+      <w:pPr/>
+      <w:r>
+        <w:rPr>
+          <w:lang w:val="pt_PT" w:bidi="pt_PT"/>
+        </w:rPr>
+      </w:r>
+      <w:r>
+        <w:rPr>
           <w:b/>
           <w:lang w:val="pt_PT" w:bidi="pt_PT"/>
         </w:rPr>
@@ -4528,6 +4906,20 @@
       </w:r>
       <w:r>
         <w:rPr>
+          <w:lang w:val="pt_PT" w:bidi="pt_PT"/>
+        </w:rPr>
+        <w:t>כַּרְמִ֥⁠י שֶׁ⁠לִּ֖⁠י לֹ֥א נָטָֽרְתִּי</w:t>
+      </w:r>
+    </w:p>
+    <w:p>
+      <w:pPr/>
+      <w:r>
+        <w:rPr>
+          <w:lang w:val="pt_PT" w:bidi="pt_PT"/>
+        </w:rPr>
+      </w:r>
+      <w:r>
+        <w:rPr>
           <w:b/>
           <w:lang w:val="pt_PT" w:bidi="pt_PT"/>
         </w:rPr>
@@ -4611,6 +5003,20 @@
       </w:r>
       <w:r>
         <w:rPr>
+          <w:lang w:val="pt_PT" w:bidi="pt_PT"/>
+        </w:rPr>
+        <w:t>שֶׁ֤⁠אָהֲבָה֙ נַפְשִׁ֔⁠י</w:t>
+      </w:r>
+    </w:p>
+    <w:p>
+      <w:pPr/>
+      <w:r>
+        <w:rPr>
+          <w:lang w:val="pt_PT" w:bidi="pt_PT"/>
+        </w:rPr>
+      </w:r>
+      <w:r>
+        <w:rPr>
           <w:b/>
           <w:lang w:val="pt_PT" w:bidi="pt_PT"/>
         </w:rPr>
@@ -4694,6 +5100,20 @@
       </w:r>
       <w:r>
         <w:rPr>
+          <w:lang w:val="pt_PT" w:bidi="pt_PT"/>
+        </w:rPr>
+        <w:t>אֵיכָ֣ה תִרְעֶ֔ה</w:t>
+      </w:r>
+    </w:p>
+    <w:p>
+      <w:pPr/>
+      <w:r>
+        <w:rPr>
+          <w:lang w:val="pt_PT" w:bidi="pt_PT"/>
+        </w:rPr>
+      </w:r>
+      <w:r>
+        <w:rPr>
           <w:b/>
           <w:lang w:val="pt_PT" w:bidi="pt_PT"/>
         </w:rPr>
@@ -4969,6 +5389,20 @@
       </w:r>
       <w:r>
         <w:rPr>
+          <w:lang w:val="pt_PT" w:bidi="pt_PT"/>
+        </w:rPr>
+        <w:t>כְּ⁠עֹ֣טְיָ֔ה עַ֖ל עֶדְרֵ֥י חֲבֵרֶֽי⁠ךָ</w:t>
+      </w:r>
+    </w:p>
+    <w:p>
+      <w:pPr/>
+      <w:r>
+        <w:rPr>
+          <w:lang w:val="pt_PT" w:bidi="pt_PT"/>
+        </w:rPr>
+      </w:r>
+      <w:r>
+        <w:rPr>
           <w:b/>
           <w:lang w:val="pt_PT" w:bidi="pt_PT"/>
         </w:rPr>
@@ -5148,6 +5582,20 @@
       </w:r>
       <w:r>
         <w:rPr>
+          <w:lang w:val="pt_PT" w:bidi="pt_PT"/>
+        </w:rPr>
+        <w:t>אִם־לֹ֤א תֵדְעִי֙ לָ֔⁠ךְ הַ⁠יָּפָ֖ה בַּ⁠נָּשִׁ֑ים צְֽאִי־לָ֞⁠ךְ</w:t>
+      </w:r>
+    </w:p>
+    <w:p>
+      <w:pPr/>
+      <w:r>
+        <w:rPr>
+          <w:lang w:val="pt_PT" w:bidi="pt_PT"/>
+        </w:rPr>
+      </w:r>
+      <w:r>
+        <w:rPr>
           <w:b/>
           <w:lang w:val="pt_PT" w:bidi="pt_PT"/>
         </w:rPr>
@@ -5231,6 +5679,20 @@
       </w:r>
       <w:r>
         <w:rPr>
+          <w:lang w:val="pt_PT" w:bidi="pt_PT"/>
+        </w:rPr>
+        <w:t>אִם־לֹ֤א תֵדְעִי֙ לָ֔⁠ךְ הַ⁠יָּפָ֖ה בַּ⁠נָּשִׁ֑ים</w:t>
+      </w:r>
+    </w:p>
+    <w:p>
+      <w:pPr/>
+      <w:r>
+        <w:rPr>
+          <w:lang w:val="pt_PT" w:bidi="pt_PT"/>
+        </w:rPr>
+      </w:r>
+      <w:r>
+        <w:rPr>
           <w:b/>
           <w:lang w:val="pt_PT" w:bidi="pt_PT"/>
         </w:rPr>
@@ -5390,6 +5852,20 @@
       </w:r>
       <w:r>
         <w:rPr>
+          <w:lang w:val="pt_PT" w:bidi="pt_PT"/>
+        </w:rPr>
+        <w:t>צְֽאִי־לָ֞⁠ךְ</w:t>
+      </w:r>
+    </w:p>
+    <w:p>
+      <w:pPr/>
+      <w:r>
+        <w:rPr>
+          <w:lang w:val="pt_PT" w:bidi="pt_PT"/>
+        </w:rPr>
+      </w:r>
+      <w:r>
+        <w:rPr>
           <w:b/>
           <w:lang w:val="pt_PT" w:bidi="pt_PT"/>
         </w:rPr>
@@ -5473,6 +5949,20 @@
       </w:r>
       <w:r>
         <w:rPr>
+          <w:lang w:val="pt_PT" w:bidi="pt_PT"/>
+        </w:rPr>
+        <w:t>וּ⁠רְעִי֙ אֶת־גְּדִיֹּתַ֔יִ⁠ךְ</w:t>
+      </w:r>
+    </w:p>
+    <w:p>
+      <w:pPr/>
+      <w:r>
+        <w:rPr>
+          <w:lang w:val="pt_PT" w:bidi="pt_PT"/>
+        </w:rPr>
+      </w:r>
+      <w:r>
+        <w:rPr>
           <w:b/>
           <w:lang w:val="pt_PT" w:bidi="pt_PT"/>
         </w:rPr>
@@ -5599,6 +6089,20 @@
       </w:r>
       <w:r>
         <w:rPr>
+          <w:lang w:val="pt_PT" w:bidi="pt_PT"/>
+        </w:rPr>
+        <w:t>לְ⁠סֻסָתִ⁠י֙ בְּ⁠רִכְבֵ֣י פַרְעֹ֔ה דִּמִּיתִ֖י⁠ךְ רַעְיָתִֽ⁠י</w:t>
+      </w:r>
+    </w:p>
+    <w:p>
+      <w:pPr/>
+      <w:r>
+        <w:rPr>
+          <w:lang w:val="pt_PT" w:bidi="pt_PT"/>
+        </w:rPr>
+      </w:r>
+      <w:r>
+        <w:rPr>
           <w:b/>
           <w:lang w:val="pt_PT" w:bidi="pt_PT"/>
         </w:rPr>
@@ -5848,6 +6352,20 @@
       </w:r>
       <w:r>
         <w:rPr>
+          <w:lang w:val="pt_PT" w:bidi="pt_PT"/>
+        </w:rPr>
+        <w:t>פַרְעֹ֔ה</w:t>
+      </w:r>
+    </w:p>
+    <w:p>
+      <w:pPr/>
+      <w:r>
+        <w:rPr>
+          <w:lang w:val="pt_PT" w:bidi="pt_PT"/>
+        </w:rPr>
+      </w:r>
+      <w:r>
+        <w:rPr>
           <w:b/>
           <w:lang w:val="pt_PT" w:bidi="pt_PT"/>
         </w:rPr>
@@ -5944,6 +6462,20 @@
       </w:r>
       <w:r>
         <w:rPr>
+          <w:lang w:val="pt_PT" w:bidi="pt_PT"/>
+        </w:rPr>
+        <w:t>בַּ⁠תֹּרִ֔ים</w:t>
+      </w:r>
+    </w:p>
+    <w:p>
+      <w:pPr/>
+      <w:r>
+        <w:rPr>
+          <w:lang w:val="pt_PT" w:bidi="pt_PT"/>
+        </w:rPr>
+      </w:r>
+      <w:r>
+        <w:rPr>
           <w:b/>
           <w:lang w:val="pt_PT" w:bidi="pt_PT"/>
         </w:rPr>
@@ -6130,6 +6662,20 @@
       </w:r>
       <w:r>
         <w:rPr>
+          <w:lang w:val="pt_PT" w:bidi="pt_PT"/>
+        </w:rPr>
+        <w:t>תּוֹרֵ֤י</w:t>
+      </w:r>
+    </w:p>
+    <w:p>
+      <w:pPr/>
+      <w:r>
+        <w:rPr>
+          <w:lang w:val="pt_PT" w:bidi="pt_PT"/>
+        </w:rPr>
+      </w:r>
+      <w:r>
+        <w:rPr>
           <w:b/>
           <w:lang w:val="pt_PT" w:bidi="pt_PT"/>
         </w:rPr>
@@ -6213,6 +6759,20 @@
       </w:r>
       <w:r>
         <w:rPr>
+          <w:lang w:val="pt_PT" w:bidi="pt_PT"/>
+        </w:rPr>
+        <w:t>תּוֹרֵ֤י זָהָב֙ נַעֲשֶׂה־לָּ֔⁠ךְ</w:t>
+      </w:r>
+    </w:p>
+    <w:p>
+      <w:pPr/>
+      <w:r>
+        <w:rPr>
+          <w:lang w:val="pt_PT" w:bidi="pt_PT"/>
+        </w:rPr>
+      </w:r>
+      <w:r>
+        <w:rPr>
           <w:b/>
           <w:lang w:val="pt_PT" w:bidi="pt_PT"/>
         </w:rPr>
@@ -6322,6 +6882,20 @@
       </w:r>
       <w:r>
         <w:rPr>
+          <w:lang w:val="pt_PT" w:bidi="pt_PT"/>
+        </w:rPr>
+        <w:t>עִ֖ם נְקֻדּ֥וֹת הַ⁠כָּֽסֶף</w:t>
+      </w:r>
+    </w:p>
+    <w:p>
+      <w:pPr/>
+      <w:r>
+        <w:rPr>
+          <w:lang w:val="pt_PT" w:bidi="pt_PT"/>
+        </w:rPr>
+      </w:r>
+      <w:r>
+        <w:rPr>
           <w:b/>
           <w:lang w:val="pt_PT" w:bidi="pt_PT"/>
         </w:rPr>
@@ -6374,6 +6948,20 @@
         <w:rPr>
           <w:lang w:val="pt_PT" w:bidi="pt_PT"/>
         </w:rPr>
+      </w:r>
+    </w:p>
+    <w:p>
+      <w:pPr/>
+      <w:r>
+        <w:rPr>
+          <w:lang w:val="pt_PT" w:bidi="pt_PT"/>
+        </w:rPr>
+      </w:r>
+      <w:r>
+        <w:rPr>
+          <w:lang w:val="pt_PT" w:bidi="pt_PT"/>
+        </w:rPr>
+        <w:t>שֶׁ֤⁠הַ⁠מֶּ֨לֶךְ֙</w:t>
       </w:r>
     </w:p>
     <w:p>
@@ -6486,6 +7074,20 @@
       </w:r>
       <w:r>
         <w:rPr>
+          <w:lang w:val="pt_PT" w:bidi="pt_PT"/>
+        </w:rPr>
+        <w:t>בִּ⁠מְסִבּ֔⁠וֹ</w:t>
+      </w:r>
+    </w:p>
+    <w:p>
+      <w:pPr/>
+      <w:r>
+        <w:rPr>
+          <w:lang w:val="pt_PT" w:bidi="pt_PT"/>
+        </w:rPr>
+      </w:r>
+      <w:r>
+        <w:rPr>
           <w:b/>
           <w:lang w:val="pt_PT" w:bidi="pt_PT"/>
         </w:rPr>
@@ -6575,6 +7177,20 @@
       </w:r>
       <w:r>
         <w:rPr>
+          <w:lang w:val="pt_PT" w:bidi="pt_PT"/>
+        </w:rPr>
+        <w:t>נִרְדִּ֖⁠י</w:t>
+      </w:r>
+    </w:p>
+    <w:p>
+      <w:pPr/>
+      <w:r>
+        <w:rPr>
+          <w:lang w:val="pt_PT" w:bidi="pt_PT"/>
+        </w:rPr>
+      </w:r>
+      <w:r>
+        <w:rPr>
           <w:b/>
           <w:lang w:val="pt_PT" w:bidi="pt_PT"/>
         </w:rPr>
@@ -6658,6 +7274,20 @@
       </w:r>
       <w:r>
         <w:rPr>
+          <w:lang w:val="pt_PT" w:bidi="pt_PT"/>
+        </w:rPr>
+        <w:t>נָתַ֥ן רֵיחֽ⁠וֹ</w:t>
+      </w:r>
+    </w:p>
+    <w:p>
+      <w:pPr/>
+      <w:r>
+        <w:rPr>
+          <w:lang w:val="pt_PT" w:bidi="pt_PT"/>
+        </w:rPr>
+      </w:r>
+      <w:r>
+        <w:rPr>
           <w:b/>
           <w:lang w:val="pt_PT" w:bidi="pt_PT"/>
         </w:rPr>
@@ -6907,6 +7537,20 @@
       </w:r>
       <w:r>
         <w:rPr>
+          <w:lang w:val="pt_PT" w:bidi="pt_PT"/>
+        </w:rPr>
+        <w:t>דּוֹדִ⁠י֙</w:t>
+      </w:r>
+    </w:p>
+    <w:p>
+      <w:pPr/>
+      <w:r>
+        <w:rPr>
+          <w:lang w:val="pt_PT" w:bidi="pt_PT"/>
+        </w:rPr>
+      </w:r>
+      <w:r>
+        <w:rPr>
           <w:b/>
           <w:lang w:val="pt_PT" w:bidi="pt_PT"/>
         </w:rPr>
@@ -6970,6 +7614,20 @@
       </w:r>
       <w:r>
         <w:rPr>
+          <w:lang w:val="pt_PT" w:bidi="pt_PT"/>
+        </w:rPr>
+        <w:t>צְר֨וֹר הַ⁠מֹּ֤ר ׀ דּוֹדִ⁠י֙ לִ֔⁠י בֵּ֥ין שָׁדַ֖⁠י יָלִֽין</w:t>
+      </w:r>
+    </w:p>
+    <w:p>
+      <w:pPr/>
+      <w:r>
+        <w:rPr>
+          <w:lang w:val="pt_PT" w:bidi="pt_PT"/>
+        </w:rPr>
+      </w:r>
+      <w:r>
+        <w:rPr>
           <w:b/>
           <w:lang w:val="pt_PT" w:bidi="pt_PT"/>
         </w:rPr>
@@ -7066,6 +7724,20 @@
       </w:r>
       <w:r>
         <w:rPr>
+          <w:lang w:val="pt_PT" w:bidi="pt_PT"/>
+        </w:rPr>
+        <w:t>יָלִֽין</w:t>
+      </w:r>
+    </w:p>
+    <w:p>
+      <w:pPr/>
+      <w:r>
+        <w:rPr>
+          <w:lang w:val="pt_PT" w:bidi="pt_PT"/>
+        </w:rPr>
+      </w:r>
+      <w:r>
+        <w:rPr>
           <w:b/>
           <w:lang w:val="pt_PT" w:bidi="pt_PT"/>
         </w:rPr>
@@ -7412,6 +8084,20 @@
         <w:rPr>
           <w:lang w:val="pt_PT" w:bidi="pt_PT"/>
         </w:rPr>
+      </w:r>
+    </w:p>
+    <w:p>
+      <w:pPr/>
+      <w:r>
+        <w:rPr>
+          <w:lang w:val="pt_PT" w:bidi="pt_PT"/>
+        </w:rPr>
+      </w:r>
+      <w:r>
+        <w:rPr>
+          <w:lang w:val="pt_PT" w:bidi="pt_PT"/>
+        </w:rPr>
+        <w:t>הִנָּ֤⁠ךְ &amp; הִנָּ֥⁠ךְ</w:t>
       </w:r>
     </w:p>
     <w:p>
@@ -7779,6 +8465,20 @@
       </w:r>
       <w:r>
         <w:rPr>
+          <w:lang w:val="pt_PT" w:bidi="pt_PT"/>
+        </w:rPr>
+        <w:t>הִנְּ⁠ךָ֨</w:t>
+      </w:r>
+    </w:p>
+    <w:p>
+      <w:pPr/>
+      <w:r>
+        <w:rPr>
+          <w:lang w:val="pt_PT" w:bidi="pt_PT"/>
+        </w:rPr>
+      </w:r>
+      <w:r>
+        <w:rPr>
           <w:b/>
           <w:lang w:val="pt_PT" w:bidi="pt_PT"/>
         </w:rPr>
@@ -7927,6 +8627,20 @@
         <w:rPr>
           <w:lang w:val="pt_PT" w:bidi="pt_PT"/>
         </w:rPr>
+      </w:r>
+    </w:p>
+    <w:p>
+      <w:pPr/>
+      <w:r>
+        <w:rPr>
+          <w:lang w:val="pt_PT" w:bidi="pt_PT"/>
+        </w:rPr>
+      </w:r>
+      <w:r>
+        <w:rPr>
+          <w:lang w:val="pt_PT" w:bidi="pt_PT"/>
+        </w:rPr>
+        <w:t>דוֹדִ⁠י֙</w:t>
       </w:r>
     </w:p>
     <w:p>
@@ -8032,6 +8746,20 @@
       </w:r>
       <w:r>
         <w:rPr>
+          <w:lang w:val="pt_PT" w:bidi="pt_PT"/>
+        </w:rPr>
+        <w:t>דוֹדִ⁠י֙ אַ֣ף נָעִ֔ים</w:t>
+      </w:r>
+    </w:p>
+    <w:p>
+      <w:pPr/>
+      <w:r>
+        <w:rPr>
+          <w:lang w:val="pt_PT" w:bidi="pt_PT"/>
+        </w:rPr>
+      </w:r>
+      <w:r>
+        <w:rPr>
           <w:b/>
           <w:lang w:val="pt_PT" w:bidi="pt_PT"/>
         </w:rPr>
@@ -8115,6 +8843,20 @@
       </w:r>
       <w:r>
         <w:rPr>
+          <w:lang w:val="pt_PT" w:bidi="pt_PT"/>
+        </w:rPr>
+        <w:t>עַרְשֵׂ֖⁠נוּ</w:t>
+      </w:r>
+    </w:p>
+    <w:p>
+      <w:pPr/>
+      <w:r>
+        <w:rPr>
+          <w:lang w:val="pt_PT" w:bidi="pt_PT"/>
+        </w:rPr>
+      </w:r>
+      <w:r>
+        <w:rPr>
           <w:b/>
           <w:lang w:val="pt_PT" w:bidi="pt_PT"/>
         </w:rPr>
@@ -8211,6 +8953,20 @@
       </w:r>
       <w:r>
         <w:rPr>
+          <w:lang w:val="pt_PT" w:bidi="pt_PT"/>
+        </w:rPr>
+        <w:t>רַעֲנָנָֽה</w:t>
+      </w:r>
+    </w:p>
+    <w:p>
+      <w:pPr/>
+      <w:r>
+        <w:rPr>
+          <w:lang w:val="pt_PT" w:bidi="pt_PT"/>
+        </w:rPr>
+      </w:r>
+      <w:r>
+        <w:rPr>
           <w:b/>
           <w:lang w:val="pt_PT" w:bidi="pt_PT"/>
         </w:rPr>
@@ -8307,6 +9063,20 @@
       </w:r>
       <w:r>
         <w:rPr>
+          <w:lang w:val="pt_PT" w:bidi="pt_PT"/>
+        </w:rPr>
+        <w:t>קֹר֤וֹת בָּתֵּ֨י⁠נוּ֙ אֲרָזִ֔ים רַהִיטֵ֖נוּ בְּרוֹתִֽים</w:t>
+      </w:r>
+    </w:p>
+    <w:p>
+      <w:pPr/>
+      <w:r>
+        <w:rPr>
+          <w:lang w:val="pt_PT" w:bidi="pt_PT"/>
+        </w:rPr>
+      </w:r>
+      <w:r>
+        <w:rPr>
           <w:b/>
           <w:lang w:val="pt_PT" w:bidi="pt_PT"/>
         </w:rPr>
@@ -8602,6 +9372,20 @@
       </w:r>
       <w:r>
         <w:rPr>
+          <w:lang w:val="pt_PT" w:bidi="pt_PT"/>
+        </w:rPr>
+        <w:t>חֲבַצֶּ֣לֶת</w:t>
+      </w:r>
+    </w:p>
+    <w:p>
+      <w:pPr/>
+      <w:r>
+        <w:rPr>
+          <w:lang w:val="pt_PT" w:bidi="pt_PT"/>
+        </w:rPr>
+      </w:r>
+      <w:r>
+        <w:rPr>
           <w:b/>
           <w:lang w:val="pt_PT" w:bidi="pt_PT"/>
         </w:rPr>
@@ -8795,6 +9579,20 @@
       </w:r>
       <w:r>
         <w:rPr>
+          <w:lang w:val="pt_PT" w:bidi="pt_PT"/>
+        </w:rPr>
+        <w:t>אֲנִי֙ חֲבַצֶּ֣לֶת הַ⁠שָּׁר֔וֹן שֽׁוֹשַׁנַּ֖ת הָ⁠עֲמָקִֽים</w:t>
+      </w:r>
+    </w:p>
+    <w:p>
+      <w:pPr/>
+      <w:r>
+        <w:rPr>
+          <w:lang w:val="pt_PT" w:bidi="pt_PT"/>
+        </w:rPr>
+      </w:r>
+      <w:r>
+        <w:rPr>
           <w:b/>
           <w:lang w:val="pt_PT" w:bidi="pt_PT"/>
         </w:rPr>
@@ -8891,6 +9689,20 @@
       </w:r>
       <w:r>
         <w:rPr>
+          <w:lang w:val="pt_PT" w:bidi="pt_PT"/>
+        </w:rPr>
+        <w:t>שֽׁוֹשַׁנַּ֖ת</w:t>
+      </w:r>
+    </w:p>
+    <w:p>
+      <w:pPr/>
+      <w:r>
+        <w:rPr>
+          <w:lang w:val="pt_PT" w:bidi="pt_PT"/>
+        </w:rPr>
+      </w:r>
+      <w:r>
+        <w:rPr>
           <w:b/>
           <w:lang w:val="pt_PT" w:bidi="pt_PT"/>
         </w:rPr>
@@ -9059,6 +9871,20 @@
         <w:rPr>
           <w:lang w:val="pt_PT" w:bidi="pt_PT"/>
         </w:rPr>
+      </w:r>
+    </w:p>
+    <w:p>
+      <w:pPr/>
+      <w:r>
+        <w:rPr>
+          <w:lang w:val="pt_PT" w:bidi="pt_PT"/>
+        </w:rPr>
+      </w:r>
+      <w:r>
+        <w:rPr>
+          <w:lang w:val="pt_PT" w:bidi="pt_PT"/>
+        </w:rPr>
+        <w:t>כְּ⁠שֽׁוֹשַׁנָּה֙ בֵּ֣ין הַ⁠חוֹחִ֔ים כֵּ֥ן רַעְיָתִ֖⁠י בֵּ֥ין הַ⁠בָּנֽוֹת</w:t>
       </w:r>
     </w:p>
     <w:p>
@@ -9342,6 +10168,20 @@
       </w:r>
       <w:r>
         <w:rPr>
+          <w:lang w:val="pt_PT" w:bidi="pt_PT"/>
+        </w:rPr>
+        <w:t>הַ⁠בָּנֽוֹת</w:t>
+      </w:r>
+    </w:p>
+    <w:p>
+      <w:pPr/>
+      <w:r>
+        <w:rPr>
+          <w:lang w:val="pt_PT" w:bidi="pt_PT"/>
+        </w:rPr>
+      </w:r>
+      <w:r>
+        <w:rPr>
           <w:b/>
           <w:lang w:val="pt_PT" w:bidi="pt_PT"/>
         </w:rPr>
@@ -9565,6 +10405,20 @@
       </w:r>
       <w:r>
         <w:rPr>
+          <w:lang w:val="pt_PT" w:bidi="pt_PT"/>
+        </w:rPr>
+        <w:t>כְּ⁠תַפּ֨וּחַ֙ בַּ⁠עֲצֵ֣י הַ⁠יַּ֔עַר כֵּ֥ן דּוֹדִ֖⁠י בֵּ֣ין הַ⁠בָּנִ֑ים</w:t>
+      </w:r>
+    </w:p>
+    <w:p>
+      <w:pPr/>
+      <w:r>
+        <w:rPr>
+          <w:lang w:val="pt_PT" w:bidi="pt_PT"/>
+        </w:rPr>
+      </w:r>
+      <w:r>
+        <w:rPr>
           <w:b/>
           <w:lang w:val="pt_PT" w:bidi="pt_PT"/>
         </w:rPr>
@@ -9921,6 +10775,20 @@
       </w:r>
       <w:r>
         <w:rPr>
+          <w:lang w:val="pt_PT" w:bidi="pt_PT"/>
+        </w:rPr>
+        <w:t>בֵּ֣ין הַ⁠בָּנִ֑ים</w:t>
+      </w:r>
+    </w:p>
+    <w:p>
+      <w:pPr/>
+      <w:r>
+        <w:rPr>
+          <w:lang w:val="pt_PT" w:bidi="pt_PT"/>
+        </w:rPr>
+      </w:r>
+      <w:r>
+        <w:rPr>
           <w:b/>
           <w:lang w:val="pt_PT" w:bidi="pt_PT"/>
         </w:rPr>
@@ -10004,6 +10872,20 @@
       </w:r>
       <w:r>
         <w:rPr>
+          <w:lang w:val="pt_PT" w:bidi="pt_PT"/>
+        </w:rPr>
+        <w:t>בְּ⁠צִלּ⁠וֹ֙ חִמַּ֣דְתִּי וְ⁠יָשַׁ֔בְתִּי וּ⁠פִרְי֖⁠וֹ מָת֥וֹק לְ⁠חִכִּֽ⁠י</w:t>
+      </w:r>
+    </w:p>
+    <w:p>
+      <w:pPr/>
+      <w:r>
+        <w:rPr>
+          <w:lang w:val="pt_PT" w:bidi="pt_PT"/>
+        </w:rPr>
+      </w:r>
+      <w:r>
+        <w:rPr>
           <w:b/>
           <w:lang w:val="pt_PT" w:bidi="pt_PT"/>
         </w:rPr>
@@ -10087,6 +10969,20 @@
       </w:r>
       <w:r>
         <w:rPr>
+          <w:lang w:val="pt_PT" w:bidi="pt_PT"/>
+        </w:rPr>
+        <w:t>בְּ⁠צִלּ⁠וֹ֙ חִמַּ֣דְתִּי וְ⁠יָשַׁ֔בְתִּי</w:t>
+      </w:r>
+    </w:p>
+    <w:p>
+      <w:pPr/>
+      <w:r>
+        <w:rPr>
+          <w:lang w:val="pt_PT" w:bidi="pt_PT"/>
+        </w:rPr>
+      </w:r>
+      <w:r>
+        <w:rPr>
           <w:b/>
           <w:lang w:val="pt_PT" w:bidi="pt_PT"/>
         </w:rPr>
@@ -10202,6 +11098,20 @@
         <w:rPr>
           <w:lang w:val="pt_PT" w:bidi="pt_PT"/>
         </w:rPr>
+      </w:r>
+    </w:p>
+    <w:p>
+      <w:pPr/>
+      <w:r>
+        <w:rPr>
+          <w:lang w:val="pt_PT" w:bidi="pt_PT"/>
+        </w:rPr>
+      </w:r>
+      <w:r>
+        <w:rPr>
+          <w:lang w:val="pt_PT" w:bidi="pt_PT"/>
+        </w:rPr>
+        <w:t>הֱבִיאַ֨⁠נִי֙</w:t>
       </w:r>
     </w:p>
     <w:p>
@@ -10594,6 +11504,20 @@
       </w:r>
       <w:r>
         <w:rPr>
+          <w:lang w:val="pt_PT" w:bidi="pt_PT"/>
+        </w:rPr>
+        <w:t>וְ⁠דִגְל֥⁠וֹ עָלַ֖⁠י אַהֲבָֽה</w:t>
+      </w:r>
+    </w:p>
+    <w:p>
+      <w:pPr/>
+      <w:r>
+        <w:rPr>
+          <w:lang w:val="pt_PT" w:bidi="pt_PT"/>
+        </w:rPr>
+      </w:r>
+      <w:r>
+        <w:rPr>
           <w:b/>
           <w:lang w:val="pt_PT" w:bidi="pt_PT"/>
         </w:rPr>
@@ -10677,6 +11601,20 @@
       </w:r>
       <w:r>
         <w:rPr>
+          <w:lang w:val="pt_PT" w:bidi="pt_PT"/>
+        </w:rPr>
+        <w:t>וְ⁠דִגְל֥⁠וֹ</w:t>
+      </w:r>
+    </w:p>
+    <w:p>
+      <w:pPr/>
+      <w:r>
+        <w:rPr>
+          <w:lang w:val="pt_PT" w:bidi="pt_PT"/>
+        </w:rPr>
+      </w:r>
+      <w:r>
+        <w:rPr>
           <w:b/>
           <w:lang w:val="pt_PT" w:bidi="pt_PT"/>
         </w:rPr>
@@ -10856,6 +11794,20 @@
       </w:r>
       <w:r>
         <w:rPr>
+          <w:lang w:val="pt_PT" w:bidi="pt_PT"/>
+        </w:rPr>
+        <w:t>סַמְּכ֨וּ⁠נִי֙ בָּֽ⁠אֲשִׁישׁ֔וֹת רַפְּד֖וּ⁠נִי בַּ⁠תַּפּוּחִ֑ים</w:t>
+      </w:r>
+    </w:p>
+    <w:p>
+      <w:pPr/>
+      <w:r>
+        <w:rPr>
+          <w:lang w:val="pt_PT" w:bidi="pt_PT"/>
+        </w:rPr>
+      </w:r>
+      <w:r>
+        <w:rPr>
           <w:b/>
           <w:lang w:val="pt_PT" w:bidi="pt_PT"/>
         </w:rPr>
@@ -10991,6 +11943,20 @@
       </w:r>
       <w:r>
         <w:rPr>
+          <w:lang w:val="pt_PT" w:bidi="pt_PT"/>
+        </w:rPr>
+        <w:t>סַמְּכ֨וּ⁠נִי֙ &amp; רַפְּד֖וּ⁠נִי</w:t>
+      </w:r>
+    </w:p>
+    <w:p>
+      <w:pPr/>
+      <w:r>
+        <w:rPr>
+          <w:lang w:val="pt_PT" w:bidi="pt_PT"/>
+        </w:rPr>
+      </w:r>
+      <w:r>
+        <w:rPr>
           <w:b/>
           <w:lang w:val="pt_PT" w:bidi="pt_PT"/>
         </w:rPr>
@@ -11087,6 +12053,20 @@
       </w:r>
       <w:r>
         <w:rPr>
+          <w:lang w:val="pt_PT" w:bidi="pt_PT"/>
+        </w:rPr>
+        <w:t>סַמְּכ֨וּ⁠נִי֙ בָּֽ⁠אֲשִׁישׁ֔וֹת רַפְּד֖וּ⁠נִי בַּ⁠תַּפּוּחִ֑ים כִּי־חוֹלַ֥ת אַהֲבָ֖ה אָֽנִי</w:t>
+      </w:r>
+    </w:p>
+    <w:p>
+      <w:pPr/>
+      <w:r>
+        <w:rPr>
+          <w:lang w:val="pt_PT" w:bidi="pt_PT"/>
+        </w:rPr>
+      </w:r>
+      <w:r>
+        <w:rPr>
           <w:b/>
           <w:lang w:val="pt_PT" w:bidi="pt_PT"/>
         </w:rPr>
@@ -11159,6 +12139,20 @@
         <w:rPr>
           <w:lang w:val="pt_PT" w:bidi="pt_PT"/>
         </w:rPr>
+      </w:r>
+    </w:p>
+    <w:p>
+      <w:pPr/>
+      <w:r>
+        <w:rPr>
+          <w:lang w:val="pt_PT" w:bidi="pt_PT"/>
+        </w:rPr>
+      </w:r>
+      <w:r>
+        <w:rPr>
+          <w:lang w:val="pt_PT" w:bidi="pt_PT"/>
+        </w:rPr>
+        <w:t>בָּֽ⁠אֲשִׁישׁ֔וֹת</w:t>
       </w:r>
     </w:p>
     <w:p>
@@ -11374,6 +12368,20 @@
       </w:r>
       <w:r>
         <w:rPr>
+          <w:lang w:val="pt_PT" w:bidi="pt_PT"/>
+        </w:rPr>
+        <w:t>כִּי־חוֹלַ֥ת אַהֲבָ֖ה אָֽנִי</w:t>
+      </w:r>
+    </w:p>
+    <w:p>
+      <w:pPr/>
+      <w:r>
+        <w:rPr>
+          <w:lang w:val="pt_PT" w:bidi="pt_PT"/>
+        </w:rPr>
+      </w:r>
+      <w:r>
+        <w:rPr>
           <w:b/>
           <w:lang w:val="pt_PT" w:bidi="pt_PT"/>
         </w:rPr>
@@ -11553,6 +12561,20 @@
       </w:r>
       <w:r>
         <w:rPr>
+          <w:lang w:val="pt_PT" w:bidi="pt_PT"/>
+        </w:rPr>
+        <w:t>שְׂמֹאל⁠וֹ֙ תַּ֣חַת לְ⁠רֹאשִׁ֔⁠י וִ⁠ימִינ֖⁠וֹ תְּחַבְּקֵֽ⁠נִי</w:t>
+      </w:r>
+    </w:p>
+    <w:p>
+      <w:pPr/>
+      <w:r>
+        <w:rPr>
+          <w:lang w:val="pt_PT" w:bidi="pt_PT"/>
+        </w:rPr>
+      </w:r>
+      <w:r>
+        <w:rPr>
           <w:b/>
           <w:lang w:val="pt_PT" w:bidi="pt_PT"/>
         </w:rPr>
@@ -11721,6 +12743,20 @@
         <w:rPr>
           <w:lang w:val="pt_PT" w:bidi="pt_PT"/>
         </w:rPr>
+      </w:r>
+    </w:p>
+    <w:p>
+      <w:pPr/>
+      <w:r>
+        <w:rPr>
+          <w:lang w:val="pt_PT" w:bidi="pt_PT"/>
+        </w:rPr>
+      </w:r>
+      <w:r>
+        <w:rPr>
+          <w:lang w:val="pt_PT" w:bidi="pt_PT"/>
+        </w:rPr>
+        <w:t>הִשְׁבַּ֨עְתִּי אֶתְ⁠כֶ֜ם &amp; בִּ⁠צְבָא֔וֹת א֖וֹ בְּ⁠אַיְל֣וֹת הַ⁠שָּׂדֶ֑ה</w:t>
       </w:r>
     </w:p>
     <w:p>
@@ -11962,6 +12998,20 @@
       </w:r>
       <w:r>
         <w:rPr>
+          <w:lang w:val="pt_PT" w:bidi="pt_PT"/>
+        </w:rPr>
+        <w:t>בִּ⁠צְבָא֔וֹת א֖וֹ בְּ⁠אַיְל֣וֹת הַ⁠שָּׂדֶ֑ה</w:t>
+      </w:r>
+    </w:p>
+    <w:p>
+      <w:pPr/>
+      <w:r>
+        <w:rPr>
+          <w:lang w:val="pt_PT" w:bidi="pt_PT"/>
+        </w:rPr>
+      </w:r>
+      <w:r>
+        <w:rPr>
           <w:b/>
           <w:lang w:val="pt_PT" w:bidi="pt_PT"/>
         </w:rPr>
@@ -12237,6 +13287,20 @@
       </w:r>
       <w:r>
         <w:rPr>
+          <w:lang w:val="pt_PT" w:bidi="pt_PT"/>
+        </w:rPr>
+        <w:t>אִם־תָּעִ֧ירוּ ׀ וְֽ⁠אִם־תְּעֽוֹרְר֛וּ אֶת־הָ⁠אַהֲבָ֖ה עַ֥ד שֶׁ⁠תֶּחְפָּֽץ</w:t>
+      </w:r>
+    </w:p>
+    <w:p>
+      <w:pPr/>
+      <w:r>
+        <w:rPr>
+          <w:lang w:val="pt_PT" w:bidi="pt_PT"/>
+        </w:rPr>
+      </w:r>
+      <w:r>
+        <w:rPr>
           <w:b/>
           <w:lang w:val="pt_PT" w:bidi="pt_PT"/>
         </w:rPr>
@@ -12320,6 +13384,20 @@
       </w:r>
       <w:r>
         <w:rPr>
+          <w:lang w:val="pt_PT" w:bidi="pt_PT"/>
+        </w:rPr>
+        <w:t>אִם־תָּעִ֧ירוּ ׀ וְֽ⁠אִם־תְּעֽוֹרְר֛וּ</w:t>
+      </w:r>
+    </w:p>
+    <w:p>
+      <w:pPr/>
+      <w:r>
+        <w:rPr>
+          <w:lang w:val="pt_PT" w:bidi="pt_PT"/>
+        </w:rPr>
+      </w:r>
+      <w:r>
+        <w:rPr>
           <w:b/>
           <w:lang w:val="pt_PT" w:bidi="pt_PT"/>
         </w:rPr>
@@ -12597,6 +13675,20 @@
         <w:rPr>
           <w:lang w:val="pt_PT" w:bidi="pt_PT"/>
         </w:rPr>
+      </w:r>
+    </w:p>
+    <w:p>
+      <w:pPr/>
+      <w:r>
+        <w:rPr>
+          <w:lang w:val="pt_PT" w:bidi="pt_PT"/>
+        </w:rPr>
+      </w:r>
+      <w:r>
+        <w:rPr>
+          <w:lang w:val="pt_PT" w:bidi="pt_PT"/>
+        </w:rPr>
+        <w:t>הִנֵּה</w:t>
       </w:r>
     </w:p>
     <w:p>
@@ -12689,6 +13781,20 @@
       </w:r>
       <w:r>
         <w:rPr>
+          <w:lang w:val="pt_PT" w:bidi="pt_PT"/>
+        </w:rPr>
+        <w:t>בָּ֑א</w:t>
+      </w:r>
+    </w:p>
+    <w:p>
+      <w:pPr/>
+      <w:r>
+        <w:rPr>
+          <w:lang w:val="pt_PT" w:bidi="pt_PT"/>
+        </w:rPr>
+      </w:r>
+      <w:r>
+        <w:rPr>
           <w:b/>
           <w:lang w:val="pt_PT" w:bidi="pt_PT"/>
         </w:rPr>
@@ -13321,6 +14427,20 @@
       </w:r>
       <w:r>
         <w:rPr>
+          <w:lang w:val="pt_PT" w:bidi="pt_PT"/>
+        </w:rPr>
+        <w:t>זֶ֤ה</w:t>
+      </w:r>
+    </w:p>
+    <w:p>
+      <w:pPr/>
+      <w:r>
+        <w:rPr>
+          <w:lang w:val="pt_PT" w:bidi="pt_PT"/>
+        </w:rPr>
+      </w:r>
+      <w:r>
+        <w:rPr>
           <w:b/>
           <w:lang w:val="pt_PT" w:bidi="pt_PT"/>
         </w:rPr>
@@ -13430,6 +14550,20 @@
       </w:r>
       <w:r>
         <w:rPr>
+          <w:lang w:val="pt_PT" w:bidi="pt_PT"/>
+        </w:rPr>
+        <w:t>אַחַ֣ר כָּתְלֵ֔⁠נוּ</w:t>
+      </w:r>
+    </w:p>
+    <w:p>
+      <w:pPr/>
+      <w:r>
+        <w:rPr>
+          <w:lang w:val="pt_PT" w:bidi="pt_PT"/>
+        </w:rPr>
+      </w:r>
+      <w:r>
+        <w:rPr>
           <w:b/>
           <w:lang w:val="pt_PT" w:bidi="pt_PT"/>
         </w:rPr>
@@ -13526,6 +14660,20 @@
       </w:r>
       <w:r>
         <w:rPr>
+          <w:lang w:val="pt_PT" w:bidi="pt_PT"/>
+        </w:rPr>
+        <w:t>מַשְׁגִּ֨יחַ֙ מִן־הַֽ⁠חֲלֹּנ֔וֹת מֵצִ֖יץ מִן־הַֽ⁠חֲרַכִּֽים</w:t>
+      </w:r>
+    </w:p>
+    <w:p>
+      <w:pPr/>
+      <w:r>
+        <w:rPr>
+          <w:lang w:val="pt_PT" w:bidi="pt_PT"/>
+        </w:rPr>
+      </w:r>
+      <w:r>
+        <w:rPr>
           <w:b/>
           <w:lang w:val="pt_PT" w:bidi="pt_PT"/>
         </w:rPr>
@@ -13622,6 +14770,20 @@
       </w:r>
       <w:r>
         <w:rPr>
+          <w:lang w:val="pt_PT" w:bidi="pt_PT"/>
+        </w:rPr>
+        <w:t>הַֽ⁠חֲלֹּנ֔וֹת &amp; הַֽ⁠חֲרַכִּֽים</w:t>
+      </w:r>
+    </w:p>
+    <w:p>
+      <w:pPr/>
+      <w:r>
+        <w:rPr>
+          <w:lang w:val="pt_PT" w:bidi="pt_PT"/>
+        </w:rPr>
+      </w:r>
+      <w:r>
+        <w:rPr>
           <w:b/>
           <w:lang w:val="pt_PT" w:bidi="pt_PT"/>
         </w:rPr>
@@ -13731,6 +14893,20 @@
       </w:r>
       <w:r>
         <w:rPr>
+          <w:lang w:val="pt_PT" w:bidi="pt_PT"/>
+        </w:rPr>
+        <w:t>הַֽ⁠חֲרַכִּֽים</w:t>
+      </w:r>
+    </w:p>
+    <w:p>
+      <w:pPr/>
+      <w:r>
+        <w:rPr>
+          <w:lang w:val="pt_PT" w:bidi="pt_PT"/>
+        </w:rPr>
+      </w:r>
+      <w:r>
+        <w:rPr>
           <w:b/>
           <w:lang w:val="pt_PT" w:bidi="pt_PT"/>
         </w:rPr>
@@ -13814,6 +14990,20 @@
       </w:r>
       <w:r>
         <w:rPr>
+          <w:lang w:val="pt_PT" w:bidi="pt_PT"/>
+        </w:rPr>
+        <w:t>וּ⁠לְכִי־לָֽ⁠ךְ</w:t>
+      </w:r>
+    </w:p>
+    <w:p>
+      <w:pPr/>
+      <w:r>
+        <w:rPr>
+          <w:lang w:val="pt_PT" w:bidi="pt_PT"/>
+        </w:rPr>
+      </w:r>
+      <w:r>
+        <w:rPr>
           <w:b/>
           <w:lang w:val="pt_PT" w:bidi="pt_PT"/>
         </w:rPr>
@@ -13960,6 +15150,20 @@
       </w:r>
       <w:r>
         <w:rPr>
+          <w:lang w:val="pt_PT" w:bidi="pt_PT"/>
+        </w:rPr>
+        <w:t>כִּֽי־הִנֵּ֥ה</w:t>
+      </w:r>
+    </w:p>
+    <w:p>
+      <w:pPr/>
+      <w:r>
+        <w:rPr>
+          <w:lang w:val="pt_PT" w:bidi="pt_PT"/>
+        </w:rPr>
+      </w:r>
+      <w:r>
+        <w:rPr>
           <w:b/>
           <w:lang w:val="pt_PT" w:bidi="pt_PT"/>
         </w:rPr>
@@ -14043,6 +15247,20 @@
       </w:r>
       <w:r>
         <w:rPr>
+          <w:lang w:val="pt_PT" w:bidi="pt_PT"/>
+        </w:rPr>
+        <w:t>ה⁠סתו</w:t>
+      </w:r>
+    </w:p>
+    <w:p>
+      <w:pPr/>
+      <w:r>
+        <w:rPr>
+          <w:lang w:val="pt_PT" w:bidi="pt_PT"/>
+        </w:rPr>
+      </w:r>
+      <w:r>
+        <w:rPr>
           <w:b/>
           <w:lang w:val="pt_PT" w:bidi="pt_PT"/>
         </w:rPr>
@@ -14139,6 +15357,20 @@
       </w:r>
       <w:r>
         <w:rPr>
+          <w:lang w:val="pt_PT" w:bidi="pt_PT"/>
+        </w:rPr>
+        <w:t>ה⁠סתו עָבָ֑ר הַ⁠גֶּ֕שֶׁם חָלַ֖ף</w:t>
+      </w:r>
+    </w:p>
+    <w:p>
+      <w:pPr/>
+      <w:r>
+        <w:rPr>
+          <w:lang w:val="pt_PT" w:bidi="pt_PT"/>
+        </w:rPr>
+      </w:r>
+      <w:r>
+        <w:rPr>
           <w:b/>
           <w:lang w:val="pt_PT" w:bidi="pt_PT"/>
         </w:rPr>
@@ -14222,6 +15454,20 @@
       </w:r>
       <w:r>
         <w:rPr>
+          <w:lang w:val="pt_PT" w:bidi="pt_PT"/>
+        </w:rPr>
+        <w:t>עָבָ֑ר</w:t>
+      </w:r>
+    </w:p>
+    <w:p>
+      <w:pPr/>
+      <w:r>
+        <w:rPr>
+          <w:lang w:val="pt_PT" w:bidi="pt_PT"/>
+        </w:rPr>
+      </w:r>
+      <w:r>
+        <w:rPr>
           <w:b/>
           <w:lang w:val="pt_PT" w:bidi="pt_PT"/>
         </w:rPr>
@@ -14401,6 +15647,20 @@
       </w:r>
       <w:r>
         <w:rPr>
+          <w:lang w:val="pt_PT" w:bidi="pt_PT"/>
+        </w:rPr>
+        <w:t>חָלַ֖ף הָלַ֥ךְ לֽ⁠וֹ</w:t>
+      </w:r>
+    </w:p>
+    <w:p>
+      <w:pPr/>
+      <w:r>
+        <w:rPr>
+          <w:lang w:val="pt_PT" w:bidi="pt_PT"/>
+        </w:rPr>
+      </w:r>
+      <w:r>
+        <w:rPr>
           <w:b/>
           <w:lang w:val="pt_PT" w:bidi="pt_PT"/>
         </w:rPr>
@@ -14510,6 +15770,20 @@
       </w:r>
       <w:r>
         <w:rPr>
+          <w:lang w:val="pt_PT" w:bidi="pt_PT"/>
+        </w:rPr>
+        <w:t>בָ⁠אָ֔רֶץ</w:t>
+      </w:r>
+    </w:p>
+    <w:p>
+      <w:pPr/>
+      <w:r>
+        <w:rPr>
+          <w:lang w:val="pt_PT" w:bidi="pt_PT"/>
+        </w:rPr>
+      </w:r>
+      <w:r>
+        <w:rPr>
           <w:b/>
           <w:lang w:val="pt_PT" w:bidi="pt_PT"/>
         </w:rPr>
@@ -14573,6 +15847,20 @@
       </w:r>
       <w:r>
         <w:rPr>
+          <w:lang w:val="pt_PT" w:bidi="pt_PT"/>
+        </w:rPr>
+        <w:t>וְ⁠ק֥וֹל הַ⁠תּ֖וֹר נִשְׁמַ֥ע</w:t>
+      </w:r>
+    </w:p>
+    <w:p>
+      <w:pPr/>
+      <w:r>
+        <w:rPr>
+          <w:lang w:val="pt_PT" w:bidi="pt_PT"/>
+        </w:rPr>
+      </w:r>
+      <w:r>
+        <w:rPr>
           <w:b/>
           <w:lang w:val="pt_PT" w:bidi="pt_PT"/>
         </w:rPr>
@@ -14656,6 +15944,20 @@
       </w:r>
       <w:r>
         <w:rPr>
+          <w:lang w:val="pt_PT" w:bidi="pt_PT"/>
+        </w:rPr>
+        <w:t>הַ⁠תְּאֵנָה֙ חָֽנְטָ֣ה פַגֶּ֔י⁠הָ</w:t>
+      </w:r>
+    </w:p>
+    <w:p>
+      <w:pPr/>
+      <w:r>
+        <w:rPr>
+          <w:lang w:val="pt_PT" w:bidi="pt_PT"/>
+        </w:rPr>
+      </w:r>
+      <w:r>
+        <w:rPr>
           <w:b/>
           <w:lang w:val="pt_PT" w:bidi="pt_PT"/>
         </w:rPr>
@@ -14739,6 +16041,20 @@
       </w:r>
       <w:r>
         <w:rPr>
+          <w:lang w:val="pt_PT" w:bidi="pt_PT"/>
+        </w:rPr>
+        <w:t>וְ⁠הַ⁠גְּפָנִ֥ים ׀ סְמָדַ֖ר</w:t>
+      </w:r>
+    </w:p>
+    <w:p>
+      <w:pPr/>
+      <w:r>
+        <w:rPr>
+          <w:lang w:val="pt_PT" w:bidi="pt_PT"/>
+        </w:rPr>
+      </w:r>
+      <w:r>
+        <w:rPr>
           <w:b/>
           <w:lang w:val="pt_PT" w:bidi="pt_PT"/>
         </w:rPr>
@@ -14802,6 +16118,20 @@
       </w:r>
       <w:r>
         <w:rPr>
+          <w:lang w:val="pt_PT" w:bidi="pt_PT"/>
+        </w:rPr>
+        <w:t>נָ֣תְנוּ רֵ֑יחַ</w:t>
+      </w:r>
+    </w:p>
+    <w:p>
+      <w:pPr/>
+      <w:r>
+        <w:rPr>
+          <w:lang w:val="pt_PT" w:bidi="pt_PT"/>
+        </w:rPr>
+      </w:r>
+      <w:r>
+        <w:rPr>
           <w:b/>
           <w:lang w:val="pt_PT" w:bidi="pt_PT"/>
         </w:rPr>
@@ -14874,6 +16204,20 @@
         <w:rPr>
           <w:lang w:val="pt_PT" w:bidi="pt_PT"/>
         </w:rPr>
+      </w:r>
+    </w:p>
+    <w:p>
+      <w:pPr/>
+      <w:r>
+        <w:rPr>
+          <w:lang w:val="pt_PT" w:bidi="pt_PT"/>
+        </w:rPr>
+      </w:r>
+      <w:r>
+        <w:rPr>
+          <w:lang w:val="pt_PT" w:bidi="pt_PT"/>
+        </w:rPr>
+        <w:t>ק֥וּמִי לכי רַעְיָתִ֥⁠י יָפָתִ֖⁠י וּ⁠לְכִי־לָֽ⁠ךְ</w:t>
       </w:r>
     </w:p>
     <w:p>
@@ -14986,6 +16330,20 @@
       </w:r>
       <w:r>
         <w:rPr>
+          <w:lang w:val="pt_PT" w:bidi="pt_PT"/>
+        </w:rPr>
+        <w:t>יוֹנָתִ֞⁠י</w:t>
+      </w:r>
+    </w:p>
+    <w:p>
+      <w:pPr/>
+      <w:r>
+        <w:rPr>
+          <w:lang w:val="pt_PT" w:bidi="pt_PT"/>
+        </w:rPr>
+      </w:r>
+      <w:r>
+        <w:rPr>
           <w:b/>
           <w:lang w:val="pt_PT" w:bidi="pt_PT"/>
         </w:rPr>
@@ -15069,6 +16427,20 @@
       </w:r>
       <w:r>
         <w:rPr>
+          <w:lang w:val="pt_PT" w:bidi="pt_PT"/>
+        </w:rPr>
+        <w:t>יוֹנָתִ֞⁠י בְּ⁠חַגְוֵ֣י הַ⁠סֶּ֗לַע בְּ⁠סֵ֨תֶר֙ הַ⁠מַּדְרֵגָ֔ה</w:t>
+      </w:r>
+    </w:p>
+    <w:p>
+      <w:pPr/>
+      <w:r>
+        <w:rPr>
+          <w:lang w:val="pt_PT" w:bidi="pt_PT"/>
+        </w:rPr>
+      </w:r>
+      <w:r>
+        <w:rPr>
           <w:b/>
           <w:lang w:val="pt_PT" w:bidi="pt_PT"/>
         </w:rPr>
@@ -15165,6 +16537,20 @@
       </w:r>
       <w:r>
         <w:rPr>
+          <w:lang w:val="pt_PT" w:bidi="pt_PT"/>
+        </w:rPr>
+        <w:t>בְּ⁠חַגְוֵ֣י הַ⁠סֶּ֗לַע בְּ⁠סֵ֨תֶר֙ הַ⁠מַּדְרֵגָ֔ה</w:t>
+      </w:r>
+    </w:p>
+    <w:p>
+      <w:pPr/>
+      <w:r>
+        <w:rPr>
+          <w:lang w:val="pt_PT" w:bidi="pt_PT"/>
+        </w:rPr>
+      </w:r>
+      <w:r>
+        <w:rPr>
           <w:b/>
           <w:lang w:val="pt_PT" w:bidi="pt_PT"/>
         </w:rPr>
@@ -15311,6 +16697,20 @@
       </w:r>
       <w:r>
         <w:rPr>
+          <w:lang w:val="pt_PT" w:bidi="pt_PT"/>
+        </w:rPr>
+        <w:t>הַרְאִ֨י⁠נִי֙ אֶתּ־מַרְאַ֔יִ⁠ךְ הַשְׁמִיעִ֖י⁠נִי אֶת־קוֹלֵ֑⁠ךְ כִּי־קוֹלֵ֥⁠ךְ עָרֵ֖ב וּ⁠מַרְאֵ֥י⁠ךְ נָאוֶֽה</w:t>
+      </w:r>
+    </w:p>
+    <w:p>
+      <w:pPr/>
+      <w:r>
+        <w:rPr>
+          <w:lang w:val="pt_PT" w:bidi="pt_PT"/>
+        </w:rPr>
+      </w:r>
+      <w:r>
+        <w:rPr>
           <w:b/>
           <w:lang w:val="pt_PT" w:bidi="pt_PT"/>
         </w:rPr>
@@ -15394,6 +16794,20 @@
       </w:r>
       <w:r>
         <w:rPr>
+          <w:lang w:val="pt_PT" w:bidi="pt_PT"/>
+        </w:rPr>
+        <w:t>הַרְאִ֨י⁠נִי֙ אֶתּ־מַרְאַ֔יִ⁠ךְ הַשְׁמִיעִ֖י⁠נִי</w:t>
+      </w:r>
+    </w:p>
+    <w:p>
+      <w:pPr/>
+      <w:r>
+        <w:rPr>
+          <w:lang w:val="pt_PT" w:bidi="pt_PT"/>
+        </w:rPr>
+      </w:r>
+      <w:r>
+        <w:rPr>
           <w:b/>
           <w:lang w:val="pt_PT" w:bidi="pt_PT"/>
         </w:rPr>
@@ -15503,6 +16917,20 @@
       </w:r>
       <w:r>
         <w:rPr>
+          <w:lang w:val="pt_PT" w:bidi="pt_PT"/>
+        </w:rPr>
+        <w:t>קוֹלֵ֥⁠ךְ עָרֵ֖ב</w:t>
+      </w:r>
+    </w:p>
+    <w:p>
+      <w:pPr/>
+      <w:r>
+        <w:rPr>
+          <w:lang w:val="pt_PT" w:bidi="pt_PT"/>
+        </w:rPr>
+      </w:r>
+      <w:r>
+        <w:rPr>
           <w:b/>
           <w:lang w:val="pt_PT" w:bidi="pt_PT"/>
         </w:rPr>
@@ -15566,6 +16994,20 @@
       </w:r>
       <w:r>
         <w:rPr>
+          <w:lang w:val="pt_PT" w:bidi="pt_PT"/>
+        </w:rPr>
+        <w:t>אֶֽחֱזוּ־לָ֨⁠נוּ֙ שֽׁוּעָלִ֔ים שֽׁוּעָלִ֥ים קְטַנִּ֖ים מְחַבְּלִ֣ים כְּרָמִ֑ים וּ⁠כְרָמֵ֖י⁠נוּ סְמָדַֽר</w:t>
+      </w:r>
+    </w:p>
+    <w:p>
+      <w:pPr/>
+      <w:r>
+        <w:rPr>
+          <w:lang w:val="pt_PT" w:bidi="pt_PT"/>
+        </w:rPr>
+      </w:r>
+      <w:r>
+        <w:rPr>
           <w:b/>
           <w:lang w:val="pt_PT" w:bidi="pt_PT"/>
         </w:rPr>
@@ -15847,6 +17289,20 @@
       </w:r>
       <w:r>
         <w:rPr>
+          <w:lang w:val="pt_PT" w:bidi="pt_PT"/>
+        </w:rPr>
+        <w:t>לָ֨⁠נוּ֙ &amp; וּ⁠כְרָמֵ֖י⁠נוּ</w:t>
+      </w:r>
+    </w:p>
+    <w:p>
+      <w:pPr/>
+      <w:r>
+        <w:rPr>
+          <w:lang w:val="pt_PT" w:bidi="pt_PT"/>
+        </w:rPr>
+      </w:r>
+      <w:r>
+        <w:rPr>
           <w:b/>
           <w:lang w:val="pt_PT" w:bidi="pt_PT"/>
         </w:rPr>
@@ -15943,6 +17399,20 @@
       </w:r>
       <w:r>
         <w:rPr>
+          <w:lang w:val="pt_PT" w:bidi="pt_PT"/>
+        </w:rPr>
+        <w:t>וּ⁠כְרָמֵ֖י⁠נוּ סְמָדַֽר</w:t>
+      </w:r>
+    </w:p>
+    <w:p>
+      <w:pPr/>
+      <w:r>
+        <w:rPr>
+          <w:lang w:val="pt_PT" w:bidi="pt_PT"/>
+        </w:rPr>
+      </w:r>
+      <w:r>
+        <w:rPr>
           <w:b/>
           <w:lang w:val="pt_PT" w:bidi="pt_PT"/>
         </w:rPr>
@@ -16020,6 +17490,20 @@
       </w:r>
       <w:r>
         <w:rPr>
+          <w:lang w:val="pt_PT" w:bidi="pt_PT"/>
+        </w:rPr>
+        <w:t>דּוֹדִ֥⁠י לִ⁠י֙ וַ⁠אֲנִ֣י ל֔⁠וֹ</w:t>
+      </w:r>
+    </w:p>
+    <w:p>
+      <w:pPr/>
+      <w:r>
+        <w:rPr>
+          <w:lang w:val="pt_PT" w:bidi="pt_PT"/>
+        </w:rPr>
+      </w:r>
+      <w:r>
+        <w:rPr>
           <w:b/>
           <w:lang w:val="pt_PT" w:bidi="pt_PT"/>
         </w:rPr>
@@ -16183,6 +17667,20 @@
         <w:rPr>
           <w:lang w:val="pt_PT" w:bidi="pt_PT"/>
         </w:rPr>
+      </w:r>
+    </w:p>
+    <w:p>
+      <w:pPr/>
+      <w:r>
+        <w:rPr>
+          <w:lang w:val="pt_PT" w:bidi="pt_PT"/>
+        </w:rPr>
+      </w:r>
+      <w:r>
+        <w:rPr>
+          <w:lang w:val="pt_PT" w:bidi="pt_PT"/>
+        </w:rPr>
+        <w:t>הָ⁠רֹעֶ֖ה בַּ⁠שּׁוֹשַׁנִּֽים</w:t>
       </w:r>
     </w:p>
     <w:p>
@@ -16616,6 +18114,20 @@
       </w:r>
       <w:r>
         <w:rPr>
+          <w:lang w:val="pt_PT" w:bidi="pt_PT"/>
+        </w:rPr>
+        <w:t>וְ⁠נָ֖סוּ הַ⁠צְּלָלִ֑ים</w:t>
+      </w:r>
+    </w:p>
+    <w:p>
+      <w:pPr/>
+      <w:r>
+        <w:rPr>
+          <w:lang w:val="pt_PT" w:bidi="pt_PT"/>
+        </w:rPr>
+      </w:r>
+      <w:r>
+        <w:rPr>
           <w:b/>
           <w:lang w:val="pt_PT" w:bidi="pt_PT"/>
         </w:rPr>
@@ -16713,6 +18225,20 @@
       </w:r>
       <w:r>
         <w:rPr>
+          <w:lang w:val="pt_PT" w:bidi="pt_PT"/>
+        </w:rPr>
+        <w:t>סֹב֩ דְּמֵה־לְ⁠ךָ֨ דוֹדִ֜⁠י</w:t>
+      </w:r>
+    </w:p>
+    <w:p>
+      <w:pPr/>
+      <w:r>
+        <w:rPr>
+          <w:lang w:val="pt_PT" w:bidi="pt_PT"/>
+        </w:rPr>
+      </w:r>
+      <w:r>
+        <w:rPr>
           <w:b/>
           <w:lang w:val="pt_PT" w:bidi="pt_PT"/>
         </w:rPr>
@@ -16779,6 +18305,20 @@
         <w:rPr>
           <w:lang w:val="pt_PT" w:bidi="pt_PT"/>
         </w:rPr>
+      </w:r>
+    </w:p>
+    <w:p>
+      <w:pPr/>
+      <w:r>
+        <w:rPr>
+          <w:lang w:val="pt_PT" w:bidi="pt_PT"/>
+        </w:rPr>
+      </w:r>
+      <w:r>
+        <w:rPr>
+          <w:lang w:val="pt_PT" w:bidi="pt_PT"/>
+        </w:rPr>
+        <w:t>לִ⁠צְבִ֗י</w:t>
       </w:r>
     </w:p>
     <w:p>
@@ -17128,6 +18668,20 @@
       </w:r>
       <w:r>
         <w:rPr>
+          <w:lang w:val="pt_PT" w:bidi="pt_PT"/>
+        </w:rPr>
+        <w:t>בַּ⁠לֵּיל֔וֹת</w:t>
+      </w:r>
+    </w:p>
+    <w:p>
+      <w:pPr/>
+      <w:r>
+        <w:rPr>
+          <w:lang w:val="pt_PT" w:bidi="pt_PT"/>
+        </w:rPr>
+      </w:r>
+      <w:r>
+        <w:rPr>
           <w:b/>
           <w:lang w:val="pt_PT" w:bidi="pt_PT"/>
         </w:rPr>
@@ -17237,6 +18791,20 @@
       </w:r>
       <w:r>
         <w:rPr>
+          <w:lang w:val="pt_PT" w:bidi="pt_PT"/>
+        </w:rPr>
+        <w:t>בִּקַּ֕שְׁתִּי אֵ֥ת שֶׁ⁠אָהֲבָ֖ה נַפְשִׁ֑⁠י בִּקַּשְׁתִּ֖י⁠ו</w:t>
+      </w:r>
+    </w:p>
+    <w:p>
+      <w:pPr/>
+      <w:r>
+        <w:rPr>
+          <w:lang w:val="pt_PT" w:bidi="pt_PT"/>
+        </w:rPr>
+      </w:r>
+      <w:r>
+        <w:rPr>
           <w:b/>
           <w:lang w:val="pt_PT" w:bidi="pt_PT"/>
         </w:rPr>
@@ -17336,6 +18904,20 @@
         <w:rPr>
           <w:lang w:val="pt_PT" w:bidi="pt_PT"/>
         </w:rPr>
+      </w:r>
+    </w:p>
+    <w:p>
+      <w:pPr/>
+      <w:r>
+        <w:rPr>
+          <w:lang w:val="pt_PT" w:bidi="pt_PT"/>
+        </w:rPr>
+      </w:r>
+      <w:r>
+        <w:rPr>
+          <w:lang w:val="pt_PT" w:bidi="pt_PT"/>
+        </w:rPr>
+        <w:t>אֵ֥ת שֶׁ⁠אָהֲבָ֖ה נַפְשִׁ֑⁠י</w:t>
       </w:r>
     </w:p>
     <w:p>
@@ -17545,6 +19127,20 @@
       </w:r>
       <w:r>
         <w:rPr>
+          <w:lang w:val="pt_PT" w:bidi="pt_PT"/>
+        </w:rPr>
+        <w:t>וַ⁠אֲסוֹבְבָ֣ה בָ⁠עִ֗יר</w:t>
+      </w:r>
+    </w:p>
+    <w:p>
+      <w:pPr/>
+      <w:r>
+        <w:rPr>
+          <w:lang w:val="pt_PT" w:bidi="pt_PT"/>
+        </w:rPr>
+      </w:r>
+      <w:r>
+        <w:rPr>
           <w:b/>
           <w:lang w:val="pt_PT" w:bidi="pt_PT"/>
         </w:rPr>
@@ -17608,6 +19204,20 @@
       </w:r>
       <w:r>
         <w:rPr>
+          <w:lang w:val="pt_PT" w:bidi="pt_PT"/>
+        </w:rPr>
+        <w:t>וּ⁠בָ֣⁠רְחֹב֔וֹת</w:t>
+      </w:r>
+    </w:p>
+    <w:p>
+      <w:pPr/>
+      <w:r>
+        <w:rPr>
+          <w:lang w:val="pt_PT" w:bidi="pt_PT"/>
+        </w:rPr>
+      </w:r>
+      <w:r>
+        <w:rPr>
           <w:b/>
           <w:lang w:val="pt_PT" w:bidi="pt_PT"/>
         </w:rPr>
@@ -17704,6 +19314,20 @@
       </w:r>
       <w:r>
         <w:rPr>
+          <w:lang w:val="pt_PT" w:bidi="pt_PT"/>
+        </w:rPr>
+        <w:t>אֲבַקְשָׁ֕ה &amp; בִּקַּשְׁתִּ֖י⁠ו</w:t>
+      </w:r>
+    </w:p>
+    <w:p>
+      <w:pPr/>
+      <w:r>
+        <w:rPr>
+          <w:lang w:val="pt_PT" w:bidi="pt_PT"/>
+        </w:rPr>
+      </w:r>
+      <w:r>
+        <w:rPr>
           <w:b/>
           <w:lang w:val="pt_PT" w:bidi="pt_PT"/>
         </w:rPr>
@@ -17769,6 +19393,20 @@
         <w:rPr>
           <w:lang w:val="pt_PT" w:bidi="pt_PT"/>
         </w:rPr>
+      </w:r>
+    </w:p>
+    <w:p>
+      <w:pPr/>
+      <w:r>
+        <w:rPr>
+          <w:lang w:val="pt_PT" w:bidi="pt_PT"/>
+        </w:rPr>
+      </w:r>
+      <w:r>
+        <w:rPr>
+          <w:lang w:val="pt_PT" w:bidi="pt_PT"/>
+        </w:rPr>
+        <w:t>אֵ֥ת שֶׁ⁠אָהֲבָ֖ה נַפְשִׁ֑⁠י</w:t>
       </w:r>
     </w:p>
     <w:p>
@@ -17881,6 +19519,20 @@
       </w:r>
       <w:r>
         <w:rPr>
+          <w:lang w:val="pt_PT" w:bidi="pt_PT"/>
+        </w:rPr>
+        <w:t>הַ⁠שֹּׁ֣מְרִ֔ים</w:t>
+      </w:r>
+    </w:p>
+    <w:p>
+      <w:pPr/>
+      <w:r>
+        <w:rPr>
+          <w:lang w:val="pt_PT" w:bidi="pt_PT"/>
+        </w:rPr>
+      </w:r>
+      <w:r>
+        <w:rPr>
           <w:b/>
           <w:lang w:val="pt_PT" w:bidi="pt_PT"/>
         </w:rPr>
@@ -18062,6 +19714,20 @@
         <w:rPr>
           <w:lang w:val="pt_PT" w:bidi="pt_PT"/>
         </w:rPr>
+      </w:r>
+    </w:p>
+    <w:p>
+      <w:pPr/>
+      <w:r>
+        <w:rPr>
+          <w:lang w:val="pt_PT" w:bidi="pt_PT"/>
+        </w:rPr>
+      </w:r>
+      <w:r>
+        <w:rPr>
+          <w:lang w:val="pt_PT" w:bidi="pt_PT"/>
+        </w:rPr>
+        <w:t>אֵ֛ת שֶׁ⁠אָהֲבָ֥ה נַפְשִׁ֖⁠י</w:t>
       </w:r>
     </w:p>
     <w:p>
@@ -18174,6 +19840,20 @@
       </w:r>
       <w:r>
         <w:rPr>
+          <w:lang w:val="pt_PT" w:bidi="pt_PT"/>
+        </w:rPr>
+        <w:t>אֵ֛ת שֶׁ⁠אָהֲבָ֥ה נַפְשִׁ֖⁠י רְאִיתֶֽם</w:t>
+      </w:r>
+    </w:p>
+    <w:p>
+      <w:pPr/>
+      <w:r>
+        <w:rPr>
+          <w:lang w:val="pt_PT" w:bidi="pt_PT"/>
+        </w:rPr>
+      </w:r>
+      <w:r>
+        <w:rPr>
           <w:b/>
           <w:lang w:val="pt_PT" w:bidi="pt_PT"/>
         </w:rPr>
@@ -18237,6 +19917,20 @@
       </w:r>
       <w:r>
         <w:rPr>
+          <w:lang w:val="pt_PT" w:bidi="pt_PT"/>
+        </w:rPr>
+        <w:t>כִּ⁠מְעַט֙</w:t>
+      </w:r>
+    </w:p>
+    <w:p>
+      <w:pPr/>
+      <w:r>
+        <w:rPr>
+          <w:lang w:val="pt_PT" w:bidi="pt_PT"/>
+        </w:rPr>
+      </w:r>
+      <w:r>
+        <w:rPr>
           <w:b/>
           <w:lang w:val="pt_PT" w:bidi="pt_PT"/>
         </w:rPr>
@@ -18289,6 +19983,20 @@
         <w:rPr>
           <w:lang w:val="pt_PT" w:bidi="pt_PT"/>
         </w:rPr>
+      </w:r>
+    </w:p>
+    <w:p>
+      <w:pPr/>
+      <w:r>
+        <w:rPr>
+          <w:lang w:val="pt_PT" w:bidi="pt_PT"/>
+        </w:rPr>
+      </w:r>
+      <w:r>
+        <w:rPr>
+          <w:lang w:val="pt_PT" w:bidi="pt_PT"/>
+        </w:rPr>
+        <w:t>אֵ֥ת שֶׁ⁠אָהֲבָ֖ה נַפְשִׁ֑⁠י</w:t>
       </w:r>
     </w:p>
     <w:p>
@@ -18401,6 +20109,20 @@
       </w:r>
       <w:r>
         <w:rPr>
+          <w:lang w:val="pt_PT" w:bidi="pt_PT"/>
+        </w:rPr>
+        <w:t>שֶׁ֤⁠הֲבֵיאתִי⁠ו֙</w:t>
+      </w:r>
+    </w:p>
+    <w:p>
+      <w:pPr/>
+      <w:r>
+        <w:rPr>
+          <w:lang w:val="pt_PT" w:bidi="pt_PT"/>
+        </w:rPr>
+      </w:r>
+      <w:r>
+        <w:rPr>
           <w:b/>
           <w:lang w:val="pt_PT" w:bidi="pt_PT"/>
         </w:rPr>
@@ -18473,6 +20195,20 @@
         <w:rPr>
           <w:lang w:val="pt_PT" w:bidi="pt_PT"/>
         </w:rPr>
+      </w:r>
+    </w:p>
+    <w:p>
+      <w:pPr/>
+      <w:r>
+        <w:rPr>
+          <w:lang w:val="pt_PT" w:bidi="pt_PT"/>
+        </w:rPr>
+      </w:r>
+      <w:r>
+        <w:rPr>
+          <w:lang w:val="pt_PT" w:bidi="pt_PT"/>
+        </w:rPr>
+        <w:t>שֶׁ֤⁠הֲבֵיאתִי⁠ו֙ אֶל־בֵּ֣ית אִמִּ֔⁠י וְ⁠אֶל־חֶ֖דֶר הוֹרָתִֽ⁠י</w:t>
       </w:r>
     </w:p>
     <w:p>
@@ -18696,6 +20432,20 @@
       </w:r>
       <w:r>
         <w:rPr>
+          <w:lang w:val="pt_PT" w:bidi="pt_PT"/>
+        </w:rPr>
+        <w:t>מִ֣י זֹ֗את עֹלָה֙ מִן־הַ⁠מִּדְבָּ֔ר כְּ⁠תִֽימֲר֖וֹת עָשָׁ֑ן מְקֻטֶּ֤רֶת מוֹר֙ וּ⁠לְבוֹנָ֔ה מִ⁠כֹּ֖ל אַבְקַ֥ת רוֹכֵֽל</w:t>
+      </w:r>
+    </w:p>
+    <w:p>
+      <w:pPr/>
+      <w:r>
+        <w:rPr>
+          <w:lang w:val="pt_PT" w:bidi="pt_PT"/>
+        </w:rPr>
+      </w:r>
+      <w:r>
+        <w:rPr>
           <w:b/>
           <w:lang w:val="pt_PT" w:bidi="pt_PT"/>
         </w:rPr>
@@ -18806,6 +20556,20 @@
       </w:r>
       <w:r>
         <w:rPr>
+          <w:lang w:val="pt_PT" w:bidi="pt_PT"/>
+        </w:rPr>
+        <w:t>זֹ֗את עֹלָה֙ מִן־הַ⁠מִּדְבָּ֔ר</w:t>
+      </w:r>
+    </w:p>
+    <w:p>
+      <w:pPr/>
+      <w:r>
+        <w:rPr>
+          <w:lang w:val="pt_PT" w:bidi="pt_PT"/>
+        </w:rPr>
+      </w:r>
+      <w:r>
+        <w:rPr>
           <w:b/>
           <w:lang w:val="pt_PT" w:bidi="pt_PT"/>
         </w:rPr>
@@ -19038,6 +20802,20 @@
       </w:r>
       <w:r>
         <w:rPr>
+          <w:lang w:val="pt_PT" w:bidi="pt_PT"/>
+        </w:rPr>
+        <w:t>עֹלָה֙</w:t>
+      </w:r>
+    </w:p>
+    <w:p>
+      <w:pPr/>
+      <w:r>
+        <w:rPr>
+          <w:lang w:val="pt_PT" w:bidi="pt_PT"/>
+        </w:rPr>
+      </w:r>
+      <w:r>
+        <w:rPr>
           <w:b/>
           <w:lang w:val="pt_PT" w:bidi="pt_PT"/>
         </w:rPr>
@@ -19134,6 +20912,20 @@
       </w:r>
       <w:r>
         <w:rPr>
+          <w:lang w:val="pt_PT" w:bidi="pt_PT"/>
+        </w:rPr>
+        <w:t>כְּ⁠תִֽימֲר֖וֹת עָשָׁ֑ן מְקֻטֶּ֤רֶת מוֹר֙ וּ⁠לְבוֹנָ֔ה</w:t>
+      </w:r>
+    </w:p>
+    <w:p>
+      <w:pPr/>
+      <w:r>
+        <w:rPr>
+          <w:lang w:val="pt_PT" w:bidi="pt_PT"/>
+        </w:rPr>
+      </w:r>
+      <w:r>
+        <w:rPr>
           <w:b/>
           <w:lang w:val="pt_PT" w:bidi="pt_PT"/>
         </w:rPr>
@@ -19244,6 +21036,20 @@
       </w:r>
       <w:r>
         <w:rPr>
+          <w:lang w:val="pt_PT" w:bidi="pt_PT"/>
+        </w:rPr>
+        <w:t>כְּ⁠תִֽימֲר֖וֹת עָשָׁ֑ן מְקֻטֶּ֤רֶת מוֹר֙ וּ⁠לְבוֹנָ֔ה</w:t>
+      </w:r>
+    </w:p>
+    <w:p>
+      <w:pPr/>
+      <w:r>
+        <w:rPr>
+          <w:lang w:val="pt_PT" w:bidi="pt_PT"/>
+        </w:rPr>
+      </w:r>
+      <w:r>
+        <w:rPr>
           <w:b/>
           <w:lang w:val="pt_PT" w:bidi="pt_PT"/>
         </w:rPr>
@@ -19366,6 +21172,20 @@
       </w:r>
       <w:r>
         <w:rPr>
+          <w:lang w:val="pt_PT" w:bidi="pt_PT"/>
+        </w:rPr>
+        <w:t>מְקֻטֶּ֤רֶת</w:t>
+      </w:r>
+    </w:p>
+    <w:p>
+      <w:pPr/>
+      <w:r>
+        <w:rPr>
+          <w:lang w:val="pt_PT" w:bidi="pt_PT"/>
+        </w:rPr>
+      </w:r>
+      <w:r>
+        <w:rPr>
           <w:b/>
           <w:lang w:val="pt_PT" w:bidi="pt_PT"/>
         </w:rPr>
@@ -19449,6 +21269,20 @@
       </w:r>
       <w:r>
         <w:rPr>
+          <w:lang w:val="pt_PT" w:bidi="pt_PT"/>
+        </w:rPr>
+        <w:t>מוֹר֙</w:t>
+      </w:r>
+    </w:p>
+    <w:p>
+      <w:pPr/>
+      <w:r>
+        <w:rPr>
+          <w:lang w:val="pt_PT" w:bidi="pt_PT"/>
+        </w:rPr>
+      </w:r>
+      <w:r>
+        <w:rPr>
           <w:b/>
           <w:lang w:val="pt_PT" w:bidi="pt_PT"/>
         </w:rPr>
@@ -19512,6 +21346,20 @@
       </w:r>
       <w:r>
         <w:rPr>
+          <w:lang w:val="pt_PT" w:bidi="pt_PT"/>
+        </w:rPr>
+        <w:t>מִ⁠כֹּ֖ל אַבְקַ֥ת רוֹכֵֽל</w:t>
+      </w:r>
+    </w:p>
+    <w:p>
+      <w:pPr/>
+      <w:r>
+        <w:rPr>
+          <w:lang w:val="pt_PT" w:bidi="pt_PT"/>
+        </w:rPr>
+      </w:r>
+      <w:r>
+        <w:rPr>
           <w:b/>
           <w:lang w:val="pt_PT" w:bidi="pt_PT"/>
         </w:rPr>
@@ -19777,6 +21625,20 @@
       </w:r>
       <w:r>
         <w:rPr>
+          <w:lang w:val="pt_PT" w:bidi="pt_PT"/>
+        </w:rPr>
+        <w:t>מִטָּת⁠וֹ֙</w:t>
+      </w:r>
+    </w:p>
+    <w:p>
+      <w:pPr/>
+      <w:r>
+        <w:rPr>
+          <w:lang w:val="pt_PT" w:bidi="pt_PT"/>
+        </w:rPr>
+      </w:r>
+      <w:r>
+        <w:rPr>
           <w:b/>
           <w:lang w:val="pt_PT" w:bidi="pt_PT"/>
         </w:rPr>
@@ -19886,6 +21748,20 @@
       </w:r>
       <w:r>
         <w:rPr>
+          <w:lang w:val="pt_PT" w:bidi="pt_PT"/>
+        </w:rPr>
+        <w:t>מִטָּת⁠וֹ֙ שֶׁ⁠לִּ⁠שְׁלֹמֹ֔ה</w:t>
+      </w:r>
+    </w:p>
+    <w:p>
+      <w:pPr/>
+      <w:r>
+        <w:rPr>
+          <w:lang w:val="pt_PT" w:bidi="pt_PT"/>
+        </w:rPr>
+      </w:r>
+      <w:r>
+        <w:rPr>
           <w:b/>
           <w:lang w:val="pt_PT" w:bidi="pt_PT"/>
         </w:rPr>
@@ -20034,6 +21910,20 @@
       </w:r>
       <w:r>
         <w:rPr>
+          <w:lang w:val="pt_PT" w:bidi="pt_PT"/>
+        </w:rPr>
+        <w:t>מְלֻמְּדֵ֖י מִלְחָמָ֑ה</w:t>
+      </w:r>
+    </w:p>
+    <w:p>
+      <w:pPr/>
+      <w:r>
+        <w:rPr>
+          <w:lang w:val="pt_PT" w:bidi="pt_PT"/>
+        </w:rPr>
+      </w:r>
+      <w:r>
+        <w:rPr>
           <w:b/>
           <w:lang w:val="pt_PT" w:bidi="pt_PT"/>
         </w:rPr>
@@ -20097,6 +21987,20 @@
       </w:r>
       <w:r>
         <w:rPr>
+          <w:lang w:val="pt_PT" w:bidi="pt_PT"/>
+        </w:rPr>
+        <w:t>אִ֤ישׁ חַרְבּ⁠וֹ֙ עַל־יְרֵכ֔⁠וֹ מִ⁠פַּ֖חַד בַּ⁠לֵּילּֽוֹת</w:t>
+      </w:r>
+    </w:p>
+    <w:p>
+      <w:pPr/>
+      <w:r>
+        <w:rPr>
+          <w:lang w:val="pt_PT" w:bidi="pt_PT"/>
+        </w:rPr>
+      </w:r>
+      <w:r>
+        <w:rPr>
           <w:b/>
           <w:lang w:val="pt_PT" w:bidi="pt_PT"/>
         </w:rPr>
@@ -20318,6 +22222,20 @@
         <w:rPr>
           <w:lang w:val="pt_PT" w:bidi="pt_PT"/>
         </w:rPr>
+      </w:r>
+    </w:p>
+    <w:p>
+      <w:pPr/>
+      <w:r>
+        <w:rPr>
+          <w:lang w:val="pt_PT" w:bidi="pt_PT"/>
+        </w:rPr>
+      </w:r>
+      <w:r>
+        <w:rPr>
+          <w:lang w:val="pt_PT" w:bidi="pt_PT"/>
+        </w:rPr>
+        <w:t>אַפִּרְי֗וֹן</w:t>
       </w:r>
     </w:p>
     <w:p>
@@ -20500,6 +22418,20 @@
       </w:r>
       <w:r>
         <w:rPr>
+          <w:lang w:val="pt_PT" w:bidi="pt_PT"/>
+        </w:rPr>
+        <w:t>אַפִּרְי֗וֹן עָ֤שָׂה ל⁠וֹ֙ הַ⁠מֶּ֣לֶךְ שְׁלֹמֹ֔ה מֵ⁠עֲצֵ֖י הַ⁠לְּבָנֽוֹן</w:t>
+      </w:r>
+    </w:p>
+    <w:p>
+      <w:pPr/>
+      <w:r>
+        <w:rPr>
+          <w:lang w:val="pt_PT" w:bidi="pt_PT"/>
+        </w:rPr>
+      </w:r>
+      <w:r>
+        <w:rPr>
           <w:b/>
           <w:lang w:val="pt_PT" w:bidi="pt_PT"/>
         </w:rPr>
@@ -20660,6 +22592,20 @@
       </w:r>
       <w:r>
         <w:rPr>
+          <w:lang w:val="pt_PT" w:bidi="pt_PT"/>
+        </w:rPr>
+        <w:t>אַפִּרְי֗וֹן עָ֤שָׂה ל⁠וֹ֙ &amp; עַמּוּדָי⁠ו֙ עָ֣שָׂה כֶ֔סֶף</w:t>
+      </w:r>
+    </w:p>
+    <w:p>
+      <w:pPr/>
+      <w:r>
+        <w:rPr>
+          <w:lang w:val="pt_PT" w:bidi="pt_PT"/>
+        </w:rPr>
+      </w:r>
+      <w:r>
+        <w:rPr>
           <w:b/>
           <w:lang w:val="pt_PT" w:bidi="pt_PT"/>
         </w:rPr>
@@ -21036,6 +22982,20 @@
       </w:r>
       <w:r>
         <w:rPr>
+          <w:lang w:val="pt_PT" w:bidi="pt_PT"/>
+        </w:rPr>
+        <w:t>מֶרְכָּב֖⁠וֹ אַרְגָּמָ֑ן</w:t>
+      </w:r>
+    </w:p>
+    <w:p>
+      <w:pPr/>
+      <w:r>
+        <w:rPr>
+          <w:lang w:val="pt_PT" w:bidi="pt_PT"/>
+        </w:rPr>
+      </w:r>
+      <w:r>
+        <w:rPr>
           <w:b/>
           <w:lang w:val="pt_PT" w:bidi="pt_PT"/>
         </w:rPr>
@@ -21113,6 +23073,20 @@
       </w:r>
       <w:r>
         <w:rPr>
+          <w:lang w:val="pt_PT" w:bidi="pt_PT"/>
+        </w:rPr>
+        <w:t>תּוֹכ⁠וֹ֙ רָצ֣וּף אַהֲבָ֔ה מִ⁠בְּנ֖וֹת יְרוּשָׁלִָֽם</w:t>
+      </w:r>
+    </w:p>
+    <w:p>
+      <w:pPr/>
+      <w:r>
+        <w:rPr>
+          <w:lang w:val="pt_PT" w:bidi="pt_PT"/>
+        </w:rPr>
+      </w:r>
+      <w:r>
+        <w:rPr>
           <w:b/>
           <w:lang w:val="pt_PT" w:bidi="pt_PT"/>
         </w:rPr>
@@ -21281,6 +23255,20 @@
         <w:rPr>
           <w:lang w:val="pt_PT" w:bidi="pt_PT"/>
         </w:rPr>
+      </w:r>
+    </w:p>
+    <w:p>
+      <w:pPr/>
+      <w:r>
+        <w:rPr>
+          <w:lang w:val="pt_PT" w:bidi="pt_PT"/>
+        </w:rPr>
+      </w:r>
+      <w:r>
+        <w:rPr>
+          <w:lang w:val="pt_PT" w:bidi="pt_PT"/>
+        </w:rPr>
+        <w:t>תּוֹכ⁠וֹ֙ רָצ֣וּף אַהֲבָ֔ה מִ⁠בְּנ֖וֹת יְרוּשָׁלִָֽם</w:t>
       </w:r>
     </w:p>
     <w:p>
@@ -21469,6 +23457,20 @@
       </w:r>
       <w:r>
         <w:rPr>
+          <w:lang w:val="pt_PT" w:bidi="pt_PT"/>
+        </w:rPr>
+        <w:t>צְאֶ֧ינָה</w:t>
+      </w:r>
+    </w:p>
+    <w:p>
+      <w:pPr/>
+      <w:r>
+        <w:rPr>
+          <w:lang w:val="pt_PT" w:bidi="pt_PT"/>
+        </w:rPr>
+      </w:r>
+      <w:r>
+        <w:rPr>
           <w:b/>
           <w:lang w:val="pt_PT" w:bidi="pt_PT"/>
         </w:rPr>
@@ -21554,6 +23556,20 @@
         <w:rPr>
           <w:lang w:val="pt_PT" w:bidi="pt_PT"/>
         </w:rPr>
+      </w:r>
+    </w:p>
+    <w:p>
+      <w:pPr/>
+      <w:r>
+        <w:rPr>
+          <w:lang w:val="pt_PT" w:bidi="pt_PT"/>
+        </w:rPr>
+      </w:r>
+      <w:r>
+        <w:rPr>
+          <w:lang w:val="pt_PT" w:bidi="pt_PT"/>
+        </w:rPr>
+        <w:t>בְּנ֥וֹת צִיּ֖וֹן</w:t>
       </w:r>
     </w:p>
     <w:p>
@@ -21708,6 +23724,20 @@
       </w:r>
       <w:r>
         <w:rPr>
+          <w:lang w:val="pt_PT" w:bidi="pt_PT"/>
+        </w:rPr>
+        <w:t>בְּ⁠י֣וֹם חֲתֻנָּת֔⁠וֹ וּ⁠בְ⁠י֖וֹם שִׂמְחַ֥ת לִבּֽ⁠וֹ</w:t>
+      </w:r>
+    </w:p>
+    <w:p>
+      <w:pPr/>
+      <w:r>
+        <w:rPr>
+          <w:lang w:val="pt_PT" w:bidi="pt_PT"/>
+        </w:rPr>
+      </w:r>
+      <w:r>
+        <w:rPr>
           <w:b/>
           <w:lang w:val="pt_PT" w:bidi="pt_PT"/>
         </w:rPr>
@@ -21780,6 +23810,20 @@
         <w:rPr>
           <w:lang w:val="pt_PT" w:bidi="pt_PT"/>
         </w:rPr>
+      </w:r>
+    </w:p>
+    <w:p>
+      <w:pPr/>
+      <w:r>
+        <w:rPr>
+          <w:lang w:val="pt_PT" w:bidi="pt_PT"/>
+        </w:rPr>
+      </w:r>
+      <w:r>
+        <w:rPr>
+          <w:lang w:val="pt_PT" w:bidi="pt_PT"/>
+        </w:rPr>
+        <w:t>וּ⁠בְ⁠י֖וֹם שִׂמְחַ֥ת לִבּֽ⁠וֹ</w:t>
       </w:r>
     </w:p>
     <w:p>
@@ -22238,6 +24282,20 @@
       </w:r>
       <w:r>
         <w:rPr>
+          <w:lang w:val="pt_PT" w:bidi="pt_PT"/>
+        </w:rPr>
+        <w:t>שַׂעְרֵ⁠ךְ֙ כְּ⁠עֵ֣דֶר הָֽ⁠עִזִּ֔ים שֶׁ⁠גָּלְשׁ֖וּ מֵ⁠הַ֥ר גִּלְעָֽד</w:t>
+      </w:r>
+    </w:p>
+    <w:p>
+      <w:pPr/>
+      <w:r>
+        <w:rPr>
+          <w:lang w:val="pt_PT" w:bidi="pt_PT"/>
+        </w:rPr>
+      </w:r>
+      <w:r>
+        <w:rPr>
           <w:b/>
           <w:lang w:val="pt_PT" w:bidi="pt_PT"/>
         </w:rPr>
@@ -22471,6 +24529,20 @@
       </w:r>
       <w:r>
         <w:rPr>
+          <w:lang w:val="pt_PT" w:bidi="pt_PT"/>
+        </w:rPr>
+        <w:t>הַ⁠קְּצוּב֔וֹת</w:t>
+      </w:r>
+    </w:p>
+    <w:p>
+      <w:pPr/>
+      <w:r>
+        <w:rPr>
+          <w:lang w:val="pt_PT" w:bidi="pt_PT"/>
+        </w:rPr>
+      </w:r>
+      <w:r>
+        <w:rPr>
           <w:b/>
           <w:lang w:val="pt_PT" w:bidi="pt_PT"/>
         </w:rPr>
@@ -22568,6 +24640,20 @@
       </w:r>
       <w:r>
         <w:rPr>
+          <w:lang w:val="pt_PT" w:bidi="pt_PT"/>
+        </w:rPr>
+        <w:t>מַתְאִימ֔וֹת</w:t>
+      </w:r>
+    </w:p>
+    <w:p>
+      <w:pPr/>
+      <w:r>
+        <w:rPr>
+          <w:lang w:val="pt_PT" w:bidi="pt_PT"/>
+        </w:rPr>
+      </w:r>
+      <w:r>
+        <w:rPr>
           <w:b/>
           <w:lang w:val="pt_PT" w:bidi="pt_PT"/>
         </w:rPr>
@@ -22775,6 +24861,20 @@
       </w:r>
       <w:r>
         <w:rPr>
+          <w:lang w:val="pt_PT" w:bidi="pt_PT"/>
+        </w:rPr>
+        <w:t>וְ⁠שַׁכֻּלָ֖ה אֵ֥ין בָּ⁠הֶֽם</w:t>
+      </w:r>
+    </w:p>
+    <w:p>
+      <w:pPr/>
+      <w:r>
+        <w:rPr>
+          <w:lang w:val="pt_PT" w:bidi="pt_PT"/>
+        </w:rPr>
+      </w:r>
+      <w:r>
+        <w:rPr>
           <w:b/>
           <w:lang w:val="pt_PT" w:bidi="pt_PT"/>
         </w:rPr>
@@ -22949,6 +25049,20 @@
       </w:r>
       <w:r>
         <w:rPr>
+          <w:lang w:val="pt_PT" w:bidi="pt_PT"/>
+        </w:rPr>
+        <w:t>כְּ⁠פֶ֤לַח הָֽ⁠רִמּוֹן֙ רַקָּתֵ֔⁠ךְ</w:t>
+      </w:r>
+    </w:p>
+    <w:p>
+      <w:pPr/>
+      <w:r>
+        <w:rPr>
+          <w:lang w:val="pt_PT" w:bidi="pt_PT"/>
+        </w:rPr>
+      </w:r>
+      <w:r>
+        <w:rPr>
           <w:b/>
           <w:lang w:val="pt_PT" w:bidi="pt_PT"/>
         </w:rPr>
@@ -23034,6 +25148,20 @@
         <w:rPr>
           <w:lang w:val="pt_PT" w:bidi="pt_PT"/>
         </w:rPr>
+      </w:r>
+    </w:p>
+    <w:p>
+      <w:pPr/>
+      <w:r>
+        <w:rPr>
+          <w:lang w:val="pt_PT" w:bidi="pt_PT"/>
+        </w:rPr>
+      </w:r>
+      <w:r>
+        <w:rPr>
+          <w:lang w:val="pt_PT" w:bidi="pt_PT"/>
+        </w:rPr>
+        <w:t>כְּ⁠פֶ֤לַח הָֽ⁠רִמּוֹן֙ רַקָּתֵ֔⁠ךְ</w:t>
       </w:r>
     </w:p>
     <w:p>
@@ -23249,6 +25377,20 @@
       </w:r>
       <w:r>
         <w:rPr>
+          <w:lang w:val="pt_PT" w:bidi="pt_PT"/>
+        </w:rPr>
+        <w:t>כְּ⁠מִגְדַּ֤ל דָּוִיד֙ צַוָּארֵ֔⁠ךְ בָּנ֖וּי לְ⁠תַלְפִּיּ֑וֹת</w:t>
+      </w:r>
+    </w:p>
+    <w:p>
+      <w:pPr/>
+      <w:r>
+        <w:rPr>
+          <w:lang w:val="pt_PT" w:bidi="pt_PT"/>
+        </w:rPr>
+      </w:r>
+      <w:r>
+        <w:rPr>
           <w:b/>
           <w:lang w:val="pt_PT" w:bidi="pt_PT"/>
         </w:rPr>
@@ -23372,6 +25514,20 @@
       </w:r>
       <w:r>
         <w:rPr>
+          <w:lang w:val="pt_PT" w:bidi="pt_PT"/>
+        </w:rPr>
+        <w:t>כְּ⁠מִגְדַּ֤ל דָּוִיד֙</w:t>
+      </w:r>
+    </w:p>
+    <w:p>
+      <w:pPr/>
+      <w:r>
+        <w:rPr>
+          <w:lang w:val="pt_PT" w:bidi="pt_PT"/>
+        </w:rPr>
+      </w:r>
+      <w:r>
+        <w:rPr>
           <w:b/>
           <w:lang w:val="pt_PT" w:bidi="pt_PT"/>
         </w:rPr>
@@ -23468,6 +25624,20 @@
       </w:r>
       <w:r>
         <w:rPr>
+          <w:lang w:val="pt_PT" w:bidi="pt_PT"/>
+        </w:rPr>
+        <w:t>כְּ⁠מִגְדַּ֤ל דָּוִיד֙ צַוָּארֵ֔⁠ךְ בָּנ֖וּי לְ⁠תַלְפִּיּ֑וֹת</w:t>
+      </w:r>
+    </w:p>
+    <w:p>
+      <w:pPr/>
+      <w:r>
+        <w:rPr>
+          <w:lang w:val="pt_PT" w:bidi="pt_PT"/>
+        </w:rPr>
+      </w:r>
+      <w:r>
+        <w:rPr>
           <w:b/>
           <w:lang w:val="pt_PT" w:bidi="pt_PT"/>
         </w:rPr>
@@ -23551,6 +25721,20 @@
       </w:r>
       <w:r>
         <w:rPr>
+          <w:lang w:val="pt_PT" w:bidi="pt_PT"/>
+        </w:rPr>
+        <w:t>בָּנ֖וּי לְ⁠תַלְפִּיּ֑וֹת</w:t>
+      </w:r>
+    </w:p>
+    <w:p>
+      <w:pPr/>
+      <w:r>
+        <w:rPr>
+          <w:lang w:val="pt_PT" w:bidi="pt_PT"/>
+        </w:rPr>
+      </w:r>
+      <w:r>
+        <w:rPr>
           <w:b/>
           <w:lang w:val="pt_PT" w:bidi="pt_PT"/>
         </w:rPr>
@@ -23628,6 +25812,20 @@
       </w:r>
       <w:r>
         <w:rPr>
+          <w:lang w:val="pt_PT" w:bidi="pt_PT"/>
+        </w:rPr>
+        <w:t>אֶ֤לֶף הַ⁠מָּגֵן֙ תָּל֣וּי עָלָ֔י⁠ו כֹּ֖ל שִׁלְטֵ֥י הַ⁠גִּבּוֹרִֽים</w:t>
+      </w:r>
+    </w:p>
+    <w:p>
+      <w:pPr/>
+      <w:r>
+        <w:rPr>
+          <w:lang w:val="pt_PT" w:bidi="pt_PT"/>
+        </w:rPr>
+      </w:r>
+      <w:r>
+        <w:rPr>
           <w:b/>
           <w:lang w:val="pt_PT" w:bidi="pt_PT"/>
         </w:rPr>
@@ -23764,6 +25962,20 @@
       </w:r>
       <w:r>
         <w:rPr>
+          <w:lang w:val="pt_PT" w:bidi="pt_PT"/>
+        </w:rPr>
+        <w:t>אֶ֤לֶף</w:t>
+      </w:r>
+    </w:p>
+    <w:p>
+      <w:pPr/>
+      <w:r>
+        <w:rPr>
+          <w:lang w:val="pt_PT" w:bidi="pt_PT"/>
+        </w:rPr>
+      </w:r>
+      <w:r>
+        <w:rPr>
           <w:b/>
           <w:lang w:val="pt_PT" w:bidi="pt_PT"/>
         </w:rPr>
@@ -23849,6 +26061,20 @@
         <w:rPr>
           <w:lang w:val="pt_PT" w:bidi="pt_PT"/>
         </w:rPr>
+      </w:r>
+    </w:p>
+    <w:p>
+      <w:pPr/>
+      <w:r>
+        <w:rPr>
+          <w:lang w:val="pt_PT" w:bidi="pt_PT"/>
+        </w:rPr>
+      </w:r>
+      <w:r>
+        <w:rPr>
+          <w:lang w:val="pt_PT" w:bidi="pt_PT"/>
+        </w:rPr>
+        <w:t>אֶ֤לֶף הַ⁠מָּגֵן֙ תָּל֣וּי עָלָ֔י⁠ו כֹּ֖ל שִׁלְטֵ֥י הַ⁠גִּבּוֹרִֽים</w:t>
       </w:r>
     </w:p>
     <w:p>
@@ -24361,6 +26587,20 @@
       </w:r>
       <w:r>
         <w:rPr>
+          <w:lang w:val="pt_PT" w:bidi="pt_PT"/>
+        </w:rPr>
+        <w:t>עַ֤ד שֶׁ⁠יָּפ֨וּחַ֙ הַ⁠יּ֔וֹם וְ⁠נָ֖סוּ הַ⁠צְּלָלִ֑ים</w:t>
+      </w:r>
+    </w:p>
+    <w:p>
+      <w:pPr/>
+      <w:r>
+        <w:rPr>
+          <w:lang w:val="pt_PT" w:bidi="pt_PT"/>
+        </w:rPr>
+      </w:r>
+      <w:r>
+        <w:rPr>
           <w:b/>
           <w:lang w:val="pt_PT" w:bidi="pt_PT"/>
         </w:rPr>
@@ -24489,6 +26729,20 @@
       </w:r>
       <w:r>
         <w:rPr>
+          <w:lang w:val="pt_PT" w:bidi="pt_PT"/>
+        </w:rPr>
+        <w:t>אֵ֤לֶךְ לִ⁠י֙</w:t>
+      </w:r>
+    </w:p>
+    <w:p>
+      <w:pPr/>
+      <w:r>
+        <w:rPr>
+          <w:lang w:val="pt_PT" w:bidi="pt_PT"/>
+        </w:rPr>
+      </w:r>
+      <w:r>
+        <w:rPr>
           <w:b/>
           <w:lang w:val="pt_PT" w:bidi="pt_PT"/>
         </w:rPr>
@@ -24822,6 +27076,20 @@
       </w:r>
       <w:r>
         <w:rPr>
+          <w:lang w:val="pt_PT" w:bidi="pt_PT"/>
+        </w:rPr>
+        <w:t>כֻּלָּ֤⁠ךְ יָפָה֙</w:t>
+      </w:r>
+    </w:p>
+    <w:p>
+      <w:pPr/>
+      <w:r>
+        <w:rPr>
+          <w:lang w:val="pt_PT" w:bidi="pt_PT"/>
+        </w:rPr>
+      </w:r>
+      <w:r>
+        <w:rPr>
           <w:b/>
           <w:lang w:val="pt_PT" w:bidi="pt_PT"/>
         </w:rPr>
@@ -24996,6 +27264,20 @@
       </w:r>
       <w:r>
         <w:rPr>
+          <w:lang w:val="pt_PT" w:bidi="pt_PT"/>
+        </w:rPr>
+        <w:t>אִתִּ֤⁠י &amp; תָּב֑וֹאִי</w:t>
+      </w:r>
+    </w:p>
+    <w:p>
+      <w:pPr/>
+      <w:r>
+        <w:rPr>
+          <w:lang w:val="pt_PT" w:bidi="pt_PT"/>
+        </w:rPr>
+      </w:r>
+      <w:r>
+        <w:rPr>
           <w:b/>
           <w:lang w:val="pt_PT" w:bidi="pt_PT"/>
         </w:rPr>
@@ -25310,6 +27592,20 @@
       </w:r>
       <w:r>
         <w:rPr>
+          <w:lang w:val="pt_PT" w:bidi="pt_PT"/>
+        </w:rPr>
+        <w:t>מִ⁠מְּעֹנ֣וֹת אֲרָי֔וֹת מֵֽ⁠הַרְרֵ֖י נְמֵרִֽים</w:t>
+      </w:r>
+    </w:p>
+    <w:p>
+      <w:pPr/>
+      <w:r>
+        <w:rPr>
+          <w:lang w:val="pt_PT" w:bidi="pt_PT"/>
+        </w:rPr>
+      </w:r>
+      <w:r>
+        <w:rPr>
           <w:b/>
           <w:lang w:val="pt_PT" w:bidi="pt_PT"/>
         </w:rPr>
@@ -25407,6 +27703,20 @@
       </w:r>
       <w:r>
         <w:rPr>
+          <w:lang w:val="pt_PT" w:bidi="pt_PT"/>
+        </w:rPr>
+        <w:t>לִבַּבְתִּ֖⁠נִי אֲחֹתִ֣⁠י כַלָּ֑ה לִבַּבְתִּ֨י⁠נִי֙</w:t>
+      </w:r>
+    </w:p>
+    <w:p>
+      <w:pPr/>
+      <w:r>
+        <w:rPr>
+          <w:lang w:val="pt_PT" w:bidi="pt_PT"/>
+        </w:rPr>
+      </w:r>
+      <w:r>
+        <w:rPr>
           <w:b/>
           <w:lang w:val="pt_PT" w:bidi="pt_PT"/>
         </w:rPr>
@@ -25517,6 +27827,20 @@
       </w:r>
       <w:r>
         <w:rPr>
+          <w:lang w:val="pt_PT" w:bidi="pt_PT"/>
+        </w:rPr>
+        <w:t>לִבַּבְתִּ֖⁠נִי &amp; לִבַּבְתִּ֨י⁠נִי֙</w:t>
+      </w:r>
+    </w:p>
+    <w:p>
+      <w:pPr/>
+      <w:r>
+        <w:rPr>
+          <w:lang w:val="pt_PT" w:bidi="pt_PT"/>
+        </w:rPr>
+      </w:r>
+      <w:r>
+        <w:rPr>
           <w:b/>
           <w:lang w:val="pt_PT" w:bidi="pt_PT"/>
         </w:rPr>
@@ -25764,6 +28088,20 @@
         <w:rPr>
           <w:lang w:val="pt_PT" w:bidi="pt_PT"/>
         </w:rPr>
+      </w:r>
+    </w:p>
+    <w:p>
+      <w:pPr/>
+      <w:r>
+        <w:rPr>
+          <w:lang w:val="pt_PT" w:bidi="pt_PT"/>
+        </w:rPr>
+      </w:r>
+      <w:r>
+        <w:rPr>
+          <w:lang w:val="pt_PT" w:bidi="pt_PT"/>
+        </w:rPr>
+        <w:t>מַה &amp; מַה</w:t>
       </w:r>
     </w:p>
     <w:p>
@@ -25992,6 +28330,20 @@
       </w:r>
       <w:r>
         <w:rPr>
+          <w:lang w:val="pt_PT" w:bidi="pt_PT"/>
+        </w:rPr>
+        <w:t>מַה־יָּפ֥וּ דֹדַ֖יִ⁠ךְ אֲחֹתִ֣⁠י כַלָּ֑ה מַה־טֹּ֤בוּ דֹדַ֨יִ⁠ךְ֙ מִ⁠יַּ֔יִן</w:t>
+      </w:r>
+    </w:p>
+    <w:p>
+      <w:pPr/>
+      <w:r>
+        <w:rPr>
+          <w:lang w:val="pt_PT" w:bidi="pt_PT"/>
+        </w:rPr>
+      </w:r>
+      <w:r>
+        <w:rPr>
           <w:b/>
           <w:lang w:val="pt_PT" w:bidi="pt_PT"/>
         </w:rPr>
@@ -26213,6 +28565,20 @@
       </w:r>
       <w:r>
         <w:rPr>
+          <w:lang w:val="pt_PT" w:bidi="pt_PT"/>
+        </w:rPr>
+        <w:t>שְׁמָנַ֖יִ⁠ךְ</w:t>
+      </w:r>
+    </w:p>
+    <w:p>
+      <w:pPr/>
+      <w:r>
+        <w:rPr>
+          <w:lang w:val="pt_PT" w:bidi="pt_PT"/>
+        </w:rPr>
+      </w:r>
+      <w:r>
+        <w:rPr>
           <w:b/>
           <w:lang w:val="pt_PT" w:bidi="pt_PT"/>
         </w:rPr>
@@ -26407,6 +28773,20 @@
       </w:r>
       <w:r>
         <w:rPr>
+          <w:lang w:val="pt_PT" w:bidi="pt_PT"/>
+        </w:rPr>
+        <w:t>נֹ֛פֶת תִּטֹּ֥פְנָה שִׂפְתוֹתַ֖יִ⁠ךְ</w:t>
+      </w:r>
+    </w:p>
+    <w:p>
+      <w:pPr/>
+      <w:r>
+        <w:rPr>
+          <w:lang w:val="pt_PT" w:bidi="pt_PT"/>
+        </w:rPr>
+      </w:r>
+      <w:r>
+        <w:rPr>
           <w:b/>
           <w:lang w:val="pt_PT" w:bidi="pt_PT"/>
         </w:rPr>
@@ -26543,6 +28923,20 @@
       </w:r>
       <w:r>
         <w:rPr>
+          <w:lang w:val="pt_PT" w:bidi="pt_PT"/>
+        </w:rPr>
+        <w:t>נֹ֛פֶת</w:t>
+      </w:r>
+    </w:p>
+    <w:p>
+      <w:pPr/>
+      <w:r>
+        <w:rPr>
+          <w:lang w:val="pt_PT" w:bidi="pt_PT"/>
+        </w:rPr>
+      </w:r>
+      <w:r>
+        <w:rPr>
           <w:b/>
           <w:lang w:val="pt_PT" w:bidi="pt_PT"/>
         </w:rPr>
@@ -26652,6 +29046,20 @@
       </w:r>
       <w:r>
         <w:rPr>
+          <w:lang w:val="pt_PT" w:bidi="pt_PT"/>
+        </w:rPr>
+        <w:t>דְּבַ֤שׁ וְ⁠חָלָב֙ תַּ֣חַת לְשׁוֹנֵ֔⁠ךְ</w:t>
+      </w:r>
+    </w:p>
+    <w:p>
+      <w:pPr/>
+      <w:r>
+        <w:rPr>
+          <w:lang w:val="pt_PT" w:bidi="pt_PT"/>
+        </w:rPr>
+      </w:r>
+      <w:r>
+        <w:rPr>
           <w:b/>
           <w:lang w:val="pt_PT" w:bidi="pt_PT"/>
         </w:rPr>
@@ -26749,6 +29157,20 @@
       </w:r>
       <w:r>
         <w:rPr>
+          <w:lang w:val="pt_PT" w:bidi="pt_PT"/>
+        </w:rPr>
+        <w:t>וְ⁠רֵ֥יחַ שַׂלְמֹתַ֖יִ⁠ךְ כְּ⁠רֵ֥יחַ לְבָנֽוֹן</w:t>
+      </w:r>
+    </w:p>
+    <w:p>
+      <w:pPr/>
+      <w:r>
+        <w:rPr>
+          <w:lang w:val="pt_PT" w:bidi="pt_PT"/>
+        </w:rPr>
+      </w:r>
+      <w:r>
+        <w:rPr>
           <w:b/>
           <w:lang w:val="pt_PT" w:bidi="pt_PT"/>
         </w:rPr>
@@ -26866,6 +29288,20 @@
       </w:r>
       <w:r>
         <w:rPr>
+          <w:lang w:val="pt_PT" w:bidi="pt_PT"/>
+        </w:rPr>
+        <w:t>גַּ֥ן ׀ נָע֖וּל אֲחֹתִ֣⁠י כַלָּ֑ה גַּ֥ל נָע֖וּל מַעְיָ֥ן חָתֽוּם</w:t>
+      </w:r>
+    </w:p>
+    <w:p>
+      <w:pPr/>
+      <w:r>
+        <w:rPr>
+          <w:lang w:val="pt_PT" w:bidi="pt_PT"/>
+        </w:rPr>
+      </w:r>
+      <w:r>
+        <w:rPr>
           <w:b/>
           <w:lang w:val="pt_PT" w:bidi="pt_PT"/>
         </w:rPr>
@@ -26952,6 +29388,20 @@
         <w:rPr>
           <w:lang w:val="pt_PT" w:bidi="pt_PT"/>
         </w:rPr>
+      </w:r>
+    </w:p>
+    <w:p>
+      <w:pPr/>
+      <w:r>
+        <w:rPr>
+          <w:lang w:val="pt_PT" w:bidi="pt_PT"/>
+        </w:rPr>
+      </w:r>
+      <w:r>
+        <w:rPr>
+          <w:lang w:val="pt_PT" w:bidi="pt_PT"/>
+        </w:rPr>
+        <w:t>גַּ֥ן ׀ נָע֖וּל אֲחֹתִ֣⁠י כַלָּ֑ה</w:t>
       </w:r>
     </w:p>
     <w:p>
@@ -27323,6 +29773,20 @@
       </w:r>
       <w:r>
         <w:rPr>
+          <w:lang w:val="pt_PT" w:bidi="pt_PT"/>
+        </w:rPr>
+        <w:t>גַּ֥ל נָע֖וּל מַעְיָ֥ן חָתֽוּם</w:t>
+      </w:r>
+    </w:p>
+    <w:p>
+      <w:pPr/>
+      <w:r>
+        <w:rPr>
+          <w:lang w:val="pt_PT" w:bidi="pt_PT"/>
+        </w:rPr>
+      </w:r>
+      <w:r>
+        <w:rPr>
           <w:b/>
           <w:lang w:val="pt_PT" w:bidi="pt_PT"/>
         </w:rPr>
@@ -27485,6 +29949,20 @@
       </w:r>
       <w:r>
         <w:rPr>
+          <w:lang w:val="pt_PT" w:bidi="pt_PT"/>
+        </w:rPr>
+        <w:t>גַּ֥ל נָע֖וּל מַעְיָ֥ן חָתֽוּם</w:t>
+      </w:r>
+    </w:p>
+    <w:p>
+      <w:pPr/>
+      <w:r>
+        <w:rPr>
+          <w:lang w:val="pt_PT" w:bidi="pt_PT"/>
+        </w:rPr>
+      </w:r>
+      <w:r>
+        <w:rPr>
           <w:b/>
           <w:lang w:val="pt_PT" w:bidi="pt_PT"/>
         </w:rPr>
@@ -27681,6 +30159,20 @@
         <w:rPr>
           <w:lang w:val="pt_PT" w:bidi="pt_PT"/>
         </w:rPr>
+      </w:r>
+    </w:p>
+    <w:p>
+      <w:pPr/>
+      <w:r>
+        <w:rPr>
+          <w:lang w:val="pt_PT" w:bidi="pt_PT"/>
+        </w:rPr>
+      </w:r>
+      <w:r>
+        <w:rPr>
+          <w:lang w:val="pt_PT" w:bidi="pt_PT"/>
+        </w:rPr>
+        <w:t>שְׁלָחַ֨יִ⁠ךְ֙ פַּרְדֵּ֣ס רִמּוֹנִ֔ים עִ֖ם פְּרִ֣י מְגָדִ֑ים כְּפָרִ֖ים עִם־נְרָדִֽים׃ נֵ֣רְדְּ ׀ וְ⁠כַרְכֹּ֗ם קָנֶה֙ וְ⁠קִנָּמ֔וֹן עִ֖ם כָּל־עֲצֵ֣י לְבוֹנָ֑ה מֹ֚ר וַ⁠אֲהָל֔וֹת עִ֖ם כָּל־רָאשֵׁ֥י בְשָׂמִֽים</w:t>
       </w:r>
     </w:p>
     <w:p>
@@ -27838,6 +30330,20 @@
       </w:r>
       <w:r>
         <w:rPr>
+          <w:lang w:val="pt_PT" w:bidi="pt_PT"/>
+        </w:rPr>
+        <w:t>שְׁלָחַ֨יִ⁠ךְ֙ פַּרְדֵּ֣ס רִמּוֹנִ֔ים עִ֖ם פְּרִ֣י מְגָדִ֑ים כְּפָרִ֖ים עִם־נְרָדִֽים׃ נֵ֣רְדְּ ׀ וְ⁠כַרְכֹּ֗ם קָנֶה֙ וְ⁠קִנָּמ֔וֹן עִ֖ם כָּל־עֲצֵ֣י לְבוֹנָ֑ה מֹ֚ר וַ⁠אֲהָל֔וֹת עִ֖ם כָּל־רָאשֵׁ֥י בְשָׂמִֽים</w:t>
+      </w:r>
+    </w:p>
+    <w:p>
+      <w:pPr/>
+      <w:r>
+        <w:rPr>
+          <w:lang w:val="pt_PT" w:bidi="pt_PT"/>
+        </w:rPr>
+      </w:r>
+      <w:r>
+        <w:rPr>
           <w:b/>
           <w:lang w:val="pt_PT" w:bidi="pt_PT"/>
         </w:rPr>
@@ -28087,6 +30593,20 @@
       </w:r>
       <w:r>
         <w:rPr>
+          <w:lang w:val="pt_PT" w:bidi="pt_PT"/>
+        </w:rPr>
+        <w:t>וְ⁠כַרְכֹּ֗ם קָנֶה֙ וְ⁠קִנָּמ֔וֹן &amp; וַ⁠אֲהָל֔וֹת</w:t>
+      </w:r>
+    </w:p>
+    <w:p>
+      <w:pPr/>
+      <w:r>
+        <w:rPr>
+          <w:lang w:val="pt_PT" w:bidi="pt_PT"/>
+        </w:rPr>
+      </w:r>
+      <w:r>
+        <w:rPr>
           <w:b/>
           <w:lang w:val="pt_PT" w:bidi="pt_PT"/>
         </w:rPr>
@@ -28250,6 +30770,20 @@
         <w:rPr>
           <w:lang w:val="pt_PT" w:bidi="pt_PT"/>
         </w:rPr>
+      </w:r>
+    </w:p>
+    <w:p>
+      <w:pPr/>
+      <w:r>
+        <w:rPr>
+          <w:lang w:val="pt_PT" w:bidi="pt_PT"/>
+        </w:rPr>
+      </w:r>
+      <w:r>
+        <w:rPr>
+          <w:lang w:val="pt_PT" w:bidi="pt_PT"/>
+        </w:rPr>
+        <w:t>מַעְיַ֣ן גַּנִּ֔ים בְּאֵ֖ר מַ֣יִם חַיִּ֑ים וְ⁠נֹזְלִ֖ים מִן־לְבָנֽוֹן</w:t>
       </w:r>
     </w:p>
     <w:p>
@@ -28438,6 +30972,20 @@
       </w:r>
       <w:r>
         <w:rPr>
+          <w:lang w:val="pt_PT" w:bidi="pt_PT"/>
+        </w:rPr>
+        <w:t>מַעְיַ֣ן גַּנִּ֔ים</w:t>
+      </w:r>
+    </w:p>
+    <w:p>
+      <w:pPr/>
+      <w:r>
+        <w:rPr>
+          <w:lang w:val="pt_PT" w:bidi="pt_PT"/>
+        </w:rPr>
+      </w:r>
+      <w:r>
+        <w:rPr>
           <w:b/>
           <w:lang w:val="pt_PT" w:bidi="pt_PT"/>
         </w:rPr>
@@ -28548,6 +31096,20 @@
       </w:r>
       <w:r>
         <w:rPr>
+          <w:lang w:val="pt_PT" w:bidi="pt_PT"/>
+        </w:rPr>
+        <w:t>מַעְיַ֣ן גַּנִּ֔ים</w:t>
+      </w:r>
+    </w:p>
+    <w:p>
+      <w:pPr/>
+      <w:r>
+        <w:rPr>
+          <w:lang w:val="pt_PT" w:bidi="pt_PT"/>
+        </w:rPr>
+      </w:r>
+      <w:r>
+        <w:rPr>
           <w:b/>
           <w:lang w:val="pt_PT" w:bidi="pt_PT"/>
         </w:rPr>
@@ -28658,6 +31220,20 @@
       </w:r>
       <w:r>
         <w:rPr>
+          <w:lang w:val="pt_PT" w:bidi="pt_PT"/>
+        </w:rPr>
+        <w:t>מַ֣יִם חַיִּ֑ים</w:t>
+      </w:r>
+    </w:p>
+    <w:p>
+      <w:pPr/>
+      <w:r>
+        <w:rPr>
+          <w:lang w:val="pt_PT" w:bidi="pt_PT"/>
+        </w:rPr>
+      </w:r>
+      <w:r>
+        <w:rPr>
           <w:b/>
           <w:lang w:val="pt_PT" w:bidi="pt_PT"/>
         </w:rPr>
@@ -28741,6 +31317,20 @@
       </w:r>
       <w:r>
         <w:rPr>
+          <w:lang w:val="pt_PT" w:bidi="pt_PT"/>
+        </w:rPr>
+        <w:t>ע֤וּרִי צָפוֹן֙ וּ⁠ב֣וֹאִי תֵימָ֔ן הָפִ֥יחִי גַנִּ֖⁠י יִזְּל֣וּ בְשָׂמָ֑י⁠ו</w:t>
+      </w:r>
+    </w:p>
+    <w:p>
+      <w:pPr/>
+      <w:r>
+        <w:rPr>
+          <w:lang w:val="pt_PT" w:bidi="pt_PT"/>
+        </w:rPr>
+      </w:r>
+      <w:r>
+        <w:rPr>
           <w:b/>
           <w:lang w:val="pt_PT" w:bidi="pt_PT"/>
         </w:rPr>
@@ -28851,6 +31441,20 @@
       </w:r>
       <w:r>
         <w:rPr>
+          <w:lang w:val="pt_PT" w:bidi="pt_PT"/>
+        </w:rPr>
+        <w:t>וּ⁠ב֣וֹאִי &amp; יָבֹ֤א דוֹדִ⁠י֙</w:t>
+      </w:r>
+    </w:p>
+    <w:p>
+      <w:pPr/>
+      <w:r>
+        <w:rPr>
+          <w:lang w:val="pt_PT" w:bidi="pt_PT"/>
+        </w:rPr>
+      </w:r>
+      <w:r>
+        <w:rPr>
           <w:b/>
           <w:lang w:val="pt_PT" w:bidi="pt_PT"/>
         </w:rPr>
@@ -28950,6 +31554,20 @@
         <w:rPr>
           <w:lang w:val="pt_PT" w:bidi="pt_PT"/>
         </w:rPr>
+      </w:r>
+    </w:p>
+    <w:p>
+      <w:pPr/>
+      <w:r>
+        <w:rPr>
+          <w:lang w:val="pt_PT" w:bidi="pt_PT"/>
+        </w:rPr>
+      </w:r>
+      <w:r>
+        <w:rPr>
+          <w:lang w:val="pt_PT" w:bidi="pt_PT"/>
+        </w:rPr>
+        <w:t>ע֤וּרִי צָפוֹן֙ וּ⁠ב֣וֹאִי תֵימָ֔ן הָפִ֥יחִי גַנִּ֖⁠י יִזְּל֣וּ בְשָׂמָ֑י⁠ו יָבֹ֤א דוֹדִ⁠י֙ לְ⁠גַנּ֔⁠וֹ וְ⁠יֹאכַ֖ל פְּרִ֥י מְגָדָֽי⁠ו</w:t>
       </w:r>
     </w:p>
     <w:p>
@@ -29234,6 +31852,20 @@
       </w:r>
       <w:r>
         <w:rPr>
+          <w:lang w:val="pt_PT" w:bidi="pt_PT"/>
+        </w:rPr>
+        <w:t>יִזְּל֣וּ בְשָׂמָ֑י⁠ו</w:t>
+      </w:r>
+    </w:p>
+    <w:p>
+      <w:pPr/>
+      <w:r>
+        <w:rPr>
+          <w:lang w:val="pt_PT" w:bidi="pt_PT"/>
+        </w:rPr>
+      </w:r>
+      <w:r>
+        <w:rPr>
           <w:b/>
           <w:lang w:val="pt_PT" w:bidi="pt_PT"/>
         </w:rPr>
@@ -29300,6 +31932,20 @@
         <w:rPr>
           <w:lang w:val="pt_PT" w:bidi="pt_PT"/>
         </w:rPr>
+      </w:r>
+    </w:p>
+    <w:p>
+      <w:pPr/>
+      <w:r>
+        <w:rPr>
+          <w:lang w:val="pt_PT" w:bidi="pt_PT"/>
+        </w:rPr>
+      </w:r>
+      <w:r>
+        <w:rPr>
+          <w:lang w:val="pt_PT" w:bidi="pt_PT"/>
+        </w:rPr>
+        <w:t>בָּ֣אתִי לְ⁠גַנִּ⁠י֮ אֲחֹתִ֣⁠י כַלָּה֒ אָרִ֤יתִי מוֹרִ⁠י֙ עִם־בְּשָׂמִ֔⁠י אָכַ֤לְתִּי יַעְרִ⁠י֙ עִם־דִּבְשִׁ֔⁠י שָׁתִ֥יתִי יֵינִ֖⁠י עִם־חֲלָבִ֑⁠י</w:t>
       </w:r>
     </w:p>
     <w:p>
@@ -29483,6 +32129,20 @@
       </w:r>
       <w:r>
         <w:rPr>
+          <w:lang w:val="pt_PT" w:bidi="pt_PT"/>
+        </w:rPr>
+        <w:t>בָּ֣אתִי לְ⁠גַנִּ⁠י֮ אֲחֹתִ֣⁠י כַלָּה֒ אָרִ֤יתִי מוֹרִ⁠י֙ עִם־בְּשָׂמִ֔⁠י אָכַ֤לְתִּי יַעְרִ⁠י֙ עִם־דִּבְשִׁ֔⁠י שָׁתִ֥יתִי יֵינִ֖⁠י עִם־חֲלָבִ֑⁠י</w:t>
+      </w:r>
+    </w:p>
+    <w:p>
+      <w:pPr/>
+      <w:r>
+        <w:rPr>
+          <w:lang w:val="pt_PT" w:bidi="pt_PT"/>
+        </w:rPr>
+      </w:r>
+      <w:r>
+        <w:rPr>
           <w:b/>
           <w:lang w:val="pt_PT" w:bidi="pt_PT"/>
         </w:rPr>
@@ -29580,6 +32240,20 @@
       </w:r>
       <w:r>
         <w:rPr>
+          <w:lang w:val="pt_PT" w:bidi="pt_PT"/>
+        </w:rPr>
+        <w:t>בָּ֣אתִי</w:t>
+      </w:r>
+    </w:p>
+    <w:p>
+      <w:pPr/>
+      <w:r>
+        <w:rPr>
+          <w:lang w:val="pt_PT" w:bidi="pt_PT"/>
+        </w:rPr>
+      </w:r>
+      <w:r>
+        <w:rPr>
           <w:b/>
           <w:lang w:val="pt_PT" w:bidi="pt_PT"/>
         </w:rPr>
@@ -29665,6 +32339,20 @@
         <w:rPr>
           <w:lang w:val="pt_PT" w:bidi="pt_PT"/>
         </w:rPr>
+      </w:r>
+    </w:p>
+    <w:p>
+      <w:pPr/>
+      <w:r>
+        <w:rPr>
+          <w:lang w:val="pt_PT" w:bidi="pt_PT"/>
+        </w:rPr>
+      </w:r>
+      <w:r>
+        <w:rPr>
+          <w:lang w:val="pt_PT" w:bidi="pt_PT"/>
+        </w:rPr>
+        <w:t>בָּ֣אתִי לְ⁠גַנִּ⁠י֮ אֲחֹתִ֣⁠י כַלָּה֒</w:t>
       </w:r>
     </w:p>
     <w:p>
@@ -29887,6 +32575,20 @@
       </w:r>
       <w:r>
         <w:rPr>
+          <w:lang w:val="pt_PT" w:bidi="pt_PT"/>
+        </w:rPr>
+        <w:t>אִכְל֣וּ רֵעִ֔ים שְׁת֥וּ וְ⁠שִׁכְר֖וּ דּוֹדִֽים</w:t>
+      </w:r>
+    </w:p>
+    <w:p>
+      <w:pPr/>
+      <w:r>
+        <w:rPr>
+          <w:lang w:val="pt_PT" w:bidi="pt_PT"/>
+        </w:rPr>
+      </w:r>
+      <w:r>
+        <w:rPr>
           <w:b/>
           <w:lang w:val="pt_PT" w:bidi="pt_PT"/>
         </w:rPr>
@@ -30120,6 +32822,20 @@
       </w:r>
       <w:r>
         <w:rPr>
+          <w:lang w:val="pt_PT" w:bidi="pt_PT"/>
+        </w:rPr>
+        <w:t>אֲנִ֥י יְשֵׁנָ֖ה וְ⁠לִבִּ֣⁠י עֵ֑ר</w:t>
+      </w:r>
+    </w:p>
+    <w:p>
+      <w:pPr/>
+      <w:r>
+        <w:rPr>
+          <w:lang w:val="pt_PT" w:bidi="pt_PT"/>
+        </w:rPr>
+      </w:r>
+      <w:r>
+        <w:rPr>
           <w:b/>
           <w:lang w:val="pt_PT" w:bidi="pt_PT"/>
         </w:rPr>
@@ -30269,6 +32985,20 @@
       </w:r>
       <w:r>
         <w:rPr>
+          <w:lang w:val="pt_PT" w:bidi="pt_PT"/>
+        </w:rPr>
+        <w:t>ק֣וֹל ׀ דּוֹדִ֣⁠י דוֹפֵ֗ק</w:t>
+      </w:r>
+    </w:p>
+    <w:p>
+      <w:pPr/>
+      <w:r>
+        <w:rPr>
+          <w:lang w:val="pt_PT" w:bidi="pt_PT"/>
+        </w:rPr>
+      </w:r>
+      <w:r>
+        <w:rPr>
           <w:b/>
           <w:lang w:val="pt_PT" w:bidi="pt_PT"/>
         </w:rPr>
@@ -30335,6 +33065,20 @@
         <w:rPr>
           <w:lang w:val="pt_PT" w:bidi="pt_PT"/>
         </w:rPr>
+      </w:r>
+    </w:p>
+    <w:p>
+      <w:pPr/>
+      <w:r>
+        <w:rPr>
+          <w:lang w:val="pt_PT" w:bidi="pt_PT"/>
+        </w:rPr>
+      </w:r>
+      <w:r>
+        <w:rPr>
+          <w:lang w:val="pt_PT" w:bidi="pt_PT"/>
+        </w:rPr>
+        <w:t>דּוֹדִ֣⁠י</w:t>
       </w:r>
     </w:p>
     <w:p>
@@ -30920,6 +33664,20 @@
       </w:r>
       <w:r>
         <w:rPr>
+          <w:lang w:val="pt_PT" w:bidi="pt_PT"/>
+        </w:rPr>
+        <w:t>פָּשַׁ֨טְתִּי֙ אֶת־כֻּתָּנְתִּ֔⁠י אֵיכָ֖כָה אֶלְבָּשֶׁ֑⁠נָּה רָחַ֥צְתִּי אֶת־רַגְלַ֖⁠י אֵיכָ֥כָה אֲטַנְּפֵֽ⁠ם</w:t>
+      </w:r>
+    </w:p>
+    <w:p>
+      <w:pPr/>
+      <w:r>
+        <w:rPr>
+          <w:lang w:val="pt_PT" w:bidi="pt_PT"/>
+        </w:rPr>
+      </w:r>
+      <w:r>
+        <w:rPr>
           <w:b/>
           <w:lang w:val="pt_PT" w:bidi="pt_PT"/>
         </w:rPr>
@@ -31006,6 +33764,20 @@
         <w:rPr>
           <w:lang w:val="pt_PT" w:bidi="pt_PT"/>
         </w:rPr>
+      </w:r>
+    </w:p>
+    <w:p>
+      <w:pPr/>
+      <w:r>
+        <w:rPr>
+          <w:lang w:val="pt_PT" w:bidi="pt_PT"/>
+        </w:rPr>
+      </w:r>
+      <w:r>
+        <w:rPr>
+          <w:lang w:val="pt_PT" w:bidi="pt_PT"/>
+        </w:rPr>
+        <w:t>אֵיכָ֖כָה אֶלְבָּשֶׁ֑⁠נָּה רָחַ֥צְתִּי אֶת־רַגְלַ֖⁠י אֵיכָ֥כָה אֲטַנְּפֵֽ⁠ם</w:t>
       </w:r>
     </w:p>
     <w:p>
@@ -31208,6 +33980,20 @@
       </w:r>
       <w:r>
         <w:rPr>
+          <w:lang w:val="pt_PT" w:bidi="pt_PT"/>
+        </w:rPr>
+        <w:t>וּ⁠מֵעַ֖⁠י הָמ֥וּ עָלָֽי⁠ו</w:t>
+      </w:r>
+    </w:p>
+    <w:p>
+      <w:pPr/>
+      <w:r>
+        <w:rPr>
+          <w:lang w:val="pt_PT" w:bidi="pt_PT"/>
+        </w:rPr>
+      </w:r>
+      <w:r>
+        <w:rPr>
           <w:b/>
           <w:lang w:val="pt_PT" w:bidi="pt_PT"/>
         </w:rPr>
@@ -31454,6 +34240,20 @@
       </w:r>
       <w:r>
         <w:rPr>
+          <w:lang w:val="pt_PT" w:bidi="pt_PT"/>
+        </w:rPr>
+        <w:t>וְ⁠יָדַ֣⁠י נָֽטְפוּ־מ֗וֹר וְ⁠אֶצְבְּעֹתַ⁠י֙ מ֣וֹר עֹבֵ֔ר</w:t>
+      </w:r>
+    </w:p>
+    <w:p>
+      <w:pPr/>
+      <w:r>
+        <w:rPr>
+          <w:lang w:val="pt_PT" w:bidi="pt_PT"/>
+        </w:rPr>
+      </w:r>
+      <w:r>
+        <w:rPr>
           <w:b/>
           <w:lang w:val="pt_PT" w:bidi="pt_PT"/>
         </w:rPr>
@@ -31553,6 +34353,20 @@
         <w:rPr>
           <w:lang w:val="pt_PT" w:bidi="pt_PT"/>
         </w:rPr>
+      </w:r>
+    </w:p>
+    <w:p>
+      <w:pPr/>
+      <w:r>
+        <w:rPr>
+          <w:lang w:val="pt_PT" w:bidi="pt_PT"/>
+        </w:rPr>
+      </w:r>
+      <w:r>
+        <w:rPr>
+          <w:lang w:val="pt_PT" w:bidi="pt_PT"/>
+        </w:rPr>
+        <w:t>מ֣וֹר עֹבֵ֔ר</w:t>
       </w:r>
     </w:p>
     <w:p>
@@ -31824,6 +34638,20 @@
       </w:r>
       <w:r>
         <w:rPr>
+          <w:lang w:val="pt_PT" w:bidi="pt_PT"/>
+        </w:rPr>
+        <w:t>עָבָ֑ר</w:t>
+      </w:r>
+    </w:p>
+    <w:p>
+      <w:pPr/>
+      <w:r>
+        <w:rPr>
+          <w:lang w:val="pt_PT" w:bidi="pt_PT"/>
+        </w:rPr>
+      </w:r>
+      <w:r>
+        <w:rPr>
           <w:b/>
           <w:lang w:val="pt_PT" w:bidi="pt_PT"/>
         </w:rPr>
@@ -31934,6 +34762,20 @@
       </w:r>
       <w:r>
         <w:rPr>
+          <w:lang w:val="pt_PT" w:bidi="pt_PT"/>
+        </w:rPr>
+        <w:t>נַפְשִׁ⁠י֙ יָֽצְאָ֣ה</w:t>
+      </w:r>
+    </w:p>
+    <w:p>
+      <w:pPr/>
+      <w:r>
+        <w:rPr>
+          <w:lang w:val="pt_PT" w:bidi="pt_PT"/>
+        </w:rPr>
+      </w:r>
+      <w:r>
+        <w:rPr>
           <w:b/>
           <w:lang w:val="pt_PT" w:bidi="pt_PT"/>
         </w:rPr>
@@ -32044,6 +34886,20 @@
       </w:r>
       <w:r>
         <w:rPr>
+          <w:lang w:val="pt_PT" w:bidi="pt_PT"/>
+        </w:rPr>
+        <w:t>נַפְשִׁ⁠י֙ יָֽצְאָ֣ה</w:t>
+      </w:r>
+    </w:p>
+    <w:p>
+      <w:pPr/>
+      <w:r>
+        <w:rPr>
+          <w:lang w:val="pt_PT" w:bidi="pt_PT"/>
+        </w:rPr>
+      </w:r>
+      <w:r>
+        <w:rPr>
           <w:b/>
           <w:lang w:val="pt_PT" w:bidi="pt_PT"/>
         </w:rPr>
@@ -32154,6 +35010,20 @@
       </w:r>
       <w:r>
         <w:rPr>
+          <w:lang w:val="pt_PT" w:bidi="pt_PT"/>
+        </w:rPr>
+        <w:t>בְ⁠דַבְּר֔⁠וֹ</w:t>
+      </w:r>
+    </w:p>
+    <w:p>
+      <w:pPr/>
+      <w:r>
+        <w:rPr>
+          <w:lang w:val="pt_PT" w:bidi="pt_PT"/>
+        </w:rPr>
+      </w:r>
+      <w:r>
+        <w:rPr>
           <w:b/>
           <w:lang w:val="pt_PT" w:bidi="pt_PT"/>
         </w:rPr>
@@ -32330,6 +35200,20 @@
         <w:rPr>
           <w:lang w:val="pt_PT" w:bidi="pt_PT"/>
         </w:rPr>
+      </w:r>
+    </w:p>
+    <w:p>
+      <w:pPr/>
+      <w:r>
+        <w:rPr>
+          <w:lang w:val="pt_PT" w:bidi="pt_PT"/>
+        </w:rPr>
+      </w:r>
+      <w:r>
+        <w:rPr>
+          <w:lang w:val="pt_PT" w:bidi="pt_PT"/>
+        </w:rPr>
+        <w:t>מְצָאֻ֧⁠נִי הַ⁠שֹּׁמְרִ֛ים הַ⁠סֹּבְבִ֥ים בָּ⁠עִ֖יר</w:t>
       </w:r>
     </w:p>
     <w:p>
@@ -32469,6 +35353,20 @@
       </w:r>
       <w:r>
         <w:rPr>
+          <w:lang w:val="pt_PT" w:bidi="pt_PT"/>
+        </w:rPr>
+        <w:t>הִכּ֣וּ⁠נִי פְצָע֑וּ⁠נִי נָשְׂא֤וּ אֶת־רְדִידִ⁠י֙ מֵֽ⁠עָלַ֔⁠י שֹׁמְרֵ֖י הַ⁠חֹמֽוֹת</w:t>
+      </w:r>
+    </w:p>
+    <w:p>
+      <w:pPr/>
+      <w:r>
+        <w:rPr>
+          <w:lang w:val="pt_PT" w:bidi="pt_PT"/>
+        </w:rPr>
+      </w:r>
+      <w:r>
+        <w:rPr>
           <w:b/>
           <w:lang w:val="pt_PT" w:bidi="pt_PT"/>
         </w:rPr>
@@ -32566,6 +35464,20 @@
       </w:r>
       <w:r>
         <w:rPr>
+          <w:lang w:val="pt_PT" w:bidi="pt_PT"/>
+        </w:rPr>
+        <w:t>הִכּ֣וּ⁠נִי פְצָע֑וּ⁠נִי</w:t>
+      </w:r>
+    </w:p>
+    <w:p>
+      <w:pPr/>
+      <w:r>
+        <w:rPr>
+          <w:lang w:val="pt_PT" w:bidi="pt_PT"/>
+        </w:rPr>
+      </w:r>
+      <w:r>
+        <w:rPr>
           <w:b/>
           <w:lang w:val="pt_PT" w:bidi="pt_PT"/>
         </w:rPr>
@@ -32689,6 +35601,20 @@
       </w:r>
       <w:r>
         <w:rPr>
+          <w:lang w:val="pt_PT" w:bidi="pt_PT"/>
+        </w:rPr>
+        <w:t>אֶת־רְדִידִ⁠י֙</w:t>
+      </w:r>
+    </w:p>
+    <w:p>
+      <w:pPr/>
+      <w:r>
+        <w:rPr>
+          <w:lang w:val="pt_PT" w:bidi="pt_PT"/>
+        </w:rPr>
+      </w:r>
+      <w:r>
+        <w:rPr>
           <w:b/>
           <w:lang w:val="pt_PT" w:bidi="pt_PT"/>
         </w:rPr>
@@ -32781,6 +35707,20 @@
         <w:rPr>
           <w:lang w:val="pt_PT" w:bidi="pt_PT"/>
         </w:rPr>
+      </w:r>
+    </w:p>
+    <w:p>
+      <w:pPr/>
+      <w:r>
+        <w:rPr>
+          <w:lang w:val="pt_PT" w:bidi="pt_PT"/>
+        </w:rPr>
+      </w:r>
+      <w:r>
+        <w:rPr>
+          <w:lang w:val="pt_PT" w:bidi="pt_PT"/>
+        </w:rPr>
+        <w:t>שֹׁמְרֵ֖י הַ⁠חֹמֽוֹת</w:t>
       </w:r>
     </w:p>
     <w:p>
@@ -33151,6 +36091,20 @@
       </w:r>
       <w:r>
         <w:rPr>
+          <w:lang w:val="pt_PT" w:bidi="pt_PT"/>
+        </w:rPr>
+        <w:t>שֶׁ⁠חוֹלַ֥ת אַהֲבָ֖ה אָֽנִי</w:t>
+      </w:r>
+    </w:p>
+    <w:p>
+      <w:pPr/>
+      <w:r>
+        <w:rPr>
+          <w:lang w:val="pt_PT" w:bidi="pt_PT"/>
+        </w:rPr>
+      </w:r>
+      <w:r>
+        <w:rPr>
           <w:b/>
           <w:lang w:val="pt_PT" w:bidi="pt_PT"/>
         </w:rPr>
@@ -33234,6 +36188,20 @@
       </w:r>
       <w:r>
         <w:rPr>
+          <w:lang w:val="pt_PT" w:bidi="pt_PT"/>
+        </w:rPr>
+        <w:t>מַה־דּוֹדֵ֣⁠ךְ מִ⁠דּ֔וֹד הַ⁠יָּפָ֖ה בַּ⁠נָּשִׁ֑ים מַה־דּוֹדֵ֣⁠ךְ מִ⁠דּ֔וֹד שֶׁ⁠כָּ֖כָה הִשְׁבַּעְתָּֽ⁠נוּ</w:t>
+      </w:r>
+    </w:p>
+    <w:p>
+      <w:pPr/>
+      <w:r>
+        <w:rPr>
+          <w:lang w:val="pt_PT" w:bidi="pt_PT"/>
+        </w:rPr>
+      </w:r>
+      <w:r>
+        <w:rPr>
           <w:b/>
           <w:lang w:val="pt_PT" w:bidi="pt_PT"/>
         </w:rPr>
@@ -33330,6 +36298,20 @@
       </w:r>
       <w:r>
         <w:rPr>
+          <w:lang w:val="pt_PT" w:bidi="pt_PT"/>
+        </w:rPr>
+        <w:t>מַה־דּוֹדֵ֣⁠ךְ מִ⁠דּ֔וֹד</w:t>
+      </w:r>
+    </w:p>
+    <w:p>
+      <w:pPr/>
+      <w:r>
+        <w:rPr>
+          <w:lang w:val="pt_PT" w:bidi="pt_PT"/>
+        </w:rPr>
+      </w:r>
+      <w:r>
+        <w:rPr>
           <w:b/>
           <w:lang w:val="pt_PT" w:bidi="pt_PT"/>
         </w:rPr>
@@ -33382,6 +36364,20 @@
         <w:rPr>
           <w:lang w:val="pt_PT" w:bidi="pt_PT"/>
         </w:rPr>
+      </w:r>
+    </w:p>
+    <w:p>
+      <w:pPr/>
+      <w:r>
+        <w:rPr>
+          <w:lang w:val="pt_PT" w:bidi="pt_PT"/>
+        </w:rPr>
+      </w:r>
+      <w:r>
+        <w:rPr>
+          <w:lang w:val="pt_PT" w:bidi="pt_PT"/>
+        </w:rPr>
+        <w:t>מַה־דּוֹדֵ֣⁠ךְ מִ⁠דּ֔וֹד הַ⁠יָּפָ֖ה בַּ⁠נָּשִׁ֑ים</w:t>
       </w:r>
     </w:p>
     <w:p>
@@ -33570,6 +36566,20 @@
       </w:r>
       <w:r>
         <w:rPr>
+          <w:lang w:val="pt_PT" w:bidi="pt_PT"/>
+        </w:rPr>
+        <w:t>שֶׁ⁠כָּ֖כָה הִשְׁבַּעְתָּֽ⁠נוּ</w:t>
+      </w:r>
+    </w:p>
+    <w:p>
+      <w:pPr/>
+      <w:r>
+        <w:rPr>
+          <w:lang w:val="pt_PT" w:bidi="pt_PT"/>
+        </w:rPr>
+      </w:r>
+      <w:r>
+        <w:rPr>
           <w:b/>
           <w:lang w:val="pt_PT" w:bidi="pt_PT"/>
         </w:rPr>
@@ -33633,6 +36643,20 @@
       </w:r>
       <w:r>
         <w:rPr>
+          <w:lang w:val="pt_PT" w:bidi="pt_PT"/>
+        </w:rPr>
+        <w:t>הִשְׁבַּעְתָּֽ⁠נוּ</w:t>
+      </w:r>
+    </w:p>
+    <w:p>
+      <w:pPr/>
+      <w:r>
+        <w:rPr>
+          <w:lang w:val="pt_PT" w:bidi="pt_PT"/>
+        </w:rPr>
+      </w:r>
+      <w:r>
+        <w:rPr>
           <w:b/>
           <w:lang w:val="pt_PT" w:bidi="pt_PT"/>
         </w:rPr>
@@ -33838,6 +36862,20 @@
       </w:r>
       <w:r>
         <w:rPr>
+          <w:lang w:val="pt_PT" w:bidi="pt_PT"/>
+        </w:rPr>
+        <w:t>דָּג֖וּל מֵ⁠רְבָבָֽה</w:t>
+      </w:r>
+    </w:p>
+    <w:p>
+      <w:pPr/>
+      <w:r>
+        <w:rPr>
+          <w:lang w:val="pt_PT" w:bidi="pt_PT"/>
+        </w:rPr>
+      </w:r>
+      <w:r>
+        <w:rPr>
           <w:b/>
           <w:lang w:val="pt_PT" w:bidi="pt_PT"/>
         </w:rPr>
@@ -34071,6 +37109,20 @@
         <w:rPr>
           <w:lang w:val="pt_PT" w:bidi="pt_PT"/>
         </w:rPr>
+      </w:r>
+    </w:p>
+    <w:p>
+      <w:pPr/>
+      <w:r>
+        <w:rPr>
+          <w:lang w:val="pt_PT" w:bidi="pt_PT"/>
+        </w:rPr>
+      </w:r>
+      <w:r>
+        <w:rPr>
+          <w:lang w:val="pt_PT" w:bidi="pt_PT"/>
+        </w:rPr>
+        <w:t>שְׁחֹר֖וֹת כָּ⁠עוֹרֵֽב</w:t>
       </w:r>
     </w:p>
     <w:p>
@@ -34505,6 +37557,20 @@
       </w:r>
       <w:r>
         <w:rPr>
+          <w:lang w:val="pt_PT" w:bidi="pt_PT"/>
+        </w:rPr>
+        <w:t>עֵינָ֕י⁠ו כְּ⁠יוֹנִ֖ים עַל־אֲפִ֣יקֵי מָ֑יִם רֹֽחֲצוֹת֙ בֶּֽ⁠חָלָ֔ב יֹשְׁב֖וֹת עַל־מִלֵּֽאת</w:t>
+      </w:r>
+    </w:p>
+    <w:p>
+      <w:pPr/>
+      <w:r>
+        <w:rPr>
+          <w:lang w:val="pt_PT" w:bidi="pt_PT"/>
+        </w:rPr>
+      </w:r>
+      <w:r>
+        <w:rPr>
           <w:b/>
           <w:lang w:val="pt_PT" w:bidi="pt_PT"/>
         </w:rPr>
@@ -34801,6 +37867,20 @@
       </w:r>
       <w:r>
         <w:rPr>
+          <w:lang w:val="pt_PT" w:bidi="pt_PT"/>
+        </w:rPr>
+        <w:t>כַּ⁠עֲרוּגַ֣ת הַ⁠בֹּ֔שֶׂם</w:t>
+      </w:r>
+    </w:p>
+    <w:p>
+      <w:pPr/>
+      <w:r>
+        <w:rPr>
+          <w:lang w:val="pt_PT" w:bidi="pt_PT"/>
+        </w:rPr>
+      </w:r>
+      <w:r>
+        <w:rPr>
           <w:b/>
           <w:lang w:val="pt_PT" w:bidi="pt_PT"/>
         </w:rPr>
@@ -34897,6 +37977,20 @@
       </w:r>
       <w:r>
         <w:rPr>
+          <w:lang w:val="pt_PT" w:bidi="pt_PT"/>
+        </w:rPr>
+        <w:t>מִגְדְּל֖וֹת</w:t>
+      </w:r>
+    </w:p>
+    <w:p>
+      <w:pPr/>
+      <w:r>
+        <w:rPr>
+          <w:lang w:val="pt_PT" w:bidi="pt_PT"/>
+        </w:rPr>
+      </w:r>
+      <w:r>
+        <w:rPr>
           <w:b/>
           <w:lang w:val="pt_PT" w:bidi="pt_PT"/>
         </w:rPr>
@@ -34949,6 +38043,20 @@
         <w:rPr>
           <w:lang w:val="pt_PT" w:bidi="pt_PT"/>
         </w:rPr>
+      </w:r>
+    </w:p>
+    <w:p>
+      <w:pPr/>
+      <w:r>
+        <w:rPr>
+          <w:lang w:val="pt_PT" w:bidi="pt_PT"/>
+        </w:rPr>
+      </w:r>
+      <w:r>
+        <w:rPr>
+          <w:lang w:val="pt_PT" w:bidi="pt_PT"/>
+        </w:rPr>
+        <w:t>מִגְדְּל֖וֹת מֶרְקָחִ֑ים</w:t>
       </w:r>
     </w:p>
     <w:p>
@@ -35445,6 +38553,20 @@
       </w:r>
       <w:r>
         <w:rPr>
+          <w:lang w:val="pt_PT" w:bidi="pt_PT"/>
+        </w:rPr>
+        <w:t>יָדָי⁠ו֙ גְּלִילֵ֣י זָהָ֔ב מְמֻלָּאִ֖ים בַּ⁠תַּרְשִׁ֑ישׁ</w:t>
+      </w:r>
+    </w:p>
+    <w:p>
+      <w:pPr/>
+      <w:r>
+        <w:rPr>
+          <w:lang w:val="pt_PT" w:bidi="pt_PT"/>
+        </w:rPr>
+      </w:r>
+      <w:r>
+        <w:rPr>
           <w:b/>
           <w:lang w:val="pt_PT" w:bidi="pt_PT"/>
         </w:rPr>
@@ -35593,6 +38715,20 @@
       </w:r>
       <w:r>
         <w:rPr>
+          <w:lang w:val="pt_PT" w:bidi="pt_PT"/>
+        </w:rPr>
+        <w:t>יָדָי⁠ו֙</w:t>
+      </w:r>
+    </w:p>
+    <w:p>
+      <w:pPr/>
+      <w:r>
+        <w:rPr>
+          <w:lang w:val="pt_PT" w:bidi="pt_PT"/>
+        </w:rPr>
+      </w:r>
+      <w:r>
+        <w:rPr>
           <w:b/>
           <w:lang w:val="pt_PT" w:bidi="pt_PT"/>
         </w:rPr>
@@ -35682,6 +38818,20 @@
       </w:r>
       <w:r>
         <w:rPr>
+          <w:lang w:val="pt_PT" w:bidi="pt_PT"/>
+        </w:rPr>
+        <w:t>בַּ⁠תַּרְשִׁ֑ישׁ</w:t>
+      </w:r>
+    </w:p>
+    <w:p>
+      <w:pPr/>
+      <w:r>
+        <w:rPr>
+          <w:lang w:val="pt_PT" w:bidi="pt_PT"/>
+        </w:rPr>
+      </w:r>
+      <w:r>
+        <w:rPr>
           <w:b/>
           <w:lang w:val="pt_PT" w:bidi="pt_PT"/>
         </w:rPr>
@@ -35972,6 +39122,20 @@
       </w:r>
       <w:r>
         <w:rPr>
+          <w:lang w:val="pt_PT" w:bidi="pt_PT"/>
+        </w:rPr>
+        <w:t>מֵעָי⁠ו֙</w:t>
+      </w:r>
+    </w:p>
+    <w:p>
+      <w:pPr/>
+      <w:r>
+        <w:rPr>
+          <w:lang w:val="pt_PT" w:bidi="pt_PT"/>
+        </w:rPr>
+      </w:r>
+      <w:r>
+        <w:rPr>
           <w:b/>
           <w:lang w:val="pt_PT" w:bidi="pt_PT"/>
         </w:rPr>
@@ -36035,6 +39199,20 @@
       </w:r>
       <w:r>
         <w:rPr>
+          <w:lang w:val="pt_PT" w:bidi="pt_PT"/>
+        </w:rPr>
+        <w:t>שֵׁ֔ן</w:t>
+      </w:r>
+    </w:p>
+    <w:p>
+      <w:pPr/>
+      <w:r>
+        <w:rPr>
+          <w:lang w:val="pt_PT" w:bidi="pt_PT"/>
+        </w:rPr>
+      </w:r>
+      <w:r>
+        <w:rPr>
           <w:b/>
           <w:lang w:val="pt_PT" w:bidi="pt_PT"/>
         </w:rPr>
@@ -36157,6 +39335,20 @@
       </w:r>
       <w:r>
         <w:rPr>
+          <w:lang w:val="pt_PT" w:bidi="pt_PT"/>
+        </w:rPr>
+        <w:t>סַפִּירִֽים</w:t>
+      </w:r>
+    </w:p>
+    <w:p>
+      <w:pPr/>
+      <w:r>
+        <w:rPr>
+          <w:lang w:val="pt_PT" w:bidi="pt_PT"/>
+        </w:rPr>
+      </w:r>
+      <w:r>
+        <w:rPr>
           <w:b/>
           <w:lang w:val="pt_PT" w:bidi="pt_PT"/>
         </w:rPr>
@@ -36369,6 +39561,20 @@
       </w:r>
       <w:r>
         <w:rPr>
+          <w:lang w:val="pt_PT" w:bidi="pt_PT"/>
+        </w:rPr>
+        <w:t>שׁוֹקָי⁠ו֙</w:t>
+      </w:r>
+    </w:p>
+    <w:p>
+      <w:pPr/>
+      <w:r>
+        <w:rPr>
+          <w:lang w:val="pt_PT" w:bidi="pt_PT"/>
+        </w:rPr>
+      </w:r>
+      <w:r>
+        <w:rPr>
           <w:b/>
           <w:lang w:val="pt_PT" w:bidi="pt_PT"/>
         </w:rPr>
@@ -36768,6 +39974,20 @@
       </w:r>
       <w:r>
         <w:rPr>
+          <w:lang w:val="pt_PT" w:bidi="pt_PT"/>
+        </w:rPr>
+        <w:t>חִכּ⁠וֹ֙ מַֽמְתַקִּ֔ים</w:t>
+      </w:r>
+    </w:p>
+    <w:p>
+      <w:pPr/>
+      <w:r>
+        <w:rPr>
+          <w:lang w:val="pt_PT" w:bidi="pt_PT"/>
+        </w:rPr>
+      </w:r>
+      <w:r>
+        <w:rPr>
           <w:b/>
           <w:lang w:val="pt_PT" w:bidi="pt_PT"/>
         </w:rPr>
@@ -36853,6 +40073,20 @@
         <w:rPr>
           <w:lang w:val="pt_PT" w:bidi="pt_PT"/>
         </w:rPr>
+      </w:r>
+    </w:p>
+    <w:p>
+      <w:pPr/>
+      <w:r>
+        <w:rPr>
+          <w:lang w:val="pt_PT" w:bidi="pt_PT"/>
+        </w:rPr>
+      </w:r>
+      <w:r>
+        <w:rPr>
+          <w:lang w:val="pt_PT" w:bidi="pt_PT"/>
+        </w:rPr>
+        <w:t>וְ⁠כֻלּ֖⁠וֹ מַחֲמַדִּ֑ים</w:t>
       </w:r>
     </w:p>
     <w:p>
@@ -37041,6 +40275,20 @@
       </w:r>
       <w:r>
         <w:rPr>
+          <w:lang w:val="pt_PT" w:bidi="pt_PT"/>
+        </w:rPr>
+        <w:t>אָ֚נָה הָלַ֣ךְ דּוֹדֵ֔⁠ךְ הַ⁠יָּפָ֖ה בַּ⁠נָּשִׁ֑ים אָ֚נָה פָּנָ֣ה דוֹדֵ֔⁠ךְ וּ⁠נְבַקְשֶׁ֖⁠נּוּ עִמָּֽ⁠ךְ</w:t>
+      </w:r>
+    </w:p>
+    <w:p>
+      <w:pPr/>
+      <w:r>
+        <w:rPr>
+          <w:lang w:val="pt_PT" w:bidi="pt_PT"/>
+        </w:rPr>
+      </w:r>
+      <w:r>
+        <w:rPr>
           <w:b/>
           <w:lang w:val="pt_PT" w:bidi="pt_PT"/>
         </w:rPr>
@@ -37139,6 +40387,20 @@
         <w:rPr>
           <w:lang w:val="pt_PT" w:bidi="pt_PT"/>
         </w:rPr>
+      </w:r>
+    </w:p>
+    <w:p>
+      <w:pPr/>
+      <w:r>
+        <w:rPr>
+          <w:lang w:val="pt_PT" w:bidi="pt_PT"/>
+        </w:rPr>
+      </w:r>
+      <w:r>
+        <w:rPr>
+          <w:lang w:val="pt_PT" w:bidi="pt_PT"/>
+        </w:rPr>
+        <w:t>אָ֚נָה הָלַ֣ךְ דּוֹדֵ֔⁠ךְ &amp; אָ֚נָה פָּנָ֣ה דוֹדֵ֔⁠ךְ</w:t>
       </w:r>
     </w:p>
     <w:p>
@@ -37307,6 +40569,20 @@
       </w:r>
       <w:r>
         <w:rPr>
+          <w:lang w:val="pt_PT" w:bidi="pt_PT"/>
+        </w:rPr>
+        <w:t>אָ֚נָה פָּנָ֣ה דוֹדֵ֔⁠ךְ</w:t>
+      </w:r>
+    </w:p>
+    <w:p>
+      <w:pPr/>
+      <w:r>
+        <w:rPr>
+          <w:lang w:val="pt_PT" w:bidi="pt_PT"/>
+        </w:rPr>
+      </w:r>
+      <w:r>
+        <w:rPr>
           <w:b/>
           <w:lang w:val="pt_PT" w:bidi="pt_PT"/>
         </w:rPr>
@@ -37370,6 +40646,20 @@
       </w:r>
       <w:r>
         <w:rPr>
+          <w:lang w:val="pt_PT" w:bidi="pt_PT"/>
+        </w:rPr>
+        <w:t>וּ⁠נְבַקְשֶׁ֖⁠נּוּ עִמָּֽ⁠ךְ</w:t>
+      </w:r>
+    </w:p>
+    <w:p>
+      <w:pPr/>
+      <w:r>
+        <w:rPr>
+          <w:lang w:val="pt_PT" w:bidi="pt_PT"/>
+        </w:rPr>
+      </w:r>
+      <w:r>
+        <w:rPr>
           <w:b/>
           <w:lang w:val="pt_PT" w:bidi="pt_PT"/>
         </w:rPr>
@@ -37442,6 +40732,20 @@
         <w:rPr>
           <w:lang w:val="pt_PT" w:bidi="pt_PT"/>
         </w:rPr>
+      </w:r>
+    </w:p>
+    <w:p>
+      <w:pPr/>
+      <w:r>
+        <w:rPr>
+          <w:lang w:val="pt_PT" w:bidi="pt_PT"/>
+        </w:rPr>
+      </w:r>
+      <w:r>
+        <w:rPr>
+          <w:lang w:val="pt_PT" w:bidi="pt_PT"/>
+        </w:rPr>
+        <w:t>דּוֹדִ⁠י֙ יָרַ֣ד לְ⁠גַנּ֔⁠וֹ לַ⁠עֲרוּג֖וֹת הַ⁠בֹּ֑שֶׂם לִ⁠רְעוֹת֙ בַּ⁠גַּנִּ֔ים וְ⁠לִ⁠לְקֹ֖ט שֽׁוֹשַׁנִּֽים</w:t>
       </w:r>
     </w:p>
     <w:p>
@@ -37637,6 +40941,20 @@
       </w:r>
       <w:r>
         <w:rPr>
+          <w:lang w:val="pt_PT" w:bidi="pt_PT"/>
+        </w:rPr>
+        <w:t>דּוֹדִ⁠י֙ יָרַ֣ד לְ⁠גַנּ֔⁠וֹ לַ⁠עֲרוּג֖וֹת הַ⁠בֹּ֑שֶׂם</w:t>
+      </w:r>
+    </w:p>
+    <w:p>
+      <w:pPr/>
+      <w:r>
+        <w:rPr>
+          <w:lang w:val="pt_PT" w:bidi="pt_PT"/>
+        </w:rPr>
+      </w:r>
+      <w:r>
+        <w:rPr>
           <w:b/>
           <w:lang w:val="pt_PT" w:bidi="pt_PT"/>
         </w:rPr>
@@ -37761,6 +41079,20 @@
         <w:rPr>
           <w:lang w:val="pt_PT" w:bidi="pt_PT"/>
         </w:rPr>
+      </w:r>
+    </w:p>
+    <w:p>
+      <w:pPr/>
+      <w:r>
+        <w:rPr>
+          <w:lang w:val="pt_PT" w:bidi="pt_PT"/>
+        </w:rPr>
+      </w:r>
+      <w:r>
+        <w:rPr>
+          <w:lang w:val="pt_PT" w:bidi="pt_PT"/>
+        </w:rPr>
+        <w:t>יָרַ֣ד</w:t>
       </w:r>
     </w:p>
     <w:p>
@@ -38084,6 +41416,20 @@
       </w:r>
       <w:r>
         <w:rPr>
+          <w:lang w:val="pt_PT" w:bidi="pt_PT"/>
+        </w:rPr>
+        <w:t>אֲנִ֤י לְ⁠דוֹדִ⁠י֙ וְ⁠דוֹדִ֣⁠י לִ֔⁠י</w:t>
+      </w:r>
+    </w:p>
+    <w:p>
+      <w:pPr/>
+      <w:r>
+        <w:rPr>
+          <w:lang w:val="pt_PT" w:bidi="pt_PT"/>
+        </w:rPr>
+      </w:r>
+      <w:r>
+        <w:rPr>
           <w:b/>
           <w:lang w:val="pt_PT" w:bidi="pt_PT"/>
         </w:rPr>
@@ -38165,6 +41511,20 @@
       </w:r>
       <w:r>
         <w:rPr>
+          <w:lang w:val="pt_PT" w:bidi="pt_PT"/>
+        </w:rPr>
+        <w:t>הָ⁠רֹעֶ֖ה בַּ⁠שׁוֹשַׁנִּֽים</w:t>
+      </w:r>
+    </w:p>
+    <w:p>
+      <w:pPr/>
+      <w:r>
+        <w:rPr>
+          <w:lang w:val="pt_PT" w:bidi="pt_PT"/>
+        </w:rPr>
+      </w:r>
+      <w:r>
+        <w:rPr>
           <w:b/>
           <w:lang w:val="pt_PT" w:bidi="pt_PT"/>
         </w:rPr>
@@ -38266,6 +41626,20 @@
       </w:r>
       <w:r>
         <w:rPr>
+          <w:lang w:val="pt_PT" w:bidi="pt_PT"/>
+        </w:rPr>
+        <w:t>יָפָ֨ה אַ֤תְּ רַעְיָתִ⁠י֙ כְּ⁠תִרְצָ֔ה נָאוָ֖ה כִּ⁠ירוּשָׁלִָ֑ם</w:t>
+      </w:r>
+    </w:p>
+    <w:p>
+      <w:pPr/>
+      <w:r>
+        <w:rPr>
+          <w:lang w:val="pt_PT" w:bidi="pt_PT"/>
+        </w:rPr>
+      </w:r>
+      <w:r>
+        <w:rPr>
           <w:b/>
           <w:lang w:val="pt_PT" w:bidi="pt_PT"/>
         </w:rPr>
@@ -38482,6 +41856,20 @@
       </w:r>
       <w:r>
         <w:rPr>
+          <w:lang w:val="pt_PT" w:bidi="pt_PT"/>
+        </w:rPr>
+        <w:t>יָפָ֨ה אַ֤תְּ רַעְיָתִ⁠י֙ כְּ⁠תִרְצָ֔ה</w:t>
+      </w:r>
+    </w:p>
+    <w:p>
+      <w:pPr/>
+      <w:r>
+        <w:rPr>
+          <w:lang w:val="pt_PT" w:bidi="pt_PT"/>
+        </w:rPr>
+      </w:r>
+      <w:r>
+        <w:rPr>
           <w:b/>
           <w:lang w:val="pt_PT" w:bidi="pt_PT"/>
         </w:rPr>
@@ -38565,6 +41953,20 @@
       </w:r>
       <w:r>
         <w:rPr>
+          <w:lang w:val="pt_PT" w:bidi="pt_PT"/>
+        </w:rPr>
+        <w:t>נָאוָ֖ה כִּ⁠ירוּשָׁלִָ֑ם אֲיֻמָּ֖ה כַּ⁠נִּדְגָּלֽוֹת</w:t>
+      </w:r>
+    </w:p>
+    <w:p>
+      <w:pPr/>
+      <w:r>
+        <w:rPr>
+          <w:lang w:val="pt_PT" w:bidi="pt_PT"/>
+        </w:rPr>
+      </w:r>
+      <w:r>
+        <w:rPr>
           <w:b/>
           <w:lang w:val="pt_PT" w:bidi="pt_PT"/>
         </w:rPr>
@@ -38637,6 +42039,20 @@
         <w:rPr>
           <w:lang w:val="pt_PT" w:bidi="pt_PT"/>
         </w:rPr>
+      </w:r>
+    </w:p>
+    <w:p>
+      <w:pPr/>
+      <w:r>
+        <w:rPr>
+          <w:lang w:val="pt_PT" w:bidi="pt_PT"/>
+        </w:rPr>
+      </w:r>
+      <w:r>
+        <w:rPr>
+          <w:lang w:val="pt_PT" w:bidi="pt_PT"/>
+        </w:rPr>
+        <w:t>אֲיֻמָּ֖ה כַּ⁠נִּדְגָּלֽוֹת</w:t>
       </w:r>
     </w:p>
     <w:p>
@@ -38845,6 +42261,20 @@
       </w:r>
       <w:r>
         <w:rPr>
+          <w:lang w:val="pt_PT" w:bidi="pt_PT"/>
+        </w:rPr>
+        <w:t>שַׂעְרֵ⁠ךְ֙ כְּ⁠עֵ֣דֶר הָֽ⁠עִזִּ֔ים שֶׁ⁠גָּלְשׁ֖וּ מִן־הַ⁠גִּלְעָֽד</w:t>
+      </w:r>
+    </w:p>
+    <w:p>
+      <w:pPr/>
+      <w:r>
+        <w:rPr>
+          <w:lang w:val="pt_PT" w:bidi="pt_PT"/>
+        </w:rPr>
+      </w:r>
+      <w:r>
+        <w:rPr>
           <w:b/>
           <w:lang w:val="pt_PT" w:bidi="pt_PT"/>
         </w:rPr>
@@ -39060,6 +42490,20 @@
       </w:r>
       <w:r>
         <w:rPr>
+          <w:lang w:val="pt_PT" w:bidi="pt_PT"/>
+        </w:rPr>
+        <w:t>הָֽ⁠רְחֵלִ֔ים</w:t>
+      </w:r>
+    </w:p>
+    <w:p>
+      <w:pPr/>
+      <w:r>
+        <w:rPr>
+          <w:lang w:val="pt_PT" w:bidi="pt_PT"/>
+        </w:rPr>
+      </w:r>
+      <w:r>
+        <w:rPr>
           <w:b/>
           <w:lang w:val="pt_PT" w:bidi="pt_PT"/>
         </w:rPr>
@@ -39270,6 +42714,20 @@
       </w:r>
       <w:r>
         <w:rPr>
+          <w:lang w:val="pt_PT" w:bidi="pt_PT"/>
+        </w:rPr>
+        <w:t>שִׁשִּׁ֥ים הֵ֨מָּה֙ מְּלָכ֔וֹת</w:t>
+      </w:r>
+    </w:p>
+    <w:p>
+      <w:pPr/>
+      <w:r>
+        <w:rPr>
+          <w:lang w:val="pt_PT" w:bidi="pt_PT"/>
+        </w:rPr>
+      </w:r>
+      <w:r>
+        <w:rPr>
           <w:b/>
           <w:lang w:val="pt_PT" w:bidi="pt_PT"/>
         </w:rPr>
@@ -39615,6 +43073,20 @@
       </w:r>
       <w:r>
         <w:rPr>
+          <w:lang w:val="pt_PT" w:bidi="pt_PT"/>
+        </w:rPr>
+        <w:t>וַ⁠עֲלָמ֖וֹת אֵ֥ין מִסְפָּֽר</w:t>
+      </w:r>
+    </w:p>
+    <w:p>
+      <w:pPr/>
+      <w:r>
+        <w:rPr>
+          <w:lang w:val="pt_PT" w:bidi="pt_PT"/>
+        </w:rPr>
+      </w:r>
+      <w:r>
+        <w:rPr>
           <w:b/>
           <w:lang w:val="pt_PT" w:bidi="pt_PT"/>
         </w:rPr>
@@ -39711,6 +43183,20 @@
       </w:r>
       <w:r>
         <w:rPr>
+          <w:lang w:val="pt_PT" w:bidi="pt_PT"/>
+        </w:rPr>
+        <w:t>שִׁשִּׁ֥ים הֵ֨מָּה֙ מְּלָכ֔וֹת וּ⁠שְׁמֹנִ֖ים פִּֽילַגְשִׁ֑ים וַ⁠עֲלָמ֖וֹת אֵ֥ין מִסְפָּֽר׃ אַחַ֥ת הִיא֙ יוֹנָתִ֣⁠י תַמָּתִ֔⁠י אַחַ֥ת הִיא֙ לְ⁠אִמָּ֔⁠הּ בָּרָ֥ה הִ֖יא לְ⁠יֽוֹלַדְתָּ֑⁠הּ</w:t>
+      </w:r>
+    </w:p>
+    <w:p>
+      <w:pPr/>
+      <w:r>
+        <w:rPr>
+          <w:lang w:val="pt_PT" w:bidi="pt_PT"/>
+        </w:rPr>
+      </w:r>
+      <w:r>
+        <w:rPr>
           <w:b/>
           <w:lang w:val="pt_PT" w:bidi="pt_PT"/>
         </w:rPr>
@@ -39783,6 +43269,20 @@
         <w:rPr>
           <w:lang w:val="pt_PT" w:bidi="pt_PT"/>
         </w:rPr>
+      </w:r>
+    </w:p>
+    <w:p>
+      <w:pPr/>
+      <w:r>
+        <w:rPr>
+          <w:lang w:val="pt_PT" w:bidi="pt_PT"/>
+        </w:rPr>
+      </w:r>
+      <w:r>
+        <w:rPr>
+          <w:lang w:val="pt_PT" w:bidi="pt_PT"/>
+        </w:rPr>
+        <w:t>אַחַ֥ת הִיא֙</w:t>
       </w:r>
     </w:p>
     <w:p>
@@ -40030,6 +43530,20 @@
       </w:r>
       <w:r>
         <w:rPr>
+          <w:lang w:val="pt_PT" w:bidi="pt_PT"/>
+        </w:rPr>
+        <w:t>אַחַ֥ת הִיא֙ לְ⁠אִמָּ֔⁠הּ</w:t>
+      </w:r>
+    </w:p>
+    <w:p>
+      <w:pPr/>
+      <w:r>
+        <w:rPr>
+          <w:lang w:val="pt_PT" w:bidi="pt_PT"/>
+        </w:rPr>
+      </w:r>
+      <w:r>
+        <w:rPr>
           <w:b/>
           <w:lang w:val="pt_PT" w:bidi="pt_PT"/>
         </w:rPr>
@@ -40152,6 +43666,20 @@
       </w:r>
       <w:r>
         <w:rPr>
+          <w:lang w:val="pt_PT" w:bidi="pt_PT"/>
+        </w:rPr>
+        <w:t>בָּרָ֥ה הִ֖יא לְ⁠יֽוֹלַדְתָּ֑⁠הּ</w:t>
+      </w:r>
+    </w:p>
+    <w:p>
+      <w:pPr/>
+      <w:r>
+        <w:rPr>
+          <w:lang w:val="pt_PT" w:bidi="pt_PT"/>
+        </w:rPr>
+      </w:r>
+      <w:r>
+        <w:rPr>
           <w:b/>
           <w:lang w:val="pt_PT" w:bidi="pt_PT"/>
         </w:rPr>
@@ -40357,6 +43885,20 @@
       </w:r>
       <w:r>
         <w:rPr>
+          <w:lang w:val="pt_PT" w:bidi="pt_PT"/>
+        </w:rPr>
+        <w:t>בָנוֹת֙</w:t>
+      </w:r>
+    </w:p>
+    <w:p>
+      <w:pPr/>
+      <w:r>
+        <w:rPr>
+          <w:lang w:val="pt_PT" w:bidi="pt_PT"/>
+        </w:rPr>
+      </w:r>
+      <w:r>
+        <w:rPr>
           <w:b/>
           <w:lang w:val="pt_PT" w:bidi="pt_PT"/>
         </w:rPr>
@@ -40453,6 +43995,20 @@
       </w:r>
       <w:r>
         <w:rPr>
+          <w:lang w:val="pt_PT" w:bidi="pt_PT"/>
+        </w:rPr>
+        <w:t>מִי־זֹ֥את הַ⁠נִּשְׁקָפָ֖ה כְּמוֹ־שָׁ֑חַר יָפָ֣ה כַ⁠לְּבָנָ֗ה בָּרָה֙ כַּֽ⁠חַמָּ֔ה אֲיֻמָּ֖ה כַּ⁠נִּדְגָּלֽוֹת</w:t>
+      </w:r>
+    </w:p>
+    <w:p>
+      <w:pPr/>
+      <w:r>
+        <w:rPr>
+          <w:lang w:val="pt_PT" w:bidi="pt_PT"/>
+        </w:rPr>
+      </w:r>
+      <w:r>
+        <w:rPr>
           <w:b/>
           <w:lang w:val="pt_PT" w:bidi="pt_PT"/>
         </w:rPr>
@@ -40575,6 +44131,20 @@
       </w:r>
       <w:r>
         <w:rPr>
+          <w:lang w:val="pt_PT" w:bidi="pt_PT"/>
+        </w:rPr>
+        <w:t>מִי־זֹ֥את הַ⁠נִּשְׁקָפָ֖ה כְּמוֹ־שָׁ֑חַר יָפָ֣ה כַ⁠לְּבָנָ֗ה בָּרָה֙ כַּֽ⁠חַמָּ֔ה אֲיֻמָּ֖ה כַּ⁠נִּדְגָּלֽוֹת</w:t>
+      </w:r>
+    </w:p>
+    <w:p>
+      <w:pPr/>
+      <w:r>
+        <w:rPr>
+          <w:lang w:val="pt_PT" w:bidi="pt_PT"/>
+        </w:rPr>
+      </w:r>
+      <w:r>
+        <w:rPr>
           <w:b/>
           <w:lang w:val="pt_PT" w:bidi="pt_PT"/>
         </w:rPr>
@@ -40658,6 +44228,20 @@
       </w:r>
       <w:r>
         <w:rPr>
+          <w:lang w:val="pt_PT" w:bidi="pt_PT"/>
+        </w:rPr>
+        <w:t>הַ⁠נִּשְׁקָפָ֖ה כְּמוֹ־שָׁ֑חַר</w:t>
+      </w:r>
+    </w:p>
+    <w:p>
+      <w:pPr/>
+      <w:r>
+        <w:rPr>
+          <w:lang w:val="pt_PT" w:bidi="pt_PT"/>
+        </w:rPr>
+      </w:r>
+      <w:r>
+        <w:rPr>
           <w:b/>
           <w:lang w:val="pt_PT" w:bidi="pt_PT"/>
         </w:rPr>
@@ -40741,6 +44325,20 @@
       </w:r>
       <w:r>
         <w:rPr>
+          <w:lang w:val="pt_PT" w:bidi="pt_PT"/>
+        </w:rPr>
+        <w:t>הַ⁠נִּשְׁקָפָ֖ה כְּמוֹ־שָׁ֑חַר יָפָ֣ה כַ⁠לְּבָנָ֗ה בָּרָה֙ כַּֽ⁠חַמָּ֔ה</w:t>
+      </w:r>
+    </w:p>
+    <w:p>
+      <w:pPr/>
+      <w:r>
+        <w:rPr>
+          <w:lang w:val="pt_PT" w:bidi="pt_PT"/>
+        </w:rPr>
+      </w:r>
+      <w:r>
+        <w:rPr>
           <w:b/>
           <w:lang w:val="pt_PT" w:bidi="pt_PT"/>
         </w:rPr>
@@ -40839,6 +44437,20 @@
         <w:rPr>
           <w:lang w:val="pt_PT" w:bidi="pt_PT"/>
         </w:rPr>
+      </w:r>
+    </w:p>
+    <w:p>
+      <w:pPr/>
+      <w:r>
+        <w:rPr>
+          <w:lang w:val="pt_PT" w:bidi="pt_PT"/>
+        </w:rPr>
+      </w:r>
+      <w:r>
+        <w:rPr>
+          <w:lang w:val="pt_PT" w:bidi="pt_PT"/>
+        </w:rPr>
+        <w:t>אֲיֻמָּ֖ה כַּ⁠נִּדְגָּלֽוֹת</w:t>
       </w:r>
     </w:p>
     <w:p>
@@ -40951,6 +44563,20 @@
       </w:r>
       <w:r>
         <w:rPr>
+          <w:lang w:val="pt_PT" w:bidi="pt_PT"/>
+        </w:rPr>
+        <w:t>אֶל־גִּנַּ֤ת אֱגוֹז֙ יָרַ֔דְתִּי</w:t>
+      </w:r>
+    </w:p>
+    <w:p>
+      <w:pPr/>
+      <w:r>
+        <w:rPr>
+          <w:lang w:val="pt_PT" w:bidi="pt_PT"/>
+        </w:rPr>
+      </w:r>
+      <w:r>
+        <w:rPr>
           <w:b/>
           <w:lang w:val="pt_PT" w:bidi="pt_PT"/>
         </w:rPr>
@@ -41034,6 +44660,20 @@
       </w:r>
       <w:r>
         <w:rPr>
+          <w:lang w:val="pt_PT" w:bidi="pt_PT"/>
+        </w:rPr>
+        <w:t>אֶל־גִּנַּ֤ת אֱגוֹז֙ יָרַ֔דְתִּי</w:t>
+      </w:r>
+    </w:p>
+    <w:p>
+      <w:pPr/>
+      <w:r>
+        <w:rPr>
+          <w:lang w:val="pt_PT" w:bidi="pt_PT"/>
+        </w:rPr>
+      </w:r>
+      <w:r>
+        <w:rPr>
           <w:b/>
           <w:lang w:val="pt_PT" w:bidi="pt_PT"/>
         </w:rPr>
@@ -41117,6 +44757,20 @@
       </w:r>
       <w:r>
         <w:rPr>
+          <w:lang w:val="pt_PT" w:bidi="pt_PT"/>
+        </w:rPr>
+        <w:t>יָרַ֔דְתִּי</w:t>
+      </w:r>
+    </w:p>
+    <w:p>
+      <w:pPr/>
+      <w:r>
+        <w:rPr>
+          <w:lang w:val="pt_PT" w:bidi="pt_PT"/>
+        </w:rPr>
+      </w:r>
+      <w:r>
+        <w:rPr>
           <w:b/>
           <w:lang w:val="pt_PT" w:bidi="pt_PT"/>
         </w:rPr>
@@ -41296,6 +44950,20 @@
       </w:r>
       <w:r>
         <w:rPr>
+          <w:lang w:val="pt_PT" w:bidi="pt_PT"/>
+        </w:rPr>
+        <w:t>לֹ֣א יָדַ֔עְתִּי</w:t>
+      </w:r>
+    </w:p>
+    <w:p>
+      <w:pPr/>
+      <w:r>
+        <w:rPr>
+          <w:lang w:val="pt_PT" w:bidi="pt_PT"/>
+        </w:rPr>
+      </w:r>
+      <w:r>
+        <w:rPr>
           <w:b/>
           <w:lang w:val="pt_PT" w:bidi="pt_PT"/>
         </w:rPr>
@@ -41475,6 +45143,20 @@
       </w:r>
       <w:r>
         <w:rPr>
+          <w:lang w:val="pt_PT" w:bidi="pt_PT"/>
+        </w:rPr>
+        <w:t>מַרְכְּב֖וֹת עַמִּ⁠י־נָדִֽיב</w:t>
+      </w:r>
+    </w:p>
+    <w:p>
+      <w:pPr/>
+      <w:r>
+        <w:rPr>
+          <w:lang w:val="pt_PT" w:bidi="pt_PT"/>
+        </w:rPr>
+      </w:r>
+      <w:r>
+        <w:rPr>
           <w:b/>
           <w:lang w:val="pt_PT" w:bidi="pt_PT"/>
         </w:rPr>
@@ -41641,6 +45323,20 @@
       </w:r>
       <w:r>
         <w:rPr>
+          <w:lang w:val="pt_PT" w:bidi="pt_PT"/>
+        </w:rPr>
+        <w:t>הַ⁠שּׁ֣וּלַמִּ֔ית &amp; בַּ⁠שּׁ֣וּלַמִּ֔ית</w:t>
+      </w:r>
+    </w:p>
+    <w:p>
+      <w:pPr/>
+      <w:r>
+        <w:rPr>
+          <w:lang w:val="pt_PT" w:bidi="pt_PT"/>
+        </w:rPr>
+      </w:r>
+      <w:r>
+        <w:rPr>
           <w:b/>
           <w:lang w:val="pt_PT" w:bidi="pt_PT"/>
         </w:rPr>
@@ -41833,6 +45529,20 @@
       </w:r>
       <w:r>
         <w:rPr>
+          <w:lang w:val="pt_PT" w:bidi="pt_PT"/>
+        </w:rPr>
+        <w:t>מַֽה־תֶּחֱזוּ֙ בַּ⁠שּׁ֣וּלַמִּ֔ית כִּ⁠מְחֹלַ֖ת הַֽ⁠מַּחֲנָֽיִם</w:t>
+      </w:r>
+    </w:p>
+    <w:p>
+      <w:pPr/>
+      <w:r>
+        <w:rPr>
+          <w:lang w:val="pt_PT" w:bidi="pt_PT"/>
+        </w:rPr>
+      </w:r>
+      <w:r>
+        <w:rPr>
           <w:b/>
           <w:lang w:val="pt_PT" w:bidi="pt_PT"/>
         </w:rPr>
@@ -41916,6 +45626,20 @@
       </w:r>
       <w:r>
         <w:rPr>
+          <w:lang w:val="pt_PT" w:bidi="pt_PT"/>
+        </w:rPr>
+        <w:t>כִּ⁠מְחֹלַ֖ת הַֽ⁠מַּחֲנָֽיִם</w:t>
+      </w:r>
+    </w:p>
+    <w:p>
+      <w:pPr/>
+      <w:r>
+        <w:rPr>
+          <w:lang w:val="pt_PT" w:bidi="pt_PT"/>
+        </w:rPr>
+      </w:r>
+      <w:r>
+        <w:rPr>
           <w:b/>
           <w:lang w:val="pt_PT" w:bidi="pt_PT"/>
         </w:rPr>
@@ -41999,6 +45723,20 @@
       </w:r>
       <w:r>
         <w:rPr>
+          <w:lang w:val="pt_PT" w:bidi="pt_PT"/>
+        </w:rPr>
+        <w:t>כִּ⁠מְחֹלַ֖ת הַֽ⁠מַּחֲנָֽיִם</w:t>
+      </w:r>
+    </w:p>
+    <w:p>
+      <w:pPr/>
+      <w:r>
+        <w:rPr>
+          <w:lang w:val="pt_PT" w:bidi="pt_PT"/>
+        </w:rPr>
+      </w:r>
+      <w:r>
+        <w:rPr>
           <w:b/>
           <w:lang w:val="pt_PT" w:bidi="pt_PT"/>
         </w:rPr>
@@ -42097,6 +45835,20 @@
         <w:rPr>
           <w:lang w:val="pt_PT" w:bidi="pt_PT"/>
         </w:rPr>
+      </w:r>
+    </w:p>
+    <w:p>
+      <w:pPr/>
+      <w:r>
+        <w:rPr>
+          <w:lang w:val="pt_PT" w:bidi="pt_PT"/>
+        </w:rPr>
+      </w:r>
+      <w:r>
+        <w:rPr>
+          <w:lang w:val="pt_PT" w:bidi="pt_PT"/>
+        </w:rPr>
+        <w:t>מַה־יָּפ֧וּ פְעָמַ֛יִ⁠ךְ בַּ⁠נְּעָלִ֖ים בַּת־נָדִ֑יב חַמּוּקֵ֣י יְרֵכַ֔יִ⁠ךְ כְּמ֣וֹ חֲלָאִ֔ים מַעֲשֵׂ֖ה יְדֵ֥י אָמָּֽן</w:t>
       </w:r>
     </w:p>
     <w:p>
@@ -42209,6 +45961,20 @@
       </w:r>
       <w:r>
         <w:rPr>
+          <w:lang w:val="pt_PT" w:bidi="pt_PT"/>
+        </w:rPr>
+        <w:t>מַה</w:t>
+      </w:r>
+    </w:p>
+    <w:p>
+      <w:pPr/>
+      <w:r>
+        <w:rPr>
+          <w:lang w:val="pt_PT" w:bidi="pt_PT"/>
+        </w:rPr>
+      </w:r>
+      <w:r>
+        <w:rPr>
           <w:b/>
           <w:lang w:val="pt_PT" w:bidi="pt_PT"/>
         </w:rPr>
@@ -42338,6 +46104,20 @@
       </w:r>
       <w:r>
         <w:rPr>
+          <w:lang w:val="pt_PT" w:bidi="pt_PT"/>
+        </w:rPr>
+        <w:t>מַה־יָּפ֧וּ פְעָמַ֛יִ⁠ךְ בַּ⁠נְּעָלִ֖ים בַּת־נָדִ֑יב</w:t>
+      </w:r>
+    </w:p>
+    <w:p>
+      <w:pPr/>
+      <w:r>
+        <w:rPr>
+          <w:lang w:val="pt_PT" w:bidi="pt_PT"/>
+        </w:rPr>
+      </w:r>
+      <w:r>
+        <w:rPr>
           <w:b/>
           <w:lang w:val="pt_PT" w:bidi="pt_PT"/>
         </w:rPr>
@@ -42421,6 +46201,20 @@
       </w:r>
       <w:r>
         <w:rPr>
+          <w:lang w:val="pt_PT" w:bidi="pt_PT"/>
+        </w:rPr>
+        <w:t>בַּת־נָדִ֑יב</w:t>
+      </w:r>
+    </w:p>
+    <w:p>
+      <w:pPr/>
+      <w:r>
+        <w:rPr>
+          <w:lang w:val="pt_PT" w:bidi="pt_PT"/>
+        </w:rPr>
+      </w:r>
+      <w:r>
+        <w:rPr>
           <w:b/>
           <w:lang w:val="pt_PT" w:bidi="pt_PT"/>
         </w:rPr>
@@ -42761,6 +46555,20 @@
       </w:r>
       <w:r>
         <w:rPr>
+          <w:lang w:val="pt_PT" w:bidi="pt_PT"/>
+        </w:rPr>
+        <w:t>מַעֲשֵׂ֖ה יְדֵ֥י אָמָּֽן</w:t>
+      </w:r>
+    </w:p>
+    <w:p>
+      <w:pPr/>
+      <w:r>
+        <w:rPr>
+          <w:lang w:val="pt_PT" w:bidi="pt_PT"/>
+        </w:rPr>
+      </w:r>
+      <w:r>
+        <w:rPr>
           <w:b/>
           <w:lang w:val="pt_PT" w:bidi="pt_PT"/>
         </w:rPr>
@@ -43044,6 +46852,20 @@
       </w:r>
       <w:r>
         <w:rPr>
+          <w:lang w:val="pt_PT" w:bidi="pt_PT"/>
+        </w:rPr>
+        <w:t>אַל־יֶחְסַ֖ר הַ⁠מָּ֑זֶג</w:t>
+      </w:r>
+    </w:p>
+    <w:p>
+      <w:pPr/>
+      <w:r>
+        <w:rPr>
+          <w:lang w:val="pt_PT" w:bidi="pt_PT"/>
+        </w:rPr>
+      </w:r>
+      <w:r>
+        <w:rPr>
           <w:b/>
           <w:lang w:val="pt_PT" w:bidi="pt_PT"/>
         </w:rPr>
@@ -43120,6 +46942,20 @@
       </w:r>
       <w:r>
         <w:rPr>
+          <w:lang w:val="pt_PT" w:bidi="pt_PT"/>
+        </w:rPr>
+        <w:t>הַ⁠מָּ֑זֶג</w:t>
+      </w:r>
+    </w:p>
+    <w:p>
+      <w:pPr/>
+      <w:r>
+        <w:rPr>
+          <w:lang w:val="pt_PT" w:bidi="pt_PT"/>
+        </w:rPr>
+      </w:r>
+      <w:r>
+        <w:rPr>
           <w:b/>
           <w:lang w:val="pt_PT" w:bidi="pt_PT"/>
         </w:rPr>
@@ -43470,6 +47306,20 @@
         <w:rPr>
           <w:lang w:val="pt_PT" w:bidi="pt_PT"/>
         </w:rPr>
+      </w:r>
+    </w:p>
+    <w:p>
+      <w:pPr/>
+      <w:r>
+        <w:rPr>
+          <w:lang w:val="pt_PT" w:bidi="pt_PT"/>
+        </w:rPr>
+      </w:r>
+      <w:r>
+        <w:rPr>
+          <w:lang w:val="pt_PT" w:bidi="pt_PT"/>
+        </w:rPr>
+        <w:t>סוּגָ֖ה בַּ⁠שּׁוֹשַׁנִּֽים</w:t>
       </w:r>
     </w:p>
     <w:p>
@@ -44171,6 +48021,20 @@
       </w:r>
       <w:r>
         <w:rPr>
+          <w:lang w:val="pt_PT" w:bidi="pt_PT"/>
+        </w:rPr>
+        <w:t>עַל־שַׁ֨עַר֙ בַּת־רַבִּ֔ים</w:t>
+      </w:r>
+    </w:p>
+    <w:p>
+      <w:pPr/>
+      <w:r>
+        <w:rPr>
+          <w:lang w:val="pt_PT" w:bidi="pt_PT"/>
+        </w:rPr>
+      </w:r>
+      <w:r>
+        <w:rPr>
           <w:b/>
           <w:lang w:val="pt_PT" w:bidi="pt_PT"/>
         </w:rPr>
@@ -44389,6 +48253,20 @@
       </w:r>
       <w:r>
         <w:rPr>
+          <w:lang w:val="pt_PT" w:bidi="pt_PT"/>
+        </w:rPr>
+        <w:t>רֹאשֵׁ֤⁠ךְ עָלַ֨יִ⁠ךְ֙ כַּ⁠כַּרְמֶ֔ל</w:t>
+      </w:r>
+    </w:p>
+    <w:p>
+      <w:pPr/>
+      <w:r>
+        <w:rPr>
+          <w:lang w:val="pt_PT" w:bidi="pt_PT"/>
+        </w:rPr>
+      </w:r>
+      <w:r>
+        <w:rPr>
           <w:b/>
           <w:lang w:val="pt_PT" w:bidi="pt_PT"/>
         </w:rPr>
@@ -44588,6 +48466,20 @@
       </w:r>
       <w:r>
         <w:rPr>
+          <w:lang w:val="pt_PT" w:bidi="pt_PT"/>
+        </w:rPr>
+        <w:t>וְ⁠דַלַּ֥ת רֹאשֵׁ֖⁠ךְ כָּ⁠אַרְגָּמָ֑ן</w:t>
+      </w:r>
+    </w:p>
+    <w:p>
+      <w:pPr/>
+      <w:r>
+        <w:rPr>
+          <w:lang w:val="pt_PT" w:bidi="pt_PT"/>
+        </w:rPr>
+      </w:r>
+      <w:r>
+        <w:rPr>
           <w:b/>
           <w:lang w:val="pt_PT" w:bidi="pt_PT"/>
         </w:rPr>
@@ -44697,6 +48589,20 @@
       </w:r>
       <w:r>
         <w:rPr>
+          <w:lang w:val="pt_PT" w:bidi="pt_PT"/>
+        </w:rPr>
+        <w:t>מֶ֖לֶךְ אָס֥וּר בָּ⁠רְהָטִֽים</w:t>
+      </w:r>
+    </w:p>
+    <w:p>
+      <w:pPr/>
+      <w:r>
+        <w:rPr>
+          <w:lang w:val="pt_PT" w:bidi="pt_PT"/>
+        </w:rPr>
+      </w:r>
+      <w:r>
+        <w:rPr>
           <w:b/>
           <w:lang w:val="pt_PT" w:bidi="pt_PT"/>
         </w:rPr>
@@ -44819,6 +48725,20 @@
       </w:r>
       <w:r>
         <w:rPr>
+          <w:lang w:val="pt_PT" w:bidi="pt_PT"/>
+        </w:rPr>
+        <w:t>מֶ֖לֶךְ אָס֥וּר</w:t>
+      </w:r>
+    </w:p>
+    <w:p>
+      <w:pPr/>
+      <w:r>
+        <w:rPr>
+          <w:lang w:val="pt_PT" w:bidi="pt_PT"/>
+        </w:rPr>
+      </w:r>
+      <w:r>
+        <w:rPr>
           <w:b/>
           <w:lang w:val="pt_PT" w:bidi="pt_PT"/>
         </w:rPr>
@@ -44915,6 +48835,20 @@
       </w:r>
       <w:r>
         <w:rPr>
+          <w:lang w:val="pt_PT" w:bidi="pt_PT"/>
+        </w:rPr>
+        <w:t>מֶ֖לֶךְ אָס֥וּר בָּ⁠רְהָטִֽים</w:t>
+      </w:r>
+    </w:p>
+    <w:p>
+      <w:pPr/>
+      <w:r>
+        <w:rPr>
+          <w:lang w:val="pt_PT" w:bidi="pt_PT"/>
+        </w:rPr>
+      </w:r>
+      <w:r>
+        <w:rPr>
           <w:b/>
           <w:lang w:val="pt_PT" w:bidi="pt_PT"/>
         </w:rPr>
@@ -45000,6 +48934,20 @@
         <w:rPr>
           <w:lang w:val="pt_PT" w:bidi="pt_PT"/>
         </w:rPr>
+      </w:r>
+    </w:p>
+    <w:p>
+      <w:pPr/>
+      <w:r>
+        <w:rPr>
+          <w:lang w:val="pt_PT" w:bidi="pt_PT"/>
+        </w:rPr>
+      </w:r>
+      <w:r>
+        <w:rPr>
+          <w:lang w:val="pt_PT" w:bidi="pt_PT"/>
+        </w:rPr>
+        <w:t>בָּ⁠רְהָטִֽים</w:t>
       </w:r>
     </w:p>
     <w:p>
@@ -45394,6 +49342,20 @@
       </w:r>
       <w:r>
         <w:rPr>
+          <w:lang w:val="pt_PT" w:bidi="pt_PT"/>
+        </w:rPr>
+        <w:t>אַהֲבָ֖ה בַּ⁠תַּֽעֲנוּגִֽים</w:t>
+      </w:r>
+    </w:p>
+    <w:p>
+      <w:pPr/>
+      <w:r>
+        <w:rPr>
+          <w:lang w:val="pt_PT" w:bidi="pt_PT"/>
+        </w:rPr>
+      </w:r>
+      <w:r>
+        <w:rPr>
           <w:b/>
           <w:lang w:val="pt_PT" w:bidi="pt_PT"/>
         </w:rPr>
@@ -45913,6 +49875,20 @@
       </w:r>
       <w:r>
         <w:rPr>
+          <w:lang w:val="pt_PT" w:bidi="pt_PT"/>
+        </w:rPr>
+        <w:t>אָמַ֨רְתִּי֙ אֶעֱלֶ֣ה בְ⁠תָמָ֔ר אֹֽחֲזָ֖ה בְּ⁠סַנְסִנָּ֑י⁠ו</w:t>
+      </w:r>
+    </w:p>
+    <w:p>
+      <w:pPr/>
+      <w:r>
+        <w:rPr>
+          <w:lang w:val="pt_PT" w:bidi="pt_PT"/>
+        </w:rPr>
+      </w:r>
+      <w:r>
+        <w:rPr>
           <w:b/>
           <w:lang w:val="pt_PT" w:bidi="pt_PT"/>
         </w:rPr>
@@ -46240,6 +50216,20 @@
       </w:r>
       <w:r>
         <w:rPr>
+          <w:lang w:val="pt_PT" w:bidi="pt_PT"/>
+        </w:rPr>
+        <w:t>אֶעֱלֶ֣ה בְ⁠תָמָ֔ר אֹֽחֲזָ֖ה בְּ⁠סַנְסִנָּ֑י⁠ו</w:t>
+      </w:r>
+    </w:p>
+    <w:p>
+      <w:pPr/>
+      <w:r>
+        <w:rPr>
+          <w:lang w:val="pt_PT" w:bidi="pt_PT"/>
+        </w:rPr>
+      </w:r>
+      <w:r>
+        <w:rPr>
           <w:b/>
           <w:lang w:val="pt_PT" w:bidi="pt_PT"/>
         </w:rPr>
@@ -46624,6 +50614,20 @@
       </w:r>
       <w:r>
         <w:rPr>
+          <w:lang w:val="pt_PT" w:bidi="pt_PT"/>
+        </w:rPr>
+        <w:t>כְּ⁠אֶשְׁכְּל֣וֹת הַ⁠גֶּ֔פֶן</w:t>
+      </w:r>
+    </w:p>
+    <w:p>
+      <w:pPr/>
+      <w:r>
+        <w:rPr>
+          <w:lang w:val="pt_PT" w:bidi="pt_PT"/>
+        </w:rPr>
+      </w:r>
+      <w:r>
+        <w:rPr>
           <w:b/>
           <w:lang w:val="pt_PT" w:bidi="pt_PT"/>
         </w:rPr>
@@ -46733,6 +50737,20 @@
       </w:r>
       <w:r>
         <w:rPr>
+          <w:lang w:val="pt_PT" w:bidi="pt_PT"/>
+        </w:rPr>
+        <w:t>וְ⁠רֵ֥יחַ אַפֵּ֖⁠ךְ כַּ⁠תַּפּוּחִֽים</w:t>
+      </w:r>
+    </w:p>
+    <w:p>
+      <w:pPr/>
+      <w:r>
+        <w:rPr>
+          <w:lang w:val="pt_PT" w:bidi="pt_PT"/>
+        </w:rPr>
+      </w:r>
+      <w:r>
+        <w:rPr>
           <w:b/>
           <w:lang w:val="pt_PT" w:bidi="pt_PT"/>
         </w:rPr>
@@ -46925,6 +50943,20 @@
       </w:r>
       <w:r>
         <w:rPr>
+          <w:lang w:val="pt_PT" w:bidi="pt_PT"/>
+        </w:rPr>
+        <w:t>כַּ⁠תַּפּוּחִֽים</w:t>
+      </w:r>
+    </w:p>
+    <w:p>
+      <w:pPr/>
+      <w:r>
+        <w:rPr>
+          <w:lang w:val="pt_PT" w:bidi="pt_PT"/>
+        </w:rPr>
+      </w:r>
+      <w:r>
+        <w:rPr>
           <w:b/>
           <w:lang w:val="pt_PT" w:bidi="pt_PT"/>
         </w:rPr>
@@ -47226,6 +51258,20 @@
       </w:r>
       <w:r>
         <w:rPr>
+          <w:lang w:val="pt_PT" w:bidi="pt_PT"/>
+        </w:rPr>
+        <w:t>וְ⁠חִכֵּ֕⁠ךְ</w:t>
+      </w:r>
+    </w:p>
+    <w:p>
+      <w:pPr/>
+      <w:r>
+        <w:rPr>
+          <w:lang w:val="pt_PT" w:bidi="pt_PT"/>
+        </w:rPr>
+      </w:r>
+      <w:r>
+        <w:rPr>
           <w:b/>
           <w:lang w:val="pt_PT" w:bidi="pt_PT"/>
         </w:rPr>
@@ -47322,6 +51368,20 @@
       </w:r>
       <w:r>
         <w:rPr>
+          <w:lang w:val="pt_PT" w:bidi="pt_PT"/>
+        </w:rPr>
+        <w:t>הוֹלֵ֥ךְ לְ⁠דוֹדִ֖⁠י לְ⁠מֵישָׁרִ֑ים דּוֹבֵ֖ב שִׂפְתֵ֥י יְשֵׁנִֽים</w:t>
+      </w:r>
+    </w:p>
+    <w:p>
+      <w:pPr/>
+      <w:r>
+        <w:rPr>
+          <w:lang w:val="pt_PT" w:bidi="pt_PT"/>
+        </w:rPr>
+      </w:r>
+      <w:r>
+        <w:rPr>
           <w:b/>
           <w:lang w:val="pt_PT" w:bidi="pt_PT"/>
         </w:rPr>
@@ -47501,6 +51561,20 @@
       </w:r>
       <w:r>
         <w:rPr>
+          <w:lang w:val="pt_PT" w:bidi="pt_PT"/>
+        </w:rPr>
+        <w:t>הוֹלֵ֥ךְ לְ⁠דוֹדִ֖⁠י לְ⁠מֵישָׁרִ֑ים דּוֹבֵ֖ב שִׂפְתֵ֥י יְשֵׁנִֽים</w:t>
+      </w:r>
+    </w:p>
+    <w:p>
+      <w:pPr/>
+      <w:r>
+        <w:rPr>
+          <w:lang w:val="pt_PT" w:bidi="pt_PT"/>
+        </w:rPr>
+      </w:r>
+      <w:r>
+        <w:rPr>
           <w:b/>
           <w:lang w:val="pt_PT" w:bidi="pt_PT"/>
         </w:rPr>
@@ -47623,6 +51697,20 @@
       </w:r>
       <w:r>
         <w:rPr>
+          <w:lang w:val="pt_PT" w:bidi="pt_PT"/>
+        </w:rPr>
+        <w:t>לְ⁠מֵישָׁרִ֑ים דּוֹבֵ֖ב</w:t>
+      </w:r>
+    </w:p>
+    <w:p>
+      <w:pPr/>
+      <w:r>
+        <w:rPr>
+          <w:lang w:val="pt_PT" w:bidi="pt_PT"/>
+        </w:rPr>
+      </w:r>
+      <w:r>
+        <w:rPr>
           <w:b/>
           <w:lang w:val="pt_PT" w:bidi="pt_PT"/>
         </w:rPr>
@@ -47734,6 +51822,20 @@
         <w:rPr>
           <w:lang w:val="pt_PT" w:bidi="pt_PT"/>
         </w:rPr>
+      </w:r>
+    </w:p>
+    <w:p>
+      <w:pPr/>
+      <w:r>
+        <w:rPr>
+          <w:lang w:val="pt_PT" w:bidi="pt_PT"/>
+        </w:rPr>
+      </w:r>
+      <w:r>
+        <w:rPr>
+          <w:lang w:val="pt_PT" w:bidi="pt_PT"/>
+        </w:rPr>
+        <w:t>שִׂפְתֵ֥י יְשֵׁנִֽים</w:t>
       </w:r>
     </w:p>
     <w:p>
@@ -47998,6 +52100,20 @@
       </w:r>
       <w:r>
         <w:rPr>
+          <w:lang w:val="pt_PT" w:bidi="pt_PT"/>
+        </w:rPr>
+        <w:t>לְכָ֤⁠ה דוֹדִ⁠י֙</w:t>
+      </w:r>
+    </w:p>
+    <w:p>
+      <w:pPr/>
+      <w:r>
+        <w:rPr>
+          <w:lang w:val="pt_PT" w:bidi="pt_PT"/>
+        </w:rPr>
+      </w:r>
+      <w:r>
+        <w:rPr>
           <w:b/>
           <w:lang w:val="pt_PT" w:bidi="pt_PT"/>
         </w:rPr>
@@ -48081,6 +52197,20 @@
       </w:r>
       <w:r>
         <w:rPr>
+          <w:lang w:val="pt_PT" w:bidi="pt_PT"/>
+        </w:rPr>
+        <w:t>נָלִ֖ינָה בַּ⁠כְּפָרִֽים</w:t>
+      </w:r>
+    </w:p>
+    <w:p>
+      <w:pPr/>
+      <w:r>
+        <w:rPr>
+          <w:lang w:val="pt_PT" w:bidi="pt_PT"/>
+        </w:rPr>
+      </w:r>
+      <w:r>
+        <w:rPr>
           <w:b/>
           <w:lang w:val="pt_PT" w:bidi="pt_PT"/>
         </w:rPr>
@@ -48133,6 +52263,20 @@
         <w:rPr>
           <w:lang w:val="pt_PT" w:bidi="pt_PT"/>
         </w:rPr>
+      </w:r>
+    </w:p>
+    <w:p>
+      <w:pPr/>
+      <w:r>
+        <w:rPr>
+          <w:lang w:val="pt_PT" w:bidi="pt_PT"/>
+        </w:rPr>
+      </w:r>
+      <w:r>
+        <w:rPr>
+          <w:lang w:val="pt_PT" w:bidi="pt_PT"/>
+        </w:rPr>
+        <w:t>בַּ⁠כְּפָרִֽים</w:t>
       </w:r>
     </w:p>
     <w:p>
@@ -48271,6 +52415,20 @@
       </w:r>
       <w:r>
         <w:rPr>
+          <w:lang w:val="pt_PT" w:bidi="pt_PT"/>
+        </w:rPr>
+        <w:t>נַשְׁכִּ֨ימָה֙</w:t>
+      </w:r>
+    </w:p>
+    <w:p>
+      <w:pPr/>
+      <w:r>
+        <w:rPr>
+          <w:lang w:val="pt_PT" w:bidi="pt_PT"/>
+        </w:rPr>
+      </w:r>
+      <w:r>
+        <w:rPr>
           <w:b/>
           <w:lang w:val="pt_PT" w:bidi="pt_PT"/>
         </w:rPr>
@@ -48511,6 +52669,20 @@
       </w:r>
       <w:r>
         <w:rPr>
+          <w:lang w:val="pt_PT" w:bidi="pt_PT"/>
+        </w:rPr>
+        <w:t>פָּֽרְחָ֤ה הַ⁠גֶּ֨פֶן֙</w:t>
+      </w:r>
+    </w:p>
+    <w:p>
+      <w:pPr/>
+      <w:r>
+        <w:rPr>
+          <w:lang w:val="pt_PT" w:bidi="pt_PT"/>
+        </w:rPr>
+      </w:r>
+      <w:r>
+        <w:rPr>
           <w:b/>
           <w:lang w:val="pt_PT" w:bidi="pt_PT"/>
         </w:rPr>
@@ -48906,6 +53078,20 @@
       </w:r>
       <w:r>
         <w:rPr>
+          <w:lang w:val="pt_PT" w:bidi="pt_PT"/>
+        </w:rPr>
+        <w:t>וְ⁠עַל־פְּתָחֵ֨י⁠נוּ֙ כָּל־מְגָדִ֔ים</w:t>
+      </w:r>
+    </w:p>
+    <w:p>
+      <w:pPr/>
+      <w:r>
+        <w:rPr>
+          <w:lang w:val="pt_PT" w:bidi="pt_PT"/>
+        </w:rPr>
+      </w:r>
+      <w:r>
+        <w:rPr>
           <w:b/>
           <w:lang w:val="pt_PT" w:bidi="pt_PT"/>
         </w:rPr>
@@ -49065,6 +53251,20 @@
       </w:r>
       <w:r>
         <w:rPr>
+          <w:lang w:val="pt_PT" w:bidi="pt_PT"/>
+        </w:rPr>
+        <w:t>דּוֹדִ֖⁠י צָפַ֥נְתִּי לָֽ⁠ךְ</w:t>
+      </w:r>
+    </w:p>
+    <w:p>
+      <w:pPr/>
+      <w:r>
+        <w:rPr>
+          <w:lang w:val="pt_PT" w:bidi="pt_PT"/>
+        </w:rPr>
+      </w:r>
+      <w:r>
+        <w:rPr>
           <w:b/>
           <w:lang w:val="pt_PT" w:bidi="pt_PT"/>
         </w:rPr>
@@ -49128,6 +53328,20 @@
       </w:r>
       <w:r>
         <w:rPr>
+          <w:lang w:val="pt_PT" w:bidi="pt_PT"/>
+        </w:rPr>
+        <w:t>מִ֤י יִתֶּנְ⁠ךָ֙ כְּ⁠אָ֣ח לִ֔⁠י יוֹנֵ֖ק שְׁדֵ֣י אִמִּ֑⁠י</w:t>
+      </w:r>
+    </w:p>
+    <w:p>
+      <w:pPr/>
+      <w:r>
+        <w:rPr>
+          <w:lang w:val="pt_PT" w:bidi="pt_PT"/>
+        </w:rPr>
+      </w:r>
+      <w:r>
+        <w:rPr>
           <w:b/>
           <w:lang w:val="pt_PT" w:bidi="pt_PT"/>
         </w:rPr>
@@ -49374,6 +53588,20 @@
       </w:r>
       <w:r>
         <w:rPr>
+          <w:lang w:val="pt_PT" w:bidi="pt_PT"/>
+        </w:rPr>
+        <w:t>מִ֤י יִתֶּנְ⁠ךָ֙ כְּ⁠אָ֣ח לִ֔⁠י יוֹנֵ֖ק שְׁדֵ֣י אִמִּ֑⁠י</w:t>
+      </w:r>
+    </w:p>
+    <w:p>
+      <w:pPr/>
+      <w:r>
+        <w:rPr>
+          <w:lang w:val="pt_PT" w:bidi="pt_PT"/>
+        </w:rPr>
+      </w:r>
+      <w:r>
+        <w:rPr>
           <w:b/>
           <w:lang w:val="pt_PT" w:bidi="pt_PT"/>
         </w:rPr>
@@ -49497,6 +53725,20 @@
       </w:r>
       <w:r>
         <w:rPr>
+          <w:lang w:val="pt_PT" w:bidi="pt_PT"/>
+        </w:rPr>
+        <w:t>גַּ֖ם</w:t>
+      </w:r>
+    </w:p>
+    <w:p>
+      <w:pPr/>
+      <w:r>
+        <w:rPr>
+          <w:lang w:val="pt_PT" w:bidi="pt_PT"/>
+        </w:rPr>
+      </w:r>
+      <w:r>
+        <w:rPr>
           <w:b/>
           <w:lang w:val="pt_PT" w:bidi="pt_PT"/>
         </w:rPr>
@@ -49593,6 +53835,20 @@
       </w:r>
       <w:r>
         <w:rPr>
+          <w:lang w:val="pt_PT" w:bidi="pt_PT"/>
+        </w:rPr>
+        <w:t>לֹא־יָב֥וּזוּ לִֽ⁠י</w:t>
+      </w:r>
+    </w:p>
+    <w:p>
+      <w:pPr/>
+      <w:r>
+        <w:rPr>
+          <w:lang w:val="pt_PT" w:bidi="pt_PT"/>
+        </w:rPr>
+      </w:r>
+      <w:r>
+        <w:rPr>
           <w:b/>
           <w:lang w:val="pt_PT" w:bidi="pt_PT"/>
         </w:rPr>
@@ -49715,6 +53971,20 @@
       </w:r>
       <w:r>
         <w:rPr>
+          <w:lang w:val="pt_PT" w:bidi="pt_PT"/>
+        </w:rPr>
+        <w:t>אֶֽמְצָאֲ⁠ךָ֤ בַ⁠חוּץ֙ אֶשָׁ֣קְ⁠ךָ֔ גַּ֖ם לֹא־יָב֥וּזוּ לִֽ⁠י׃ אֶנְהָֽגֲ⁠ךָ֗ אֲבִֽיאֲ⁠ךָ֛ אֶל־בֵּ֥ית אִמִּ֖⁠י תְּלַמְּדֵ֑⁠נִי אַשְׁקְ⁠ךָ֙ מִ⁠יַּ֣יִן הָ⁠רֶ֔קַח מֵ⁠עֲסִ֖יס רִמֹּנִֽ⁠י</w:t>
+      </w:r>
+    </w:p>
+    <w:p>
+      <w:pPr/>
+      <w:r>
+        <w:rPr>
+          <w:lang w:val="pt_PT" w:bidi="pt_PT"/>
+        </w:rPr>
+      </w:r>
+      <w:r>
+        <w:rPr>
           <w:b/>
           <w:lang w:val="pt_PT" w:bidi="pt_PT"/>
         </w:rPr>
@@ -49840,6 +54110,20 @@
         <w:rPr>
           <w:lang w:val="pt_PT" w:bidi="pt_PT"/>
         </w:rPr>
+      </w:r>
+    </w:p>
+    <w:p>
+      <w:pPr/>
+      <w:r>
+        <w:rPr>
+          <w:lang w:val="pt_PT" w:bidi="pt_PT"/>
+        </w:rPr>
+      </w:r>
+      <w:r>
+        <w:rPr>
+          <w:lang w:val="pt_PT" w:bidi="pt_PT"/>
+        </w:rPr>
+        <w:t>אֲבִֽיאֲ⁠ךָ֛ אֶל־בֵּ֥ית אִמִּ֖⁠י</w:t>
       </w:r>
     </w:p>
     <w:p>
@@ -49979,6 +54263,20 @@
       </w:r>
       <w:r>
         <w:rPr>
+          <w:lang w:val="pt_PT" w:bidi="pt_PT"/>
+        </w:rPr>
+        <w:t>אֲבִֽיאֲ⁠ךָ֛ אֶל־בֵּ֥ית אִמִּ֖⁠י תְּלַמְּדֵ֑⁠נִי</w:t>
+      </w:r>
+    </w:p>
+    <w:p>
+      <w:pPr/>
+      <w:r>
+        <w:rPr>
+          <w:lang w:val="pt_PT" w:bidi="pt_PT"/>
+        </w:rPr>
+      </w:r>
+      <w:r>
+        <w:rPr>
           <w:b/>
           <w:lang w:val="pt_PT" w:bidi="pt_PT"/>
         </w:rPr>
@@ -50045,6 +54343,20 @@
         <w:rPr>
           <w:lang w:val="pt_PT" w:bidi="pt_PT"/>
         </w:rPr>
+      </w:r>
+    </w:p>
+    <w:p>
+      <w:pPr/>
+      <w:r>
+        <w:rPr>
+          <w:lang w:val="pt_PT" w:bidi="pt_PT"/>
+        </w:rPr>
+      </w:r>
+      <w:r>
+        <w:rPr>
+          <w:lang w:val="pt_PT" w:bidi="pt_PT"/>
+        </w:rPr>
+        <w:t>אַשְׁקְ⁠ךָ֙ מִ⁠יַּ֣יִן הָ⁠רֶ֔קַח</w:t>
       </w:r>
     </w:p>
     <w:p>
@@ -50294,6 +54606,20 @@
       </w:r>
       <w:r>
         <w:rPr>
+          <w:lang w:val="pt_PT" w:bidi="pt_PT"/>
+        </w:rPr>
+        <w:t>אַשְׁקְ⁠ךָ֙ מִ⁠יַּ֣יִן הָ⁠רֶ֔קַח מֵ⁠עֲסִ֖יס רִמֹּנִֽ⁠י</w:t>
+      </w:r>
+    </w:p>
+    <w:p>
+      <w:pPr/>
+      <w:r>
+        <w:rPr>
+          <w:lang w:val="pt_PT" w:bidi="pt_PT"/>
+        </w:rPr>
+      </w:r>
+      <w:r>
+        <w:rPr>
           <w:b/>
           <w:lang w:val="pt_PT" w:bidi="pt_PT"/>
         </w:rPr>
@@ -50406,6 +54732,20 @@
         <w:rPr>
           <w:lang w:val="pt_PT" w:bidi="pt_PT"/>
         </w:rPr>
+      </w:r>
+    </w:p>
+    <w:p>
+      <w:pPr/>
+      <w:r>
+        <w:rPr>
+          <w:lang w:val="pt_PT" w:bidi="pt_PT"/>
+        </w:rPr>
+      </w:r>
+      <w:r>
+        <w:rPr>
+          <w:lang w:val="pt_PT" w:bidi="pt_PT"/>
+        </w:rPr>
+        <w:t>מֵ⁠עֲסִ֖יס רִמֹּנִֽ⁠י</w:t>
       </w:r>
     </w:p>
     <w:p>
@@ -50779,6 +55119,20 @@
       </w:r>
       <w:r>
         <w:rPr>
+          <w:lang w:val="pt_PT" w:bidi="pt_PT"/>
+        </w:rPr>
+        <w:t>מִ֣י זֹ֗את עֹלָה֙ מִן־הַ⁠מִּדְבָּ֔ר מִתְרַפֶּ֖קֶת עַל־דּוֹדָ֑⁠הּ</w:t>
+      </w:r>
+    </w:p>
+    <w:p>
+      <w:pPr/>
+      <w:r>
+        <w:rPr>
+          <w:lang w:val="pt_PT" w:bidi="pt_PT"/>
+        </w:rPr>
+      </w:r>
+      <w:r>
+        <w:rPr>
           <w:b/>
           <w:lang w:val="pt_PT" w:bidi="pt_PT"/>
         </w:rPr>
@@ -51097,6 +55451,20 @@
         <w:rPr>
           <w:lang w:val="pt_PT" w:bidi="pt_PT"/>
         </w:rPr>
+      </w:r>
+    </w:p>
+    <w:p>
+      <w:pPr/>
+      <w:r>
+        <w:rPr>
+          <w:lang w:val="pt_PT" w:bidi="pt_PT"/>
+        </w:rPr>
+      </w:r>
+      <w:r>
+        <w:rPr>
+          <w:lang w:val="pt_PT" w:bidi="pt_PT"/>
+        </w:rPr>
+        <w:t>עֹלָה֙</w:t>
       </w:r>
     </w:p>
     <w:p>
@@ -51318,6 +55686,20 @@
       </w:r>
       <w:r>
         <w:rPr>
+          <w:lang w:val="pt_PT" w:bidi="pt_PT"/>
+        </w:rPr>
+        <w:t>חִבְּלַ֣תְ⁠ךָ</w:t>
+      </w:r>
+    </w:p>
+    <w:p>
+      <w:pPr/>
+      <w:r>
+        <w:rPr>
+          <w:lang w:val="pt_PT" w:bidi="pt_PT"/>
+        </w:rPr>
+      </w:r>
+      <w:r>
+        <w:rPr>
           <w:b/>
           <w:lang w:val="pt_PT" w:bidi="pt_PT"/>
         </w:rPr>
@@ -51388,6 +55770,20 @@
       </w:r>
       <w:r>
         <w:rPr>
+          <w:lang w:val="pt_PT" w:bidi="pt_PT"/>
+        </w:rPr>
+        <w:t>תַּ֤חַת הַ⁠תַּפּ֨וּחַ֙ עֽוֹרַרְתִּ֔י⁠ךָ שָׁ֚מָּ⁠ה חִבְּלַ֣תְ⁠ךָ אִמֶּ֔⁠ךָ שָׁ֖מָּ⁠ה חִבְּלָ֥ה יְלָדַֽתְ⁠ךָ׃ שִׂימֵ֨⁠נִי כַֽ⁠חוֹתָ֜ם עַל־לִבֶּ֗⁠ךָ כַּֽ⁠חוֹתָם֙ עַל־זְרוֹעֶ֔⁠ךָ כִּֽי־עַזָּ֤ה כַ⁠מָּ֨וֶת֙ אַהֲבָ֔ה קָשָׁ֥ה כִ⁠שְׁא֖וֹל קִנְאָ֑ה רְשָׁפֶ֕י⁠הָ רִשְׁפֵּ֕י אֵ֖שׁ שַׁלְהֶ֥בֶתְ יָֽה׃ מַ֣יִם רַבִּ֗ים לֹ֤א יֽוּכְלוּ֙ לְ⁠כַבּ֣וֹת אֶת־הָֽ⁠אַהֲבָ֔ה וּ⁠נְהָר֖וֹת לֹ֣א יִשְׁטְפ֑וּ⁠הָ אִם־יִתֵּ֨ן אִ֜ישׁ אֶת־כָּל־ה֤וֹן בֵּית⁠וֹ֙ בָּ⁠אַהֲבָ֔ה בּ֖וֹז יָב֥וּזוּ לֽ⁠וֹ</w:t>
+      </w:r>
+    </w:p>
+    <w:p>
+      <w:pPr/>
+      <w:r>
+        <w:rPr>
+          <w:lang w:val="pt_PT" w:bidi="pt_PT"/>
+        </w:rPr>
+      </w:r>
+      <w:r>
+        <w:rPr>
           <w:b/>
           <w:lang w:val="pt_PT" w:bidi="pt_PT"/>
         </w:rPr>
@@ -51705,6 +56101,20 @@
       </w:r>
       <w:r>
         <w:rPr>
+          <w:lang w:val="pt_PT" w:bidi="pt_PT"/>
+        </w:rPr>
+        <w:t>כַּֽ⁠חוֹתָם֙ עַל־זְרוֹעֶ֔⁠ךָ</w:t>
+      </w:r>
+    </w:p>
+    <w:p>
+      <w:pPr/>
+      <w:r>
+        <w:rPr>
+          <w:lang w:val="pt_PT" w:bidi="pt_PT"/>
+        </w:rPr>
+      </w:r>
+      <w:r>
+        <w:rPr>
           <w:b/>
           <w:lang w:val="pt_PT" w:bidi="pt_PT"/>
         </w:rPr>
@@ -51854,6 +56264,20 @@
       </w:r>
       <w:r>
         <w:rPr>
+          <w:lang w:val="pt_PT" w:bidi="pt_PT"/>
+        </w:rPr>
+        <w:t>כַּֽ⁠חוֹתָם֙ עַל־זְרוֹעֶ֔⁠ךָ</w:t>
+      </w:r>
+    </w:p>
+    <w:p>
+      <w:pPr/>
+      <w:r>
+        <w:rPr>
+          <w:lang w:val="pt_PT" w:bidi="pt_PT"/>
+        </w:rPr>
+      </w:r>
+      <w:r>
+        <w:rPr>
           <w:b/>
           <w:lang w:val="pt_PT" w:bidi="pt_PT"/>
         </w:rPr>
@@ -52242,6 +56666,20 @@
       </w:r>
       <w:r>
         <w:rPr>
+          <w:lang w:val="pt_PT" w:bidi="pt_PT"/>
+        </w:rPr>
+        <w:t>קָשָׁ֥ה כִ⁠שְׁא֖וֹל קִנְאָ֑ה</w:t>
+      </w:r>
+    </w:p>
+    <w:p>
+      <w:pPr/>
+      <w:r>
+        <w:rPr>
+          <w:lang w:val="pt_PT" w:bidi="pt_PT"/>
+        </w:rPr>
+      </w:r>
+      <w:r>
+        <w:rPr>
           <w:b/>
           <w:lang w:val="pt_PT" w:bidi="pt_PT"/>
         </w:rPr>
@@ -52449,6 +56887,20 @@
       </w:r>
       <w:r>
         <w:rPr>
+          <w:lang w:val="pt_PT" w:bidi="pt_PT"/>
+        </w:rPr>
+        <w:t>כִ⁠שְׁא֖וֹל</w:t>
+      </w:r>
+    </w:p>
+    <w:p>
+      <w:pPr/>
+      <w:r>
+        <w:rPr>
+          <w:lang w:val="pt_PT" w:bidi="pt_PT"/>
+        </w:rPr>
+      </w:r>
+      <w:r>
+        <w:rPr>
           <w:b/>
           <w:lang w:val="pt_PT" w:bidi="pt_PT"/>
         </w:rPr>
@@ -52571,6 +57023,20 @@
       </w:r>
       <w:r>
         <w:rPr>
+          <w:lang w:val="pt_PT" w:bidi="pt_PT"/>
+        </w:rPr>
+        <w:t>רְשָׁפֶ֕י⁠הָ רִשְׁפֵּ֕י אֵ֖שׁ שַׁלְהֶ֥בֶתְ יָֽה</w:t>
+      </w:r>
+    </w:p>
+    <w:p>
+      <w:pPr/>
+      <w:r>
+        <w:rPr>
+          <w:lang w:val="pt_PT" w:bidi="pt_PT"/>
+        </w:rPr>
+      </w:r>
+      <w:r>
+        <w:rPr>
           <w:b/>
           <w:lang w:val="pt_PT" w:bidi="pt_PT"/>
         </w:rPr>
@@ -52764,6 +57230,20 @@
       </w:r>
       <w:r>
         <w:rPr>
+          <w:lang w:val="pt_PT" w:bidi="pt_PT"/>
+        </w:rPr>
+        <w:t>מַ֣יִם רַבִּ֗ים לֹ֤א יֽוּכְלוּ֙ לְ⁠כַבּ֣וֹת אֶת־הָֽ⁠אַהֲבָ֔ה וּ⁠נְהָר֖וֹת לֹ֣א יִשְׁטְפ֑וּ⁠הָ</w:t>
+      </w:r>
+    </w:p>
+    <w:p>
+      <w:pPr/>
+      <w:r>
+        <w:rPr>
+          <w:lang w:val="pt_PT" w:bidi="pt_PT"/>
+        </w:rPr>
+      </w:r>
+      <w:r>
+        <w:rPr>
           <w:b/>
           <w:lang w:val="pt_PT" w:bidi="pt_PT"/>
         </w:rPr>
@@ -52926,6 +57406,20 @@
       </w:r>
       <w:r>
         <w:rPr>
+          <w:lang w:val="pt_PT" w:bidi="pt_PT"/>
+        </w:rPr>
+        <w:t>מַ֣יִם רַבִּ֗ים לֹ֤א יֽוּכְלוּ֙ לְ⁠כַבּ֣וֹת אֶת־הָֽ⁠אַהֲבָ֔ה וּ⁠נְהָר֖וֹת לֹ֣א יִשְׁטְפ֑וּ⁠הָ</w:t>
+      </w:r>
+    </w:p>
+    <w:p>
+      <w:pPr/>
+      <w:r>
+        <w:rPr>
+          <w:lang w:val="pt_PT" w:bidi="pt_PT"/>
+        </w:rPr>
+      </w:r>
+      <w:r>
+        <w:rPr>
           <w:b/>
           <w:lang w:val="pt_PT" w:bidi="pt_PT"/>
         </w:rPr>
@@ -53099,6 +57593,20 @@
       </w:r>
       <w:r>
         <w:rPr>
+          <w:lang w:val="pt_PT" w:bidi="pt_PT"/>
+        </w:rPr>
+        <w:t>אִם־יִתֵּ֨ן אִ֜ישׁ אֶת־כָּל־ה֤וֹן בֵּית⁠וֹ֙ בָּ⁠אַהֲבָ֔ה בּ֖וֹז יָב֥וּזוּ לֽ⁠וֹ</w:t>
+      </w:r>
+    </w:p>
+    <w:p>
+      <w:pPr/>
+      <w:r>
+        <w:rPr>
+          <w:lang w:val="pt_PT" w:bidi="pt_PT"/>
+        </w:rPr>
+      </w:r>
+      <w:r>
+        <w:rPr>
           <w:b/>
           <w:lang w:val="pt_PT" w:bidi="pt_PT"/>
         </w:rPr>
@@ -53196,6 +57704,20 @@
       </w:r>
       <w:r>
         <w:rPr>
+          <w:lang w:val="pt_PT" w:bidi="pt_PT"/>
+        </w:rPr>
+        <w:t>בָּ⁠אַהֲבָ֔ה</w:t>
+      </w:r>
+    </w:p>
+    <w:p>
+      <w:pPr/>
+      <w:r>
+        <w:rPr>
+          <w:lang w:val="pt_PT" w:bidi="pt_PT"/>
+        </w:rPr>
+      </w:r>
+      <w:r>
+        <w:rPr>
           <w:b/>
           <w:lang w:val="pt_PT" w:bidi="pt_PT"/>
         </w:rPr>
@@ -53259,6 +57781,20 @@
       </w:r>
       <w:r>
         <w:rPr>
+          <w:lang w:val="pt_PT" w:bidi="pt_PT"/>
+        </w:rPr>
+        <w:t>לֽ⁠וֹ</w:t>
+      </w:r>
+    </w:p>
+    <w:p>
+      <w:pPr/>
+      <w:r>
+        <w:rPr>
+          <w:lang w:val="pt_PT" w:bidi="pt_PT"/>
+        </w:rPr>
+      </w:r>
+      <w:r>
+        <w:rPr>
           <w:b/>
           <w:lang w:val="pt_PT" w:bidi="pt_PT"/>
         </w:rPr>
@@ -53382,6 +57918,20 @@
       </w:r>
       <w:r>
         <w:rPr>
+          <w:lang w:val="pt_PT" w:bidi="pt_PT"/>
+        </w:rPr>
+        <w:t>קְטַנָּ֔ה</w:t>
+      </w:r>
+    </w:p>
+    <w:p>
+      <w:pPr/>
+      <w:r>
+        <w:rPr>
+          <w:lang w:val="pt_PT" w:bidi="pt_PT"/>
+        </w:rPr>
+      </w:r>
+      <w:r>
+        <w:rPr>
           <w:b/>
           <w:lang w:val="pt_PT" w:bidi="pt_PT"/>
         </w:rPr>
@@ -53478,6 +58028,20 @@
       </w:r>
       <w:r>
         <w:rPr>
+          <w:lang w:val="pt_PT" w:bidi="pt_PT"/>
+        </w:rPr>
+        <w:t>וְ⁠שָׁדַ֖יִם אֵ֣ין לָ֑⁠הּ</w:t>
+      </w:r>
+    </w:p>
+    <w:p>
+      <w:pPr/>
+      <w:r>
+        <w:rPr>
+          <w:lang w:val="pt_PT" w:bidi="pt_PT"/>
+        </w:rPr>
+      </w:r>
+      <w:r>
+        <w:rPr>
           <w:b/>
           <w:lang w:val="pt_PT" w:bidi="pt_PT"/>
         </w:rPr>
@@ -53780,6 +58344,20 @@
       </w:r>
       <w:r>
         <w:rPr>
+          <w:lang w:val="pt_PT" w:bidi="pt_PT"/>
+        </w:rPr>
+        <w:t>שֶׁ⁠יְּדֻבַּר־בָּֽ⁠הּ</w:t>
+      </w:r>
+    </w:p>
+    <w:p>
+      <w:pPr/>
+      <w:r>
+        <w:rPr>
+          <w:lang w:val="pt_PT" w:bidi="pt_PT"/>
+        </w:rPr>
+      </w:r>
+      <w:r>
+        <w:rPr>
           <w:b/>
           <w:lang w:val="pt_PT" w:bidi="pt_PT"/>
         </w:rPr>
@@ -53986,6 +58564,20 @@
       </w:r>
       <w:r>
         <w:rPr>
+          <w:lang w:val="pt_PT" w:bidi="pt_PT"/>
+        </w:rPr>
+        <w:t>וְ⁠אִם־דֶּ֣לֶת הִ֔יא נָצ֥וּר עָלֶ֖י⁠הָ ל֥וּחַ אָֽרֶז</w:t>
+      </w:r>
+    </w:p>
+    <w:p>
+      <w:pPr/>
+      <w:r>
+        <w:rPr>
+          <w:lang w:val="pt_PT" w:bidi="pt_PT"/>
+        </w:rPr>
+      </w:r>
+      <w:r>
+        <w:rPr>
           <w:b/>
           <w:lang w:val="pt_PT" w:bidi="pt_PT"/>
         </w:rPr>
@@ -54283,6 +58875,20 @@
       </w:r>
       <w:r>
         <w:rPr>
+          <w:lang w:val="pt_PT" w:bidi="pt_PT"/>
+        </w:rPr>
+        <w:t>אֲנִ֣י חוֹמָ֔ה וְ⁠שָׁדַ֖⁠י כַּ⁠מִּגְדָּל֑וֹת אָ֛ז הָיִ֥יתִי בְ⁠עֵינָ֖י⁠ו כְּ⁠מוֹצְאֵ֥ת שָׁלֽוֹם</w:t>
+      </w:r>
+    </w:p>
+    <w:p>
+      <w:pPr/>
+      <w:r>
+        <w:rPr>
+          <w:lang w:val="pt_PT" w:bidi="pt_PT"/>
+        </w:rPr>
+      </w:r>
+      <w:r>
+        <w:rPr>
           <w:b/>
           <w:lang w:val="pt_PT" w:bidi="pt_PT"/>
         </w:rPr>
@@ -54380,6 +58986,20 @@
       </w:r>
       <w:r>
         <w:rPr>
+          <w:lang w:val="pt_PT" w:bidi="pt_PT"/>
+        </w:rPr>
+        <w:t>אֲנִ֣י חוֹמָ֔ה</w:t>
+      </w:r>
+    </w:p>
+    <w:p>
+      <w:pPr/>
+      <w:r>
+        <w:rPr>
+          <w:lang w:val="pt_PT" w:bidi="pt_PT"/>
+        </w:rPr>
+      </w:r>
+      <w:r>
+        <w:rPr>
           <w:b/>
           <w:lang w:val="pt_PT" w:bidi="pt_PT"/>
         </w:rPr>
@@ -54490,6 +59110,20 @@
       </w:r>
       <w:r>
         <w:rPr>
+          <w:lang w:val="pt_PT" w:bidi="pt_PT"/>
+        </w:rPr>
+        <w:t>וְ⁠שָׁדַ֖⁠י</w:t>
+      </w:r>
+    </w:p>
+    <w:p>
+      <w:pPr/>
+      <w:r>
+        <w:rPr>
+          <w:lang w:val="pt_PT" w:bidi="pt_PT"/>
+        </w:rPr>
+      </w:r>
+      <w:r>
+        <w:rPr>
           <w:b/>
           <w:lang w:val="pt_PT" w:bidi="pt_PT"/>
         </w:rPr>
@@ -54677,6 +59311,20 @@
       </w:r>
       <w:r>
         <w:rPr>
+          <w:lang w:val="pt_PT" w:bidi="pt_PT"/>
+        </w:rPr>
+        <w:t>אָ֛ז</w:t>
+      </w:r>
+    </w:p>
+    <w:p>
+      <w:pPr/>
+      <w:r>
+        <w:rPr>
+          <w:lang w:val="pt_PT" w:bidi="pt_PT"/>
+        </w:rPr>
+      </w:r>
+      <w:r>
+        <w:rPr>
           <w:b/>
           <w:lang w:val="pt_PT" w:bidi="pt_PT"/>
         </w:rPr>
@@ -54773,6 +59421,20 @@
       </w:r>
       <w:r>
         <w:rPr>
+          <w:lang w:val="pt_PT" w:bidi="pt_PT"/>
+        </w:rPr>
+        <w:t>הָיִ֥יתִי בְ⁠עֵינָ֖י⁠ו</w:t>
+      </w:r>
+    </w:p>
+    <w:p>
+      <w:pPr/>
+      <w:r>
+        <w:rPr>
+          <w:lang w:val="pt_PT" w:bidi="pt_PT"/>
+        </w:rPr>
+      </w:r>
+      <w:r>
+        <w:rPr>
           <w:b/>
           <w:lang w:val="pt_PT" w:bidi="pt_PT"/>
         </w:rPr>
@@ -54896,6 +59558,20 @@
       </w:r>
       <w:r>
         <w:rPr>
+          <w:lang w:val="pt_PT" w:bidi="pt_PT"/>
+        </w:rPr>
+        <w:t>כְּ⁠מוֹצְאֵ֥ת</w:t>
+      </w:r>
+    </w:p>
+    <w:p>
+      <w:pPr/>
+      <w:r>
+        <w:rPr>
+          <w:lang w:val="pt_PT" w:bidi="pt_PT"/>
+        </w:rPr>
+      </w:r>
+      <w:r>
+        <w:rPr>
           <w:b/>
           <w:lang w:val="pt_PT" w:bidi="pt_PT"/>
         </w:rPr>
@@ -54973,6 +59649,20 @@
       </w:r>
       <w:r>
         <w:rPr>
+          <w:lang w:val="pt_PT" w:bidi="pt_PT"/>
+        </w:rPr>
+        <w:t>הָיִ֥יתִי בְ⁠עֵינָ֖י⁠ו כְּ⁠מוֹצְאֵ֥ת שָׁלֽוֹם</w:t>
+      </w:r>
+    </w:p>
+    <w:p>
+      <w:pPr/>
+      <w:r>
+        <w:rPr>
+          <w:lang w:val="pt_PT" w:bidi="pt_PT"/>
+        </w:rPr>
+      </w:r>
+      <w:r>
+        <w:rPr>
           <w:b/>
           <w:lang w:val="pt_PT" w:bidi="pt_PT"/>
         </w:rPr>
@@ -55199,6 +59889,20 @@
       </w:r>
       <w:r>
         <w:rPr>
+          <w:lang w:val="pt_PT" w:bidi="pt_PT"/>
+        </w:rPr>
+        <w:t>לַ⁠נֹּטְרִ֑ים</w:t>
+      </w:r>
+    </w:p>
+    <w:p>
+      <w:pPr/>
+      <w:r>
+        <w:rPr>
+          <w:lang w:val="pt_PT" w:bidi="pt_PT"/>
+        </w:rPr>
+      </w:r>
+      <w:r>
+        <w:rPr>
           <w:b/>
           <w:lang w:val="pt_PT" w:bidi="pt_PT"/>
         </w:rPr>
@@ -55308,6 +60012,20 @@
       </w:r>
       <w:r>
         <w:rPr>
+          <w:lang w:val="pt_PT" w:bidi="pt_PT"/>
+        </w:rPr>
+        <w:t>נָתַ֥ן אֶת־הַ⁠כֶּ֖רֶם לַ⁠נֹּטְרִ֑ים</w:t>
+      </w:r>
+    </w:p>
+    <w:p>
+      <w:pPr/>
+      <w:r>
+        <w:rPr>
+          <w:lang w:val="pt_PT" w:bidi="pt_PT"/>
+        </w:rPr>
+      </w:r>
+      <w:r>
+        <w:rPr>
           <w:b/>
           <w:lang w:val="pt_PT" w:bidi="pt_PT"/>
         </w:rPr>
@@ -55385,6 +60103,20 @@
       </w:r>
       <w:r>
         <w:rPr>
+          <w:lang w:val="pt_PT" w:bidi="pt_PT"/>
+        </w:rPr>
+        <w:t>אִ֛ישׁ יָבִ֥א בְּ⁠פִרְי֖⁠וֹ אֶ֥לֶף כָּֽסֶף</w:t>
+      </w:r>
+    </w:p>
+    <w:p>
+      <w:pPr/>
+      <w:r>
+        <w:rPr>
+          <w:lang w:val="pt_PT" w:bidi="pt_PT"/>
+        </w:rPr>
+      </w:r>
+      <w:r>
+        <w:rPr>
           <w:b/>
           <w:lang w:val="pt_PT" w:bidi="pt_PT"/>
         </w:rPr>
@@ -55521,6 +60253,20 @@
       </w:r>
       <w:r>
         <w:rPr>
+          <w:lang w:val="pt_PT" w:bidi="pt_PT"/>
+        </w:rPr>
+        <w:t>אֶ֥לֶף כָּֽסֶף</w:t>
+      </w:r>
+    </w:p>
+    <w:p>
+      <w:pPr/>
+      <w:r>
+        <w:rPr>
+          <w:lang w:val="pt_PT" w:bidi="pt_PT"/>
+        </w:rPr>
+      </w:r>
+      <w:r>
+        <w:rPr>
           <w:b/>
           <w:lang w:val="pt_PT" w:bidi="pt_PT"/>
         </w:rPr>
@@ -55604,6 +60350,20 @@
       </w:r>
       <w:r>
         <w:rPr>
+          <w:lang w:val="pt_PT" w:bidi="pt_PT"/>
+        </w:rPr>
+        <w:t>כֶּ֣רֶם הָיָ֤ה לִ⁠שְׁלֹמֹה֙ בְּ⁠בַ֣עַל הָמ֔וֹן נָתַ֥ן אֶת־הַ⁠כֶּ֖רֶם לַ⁠נֹּטְרִ֑ים אִ֛ישׁ יָבִ֥א בְּ⁠פִרְי֖⁠וֹ אֶ֥לֶף כָּֽסֶף׃ כָּרְמִ֥⁠י שֶׁ⁠לִּ֖⁠י לְ⁠פָנָ֑⁠י הָ⁠אֶ֤לֶף לְ⁠ךָ֙ שְׁלֹמֹ֔ה וּ⁠מָאתַ֖יִם לְ⁠נֹטְרִ֥ים אֶת־פִּרְיֽ⁠וֹ</w:t>
+      </w:r>
+    </w:p>
+    <w:p>
+      <w:pPr/>
+      <w:r>
+        <w:rPr>
+          <w:lang w:val="pt_PT" w:bidi="pt_PT"/>
+        </w:rPr>
+      </w:r>
+      <w:r>
+        <w:rPr>
           <w:b/>
           <w:lang w:val="pt_PT" w:bidi="pt_PT"/>
         </w:rPr>
@@ -55690,6 +60450,20 @@
         <w:rPr>
           <w:lang w:val="pt_PT" w:bidi="pt_PT"/>
         </w:rPr>
+      </w:r>
+    </w:p>
+    <w:p>
+      <w:pPr/>
+      <w:r>
+        <w:rPr>
+          <w:lang w:val="pt_PT" w:bidi="pt_PT"/>
+        </w:rPr>
+      </w:r>
+      <w:r>
+        <w:rPr>
+          <w:lang w:val="pt_PT" w:bidi="pt_PT"/>
+        </w:rPr>
+        <w:t>כָּרְמִ֥⁠י</w:t>
       </w:r>
     </w:p>
     <w:p>
@@ -55886,6 +60660,20 @@
       </w:r>
       <w:r>
         <w:rPr>
+          <w:lang w:val="pt_PT" w:bidi="pt_PT"/>
+        </w:rPr>
+        <w:t>לְ⁠פָנָ֑⁠י</w:t>
+      </w:r>
+    </w:p>
+    <w:p>
+      <w:pPr/>
+      <w:r>
+        <w:rPr>
+          <w:lang w:val="pt_PT" w:bidi="pt_PT"/>
+        </w:rPr>
+      </w:r>
+      <w:r>
+        <w:rPr>
           <w:b/>
           <w:lang w:val="pt_PT" w:bidi="pt_PT"/>
         </w:rPr>
@@ -55982,6 +60770,20 @@
       </w:r>
       <w:r>
         <w:rPr>
+          <w:lang w:val="pt_PT" w:bidi="pt_PT"/>
+        </w:rPr>
+        <w:t>הָ⁠אֶ֤לֶף לְ⁠ךָ֙ שְׁלֹמֹ֔ה וּ⁠מָאתַ֖יִם לְ⁠נֹטְרִ֥ים אֶת־פִּרְיֽ⁠וֹ</w:t>
+      </w:r>
+    </w:p>
+    <w:p>
+      <w:pPr/>
+      <w:r>
+        <w:rPr>
+          <w:lang w:val="pt_PT" w:bidi="pt_PT"/>
+        </w:rPr>
+      </w:r>
+      <w:r>
+        <w:rPr>
           <w:b/>
           <w:lang w:val="pt_PT" w:bidi="pt_PT"/>
         </w:rPr>
@@ -56120,6 +60922,20 @@
         <w:rPr>
           <w:lang w:val="pt_PT" w:bidi="pt_PT"/>
         </w:rPr>
+      </w:r>
+    </w:p>
+    <w:p>
+      <w:pPr/>
+      <w:r>
+        <w:rPr>
+          <w:lang w:val="pt_PT" w:bidi="pt_PT"/>
+        </w:rPr>
+      </w:r>
+      <w:r>
+        <w:rPr>
+          <w:lang w:val="pt_PT" w:bidi="pt_PT"/>
+        </w:rPr>
+        <w:t>הָ⁠אֶ֤לֶף לְ⁠ךָ֙ שְׁלֹמֹ֔ה</w:t>
       </w:r>
     </w:p>
     <w:p>
@@ -56298,6 +61114,20 @@
       </w:r>
       <w:r>
         <w:rPr>
+          <w:lang w:val="pt_PT" w:bidi="pt_PT"/>
+        </w:rPr>
+        <w:t>הַ⁠יוֹשֶׁ֣בֶת בַּ⁠גַּנִּ֗ים חֲבֵרִ֛ים מַקְשִׁיבִ֥ים לְ⁠קוֹלֵ֖⁠ךְ הַשְׁמִיעִֽי⁠נִי</w:t>
+      </w:r>
+    </w:p>
+    <w:p>
+      <w:pPr/>
+      <w:r>
+        <w:rPr>
+          <w:lang w:val="pt_PT" w:bidi="pt_PT"/>
+        </w:rPr>
+      </w:r>
+      <w:r>
+        <w:rPr>
           <w:b/>
           <w:lang w:val="pt_PT" w:bidi="pt_PT"/>
         </w:rPr>
@@ -56370,6 +61200,20 @@
         <w:rPr>
           <w:lang w:val="pt_PT" w:bidi="pt_PT"/>
         </w:rPr>
+      </w:r>
+    </w:p>
+    <w:p>
+      <w:pPr/>
+      <w:r>
+        <w:rPr>
+          <w:lang w:val="pt_PT" w:bidi="pt_PT"/>
+        </w:rPr>
+      </w:r>
+      <w:r>
+        <w:rPr>
+          <w:lang w:val="pt_PT" w:bidi="pt_PT"/>
+        </w:rPr>
+        <w:t>חֲבֵרִ֛ים</w:t>
       </w:r>
     </w:p>
     <w:p>
@@ -56506,6 +61350,20 @@
       </w:r>
       <w:r>
         <w:rPr>
+          <w:lang w:val="pt_PT" w:bidi="pt_PT"/>
+        </w:rPr>
+        <w:t>לְ⁠קוֹלֵ֖⁠ךְ</w:t>
+      </w:r>
+    </w:p>
+    <w:p>
+      <w:pPr/>
+      <w:r>
+        <w:rPr>
+          <w:lang w:val="pt_PT" w:bidi="pt_PT"/>
+        </w:rPr>
+      </w:r>
+      <w:r>
+        <w:rPr>
           <w:b/>
           <w:lang w:val="pt_PT" w:bidi="pt_PT"/>
         </w:rPr>
@@ -56602,6 +61460,20 @@
       </w:r>
       <w:r>
         <w:rPr>
+          <w:lang w:val="pt_PT" w:bidi="pt_PT"/>
+        </w:rPr>
+        <w:t>בְּרַ֣ח ׀ דּוֹדִ֗⁠י וּֽ⁠דְמֵה־לְ⁠ךָ֤ לִ⁠צְבִי֙ א֚וֹ לְ⁠עֹ֣פֶר הָֽ⁠אַיָּלִ֔ים עַ֖ל הָרֵ֥י בְשָׂמִֽים</w:t>
+      </w:r>
+    </w:p>
+    <w:p>
+      <w:pPr/>
+      <w:r>
+        <w:rPr>
+          <w:lang w:val="pt_PT" w:bidi="pt_PT"/>
+        </w:rPr>
+      </w:r>
+      <w:r>
+        <w:rPr>
           <w:b/>
           <w:lang w:val="pt_PT" w:bidi="pt_PT"/>
         </w:rPr>
@@ -56699,6 +61571,20 @@
       </w:r>
       <w:r>
         <w:rPr>
+          <w:lang w:val="pt_PT" w:bidi="pt_PT"/>
+        </w:rPr>
+        <w:t>בְּרַ֣ח</w:t>
+      </w:r>
+    </w:p>
+    <w:p>
+      <w:pPr/>
+      <w:r>
+        <w:rPr>
+          <w:lang w:val="pt_PT" w:bidi="pt_PT"/>
+        </w:rPr>
+      </w:r>
+      <w:r>
+        <w:rPr>
           <w:b/>
           <w:lang w:val="pt_PT" w:bidi="pt_PT"/>
         </w:rPr>
@@ -56784,6 +61670,20 @@
         <w:rPr>
           <w:lang w:val="pt_PT" w:bidi="pt_PT"/>
         </w:rPr>
+      </w:r>
+    </w:p>
+    <w:p>
+      <w:pPr/>
+      <w:r>
+        <w:rPr>
+          <w:lang w:val="pt_PT" w:bidi="pt_PT"/>
+        </w:rPr>
+      </w:r>
+      <w:r>
+        <w:rPr>
+          <w:lang w:val="pt_PT" w:bidi="pt_PT"/>
+        </w:rPr>
+        <w:t>דּוֹדִ֗⁠י וּֽ⁠דְמֵה־לְ⁠ךָ֤ לִ⁠צְבִי֙ א֚וֹ לְ⁠עֹ֣פֶר הָֽ⁠אַיָּלִ֔ים</w:t>
       </w:r>
     </w:p>
     <w:p>

--- a/por/docx/22.content.docx
+++ b/por/docx/22.content.docx
@@ -1040,7 +1040,7 @@
         <w:rPr>
           <w:lang w:val="pt_PT" w:bidi="pt_PT"/>
         </w:rPr>
-        <w:t>שִׁ֥יר הַ⁠שִּׁירִ֖ים אֲשֶׁ֥ר לִ⁠שְׁלֹמֹֽה</w:t>
+        <w:t>שִׁ֥יר הַ⁠שִּׁירִ֖ים אֲשֶׁ֥ר לִ⁠שְׁלֹמֹֽה</w:t>
       </w:r>
     </w:p>
     <w:p>
@@ -1137,7 +1137,7 @@
         <w:rPr>
           <w:lang w:val="pt_PT" w:bidi="pt_PT"/>
         </w:rPr>
-        <w:t>שִׁ֥יר הַ⁠שִּׁירִ֖ים</w:t>
+        <w:t>שִׁ֥יר הַ⁠שִּׁירִ֖ים</w:t>
       </w:r>
     </w:p>
     <w:p>
@@ -1273,7 +1273,7 @@
         <w:rPr>
           <w:lang w:val="pt_PT" w:bidi="pt_PT"/>
         </w:rPr>
-        <w:t>לִ⁠שְׁלֹמֹֽה</w:t>
+        <w:t>לִ⁠שְׁלֹמֹֽה</w:t>
       </w:r>
     </w:p>
     <w:p>
@@ -1446,7 +1446,7 @@
         <w:rPr>
           <w:lang w:val="pt_PT" w:bidi="pt_PT"/>
         </w:rPr>
-        <w:t>דֹּדֶ֖י⁠ךָ</w:t>
+        <w:t>דֹּדֶ֖י⁠ךָ</w:t>
       </w:r>
     </w:p>
     <w:p>
@@ -1543,7 +1543,7 @@
         <w:rPr>
           <w:lang w:val="pt_PT" w:bidi="pt_PT"/>
         </w:rPr>
-        <w:t>טוֹבִ֥ים דֹּדֶ֖י⁠ךָ מִ⁠יָּֽיִן</w:t>
+        <w:t>טוֹבִ֥ים דֹּדֶ֖י⁠ךָ מִ⁠יָּֽיִן</w:t>
       </w:r>
     </w:p>
     <w:p>
@@ -1653,7 +1653,7 @@
         <w:rPr>
           <w:lang w:val="pt_PT" w:bidi="pt_PT"/>
         </w:rPr>
-        <w:t>טוֹבִ֥ים דֹּדֶ֖י⁠ךָ מִ⁠יָּֽיִן</w:t>
+        <w:t>טוֹבִ֥ים דֹּדֶ֖י⁠ךָ מִ⁠יָּֽיִן</w:t>
       </w:r>
     </w:p>
     <w:p>
@@ -1890,7 +1890,7 @@
         <w:rPr>
           <w:lang w:val="pt_PT" w:bidi="pt_PT"/>
         </w:rPr>
-        <w:t>שְׁמָנֶ֣י⁠ךָ טוֹבִ֔ים</w:t>
+        <w:t>שְׁמָנֶ֣י⁠ךָ טוֹבִ֔ים</w:t>
       </w:r>
     </w:p>
     <w:p>
@@ -1987,7 +1987,7 @@
         <w:rPr>
           <w:lang w:val="pt_PT" w:bidi="pt_PT"/>
         </w:rPr>
-        <w:t>שֶׁ֖מֶן תּוּרַ֣ק שְׁמֶ֑⁠ךָ</w:t>
+        <w:t>שֶׁ֖מֶן תּוּרַ֣ק שְׁמֶ֑⁠ךָ</w:t>
       </w:r>
     </w:p>
     <w:p>
@@ -2097,7 +2097,7 @@
         <w:rPr>
           <w:lang w:val="pt_PT" w:bidi="pt_PT"/>
         </w:rPr>
-        <w:t>שֶׁ֖מֶן תּוּרַ֣ק שְׁמֶ֑⁠ךָ</w:t>
+        <w:t>שֶׁ֖מֶן תּוּרַ֣ק שְׁמֶ֑⁠ךָ</w:t>
       </w:r>
     </w:p>
     <w:p>
@@ -2220,7 +2220,7 @@
         <w:rPr>
           <w:lang w:val="pt_PT" w:bidi="pt_PT"/>
         </w:rPr>
-        <w:t>עַל־כֵּ֖ן</w:t>
+        <w:t>עַל־כֵּ֖ן</w:t>
       </w:r>
     </w:p>
     <w:p>
@@ -2400,7 +2400,7 @@
         <w:rPr>
           <w:lang w:val="pt_PT" w:bidi="pt_PT"/>
         </w:rPr>
-        <w:t>מָשְׁכֵ֖⁠נִי</w:t>
+        <w:t>מָשְׁכֵ֖⁠נִי</w:t>
       </w:r>
     </w:p>
     <w:p>
@@ -2573,7 +2573,7 @@
         <w:rPr>
           <w:lang w:val="pt_PT" w:bidi="pt_PT"/>
         </w:rPr>
-        <w:t>נָּר֑וּצָה</w:t>
+        <w:t>נָּר֑וּצָה</w:t>
       </w:r>
     </w:p>
     <w:p>
@@ -2670,7 +2670,7 @@
         <w:rPr>
           <w:lang w:val="pt_PT" w:bidi="pt_PT"/>
         </w:rPr>
-        <w:t>נָּר֑וּצָה</w:t>
+        <w:t>נָּר֑וּצָה</w:t>
       </w:r>
     </w:p>
     <w:p>
@@ -2907,7 +2907,7 @@
         <w:rPr>
           <w:lang w:val="pt_PT" w:bidi="pt_PT"/>
         </w:rPr>
-        <w:t>הֱבִיאַ֨⁠נִי הַ⁠מֶּ֜לֶךְ</w:t>
+        <w:t>הֱבִיאַ֨⁠נִי הַ⁠מֶּ֜לֶךְ</w:t>
       </w:r>
     </w:p>
     <w:p>
@@ -3260,7 +3260,7 @@
         <w:rPr>
           <w:lang w:val="pt_PT" w:bidi="pt_PT"/>
         </w:rPr>
-        <w:t>נָגִ֤ילָה וְ⁠נִשְׂמְחָה֙</w:t>
+        <w:t>נָגִ֤ילָה וְ⁠נִשְׂמְחָה֙</w:t>
       </w:r>
     </w:p>
     <w:p>
@@ -3383,7 +3383,7 @@
         <w:rPr>
           <w:lang w:val="pt_PT" w:bidi="pt_PT"/>
         </w:rPr>
-        <w:t>נַזְכִּ֤ירָה</w:t>
+        <w:t>נַזְכִּ֤ירָה</w:t>
       </w:r>
     </w:p>
     <w:p>
@@ -3460,7 +3460,7 @@
         <w:rPr>
           <w:lang w:val="pt_PT" w:bidi="pt_PT"/>
         </w:rPr>
-        <w:t>מִ⁠יַּ֔יִן</w:t>
+        <w:t>מִ⁠יַּ֔יִן</w:t>
       </w:r>
     </w:p>
     <w:p>
@@ -3550,7 +3550,7 @@
         <w:rPr>
           <w:lang w:val="pt_PT" w:bidi="pt_PT"/>
         </w:rPr>
-        <w:t>דֹדֶ֨י⁠ךָ֙ מִ⁠יַּ֔יִן</w:t>
+        <w:t>דֹדֶ֨י⁠ךָ֙ מִ⁠יַּ֔יִן</w:t>
       </w:r>
     </w:p>
     <w:p>
@@ -3660,7 +3660,7 @@
         <w:rPr>
           <w:lang w:val="pt_PT" w:bidi="pt_PT"/>
         </w:rPr>
-        <w:t>מֵישָׁרִ֖ים אֲהֵבֽוּ⁠ךָ</w:t>
+        <w:t>מֵישָׁרִ֖ים אֲהֵבֽוּ⁠ךָ</w:t>
       </w:r>
     </w:p>
     <w:p>
@@ -3800,7 +3800,7 @@
         <w:rPr>
           <w:lang w:val="pt_PT" w:bidi="pt_PT"/>
         </w:rPr>
-        <w:t>מֵישָׁרִ֖ים אֲהֵבֽוּ⁠ךָ</w:t>
+        <w:t>מֵישָׁרִ֖ים אֲהֵבֽוּ⁠ךָ</w:t>
       </w:r>
     </w:p>
     <w:p>
@@ -4069,7 +4069,7 @@
         <w:rPr>
           <w:lang w:val="pt_PT" w:bidi="pt_PT"/>
         </w:rPr>
-        <w:t>בְּנ֖וֹת יְרוּשָׁלִָ֑ם</w:t>
+        <w:t>בְּנ֖וֹת יְרוּשָׁלִָ֑ם</w:t>
       </w:r>
     </w:p>
     <w:p>
@@ -4311,7 +4311,7 @@
         <w:rPr>
           <w:lang w:val="pt_PT" w:bidi="pt_PT"/>
         </w:rPr>
-        <w:t>אַל־תִּרְא֨וּ⁠נִי֙ שֶׁ⁠אֲנִ֣י שְׁחַרְחֹ֔רֶת</w:t>
+        <w:t>אַל־תִּרְא֨וּ⁠נִי֙ שֶׁ⁠אֲנִ֣י שְׁחַרְחֹ֔רֶת</w:t>
       </w:r>
     </w:p>
     <w:p>
@@ -4401,7 +4401,7 @@
         <w:rPr>
           <w:lang w:val="pt_PT" w:bidi="pt_PT"/>
         </w:rPr>
-        <w:t>שֶׁ⁠אֲנִ֣י</w:t>
+        <w:t>שֶׁ⁠אֲנִ֣י</w:t>
       </w:r>
     </w:p>
     <w:p>
@@ -4625,7 +4625,7 @@
         <w:rPr>
           <w:lang w:val="pt_PT" w:bidi="pt_PT"/>
         </w:rPr>
-        <w:t>שֶׁ⁠שֱּׁזָפַ֖תְ⁠נִי הַ⁠שָּׁ֑מֶשׁ</w:t>
+        <w:t>שֶׁ⁠שֱּׁזָפַ֖תְ⁠נִי הַ⁠שָּׁ֑מֶשׁ</w:t>
       </w:r>
     </w:p>
     <w:p>
@@ -4831,7 +4831,7 @@
         <w:rPr>
           <w:lang w:val="pt_PT" w:bidi="pt_PT"/>
         </w:rPr>
-        <w:t>נֹטֵרָ֣ה אֶת־הַ⁠כְּרָמִ֔ים כַּרְמִ֥⁠י שֶׁ⁠לִּ֖⁠י לֹ֥א נָטָֽרְתִּי</w:t>
+        <w:t>נֹטֵרָ֣ה אֶת־הַ⁠כְּרָמִ֔ים כַּרְמִ֥⁠י שֶׁ⁠לִּ֖⁠י לֹ֥א נָטָֽרְתִּי</w:t>
       </w:r>
     </w:p>
     <w:p>
@@ -4908,7 +4908,7 @@
         <w:rPr>
           <w:lang w:val="pt_PT" w:bidi="pt_PT"/>
         </w:rPr>
-        <w:t>כַּרְמִ֥⁠י שֶׁ⁠לִּ֖⁠י לֹ֥א נָטָֽרְתִּי</w:t>
+        <w:t>כַּרְמִ֥⁠י שֶׁ⁠לִּ֖⁠י לֹ֥א נָטָֽרְתִּי</w:t>
       </w:r>
     </w:p>
     <w:p>
@@ -5005,7 +5005,7 @@
         <w:rPr>
           <w:lang w:val="pt_PT" w:bidi="pt_PT"/>
         </w:rPr>
-        <w:t>שֶׁ֤⁠אָהֲבָה֙ נַפְשִׁ֔⁠י</w:t>
+        <w:t>שֶׁ֤⁠אָהֲבָה֙ נַפְשִׁ֔⁠י</w:t>
       </w:r>
     </w:p>
     <w:p>
@@ -5391,7 +5391,7 @@
         <w:rPr>
           <w:lang w:val="pt_PT" w:bidi="pt_PT"/>
         </w:rPr>
-        <w:t>כְּ⁠עֹ֣טְיָ֔ה עַ֖ל עֶדְרֵ֥י חֲבֵרֶֽי⁠ךָ</w:t>
+        <w:t>כְּ⁠עֹ֣טְיָ֔ה עַ֖ל עֶדְרֵ֥י חֲבֵרֶֽי⁠ךָ</w:t>
       </w:r>
     </w:p>
     <w:p>
@@ -5584,7 +5584,7 @@
         <w:rPr>
           <w:lang w:val="pt_PT" w:bidi="pt_PT"/>
         </w:rPr>
-        <w:t>אִם־לֹ֤א תֵדְעִי֙ לָ֔⁠ךְ הַ⁠יָּפָ֖ה בַּ⁠נָּשִׁ֑ים צְֽאִי־לָ֞⁠ךְ</w:t>
+        <w:t>אִם־לֹ֤א תֵדְעִי֙ לָ֔⁠ךְ הַ⁠יָּפָ֖ה בַּ⁠נָּשִׁ֑ים צְֽאִי־לָ֞⁠ךְ</w:t>
       </w:r>
     </w:p>
     <w:p>
@@ -5681,7 +5681,7 @@
         <w:rPr>
           <w:lang w:val="pt_PT" w:bidi="pt_PT"/>
         </w:rPr>
-        <w:t>אִם־לֹ֤א תֵדְעִי֙ לָ֔⁠ךְ הַ⁠יָּפָ֖ה בַּ⁠נָּשִׁ֑ים</w:t>
+        <w:t>אִם־לֹ֤א תֵדְעִי֙ לָ֔⁠ךְ הַ⁠יָּפָ֖ה בַּ⁠נָּשִׁ֑ים</w:t>
       </w:r>
     </w:p>
     <w:p>
@@ -5951,7 +5951,7 @@
         <w:rPr>
           <w:lang w:val="pt_PT" w:bidi="pt_PT"/>
         </w:rPr>
-        <w:t>וּ⁠רְעִי֙ אֶת־גְּדִיֹּתַ֔יִ⁠ךְ</w:t>
+        <w:t>וּ⁠רְעִי֙ אֶת־גְּדִיֹּתַ֔יִ⁠ךְ</w:t>
       </w:r>
     </w:p>
     <w:p>
@@ -6091,7 +6091,7 @@
         <w:rPr>
           <w:lang w:val="pt_PT" w:bidi="pt_PT"/>
         </w:rPr>
-        <w:t>לְ⁠סֻסָתִ⁠י֙ בְּ⁠רִכְבֵ֣י פַרְעֹ֔ה דִּמִּיתִ֖י⁠ךְ רַעְיָתִֽ⁠י</w:t>
+        <w:t>לְ⁠סֻסָתִ⁠י֙ בְּ⁠רִכְבֵ֣י פַרְעֹ֔ה דִּמִּיתִ֖י⁠ךְ רַעְיָתִֽ⁠י</w:t>
       </w:r>
     </w:p>
     <w:p>
@@ -6464,7 +6464,7 @@
         <w:rPr>
           <w:lang w:val="pt_PT" w:bidi="pt_PT"/>
         </w:rPr>
-        <w:t>בַּ⁠תֹּרִ֔ים</w:t>
+        <w:t>בַּ⁠תֹּרִ֔ים</w:t>
       </w:r>
     </w:p>
     <w:p>
@@ -6761,7 +6761,7 @@
         <w:rPr>
           <w:lang w:val="pt_PT" w:bidi="pt_PT"/>
         </w:rPr>
-        <w:t>תּוֹרֵ֤י זָהָב֙ נַעֲשֶׂה־לָּ֔⁠ךְ</w:t>
+        <w:t>תּוֹרֵ֤י זָהָב֙ נַעֲשֶׂה־לָּ֔⁠ךְ</w:t>
       </w:r>
     </w:p>
     <w:p>
@@ -6884,7 +6884,7 @@
         <w:rPr>
           <w:lang w:val="pt_PT" w:bidi="pt_PT"/>
         </w:rPr>
-        <w:t>עִ֖ם נְקֻדּ֥וֹת הַ⁠כָּֽסֶף</w:t>
+        <w:t>עִ֖ם נְקֻדּ֥וֹת הַ⁠כָּֽסֶף</w:t>
       </w:r>
     </w:p>
     <w:p>
@@ -6961,7 +6961,7 @@
         <w:rPr>
           <w:lang w:val="pt_PT" w:bidi="pt_PT"/>
         </w:rPr>
-        <w:t>שֶׁ֤⁠הַ⁠מֶּ֨לֶךְ֙</w:t>
+        <w:t>שֶׁ֤⁠הַ⁠מֶּ֨לֶךְ֙</w:t>
       </w:r>
     </w:p>
     <w:p>
@@ -7076,7 +7076,7 @@
         <w:rPr>
           <w:lang w:val="pt_PT" w:bidi="pt_PT"/>
         </w:rPr>
-        <w:t>בִּ⁠מְסִבּ֔⁠וֹ</w:t>
+        <w:t>בִּ⁠מְסִבּ֔⁠וֹ</w:t>
       </w:r>
     </w:p>
     <w:p>
@@ -7179,7 +7179,7 @@
         <w:rPr>
           <w:lang w:val="pt_PT" w:bidi="pt_PT"/>
         </w:rPr>
-        <w:t>נִרְדִּ֖⁠י</w:t>
+        <w:t>נִרְדִּ֖⁠י</w:t>
       </w:r>
     </w:p>
     <w:p>
@@ -7616,7 +7616,7 @@
         <w:rPr>
           <w:lang w:val="pt_PT" w:bidi="pt_PT"/>
         </w:rPr>
-        <w:t>צְר֨וֹר הַ⁠מֹּ֤ר ׀ דּוֹדִ⁠י֙ לִ֔⁠י בֵּ֥ין שָׁדַ֖⁠י יָלִֽין</w:t>
+        <w:t>צְר֨וֹר הַ⁠מֹּ֤ר ׀ דּוֹדִ⁠י֙ לִ֔⁠י בֵּ֥ין שָׁדַ֖⁠י יָלִֽין</w:t>
       </w:r>
     </w:p>
     <w:p>
@@ -8097,7 +8097,7 @@
         <w:rPr>
           <w:lang w:val="pt_PT" w:bidi="pt_PT"/>
         </w:rPr>
-        <w:t>הִנָּ֤⁠ךְ &amp; הִנָּ֥⁠ךְ</w:t>
+        <w:t>הִנָּ֤⁠ךְ &amp; הִנָּ֥⁠ךְ</w:t>
       </w:r>
     </w:p>
     <w:p>
@@ -8467,7 +8467,7 @@
         <w:rPr>
           <w:lang w:val="pt_PT" w:bidi="pt_PT"/>
         </w:rPr>
-        <w:t>הִנְּ⁠ךָ֨</w:t>
+        <w:t>הִנְּ⁠ךָ֨</w:t>
       </w:r>
     </w:p>
     <w:p>
@@ -8845,7 +8845,7 @@
         <w:rPr>
           <w:lang w:val="pt_PT" w:bidi="pt_PT"/>
         </w:rPr>
-        <w:t>עַרְשֵׂ֖⁠נוּ</w:t>
+        <w:t>עַרְשֵׂ֖⁠נוּ</w:t>
       </w:r>
     </w:p>
     <w:p>
@@ -9065,7 +9065,7 @@
         <w:rPr>
           <w:lang w:val="pt_PT" w:bidi="pt_PT"/>
         </w:rPr>
-        <w:t>קֹר֤וֹת בָּתֵּ֨י⁠נוּ֙ אֲרָזִ֔ים רַהִיטֵ֖נוּ בְּרוֹתִֽים</w:t>
+        <w:t>קֹר֤וֹת בָּתֵּ֨י⁠נוּ֙ אֲרָזִ֔ים רַהִיטֵ֖נוּ בְּרוֹתִֽים</w:t>
       </w:r>
     </w:p>
     <w:p>
@@ -9374,7 +9374,7 @@
         <w:rPr>
           <w:lang w:val="pt_PT" w:bidi="pt_PT"/>
         </w:rPr>
-        <w:t>חֲבַצֶּ֣לֶת</w:t>
+        <w:t>חֲבַצֶּ֣לֶת</w:t>
       </w:r>
     </w:p>
     <w:p>
@@ -9581,7 +9581,7 @@
         <w:rPr>
           <w:lang w:val="pt_PT" w:bidi="pt_PT"/>
         </w:rPr>
-        <w:t>אֲנִי֙ חֲבַצֶּ֣לֶת הַ⁠שָּׁר֔וֹן שֽׁוֹשַׁנַּ֖ת הָ⁠עֲמָקִֽים</w:t>
+        <w:t>אֲנִי֙ חֲבַצֶּ֣לֶת הַ⁠שָּׁר֔וֹן שֽׁוֹשַׁנַּ֖ת הָ⁠עֲמָקִֽים</w:t>
       </w:r>
     </w:p>
     <w:p>
@@ -9691,7 +9691,7 @@
         <w:rPr>
           <w:lang w:val="pt_PT" w:bidi="pt_PT"/>
         </w:rPr>
-        <w:t>שֽׁוֹשַׁנַּ֖ת</w:t>
+        <w:t>שֽׁוֹשַׁנַּ֖ת</w:t>
       </w:r>
     </w:p>
     <w:p>
@@ -9884,7 +9884,7 @@
         <w:rPr>
           <w:lang w:val="pt_PT" w:bidi="pt_PT"/>
         </w:rPr>
-        <w:t>כְּ⁠שֽׁוֹשַׁנָּה֙ בֵּ֣ין הַ⁠חוֹחִ֔ים כֵּ֥ן רַעְיָתִ֖⁠י בֵּ֥ין הַ⁠בָּנֽוֹת</w:t>
+        <w:t>כְּ⁠שֽׁוֹשַׁנָּה֙ בֵּ֣ין הַ⁠חוֹחִ֔ים כֵּ֥ן רַעְיָתִ֖⁠י בֵּ֥ין הַ⁠בָּנֽוֹת</w:t>
       </w:r>
     </w:p>
     <w:p>
@@ -10170,7 +10170,7 @@
         <w:rPr>
           <w:lang w:val="pt_PT" w:bidi="pt_PT"/>
         </w:rPr>
-        <w:t>הַ⁠בָּנֽוֹת</w:t>
+        <w:t>הַ⁠בָּנֽוֹת</w:t>
       </w:r>
     </w:p>
     <w:p>
@@ -10407,7 +10407,7 @@
         <w:rPr>
           <w:lang w:val="pt_PT" w:bidi="pt_PT"/>
         </w:rPr>
-        <w:t>כְּ⁠תַפּ֨וּחַ֙ בַּ⁠עֲצֵ֣י הַ⁠יַּ֔עַר כֵּ֥ן דּוֹדִ֖⁠י בֵּ֣ין הַ⁠בָּנִ֑ים</w:t>
+        <w:t>כְּ⁠תַפּ֨וּחַ֙ בַּ⁠עֲצֵ֣י הַ⁠יַּ֔עַר כֵּ֥ן דּוֹדִ֖⁠י בֵּ֣ין הַ⁠בָּנִ֑ים</w:t>
       </w:r>
     </w:p>
     <w:p>
@@ -10777,7 +10777,7 @@
         <w:rPr>
           <w:lang w:val="pt_PT" w:bidi="pt_PT"/>
         </w:rPr>
-        <w:t>בֵּ֣ין הַ⁠בָּנִ֑ים</w:t>
+        <w:t>בֵּ֣ין הַ⁠בָּנִ֑ים</w:t>
       </w:r>
     </w:p>
     <w:p>
@@ -10874,7 +10874,7 @@
         <w:rPr>
           <w:lang w:val="pt_PT" w:bidi="pt_PT"/>
         </w:rPr>
-        <w:t>בְּ⁠צִלּ⁠וֹ֙ חִמַּ֣דְתִּי וְ⁠יָשַׁ֔בְתִּי וּ⁠פִרְי֖⁠וֹ מָת֥וֹק לְ⁠חִכִּֽ⁠י</w:t>
+        <w:t>בְּ⁠צִלּ⁠וֹ֙ חִמַּ֣דְתִּי וְ⁠יָשַׁ֔בְתִּי וּ⁠פִרְי֖⁠וֹ מָת֥וֹק לְ⁠חִכִּֽ⁠י</w:t>
       </w:r>
     </w:p>
     <w:p>
@@ -10971,7 +10971,7 @@
         <w:rPr>
           <w:lang w:val="pt_PT" w:bidi="pt_PT"/>
         </w:rPr>
-        <w:t>בְּ⁠צִלּ⁠וֹ֙ חִמַּ֣דְתִּי וְ⁠יָשַׁ֔בְתִּי</w:t>
+        <w:t>בְּ⁠צִלּ⁠וֹ֙ חִמַּ֣דְתִּי וְ⁠יָשַׁ֔בְתִּי</w:t>
       </w:r>
     </w:p>
     <w:p>
@@ -11796,7 +11796,7 @@
         <w:rPr>
           <w:lang w:val="pt_PT" w:bidi="pt_PT"/>
         </w:rPr>
-        <w:t>סַמְּכ֨וּ⁠נִי֙ בָּֽ⁠אֲשִׁישׁ֔וֹת רַפְּד֖וּ⁠נִי בַּ⁠תַּפּוּחִ֑ים</w:t>
+        <w:t>סַמְּכ֨וּ⁠נִי֙ בָּֽ⁠אֲשִׁישׁ֔וֹת רַפְּד֖וּ⁠נִי בַּ⁠תַּפּוּחִ֑ים</w:t>
       </w:r>
     </w:p>
     <w:p>
@@ -11945,7 +11945,7 @@
         <w:rPr>
           <w:lang w:val="pt_PT" w:bidi="pt_PT"/>
         </w:rPr>
-        <w:t>סַמְּכ֨וּ⁠נִי֙ &amp; רַפְּד֖וּ⁠נִי</w:t>
+        <w:t>סַמְּכ֨וּ⁠נִי֙ &amp; רַפְּד֖וּ⁠נִי</w:t>
       </w:r>
     </w:p>
     <w:p>
@@ -12055,7 +12055,7 @@
         <w:rPr>
           <w:lang w:val="pt_PT" w:bidi="pt_PT"/>
         </w:rPr>
-        <w:t>סַמְּכ֨וּ⁠נִי֙ בָּֽ⁠אֲשִׁישׁ֔וֹת רַפְּד֖וּ⁠נִי בַּ⁠תַּפּוּחִ֑ים כִּי־חוֹלַ֥ת אַהֲבָ֖ה אָֽנִי</w:t>
+        <w:t>סַמְּכ֨וּ⁠נִי֙ בָּֽ⁠אֲשִׁישׁ֔וֹת רַפְּד֖וּ⁠נִי בַּ⁠תַּפּוּחִ֑ים כִּי־חוֹלַ֥ת אַהֲבָ֖ה אָֽנִי</w:t>
       </w:r>
     </w:p>
     <w:p>
@@ -12152,7 +12152,7 @@
         <w:rPr>
           <w:lang w:val="pt_PT" w:bidi="pt_PT"/>
         </w:rPr>
-        <w:t>בָּֽ⁠אֲשִׁישׁ֔וֹת</w:t>
+        <w:t>בָּֽ⁠אֲשִׁישׁ֔וֹת</w:t>
       </w:r>
     </w:p>
     <w:p>
@@ -12370,7 +12370,7 @@
         <w:rPr>
           <w:lang w:val="pt_PT" w:bidi="pt_PT"/>
         </w:rPr>
-        <w:t>כִּי־חוֹלַ֥ת אַהֲבָ֖ה אָֽנִי</w:t>
+        <w:t>כִּי־חוֹלַ֥ת אַהֲבָ֖ה אָֽנִי</w:t>
       </w:r>
     </w:p>
     <w:p>
@@ -12563,7 +12563,7 @@
         <w:rPr>
           <w:lang w:val="pt_PT" w:bidi="pt_PT"/>
         </w:rPr>
-        <w:t>שְׂמֹאל⁠וֹ֙ תַּ֣חַת לְ⁠רֹאשִׁ֔⁠י וִ⁠ימִינ֖⁠וֹ תְּחַבְּקֵֽ⁠נִי</w:t>
+        <w:t>שְׂמֹאל⁠וֹ֙ תַּ֣חַת לְ⁠רֹאשִׁ֔⁠י וִ⁠ימִינ֖⁠וֹ תְּחַבְּקֵֽ⁠נִי</w:t>
       </w:r>
     </w:p>
     <w:p>
@@ -12756,7 +12756,7 @@
         <w:rPr>
           <w:lang w:val="pt_PT" w:bidi="pt_PT"/>
         </w:rPr>
-        <w:t>הִשְׁבַּ֨עְתִּי אֶתְ⁠כֶ֜ם &amp; בִּ⁠צְבָא֔וֹת א֖וֹ בְּ⁠אַיְל֣וֹת הַ⁠שָּׂדֶ֑ה</w:t>
+        <w:t>הִשְׁבַּ֨עְתִּי אֶתְ⁠כֶ֜ם &amp; בִּ⁠צְבָא֔וֹת א֖וֹ בְּ⁠אַיְל֣וֹת הַ⁠שָּׂדֶ֑ה</w:t>
       </w:r>
     </w:p>
     <w:p>
@@ -13000,7 +13000,7 @@
         <w:rPr>
           <w:lang w:val="pt_PT" w:bidi="pt_PT"/>
         </w:rPr>
-        <w:t>בִּ⁠צְבָא֔וֹת א֖וֹ בְּ⁠אַיְל֣וֹת הַ⁠שָּׂדֶ֑ה</w:t>
+        <w:t>בִּ⁠צְבָא֔וֹת א֖וֹ בְּ⁠אַיְל֣וֹת הַ⁠שָּׂדֶ֑ה</w:t>
       </w:r>
     </w:p>
     <w:p>
@@ -13289,7 +13289,7 @@
         <w:rPr>
           <w:lang w:val="pt_PT" w:bidi="pt_PT"/>
         </w:rPr>
-        <w:t>אִם־תָּעִ֧ירוּ ׀ וְֽ⁠אִם־תְּעֽוֹרְר֛וּ אֶת־הָ⁠אַהֲבָ֖ה עַ֥ד שֶׁ⁠תֶּחְפָּֽץ</w:t>
+        <w:t>אִם־תָּעִ֧ירוּ ׀ וְֽ⁠אִם־תְּעֽוֹרְר֛וּ אֶת־הָ⁠אַהֲבָ֖ה עַ֥ד שֶׁ⁠תֶּחְפָּֽץ</w:t>
       </w:r>
     </w:p>
     <w:p>
@@ -13386,7 +13386,7 @@
         <w:rPr>
           <w:lang w:val="pt_PT" w:bidi="pt_PT"/>
         </w:rPr>
-        <w:t>אִם־תָּעִ֧ירוּ ׀ וְֽ⁠אִם־תְּעֽוֹרְר֛וּ</w:t>
+        <w:t>אִם־תָּעִ֧ירוּ ׀ וְֽ⁠אִם־תְּעֽוֹרְר֛וּ</w:t>
       </w:r>
     </w:p>
     <w:p>
@@ -13688,7 +13688,7 @@
         <w:rPr>
           <w:lang w:val="pt_PT" w:bidi="pt_PT"/>
         </w:rPr>
-        <w:t>הִנֵּה</w:t>
+        <w:t>הִנֵּה</w:t>
       </w:r>
     </w:p>
     <w:p>
@@ -13783,7 +13783,7 @@
         <w:rPr>
           <w:lang w:val="pt_PT" w:bidi="pt_PT"/>
         </w:rPr>
-        <w:t>בָּ֑א</w:t>
+        <w:t>בָּ֑א</w:t>
       </w:r>
     </w:p>
     <w:p>
@@ -14552,7 +14552,7 @@
         <w:rPr>
           <w:lang w:val="pt_PT" w:bidi="pt_PT"/>
         </w:rPr>
-        <w:t>אַחַ֣ר כָּתְלֵ֔⁠נוּ</w:t>
+        <w:t>אַחַ֣ר כָּתְלֵ֔⁠נוּ</w:t>
       </w:r>
     </w:p>
     <w:p>
@@ -14662,7 +14662,7 @@
         <w:rPr>
           <w:lang w:val="pt_PT" w:bidi="pt_PT"/>
         </w:rPr>
-        <w:t>מַשְׁגִּ֨יחַ֙ מִן־הַֽ⁠חֲלֹּנ֔וֹת מֵצִ֖יץ מִן־הַֽ⁠חֲרַכִּֽים</w:t>
+        <w:t>מַשְׁגִּ֨יחַ֙ מִן־הַֽ⁠חֲלֹּנ֔וֹת מֵצִ֖יץ מִן־הַֽ⁠חֲרַכִּֽים</w:t>
       </w:r>
     </w:p>
     <w:p>
@@ -14772,7 +14772,7 @@
         <w:rPr>
           <w:lang w:val="pt_PT" w:bidi="pt_PT"/>
         </w:rPr>
-        <w:t>הַֽ⁠חֲלֹּנ֔וֹת &amp; הַֽ⁠חֲרַכִּֽים</w:t>
+        <w:t>הַֽ⁠חֲלֹּנ֔וֹת &amp; הַֽ⁠חֲרַכִּֽים</w:t>
       </w:r>
     </w:p>
     <w:p>
@@ -14895,7 +14895,7 @@
         <w:rPr>
           <w:lang w:val="pt_PT" w:bidi="pt_PT"/>
         </w:rPr>
-        <w:t>הַֽ⁠חֲרַכִּֽים</w:t>
+        <w:t>הַֽ⁠חֲרַכִּֽים</w:t>
       </w:r>
     </w:p>
     <w:p>
@@ -15152,7 +15152,7 @@
         <w:rPr>
           <w:lang w:val="pt_PT" w:bidi="pt_PT"/>
         </w:rPr>
-        <w:t>כִּֽי־הִנֵּ֥ה</w:t>
+        <w:t>כִּֽי־הִנֵּ֥ה</w:t>
       </w:r>
     </w:p>
     <w:p>
@@ -15359,7 +15359,7 @@
         <w:rPr>
           <w:lang w:val="pt_PT" w:bidi="pt_PT"/>
         </w:rPr>
-        <w:t>ה⁠סתו עָבָ֑ר הַ⁠גֶּ֕שֶׁם חָלַ֖ף</w:t>
+        <w:t>ה⁠סתו עָבָ֑ר הַ⁠גֶּ֕שֶׁם חָלַ֖ף</w:t>
       </w:r>
     </w:p>
     <w:p>
@@ -15849,7 +15849,7 @@
         <w:rPr>
           <w:lang w:val="pt_PT" w:bidi="pt_PT"/>
         </w:rPr>
-        <w:t>וְ⁠ק֥וֹל הַ⁠תּ֖וֹר נִשְׁמַ֥ע</w:t>
+        <w:t>וְ⁠ק֥וֹל הַ⁠תּ֖וֹר נִשְׁמַ֥ע</w:t>
       </w:r>
     </w:p>
     <w:p>
@@ -15946,7 +15946,7 @@
         <w:rPr>
           <w:lang w:val="pt_PT" w:bidi="pt_PT"/>
         </w:rPr>
-        <w:t>הַ⁠תְּאֵנָה֙ חָֽנְטָ֣ה פַגֶּ֔י⁠הָ</w:t>
+        <w:t>הַ⁠תְּאֵנָה֙ חָֽנְטָ֣ה פַגֶּ֔י⁠הָ</w:t>
       </w:r>
     </w:p>
     <w:p>
@@ -16043,7 +16043,7 @@
         <w:rPr>
           <w:lang w:val="pt_PT" w:bidi="pt_PT"/>
         </w:rPr>
-        <w:t>וְ⁠הַ⁠גְּפָנִ֥ים ׀ סְמָדַ֖ר</w:t>
+        <w:t>וְ⁠הַ⁠גְּפָנִ֥ים ׀ סְמָדַ֖ר</w:t>
       </w:r>
     </w:p>
     <w:p>
@@ -16429,7 +16429,7 @@
         <w:rPr>
           <w:lang w:val="pt_PT" w:bidi="pt_PT"/>
         </w:rPr>
-        <w:t>יוֹנָתִ֞⁠י בְּ⁠חַגְוֵ֣י הַ⁠סֶּ֗לַע בְּ⁠סֵ֨תֶר֙ הַ⁠מַּדְרֵגָ֔ה</w:t>
+        <w:t>יוֹנָתִ֞⁠י בְּ⁠חַגְוֵ֣י הַ⁠סֶּ֗לַע בְּ⁠סֵ֨תֶר֙ הַ⁠מַּדְרֵגָ֔ה</w:t>
       </w:r>
     </w:p>
     <w:p>
@@ -16539,7 +16539,7 @@
         <w:rPr>
           <w:lang w:val="pt_PT" w:bidi="pt_PT"/>
         </w:rPr>
-        <w:t>בְּ⁠חַגְוֵ֣י הַ⁠סֶּ֗לַע בְּ⁠סֵ֨תֶר֙ הַ⁠מַּדְרֵגָ֔ה</w:t>
+        <w:t>בְּ⁠חַגְוֵ֣י הַ⁠סֶּ֗לַע בְּ⁠סֵ֨תֶר֙ הַ⁠מַּדְרֵגָ֔ה</w:t>
       </w:r>
     </w:p>
     <w:p>
@@ -16699,7 +16699,7 @@
         <w:rPr>
           <w:lang w:val="pt_PT" w:bidi="pt_PT"/>
         </w:rPr>
-        <w:t>הַרְאִ֨י⁠נִי֙ אֶתּ־מַרְאַ֔יִ⁠ךְ הַשְׁמִיעִ֖י⁠נִי אֶת־קוֹלֵ֑⁠ךְ כִּי־קוֹלֵ֥⁠ךְ עָרֵ֖ב וּ⁠מַרְאֵ֥י⁠ךְ נָאוֶֽה</w:t>
+        <w:t>הַרְאִ֨י⁠נִי֙ אֶתּ־מַרְאַ֔יִ⁠ךְ הַשְׁמִיעִ֖י⁠נִי אֶת־קוֹלֵ֑⁠ךְ כִּי־קוֹלֵ֥⁠ךְ עָרֵ֖ב וּ⁠מַרְאֵ֥י⁠ךְ נָאוֶֽה</w:t>
       </w:r>
     </w:p>
     <w:p>
@@ -16796,7 +16796,7 @@
         <w:rPr>
           <w:lang w:val="pt_PT" w:bidi="pt_PT"/>
         </w:rPr>
-        <w:t>הַרְאִ֨י⁠נִי֙ אֶתּ־מַרְאַ֔יִ⁠ךְ הַשְׁמִיעִ֖י⁠נִי</w:t>
+        <w:t>הַרְאִ֨י⁠נִי֙ אֶתּ־מַרְאַ֔יִ⁠ךְ הַשְׁמִיעִ֖י⁠נִי</w:t>
       </w:r>
     </w:p>
     <w:p>
@@ -16996,7 +16996,7 @@
         <w:rPr>
           <w:lang w:val="pt_PT" w:bidi="pt_PT"/>
         </w:rPr>
-        <w:t>אֶֽחֱזוּ־לָ֨⁠נוּ֙ שֽׁוּעָלִ֔ים שֽׁוּעָלִ֥ים קְטַנִּ֖ים מְחַבְּלִ֣ים כְּרָמִ֑ים וּ⁠כְרָמֵ֖י⁠נוּ סְמָדַֽר</w:t>
+        <w:t>אֶֽחֱזוּ־לָ֨⁠נוּ֙ שֽׁוּעָלִ֔ים שֽׁוּעָלִ֥ים קְטַנִּ֖ים מְחַבְּלִ֣ים כְּרָמִ֑ים וּ⁠כְרָמֵ֖י⁠נוּ סְמָדַֽר</w:t>
       </w:r>
     </w:p>
     <w:p>
@@ -17680,7 +17680,7 @@
         <w:rPr>
           <w:lang w:val="pt_PT" w:bidi="pt_PT"/>
         </w:rPr>
-        <w:t>הָ⁠רֹעֶ֖ה בַּ⁠שּׁוֹשַׁנִּֽים</w:t>
+        <w:t>הָ⁠רֹעֶ֖ה בַּ⁠שּׁוֹשַׁנִּֽים</w:t>
       </w:r>
     </w:p>
     <w:p>
@@ -18116,7 +18116,7 @@
         <w:rPr>
           <w:lang w:val="pt_PT" w:bidi="pt_PT"/>
         </w:rPr>
-        <w:t>וְ⁠נָ֖סוּ הַ⁠צְּלָלִ֑ים</w:t>
+        <w:t>וְ⁠נָ֖סוּ הַ⁠צְּלָלִ֑ים</w:t>
       </w:r>
     </w:p>
     <w:p>
@@ -18227,7 +18227,7 @@
         <w:rPr>
           <w:lang w:val="pt_PT" w:bidi="pt_PT"/>
         </w:rPr>
-        <w:t>סֹב֩ דְּמֵה־לְ⁠ךָ֨ דוֹדִ֜⁠י</w:t>
+        <w:t>סֹב֩ דְּמֵה־לְ⁠ךָ֨ דוֹדִ֜⁠י</w:t>
       </w:r>
     </w:p>
     <w:p>
@@ -18670,7 +18670,7 @@
         <w:rPr>
           <w:lang w:val="pt_PT" w:bidi="pt_PT"/>
         </w:rPr>
-        <w:t>בַּ⁠לֵּיל֔וֹת</w:t>
+        <w:t>בַּ⁠לֵּיל֔וֹת</w:t>
       </w:r>
     </w:p>
     <w:p>
@@ -18793,7 +18793,7 @@
         <w:rPr>
           <w:lang w:val="pt_PT" w:bidi="pt_PT"/>
         </w:rPr>
-        <w:t>בִּקַּ֕שְׁתִּי אֵ֥ת שֶׁ⁠אָהֲבָ֖ה נַפְשִׁ֑⁠י בִּקַּשְׁתִּ֖י⁠ו</w:t>
+        <w:t>בִּקַּ֕שְׁתִּי אֵ֥ת שֶׁ⁠אָהֲבָ֖ה נַפְשִׁ֑⁠י בִּקַּשְׁתִּ֖י⁠ו</w:t>
       </w:r>
     </w:p>
     <w:p>
@@ -18917,7 +18917,7 @@
         <w:rPr>
           <w:lang w:val="pt_PT" w:bidi="pt_PT"/>
         </w:rPr>
-        <w:t>אֵ֥ת שֶׁ⁠אָהֲבָ֖ה נַפְשִׁ֑⁠י</w:t>
+        <w:t>אֵ֥ת שֶׁ⁠אָהֲבָ֖ה נַפְשִׁ֑⁠י</w:t>
       </w:r>
     </w:p>
     <w:p>
@@ -19316,7 +19316,7 @@
         <w:rPr>
           <w:lang w:val="pt_PT" w:bidi="pt_PT"/>
         </w:rPr>
-        <w:t>אֲבַקְשָׁ֕ה &amp; בִּקַּשְׁתִּ֖י⁠ו</w:t>
+        <w:t>אֲבַקְשָׁ֕ה &amp; בִּקַּשְׁתִּ֖י⁠ו</w:t>
       </w:r>
     </w:p>
     <w:p>
@@ -19406,7 +19406,7 @@
         <w:rPr>
           <w:lang w:val="pt_PT" w:bidi="pt_PT"/>
         </w:rPr>
-        <w:t>אֵ֥ת שֶׁ⁠אָהֲבָ֖ה נַפְשִׁ֑⁠י</w:t>
+        <w:t>אֵ֥ת שֶׁ⁠אָהֲבָ֖ה נַפְשִׁ֑⁠י</w:t>
       </w:r>
     </w:p>
     <w:p>
@@ -19521,7 +19521,7 @@
         <w:rPr>
           <w:lang w:val="pt_PT" w:bidi="pt_PT"/>
         </w:rPr>
-        <w:t>הַ⁠שֹּׁ֣מְרִ֔ים</w:t>
+        <w:t>הַ⁠שֹּׁ֣מְרִ֔ים</w:t>
       </w:r>
     </w:p>
     <w:p>
@@ -19727,7 +19727,7 @@
         <w:rPr>
           <w:lang w:val="pt_PT" w:bidi="pt_PT"/>
         </w:rPr>
-        <w:t>אֵ֛ת שֶׁ⁠אָהֲבָ֥ה נַפְשִׁ֖⁠י</w:t>
+        <w:t>אֵ֛ת שֶׁ⁠אָהֲבָ֥ה נַפְשִׁ֖⁠י</w:t>
       </w:r>
     </w:p>
     <w:p>
@@ -19842,7 +19842,7 @@
         <w:rPr>
           <w:lang w:val="pt_PT" w:bidi="pt_PT"/>
         </w:rPr>
-        <w:t>אֵ֛ת שֶׁ⁠אָהֲבָ֥ה נַפְשִׁ֖⁠י רְאִיתֶֽם</w:t>
+        <w:t>אֵ֛ת שֶׁ⁠אָהֲבָ֥ה נַפְשִׁ֖⁠י רְאִיתֶֽם</w:t>
       </w:r>
     </w:p>
     <w:p>
@@ -19919,7 +19919,7 @@
         <w:rPr>
           <w:lang w:val="pt_PT" w:bidi="pt_PT"/>
         </w:rPr>
-        <w:t>כִּ⁠מְעַט֙</w:t>
+        <w:t>כִּ⁠מְעַט֙</w:t>
       </w:r>
     </w:p>
     <w:p>
@@ -19996,7 +19996,7 @@
         <w:rPr>
           <w:lang w:val="pt_PT" w:bidi="pt_PT"/>
         </w:rPr>
-        <w:t>אֵ֥ת שֶׁ⁠אָהֲבָ֖ה נַפְשִׁ֑⁠י</w:t>
+        <w:t>אֵ֥ת שֶׁ⁠אָהֲבָ֖ה נַפְשִׁ֑⁠י</w:t>
       </w:r>
     </w:p>
     <w:p>
@@ -20111,7 +20111,7 @@
         <w:rPr>
           <w:lang w:val="pt_PT" w:bidi="pt_PT"/>
         </w:rPr>
-        <w:t>שֶׁ֤⁠הֲבֵיאתִי⁠ו֙</w:t>
+        <w:t>שֶׁ֤⁠הֲבֵיאתִי⁠ו֙</w:t>
       </w:r>
     </w:p>
     <w:p>
@@ -20208,7 +20208,7 @@
         <w:rPr>
           <w:lang w:val="pt_PT" w:bidi="pt_PT"/>
         </w:rPr>
-        <w:t>שֶׁ֤⁠הֲבֵיאתִי⁠ו֙ אֶל־בֵּ֣ית אִמִּ֔⁠י וְ⁠אֶל־חֶ֖דֶר הוֹרָתִֽ⁠י</w:t>
+        <w:t>שֶׁ֤⁠הֲבֵיאתִי⁠ו֙ אֶל־בֵּ֣ית אִמִּ֔⁠י וְ⁠אֶל־חֶ֖דֶר הוֹרָתִֽ⁠י</w:t>
       </w:r>
     </w:p>
     <w:p>
@@ -20434,7 +20434,7 @@
         <w:rPr>
           <w:lang w:val="pt_PT" w:bidi="pt_PT"/>
         </w:rPr>
-        <w:t>מִ֣י זֹ֗את עֹלָה֙ מִן־הַ⁠מִּדְבָּ֔ר כְּ⁠תִֽימֲר֖וֹת עָשָׁ֑ן מְקֻטֶּ֤רֶת מוֹר֙ וּ⁠לְבוֹנָ֔ה מִ⁠כֹּ֖ל אַבְקַ֥ת רוֹכֵֽל</w:t>
+        <w:t>מִ֣י זֹ֗את עֹלָה֙ מִן־הַ⁠מִּדְבָּ֔ר כְּ⁠תִֽימֲר֖וֹת עָשָׁ֑ן מְקֻטֶּ֤רֶת מוֹר֙ וּ⁠לְבוֹנָ֔ה מִ⁠כֹּ֖ל אַבְקַ֥ת רוֹכֵֽל</w:t>
       </w:r>
     </w:p>
     <w:p>
@@ -20558,7 +20558,7 @@
         <w:rPr>
           <w:lang w:val="pt_PT" w:bidi="pt_PT"/>
         </w:rPr>
-        <w:t>זֹ֗את עֹלָה֙ מִן־הַ⁠מִּדְבָּ֔ר</w:t>
+        <w:t>זֹ֗את עֹלָה֙ מִן־הַ⁠מִּדְבָּ֔ר</w:t>
       </w:r>
     </w:p>
     <w:p>
@@ -20914,7 +20914,7 @@
         <w:rPr>
           <w:lang w:val="pt_PT" w:bidi="pt_PT"/>
         </w:rPr>
-        <w:t>כְּ⁠תִֽימֲר֖וֹת עָשָׁ֑ן מְקֻטֶּ֤רֶת מוֹר֙ וּ⁠לְבוֹנָ֔ה</w:t>
+        <w:t>כְּ⁠תִֽימֲר֖וֹת עָשָׁ֑ן מְקֻטֶּ֤רֶת מוֹר֙ וּ⁠לְבוֹנָ֔ה</w:t>
       </w:r>
     </w:p>
     <w:p>
@@ -21038,7 +21038,7 @@
         <w:rPr>
           <w:lang w:val="pt_PT" w:bidi="pt_PT"/>
         </w:rPr>
-        <w:t>כְּ⁠תִֽימֲר֖וֹת עָשָׁ֑ן מְקֻטֶּ֤רֶת מוֹר֙ וּ⁠לְבוֹנָ֔ה</w:t>
+        <w:t>כְּ⁠תִֽימֲר֖וֹת עָשָׁ֑ן מְקֻטֶּ֤רֶת מוֹר֙ וּ⁠לְבוֹנָ֔ה</w:t>
       </w:r>
     </w:p>
     <w:p>
@@ -21174,7 +21174,7 @@
         <w:rPr>
           <w:lang w:val="pt_PT" w:bidi="pt_PT"/>
         </w:rPr>
-        <w:t>מְקֻטֶּ֤רֶת</w:t>
+        <w:t>מְקֻטֶּ֤רֶת</w:t>
       </w:r>
     </w:p>
     <w:p>
@@ -21348,7 +21348,7 @@
         <w:rPr>
           <w:lang w:val="pt_PT" w:bidi="pt_PT"/>
         </w:rPr>
-        <w:t>מִ⁠כֹּ֖ל אַבְקַ֥ת רוֹכֵֽל</w:t>
+        <w:t>מִ⁠כֹּ֖ל אַבְקַ֥ת רוֹכֵֽל</w:t>
       </w:r>
     </w:p>
     <w:p>
@@ -21627,7 +21627,7 @@
         <w:rPr>
           <w:lang w:val="pt_PT" w:bidi="pt_PT"/>
         </w:rPr>
-        <w:t>מִטָּת⁠וֹ֙</w:t>
+        <w:t>מִטָּת⁠וֹ֙</w:t>
       </w:r>
     </w:p>
     <w:p>
@@ -21750,7 +21750,7 @@
         <w:rPr>
           <w:lang w:val="pt_PT" w:bidi="pt_PT"/>
         </w:rPr>
-        <w:t>מִטָּת⁠וֹ֙ שֶׁ⁠לִּ⁠שְׁלֹמֹ֔ה</w:t>
+        <w:t>מִטָּת⁠וֹ֙ שֶׁ⁠לִּ⁠שְׁלֹמֹ֔ה</w:t>
       </w:r>
     </w:p>
     <w:p>
@@ -21912,7 +21912,7 @@
         <w:rPr>
           <w:lang w:val="pt_PT" w:bidi="pt_PT"/>
         </w:rPr>
-        <w:t>מְלֻמְּדֵ֖י מִלְחָמָ֑ה</w:t>
+        <w:t>מְלֻמְּדֵ֖י מִלְחָמָ֑ה</w:t>
       </w:r>
     </w:p>
     <w:p>
@@ -21989,7 +21989,7 @@
         <w:rPr>
           <w:lang w:val="pt_PT" w:bidi="pt_PT"/>
         </w:rPr>
-        <w:t>אִ֤ישׁ חַרְבּ⁠וֹ֙ עַל־יְרֵכ֔⁠וֹ מִ⁠פַּ֖חַד בַּ⁠לֵּילּֽוֹת</w:t>
+        <w:t>אִ֤ישׁ חַרְבּ⁠וֹ֙ עַל־יְרֵכ֔⁠וֹ מִ⁠פַּ֖חַד בַּ⁠לֵּילּֽוֹת</w:t>
       </w:r>
     </w:p>
     <w:p>
@@ -22235,7 +22235,7 @@
         <w:rPr>
           <w:lang w:val="pt_PT" w:bidi="pt_PT"/>
         </w:rPr>
-        <w:t>אַפִּרְי֗וֹן</w:t>
+        <w:t>אַפִּרְי֗וֹן</w:t>
       </w:r>
     </w:p>
     <w:p>
@@ -22420,7 +22420,7 @@
         <w:rPr>
           <w:lang w:val="pt_PT" w:bidi="pt_PT"/>
         </w:rPr>
-        <w:t>אַפִּרְי֗וֹן עָ֤שָׂה ל⁠וֹ֙ הַ⁠מֶּ֣לֶךְ שְׁלֹמֹ֔ה מֵ⁠עֲצֵ֖י הַ⁠לְּבָנֽוֹן</w:t>
+        <w:t>אַפִּרְי֗וֹן עָ֤שָׂה ל⁠וֹ֙ הַ⁠מֶּ֣לֶךְ שְׁלֹמֹ֔ה מֵ⁠עֲצֵ֖י הַ⁠לְּבָנֽוֹן</w:t>
       </w:r>
     </w:p>
     <w:p>
@@ -22594,7 +22594,7 @@
         <w:rPr>
           <w:lang w:val="pt_PT" w:bidi="pt_PT"/>
         </w:rPr>
-        <w:t>אַפִּרְי֗וֹן עָ֤שָׂה ל⁠וֹ֙ &amp; עַמּוּדָי⁠ו֙ עָ֣שָׂה כֶ֔סֶף</w:t>
+        <w:t>אַפִּרְי֗וֹן עָ֤שָׂה ל⁠וֹ֙ &amp; עַמּוּדָי⁠ו֙ עָ֣שָׂה כֶ֔סֶף</w:t>
       </w:r>
     </w:p>
     <w:p>
@@ -22984,7 +22984,7 @@
         <w:rPr>
           <w:lang w:val="pt_PT" w:bidi="pt_PT"/>
         </w:rPr>
-        <w:t>מֶרְכָּב֖⁠וֹ אַרְגָּמָ֑ן</w:t>
+        <w:t>מֶרְכָּב֖⁠וֹ אַרְגָּמָ֑ן</w:t>
       </w:r>
     </w:p>
     <w:p>
@@ -23075,7 +23075,7 @@
         <w:rPr>
           <w:lang w:val="pt_PT" w:bidi="pt_PT"/>
         </w:rPr>
-        <w:t>תּוֹכ⁠וֹ֙ רָצ֣וּף אַהֲבָ֔ה מִ⁠בְּנ֖וֹת יְרוּשָׁלִָֽם</w:t>
+        <w:t>תּוֹכ⁠וֹ֙ רָצ֣וּף אַהֲבָ֔ה מִ⁠בְּנ֖וֹת יְרוּשָׁלִָֽם</w:t>
       </w:r>
     </w:p>
     <w:p>
@@ -23268,7 +23268,7 @@
         <w:rPr>
           <w:lang w:val="pt_PT" w:bidi="pt_PT"/>
         </w:rPr>
-        <w:t>תּוֹכ⁠וֹ֙ רָצ֣וּף אַהֲבָ֔ה מִ⁠בְּנ֖וֹת יְרוּשָׁלִָֽם</w:t>
+        <w:t>תּוֹכ⁠וֹ֙ רָצ֣וּף אַהֲבָ֔ה מִ⁠בְּנ֖וֹת יְרוּשָׁלִָֽם</w:t>
       </w:r>
     </w:p>
     <w:p>
@@ -23569,7 +23569,7 @@
         <w:rPr>
           <w:lang w:val="pt_PT" w:bidi="pt_PT"/>
         </w:rPr>
-        <w:t>בְּנ֥וֹת צִיּ֖וֹן</w:t>
+        <w:t>בְּנ֥וֹת צִיּ֖וֹן</w:t>
       </w:r>
     </w:p>
     <w:p>
@@ -23726,7 +23726,7 @@
         <w:rPr>
           <w:lang w:val="pt_PT" w:bidi="pt_PT"/>
         </w:rPr>
-        <w:t>בְּ⁠י֣וֹם חֲתֻנָּת֔⁠וֹ וּ⁠בְ⁠י֖וֹם שִׂמְחַ֥ת לִבּֽ⁠וֹ</w:t>
+        <w:t>בְּ⁠י֣וֹם חֲתֻנָּת֔⁠וֹ וּ⁠בְ⁠י֖וֹם שִׂמְחַ֥ת לִבּֽ⁠וֹ</w:t>
       </w:r>
     </w:p>
     <w:p>
@@ -23823,7 +23823,7 @@
         <w:rPr>
           <w:lang w:val="pt_PT" w:bidi="pt_PT"/>
         </w:rPr>
-        <w:t>וּ⁠בְ⁠י֖וֹם שִׂמְחַ֥ת לִבּֽ⁠וֹ</w:t>
+        <w:t>וּ⁠בְ⁠י֖וֹם שִׂמְחַ֥ת לִבּֽ⁠וֹ</w:t>
       </w:r>
     </w:p>
     <w:p>
@@ -24284,7 +24284,7 @@
         <w:rPr>
           <w:lang w:val="pt_PT" w:bidi="pt_PT"/>
         </w:rPr>
-        <w:t>שַׂעְרֵ⁠ךְ֙ כְּ⁠עֵ֣דֶר הָֽ⁠עִזִּ֔ים שֶׁ⁠גָּלְשׁ֖וּ מֵ⁠הַ֥ר גִּלְעָֽד</w:t>
+        <w:t>שַׂעְרֵ⁠ךְ֙ כְּ⁠עֵ֣דֶר הָֽ⁠עִזִּ֔ים שֶׁ⁠גָּלְשׁ֖וּ מֵ⁠הַ֥ר גִּלְעָֽד</w:t>
       </w:r>
     </w:p>
     <w:p>
@@ -24531,7 +24531,7 @@
         <w:rPr>
           <w:lang w:val="pt_PT" w:bidi="pt_PT"/>
         </w:rPr>
-        <w:t>הַ⁠קְּצוּב֔וֹת</w:t>
+        <w:t>הַ⁠קְּצוּב֔וֹת</w:t>
       </w:r>
     </w:p>
     <w:p>
@@ -24863,7 +24863,7 @@
         <w:rPr>
           <w:lang w:val="pt_PT" w:bidi="pt_PT"/>
         </w:rPr>
-        <w:t>וְ⁠שַׁכֻּלָ֖ה אֵ֥ין בָּ⁠הֶֽם</w:t>
+        <w:t>וְ⁠שַׁכֻּלָ֖ה אֵ֥ין בָּ⁠הֶֽם</w:t>
       </w:r>
     </w:p>
     <w:p>
@@ -25051,7 +25051,7 @@
         <w:rPr>
           <w:lang w:val="pt_PT" w:bidi="pt_PT"/>
         </w:rPr>
-        <w:t>כְּ⁠פֶ֤לַח הָֽ⁠רִמּוֹן֙ רַקָּתֵ֔⁠ךְ</w:t>
+        <w:t>כְּ⁠פֶ֤לַח הָֽ⁠רִמּוֹן֙ רַקָּתֵ֔⁠ךְ</w:t>
       </w:r>
     </w:p>
     <w:p>
@@ -25161,7 +25161,7 @@
         <w:rPr>
           <w:lang w:val="pt_PT" w:bidi="pt_PT"/>
         </w:rPr>
-        <w:t>כְּ⁠פֶ֤לַח הָֽ⁠רִמּוֹן֙ רַקָּתֵ֔⁠ךְ</w:t>
+        <w:t>כְּ⁠פֶ֤לַח הָֽ⁠רִמּוֹן֙ רַקָּתֵ֔⁠ךְ</w:t>
       </w:r>
     </w:p>
     <w:p>
@@ -25379,7 +25379,7 @@
         <w:rPr>
           <w:lang w:val="pt_PT" w:bidi="pt_PT"/>
         </w:rPr>
-        <w:t>כְּ⁠מִגְדַּ֤ל דָּוִיד֙ צַוָּארֵ֔⁠ךְ בָּנ֖וּי לְ⁠תַלְפִּיּ֑וֹת</w:t>
+        <w:t>כְּ⁠מִגְדַּ֤ל דָּוִיד֙ צַוָּארֵ֔⁠ךְ בָּנ֖וּי לְ⁠תַלְפִּיּ֑וֹת</w:t>
       </w:r>
     </w:p>
     <w:p>
@@ -25516,7 +25516,7 @@
         <w:rPr>
           <w:lang w:val="pt_PT" w:bidi="pt_PT"/>
         </w:rPr>
-        <w:t>כְּ⁠מִגְדַּ֤ל דָּוִיד֙</w:t>
+        <w:t>כְּ⁠מִגְדַּ֤ל דָּוִיד֙</w:t>
       </w:r>
     </w:p>
     <w:p>
@@ -25626,7 +25626,7 @@
         <w:rPr>
           <w:lang w:val="pt_PT" w:bidi="pt_PT"/>
         </w:rPr>
-        <w:t>כְּ⁠מִגְדַּ֤ל דָּוִיד֙ צַוָּארֵ֔⁠ךְ בָּנ֖וּי לְ⁠תַלְפִּיּ֑וֹת</w:t>
+        <w:t>כְּ⁠מִגְדַּ֤ל דָּוִיד֙ צַוָּארֵ֔⁠ךְ בָּנ֖וּי לְ⁠תַלְפִּיּ֑וֹת</w:t>
       </w:r>
     </w:p>
     <w:p>
@@ -25723,7 +25723,7 @@
         <w:rPr>
           <w:lang w:val="pt_PT" w:bidi="pt_PT"/>
         </w:rPr>
-        <w:t>בָּנ֖וּי לְ⁠תַלְפִּיּ֑וֹת</w:t>
+        <w:t>בָּנ֖וּי לְ⁠תַלְפִּיּ֑וֹת</w:t>
       </w:r>
     </w:p>
     <w:p>
@@ -25814,7 +25814,7 @@
         <w:rPr>
           <w:lang w:val="pt_PT" w:bidi="pt_PT"/>
         </w:rPr>
-        <w:t>אֶ֤לֶף הַ⁠מָּגֵן֙ תָּל֣וּי עָלָ֔י⁠ו כֹּ֖ל שִׁלְטֵ֥י הַ⁠גִּבּוֹרִֽים</w:t>
+        <w:t>אֶ֤לֶף הַ⁠מָּגֵן֙ תָּל֣וּי עָלָ֔י⁠ו כֹּ֖ל שִׁלְטֵ֥י הַ⁠גִּבּוֹרִֽים</w:t>
       </w:r>
     </w:p>
     <w:p>
@@ -26074,7 +26074,7 @@
         <w:rPr>
           <w:lang w:val="pt_PT" w:bidi="pt_PT"/>
         </w:rPr>
-        <w:t>אֶ֤לֶף הַ⁠מָּגֵן֙ תָּל֣וּי עָלָ֔י⁠ו כֹּ֖ל שִׁלְטֵ֥י הַ⁠גִּבּוֹרִֽים</w:t>
+        <w:t>אֶ֤לֶף הַ⁠מָּגֵן֙ תָּל֣וּי עָלָ֔י⁠ו כֹּ֖ל שִׁלְטֵ֥י הַ⁠גִּבּוֹרִֽים</w:t>
       </w:r>
     </w:p>
     <w:p>
@@ -26589,7 +26589,7 @@
         <w:rPr>
           <w:lang w:val="pt_PT" w:bidi="pt_PT"/>
         </w:rPr>
-        <w:t>עַ֤ד שֶׁ⁠יָּפ֨וּחַ֙ הַ⁠יּ֔וֹם וְ⁠נָ֖סוּ הַ⁠צְּלָלִ֑ים</w:t>
+        <w:t>עַ֤ד שֶׁ⁠יָּפ֨וּחַ֙ הַ⁠יּ֔וֹם וְ⁠נָ֖סוּ הַ⁠צְּלָלִ֑ים</w:t>
       </w:r>
     </w:p>
     <w:p>
@@ -27078,7 +27078,7 @@
         <w:rPr>
           <w:lang w:val="pt_PT" w:bidi="pt_PT"/>
         </w:rPr>
-        <w:t>כֻּלָּ֤⁠ךְ יָפָה֙</w:t>
+        <w:t>כֻּלָּ֤⁠ךְ יָפָה֙</w:t>
       </w:r>
     </w:p>
     <w:p>
@@ -27266,7 +27266,7 @@
         <w:rPr>
           <w:lang w:val="pt_PT" w:bidi="pt_PT"/>
         </w:rPr>
-        <w:t>אִתִּ֤⁠י &amp; תָּב֑וֹאִי</w:t>
+        <w:t>אִתִּ֤⁠י &amp; תָּב֑וֹאִי</w:t>
       </w:r>
     </w:p>
     <w:p>
@@ -27594,7 +27594,7 @@
         <w:rPr>
           <w:lang w:val="pt_PT" w:bidi="pt_PT"/>
         </w:rPr>
-        <w:t>מִ⁠מְּעֹנ֣וֹת אֲרָי֔וֹת מֵֽ⁠הַרְרֵ֖י נְמֵרִֽים</w:t>
+        <w:t>מִ⁠מְּעֹנ֣וֹת אֲרָי֔וֹת מֵֽ⁠הַרְרֵ֖י נְמֵרִֽים</w:t>
       </w:r>
     </w:p>
     <w:p>
@@ -27705,7 +27705,7 @@
         <w:rPr>
           <w:lang w:val="pt_PT" w:bidi="pt_PT"/>
         </w:rPr>
-        <w:t>לִבַּבְתִּ֖⁠נִי אֲחֹתִ֣⁠י כַלָּ֑ה לִבַּבְתִּ֨י⁠נִי֙</w:t>
+        <w:t>לִבַּבְתִּ֖⁠נִי אֲחֹתִ֣⁠י כַלָּ֑ה לִבַּבְתִּ֨י⁠נִי֙</w:t>
       </w:r>
     </w:p>
     <w:p>
@@ -27829,7 +27829,7 @@
         <w:rPr>
           <w:lang w:val="pt_PT" w:bidi="pt_PT"/>
         </w:rPr>
-        <w:t>לִבַּבְתִּ֖⁠נִי &amp; לִבַּבְתִּ֨י⁠נִי֙</w:t>
+        <w:t>לִבַּבְתִּ֖⁠נִי &amp; לִבַּבְתִּ֨י⁠נִי֙</w:t>
       </w:r>
     </w:p>
     <w:p>
@@ -28332,7 +28332,7 @@
         <w:rPr>
           <w:lang w:val="pt_PT" w:bidi="pt_PT"/>
         </w:rPr>
-        <w:t>מַה־יָּפ֥וּ דֹדַ֖יִ⁠ךְ אֲחֹתִ֣⁠י כַלָּ֑ה מַה־טֹּ֤בוּ דֹדַ֨יִ⁠ךְ֙ מִ⁠יַּ֔יִן</w:t>
+        <w:t>מַה־יָּפ֥וּ דֹדַ֖יִ⁠ךְ אֲחֹתִ֣⁠י כַלָּ֑ה מַה־טֹּ֤בוּ דֹדַ֨יִ⁠ךְ֙ מִ⁠יַּ֔יִן</w:t>
       </w:r>
     </w:p>
     <w:p>
@@ -28567,7 +28567,7 @@
         <w:rPr>
           <w:lang w:val="pt_PT" w:bidi="pt_PT"/>
         </w:rPr>
-        <w:t>שְׁמָנַ֖יִ⁠ךְ</w:t>
+        <w:t>שְׁמָנַ֖יִ⁠ךְ</w:t>
       </w:r>
     </w:p>
     <w:p>
@@ -28775,7 +28775,7 @@
         <w:rPr>
           <w:lang w:val="pt_PT" w:bidi="pt_PT"/>
         </w:rPr>
-        <w:t>נֹ֛פֶת תִּטֹּ֥פְנָה שִׂפְתוֹתַ֖יִ⁠ךְ</w:t>
+        <w:t>נֹ֛פֶת תִּטֹּ֥פְנָה שִׂפְתוֹתַ֖יִ⁠ךְ</w:t>
       </w:r>
     </w:p>
     <w:p>
@@ -29048,7 +29048,7 @@
         <w:rPr>
           <w:lang w:val="pt_PT" w:bidi="pt_PT"/>
         </w:rPr>
-        <w:t>דְּבַ֤שׁ וְ⁠חָלָב֙ תַּ֣חַת לְשׁוֹנֵ֔⁠ךְ</w:t>
+        <w:t>דְּבַ֤שׁ וְ⁠חָלָב֙ תַּ֣חַת לְשׁוֹנֵ֔⁠ךְ</w:t>
       </w:r>
     </w:p>
     <w:p>
@@ -29159,7 +29159,7 @@
         <w:rPr>
           <w:lang w:val="pt_PT" w:bidi="pt_PT"/>
         </w:rPr>
-        <w:t>וְ⁠רֵ֥יחַ שַׂלְמֹתַ֖יִ⁠ךְ כְּ⁠רֵ֥יחַ לְבָנֽוֹן</w:t>
+        <w:t>וְ⁠רֵ֥יחַ שַׂלְמֹתַ֖יִ⁠ךְ כְּ⁠רֵ֥יחַ לְבָנֽוֹן</w:t>
       </w:r>
     </w:p>
     <w:p>
@@ -29290,7 +29290,7 @@
         <w:rPr>
           <w:lang w:val="pt_PT" w:bidi="pt_PT"/>
         </w:rPr>
-        <w:t>גַּ֥ן ׀ נָע֖וּל אֲחֹתִ֣⁠י כַלָּ֑ה גַּ֥ל נָע֖וּל מַעְיָ֥ן חָתֽוּם</w:t>
+        <w:t>גַּ֥ן ׀ נָע֖וּל אֲחֹתִ֣⁠י כַלָּ֑ה גַּ֥ל נָע֖וּל מַעְיָ֥ן חָתֽוּם</w:t>
       </w:r>
     </w:p>
     <w:p>
@@ -29401,7 +29401,7 @@
         <w:rPr>
           <w:lang w:val="pt_PT" w:bidi="pt_PT"/>
         </w:rPr>
-        <w:t>גַּ֥ן ׀ נָע֖וּל אֲחֹתִ֣⁠י כַלָּ֑ה</w:t>
+        <w:t>גַּ֥ן ׀ נָע֖וּל אֲחֹתִ֣⁠י כַלָּ֑ה</w:t>
       </w:r>
     </w:p>
     <w:p>
@@ -29775,7 +29775,7 @@
         <w:rPr>
           <w:lang w:val="pt_PT" w:bidi="pt_PT"/>
         </w:rPr>
-        <w:t>גַּ֥ל נָע֖וּל מַעְיָ֥ן חָתֽוּם</w:t>
+        <w:t>גַּ֥ל נָע֖וּל מַעְיָ֥ן חָתֽוּם</w:t>
       </w:r>
     </w:p>
     <w:p>
@@ -29951,7 +29951,7 @@
         <w:rPr>
           <w:lang w:val="pt_PT" w:bidi="pt_PT"/>
         </w:rPr>
-        <w:t>גַּ֥ל נָע֖וּל מַעְיָ֥ן חָתֽוּם</w:t>
+        <w:t>גַּ֥ל נָע֖וּל מַעְיָ֥ן חָתֽוּם</w:t>
       </w:r>
     </w:p>
     <w:p>
@@ -30172,7 +30172,7 @@
         <w:rPr>
           <w:lang w:val="pt_PT" w:bidi="pt_PT"/>
         </w:rPr>
-        <w:t>שְׁלָחַ֨יִ⁠ךְ֙ פַּרְדֵּ֣ס רִמּוֹנִ֔ים עִ֖ם פְּרִ֣י מְגָדִ֑ים כְּפָרִ֖ים עִם־נְרָדִֽים׃ נֵ֣רְדְּ ׀ וְ⁠כַרְכֹּ֗ם קָנֶה֙ וְ⁠קִנָּמ֔וֹן עִ֖ם כָּל־עֲצֵ֣י לְבוֹנָ֑ה מֹ֚ר וַ⁠אֲהָל֔וֹת עִ֖ם כָּל־רָאשֵׁ֥י בְשָׂמִֽים</w:t>
+        <w:t>שְׁלָחַ֨יִ⁠ךְ֙ פַּרְדֵּ֣ס רִמּוֹנִ֔ים עִ֖ם פְּרִ֣י מְגָדִ֑ים כְּפָרִ֖ים עִם־נְרָדִֽים׃ נֵ֣רְדְּ ׀ וְ⁠כַרְכֹּ֗ם קָנֶה֙ וְ⁠קִנָּמ֔וֹן עִ֖ם כָּל־עֲצֵ֣י לְבוֹנָ֑ה מֹ֚ר וַ⁠אֲהָל֔וֹת עִ֖ם כָּל־רָאשֵׁ֥י בְשָׂמִֽים</w:t>
       </w:r>
     </w:p>
     <w:p>
@@ -30332,7 +30332,7 @@
         <w:rPr>
           <w:lang w:val="pt_PT" w:bidi="pt_PT"/>
         </w:rPr>
-        <w:t>שְׁלָחַ֨יִ⁠ךְ֙ פַּרְדֵּ֣ס רִמּוֹנִ֔ים עִ֖ם פְּרִ֣י מְגָדִ֑ים כְּפָרִ֖ים עִם־נְרָדִֽים׃ נֵ֣רְדְּ ׀ וְ⁠כַרְכֹּ֗ם קָנֶה֙ וְ⁠קִנָּמ֔וֹן עִ֖ם כָּל־עֲצֵ֣י לְבוֹנָ֑ה מֹ֚ר וַ⁠אֲהָל֔וֹת עִ֖ם כָּל־רָאשֵׁ֥י בְשָׂמִֽים</w:t>
+        <w:t>שְׁלָחַ֨יִ⁠ךְ֙ פַּרְדֵּ֣ס רִמּוֹנִ֔ים עִ֖ם פְּרִ֣י מְגָדִ֑ים כְּפָרִ֖ים עִם־נְרָדִֽים׃ נֵ֣רְדְּ ׀ וְ⁠כַרְכֹּ֗ם קָנֶה֙ וְ⁠קִנָּמ֔וֹן עִ֖ם כָּל־עֲצֵ֣י לְבוֹנָ֑ה מֹ֚ר וַ⁠אֲהָל֔וֹת עִ֖ם כָּל־רָאשֵׁ֥י בְשָׂמִֽים</w:t>
       </w:r>
     </w:p>
     <w:p>
@@ -30595,7 +30595,7 @@
         <w:rPr>
           <w:lang w:val="pt_PT" w:bidi="pt_PT"/>
         </w:rPr>
-        <w:t>וְ⁠כַרְכֹּ֗ם קָנֶה֙ וְ⁠קִנָּמ֔וֹן &amp; וַ⁠אֲהָל֔וֹת</w:t>
+        <w:t>וְ⁠כַרְכֹּ֗ם קָנֶה֙ וְ⁠קִנָּמ֔וֹן &amp; וַ⁠אֲהָל֔וֹת</w:t>
       </w:r>
     </w:p>
     <w:p>
@@ -30783,7 +30783,7 @@
         <w:rPr>
           <w:lang w:val="pt_PT" w:bidi="pt_PT"/>
         </w:rPr>
-        <w:t>מַעְיַ֣ן גַּנִּ֔ים בְּאֵ֖ר מַ֣יִם חַיִּ֑ים וְ⁠נֹזְלִ֖ים מִן־לְבָנֽוֹן</w:t>
+        <w:t>מַעְיַ֣ן גַּנִּ֔ים בְּאֵ֖ר מַ֣יִם חַיִּ֑ים וְ⁠נֹזְלִ֖ים מִן־לְבָנֽוֹן</w:t>
       </w:r>
     </w:p>
     <w:p>
@@ -30974,7 +30974,7 @@
         <w:rPr>
           <w:lang w:val="pt_PT" w:bidi="pt_PT"/>
         </w:rPr>
-        <w:t>מַעְיַ֣ן גַּנִּ֔ים</w:t>
+        <w:t>מַעְיַ֣ן גַּנִּ֔ים</w:t>
       </w:r>
     </w:p>
     <w:p>
@@ -31098,7 +31098,7 @@
         <w:rPr>
           <w:lang w:val="pt_PT" w:bidi="pt_PT"/>
         </w:rPr>
-        <w:t>מַעְיַ֣ן גַּנִּ֔ים</w:t>
+        <w:t>מַעְיַ֣ן גַּנִּ֔ים</w:t>
       </w:r>
     </w:p>
     <w:p>
@@ -31222,7 +31222,7 @@
         <w:rPr>
           <w:lang w:val="pt_PT" w:bidi="pt_PT"/>
         </w:rPr>
-        <w:t>מַ֣יִם חַיִּ֑ים</w:t>
+        <w:t>מַ֣יִם חַיִּ֑ים</w:t>
       </w:r>
     </w:p>
     <w:p>
@@ -31319,7 +31319,7 @@
         <w:rPr>
           <w:lang w:val="pt_PT" w:bidi="pt_PT"/>
         </w:rPr>
-        <w:t>ע֤וּרִי צָפוֹן֙ וּ⁠ב֣וֹאִי תֵימָ֔ן הָפִ֥יחִי גַנִּ֖⁠י יִזְּל֣וּ בְשָׂמָ֑י⁠ו</w:t>
+        <w:t>ע֤וּרִי צָפוֹן֙ וּ⁠ב֣וֹאִי תֵימָ֔ן הָפִ֥יחִי גַנִּ֖⁠י יִזְּל֣וּ בְשָׂמָ֑י⁠ו</w:t>
       </w:r>
     </w:p>
     <w:p>
@@ -31567,7 +31567,7 @@
         <w:rPr>
           <w:lang w:val="pt_PT" w:bidi="pt_PT"/>
         </w:rPr>
-        <w:t>ע֤וּרִי צָפוֹן֙ וּ⁠ב֣וֹאִי תֵימָ֔ן הָפִ֥יחִי גַנִּ֖⁠י יִזְּל֣וּ בְשָׂמָ֑י⁠ו יָבֹ֤א דוֹדִ⁠י֙ לְ⁠גַנּ֔⁠וֹ וְ⁠יֹאכַ֖ל פְּרִ֥י מְגָדָֽי⁠ו</w:t>
+        <w:t>ע֤וּרִי צָפוֹן֙ וּ⁠ב֣וֹאִי תֵימָ֔ן הָפִ֥יחִי גַנִּ֖⁠י יִזְּל֣וּ בְשָׂמָ֑י⁠ו יָבֹ֤א דוֹדִ⁠י֙ לְ⁠גַנּ֔⁠וֹ וְ⁠יֹאכַ֖ל פְּרִ֥י מְגָדָֽי⁠ו</w:t>
       </w:r>
     </w:p>
     <w:p>
@@ -31854,7 +31854,7 @@
         <w:rPr>
           <w:lang w:val="pt_PT" w:bidi="pt_PT"/>
         </w:rPr>
-        <w:t>יִזְּל֣וּ בְשָׂמָ֑י⁠ו</w:t>
+        <w:t>יִזְּל֣וּ בְשָׂמָ֑י⁠ו</w:t>
       </w:r>
     </w:p>
     <w:p>
@@ -31945,7 +31945,7 @@
         <w:rPr>
           <w:lang w:val="pt_PT" w:bidi="pt_PT"/>
         </w:rPr>
-        <w:t>בָּ֣אתִי לְ⁠גַנִּ⁠י֮ אֲחֹתִ֣⁠י כַלָּה֒ אָרִ֤יתִי מוֹרִ⁠י֙ עִם־בְּשָׂמִ֔⁠י אָכַ֤לְתִּי יַעְרִ⁠י֙ עִם־דִּבְשִׁ֔⁠י שָׁתִ֥יתִי יֵינִ֖⁠י עִם־חֲלָבִ֑⁠י</w:t>
+        <w:t>בָּ֣אתִי לְ⁠גַנִּ⁠י֮ אֲחֹתִ֣⁠י כַלָּה֒ אָרִ֤יתִי מוֹרִ⁠י֙ עִם־בְּשָׂמִ֔⁠י אָכַ֤לְתִּי יַעְרִ⁠י֙ עִם־דִּבְשִׁ֔⁠י שָׁתִ֥יתִי יֵינִ֖⁠י עִם־חֲלָבִ֑⁠י</w:t>
       </w:r>
     </w:p>
     <w:p>
@@ -32131,7 +32131,7 @@
         <w:rPr>
           <w:lang w:val="pt_PT" w:bidi="pt_PT"/>
         </w:rPr>
-        <w:t>בָּ֣אתִי לְ⁠גַנִּ⁠י֮ אֲחֹתִ֣⁠י כַלָּה֒ אָרִ֤יתִי מוֹרִ⁠י֙ עִם־בְּשָׂמִ֔⁠י אָכַ֤לְתִּי יַעְרִ⁠י֙ עִם־דִּבְשִׁ֔⁠י שָׁתִ֥יתִי יֵינִ֖⁠י עִם־חֲלָבִ֑⁠י</w:t>
+        <w:t>בָּ֣אתִי לְ⁠גַנִּ⁠י֮ אֲחֹתִ֣⁠י כַלָּה֒ אָרִ֤יתִי מוֹרִ⁠י֙ עִם־בְּשָׂמִ֔⁠י אָכַ֤לְתִּי יַעְרִ⁠י֙ עִם־דִּבְשִׁ֔⁠י שָׁתִ֥יתִי יֵינִ֖⁠י עִם־חֲלָבִ֑⁠י</w:t>
       </w:r>
     </w:p>
     <w:p>
@@ -32242,7 +32242,7 @@
         <w:rPr>
           <w:lang w:val="pt_PT" w:bidi="pt_PT"/>
         </w:rPr>
-        <w:t>בָּ֣אתִי</w:t>
+        <w:t>בָּ֣אתִי</w:t>
       </w:r>
     </w:p>
     <w:p>
@@ -32352,7 +32352,7 @@
         <w:rPr>
           <w:lang w:val="pt_PT" w:bidi="pt_PT"/>
         </w:rPr>
-        <w:t>בָּ֣אתִי לְ⁠גַנִּ⁠י֮ אֲחֹתִ֣⁠י כַלָּה֒</w:t>
+        <w:t>בָּ֣אתִי לְ⁠גַנִּ⁠י֮ אֲחֹתִ֣⁠י כַלָּה֒</w:t>
       </w:r>
     </w:p>
     <w:p>
@@ -32577,7 +32577,7 @@
         <w:rPr>
           <w:lang w:val="pt_PT" w:bidi="pt_PT"/>
         </w:rPr>
-        <w:t>אִכְל֣וּ רֵעִ֔ים שְׁת֥וּ וְ⁠שִׁכְר֖וּ דּוֹדִֽים</w:t>
+        <w:t>אִכְל֣וּ רֵעִ֔ים שְׁת֥וּ וְ⁠שִׁכְר֖וּ דּוֹדִֽים</w:t>
       </w:r>
     </w:p>
     <w:p>
@@ -32824,7 +32824,7 @@
         <w:rPr>
           <w:lang w:val="pt_PT" w:bidi="pt_PT"/>
         </w:rPr>
-        <w:t>אֲנִ֥י יְשֵׁנָ֖ה וְ⁠לִבִּ֣⁠י עֵ֑ר</w:t>
+        <w:t>אֲנִ֥י יְשֵׁנָ֖ה וְ⁠לִבִּ֣⁠י עֵ֑ר</w:t>
       </w:r>
     </w:p>
     <w:p>
@@ -33666,7 +33666,7 @@
         <w:rPr>
           <w:lang w:val="pt_PT" w:bidi="pt_PT"/>
         </w:rPr>
-        <w:t>פָּשַׁ֨טְתִּי֙ אֶת־כֻּתָּנְתִּ֔⁠י אֵיכָ֖כָה אֶלְבָּשֶׁ֑⁠נָּה רָחַ֥צְתִּי אֶת־רַגְלַ֖⁠י אֵיכָ֥כָה אֲטַנְּפֵֽ⁠ם</w:t>
+        <w:t>פָּשַׁ֨טְתִּי֙ אֶת־כֻּתָּנְתִּ֔⁠י אֵיכָ֖כָה אֶלְבָּשֶׁ֑⁠נָּה רָחַ֥צְתִּי אֶת־רַגְלַ֖⁠י אֵיכָ֥כָה אֲטַנְּפֵֽ⁠ם</w:t>
       </w:r>
     </w:p>
     <w:p>
@@ -33777,7 +33777,7 @@
         <w:rPr>
           <w:lang w:val="pt_PT" w:bidi="pt_PT"/>
         </w:rPr>
-        <w:t>אֵיכָ֖כָה אֶלְבָּשֶׁ֑⁠נָּה רָחַ֥צְתִּי אֶת־רַגְלַ֖⁠י אֵיכָ֥כָה אֲטַנְּפֵֽ⁠ם</w:t>
+        <w:t>אֵיכָ֖כָה אֶלְבָּשֶׁ֑⁠נָּה רָחַ֥צְתִּי אֶת־רַגְלַ֖⁠י אֵיכָ֥כָה אֲטַנְּפֵֽ⁠ם</w:t>
       </w:r>
     </w:p>
     <w:p>
@@ -34242,7 +34242,7 @@
         <w:rPr>
           <w:lang w:val="pt_PT" w:bidi="pt_PT"/>
         </w:rPr>
-        <w:t>וְ⁠יָדַ֣⁠י נָֽטְפוּ־מ֗וֹר וְ⁠אֶצְבְּעֹתַ⁠י֙ מ֣וֹר עֹבֵ֔ר</w:t>
+        <w:t>וְ⁠יָדַ֣⁠י נָֽטְפוּ־מ֗וֹר וְ⁠אֶצְבְּעֹתַ⁠י֙ מ֣וֹר עֹבֵ֔ר</w:t>
       </w:r>
     </w:p>
     <w:p>
@@ -34764,7 +34764,7 @@
         <w:rPr>
           <w:lang w:val="pt_PT" w:bidi="pt_PT"/>
         </w:rPr>
-        <w:t>נַפְשִׁ⁠י֙ יָֽצְאָ֣ה</w:t>
+        <w:t>נַפְשִׁ⁠י֙ יָֽצְאָ֣ה</w:t>
       </w:r>
     </w:p>
     <w:p>
@@ -34888,7 +34888,7 @@
         <w:rPr>
           <w:lang w:val="pt_PT" w:bidi="pt_PT"/>
         </w:rPr>
-        <w:t>נַפְשִׁ⁠י֙ יָֽצְאָ֣ה</w:t>
+        <w:t>נַפְשִׁ⁠י֙ יָֽצְאָ֣ה</w:t>
       </w:r>
     </w:p>
     <w:p>
@@ -35012,7 +35012,7 @@
         <w:rPr>
           <w:lang w:val="pt_PT" w:bidi="pt_PT"/>
         </w:rPr>
-        <w:t>בְ⁠דַבְּר֔⁠וֹ</w:t>
+        <w:t>בְ⁠דַבְּר֔⁠וֹ</w:t>
       </w:r>
     </w:p>
     <w:p>
@@ -35213,7 +35213,7 @@
         <w:rPr>
           <w:lang w:val="pt_PT" w:bidi="pt_PT"/>
         </w:rPr>
-        <w:t>מְצָאֻ֧⁠נִי הַ⁠שֹּׁמְרִ֛ים הַ⁠סֹּבְבִ֥ים בָּ⁠עִ֖יר</w:t>
+        <w:t>מְצָאֻ֧⁠נִי הַ⁠שֹּׁמְרִ֛ים הַ⁠סֹּבְבִ֥ים בָּ⁠עִ֖יר</w:t>
       </w:r>
     </w:p>
     <w:p>
@@ -35355,7 +35355,7 @@
         <w:rPr>
           <w:lang w:val="pt_PT" w:bidi="pt_PT"/>
         </w:rPr>
-        <w:t>הִכּ֣וּ⁠נִי פְצָע֑וּ⁠נִי נָשְׂא֤וּ אֶת־רְדִידִ⁠י֙ מֵֽ⁠עָלַ֔⁠י שֹׁמְרֵ֖י הַ⁠חֹמֽוֹת</w:t>
+        <w:t>הִכּ֣וּ⁠נִי פְצָע֑וּ⁠נִי נָשְׂא֤וּ אֶת־רְדִידִ⁠י֙ מֵֽ⁠עָלַ֔⁠י שֹׁמְרֵ֖י הַ⁠חֹמֽוֹת</w:t>
       </w:r>
     </w:p>
     <w:p>
@@ -35720,7 +35720,7 @@
         <w:rPr>
           <w:lang w:val="pt_PT" w:bidi="pt_PT"/>
         </w:rPr>
-        <w:t>שֹׁמְרֵ֖י הַ⁠חֹמֽוֹת</w:t>
+        <w:t>שֹׁמְרֵ֖י הַ⁠חֹמֽוֹת</w:t>
       </w:r>
     </w:p>
     <w:p>
@@ -36093,7 +36093,7 @@
         <w:rPr>
           <w:lang w:val="pt_PT" w:bidi="pt_PT"/>
         </w:rPr>
-        <w:t>שֶׁ⁠חוֹלַ֥ת אַהֲבָ֖ה אָֽנִי</w:t>
+        <w:t>שֶׁ⁠חוֹלַ֥ת אַהֲבָ֖ה אָֽנִי</w:t>
       </w:r>
     </w:p>
     <w:p>
@@ -36190,7 +36190,7 @@
         <w:rPr>
           <w:lang w:val="pt_PT" w:bidi="pt_PT"/>
         </w:rPr>
-        <w:t>מַה־דּוֹדֵ֣⁠ךְ מִ⁠דּ֔וֹד הַ⁠יָּפָ֖ה בַּ⁠נָּשִׁ֑ים מַה־דּוֹדֵ֣⁠ךְ מִ⁠דּ֔וֹד שֶׁ⁠כָּ֖כָה הִשְׁבַּעְתָּֽ⁠נוּ</w:t>
+        <w:t>מַה־דּוֹדֵ֣⁠ךְ מִ⁠דּ֔וֹד הַ⁠יָּפָ֖ה בַּ⁠נָּשִׁ֑ים מַה־דּוֹדֵ֣⁠ךְ מִ⁠דּ֔וֹד שֶׁ⁠כָּ֖כָה הִשְׁבַּעְתָּֽ⁠נוּ</w:t>
       </w:r>
     </w:p>
     <w:p>
@@ -36377,7 +36377,7 @@
         <w:rPr>
           <w:lang w:val="pt_PT" w:bidi="pt_PT"/>
         </w:rPr>
-        <w:t>מַה־דּוֹדֵ֣⁠ךְ מִ⁠דּ֔וֹד הַ⁠יָּפָ֖ה בַּ⁠נָּשִׁ֑ים</w:t>
+        <w:t>מַה־דּוֹדֵ֣⁠ךְ מִ⁠דּ֔וֹד הַ⁠יָּפָ֖ה בַּ⁠נָּשִׁ֑ים</w:t>
       </w:r>
     </w:p>
     <w:p>
@@ -36568,7 +36568,7 @@
         <w:rPr>
           <w:lang w:val="pt_PT" w:bidi="pt_PT"/>
         </w:rPr>
-        <w:t>שֶׁ⁠כָּ֖כָה הִשְׁבַּעְתָּֽ⁠נוּ</w:t>
+        <w:t>שֶׁ⁠כָּ֖כָה הִשְׁבַּעְתָּֽ⁠נוּ</w:t>
       </w:r>
     </w:p>
     <w:p>
@@ -36645,7 +36645,7 @@
         <w:rPr>
           <w:lang w:val="pt_PT" w:bidi="pt_PT"/>
         </w:rPr>
-        <w:t>הִשְׁבַּעְתָּֽ⁠נוּ</w:t>
+        <w:t>הִשְׁבַּעְתָּֽ⁠נוּ</w:t>
       </w:r>
     </w:p>
     <w:p>
@@ -36864,7 +36864,7 @@
         <w:rPr>
           <w:lang w:val="pt_PT" w:bidi="pt_PT"/>
         </w:rPr>
-        <w:t>דָּג֖וּל מֵ⁠רְבָבָֽה</w:t>
+        <w:t>דָּג֖וּל מֵ⁠רְבָבָֽה</w:t>
       </w:r>
     </w:p>
     <w:p>
@@ -37122,7 +37122,7 @@
         <w:rPr>
           <w:lang w:val="pt_PT" w:bidi="pt_PT"/>
         </w:rPr>
-        <w:t>שְׁחֹר֖וֹת כָּ⁠עוֹרֵֽב</w:t>
+        <w:t>שְׁחֹר֖וֹת כָּ⁠עוֹרֵֽב</w:t>
       </w:r>
     </w:p>
     <w:p>
@@ -37559,7 +37559,7 @@
         <w:rPr>
           <w:lang w:val="pt_PT" w:bidi="pt_PT"/>
         </w:rPr>
-        <w:t>עֵינָ֕י⁠ו כְּ⁠יוֹנִ֖ים עַל־אֲפִ֣יקֵי מָ֑יִם רֹֽחֲצוֹת֙ בֶּֽ⁠חָלָ֔ב יֹשְׁב֖וֹת עַל־מִלֵּֽאת</w:t>
+        <w:t>עֵינָ֕י⁠ו כְּ⁠יוֹנִ֖ים עַל־אֲפִ֣יקֵי מָ֑יִם רֹֽחֲצוֹת֙ בֶּֽ⁠חָלָ֔ב יֹשְׁב֖וֹת עַל־מִלֵּֽאת</w:t>
       </w:r>
     </w:p>
     <w:p>
@@ -37869,7 +37869,7 @@
         <w:rPr>
           <w:lang w:val="pt_PT" w:bidi="pt_PT"/>
         </w:rPr>
-        <w:t>כַּ⁠עֲרוּגַ֣ת הַ⁠בֹּ֔שֶׂם</w:t>
+        <w:t>כַּ⁠עֲרוּגַ֣ת הַ⁠בֹּ֔שֶׂם</w:t>
       </w:r>
     </w:p>
     <w:p>
@@ -37979,7 +37979,7 @@
         <w:rPr>
           <w:lang w:val="pt_PT" w:bidi="pt_PT"/>
         </w:rPr>
-        <w:t>מִגְדְּל֖וֹת</w:t>
+        <w:t>מִגְדְּל֖וֹת</w:t>
       </w:r>
     </w:p>
     <w:p>
@@ -38056,7 +38056,7 @@
         <w:rPr>
           <w:lang w:val="pt_PT" w:bidi="pt_PT"/>
         </w:rPr>
-        <w:t>מִגְדְּל֖וֹת מֶרְקָחִ֑ים</w:t>
+        <w:t>מִגְדְּל֖וֹת מֶרְקָחִ֑ים</w:t>
       </w:r>
     </w:p>
     <w:p>
@@ -38555,7 +38555,7 @@
         <w:rPr>
           <w:lang w:val="pt_PT" w:bidi="pt_PT"/>
         </w:rPr>
-        <w:t>יָדָי⁠ו֙ גְּלִילֵ֣י זָהָ֔ב מְמֻלָּאִ֖ים בַּ⁠תַּרְשִׁ֑ישׁ</w:t>
+        <w:t>יָדָי⁠ו֙ גְּלִילֵ֣י זָהָ֔ב מְמֻלָּאִ֖ים בַּ⁠תַּרְשִׁ֑ישׁ</w:t>
       </w:r>
     </w:p>
     <w:p>
@@ -38820,7 +38820,7 @@
         <w:rPr>
           <w:lang w:val="pt_PT" w:bidi="pt_PT"/>
         </w:rPr>
-        <w:t>בַּ⁠תַּרְשִׁ֑ישׁ</w:t>
+        <w:t>בַּ⁠תַּרְשִׁ֑ישׁ</w:t>
       </w:r>
     </w:p>
     <w:p>
@@ -39201,7 +39201,7 @@
         <w:rPr>
           <w:lang w:val="pt_PT" w:bidi="pt_PT"/>
         </w:rPr>
-        <w:t>שֵׁ֔ן</w:t>
+        <w:t>שֵׁ֔ן</w:t>
       </w:r>
     </w:p>
     <w:p>
@@ -39337,7 +39337,7 @@
         <w:rPr>
           <w:lang w:val="pt_PT" w:bidi="pt_PT"/>
         </w:rPr>
-        <w:t>סַפִּירִֽים</w:t>
+        <w:t>סַפִּירִֽים</w:t>
       </w:r>
     </w:p>
     <w:p>
@@ -39976,7 +39976,7 @@
         <w:rPr>
           <w:lang w:val="pt_PT" w:bidi="pt_PT"/>
         </w:rPr>
-        <w:t>חִכּ⁠וֹ֙ מַֽמְתַקִּ֔ים</w:t>
+        <w:t>חִכּ⁠וֹ֙ מַֽמְתַקִּ֔ים</w:t>
       </w:r>
     </w:p>
     <w:p>
@@ -40086,7 +40086,7 @@
         <w:rPr>
           <w:lang w:val="pt_PT" w:bidi="pt_PT"/>
         </w:rPr>
-        <w:t>וְ⁠כֻלּ֖⁠וֹ מַחֲמַדִּ֑ים</w:t>
+        <w:t>וְ⁠כֻלּ֖⁠וֹ מַחֲמַדִּ֑ים</w:t>
       </w:r>
     </w:p>
     <w:p>
@@ -40277,7 +40277,7 @@
         <w:rPr>
           <w:lang w:val="pt_PT" w:bidi="pt_PT"/>
         </w:rPr>
-        <w:t>אָ֚נָה הָלַ֣ךְ דּוֹדֵ֔⁠ךְ הַ⁠יָּפָ֖ה בַּ⁠נָּשִׁ֑ים אָ֚נָה פָּנָ֣ה דוֹדֵ֔⁠ךְ וּ⁠נְבַקְשֶׁ֖⁠נּוּ עִמָּֽ⁠ךְ</w:t>
+        <w:t>אָ֚נָה הָלַ֣ךְ דּוֹדֵ֔⁠ךְ הַ⁠יָּפָ֖ה בַּ⁠נָּשִׁ֑ים אָ֚נָה פָּנָ֣ה דוֹדֵ֔⁠ךְ וּ⁠נְבַקְשֶׁ֖⁠נּוּ עִמָּֽ⁠ךְ</w:t>
       </w:r>
     </w:p>
     <w:p>
@@ -40400,7 +40400,7 @@
         <w:rPr>
           <w:lang w:val="pt_PT" w:bidi="pt_PT"/>
         </w:rPr>
-        <w:t>אָ֚נָה הָלַ֣ךְ דּוֹדֵ֔⁠ךְ &amp; אָ֚נָה פָּנָ֣ה דוֹדֵ֔⁠ךְ</w:t>
+        <w:t>אָ֚נָה הָלַ֣ךְ דּוֹדֵ֔⁠ךְ &amp; אָ֚נָה פָּנָ֣ה דוֹדֵ֔⁠ךְ</w:t>
       </w:r>
     </w:p>
     <w:p>
@@ -40571,7 +40571,7 @@
         <w:rPr>
           <w:lang w:val="pt_PT" w:bidi="pt_PT"/>
         </w:rPr>
-        <w:t>אָ֚נָה פָּנָ֣ה דוֹדֵ֔⁠ךְ</w:t>
+        <w:t>אָ֚נָה פָּנָ֣ה דוֹדֵ֔⁠ךְ</w:t>
       </w:r>
     </w:p>
     <w:p>
@@ -40648,7 +40648,7 @@
         <w:rPr>
           <w:lang w:val="pt_PT" w:bidi="pt_PT"/>
         </w:rPr>
-        <w:t>וּ⁠נְבַקְשֶׁ֖⁠נּוּ עִמָּֽ⁠ךְ</w:t>
+        <w:t>וּ⁠נְבַקְשֶׁ֖⁠נּוּ עִמָּֽ⁠ךְ</w:t>
       </w:r>
     </w:p>
     <w:p>
@@ -40745,7 +40745,7 @@
         <w:rPr>
           <w:lang w:val="pt_PT" w:bidi="pt_PT"/>
         </w:rPr>
-        <w:t>דּוֹדִ⁠י֙ יָרַ֣ד לְ⁠גַנּ֔⁠וֹ לַ⁠עֲרוּג֖וֹת הַ⁠בֹּ֑שֶׂם לִ⁠רְעוֹת֙ בַּ⁠גַּנִּ֔ים וְ⁠לִ⁠לְקֹ֖ט שֽׁוֹשַׁנִּֽים</w:t>
+        <w:t>דּוֹדִ⁠י֙ יָרַ֣ד לְ⁠גַנּ֔⁠וֹ לַ⁠עֲרוּג֖וֹת הַ⁠בֹּ֑שֶׂם לִ⁠רְעוֹת֙ בַּ⁠גַּנִּ֔ים וְ⁠לִ⁠לְקֹ֖ט שֽׁוֹשַׁנִּֽים</w:t>
       </w:r>
     </w:p>
     <w:p>
@@ -40943,7 +40943,7 @@
         <w:rPr>
           <w:lang w:val="pt_PT" w:bidi="pt_PT"/>
         </w:rPr>
-        <w:t>דּוֹדִ⁠י֙ יָרַ֣ד לְ⁠גַנּ֔⁠וֹ לַ⁠עֲרוּג֖וֹת הַ⁠בֹּ֑שֶׂם</w:t>
+        <w:t>דּוֹדִ⁠י֙ יָרַ֣ד לְ⁠גַנּ֔⁠וֹ לַ⁠עֲרוּג֖וֹת הַ⁠בֹּ֑שֶׂם</w:t>
       </w:r>
     </w:p>
     <w:p>
@@ -41513,7 +41513,7 @@
         <w:rPr>
           <w:lang w:val="pt_PT" w:bidi="pt_PT"/>
         </w:rPr>
-        <w:t>הָ⁠רֹעֶ֖ה בַּ⁠שׁוֹשַׁנִּֽים</w:t>
+        <w:t>הָ⁠רֹעֶ֖ה בַּ⁠שׁוֹשַׁנִּֽים</w:t>
       </w:r>
     </w:p>
     <w:p>
@@ -41628,7 +41628,7 @@
         <w:rPr>
           <w:lang w:val="pt_PT" w:bidi="pt_PT"/>
         </w:rPr>
-        <w:t>יָפָ֨ה אַ֤תְּ רַעְיָתִ⁠י֙ כְּ⁠תִרְצָ֔ה נָאוָ֖ה כִּ⁠ירוּשָׁלִָ֑ם</w:t>
+        <w:t>יָפָ֨ה אַ֤תְּ רַעְיָתִ⁠י֙ כְּ⁠תִרְצָ֔ה נָאוָ֖ה כִּ⁠ירוּשָׁלִָ֑ם</w:t>
       </w:r>
     </w:p>
     <w:p>
@@ -41858,7 +41858,7 @@
         <w:rPr>
           <w:lang w:val="pt_PT" w:bidi="pt_PT"/>
         </w:rPr>
-        <w:t>יָפָ֨ה אַ֤תְּ רַעְיָתִ⁠י֙ כְּ⁠תִרְצָ֔ה</w:t>
+        <w:t>יָפָ֨ה אַ֤תְּ רַעְיָתִ⁠י֙ כְּ⁠תִרְצָ֔ה</w:t>
       </w:r>
     </w:p>
     <w:p>
@@ -41955,7 +41955,7 @@
         <w:rPr>
           <w:lang w:val="pt_PT" w:bidi="pt_PT"/>
         </w:rPr>
-        <w:t>נָאוָ֖ה כִּ⁠ירוּשָׁלִָ֑ם אֲיֻמָּ֖ה כַּ⁠נִּדְגָּלֽוֹת</w:t>
+        <w:t>נָאוָ֖ה כִּ⁠ירוּשָׁלִָ֑ם אֲיֻמָּ֖ה כַּ⁠נִּדְגָּלֽוֹת</w:t>
       </w:r>
     </w:p>
     <w:p>
@@ -42052,7 +42052,7 @@
         <w:rPr>
           <w:lang w:val="pt_PT" w:bidi="pt_PT"/>
         </w:rPr>
-        <w:t>אֲיֻמָּ֖ה כַּ⁠נִּדְגָּלֽוֹת</w:t>
+        <w:t>אֲיֻמָּ֖ה כַּ⁠נִּדְגָּלֽוֹת</w:t>
       </w:r>
     </w:p>
     <w:p>
@@ -42263,7 +42263,7 @@
         <w:rPr>
           <w:lang w:val="pt_PT" w:bidi="pt_PT"/>
         </w:rPr>
-        <w:t>שַׂעְרֵ⁠ךְ֙ כְּ⁠עֵ֣דֶר הָֽ⁠עִזִּ֔ים שֶׁ⁠גָּלְשׁ֖וּ מִן־הַ⁠גִּלְעָֽד</w:t>
+        <w:t>שַׂעְרֵ⁠ךְ֙ כְּ⁠עֵ֣דֶר הָֽ⁠עִזִּ֔ים שֶׁ⁠גָּלְשׁ֖וּ מִן־הַ⁠גִּלְעָֽד</w:t>
       </w:r>
     </w:p>
     <w:p>
@@ -42492,7 +42492,7 @@
         <w:rPr>
           <w:lang w:val="pt_PT" w:bidi="pt_PT"/>
         </w:rPr>
-        <w:t>הָֽ⁠רְחֵלִ֔ים</w:t>
+        <w:t>הָֽ⁠רְחֵלִ֔ים</w:t>
       </w:r>
     </w:p>
     <w:p>
@@ -42716,7 +42716,7 @@
         <w:rPr>
           <w:lang w:val="pt_PT" w:bidi="pt_PT"/>
         </w:rPr>
-        <w:t>שִׁשִּׁ֥ים הֵ֨מָּה֙ מְּלָכ֔וֹת</w:t>
+        <w:t>שִׁשִּׁ֥ים הֵ֨מָּה֙ מְּלָכ֔וֹת</w:t>
       </w:r>
     </w:p>
     <w:p>
@@ -43075,7 +43075,7 @@
         <w:rPr>
           <w:lang w:val="pt_PT" w:bidi="pt_PT"/>
         </w:rPr>
-        <w:t>וַ⁠עֲלָמ֖וֹת אֵ֥ין מִסְפָּֽר</w:t>
+        <w:t>וַ⁠עֲלָמ֖וֹת אֵ֥ין מִסְפָּֽר</w:t>
       </w:r>
     </w:p>
     <w:p>
@@ -43185,7 +43185,7 @@
         <w:rPr>
           <w:lang w:val="pt_PT" w:bidi="pt_PT"/>
         </w:rPr>
-        <w:t>שִׁשִּׁ֥ים הֵ֨מָּה֙ מְּלָכ֔וֹת וּ⁠שְׁמֹנִ֖ים פִּֽילַגְשִׁ֑ים וַ⁠עֲלָמ֖וֹת אֵ֥ין מִסְפָּֽר׃ אַחַ֥ת הִיא֙ יוֹנָתִ֣⁠י תַמָּתִ֔⁠י אַחַ֥ת הִיא֙ לְ⁠אִמָּ֔⁠הּ בָּרָ֥ה הִ֖יא לְ⁠יֽוֹלַדְתָּ֑⁠הּ</w:t>
+        <w:t>שִׁשִּׁ֥ים הֵ֨מָּה֙ מְּלָכ֔וֹת וּ⁠שְׁמֹנִ֖ים פִּֽילַגְשִׁ֑ים וַ⁠עֲלָמ֖וֹת אֵ֥ין מִסְפָּֽר׃ אַחַ֥ת הִיא֙ יוֹנָתִ֣⁠י תַמָּתִ֔⁠י אַחַ֥ת הִיא֙ לְ⁠אִמָּ֔⁠הּ בָּרָ֥ה הִ֖יא לְ⁠יֽוֹלַדְתָּ֑⁠הּ</w:t>
       </w:r>
     </w:p>
     <w:p>
@@ -43532,7 +43532,7 @@
         <w:rPr>
           <w:lang w:val="pt_PT" w:bidi="pt_PT"/>
         </w:rPr>
-        <w:t>אַחַ֥ת הִיא֙ לְ⁠אִמָּ֔⁠הּ</w:t>
+        <w:t>אַחַ֥ת הִיא֙ לְ⁠אִמָּ֔⁠הּ</w:t>
       </w:r>
     </w:p>
     <w:p>
@@ -43668,7 +43668,7 @@
         <w:rPr>
           <w:lang w:val="pt_PT" w:bidi="pt_PT"/>
         </w:rPr>
-        <w:t>בָּרָ֥ה הִ֖יא לְ⁠יֽוֹלַדְתָּ֑⁠הּ</w:t>
+        <w:t>בָּרָ֥ה הִ֖יא לְ⁠יֽוֹלַדְתָּ֑⁠הּ</w:t>
       </w:r>
     </w:p>
     <w:p>
@@ -43997,7 +43997,7 @@
         <w:rPr>
           <w:lang w:val="pt_PT" w:bidi="pt_PT"/>
         </w:rPr>
-        <w:t>מִי־זֹ֥את הַ⁠נִּשְׁקָפָ֖ה כְּמוֹ־שָׁ֑חַר יָפָ֣ה כַ⁠לְּבָנָ֗ה בָּרָה֙ כַּֽ⁠חַמָּ֔ה אֲיֻמָּ֖ה כַּ⁠נִּדְגָּלֽוֹת</w:t>
+        <w:t>מִי־זֹ֥את הַ⁠נִּשְׁקָפָ֖ה כְּמוֹ־שָׁ֑חַר יָפָ֣ה כַ⁠לְּבָנָ֗ה בָּרָה֙ כַּֽ⁠חַמָּ֔ה אֲיֻמָּ֖ה כַּ⁠נִּדְגָּלֽוֹת</w:t>
       </w:r>
     </w:p>
     <w:p>
@@ -44133,7 +44133,7 @@
         <w:rPr>
           <w:lang w:val="pt_PT" w:bidi="pt_PT"/>
         </w:rPr>
-        <w:t>מִי־זֹ֥את הַ⁠נִּשְׁקָפָ֖ה כְּמוֹ־שָׁ֑חַר יָפָ֣ה כַ⁠לְּבָנָ֗ה בָּרָה֙ כַּֽ⁠חַמָּ֔ה אֲיֻמָּ֖ה כַּ⁠נִּדְגָּלֽוֹת</w:t>
+        <w:t>מִי־זֹ֥את הַ⁠נִּשְׁקָפָ֖ה כְּמוֹ־שָׁ֑חַר יָפָ֣ה כַ⁠לְּבָנָ֗ה בָּרָה֙ כַּֽ⁠חַמָּ֔ה אֲיֻמָּ֖ה כַּ⁠נִּדְגָּלֽוֹת</w:t>
       </w:r>
     </w:p>
     <w:p>
@@ -44230,7 +44230,7 @@
         <w:rPr>
           <w:lang w:val="pt_PT" w:bidi="pt_PT"/>
         </w:rPr>
-        <w:t>הַ⁠נִּשְׁקָפָ֖ה כְּמוֹ־שָׁ֑חַר</w:t>
+        <w:t>הַ⁠נִּשְׁקָפָ֖ה כְּמוֹ־שָׁ֑חַר</w:t>
       </w:r>
     </w:p>
     <w:p>
@@ -44327,7 +44327,7 @@
         <w:rPr>
           <w:lang w:val="pt_PT" w:bidi="pt_PT"/>
         </w:rPr>
-        <w:t>הַ⁠נִּשְׁקָפָ֖ה כְּמוֹ־שָׁ֑חַר יָפָ֣ה כַ⁠לְּבָנָ֗ה בָּרָה֙ כַּֽ⁠חַמָּ֔ה</w:t>
+        <w:t>הַ⁠נִּשְׁקָפָ֖ה כְּמוֹ־שָׁ֑חַר יָפָ֣ה כַ⁠לְּבָנָ֗ה בָּרָה֙ כַּֽ⁠חַמָּ֔ה</w:t>
       </w:r>
     </w:p>
     <w:p>
@@ -44450,7 +44450,7 @@
         <w:rPr>
           <w:lang w:val="pt_PT" w:bidi="pt_PT"/>
         </w:rPr>
-        <w:t>אֲיֻמָּ֖ה כַּ⁠נִּדְגָּלֽוֹת</w:t>
+        <w:t>אֲיֻמָּ֖ה כַּ⁠נִּדְגָּלֽוֹת</w:t>
       </w:r>
     </w:p>
     <w:p>
@@ -44565,7 +44565,7 @@
         <w:rPr>
           <w:lang w:val="pt_PT" w:bidi="pt_PT"/>
         </w:rPr>
-        <w:t>אֶל־גִּנַּ֤ת אֱגוֹז֙ יָרַ֔דְתִּי</w:t>
+        <w:t>אֶל־גִּנַּ֤ת אֱגוֹז֙ יָרַ֔דְתִּי</w:t>
       </w:r>
     </w:p>
     <w:p>
@@ -44662,7 +44662,7 @@
         <w:rPr>
           <w:lang w:val="pt_PT" w:bidi="pt_PT"/>
         </w:rPr>
-        <w:t>אֶל־גִּנַּ֤ת אֱגוֹז֙ יָרַ֔דְתִּי</w:t>
+        <w:t>אֶל־גִּנַּ֤ת אֱגוֹז֙ יָרַ֔דְתִּי</w:t>
       </w:r>
     </w:p>
     <w:p>
@@ -44759,7 +44759,7 @@
         <w:rPr>
           <w:lang w:val="pt_PT" w:bidi="pt_PT"/>
         </w:rPr>
-        <w:t>יָרַ֔דְתִּי</w:t>
+        <w:t>יָרַ֔דְתִּי</w:t>
       </w:r>
     </w:p>
     <w:p>
@@ -44952,7 +44952,7 @@
         <w:rPr>
           <w:lang w:val="pt_PT" w:bidi="pt_PT"/>
         </w:rPr>
-        <w:t>לֹ֣א יָדַ֔עְתִּי</w:t>
+        <w:t>לֹ֣א יָדַ֔עְתִּי</w:t>
       </w:r>
     </w:p>
     <w:p>
@@ -45145,7 +45145,7 @@
         <w:rPr>
           <w:lang w:val="pt_PT" w:bidi="pt_PT"/>
         </w:rPr>
-        <w:t>מַרְכְּב֖וֹת עַמִּ⁠י־נָדִֽיב</w:t>
+        <w:t>מַרְכְּב֖וֹת עַמִּ⁠י־נָדִֽיב</w:t>
       </w:r>
     </w:p>
     <w:p>
@@ -45325,7 +45325,7 @@
         <w:rPr>
           <w:lang w:val="pt_PT" w:bidi="pt_PT"/>
         </w:rPr>
-        <w:t>הַ⁠שּׁ֣וּלַמִּ֔ית &amp; בַּ⁠שּׁ֣וּלַמִּ֔ית</w:t>
+        <w:t>הַ⁠שּׁ֣וּלַמִּ֔ית &amp; בַּ⁠שּׁ֣וּלַמִּ֔ית</w:t>
       </w:r>
     </w:p>
     <w:p>
@@ -45531,7 +45531,7 @@
         <w:rPr>
           <w:lang w:val="pt_PT" w:bidi="pt_PT"/>
         </w:rPr>
-        <w:t>מַֽה־תֶּחֱזוּ֙ בַּ⁠שּׁ֣וּלַמִּ֔ית כִּ⁠מְחֹלַ֖ת הַֽ⁠מַּחֲנָֽיִם</w:t>
+        <w:t>מַֽה־תֶּחֱזוּ֙ בַּ⁠שּׁ֣וּלַמִּ֔ית כִּ⁠מְחֹלַ֖ת הַֽ⁠מַּחֲנָֽיִם</w:t>
       </w:r>
     </w:p>
     <w:p>
@@ -45628,7 +45628,7 @@
         <w:rPr>
           <w:lang w:val="pt_PT" w:bidi="pt_PT"/>
         </w:rPr>
-        <w:t>כִּ⁠מְחֹלַ֖ת הַֽ⁠מַּחֲנָֽיִם</w:t>
+        <w:t>כִּ⁠מְחֹלַ֖ת הַֽ⁠מַּחֲנָֽיִם</w:t>
       </w:r>
     </w:p>
     <w:p>
@@ -45725,7 +45725,7 @@
         <w:rPr>
           <w:lang w:val="pt_PT" w:bidi="pt_PT"/>
         </w:rPr>
-        <w:t>כִּ⁠מְחֹלַ֖ת הַֽ⁠מַּחֲנָֽיִם</w:t>
+        <w:t>כִּ⁠מְחֹלַ֖ת הַֽ⁠מַּחֲנָֽיִם</w:t>
       </w:r>
     </w:p>
     <w:p>
@@ -45848,7 +45848,7 @@
         <w:rPr>
           <w:lang w:val="pt_PT" w:bidi="pt_PT"/>
         </w:rPr>
-        <w:t>מַה־יָּפ֧וּ פְעָמַ֛יִ⁠ךְ בַּ⁠נְּעָלִ֖ים בַּת־נָדִ֑יב חַמּוּקֵ֣י יְרֵכַ֔יִ⁠ךְ כְּמ֣וֹ חֲלָאִ֔ים מַעֲשֵׂ֖ה יְדֵ֥י אָמָּֽן</w:t>
+        <w:t>מַה־יָּפ֧וּ פְעָמַ֛יִ⁠ךְ בַּ⁠נְּעָלִ֖ים בַּת־נָדִ֑יב חַמּוּקֵ֣י יְרֵכַ֔יִ⁠ךְ כְּמ֣וֹ חֲלָאִ֔ים מַעֲשֵׂ֖ה יְדֵ֥י אָמָּֽן</w:t>
       </w:r>
     </w:p>
     <w:p>
@@ -46106,7 +46106,7 @@
         <w:rPr>
           <w:lang w:val="pt_PT" w:bidi="pt_PT"/>
         </w:rPr>
-        <w:t>מַה־יָּפ֧וּ פְעָמַ֛יִ⁠ךְ בַּ⁠נְּעָלִ֖ים בַּת־נָדִ֑יב</w:t>
+        <w:t>מַה־יָּפ֧וּ פְעָמַ֛יִ⁠ךְ בַּ⁠נְּעָלִ֖ים בַּת־נָדִ֑יב</w:t>
       </w:r>
     </w:p>
     <w:p>
@@ -46203,7 +46203,7 @@
         <w:rPr>
           <w:lang w:val="pt_PT" w:bidi="pt_PT"/>
         </w:rPr>
-        <w:t>בַּת־נָדִ֑יב</w:t>
+        <w:t>בַּת־נָדִ֑יב</w:t>
       </w:r>
     </w:p>
     <w:p>
@@ -46557,7 +46557,7 @@
         <w:rPr>
           <w:lang w:val="pt_PT" w:bidi="pt_PT"/>
         </w:rPr>
-        <w:t>מַעֲשֵׂ֖ה יְדֵ֥י אָמָּֽן</w:t>
+        <w:t>מַעֲשֵׂ֖ה יְדֵ֥י אָמָּֽן</w:t>
       </w:r>
     </w:p>
     <w:p>
@@ -46854,7 +46854,7 @@
         <w:rPr>
           <w:lang w:val="pt_PT" w:bidi="pt_PT"/>
         </w:rPr>
-        <w:t>אַל־יֶחְסַ֖ר הַ⁠מָּ֑זֶג</w:t>
+        <w:t>אַל־יֶחְסַ֖ר הַ⁠מָּ֑זֶג</w:t>
       </w:r>
     </w:p>
     <w:p>
@@ -46944,7 +46944,7 @@
         <w:rPr>
           <w:lang w:val="pt_PT" w:bidi="pt_PT"/>
         </w:rPr>
-        <w:t>הַ⁠מָּ֑זֶג</w:t>
+        <w:t>הַ⁠מָּ֑זֶג</w:t>
       </w:r>
     </w:p>
     <w:p>
@@ -47319,7 +47319,7 @@
         <w:rPr>
           <w:lang w:val="pt_PT" w:bidi="pt_PT"/>
         </w:rPr>
-        <w:t>סוּגָ֖ה בַּ⁠שּׁוֹשַׁנִּֽים</w:t>
+        <w:t>סוּגָ֖ה בַּ⁠שּׁוֹשַׁנִּֽים</w:t>
       </w:r>
     </w:p>
     <w:p>
@@ -48023,7 +48023,7 @@
         <w:rPr>
           <w:lang w:val="pt_PT" w:bidi="pt_PT"/>
         </w:rPr>
-        <w:t>עַל־שַׁ֨עַר֙ בַּת־רַבִּ֔ים</w:t>
+        <w:t>עַל־שַׁ֨עַר֙ בַּת־רַבִּ֔ים</w:t>
       </w:r>
     </w:p>
     <w:p>
@@ -48255,7 +48255,7 @@
         <w:rPr>
           <w:lang w:val="pt_PT" w:bidi="pt_PT"/>
         </w:rPr>
-        <w:t>רֹאשֵׁ֤⁠ךְ עָלַ֨יִ⁠ךְ֙ כַּ⁠כַּרְמֶ֔ל</w:t>
+        <w:t>רֹאשֵׁ֤⁠ךְ עָלַ֨יִ⁠ךְ֙ כַּ⁠כַּרְמֶ֔ל</w:t>
       </w:r>
     </w:p>
     <w:p>
@@ -48468,7 +48468,7 @@
         <w:rPr>
           <w:lang w:val="pt_PT" w:bidi="pt_PT"/>
         </w:rPr>
-        <w:t>וְ⁠דַלַּ֥ת רֹאשֵׁ֖⁠ךְ כָּ⁠אַרְגָּמָ֑ן</w:t>
+        <w:t>וְ⁠דַלַּ֥ת רֹאשֵׁ֖⁠ךְ כָּ⁠אַרְגָּמָ֑ן</w:t>
       </w:r>
     </w:p>
     <w:p>
@@ -48591,7 +48591,7 @@
         <w:rPr>
           <w:lang w:val="pt_PT" w:bidi="pt_PT"/>
         </w:rPr>
-        <w:t>מֶ֖לֶךְ אָס֥וּר בָּ⁠רְהָטִֽים</w:t>
+        <w:t>מֶ֖לֶךְ אָס֥וּר בָּ⁠רְהָטִֽים</w:t>
       </w:r>
     </w:p>
     <w:p>
@@ -48837,7 +48837,7 @@
         <w:rPr>
           <w:lang w:val="pt_PT" w:bidi="pt_PT"/>
         </w:rPr>
-        <w:t>מֶ֖לֶךְ אָס֥וּר בָּ⁠רְהָטִֽים</w:t>
+        <w:t>מֶ֖לֶךְ אָס֥וּר בָּ⁠רְהָטִֽים</w:t>
       </w:r>
     </w:p>
     <w:p>
@@ -48947,7 +48947,7 @@
         <w:rPr>
           <w:lang w:val="pt_PT" w:bidi="pt_PT"/>
         </w:rPr>
-        <w:t>בָּ⁠רְהָטִֽים</w:t>
+        <w:t>בָּ⁠רְהָטִֽים</w:t>
       </w:r>
     </w:p>
     <w:p>
@@ -49344,7 +49344,7 @@
         <w:rPr>
           <w:lang w:val="pt_PT" w:bidi="pt_PT"/>
         </w:rPr>
-        <w:t>אַהֲבָ֖ה בַּ⁠תַּֽעֲנוּגִֽים</w:t>
+        <w:t>אַהֲבָ֖ה בַּ⁠תַּֽעֲנוּגִֽים</w:t>
       </w:r>
     </w:p>
     <w:p>
@@ -49877,7 +49877,7 @@
         <w:rPr>
           <w:lang w:val="pt_PT" w:bidi="pt_PT"/>
         </w:rPr>
-        <w:t>אָמַ֨רְתִּי֙ אֶעֱלֶ֣ה בְ⁠תָמָ֔ר אֹֽחֲזָ֖ה בְּ⁠סַנְסִנָּ֑י⁠ו</w:t>
+        <w:t>אָמַ֨רְתִּי֙ אֶעֱלֶ֣ה בְ⁠תָמָ֔ר אֹֽחֲזָ֖ה בְּ⁠סַנְסִנָּ֑י⁠ו</w:t>
       </w:r>
     </w:p>
     <w:p>
@@ -50218,7 +50218,7 @@
         <w:rPr>
           <w:lang w:val="pt_PT" w:bidi="pt_PT"/>
         </w:rPr>
-        <w:t>אֶעֱלֶ֣ה בְ⁠תָמָ֔ר אֹֽחֲזָ֖ה בְּ⁠סַנְסִנָּ֑י⁠ו</w:t>
+        <w:t>אֶעֱלֶ֣ה בְ⁠תָמָ֔ר אֹֽחֲזָ֖ה בְּ⁠סַנְסִנָּ֑י⁠ו</w:t>
       </w:r>
     </w:p>
     <w:p>
@@ -50616,7 +50616,7 @@
         <w:rPr>
           <w:lang w:val="pt_PT" w:bidi="pt_PT"/>
         </w:rPr>
-        <w:t>כְּ⁠אֶשְׁכְּל֣וֹת הַ⁠גֶּ֔פֶן</w:t>
+        <w:t>כְּ⁠אֶשְׁכְּל֣וֹת הַ⁠גֶּ֔פֶן</w:t>
       </w:r>
     </w:p>
     <w:p>
@@ -50739,7 +50739,7 @@
         <w:rPr>
           <w:lang w:val="pt_PT" w:bidi="pt_PT"/>
         </w:rPr>
-        <w:t>וְ⁠רֵ֥יחַ אַפֵּ֖⁠ךְ כַּ⁠תַּפּוּחִֽים</w:t>
+        <w:t>וְ⁠רֵ֥יחַ אַפֵּ֖⁠ךְ כַּ⁠תַּפּוּחִֽים</w:t>
       </w:r>
     </w:p>
     <w:p>
@@ -50945,7 +50945,7 @@
         <w:rPr>
           <w:lang w:val="pt_PT" w:bidi="pt_PT"/>
         </w:rPr>
-        <w:t>כַּ⁠תַּפּוּחִֽים</w:t>
+        <w:t>כַּ⁠תַּפּוּחִֽים</w:t>
       </w:r>
     </w:p>
     <w:p>
@@ -51260,7 +51260,7 @@
         <w:rPr>
           <w:lang w:val="pt_PT" w:bidi="pt_PT"/>
         </w:rPr>
-        <w:t>וְ⁠חִכֵּ֕⁠ךְ</w:t>
+        <w:t>וְ⁠חִכֵּ֕⁠ךְ</w:t>
       </w:r>
     </w:p>
     <w:p>
@@ -51370,7 +51370,7 @@
         <w:rPr>
           <w:lang w:val="pt_PT" w:bidi="pt_PT"/>
         </w:rPr>
-        <w:t>הוֹלֵ֥ךְ לְ⁠דוֹדִ֖⁠י לְ⁠מֵישָׁרִ֑ים דּוֹבֵ֖ב שִׂפְתֵ֥י יְשֵׁנִֽים</w:t>
+        <w:t>הוֹלֵ֥ךְ לְ⁠דוֹדִ֖⁠י לְ⁠מֵישָׁרִ֑ים דּוֹבֵ֖ב שִׂפְתֵ֥י יְשֵׁנִֽים</w:t>
       </w:r>
     </w:p>
     <w:p>
@@ -51563,7 +51563,7 @@
         <w:rPr>
           <w:lang w:val="pt_PT" w:bidi="pt_PT"/>
         </w:rPr>
-        <w:t>הוֹלֵ֥ךְ לְ⁠דוֹדִ֖⁠י לְ⁠מֵישָׁרִ֑ים דּוֹבֵ֖ב שִׂפְתֵ֥י יְשֵׁנִֽים</w:t>
+        <w:t>הוֹלֵ֥ךְ לְ⁠דוֹדִ֖⁠י לְ⁠מֵישָׁרִ֑ים דּוֹבֵ֖ב שִׂפְתֵ֥י יְשֵׁנִֽים</w:t>
       </w:r>
     </w:p>
     <w:p>
@@ -51699,7 +51699,7 @@
         <w:rPr>
           <w:lang w:val="pt_PT" w:bidi="pt_PT"/>
         </w:rPr>
-        <w:t>לְ⁠מֵישָׁרִ֑ים דּוֹבֵ֖ב</w:t>
+        <w:t>לְ⁠מֵישָׁרִ֑ים דּוֹבֵ֖ב</w:t>
       </w:r>
     </w:p>
     <w:p>
@@ -51835,7 +51835,7 @@
         <w:rPr>
           <w:lang w:val="pt_PT" w:bidi="pt_PT"/>
         </w:rPr>
-        <w:t>שִׂפְתֵ֥י יְשֵׁנִֽים</w:t>
+        <w:t>שִׂפְתֵ֥י יְשֵׁנִֽים</w:t>
       </w:r>
     </w:p>
     <w:p>
@@ -52199,7 +52199,7 @@
         <w:rPr>
           <w:lang w:val="pt_PT" w:bidi="pt_PT"/>
         </w:rPr>
-        <w:t>נָלִ֖ינָה בַּ⁠כְּפָרִֽים</w:t>
+        <w:t>נָלִ֖ינָה בַּ⁠כְּפָרִֽים</w:t>
       </w:r>
     </w:p>
     <w:p>
@@ -52276,7 +52276,7 @@
         <w:rPr>
           <w:lang w:val="pt_PT" w:bidi="pt_PT"/>
         </w:rPr>
-        <w:t>בַּ⁠כְּפָרִֽים</w:t>
+        <w:t>בַּ⁠כְּפָרִֽים</w:t>
       </w:r>
     </w:p>
     <w:p>
@@ -52417,7 +52417,7 @@
         <w:rPr>
           <w:lang w:val="pt_PT" w:bidi="pt_PT"/>
         </w:rPr>
-        <w:t>נַשְׁכִּ֨ימָה֙</w:t>
+        <w:t>נַשְׁכִּ֨ימָה֙</w:t>
       </w:r>
     </w:p>
     <w:p>
@@ -52671,7 +52671,7 @@
         <w:rPr>
           <w:lang w:val="pt_PT" w:bidi="pt_PT"/>
         </w:rPr>
-        <w:t>פָּֽרְחָ֤ה הַ⁠גֶּ֨פֶן֙</w:t>
+        <w:t>פָּֽרְחָ֤ה הַ⁠גֶּ֨פֶן֙</w:t>
       </w:r>
     </w:p>
     <w:p>
@@ -53080,7 +53080,7 @@
         <w:rPr>
           <w:lang w:val="pt_PT" w:bidi="pt_PT"/>
         </w:rPr>
-        <w:t>וְ⁠עַל־פְּתָחֵ֨י⁠נוּ֙ כָּל־מְגָדִ֔ים</w:t>
+        <w:t>וְ⁠עַל־פְּתָחֵ֨י⁠נוּ֙ כָּל־מְגָדִ֔ים</w:t>
       </w:r>
     </w:p>
     <w:p>
@@ -53253,7 +53253,7 @@
         <w:rPr>
           <w:lang w:val="pt_PT" w:bidi="pt_PT"/>
         </w:rPr>
-        <w:t>דּוֹדִ֖⁠י צָפַ֥נְתִּי לָֽ⁠ךְ</w:t>
+        <w:t>דּוֹדִ֖⁠י צָפַ֥נְתִּי לָֽ⁠ךְ</w:t>
       </w:r>
     </w:p>
     <w:p>
@@ -53330,7 +53330,7 @@
         <w:rPr>
           <w:lang w:val="pt_PT" w:bidi="pt_PT"/>
         </w:rPr>
-        <w:t>מִ֤י יִתֶּנְ⁠ךָ֙ כְּ⁠אָ֣ח לִ֔⁠י יוֹנֵ֖ק שְׁדֵ֣י אִמִּ֑⁠י</w:t>
+        <w:t>מִ֤י יִתֶּנְ⁠ךָ֙ כְּ⁠אָ֣ח לִ֔⁠י יוֹנֵ֖ק שְׁדֵ֣י אִמִּ֑⁠י</w:t>
       </w:r>
     </w:p>
     <w:p>
@@ -53590,7 +53590,7 @@
         <w:rPr>
           <w:lang w:val="pt_PT" w:bidi="pt_PT"/>
         </w:rPr>
-        <w:t>מִ֤י יִתֶּנְ⁠ךָ֙ כְּ⁠אָ֣ח לִ֔⁠י יוֹנֵ֖ק שְׁדֵ֣י אִמִּ֑⁠י</w:t>
+        <w:t>מִ֤י יִתֶּנְ⁠ךָ֙ כְּ⁠אָ֣ח לִ֔⁠י יוֹנֵ֖ק שְׁדֵ֣י אִמִּ֑⁠י</w:t>
       </w:r>
     </w:p>
     <w:p>
@@ -53727,7 +53727,7 @@
         <w:rPr>
           <w:lang w:val="pt_PT" w:bidi="pt_PT"/>
         </w:rPr>
-        <w:t>גַּ֖ם</w:t>
+        <w:t>גַּ֖ם</w:t>
       </w:r>
     </w:p>
     <w:p>
@@ -53973,7 +53973,7 @@
         <w:rPr>
           <w:lang w:val="pt_PT" w:bidi="pt_PT"/>
         </w:rPr>
-        <w:t>אֶֽמְצָאֲ⁠ךָ֤ בַ⁠חוּץ֙ אֶשָׁ֣קְ⁠ךָ֔ גַּ֖ם לֹא־יָב֥וּזוּ לִֽ⁠י׃ אֶנְהָֽגֲ⁠ךָ֗ אֲבִֽיאֲ⁠ךָ֛ אֶל־בֵּ֥ית אִמִּ֖⁠י תְּלַמְּדֵ֑⁠נִי אַשְׁקְ⁠ךָ֙ מִ⁠יַּ֣יִן הָ⁠רֶ֔קַח מֵ⁠עֲסִ֖יס רִמֹּנִֽ⁠י</w:t>
+        <w:t>אֶֽמְצָאֲ⁠ךָ֤ בַ⁠חוּץ֙ אֶשָׁ֣קְ⁠ךָ֔ גַּ֖ם לֹא־יָב֥וּזוּ לִֽ⁠י׃ אֶנְהָֽגֲ⁠ךָ֗ אֲבִֽיאֲ⁠ךָ֛ אֶל־בֵּ֥ית אִמִּ֖⁠י תְּלַמְּדֵ֑⁠נִי אַשְׁקְ⁠ךָ֙ מִ⁠יַּ֣יִן הָ⁠רֶ֔קַח מֵ⁠עֲסִ֖יס רִמֹּנִֽ⁠י</w:t>
       </w:r>
     </w:p>
     <w:p>
@@ -54123,7 +54123,7 @@
         <w:rPr>
           <w:lang w:val="pt_PT" w:bidi="pt_PT"/>
         </w:rPr>
-        <w:t>אֲבִֽיאֲ⁠ךָ֛ אֶל־בֵּ֥ית אִמִּ֖⁠י</w:t>
+        <w:t>אֲבִֽיאֲ⁠ךָ֛ אֶל־בֵּ֥ית אִמִּ֖⁠י</w:t>
       </w:r>
     </w:p>
     <w:p>
@@ -54265,7 +54265,7 @@
         <w:rPr>
           <w:lang w:val="pt_PT" w:bidi="pt_PT"/>
         </w:rPr>
-        <w:t>אֲבִֽיאֲ⁠ךָ֛ אֶל־בֵּ֥ית אִמִּ֖⁠י תְּלַמְּדֵ֑⁠נִי</w:t>
+        <w:t>אֲבִֽיאֲ⁠ךָ֛ אֶל־בֵּ֥ית אִמִּ֖⁠י תְּלַמְּדֵ֑⁠נִי</w:t>
       </w:r>
     </w:p>
     <w:p>
@@ -54356,7 +54356,7 @@
         <w:rPr>
           <w:lang w:val="pt_PT" w:bidi="pt_PT"/>
         </w:rPr>
-        <w:t>אַשְׁקְ⁠ךָ֙ מִ⁠יַּ֣יִן הָ⁠רֶ֔קַח</w:t>
+        <w:t>אַשְׁקְ⁠ךָ֙ מִ⁠יַּ֣יִן הָ⁠רֶ֔קַח</w:t>
       </w:r>
     </w:p>
     <w:p>
@@ -54608,7 +54608,7 @@
         <w:rPr>
           <w:lang w:val="pt_PT" w:bidi="pt_PT"/>
         </w:rPr>
-        <w:t>אַשְׁקְ⁠ךָ֙ מִ⁠יַּ֣יִן הָ⁠רֶ֔קַח מֵ⁠עֲסִ֖יס רִמֹּנִֽ⁠י</w:t>
+        <w:t>אַשְׁקְ⁠ךָ֙ מִ⁠יַּ֣יִן הָ⁠רֶ֔קַח מֵ⁠עֲסִ֖יס רִמֹּנִֽ⁠י</w:t>
       </w:r>
     </w:p>
     <w:p>
@@ -54745,7 +54745,7 @@
         <w:rPr>
           <w:lang w:val="pt_PT" w:bidi="pt_PT"/>
         </w:rPr>
-        <w:t>מֵ⁠עֲסִ֖יס רִמֹּנִֽ⁠י</w:t>
+        <w:t>מֵ⁠עֲסִ֖יס רִמֹּנִֽ⁠י</w:t>
       </w:r>
     </w:p>
     <w:p>
@@ -55121,7 +55121,7 @@
         <w:rPr>
           <w:lang w:val="pt_PT" w:bidi="pt_PT"/>
         </w:rPr>
-        <w:t>מִ֣י זֹ֗את עֹלָה֙ מִן־הַ⁠מִּדְבָּ֔ר מִתְרַפֶּ֖קֶת עַל־דּוֹדָ֑⁠הּ</w:t>
+        <w:t>מִ֣י זֹ֗את עֹלָה֙ מִן־הַ⁠מִּדְבָּ֔ר מִתְרַפֶּ֖קֶת עַל־דּוֹדָ֑⁠הּ</w:t>
       </w:r>
     </w:p>
     <w:p>
@@ -55688,7 +55688,7 @@
         <w:rPr>
           <w:lang w:val="pt_PT" w:bidi="pt_PT"/>
         </w:rPr>
-        <w:t>חִבְּלַ֣תְ⁠ךָ</w:t>
+        <w:t>חִבְּלַ֣תְ⁠ךָ</w:t>
       </w:r>
     </w:p>
     <w:p>
@@ -55772,7 +55772,7 @@
         <w:rPr>
           <w:lang w:val="pt_PT" w:bidi="pt_PT"/>
         </w:rPr>
-        <w:t>תַּ֤חַת הַ⁠תַּפּ֨וּחַ֙ עֽוֹרַרְתִּ֔י⁠ךָ שָׁ֚מָּ⁠ה חִבְּלַ֣תְ⁠ךָ אִמֶּ֔⁠ךָ שָׁ֖מָּ⁠ה חִבְּלָ֥ה יְלָדַֽתְ⁠ךָ׃ שִׂימֵ֨⁠נִי כַֽ⁠חוֹתָ֜ם עַל־לִבֶּ֗⁠ךָ כַּֽ⁠חוֹתָם֙ עַל־זְרוֹעֶ֔⁠ךָ כִּֽי־עַזָּ֤ה כַ⁠מָּ֨וֶת֙ אַהֲבָ֔ה קָשָׁ֥ה כִ⁠שְׁא֖וֹל קִנְאָ֑ה רְשָׁפֶ֕י⁠הָ רִשְׁפֵּ֕י אֵ֖שׁ שַׁלְהֶ֥בֶתְ יָֽה׃ מַ֣יִם רַבִּ֗ים לֹ֤א יֽוּכְלוּ֙ לְ⁠כַבּ֣וֹת אֶת־הָֽ⁠אַהֲבָ֔ה וּ⁠נְהָר֖וֹת לֹ֣א יִשְׁטְפ֑וּ⁠הָ אִם־יִתֵּ֨ן אִ֜ישׁ אֶת־כָּל־ה֤וֹן בֵּית⁠וֹ֙ בָּ⁠אַהֲבָ֔ה בּ֖וֹז יָב֥וּזוּ לֽ⁠וֹ</w:t>
+        <w:t>תַּ֤חַת הַ⁠תַּפּ֨וּחַ֙ עֽוֹרַרְתִּ֔י⁠ךָ שָׁ֚מָּ⁠ה חִבְּלַ֣תְ⁠ךָ אִמֶּ֔⁠ךָ שָׁ֖מָּ⁠ה חִבְּלָ֥ה יְלָדַֽתְ⁠ךָ׃ שִׂימֵ֨⁠נִי כַֽ⁠חוֹתָ֜ם עַל־לִבֶּ֗⁠ךָ כַּֽ⁠חוֹתָם֙ עַל־זְרוֹעֶ֔⁠ךָ כִּֽי־עַזָּ֤ה כַ⁠מָּ֨וֶת֙ אַהֲבָ֔ה קָשָׁ֥ה כִ⁠שְׁא֖וֹל קִנְאָ֑ה רְשָׁפֶ֕י⁠הָ רִשְׁפֵּ֕י אֵ֖שׁ שַׁלְהֶ֥בֶתְ יָֽה׃ מַ֣יִם רַבִּ֗ים לֹ֤א יֽוּכְלוּ֙ לְ⁠כַבּ֣וֹת אֶת־הָֽ⁠אַהֲבָ֔ה וּ⁠נְהָר֖וֹת לֹ֣א יִשְׁטְפ֑וּ⁠הָ אִם־יִתֵּ֨ן אִ֜ישׁ אֶת־כָּל־ה֤וֹן בֵּית⁠וֹ֙ בָּ⁠אַהֲבָ֔ה בּ֖וֹז יָב֥וּזוּ לֽ⁠וֹ</w:t>
       </w:r>
     </w:p>
     <w:p>
@@ -56103,7 +56103,7 @@
         <w:rPr>
           <w:lang w:val="pt_PT" w:bidi="pt_PT"/>
         </w:rPr>
-        <w:t>כַּֽ⁠חוֹתָם֙ עַל־זְרוֹעֶ֔⁠ךָ</w:t>
+        <w:t>כַּֽ⁠חוֹתָם֙ עַל־זְרוֹעֶ֔⁠ךָ</w:t>
       </w:r>
     </w:p>
     <w:p>
@@ -56266,7 +56266,7 @@
         <w:rPr>
           <w:lang w:val="pt_PT" w:bidi="pt_PT"/>
         </w:rPr>
-        <w:t>כַּֽ⁠חוֹתָם֙ עַל־זְרוֹעֶ֔⁠ךָ</w:t>
+        <w:t>כַּֽ⁠חוֹתָם֙ עַל־זְרוֹעֶ֔⁠ךָ</w:t>
       </w:r>
     </w:p>
     <w:p>
@@ -56668,7 +56668,7 @@
         <w:rPr>
           <w:lang w:val="pt_PT" w:bidi="pt_PT"/>
         </w:rPr>
-        <w:t>קָשָׁ֥ה כִ⁠שְׁא֖וֹל קִנְאָ֑ה</w:t>
+        <w:t>קָשָׁ֥ה כִ⁠שְׁא֖וֹל קִנְאָ֑ה</w:t>
       </w:r>
     </w:p>
     <w:p>
@@ -56889,7 +56889,7 @@
         <w:rPr>
           <w:lang w:val="pt_PT" w:bidi="pt_PT"/>
         </w:rPr>
-        <w:t>כִ⁠שְׁא֖וֹל</w:t>
+        <w:t>כִ⁠שְׁא֖וֹל</w:t>
       </w:r>
     </w:p>
     <w:p>
@@ -57025,7 +57025,7 @@
         <w:rPr>
           <w:lang w:val="pt_PT" w:bidi="pt_PT"/>
         </w:rPr>
-        <w:t>רְשָׁפֶ֕י⁠הָ רִשְׁפֵּ֕י אֵ֖שׁ שַׁלְהֶ֥בֶתְ יָֽה</w:t>
+        <w:t>רְשָׁפֶ֕י⁠הָ רִשְׁפֵּ֕י אֵ֖שׁ שַׁלְהֶ֥בֶתְ יָֽה</w:t>
       </w:r>
     </w:p>
     <w:p>
@@ -57232,7 +57232,7 @@
         <w:rPr>
           <w:lang w:val="pt_PT" w:bidi="pt_PT"/>
         </w:rPr>
-        <w:t>מַ֣יִם רַבִּ֗ים לֹ֤א יֽוּכְלוּ֙ לְ⁠כַבּ֣וֹת אֶת־הָֽ⁠אַהֲבָ֔ה וּ⁠נְהָר֖וֹת לֹ֣א יִשְׁטְפ֑וּ⁠הָ</w:t>
+        <w:t>מַ֣יִם רַבִּ֗ים לֹ֤א יֽוּכְלוּ֙ לְ⁠כַבּ֣וֹת אֶת־הָֽ⁠אַהֲבָ֔ה וּ⁠נְהָר֖וֹת לֹ֣א יִשְׁטְפ֑וּ⁠הָ</w:t>
       </w:r>
     </w:p>
     <w:p>
@@ -57408,7 +57408,7 @@
         <w:rPr>
           <w:lang w:val="pt_PT" w:bidi="pt_PT"/>
         </w:rPr>
-        <w:t>מַ֣יִם רַבִּ֗ים לֹ֤א יֽוּכְלוּ֙ לְ⁠כַבּ֣וֹת אֶת־הָֽ⁠אַהֲבָ֔ה וּ⁠נְהָר֖וֹת לֹ֣א יִשְׁטְפ֑וּ⁠הָ</w:t>
+        <w:t>מַ֣יִם רַבִּ֗ים לֹ֤א יֽוּכְלוּ֙ לְ⁠כַבּ֣וֹת אֶת־הָֽ⁠אַהֲבָ֔ה וּ⁠נְהָר֖וֹת לֹ֣א יִשְׁטְפ֑וּ⁠הָ</w:t>
       </w:r>
     </w:p>
     <w:p>
@@ -57595,7 +57595,7 @@
         <w:rPr>
           <w:lang w:val="pt_PT" w:bidi="pt_PT"/>
         </w:rPr>
-        <w:t>אִם־יִתֵּ֨ן אִ֜ישׁ אֶת־כָּל־ה֤וֹן בֵּית⁠וֹ֙ בָּ⁠אַהֲבָ֔ה בּ֖וֹז יָב֥וּזוּ לֽ⁠וֹ</w:t>
+        <w:t>אִם־יִתֵּ֨ן אִ֜ישׁ אֶת־כָּל־ה֤וֹן בֵּית⁠וֹ֙ בָּ⁠אַהֲבָ֔ה בּ֖וֹז יָב֥וּזוּ לֽ⁠וֹ</w:t>
       </w:r>
     </w:p>
     <w:p>
@@ -57706,7 +57706,7 @@
         <w:rPr>
           <w:lang w:val="pt_PT" w:bidi="pt_PT"/>
         </w:rPr>
-        <w:t>בָּ⁠אַהֲבָ֔ה</w:t>
+        <w:t>בָּ⁠אַהֲבָ֔ה</w:t>
       </w:r>
     </w:p>
     <w:p>
@@ -57920,7 +57920,7 @@
         <w:rPr>
           <w:lang w:val="pt_PT" w:bidi="pt_PT"/>
         </w:rPr>
-        <w:t>קְטַנָּ֔ה</w:t>
+        <w:t>קְטַנָּ֔ה</w:t>
       </w:r>
     </w:p>
     <w:p>
@@ -58030,7 +58030,7 @@
         <w:rPr>
           <w:lang w:val="pt_PT" w:bidi="pt_PT"/>
         </w:rPr>
-        <w:t>וְ⁠שָׁדַ֖יִם אֵ֣ין לָ֑⁠הּ</w:t>
+        <w:t>וְ⁠שָׁדַ֖יִם אֵ֣ין לָ֑⁠הּ</w:t>
       </w:r>
     </w:p>
     <w:p>
@@ -58346,7 +58346,7 @@
         <w:rPr>
           <w:lang w:val="pt_PT" w:bidi="pt_PT"/>
         </w:rPr>
-        <w:t>שֶׁ⁠יְּדֻבַּר־בָּֽ⁠הּ</w:t>
+        <w:t>שֶׁ⁠יְּדֻבַּר־בָּֽ⁠הּ</w:t>
       </w:r>
     </w:p>
     <w:p>
@@ -58566,7 +58566,7 @@
         <w:rPr>
           <w:lang w:val="pt_PT" w:bidi="pt_PT"/>
         </w:rPr>
-        <w:t>וְ⁠אִם־דֶּ֣לֶת הִ֔יא נָצ֥וּר עָלֶ֖י⁠הָ ל֥וּחַ אָֽרֶז</w:t>
+        <w:t>וְ⁠אִם־דֶּ֣לֶת הִ֔יא נָצ֥וּר עָלֶ֖י⁠הָ ל֥וּחַ אָֽרֶז</w:t>
       </w:r>
     </w:p>
     <w:p>
@@ -58877,7 +58877,7 @@
         <w:rPr>
           <w:lang w:val="pt_PT" w:bidi="pt_PT"/>
         </w:rPr>
-        <w:t>אֲנִ֣י חוֹמָ֔ה וְ⁠שָׁדַ֖⁠י כַּ⁠מִּגְדָּל֑וֹת אָ֛ז הָיִ֥יתִי בְ⁠עֵינָ֖י⁠ו כְּ⁠מוֹצְאֵ֥ת שָׁלֽוֹם</w:t>
+        <w:t>אֲנִ֣י חוֹמָ֔ה וְ⁠שָׁדַ֖⁠י כַּ⁠מִּגְדָּל֑וֹת אָ֛ז הָיִ֥יתִי בְ⁠עֵינָ֖י⁠ו כְּ⁠מוֹצְאֵ֥ת שָׁלֽוֹם</w:t>
       </w:r>
     </w:p>
     <w:p>
@@ -59112,7 +59112,7 @@
         <w:rPr>
           <w:lang w:val="pt_PT" w:bidi="pt_PT"/>
         </w:rPr>
-        <w:t>וְ⁠שָׁדַ֖⁠י</w:t>
+        <w:t>וְ⁠שָׁדַ֖⁠י</w:t>
       </w:r>
     </w:p>
     <w:p>
@@ -59560,7 +59560,7 @@
         <w:rPr>
           <w:lang w:val="pt_PT" w:bidi="pt_PT"/>
         </w:rPr>
-        <w:t>כְּ⁠מוֹצְאֵ֥ת</w:t>
+        <w:t>כְּ⁠מוֹצְאֵ֥ת</w:t>
       </w:r>
     </w:p>
     <w:p>
@@ -59651,7 +59651,7 @@
         <w:rPr>
           <w:lang w:val="pt_PT" w:bidi="pt_PT"/>
         </w:rPr>
-        <w:t>הָיִ֥יתִי בְ⁠עֵינָ֖י⁠ו כְּ⁠מוֹצְאֵ֥ת שָׁלֽוֹם</w:t>
+        <w:t>הָיִ֥יתִי בְ⁠עֵינָ֖י⁠ו כְּ⁠מוֹצְאֵ֥ת שָׁלֽוֹם</w:t>
       </w:r>
     </w:p>
     <w:p>
@@ -59891,7 +59891,7 @@
         <w:rPr>
           <w:lang w:val="pt_PT" w:bidi="pt_PT"/>
         </w:rPr>
-        <w:t>לַ⁠נֹּטְרִ֑ים</w:t>
+        <w:t>לַ⁠נֹּטְרִ֑ים</w:t>
       </w:r>
     </w:p>
     <w:p>
@@ -60014,7 +60014,7 @@
         <w:rPr>
           <w:lang w:val="pt_PT" w:bidi="pt_PT"/>
         </w:rPr>
-        <w:t>נָתַ֥ן אֶת־הַ⁠כֶּ֖רֶם לַ⁠נֹּטְרִ֑ים</w:t>
+        <w:t>נָתַ֥ן אֶת־הַ⁠כֶּ֖רֶם לַ⁠נֹּטְרִ֑ים</w:t>
       </w:r>
     </w:p>
     <w:p>
@@ -60105,7 +60105,7 @@
         <w:rPr>
           <w:lang w:val="pt_PT" w:bidi="pt_PT"/>
         </w:rPr>
-        <w:t>אִ֛ישׁ יָבִ֥א בְּ⁠פִרְי֖⁠וֹ אֶ֥לֶף כָּֽסֶף</w:t>
+        <w:t>אִ֛ישׁ יָבִ֥א בְּ⁠פִרְי֖⁠וֹ אֶ֥לֶף כָּֽסֶף</w:t>
       </w:r>
     </w:p>
     <w:p>
@@ -60255,7 +60255,7 @@
         <w:rPr>
           <w:lang w:val="pt_PT" w:bidi="pt_PT"/>
         </w:rPr>
-        <w:t>אֶ֥לֶף כָּֽסֶף</w:t>
+        <w:t>אֶ֥לֶף כָּֽסֶף</w:t>
       </w:r>
     </w:p>
     <w:p>
@@ -60352,7 +60352,7 @@
         <w:rPr>
           <w:lang w:val="pt_PT" w:bidi="pt_PT"/>
         </w:rPr>
-        <w:t>כֶּ֣רֶם הָיָ֤ה לִ⁠שְׁלֹמֹה֙ בְּ⁠בַ֣עַל הָמ֔וֹן נָתַ֥ן אֶת־הַ⁠כֶּ֖רֶם לַ⁠נֹּטְרִ֑ים אִ֛ישׁ יָבִ֥א בְּ⁠פִרְי֖⁠וֹ אֶ֥לֶף כָּֽסֶף׃ כָּרְמִ֥⁠י שֶׁ⁠לִּ֖⁠י לְ⁠פָנָ֑⁠י הָ⁠אֶ֤לֶף לְ⁠ךָ֙ שְׁלֹמֹ֔ה וּ⁠מָאתַ֖יִם לְ⁠נֹטְרִ֥ים אֶת־פִּרְיֽ⁠וֹ</w:t>
+        <w:t>כֶּ֣רֶם הָיָ֤ה לִ⁠שְׁלֹמֹה֙ בְּ⁠בַ֣עַל הָמ֔וֹן נָתַ֥ן אֶת־הַ⁠כֶּ֖רֶם לַ⁠נֹּטְרִ֑ים אִ֛ישׁ יָבִ֥א בְּ⁠פִרְי֖⁠וֹ אֶ֥לֶף כָּֽסֶף׃ כָּרְמִ֥⁠י שֶׁ⁠לִּ֖⁠י לְ⁠פָנָ֑⁠י הָ⁠אֶ֤לֶף לְ⁠ךָ֙ שְׁלֹמֹ֔ה וּ⁠מָאתַ֖יִם לְ⁠נֹטְרִ֥ים אֶת־פִּרְיֽ⁠וֹ</w:t>
       </w:r>
     </w:p>
     <w:p>
@@ -60463,7 +60463,7 @@
         <w:rPr>
           <w:lang w:val="pt_PT" w:bidi="pt_PT"/>
         </w:rPr>
-        <w:t>כָּרְמִ֥⁠י</w:t>
+        <w:t>כָּרְמִ֥⁠י</w:t>
       </w:r>
     </w:p>
     <w:p>
@@ -60772,7 +60772,7 @@
         <w:rPr>
           <w:lang w:val="pt_PT" w:bidi="pt_PT"/>
         </w:rPr>
-        <w:t>הָ⁠אֶ֤לֶף לְ⁠ךָ֙ שְׁלֹמֹ֔ה וּ⁠מָאתַ֖יִם לְ⁠נֹטְרִ֥ים אֶת־פִּרְיֽ⁠וֹ</w:t>
+        <w:t>הָ⁠אֶ֤לֶף לְ⁠ךָ֙ שְׁלֹמֹ֔ה וּ⁠מָאתַ֖יִם לְ⁠נֹטְרִ֥ים אֶת־פִּרְיֽ⁠וֹ</w:t>
       </w:r>
     </w:p>
     <w:p>
@@ -60935,7 +60935,7 @@
         <w:rPr>
           <w:lang w:val="pt_PT" w:bidi="pt_PT"/>
         </w:rPr>
-        <w:t>הָ⁠אֶ֤לֶף לְ⁠ךָ֙ שְׁלֹמֹ֔ה</w:t>
+        <w:t>הָ⁠אֶ֤לֶף לְ⁠ךָ֙ שְׁלֹמֹ֔ה</w:t>
       </w:r>
     </w:p>
     <w:p>
@@ -61116,7 +61116,7 @@
         <w:rPr>
           <w:lang w:val="pt_PT" w:bidi="pt_PT"/>
         </w:rPr>
-        <w:t>הַ⁠יוֹשֶׁ֣בֶת בַּ⁠גַּנִּ֗ים חֲבֵרִ֛ים מַקְשִׁיבִ֥ים לְ⁠קוֹלֵ֖⁠ךְ הַשְׁמִיעִֽי⁠נִי</w:t>
+        <w:t>הַ⁠יוֹשֶׁ֣בֶת בַּ⁠גַּנִּ֗ים חֲבֵרִ֛ים מַקְשִׁיבִ֥ים לְ⁠קוֹלֵ֖⁠ךְ הַשְׁמִיעִֽי⁠נִי</w:t>
       </w:r>
     </w:p>
     <w:p>
@@ -61462,7 +61462,7 @@
         <w:rPr>
           <w:lang w:val="pt_PT" w:bidi="pt_PT"/>
         </w:rPr>
-        <w:t>בְּרַ֣ח ׀ דּוֹדִ֗⁠י וּֽ⁠דְמֵה־לְ⁠ךָ֤ לִ⁠צְבִי֙ א֚וֹ לְ⁠עֹ֣פֶר הָֽ⁠אַיָּלִ֔ים עַ֖ל הָרֵ֥י בְשָׂמִֽים</w:t>
+        <w:t>בְּרַ֣ח ׀ דּוֹדִ֗⁠י וּֽ⁠דְמֵה־לְ⁠ךָ֤ לִ⁠צְבִי֙ א֚וֹ לְ⁠עֹ֣פֶר הָֽ⁠אַיָּלִ֔ים עַ֖ל הָרֵ֥י בְשָׂמִֽים</w:t>
       </w:r>
     </w:p>
     <w:p>
@@ -61573,7 +61573,7 @@
         <w:rPr>
           <w:lang w:val="pt_PT" w:bidi="pt_PT"/>
         </w:rPr>
-        <w:t>בְּרַ֣ח</w:t>
+        <w:t>בְּרַ֣ח</w:t>
       </w:r>
     </w:p>
     <w:p>
@@ -61683,7 +61683,7 @@
         <w:rPr>
           <w:lang w:val="pt_PT" w:bidi="pt_PT"/>
         </w:rPr>
-        <w:t>דּוֹדִ֗⁠י וּֽ⁠דְמֵה־לְ⁠ךָ֤ לִ⁠צְבִי֙ א֚וֹ לְ⁠עֹ֣פֶר הָֽ⁠אַיָּלִ֔ים</w:t>
+        <w:t>דּוֹדִ֗⁠י וּֽ⁠דְמֵה־לְ⁠ךָ֤ לִ⁠צְבִי֙ א֚וֹ לְ⁠עֹ֣פֶר הָֽ⁠אַיָּלִ֔ים</w:t>
       </w:r>
     </w:p>
     <w:p>

--- a/por/docx/22.content.docx
+++ b/por/docx/22.content.docx
@@ -1021,6 +1021,167 @@
         <w:rPr>
           <w:lang w:val="pt_PT" w:bidi="pt_PT"/>
         </w:rPr>
+        <w:t>Cântico dos cânticos - Capítulo 1 Introdução</w:t>
+      </w:r>
+      <w:r>
+        <w:rPr>
+          <w:lang w:val="pt_PT" w:bidi="pt_PT"/>
+        </w:rPr>
+      </w:r>
+    </w:p>
+    <w:p>
+      <w:pPr>
+        <w:pStyle w:val="Heading3"/>
+      </w:pPr>
+      <w:r>
+        <w:rPr>
+          <w:lang w:val="pt_PT" w:bidi="pt_PT"/>
+        </w:rPr>
+        <w:t>Figuras de linguagem importantes neste capítulo</w:t>
+      </w:r>
+    </w:p>
+    <w:p>
+      <w:pPr>
+        <w:pStyle w:val="Heading4"/>
+      </w:pPr>
+      <w:r>
+        <w:rPr>
+          <w:lang w:val="pt_PT" w:bidi="pt_PT"/>
+        </w:rPr>
+        <w:t>Metáforas</w:t>
+      </w:r>
+    </w:p>
+    <w:p>
+      <w:pPr/>
+      <w:r>
+        <w:rPr>
+          <w:lang w:val="pt_PT" w:bidi="pt_PT"/>
+        </w:rPr>
+      </w:r>
+      <w:r>
+        <w:rPr>
+          <w:lang w:val="pt_PT" w:bidi="pt_PT"/>
+        </w:rPr>
+        <w:t xml:space="preserve">No antigo Oriente Próximo, era comum descrever uma mulher usando metáforas que envolviam animais. Em muitas culturas hoje, isso pode ser considerado ofensivo. Diferentes metáforas de beleza são usadas em diferentes culturas. (Veja: </w:t>
+      </w:r>
+      <w:r>
+        <w:rPr>
+          <w:lang w:val="pt_PT" w:bidi="pt_PT"/>
+        </w:rPr>
+        <w:t>Metáfora</w:t>
+      </w:r>
+      <w:r>
+        <w:rPr>
+          <w:lang w:val="pt_PT" w:bidi="pt_PT"/>
+        </w:rPr>
+        <w:t>)</w:t>
+      </w:r>
+    </w:p>
+    <w:p>
+      <w:pPr>
+        <w:pStyle w:val="Heading3"/>
+      </w:pPr>
+      <w:r>
+        <w:rPr>
+          <w:lang w:val="pt_PT" w:bidi="pt_PT"/>
+        </w:rPr>
+        <w:t>Outras possíveis dificuldades de tradução neste capítulo</w:t>
+      </w:r>
+    </w:p>
+    <w:p>
+      <w:pPr>
+        <w:pStyle w:val="Heading4"/>
+      </w:pPr>
+      <w:r>
+        <w:rPr>
+          <w:lang w:val="pt_PT" w:bidi="pt_PT"/>
+        </w:rPr>
+        <w:t>As marcas indicando quem está falando e para quem está sendo dirigido.</w:t>
+      </w:r>
+    </w:p>
+    <w:p>
+      <w:pPr/>
+      <w:r>
+        <w:rPr>
+          <w:lang w:val="pt_PT" w:bidi="pt_PT"/>
+        </w:rPr>
+      </w:r>
+      <w:r>
+        <w:rPr>
+          <w:lang w:val="pt_PT" w:bidi="pt_PT"/>
+        </w:rPr>
+        <w:t>Ao longo do poema, o autor não identifica os falantes e seu público. Assim, para ajudar os leitores a entender o poema, algumas traduções tentam identificar o falante e o público. Nem sempre é claro quem é o falante, então às vezes as traduções discordam sobre quem está falando. Antes de cada fala, a NTLH tem um cabeçalho que identifica o falante e o público. Você pode querer fazer o mesmo em sua tradução.</w:t>
+      </w:r>
+    </w:p>
+    <w:p>
+      <w:pPr>
+        <w:pStyle w:val="Heading4"/>
+      </w:pPr>
+      <w:r>
+        <w:rPr>
+          <w:lang w:val="pt_PT" w:bidi="pt_PT"/>
+        </w:rPr>
+        <w:t>“Eu sou negro.”</w:t>
+      </w:r>
+    </w:p>
+    <w:p>
+      <w:pPr/>
+      <w:r>
+        <w:rPr>
+          <w:lang w:val="pt_PT" w:bidi="pt_PT"/>
+        </w:rPr>
+      </w:r>
+      <w:r>
+        <w:rPr>
+          <w:lang w:val="pt_PT" w:bidi="pt_PT"/>
+        </w:rPr>
+        <w:t xml:space="preserve">No antigo Oriente Próximo, as pessoas ricas geralmente tinham a pele mais clara porque não precisavam trabalhar ao sol. Esta jovem teve que trabalhar ao sol, e sua pele ficou escura como resultado, e é por isso que ela diz "Sou morena" em </w:t>
+      </w:r>
+      <w:hyperlink r:id="rId14">
+        <w:r>
+          <w:rPr>
+            <w:lang w:val="pt_PT" w:bidi="pt_PT"/>
+          </w:rPr>
+          <w:rPr>
+            <w:color w:val="0000EE"/>
+            <w:u w:val="single"/>
+          </w:rPr>
+          <w:t>1.5,6</w:t>
+        </w:r>
+      </w:hyperlink>
+      <w:r>
+        <w:rPr>
+          <w:lang w:val="pt_PT" w:bidi="pt_PT"/>
+        </w:rPr>
+        <w:t>.</w:t>
+      </w:r>
+      <w:r>
+        <w:rPr>
+          <w:lang w:val="pt_PT" w:bidi="pt_PT"/>
+        </w:rPr>
+      </w:r>
+      <w:r>
+        <w:rPr>
+          <w:lang w:val="pt_PT" w:bidi="pt_PT"/>
+        </w:rPr>
+      </w:r>
+    </w:p>
+    <w:p>
+      <w:pPr/>
+      <w:r>
+        <w:rPr>
+          <w:lang w:val="pt_PT" w:bidi="pt_PT"/>
+        </w:rPr>
+      </w:r>
+    </w:p>
+    <w:p>
+      <w:pPr>
+        <w:pStyle w:val="Heading2"/>
+      </w:pPr>
+      <w:r>
+        <w:rPr>
+          <w:lang w:val="pt_PT" w:bidi="pt_PT"/>
+        </w:rPr>
         <w:t>Cântico dos cânticos 1.1 (#1)</w:t>
       </w:r>
       <w:r>
@@ -2823,7 +2984,7 @@
         </w:rPr>
         <w:t xml:space="preserve"> é usado de forma carinhosa e é uma maneira afetuosa da mulher se referir ao homem que ama. A mulher não está falando de um rei real, mas sim de uma forma poética. Ela ainda está falando do mesmo homem mencionado em </w:t>
       </w:r>
-      <w:hyperlink r:id="rId14">
+      <w:hyperlink r:id="rId15">
         <w:r>
           <w:rPr>
             <w:lang w:val="pt_PT" w:bidi="pt_PT"/>
@@ -4113,7 +4274,7 @@
         </w:rPr>
         <w:t xml:space="preserve"> refere-se às jovens que eram da cidade de Jerusalém (provavelmente são as mesmas mulheres mencionadas como “mulheres aptas para o casamento” em </w:t>
       </w:r>
-      <w:hyperlink r:id="rId15">
+      <w:hyperlink r:id="rId16">
         <w:r>
           <w:rPr>
             <w:lang w:val="pt_PT" w:bidi="pt_PT"/>
@@ -4131,7 +4292,7 @@
         </w:rPr>
         <w:t xml:space="preserve"> e as mulheres referidas como “elas” em </w:t>
       </w:r>
-      <w:hyperlink r:id="rId16">
+      <w:hyperlink r:id="rId17">
         <w:r>
           <w:rPr>
             <w:lang w:val="pt_PT" w:bidi="pt_PT"/>
@@ -4541,7 +4702,7 @@
         </w:rPr>
         <w:t xml:space="preserve"> significa "minha pele é negra" ou "minha pele é muito escura", como em </w:t>
       </w:r>
-      <w:hyperlink r:id="rId17">
+      <w:hyperlink r:id="rId18">
         <w:r>
           <w:rPr>
             <w:lang w:val="pt_PT" w:bidi="pt_PT"/>
@@ -6992,7 +7153,7 @@
         </w:rPr>
         <w:t xml:space="preserve">Veja como você traduziu a frase "Ó rei" em </w:t>
       </w:r>
-      <w:hyperlink r:id="rId16">
+      <w:hyperlink r:id="rId17">
         <w:r>
           <w:rPr>
             <w:lang w:val="pt_PT" w:bidi="pt_PT"/>
@@ -8326,7 +8487,7 @@
         </w:rPr>
         <w:t xml:space="preserve">Veja como você traduziu a frase "minha querida" em </w:t>
       </w:r>
-      <w:hyperlink r:id="rId18">
+      <w:hyperlink r:id="rId19">
         <w:r>
           <w:rPr>
             <w:lang w:val="pt_PT" w:bidi="pt_PT"/>
@@ -8684,7 +8845,7 @@
         </w:rPr>
         <w:t xml:space="preserve"> em </w:t>
       </w:r>
-      <w:hyperlink r:id="rId19">
+      <w:hyperlink r:id="rId20">
         <w:r>
           <w:rPr>
             <w:lang w:val="pt_PT" w:bidi="pt_PT"/>
@@ -9272,6 +9433,130 @@
         <w:rPr>
           <w:lang w:val="pt_PT" w:bidi="pt_PT"/>
         </w:rPr>
+        <w:t>Cântico dos cânticos - Capítulo 2 Introdução</w:t>
+      </w:r>
+      <w:r>
+        <w:rPr>
+          <w:lang w:val="pt_PT" w:bidi="pt_PT"/>
+        </w:rPr>
+      </w:r>
+    </w:p>
+    <w:p>
+      <w:pPr>
+        <w:pStyle w:val="Heading3"/>
+      </w:pPr>
+      <w:r>
+        <w:rPr>
+          <w:lang w:val="pt_PT" w:bidi="pt_PT"/>
+        </w:rPr>
+        <w:t>Figuras de linguagem importantes neste capítulo</w:t>
+      </w:r>
+    </w:p>
+    <w:p>
+      <w:pPr>
+        <w:pStyle w:val="Heading4"/>
+      </w:pPr>
+      <w:r>
+        <w:rPr>
+          <w:lang w:val="pt_PT" w:bidi="pt_PT"/>
+        </w:rPr>
+        <w:t>A mulher e o homem se complementam utilizando metáforas e símiles</w:t>
+      </w:r>
+    </w:p>
+    <w:p>
+      <w:pPr/>
+      <w:r>
+        <w:rPr>
+          <w:lang w:val="pt_PT" w:bidi="pt_PT"/>
+        </w:rPr>
+      </w:r>
+      <w:r>
+        <w:rPr>
+          <w:lang w:val="pt_PT" w:bidi="pt_PT"/>
+        </w:rPr>
+        <w:t>Em 2.1, a mulher usa uma metáfora para dizer ao homem que ama que se considera comum, como uma rosa que cresce nas planícies ou como um lírio que cresce nos vales. O homem responde em 2.2 usando uma comparação para expressar o quanto a considera especial em relação a outras mulheres. Semelhantemente, ela faz a mesma comparação em 2.3, dizendo a ele o quanto o considera especial em relação a outros homens. Ao traduzir esses versículos, é necessário prestar muita atenção às notas de tradução e à versão NTLH para compreender o significado.</w:t>
+      </w:r>
+    </w:p>
+    <w:p>
+      <w:pPr>
+        <w:pStyle w:val="Heading3"/>
+      </w:pPr>
+      <w:r>
+        <w:rPr>
+          <w:lang w:val="pt_PT" w:bidi="pt_PT"/>
+        </w:rPr>
+        <w:t>Outras possíveis dificuldades de tradução neste capítulo</w:t>
+      </w:r>
+    </w:p>
+    <w:p>
+      <w:pPr>
+        <w:pStyle w:val="Heading4"/>
+      </w:pPr>
+      <w:r>
+        <w:rPr>
+          <w:lang w:val="pt_PT" w:bidi="pt_PT"/>
+        </w:rPr>
+        <w:t>Quiasma</w:t>
+      </w:r>
+    </w:p>
+    <w:p>
+      <w:pPr/>
+      <w:r>
+        <w:rPr>
+          <w:lang w:val="pt_PT" w:bidi="pt_PT"/>
+        </w:rPr>
+      </w:r>
+      <w:r>
+        <w:rPr>
+          <w:lang w:val="pt_PT" w:bidi="pt_PT"/>
+        </w:rPr>
+        <w:t xml:space="preserve">A poesia hebraica às vezes utiliza um recurso literário chamado "quiasmo" (também conhecido como "quiasma"). Um quiasmo ocorre quando palavras ou frases são organizadas em uma sequência AB-BA. Em </w:t>
+      </w:r>
+      <w:hyperlink r:id="rId21">
+        <w:r>
+          <w:rPr>
+            <w:lang w:val="pt_PT" w:bidi="pt_PT"/>
+          </w:rPr>
+          <w:rPr>
+            <w:color w:val="0000EE"/>
+            <w:u w:val="single"/>
+          </w:rPr>
+          <w:t>Ct 2.14</w:t>
+        </w:r>
+      </w:hyperlink>
+      <w:r>
+        <w:rPr>
+          <w:lang w:val="pt_PT" w:bidi="pt_PT"/>
+        </w:rPr>
+        <w:t>, o autor emprega um quiasmo. A NITLH segue a ordem hebraica e traduz este versículo como “Mostre-me o seu rosto; deixe-me ouvir a sua voz; pois a sua voz é suave, e o seu rosto é lindo” (as frases repetidas estão destacadas para fins de ilustração). Observe que as frases “seu rosto” e “sua voz” são repetidas neste versículo e aparecem em uma sequência AB-BA: “seu rosto... sua voz... sua voz... seu rosto”.</w:t>
+      </w:r>
+      <w:r>
+        <w:rPr>
+          <w:lang w:val="pt_PT" w:bidi="pt_PT"/>
+        </w:rPr>
+      </w:r>
+      <w:r>
+        <w:rPr>
+          <w:lang w:val="pt_PT" w:bidi="pt_PT"/>
+        </w:rPr>
+      </w:r>
+    </w:p>
+    <w:p>
+      <w:pPr/>
+      <w:r>
+        <w:rPr>
+          <w:lang w:val="pt_PT" w:bidi="pt_PT"/>
+        </w:rPr>
+      </w:r>
+    </w:p>
+    <w:p>
+      <w:pPr>
+        <w:pStyle w:val="Heading2"/>
+      </w:pPr>
+      <w:r>
+        <w:rPr>
+          <w:lang w:val="pt_PT" w:bidi="pt_PT"/>
+        </w:rPr>
         <w:t>Cântico dos cânticos 2.1 (#1)</w:t>
       </w:r>
       <w:r>
@@ -10011,7 +10296,7 @@
         </w:rPr>
         <w:t xml:space="preserve">Veja como você traduziu a palavra "lírio" em </w:t>
       </w:r>
-      <w:hyperlink r:id="rId20">
+      <w:hyperlink r:id="rId22">
         <w:r>
           <w:rPr>
             <w:lang w:val="pt_PT" w:bidi="pt_PT"/>
@@ -10106,7 +10391,7 @@
         </w:rPr>
         <w:t xml:space="preserve">Veja como você traduziu a frase "minha querida" ou "minha amada" em </w:t>
       </w:r>
-      <w:hyperlink r:id="rId18">
+      <w:hyperlink r:id="rId19">
         <w:r>
           <w:rPr>
             <w:lang w:val="pt_PT" w:bidi="pt_PT"/>
@@ -10201,7 +10486,7 @@
         </w:rPr>
         <w:t xml:space="preserve">Esta frase refere-se às filhas de Jerusalém mencionadas em </w:t>
       </w:r>
-      <w:hyperlink r:id="rId17">
+      <w:hyperlink r:id="rId18">
         <w:r>
           <w:rPr>
             <w:lang w:val="pt_PT" w:bidi="pt_PT"/>
@@ -10713,7 +10998,7 @@
         </w:rPr>
         <w:t xml:space="preserve">Veja como você traduziu a frase "meu amado" em </w:t>
       </w:r>
-      <w:hyperlink r:id="rId19">
+      <w:hyperlink r:id="rId20">
         <w:r>
           <w:rPr>
             <w:lang w:val="pt_PT" w:bidi="pt_PT"/>
@@ -11142,7 +11427,7 @@
         </w:rPr>
         <w:t xml:space="preserve">Veja como você traduziu a frase “me levou” ou "leve-me" em </w:t>
       </w:r>
-      <w:hyperlink r:id="rId16">
+      <w:hyperlink r:id="rId17">
         <w:r>
           <w:rPr>
             <w:lang w:val="pt_PT" w:bidi="pt_PT"/>
@@ -11339,7 +11624,7 @@
         </w:rPr>
         <w:t xml:space="preserve">No texto original, existe o termo "a casa de vinho". Aqui, na cultura do autor, a expressão "casa de vinho" era usada para se referir a um local onde as pessoas iam com o propósito de beber vinho. A expressão não indica necessariamente uma casa ou edifício, então aqui poderia estar se referindo a um local privado que o casal usava como ponto de encontro, possivelmente a “casa” (local) onde passavam tempo juntos na floresta (descrita em </w:t>
       </w:r>
-      <w:hyperlink r:id="rId21">
+      <w:hyperlink r:id="rId23">
         <w:r>
           <w:rPr>
             <w:lang w:val="pt_PT" w:bidi="pt_PT"/>
@@ -12286,7 +12571,7 @@
         </w:rPr>
         <w:t xml:space="preserve"> em </w:t>
       </w:r>
-      <w:hyperlink r:id="rId22">
+      <w:hyperlink r:id="rId24">
         <w:r>
           <w:rPr>
             <w:lang w:val="pt_PT" w:bidi="pt_PT"/>
@@ -12916,7 +13201,7 @@
         </w:rPr>
         <w:t xml:space="preserve"> em </w:t>
       </w:r>
-      <w:hyperlink r:id="rId17">
+      <w:hyperlink r:id="rId18">
         <w:r>
           <w:rPr>
             <w:lang w:val="pt_PT" w:bidi="pt_PT"/>
@@ -13719,7 +14004,7 @@
         </w:rPr>
         <w:t xml:space="preserve">No texto original, existe a palavra "Eis", que indica uma exclamação usada para chamar a atenção para algo. Aqui, ela é utilizada para destacar a aproximação do homem. Entretanto, na versão NTLH, não houve tradução para essa palavra. Use uma exclamação que seja natural em seu idioma para comunicar isso ou você pode deixar sem tradução. Veja como você traduziu “Eis” em </w:t>
       </w:r>
-      <w:hyperlink r:id="rId23">
+      <w:hyperlink r:id="rId25">
         <w:r>
           <w:rPr>
             <w:lang w:val="pt_PT" w:bidi="pt_PT"/>
@@ -14172,7 +14457,7 @@
         </w:rPr>
         <w:t xml:space="preserve">Veja como você traduziu a forma plural de “gazelas” em </w:t>
       </w:r>
-      <w:hyperlink r:id="rId24">
+      <w:hyperlink r:id="rId26">
         <w:r>
           <w:rPr>
             <w:lang w:val="pt_PT" w:bidi="pt_PT"/>
@@ -16248,7 +16533,7 @@
         </w:rPr>
         <w:t xml:space="preserve">Veja como você traduziu a frase semelhante em </w:t>
       </w:r>
-      <w:hyperlink r:id="rId25">
+      <w:hyperlink r:id="rId27">
         <w:r>
           <w:rPr>
             <w:lang w:val="pt_PT" w:bidi="pt_PT"/>
@@ -17725,7 +18010,7 @@
         </w:rPr>
         <w:t>A mulher está falando do homem como se ele fosse “uma gazela ou um jovem cervo” (</w:t>
       </w:r>
-      <w:hyperlink r:id="rId26">
+      <w:hyperlink r:id="rId28">
         <w:r>
           <w:rPr>
             <w:lang w:val="pt_PT" w:bidi="pt_PT"/>
@@ -17769,7 +18054,7 @@
         </w:rPr>
         <w:t xml:space="preserve"> para representar a si mesma, como fez em </w:t>
       </w:r>
-      <w:hyperlink r:id="rId20">
+      <w:hyperlink r:id="rId22">
         <w:r>
           <w:rPr>
             <w:lang w:val="pt_PT" w:bidi="pt_PT"/>
@@ -17896,7 +18181,7 @@
         </w:rPr>
         <w:t xml:space="preserve">) em </w:t>
       </w:r>
-      <w:hyperlink r:id="rId20">
+      <w:hyperlink r:id="rId22">
         <w:r>
           <w:rPr>
             <w:lang w:val="pt_PT" w:bidi="pt_PT"/>
@@ -18349,7 +18634,7 @@
         </w:rPr>
         <w:t xml:space="preserve">Veja como você traduziu a forma plural de “gazelas” em </w:t>
       </w:r>
-      <w:hyperlink r:id="rId24">
+      <w:hyperlink r:id="rId26">
         <w:r>
           <w:rPr>
             <w:lang w:val="pt_PT" w:bidi="pt_PT"/>
@@ -18523,57 +18808,102 @@
         <w:rPr>
           <w:lang w:val="pt_PT" w:bidi="pt_PT"/>
         </w:rPr>
-        <w:t>Cântico dos cânticos 3.1 (#1)</w:t>
-      </w:r>
-      <w:r>
-        <w:rPr>
-          <w:lang w:val="pt_PT" w:bidi="pt_PT"/>
-        </w:rPr>
-      </w:r>
-    </w:p>
-    <w:p>
-      <w:pPr/>
-      <w:r>
-        <w:rPr>
-          <w:lang w:val="pt_PT" w:bidi="pt_PT"/>
-        </w:rPr>
-      </w:r>
-      <w:r>
-        <w:rPr>
-          <w:b/>
-          <w:lang w:val="pt_PT" w:bidi="pt_PT"/>
-        </w:rPr>
-        <w:t>"</w:t>
-      </w:r>
-      <w:r>
-        <w:rPr>
-          <w:b/>
-          <w:lang w:val="pt_PT" w:bidi="pt_PT"/>
-        </w:rPr>
-        <w:t>Noites e noites, na minha cama</w:t>
-      </w:r>
-      <w:r>
-        <w:rPr>
-          <w:b/>
-          <w:lang w:val="pt_PT" w:bidi="pt_PT"/>
-        </w:rPr>
-        <w:t>".</w:t>
-      </w:r>
-    </w:p>
-    <w:p>
-      <w:pPr/>
-      <w:r>
-        <w:rPr>
-          <w:lang w:val="pt_PT" w:bidi="pt_PT"/>
-        </w:rPr>
-      </w:r>
-      <w:r>
-        <w:rPr>
-          <w:lang w:val="pt_PT" w:bidi="pt_PT"/>
-        </w:rPr>
-        <w:t xml:space="preserve">Como os estudiosos da Bíblia não sabem se os eventos descritos em </w:t>
-      </w:r>
-      <w:hyperlink r:id="rId27">
+        <w:t>Cântico dos cânticos - Capítulo 3 Introdução</w:t>
+      </w:r>
+      <w:r>
+        <w:rPr>
+          <w:lang w:val="pt_PT" w:bidi="pt_PT"/>
+        </w:rPr>
+      </w:r>
+    </w:p>
+    <w:p>
+      <w:pPr>
+        <w:pStyle w:val="Heading3"/>
+      </w:pPr>
+      <w:r>
+        <w:rPr>
+          <w:lang w:val="pt_PT" w:bidi="pt_PT"/>
+        </w:rPr>
+        <w:t>Conceitos especiais neste capítulo</w:t>
+      </w:r>
+    </w:p>
+    <w:p>
+      <w:pPr>
+        <w:pStyle w:val="Heading4"/>
+      </w:pPr>
+      <w:r>
+        <w:rPr>
+          <w:lang w:val="pt_PT" w:bidi="pt_PT"/>
+        </w:rPr>
+        <w:t>Saudade</w:t>
+      </w:r>
+    </w:p>
+    <w:p>
+      <w:pPr/>
+      <w:r>
+        <w:rPr>
+          <w:lang w:val="pt_PT" w:bidi="pt_PT"/>
+        </w:rPr>
+      </w:r>
+      <w:hyperlink r:id="rId29">
+        <w:r>
+          <w:rPr>
+            <w:lang w:val="pt_PT" w:bidi="pt_PT"/>
+          </w:rPr>
+          <w:rPr>
+            <w:color w:val="0000EE"/>
+            <w:u w:val="single"/>
+          </w:rPr>
+          <w:t>3.1–3</w:t>
+        </w:r>
+      </w:hyperlink>
+      <w:r>
+        <w:rPr>
+          <w:lang w:val="pt_PT" w:bidi="pt_PT"/>
+        </w:rPr>
+        <w:t xml:space="preserve"> descreve o sentimento de saudade que a mulher sentia pelo homem que amava e como ela o procurava diligentemente. </w:t>
+      </w:r>
+      <w:hyperlink r:id="rId30">
+        <w:r>
+          <w:rPr>
+            <w:lang w:val="pt_PT" w:bidi="pt_PT"/>
+          </w:rPr>
+          <w:rPr>
+            <w:color w:val="0000EE"/>
+            <w:u w:val="single"/>
+          </w:rPr>
+          <w:t>3.4</w:t>
+        </w:r>
+      </w:hyperlink>
+      <w:r>
+        <w:rPr>
+          <w:lang w:val="pt_PT" w:bidi="pt_PT"/>
+        </w:rPr>
+        <w:t xml:space="preserve"> descreve a mulher encontrando o homem que amava e sua reação ao encontrá-lo, segurando-o e levando-o para a casa de sua mãe.</w:t>
+      </w:r>
+    </w:p>
+    <w:p>
+      <w:pPr>
+        <w:pStyle w:val="Heading3"/>
+      </w:pPr>
+      <w:r>
+        <w:rPr>
+          <w:lang w:val="pt_PT" w:bidi="pt_PT"/>
+        </w:rPr>
+        <w:t>Outras possíveis dificuldades de tradução neste capítulo</w:t>
+      </w:r>
+    </w:p>
+    <w:p>
+      <w:pPr>
+        <w:pStyle w:val="Heading4"/>
+      </w:pPr>
+      <w:r>
+        <w:rPr>
+          <w:lang w:val="pt_PT" w:bidi="pt_PT"/>
+        </w:rPr>
+        <w:t xml:space="preserve">Se </w:t>
+      </w:r>
+      <w:hyperlink r:id="rId31">
         <w:r>
           <w:rPr>
             <w:lang w:val="pt_PT" w:bidi="pt_PT"/>
@@ -18589,6 +18919,151 @@
         <w:rPr>
           <w:lang w:val="pt_PT" w:bidi="pt_PT"/>
         </w:rPr>
+        <w:t xml:space="preserve"> descreve um sonho, um evento real ou algo imaginado</w:t>
+      </w:r>
+    </w:p>
+    <w:p>
+      <w:pPr/>
+      <w:r>
+        <w:rPr>
+          <w:lang w:val="pt_PT" w:bidi="pt_PT"/>
+        </w:rPr>
+      </w:r>
+      <w:r>
+        <w:rPr>
+          <w:lang w:val="pt_PT" w:bidi="pt_PT"/>
+        </w:rPr>
+        <w:t xml:space="preserve">Os estudiosos da Bíblia não têm certeza se os eventos descritos em </w:t>
+      </w:r>
+      <w:hyperlink r:id="rId31">
+        <w:r>
+          <w:rPr>
+            <w:lang w:val="pt_PT" w:bidi="pt_PT"/>
+          </w:rPr>
+          <w:rPr>
+            <w:color w:val="0000EE"/>
+            <w:u w:val="single"/>
+          </w:rPr>
+          <w:t>3.1–4</w:t>
+        </w:r>
+      </w:hyperlink>
+      <w:r>
+        <w:rPr>
+          <w:lang w:val="pt_PT" w:bidi="pt_PT"/>
+        </w:rPr>
+        <w:t xml:space="preserve"> são reais, um sonho da mulher ou algo que ela imaginou. Muitos estudiosos acreditam que </w:t>
+      </w:r>
+      <w:hyperlink r:id="rId31">
+        <w:r>
+          <w:rPr>
+            <w:lang w:val="pt_PT" w:bidi="pt_PT"/>
+          </w:rPr>
+          <w:rPr>
+            <w:color w:val="0000EE"/>
+            <w:u w:val="single"/>
+          </w:rPr>
+          <w:t>3.1–4</w:t>
+        </w:r>
+      </w:hyperlink>
+      <w:r>
+        <w:rPr>
+          <w:lang w:val="pt_PT" w:bidi="pt_PT"/>
+        </w:rPr>
+        <w:t xml:space="preserve"> descrevem um sonho. Se você estiver usando notas de rodapé, pode querer explicar isso em uma nota ou indicar em um cabeçalho de seção se considera que é um sonho, um evento real ou algo imaginado pela mulher. Você também pode usar um cabeçalho de seção geral, como “A mulher procura pelo homem que ama à noite e o encontra”, que não comenta se isso foi um sonho, um evento real ou algo imaginado.</w:t>
+      </w:r>
+      <w:r>
+        <w:rPr>
+          <w:lang w:val="pt_PT" w:bidi="pt_PT"/>
+        </w:rPr>
+      </w:r>
+      <w:r>
+        <w:rPr>
+          <w:lang w:val="pt_PT" w:bidi="pt_PT"/>
+        </w:rPr>
+      </w:r>
+    </w:p>
+    <w:p>
+      <w:pPr/>
+      <w:r>
+        <w:rPr>
+          <w:lang w:val="pt_PT" w:bidi="pt_PT"/>
+        </w:rPr>
+      </w:r>
+    </w:p>
+    <w:p>
+      <w:pPr>
+        <w:pStyle w:val="Heading2"/>
+      </w:pPr>
+      <w:r>
+        <w:rPr>
+          <w:lang w:val="pt_PT" w:bidi="pt_PT"/>
+        </w:rPr>
+        <w:t>Cântico dos cânticos 3.1 (#1)</w:t>
+      </w:r>
+      <w:r>
+        <w:rPr>
+          <w:lang w:val="pt_PT" w:bidi="pt_PT"/>
+        </w:rPr>
+      </w:r>
+    </w:p>
+    <w:p>
+      <w:pPr/>
+      <w:r>
+        <w:rPr>
+          <w:lang w:val="pt_PT" w:bidi="pt_PT"/>
+        </w:rPr>
+      </w:r>
+      <w:r>
+        <w:rPr>
+          <w:b/>
+          <w:lang w:val="pt_PT" w:bidi="pt_PT"/>
+        </w:rPr>
+        <w:t>"</w:t>
+      </w:r>
+      <w:r>
+        <w:rPr>
+          <w:b/>
+          <w:lang w:val="pt_PT" w:bidi="pt_PT"/>
+        </w:rPr>
+        <w:t>Noites e noites, na minha cama</w:t>
+      </w:r>
+      <w:r>
+        <w:rPr>
+          <w:b/>
+          <w:lang w:val="pt_PT" w:bidi="pt_PT"/>
+        </w:rPr>
+        <w:t>".</w:t>
+      </w:r>
+    </w:p>
+    <w:p>
+      <w:pPr/>
+      <w:r>
+        <w:rPr>
+          <w:lang w:val="pt_PT" w:bidi="pt_PT"/>
+        </w:rPr>
+      </w:r>
+      <w:r>
+        <w:rPr>
+          <w:lang w:val="pt_PT" w:bidi="pt_PT"/>
+        </w:rPr>
+        <w:t xml:space="preserve">Como os estudiosos da Bíblia não sabem se os eventos descritos em </w:t>
+      </w:r>
+      <w:hyperlink r:id="rId31">
+        <w:r>
+          <w:rPr>
+            <w:lang w:val="pt_PT" w:bidi="pt_PT"/>
+          </w:rPr>
+          <w:rPr>
+            <w:color w:val="0000EE"/>
+            <w:u w:val="single"/>
+          </w:rPr>
+          <w:t>3.1–4</w:t>
+        </w:r>
+      </w:hyperlink>
+      <w:r>
+        <w:rPr>
+          <w:lang w:val="pt_PT" w:bidi="pt_PT"/>
+        </w:rPr>
         <w:t xml:space="preserve"> são reais, ocorreram em um sonho ou foram imaginados pela mulher, você não deve expandir ou explicar a frase </w:t>
       </w:r>
       <w:r>
@@ -18962,7 +19437,7 @@
         </w:rPr>
         <w:t xml:space="preserve">Veja como você traduziu a frase semelhante “tu a quem minha alma ama” em </w:t>
       </w:r>
-      <w:hyperlink r:id="rId28">
+      <w:hyperlink r:id="rId32">
         <w:r>
           <w:rPr>
             <w:lang w:val="pt_PT" w:bidi="pt_PT"/>
@@ -19437,7 +19912,7 @@
         </w:rPr>
         <w:t xml:space="preserve">Veja como você traduziu a frase semelhante “tu, a quem minha alma ama” em </w:t>
       </w:r>
-      <w:hyperlink r:id="rId28">
+      <w:hyperlink r:id="rId32">
         <w:r>
           <w:rPr>
             <w:lang w:val="pt_PT" w:bidi="pt_PT"/>
@@ -19758,7 +20233,7 @@
         </w:rPr>
         <w:t xml:space="preserve">Veja como você traduziu a frase semelhante “tu a quem minha alma ama” em </w:t>
       </w:r>
-      <w:hyperlink r:id="rId28">
+      <w:hyperlink r:id="rId32">
         <w:r>
           <w:rPr>
             <w:lang w:val="pt_PT" w:bidi="pt_PT"/>
@@ -20027,7 +20502,7 @@
         </w:rPr>
         <w:t xml:space="preserve">Veja como você traduziu a frase semelhante “tu a quem minha alma ama” em </w:t>
       </w:r>
-      <w:hyperlink r:id="rId28">
+      <w:hyperlink r:id="rId32">
         <w:r>
           <w:rPr>
             <w:lang w:val="pt_PT" w:bidi="pt_PT"/>
@@ -20350,7 +20825,7 @@
         </w:rPr>
         <w:t xml:space="preserve">Este versículo é idêntico a </w:t>
       </w:r>
-      <w:hyperlink r:id="rId24">
+      <w:hyperlink r:id="rId26">
         <w:r>
           <w:rPr>
             <w:lang w:val="pt_PT" w:bidi="pt_PT"/>
@@ -22292,7 +22767,7 @@
         </w:rPr>
         <w:t xml:space="preserve">mencionado em </w:t>
       </w:r>
-      <w:hyperlink r:id="rId29">
+      <w:hyperlink r:id="rId33">
         <w:r>
           <w:rPr>
             <w:lang w:val="pt_PT" w:bidi="pt_PT"/>
@@ -22336,7 +22811,7 @@
         </w:rPr>
         <w:t xml:space="preserve"> em </w:t>
       </w:r>
-      <w:hyperlink r:id="rId29">
+      <w:hyperlink r:id="rId33">
         <w:r>
           <w:rPr>
             <w:lang w:val="pt_PT" w:bidi="pt_PT"/>
@@ -23375,7 +23850,7 @@
         </w:rPr>
         <w:t xml:space="preserve"> em </w:t>
       </w:r>
-      <w:hyperlink r:id="rId17">
+      <w:hyperlink r:id="rId18">
         <w:r>
           <w:rPr>
             <w:lang w:val="pt_PT" w:bidi="pt_PT"/>
@@ -23613,7 +24088,7 @@
         </w:rPr>
         <w:t xml:space="preserve"> é uma maneira poética de se referir às jovens mulheres da cidade de Jerusalém (provavelmente são as mesmas mulheres que as “mulheres casadoiras” em </w:t>
       </w:r>
-      <w:hyperlink r:id="rId15">
+      <w:hyperlink r:id="rId16">
         <w:r>
           <w:rPr>
             <w:lang w:val="pt_PT" w:bidi="pt_PT"/>
@@ -23631,7 +24106,7 @@
         </w:rPr>
         <w:t xml:space="preserve"> e as mulheres referidas como “filhas de Jerusalém” em </w:t>
       </w:r>
-      <w:hyperlink r:id="rId24">
+      <w:hyperlink r:id="rId26">
         <w:r>
           <w:rPr>
             <w:lang w:val="pt_PT" w:bidi="pt_PT"/>
@@ -23649,7 +24124,7 @@
         </w:rPr>
         <w:t xml:space="preserve"> e </w:t>
       </w:r>
-      <w:hyperlink r:id="rId30">
+      <w:hyperlink r:id="rId34">
         <w:r>
           <w:rPr>
             <w:lang w:val="pt_PT" w:bidi="pt_PT"/>
@@ -23997,6 +24472,441 @@
         <w:rPr>
           <w:lang w:val="pt_PT" w:bidi="pt_PT"/>
         </w:rPr>
+        <w:t>Cântico dos cânticos - Capítulo 4 Introdução</w:t>
+      </w:r>
+      <w:r>
+        <w:rPr>
+          <w:lang w:val="pt_PT" w:bidi="pt_PT"/>
+        </w:rPr>
+      </w:r>
+    </w:p>
+    <w:p>
+      <w:pPr>
+        <w:pStyle w:val="Heading3"/>
+      </w:pPr>
+      <w:r>
+        <w:rPr>
+          <w:lang w:val="pt_PT" w:bidi="pt_PT"/>
+        </w:rPr>
+        <w:t>Conceitos especiais neste capítulo</w:t>
+      </w:r>
+    </w:p>
+    <w:p>
+      <w:pPr>
+        <w:pStyle w:val="Heading4"/>
+      </w:pPr>
+      <w:r>
+        <w:rPr>
+          <w:lang w:val="pt_PT" w:bidi="pt_PT"/>
+        </w:rPr>
+        <w:t>Beleza</w:t>
+      </w:r>
+    </w:p>
+    <w:p>
+      <w:pPr/>
+      <w:r>
+        <w:rPr>
+          <w:lang w:val="pt_PT" w:bidi="pt_PT"/>
+        </w:rPr>
+      </w:r>
+      <w:r>
+        <w:rPr>
+          <w:lang w:val="pt_PT" w:bidi="pt_PT"/>
+        </w:rPr>
+        <w:t xml:space="preserve">O homem descreve a mulher que ama como o epítome da beleza e atratividade em </w:t>
+      </w:r>
+      <w:hyperlink r:id="rId35">
+        <w:r>
+          <w:rPr>
+            <w:lang w:val="pt_PT" w:bidi="pt_PT"/>
+          </w:rPr>
+          <w:rPr>
+            <w:color w:val="0000EE"/>
+            <w:u w:val="single"/>
+          </w:rPr>
+          <w:t>4.1–4.5</w:t>
+        </w:r>
+      </w:hyperlink>
+      <w:r>
+        <w:rPr>
+          <w:lang w:val="pt_PT" w:bidi="pt_PT"/>
+        </w:rPr>
+        <w:t xml:space="preserve"> e em </w:t>
+      </w:r>
+      <w:hyperlink r:id="rId36">
+        <w:r>
+          <w:rPr>
+            <w:lang w:val="pt_PT" w:bidi="pt_PT"/>
+          </w:rPr>
+          <w:rPr>
+            <w:color w:val="0000EE"/>
+            <w:u w:val="single"/>
+          </w:rPr>
+          <w:t>4.7</w:t>
+        </w:r>
+      </w:hyperlink>
+      <w:r>
+        <w:rPr>
+          <w:lang w:val="pt_PT" w:bidi="pt_PT"/>
+        </w:rPr>
+        <w:t>.</w:t>
+      </w:r>
+    </w:p>
+    <w:p>
+      <w:pPr>
+        <w:pStyle w:val="Heading4"/>
+      </w:pPr>
+      <w:r>
+        <w:rPr>
+          <w:lang w:val="pt_PT" w:bidi="pt_PT"/>
+        </w:rPr>
+        <w:t>Sentimentos de saudade de estar com o amante que parece distante e temporariamente inacessível</w:t>
+      </w:r>
+    </w:p>
+    <w:p>
+      <w:pPr/>
+      <w:r>
+        <w:rPr>
+          <w:lang w:val="pt_PT" w:bidi="pt_PT"/>
+        </w:rPr>
+      </w:r>
+      <w:r>
+        <w:rPr>
+          <w:lang w:val="pt_PT" w:bidi="pt_PT"/>
+        </w:rPr>
+        <w:t xml:space="preserve">Em </w:t>
+      </w:r>
+      <w:hyperlink r:id="rId37">
+        <w:r>
+          <w:rPr>
+            <w:lang w:val="pt_PT" w:bidi="pt_PT"/>
+          </w:rPr>
+          <w:rPr>
+            <w:color w:val="0000EE"/>
+            <w:u w:val="single"/>
+          </w:rPr>
+          <w:t>4.8</w:t>
+        </w:r>
+      </w:hyperlink>
+      <w:r>
+        <w:rPr>
+          <w:lang w:val="pt_PT" w:bidi="pt_PT"/>
+        </w:rPr>
+        <w:t xml:space="preserve">, o homem fala da mulher que ama como se ela estivesse longe dele e a convida a "vir com" ele e "descer de" três lugares altos para estar com ele. A mulher não está realmente habitando nesses lugares, mas o homem usa uma linguagem imaginativa e poética para descrever como se sente em relação à separação dela e para expressar seu desejo de estar com ela. Em </w:t>
+      </w:r>
+      <w:hyperlink r:id="rId38">
+        <w:r>
+          <w:rPr>
+            <w:lang w:val="pt_PT" w:bidi="pt_PT"/>
+          </w:rPr>
+          <w:rPr>
+            <w:color w:val="0000EE"/>
+            <w:u w:val="single"/>
+          </w:rPr>
+          <w:t>4.12</w:t>
+        </w:r>
+      </w:hyperlink>
+      <w:r>
+        <w:rPr>
+          <w:lang w:val="pt_PT" w:bidi="pt_PT"/>
+        </w:rPr>
+        <w:t>, o homem utiliza uma linguagem poética para descrever o fato de que a mulher que ama está temporariamente inacessível.</w:t>
+      </w:r>
+    </w:p>
+    <w:p>
+      <w:pPr>
+        <w:pStyle w:val="Heading3"/>
+      </w:pPr>
+      <w:r>
+        <w:rPr>
+          <w:lang w:val="pt_PT" w:bidi="pt_PT"/>
+        </w:rPr>
+        <w:t>Outras possíveis dificuldades de tradução neste capítulo</w:t>
+      </w:r>
+    </w:p>
+    <w:p>
+      <w:pPr>
+        <w:pStyle w:val="Heading4"/>
+      </w:pPr>
+      <w:r>
+        <w:rPr>
+          <w:lang w:val="pt_PT" w:bidi="pt_PT"/>
+        </w:rPr>
+        <w:t>A Metáfora do jardim</w:t>
+      </w:r>
+    </w:p>
+    <w:p>
+      <w:pPr/>
+      <w:r>
+        <w:rPr>
+          <w:lang w:val="pt_PT" w:bidi="pt_PT"/>
+        </w:rPr>
+      </w:r>
+      <w:hyperlink r:id="rId39">
+        <w:r>
+          <w:rPr>
+            <w:lang w:val="pt_PT" w:bidi="pt_PT"/>
+          </w:rPr>
+          <w:rPr>
+            <w:color w:val="0000EE"/>
+            <w:u w:val="single"/>
+          </w:rPr>
+          <w:t>4.12–5.1</w:t>
+        </w:r>
+      </w:hyperlink>
+      <w:r>
+        <w:rPr>
+          <w:lang w:val="pt_PT" w:bidi="pt_PT"/>
+        </w:rPr>
+        <w:t xml:space="preserve"> é uma metáfora estendida. Esta metáfora é uma conversa entre o homem e a mulher que ele ama, na qual o homem primeiro compara a mulher que ama a “um jardim fechado” (em </w:t>
+      </w:r>
+      <w:hyperlink r:id="rId40">
+        <w:r>
+          <w:rPr>
+            <w:lang w:val="pt_PT" w:bidi="pt_PT"/>
+          </w:rPr>
+          <w:rPr>
+            <w:color w:val="0000EE"/>
+            <w:u w:val="single"/>
+          </w:rPr>
+          <w:t>4.12–4.15</w:t>
+        </w:r>
+      </w:hyperlink>
+      <w:r>
+        <w:rPr>
+          <w:lang w:val="pt_PT" w:bidi="pt_PT"/>
+        </w:rPr>
+        <w:t xml:space="preserve">) onde muitas coisas deliciosas crescem, e então a mulher responde convidando o homem a vir ao seu jardim em </w:t>
+      </w:r>
+      <w:hyperlink r:id="rId41">
+        <w:r>
+          <w:rPr>
+            <w:lang w:val="pt_PT" w:bidi="pt_PT"/>
+          </w:rPr>
+          <w:rPr>
+            <w:color w:val="0000EE"/>
+            <w:u w:val="single"/>
+          </w:rPr>
+          <w:t>4.16</w:t>
+        </w:r>
+      </w:hyperlink>
+      <w:r>
+        <w:rPr>
+          <w:lang w:val="pt_PT" w:bidi="pt_PT"/>
+        </w:rPr>
+        <w:t xml:space="preserve">. O homem então responde ao convite dela em </w:t>
+      </w:r>
+      <w:hyperlink r:id="rId42">
+        <w:r>
+          <w:rPr>
+            <w:lang w:val="pt_PT" w:bidi="pt_PT"/>
+          </w:rPr>
+          <w:rPr>
+            <w:color w:val="0000EE"/>
+            <w:u w:val="single"/>
+          </w:rPr>
+          <w:t>5.1</w:t>
+        </w:r>
+      </w:hyperlink>
+      <w:r>
+        <w:rPr>
+          <w:lang w:val="pt_PT" w:bidi="pt_PT"/>
+        </w:rPr>
+        <w:t xml:space="preserve">. O termo </w:t>
+      </w:r>
+      <w:r>
+        <w:rPr>
+          <w:b/>
+          <w:lang w:val="pt_PT" w:bidi="pt_PT"/>
+        </w:rPr>
+        <w:t>jardim</w:t>
+      </w:r>
+      <w:r>
+        <w:rPr>
+          <w:lang w:val="pt_PT" w:bidi="pt_PT"/>
+        </w:rPr>
+        <w:t xml:space="preserve"> é usado como uma metáfora para a mulher em </w:t>
+      </w:r>
+      <w:hyperlink r:id="rId38">
+        <w:r>
+          <w:rPr>
+            <w:lang w:val="pt_PT" w:bidi="pt_PT"/>
+          </w:rPr>
+          <w:rPr>
+            <w:color w:val="0000EE"/>
+            <w:u w:val="single"/>
+          </w:rPr>
+          <w:t>4.12</w:t>
+        </w:r>
+      </w:hyperlink>
+      <w:r>
+        <w:rPr>
+          <w:lang w:val="pt_PT" w:bidi="pt_PT"/>
+        </w:rPr>
+        <w:t xml:space="preserve">, em </w:t>
+      </w:r>
+      <w:hyperlink r:id="rId41">
+        <w:r>
+          <w:rPr>
+            <w:lang w:val="pt_PT" w:bidi="pt_PT"/>
+          </w:rPr>
+          <w:rPr>
+            <w:color w:val="0000EE"/>
+            <w:u w:val="single"/>
+          </w:rPr>
+          <w:t>4.16</w:t>
+        </w:r>
+      </w:hyperlink>
+      <w:r>
+        <w:rPr>
+          <w:lang w:val="pt_PT" w:bidi="pt_PT"/>
+        </w:rPr>
+        <w:t xml:space="preserve"> (duas vezes), e em </w:t>
+      </w:r>
+      <w:hyperlink r:id="rId42">
+        <w:r>
+          <w:rPr>
+            <w:lang w:val="pt_PT" w:bidi="pt_PT"/>
+          </w:rPr>
+          <w:rPr>
+            <w:color w:val="0000EE"/>
+            <w:u w:val="single"/>
+          </w:rPr>
+          <w:t>5.1</w:t>
+        </w:r>
+      </w:hyperlink>
+      <w:r>
+        <w:rPr>
+          <w:lang w:val="pt_PT" w:bidi="pt_PT"/>
+        </w:rPr>
+        <w:t xml:space="preserve">. Você deve ser consistente em como traduz o termo “jardim”. Em </w:t>
+      </w:r>
+      <w:hyperlink r:id="rId43">
+        <w:r>
+          <w:rPr>
+            <w:lang w:val="pt_PT" w:bidi="pt_PT"/>
+          </w:rPr>
+          <w:rPr>
+            <w:color w:val="0000EE"/>
+            <w:u w:val="single"/>
+          </w:rPr>
+          <w:t>4.13</w:t>
+        </w:r>
+      </w:hyperlink>
+      <w:r>
+        <w:rPr>
+          <w:lang w:val="pt_PT" w:bidi="pt_PT"/>
+        </w:rPr>
+        <w:t xml:space="preserve"> o homem fala do corpo da mulher como “um pomar de romãzeiras com frutos deliciosos” e então em </w:t>
+      </w:r>
+      <w:hyperlink r:id="rId41">
+        <w:r>
+          <w:rPr>
+            <w:lang w:val="pt_PT" w:bidi="pt_PT"/>
+          </w:rPr>
+          <w:rPr>
+            <w:color w:val="0000EE"/>
+            <w:u w:val="single"/>
+          </w:rPr>
+          <w:t>4.16</w:t>
+        </w:r>
+      </w:hyperlink>
+      <w:r>
+        <w:rPr>
+          <w:lang w:val="pt_PT" w:bidi="pt_PT"/>
+        </w:rPr>
+        <w:t xml:space="preserve"> a mulher convida o homem a </w:t>
+      </w:r>
+      <w:r>
+        <w:rPr>
+          <w:b/>
+          <w:lang w:val="pt_PT" w:bidi="pt_PT"/>
+        </w:rPr>
+        <w:t>vir ao seu jardim e comer de seu fruto delicioso</w:t>
+      </w:r>
+      <w:r>
+        <w:rPr>
+          <w:lang w:val="pt_PT" w:bidi="pt_PT"/>
+        </w:rPr>
+        <w:t xml:space="preserve">. (Veja: </w:t>
+      </w:r>
+      <w:r>
+        <w:rPr>
+          <w:lang w:val="pt_PT" w:bidi="pt_PT"/>
+        </w:rPr>
+        <w:t>Imagens bíblicas — Metáforas estendidas</w:t>
+      </w:r>
+      <w:r>
+        <w:rPr>
+          <w:lang w:val="pt_PT" w:bidi="pt_PT"/>
+        </w:rPr>
+        <w:t>).</w:t>
+      </w:r>
+    </w:p>
+    <w:p>
+      <w:pPr>
+        <w:pStyle w:val="Heading4"/>
+      </w:pPr>
+      <w:r>
+        <w:rPr>
+          <w:lang w:val="pt_PT" w:bidi="pt_PT"/>
+        </w:rPr>
+        <w:t>A metáfora da "irmã"</w:t>
+      </w:r>
+    </w:p>
+    <w:p>
+      <w:pPr/>
+      <w:r>
+        <w:rPr>
+          <w:lang w:val="pt_PT" w:bidi="pt_PT"/>
+        </w:rPr>
+      </w:r>
+      <w:r>
+        <w:rPr>
+          <w:lang w:val="pt_PT" w:bidi="pt_PT"/>
+        </w:rPr>
+        <w:t xml:space="preserve">A expressão </w:t>
+      </w:r>
+      <w:r>
+        <w:rPr>
+          <w:b/>
+          <w:lang w:val="pt_PT" w:bidi="pt_PT"/>
+        </w:rPr>
+        <w:t>minha irmã</w:t>
+      </w:r>
+      <w:r>
+        <w:rPr>
+          <w:lang w:val="pt_PT" w:bidi="pt_PT"/>
+        </w:rPr>
+        <w:t xml:space="preserve"> é utilizada em 4.9; 4.10, 4.12, 5.1 e 5.2. O homem emprega essa expressão como um termo carinhoso para a mulher que ama. A mulher não é realmente sua irmã. Você deve traduzir essa expressão da mesma forma em cada uma das cinco vezes que ocorre neste livro, pois o autor a utiliza com o mesmo significado em todas as ocasiões. Consulte a nota na primeira ocorrência dessa expressão em 4.9 para mais informações sobre ela.</w:t>
+      </w:r>
+      <w:r>
+        <w:rPr>
+          <w:lang w:val="pt_PT" w:bidi="pt_PT"/>
+        </w:rPr>
+      </w:r>
+      <w:r>
+        <w:rPr>
+          <w:lang w:val="pt_PT" w:bidi="pt_PT"/>
+        </w:rPr>
+      </w:r>
+    </w:p>
+    <w:p>
+      <w:pPr/>
+      <w:r>
+        <w:rPr>
+          <w:lang w:val="pt_PT" w:bidi="pt_PT"/>
+        </w:rPr>
+      </w:r>
+    </w:p>
+    <w:p>
+      <w:pPr>
+        <w:pStyle w:val="Heading2"/>
+      </w:pPr>
+      <w:r>
+        <w:rPr>
+          <w:lang w:val="pt_PT" w:bidi="pt_PT"/>
+        </w:rPr>
         <w:t>Cântico dos cânticos 4.1 (#1)</w:t>
       </w:r>
       <w:r>
@@ -24047,7 +24957,7 @@
         </w:rPr>
         <w:t xml:space="preserve">Veja como você traduziu estas duas frases paralelas em </w:t>
       </w:r>
-      <w:hyperlink r:id="rId23">
+      <w:hyperlink r:id="rId25">
         <w:r>
           <w:rPr>
             <w:lang w:val="pt_PT" w:bidi="pt_PT"/>
@@ -24200,7 +25110,7 @@
         </w:rPr>
         <w:t xml:space="preserve">Veja como você traduziu a frase "os teus olhos são como pombas" em </w:t>
       </w:r>
-      <w:hyperlink r:id="rId23">
+      <w:hyperlink r:id="rId25">
         <w:r>
           <w:rPr>
             <w:lang w:val="pt_PT" w:bidi="pt_PT"/>
@@ -25315,7 +26225,7 @@
         </w:rPr>
         <w:t xml:space="preserve">em </w:t>
       </w:r>
-      <w:hyperlink r:id="rId31">
+      <w:hyperlink r:id="rId44">
         <w:r>
           <w:rPr>
             <w:lang w:val="pt_PT" w:bidi="pt_PT"/>
@@ -26404,7 +27314,7 @@
         </w:rPr>
         <w:t xml:space="preserve">Veja como você traduziu a forma plural “gazelas” em </w:t>
       </w:r>
-      <w:hyperlink r:id="rId24">
+      <w:hyperlink r:id="rId26">
         <w:r>
           <w:rPr>
             <w:lang w:val="pt_PT" w:bidi="pt_PT"/>
@@ -26505,7 +27415,7 @@
         </w:rPr>
         <w:t xml:space="preserve">Veja como você traduziu a forma singular “lírio” em </w:t>
       </w:r>
-      <w:hyperlink r:id="rId20">
+      <w:hyperlink r:id="rId22">
         <w:r>
           <w:rPr>
             <w:lang w:val="pt_PT" w:bidi="pt_PT"/>
@@ -26647,7 +27557,7 @@
         </w:rPr>
         <w:t xml:space="preserve"> em </w:t>
       </w:r>
-      <w:hyperlink r:id="rId32">
+      <w:hyperlink r:id="rId45">
         <w:r>
           <w:rPr>
             <w:lang w:val="pt_PT" w:bidi="pt_PT"/>
@@ -26871,7 +27781,7 @@
         </w:rPr>
         <w:t xml:space="preserve"> em </w:t>
       </w:r>
-      <w:hyperlink r:id="rId19">
+      <w:hyperlink r:id="rId20">
         <w:r>
           <w:rPr>
             <w:lang w:val="pt_PT" w:bidi="pt_PT"/>
@@ -28248,7 +29158,7 @@
         </w:rPr>
         <w:t xml:space="preserve">em </w:t>
       </w:r>
-      <w:hyperlink r:id="rId33">
+      <w:hyperlink r:id="rId46">
         <w:r>
           <w:rPr>
             <w:lang w:val="pt_PT" w:bidi="pt_PT"/>
@@ -29691,7 +30601,7 @@
         </w:rPr>
         <w:t xml:space="preserve"> em </w:t>
       </w:r>
-      <w:hyperlink r:id="rId33">
+      <w:hyperlink r:id="rId46">
         <w:r>
           <w:rPr>
             <w:lang w:val="pt_PT" w:bidi="pt_PT"/>
@@ -30230,7 +31140,7 @@
         </w:rPr>
         <w:t xml:space="preserve"> e várias outras especiarias, plantas e árvores de aroma agradável que estão no “jardim cercado e fechado” (</w:t>
       </w:r>
-      <w:hyperlink r:id="rId34">
+      <w:hyperlink r:id="rId38">
         <w:r>
           <w:rPr>
             <w:lang w:val="pt_PT" w:bidi="pt_PT"/>
@@ -30248,7 +31158,7 @@
         </w:rPr>
         <w:t xml:space="preserve">). Se você traduziu </w:t>
       </w:r>
-      <w:hyperlink r:id="rId34">
+      <w:hyperlink r:id="rId38">
         <w:r>
           <w:rPr>
             <w:lang w:val="pt_PT" w:bidi="pt_PT"/>
@@ -30480,7 +31390,7 @@
         </w:rPr>
         <w:t xml:space="preserve"> em </w:t>
       </w:r>
-      <w:hyperlink r:id="rId35">
+      <w:hyperlink r:id="rId47">
         <w:r>
           <w:rPr>
             <w:lang w:val="pt_PT" w:bidi="pt_PT"/>
@@ -30511,7 +31421,7 @@
         </w:rPr>
         <w:t xml:space="preserve"> em </w:t>
       </w:r>
-      <w:hyperlink r:id="rId36">
+      <w:hyperlink r:id="rId48">
         <w:r>
           <w:rPr>
             <w:lang w:val="pt_PT" w:bidi="pt_PT"/>
@@ -30828,7 +31738,7 @@
         </w:rPr>
         <w:t xml:space="preserve">Aqui, o homem continua a metáfora que começou em </w:t>
       </w:r>
-      <w:hyperlink r:id="rId34">
+      <w:hyperlink r:id="rId38">
         <w:r>
           <w:rPr>
             <w:lang w:val="pt_PT" w:bidi="pt_PT"/>
@@ -30872,7 +31782,7 @@
         </w:rPr>
         <w:t xml:space="preserve">. Se você traduziu </w:t>
       </w:r>
-      <w:hyperlink r:id="rId37">
+      <w:hyperlink r:id="rId49">
         <w:r>
           <w:rPr>
             <w:lang w:val="pt_PT" w:bidi="pt_PT"/>
@@ -30890,7 +31800,7 @@
         </w:rPr>
         <w:t xml:space="preserve"> como uma símile, também deve traduzir este versículo como uma símile. Veja como você traduziu a palavra “jardim” em </w:t>
       </w:r>
-      <w:hyperlink r:id="rId34">
+      <w:hyperlink r:id="rId38">
         <w:r>
           <w:rPr>
             <w:lang w:val="pt_PT" w:bidi="pt_PT"/>
@@ -31612,7 +32522,7 @@
         </w:rPr>
         <w:t xml:space="preserve">Aqui, a mulher continua a metáfora do “jardim” (que o homem começou em </w:t>
       </w:r>
-      <w:hyperlink r:id="rId34">
+      <w:hyperlink r:id="rId38">
         <w:r>
           <w:rPr>
             <w:lang w:val="pt_PT" w:bidi="pt_PT"/>
@@ -31708,7 +32618,7 @@
         </w:rPr>
         <w:t xml:space="preserve"> aqui da mesma forma que fez em </w:t>
       </w:r>
-      <w:hyperlink r:id="rId34">
+      <w:hyperlink r:id="rId38">
         <w:r>
           <w:rPr>
             <w:lang w:val="pt_PT" w:bidi="pt_PT"/>
@@ -31726,7 +32636,7 @@
         </w:rPr>
         <w:t xml:space="preserve"> porque ambos os usos se referem ao corpo da mulher. Em </w:t>
       </w:r>
-      <w:hyperlink r:id="rId38">
+      <w:hyperlink r:id="rId43">
         <w:r>
           <w:rPr>
             <w:lang w:val="pt_PT" w:bidi="pt_PT"/>
@@ -31757,7 +32667,7 @@
         </w:rPr>
         <w:t xml:space="preserve">. Se você traduziu </w:t>
       </w:r>
-      <w:hyperlink r:id="rId39">
+      <w:hyperlink r:id="rId40">
         <w:r>
           <w:rPr>
             <w:lang w:val="pt_PT" w:bidi="pt_PT"/>
@@ -31926,6 +32836,327 @@
         <w:rPr>
           <w:lang w:val="pt_PT" w:bidi="pt_PT"/>
         </w:rPr>
+        <w:t>Cântico dos cânticos - Capítulo 5 Introdução</w:t>
+      </w:r>
+      <w:r>
+        <w:rPr>
+          <w:lang w:val="pt_PT" w:bidi="pt_PT"/>
+        </w:rPr>
+      </w:r>
+    </w:p>
+    <w:p>
+      <w:pPr>
+        <w:pStyle w:val="Heading3"/>
+      </w:pPr>
+      <w:r>
+        <w:rPr>
+          <w:lang w:val="pt_PT" w:bidi="pt_PT"/>
+        </w:rPr>
+        <w:t>Estrutura e formatação</w:t>
+      </w:r>
+    </w:p>
+    <w:p>
+      <w:pPr/>
+      <w:r>
+        <w:rPr>
+          <w:lang w:val="pt_PT" w:bidi="pt_PT"/>
+        </w:rPr>
+      </w:r>
+      <w:r>
+        <w:rPr>
+          <w:lang w:val="pt_PT" w:bidi="pt_PT"/>
+        </w:rPr>
+        <w:t>5.1 A conclusão da metáfora do jardim</w:t>
+      </w:r>
+    </w:p>
+    <w:p>
+      <w:pPr/>
+      <w:r>
+        <w:rPr>
+          <w:lang w:val="pt_PT" w:bidi="pt_PT"/>
+        </w:rPr>
+      </w:r>
+      <w:r>
+        <w:rPr>
+          <w:lang w:val="pt_PT" w:bidi="pt_PT"/>
+        </w:rPr>
+        <w:t>5.2–8 O tema do desejo e da busca.</w:t>
+      </w:r>
+    </w:p>
+    <w:p>
+      <w:pPr/>
+      <w:r>
+        <w:rPr>
+          <w:lang w:val="pt_PT" w:bidi="pt_PT"/>
+        </w:rPr>
+      </w:r>
+      <w:r>
+        <w:rPr>
+          <w:lang w:val="pt_PT" w:bidi="pt_PT"/>
+        </w:rPr>
+        <w:t>5.9 As mulheres de Jerusalém perguntam à jovem por que ela considera especial o homem que ama</w:t>
+      </w:r>
+    </w:p>
+    <w:p>
+      <w:pPr/>
+      <w:r>
+        <w:rPr>
+          <w:lang w:val="pt_PT" w:bidi="pt_PT"/>
+        </w:rPr>
+      </w:r>
+      <w:r>
+        <w:rPr>
+          <w:lang w:val="pt_PT" w:bidi="pt_PT"/>
+        </w:rPr>
+        <w:t>5.10–16 A mulher responde à pergunta que as jovens de Jerusalém lhe fizeram</w:t>
+      </w:r>
+    </w:p>
+    <w:p>
+      <w:pPr>
+        <w:pStyle w:val="Heading3"/>
+      </w:pPr>
+      <w:r>
+        <w:rPr>
+          <w:lang w:val="pt_PT" w:bidi="pt_PT"/>
+        </w:rPr>
+        <w:t>Conceitos especiais neste capítulo</w:t>
+      </w:r>
+    </w:p>
+    <w:p>
+      <w:pPr>
+        <w:pStyle w:val="Heading4"/>
+      </w:pPr>
+      <w:r>
+        <w:rPr>
+          <w:lang w:val="pt_PT" w:bidi="pt_PT"/>
+        </w:rPr>
+        <w:t>A atratividade do homem</w:t>
+      </w:r>
+    </w:p>
+    <w:p>
+      <w:pPr/>
+      <w:r>
+        <w:rPr>
+          <w:lang w:val="pt_PT" w:bidi="pt_PT"/>
+        </w:rPr>
+      </w:r>
+      <w:r>
+        <w:rPr>
+          <w:lang w:val="pt_PT" w:bidi="pt_PT"/>
+        </w:rPr>
+        <w:t>A mulher descreve o homem como o epítome da atratividade masculina em 5.10–16.</w:t>
+      </w:r>
+    </w:p>
+    <w:p>
+      <w:pPr>
+        <w:pStyle w:val="Heading3"/>
+      </w:pPr>
+      <w:r>
+        <w:rPr>
+          <w:lang w:val="pt_PT" w:bidi="pt_PT"/>
+        </w:rPr>
+        <w:t>Figuras de linguagem importantes neste capítulo</w:t>
+      </w:r>
+    </w:p>
+    <w:p>
+      <w:pPr>
+        <w:pStyle w:val="Heading4"/>
+      </w:pPr>
+      <w:r>
+        <w:rPr>
+          <w:lang w:val="pt_PT" w:bidi="pt_PT"/>
+        </w:rPr>
+        <w:t>Metáforas</w:t>
+      </w:r>
+    </w:p>
+    <w:p>
+      <w:pPr/>
+      <w:r>
+        <w:rPr>
+          <w:lang w:val="pt_PT" w:bidi="pt_PT"/>
+        </w:rPr>
+      </w:r>
+      <w:r>
+        <w:rPr>
+          <w:lang w:val="pt_PT" w:bidi="pt_PT"/>
+        </w:rPr>
+        <w:t xml:space="preserve">Como o autor tem feito ao longo deste livro, ele continua a usar metáforas para descrever sentimentos e eventos comuns nos relacionamentos românticos. (Veja: </w:t>
+      </w:r>
+      <w:r>
+        <w:rPr>
+          <w:lang w:val="pt_PT" w:bidi="pt_PT"/>
+        </w:rPr>
+        <w:t>Metáfora</w:t>
+      </w:r>
+      <w:r>
+        <w:rPr>
+          <w:lang w:val="pt_PT" w:bidi="pt_PT"/>
+        </w:rPr>
+        <w:t>)</w:t>
+      </w:r>
+    </w:p>
+    <w:p>
+      <w:pPr>
+        <w:pStyle w:val="Heading3"/>
+      </w:pPr>
+      <w:r>
+        <w:rPr>
+          <w:lang w:val="pt_PT" w:bidi="pt_PT"/>
+        </w:rPr>
+        <w:t>Outras possíveis dificuldades de tradução neste capítulo</w:t>
+      </w:r>
+    </w:p>
+    <w:p>
+      <w:pPr>
+        <w:pStyle w:val="Heading4"/>
+      </w:pPr>
+      <w:r>
+        <w:rPr>
+          <w:lang w:val="pt_PT" w:bidi="pt_PT"/>
+        </w:rPr>
+        <w:t>Sequência dos eventos</w:t>
+      </w:r>
+    </w:p>
+    <w:p>
+      <w:pPr/>
+      <w:r>
+        <w:rPr>
+          <w:lang w:val="pt_PT" w:bidi="pt_PT"/>
+        </w:rPr>
+      </w:r>
+      <w:r>
+        <w:rPr>
+          <w:lang w:val="pt_PT" w:bidi="pt_PT"/>
+        </w:rPr>
+        <w:t>5.2–8 parece descrever eventos que teriam ocorrido cronológica e logicamente antes dos eventos descritos em 3.6–5.1. A solução para esse aparente problema é entender que este livro é poesia e que o autor está poeticamente descrevendo emoções e sentimentos que ocorrem entre um homem e uma mulher que se amam romanticamente. Como o autor está usando a poesia para descrever o relacionamento romântico do casal e os sentimentos associados a ele, não é necessário seguir as convenções da narrativa cronológica.</w:t>
+      </w:r>
+    </w:p>
+    <w:p>
+      <w:pPr>
+        <w:pStyle w:val="Heading4"/>
+      </w:pPr>
+      <w:r>
+        <w:rPr>
+          <w:lang w:val="pt_PT" w:bidi="pt_PT"/>
+        </w:rPr>
+        <w:t>Se 5.2–8 descreve eventos que realmente aconteceram ou que ocorreram em um sonho.</w:t>
+      </w:r>
+    </w:p>
+    <w:p>
+      <w:pPr/>
+      <w:r>
+        <w:rPr>
+          <w:lang w:val="pt_PT" w:bidi="pt_PT"/>
+        </w:rPr>
+      </w:r>
+      <w:r>
+        <w:rPr>
+          <w:lang w:val="pt_PT" w:bidi="pt_PT"/>
+        </w:rPr>
+        <w:t>Existem duas principais visões entre os estudiosos da Bíblia em relação aos eventos descritos em 5.2–8. Uma visão é que os eventos que 5.2–8 descrevem ocorreram em um sonho. A outra visão é que os eventos que 5.2–8 descrevem aconteceram depois que o homem acordou a mulher do sono ou de estar quase dormindo. A grande maioria dos estudiosos da Bíblia acredita que a primeira visão está correta, que os eventos descritos em 5.2–8 ocorreram em um sonho.</w:t>
+      </w:r>
+    </w:p>
+    <w:p>
+      <w:pPr>
+        <w:pStyle w:val="Heading4"/>
+      </w:pPr>
+      <w:r>
+        <w:rPr>
+          <w:lang w:val="pt_PT" w:bidi="pt_PT"/>
+        </w:rPr>
+        <w:t>A metáfora da "irmã"</w:t>
+      </w:r>
+    </w:p>
+    <w:p>
+      <w:pPr/>
+      <w:r>
+        <w:rPr>
+          <w:lang w:val="pt_PT" w:bidi="pt_PT"/>
+        </w:rPr>
+      </w:r>
+      <w:r>
+        <w:rPr>
+          <w:lang w:val="pt_PT" w:bidi="pt_PT"/>
+        </w:rPr>
+        <w:t xml:space="preserve">A expressão que encontramos no texto original </w:t>
+      </w:r>
+      <w:r>
+        <w:rPr>
+          <w:b/>
+          <w:lang w:val="pt_PT" w:bidi="pt_PT"/>
+        </w:rPr>
+        <w:t>minha irmã</w:t>
+      </w:r>
+      <w:r>
+        <w:rPr>
+          <w:lang w:val="pt_PT" w:bidi="pt_PT"/>
+        </w:rPr>
+        <w:t xml:space="preserve"> é utilizada em 4.9; 4.10, 4.12, 5.1 e 5.2. O homem emprega essa expressão como um termo carinhoso para a mulher que ama. A mulher não é realmente sua irmã. Você deve traduzir essa expressão em 5.1 e 5.2 da mesma forma que a traduziu em 4.9; 4.10 e 4.12, pois o autor a utiliza com o mesmo significado neste capítulo. Veja a nota na primeira ocorrência dessa expressão em 4.9 para mais informações sobre essa expressão.</w:t>
+      </w:r>
+    </w:p>
+    <w:p>
+      <w:pPr>
+        <w:pStyle w:val="Heading4"/>
+      </w:pPr>
+      <w:r>
+        <w:rPr>
+          <w:lang w:val="pt_PT" w:bidi="pt_PT"/>
+        </w:rPr>
+        <w:t xml:space="preserve">Uma tradução alternativa para a palavra que a tradução literal traduz como “torres de” em </w:t>
+      </w:r>
+      <w:hyperlink r:id="rId50">
+        <w:r>
+          <w:rPr>
+            <w:lang w:val="pt_PT" w:bidi="pt_PT"/>
+          </w:rPr>
+          <w:rPr>
+            <w:color w:val="0000EE"/>
+            <w:u w:val="single"/>
+          </w:rPr>
+          <w:t>5.13</w:t>
+        </w:r>
+      </w:hyperlink>
+    </w:p>
+    <w:p>
+      <w:pPr/>
+      <w:r>
+        <w:rPr>
+          <w:lang w:val="pt_PT" w:bidi="pt_PT"/>
+        </w:rPr>
+      </w:r>
+      <w:r>
+        <w:rPr>
+          <w:lang w:val="pt_PT" w:bidi="pt_PT"/>
+        </w:rPr>
+        <w:t>No versículo 13, a tradução literal segue o texto hebraico padrão ao dizer "torres de". No entanto, como uma nota de rodapé a tradução literal indica, muitos estudiosos bíblicos acreditam que a leitura original era mais provavelmente "produzindo". Considere usar essa leitura em sua tradução. Se "produzindo" for usado no lugar de "torres de", então, a primeira parte de 5.13 na tradução literal é "Suas bochechas {são} como um canteiro de especiarias, produzindo ervas aromáticas" (e a tradução literal é "Suas bochechas são como um jardim onde crescem especiarias que produzem perfume doce"). A frase "produzindo ervas aromáticas" estaria então descrevendo ainda mais a frase "um canteiro de especiarias". O ponto da comparação seria que as bochechas do homem cheiram como um canteiro de especiarias que produz ervas aromáticas. Se você optar por usar a palavra "produzindo" em sua tradução, pode explicar a base da comparação para seus leitores em sua tradução, se achar que isso os ajudaria. Tradução alternativa: "Suas bochechas cheiram como um canteiro de especiarias que produz ervas aromáticas" ou "Suas bochechas cheiram como um canteiro de especiarias que produz ervas aromáticas".</w:t>
+      </w:r>
+      <w:r>
+        <w:rPr>
+          <w:lang w:val="pt_PT" w:bidi="pt_PT"/>
+        </w:rPr>
+      </w:r>
+      <w:r>
+        <w:rPr>
+          <w:lang w:val="pt_PT" w:bidi="pt_PT"/>
+        </w:rPr>
+      </w:r>
+    </w:p>
+    <w:p>
+      <w:pPr/>
+      <w:r>
+        <w:rPr>
+          <w:lang w:val="pt_PT" w:bidi="pt_PT"/>
+        </w:rPr>
+      </w:r>
+    </w:p>
+    <w:p>
+      <w:pPr>
+        <w:pStyle w:val="Heading2"/>
+      </w:pPr>
+      <w:r>
+        <w:rPr>
+          <w:lang w:val="pt_PT" w:bidi="pt_PT"/>
+        </w:rPr>
         <w:t>Cântico dos cânticos 5.1 (#1)</w:t>
       </w:r>
       <w:r>
@@ -32003,7 +33234,7 @@
         </w:rPr>
         <w:t xml:space="preserve"> que ele começou em </w:t>
       </w:r>
-      <w:hyperlink r:id="rId34">
+      <w:hyperlink r:id="rId38">
         <w:r>
           <w:rPr>
             <w:lang w:val="pt_PT" w:bidi="pt_PT"/>
@@ -32047,7 +33278,7 @@
         </w:rPr>
         <w:t xml:space="preserve"> são todas metáforas para o homem desfrutando do corpo da mulher. Se você usou símiles para traduzir </w:t>
       </w:r>
-      <w:hyperlink r:id="rId40">
+      <w:hyperlink r:id="rId51">
         <w:r>
           <w:rPr>
             <w:lang w:val="pt_PT" w:bidi="pt_PT"/>
@@ -32493,7 +33724,7 @@
         </w:rPr>
         <w:t xml:space="preserve">em </w:t>
       </w:r>
-      <w:hyperlink r:id="rId33">
+      <w:hyperlink r:id="rId46">
         <w:r>
           <w:rPr>
             <w:lang w:val="pt_PT" w:bidi="pt_PT"/>
@@ -33122,7 +34353,7 @@
         </w:rPr>
         <w:t xml:space="preserve"> em </w:t>
       </w:r>
-      <w:hyperlink r:id="rId19">
+      <w:hyperlink r:id="rId20">
         <w:r>
           <w:rPr>
             <w:lang w:val="pt_PT" w:bidi="pt_PT"/>
@@ -33216,7 +34447,7 @@
         </w:rPr>
         <w:t xml:space="preserve"> em </w:t>
       </w:r>
-      <w:hyperlink r:id="rId33">
+      <w:hyperlink r:id="rId46">
         <w:r>
           <w:rPr>
             <w:lang w:val="pt_PT" w:bidi="pt_PT"/>
@@ -33247,7 +34478,7 @@
         </w:rPr>
         <w:t xml:space="preserve">em </w:t>
       </w:r>
-      <w:hyperlink r:id="rId18">
+      <w:hyperlink r:id="rId19">
         <w:r>
           <w:rPr>
             <w:lang w:val="pt_PT" w:bidi="pt_PT"/>
@@ -33375,7 +34606,7 @@
         </w:rPr>
         <w:t xml:space="preserve"> em </w:t>
       </w:r>
-      <w:hyperlink r:id="rId41">
+      <w:hyperlink r:id="rId21">
         <w:r>
           <w:rPr>
             <w:lang w:val="pt_PT" w:bidi="pt_PT"/>
@@ -33918,7 +35149,7 @@
         </w:rPr>
         <w:t xml:space="preserve"> em </w:t>
       </w:r>
-      <w:hyperlink r:id="rId19">
+      <w:hyperlink r:id="rId20">
         <w:r>
           <w:rPr>
             <w:lang w:val="pt_PT" w:bidi="pt_PT"/>
@@ -34576,7 +35807,7 @@
         </w:rPr>
         <w:t xml:space="preserve"> em </w:t>
       </w:r>
-      <w:hyperlink r:id="rId19">
+      <w:hyperlink r:id="rId20">
         <w:r>
           <w:rPr>
             <w:lang w:val="pt_PT" w:bidi="pt_PT"/>
@@ -35271,7 +36502,7 @@
         </w:rPr>
         <w:t xml:space="preserve"> em </w:t>
       </w:r>
-      <w:hyperlink r:id="rId42">
+      <w:hyperlink r:id="rId52">
         <w:r>
           <w:rPr>
             <w:lang w:val="pt_PT" w:bidi="pt_PT"/>
@@ -35901,7 +37132,7 @@
         </w:rPr>
         <w:t xml:space="preserve"> em </w:t>
       </w:r>
-      <w:hyperlink r:id="rId24">
+      <w:hyperlink r:id="rId26">
         <w:r>
           <w:rPr>
             <w:lang w:val="pt_PT" w:bidi="pt_PT"/>
@@ -36015,7 +37246,7 @@
         </w:rPr>
         <w:t xml:space="preserve"> em </w:t>
       </w:r>
-      <w:hyperlink r:id="rId43">
+      <w:hyperlink r:id="rId53">
         <w:r>
           <w:rPr>
             <w:lang w:val="pt_PT" w:bidi="pt_PT"/>
@@ -36504,7 +37735,7 @@
         </w:rPr>
         <w:t xml:space="preserve"> em </w:t>
       </w:r>
-      <w:hyperlink r:id="rId44">
+      <w:hyperlink r:id="rId54">
         <w:r>
           <w:rPr>
             <w:lang w:val="pt_PT" w:bidi="pt_PT"/>
@@ -37371,7 +38602,7 @@
         </w:rPr>
         <w:t xml:space="preserve">No texto original, em </w:t>
       </w:r>
-      <w:hyperlink r:id="rId23">
+      <w:hyperlink r:id="rId25">
         <w:r>
           <w:rPr>
             <w:lang w:val="pt_PT" w:bidi="pt_PT"/>
@@ -38357,7 +39588,7 @@
         </w:rPr>
         <w:t xml:space="preserve"> em </w:t>
       </w:r>
-      <w:hyperlink r:id="rId45">
+      <w:hyperlink r:id="rId55">
         <w:r>
           <w:rPr>
             <w:lang w:val="pt_PT" w:bidi="pt_PT"/>
@@ -38471,7 +39702,7 @@
         </w:rPr>
         <w:t xml:space="preserve">em </w:t>
       </w:r>
-      <w:hyperlink r:id="rId46">
+      <w:hyperlink r:id="rId56">
         <w:r>
           <w:rPr>
             <w:lang w:val="pt_PT" w:bidi="pt_PT"/>
@@ -40193,7 +41424,7 @@
         </w:rPr>
         <w:t xml:space="preserve"> em </w:t>
       </w:r>
-      <w:hyperlink r:id="rId17">
+      <w:hyperlink r:id="rId18">
         <w:r>
           <w:rPr>
             <w:lang w:val="pt_PT" w:bidi="pt_PT"/>
@@ -40258,6 +41489,174 @@
         <w:rPr>
           <w:lang w:val="pt_PT" w:bidi="pt_PT"/>
         </w:rPr>
+        <w:t>Cântico dos cânticos - Capítulo 6 Introdução</w:t>
+      </w:r>
+      <w:r>
+        <w:rPr>
+          <w:lang w:val="pt_PT" w:bidi="pt_PT"/>
+        </w:rPr>
+      </w:r>
+    </w:p>
+    <w:p>
+      <w:pPr>
+        <w:pStyle w:val="Heading3"/>
+      </w:pPr>
+      <w:r>
+        <w:rPr>
+          <w:lang w:val="pt_PT" w:bidi="pt_PT"/>
+        </w:rPr>
+        <w:t>Conceitos especiais neste capítulo</w:t>
+      </w:r>
+    </w:p>
+    <w:p>
+      <w:pPr>
+        <w:pStyle w:val="Heading4"/>
+      </w:pPr>
+      <w:r>
+        <w:rPr>
+          <w:lang w:val="pt_PT" w:bidi="pt_PT"/>
+        </w:rPr>
+        <w:t>Beleza</w:t>
+      </w:r>
+    </w:p>
+    <w:p>
+      <w:pPr/>
+      <w:r>
+        <w:rPr>
+          <w:lang w:val="pt_PT" w:bidi="pt_PT"/>
+        </w:rPr>
+      </w:r>
+      <w:r>
+        <w:rPr>
+          <w:lang w:val="pt_PT" w:bidi="pt_PT"/>
+        </w:rPr>
+        <w:t>Em 6.4–10, o homem descreve a mulher que ama como o epítome da beleza e atratividade feminina, usando várias comparações.</w:t>
+      </w:r>
+    </w:p>
+    <w:p>
+      <w:pPr>
+        <w:pStyle w:val="Heading3"/>
+      </w:pPr>
+      <w:r>
+        <w:rPr>
+          <w:lang w:val="pt_PT" w:bidi="pt_PT"/>
+        </w:rPr>
+        <w:t>Outras possíveis dificuldades de tradução neste capítulo</w:t>
+      </w:r>
+    </w:p>
+    <w:p>
+      <w:pPr>
+        <w:pStyle w:val="Heading4"/>
+      </w:pPr>
+      <w:r>
+        <w:rPr>
+          <w:lang w:val="pt_PT" w:bidi="pt_PT"/>
+        </w:rPr>
+        <w:t>Metáforas</w:t>
+      </w:r>
+    </w:p>
+    <w:p>
+      <w:pPr/>
+      <w:r>
+        <w:rPr>
+          <w:lang w:val="pt_PT" w:bidi="pt_PT"/>
+        </w:rPr>
+      </w:r>
+      <w:r>
+        <w:rPr>
+          <w:lang w:val="pt_PT" w:bidi="pt_PT"/>
+        </w:rPr>
+        <w:t xml:space="preserve">No antigo Oriente Próximo, era aceitável descrever uma mulher usando comparações com animais. Em muitas culturas atuais, isso pode ser considerado ofensivo. Diferentes comparações de beleza são usadas em diferentes culturas. (Veja: </w:t>
+      </w:r>
+      <w:r>
+        <w:rPr>
+          <w:lang w:val="pt_PT" w:bidi="pt_PT"/>
+        </w:rPr>
+        <w:t>Símile</w:t>
+      </w:r>
+      <w:r>
+        <w:rPr>
+          <w:lang w:val="pt_PT" w:bidi="pt_PT"/>
+        </w:rPr>
+        <w:t>).</w:t>
+      </w:r>
+    </w:p>
+    <w:p>
+      <w:pPr>
+        <w:pStyle w:val="Heading4"/>
+      </w:pPr>
+      <w:r>
+        <w:rPr>
+          <w:lang w:val="pt_PT" w:bidi="pt_PT"/>
+        </w:rPr>
+        <w:t>O significado de 6.12</w:t>
+      </w:r>
+    </w:p>
+    <w:p>
+      <w:pPr/>
+      <w:r>
+        <w:rPr>
+          <w:lang w:val="pt_PT" w:bidi="pt_PT"/>
+        </w:rPr>
+      </w:r>
+      <w:r>
+        <w:rPr>
+          <w:lang w:val="pt_PT" w:bidi="pt_PT"/>
+        </w:rPr>
+        <w:t>6.12 é muito difícil de entender e seu significado é incerto. Os estudiosos da Bíblia têm opiniões variadas sobre o significado exato deste versículo, pois é muito difícil de interpretar. Assim, há diferentes opiniões sobre como as palavras e frases se relacionam e qual é o significado exato de algumas palavras no contexto. As versões publicadas da Bíblia diferem significativamente em sua interpretação deste versículo. A NTLH busca oferecer uma tradução razoável. No entanto, se uma tradução da Bíblia existir em sua região, você pode achar que ela difere da NTLH na forma como traduz este versículo. Se houver uma tradução da Bíblia em sua região, você pode preferir usar a leitura que ela utiliza. Caso contrário, você pode optar por seguir a leitura da NTLH.</w:t>
+      </w:r>
+    </w:p>
+    <w:p>
+      <w:pPr>
+        <w:pStyle w:val="Heading4"/>
+      </w:pPr>
+      <w:r>
+        <w:rPr>
+          <w:lang w:val="pt_PT" w:bidi="pt_PT"/>
+        </w:rPr>
+        <w:t>O significado da frase “como a dança de dois exércitos” em 6.13</w:t>
+      </w:r>
+    </w:p>
+    <w:p>
+      <w:pPr/>
+      <w:r>
+        <w:rPr>
+          <w:lang w:val="pt_PT" w:bidi="pt_PT"/>
+        </w:rPr>
+      </w:r>
+      <w:r>
+        <w:rPr>
+          <w:lang w:val="pt_PT" w:bidi="pt_PT"/>
+        </w:rPr>
+        <w:t>O significado da frase “como a dança de dois exércitos” é incerto, e estudiosos da Bíblia têm opiniões diferentes sobre o significado exato deste versículo. A NTLH oferece uma possível tradução deste versículo. No entanto, se existir uma tradução da Bíblia em sua região, você pode notar que ela difere da NTLH na forma como traduz este versículo. Se houver uma tradução da Bíblia em sua região, você pode optar por usar a leitura que ela utiliza. Caso contrário, você pode escolher seguir a leitura da NTLH.</w:t>
+      </w:r>
+      <w:r>
+        <w:rPr>
+          <w:lang w:val="pt_PT" w:bidi="pt_PT"/>
+        </w:rPr>
+      </w:r>
+      <w:r>
+        <w:rPr>
+          <w:lang w:val="pt_PT" w:bidi="pt_PT"/>
+        </w:rPr>
+      </w:r>
+    </w:p>
+    <w:p>
+      <w:pPr/>
+      <w:r>
+        <w:rPr>
+          <w:lang w:val="pt_PT" w:bidi="pt_PT"/>
+        </w:rPr>
+      </w:r>
+    </w:p>
+    <w:p>
+      <w:pPr>
+        <w:pStyle w:val="Heading2"/>
+      </w:pPr>
+      <w:r>
+        <w:rPr>
+          <w:lang w:val="pt_PT" w:bidi="pt_PT"/>
+        </w:rPr>
         <w:t>Cântico dos cânticos 6.1 (#1)</w:t>
       </w:r>
       <w:r>
@@ -40507,7 +41906,7 @@
         </w:rPr>
         <w:t xml:space="preserve"> em </w:t>
       </w:r>
-      <w:hyperlink r:id="rId44">
+      <w:hyperlink r:id="rId54">
         <w:r>
           <w:rPr>
             <w:lang w:val="pt_PT" w:bidi="pt_PT"/>
@@ -40802,7 +42201,7 @@
         </w:rPr>
         <w:t xml:space="preserve">referem-se ao corpo da mulher. A mulher retoma a metáfora do “jardim” usada em </w:t>
       </w:r>
-      <w:hyperlink r:id="rId47">
+      <w:hyperlink r:id="rId39">
         <w:r>
           <w:rPr>
             <w:lang w:val="pt_PT" w:bidi="pt_PT"/>
@@ -40859,7 +42258,7 @@
         </w:rPr>
         <w:t xml:space="preserve"> são metáforas para o homem desfrutando do corpo da mulher. Se você usou símiles para traduzir </w:t>
       </w:r>
-      <w:hyperlink r:id="rId47">
+      <w:hyperlink r:id="rId39">
         <w:r>
           <w:rPr>
             <w:lang w:val="pt_PT" w:bidi="pt_PT"/>
@@ -41232,7 +42631,7 @@
         </w:rPr>
         <w:t xml:space="preserve"> em </w:t>
       </w:r>
-      <w:hyperlink r:id="rId48">
+      <w:hyperlink r:id="rId50">
         <w:r>
           <w:rPr>
             <w:lang w:val="pt_PT" w:bidi="pt_PT"/>
@@ -41449,7 +42848,7 @@
         </w:rPr>
         <w:t xml:space="preserve">Veja como você traduziu a frase semelhante “Eu sou do meu amado, e o meu amado é meu” em </w:t>
       </w:r>
-      <w:hyperlink r:id="rId45">
+      <w:hyperlink r:id="rId55">
         <w:r>
           <w:rPr>
             <w:lang w:val="pt_PT" w:bidi="pt_PT"/>
@@ -41544,7 +42943,7 @@
         </w:rPr>
         <w:t xml:space="preserve">Veja como você traduziu a frase semelhante “para pastarem entre os lírios” em </w:t>
       </w:r>
-      <w:hyperlink r:id="rId45">
+      <w:hyperlink r:id="rId55">
         <w:r>
           <w:rPr>
             <w:lang w:val="pt_PT" w:bidi="pt_PT"/>
@@ -41794,7 +43193,7 @@
         </w:rPr>
         <w:t xml:space="preserve">Veja como você traduziu a frase “Minha querida, você é bonita” em </w:t>
       </w:r>
-      <w:hyperlink r:id="rId23">
+      <w:hyperlink r:id="rId25">
         <w:r>
           <w:rPr>
             <w:lang w:val="pt_PT" w:bidi="pt_PT"/>
@@ -42179,7 +43578,7 @@
         </w:rPr>
         <w:t xml:space="preserve">Literalmente o texto diz "como exército com estandartes", várias traduções em português traduzem "como exército com bandeiras". O termo "estandarte" também foi usado em </w:t>
       </w:r>
-      <w:hyperlink r:id="rId49">
+      <w:hyperlink r:id="rId57">
         <w:r>
           <w:rPr>
             <w:lang w:val="pt_PT" w:bidi="pt_PT"/>
@@ -42294,7 +43693,7 @@
         </w:rPr>
         <w:t xml:space="preserve">Veja como você traduziu a frase semelhante “seus cabelos ondulados são como um rebanho de cabras” em </w:t>
       </w:r>
-      <w:hyperlink r:id="rId31">
+      <w:hyperlink r:id="rId44">
         <w:r>
           <w:rPr>
             <w:lang w:val="pt_PT" w:bidi="pt_PT"/>
@@ -42395,7 +43794,7 @@
         </w:rPr>
         <w:t xml:space="preserve">No texto original, veja como você traduziu o versículo idêntico em </w:t>
       </w:r>
-      <w:hyperlink r:id="rId50">
+      <w:hyperlink r:id="rId58">
         <w:r>
           <w:rPr>
             <w:lang w:val="pt_PT" w:bidi="pt_PT"/>
@@ -42632,7 +44031,7 @@
         </w:rPr>
         <w:t xml:space="preserve">Conforme texto original, veja como você traduziu </w:t>
       </w:r>
-      <w:hyperlink r:id="rId51">
+      <w:hyperlink r:id="rId59">
         <w:r>
           <w:rPr>
             <w:lang w:val="pt_PT" w:bidi="pt_PT"/>
@@ -42991,7 +44390,7 @@
         </w:rPr>
         <w:t xml:space="preserve"> em </w:t>
       </w:r>
-      <w:hyperlink r:id="rId15">
+      <w:hyperlink r:id="rId16">
         <w:r>
           <w:rPr>
             <w:lang w:val="pt_PT" w:bidi="pt_PT"/>
@@ -43448,7 +44847,7 @@
         </w:rPr>
         <w:t xml:space="preserve"> em </w:t>
       </w:r>
-      <w:hyperlink r:id="rId52">
+      <w:hyperlink r:id="rId60">
         <w:r>
           <w:rPr>
             <w:lang w:val="pt_PT" w:bidi="pt_PT"/>
@@ -44481,7 +45880,7 @@
         </w:rPr>
         <w:t xml:space="preserve">Conforme o texto original, veja como você traduziu a frase quase idêntica “impressionante como esses dois astros” em </w:t>
       </w:r>
-      <w:hyperlink r:id="rId53">
+      <w:hyperlink r:id="rId61">
         <w:r>
           <w:rPr>
             <w:lang w:val="pt_PT" w:bidi="pt_PT"/>
@@ -45829,6 +47228,221 @@
         <w:rPr>
           <w:lang w:val="pt_PT" w:bidi="pt_PT"/>
         </w:rPr>
+        <w:t>Cântico dos cânticos - Capítulo 7 Introdução</w:t>
+      </w:r>
+      <w:r>
+        <w:rPr>
+          <w:lang w:val="pt_PT" w:bidi="pt_PT"/>
+        </w:rPr>
+      </w:r>
+    </w:p>
+    <w:p>
+      <w:pPr>
+        <w:pStyle w:val="Heading3"/>
+      </w:pPr>
+      <w:r>
+        <w:rPr>
+          <w:lang w:val="pt_PT" w:bidi="pt_PT"/>
+        </w:rPr>
+        <w:t>Conceitos especiais neste capítulo</w:t>
+      </w:r>
+    </w:p>
+    <w:p>
+      <w:pPr>
+        <w:pStyle w:val="Heading4"/>
+      </w:pPr>
+      <w:r>
+        <w:rPr>
+          <w:lang w:val="pt_PT" w:bidi="pt_PT"/>
+        </w:rPr>
+        <w:t>Beleza</w:t>
+      </w:r>
+    </w:p>
+    <w:p>
+      <w:pPr/>
+      <w:r>
+        <w:rPr>
+          <w:lang w:val="pt_PT" w:bidi="pt_PT"/>
+        </w:rPr>
+      </w:r>
+      <w:r>
+        <w:rPr>
+          <w:lang w:val="pt_PT" w:bidi="pt_PT"/>
+        </w:rPr>
+        <w:t>Em 7.1–7, o homem descreve a mulher como o epítome da beleza e atratividade feminina, usando várias símiles e metáforas.</w:t>
+      </w:r>
+    </w:p>
+    <w:p>
+      <w:pPr>
+        <w:pStyle w:val="Heading3"/>
+      </w:pPr>
+      <w:r>
+        <w:rPr>
+          <w:lang w:val="pt_PT" w:bidi="pt_PT"/>
+        </w:rPr>
+        <w:t>Figuras de linguagem importantes neste capítulo</w:t>
+      </w:r>
+    </w:p>
+    <w:p>
+      <w:pPr>
+        <w:pStyle w:val="Heading4"/>
+      </w:pPr>
+      <w:r>
+        <w:rPr>
+          <w:lang w:val="pt_PT" w:bidi="pt_PT"/>
+        </w:rPr>
+        <w:t>Símiles e metáforas</w:t>
+      </w:r>
+    </w:p>
+    <w:p>
+      <w:pPr/>
+      <w:r>
+        <w:rPr>
+          <w:lang w:val="pt_PT" w:bidi="pt_PT"/>
+        </w:rPr>
+      </w:r>
+      <w:r>
+        <w:rPr>
+          <w:lang w:val="pt_PT" w:bidi="pt_PT"/>
+        </w:rPr>
+        <w:t xml:space="preserve">No texto original, há muitas símiles e metáforas neste capítulo. O objetivo delas é descrever a beleza da mulher e o amor romântico entre um homem e uma mulher. (Veja: </w:t>
+      </w:r>
+      <w:r>
+        <w:rPr>
+          <w:lang w:val="pt_PT" w:bidi="pt_PT"/>
+        </w:rPr>
+        <w:t>Símile</w:t>
+      </w:r>
+      <w:r>
+        <w:rPr>
+          <w:lang w:val="pt_PT" w:bidi="pt_PT"/>
+        </w:rPr>
+        <w:t xml:space="preserve">) e (Veja: </w:t>
+      </w:r>
+      <w:r>
+        <w:rPr>
+          <w:lang w:val="pt_PT" w:bidi="pt_PT"/>
+        </w:rPr>
+        <w:t>Metáfora</w:t>
+      </w:r>
+      <w:r>
+        <w:rPr>
+          <w:lang w:val="pt_PT" w:bidi="pt_PT"/>
+        </w:rPr>
+        <w:t>).</w:t>
+      </w:r>
+    </w:p>
+    <w:p>
+      <w:pPr>
+        <w:pStyle w:val="Heading3"/>
+      </w:pPr>
+      <w:r>
+        <w:rPr>
+          <w:lang w:val="pt_PT" w:bidi="pt_PT"/>
+        </w:rPr>
+        <w:t>Outras possíveis dificuldades de tradução neste capítulo</w:t>
+      </w:r>
+    </w:p>
+    <w:p>
+      <w:pPr>
+        <w:pStyle w:val="Heading4"/>
+      </w:pPr>
+      <w:r>
+        <w:rPr>
+          <w:lang w:val="pt_PT" w:bidi="pt_PT"/>
+        </w:rPr>
+        <w:t xml:space="preserve">Uma tradução alternativa possível para a palavra que a NTLH traduz como “prazer” em </w:t>
+      </w:r>
+      <w:hyperlink r:id="rId62">
+        <w:r>
+          <w:rPr>
+            <w:lang w:val="pt_PT" w:bidi="pt_PT"/>
+          </w:rPr>
+          <w:rPr>
+            <w:color w:val="0000EE"/>
+            <w:u w:val="single"/>
+          </w:rPr>
+          <w:t>7.6.</w:t>
+        </w:r>
+      </w:hyperlink>
+    </w:p>
+    <w:p>
+      <w:pPr/>
+      <w:r>
+        <w:rPr>
+          <w:lang w:val="pt_PT" w:bidi="pt_PT"/>
+        </w:rPr>
+      </w:r>
+      <w:r>
+        <w:rPr>
+          <w:lang w:val="pt_PT" w:bidi="pt_PT"/>
+        </w:rPr>
+        <w:t>No versículo 6, a NTLH segue o texto hebraico padrão ao dizer "prazer". No entanto, muitos estudiosos bíblicos acreditam que a leitura original era mais provavelmente "aquele que recebe amor". Considere usar essa leitura em sua tradução. Se "aquele que recebe amor" for usado em vez de "prazer", então, a parte de 7.6 que a NTLH traduz como "Como você me dá prazer!" seria traduzida como "você é aquele que recebe amor e todo seu prazer".</w:t>
+      </w:r>
+    </w:p>
+    <w:p>
+      <w:pPr>
+        <w:pStyle w:val="Heading4"/>
+      </w:pPr>
+      <w:r>
+        <w:rPr>
+          <w:lang w:val="pt_PT" w:bidi="pt_PT"/>
+        </w:rPr>
+        <w:t xml:space="preserve">Uma tradução alternativa possível para as palavras que a NTLH traduz como “lábios e dentes” em </w:t>
+      </w:r>
+      <w:hyperlink r:id="rId63">
+        <w:r>
+          <w:rPr>
+            <w:lang w:val="pt_PT" w:bidi="pt_PT"/>
+          </w:rPr>
+          <w:rPr>
+            <w:color w:val="0000EE"/>
+            <w:u w:val="single"/>
+          </w:rPr>
+          <w:t>7.9.</w:t>
+        </w:r>
+      </w:hyperlink>
+    </w:p>
+    <w:p>
+      <w:pPr/>
+      <w:r>
+        <w:rPr>
+          <w:lang w:val="pt_PT" w:bidi="pt_PT"/>
+        </w:rPr>
+      </w:r>
+      <w:r>
+        <w:rPr>
+          <w:lang w:val="pt_PT" w:bidi="pt_PT"/>
+        </w:rPr>
+        <w:t>No versículo 9, a NTLH segue o texto hebraico padrão ao dizer “lábios e dentes”. Isso acompanha o que muitos estudiosos bíblicos acreditam da leitura original. Os tradutores da Septuaginta (a antiga tradução grega do Antigo Testamento) pensaram assim e traduziram essa frase como “meus lábios e meus dentes”. Se houver uma tradução da Bíblia em sua região que traduza essa frase com a palavra “dentes” considere usar “lábios e dentes” em sua tradução.</w:t>
+      </w:r>
+      <w:r>
+        <w:rPr>
+          <w:lang w:val="pt_PT" w:bidi="pt_PT"/>
+        </w:rPr>
+      </w:r>
+      <w:r>
+        <w:rPr>
+          <w:lang w:val="pt_PT" w:bidi="pt_PT"/>
+        </w:rPr>
+      </w:r>
+    </w:p>
+    <w:p>
+      <w:pPr/>
+      <w:r>
+        <w:rPr>
+          <w:lang w:val="pt_PT" w:bidi="pt_PT"/>
+        </w:rPr>
+      </w:r>
+    </w:p>
+    <w:p>
+      <w:pPr>
+        <w:pStyle w:val="Heading2"/>
+      </w:pPr>
+      <w:r>
+        <w:rPr>
+          <w:lang w:val="pt_PT" w:bidi="pt_PT"/>
+        </w:rPr>
         <w:t>Cântico dos cânticos 7.1 (#1)</w:t>
       </w:r>
       <w:r>
@@ -45879,7 +47493,7 @@
         </w:rPr>
         <w:t xml:space="preserve">Se você estiver usando cabeçalhos de seção para indicar quem está falando e decidiu no versículo anterior que a mulher disse as palavras “Por que vocês querem me ver dançando a dança da noiva?”, será necessário colocar um cabeçalho de seção acima deste versículo indicando que o homem está agora falando. O homem começa a falar diretamente com a mulher neste versículo e continua falando com ela até parte do caminho através de </w:t>
       </w:r>
-      <w:hyperlink r:id="rId54">
+      <w:hyperlink r:id="rId63">
         <w:r>
           <w:rPr>
             <w:lang w:val="pt_PT" w:bidi="pt_PT"/>
@@ -47413,7 +49027,7 @@
         </w:rPr>
         <w:t xml:space="preserve">Diante do texto original, veja como você traduziu a declaração quase idêntica em </w:t>
       </w:r>
-      <w:hyperlink r:id="rId55">
+      <w:hyperlink r:id="rId64">
         <w:r>
           <w:rPr>
             <w:lang w:val="pt_PT" w:bidi="pt_PT"/>
@@ -47714,7 +49328,7 @@
         </w:rPr>
         <w:t xml:space="preserve"> em </w:t>
       </w:r>
-      <w:hyperlink r:id="rId56">
+      <w:hyperlink r:id="rId65">
         <w:r>
           <w:rPr>
             <w:lang w:val="pt_PT" w:bidi="pt_PT"/>
@@ -49074,7 +50688,7 @@
         </w:rPr>
         <w:t xml:space="preserve">Veja como você traduziu a frase semelhante "você é linda" em </w:t>
       </w:r>
-      <w:hyperlink r:id="rId53">
+      <w:hyperlink r:id="rId61">
         <w:r>
           <w:rPr>
             <w:lang w:val="pt_PT" w:bidi="pt_PT"/>
@@ -51942,7 +53556,7 @@
         </w:rPr>
         <w:t xml:space="preserve">Veja como você traduziu a frase idêntica em </w:t>
       </w:r>
-      <w:hyperlink r:id="rId57">
+      <w:hyperlink r:id="rId66">
         <w:r>
           <w:rPr>
             <w:lang w:val="pt_PT" w:bidi="pt_PT"/>
@@ -52333,7 +53947,7 @@
         </w:rPr>
         <w:t xml:space="preserve"> conforme modelado pela tradução da NTLH; (2) “entre os arbustos de hena” (arbustos de henna produzem flores). Se você escolher esta opção, veja como traduziu a frase “flores de campo” em </w:t>
       </w:r>
-      <w:hyperlink r:id="rId36">
+      <w:hyperlink r:id="rId48">
         <w:r>
           <w:rPr>
             <w:lang w:val="pt_PT" w:bidi="pt_PT"/>
@@ -52607,7 +54221,7 @@
         </w:rPr>
         <w:t xml:space="preserve">Veja como você traduziu a frase semelhante "as parreiras estavam brotando" em </w:t>
       </w:r>
-      <w:hyperlink r:id="rId58">
+      <w:hyperlink r:id="rId67">
         <w:r>
           <w:rPr>
             <w:lang w:val="pt_PT" w:bidi="pt_PT"/>
@@ -52702,7 +54316,7 @@
         </w:rPr>
         <w:t xml:space="preserve">Veja como você traduziu a frase semelhante “se as romãzeiras estavam em flor” em </w:t>
       </w:r>
-      <w:hyperlink r:id="rId58">
+      <w:hyperlink r:id="rId67">
         <w:r>
           <w:rPr>
             <w:lang w:val="pt_PT" w:bidi="pt_PT"/>
@@ -53311,6 +54925,178 @@
         <w:rPr>
           <w:lang w:val="pt_PT" w:bidi="pt_PT"/>
         </w:rPr>
+        <w:t>Cântico dos cânticos - Capítulo 8 Introdução</w:t>
+      </w:r>
+      <w:r>
+        <w:rPr>
+          <w:lang w:val="pt_PT" w:bidi="pt_PT"/>
+        </w:rPr>
+      </w:r>
+    </w:p>
+    <w:p>
+      <w:pPr>
+        <w:pStyle w:val="Heading3"/>
+      </w:pPr>
+      <w:r>
+        <w:rPr>
+          <w:lang w:val="pt_PT" w:bidi="pt_PT"/>
+        </w:rPr>
+        <w:t>Conceitos especiais neste capítulo</w:t>
+      </w:r>
+    </w:p>
+    <w:p>
+      <w:pPr>
+        <w:pStyle w:val="Heading4"/>
+      </w:pPr>
+      <w:r>
+        <w:rPr>
+          <w:lang w:val="pt_PT" w:bidi="pt_PT"/>
+        </w:rPr>
+        <w:t>Intensos sentimentos de amor e compromisso entre um homem e uma mulher que se amam romanticamente</w:t>
+      </w:r>
+    </w:p>
+    <w:p>
+      <w:pPr/>
+      <w:r>
+        <w:rPr>
+          <w:lang w:val="pt_PT" w:bidi="pt_PT"/>
+        </w:rPr>
+      </w:r>
+      <w:r>
+        <w:rPr>
+          <w:lang w:val="pt_PT" w:bidi="pt_PT"/>
+        </w:rPr>
+        <w:t>8.6,7 descrevem os intensos sentimentos de amor, compromisso e apego emocional que podem existir entre um homem e uma mulher que se amam romanticamente.</w:t>
+      </w:r>
+    </w:p>
+    <w:p>
+      <w:pPr>
+        <w:pStyle w:val="Heading3"/>
+      </w:pPr>
+      <w:r>
+        <w:rPr>
+          <w:lang w:val="pt_PT" w:bidi="pt_PT"/>
+        </w:rPr>
+        <w:t>Outras possíveis dificuldades de tradução neste capítulo</w:t>
+      </w:r>
+    </w:p>
+    <w:p>
+      <w:pPr>
+        <w:pStyle w:val="Heading4"/>
+      </w:pPr>
+      <w:r>
+        <w:rPr>
+          <w:lang w:val="pt_PT" w:bidi="pt_PT"/>
+        </w:rPr>
+        <w:t xml:space="preserve">O significado de </w:t>
+      </w:r>
+      <w:hyperlink r:id="rId68">
+        <w:r>
+          <w:rPr>
+            <w:lang w:val="pt_PT" w:bidi="pt_PT"/>
+          </w:rPr>
+          <w:rPr>
+            <w:color w:val="0000EE"/>
+            <w:u w:val="single"/>
+          </w:rPr>
+          <w:t>8.12</w:t>
+        </w:r>
+      </w:hyperlink>
+    </w:p>
+    <w:p>
+      <w:pPr/>
+      <w:r>
+        <w:rPr>
+          <w:lang w:val="pt_PT" w:bidi="pt_PT"/>
+        </w:rPr>
+      </w:r>
+      <w:r>
+        <w:rPr>
+          <w:lang w:val="pt_PT" w:bidi="pt_PT"/>
+        </w:rPr>
+        <w:t xml:space="preserve">Os três possíveis significados de </w:t>
+      </w:r>
+      <w:hyperlink r:id="rId68">
+        <w:r>
+          <w:rPr>
+            <w:lang w:val="pt_PT" w:bidi="pt_PT"/>
+          </w:rPr>
+          <w:rPr>
+            <w:color w:val="0000EE"/>
+            <w:u w:val="single"/>
+          </w:rPr>
+          <w:t>8.12</w:t>
+        </w:r>
+      </w:hyperlink>
+      <w:r>
+        <w:rPr>
+          <w:lang w:val="pt_PT" w:bidi="pt_PT"/>
+        </w:rPr>
+        <w:t xml:space="preserve"> são: (1) que a mulher está falando de si mesma como um vinhedo, dizendo que seu vinhedo é só dela, e se comparando ao vinhedo de Salomão (discutido em </w:t>
+      </w:r>
+      <w:hyperlink r:id="rId69">
+        <w:r>
+          <w:rPr>
+            <w:lang w:val="pt_PT" w:bidi="pt_PT"/>
+          </w:rPr>
+          <w:rPr>
+            <w:color w:val="0000EE"/>
+            <w:u w:val="single"/>
+          </w:rPr>
+          <w:t>8.11</w:t>
+        </w:r>
+      </w:hyperlink>
+      <w:r>
+        <w:rPr>
+          <w:lang w:val="pt_PT" w:bidi="pt_PT"/>
+        </w:rPr>
+        <w:t xml:space="preserve">), afirmando que Salomão pode ficar com os lucros de seu vinhedo e seus guardiões podem ficar com sua parte dos lucros daquele vinhedo. Esta é a interpretação da tradução literal; (2) que a mulher está falando de si mesma como um vinhedo, dizendo que seu vinhedo é só dela, mas que o homem que ela ama e chama de Salomão pode ter livremente o vinhedo (ela) porque ela escolhe se entregar livremente a ele; (3) que o homem está falando da mulher que ama como um vinhedo, dizendo que seu vinhedo (a mulher que ama) é só dele, e se comparando ao vinhedo de Salomão (discutido em </w:t>
+      </w:r>
+      <w:hyperlink r:id="rId69">
+        <w:r>
+          <w:rPr>
+            <w:lang w:val="pt_PT" w:bidi="pt_PT"/>
+          </w:rPr>
+          <w:rPr>
+            <w:color w:val="0000EE"/>
+            <w:u w:val="single"/>
+          </w:rPr>
+          <w:t>8.11</w:t>
+        </w:r>
+      </w:hyperlink>
+      <w:r>
+        <w:rPr>
+          <w:lang w:val="pt_PT" w:bidi="pt_PT"/>
+        </w:rPr>
+        <w:t>), afirmando que se sente mais rico que Salomão porque tem a mulher que ama como seu vinhedo, e assim, Salomão pode ficar com os lucros de seu vinhedo e seus guardiões podem ficar com sua parte dos lucros daquele vinhedo.</w:t>
+      </w:r>
+      <w:r>
+        <w:rPr>
+          <w:lang w:val="pt_PT" w:bidi="pt_PT"/>
+        </w:rPr>
+      </w:r>
+      <w:r>
+        <w:rPr>
+          <w:lang w:val="pt_PT" w:bidi="pt_PT"/>
+        </w:rPr>
+      </w:r>
+    </w:p>
+    <w:p>
+      <w:pPr/>
+      <w:r>
+        <w:rPr>
+          <w:lang w:val="pt_PT" w:bidi="pt_PT"/>
+        </w:rPr>
+      </w:r>
+    </w:p>
+    <w:p>
+      <w:pPr>
+        <w:pStyle w:val="Heading2"/>
+      </w:pPr>
+      <w:r>
+        <w:rPr>
+          <w:lang w:val="pt_PT" w:bidi="pt_PT"/>
+        </w:rPr>
         <w:t>Cântico dos cânticos 8.1 (#1)</w:t>
       </w:r>
       <w:r>
@@ -54181,7 +55967,7 @@
         </w:rPr>
         <w:t xml:space="preserve">em </w:t>
       </w:r>
-      <w:hyperlink r:id="rId59">
+      <w:hyperlink r:id="rId30">
         <w:r>
           <w:rPr>
             <w:lang w:val="pt_PT" w:bidi="pt_PT"/>
@@ -54524,7 +56310,7 @@
         </w:rPr>
         <w:t xml:space="preserve">em </w:t>
       </w:r>
-      <w:hyperlink r:id="rId60">
+      <w:hyperlink r:id="rId70">
         <w:r>
           <w:rPr>
             <w:lang w:val="pt_PT" w:bidi="pt_PT"/>
@@ -54886,7 +56672,7 @@
         </w:rPr>
         <w:t xml:space="preserve">Este versículo é idêntico a </w:t>
       </w:r>
-      <w:hyperlink r:id="rId61">
+      <w:hyperlink r:id="rId71">
         <w:r>
           <w:rPr>
             <w:lang w:val="pt_PT" w:bidi="pt_PT"/>
@@ -54904,7 +56690,7 @@
         </w:rPr>
         <w:t xml:space="preserve">. Traduza este versículo exatamente como você traduziu </w:t>
       </w:r>
-      <w:hyperlink r:id="rId61">
+      <w:hyperlink r:id="rId71">
         <w:r>
           <w:rPr>
             <w:lang w:val="pt_PT" w:bidi="pt_PT"/>
@@ -55019,7 +56805,7 @@
         </w:rPr>
         <w:t xml:space="preserve">Além de excluir a frase “pelas gazelas ou pelas corças selvagens”, este versículo é quase idêntico a </w:t>
       </w:r>
-      <w:hyperlink r:id="rId24">
+      <w:hyperlink r:id="rId26">
         <w:r>
           <w:rPr>
             <w:lang w:val="pt_PT" w:bidi="pt_PT"/>
@@ -55037,7 +56823,7 @@
         </w:rPr>
         <w:t xml:space="preserve">. Você deve traduzir este versículo de maneira semelhante à tradução de </w:t>
       </w:r>
-      <w:hyperlink r:id="rId24">
+      <w:hyperlink r:id="rId26">
         <w:r>
           <w:rPr>
             <w:lang w:val="pt_PT" w:bidi="pt_PT"/>
@@ -55604,7 +57390,7 @@
         </w:rPr>
         <w:t xml:space="preserve"> em </w:t>
       </w:r>
-      <w:hyperlink r:id="rId22">
+      <w:hyperlink r:id="rId24">
         <w:r>
           <w:rPr>
             <w:lang w:val="pt_PT" w:bidi="pt_PT"/>
@@ -60521,7 +62307,7 @@
         </w:rPr>
         <w:t xml:space="preserve"> é uma metáfora (veja a seção em </w:t>
       </w:r>
-      <w:hyperlink r:id="rId62">
+      <w:hyperlink r:id="rId68">
         <w:r>
           <w:rPr>
             <w:lang w:val="pt_PT" w:bidi="pt_PT"/>
@@ -60565,7 +62351,7 @@
         </w:rPr>
         <w:t xml:space="preserve">, como fez em </w:t>
       </w:r>
-      <w:hyperlink r:id="rId63">
+      <w:hyperlink r:id="rId72">
         <w:r>
           <w:rPr>
             <w:lang w:val="pt_PT" w:bidi="pt_PT"/>
@@ -61032,7 +62818,7 @@
         </w:rPr>
         <w:t xml:space="preserve"> (mesmo que ele não fosse Salomão) como um termo carinhoso, semelhante a como ela chamou o homem que amava de “O rei” em </w:t>
       </w:r>
-      <w:hyperlink r:id="rId16">
+      <w:hyperlink r:id="rId17">
         <w:r>
           <w:rPr>
             <w:lang w:val="pt_PT" w:bidi="pt_PT"/>
@@ -61257,7 +63043,7 @@
         </w:rPr>
         <w:t xml:space="preserve"> é masculino na forma no idioma original e muito provavelmente se refere aos amigos do homem que eram pastores e foram mencionados em </w:t>
       </w:r>
-      <w:hyperlink r:id="rId28">
+      <w:hyperlink r:id="rId32">
         <w:r>
           <w:rPr>
             <w:lang w:val="pt_PT" w:bidi="pt_PT"/>
@@ -61288,7 +63074,7 @@
         </w:rPr>
         <w:t xml:space="preserve"> em </w:t>
       </w:r>
-      <w:hyperlink r:id="rId28">
+      <w:hyperlink r:id="rId32">
         <w:r>
           <w:rPr>
             <w:lang w:val="pt_PT" w:bidi="pt_PT"/>
@@ -61714,7 +63500,7 @@
         </w:rPr>
         <w:t xml:space="preserve">Veja como você traduziu a expressão semelhante "O meu amado é como uma gazela; é como um filhote de corço" em </w:t>
       </w:r>
-      <w:hyperlink r:id="rId26">
+      <w:hyperlink r:id="rId28">
         <w:r>
           <w:rPr>
             <w:lang w:val="pt_PT" w:bidi="pt_PT"/>
@@ -61982,1792 +63768,6 @@
           <w:lang w:val="pt_PT" w:bidi="pt_PT"/>
         </w:rPr>
         <w:t>Traduzir desconhecidos.</w:t>
-      </w:r>
-      <w:r>
-        <w:rPr>
-          <w:lang w:val="pt_PT" w:bidi="pt_PT"/>
-        </w:rPr>
-      </w:r>
-      <w:r>
-        <w:rPr>
-          <w:lang w:val="pt_PT" w:bidi="pt_PT"/>
-        </w:rPr>
-      </w:r>
-    </w:p>
-    <w:p>
-      <w:pPr/>
-      <w:r>
-        <w:rPr>
-          <w:lang w:val="pt_PT" w:bidi="pt_PT"/>
-        </w:rPr>
-      </w:r>
-    </w:p>
-    <w:p>
-      <w:pPr>
-        <w:pStyle w:val="Heading2"/>
-      </w:pPr>
-      <w:r>
-        <w:rPr>
-          <w:lang w:val="pt_PT" w:bidi="pt_PT"/>
-        </w:rPr>
-        <w:t>Cântico dos cânticos - Capítulo 1 Introdução</w:t>
-      </w:r>
-      <w:r>
-        <w:rPr>
-          <w:lang w:val="pt_PT" w:bidi="pt_PT"/>
-        </w:rPr>
-      </w:r>
-    </w:p>
-    <w:p>
-      <w:pPr>
-        <w:pStyle w:val="Heading3"/>
-      </w:pPr>
-      <w:r>
-        <w:rPr>
-          <w:lang w:val="pt_PT" w:bidi="pt_PT"/>
-        </w:rPr>
-        <w:t>Figuras de linguagem importantes neste capítulo</w:t>
-      </w:r>
-    </w:p>
-    <w:p>
-      <w:pPr>
-        <w:pStyle w:val="Heading4"/>
-      </w:pPr>
-      <w:r>
-        <w:rPr>
-          <w:lang w:val="pt_PT" w:bidi="pt_PT"/>
-        </w:rPr>
-        <w:t>Metáforas</w:t>
-      </w:r>
-    </w:p>
-    <w:p>
-      <w:pPr/>
-      <w:r>
-        <w:rPr>
-          <w:lang w:val="pt_PT" w:bidi="pt_PT"/>
-        </w:rPr>
-      </w:r>
-      <w:r>
-        <w:rPr>
-          <w:lang w:val="pt_PT" w:bidi="pt_PT"/>
-        </w:rPr>
-        <w:t xml:space="preserve">No antigo Oriente Próximo, era comum descrever uma mulher usando metáforas que envolviam animais. Em muitas culturas hoje, isso pode ser considerado ofensivo. Diferentes metáforas de beleza são usadas em diferentes culturas. (Veja: </w:t>
-      </w:r>
-      <w:r>
-        <w:rPr>
-          <w:lang w:val="pt_PT" w:bidi="pt_PT"/>
-        </w:rPr>
-        <w:t>Metáfora</w:t>
-      </w:r>
-      <w:r>
-        <w:rPr>
-          <w:lang w:val="pt_PT" w:bidi="pt_PT"/>
-        </w:rPr>
-        <w:t>)</w:t>
-      </w:r>
-    </w:p>
-    <w:p>
-      <w:pPr>
-        <w:pStyle w:val="Heading3"/>
-      </w:pPr>
-      <w:r>
-        <w:rPr>
-          <w:lang w:val="pt_PT" w:bidi="pt_PT"/>
-        </w:rPr>
-        <w:t>Outras possíveis dificuldades de tradução neste capítulo</w:t>
-      </w:r>
-    </w:p>
-    <w:p>
-      <w:pPr>
-        <w:pStyle w:val="Heading4"/>
-      </w:pPr>
-      <w:r>
-        <w:rPr>
-          <w:lang w:val="pt_PT" w:bidi="pt_PT"/>
-        </w:rPr>
-        <w:t>As marcas indicando quem está falando e para quem está sendo dirigido.</w:t>
-      </w:r>
-    </w:p>
-    <w:p>
-      <w:pPr/>
-      <w:r>
-        <w:rPr>
-          <w:lang w:val="pt_PT" w:bidi="pt_PT"/>
-        </w:rPr>
-      </w:r>
-      <w:r>
-        <w:rPr>
-          <w:lang w:val="pt_PT" w:bidi="pt_PT"/>
-        </w:rPr>
-        <w:t>Ao longo do poema, o autor não identifica os falantes e seu público. Assim, para ajudar os leitores a entender o poema, algumas traduções tentam identificar o falante e o público. Nem sempre é claro quem é o falante, então às vezes as traduções discordam sobre quem está falando. Antes de cada fala, a NTLH tem um cabeçalho que identifica o falante e o público. Você pode querer fazer o mesmo em sua tradução.</w:t>
-      </w:r>
-    </w:p>
-    <w:p>
-      <w:pPr>
-        <w:pStyle w:val="Heading4"/>
-      </w:pPr>
-      <w:r>
-        <w:rPr>
-          <w:lang w:val="pt_PT" w:bidi="pt_PT"/>
-        </w:rPr>
-        <w:t>“Eu sou negro.”</w:t>
-      </w:r>
-    </w:p>
-    <w:p>
-      <w:pPr/>
-      <w:r>
-        <w:rPr>
-          <w:lang w:val="pt_PT" w:bidi="pt_PT"/>
-        </w:rPr>
-      </w:r>
-      <w:r>
-        <w:rPr>
-          <w:lang w:val="pt_PT" w:bidi="pt_PT"/>
-        </w:rPr>
-        <w:t xml:space="preserve">No antigo Oriente Próximo, as pessoas ricas geralmente tinham a pele mais clara porque não precisavam trabalhar ao sol. Esta jovem teve que trabalhar ao sol, e sua pele ficou escura como resultado, e é por isso que ela diz "Sou morena" em </w:t>
-      </w:r>
-      <w:hyperlink r:id="rId64">
-        <w:r>
-          <w:rPr>
-            <w:lang w:val="pt_PT" w:bidi="pt_PT"/>
-          </w:rPr>
-          <w:rPr>
-            <w:color w:val="0000EE"/>
-            <w:u w:val="single"/>
-          </w:rPr>
-          <w:t>1.5,6</w:t>
-        </w:r>
-      </w:hyperlink>
-      <w:r>
-        <w:rPr>
-          <w:lang w:val="pt_PT" w:bidi="pt_PT"/>
-        </w:rPr>
-        <w:t>.</w:t>
-      </w:r>
-      <w:r>
-        <w:rPr>
-          <w:lang w:val="pt_PT" w:bidi="pt_PT"/>
-        </w:rPr>
-      </w:r>
-      <w:r>
-        <w:rPr>
-          <w:lang w:val="pt_PT" w:bidi="pt_PT"/>
-        </w:rPr>
-      </w:r>
-    </w:p>
-    <w:p>
-      <w:pPr/>
-      <w:r>
-        <w:rPr>
-          <w:lang w:val="pt_PT" w:bidi="pt_PT"/>
-        </w:rPr>
-      </w:r>
-    </w:p>
-    <w:p>
-      <w:pPr>
-        <w:pStyle w:val="Heading2"/>
-      </w:pPr>
-      <w:r>
-        <w:rPr>
-          <w:lang w:val="pt_PT" w:bidi="pt_PT"/>
-        </w:rPr>
-        <w:t>Cântico dos cânticos - Capítulo 2 Introdução</w:t>
-      </w:r>
-      <w:r>
-        <w:rPr>
-          <w:lang w:val="pt_PT" w:bidi="pt_PT"/>
-        </w:rPr>
-      </w:r>
-    </w:p>
-    <w:p>
-      <w:pPr>
-        <w:pStyle w:val="Heading3"/>
-      </w:pPr>
-      <w:r>
-        <w:rPr>
-          <w:lang w:val="pt_PT" w:bidi="pt_PT"/>
-        </w:rPr>
-        <w:t>Figuras de linguagem importantes neste capítulo</w:t>
-      </w:r>
-    </w:p>
-    <w:p>
-      <w:pPr>
-        <w:pStyle w:val="Heading4"/>
-      </w:pPr>
-      <w:r>
-        <w:rPr>
-          <w:lang w:val="pt_PT" w:bidi="pt_PT"/>
-        </w:rPr>
-        <w:t>A mulher e o homem se complementam utilizando metáforas e símiles</w:t>
-      </w:r>
-    </w:p>
-    <w:p>
-      <w:pPr/>
-      <w:r>
-        <w:rPr>
-          <w:lang w:val="pt_PT" w:bidi="pt_PT"/>
-        </w:rPr>
-      </w:r>
-      <w:r>
-        <w:rPr>
-          <w:lang w:val="pt_PT" w:bidi="pt_PT"/>
-        </w:rPr>
-        <w:t>Em 2.1, a mulher usa uma metáfora para dizer ao homem que ama que se considera comum, como uma rosa que cresce nas planícies ou como um lírio que cresce nos vales. O homem responde em 2.2 usando uma comparação para expressar o quanto a considera especial em relação a outras mulheres. Semelhantemente, ela faz a mesma comparação em 2.3, dizendo a ele o quanto o considera especial em relação a outros homens. Ao traduzir esses versículos, é necessário prestar muita atenção às notas de tradução e à versão NTLH para compreender o significado.</w:t>
-      </w:r>
-    </w:p>
-    <w:p>
-      <w:pPr>
-        <w:pStyle w:val="Heading3"/>
-      </w:pPr>
-      <w:r>
-        <w:rPr>
-          <w:lang w:val="pt_PT" w:bidi="pt_PT"/>
-        </w:rPr>
-        <w:t>Outras possíveis dificuldades de tradução neste capítulo</w:t>
-      </w:r>
-    </w:p>
-    <w:p>
-      <w:pPr>
-        <w:pStyle w:val="Heading4"/>
-      </w:pPr>
-      <w:r>
-        <w:rPr>
-          <w:lang w:val="pt_PT" w:bidi="pt_PT"/>
-        </w:rPr>
-        <w:t>Quiasma</w:t>
-      </w:r>
-    </w:p>
-    <w:p>
-      <w:pPr/>
-      <w:r>
-        <w:rPr>
-          <w:lang w:val="pt_PT" w:bidi="pt_PT"/>
-        </w:rPr>
-      </w:r>
-      <w:r>
-        <w:rPr>
-          <w:lang w:val="pt_PT" w:bidi="pt_PT"/>
-        </w:rPr>
-        <w:t xml:space="preserve">A poesia hebraica às vezes utiliza um recurso literário chamado "quiasmo" (também conhecido como "quiasma"). Um quiasmo ocorre quando palavras ou frases são organizadas em uma sequência AB-BA. Em </w:t>
-      </w:r>
-      <w:hyperlink r:id="rId41">
-        <w:r>
-          <w:rPr>
-            <w:lang w:val="pt_PT" w:bidi="pt_PT"/>
-          </w:rPr>
-          <w:rPr>
-            <w:color w:val="0000EE"/>
-            <w:u w:val="single"/>
-          </w:rPr>
-          <w:t>Ct 2.14</w:t>
-        </w:r>
-      </w:hyperlink>
-      <w:r>
-        <w:rPr>
-          <w:lang w:val="pt_PT" w:bidi="pt_PT"/>
-        </w:rPr>
-        <w:t>, o autor emprega um quiasmo. A NITLH segue a ordem hebraica e traduz este versículo como “Mostre-me o seu rosto; deixe-me ouvir a sua voz; pois a sua voz é suave, e o seu rosto é lindo” (as frases repetidas estão destacadas para fins de ilustração). Observe que as frases “seu rosto” e “sua voz” são repetidas neste versículo e aparecem em uma sequência AB-BA: “seu rosto... sua voz... sua voz... seu rosto”.</w:t>
-      </w:r>
-      <w:r>
-        <w:rPr>
-          <w:lang w:val="pt_PT" w:bidi="pt_PT"/>
-        </w:rPr>
-      </w:r>
-      <w:r>
-        <w:rPr>
-          <w:lang w:val="pt_PT" w:bidi="pt_PT"/>
-        </w:rPr>
-      </w:r>
-    </w:p>
-    <w:p>
-      <w:pPr/>
-      <w:r>
-        <w:rPr>
-          <w:lang w:val="pt_PT" w:bidi="pt_PT"/>
-        </w:rPr>
-      </w:r>
-    </w:p>
-    <w:p>
-      <w:pPr>
-        <w:pStyle w:val="Heading2"/>
-      </w:pPr>
-      <w:r>
-        <w:rPr>
-          <w:lang w:val="pt_PT" w:bidi="pt_PT"/>
-        </w:rPr>
-        <w:t>Cântico dos cânticos - Capítulo 3 Introdução</w:t>
-      </w:r>
-      <w:r>
-        <w:rPr>
-          <w:lang w:val="pt_PT" w:bidi="pt_PT"/>
-        </w:rPr>
-      </w:r>
-    </w:p>
-    <w:p>
-      <w:pPr>
-        <w:pStyle w:val="Heading3"/>
-      </w:pPr>
-      <w:r>
-        <w:rPr>
-          <w:lang w:val="pt_PT" w:bidi="pt_PT"/>
-        </w:rPr>
-        <w:t>Conceitos especiais neste capítulo</w:t>
-      </w:r>
-    </w:p>
-    <w:p>
-      <w:pPr>
-        <w:pStyle w:val="Heading4"/>
-      </w:pPr>
-      <w:r>
-        <w:rPr>
-          <w:lang w:val="pt_PT" w:bidi="pt_PT"/>
-        </w:rPr>
-        <w:t>Saudade</w:t>
-      </w:r>
-    </w:p>
-    <w:p>
-      <w:pPr/>
-      <w:r>
-        <w:rPr>
-          <w:lang w:val="pt_PT" w:bidi="pt_PT"/>
-        </w:rPr>
-      </w:r>
-      <w:hyperlink r:id="rId65">
-        <w:r>
-          <w:rPr>
-            <w:lang w:val="pt_PT" w:bidi="pt_PT"/>
-          </w:rPr>
-          <w:rPr>
-            <w:color w:val="0000EE"/>
-            <w:u w:val="single"/>
-          </w:rPr>
-          <w:t>3.1–3</w:t>
-        </w:r>
-      </w:hyperlink>
-      <w:r>
-        <w:rPr>
-          <w:lang w:val="pt_PT" w:bidi="pt_PT"/>
-        </w:rPr>
-        <w:t xml:space="preserve"> descreve o sentimento de saudade que a mulher sentia pelo homem que amava e como ela o procurava diligentemente. </w:t>
-      </w:r>
-      <w:hyperlink r:id="rId59">
-        <w:r>
-          <w:rPr>
-            <w:lang w:val="pt_PT" w:bidi="pt_PT"/>
-          </w:rPr>
-          <w:rPr>
-            <w:color w:val="0000EE"/>
-            <w:u w:val="single"/>
-          </w:rPr>
-          <w:t>3.4</w:t>
-        </w:r>
-      </w:hyperlink>
-      <w:r>
-        <w:rPr>
-          <w:lang w:val="pt_PT" w:bidi="pt_PT"/>
-        </w:rPr>
-        <w:t xml:space="preserve"> descreve a mulher encontrando o homem que amava e sua reação ao encontrá-lo, segurando-o e levando-o para a casa de sua mãe.</w:t>
-      </w:r>
-    </w:p>
-    <w:p>
-      <w:pPr>
-        <w:pStyle w:val="Heading3"/>
-      </w:pPr>
-      <w:r>
-        <w:rPr>
-          <w:lang w:val="pt_PT" w:bidi="pt_PT"/>
-        </w:rPr>
-        <w:t>Outras possíveis dificuldades de tradução neste capítulo</w:t>
-      </w:r>
-    </w:p>
-    <w:p>
-      <w:pPr>
-        <w:pStyle w:val="Heading4"/>
-      </w:pPr>
-      <w:r>
-        <w:rPr>
-          <w:lang w:val="pt_PT" w:bidi="pt_PT"/>
-        </w:rPr>
-        <w:t xml:space="preserve">Se </w:t>
-      </w:r>
-      <w:hyperlink r:id="rId27">
-        <w:r>
-          <w:rPr>
-            <w:lang w:val="pt_PT" w:bidi="pt_PT"/>
-          </w:rPr>
-          <w:rPr>
-            <w:color w:val="0000EE"/>
-            <w:u w:val="single"/>
-          </w:rPr>
-          <w:t>3.1–4</w:t>
-        </w:r>
-      </w:hyperlink>
-      <w:r>
-        <w:rPr>
-          <w:lang w:val="pt_PT" w:bidi="pt_PT"/>
-        </w:rPr>
-        <w:t xml:space="preserve"> descreve um sonho, um evento real ou algo imaginado</w:t>
-      </w:r>
-    </w:p>
-    <w:p>
-      <w:pPr/>
-      <w:r>
-        <w:rPr>
-          <w:lang w:val="pt_PT" w:bidi="pt_PT"/>
-        </w:rPr>
-      </w:r>
-      <w:r>
-        <w:rPr>
-          <w:lang w:val="pt_PT" w:bidi="pt_PT"/>
-        </w:rPr>
-        <w:t xml:space="preserve">Os estudiosos da Bíblia não têm certeza se os eventos descritos em </w:t>
-      </w:r>
-      <w:hyperlink r:id="rId27">
-        <w:r>
-          <w:rPr>
-            <w:lang w:val="pt_PT" w:bidi="pt_PT"/>
-          </w:rPr>
-          <w:rPr>
-            <w:color w:val="0000EE"/>
-            <w:u w:val="single"/>
-          </w:rPr>
-          <w:t>3.1–4</w:t>
-        </w:r>
-      </w:hyperlink>
-      <w:r>
-        <w:rPr>
-          <w:lang w:val="pt_PT" w:bidi="pt_PT"/>
-        </w:rPr>
-        <w:t xml:space="preserve"> são reais, um sonho da mulher ou algo que ela imaginou. Muitos estudiosos acreditam que </w:t>
-      </w:r>
-      <w:hyperlink r:id="rId27">
-        <w:r>
-          <w:rPr>
-            <w:lang w:val="pt_PT" w:bidi="pt_PT"/>
-          </w:rPr>
-          <w:rPr>
-            <w:color w:val="0000EE"/>
-            <w:u w:val="single"/>
-          </w:rPr>
-          <w:t>3.1–4</w:t>
-        </w:r>
-      </w:hyperlink>
-      <w:r>
-        <w:rPr>
-          <w:lang w:val="pt_PT" w:bidi="pt_PT"/>
-        </w:rPr>
-        <w:t xml:space="preserve"> descrevem um sonho. Se você estiver usando notas de rodapé, pode querer explicar isso em uma nota ou indicar em um cabeçalho de seção se considera que é um sonho, um evento real ou algo imaginado pela mulher. Você também pode usar um cabeçalho de seção geral, como “A mulher procura pelo homem que ama à noite e o encontra”, que não comenta se isso foi um sonho, um evento real ou algo imaginado.</w:t>
-      </w:r>
-      <w:r>
-        <w:rPr>
-          <w:lang w:val="pt_PT" w:bidi="pt_PT"/>
-        </w:rPr>
-      </w:r>
-      <w:r>
-        <w:rPr>
-          <w:lang w:val="pt_PT" w:bidi="pt_PT"/>
-        </w:rPr>
-      </w:r>
-    </w:p>
-    <w:p>
-      <w:pPr/>
-      <w:r>
-        <w:rPr>
-          <w:lang w:val="pt_PT" w:bidi="pt_PT"/>
-        </w:rPr>
-      </w:r>
-    </w:p>
-    <w:p>
-      <w:pPr>
-        <w:pStyle w:val="Heading2"/>
-      </w:pPr>
-      <w:r>
-        <w:rPr>
-          <w:lang w:val="pt_PT" w:bidi="pt_PT"/>
-        </w:rPr>
-        <w:t>Cântico dos cânticos - Capítulo 4 Introdução</w:t>
-      </w:r>
-      <w:r>
-        <w:rPr>
-          <w:lang w:val="pt_PT" w:bidi="pt_PT"/>
-        </w:rPr>
-      </w:r>
-    </w:p>
-    <w:p>
-      <w:pPr>
-        <w:pStyle w:val="Heading3"/>
-      </w:pPr>
-      <w:r>
-        <w:rPr>
-          <w:lang w:val="pt_PT" w:bidi="pt_PT"/>
-        </w:rPr>
-        <w:t>Conceitos especiais neste capítulo</w:t>
-      </w:r>
-    </w:p>
-    <w:p>
-      <w:pPr>
-        <w:pStyle w:val="Heading4"/>
-      </w:pPr>
-      <w:r>
-        <w:rPr>
-          <w:lang w:val="pt_PT" w:bidi="pt_PT"/>
-        </w:rPr>
-        <w:t>Beleza</w:t>
-      </w:r>
-    </w:p>
-    <w:p>
-      <w:pPr/>
-      <w:r>
-        <w:rPr>
-          <w:lang w:val="pt_PT" w:bidi="pt_PT"/>
-        </w:rPr>
-      </w:r>
-      <w:r>
-        <w:rPr>
-          <w:lang w:val="pt_PT" w:bidi="pt_PT"/>
-        </w:rPr>
-        <w:t xml:space="preserve">O homem descreve a mulher que ama como o epítome da beleza e atratividade em </w:t>
-      </w:r>
-      <w:hyperlink r:id="rId66">
-        <w:r>
-          <w:rPr>
-            <w:lang w:val="pt_PT" w:bidi="pt_PT"/>
-          </w:rPr>
-          <w:rPr>
-            <w:color w:val="0000EE"/>
-            <w:u w:val="single"/>
-          </w:rPr>
-          <w:t>4.1–4.5</w:t>
-        </w:r>
-      </w:hyperlink>
-      <w:r>
-        <w:rPr>
-          <w:lang w:val="pt_PT" w:bidi="pt_PT"/>
-        </w:rPr>
-        <w:t xml:space="preserve"> e em </w:t>
-      </w:r>
-      <w:hyperlink r:id="rId67">
-        <w:r>
-          <w:rPr>
-            <w:lang w:val="pt_PT" w:bidi="pt_PT"/>
-          </w:rPr>
-          <w:rPr>
-            <w:color w:val="0000EE"/>
-            <w:u w:val="single"/>
-          </w:rPr>
-          <w:t>4.7</w:t>
-        </w:r>
-      </w:hyperlink>
-      <w:r>
-        <w:rPr>
-          <w:lang w:val="pt_PT" w:bidi="pt_PT"/>
-        </w:rPr>
-        <w:t>.</w:t>
-      </w:r>
-    </w:p>
-    <w:p>
-      <w:pPr>
-        <w:pStyle w:val="Heading4"/>
-      </w:pPr>
-      <w:r>
-        <w:rPr>
-          <w:lang w:val="pt_PT" w:bidi="pt_PT"/>
-        </w:rPr>
-        <w:t>Sentimentos de saudade de estar com o amante que parece distante e temporariamente inacessível</w:t>
-      </w:r>
-    </w:p>
-    <w:p>
-      <w:pPr/>
-      <w:r>
-        <w:rPr>
-          <w:lang w:val="pt_PT" w:bidi="pt_PT"/>
-        </w:rPr>
-      </w:r>
-      <w:r>
-        <w:rPr>
-          <w:lang w:val="pt_PT" w:bidi="pt_PT"/>
-        </w:rPr>
-        <w:t xml:space="preserve">Em </w:t>
-      </w:r>
-      <w:hyperlink r:id="rId68">
-        <w:r>
-          <w:rPr>
-            <w:lang w:val="pt_PT" w:bidi="pt_PT"/>
-          </w:rPr>
-          <w:rPr>
-            <w:color w:val="0000EE"/>
-            <w:u w:val="single"/>
-          </w:rPr>
-          <w:t>4.8</w:t>
-        </w:r>
-      </w:hyperlink>
-      <w:r>
-        <w:rPr>
-          <w:lang w:val="pt_PT" w:bidi="pt_PT"/>
-        </w:rPr>
-        <w:t xml:space="preserve">, o homem fala da mulher que ama como se ela estivesse longe dele e a convida a "vir com" ele e "descer de" três lugares altos para estar com ele. A mulher não está realmente habitando nesses lugares, mas o homem usa uma linguagem imaginativa e poética para descrever como se sente em relação à separação dela e para expressar seu desejo de estar com ela. Em </w:t>
-      </w:r>
-      <w:hyperlink r:id="rId34">
-        <w:r>
-          <w:rPr>
-            <w:lang w:val="pt_PT" w:bidi="pt_PT"/>
-          </w:rPr>
-          <w:rPr>
-            <w:color w:val="0000EE"/>
-            <w:u w:val="single"/>
-          </w:rPr>
-          <w:t>4.12</w:t>
-        </w:r>
-      </w:hyperlink>
-      <w:r>
-        <w:rPr>
-          <w:lang w:val="pt_PT" w:bidi="pt_PT"/>
-        </w:rPr>
-        <w:t>, o homem utiliza uma linguagem poética para descrever o fato de que a mulher que ama está temporariamente inacessível.</w:t>
-      </w:r>
-    </w:p>
-    <w:p>
-      <w:pPr>
-        <w:pStyle w:val="Heading3"/>
-      </w:pPr>
-      <w:r>
-        <w:rPr>
-          <w:lang w:val="pt_PT" w:bidi="pt_PT"/>
-        </w:rPr>
-        <w:t>Outras possíveis dificuldades de tradução neste capítulo</w:t>
-      </w:r>
-    </w:p>
-    <w:p>
-      <w:pPr>
-        <w:pStyle w:val="Heading4"/>
-      </w:pPr>
-      <w:r>
-        <w:rPr>
-          <w:lang w:val="pt_PT" w:bidi="pt_PT"/>
-        </w:rPr>
-        <w:t>A Metáfora do jardim</w:t>
-      </w:r>
-    </w:p>
-    <w:p>
-      <w:pPr/>
-      <w:r>
-        <w:rPr>
-          <w:lang w:val="pt_PT" w:bidi="pt_PT"/>
-        </w:rPr>
-      </w:r>
-      <w:hyperlink r:id="rId47">
-        <w:r>
-          <w:rPr>
-            <w:lang w:val="pt_PT" w:bidi="pt_PT"/>
-          </w:rPr>
-          <w:rPr>
-            <w:color w:val="0000EE"/>
-            <w:u w:val="single"/>
-          </w:rPr>
-          <w:t>4.12–5.1</w:t>
-        </w:r>
-      </w:hyperlink>
-      <w:r>
-        <w:rPr>
-          <w:lang w:val="pt_PT" w:bidi="pt_PT"/>
-        </w:rPr>
-        <w:t xml:space="preserve"> é uma metáfora estendida. Esta metáfora é uma conversa entre o homem e a mulher que ele ama, na qual o homem primeiro compara a mulher que ama a “um jardim fechado” (em </w:t>
-      </w:r>
-      <w:hyperlink r:id="rId39">
-        <w:r>
-          <w:rPr>
-            <w:lang w:val="pt_PT" w:bidi="pt_PT"/>
-          </w:rPr>
-          <w:rPr>
-            <w:color w:val="0000EE"/>
-            <w:u w:val="single"/>
-          </w:rPr>
-          <w:t>4.12–4.15</w:t>
-        </w:r>
-      </w:hyperlink>
-      <w:r>
-        <w:rPr>
-          <w:lang w:val="pt_PT" w:bidi="pt_PT"/>
-        </w:rPr>
-        <w:t xml:space="preserve">) onde muitas coisas deliciosas crescem, e então a mulher responde convidando o homem a vir ao seu jardim em </w:t>
-      </w:r>
-      <w:hyperlink r:id="rId69">
-        <w:r>
-          <w:rPr>
-            <w:lang w:val="pt_PT" w:bidi="pt_PT"/>
-          </w:rPr>
-          <w:rPr>
-            <w:color w:val="0000EE"/>
-            <w:u w:val="single"/>
-          </w:rPr>
-          <w:t>4.16</w:t>
-        </w:r>
-      </w:hyperlink>
-      <w:r>
-        <w:rPr>
-          <w:lang w:val="pt_PT" w:bidi="pt_PT"/>
-        </w:rPr>
-        <w:t xml:space="preserve">. O homem então responde ao convite dela em </w:t>
-      </w:r>
-      <w:hyperlink r:id="rId70">
-        <w:r>
-          <w:rPr>
-            <w:lang w:val="pt_PT" w:bidi="pt_PT"/>
-          </w:rPr>
-          <w:rPr>
-            <w:color w:val="0000EE"/>
-            <w:u w:val="single"/>
-          </w:rPr>
-          <w:t>5.1</w:t>
-        </w:r>
-      </w:hyperlink>
-      <w:r>
-        <w:rPr>
-          <w:lang w:val="pt_PT" w:bidi="pt_PT"/>
-        </w:rPr>
-        <w:t xml:space="preserve">. O termo </w:t>
-      </w:r>
-      <w:r>
-        <w:rPr>
-          <w:b/>
-          <w:lang w:val="pt_PT" w:bidi="pt_PT"/>
-        </w:rPr>
-        <w:t>jardim</w:t>
-      </w:r>
-      <w:r>
-        <w:rPr>
-          <w:lang w:val="pt_PT" w:bidi="pt_PT"/>
-        </w:rPr>
-        <w:t xml:space="preserve"> é usado como uma metáfora para a mulher em </w:t>
-      </w:r>
-      <w:hyperlink r:id="rId34">
-        <w:r>
-          <w:rPr>
-            <w:lang w:val="pt_PT" w:bidi="pt_PT"/>
-          </w:rPr>
-          <w:rPr>
-            <w:color w:val="0000EE"/>
-            <w:u w:val="single"/>
-          </w:rPr>
-          <w:t>4.12</w:t>
-        </w:r>
-      </w:hyperlink>
-      <w:r>
-        <w:rPr>
-          <w:lang w:val="pt_PT" w:bidi="pt_PT"/>
-        </w:rPr>
-        <w:t xml:space="preserve">, em </w:t>
-      </w:r>
-      <w:hyperlink r:id="rId69">
-        <w:r>
-          <w:rPr>
-            <w:lang w:val="pt_PT" w:bidi="pt_PT"/>
-          </w:rPr>
-          <w:rPr>
-            <w:color w:val="0000EE"/>
-            <w:u w:val="single"/>
-          </w:rPr>
-          <w:t>4.16</w:t>
-        </w:r>
-      </w:hyperlink>
-      <w:r>
-        <w:rPr>
-          <w:lang w:val="pt_PT" w:bidi="pt_PT"/>
-        </w:rPr>
-        <w:t xml:space="preserve"> (duas vezes), e em </w:t>
-      </w:r>
-      <w:hyperlink r:id="rId70">
-        <w:r>
-          <w:rPr>
-            <w:lang w:val="pt_PT" w:bidi="pt_PT"/>
-          </w:rPr>
-          <w:rPr>
-            <w:color w:val="0000EE"/>
-            <w:u w:val="single"/>
-          </w:rPr>
-          <w:t>5.1</w:t>
-        </w:r>
-      </w:hyperlink>
-      <w:r>
-        <w:rPr>
-          <w:lang w:val="pt_PT" w:bidi="pt_PT"/>
-        </w:rPr>
-        <w:t xml:space="preserve">. Você deve ser consistente em como traduz o termo “jardim”. Em </w:t>
-      </w:r>
-      <w:hyperlink r:id="rId38">
-        <w:r>
-          <w:rPr>
-            <w:lang w:val="pt_PT" w:bidi="pt_PT"/>
-          </w:rPr>
-          <w:rPr>
-            <w:color w:val="0000EE"/>
-            <w:u w:val="single"/>
-          </w:rPr>
-          <w:t>4.13</w:t>
-        </w:r>
-      </w:hyperlink>
-      <w:r>
-        <w:rPr>
-          <w:lang w:val="pt_PT" w:bidi="pt_PT"/>
-        </w:rPr>
-        <w:t xml:space="preserve"> o homem fala do corpo da mulher como “um pomar de romãzeiras com frutos deliciosos” e então em </w:t>
-      </w:r>
-      <w:hyperlink r:id="rId69">
-        <w:r>
-          <w:rPr>
-            <w:lang w:val="pt_PT" w:bidi="pt_PT"/>
-          </w:rPr>
-          <w:rPr>
-            <w:color w:val="0000EE"/>
-            <w:u w:val="single"/>
-          </w:rPr>
-          <w:t>4.16</w:t>
-        </w:r>
-      </w:hyperlink>
-      <w:r>
-        <w:rPr>
-          <w:lang w:val="pt_PT" w:bidi="pt_PT"/>
-        </w:rPr>
-        <w:t xml:space="preserve"> a mulher convida o homem a </w:t>
-      </w:r>
-      <w:r>
-        <w:rPr>
-          <w:b/>
-          <w:lang w:val="pt_PT" w:bidi="pt_PT"/>
-        </w:rPr>
-        <w:t>vir ao seu jardim e comer de seu fruto delicioso</w:t>
-      </w:r>
-      <w:r>
-        <w:rPr>
-          <w:lang w:val="pt_PT" w:bidi="pt_PT"/>
-        </w:rPr>
-        <w:t xml:space="preserve">. (Veja: </w:t>
-      </w:r>
-      <w:r>
-        <w:rPr>
-          <w:lang w:val="pt_PT" w:bidi="pt_PT"/>
-        </w:rPr>
-        <w:t>Imagens bíblicas — Metáforas estendidas</w:t>
-      </w:r>
-      <w:r>
-        <w:rPr>
-          <w:lang w:val="pt_PT" w:bidi="pt_PT"/>
-        </w:rPr>
-        <w:t>).</w:t>
-      </w:r>
-    </w:p>
-    <w:p>
-      <w:pPr>
-        <w:pStyle w:val="Heading4"/>
-      </w:pPr>
-      <w:r>
-        <w:rPr>
-          <w:lang w:val="pt_PT" w:bidi="pt_PT"/>
-        </w:rPr>
-        <w:t>A metáfora da "irmã"</w:t>
-      </w:r>
-    </w:p>
-    <w:p>
-      <w:pPr/>
-      <w:r>
-        <w:rPr>
-          <w:lang w:val="pt_PT" w:bidi="pt_PT"/>
-        </w:rPr>
-      </w:r>
-      <w:r>
-        <w:rPr>
-          <w:lang w:val="pt_PT" w:bidi="pt_PT"/>
-        </w:rPr>
-        <w:t xml:space="preserve">A expressão </w:t>
-      </w:r>
-      <w:r>
-        <w:rPr>
-          <w:b/>
-          <w:lang w:val="pt_PT" w:bidi="pt_PT"/>
-        </w:rPr>
-        <w:t>minha irmã</w:t>
-      </w:r>
-      <w:r>
-        <w:rPr>
-          <w:lang w:val="pt_PT" w:bidi="pt_PT"/>
-        </w:rPr>
-        <w:t xml:space="preserve"> é utilizada em 4.9; 4.10, 4.12, 5.1 e 5.2. O homem emprega essa expressão como um termo carinhoso para a mulher que ama. A mulher não é realmente sua irmã. Você deve traduzir essa expressão da mesma forma em cada uma das cinco vezes que ocorre neste livro, pois o autor a utiliza com o mesmo significado em todas as ocasiões. Consulte a nota na primeira ocorrência dessa expressão em 4.9 para mais informações sobre ela.</w:t>
-      </w:r>
-      <w:r>
-        <w:rPr>
-          <w:lang w:val="pt_PT" w:bidi="pt_PT"/>
-        </w:rPr>
-      </w:r>
-      <w:r>
-        <w:rPr>
-          <w:lang w:val="pt_PT" w:bidi="pt_PT"/>
-        </w:rPr>
-      </w:r>
-    </w:p>
-    <w:p>
-      <w:pPr/>
-      <w:r>
-        <w:rPr>
-          <w:lang w:val="pt_PT" w:bidi="pt_PT"/>
-        </w:rPr>
-      </w:r>
-    </w:p>
-    <w:p>
-      <w:pPr>
-        <w:pStyle w:val="Heading2"/>
-      </w:pPr>
-      <w:r>
-        <w:rPr>
-          <w:lang w:val="pt_PT" w:bidi="pt_PT"/>
-        </w:rPr>
-        <w:t>Cântico dos cânticos - Capítulo 5 Introdução</w:t>
-      </w:r>
-      <w:r>
-        <w:rPr>
-          <w:lang w:val="pt_PT" w:bidi="pt_PT"/>
-        </w:rPr>
-      </w:r>
-    </w:p>
-    <w:p>
-      <w:pPr>
-        <w:pStyle w:val="Heading3"/>
-      </w:pPr>
-      <w:r>
-        <w:rPr>
-          <w:lang w:val="pt_PT" w:bidi="pt_PT"/>
-        </w:rPr>
-        <w:t>Estrutura e formatação</w:t>
-      </w:r>
-    </w:p>
-    <w:p>
-      <w:pPr/>
-      <w:r>
-        <w:rPr>
-          <w:lang w:val="pt_PT" w:bidi="pt_PT"/>
-        </w:rPr>
-      </w:r>
-      <w:r>
-        <w:rPr>
-          <w:lang w:val="pt_PT" w:bidi="pt_PT"/>
-        </w:rPr>
-        <w:t>5.1 A conclusão da metáfora do jardim</w:t>
-      </w:r>
-    </w:p>
-    <w:p>
-      <w:pPr/>
-      <w:r>
-        <w:rPr>
-          <w:lang w:val="pt_PT" w:bidi="pt_PT"/>
-        </w:rPr>
-      </w:r>
-      <w:r>
-        <w:rPr>
-          <w:lang w:val="pt_PT" w:bidi="pt_PT"/>
-        </w:rPr>
-        <w:t>5.2–8 O tema do desejo e da busca.</w:t>
-      </w:r>
-    </w:p>
-    <w:p>
-      <w:pPr/>
-      <w:r>
-        <w:rPr>
-          <w:lang w:val="pt_PT" w:bidi="pt_PT"/>
-        </w:rPr>
-      </w:r>
-      <w:r>
-        <w:rPr>
-          <w:lang w:val="pt_PT" w:bidi="pt_PT"/>
-        </w:rPr>
-        <w:t>5.9 As mulheres de Jerusalém perguntam à jovem por que ela considera especial o homem que ama</w:t>
-      </w:r>
-    </w:p>
-    <w:p>
-      <w:pPr/>
-      <w:r>
-        <w:rPr>
-          <w:lang w:val="pt_PT" w:bidi="pt_PT"/>
-        </w:rPr>
-      </w:r>
-      <w:r>
-        <w:rPr>
-          <w:lang w:val="pt_PT" w:bidi="pt_PT"/>
-        </w:rPr>
-        <w:t>5.10–16 A mulher responde à pergunta que as jovens de Jerusalém lhe fizeram</w:t>
-      </w:r>
-    </w:p>
-    <w:p>
-      <w:pPr>
-        <w:pStyle w:val="Heading3"/>
-      </w:pPr>
-      <w:r>
-        <w:rPr>
-          <w:lang w:val="pt_PT" w:bidi="pt_PT"/>
-        </w:rPr>
-        <w:t>Conceitos especiais neste capítulo</w:t>
-      </w:r>
-    </w:p>
-    <w:p>
-      <w:pPr>
-        <w:pStyle w:val="Heading4"/>
-      </w:pPr>
-      <w:r>
-        <w:rPr>
-          <w:lang w:val="pt_PT" w:bidi="pt_PT"/>
-        </w:rPr>
-        <w:t>A atratividade do homem</w:t>
-      </w:r>
-    </w:p>
-    <w:p>
-      <w:pPr/>
-      <w:r>
-        <w:rPr>
-          <w:lang w:val="pt_PT" w:bidi="pt_PT"/>
-        </w:rPr>
-      </w:r>
-      <w:r>
-        <w:rPr>
-          <w:lang w:val="pt_PT" w:bidi="pt_PT"/>
-        </w:rPr>
-        <w:t>A mulher descreve o homem como o epítome da atratividade masculina em 5.10–16.</w:t>
-      </w:r>
-    </w:p>
-    <w:p>
-      <w:pPr>
-        <w:pStyle w:val="Heading3"/>
-      </w:pPr>
-      <w:r>
-        <w:rPr>
-          <w:lang w:val="pt_PT" w:bidi="pt_PT"/>
-        </w:rPr>
-        <w:t>Figuras de linguagem importantes neste capítulo</w:t>
-      </w:r>
-    </w:p>
-    <w:p>
-      <w:pPr>
-        <w:pStyle w:val="Heading4"/>
-      </w:pPr>
-      <w:r>
-        <w:rPr>
-          <w:lang w:val="pt_PT" w:bidi="pt_PT"/>
-        </w:rPr>
-        <w:t>Metáforas</w:t>
-      </w:r>
-    </w:p>
-    <w:p>
-      <w:pPr/>
-      <w:r>
-        <w:rPr>
-          <w:lang w:val="pt_PT" w:bidi="pt_PT"/>
-        </w:rPr>
-      </w:r>
-      <w:r>
-        <w:rPr>
-          <w:lang w:val="pt_PT" w:bidi="pt_PT"/>
-        </w:rPr>
-        <w:t xml:space="preserve">Como o autor tem feito ao longo deste livro, ele continua a usar metáforas para descrever sentimentos e eventos comuns nos relacionamentos românticos. (Veja: </w:t>
-      </w:r>
-      <w:r>
-        <w:rPr>
-          <w:lang w:val="pt_PT" w:bidi="pt_PT"/>
-        </w:rPr>
-        <w:t>Metáfora</w:t>
-      </w:r>
-      <w:r>
-        <w:rPr>
-          <w:lang w:val="pt_PT" w:bidi="pt_PT"/>
-        </w:rPr>
-        <w:t>)</w:t>
-      </w:r>
-    </w:p>
-    <w:p>
-      <w:pPr>
-        <w:pStyle w:val="Heading3"/>
-      </w:pPr>
-      <w:r>
-        <w:rPr>
-          <w:lang w:val="pt_PT" w:bidi="pt_PT"/>
-        </w:rPr>
-        <w:t>Outras possíveis dificuldades de tradução neste capítulo</w:t>
-      </w:r>
-    </w:p>
-    <w:p>
-      <w:pPr>
-        <w:pStyle w:val="Heading4"/>
-      </w:pPr>
-      <w:r>
-        <w:rPr>
-          <w:lang w:val="pt_PT" w:bidi="pt_PT"/>
-        </w:rPr>
-        <w:t>Sequência dos eventos</w:t>
-      </w:r>
-    </w:p>
-    <w:p>
-      <w:pPr/>
-      <w:r>
-        <w:rPr>
-          <w:lang w:val="pt_PT" w:bidi="pt_PT"/>
-        </w:rPr>
-      </w:r>
-      <w:r>
-        <w:rPr>
-          <w:lang w:val="pt_PT" w:bidi="pt_PT"/>
-        </w:rPr>
-        <w:t>5.2–8 parece descrever eventos que teriam ocorrido cronológica e logicamente antes dos eventos descritos em 3.6–5.1. A solução para esse aparente problema é entender que este livro é poesia e que o autor está poeticamente descrevendo emoções e sentimentos que ocorrem entre um homem e uma mulher que se amam romanticamente. Como o autor está usando a poesia para descrever o relacionamento romântico do casal e os sentimentos associados a ele, não é necessário seguir as convenções da narrativa cronológica.</w:t>
-      </w:r>
-    </w:p>
-    <w:p>
-      <w:pPr>
-        <w:pStyle w:val="Heading4"/>
-      </w:pPr>
-      <w:r>
-        <w:rPr>
-          <w:lang w:val="pt_PT" w:bidi="pt_PT"/>
-        </w:rPr>
-        <w:t>Se 5.2–8 descreve eventos que realmente aconteceram ou que ocorreram em um sonho.</w:t>
-      </w:r>
-    </w:p>
-    <w:p>
-      <w:pPr/>
-      <w:r>
-        <w:rPr>
-          <w:lang w:val="pt_PT" w:bidi="pt_PT"/>
-        </w:rPr>
-      </w:r>
-      <w:r>
-        <w:rPr>
-          <w:lang w:val="pt_PT" w:bidi="pt_PT"/>
-        </w:rPr>
-        <w:t>Existem duas principais visões entre os estudiosos da Bíblia em relação aos eventos descritos em 5.2–8. Uma visão é que os eventos que 5.2–8 descrevem ocorreram em um sonho. A outra visão é que os eventos que 5.2–8 descrevem aconteceram depois que o homem acordou a mulher do sono ou de estar quase dormindo. A grande maioria dos estudiosos da Bíblia acredita que a primeira visão está correta, que os eventos descritos em 5.2–8 ocorreram em um sonho.</w:t>
-      </w:r>
-    </w:p>
-    <w:p>
-      <w:pPr>
-        <w:pStyle w:val="Heading4"/>
-      </w:pPr>
-      <w:r>
-        <w:rPr>
-          <w:lang w:val="pt_PT" w:bidi="pt_PT"/>
-        </w:rPr>
-        <w:t>A metáfora da "irmã"</w:t>
-      </w:r>
-    </w:p>
-    <w:p>
-      <w:pPr/>
-      <w:r>
-        <w:rPr>
-          <w:lang w:val="pt_PT" w:bidi="pt_PT"/>
-        </w:rPr>
-      </w:r>
-      <w:r>
-        <w:rPr>
-          <w:lang w:val="pt_PT" w:bidi="pt_PT"/>
-        </w:rPr>
-        <w:t xml:space="preserve">A expressão que encontramos no texto original </w:t>
-      </w:r>
-      <w:r>
-        <w:rPr>
-          <w:b/>
-          <w:lang w:val="pt_PT" w:bidi="pt_PT"/>
-        </w:rPr>
-        <w:t>minha irmã</w:t>
-      </w:r>
-      <w:r>
-        <w:rPr>
-          <w:lang w:val="pt_PT" w:bidi="pt_PT"/>
-        </w:rPr>
-        <w:t xml:space="preserve"> é utilizada em 4.9; 4.10, 4.12, 5.1 e 5.2. O homem emprega essa expressão como um termo carinhoso para a mulher que ama. A mulher não é realmente sua irmã. Você deve traduzir essa expressão em 5.1 e 5.2 da mesma forma que a traduziu em 4.9; 4.10 e 4.12, pois o autor a utiliza com o mesmo significado neste capítulo. Veja a nota na primeira ocorrência dessa expressão em 4.9 para mais informações sobre essa expressão.</w:t>
-      </w:r>
-    </w:p>
-    <w:p>
-      <w:pPr>
-        <w:pStyle w:val="Heading4"/>
-      </w:pPr>
-      <w:r>
-        <w:rPr>
-          <w:lang w:val="pt_PT" w:bidi="pt_PT"/>
-        </w:rPr>
-        <w:t xml:space="preserve">Uma tradução alternativa para a palavra que a tradução literal traduz como “torres de” em </w:t>
-      </w:r>
-      <w:hyperlink r:id="rId48">
-        <w:r>
-          <w:rPr>
-            <w:lang w:val="pt_PT" w:bidi="pt_PT"/>
-          </w:rPr>
-          <w:rPr>
-            <w:color w:val="0000EE"/>
-            <w:u w:val="single"/>
-          </w:rPr>
-          <w:t>5.13</w:t>
-        </w:r>
-      </w:hyperlink>
-    </w:p>
-    <w:p>
-      <w:pPr/>
-      <w:r>
-        <w:rPr>
-          <w:lang w:val="pt_PT" w:bidi="pt_PT"/>
-        </w:rPr>
-      </w:r>
-      <w:r>
-        <w:rPr>
-          <w:lang w:val="pt_PT" w:bidi="pt_PT"/>
-        </w:rPr>
-        <w:t>No versículo 13, a tradução literal segue o texto hebraico padrão ao dizer "torres de". No entanto, como uma nota de rodapé a tradução literal indica, muitos estudiosos bíblicos acreditam que a leitura original era mais provavelmente "produzindo". Considere usar essa leitura em sua tradução. Se "produzindo" for usado no lugar de "torres de", então, a primeira parte de 5.13 na tradução literal é "Suas bochechas {são} como um canteiro de especiarias, produzindo ervas aromáticas" (e a tradução literal é "Suas bochechas são como um jardim onde crescem especiarias que produzem perfume doce"). A frase "produzindo ervas aromáticas" estaria então descrevendo ainda mais a frase "um canteiro de especiarias". O ponto da comparação seria que as bochechas do homem cheiram como um canteiro de especiarias que produz ervas aromáticas. Se você optar por usar a palavra "produzindo" em sua tradução, pode explicar a base da comparação para seus leitores em sua tradução, se achar que isso os ajudaria. Tradução alternativa: "Suas bochechas cheiram como um canteiro de especiarias que produz ervas aromáticas" ou "Suas bochechas cheiram como um canteiro de especiarias que produz ervas aromáticas".</w:t>
-      </w:r>
-      <w:r>
-        <w:rPr>
-          <w:lang w:val="pt_PT" w:bidi="pt_PT"/>
-        </w:rPr>
-      </w:r>
-      <w:r>
-        <w:rPr>
-          <w:lang w:val="pt_PT" w:bidi="pt_PT"/>
-        </w:rPr>
-      </w:r>
-    </w:p>
-    <w:p>
-      <w:pPr/>
-      <w:r>
-        <w:rPr>
-          <w:lang w:val="pt_PT" w:bidi="pt_PT"/>
-        </w:rPr>
-      </w:r>
-    </w:p>
-    <w:p>
-      <w:pPr>
-        <w:pStyle w:val="Heading2"/>
-      </w:pPr>
-      <w:r>
-        <w:rPr>
-          <w:lang w:val="pt_PT" w:bidi="pt_PT"/>
-        </w:rPr>
-        <w:t>Cântico dos cânticos - Capítulo 6 Introdução</w:t>
-      </w:r>
-      <w:r>
-        <w:rPr>
-          <w:lang w:val="pt_PT" w:bidi="pt_PT"/>
-        </w:rPr>
-      </w:r>
-    </w:p>
-    <w:p>
-      <w:pPr>
-        <w:pStyle w:val="Heading3"/>
-      </w:pPr>
-      <w:r>
-        <w:rPr>
-          <w:lang w:val="pt_PT" w:bidi="pt_PT"/>
-        </w:rPr>
-        <w:t>Conceitos especiais neste capítulo</w:t>
-      </w:r>
-    </w:p>
-    <w:p>
-      <w:pPr>
-        <w:pStyle w:val="Heading4"/>
-      </w:pPr>
-      <w:r>
-        <w:rPr>
-          <w:lang w:val="pt_PT" w:bidi="pt_PT"/>
-        </w:rPr>
-        <w:t>Beleza</w:t>
-      </w:r>
-    </w:p>
-    <w:p>
-      <w:pPr/>
-      <w:r>
-        <w:rPr>
-          <w:lang w:val="pt_PT" w:bidi="pt_PT"/>
-        </w:rPr>
-      </w:r>
-      <w:r>
-        <w:rPr>
-          <w:lang w:val="pt_PT" w:bidi="pt_PT"/>
-        </w:rPr>
-        <w:t>Em 6.4–10, o homem descreve a mulher que ama como o epítome da beleza e atratividade feminina, usando várias comparações.</w:t>
-      </w:r>
-    </w:p>
-    <w:p>
-      <w:pPr>
-        <w:pStyle w:val="Heading3"/>
-      </w:pPr>
-      <w:r>
-        <w:rPr>
-          <w:lang w:val="pt_PT" w:bidi="pt_PT"/>
-        </w:rPr>
-        <w:t>Outras possíveis dificuldades de tradução neste capítulo</w:t>
-      </w:r>
-    </w:p>
-    <w:p>
-      <w:pPr>
-        <w:pStyle w:val="Heading4"/>
-      </w:pPr>
-      <w:r>
-        <w:rPr>
-          <w:lang w:val="pt_PT" w:bidi="pt_PT"/>
-        </w:rPr>
-        <w:t>Metáforas</w:t>
-      </w:r>
-    </w:p>
-    <w:p>
-      <w:pPr/>
-      <w:r>
-        <w:rPr>
-          <w:lang w:val="pt_PT" w:bidi="pt_PT"/>
-        </w:rPr>
-      </w:r>
-      <w:r>
-        <w:rPr>
-          <w:lang w:val="pt_PT" w:bidi="pt_PT"/>
-        </w:rPr>
-        <w:t xml:space="preserve">No antigo Oriente Próximo, era aceitável descrever uma mulher usando comparações com animais. Em muitas culturas atuais, isso pode ser considerado ofensivo. Diferentes comparações de beleza são usadas em diferentes culturas. (Veja: </w:t>
-      </w:r>
-      <w:r>
-        <w:rPr>
-          <w:lang w:val="pt_PT" w:bidi="pt_PT"/>
-        </w:rPr>
-        <w:t>Símile</w:t>
-      </w:r>
-      <w:r>
-        <w:rPr>
-          <w:lang w:val="pt_PT" w:bidi="pt_PT"/>
-        </w:rPr>
-        <w:t>).</w:t>
-      </w:r>
-    </w:p>
-    <w:p>
-      <w:pPr>
-        <w:pStyle w:val="Heading4"/>
-      </w:pPr>
-      <w:r>
-        <w:rPr>
-          <w:lang w:val="pt_PT" w:bidi="pt_PT"/>
-        </w:rPr>
-        <w:t>O significado de 6.12</w:t>
-      </w:r>
-    </w:p>
-    <w:p>
-      <w:pPr/>
-      <w:r>
-        <w:rPr>
-          <w:lang w:val="pt_PT" w:bidi="pt_PT"/>
-        </w:rPr>
-      </w:r>
-      <w:r>
-        <w:rPr>
-          <w:lang w:val="pt_PT" w:bidi="pt_PT"/>
-        </w:rPr>
-        <w:t>6.12 é muito difícil de entender e seu significado é incerto. Os estudiosos da Bíblia têm opiniões variadas sobre o significado exato deste versículo, pois é muito difícil de interpretar. Assim, há diferentes opiniões sobre como as palavras e frases se relacionam e qual é o significado exato de algumas palavras no contexto. As versões publicadas da Bíblia diferem significativamente em sua interpretação deste versículo. A NTLH busca oferecer uma tradução razoável. No entanto, se uma tradução da Bíblia existir em sua região, você pode achar que ela difere da NTLH na forma como traduz este versículo. Se houver uma tradução da Bíblia em sua região, você pode preferir usar a leitura que ela utiliza. Caso contrário, você pode optar por seguir a leitura da NTLH.</w:t>
-      </w:r>
-    </w:p>
-    <w:p>
-      <w:pPr>
-        <w:pStyle w:val="Heading4"/>
-      </w:pPr>
-      <w:r>
-        <w:rPr>
-          <w:lang w:val="pt_PT" w:bidi="pt_PT"/>
-        </w:rPr>
-        <w:t>O significado da frase “como a dança de dois exércitos” em 6.13</w:t>
-      </w:r>
-    </w:p>
-    <w:p>
-      <w:pPr/>
-      <w:r>
-        <w:rPr>
-          <w:lang w:val="pt_PT" w:bidi="pt_PT"/>
-        </w:rPr>
-      </w:r>
-      <w:r>
-        <w:rPr>
-          <w:lang w:val="pt_PT" w:bidi="pt_PT"/>
-        </w:rPr>
-        <w:t>O significado da frase “como a dança de dois exércitos” é incerto, e estudiosos da Bíblia têm opiniões diferentes sobre o significado exato deste versículo. A NTLH oferece uma possível tradução deste versículo. No entanto, se existir uma tradução da Bíblia em sua região, você pode notar que ela difere da NTLH na forma como traduz este versículo. Se houver uma tradução da Bíblia em sua região, você pode optar por usar a leitura que ela utiliza. Caso contrário, você pode escolher seguir a leitura da NTLH.</w:t>
-      </w:r>
-      <w:r>
-        <w:rPr>
-          <w:lang w:val="pt_PT" w:bidi="pt_PT"/>
-        </w:rPr>
-      </w:r>
-      <w:r>
-        <w:rPr>
-          <w:lang w:val="pt_PT" w:bidi="pt_PT"/>
-        </w:rPr>
-      </w:r>
-    </w:p>
-    <w:p>
-      <w:pPr/>
-      <w:r>
-        <w:rPr>
-          <w:lang w:val="pt_PT" w:bidi="pt_PT"/>
-        </w:rPr>
-      </w:r>
-    </w:p>
-    <w:p>
-      <w:pPr>
-        <w:pStyle w:val="Heading2"/>
-      </w:pPr>
-      <w:r>
-        <w:rPr>
-          <w:lang w:val="pt_PT" w:bidi="pt_PT"/>
-        </w:rPr>
-        <w:t>Cântico dos cânticos - Capítulo 7 Introdução</w:t>
-      </w:r>
-      <w:r>
-        <w:rPr>
-          <w:lang w:val="pt_PT" w:bidi="pt_PT"/>
-        </w:rPr>
-      </w:r>
-    </w:p>
-    <w:p>
-      <w:pPr>
-        <w:pStyle w:val="Heading3"/>
-      </w:pPr>
-      <w:r>
-        <w:rPr>
-          <w:lang w:val="pt_PT" w:bidi="pt_PT"/>
-        </w:rPr>
-        <w:t>Conceitos especiais neste capítulo</w:t>
-      </w:r>
-    </w:p>
-    <w:p>
-      <w:pPr>
-        <w:pStyle w:val="Heading4"/>
-      </w:pPr>
-      <w:r>
-        <w:rPr>
-          <w:lang w:val="pt_PT" w:bidi="pt_PT"/>
-        </w:rPr>
-        <w:t>Beleza</w:t>
-      </w:r>
-    </w:p>
-    <w:p>
-      <w:pPr/>
-      <w:r>
-        <w:rPr>
-          <w:lang w:val="pt_PT" w:bidi="pt_PT"/>
-        </w:rPr>
-      </w:r>
-      <w:r>
-        <w:rPr>
-          <w:lang w:val="pt_PT" w:bidi="pt_PT"/>
-        </w:rPr>
-        <w:t>Em 7.1–7, o homem descreve a mulher como o epítome da beleza e atratividade feminina, usando várias símiles e metáforas.</w:t>
-      </w:r>
-    </w:p>
-    <w:p>
-      <w:pPr>
-        <w:pStyle w:val="Heading3"/>
-      </w:pPr>
-      <w:r>
-        <w:rPr>
-          <w:lang w:val="pt_PT" w:bidi="pt_PT"/>
-        </w:rPr>
-        <w:t>Figuras de linguagem importantes neste capítulo</w:t>
-      </w:r>
-    </w:p>
-    <w:p>
-      <w:pPr>
-        <w:pStyle w:val="Heading4"/>
-      </w:pPr>
-      <w:r>
-        <w:rPr>
-          <w:lang w:val="pt_PT" w:bidi="pt_PT"/>
-        </w:rPr>
-        <w:t>Símiles e metáforas</w:t>
-      </w:r>
-    </w:p>
-    <w:p>
-      <w:pPr/>
-      <w:r>
-        <w:rPr>
-          <w:lang w:val="pt_PT" w:bidi="pt_PT"/>
-        </w:rPr>
-      </w:r>
-      <w:r>
-        <w:rPr>
-          <w:lang w:val="pt_PT" w:bidi="pt_PT"/>
-        </w:rPr>
-        <w:t xml:space="preserve">No texto original, há muitas símiles e metáforas neste capítulo. O objetivo delas é descrever a beleza da mulher e o amor romântico entre um homem e uma mulher. (Veja: </w:t>
-      </w:r>
-      <w:r>
-        <w:rPr>
-          <w:lang w:val="pt_PT" w:bidi="pt_PT"/>
-        </w:rPr>
-        <w:t>Símile</w:t>
-      </w:r>
-      <w:r>
-        <w:rPr>
-          <w:lang w:val="pt_PT" w:bidi="pt_PT"/>
-        </w:rPr>
-        <w:t xml:space="preserve">) e (Veja: </w:t>
-      </w:r>
-      <w:r>
-        <w:rPr>
-          <w:lang w:val="pt_PT" w:bidi="pt_PT"/>
-        </w:rPr>
-        <w:t>Metáfora</w:t>
-      </w:r>
-      <w:r>
-        <w:rPr>
-          <w:lang w:val="pt_PT" w:bidi="pt_PT"/>
-        </w:rPr>
-        <w:t>).</w:t>
-      </w:r>
-    </w:p>
-    <w:p>
-      <w:pPr>
-        <w:pStyle w:val="Heading3"/>
-      </w:pPr>
-      <w:r>
-        <w:rPr>
-          <w:lang w:val="pt_PT" w:bidi="pt_PT"/>
-        </w:rPr>
-        <w:t>Outras possíveis dificuldades de tradução neste capítulo</w:t>
-      </w:r>
-    </w:p>
-    <w:p>
-      <w:pPr>
-        <w:pStyle w:val="Heading4"/>
-      </w:pPr>
-      <w:r>
-        <w:rPr>
-          <w:lang w:val="pt_PT" w:bidi="pt_PT"/>
-        </w:rPr>
-        <w:t xml:space="preserve">Uma tradução alternativa possível para a palavra que a NTLH traduz como “prazer” em </w:t>
-      </w:r>
-      <w:hyperlink r:id="rId71">
-        <w:r>
-          <w:rPr>
-            <w:lang w:val="pt_PT" w:bidi="pt_PT"/>
-          </w:rPr>
-          <w:rPr>
-            <w:color w:val="0000EE"/>
-            <w:u w:val="single"/>
-          </w:rPr>
-          <w:t>7.6.</w:t>
-        </w:r>
-      </w:hyperlink>
-    </w:p>
-    <w:p>
-      <w:pPr/>
-      <w:r>
-        <w:rPr>
-          <w:lang w:val="pt_PT" w:bidi="pt_PT"/>
-        </w:rPr>
-      </w:r>
-      <w:r>
-        <w:rPr>
-          <w:lang w:val="pt_PT" w:bidi="pt_PT"/>
-        </w:rPr>
-        <w:t>No versículo 6, a NTLH segue o texto hebraico padrão ao dizer "prazer". No entanto, muitos estudiosos bíblicos acreditam que a leitura original era mais provavelmente "aquele que recebe amor". Considere usar essa leitura em sua tradução. Se "aquele que recebe amor" for usado em vez de "prazer", então, a parte de 7.6 que a NTLH traduz como "Como você me dá prazer!" seria traduzida como "você é aquele que recebe amor e todo seu prazer".</w:t>
-      </w:r>
-    </w:p>
-    <w:p>
-      <w:pPr>
-        <w:pStyle w:val="Heading4"/>
-      </w:pPr>
-      <w:r>
-        <w:rPr>
-          <w:lang w:val="pt_PT" w:bidi="pt_PT"/>
-        </w:rPr>
-        <w:t xml:space="preserve">Uma tradução alternativa possível para as palavras que a NTLH traduz como “lábios e dentes” em </w:t>
-      </w:r>
-      <w:hyperlink r:id="rId54">
-        <w:r>
-          <w:rPr>
-            <w:lang w:val="pt_PT" w:bidi="pt_PT"/>
-          </w:rPr>
-          <w:rPr>
-            <w:color w:val="0000EE"/>
-            <w:u w:val="single"/>
-          </w:rPr>
-          <w:t>7.9.</w:t>
-        </w:r>
-      </w:hyperlink>
-    </w:p>
-    <w:p>
-      <w:pPr/>
-      <w:r>
-        <w:rPr>
-          <w:lang w:val="pt_PT" w:bidi="pt_PT"/>
-        </w:rPr>
-      </w:r>
-      <w:r>
-        <w:rPr>
-          <w:lang w:val="pt_PT" w:bidi="pt_PT"/>
-        </w:rPr>
-        <w:t>No versículo 9, a NTLH segue o texto hebraico padrão ao dizer “lábios e dentes”. Isso acompanha o que muitos estudiosos bíblicos acreditam da leitura original. Os tradutores da Septuaginta (a antiga tradução grega do Antigo Testamento) pensaram assim e traduziram essa frase como “meus lábios e meus dentes”. Se houver uma tradução da Bíblia em sua região que traduza essa frase com a palavra “dentes” considere usar “lábios e dentes” em sua tradução.</w:t>
-      </w:r>
-      <w:r>
-        <w:rPr>
-          <w:lang w:val="pt_PT" w:bidi="pt_PT"/>
-        </w:rPr>
-      </w:r>
-      <w:r>
-        <w:rPr>
-          <w:lang w:val="pt_PT" w:bidi="pt_PT"/>
-        </w:rPr>
-      </w:r>
-    </w:p>
-    <w:p>
-      <w:pPr/>
-      <w:r>
-        <w:rPr>
-          <w:lang w:val="pt_PT" w:bidi="pt_PT"/>
-        </w:rPr>
-      </w:r>
-    </w:p>
-    <w:p>
-      <w:pPr>
-        <w:pStyle w:val="Heading2"/>
-      </w:pPr>
-      <w:r>
-        <w:rPr>
-          <w:lang w:val="pt_PT" w:bidi="pt_PT"/>
-        </w:rPr>
-        <w:t>Cântico dos cânticos - Capítulo 8 Introdução</w:t>
-      </w:r>
-      <w:r>
-        <w:rPr>
-          <w:lang w:val="pt_PT" w:bidi="pt_PT"/>
-        </w:rPr>
-      </w:r>
-    </w:p>
-    <w:p>
-      <w:pPr>
-        <w:pStyle w:val="Heading3"/>
-      </w:pPr>
-      <w:r>
-        <w:rPr>
-          <w:lang w:val="pt_PT" w:bidi="pt_PT"/>
-        </w:rPr>
-        <w:t>Conceitos especiais neste capítulo</w:t>
-      </w:r>
-    </w:p>
-    <w:p>
-      <w:pPr>
-        <w:pStyle w:val="Heading4"/>
-      </w:pPr>
-      <w:r>
-        <w:rPr>
-          <w:lang w:val="pt_PT" w:bidi="pt_PT"/>
-        </w:rPr>
-        <w:t>Intensos sentimentos de amor e compromisso entre um homem e uma mulher que se amam romanticamente</w:t>
-      </w:r>
-    </w:p>
-    <w:p>
-      <w:pPr/>
-      <w:r>
-        <w:rPr>
-          <w:lang w:val="pt_PT" w:bidi="pt_PT"/>
-        </w:rPr>
-      </w:r>
-      <w:r>
-        <w:rPr>
-          <w:lang w:val="pt_PT" w:bidi="pt_PT"/>
-        </w:rPr>
-        <w:t>8.6,7 descrevem os intensos sentimentos de amor, compromisso e apego emocional que podem existir entre um homem e uma mulher que se amam romanticamente.</w:t>
-      </w:r>
-    </w:p>
-    <w:p>
-      <w:pPr>
-        <w:pStyle w:val="Heading3"/>
-      </w:pPr>
-      <w:r>
-        <w:rPr>
-          <w:lang w:val="pt_PT" w:bidi="pt_PT"/>
-        </w:rPr>
-        <w:t>Outras possíveis dificuldades de tradução neste capítulo</w:t>
-      </w:r>
-    </w:p>
-    <w:p>
-      <w:pPr>
-        <w:pStyle w:val="Heading4"/>
-      </w:pPr>
-      <w:r>
-        <w:rPr>
-          <w:lang w:val="pt_PT" w:bidi="pt_PT"/>
-        </w:rPr>
-        <w:t xml:space="preserve">O significado de </w:t>
-      </w:r>
-      <w:hyperlink r:id="rId62">
-        <w:r>
-          <w:rPr>
-            <w:lang w:val="pt_PT" w:bidi="pt_PT"/>
-          </w:rPr>
-          <w:rPr>
-            <w:color w:val="0000EE"/>
-            <w:u w:val="single"/>
-          </w:rPr>
-          <w:t>8.12</w:t>
-        </w:r>
-      </w:hyperlink>
-    </w:p>
-    <w:p>
-      <w:pPr/>
-      <w:r>
-        <w:rPr>
-          <w:lang w:val="pt_PT" w:bidi="pt_PT"/>
-        </w:rPr>
-      </w:r>
-      <w:r>
-        <w:rPr>
-          <w:lang w:val="pt_PT" w:bidi="pt_PT"/>
-        </w:rPr>
-        <w:t xml:space="preserve">Os três possíveis significados de </w:t>
-      </w:r>
-      <w:hyperlink r:id="rId62">
-        <w:r>
-          <w:rPr>
-            <w:lang w:val="pt_PT" w:bidi="pt_PT"/>
-          </w:rPr>
-          <w:rPr>
-            <w:color w:val="0000EE"/>
-            <w:u w:val="single"/>
-          </w:rPr>
-          <w:t>8.12</w:t>
-        </w:r>
-      </w:hyperlink>
-      <w:r>
-        <w:rPr>
-          <w:lang w:val="pt_PT" w:bidi="pt_PT"/>
-        </w:rPr>
-        <w:t xml:space="preserve"> são: (1) que a mulher está falando de si mesma como um vinhedo, dizendo que seu vinhedo é só dela, e se comparando ao vinhedo de Salomão (discutido em </w:t>
-      </w:r>
-      <w:hyperlink r:id="rId72">
-        <w:r>
-          <w:rPr>
-            <w:lang w:val="pt_PT" w:bidi="pt_PT"/>
-          </w:rPr>
-          <w:rPr>
-            <w:color w:val="0000EE"/>
-            <w:u w:val="single"/>
-          </w:rPr>
-          <w:t>8.11</w:t>
-        </w:r>
-      </w:hyperlink>
-      <w:r>
-        <w:rPr>
-          <w:lang w:val="pt_PT" w:bidi="pt_PT"/>
-        </w:rPr>
-        <w:t xml:space="preserve">), afirmando que Salomão pode ficar com os lucros de seu vinhedo e seus guardiões podem ficar com sua parte dos lucros daquele vinhedo. Esta é a interpretação da tradução literal; (2) que a mulher está falando de si mesma como um vinhedo, dizendo que seu vinhedo é só dela, mas que o homem que ela ama e chama de Salomão pode ter livremente o vinhedo (ela) porque ela escolhe se entregar livremente a ele; (3) que o homem está falando da mulher que ama como um vinhedo, dizendo que seu vinhedo (a mulher que ama) é só dele, e se comparando ao vinhedo de Salomão (discutido em </w:t>
-      </w:r>
-      <w:hyperlink r:id="rId72">
-        <w:r>
-          <w:rPr>
-            <w:lang w:val="pt_PT" w:bidi="pt_PT"/>
-          </w:rPr>
-          <w:rPr>
-            <w:color w:val="0000EE"/>
-            <w:u w:val="single"/>
-          </w:rPr>
-          <w:t>8.11</w:t>
-        </w:r>
-      </w:hyperlink>
-      <w:r>
-        <w:rPr>
-          <w:lang w:val="pt_PT" w:bidi="pt_PT"/>
-        </w:rPr>
-        <w:t>), afirmando que se sente mais rico que Salomão porque tem a mulher que ama como seu vinhedo, e assim, Salomão pode ficar com os lucros de seu vinhedo e seus guardiões podem ficar com sua parte dos lucros daquele vinhedo.</w:t>
       </w:r>
       <w:r>
         <w:rPr>

--- a/por/docx/22.content.docx
+++ b/por/docx/22.content.docx
@@ -1812,20 +1812,6 @@
       </w:r>
       <w:r>
         <w:rPr>
-          <w:lang w:val="pt_PT" w:bidi="pt_PT"/>
-        </w:rPr>
-        <w:t>טוֹבִ֥ים דֹּדֶ֖י⁠ךָ מִ⁠יָּֽיִן</w:t>
-      </w:r>
-    </w:p>
-    <w:p>
-      <w:pPr/>
-      <w:r>
-        <w:rPr>
-          <w:lang w:val="pt_PT" w:bidi="pt_PT"/>
-        </w:rPr>
-      </w:r>
-      <w:r>
-        <w:rPr>
           <w:b/>
           <w:lang w:val="pt_PT" w:bidi="pt_PT"/>
         </w:rPr>
@@ -2548,20 +2534,6 @@
         <w:rPr>
           <w:lang w:val="pt_PT" w:bidi="pt_PT"/>
         </w:rPr>
-      </w:r>
-    </w:p>
-    <w:p>
-      <w:pPr/>
-      <w:r>
-        <w:rPr>
-          <w:lang w:val="pt_PT" w:bidi="pt_PT"/>
-        </w:rPr>
-      </w:r>
-      <w:r>
-        <w:rPr>
-          <w:lang w:val="pt_PT" w:bidi="pt_PT"/>
-        </w:rPr>
-        <w:t>מָשְׁכֵ֖⁠נִי</w:t>
       </w:r>
     </w:p>
     <w:p>
@@ -3542,20 +3514,6 @@
       </w:r>
       <w:r>
         <w:rPr>
-          <w:lang w:val="pt_PT" w:bidi="pt_PT"/>
-        </w:rPr>
-        <w:t>נַזְכִּ֤ירָה</w:t>
-      </w:r>
-    </w:p>
-    <w:p>
-      <w:pPr/>
-      <w:r>
-        <w:rPr>
-          <w:lang w:val="pt_PT" w:bidi="pt_PT"/>
-        </w:rPr>
-      </w:r>
-      <w:r>
-        <w:rPr>
           <w:b/>
           <w:lang w:val="pt_PT" w:bidi="pt_PT"/>
         </w:rPr>
@@ -3959,20 +3917,6 @@
       </w:r>
       <w:r>
         <w:rPr>
-          <w:lang w:val="pt_PT" w:bidi="pt_PT"/>
-        </w:rPr>
-        <w:t>מֵישָׁרִ֖ים אֲהֵבֽוּ⁠ךָ</w:t>
-      </w:r>
-    </w:p>
-    <w:p>
-      <w:pPr/>
-      <w:r>
-        <w:rPr>
-          <w:lang w:val="pt_PT" w:bidi="pt_PT"/>
-        </w:rPr>
-      </w:r>
-      <w:r>
-        <w:rPr>
           <w:b/>
           <w:lang w:val="pt_PT" w:bidi="pt_PT"/>
         </w:rPr>
@@ -4217,20 +4161,6 @@
         <w:rPr>
           <w:lang w:val="pt_PT" w:bidi="pt_PT"/>
         </w:rPr>
-      </w:r>
-    </w:p>
-    <w:p>
-      <w:pPr/>
-      <w:r>
-        <w:rPr>
-          <w:lang w:val="pt_PT" w:bidi="pt_PT"/>
-        </w:rPr>
-      </w:r>
-      <w:r>
-        <w:rPr>
-          <w:lang w:val="pt_PT" w:bidi="pt_PT"/>
-        </w:rPr>
-        <w:t>בְּנ֖וֹת יְרוּשָׁלִָ֑ם</w:t>
       </w:r>
     </w:p>
     <w:p>
@@ -4990,20 +4920,6 @@
       </w:r>
       <w:r>
         <w:rPr>
-          <w:lang w:val="pt_PT" w:bidi="pt_PT"/>
-        </w:rPr>
-        <w:t>נֹטֵרָ֣ה אֶת־הַ⁠כְּרָמִ֔ים כַּרְמִ֥⁠י שֶׁ⁠לִּ֖⁠י לֹ֥א נָטָֽרְתִּי</w:t>
-      </w:r>
-    </w:p>
-    <w:p>
-      <w:pPr/>
-      <w:r>
-        <w:rPr>
-          <w:lang w:val="pt_PT" w:bidi="pt_PT"/>
-        </w:rPr>
-      </w:r>
-      <w:r>
-        <w:rPr>
           <w:b/>
           <w:lang w:val="pt_PT" w:bidi="pt_PT"/>
         </w:rPr>
@@ -5743,20 +5659,6 @@
       </w:r>
       <w:r>
         <w:rPr>
-          <w:lang w:val="pt_PT" w:bidi="pt_PT"/>
-        </w:rPr>
-        <w:t>אִם־לֹ֤א תֵדְעִי֙ לָ֔⁠ךְ הַ⁠יָּפָ֖ה בַּ⁠נָּשִׁ֑ים צְֽאִי־לָ֞⁠ךְ</w:t>
-      </w:r>
-    </w:p>
-    <w:p>
-      <w:pPr/>
-      <w:r>
-        <w:rPr>
-          <w:lang w:val="pt_PT" w:bidi="pt_PT"/>
-        </w:rPr>
-      </w:r>
-      <w:r>
-        <w:rPr>
           <w:b/>
           <w:lang w:val="pt_PT" w:bidi="pt_PT"/>
         </w:rPr>
@@ -5840,20 +5742,6 @@
       </w:r>
       <w:r>
         <w:rPr>
-          <w:lang w:val="pt_PT" w:bidi="pt_PT"/>
-        </w:rPr>
-        <w:t>אִם־לֹ֤א תֵדְעִי֙ לָ֔⁠ךְ הַ⁠יָּפָ֖ה בַּ⁠נָּשִׁ֑ים</w:t>
-      </w:r>
-    </w:p>
-    <w:p>
-      <w:pPr/>
-      <w:r>
-        <w:rPr>
-          <w:lang w:val="pt_PT" w:bidi="pt_PT"/>
-        </w:rPr>
-      </w:r>
-      <w:r>
-        <w:rPr>
           <w:b/>
           <w:lang w:val="pt_PT" w:bidi="pt_PT"/>
         </w:rPr>
@@ -6110,20 +5998,6 @@
       </w:r>
       <w:r>
         <w:rPr>
-          <w:lang w:val="pt_PT" w:bidi="pt_PT"/>
-        </w:rPr>
-        <w:t>וּ⁠רְעִי֙ אֶת־גְּדִיֹּתַ֔יִ⁠ךְ</w:t>
-      </w:r>
-    </w:p>
-    <w:p>
-      <w:pPr/>
-      <w:r>
-        <w:rPr>
-          <w:lang w:val="pt_PT" w:bidi="pt_PT"/>
-        </w:rPr>
-      </w:r>
-      <w:r>
-        <w:rPr>
           <w:b/>
           <w:lang w:val="pt_PT" w:bidi="pt_PT"/>
         </w:rPr>
@@ -6250,20 +6124,6 @@
       </w:r>
       <w:r>
         <w:rPr>
-          <w:lang w:val="pt_PT" w:bidi="pt_PT"/>
-        </w:rPr>
-        <w:t>לְ⁠סֻסָתִ⁠י֙ בְּ⁠רִכְבֵ֣י פַרְעֹ֔ה דִּמִּיתִ֖י⁠ךְ רַעְיָתִֽ⁠י</w:t>
-      </w:r>
-    </w:p>
-    <w:p>
-      <w:pPr/>
-      <w:r>
-        <w:rPr>
-          <w:lang w:val="pt_PT" w:bidi="pt_PT"/>
-        </w:rPr>
-      </w:r>
-      <w:r>
-        <w:rPr>
           <w:b/>
           <w:lang w:val="pt_PT" w:bidi="pt_PT"/>
         </w:rPr>
@@ -6823,20 +6683,6 @@
       </w:r>
       <w:r>
         <w:rPr>
-          <w:lang w:val="pt_PT" w:bidi="pt_PT"/>
-        </w:rPr>
-        <w:t>תּוֹרֵ֤י</w:t>
-      </w:r>
-    </w:p>
-    <w:p>
-      <w:pPr/>
-      <w:r>
-        <w:rPr>
-          <w:lang w:val="pt_PT" w:bidi="pt_PT"/>
-        </w:rPr>
-      </w:r>
-      <w:r>
-        <w:rPr>
           <w:b/>
           <w:lang w:val="pt_PT" w:bidi="pt_PT"/>
         </w:rPr>
@@ -7032,20 +6878,6 @@
         <w:rPr>
           <w:lang w:val="pt_PT" w:bidi="pt_PT"/>
         </w:rPr>
-      </w:r>
-    </w:p>
-    <w:p>
-      <w:pPr/>
-      <w:r>
-        <w:rPr>
-          <w:lang w:val="pt_PT" w:bidi="pt_PT"/>
-        </w:rPr>
-      </w:r>
-      <w:r>
-        <w:rPr>
-          <w:lang w:val="pt_PT" w:bidi="pt_PT"/>
-        </w:rPr>
-        <w:t>עִ֖ם נְקֻדּ֥וֹת הַ⁠כָּֽסֶף</w:t>
       </w:r>
     </w:p>
     <w:p>
@@ -7435,20 +7267,6 @@
       </w:r>
       <w:r>
         <w:rPr>
-          <w:lang w:val="pt_PT" w:bidi="pt_PT"/>
-        </w:rPr>
-        <w:t>נָתַ֥ן רֵיחֽ⁠וֹ</w:t>
-      </w:r>
-    </w:p>
-    <w:p>
-      <w:pPr/>
-      <w:r>
-        <w:rPr>
-          <w:lang w:val="pt_PT" w:bidi="pt_PT"/>
-        </w:rPr>
-      </w:r>
-      <w:r>
-        <w:rPr>
           <w:b/>
           <w:lang w:val="pt_PT" w:bidi="pt_PT"/>
         </w:rPr>
@@ -7698,20 +7516,6 @@
       </w:r>
       <w:r>
         <w:rPr>
-          <w:lang w:val="pt_PT" w:bidi="pt_PT"/>
-        </w:rPr>
-        <w:t>דּוֹדִ⁠י֙</w:t>
-      </w:r>
-    </w:p>
-    <w:p>
-      <w:pPr/>
-      <w:r>
-        <w:rPr>
-          <w:lang w:val="pt_PT" w:bidi="pt_PT"/>
-        </w:rPr>
-      </w:r>
-      <w:r>
-        <w:rPr>
           <w:b/>
           <w:lang w:val="pt_PT" w:bidi="pt_PT"/>
         </w:rPr>
@@ -7764,20 +7568,6 @@
         <w:rPr>
           <w:lang w:val="pt_PT" w:bidi="pt_PT"/>
         </w:rPr>
-      </w:r>
-    </w:p>
-    <w:p>
-      <w:pPr/>
-      <w:r>
-        <w:rPr>
-          <w:lang w:val="pt_PT" w:bidi="pt_PT"/>
-        </w:rPr>
-      </w:r>
-      <w:r>
-        <w:rPr>
-          <w:lang w:val="pt_PT" w:bidi="pt_PT"/>
-        </w:rPr>
-        <w:t>צְר֨וֹר הַ⁠מֹּ֤ר ׀ דּוֹדִ⁠י֙ לִ֔⁠י בֵּ֥ין שָׁדַ֖⁠י יָלִֽין</w:t>
       </w:r>
     </w:p>
     <w:p>
@@ -10167,20 +9957,6 @@
       </w:r>
       <w:r>
         <w:rPr>
-          <w:lang w:val="pt_PT" w:bidi="pt_PT"/>
-        </w:rPr>
-        <w:t>כְּ⁠שֽׁוֹשַׁנָּה֙ בֵּ֣ין הַ⁠חוֹחִ֔ים כֵּ֥ן רַעְיָתִ֖⁠י בֵּ֥ין הַ⁠בָּנֽוֹת</w:t>
-      </w:r>
-    </w:p>
-    <w:p>
-      <w:pPr/>
-      <w:r>
-        <w:rPr>
-          <w:lang w:val="pt_PT" w:bidi="pt_PT"/>
-        </w:rPr>
-      </w:r>
-      <w:r>
-        <w:rPr>
           <w:b/>
           <w:lang w:val="pt_PT" w:bidi="pt_PT"/>
         </w:rPr>
@@ -10690,20 +10466,6 @@
       </w:r>
       <w:r>
         <w:rPr>
-          <w:lang w:val="pt_PT" w:bidi="pt_PT"/>
-        </w:rPr>
-        <w:t>כְּ⁠תַפּ֨וּחַ֙ בַּ⁠עֲצֵ֣י הַ⁠יַּ֔עַר כֵּ֥ן דּוֹדִ֖⁠י בֵּ֣ין הַ⁠בָּנִ֑ים</w:t>
-      </w:r>
-    </w:p>
-    <w:p>
-      <w:pPr/>
-      <w:r>
-        <w:rPr>
-          <w:lang w:val="pt_PT" w:bidi="pt_PT"/>
-        </w:rPr>
-      </w:r>
-      <w:r>
-        <w:rPr>
           <w:b/>
           <w:lang w:val="pt_PT" w:bidi="pt_PT"/>
         </w:rPr>
@@ -11254,20 +11016,6 @@
       </w:r>
       <w:r>
         <w:rPr>
-          <w:lang w:val="pt_PT" w:bidi="pt_PT"/>
-        </w:rPr>
-        <w:t>בְּ⁠צִלּ⁠וֹ֙ חִמַּ֣דְתִּי וְ⁠יָשַׁ֔בְתִּי</w:t>
-      </w:r>
-    </w:p>
-    <w:p>
-      <w:pPr/>
-      <w:r>
-        <w:rPr>
-          <w:lang w:val="pt_PT" w:bidi="pt_PT"/>
-        </w:rPr>
-      </w:r>
-      <w:r>
-        <w:rPr>
           <w:b/>
           <w:lang w:val="pt_PT" w:bidi="pt_PT"/>
         </w:rPr>
@@ -12338,20 +12086,6 @@
       </w:r>
       <w:r>
         <w:rPr>
-          <w:lang w:val="pt_PT" w:bidi="pt_PT"/>
-        </w:rPr>
-        <w:t>סַמְּכ֨וּ⁠נִי֙ בָּֽ⁠אֲשִׁישׁ֔וֹת רַפְּד֖וּ⁠נִי בַּ⁠תַּפּוּחִ֑ים כִּי־חוֹלַ֥ת אַהֲבָ֖ה אָֽנִי</w:t>
-      </w:r>
-    </w:p>
-    <w:p>
-      <w:pPr/>
-      <w:r>
-        <w:rPr>
-          <w:lang w:val="pt_PT" w:bidi="pt_PT"/>
-        </w:rPr>
-      </w:r>
-      <w:r>
-        <w:rPr>
           <w:b/>
           <w:lang w:val="pt_PT" w:bidi="pt_PT"/>
         </w:rPr>
@@ -13971,20 +13705,6 @@
       </w:r>
       <w:r>
         <w:rPr>
-          <w:lang w:val="pt_PT" w:bidi="pt_PT"/>
-        </w:rPr>
-        <w:t>הִנֵּה</w:t>
-      </w:r>
-    </w:p>
-    <w:p>
-      <w:pPr/>
-      <w:r>
-        <w:rPr>
-          <w:lang w:val="pt_PT" w:bidi="pt_PT"/>
-        </w:rPr>
-      </w:r>
-      <w:r>
-        <w:rPr>
           <w:b/>
           <w:lang w:val="pt_PT" w:bidi="pt_PT"/>
         </w:rPr>
@@ -14438,6 +14158,20 @@
       </w:r>
       <w:r>
         <w:rPr>
+          <w:lang w:val="pt_PT" w:bidi="pt_PT"/>
+        </w:rPr>
+        <w:t>לִ⁠צְבִ֔י</w:t>
+      </w:r>
+    </w:p>
+    <w:p>
+      <w:pPr/>
+      <w:r>
+        <w:rPr>
+          <w:lang w:val="pt_PT" w:bidi="pt_PT"/>
+        </w:rPr>
+      </w:r>
+      <w:r>
+        <w:rPr>
           <w:b/>
           <w:lang w:val="pt_PT" w:bidi="pt_PT"/>
         </w:rPr>
@@ -16055,20 +15789,6 @@
       </w:r>
       <w:r>
         <w:rPr>
-          <w:lang w:val="pt_PT" w:bidi="pt_PT"/>
-        </w:rPr>
-        <w:t>בָ⁠אָ֔רֶץ</w:t>
-      </w:r>
-    </w:p>
-    <w:p>
-      <w:pPr/>
-      <w:r>
-        <w:rPr>
-          <w:lang w:val="pt_PT" w:bidi="pt_PT"/>
-        </w:rPr>
-      </w:r>
-      <w:r>
-        <w:rPr>
           <w:b/>
           <w:lang w:val="pt_PT" w:bidi="pt_PT"/>
         </w:rPr>
@@ -16326,20 +16046,6 @@
       </w:r>
       <w:r>
         <w:rPr>
-          <w:lang w:val="pt_PT" w:bidi="pt_PT"/>
-        </w:rPr>
-        <w:t>וְ⁠הַ⁠גְּפָנִ֥ים ׀ סְמָדַ֖ר</w:t>
-      </w:r>
-    </w:p>
-    <w:p>
-      <w:pPr/>
-      <w:r>
-        <w:rPr>
-          <w:lang w:val="pt_PT" w:bidi="pt_PT"/>
-        </w:rPr>
-      </w:r>
-      <w:r>
-        <w:rPr>
           <w:b/>
           <w:lang w:val="pt_PT" w:bidi="pt_PT"/>
         </w:rPr>
@@ -16489,20 +16195,6 @@
         <w:rPr>
           <w:lang w:val="pt_PT" w:bidi="pt_PT"/>
         </w:rPr>
-      </w:r>
-    </w:p>
-    <w:p>
-      <w:pPr/>
-      <w:r>
-        <w:rPr>
-          <w:lang w:val="pt_PT" w:bidi="pt_PT"/>
-        </w:rPr>
-      </w:r>
-      <w:r>
-        <w:rPr>
-          <w:lang w:val="pt_PT" w:bidi="pt_PT"/>
-        </w:rPr>
-        <w:t>ק֥וּמִי לכי רַעְיָתִ֥⁠י יָפָתִ֖⁠י וּ⁠לְכִי־לָֽ⁠ךְ</w:t>
       </w:r>
     </w:p>
     <w:p>
@@ -16982,20 +16674,6 @@
       </w:r>
       <w:r>
         <w:rPr>
-          <w:lang w:val="pt_PT" w:bidi="pt_PT"/>
-        </w:rPr>
-        <w:t>הַרְאִ֨י⁠נִי֙ אֶתּ־מַרְאַ֔יִ⁠ךְ הַשְׁמִיעִ֖י⁠נִי אֶת־קוֹלֵ֑⁠ךְ כִּי־קוֹלֵ֥⁠ךְ עָרֵ֖ב וּ⁠מַרְאֵ֥י⁠ךְ נָאוֶֽה</w:t>
-      </w:r>
-    </w:p>
-    <w:p>
-      <w:pPr/>
-      <w:r>
-        <w:rPr>
-          <w:lang w:val="pt_PT" w:bidi="pt_PT"/>
-        </w:rPr>
-      </w:r>
-      <w:r>
-        <w:rPr>
           <w:b/>
           <w:lang w:val="pt_PT" w:bidi="pt_PT"/>
         </w:rPr>
@@ -17202,20 +16880,6 @@
       </w:r>
       <w:r>
         <w:rPr>
-          <w:lang w:val="pt_PT" w:bidi="pt_PT"/>
-        </w:rPr>
-        <w:t>קוֹלֵ֥⁠ךְ עָרֵ֖ב</w:t>
-      </w:r>
-    </w:p>
-    <w:p>
-      <w:pPr/>
-      <w:r>
-        <w:rPr>
-          <w:lang w:val="pt_PT" w:bidi="pt_PT"/>
-        </w:rPr>
-      </w:r>
-      <w:r>
-        <w:rPr>
           <w:b/>
           <w:lang w:val="pt_PT" w:bidi="pt_PT"/>
         </w:rPr>
@@ -17574,20 +17238,6 @@
       </w:r>
       <w:r>
         <w:rPr>
-          <w:lang w:val="pt_PT" w:bidi="pt_PT"/>
-        </w:rPr>
-        <w:t>לָ֨⁠נוּ֙ &amp; וּ⁠כְרָמֵ֖י⁠נוּ</w:t>
-      </w:r>
-    </w:p>
-    <w:p>
-      <w:pPr/>
-      <w:r>
-        <w:rPr>
-          <w:lang w:val="pt_PT" w:bidi="pt_PT"/>
-        </w:rPr>
-      </w:r>
-      <w:r>
-        <w:rPr>
           <w:b/>
           <w:lang w:val="pt_PT" w:bidi="pt_PT"/>
         </w:rPr>
@@ -17684,20 +17334,6 @@
       </w:r>
       <w:r>
         <w:rPr>
-          <w:lang w:val="pt_PT" w:bidi="pt_PT"/>
-        </w:rPr>
-        <w:t>וּ⁠כְרָמֵ֖י⁠נוּ סְמָדַֽר</w:t>
-      </w:r>
-    </w:p>
-    <w:p>
-      <w:pPr/>
-      <w:r>
-        <w:rPr>
-          <w:lang w:val="pt_PT" w:bidi="pt_PT"/>
-        </w:rPr>
-      </w:r>
-      <w:r>
-        <w:rPr>
           <w:b/>
           <w:lang w:val="pt_PT" w:bidi="pt_PT"/>
         </w:rPr>
@@ -17952,20 +17588,6 @@
         <w:rPr>
           <w:lang w:val="pt_PT" w:bidi="pt_PT"/>
         </w:rPr>
-      </w:r>
-    </w:p>
-    <w:p>
-      <w:pPr/>
-      <w:r>
-        <w:rPr>
-          <w:lang w:val="pt_PT" w:bidi="pt_PT"/>
-        </w:rPr>
-      </w:r>
-      <w:r>
-        <w:rPr>
-          <w:lang w:val="pt_PT" w:bidi="pt_PT"/>
-        </w:rPr>
-        <w:t>הָ⁠רֹעֶ֖ה בַּ⁠שּׁוֹשַׁנִּֽים</w:t>
       </w:r>
     </w:p>
     <w:p>
@@ -18510,20 +18132,6 @@
       </w:r>
       <w:r>
         <w:rPr>
-          <w:lang w:val="pt_PT" w:bidi="pt_PT"/>
-        </w:rPr>
-        <w:t>סֹב֩ דְּמֵה־לְ⁠ךָ֨ דוֹדִ֜⁠י</w:t>
-      </w:r>
-    </w:p>
-    <w:p>
-      <w:pPr/>
-      <w:r>
-        <w:rPr>
-          <w:lang w:val="pt_PT" w:bidi="pt_PT"/>
-        </w:rPr>
-      </w:r>
-      <w:r>
-        <w:rPr>
           <w:b/>
           <w:lang w:val="pt_PT" w:bidi="pt_PT"/>
         </w:rPr>
@@ -19390,20 +18998,6 @@
       </w:r>
       <w:r>
         <w:rPr>
-          <w:lang w:val="pt_PT" w:bidi="pt_PT"/>
-        </w:rPr>
-        <w:t>אֵ֥ת שֶׁ⁠אָהֲבָ֖ה נַפְשִׁ֑⁠י</w:t>
-      </w:r>
-    </w:p>
-    <w:p>
-      <w:pPr/>
-      <w:r>
-        <w:rPr>
-          <w:lang w:val="pt_PT" w:bidi="pt_PT"/>
-        </w:rPr>
-      </w:r>
-      <w:r>
-        <w:rPr>
           <w:b/>
           <w:lang w:val="pt_PT" w:bidi="pt_PT"/>
         </w:rPr>
@@ -19602,20 +19196,6 @@
       </w:r>
       <w:r>
         <w:rPr>
-          <w:lang w:val="pt_PT" w:bidi="pt_PT"/>
-        </w:rPr>
-        <w:t>וַ⁠אֲסוֹבְבָ֣ה בָ⁠עִ֗יר</w:t>
-      </w:r>
-    </w:p>
-    <w:p>
-      <w:pPr/>
-      <w:r>
-        <w:rPr>
-          <w:lang w:val="pt_PT" w:bidi="pt_PT"/>
-        </w:rPr>
-      </w:r>
-      <w:r>
-        <w:rPr>
           <w:b/>
           <w:lang w:val="pt_PT" w:bidi="pt_PT"/>
         </w:rPr>
@@ -19789,20 +19369,6 @@
       </w:r>
       <w:r>
         <w:rPr>
-          <w:lang w:val="pt_PT" w:bidi="pt_PT"/>
-        </w:rPr>
-        <w:t>אֲבַקְשָׁ֕ה &amp; בִּקַּשְׁתִּ֖י⁠ו</w:t>
-      </w:r>
-    </w:p>
-    <w:p>
-      <w:pPr/>
-      <w:r>
-        <w:rPr>
-          <w:lang w:val="pt_PT" w:bidi="pt_PT"/>
-        </w:rPr>
-      </w:r>
-      <w:r>
-        <w:rPr>
           <w:b/>
           <w:lang w:val="pt_PT" w:bidi="pt_PT"/>
         </w:rPr>
@@ -19868,20 +19434,6 @@
         <w:rPr>
           <w:lang w:val="pt_PT" w:bidi="pt_PT"/>
         </w:rPr>
-      </w:r>
-    </w:p>
-    <w:p>
-      <w:pPr/>
-      <w:r>
-        <w:rPr>
-          <w:lang w:val="pt_PT" w:bidi="pt_PT"/>
-        </w:rPr>
-      </w:r>
-      <w:r>
-        <w:rPr>
-          <w:lang w:val="pt_PT" w:bidi="pt_PT"/>
-        </w:rPr>
-        <w:t>אֵ֥ת שֶׁ⁠אָהֲבָ֖ה נַפְשִׁ֑⁠י</w:t>
       </w:r>
     </w:p>
     <w:p>
@@ -20200,20 +19752,6 @@
       </w:r>
       <w:r>
         <w:rPr>
-          <w:lang w:val="pt_PT" w:bidi="pt_PT"/>
-        </w:rPr>
-        <w:t>אֵ֛ת שֶׁ⁠אָהֲבָ֥ה נַפְשִׁ֖⁠י</w:t>
-      </w:r>
-    </w:p>
-    <w:p>
-      <w:pPr/>
-      <w:r>
-        <w:rPr>
-          <w:lang w:val="pt_PT" w:bidi="pt_PT"/>
-        </w:rPr>
-      </w:r>
-      <w:r>
-        <w:rPr>
           <w:b/>
           <w:lang w:val="pt_PT" w:bidi="pt_PT"/>
         </w:rPr>
@@ -20315,20 +19853,6 @@
       </w:r>
       <w:r>
         <w:rPr>
-          <w:lang w:val="pt_PT" w:bidi="pt_PT"/>
-        </w:rPr>
-        <w:t>אֵ֛ת שֶׁ⁠אָהֲבָ֥ה נַפְשִׁ֖⁠י רְאִיתֶֽם</w:t>
-      </w:r>
-    </w:p>
-    <w:p>
-      <w:pPr/>
-      <w:r>
-        <w:rPr>
-          <w:lang w:val="pt_PT" w:bidi="pt_PT"/>
-        </w:rPr>
-      </w:r>
-      <w:r>
-        <w:rPr>
           <w:b/>
           <w:lang w:val="pt_PT" w:bidi="pt_PT"/>
         </w:rPr>
@@ -20392,20 +19916,6 @@
       </w:r>
       <w:r>
         <w:rPr>
-          <w:lang w:val="pt_PT" w:bidi="pt_PT"/>
-        </w:rPr>
-        <w:t>כִּ⁠מְעַט֙</w:t>
-      </w:r>
-    </w:p>
-    <w:p>
-      <w:pPr/>
-      <w:r>
-        <w:rPr>
-          <w:lang w:val="pt_PT" w:bidi="pt_PT"/>
-        </w:rPr>
-      </w:r>
-      <w:r>
-        <w:rPr>
           <w:b/>
           <w:lang w:val="pt_PT" w:bidi="pt_PT"/>
         </w:rPr>
@@ -20458,20 +19968,6 @@
         <w:rPr>
           <w:lang w:val="pt_PT" w:bidi="pt_PT"/>
         </w:rPr>
-      </w:r>
-    </w:p>
-    <w:p>
-      <w:pPr/>
-      <w:r>
-        <w:rPr>
-          <w:lang w:val="pt_PT" w:bidi="pt_PT"/>
-        </w:rPr>
-      </w:r>
-      <w:r>
-        <w:rPr>
-          <w:lang w:val="pt_PT" w:bidi="pt_PT"/>
-        </w:rPr>
-        <w:t>אֵ֥ת שֶׁ⁠אָהֲבָ֖ה נַפְשִׁ֑⁠י</w:t>
       </w:r>
     </w:p>
     <w:p>
@@ -20907,20 +20403,6 @@
       </w:r>
       <w:r>
         <w:rPr>
-          <w:lang w:val="pt_PT" w:bidi="pt_PT"/>
-        </w:rPr>
-        <w:t>מִ֣י זֹ֗את עֹלָה֙ מִן־הַ⁠מִּדְבָּ֔ר כְּ⁠תִֽימֲר֖וֹת עָשָׁ֑ן מְקֻטֶּ֤רֶת מוֹר֙ וּ⁠לְבוֹנָ֔ה מִ⁠כֹּ֖ל אַבְקַ֥ת רוֹכֵֽל</w:t>
-      </w:r>
-    </w:p>
-    <w:p>
-      <w:pPr/>
-      <w:r>
-        <w:rPr>
-          <w:lang w:val="pt_PT" w:bidi="pt_PT"/>
-        </w:rPr>
-      </w:r>
-      <w:r>
-        <w:rPr>
           <w:b/>
           <w:lang w:val="pt_PT" w:bidi="pt_PT"/>
         </w:rPr>
@@ -22385,20 +21867,6 @@
       </w:r>
       <w:r>
         <w:rPr>
-          <w:lang w:val="pt_PT" w:bidi="pt_PT"/>
-        </w:rPr>
-        <w:t>מְלֻמְּדֵ֖י מִלְחָמָ֑ה</w:t>
-      </w:r>
-    </w:p>
-    <w:p>
-      <w:pPr/>
-      <w:r>
-        <w:rPr>
-          <w:lang w:val="pt_PT" w:bidi="pt_PT"/>
-        </w:rPr>
-      </w:r>
-      <w:r>
-        <w:rPr>
           <w:b/>
           <w:lang w:val="pt_PT" w:bidi="pt_PT"/>
         </w:rPr>
@@ -22697,20 +22165,6 @@
         <w:rPr>
           <w:lang w:val="pt_PT" w:bidi="pt_PT"/>
         </w:rPr>
-      </w:r>
-    </w:p>
-    <w:p>
-      <w:pPr/>
-      <w:r>
-        <w:rPr>
-          <w:lang w:val="pt_PT" w:bidi="pt_PT"/>
-        </w:rPr>
-      </w:r>
-      <w:r>
-        <w:rPr>
-          <w:lang w:val="pt_PT" w:bidi="pt_PT"/>
-        </w:rPr>
-        <w:t>אַפִּרְי֗וֹן</w:t>
       </w:r>
     </w:p>
     <w:p>
@@ -22893,20 +22347,6 @@
       </w:r>
       <w:r>
         <w:rPr>
-          <w:lang w:val="pt_PT" w:bidi="pt_PT"/>
-        </w:rPr>
-        <w:t>אַפִּרְי֗וֹן עָ֤שָׂה ל⁠וֹ֙ הַ⁠מֶּ֣לֶךְ שְׁלֹמֹ֔ה מֵ⁠עֲצֵ֖י הַ⁠לְּבָנֽוֹן</w:t>
-      </w:r>
-    </w:p>
-    <w:p>
-      <w:pPr/>
-      <w:r>
-        <w:rPr>
-          <w:lang w:val="pt_PT" w:bidi="pt_PT"/>
-        </w:rPr>
-      </w:r>
-      <w:r>
-        <w:rPr>
           <w:b/>
           <w:lang w:val="pt_PT" w:bidi="pt_PT"/>
         </w:rPr>
@@ -23067,20 +22507,6 @@
       </w:r>
       <w:r>
         <w:rPr>
-          <w:lang w:val="pt_PT" w:bidi="pt_PT"/>
-        </w:rPr>
-        <w:t>אַפִּרְי֗וֹן עָ֤שָׂה ל⁠וֹ֙ &amp; עַמּוּדָי⁠ו֙ עָ֣שָׂה כֶ֔סֶף</w:t>
-      </w:r>
-    </w:p>
-    <w:p>
-      <w:pPr/>
-      <w:r>
-        <w:rPr>
-          <w:lang w:val="pt_PT" w:bidi="pt_PT"/>
-        </w:rPr>
-      </w:r>
-      <w:r>
-        <w:rPr>
           <w:b/>
           <w:lang w:val="pt_PT" w:bidi="pt_PT"/>
         </w:rPr>
@@ -23457,20 +22883,6 @@
       </w:r>
       <w:r>
         <w:rPr>
-          <w:lang w:val="pt_PT" w:bidi="pt_PT"/>
-        </w:rPr>
-        <w:t>מֶרְכָּב֖⁠וֹ אַרְגָּמָ֑ן</w:t>
-      </w:r>
-    </w:p>
-    <w:p>
-      <w:pPr/>
-      <w:r>
-        <w:rPr>
-          <w:lang w:val="pt_PT" w:bidi="pt_PT"/>
-        </w:rPr>
-      </w:r>
-      <w:r>
-        <w:rPr>
           <w:b/>
           <w:lang w:val="pt_PT" w:bidi="pt_PT"/>
         </w:rPr>
@@ -23548,20 +22960,6 @@
       </w:r>
       <w:r>
         <w:rPr>
-          <w:lang w:val="pt_PT" w:bidi="pt_PT"/>
-        </w:rPr>
-        <w:t>תּוֹכ⁠וֹ֙ רָצ֣וּף אַהֲבָ֔ה מִ⁠בְּנ֖וֹת יְרוּשָׁלִָֽם</w:t>
-      </w:r>
-    </w:p>
-    <w:p>
-      <w:pPr/>
-      <w:r>
-        <w:rPr>
-          <w:lang w:val="pt_PT" w:bidi="pt_PT"/>
-        </w:rPr>
-      </w:r>
-      <w:r>
-        <w:rPr>
           <w:b/>
           <w:lang w:val="pt_PT" w:bidi="pt_PT"/>
         </w:rPr>
@@ -23730,20 +23128,6 @@
         <w:rPr>
           <w:lang w:val="pt_PT" w:bidi="pt_PT"/>
         </w:rPr>
-      </w:r>
-    </w:p>
-    <w:p>
-      <w:pPr/>
-      <w:r>
-        <w:rPr>
-          <w:lang w:val="pt_PT" w:bidi="pt_PT"/>
-        </w:rPr>
-      </w:r>
-      <w:r>
-        <w:rPr>
-          <w:lang w:val="pt_PT" w:bidi="pt_PT"/>
-        </w:rPr>
-        <w:t>תּוֹכ⁠וֹ֙ רָצ֣וּף אַהֲבָ֔ה מִ⁠בְּנ֖וֹת יְרוּשָׁלִָֽם</w:t>
       </w:r>
     </w:p>
     <w:p>
@@ -25550,20 +24934,6 @@
       </w:r>
       <w:r>
         <w:rPr>
-          <w:lang w:val="pt_PT" w:bidi="pt_PT"/>
-        </w:rPr>
-        <w:t>מַתְאִימ֔וֹת</w:t>
-      </w:r>
-    </w:p>
-    <w:p>
-      <w:pPr/>
-      <w:r>
-        <w:rPr>
-          <w:lang w:val="pt_PT" w:bidi="pt_PT"/>
-        </w:rPr>
-      </w:r>
-      <w:r>
-        <w:rPr>
           <w:b/>
           <w:lang w:val="pt_PT" w:bidi="pt_PT"/>
         </w:rPr>
@@ -25760,20 +25130,6 @@
         <w:rPr>
           <w:lang w:val="pt_PT" w:bidi="pt_PT"/>
         </w:rPr>
-      </w:r>
-    </w:p>
-    <w:p>
-      <w:pPr/>
-      <w:r>
-        <w:rPr>
-          <w:lang w:val="pt_PT" w:bidi="pt_PT"/>
-        </w:rPr>
-      </w:r>
-      <w:r>
-        <w:rPr>
-          <w:lang w:val="pt_PT" w:bidi="pt_PT"/>
-        </w:rPr>
-        <w:t>וְ⁠שַׁכֻּלָ֖ה אֵ֥ין בָּ⁠הֶֽם</w:t>
       </w:r>
     </w:p>
     <w:p>
@@ -26631,20 +25987,6 @@
       </w:r>
       <w:r>
         <w:rPr>
-          <w:lang w:val="pt_PT" w:bidi="pt_PT"/>
-        </w:rPr>
-        <w:t>בָּנ֖וּי לְ⁠תַלְפִּיּ֑וֹת</w:t>
-      </w:r>
-    </w:p>
-    <w:p>
-      <w:pPr/>
-      <w:r>
-        <w:rPr>
-          <w:lang w:val="pt_PT" w:bidi="pt_PT"/>
-        </w:rPr>
-      </w:r>
-      <w:r>
-        <w:rPr>
           <w:b/>
           <w:lang w:val="pt_PT" w:bidi="pt_PT"/>
         </w:rPr>
@@ -27497,20 +26839,6 @@
       </w:r>
       <w:r>
         <w:rPr>
-          <w:lang w:val="pt_PT" w:bidi="pt_PT"/>
-        </w:rPr>
-        <w:t>עַ֤ד שֶׁ⁠יָּפ֨וּחַ֙ הַ⁠יּ֔וֹם וְ⁠נָ֖סוּ הַ⁠צְּלָלִ֑ים</w:t>
-      </w:r>
-    </w:p>
-    <w:p>
-      <w:pPr/>
-      <w:r>
-        <w:rPr>
-          <w:lang w:val="pt_PT" w:bidi="pt_PT"/>
-        </w:rPr>
-      </w:r>
-      <w:r>
-        <w:rPr>
           <w:b/>
           <w:lang w:val="pt_PT" w:bidi="pt_PT"/>
         </w:rPr>
@@ -27986,20 +27314,6 @@
       </w:r>
       <w:r>
         <w:rPr>
-          <w:lang w:val="pt_PT" w:bidi="pt_PT"/>
-        </w:rPr>
-        <w:t>כֻּלָּ֤⁠ךְ יָפָה֙</w:t>
-      </w:r>
-    </w:p>
-    <w:p>
-      <w:pPr/>
-      <w:r>
-        <w:rPr>
-          <w:lang w:val="pt_PT" w:bidi="pt_PT"/>
-        </w:rPr>
-      </w:r>
-      <w:r>
-        <w:rPr>
           <w:b/>
           <w:lang w:val="pt_PT" w:bidi="pt_PT"/>
         </w:rPr>
@@ -28602,20 +27916,6 @@
         <w:rPr>
           <w:lang w:val="pt_PT" w:bidi="pt_PT"/>
         </w:rPr>
-      </w:r>
-    </w:p>
-    <w:p>
-      <w:pPr/>
-      <w:r>
-        <w:rPr>
-          <w:lang w:val="pt_PT" w:bidi="pt_PT"/>
-        </w:rPr>
-      </w:r>
-      <w:r>
-        <w:rPr>
-          <w:lang w:val="pt_PT" w:bidi="pt_PT"/>
-        </w:rPr>
-        <w:t>לִבַּבְתִּ֖⁠נִי אֲחֹתִ֣⁠י כַלָּ֑ה לִבַּבְתִּ֨י⁠נִי֙</w:t>
       </w:r>
     </w:p>
     <w:p>
@@ -29240,20 +28540,6 @@
       </w:r>
       <w:r>
         <w:rPr>
-          <w:lang w:val="pt_PT" w:bidi="pt_PT"/>
-        </w:rPr>
-        <w:t>מַה־יָּפ֥וּ דֹדַ֖יִ⁠ךְ אֲחֹתִ֣⁠י כַלָּ֑ה מַה־טֹּ֤בוּ דֹדַ֨יִ⁠ךְ֙ מִ⁠יַּ֔יִן</w:t>
-      </w:r>
-    </w:p>
-    <w:p>
-      <w:pPr/>
-      <w:r>
-        <w:rPr>
-          <w:lang w:val="pt_PT" w:bidi="pt_PT"/>
-        </w:rPr>
-      </w:r>
-      <w:r>
-        <w:rPr>
           <w:b/>
           <w:lang w:val="pt_PT" w:bidi="pt_PT"/>
         </w:rPr>
@@ -30187,20 +29473,6 @@
         <w:rPr>
           <w:lang w:val="pt_PT" w:bidi="pt_PT"/>
         </w:rPr>
-      </w:r>
-    </w:p>
-    <w:p>
-      <w:pPr/>
-      <w:r>
-        <w:rPr>
-          <w:lang w:val="pt_PT" w:bidi="pt_PT"/>
-        </w:rPr>
-      </w:r>
-      <w:r>
-        <w:rPr>
-          <w:lang w:val="pt_PT" w:bidi="pt_PT"/>
-        </w:rPr>
-        <w:t>גַּ֥ן ׀ נָע֖וּל אֲחֹתִ֣⁠י כַלָּ֑ה גַּ֥ל נָע֖וּל מַעְיָ֥ן חָתֽוּם</w:t>
       </w:r>
     </w:p>
     <w:p>
@@ -31080,20 +30352,6 @@
       </w:r>
       <w:r>
         <w:rPr>
-          <w:lang w:val="pt_PT" w:bidi="pt_PT"/>
-        </w:rPr>
-        <w:t>שְׁלָחַ֨יִ⁠ךְ֙ פַּרְדֵּ֣ס רִמּוֹנִ֔ים עִ֖ם פְּרִ֣י מְגָדִ֑ים כְּפָרִ֖ים עִם־נְרָדִֽים׃ נֵ֣רְדְּ ׀ וְ⁠כַרְכֹּ֗ם קָנֶה֙ וְ⁠קִנָּמ֔וֹן עִ֖ם כָּל־עֲצֵ֣י לְבוֹנָ֑ה מֹ֚ר וַ⁠אֲהָל֔וֹת עִ֖ם כָּל־רָאשֵׁ֥י בְשָׂמִֽים</w:t>
-      </w:r>
-    </w:p>
-    <w:p>
-      <w:pPr/>
-      <w:r>
-        <w:rPr>
-          <w:lang w:val="pt_PT" w:bidi="pt_PT"/>
-        </w:rPr>
-      </w:r>
-      <w:r>
-        <w:rPr>
           <w:b/>
           <w:lang w:val="pt_PT" w:bidi="pt_PT"/>
         </w:rPr>
@@ -31240,20 +30498,6 @@
       </w:r>
       <w:r>
         <w:rPr>
-          <w:lang w:val="pt_PT" w:bidi="pt_PT"/>
-        </w:rPr>
-        <w:t>שְׁלָחַ֨יִ⁠ךְ֙ פַּרְדֵּ֣ס רִמּוֹנִ֔ים עִ֖ם פְּרִ֣י מְגָדִ֑ים כְּפָרִ֖ים עִם־נְרָדִֽים׃ נֵ֣רְדְּ ׀ וְ⁠כַרְכֹּ֗ם קָנֶה֙ וְ⁠קִנָּמ֔וֹן עִ֖ם כָּל־עֲצֵ֣י לְבוֹנָ֑ה מֹ֚ר וַ⁠אֲהָל֔וֹת עִ֖ם כָּל־רָאשֵׁ֥י בְשָׂמִֽים</w:t>
-      </w:r>
-    </w:p>
-    <w:p>
-      <w:pPr/>
-      <w:r>
-        <w:rPr>
-          <w:lang w:val="pt_PT" w:bidi="pt_PT"/>
-        </w:rPr>
-      </w:r>
-      <w:r>
-        <w:rPr>
           <w:b/>
           <w:lang w:val="pt_PT" w:bidi="pt_PT"/>
         </w:rPr>
@@ -31691,20 +30935,6 @@
       </w:r>
       <w:r>
         <w:rPr>
-          <w:lang w:val="pt_PT" w:bidi="pt_PT"/>
-        </w:rPr>
-        <w:t>מַעְיַ֣ן גַּנִּ֔ים בְּאֵ֖ר מַ֣יִם חַיִּ֑ים וְ⁠נֹזְלִ֖ים מִן־לְבָנֽוֹן</w:t>
-      </w:r>
-    </w:p>
-    <w:p>
-      <w:pPr/>
-      <w:r>
-        <w:rPr>
-          <w:lang w:val="pt_PT" w:bidi="pt_PT"/>
-        </w:rPr>
-      </w:r>
-      <w:r>
-        <w:rPr>
           <w:b/>
           <w:lang w:val="pt_PT" w:bidi="pt_PT"/>
         </w:rPr>
@@ -32227,20 +31457,6 @@
       </w:r>
       <w:r>
         <w:rPr>
-          <w:lang w:val="pt_PT" w:bidi="pt_PT"/>
-        </w:rPr>
-        <w:t>ע֤וּרִי צָפוֹן֙ וּ⁠ב֣וֹאִי תֵימָ֔ן הָפִ֥יחִי גַנִּ֖⁠י יִזְּל֣וּ בְשָׂמָ֑י⁠ו</w:t>
-      </w:r>
-    </w:p>
-    <w:p>
-      <w:pPr/>
-      <w:r>
-        <w:rPr>
-          <w:lang w:val="pt_PT" w:bidi="pt_PT"/>
-        </w:rPr>
-      </w:r>
-      <w:r>
-        <w:rPr>
           <w:b/>
           <w:lang w:val="pt_PT" w:bidi="pt_PT"/>
         </w:rPr>
@@ -32351,20 +31567,6 @@
       </w:r>
       <w:r>
         <w:rPr>
-          <w:lang w:val="pt_PT" w:bidi="pt_PT"/>
-        </w:rPr>
-        <w:t>וּ⁠ב֣וֹאִי &amp; יָבֹ֤א דוֹדִ⁠י֙</w:t>
-      </w:r>
-    </w:p>
-    <w:p>
-      <w:pPr/>
-      <w:r>
-        <w:rPr>
-          <w:lang w:val="pt_PT" w:bidi="pt_PT"/>
-        </w:rPr>
-      </w:r>
-      <w:r>
-        <w:rPr>
           <w:b/>
           <w:lang w:val="pt_PT" w:bidi="pt_PT"/>
         </w:rPr>
@@ -32464,20 +31666,6 @@
         <w:rPr>
           <w:lang w:val="pt_PT" w:bidi="pt_PT"/>
         </w:rPr>
-      </w:r>
-    </w:p>
-    <w:p>
-      <w:pPr/>
-      <w:r>
-        <w:rPr>
-          <w:lang w:val="pt_PT" w:bidi="pt_PT"/>
-        </w:rPr>
-      </w:r>
-      <w:r>
-        <w:rPr>
-          <w:lang w:val="pt_PT" w:bidi="pt_PT"/>
-        </w:rPr>
-        <w:t>ע֤וּרִי צָפוֹן֙ וּ⁠ב֣וֹאִי תֵימָ֔ן הָפִ֥יחִי גַנִּ֖⁠י יִזְּל֣וּ בְשָׂמָ֑י⁠ו יָבֹ֤א דוֹדִ⁠י֙ לְ⁠גַנּ֔⁠וֹ וְ⁠יֹאכַ֖ל פְּרִ֥י מְגָדָֽי⁠ו</w:t>
       </w:r>
     </w:p>
     <w:p>
@@ -33174,20 +32362,6 @@
       </w:r>
       <w:r>
         <w:rPr>
-          <w:lang w:val="pt_PT" w:bidi="pt_PT"/>
-        </w:rPr>
-        <w:t>בָּ֣אתִי לְ⁠גַנִּ⁠י֮ אֲחֹתִ֣⁠י כַלָּה֒ אָרִ֤יתִי מוֹרִ⁠י֙ עִם־בְּשָׂמִ֔⁠י אָכַ֤לְתִּי יַעְרִ⁠י֙ עִם־דִּבְשִׁ֔⁠י שָׁתִ֥יתִי יֵינִ֖⁠י עִם־חֲלָבִ֑⁠י</w:t>
-      </w:r>
-    </w:p>
-    <w:p>
-      <w:pPr/>
-      <w:r>
-        <w:rPr>
-          <w:lang w:val="pt_PT" w:bidi="pt_PT"/>
-        </w:rPr>
-      </w:r>
-      <w:r>
-        <w:rPr>
           <w:b/>
           <w:lang w:val="pt_PT" w:bidi="pt_PT"/>
         </w:rPr>
@@ -33360,20 +32534,6 @@
       </w:r>
       <w:r>
         <w:rPr>
-          <w:lang w:val="pt_PT" w:bidi="pt_PT"/>
-        </w:rPr>
-        <w:t>בָּ֣אתִי לְ⁠גַנִּ⁠י֮ אֲחֹתִ֣⁠י כַלָּה֒ אָרִ֤יתִי מוֹרִ⁠י֙ עִם־בְּשָׂמִ֔⁠י אָכַ֤לְתִּי יַעְרִ⁠י֙ עִם־דִּבְשִׁ֔⁠י שָׁתִ֥יתִי יֵינִ֖⁠י עִם־חֲלָבִ֑⁠י</w:t>
-      </w:r>
-    </w:p>
-    <w:p>
-      <w:pPr/>
-      <w:r>
-        <w:rPr>
-          <w:lang w:val="pt_PT" w:bidi="pt_PT"/>
-        </w:rPr>
-      </w:r>
-      <w:r>
-        <w:rPr>
           <w:b/>
           <w:lang w:val="pt_PT" w:bidi="pt_PT"/>
         </w:rPr>
@@ -33570,20 +32730,6 @@
         <w:rPr>
           <w:lang w:val="pt_PT" w:bidi="pt_PT"/>
         </w:rPr>
-      </w:r>
-    </w:p>
-    <w:p>
-      <w:pPr/>
-      <w:r>
-        <w:rPr>
-          <w:lang w:val="pt_PT" w:bidi="pt_PT"/>
-        </w:rPr>
-      </w:r>
-      <w:r>
-        <w:rPr>
-          <w:lang w:val="pt_PT" w:bidi="pt_PT"/>
-        </w:rPr>
-        <w:t>בָּ֣אתִי לְ⁠גַנִּ⁠י֮ אֲחֹתִ֣⁠י כַלָּה֒</w:t>
       </w:r>
     </w:p>
     <w:p>
@@ -34216,20 +33362,6 @@
       </w:r>
       <w:r>
         <w:rPr>
-          <w:lang w:val="pt_PT" w:bidi="pt_PT"/>
-        </w:rPr>
-        <w:t>ק֣וֹל ׀ דּוֹדִ֣⁠י דוֹפֵ֗ק</w:t>
-      </w:r>
-    </w:p>
-    <w:p>
-      <w:pPr/>
-      <w:r>
-        <w:rPr>
-          <w:lang w:val="pt_PT" w:bidi="pt_PT"/>
-        </w:rPr>
-      </w:r>
-      <w:r>
-        <w:rPr>
           <w:b/>
           <w:lang w:val="pt_PT" w:bidi="pt_PT"/>
         </w:rPr>
@@ -34895,20 +34027,6 @@
       </w:r>
       <w:r>
         <w:rPr>
-          <w:lang w:val="pt_PT" w:bidi="pt_PT"/>
-        </w:rPr>
-        <w:t>פָּשַׁ֨טְתִּי֙ אֶת־כֻּתָּנְתִּ֔⁠י אֵיכָ֖כָה אֶלְבָּשֶׁ֑⁠נָּה רָחַ֥צְתִּי אֶת־רַגְלַ֖⁠י אֵיכָ֥כָה אֲטַנְּפֵֽ⁠ם</w:t>
-      </w:r>
-    </w:p>
-    <w:p>
-      <w:pPr/>
-      <w:r>
-        <w:rPr>
-          <w:lang w:val="pt_PT" w:bidi="pt_PT"/>
-        </w:rPr>
-      </w:r>
-      <w:r>
-        <w:rPr>
           <w:b/>
           <w:lang w:val="pt_PT" w:bidi="pt_PT"/>
         </w:rPr>
@@ -34995,20 +34113,6 @@
         <w:rPr>
           <w:lang w:val="pt_PT" w:bidi="pt_PT"/>
         </w:rPr>
-      </w:r>
-    </w:p>
-    <w:p>
-      <w:pPr/>
-      <w:r>
-        <w:rPr>
-          <w:lang w:val="pt_PT" w:bidi="pt_PT"/>
-        </w:rPr>
-      </w:r>
-      <w:r>
-        <w:rPr>
-          <w:lang w:val="pt_PT" w:bidi="pt_PT"/>
-        </w:rPr>
-        <w:t>אֵיכָ֖כָה אֶלְבָּשֶׁ֑⁠נָּה רָחַ֥צְתִּי אֶת־רַגְלַ֖⁠י אֵיכָ֥כָה אֲטַנְּפֵֽ⁠ם</w:t>
       </w:r>
     </w:p>
     <w:p>
@@ -36442,20 +35546,6 @@
       </w:r>
       <w:r>
         <w:rPr>
-          <w:lang w:val="pt_PT" w:bidi="pt_PT"/>
-        </w:rPr>
-        <w:t>מְצָאֻ֧⁠נִי הַ⁠שֹּׁמְרִ֛ים הַ⁠סֹּבְבִ֥ים בָּ⁠עִ֖יר</w:t>
-      </w:r>
-    </w:p>
-    <w:p>
-      <w:pPr/>
-      <w:r>
-        <w:rPr>
-          <w:lang w:val="pt_PT" w:bidi="pt_PT"/>
-        </w:rPr>
-      </w:r>
-      <w:r>
-        <w:rPr>
           <w:b/>
           <w:lang w:val="pt_PT" w:bidi="pt_PT"/>
         </w:rPr>
@@ -36584,20 +35674,6 @@
       </w:r>
       <w:r>
         <w:rPr>
-          <w:lang w:val="pt_PT" w:bidi="pt_PT"/>
-        </w:rPr>
-        <w:t>הִכּ֣וּ⁠נִי פְצָע֑וּ⁠נִי נָשְׂא֤וּ אֶת־רְדִידִ⁠י֙ מֵֽ⁠עָלַ֔⁠י שֹׁמְרֵ֖י הַ⁠חֹמֽוֹת</w:t>
-      </w:r>
-    </w:p>
-    <w:p>
-      <w:pPr/>
-      <w:r>
-        <w:rPr>
-          <w:lang w:val="pt_PT" w:bidi="pt_PT"/>
-        </w:rPr>
-      </w:r>
-      <w:r>
-        <w:rPr>
           <w:b/>
           <w:lang w:val="pt_PT" w:bidi="pt_PT"/>
         </w:rPr>
@@ -37322,20 +36398,6 @@
       </w:r>
       <w:r>
         <w:rPr>
-          <w:lang w:val="pt_PT" w:bidi="pt_PT"/>
-        </w:rPr>
-        <w:t>שֶׁ⁠חוֹלַ֥ת אַהֲבָ֖ה אָֽנִי</w:t>
-      </w:r>
-    </w:p>
-    <w:p>
-      <w:pPr/>
-      <w:r>
-        <w:rPr>
-          <w:lang w:val="pt_PT" w:bidi="pt_PT"/>
-        </w:rPr>
-      </w:r>
-      <w:r>
-        <w:rPr>
           <w:b/>
           <w:lang w:val="pt_PT" w:bidi="pt_PT"/>
         </w:rPr>
@@ -37419,20 +36481,6 @@
       </w:r>
       <w:r>
         <w:rPr>
-          <w:lang w:val="pt_PT" w:bidi="pt_PT"/>
-        </w:rPr>
-        <w:t>מַה־דּוֹדֵ֣⁠ךְ מִ⁠דּ֔וֹד הַ⁠יָּפָ֖ה בַּ⁠נָּשִׁ֑ים מַה־דּוֹדֵ֣⁠ךְ מִ⁠דּ֔וֹד שֶׁ⁠כָּ֖כָה הִשְׁבַּעְתָּֽ⁠נוּ</w:t>
-      </w:r>
-    </w:p>
-    <w:p>
-      <w:pPr/>
-      <w:r>
-        <w:rPr>
-          <w:lang w:val="pt_PT" w:bidi="pt_PT"/>
-        </w:rPr>
-      </w:r>
-      <w:r>
-        <w:rPr>
           <w:b/>
           <w:lang w:val="pt_PT" w:bidi="pt_PT"/>
         </w:rPr>
@@ -37529,20 +36577,6 @@
       </w:r>
       <w:r>
         <w:rPr>
-          <w:lang w:val="pt_PT" w:bidi="pt_PT"/>
-        </w:rPr>
-        <w:t>מַה־דּוֹדֵ֣⁠ךְ מִ⁠דּ֔וֹד</w:t>
-      </w:r>
-    </w:p>
-    <w:p>
-      <w:pPr/>
-      <w:r>
-        <w:rPr>
-          <w:lang w:val="pt_PT" w:bidi="pt_PT"/>
-        </w:rPr>
-      </w:r>
-      <w:r>
-        <w:rPr>
           <w:b/>
           <w:lang w:val="pt_PT" w:bidi="pt_PT"/>
         </w:rPr>
@@ -37595,20 +36629,6 @@
         <w:rPr>
           <w:lang w:val="pt_PT" w:bidi="pt_PT"/>
         </w:rPr>
-      </w:r>
-    </w:p>
-    <w:p>
-      <w:pPr/>
-      <w:r>
-        <w:rPr>
-          <w:lang w:val="pt_PT" w:bidi="pt_PT"/>
-        </w:rPr>
-      </w:r>
-      <w:r>
-        <w:rPr>
-          <w:lang w:val="pt_PT" w:bidi="pt_PT"/>
-        </w:rPr>
-        <w:t>מַה־דּוֹדֵ֣⁠ךְ מִ⁠דּ֔וֹד הַ⁠יָּפָ֖ה בַּ⁠נָּשִׁ֑ים</w:t>
       </w:r>
     </w:p>
     <w:p>
@@ -37874,20 +36894,6 @@
       </w:r>
       <w:r>
         <w:rPr>
-          <w:lang w:val="pt_PT" w:bidi="pt_PT"/>
-        </w:rPr>
-        <w:t>הִשְׁבַּעְתָּֽ⁠נוּ</w:t>
-      </w:r>
-    </w:p>
-    <w:p>
-      <w:pPr/>
-      <w:r>
-        <w:rPr>
-          <w:lang w:val="pt_PT" w:bidi="pt_PT"/>
-        </w:rPr>
-      </w:r>
-      <w:r>
-        <w:rPr>
           <w:b/>
           <w:lang w:val="pt_PT" w:bidi="pt_PT"/>
         </w:rPr>
@@ -38788,20 +37794,6 @@
       </w:r>
       <w:r>
         <w:rPr>
-          <w:lang w:val="pt_PT" w:bidi="pt_PT"/>
-        </w:rPr>
-        <w:t>עֵינָ֕י⁠ו כְּ⁠יוֹנִ֖ים עַל־אֲפִ֣יקֵי מָ֑יִם רֹֽחֲצוֹת֙ בֶּֽ⁠חָלָ֔ב יֹשְׁב֖וֹת עַל־מִלֵּֽאת</w:t>
-      </w:r>
-    </w:p>
-    <w:p>
-      <w:pPr/>
-      <w:r>
-        <w:rPr>
-          <w:lang w:val="pt_PT" w:bidi="pt_PT"/>
-        </w:rPr>
-      </w:r>
-      <w:r>
-        <w:rPr>
           <w:b/>
           <w:lang w:val="pt_PT" w:bidi="pt_PT"/>
         </w:rPr>
@@ -40353,20 +39345,6 @@
       </w:r>
       <w:r>
         <w:rPr>
-          <w:lang w:val="pt_PT" w:bidi="pt_PT"/>
-        </w:rPr>
-        <w:t>מֵעָי⁠ו֙</w:t>
-      </w:r>
-    </w:p>
-    <w:p>
-      <w:pPr/>
-      <w:r>
-        <w:rPr>
-          <w:lang w:val="pt_PT" w:bidi="pt_PT"/>
-        </w:rPr>
-      </w:r>
-      <w:r>
-        <w:rPr>
           <w:b/>
           <w:lang w:val="pt_PT" w:bidi="pt_PT"/>
         </w:rPr>
@@ -41304,20 +40282,6 @@
         <w:rPr>
           <w:lang w:val="pt_PT" w:bidi="pt_PT"/>
         </w:rPr>
-      </w:r>
-    </w:p>
-    <w:p>
-      <w:pPr/>
-      <w:r>
-        <w:rPr>
-          <w:lang w:val="pt_PT" w:bidi="pt_PT"/>
-        </w:rPr>
-      </w:r>
-      <w:r>
-        <w:rPr>
-          <w:lang w:val="pt_PT" w:bidi="pt_PT"/>
-        </w:rPr>
-        <w:t>וְ⁠כֻלּ֖⁠וֹ מַחֲמַדִּ֑ים</w:t>
       </w:r>
     </w:p>
     <w:p>
@@ -41674,20 +40638,6 @@
       </w:r>
       <w:r>
         <w:rPr>
-          <w:lang w:val="pt_PT" w:bidi="pt_PT"/>
-        </w:rPr>
-        <w:t>אָ֚נָה הָלַ֣ךְ דּוֹדֵ֔⁠ךְ הַ⁠יָּפָ֖ה בַּ⁠נָּשִׁ֑ים אָ֚נָה פָּנָ֣ה דוֹדֵ֔⁠ךְ וּ⁠נְבַקְשֶׁ֖⁠נּוּ עִמָּֽ⁠ךְ</w:t>
-      </w:r>
-    </w:p>
-    <w:p>
-      <w:pPr/>
-      <w:r>
-        <w:rPr>
-          <w:lang w:val="pt_PT" w:bidi="pt_PT"/>
-        </w:rPr>
-      </w:r>
-      <w:r>
-        <w:rPr>
           <w:b/>
           <w:lang w:val="pt_PT" w:bidi="pt_PT"/>
         </w:rPr>
@@ -41786,20 +40736,6 @@
         <w:rPr>
           <w:lang w:val="pt_PT" w:bidi="pt_PT"/>
         </w:rPr>
-      </w:r>
-    </w:p>
-    <w:p>
-      <w:pPr/>
-      <w:r>
-        <w:rPr>
-          <w:lang w:val="pt_PT" w:bidi="pt_PT"/>
-        </w:rPr>
-      </w:r>
-      <w:r>
-        <w:rPr>
-          <w:lang w:val="pt_PT" w:bidi="pt_PT"/>
-        </w:rPr>
-        <w:t>אָ֚נָה הָלַ֣ךְ דּוֹדֵ֔⁠ךְ &amp; אָ֚נָה פָּנָ֣ה דוֹדֵ֔⁠ךְ</w:t>
       </w:r>
     </w:p>
     <w:p>
@@ -41970,7 +40906,7 @@
         <w:rPr>
           <w:lang w:val="pt_PT" w:bidi="pt_PT"/>
         </w:rPr>
-        <w:t>אָ֚נָה פָּנָ֣ה דוֹדֵ֔⁠ךְ</w:t>
+        <w:t>אָ֚נָה הָלַ֣ךְ דּוֹדֵ֔⁠ךְ &amp; אָ֚נָה פָּנָ֣ה דוֹדֵ֔⁠ךְ</w:t>
       </w:r>
     </w:p>
     <w:p>
@@ -42131,20 +41067,6 @@
         <w:rPr>
           <w:lang w:val="pt_PT" w:bidi="pt_PT"/>
         </w:rPr>
-      </w:r>
-    </w:p>
-    <w:p>
-      <w:pPr/>
-      <w:r>
-        <w:rPr>
-          <w:lang w:val="pt_PT" w:bidi="pt_PT"/>
-        </w:rPr>
-      </w:r>
-      <w:r>
-        <w:rPr>
-          <w:lang w:val="pt_PT" w:bidi="pt_PT"/>
-        </w:rPr>
-        <w:t>דּוֹדִ⁠י֙ יָרַ֣ד לְ⁠גַנּ֔⁠וֹ לַ⁠עֲרוּג֖וֹת הַ⁠בֹּ֑שֶׂם לִ⁠רְעוֹת֙ בַּ⁠גַּנִּ֔ים וְ⁠לִ⁠לְקֹ֖ט שֽׁוֹשַׁנִּֽים</w:t>
       </w:r>
     </w:p>
     <w:p>
@@ -42815,20 +41737,6 @@
       </w:r>
       <w:r>
         <w:rPr>
-          <w:lang w:val="pt_PT" w:bidi="pt_PT"/>
-        </w:rPr>
-        <w:t>אֲנִ֤י לְ⁠דוֹדִ⁠י֙ וְ⁠דוֹדִ֣⁠י לִ֔⁠י</w:t>
-      </w:r>
-    </w:p>
-    <w:p>
-      <w:pPr/>
-      <w:r>
-        <w:rPr>
-          <w:lang w:val="pt_PT" w:bidi="pt_PT"/>
-        </w:rPr>
-      </w:r>
-      <w:r>
-        <w:rPr>
           <w:b/>
           <w:lang w:val="pt_PT" w:bidi="pt_PT"/>
         </w:rPr>
@@ -42910,20 +41818,6 @@
       </w:r>
       <w:r>
         <w:rPr>
-          <w:lang w:val="pt_PT" w:bidi="pt_PT"/>
-        </w:rPr>
-        <w:t>הָ⁠רֹעֶ֖ה בַּ⁠שׁוֹשַׁנִּֽים</w:t>
-      </w:r>
-    </w:p>
-    <w:p>
-      <w:pPr/>
-      <w:r>
-        <w:rPr>
-          <w:lang w:val="pt_PT" w:bidi="pt_PT"/>
-        </w:rPr>
-      </w:r>
-      <w:r>
-        <w:rPr>
           <w:b/>
           <w:lang w:val="pt_PT" w:bidi="pt_PT"/>
         </w:rPr>
@@ -43255,20 +42149,6 @@
       </w:r>
       <w:r>
         <w:rPr>
-          <w:lang w:val="pt_PT" w:bidi="pt_PT"/>
-        </w:rPr>
-        <w:t>יָפָ֨ה אַ֤תְּ רַעְיָתִ⁠י֙ כְּ⁠תִרְצָ֔ה</w:t>
-      </w:r>
-    </w:p>
-    <w:p>
-      <w:pPr/>
-      <w:r>
-        <w:rPr>
-          <w:lang w:val="pt_PT" w:bidi="pt_PT"/>
-        </w:rPr>
-      </w:r>
-      <w:r>
-        <w:rPr>
           <w:b/>
           <w:lang w:val="pt_PT" w:bidi="pt_PT"/>
         </w:rPr>
@@ -43341,20 +42221,6 @@
         <w:rPr>
           <w:lang w:val="pt_PT" w:bidi="pt_PT"/>
         </w:rPr>
-      </w:r>
-    </w:p>
-    <w:p>
-      <w:pPr/>
-      <w:r>
-        <w:rPr>
-          <w:lang w:val="pt_PT" w:bidi="pt_PT"/>
-        </w:rPr>
-      </w:r>
-      <w:r>
-        <w:rPr>
-          <w:lang w:val="pt_PT" w:bidi="pt_PT"/>
-        </w:rPr>
-        <w:t>נָאוָ֖ה כִּ⁠ירוּשָׁלִָ֑ם אֲיֻמָּ֖ה כַּ⁠נִּדְגָּלֽוֹת</w:t>
       </w:r>
     </w:p>
     <w:p>
@@ -43660,20 +42526,6 @@
       </w:r>
       <w:r>
         <w:rPr>
-          <w:lang w:val="pt_PT" w:bidi="pt_PT"/>
-        </w:rPr>
-        <w:t>שַׂעְרֵ⁠ךְ֙ כְּ⁠עֵ֣דֶר הָֽ⁠עִזִּ֔ים שֶׁ⁠גָּלְשׁ֖וּ מִן־הַ⁠גִּלְעָֽד</w:t>
-      </w:r>
-    </w:p>
-    <w:p>
-      <w:pPr/>
-      <w:r>
-        <w:rPr>
-          <w:lang w:val="pt_PT" w:bidi="pt_PT"/>
-        </w:rPr>
-      </w:r>
-      <w:r>
-        <w:rPr>
           <w:b/>
           <w:lang w:val="pt_PT" w:bidi="pt_PT"/>
         </w:rPr>
@@ -44582,20 +43434,6 @@
       </w:r>
       <w:r>
         <w:rPr>
-          <w:lang w:val="pt_PT" w:bidi="pt_PT"/>
-        </w:rPr>
-        <w:t>שִׁשִּׁ֥ים הֵ֨מָּה֙ מְּלָכ֔וֹת וּ⁠שְׁמֹנִ֖ים פִּֽילַגְשִׁ֑ים וַ⁠עֲלָמ֖וֹת אֵ֥ין מִסְפָּֽר׃ אַחַ֥ת הִיא֙ יוֹנָתִ֣⁠י תַמָּתִ֔⁠י אַחַ֥ת הִיא֙ לְ⁠אִמָּ֔⁠הּ בָּרָ֥ה הִ֖יא לְ⁠יֽוֹלַדְתָּ֑⁠הּ</w:t>
-      </w:r>
-    </w:p>
-    <w:p>
-      <w:pPr/>
-      <w:r>
-        <w:rPr>
-          <w:lang w:val="pt_PT" w:bidi="pt_PT"/>
-        </w:rPr>
-      </w:r>
-      <w:r>
-        <w:rPr>
           <w:b/>
           <w:lang w:val="pt_PT" w:bidi="pt_PT"/>
         </w:rPr>
@@ -45394,20 +44232,6 @@
       </w:r>
       <w:r>
         <w:rPr>
-          <w:lang w:val="pt_PT" w:bidi="pt_PT"/>
-        </w:rPr>
-        <w:t>מִי־זֹ֥את הַ⁠נִּשְׁקָפָ֖ה כְּמוֹ־שָׁ֑חַר יָפָ֣ה כַ⁠לְּבָנָ֗ה בָּרָה֙ כַּֽ⁠חַמָּ֔ה אֲיֻמָּ֖ה כַּ⁠נִּדְגָּלֽוֹת</w:t>
-      </w:r>
-    </w:p>
-    <w:p>
-      <w:pPr/>
-      <w:r>
-        <w:rPr>
-          <w:lang w:val="pt_PT" w:bidi="pt_PT"/>
-        </w:rPr>
-      </w:r>
-      <w:r>
-        <w:rPr>
           <w:b/>
           <w:lang w:val="pt_PT" w:bidi="pt_PT"/>
         </w:rPr>
@@ -45530,20 +44354,6 @@
       </w:r>
       <w:r>
         <w:rPr>
-          <w:lang w:val="pt_PT" w:bidi="pt_PT"/>
-        </w:rPr>
-        <w:t>מִי־זֹ֥את הַ⁠נִּשְׁקָפָ֖ה כְּמוֹ־שָׁ֑חַר יָפָ֣ה כַ⁠לְּבָנָ֗ה בָּרָה֙ כַּֽ⁠חַמָּ֔ה אֲיֻמָּ֖ה כַּ⁠נִּדְגָּלֽוֹת</w:t>
-      </w:r>
-    </w:p>
-    <w:p>
-      <w:pPr/>
-      <w:r>
-        <w:rPr>
-          <w:lang w:val="pt_PT" w:bidi="pt_PT"/>
-        </w:rPr>
-      </w:r>
-      <w:r>
-        <w:rPr>
           <w:b/>
           <w:lang w:val="pt_PT" w:bidi="pt_PT"/>
         </w:rPr>
@@ -45724,20 +44534,6 @@
       </w:r>
       <w:r>
         <w:rPr>
-          <w:lang w:val="pt_PT" w:bidi="pt_PT"/>
-        </w:rPr>
-        <w:t>הַ⁠נִּשְׁקָפָ֖ה כְּמוֹ־שָׁ֑חַר יָפָ֣ה כַ⁠לְּבָנָ֗ה בָּרָה֙ כַּֽ⁠חַמָּ֔ה</w:t>
-      </w:r>
-    </w:p>
-    <w:p>
-      <w:pPr/>
-      <w:r>
-        <w:rPr>
-          <w:lang w:val="pt_PT" w:bidi="pt_PT"/>
-        </w:rPr>
-      </w:r>
-      <w:r>
-        <w:rPr>
           <w:b/>
           <w:lang w:val="pt_PT" w:bidi="pt_PT"/>
         </w:rPr>
@@ -45836,20 +44632,6 @@
         <w:rPr>
           <w:lang w:val="pt_PT" w:bidi="pt_PT"/>
         </w:rPr>
-      </w:r>
-    </w:p>
-    <w:p>
-      <w:pPr/>
-      <w:r>
-        <w:rPr>
-          <w:lang w:val="pt_PT" w:bidi="pt_PT"/>
-        </w:rPr>
-      </w:r>
-      <w:r>
-        <w:rPr>
-          <w:lang w:val="pt_PT" w:bidi="pt_PT"/>
-        </w:rPr>
-        <w:t>אֲיֻמָּ֖ה כַּ⁠נִּדְגָּלֽוֹת</w:t>
       </w:r>
     </w:p>
     <w:p>
@@ -46059,20 +44841,6 @@
       </w:r>
       <w:r>
         <w:rPr>
-          <w:lang w:val="pt_PT" w:bidi="pt_PT"/>
-        </w:rPr>
-        <w:t>אֶל־גִּנַּ֤ת אֱגוֹז֙ יָרַ֔דְתִּי</w:t>
-      </w:r>
-    </w:p>
-    <w:p>
-      <w:pPr/>
-      <w:r>
-        <w:rPr>
-          <w:lang w:val="pt_PT" w:bidi="pt_PT"/>
-        </w:rPr>
-      </w:r>
-      <w:r>
-        <w:rPr>
           <w:b/>
           <w:lang w:val="pt_PT" w:bidi="pt_PT"/>
         </w:rPr>
@@ -47460,20 +46228,6 @@
       </w:r>
       <w:r>
         <w:rPr>
-          <w:lang w:val="pt_PT" w:bidi="pt_PT"/>
-        </w:rPr>
-        <w:t>מַה־יָּפ֧וּ פְעָמַ֛יִ⁠ךְ בַּ⁠נְּעָלִ֖ים בַּת־נָדִ֑יב חַמּוּקֵ֣י יְרֵכַ֔יִ⁠ךְ כְּמ֣וֹ חֲלָאִ֔ים מַעֲשֵׂ֖ה יְדֵ֥י אָמָּֽן</w:t>
-      </w:r>
-    </w:p>
-    <w:p>
-      <w:pPr/>
-      <w:r>
-        <w:rPr>
-          <w:lang w:val="pt_PT" w:bidi="pt_PT"/>
-        </w:rPr>
-      </w:r>
-      <w:r>
-        <w:rPr>
           <w:b/>
           <w:lang w:val="pt_PT" w:bidi="pt_PT"/>
         </w:rPr>
@@ -47718,20 +46472,6 @@
       </w:r>
       <w:r>
         <w:rPr>
-          <w:lang w:val="pt_PT" w:bidi="pt_PT"/>
-        </w:rPr>
-        <w:t>מַה־יָּפ֧וּ פְעָמַ֛יִ⁠ךְ בַּ⁠נְּעָלִ֖ים בַּת־נָדִ֑יב</w:t>
-      </w:r>
-    </w:p>
-    <w:p>
-      <w:pPr/>
-      <w:r>
-        <w:rPr>
-          <w:lang w:val="pt_PT" w:bidi="pt_PT"/>
-        </w:rPr>
-      </w:r>
-      <w:r>
-        <w:rPr>
           <w:b/>
           <w:lang w:val="pt_PT" w:bidi="pt_PT"/>
         </w:rPr>
@@ -48920,20 +47660,6 @@
         <w:rPr>
           <w:lang w:val="pt_PT" w:bidi="pt_PT"/>
         </w:rPr>
-      </w:r>
-    </w:p>
-    <w:p>
-      <w:pPr/>
-      <w:r>
-        <w:rPr>
-          <w:lang w:val="pt_PT" w:bidi="pt_PT"/>
-        </w:rPr>
-      </w:r>
-      <w:r>
-        <w:rPr>
-          <w:lang w:val="pt_PT" w:bidi="pt_PT"/>
-        </w:rPr>
-        <w:t>סוּגָ֖ה בַּ⁠שּׁוֹשַׁנִּֽים</w:t>
       </w:r>
     </w:p>
     <w:p>
@@ -49296,6 +48022,20 @@
       </w:r>
       <w:r>
         <w:rPr>
+          <w:lang w:val="pt_PT" w:bidi="pt_PT"/>
+        </w:rPr>
+        <w:t>הַ⁠שֵּׁ֑ן</w:t>
+      </w:r>
+    </w:p>
+    <w:p>
+      <w:pPr/>
+      <w:r>
+        <w:rPr>
+          <w:lang w:val="pt_PT" w:bidi="pt_PT"/>
+        </w:rPr>
+      </w:r>
+      <w:r>
+        <w:rPr>
           <w:b/>
           <w:lang w:val="pt_PT" w:bidi="pt_PT"/>
         </w:rPr>
@@ -49635,20 +48375,6 @@
       </w:r>
       <w:r>
         <w:rPr>
-          <w:lang w:val="pt_PT" w:bidi="pt_PT"/>
-        </w:rPr>
-        <w:t>עַל־שַׁ֨עַר֙ בַּת־רַבִּ֔ים</w:t>
-      </w:r>
-    </w:p>
-    <w:p>
-      <w:pPr/>
-      <w:r>
-        <w:rPr>
-          <w:lang w:val="pt_PT" w:bidi="pt_PT"/>
-        </w:rPr>
-      </w:r>
-      <w:r>
-        <w:rPr>
           <w:b/>
           <w:lang w:val="pt_PT" w:bidi="pt_PT"/>
         </w:rPr>
@@ -51830,20 +50556,6 @@
       </w:r>
       <w:r>
         <w:rPr>
-          <w:lang w:val="pt_PT" w:bidi="pt_PT"/>
-        </w:rPr>
-        <w:t>אֶעֱלֶ֣ה בְ⁠תָמָ֔ר אֹֽחֲזָ֖ה בְּ⁠סַנְסִנָּ֑י⁠ו</w:t>
-      </w:r>
-    </w:p>
-    <w:p>
-      <w:pPr/>
-      <w:r>
-        <w:rPr>
-          <w:lang w:val="pt_PT" w:bidi="pt_PT"/>
-        </w:rPr>
-      </w:r>
-      <w:r>
-        <w:rPr>
           <w:b/>
           <w:lang w:val="pt_PT" w:bidi="pt_PT"/>
         </w:rPr>
@@ -53175,20 +51887,6 @@
       </w:r>
       <w:r>
         <w:rPr>
-          <w:lang w:val="pt_PT" w:bidi="pt_PT"/>
-        </w:rPr>
-        <w:t>הוֹלֵ֥ךְ לְ⁠דוֹדִ֖⁠י לְ⁠מֵישָׁרִ֑ים דּוֹבֵ֖ב שִׂפְתֵ֥י יְשֵׁנִֽים</w:t>
-      </w:r>
-    </w:p>
-    <w:p>
-      <w:pPr/>
-      <w:r>
-        <w:rPr>
-          <w:lang w:val="pt_PT" w:bidi="pt_PT"/>
-        </w:rPr>
-      </w:r>
-      <w:r>
-        <w:rPr>
           <w:b/>
           <w:lang w:val="pt_PT" w:bidi="pt_PT"/>
         </w:rPr>
@@ -53436,20 +52134,6 @@
         <w:rPr>
           <w:lang w:val="pt_PT" w:bidi="pt_PT"/>
         </w:rPr>
-      </w:r>
-    </w:p>
-    <w:p>
-      <w:pPr/>
-      <w:r>
-        <w:rPr>
-          <w:lang w:val="pt_PT" w:bidi="pt_PT"/>
-        </w:rPr>
-      </w:r>
-      <w:r>
-        <w:rPr>
-          <w:lang w:val="pt_PT" w:bidi="pt_PT"/>
-        </w:rPr>
-        <w:t>שִׂפְתֵ֥י יְשֵׁנִֽים</w:t>
       </w:r>
     </w:p>
     <w:p>
@@ -53811,20 +52495,6 @@
       </w:r>
       <w:r>
         <w:rPr>
-          <w:lang w:val="pt_PT" w:bidi="pt_PT"/>
-        </w:rPr>
-        <w:t>נָלִ֖ינָה בַּ⁠כְּפָרִֽים</w:t>
-      </w:r>
-    </w:p>
-    <w:p>
-      <w:pPr/>
-      <w:r>
-        <w:rPr>
-          <w:lang w:val="pt_PT" w:bidi="pt_PT"/>
-        </w:rPr>
-      </w:r>
-      <w:r>
-        <w:rPr>
           <w:b/>
           <w:lang w:val="pt_PT" w:bidi="pt_PT"/>
         </w:rPr>
@@ -54029,20 +52699,6 @@
       </w:r>
       <w:r>
         <w:rPr>
-          <w:lang w:val="pt_PT" w:bidi="pt_PT"/>
-        </w:rPr>
-        <w:t>נַשְׁכִּ֨ימָה֙</w:t>
-      </w:r>
-    </w:p>
-    <w:p>
-      <w:pPr/>
-      <w:r>
-        <w:rPr>
-          <w:lang w:val="pt_PT" w:bidi="pt_PT"/>
-        </w:rPr>
-      </w:r>
-      <w:r>
-        <w:rPr>
           <w:b/>
           <w:lang w:val="pt_PT" w:bidi="pt_PT"/>
         </w:rPr>
@@ -54191,6 +52847,20 @@
         <w:rPr>
           <w:lang w:val="pt_PT" w:bidi="pt_PT"/>
         </w:rPr>
+      </w:r>
+    </w:p>
+    <w:p>
+      <w:pPr/>
+      <w:r>
+        <w:rPr>
+          <w:lang w:val="pt_PT" w:bidi="pt_PT"/>
+        </w:rPr>
+      </w:r>
+      <w:r>
+        <w:rPr>
+          <w:lang w:val="pt_PT" w:bidi="pt_PT"/>
+        </w:rPr>
+        <w:t>הֵנֵ֖צוּ הָ⁠רִמּוֹנִ֑ים</w:t>
       </w:r>
     </w:p>
     <w:p>
@@ -54283,20 +52953,6 @@
       </w:r>
       <w:r>
         <w:rPr>
-          <w:lang w:val="pt_PT" w:bidi="pt_PT"/>
-        </w:rPr>
-        <w:t>פָּֽרְחָ֤ה הַ⁠גֶּ֨פֶן֙</w:t>
-      </w:r>
-    </w:p>
-    <w:p>
-      <w:pPr/>
-      <w:r>
-        <w:rPr>
-          <w:lang w:val="pt_PT" w:bidi="pt_PT"/>
-        </w:rPr>
-      </w:r>
-      <w:r>
-        <w:rPr>
           <w:b/>
           <w:lang w:val="pt_PT" w:bidi="pt_PT"/>
         </w:rPr>
@@ -54692,20 +53348,6 @@
       </w:r>
       <w:r>
         <w:rPr>
-          <w:lang w:val="pt_PT" w:bidi="pt_PT"/>
-        </w:rPr>
-        <w:t>וְ⁠עַל־פְּתָחֵ֨י⁠נוּ֙ כָּל־מְגָדִ֔ים</w:t>
-      </w:r>
-    </w:p>
-    <w:p>
-      <w:pPr/>
-      <w:r>
-        <w:rPr>
-          <w:lang w:val="pt_PT" w:bidi="pt_PT"/>
-        </w:rPr>
-      </w:r>
-      <w:r>
-        <w:rPr>
           <w:b/>
           <w:lang w:val="pt_PT" w:bidi="pt_PT"/>
         </w:rPr>
@@ -54854,20 +53496,6 @@
         <w:rPr>
           <w:lang w:val="pt_PT" w:bidi="pt_PT"/>
         </w:rPr>
-      </w:r>
-    </w:p>
-    <w:p>
-      <w:pPr/>
-      <w:r>
-        <w:rPr>
-          <w:lang w:val="pt_PT" w:bidi="pt_PT"/>
-        </w:rPr>
-      </w:r>
-      <w:r>
-        <w:rPr>
-          <w:lang w:val="pt_PT" w:bidi="pt_PT"/>
-        </w:rPr>
-        <w:t>דּוֹדִ֖⁠י צָפַ֥נְתִּי לָֽ⁠ךְ</w:t>
       </w:r>
     </w:p>
     <w:p>
@@ -55374,20 +54002,6 @@
       </w:r>
       <w:r>
         <w:rPr>
-          <w:lang w:val="pt_PT" w:bidi="pt_PT"/>
-        </w:rPr>
-        <w:t>מִ֤י יִתֶּנְ⁠ךָ֙ כְּ⁠אָ֣ח לִ֔⁠י יוֹנֵ֖ק שְׁדֵ֣י אִמִּ֑⁠י</w:t>
-      </w:r>
-    </w:p>
-    <w:p>
-      <w:pPr/>
-      <w:r>
-        <w:rPr>
-          <w:lang w:val="pt_PT" w:bidi="pt_PT"/>
-        </w:rPr>
-      </w:r>
-      <w:r>
-        <w:rPr>
           <w:b/>
           <w:lang w:val="pt_PT" w:bidi="pt_PT"/>
         </w:rPr>
@@ -55757,20 +54371,6 @@
       </w:r>
       <w:r>
         <w:rPr>
-          <w:lang w:val="pt_PT" w:bidi="pt_PT"/>
-        </w:rPr>
-        <w:t>אֶֽמְצָאֲ⁠ךָ֤ בַ⁠חוּץ֙ אֶשָׁ֣קְ⁠ךָ֔ גַּ֖ם לֹא־יָב֥וּזוּ לִֽ⁠י׃ אֶנְהָֽגֲ⁠ךָ֗ אֲבִֽיאֲ⁠ךָ֛ אֶל־בֵּ֥ית אִמִּ֖⁠י תְּלַמְּדֵ֑⁠נִי אַשְׁקְ⁠ךָ֙ מִ⁠יַּ֣יִן הָ⁠רֶ֔קַח מֵ⁠עֲסִ֖יס רִמֹּנִֽ⁠י</w:t>
-      </w:r>
-    </w:p>
-    <w:p>
-      <w:pPr/>
-      <w:r>
-        <w:rPr>
-          <w:lang w:val="pt_PT" w:bidi="pt_PT"/>
-        </w:rPr>
-      </w:r>
-      <w:r>
-        <w:rPr>
           <w:b/>
           <w:lang w:val="pt_PT" w:bidi="pt_PT"/>
         </w:rPr>
@@ -55896,20 +54496,6 @@
         <w:rPr>
           <w:lang w:val="pt_PT" w:bidi="pt_PT"/>
         </w:rPr>
-      </w:r>
-    </w:p>
-    <w:p>
-      <w:pPr/>
-      <w:r>
-        <w:rPr>
-          <w:lang w:val="pt_PT" w:bidi="pt_PT"/>
-        </w:rPr>
-      </w:r>
-      <w:r>
-        <w:rPr>
-          <w:lang w:val="pt_PT" w:bidi="pt_PT"/>
-        </w:rPr>
-        <w:t>אֲבִֽיאֲ⁠ךָ֛ אֶל־בֵּ֥ית אִמִּ֖⁠י</w:t>
       </w:r>
     </w:p>
     <w:p>
@@ -56049,20 +54635,6 @@
       </w:r>
       <w:r>
         <w:rPr>
-          <w:lang w:val="pt_PT" w:bidi="pt_PT"/>
-        </w:rPr>
-        <w:t>אֲבִֽיאֲ⁠ךָ֛ אֶל־בֵּ֥ית אִמִּ֖⁠י תְּלַמְּדֵ֑⁠נִי</w:t>
-      </w:r>
-    </w:p>
-    <w:p>
-      <w:pPr/>
-      <w:r>
-        <w:rPr>
-          <w:lang w:val="pt_PT" w:bidi="pt_PT"/>
-        </w:rPr>
-      </w:r>
-      <w:r>
-        <w:rPr>
           <w:b/>
           <w:lang w:val="pt_PT" w:bidi="pt_PT"/>
         </w:rPr>
@@ -56905,20 +55477,6 @@
       </w:r>
       <w:r>
         <w:rPr>
-          <w:lang w:val="pt_PT" w:bidi="pt_PT"/>
-        </w:rPr>
-        <w:t>מִ֣י זֹ֗את עֹלָה֙ מִן־הַ⁠מִּדְבָּ֔ר מִתְרַפֶּ֖קֶת עַל־דּוֹדָ֑⁠הּ</w:t>
-      </w:r>
-    </w:p>
-    <w:p>
-      <w:pPr/>
-      <w:r>
-        <w:rPr>
-          <w:lang w:val="pt_PT" w:bidi="pt_PT"/>
-        </w:rPr>
-      </w:r>
-      <w:r>
-        <w:rPr>
           <w:b/>
           <w:lang w:val="pt_PT" w:bidi="pt_PT"/>
         </w:rPr>
@@ -57556,20 +56114,6 @@
       </w:r>
       <w:r>
         <w:rPr>
-          <w:lang w:val="pt_PT" w:bidi="pt_PT"/>
-        </w:rPr>
-        <w:t>תַּ֤חַת הַ⁠תַּפּ֨וּחַ֙ עֽוֹרַרְתִּ֔י⁠ךָ שָׁ֚מָּ⁠ה חִבְּלַ֣תְ⁠ךָ אִמֶּ֔⁠ךָ שָׁ֖מָּ⁠ה חִבְּלָ֥ה יְלָדַֽתְ⁠ךָ׃ שִׂימֵ֨⁠נִי כַֽ⁠חוֹתָ֜ם עַל־לִבֶּ֗⁠ךָ כַּֽ⁠חוֹתָם֙ עַל־זְרוֹעֶ֔⁠ךָ כִּֽי־עַזָּ֤ה כַ⁠מָּ֨וֶת֙ אַהֲבָ֔ה קָשָׁ֥ה כִ⁠שְׁא֖וֹל קִנְאָ֑ה רְשָׁפֶ֕י⁠הָ רִשְׁפֵּ֕י אֵ֖שׁ שַׁלְהֶ֥בֶתְ יָֽה׃ מַ֣יִם רַבִּ֗ים לֹ֤א יֽוּכְלוּ֙ לְ⁠כַבּ֣וֹת אֶת־הָֽ⁠אַהֲבָ֔ה וּ⁠נְהָר֖וֹת לֹ֣א יִשְׁטְפ֑וּ⁠הָ אִם־יִתֵּ֨ן אִ֜ישׁ אֶת־כָּל־ה֤וֹן בֵּית⁠וֹ֙ בָּ⁠אַהֲבָ֔ה בּ֖וֹז יָב֥וּזוּ לֽ⁠וֹ</w:t>
-      </w:r>
-    </w:p>
-    <w:p>
-      <w:pPr/>
-      <w:r>
-        <w:rPr>
-          <w:lang w:val="pt_PT" w:bidi="pt_PT"/>
-        </w:rPr>
-      </w:r>
-      <w:r>
-        <w:rPr>
           <w:b/>
           <w:lang w:val="pt_PT" w:bidi="pt_PT"/>
         </w:rPr>
@@ -59192,20 +57736,6 @@
       </w:r>
       <w:r>
         <w:rPr>
-          <w:lang w:val="pt_PT" w:bidi="pt_PT"/>
-        </w:rPr>
-        <w:t>מַ֣יִם רַבִּ֗ים לֹ֤א יֽוּכְלוּ֙ לְ⁠כַבּ֣וֹת אֶת־הָֽ⁠אַהֲבָ֔ה וּ⁠נְהָר֖וֹת לֹ֣א יִשְׁטְפ֑וּ⁠הָ</w:t>
-      </w:r>
-    </w:p>
-    <w:p>
-      <w:pPr/>
-      <w:r>
-        <w:rPr>
-          <w:lang w:val="pt_PT" w:bidi="pt_PT"/>
-        </w:rPr>
-      </w:r>
-      <w:r>
-        <w:rPr>
           <w:b/>
           <w:lang w:val="pt_PT" w:bidi="pt_PT"/>
         </w:rPr>
@@ -59379,20 +57909,6 @@
       </w:r>
       <w:r>
         <w:rPr>
-          <w:lang w:val="pt_PT" w:bidi="pt_PT"/>
-        </w:rPr>
-        <w:t>אִם־יִתֵּ֨ן אִ֜ישׁ אֶת־כָּל־ה֤וֹן בֵּית⁠וֹ֙ בָּ⁠אַהֲבָ֔ה בּ֖וֹז יָב֥וּזוּ לֽ⁠וֹ</w:t>
-      </w:r>
-    </w:p>
-    <w:p>
-      <w:pPr/>
-      <w:r>
-        <w:rPr>
-          <w:lang w:val="pt_PT" w:bidi="pt_PT"/>
-        </w:rPr>
-      </w:r>
-      <w:r>
-        <w:rPr>
           <w:b/>
           <w:lang w:val="pt_PT" w:bidi="pt_PT"/>
         </w:rPr>
@@ -59490,20 +58006,6 @@
       </w:r>
       <w:r>
         <w:rPr>
-          <w:lang w:val="pt_PT" w:bidi="pt_PT"/>
-        </w:rPr>
-        <w:t>בָּ⁠אַהֲבָ֔ה</w:t>
-      </w:r>
-    </w:p>
-    <w:p>
-      <w:pPr/>
-      <w:r>
-        <w:rPr>
-          <w:lang w:val="pt_PT" w:bidi="pt_PT"/>
-        </w:rPr>
-      </w:r>
-      <w:r>
-        <w:rPr>
           <w:b/>
           <w:lang w:val="pt_PT" w:bidi="pt_PT"/>
         </w:rPr>
@@ -60350,6 +58852,142 @@
       </w:r>
       <w:r>
         <w:rPr>
+          <w:b/>
+          <w:lang w:val="pt_PT" w:bidi="pt_PT"/>
+        </w:rPr>
+        <w:t>"</w:t>
+      </w:r>
+      <w:r>
+        <w:rPr>
+          <w:b/>
+          <w:lang w:val="pt_PT" w:bidi="pt_PT"/>
+        </w:rPr>
+        <w:t>Se ela for uma muralha</w:t>
+      </w:r>
+      <w:r>
+        <w:rPr>
+          <w:b/>
+          <w:lang w:val="pt_PT" w:bidi="pt_PT"/>
+        </w:rPr>
+        <w:t>".</w:t>
+      </w:r>
+    </w:p>
+    <w:p>
+      <w:pPr/>
+      <w:r>
+        <w:rPr>
+          <w:lang w:val="pt_PT" w:bidi="pt_PT"/>
+        </w:rPr>
+      </w:r>
+      <w:r>
+        <w:rPr>
+          <w:lang w:val="pt_PT" w:bidi="pt_PT"/>
+        </w:rPr>
+        <w:t xml:space="preserve">Aqui, os irmãos da mulher falam de sua irmã como se ela fosse </w:t>
+      </w:r>
+      <w:r>
+        <w:rPr>
+          <w:b/>
+          <w:lang w:val="pt_PT" w:bidi="pt_PT"/>
+        </w:rPr>
+        <w:t>uma muralha</w:t>
+      </w:r>
+      <w:r>
+        <w:rPr>
+          <w:lang w:val="pt_PT" w:bidi="pt_PT"/>
+        </w:rPr>
+        <w:t xml:space="preserve"> sobre a qual construiriam </w:t>
+      </w:r>
+      <w:r>
+        <w:rPr>
+          <w:b/>
+          <w:lang w:val="pt_PT" w:bidi="pt_PT"/>
+        </w:rPr>
+        <w:t>uma torre de prata</w:t>
+      </w:r>
+      <w:r>
+        <w:rPr>
+          <w:lang w:val="pt_PT" w:bidi="pt_PT"/>
+        </w:rPr>
+        <w:t xml:space="preserve">. O significado desta metáfora pode ser: (1) que eles se esforçariam para proteger sua virgindade, como se ela fosse </w:t>
+      </w:r>
+      <w:r>
+        <w:rPr>
+          <w:b/>
+          <w:lang w:val="pt_PT" w:bidi="pt_PT"/>
+        </w:rPr>
+        <w:t>uma muralha</w:t>
+      </w:r>
+      <w:r>
+        <w:rPr>
+          <w:lang w:val="pt_PT" w:bidi="pt_PT"/>
+        </w:rPr>
+        <w:t xml:space="preserve"> que eles tentavam proteger construindo um baluarte de prata sobre ela (um baluarte era uma fileira de pedras construída no topo de uma parede para protegê-la). Tradução alternativa: “Protegeremos sua virgindade como protegeríamos uma parede, construindo um baluarte de prata sobre ela”; (2) que seu peito era plano como uma parede porque seus seios ainda não estavam totalmente formados e, assim, eles tentariam torná-la mais atraente para o homem com quem ela se casaria, adornando-a com joias de prata. Tradução alternativa: “Se seu peito for plano como uma parede, vamos decorá-lo colocando joias de prata que são como torres sobre ele”.</w:t>
+      </w:r>
+    </w:p>
+    <w:p>
+      <w:pPr/>
+      <w:r>
+        <w:rPr>
+          <w:lang w:val="pt_PT" w:bidi="pt_PT"/>
+        </w:rPr>
+      </w:r>
+      <w:r>
+        <w:rPr>
+          <w:lang w:val="pt_PT" w:bidi="pt_PT"/>
+        </w:rPr>
+        <w:t xml:space="preserve">Veja: </w:t>
+      </w:r>
+      <w:r>
+        <w:rPr>
+          <w:lang w:val="pt_PT" w:bidi="pt_PT"/>
+        </w:rPr>
+        <w:t>Metáfora.</w:t>
+      </w:r>
+      <w:r>
+        <w:rPr>
+          <w:lang w:val="pt_PT" w:bidi="pt_PT"/>
+        </w:rPr>
+      </w:r>
+      <w:r>
+        <w:rPr>
+          <w:lang w:val="pt_PT" w:bidi="pt_PT"/>
+        </w:rPr>
+      </w:r>
+    </w:p>
+    <w:p>
+      <w:pPr/>
+      <w:r>
+        <w:rPr>
+          <w:lang w:val="pt_PT" w:bidi="pt_PT"/>
+        </w:rPr>
+      </w:r>
+    </w:p>
+    <w:p>
+      <w:pPr>
+        <w:pStyle w:val="Heading2"/>
+      </w:pPr>
+      <w:r>
+        <w:rPr>
+          <w:lang w:val="pt_PT" w:bidi="pt_PT"/>
+        </w:rPr>
+        <w:t>Cântico dos cânticos 8.9 (#2)</w:t>
+      </w:r>
+      <w:r>
+        <w:rPr>
+          <w:lang w:val="pt_PT" w:bidi="pt_PT"/>
+        </w:rPr>
+      </w:r>
+    </w:p>
+    <w:p>
+      <w:pPr/>
+      <w:r>
+        <w:rPr>
+          <w:lang w:val="pt_PT" w:bidi="pt_PT"/>
+        </w:rPr>
+      </w:r>
+      <w:r>
+        <w:rPr>
           <w:lang w:val="pt_PT" w:bidi="pt_PT"/>
         </w:rPr>
         <w:t>וְ⁠אִם־דֶּ֣לֶת הִ֔יא נָצ֥וּר עָלֶ֖י⁠הָ ל֥וּחַ אָֽרֶז</w:t>
@@ -60367,6 +59005,167 @@
           <w:b/>
           <w:lang w:val="pt_PT" w:bidi="pt_PT"/>
         </w:rPr>
+        <w:t>"E se ela for uma porta,".</w:t>
+      </w:r>
+    </w:p>
+    <w:p>
+      <w:pPr/>
+      <w:r>
+        <w:rPr>
+          <w:lang w:val="pt_PT" w:bidi="pt_PT"/>
+        </w:rPr>
+      </w:r>
+      <w:r>
+        <w:rPr>
+          <w:lang w:val="pt_PT" w:bidi="pt_PT"/>
+        </w:rPr>
+        <w:t xml:space="preserve">Aqui, os irmãos da mulher falam de sua irmã como se ela fosse </w:t>
+      </w:r>
+      <w:r>
+        <w:rPr>
+          <w:b/>
+          <w:lang w:val="pt_PT" w:bidi="pt_PT"/>
+        </w:rPr>
+        <w:t>uma porta</w:t>
+      </w:r>
+      <w:r>
+        <w:rPr>
+          <w:lang w:val="pt_PT" w:bidi="pt_PT"/>
+        </w:rPr>
+        <w:t xml:space="preserve"> que eles </w:t>
+      </w:r>
+      <w:r>
+        <w:rPr>
+          <w:b/>
+          <w:lang w:val="pt_PT" w:bidi="pt_PT"/>
+        </w:rPr>
+        <w:t xml:space="preserve">reforçariam </w:t>
+      </w:r>
+      <w:r>
+        <w:rPr>
+          <w:lang w:val="pt_PT" w:bidi="pt_PT"/>
+        </w:rPr>
+        <w:t xml:space="preserve">com </w:t>
+      </w:r>
+      <w:r>
+        <w:rPr>
+          <w:b/>
+          <w:lang w:val="pt_PT" w:bidi="pt_PT"/>
+        </w:rPr>
+        <w:t>sarrafos de cedro</w:t>
+      </w:r>
+      <w:r>
+        <w:rPr>
+          <w:lang w:val="pt_PT" w:bidi="pt_PT"/>
+        </w:rPr>
+        <w:t xml:space="preserve">. O significado dessa metáfora pode ser: (1) que eles fariam um esforço para proteger sua virgindade como se ela fosse </w:t>
+      </w:r>
+      <w:r>
+        <w:rPr>
+          <w:b/>
+          <w:lang w:val="pt_PT" w:bidi="pt_PT"/>
+        </w:rPr>
+        <w:t>uma porta</w:t>
+      </w:r>
+      <w:r>
+        <w:rPr>
+          <w:lang w:val="pt_PT" w:bidi="pt_PT"/>
+        </w:rPr>
+        <w:t xml:space="preserve"> que eles </w:t>
+      </w:r>
+      <w:r>
+        <w:rPr>
+          <w:b/>
+          <w:lang w:val="pt_PT" w:bidi="pt_PT"/>
+        </w:rPr>
+        <w:t xml:space="preserve">reforçariam </w:t>
+      </w:r>
+      <w:r>
+        <w:rPr>
+          <w:lang w:val="pt_PT" w:bidi="pt_PT"/>
+        </w:rPr>
+        <w:t xml:space="preserve">com </w:t>
+      </w:r>
+      <w:r>
+        <w:rPr>
+          <w:b/>
+          <w:lang w:val="pt_PT" w:bidi="pt_PT"/>
+        </w:rPr>
+        <w:t>sarrafos de cedro</w:t>
+      </w:r>
+      <w:r>
+        <w:rPr>
+          <w:lang w:val="pt_PT" w:bidi="pt_PT"/>
+        </w:rPr>
+        <w:t>. Tradução alternativa: “Nós protegeremos sua virgindade como se cercássemos uma porta com tábuas de cedro”; (2) que seu peito era plano como uma porta porque seus seios ainda não estavam totalmente formados e, assim, eles tentariam torná-la mais atraente para o homem com quem ela iria se casar, adornando-a como se decorassem uma porta com madeira de cedro. Tradução alternativa: “E se ela for plana como uma porta, nós a decoraremos como se decorássemos uma porta com tábuas de madeira de cedro”.</w:t>
+      </w:r>
+    </w:p>
+    <w:p>
+      <w:pPr/>
+      <w:r>
+        <w:rPr>
+          <w:lang w:val="pt_PT" w:bidi="pt_PT"/>
+        </w:rPr>
+      </w:r>
+      <w:r>
+        <w:rPr>
+          <w:lang w:val="pt_PT" w:bidi="pt_PT"/>
+        </w:rPr>
+        <w:t xml:space="preserve">Veja: </w:t>
+      </w:r>
+      <w:r>
+        <w:rPr>
+          <w:lang w:val="pt_PT" w:bidi="pt_PT"/>
+        </w:rPr>
+        <w:t>Metáfora.</w:t>
+      </w:r>
+      <w:r>
+        <w:rPr>
+          <w:lang w:val="pt_PT" w:bidi="pt_PT"/>
+        </w:rPr>
+      </w:r>
+      <w:r>
+        <w:rPr>
+          <w:lang w:val="pt_PT" w:bidi="pt_PT"/>
+        </w:rPr>
+      </w:r>
+    </w:p>
+    <w:p>
+      <w:pPr/>
+      <w:r>
+        <w:rPr>
+          <w:lang w:val="pt_PT" w:bidi="pt_PT"/>
+        </w:rPr>
+      </w:r>
+    </w:p>
+    <w:p>
+      <w:pPr>
+        <w:pStyle w:val="Heading2"/>
+      </w:pPr>
+      <w:r>
+        <w:rPr>
+          <w:lang w:val="pt_PT" w:bidi="pt_PT"/>
+        </w:rPr>
+        <w:t>Cântico dos cânticos 8.10 (#1)</w:t>
+      </w:r>
+      <w:r>
+        <w:rPr>
+          <w:lang w:val="pt_PT" w:bidi="pt_PT"/>
+        </w:rPr>
+      </w:r>
+    </w:p>
+    <w:p>
+      <w:pPr/>
+      <w:r>
+        <w:rPr>
+          <w:lang w:val="pt_PT" w:bidi="pt_PT"/>
+        </w:rPr>
+      </w:r>
+      <w:r>
+        <w:rPr>
+          <w:b/>
+          <w:lang w:val="pt_PT" w:bidi="pt_PT"/>
+        </w:rPr>
         <w:t>"</w:t>
       </w:r>
       <w:r>
@@ -60374,7 +59173,7 @@
           <w:b/>
           <w:lang w:val="pt_PT" w:bidi="pt_PT"/>
         </w:rPr>
-        <w:t>Se ela for uma muralha</w:t>
+        <w:t>Eu sou uma muralha</w:t>
       </w:r>
       <w:r>
         <w:rPr>
@@ -60395,7 +59194,118 @@
         <w:rPr>
           <w:lang w:val="pt_PT" w:bidi="pt_PT"/>
         </w:rPr>
-        <w:t xml:space="preserve">Aqui, os irmãos da mulher falam de sua irmã como se ela fosse </w:t>
+        <w:t>O autor não especifica quem está falando aqui, então você não deve indicar explicitamente quem você acha que está falando no texto da sua tradução. No entanto, se estiver usando cabeçalhos de seção para indicar quem está falando, como a tradução literal faz, você pode colocar um cabeçalho acima de 8.10 indicando que quem fala é a mulher.</w:t>
+      </w:r>
+    </w:p>
+    <w:p>
+      <w:pPr/>
+      <w:r>
+        <w:rPr>
+          <w:lang w:val="pt_PT" w:bidi="pt_PT"/>
+        </w:rPr>
+      </w:r>
+      <w:r>
+        <w:rPr>
+          <w:lang w:val="pt_PT" w:bidi="pt_PT"/>
+        </w:rPr>
+        <w:t xml:space="preserve">Veja: </w:t>
+      </w:r>
+      <w:r>
+        <w:rPr>
+          <w:lang w:val="pt_PT" w:bidi="pt_PT"/>
+        </w:rPr>
+        <w:t>Quando manter as informações implícitas.</w:t>
+      </w:r>
+      <w:r>
+        <w:rPr>
+          <w:lang w:val="pt_PT" w:bidi="pt_PT"/>
+        </w:rPr>
+      </w:r>
+      <w:r>
+        <w:rPr>
+          <w:lang w:val="pt_PT" w:bidi="pt_PT"/>
+        </w:rPr>
+      </w:r>
+    </w:p>
+    <w:p>
+      <w:pPr/>
+      <w:r>
+        <w:rPr>
+          <w:lang w:val="pt_PT" w:bidi="pt_PT"/>
+        </w:rPr>
+      </w:r>
+    </w:p>
+    <w:p>
+      <w:pPr>
+        <w:pStyle w:val="Heading2"/>
+      </w:pPr>
+      <w:r>
+        <w:rPr>
+          <w:lang w:val="pt_PT" w:bidi="pt_PT"/>
+        </w:rPr>
+        <w:t>Cântico dos cânticos 8.10 (#2)</w:t>
+      </w:r>
+      <w:r>
+        <w:rPr>
+          <w:lang w:val="pt_PT" w:bidi="pt_PT"/>
+        </w:rPr>
+      </w:r>
+    </w:p>
+    <w:p>
+      <w:pPr/>
+      <w:r>
+        <w:rPr>
+          <w:lang w:val="pt_PT" w:bidi="pt_PT"/>
+        </w:rPr>
+      </w:r>
+      <w:r>
+        <w:rPr>
+          <w:lang w:val="pt_PT" w:bidi="pt_PT"/>
+        </w:rPr>
+        <w:t>אֲנִ֣י חוֹמָ֔ה</w:t>
+      </w:r>
+    </w:p>
+    <w:p>
+      <w:pPr/>
+      <w:r>
+        <w:rPr>
+          <w:lang w:val="pt_PT" w:bidi="pt_PT"/>
+        </w:rPr>
+      </w:r>
+      <w:r>
+        <w:rPr>
+          <w:b/>
+          <w:lang w:val="pt_PT" w:bidi="pt_PT"/>
+        </w:rPr>
+        <w:t>"</w:t>
+      </w:r>
+      <w:r>
+        <w:rPr>
+          <w:b/>
+          <w:lang w:val="pt_PT" w:bidi="pt_PT"/>
+        </w:rPr>
+        <w:t>Eu sou uma muralha</w:t>
+      </w:r>
+      <w:r>
+        <w:rPr>
+          <w:b/>
+          <w:lang w:val="pt_PT" w:bidi="pt_PT"/>
+        </w:rPr>
+        <w:t>".</w:t>
+      </w:r>
+    </w:p>
+    <w:p>
+      <w:pPr/>
+      <w:r>
+        <w:rPr>
+          <w:lang w:val="pt_PT" w:bidi="pt_PT"/>
+        </w:rPr>
+      </w:r>
+      <w:r>
+        <w:rPr>
+          <w:lang w:val="pt_PT" w:bidi="pt_PT"/>
+        </w:rPr>
+        <w:t xml:space="preserve">Aqui, a mulher continua a metáfora de um muralha que seus irmãos começaram no versículo anterior. Ao se referir a si mesma como </w:t>
       </w:r>
       <w:r>
         <w:rPr>
@@ -60408,33 +59318,7 @@
         <w:rPr>
           <w:lang w:val="pt_PT" w:bidi="pt_PT"/>
         </w:rPr>
-        <w:t xml:space="preserve"> sobre a qual construiriam </w:t>
-      </w:r>
-      <w:r>
-        <w:rPr>
-          <w:b/>
-          <w:lang w:val="pt_PT" w:bidi="pt_PT"/>
-        </w:rPr>
-        <w:t>uma torre de prata</w:t>
-      </w:r>
-      <w:r>
-        <w:rPr>
-          <w:lang w:val="pt_PT" w:bidi="pt_PT"/>
-        </w:rPr>
-        <w:t xml:space="preserve">. O significado desta metáfora pode ser: (1) que eles se esforçariam para proteger sua virgindade, como se ela fosse </w:t>
-      </w:r>
-      <w:r>
-        <w:rPr>
-          <w:b/>
-          <w:lang w:val="pt_PT" w:bidi="pt_PT"/>
-        </w:rPr>
-        <w:t>uma muralha</w:t>
-      </w:r>
-      <w:r>
-        <w:rPr>
-          <w:lang w:val="pt_PT" w:bidi="pt_PT"/>
-        </w:rPr>
-        <w:t xml:space="preserve"> que eles tentavam proteger construindo um baluarte de prata sobre ela (um baluarte era uma fileira de pedras construída no topo de uma parede para protegê-la). Tradução alternativa: “Protegeremos sua virgindade como protegeríamos uma parede, construindo um baluarte de prata sobre ela”; (2) que seu peito era plano como uma parede porque seus seios ainda não estavam totalmente formados e, assim, eles tentariam torná-la mais atraente para o homem com quem ela se casaria, adornando-a com joias de prata. Tradução alternativa: “Se seu peito for plano como uma parede, vamos decorá-lo colocando joias de prata que são como torres sobre ele”.</w:t>
+        <w:t xml:space="preserve"> aqui, ela pode: (1) estar indicando que permaneceu virgem. Tradução alternativa: “Eu era como uma muralha e permaneci virgem”; (2) estar se referindo ao seu peito e dizendo que no passado seus seios não estavam totalmente formados. Tradução alternativa: “Meu peito era anteriormente plano como uma muralha”.</w:t>
       </w:r>
     </w:p>
     <w:p>
@@ -60483,119 +59367,145 @@
         <w:rPr>
           <w:lang w:val="pt_PT" w:bidi="pt_PT"/>
         </w:rPr>
-        <w:t>Cântico dos cânticos 8.9 (#2)</w:t>
-      </w:r>
-      <w:r>
-        <w:rPr>
-          <w:lang w:val="pt_PT" w:bidi="pt_PT"/>
-        </w:rPr>
-      </w:r>
-    </w:p>
-    <w:p>
-      <w:pPr/>
-      <w:r>
-        <w:rPr>
-          <w:lang w:val="pt_PT" w:bidi="pt_PT"/>
-        </w:rPr>
-      </w:r>
-      <w:r>
-        <w:rPr>
-          <w:b/>
-          <w:lang w:val="pt_PT" w:bidi="pt_PT"/>
-        </w:rPr>
-        <w:t>"E se ela for uma porta,".</w:t>
-      </w:r>
-    </w:p>
-    <w:p>
-      <w:pPr/>
-      <w:r>
-        <w:rPr>
-          <w:lang w:val="pt_PT" w:bidi="pt_PT"/>
-        </w:rPr>
-      </w:r>
-      <w:r>
-        <w:rPr>
-          <w:lang w:val="pt_PT" w:bidi="pt_PT"/>
-        </w:rPr>
-        <w:t xml:space="preserve">Aqui, os irmãos da mulher falam de sua irmã como se ela fosse </w:t>
-      </w:r>
-      <w:r>
-        <w:rPr>
-          <w:b/>
-          <w:lang w:val="pt_PT" w:bidi="pt_PT"/>
-        </w:rPr>
-        <w:t>uma porta</w:t>
-      </w:r>
-      <w:r>
-        <w:rPr>
-          <w:lang w:val="pt_PT" w:bidi="pt_PT"/>
-        </w:rPr>
-        <w:t xml:space="preserve"> que eles </w:t>
-      </w:r>
-      <w:r>
-        <w:rPr>
-          <w:b/>
-          <w:lang w:val="pt_PT" w:bidi="pt_PT"/>
-        </w:rPr>
-        <w:t xml:space="preserve">reforçariam </w:t>
-      </w:r>
-      <w:r>
-        <w:rPr>
-          <w:lang w:val="pt_PT" w:bidi="pt_PT"/>
-        </w:rPr>
-        <w:t xml:space="preserve">com </w:t>
-      </w:r>
-      <w:r>
-        <w:rPr>
-          <w:b/>
-          <w:lang w:val="pt_PT" w:bidi="pt_PT"/>
-        </w:rPr>
-        <w:t>sarrafos de cedro</w:t>
-      </w:r>
-      <w:r>
-        <w:rPr>
-          <w:lang w:val="pt_PT" w:bidi="pt_PT"/>
-        </w:rPr>
-        <w:t xml:space="preserve">. O significado dessa metáfora pode ser: (1) que eles fariam um esforço para proteger sua virgindade como se ela fosse </w:t>
-      </w:r>
-      <w:r>
-        <w:rPr>
-          <w:b/>
-          <w:lang w:val="pt_PT" w:bidi="pt_PT"/>
-        </w:rPr>
-        <w:t>uma porta</w:t>
-      </w:r>
-      <w:r>
-        <w:rPr>
-          <w:lang w:val="pt_PT" w:bidi="pt_PT"/>
-        </w:rPr>
-        <w:t xml:space="preserve"> que eles </w:t>
-      </w:r>
-      <w:r>
-        <w:rPr>
-          <w:b/>
-          <w:lang w:val="pt_PT" w:bidi="pt_PT"/>
-        </w:rPr>
-        <w:t xml:space="preserve">reforçariam </w:t>
-      </w:r>
-      <w:r>
-        <w:rPr>
-          <w:lang w:val="pt_PT" w:bidi="pt_PT"/>
-        </w:rPr>
-        <w:t xml:space="preserve">com </w:t>
-      </w:r>
-      <w:r>
-        <w:rPr>
-          <w:b/>
-          <w:lang w:val="pt_PT" w:bidi="pt_PT"/>
-        </w:rPr>
-        <w:t>sarrafos de cedro</w:t>
-      </w:r>
-      <w:r>
-        <w:rPr>
-          <w:lang w:val="pt_PT" w:bidi="pt_PT"/>
-        </w:rPr>
-        <w:t>. Tradução alternativa: “Nós protegeremos sua virgindade como se cercássemos uma porta com tábuas de cedro”; (2) que seu peito era plano como uma porta porque seus seios ainda não estavam totalmente formados e, assim, eles tentariam torná-la mais atraente para o homem com quem ela iria se casar, adornando-a como se decorassem uma porta com madeira de cedro. Tradução alternativa: “E se ela for plana como uma porta, nós a decoraremos como se decorássemos uma porta com tábuas de madeira de cedro”.</w:t>
+        <w:t>Cântico dos cânticos 8.10 (#3)</w:t>
+      </w:r>
+      <w:r>
+        <w:rPr>
+          <w:lang w:val="pt_PT" w:bidi="pt_PT"/>
+        </w:rPr>
+      </w:r>
+    </w:p>
+    <w:p>
+      <w:pPr/>
+      <w:r>
+        <w:rPr>
+          <w:lang w:val="pt_PT" w:bidi="pt_PT"/>
+        </w:rPr>
+      </w:r>
+      <w:r>
+        <w:rPr>
+          <w:b/>
+          <w:lang w:val="pt_PT" w:bidi="pt_PT"/>
+        </w:rPr>
+        <w:t>"</w:t>
+      </w:r>
+      <w:r>
+        <w:rPr>
+          <w:b/>
+          <w:lang w:val="pt_PT" w:bidi="pt_PT"/>
+        </w:rPr>
+        <w:t>e os meus seios são as suas torres</w:t>
+      </w:r>
+      <w:r>
+        <w:rPr>
+          <w:b/>
+          <w:lang w:val="pt_PT" w:bidi="pt_PT"/>
+        </w:rPr>
+        <w:t>".</w:t>
+      </w:r>
+    </w:p>
+    <w:p>
+      <w:pPr/>
+      <w:r>
+        <w:rPr>
+          <w:lang w:val="pt_PT" w:bidi="pt_PT"/>
+        </w:rPr>
+      </w:r>
+      <w:r>
+        <w:rPr>
+          <w:lang w:val="pt_PT" w:bidi="pt_PT"/>
+        </w:rPr>
+        <w:t>Tradução alternativa: “mas agora meus seios estão”.</w:t>
+      </w:r>
+      <w:r>
+        <w:rPr>
+          <w:lang w:val="pt_PT" w:bidi="pt_PT"/>
+        </w:rPr>
+      </w:r>
+      <w:r>
+        <w:rPr>
+          <w:lang w:val="pt_PT" w:bidi="pt_PT"/>
+        </w:rPr>
+      </w:r>
+    </w:p>
+    <w:p>
+      <w:pPr/>
+      <w:r>
+        <w:rPr>
+          <w:lang w:val="pt_PT" w:bidi="pt_PT"/>
+        </w:rPr>
+      </w:r>
+    </w:p>
+    <w:p>
+      <w:pPr>
+        <w:pStyle w:val="Heading2"/>
+      </w:pPr>
+      <w:r>
+        <w:rPr>
+          <w:lang w:val="pt_PT" w:bidi="pt_PT"/>
+        </w:rPr>
+        <w:t>Cântico dos cânticos 8.10 (#4)</w:t>
+      </w:r>
+      <w:r>
+        <w:rPr>
+          <w:lang w:val="pt_PT" w:bidi="pt_PT"/>
+        </w:rPr>
+      </w:r>
+    </w:p>
+    <w:p>
+      <w:pPr/>
+      <w:r>
+        <w:rPr>
+          <w:lang w:val="pt_PT" w:bidi="pt_PT"/>
+        </w:rPr>
+      </w:r>
+      <w:r>
+        <w:rPr>
+          <w:b/>
+          <w:lang w:val="pt_PT" w:bidi="pt_PT"/>
+        </w:rPr>
+        <w:t>"</w:t>
+      </w:r>
+      <w:r>
+        <w:rPr>
+          <w:b/>
+          <w:lang w:val="pt_PT" w:bidi="pt_PT"/>
+        </w:rPr>
+        <w:t>e os meus seios são as suas torres</w:t>
+      </w:r>
+      <w:r>
+        <w:rPr>
+          <w:b/>
+          <w:lang w:val="pt_PT" w:bidi="pt_PT"/>
+        </w:rPr>
+        <w:t>".</w:t>
+      </w:r>
+    </w:p>
+    <w:p>
+      <w:pPr/>
+      <w:r>
+        <w:rPr>
+          <w:lang w:val="pt_PT" w:bidi="pt_PT"/>
+        </w:rPr>
+      </w:r>
+      <w:r>
+        <w:rPr>
+          <w:lang w:val="pt_PT" w:bidi="pt_PT"/>
+        </w:rPr>
+        <w:t>O objetivo desta comparação é que os seios da mulher são grandes como</w:t>
+      </w:r>
+      <w:r>
+        <w:rPr>
+          <w:b/>
+          <w:lang w:val="pt_PT" w:bidi="pt_PT"/>
+        </w:rPr>
+        <w:t xml:space="preserve"> torres</w:t>
+      </w:r>
+      <w:r>
+        <w:rPr>
+          <w:lang w:val="pt_PT" w:bidi="pt_PT"/>
+        </w:rPr>
+        <w:t>. Se for útil no seu idioma, você pode expressar o objetivo desta comparação ou pode transmitir esse significado em linguagem simples. Tradução alternativa: “e agora meus seios são grandes” ou “e agora meus seios estão totalmente desenvolvidos”.</w:t>
       </w:r>
     </w:p>
     <w:p>
@@ -60615,7 +59525,7 @@
         <w:rPr>
           <w:lang w:val="pt_PT" w:bidi="pt_PT"/>
         </w:rPr>
-        <w:t>Metáfora.</w:t>
+        <w:t>Símile.</w:t>
       </w:r>
       <w:r>
         <w:rPr>
@@ -60644,26 +59554,136 @@
         <w:rPr>
           <w:lang w:val="pt_PT" w:bidi="pt_PT"/>
         </w:rPr>
-        <w:t>Cântico dos cânticos 8.10 (#1)</w:t>
-      </w:r>
-      <w:r>
-        <w:rPr>
-          <w:lang w:val="pt_PT" w:bidi="pt_PT"/>
-        </w:rPr>
-      </w:r>
-    </w:p>
-    <w:p>
-      <w:pPr/>
-      <w:r>
-        <w:rPr>
-          <w:lang w:val="pt_PT" w:bidi="pt_PT"/>
-        </w:rPr>
-      </w:r>
-      <w:r>
-        <w:rPr>
-          <w:lang w:val="pt_PT" w:bidi="pt_PT"/>
-        </w:rPr>
-        <w:t>אֲנִ֣י חוֹמָ֔ה וְ⁠שָׁדַ֖⁠י כַּ⁠מִּגְדָּל֑וֹת אָ֛ז הָיִ֥יתִי בְ⁠עֵינָ֖י⁠ו כְּ⁠מוֹצְאֵ֥ת שָׁלֽוֹם</w:t>
+        <w:t>Cântico dos cânticos 8.10 (#5)</w:t>
+      </w:r>
+      <w:r>
+        <w:rPr>
+          <w:lang w:val="pt_PT" w:bidi="pt_PT"/>
+        </w:rPr>
+      </w:r>
+    </w:p>
+    <w:p>
+      <w:pPr/>
+      <w:r>
+        <w:rPr>
+          <w:lang w:val="pt_PT" w:bidi="pt_PT"/>
+        </w:rPr>
+      </w:r>
+      <w:r>
+        <w:rPr>
+          <w:lang w:val="pt_PT" w:bidi="pt_PT"/>
+        </w:rPr>
+        <w:t>אָ֛ז</w:t>
+      </w:r>
+    </w:p>
+    <w:p>
+      <w:pPr/>
+      <w:r>
+        <w:rPr>
+          <w:lang w:val="pt_PT" w:bidi="pt_PT"/>
+        </w:rPr>
+      </w:r>
+      <w:r>
+        <w:rPr>
+          <w:b/>
+          <w:lang w:val="pt_PT" w:bidi="pt_PT"/>
+        </w:rPr>
+        <w:t>"Por isso".</w:t>
+      </w:r>
+    </w:p>
+    <w:p>
+      <w:pPr/>
+      <w:r>
+        <w:rPr>
+          <w:lang w:val="pt_PT" w:bidi="pt_PT"/>
+        </w:rPr>
+      </w:r>
+      <w:r>
+        <w:rPr>
+          <w:lang w:val="pt_PT" w:bidi="pt_PT"/>
+        </w:rPr>
+        <w:t xml:space="preserve">A expressão traduzida como </w:t>
+      </w:r>
+      <w:r>
+        <w:rPr>
+          <w:b/>
+          <w:lang w:val="pt_PT" w:bidi="pt_PT"/>
+        </w:rPr>
+        <w:t>Por isso</w:t>
+      </w:r>
+      <w:r>
+        <w:rPr>
+          <w:lang w:val="pt_PT" w:bidi="pt_PT"/>
+        </w:rPr>
+        <w:t xml:space="preserve"> indica que o que segue é um resultado do que veio antes. Use um conector em seu idioma que deixe claro que o que segue é um resultado do que veio antes. Tradução alternativa: “Então” ou “como resultado”.</w:t>
+      </w:r>
+    </w:p>
+    <w:p>
+      <w:pPr/>
+      <w:r>
+        <w:rPr>
+          <w:lang w:val="pt_PT" w:bidi="pt_PT"/>
+        </w:rPr>
+      </w:r>
+      <w:r>
+        <w:rPr>
+          <w:lang w:val="pt_PT" w:bidi="pt_PT"/>
+        </w:rPr>
+        <w:t xml:space="preserve">Veja: </w:t>
+      </w:r>
+      <w:r>
+        <w:rPr>
+          <w:lang w:val="pt_PT" w:bidi="pt_PT"/>
+        </w:rPr>
+        <w:t>Conectar — Relação de razão e resultado.</w:t>
+      </w:r>
+      <w:r>
+        <w:rPr>
+          <w:lang w:val="pt_PT" w:bidi="pt_PT"/>
+        </w:rPr>
+      </w:r>
+      <w:r>
+        <w:rPr>
+          <w:lang w:val="pt_PT" w:bidi="pt_PT"/>
+        </w:rPr>
+      </w:r>
+    </w:p>
+    <w:p>
+      <w:pPr/>
+      <w:r>
+        <w:rPr>
+          <w:lang w:val="pt_PT" w:bidi="pt_PT"/>
+        </w:rPr>
+      </w:r>
+    </w:p>
+    <w:p>
+      <w:pPr>
+        <w:pStyle w:val="Heading2"/>
+      </w:pPr>
+      <w:r>
+        <w:rPr>
+          <w:lang w:val="pt_PT" w:bidi="pt_PT"/>
+        </w:rPr>
+        <w:t>Cântico dos cânticos 8.10 (#6)</w:t>
+      </w:r>
+      <w:r>
+        <w:rPr>
+          <w:lang w:val="pt_PT" w:bidi="pt_PT"/>
+        </w:rPr>
+      </w:r>
+    </w:p>
+    <w:p>
+      <w:pPr/>
+      <w:r>
+        <w:rPr>
+          <w:lang w:val="pt_PT" w:bidi="pt_PT"/>
+        </w:rPr>
+      </w:r>
+      <w:r>
+        <w:rPr>
+          <w:lang w:val="pt_PT" w:bidi="pt_PT"/>
+        </w:rPr>
+        <w:t>הָיִ֥יתִי בְ⁠עֵינָ֖י⁠ו</w:t>
       </w:r>
     </w:p>
     <w:p>
@@ -60685,7 +59705,7 @@
           <w:b/>
           <w:lang w:val="pt_PT" w:bidi="pt_PT"/>
         </w:rPr>
-        <w:t>Eu sou uma muralha</w:t>
+        <w:t>o meu amado está certo de que estou bem protegida e segura</w:t>
       </w:r>
       <w:r>
         <w:rPr>
@@ -60706,7 +59726,33 @@
         <w:rPr>
           <w:lang w:val="pt_PT" w:bidi="pt_PT"/>
         </w:rPr>
-        <w:t>O autor não especifica quem está falando aqui, então você não deve indicar explicitamente quem você acha que está falando no texto da sua tradução. No entanto, se estiver usando cabeçalhos de seção para indicar quem está falando, como a tradução literal faz, você pode colocar um cabeçalho acima de 8.10 indicando que quem fala é a mulher.</w:t>
+        <w:t>Uma tradução literal dirá: "</w:t>
+      </w:r>
+      <w:r>
+        <w:rPr>
+          <w:b/>
+          <w:lang w:val="pt_PT" w:bidi="pt_PT"/>
+        </w:rPr>
+        <w:t>e</w:t>
+      </w:r>
+      <w:r>
+        <w:rPr>
+          <w:lang w:val="pt_PT" w:bidi="pt_PT"/>
+        </w:rPr>
+        <w:t>u era aos seus olhos como aquela que acha paz"</w:t>
+      </w:r>
+      <w:r>
+        <w:rPr>
+          <w:b/>
+          <w:lang w:val="pt_PT" w:bidi="pt_PT"/>
+        </w:rPr>
+        <w:t xml:space="preserve">. </w:t>
+      </w:r>
+      <w:r>
+        <w:rPr>
+          <w:lang w:val="pt_PT" w:bidi="pt_PT"/>
+        </w:rPr>
+        <w:t>Aqui, os "olhos" do homem representam sua avaliação ou estimativa. Se seus leitores não entendem isso, você pode usar uma linguagem simples como modelado pela tradução literal. Tradução alternativa: “Estou sob seu julgamento” ou “ele pensa em mim” ou “eu estava em sua opinião”.</w:t>
       </w:r>
     </w:p>
     <w:p>
@@ -60726,7 +59772,7 @@
         <w:rPr>
           <w:lang w:val="pt_PT" w:bidi="pt_PT"/>
         </w:rPr>
-        <w:t>Quando manter as informações implícitas.</w:t>
+        <w:t>Metonímia.</w:t>
       </w:r>
       <w:r>
         <w:rPr>
@@ -60755,26 +59801,26 @@
         <w:rPr>
           <w:lang w:val="pt_PT" w:bidi="pt_PT"/>
         </w:rPr>
-        <w:t>Cântico dos cânticos 8.10 (#2)</w:t>
-      </w:r>
-      <w:r>
-        <w:rPr>
-          <w:lang w:val="pt_PT" w:bidi="pt_PT"/>
-        </w:rPr>
-      </w:r>
-    </w:p>
-    <w:p>
-      <w:pPr/>
-      <w:r>
-        <w:rPr>
-          <w:lang w:val="pt_PT" w:bidi="pt_PT"/>
-        </w:rPr>
-      </w:r>
-      <w:r>
-        <w:rPr>
-          <w:lang w:val="pt_PT" w:bidi="pt_PT"/>
-        </w:rPr>
-        <w:t>אֲנִ֣י חוֹמָ֔ה</w:t>
+        <w:t>Cântico dos cânticos 8.10 (#7)</w:t>
+      </w:r>
+      <w:r>
+        <w:rPr>
+          <w:lang w:val="pt_PT" w:bidi="pt_PT"/>
+        </w:rPr>
+      </w:r>
+    </w:p>
+    <w:p>
+      <w:pPr/>
+      <w:r>
+        <w:rPr>
+          <w:lang w:val="pt_PT" w:bidi="pt_PT"/>
+        </w:rPr>
+      </w:r>
+      <w:r>
+        <w:rPr>
+          <w:lang w:val="pt_PT" w:bidi="pt_PT"/>
+        </w:rPr>
+        <w:t>כְּ⁠מוֹצְאֵ֥ת</w:t>
       </w:r>
     </w:p>
     <w:p>
@@ -60796,7 +59842,7 @@
           <w:b/>
           <w:lang w:val="pt_PT" w:bidi="pt_PT"/>
         </w:rPr>
-        <w:t>Eu sou uma muralha</w:t>
+        <w:t>estou bem protegida e segura</w:t>
       </w:r>
       <w:r>
         <w:rPr>
@@ -60817,20 +59863,97 @@
         <w:rPr>
           <w:lang w:val="pt_PT" w:bidi="pt_PT"/>
         </w:rPr>
-        <w:t xml:space="preserve">Aqui, a mulher continua a metáfora de um muralha que seus irmãos começaram no versículo anterior. Ao se referir a si mesma como </w:t>
-      </w:r>
-      <w:r>
-        <w:rPr>
-          <w:b/>
-          <w:lang w:val="pt_PT" w:bidi="pt_PT"/>
-        </w:rPr>
-        <w:t>uma muralha</w:t>
-      </w:r>
-      <w:r>
-        <w:rPr>
-          <w:lang w:val="pt_PT" w:bidi="pt_PT"/>
-        </w:rPr>
-        <w:t xml:space="preserve"> aqui, ela pode: (1) estar indicando que permaneceu virgem. Tradução alternativa: “Eu era como uma muralha e permaneci virgem”; (2) estar se referindo ao seu peito e dizendo que no passado seus seios não estavam totalmente formados. Tradução alternativa: “Meu peito era anteriormente plano como uma muralha”.</w:t>
+        <w:t>A palavra que a tradução literal traduz como "acha" pode significar: (1) “encontra”. Se você escolher esta opção, deve traduzir esta palavra de forma semelhante à tradução literal; (2) “traz”. Tradução alternativa: “como uma pessoa que traz”.</w:t>
+      </w:r>
+      <w:r>
+        <w:rPr>
+          <w:lang w:val="pt_PT" w:bidi="pt_PT"/>
+        </w:rPr>
+      </w:r>
+      <w:r>
+        <w:rPr>
+          <w:lang w:val="pt_PT" w:bidi="pt_PT"/>
+        </w:rPr>
+      </w:r>
+    </w:p>
+    <w:p>
+      <w:pPr/>
+      <w:r>
+        <w:rPr>
+          <w:lang w:val="pt_PT" w:bidi="pt_PT"/>
+        </w:rPr>
+      </w:r>
+    </w:p>
+    <w:p>
+      <w:pPr>
+        <w:pStyle w:val="Heading2"/>
+      </w:pPr>
+      <w:r>
+        <w:rPr>
+          <w:lang w:val="pt_PT" w:bidi="pt_PT"/>
+        </w:rPr>
+        <w:t>Cântico dos cânticos 8.10 (#8)</w:t>
+      </w:r>
+      <w:r>
+        <w:rPr>
+          <w:lang w:val="pt_PT" w:bidi="pt_PT"/>
+        </w:rPr>
+      </w:r>
+    </w:p>
+    <w:p>
+      <w:pPr/>
+      <w:r>
+        <w:rPr>
+          <w:lang w:val="pt_PT" w:bidi="pt_PT"/>
+        </w:rPr>
+      </w:r>
+      <w:r>
+        <w:rPr>
+          <w:b/>
+          <w:lang w:val="pt_PT" w:bidi="pt_PT"/>
+        </w:rPr>
+        <w:t>"</w:t>
+      </w:r>
+      <w:r>
+        <w:rPr>
+          <w:b/>
+          <w:lang w:val="pt_PT" w:bidi="pt_PT"/>
+        </w:rPr>
+        <w:t>o meu amado está certo de que estou bem protegida e segura</w:t>
+      </w:r>
+      <w:r>
+        <w:rPr>
+          <w:b/>
+          <w:lang w:val="pt_PT" w:bidi="pt_PT"/>
+        </w:rPr>
+        <w:t>".</w:t>
+      </w:r>
+    </w:p>
+    <w:p>
+      <w:pPr/>
+      <w:r>
+        <w:rPr>
+          <w:lang w:val="pt_PT" w:bidi="pt_PT"/>
+        </w:rPr>
+      </w:r>
+      <w:r>
+        <w:rPr>
+          <w:lang w:val="pt_PT" w:bidi="pt_PT"/>
+        </w:rPr>
+        <w:t>No texto original o autor usa a palavra "paz"</w:t>
+      </w:r>
+      <w:r>
+        <w:rPr>
+          <w:b/>
+          <w:lang w:val="pt_PT" w:bidi="pt_PT"/>
+        </w:rPr>
+        <w:t xml:space="preserve">, </w:t>
+      </w:r>
+      <w:r>
+        <w:rPr>
+          <w:lang w:val="pt_PT" w:bidi="pt_PT"/>
+        </w:rPr>
+        <w:t>referindo-se a "favor". Se for útil para seus leitores, você pode indicar isso explicitamente. Tradução alternativa: "Encontrei favor aos seus olhos".</w:t>
       </w:r>
     </w:p>
     <w:p>
@@ -60850,7 +59973,7 @@
         <w:rPr>
           <w:lang w:val="pt_PT" w:bidi="pt_PT"/>
         </w:rPr>
-        <w:t>Metáfora.</w:t>
+        <w:t>Conhecimento presumido e informações implícitas.</w:t>
       </w:r>
       <w:r>
         <w:rPr>
@@ -60879,26 +60002,251 @@
         <w:rPr>
           <w:lang w:val="pt_PT" w:bidi="pt_PT"/>
         </w:rPr>
-        <w:t>Cântico dos cânticos 8.10 (#3)</w:t>
-      </w:r>
-      <w:r>
-        <w:rPr>
-          <w:lang w:val="pt_PT" w:bidi="pt_PT"/>
-        </w:rPr>
-      </w:r>
-    </w:p>
-    <w:p>
-      <w:pPr/>
-      <w:r>
-        <w:rPr>
-          <w:lang w:val="pt_PT" w:bidi="pt_PT"/>
-        </w:rPr>
-      </w:r>
-      <w:r>
-        <w:rPr>
-          <w:lang w:val="pt_PT" w:bidi="pt_PT"/>
-        </w:rPr>
-        <w:t>וְ⁠שָׁדַ֖⁠י</w:t>
+        <w:t>Cântico dos cânticos 8.11 (#1)</w:t>
+      </w:r>
+      <w:r>
+        <w:rPr>
+          <w:lang w:val="pt_PT" w:bidi="pt_PT"/>
+        </w:rPr>
+      </w:r>
+    </w:p>
+    <w:p>
+      <w:pPr/>
+      <w:r>
+        <w:rPr>
+          <w:lang w:val="pt_PT" w:bidi="pt_PT"/>
+        </w:rPr>
+      </w:r>
+      <w:r>
+        <w:rPr>
+          <w:b/>
+          <w:lang w:val="pt_PT" w:bidi="pt_PT"/>
+        </w:rPr>
+        <w:t>"Baal-Hamom".</w:t>
+      </w:r>
+    </w:p>
+    <w:p>
+      <w:pPr/>
+      <w:r>
+        <w:rPr>
+          <w:lang w:val="pt_PT" w:bidi="pt_PT"/>
+        </w:rPr>
+      </w:r>
+      <w:r>
+        <w:rPr>
+          <w:b/>
+          <w:lang w:val="pt_PT" w:bidi="pt_PT"/>
+        </w:rPr>
+        <w:t>Baal-Hamon</w:t>
+      </w:r>
+      <w:r>
+        <w:rPr>
+          <w:lang w:val="pt_PT" w:bidi="pt_PT"/>
+        </w:rPr>
+        <w:t xml:space="preserve"> é o nome de um lugar. O nome </w:t>
+      </w:r>
+      <w:r>
+        <w:rPr>
+          <w:b/>
+          <w:lang w:val="pt_PT" w:bidi="pt_PT"/>
+        </w:rPr>
+        <w:t>Baal-Hamon</w:t>
+      </w:r>
+      <w:r>
+        <w:rPr>
+          <w:lang w:val="pt_PT" w:bidi="pt_PT"/>
+        </w:rPr>
+        <w:t xml:space="preserve"> significa "mestre da riqueza". Como o significado do nome é importante aqui, você pode incluir uma nota de rodapé na sua tradução indicando que o nome </w:t>
+      </w:r>
+      <w:r>
+        <w:rPr>
+          <w:b/>
+          <w:lang w:val="pt_PT" w:bidi="pt_PT"/>
+        </w:rPr>
+        <w:t>Baal-Hamon</w:t>
+      </w:r>
+      <w:r>
+        <w:rPr>
+          <w:lang w:val="pt_PT" w:bidi="pt_PT"/>
+        </w:rPr>
+        <w:t xml:space="preserve"> significa "mestre da riqueza, mestre rico, possuidor de abundância".</w:t>
+      </w:r>
+    </w:p>
+    <w:p>
+      <w:pPr/>
+      <w:r>
+        <w:rPr>
+          <w:lang w:val="pt_PT" w:bidi="pt_PT"/>
+        </w:rPr>
+      </w:r>
+      <w:r>
+        <w:rPr>
+          <w:lang w:val="pt_PT" w:bidi="pt_PT"/>
+        </w:rPr>
+        <w:t xml:space="preserve">Veja: </w:t>
+      </w:r>
+      <w:r>
+        <w:rPr>
+          <w:lang w:val="pt_PT" w:bidi="pt_PT"/>
+        </w:rPr>
+        <w:t>Como traduzir nomes.</w:t>
+      </w:r>
+      <w:r>
+        <w:rPr>
+          <w:lang w:val="pt_PT" w:bidi="pt_PT"/>
+        </w:rPr>
+      </w:r>
+      <w:r>
+        <w:rPr>
+          <w:lang w:val="pt_PT" w:bidi="pt_PT"/>
+        </w:rPr>
+      </w:r>
+    </w:p>
+    <w:p>
+      <w:pPr/>
+      <w:r>
+        <w:rPr>
+          <w:lang w:val="pt_PT" w:bidi="pt_PT"/>
+        </w:rPr>
+      </w:r>
+    </w:p>
+    <w:p>
+      <w:pPr>
+        <w:pStyle w:val="Heading2"/>
+      </w:pPr>
+      <w:r>
+        <w:rPr>
+          <w:lang w:val="pt_PT" w:bidi="pt_PT"/>
+        </w:rPr>
+        <w:t>Cântico dos cânticos 8.11 (#2)</w:t>
+      </w:r>
+      <w:r>
+        <w:rPr>
+          <w:lang w:val="pt_PT" w:bidi="pt_PT"/>
+        </w:rPr>
+      </w:r>
+    </w:p>
+    <w:p>
+      <w:pPr/>
+      <w:r>
+        <w:rPr>
+          <w:lang w:val="pt_PT" w:bidi="pt_PT"/>
+        </w:rPr>
+      </w:r>
+      <w:r>
+        <w:rPr>
+          <w:lang w:val="pt_PT" w:bidi="pt_PT"/>
+        </w:rPr>
+        <w:t>לַ⁠נֹּטְרִ֑ים</w:t>
+      </w:r>
+    </w:p>
+    <w:p>
+      <w:pPr/>
+      <w:r>
+        <w:rPr>
+          <w:lang w:val="pt_PT" w:bidi="pt_PT"/>
+        </w:rPr>
+      </w:r>
+      <w:r>
+        <w:rPr>
+          <w:b/>
+          <w:lang w:val="pt_PT" w:bidi="pt_PT"/>
+        </w:rPr>
+        <w:t>"lavradores".</w:t>
+      </w:r>
+    </w:p>
+    <w:p>
+      <w:pPr/>
+      <w:r>
+        <w:rPr>
+          <w:lang w:val="pt_PT" w:bidi="pt_PT"/>
+        </w:rPr>
+      </w:r>
+      <w:r>
+        <w:rPr>
+          <w:lang w:val="pt_PT" w:bidi="pt_PT"/>
+        </w:rPr>
+        <w:t xml:space="preserve">No texto original, o autor usa a palavra "guardas" referindo-se a agricultores que alugam terras de um proprietário e pagam a ele para cultivar sua terra. Neste contexto, o valor que os "guardas" pagaram a </w:t>
+      </w:r>
+      <w:r>
+        <w:rPr>
+          <w:b/>
+          <w:lang w:val="pt_PT" w:bidi="pt_PT"/>
+        </w:rPr>
+        <w:t>Salomão</w:t>
+      </w:r>
+      <w:r>
+        <w:rPr>
+          <w:lang w:val="pt_PT" w:bidi="pt_PT"/>
+        </w:rPr>
+        <w:t xml:space="preserve">, o proprietário, para cultivar sua terra foi </w:t>
+      </w:r>
+      <w:r>
+        <w:rPr>
+          <w:b/>
+          <w:lang w:val="pt_PT" w:bidi="pt_PT"/>
+        </w:rPr>
+        <w:t>mil barras</w:t>
+      </w:r>
+      <w:r>
+        <w:rPr>
+          <w:lang w:val="pt_PT" w:bidi="pt_PT"/>
+        </w:rPr>
+        <w:t>. Se seus leitores não estão familiarizados com esse tipo de agricultor, você pode descrever o que esse termo significa em sua tradução. Tradução alternativa: “pessoas que pagariam a ele para que pudessem cultivá-la” ou “homens que pagariam a ele para que pudessem cultivá-la”.</w:t>
+      </w:r>
+    </w:p>
+    <w:p>
+      <w:pPr/>
+      <w:r>
+        <w:rPr>
+          <w:lang w:val="pt_PT" w:bidi="pt_PT"/>
+        </w:rPr>
+      </w:r>
+      <w:r>
+        <w:rPr>
+          <w:lang w:val="pt_PT" w:bidi="pt_PT"/>
+        </w:rPr>
+        <w:t xml:space="preserve">Veja: </w:t>
+      </w:r>
+      <w:r>
+        <w:rPr>
+          <w:lang w:val="pt_PT" w:bidi="pt_PT"/>
+        </w:rPr>
+        <w:t xml:space="preserve">Traduzir desconhecidos. </w:t>
+      </w:r>
+      <w:r>
+        <w:rPr>
+          <w:lang w:val="pt_PT" w:bidi="pt_PT"/>
+        </w:rPr>
+      </w:r>
+      <w:r>
+        <w:rPr>
+          <w:lang w:val="pt_PT" w:bidi="pt_PT"/>
+        </w:rPr>
+      </w:r>
+    </w:p>
+    <w:p>
+      <w:pPr/>
+      <w:r>
+        <w:rPr>
+          <w:lang w:val="pt_PT" w:bidi="pt_PT"/>
+        </w:rPr>
+      </w:r>
+    </w:p>
+    <w:p>
+      <w:pPr>
+        <w:pStyle w:val="Heading2"/>
+      </w:pPr>
+      <w:r>
+        <w:rPr>
+          <w:lang w:val="pt_PT" w:bidi="pt_PT"/>
+        </w:rPr>
+        <w:t>Cântico dos cânticos 8.11 (#3)</w:t>
+      </w:r>
+      <w:r>
+        <w:rPr>
+          <w:lang w:val="pt_PT" w:bidi="pt_PT"/>
+        </w:rPr>
       </w:r>
     </w:p>
     <w:p>
@@ -60920,7 +60268,7 @@
           <w:b/>
           <w:lang w:val="pt_PT" w:bidi="pt_PT"/>
         </w:rPr>
-        <w:t>e os meus seios são as suas torres</w:t>
+        <w:t>Ele escolheu lavradores para cuidarem dela</w:t>
       </w:r>
       <w:r>
         <w:rPr>
@@ -60941,7 +60289,7 @@
         <w:rPr>
           <w:lang w:val="pt_PT" w:bidi="pt_PT"/>
         </w:rPr>
-        <w:t>Tradução alternativa: “mas agora meus seios estão”.</w:t>
+        <w:t>Tradução alternativa: “Ele alugou a vinha para guardiões” ou “Ele arrendou a vinha para guardiões” ou “Ele concordou em deixar os guardiões pagarem a ele para que pudessem cultivar uvas na vinha”.</w:t>
       </w:r>
       <w:r>
         <w:rPr>
@@ -60970,7 +60318,7 @@
         <w:rPr>
           <w:lang w:val="pt_PT" w:bidi="pt_PT"/>
         </w:rPr>
-        <w:t>Cântico dos cânticos 8.10 (#4)</w:t>
+        <w:t>Cântico dos cânticos 8.11 (#4)</w:t>
       </w:r>
       <w:r>
         <w:rPr>
@@ -60997,7 +60345,7 @@
           <w:b/>
           <w:lang w:val="pt_PT" w:bidi="pt_PT"/>
         </w:rPr>
-        <w:t>e os meus seios são as suas torres</w:t>
+        <w:t>cada um tinha de lhe pagar mil barras de prata</w:t>
       </w:r>
       <w:r>
         <w:rPr>
@@ -61018,20 +60366,46 @@
         <w:rPr>
           <w:lang w:val="pt_PT" w:bidi="pt_PT"/>
         </w:rPr>
-        <w:t>O objetivo desta comparação é que os seios da mulher são grandes como</w:t>
-      </w:r>
-      <w:r>
-        <w:rPr>
-          <w:b/>
-          <w:lang w:val="pt_PT" w:bidi="pt_PT"/>
-        </w:rPr>
-        <w:t xml:space="preserve"> torres</w:t>
-      </w:r>
-      <w:r>
-        <w:rPr>
-          <w:lang w:val="pt_PT" w:bidi="pt_PT"/>
-        </w:rPr>
-        <w:t>. Se for útil no seu idioma, você pode expressar o objetivo desta comparação ou pode transmitir esse significado em linguagem simples. Tradução alternativa: “e agora meus seios são grandes” ou “e agora meus seios estão totalmente desenvolvidos”.</w:t>
+        <w:t xml:space="preserve">Uma tradução literal dirá: "e cada um lhe trazia pelo seu fruto mil peças de prata". Aqui, a frase "seu fruto" refere-se ao fruto da </w:t>
+      </w:r>
+      <w:r>
+        <w:rPr>
+          <w:b/>
+          <w:lang w:val="pt_PT" w:bidi="pt_PT"/>
+        </w:rPr>
+        <w:t xml:space="preserve">plantação de uvas </w:t>
+      </w:r>
+      <w:r>
+        <w:rPr>
+          <w:lang w:val="pt_PT" w:bidi="pt_PT"/>
+        </w:rPr>
+        <w:t xml:space="preserve">e a frase </w:t>
+      </w:r>
+      <w:r>
+        <w:rPr>
+          <w:b/>
+          <w:lang w:val="pt_PT" w:bidi="pt_PT"/>
+        </w:rPr>
+        <w:t xml:space="preserve">Cada um </w:t>
+      </w:r>
+      <w:r>
+        <w:rPr>
+          <w:lang w:val="pt_PT" w:bidi="pt_PT"/>
+        </w:rPr>
+        <w:t xml:space="preserve">refere-se a cada um dos </w:t>
+      </w:r>
+      <w:r>
+        <w:rPr>
+          <w:b/>
+          <w:lang w:val="pt_PT" w:bidi="pt_PT"/>
+        </w:rPr>
+        <w:t>lavradores</w:t>
+      </w:r>
+      <w:r>
+        <w:rPr>
+          <w:lang w:val="pt_PT" w:bidi="pt_PT"/>
+        </w:rPr>
+        <w:t>. Se for útil para seus leitores, você pode indicar isso explicitamente. Tradução alternativa: “Cada guarda trouxe, em troca do fruto da vinha, mil peças de prata” ou “Cada guarda trouxe a Salomão mil peças de prata como pagamento pelo fruto da vinha”.</w:t>
       </w:r>
     </w:p>
     <w:p>
@@ -61051,7 +60425,7 @@
         <w:rPr>
           <w:lang w:val="pt_PT" w:bidi="pt_PT"/>
         </w:rPr>
-        <w:t>Símile.</w:t>
+        <w:t>Conhecimento presumido e informações implícitas.</w:t>
       </w:r>
       <w:r>
         <w:rPr>
@@ -61080,68 +60454,41 @@
         <w:rPr>
           <w:lang w:val="pt_PT" w:bidi="pt_PT"/>
         </w:rPr>
-        <w:t>Cântico dos cânticos 8.10 (#5)</w:t>
-      </w:r>
-      <w:r>
-        <w:rPr>
-          <w:lang w:val="pt_PT" w:bidi="pt_PT"/>
-        </w:rPr>
-      </w:r>
-    </w:p>
-    <w:p>
-      <w:pPr/>
-      <w:r>
-        <w:rPr>
-          <w:lang w:val="pt_PT" w:bidi="pt_PT"/>
-        </w:rPr>
-      </w:r>
-      <w:r>
-        <w:rPr>
-          <w:lang w:val="pt_PT" w:bidi="pt_PT"/>
-        </w:rPr>
-        <w:t>אָ֛ז</w:t>
-      </w:r>
-    </w:p>
-    <w:p>
-      <w:pPr/>
-      <w:r>
-        <w:rPr>
-          <w:lang w:val="pt_PT" w:bidi="pt_PT"/>
-        </w:rPr>
-      </w:r>
-      <w:r>
-        <w:rPr>
-          <w:b/>
-          <w:lang w:val="pt_PT" w:bidi="pt_PT"/>
-        </w:rPr>
-        <w:t>"Por isso".</w:t>
-      </w:r>
-    </w:p>
-    <w:p>
-      <w:pPr/>
-      <w:r>
-        <w:rPr>
-          <w:lang w:val="pt_PT" w:bidi="pt_PT"/>
-        </w:rPr>
-      </w:r>
-      <w:r>
-        <w:rPr>
-          <w:lang w:val="pt_PT" w:bidi="pt_PT"/>
-        </w:rPr>
-        <w:t xml:space="preserve">A expressão traduzida como </w:t>
-      </w:r>
-      <w:r>
-        <w:rPr>
-          <w:b/>
-          <w:lang w:val="pt_PT" w:bidi="pt_PT"/>
-        </w:rPr>
-        <w:t>Por isso</w:t>
-      </w:r>
-      <w:r>
-        <w:rPr>
-          <w:lang w:val="pt_PT" w:bidi="pt_PT"/>
-        </w:rPr>
-        <w:t xml:space="preserve"> indica que o que segue é um resultado do que veio antes. Use um conector em seu idioma que deixe claro que o que segue é um resultado do que veio antes. Tradução alternativa: “Então” ou “como resultado”.</w:t>
+        <w:t>Cântico dos cânticos 8.11 (#5)</w:t>
+      </w:r>
+      <w:r>
+        <w:rPr>
+          <w:lang w:val="pt_PT" w:bidi="pt_PT"/>
+        </w:rPr>
+      </w:r>
+    </w:p>
+    <w:p>
+      <w:pPr/>
+      <w:r>
+        <w:rPr>
+          <w:lang w:val="pt_PT" w:bidi="pt_PT"/>
+        </w:rPr>
+      </w:r>
+      <w:r>
+        <w:rPr>
+          <w:b/>
+          <w:lang w:val="pt_PT" w:bidi="pt_PT"/>
+        </w:rPr>
+        <w:t>"mil barras de prata".</w:t>
+      </w:r>
+    </w:p>
+    <w:p>
+      <w:pPr/>
+      <w:r>
+        <w:rPr>
+          <w:lang w:val="pt_PT" w:bidi="pt_PT"/>
+        </w:rPr>
+      </w:r>
+      <w:r>
+        <w:rPr>
+          <w:lang w:val="pt_PT" w:bidi="pt_PT"/>
+        </w:rPr>
+        <w:t>Tradução alternativa: “mil moedas de prata”.</w:t>
       </w:r>
     </w:p>
     <w:p>
@@ -61161,7 +60508,7 @@
         <w:rPr>
           <w:lang w:val="pt_PT" w:bidi="pt_PT"/>
         </w:rPr>
-        <w:t>Conectar — Relação de razão e resultado.</w:t>
+        <w:t>Dinheiro bíblico.</w:t>
       </w:r>
       <w:r>
         <w:rPr>
@@ -61190,955 +60537,12 @@
         <w:rPr>
           <w:lang w:val="pt_PT" w:bidi="pt_PT"/>
         </w:rPr>
-        <w:t>Cântico dos cânticos 8.10 (#6)</w:t>
-      </w:r>
-      <w:r>
-        <w:rPr>
-          <w:lang w:val="pt_PT" w:bidi="pt_PT"/>
-        </w:rPr>
-      </w:r>
-    </w:p>
-    <w:p>
-      <w:pPr/>
-      <w:r>
-        <w:rPr>
-          <w:lang w:val="pt_PT" w:bidi="pt_PT"/>
-        </w:rPr>
-      </w:r>
-      <w:r>
-        <w:rPr>
-          <w:lang w:val="pt_PT" w:bidi="pt_PT"/>
-        </w:rPr>
-        <w:t>הָיִ֥יתִי בְ⁠עֵינָ֖י⁠ו</w:t>
-      </w:r>
-    </w:p>
-    <w:p>
-      <w:pPr/>
-      <w:r>
-        <w:rPr>
-          <w:lang w:val="pt_PT" w:bidi="pt_PT"/>
-        </w:rPr>
-      </w:r>
-      <w:r>
-        <w:rPr>
-          <w:b/>
-          <w:lang w:val="pt_PT" w:bidi="pt_PT"/>
-        </w:rPr>
-        <w:t>"</w:t>
-      </w:r>
-      <w:r>
-        <w:rPr>
-          <w:b/>
-          <w:lang w:val="pt_PT" w:bidi="pt_PT"/>
-        </w:rPr>
-        <w:t>o meu amado está certo de que estou bem protegida e segura</w:t>
-      </w:r>
-      <w:r>
-        <w:rPr>
-          <w:b/>
-          <w:lang w:val="pt_PT" w:bidi="pt_PT"/>
-        </w:rPr>
-        <w:t>".</w:t>
-      </w:r>
-    </w:p>
-    <w:p>
-      <w:pPr/>
-      <w:r>
-        <w:rPr>
-          <w:lang w:val="pt_PT" w:bidi="pt_PT"/>
-        </w:rPr>
-      </w:r>
-      <w:r>
-        <w:rPr>
-          <w:lang w:val="pt_PT" w:bidi="pt_PT"/>
-        </w:rPr>
-        <w:t>Uma tradução literal dirá: "</w:t>
-      </w:r>
-      <w:r>
-        <w:rPr>
-          <w:b/>
-          <w:lang w:val="pt_PT" w:bidi="pt_PT"/>
-        </w:rPr>
-        <w:t>e</w:t>
-      </w:r>
-      <w:r>
-        <w:rPr>
-          <w:lang w:val="pt_PT" w:bidi="pt_PT"/>
-        </w:rPr>
-        <w:t>u era aos seus olhos como aquela que acha paz"</w:t>
-      </w:r>
-      <w:r>
-        <w:rPr>
-          <w:b/>
-          <w:lang w:val="pt_PT" w:bidi="pt_PT"/>
-        </w:rPr>
-        <w:t xml:space="preserve">. </w:t>
-      </w:r>
-      <w:r>
-        <w:rPr>
-          <w:lang w:val="pt_PT" w:bidi="pt_PT"/>
-        </w:rPr>
-        <w:t>Aqui, os "olhos" do homem representam sua avaliação ou estimativa. Se seus leitores não entendem isso, você pode usar uma linguagem simples como modelado pela tradução literal. Tradução alternativa: “Estou sob seu julgamento” ou “ele pensa em mim” ou “eu estava em sua opinião”.</w:t>
-      </w:r>
-    </w:p>
-    <w:p>
-      <w:pPr/>
-      <w:r>
-        <w:rPr>
-          <w:lang w:val="pt_PT" w:bidi="pt_PT"/>
-        </w:rPr>
-      </w:r>
-      <w:r>
-        <w:rPr>
-          <w:lang w:val="pt_PT" w:bidi="pt_PT"/>
-        </w:rPr>
-        <w:t xml:space="preserve">Veja: </w:t>
-      </w:r>
-      <w:r>
-        <w:rPr>
-          <w:lang w:val="pt_PT" w:bidi="pt_PT"/>
-        </w:rPr>
-        <w:t>Metonímia.</w:t>
-      </w:r>
-      <w:r>
-        <w:rPr>
-          <w:lang w:val="pt_PT" w:bidi="pt_PT"/>
-        </w:rPr>
-      </w:r>
-      <w:r>
-        <w:rPr>
-          <w:lang w:val="pt_PT" w:bidi="pt_PT"/>
-        </w:rPr>
-      </w:r>
-    </w:p>
-    <w:p>
-      <w:pPr/>
-      <w:r>
-        <w:rPr>
-          <w:lang w:val="pt_PT" w:bidi="pt_PT"/>
-        </w:rPr>
-      </w:r>
-    </w:p>
-    <w:p>
-      <w:pPr>
-        <w:pStyle w:val="Heading2"/>
-      </w:pPr>
-      <w:r>
-        <w:rPr>
-          <w:lang w:val="pt_PT" w:bidi="pt_PT"/>
-        </w:rPr>
-        <w:t>Cântico dos cânticos 8.10 (#7)</w:t>
-      </w:r>
-      <w:r>
-        <w:rPr>
-          <w:lang w:val="pt_PT" w:bidi="pt_PT"/>
-        </w:rPr>
-      </w:r>
-    </w:p>
-    <w:p>
-      <w:pPr/>
-      <w:r>
-        <w:rPr>
-          <w:lang w:val="pt_PT" w:bidi="pt_PT"/>
-        </w:rPr>
-      </w:r>
-      <w:r>
-        <w:rPr>
-          <w:lang w:val="pt_PT" w:bidi="pt_PT"/>
-        </w:rPr>
-        <w:t>כְּ⁠מוֹצְאֵ֥ת</w:t>
-      </w:r>
-    </w:p>
-    <w:p>
-      <w:pPr/>
-      <w:r>
-        <w:rPr>
-          <w:lang w:val="pt_PT" w:bidi="pt_PT"/>
-        </w:rPr>
-      </w:r>
-      <w:r>
-        <w:rPr>
-          <w:b/>
-          <w:lang w:val="pt_PT" w:bidi="pt_PT"/>
-        </w:rPr>
-        <w:t>"</w:t>
-      </w:r>
-      <w:r>
-        <w:rPr>
-          <w:b/>
-          <w:lang w:val="pt_PT" w:bidi="pt_PT"/>
-        </w:rPr>
-        <w:t>estou bem protegida e segura</w:t>
-      </w:r>
-      <w:r>
-        <w:rPr>
-          <w:b/>
-          <w:lang w:val="pt_PT" w:bidi="pt_PT"/>
-        </w:rPr>
-        <w:t>".</w:t>
-      </w:r>
-    </w:p>
-    <w:p>
-      <w:pPr/>
-      <w:r>
-        <w:rPr>
-          <w:lang w:val="pt_PT" w:bidi="pt_PT"/>
-        </w:rPr>
-      </w:r>
-      <w:r>
-        <w:rPr>
-          <w:lang w:val="pt_PT" w:bidi="pt_PT"/>
-        </w:rPr>
-        <w:t>A palavra que a tradução literal traduz como "acha" pode significar: (1) “encontra”. Se você escolher esta opção, deve traduzir esta palavra de forma semelhante à tradução literal; (2) “traz”. Tradução alternativa: “como uma pessoa que traz”.</w:t>
-      </w:r>
-      <w:r>
-        <w:rPr>
-          <w:lang w:val="pt_PT" w:bidi="pt_PT"/>
-        </w:rPr>
-      </w:r>
-      <w:r>
-        <w:rPr>
-          <w:lang w:val="pt_PT" w:bidi="pt_PT"/>
-        </w:rPr>
-      </w:r>
-    </w:p>
-    <w:p>
-      <w:pPr/>
-      <w:r>
-        <w:rPr>
-          <w:lang w:val="pt_PT" w:bidi="pt_PT"/>
-        </w:rPr>
-      </w:r>
-    </w:p>
-    <w:p>
-      <w:pPr>
-        <w:pStyle w:val="Heading2"/>
-      </w:pPr>
-      <w:r>
-        <w:rPr>
-          <w:lang w:val="pt_PT" w:bidi="pt_PT"/>
-        </w:rPr>
-        <w:t>Cântico dos cânticos 8.10 (#8)</w:t>
-      </w:r>
-      <w:r>
-        <w:rPr>
-          <w:lang w:val="pt_PT" w:bidi="pt_PT"/>
-        </w:rPr>
-      </w:r>
-    </w:p>
-    <w:p>
-      <w:pPr/>
-      <w:r>
-        <w:rPr>
-          <w:lang w:val="pt_PT" w:bidi="pt_PT"/>
-        </w:rPr>
-      </w:r>
-      <w:r>
-        <w:rPr>
-          <w:lang w:val="pt_PT" w:bidi="pt_PT"/>
-        </w:rPr>
-        <w:t>הָיִ֥יתִי בְ⁠עֵינָ֖י⁠ו כְּ⁠מוֹצְאֵ֥ת שָׁלֽוֹם</w:t>
-      </w:r>
-    </w:p>
-    <w:p>
-      <w:pPr/>
-      <w:r>
-        <w:rPr>
-          <w:lang w:val="pt_PT" w:bidi="pt_PT"/>
-        </w:rPr>
-      </w:r>
-      <w:r>
-        <w:rPr>
-          <w:b/>
-          <w:lang w:val="pt_PT" w:bidi="pt_PT"/>
-        </w:rPr>
-        <w:t>"</w:t>
-      </w:r>
-      <w:r>
-        <w:rPr>
-          <w:b/>
-          <w:lang w:val="pt_PT" w:bidi="pt_PT"/>
-        </w:rPr>
-        <w:t>o meu amado está certo de que estou bem protegida e segura</w:t>
-      </w:r>
-      <w:r>
-        <w:rPr>
-          <w:b/>
-          <w:lang w:val="pt_PT" w:bidi="pt_PT"/>
-        </w:rPr>
-        <w:t>".</w:t>
-      </w:r>
-    </w:p>
-    <w:p>
-      <w:pPr/>
-      <w:r>
-        <w:rPr>
-          <w:lang w:val="pt_PT" w:bidi="pt_PT"/>
-        </w:rPr>
-      </w:r>
-      <w:r>
-        <w:rPr>
-          <w:lang w:val="pt_PT" w:bidi="pt_PT"/>
-        </w:rPr>
-        <w:t>No texto original o autor usa a palavra "paz"</w:t>
-      </w:r>
-      <w:r>
-        <w:rPr>
-          <w:b/>
-          <w:lang w:val="pt_PT" w:bidi="pt_PT"/>
-        </w:rPr>
-        <w:t xml:space="preserve">, </w:t>
-      </w:r>
-      <w:r>
-        <w:rPr>
-          <w:lang w:val="pt_PT" w:bidi="pt_PT"/>
-        </w:rPr>
-        <w:t>referindo-se a "favor". Se for útil para seus leitores, você pode indicar isso explicitamente. Tradução alternativa: "Encontrei favor aos seus olhos".</w:t>
-      </w:r>
-    </w:p>
-    <w:p>
-      <w:pPr/>
-      <w:r>
-        <w:rPr>
-          <w:lang w:val="pt_PT" w:bidi="pt_PT"/>
-        </w:rPr>
-      </w:r>
-      <w:r>
-        <w:rPr>
-          <w:lang w:val="pt_PT" w:bidi="pt_PT"/>
-        </w:rPr>
-        <w:t xml:space="preserve">Veja: </w:t>
-      </w:r>
-      <w:r>
-        <w:rPr>
-          <w:lang w:val="pt_PT" w:bidi="pt_PT"/>
-        </w:rPr>
-        <w:t>Conhecimento presumido e informações implícitas.</w:t>
-      </w:r>
-      <w:r>
-        <w:rPr>
-          <w:lang w:val="pt_PT" w:bidi="pt_PT"/>
-        </w:rPr>
-      </w:r>
-      <w:r>
-        <w:rPr>
-          <w:lang w:val="pt_PT" w:bidi="pt_PT"/>
-        </w:rPr>
-      </w:r>
-    </w:p>
-    <w:p>
-      <w:pPr/>
-      <w:r>
-        <w:rPr>
-          <w:lang w:val="pt_PT" w:bidi="pt_PT"/>
-        </w:rPr>
-      </w:r>
-    </w:p>
-    <w:p>
-      <w:pPr>
-        <w:pStyle w:val="Heading2"/>
-      </w:pPr>
-      <w:r>
-        <w:rPr>
-          <w:lang w:val="pt_PT" w:bidi="pt_PT"/>
-        </w:rPr>
-        <w:t>Cântico dos cânticos 8.11 (#1)</w:t>
-      </w:r>
-      <w:r>
-        <w:rPr>
-          <w:lang w:val="pt_PT" w:bidi="pt_PT"/>
-        </w:rPr>
-      </w:r>
-    </w:p>
-    <w:p>
-      <w:pPr/>
-      <w:r>
-        <w:rPr>
-          <w:lang w:val="pt_PT" w:bidi="pt_PT"/>
-        </w:rPr>
-      </w:r>
-      <w:r>
-        <w:rPr>
-          <w:b/>
-          <w:lang w:val="pt_PT" w:bidi="pt_PT"/>
-        </w:rPr>
-        <w:t>"Baal-Hamom".</w:t>
-      </w:r>
-    </w:p>
-    <w:p>
-      <w:pPr/>
-      <w:r>
-        <w:rPr>
-          <w:lang w:val="pt_PT" w:bidi="pt_PT"/>
-        </w:rPr>
-      </w:r>
-      <w:r>
-        <w:rPr>
-          <w:b/>
-          <w:lang w:val="pt_PT" w:bidi="pt_PT"/>
-        </w:rPr>
-        <w:t>Baal-Hamon</w:t>
-      </w:r>
-      <w:r>
-        <w:rPr>
-          <w:lang w:val="pt_PT" w:bidi="pt_PT"/>
-        </w:rPr>
-        <w:t xml:space="preserve"> é o nome de um lugar. O nome </w:t>
-      </w:r>
-      <w:r>
-        <w:rPr>
-          <w:b/>
-          <w:lang w:val="pt_PT" w:bidi="pt_PT"/>
-        </w:rPr>
-        <w:t>Baal-Hamon</w:t>
-      </w:r>
-      <w:r>
-        <w:rPr>
-          <w:lang w:val="pt_PT" w:bidi="pt_PT"/>
-        </w:rPr>
-        <w:t xml:space="preserve"> significa "mestre da riqueza". Como o significado do nome é importante aqui, você pode incluir uma nota de rodapé na sua tradução indicando que o nome </w:t>
-      </w:r>
-      <w:r>
-        <w:rPr>
-          <w:b/>
-          <w:lang w:val="pt_PT" w:bidi="pt_PT"/>
-        </w:rPr>
-        <w:t>Baal-Hamon</w:t>
-      </w:r>
-      <w:r>
-        <w:rPr>
-          <w:lang w:val="pt_PT" w:bidi="pt_PT"/>
-        </w:rPr>
-        <w:t xml:space="preserve"> significa "mestre da riqueza, mestre rico, possuidor de abundância".</w:t>
-      </w:r>
-    </w:p>
-    <w:p>
-      <w:pPr/>
-      <w:r>
-        <w:rPr>
-          <w:lang w:val="pt_PT" w:bidi="pt_PT"/>
-        </w:rPr>
-      </w:r>
-      <w:r>
-        <w:rPr>
-          <w:lang w:val="pt_PT" w:bidi="pt_PT"/>
-        </w:rPr>
-        <w:t xml:space="preserve">Veja: </w:t>
-      </w:r>
-      <w:r>
-        <w:rPr>
-          <w:lang w:val="pt_PT" w:bidi="pt_PT"/>
-        </w:rPr>
-        <w:t>Como traduzir nomes.</w:t>
-      </w:r>
-      <w:r>
-        <w:rPr>
-          <w:lang w:val="pt_PT" w:bidi="pt_PT"/>
-        </w:rPr>
-      </w:r>
-      <w:r>
-        <w:rPr>
-          <w:lang w:val="pt_PT" w:bidi="pt_PT"/>
-        </w:rPr>
-      </w:r>
-    </w:p>
-    <w:p>
-      <w:pPr/>
-      <w:r>
-        <w:rPr>
-          <w:lang w:val="pt_PT" w:bidi="pt_PT"/>
-        </w:rPr>
-      </w:r>
-    </w:p>
-    <w:p>
-      <w:pPr>
-        <w:pStyle w:val="Heading2"/>
-      </w:pPr>
-      <w:r>
-        <w:rPr>
-          <w:lang w:val="pt_PT" w:bidi="pt_PT"/>
-        </w:rPr>
-        <w:t>Cântico dos cânticos 8.11 (#2)</w:t>
-      </w:r>
-      <w:r>
-        <w:rPr>
-          <w:lang w:val="pt_PT" w:bidi="pt_PT"/>
-        </w:rPr>
-      </w:r>
-    </w:p>
-    <w:p>
-      <w:pPr/>
-      <w:r>
-        <w:rPr>
-          <w:lang w:val="pt_PT" w:bidi="pt_PT"/>
-        </w:rPr>
-      </w:r>
-      <w:r>
-        <w:rPr>
-          <w:lang w:val="pt_PT" w:bidi="pt_PT"/>
-        </w:rPr>
-        <w:t>לַ⁠נֹּטְרִ֑ים</w:t>
-      </w:r>
-    </w:p>
-    <w:p>
-      <w:pPr/>
-      <w:r>
-        <w:rPr>
-          <w:lang w:val="pt_PT" w:bidi="pt_PT"/>
-        </w:rPr>
-      </w:r>
-      <w:r>
-        <w:rPr>
-          <w:b/>
-          <w:lang w:val="pt_PT" w:bidi="pt_PT"/>
-        </w:rPr>
-        <w:t>"lavradores".</w:t>
-      </w:r>
-    </w:p>
-    <w:p>
-      <w:pPr/>
-      <w:r>
-        <w:rPr>
-          <w:lang w:val="pt_PT" w:bidi="pt_PT"/>
-        </w:rPr>
-      </w:r>
-      <w:r>
-        <w:rPr>
-          <w:lang w:val="pt_PT" w:bidi="pt_PT"/>
-        </w:rPr>
-        <w:t xml:space="preserve">No texto original, o autor usa a palavra "guardas" referindo-se a agricultores que alugam terras de um proprietário e pagam a ele para cultivar sua terra. Neste contexto, o valor que os "guardas" pagaram a </w:t>
-      </w:r>
-      <w:r>
-        <w:rPr>
-          <w:b/>
-          <w:lang w:val="pt_PT" w:bidi="pt_PT"/>
-        </w:rPr>
-        <w:t>Salomão</w:t>
-      </w:r>
-      <w:r>
-        <w:rPr>
-          <w:lang w:val="pt_PT" w:bidi="pt_PT"/>
-        </w:rPr>
-        <w:t xml:space="preserve">, o proprietário, para cultivar sua terra foi </w:t>
-      </w:r>
-      <w:r>
-        <w:rPr>
-          <w:b/>
-          <w:lang w:val="pt_PT" w:bidi="pt_PT"/>
-        </w:rPr>
-        <w:t>mil barras</w:t>
-      </w:r>
-      <w:r>
-        <w:rPr>
-          <w:lang w:val="pt_PT" w:bidi="pt_PT"/>
-        </w:rPr>
-        <w:t>. Se seus leitores não estão familiarizados com esse tipo de agricultor, você pode descrever o que esse termo significa em sua tradução. Tradução alternativa: “pessoas que pagariam a ele para que pudessem cultivá-la” ou “homens que pagariam a ele para que pudessem cultivá-la”.</w:t>
-      </w:r>
-    </w:p>
-    <w:p>
-      <w:pPr/>
-      <w:r>
-        <w:rPr>
-          <w:lang w:val="pt_PT" w:bidi="pt_PT"/>
-        </w:rPr>
-      </w:r>
-      <w:r>
-        <w:rPr>
-          <w:lang w:val="pt_PT" w:bidi="pt_PT"/>
-        </w:rPr>
-        <w:t xml:space="preserve">Veja: </w:t>
-      </w:r>
-      <w:r>
-        <w:rPr>
-          <w:lang w:val="pt_PT" w:bidi="pt_PT"/>
-        </w:rPr>
-        <w:t xml:space="preserve">Traduzir desconhecidos. </w:t>
-      </w:r>
-      <w:r>
-        <w:rPr>
-          <w:lang w:val="pt_PT" w:bidi="pt_PT"/>
-        </w:rPr>
-      </w:r>
-      <w:r>
-        <w:rPr>
-          <w:lang w:val="pt_PT" w:bidi="pt_PT"/>
-        </w:rPr>
-      </w:r>
-    </w:p>
-    <w:p>
-      <w:pPr/>
-      <w:r>
-        <w:rPr>
-          <w:lang w:val="pt_PT" w:bidi="pt_PT"/>
-        </w:rPr>
-      </w:r>
-    </w:p>
-    <w:p>
-      <w:pPr>
-        <w:pStyle w:val="Heading2"/>
-      </w:pPr>
-      <w:r>
-        <w:rPr>
-          <w:lang w:val="pt_PT" w:bidi="pt_PT"/>
-        </w:rPr>
-        <w:t>Cântico dos cânticos 8.11 (#3)</w:t>
-      </w:r>
-      <w:r>
-        <w:rPr>
-          <w:lang w:val="pt_PT" w:bidi="pt_PT"/>
-        </w:rPr>
-      </w:r>
-    </w:p>
-    <w:p>
-      <w:pPr/>
-      <w:r>
-        <w:rPr>
-          <w:lang w:val="pt_PT" w:bidi="pt_PT"/>
-        </w:rPr>
-      </w:r>
-      <w:r>
-        <w:rPr>
-          <w:lang w:val="pt_PT" w:bidi="pt_PT"/>
-        </w:rPr>
-        <w:t>נָתַ֥ן אֶת־הַ⁠כֶּ֖רֶם לַ⁠נֹּטְרִ֑ים</w:t>
-      </w:r>
-    </w:p>
-    <w:p>
-      <w:pPr/>
-      <w:r>
-        <w:rPr>
-          <w:lang w:val="pt_PT" w:bidi="pt_PT"/>
-        </w:rPr>
-      </w:r>
-      <w:r>
-        <w:rPr>
-          <w:b/>
-          <w:lang w:val="pt_PT" w:bidi="pt_PT"/>
-        </w:rPr>
-        <w:t>"</w:t>
-      </w:r>
-      <w:r>
-        <w:rPr>
-          <w:b/>
-          <w:lang w:val="pt_PT" w:bidi="pt_PT"/>
-        </w:rPr>
-        <w:t>Ele escolheu lavradores para cuidarem dela</w:t>
-      </w:r>
-      <w:r>
-        <w:rPr>
-          <w:b/>
-          <w:lang w:val="pt_PT" w:bidi="pt_PT"/>
-        </w:rPr>
-        <w:t>".</w:t>
-      </w:r>
-    </w:p>
-    <w:p>
-      <w:pPr/>
-      <w:r>
-        <w:rPr>
-          <w:lang w:val="pt_PT" w:bidi="pt_PT"/>
-        </w:rPr>
-      </w:r>
-      <w:r>
-        <w:rPr>
-          <w:lang w:val="pt_PT" w:bidi="pt_PT"/>
-        </w:rPr>
-        <w:t>Tradução alternativa: “Ele alugou a vinha para guardiões” ou “Ele arrendou a vinha para guardiões” ou “Ele concordou em deixar os guardiões pagarem a ele para que pudessem cultivar uvas na vinha”.</w:t>
-      </w:r>
-      <w:r>
-        <w:rPr>
-          <w:lang w:val="pt_PT" w:bidi="pt_PT"/>
-        </w:rPr>
-      </w:r>
-      <w:r>
-        <w:rPr>
-          <w:lang w:val="pt_PT" w:bidi="pt_PT"/>
-        </w:rPr>
-      </w:r>
-    </w:p>
-    <w:p>
-      <w:pPr/>
-      <w:r>
-        <w:rPr>
-          <w:lang w:val="pt_PT" w:bidi="pt_PT"/>
-        </w:rPr>
-      </w:r>
-    </w:p>
-    <w:p>
-      <w:pPr>
-        <w:pStyle w:val="Heading2"/>
-      </w:pPr>
-      <w:r>
-        <w:rPr>
-          <w:lang w:val="pt_PT" w:bidi="pt_PT"/>
-        </w:rPr>
-        <w:t>Cântico dos cânticos 8.11 (#4)</w:t>
-      </w:r>
-      <w:r>
-        <w:rPr>
-          <w:lang w:val="pt_PT" w:bidi="pt_PT"/>
-        </w:rPr>
-      </w:r>
-    </w:p>
-    <w:p>
-      <w:pPr/>
-      <w:r>
-        <w:rPr>
-          <w:lang w:val="pt_PT" w:bidi="pt_PT"/>
-        </w:rPr>
-      </w:r>
-      <w:r>
-        <w:rPr>
-          <w:lang w:val="pt_PT" w:bidi="pt_PT"/>
-        </w:rPr>
-        <w:t>אִ֛ישׁ יָבִ֥א בְּ⁠פִרְי֖⁠וֹ אֶ֥לֶף כָּֽסֶף</w:t>
-      </w:r>
-    </w:p>
-    <w:p>
-      <w:pPr/>
-      <w:r>
-        <w:rPr>
-          <w:lang w:val="pt_PT" w:bidi="pt_PT"/>
-        </w:rPr>
-      </w:r>
-      <w:r>
-        <w:rPr>
-          <w:b/>
-          <w:lang w:val="pt_PT" w:bidi="pt_PT"/>
-        </w:rPr>
-        <w:t>"</w:t>
-      </w:r>
-      <w:r>
-        <w:rPr>
-          <w:b/>
-          <w:lang w:val="pt_PT" w:bidi="pt_PT"/>
-        </w:rPr>
-        <w:t>cada um tinha de lhe pagar mil barras de prata</w:t>
-      </w:r>
-      <w:r>
-        <w:rPr>
-          <w:b/>
-          <w:lang w:val="pt_PT" w:bidi="pt_PT"/>
-        </w:rPr>
-        <w:t>".</w:t>
-      </w:r>
-    </w:p>
-    <w:p>
-      <w:pPr/>
-      <w:r>
-        <w:rPr>
-          <w:lang w:val="pt_PT" w:bidi="pt_PT"/>
-        </w:rPr>
-      </w:r>
-      <w:r>
-        <w:rPr>
-          <w:lang w:val="pt_PT" w:bidi="pt_PT"/>
-        </w:rPr>
-        <w:t xml:space="preserve">Uma tradução literal dirá: "e cada um lhe trazia pelo seu fruto mil peças de prata". Aqui, a frase "seu fruto" refere-se ao fruto da </w:t>
-      </w:r>
-      <w:r>
-        <w:rPr>
-          <w:b/>
-          <w:lang w:val="pt_PT" w:bidi="pt_PT"/>
-        </w:rPr>
-        <w:t xml:space="preserve">plantação de uvas </w:t>
-      </w:r>
-      <w:r>
-        <w:rPr>
-          <w:lang w:val="pt_PT" w:bidi="pt_PT"/>
-        </w:rPr>
-        <w:t xml:space="preserve">e a frase </w:t>
-      </w:r>
-      <w:r>
-        <w:rPr>
-          <w:b/>
-          <w:lang w:val="pt_PT" w:bidi="pt_PT"/>
-        </w:rPr>
-        <w:t xml:space="preserve">Cada um </w:t>
-      </w:r>
-      <w:r>
-        <w:rPr>
-          <w:lang w:val="pt_PT" w:bidi="pt_PT"/>
-        </w:rPr>
-        <w:t xml:space="preserve">refere-se a cada um dos </w:t>
-      </w:r>
-      <w:r>
-        <w:rPr>
-          <w:b/>
-          <w:lang w:val="pt_PT" w:bidi="pt_PT"/>
-        </w:rPr>
-        <w:t>lavradores</w:t>
-      </w:r>
-      <w:r>
-        <w:rPr>
-          <w:lang w:val="pt_PT" w:bidi="pt_PT"/>
-        </w:rPr>
-        <w:t>. Se for útil para seus leitores, você pode indicar isso explicitamente. Tradução alternativa: “Cada guarda trouxe, em troca do fruto da vinha, mil peças de prata” ou “Cada guarda trouxe a Salomão mil peças de prata como pagamento pelo fruto da vinha”.</w:t>
-      </w:r>
-    </w:p>
-    <w:p>
-      <w:pPr/>
-      <w:r>
-        <w:rPr>
-          <w:lang w:val="pt_PT" w:bidi="pt_PT"/>
-        </w:rPr>
-      </w:r>
-      <w:r>
-        <w:rPr>
-          <w:lang w:val="pt_PT" w:bidi="pt_PT"/>
-        </w:rPr>
-        <w:t xml:space="preserve">Veja: </w:t>
-      </w:r>
-      <w:r>
-        <w:rPr>
-          <w:lang w:val="pt_PT" w:bidi="pt_PT"/>
-        </w:rPr>
-        <w:t>Conhecimento presumido e informações implícitas.</w:t>
-      </w:r>
-      <w:r>
-        <w:rPr>
-          <w:lang w:val="pt_PT" w:bidi="pt_PT"/>
-        </w:rPr>
-      </w:r>
-      <w:r>
-        <w:rPr>
-          <w:lang w:val="pt_PT" w:bidi="pt_PT"/>
-        </w:rPr>
-      </w:r>
-    </w:p>
-    <w:p>
-      <w:pPr/>
-      <w:r>
-        <w:rPr>
-          <w:lang w:val="pt_PT" w:bidi="pt_PT"/>
-        </w:rPr>
-      </w:r>
-    </w:p>
-    <w:p>
-      <w:pPr>
-        <w:pStyle w:val="Heading2"/>
-      </w:pPr>
-      <w:r>
-        <w:rPr>
-          <w:lang w:val="pt_PT" w:bidi="pt_PT"/>
-        </w:rPr>
-        <w:t>Cântico dos cânticos 8.11 (#5)</w:t>
-      </w:r>
-      <w:r>
-        <w:rPr>
-          <w:lang w:val="pt_PT" w:bidi="pt_PT"/>
-        </w:rPr>
-      </w:r>
-    </w:p>
-    <w:p>
-      <w:pPr/>
-      <w:r>
-        <w:rPr>
-          <w:lang w:val="pt_PT" w:bidi="pt_PT"/>
-        </w:rPr>
-      </w:r>
-      <w:r>
-        <w:rPr>
-          <w:lang w:val="pt_PT" w:bidi="pt_PT"/>
-        </w:rPr>
-        <w:t>אֶ֥לֶף כָּֽסֶף</w:t>
-      </w:r>
-    </w:p>
-    <w:p>
-      <w:pPr/>
-      <w:r>
-        <w:rPr>
-          <w:lang w:val="pt_PT" w:bidi="pt_PT"/>
-        </w:rPr>
-      </w:r>
-      <w:r>
-        <w:rPr>
-          <w:b/>
-          <w:lang w:val="pt_PT" w:bidi="pt_PT"/>
-        </w:rPr>
-        <w:t>"mil barras de prata".</w:t>
-      </w:r>
-    </w:p>
-    <w:p>
-      <w:pPr/>
-      <w:r>
-        <w:rPr>
-          <w:lang w:val="pt_PT" w:bidi="pt_PT"/>
-        </w:rPr>
-      </w:r>
-      <w:r>
-        <w:rPr>
-          <w:lang w:val="pt_PT" w:bidi="pt_PT"/>
-        </w:rPr>
-        <w:t>Tradução alternativa: “mil moedas de prata”.</w:t>
-      </w:r>
-    </w:p>
-    <w:p>
-      <w:pPr/>
-      <w:r>
-        <w:rPr>
-          <w:lang w:val="pt_PT" w:bidi="pt_PT"/>
-        </w:rPr>
-      </w:r>
-      <w:r>
-        <w:rPr>
-          <w:lang w:val="pt_PT" w:bidi="pt_PT"/>
-        </w:rPr>
-        <w:t xml:space="preserve">Veja: </w:t>
-      </w:r>
-      <w:r>
-        <w:rPr>
-          <w:lang w:val="pt_PT" w:bidi="pt_PT"/>
-        </w:rPr>
-        <w:t>Dinheiro bíblico.</w:t>
-      </w:r>
-      <w:r>
-        <w:rPr>
-          <w:lang w:val="pt_PT" w:bidi="pt_PT"/>
-        </w:rPr>
-      </w:r>
-      <w:r>
-        <w:rPr>
-          <w:lang w:val="pt_PT" w:bidi="pt_PT"/>
-        </w:rPr>
-      </w:r>
-    </w:p>
-    <w:p>
-      <w:pPr/>
-      <w:r>
-        <w:rPr>
-          <w:lang w:val="pt_PT" w:bidi="pt_PT"/>
-        </w:rPr>
-      </w:r>
-    </w:p>
-    <w:p>
-      <w:pPr>
-        <w:pStyle w:val="Heading2"/>
-      </w:pPr>
-      <w:r>
-        <w:rPr>
-          <w:lang w:val="pt_PT" w:bidi="pt_PT"/>
-        </w:rPr>
         <w:t>Cântico dos cânticos 8.11,12 (#1)</w:t>
       </w:r>
       <w:r>
         <w:rPr>
           <w:lang w:val="pt_PT" w:bidi="pt_PT"/>
         </w:rPr>
-      </w:r>
-    </w:p>
-    <w:p>
-      <w:pPr/>
-      <w:r>
-        <w:rPr>
-          <w:lang w:val="pt_PT" w:bidi="pt_PT"/>
-        </w:rPr>
-      </w:r>
-      <w:r>
-        <w:rPr>
-          <w:lang w:val="pt_PT" w:bidi="pt_PT"/>
-        </w:rPr>
-        <w:t>כֶּ֣רֶם הָיָ֤ה לִ⁠שְׁלֹמֹה֙ בְּ⁠בַ֣עַל הָמ֔וֹן נָתַ֥ן אֶת־הַ⁠כֶּ֖רֶם לַ⁠נֹּטְרִ֑ים אִ֛ישׁ יָבִ֥א בְּ⁠פִרְי֖⁠וֹ אֶ֥לֶף כָּֽסֶף׃ כָּרְמִ֥⁠י שֶׁ⁠לִּ֖⁠י לְ⁠פָנָ֑⁠י הָ⁠אֶ֤לֶף לְ⁠ךָ֙ שְׁלֹמֹ֔ה וּ⁠מָאתַ֖יִם לְ⁠נֹטְרִ֥ים אֶת־פִּרְיֽ⁠וֹ</w:t>
       </w:r>
     </w:p>
     <w:p>
@@ -62556,20 +60960,6 @@
       </w:r>
       <w:r>
         <w:rPr>
-          <w:lang w:val="pt_PT" w:bidi="pt_PT"/>
-        </w:rPr>
-        <w:t>הָ⁠אֶ֤לֶף לְ⁠ךָ֙ שְׁלֹמֹ֔ה וּ⁠מָאתַ֖יִם לְ⁠נֹטְרִ֥ים אֶת־פִּרְיֽ⁠וֹ</w:t>
-      </w:r>
-    </w:p>
-    <w:p>
-      <w:pPr/>
-      <w:r>
-        <w:rPr>
-          <w:lang w:val="pt_PT" w:bidi="pt_PT"/>
-        </w:rPr>
-      </w:r>
-      <w:r>
-        <w:rPr>
           <w:b/>
           <w:lang w:val="pt_PT" w:bidi="pt_PT"/>
         </w:rPr>
@@ -62900,20 +61290,6 @@
       </w:r>
       <w:r>
         <w:rPr>
-          <w:lang w:val="pt_PT" w:bidi="pt_PT"/>
-        </w:rPr>
-        <w:t>הַ⁠יוֹשֶׁ֣בֶת בַּ⁠גַּנִּ֗ים חֲבֵרִ֛ים מַקְשִׁיבִ֥ים לְ⁠קוֹלֵ֖⁠ךְ הַשְׁמִיעִֽי⁠נִי</w:t>
-      </w:r>
-    </w:p>
-    <w:p>
-      <w:pPr/>
-      <w:r>
-        <w:rPr>
-          <w:lang w:val="pt_PT" w:bidi="pt_PT"/>
-        </w:rPr>
-      </w:r>
-      <w:r>
-        <w:rPr>
           <w:b/>
           <w:lang w:val="pt_PT" w:bidi="pt_PT"/>
         </w:rPr>
@@ -63246,20 +61622,6 @@
       </w:r>
       <w:r>
         <w:rPr>
-          <w:lang w:val="pt_PT" w:bidi="pt_PT"/>
-        </w:rPr>
-        <w:t>בְּרַ֣ח ׀ דּוֹדִ֗⁠י וּֽ⁠דְמֵה־לְ⁠ךָ֤ לִ⁠צְבִי֙ א֚וֹ לְ⁠עֹ֣פֶר הָֽ⁠אַיָּלִ֔ים עַ֖ל הָרֵ֥י בְשָׂמִֽים</w:t>
-      </w:r>
-    </w:p>
-    <w:p>
-      <w:pPr/>
-      <w:r>
-        <w:rPr>
-          <w:lang w:val="pt_PT" w:bidi="pt_PT"/>
-        </w:rPr>
-      </w:r>
-      <w:r>
-        <w:rPr>
           <w:b/>
           <w:lang w:val="pt_PT" w:bidi="pt_PT"/>
         </w:rPr>
@@ -63456,20 +61818,6 @@
         <w:rPr>
           <w:lang w:val="pt_PT" w:bidi="pt_PT"/>
         </w:rPr>
-      </w:r>
-    </w:p>
-    <w:p>
-      <w:pPr/>
-      <w:r>
-        <w:rPr>
-          <w:lang w:val="pt_PT" w:bidi="pt_PT"/>
-        </w:rPr>
-      </w:r>
-      <w:r>
-        <w:rPr>
-          <w:lang w:val="pt_PT" w:bidi="pt_PT"/>
-        </w:rPr>
-        <w:t>דּוֹדִ֗⁠י וּֽ⁠דְמֵה־לְ⁠ךָ֤ לִ⁠צְבִי֙ א֚וֹ לְ⁠עֹ֣פֶר הָֽ⁠אַיָּלִ֔ים</w:t>
       </w:r>
     </w:p>
     <w:p>

--- a/por/docx/22.content.docx
+++ b/por/docx/22.content.docx
@@ -1812,6 +1812,20 @@
       </w:r>
       <w:r>
         <w:rPr>
+          <w:lang w:val="pt_PT" w:bidi="pt_PT"/>
+        </w:rPr>
+        <w:t>טוֹבִ֥ים דֹּדֶ֖י⁠ךָ מִ⁠יָּֽיִן</w:t>
+      </w:r>
+    </w:p>
+    <w:p>
+      <w:pPr/>
+      <w:r>
+        <w:rPr>
+          <w:lang w:val="pt_PT" w:bidi="pt_PT"/>
+        </w:rPr>
+      </w:r>
+      <w:r>
+        <w:rPr>
           <w:b/>
           <w:lang w:val="pt_PT" w:bidi="pt_PT"/>
         </w:rPr>
@@ -2534,6 +2548,20 @@
         <w:rPr>
           <w:lang w:val="pt_PT" w:bidi="pt_PT"/>
         </w:rPr>
+      </w:r>
+    </w:p>
+    <w:p>
+      <w:pPr/>
+      <w:r>
+        <w:rPr>
+          <w:lang w:val="pt_PT" w:bidi="pt_PT"/>
+        </w:rPr>
+      </w:r>
+      <w:r>
+        <w:rPr>
+          <w:lang w:val="pt_PT" w:bidi="pt_PT"/>
+        </w:rPr>
+        <w:t>מָשְׁכֵ֖⁠נִי</w:t>
       </w:r>
     </w:p>
     <w:p>
@@ -3514,6 +3542,20 @@
       </w:r>
       <w:r>
         <w:rPr>
+          <w:lang w:val="pt_PT" w:bidi="pt_PT"/>
+        </w:rPr>
+        <w:t>נַזְכִּ֤ירָה</w:t>
+      </w:r>
+    </w:p>
+    <w:p>
+      <w:pPr/>
+      <w:r>
+        <w:rPr>
+          <w:lang w:val="pt_PT" w:bidi="pt_PT"/>
+        </w:rPr>
+      </w:r>
+      <w:r>
+        <w:rPr>
           <w:b/>
           <w:lang w:val="pt_PT" w:bidi="pt_PT"/>
         </w:rPr>
@@ -3906,6 +3948,20 @@
         <w:rPr>
           <w:lang w:val="pt_PT" w:bidi="pt_PT"/>
         </w:rPr>
+      </w:r>
+    </w:p>
+    <w:p>
+      <w:pPr/>
+      <w:r>
+        <w:rPr>
+          <w:lang w:val="pt_PT" w:bidi="pt_PT"/>
+        </w:rPr>
+      </w:r>
+      <w:r>
+        <w:rPr>
+          <w:lang w:val="pt_PT" w:bidi="pt_PT"/>
+        </w:rPr>
+        <w:t>מֵישָׁרִ֖ים אֲהֵבֽוּ⁠ךָ</w:t>
       </w:r>
     </w:p>
     <w:p>
@@ -4920,6 +4976,20 @@
       </w:r>
       <w:r>
         <w:rPr>
+          <w:lang w:val="pt_PT" w:bidi="pt_PT"/>
+        </w:rPr>
+        <w:t>נֹטֵרָ֣ה אֶת־הַ⁠כְּרָמִ֔ים כַּרְמִ֥⁠י שֶׁ⁠לִּ֖⁠י לֹ֥א נָטָֽרְתִּי</w:t>
+      </w:r>
+    </w:p>
+    <w:p>
+      <w:pPr/>
+      <w:r>
+        <w:rPr>
+          <w:lang w:val="pt_PT" w:bidi="pt_PT"/>
+        </w:rPr>
+      </w:r>
+      <w:r>
+        <w:rPr>
           <w:b/>
           <w:lang w:val="pt_PT" w:bidi="pt_PT"/>
         </w:rPr>
@@ -5659,6 +5729,20 @@
       </w:r>
       <w:r>
         <w:rPr>
+          <w:lang w:val="pt_PT" w:bidi="pt_PT"/>
+        </w:rPr>
+        <w:t>אִם־לֹ֤א תֵדְעִי֙ לָ֔⁠ךְ הַ⁠יָּפָ֖ה בַּ⁠נָּשִׁ֑ים צְֽאִי־לָ֞⁠ךְ</w:t>
+      </w:r>
+    </w:p>
+    <w:p>
+      <w:pPr/>
+      <w:r>
+        <w:rPr>
+          <w:lang w:val="pt_PT" w:bidi="pt_PT"/>
+        </w:rPr>
+      </w:r>
+      <w:r>
+        <w:rPr>
           <w:b/>
           <w:lang w:val="pt_PT" w:bidi="pt_PT"/>
         </w:rPr>
@@ -5742,6 +5826,20 @@
       </w:r>
       <w:r>
         <w:rPr>
+          <w:lang w:val="pt_PT" w:bidi="pt_PT"/>
+        </w:rPr>
+        <w:t>אִם־לֹ֤א תֵדְעִי֙ לָ֔⁠ךְ הַ⁠יָּפָ֖ה בַּ⁠נָּשִׁ֑ים</w:t>
+      </w:r>
+    </w:p>
+    <w:p>
+      <w:pPr/>
+      <w:r>
+        <w:rPr>
+          <w:lang w:val="pt_PT" w:bidi="pt_PT"/>
+        </w:rPr>
+      </w:r>
+      <w:r>
+        <w:rPr>
           <w:b/>
           <w:lang w:val="pt_PT" w:bidi="pt_PT"/>
         </w:rPr>
@@ -6061,6 +6159,20 @@
       </w:r>
       <w:r>
         <w:rPr>
+          <w:lang w:val="pt_PT" w:bidi="pt_PT"/>
+        </w:rPr>
+        <w:t>וּ⁠רְעִי֙ אֶת־גְּדִיֹּתַ֔יִ⁠ךְ</w:t>
+      </w:r>
+    </w:p>
+    <w:p>
+      <w:pPr/>
+      <w:r>
+        <w:rPr>
+          <w:lang w:val="pt_PT" w:bidi="pt_PT"/>
+        </w:rPr>
+      </w:r>
+      <w:r>
+        <w:rPr>
           <w:b/>
           <w:lang w:val="pt_PT" w:bidi="pt_PT"/>
         </w:rPr>
@@ -6124,6 +6236,20 @@
       </w:r>
       <w:r>
         <w:rPr>
+          <w:lang w:val="pt_PT" w:bidi="pt_PT"/>
+        </w:rPr>
+        <w:t>לְ⁠סֻסָתִ⁠י֙ בְּ⁠רִכְבֵ֣י פַרְעֹ֔ה דִּמִּיתִ֖י⁠ךְ רַעְיָתִֽ⁠י</w:t>
+      </w:r>
+    </w:p>
+    <w:p>
+      <w:pPr/>
+      <w:r>
+        <w:rPr>
+          <w:lang w:val="pt_PT" w:bidi="pt_PT"/>
+        </w:rPr>
+      </w:r>
+      <w:r>
+        <w:rPr>
           <w:b/>
           <w:lang w:val="pt_PT" w:bidi="pt_PT"/>
         </w:rPr>
@@ -6683,6 +6809,20 @@
       </w:r>
       <w:r>
         <w:rPr>
+          <w:lang w:val="pt_PT" w:bidi="pt_PT"/>
+        </w:rPr>
+        <w:t>תּוֹרֵ֤י</w:t>
+      </w:r>
+    </w:p>
+    <w:p>
+      <w:pPr/>
+      <w:r>
+        <w:rPr>
+          <w:lang w:val="pt_PT" w:bidi="pt_PT"/>
+        </w:rPr>
+      </w:r>
+      <w:r>
+        <w:rPr>
           <w:b/>
           <w:lang w:val="pt_PT" w:bidi="pt_PT"/>
         </w:rPr>
@@ -6878,6 +7018,20 @@
         <w:rPr>
           <w:lang w:val="pt_PT" w:bidi="pt_PT"/>
         </w:rPr>
+      </w:r>
+    </w:p>
+    <w:p>
+      <w:pPr/>
+      <w:r>
+        <w:rPr>
+          <w:lang w:val="pt_PT" w:bidi="pt_PT"/>
+        </w:rPr>
+      </w:r>
+      <w:r>
+        <w:rPr>
+          <w:lang w:val="pt_PT" w:bidi="pt_PT"/>
+        </w:rPr>
+        <w:t>עִ֖ם נְקֻדּ֥וֹת הַ⁠כָּֽסֶף</w:t>
       </w:r>
     </w:p>
     <w:p>
@@ -7267,6 +7421,20 @@
       </w:r>
       <w:r>
         <w:rPr>
+          <w:lang w:val="pt_PT" w:bidi="pt_PT"/>
+        </w:rPr>
+        <w:t>נָתַ֥ן רֵיחֽ⁠וֹ</w:t>
+      </w:r>
+    </w:p>
+    <w:p>
+      <w:pPr/>
+      <w:r>
+        <w:rPr>
+          <w:lang w:val="pt_PT" w:bidi="pt_PT"/>
+        </w:rPr>
+      </w:r>
+      <w:r>
+        <w:rPr>
           <w:b/>
           <w:lang w:val="pt_PT" w:bidi="pt_PT"/>
         </w:rPr>
@@ -7516,6 +7684,20 @@
       </w:r>
       <w:r>
         <w:rPr>
+          <w:lang w:val="pt_PT" w:bidi="pt_PT"/>
+        </w:rPr>
+        <w:t>דּוֹדִ⁠י֙</w:t>
+      </w:r>
+    </w:p>
+    <w:p>
+      <w:pPr/>
+      <w:r>
+        <w:rPr>
+          <w:lang w:val="pt_PT" w:bidi="pt_PT"/>
+        </w:rPr>
+      </w:r>
+      <w:r>
+        <w:rPr>
           <w:b/>
           <w:lang w:val="pt_PT" w:bidi="pt_PT"/>
         </w:rPr>
@@ -7579,6 +7761,20 @@
       </w:r>
       <w:r>
         <w:rPr>
+          <w:lang w:val="pt_PT" w:bidi="pt_PT"/>
+        </w:rPr>
+        <w:t>צְר֨וֹר הַ⁠מֹּ֤ר ׀ דּוֹדִ⁠י֙ לִ֔⁠י בֵּ֥ין שָׁדַ֖⁠י יָלִֽין</w:t>
+      </w:r>
+    </w:p>
+    <w:p>
+      <w:pPr/>
+      <w:r>
+        <w:rPr>
+          <w:lang w:val="pt_PT" w:bidi="pt_PT"/>
+        </w:rPr>
+      </w:r>
+      <w:r>
+        <w:rPr>
           <w:b/>
           <w:lang w:val="pt_PT" w:bidi="pt_PT"/>
         </w:rPr>
@@ -8247,6 +8443,20 @@
         <w:rPr>
           <w:lang w:val="pt_PT" w:bidi="pt_PT"/>
         </w:rPr>
+      </w:r>
+    </w:p>
+    <w:p>
+      <w:pPr/>
+      <w:r>
+        <w:rPr>
+          <w:lang w:val="pt_PT" w:bidi="pt_PT"/>
+        </w:rPr>
+      </w:r>
+      <w:r>
+        <w:rPr>
+          <w:lang w:val="pt_PT" w:bidi="pt_PT"/>
+        </w:rPr>
+        <w:t>רַעְיָתִ֔⁠י</w:t>
       </w:r>
     </w:p>
     <w:p>
@@ -9957,6 +10167,20 @@
       </w:r>
       <w:r>
         <w:rPr>
+          <w:lang w:val="pt_PT" w:bidi="pt_PT"/>
+        </w:rPr>
+        <w:t>כְּ⁠שֽׁוֹשַׁנָּה֙ בֵּ֣ין הַ⁠חוֹחִ֔ים כֵּ֥ן רַעְיָתִ֖⁠י בֵּ֥ין הַ⁠בָּנֽוֹת</w:t>
+      </w:r>
+    </w:p>
+    <w:p>
+      <w:pPr/>
+      <w:r>
+        <w:rPr>
+          <w:lang w:val="pt_PT" w:bidi="pt_PT"/>
+        </w:rPr>
+      </w:r>
+      <w:r>
+        <w:rPr>
           <w:b/>
           <w:lang w:val="pt_PT" w:bidi="pt_PT"/>
         </w:rPr>
@@ -10042,6 +10266,20 @@
         <w:rPr>
           <w:lang w:val="pt_PT" w:bidi="pt_PT"/>
         </w:rPr>
+      </w:r>
+    </w:p>
+    <w:p>
+      <w:pPr/>
+      <w:r>
+        <w:rPr>
+          <w:lang w:val="pt_PT" w:bidi="pt_PT"/>
+        </w:rPr>
+      </w:r>
+      <w:r>
+        <w:rPr>
+          <w:lang w:val="pt_PT" w:bidi="pt_PT"/>
+        </w:rPr>
+        <w:t>כְּ⁠שֽׁוֹשַׁנָּה֙</w:t>
       </w:r>
     </w:p>
     <w:p>
@@ -10148,6 +10386,20 @@
       </w:r>
       <w:r>
         <w:rPr>
+          <w:lang w:val="pt_PT" w:bidi="pt_PT"/>
+        </w:rPr>
+        <w:t>רַעְיָתִ֖⁠י</w:t>
+      </w:r>
+    </w:p>
+    <w:p>
+      <w:pPr/>
+      <w:r>
+        <w:rPr>
+          <w:lang w:val="pt_PT" w:bidi="pt_PT"/>
+        </w:rPr>
+      </w:r>
+      <w:r>
+        <w:rPr>
           <w:b/>
           <w:lang w:val="pt_PT" w:bidi="pt_PT"/>
         </w:rPr>
@@ -10466,6 +10718,20 @@
       </w:r>
       <w:r>
         <w:rPr>
+          <w:lang w:val="pt_PT" w:bidi="pt_PT"/>
+        </w:rPr>
+        <w:t>כְּ⁠תַפּ֨וּחַ֙ בַּ⁠עֲצֵ֣י הַ⁠יַּ֔עַר כֵּ֥ן דּוֹדִ֖⁠י בֵּ֣ין הַ⁠בָּנִ֑ים</w:t>
+      </w:r>
+    </w:p>
+    <w:p>
+      <w:pPr/>
+      <w:r>
+        <w:rPr>
+          <w:lang w:val="pt_PT" w:bidi="pt_PT"/>
+        </w:rPr>
+      </w:r>
+      <w:r>
+        <w:rPr>
           <w:b/>
           <w:lang w:val="pt_PT" w:bidi="pt_PT"/>
         </w:rPr>
@@ -10730,6 +10996,20 @@
         <w:rPr>
           <w:lang w:val="pt_PT" w:bidi="pt_PT"/>
         </w:rPr>
+      </w:r>
+    </w:p>
+    <w:p>
+      <w:pPr/>
+      <w:r>
+        <w:rPr>
+          <w:lang w:val="pt_PT" w:bidi="pt_PT"/>
+        </w:rPr>
+      </w:r>
+      <w:r>
+        <w:rPr>
+          <w:lang w:val="pt_PT" w:bidi="pt_PT"/>
+        </w:rPr>
+        <w:t>דּוֹדִ֖⁠י</w:t>
       </w:r>
     </w:p>
     <w:p>
@@ -11016,6 +11296,20 @@
       </w:r>
       <w:r>
         <w:rPr>
+          <w:lang w:val="pt_PT" w:bidi="pt_PT"/>
+        </w:rPr>
+        <w:t>בְּ⁠צִלּ⁠וֹ֙ חִמַּ֣דְתִּי וְ⁠יָשַׁ֔בְתִּי</w:t>
+      </w:r>
+    </w:p>
+    <w:p>
+      <w:pPr/>
+      <w:r>
+        <w:rPr>
+          <w:lang w:val="pt_PT" w:bidi="pt_PT"/>
+        </w:rPr>
+      </w:r>
+      <w:r>
+        <w:rPr>
           <w:b/>
           <w:lang w:val="pt_PT" w:bidi="pt_PT"/>
         </w:rPr>
@@ -12086,6 +12380,20 @@
       </w:r>
       <w:r>
         <w:rPr>
+          <w:lang w:val="pt_PT" w:bidi="pt_PT"/>
+        </w:rPr>
+        <w:t>סַמְּכ֨וּ⁠נִי֙ בָּֽ⁠אֲשִׁישׁ֔וֹת רַפְּד֖וּ⁠נִי בַּ⁠תַּפּוּחִ֑ים כִּי־חוֹלַ֥ת אַהֲבָ֖ה אָֽנִי</w:t>
+      </w:r>
+    </w:p>
+    <w:p>
+      <w:pPr/>
+      <w:r>
+        <w:rPr>
+          <w:lang w:val="pt_PT" w:bidi="pt_PT"/>
+        </w:rPr>
+      </w:r>
+      <w:r>
+        <w:rPr>
           <w:b/>
           <w:lang w:val="pt_PT" w:bidi="pt_PT"/>
         </w:rPr>
@@ -12903,6 +13211,20 @@
       </w:r>
       <w:r>
         <w:rPr>
+          <w:lang w:val="pt_PT" w:bidi="pt_PT"/>
+        </w:rPr>
+        <w:t>בְּנ֤וֹת יְרוּשָׁלִַ֨ם֙</w:t>
+      </w:r>
+    </w:p>
+    <w:p>
+      <w:pPr/>
+      <w:r>
+        <w:rPr>
+          <w:lang w:val="pt_PT" w:bidi="pt_PT"/>
+        </w:rPr>
+      </w:r>
+      <w:r>
+        <w:rPr>
           <w:b/>
           <w:lang w:val="pt_PT" w:bidi="pt_PT"/>
         </w:rPr>
@@ -15789,6 +16111,20 @@
       </w:r>
       <w:r>
         <w:rPr>
+          <w:lang w:val="pt_PT" w:bidi="pt_PT"/>
+        </w:rPr>
+        <w:t>בָ⁠אָ֔רֶץ</w:t>
+      </w:r>
+    </w:p>
+    <w:p>
+      <w:pPr/>
+      <w:r>
+        <w:rPr>
+          <w:lang w:val="pt_PT" w:bidi="pt_PT"/>
+        </w:rPr>
+      </w:r>
+      <w:r>
+        <w:rPr>
           <w:b/>
           <w:lang w:val="pt_PT" w:bidi="pt_PT"/>
         </w:rPr>
@@ -16046,6 +16382,20 @@
       </w:r>
       <w:r>
         <w:rPr>
+          <w:lang w:val="pt_PT" w:bidi="pt_PT"/>
+        </w:rPr>
+        <w:t>וְ⁠הַ⁠גְּפָנִ֥ים ׀ סְמָדַ֖ר</w:t>
+      </w:r>
+    </w:p>
+    <w:p>
+      <w:pPr/>
+      <w:r>
+        <w:rPr>
+          <w:lang w:val="pt_PT" w:bidi="pt_PT"/>
+        </w:rPr>
+      </w:r>
+      <w:r>
+        <w:rPr>
           <w:b/>
           <w:lang w:val="pt_PT" w:bidi="pt_PT"/>
         </w:rPr>
@@ -16195,6 +16545,20 @@
         <w:rPr>
           <w:lang w:val="pt_PT" w:bidi="pt_PT"/>
         </w:rPr>
+      </w:r>
+    </w:p>
+    <w:p>
+      <w:pPr/>
+      <w:r>
+        <w:rPr>
+          <w:lang w:val="pt_PT" w:bidi="pt_PT"/>
+        </w:rPr>
+      </w:r>
+      <w:r>
+        <w:rPr>
+          <w:lang w:val="pt_PT" w:bidi="pt_PT"/>
+        </w:rPr>
+        <w:t>ק֥וּמִי לכי רַעְיָתִ֥⁠י יָפָתִ֖⁠י וּ⁠לְכִי־לָֽ⁠ךְ</w:t>
       </w:r>
     </w:p>
     <w:p>
@@ -16674,6 +17038,20 @@
       </w:r>
       <w:r>
         <w:rPr>
+          <w:lang w:val="pt_PT" w:bidi="pt_PT"/>
+        </w:rPr>
+        <w:t>הַרְאִ֨י⁠נִי֙ אֶתּ־מַרְאַ֔יִ⁠ךְ הַשְׁמִיעִ֖י⁠נִי אֶת־קוֹלֵ֑⁠ךְ כִּי־קוֹלֵ֥⁠ךְ עָרֵ֖ב וּ⁠מַרְאֵ֥י⁠ךְ נָאוֶֽה</w:t>
+      </w:r>
+    </w:p>
+    <w:p>
+      <w:pPr/>
+      <w:r>
+        <w:rPr>
+          <w:lang w:val="pt_PT" w:bidi="pt_PT"/>
+        </w:rPr>
+      </w:r>
+      <w:r>
+        <w:rPr>
           <w:b/>
           <w:lang w:val="pt_PT" w:bidi="pt_PT"/>
         </w:rPr>
@@ -16880,6 +17258,20 @@
       </w:r>
       <w:r>
         <w:rPr>
+          <w:lang w:val="pt_PT" w:bidi="pt_PT"/>
+        </w:rPr>
+        <w:t>קוֹלֵ֥⁠ךְ עָרֵ֖ב</w:t>
+      </w:r>
+    </w:p>
+    <w:p>
+      <w:pPr/>
+      <w:r>
+        <w:rPr>
+          <w:lang w:val="pt_PT" w:bidi="pt_PT"/>
+        </w:rPr>
+      </w:r>
+      <w:r>
+        <w:rPr>
           <w:b/>
           <w:lang w:val="pt_PT" w:bidi="pt_PT"/>
         </w:rPr>
@@ -17238,6 +17630,20 @@
       </w:r>
       <w:r>
         <w:rPr>
+          <w:lang w:val="pt_PT" w:bidi="pt_PT"/>
+        </w:rPr>
+        <w:t>לָ֨⁠נוּ֙ &amp; וּ⁠כְרָמֵ֖י⁠נוּ</w:t>
+      </w:r>
+    </w:p>
+    <w:p>
+      <w:pPr/>
+      <w:r>
+        <w:rPr>
+          <w:lang w:val="pt_PT" w:bidi="pt_PT"/>
+        </w:rPr>
+      </w:r>
+      <w:r>
+        <w:rPr>
           <w:b/>
           <w:lang w:val="pt_PT" w:bidi="pt_PT"/>
         </w:rPr>
@@ -17323,6 +17729,20 @@
         <w:rPr>
           <w:lang w:val="pt_PT" w:bidi="pt_PT"/>
         </w:rPr>
+      </w:r>
+    </w:p>
+    <w:p>
+      <w:pPr/>
+      <w:r>
+        <w:rPr>
+          <w:lang w:val="pt_PT" w:bidi="pt_PT"/>
+        </w:rPr>
+      </w:r>
+      <w:r>
+        <w:rPr>
+          <w:lang w:val="pt_PT" w:bidi="pt_PT"/>
+        </w:rPr>
+        <w:t>וּ⁠כְרָמֵ֖י⁠נוּ סְמָדַֽר</w:t>
       </w:r>
     </w:p>
     <w:p>
@@ -17771,6 +18191,20 @@
       </w:r>
       <w:r>
         <w:rPr>
+          <w:lang w:val="pt_PT" w:bidi="pt_PT"/>
+        </w:rPr>
+        <w:t>בַּ⁠שּׁוֹשַׁנִּֽים</w:t>
+      </w:r>
+    </w:p>
+    <w:p>
+      <w:pPr/>
+      <w:r>
+        <w:rPr>
+          <w:lang w:val="pt_PT" w:bidi="pt_PT"/>
+        </w:rPr>
+      </w:r>
+      <w:r>
+        <w:rPr>
           <w:b/>
           <w:lang w:val="pt_PT" w:bidi="pt_PT"/>
         </w:rPr>
@@ -18132,6 +18566,20 @@
       </w:r>
       <w:r>
         <w:rPr>
+          <w:lang w:val="pt_PT" w:bidi="pt_PT"/>
+        </w:rPr>
+        <w:t>סֹב֩ דְּמֵה־לְ⁠ךָ֨ דוֹדִ֜⁠י</w:t>
+      </w:r>
+    </w:p>
+    <w:p>
+      <w:pPr/>
+      <w:r>
+        <w:rPr>
+          <w:lang w:val="pt_PT" w:bidi="pt_PT"/>
+        </w:rPr>
+      </w:r>
+      <w:r>
+        <w:rPr>
           <w:b/>
           <w:lang w:val="pt_PT" w:bidi="pt_PT"/>
         </w:rPr>
@@ -18998,6 +19446,20 @@
       </w:r>
       <w:r>
         <w:rPr>
+          <w:lang w:val="pt_PT" w:bidi="pt_PT"/>
+        </w:rPr>
+        <w:t>אֵ֥ת שֶׁ⁠אָהֲבָ֖ה נַפְשִׁ֑⁠י</w:t>
+      </w:r>
+    </w:p>
+    <w:p>
+      <w:pPr/>
+      <w:r>
+        <w:rPr>
+          <w:lang w:val="pt_PT" w:bidi="pt_PT"/>
+        </w:rPr>
+      </w:r>
+      <w:r>
+        <w:rPr>
           <w:b/>
           <w:lang w:val="pt_PT" w:bidi="pt_PT"/>
         </w:rPr>
@@ -19196,6 +19658,20 @@
       </w:r>
       <w:r>
         <w:rPr>
+          <w:lang w:val="pt_PT" w:bidi="pt_PT"/>
+        </w:rPr>
+        <w:t>וַ⁠אֲסוֹבְבָ֣ה בָ⁠עִ֗יר</w:t>
+      </w:r>
+    </w:p>
+    <w:p>
+      <w:pPr/>
+      <w:r>
+        <w:rPr>
+          <w:lang w:val="pt_PT" w:bidi="pt_PT"/>
+        </w:rPr>
+      </w:r>
+      <w:r>
+        <w:rPr>
           <w:b/>
           <w:lang w:val="pt_PT" w:bidi="pt_PT"/>
         </w:rPr>
@@ -19369,6 +19845,20 @@
       </w:r>
       <w:r>
         <w:rPr>
+          <w:lang w:val="pt_PT" w:bidi="pt_PT"/>
+        </w:rPr>
+        <w:t>אֲבַקְשָׁ֕ה &amp; בִּקַּשְׁתִּ֖י⁠ו</w:t>
+      </w:r>
+    </w:p>
+    <w:p>
+      <w:pPr/>
+      <w:r>
+        <w:rPr>
+          <w:lang w:val="pt_PT" w:bidi="pt_PT"/>
+        </w:rPr>
+      </w:r>
+      <w:r>
+        <w:rPr>
           <w:b/>
           <w:lang w:val="pt_PT" w:bidi="pt_PT"/>
         </w:rPr>
@@ -19434,6 +19924,20 @@
         <w:rPr>
           <w:lang w:val="pt_PT" w:bidi="pt_PT"/>
         </w:rPr>
+      </w:r>
+    </w:p>
+    <w:p>
+      <w:pPr/>
+      <w:r>
+        <w:rPr>
+          <w:lang w:val="pt_PT" w:bidi="pt_PT"/>
+        </w:rPr>
+      </w:r>
+      <w:r>
+        <w:rPr>
+          <w:lang w:val="pt_PT" w:bidi="pt_PT"/>
+        </w:rPr>
+        <w:t>אֵ֥ת שֶׁ⁠אָהֲבָ֖ה נַפְשִׁ֑⁠י</w:t>
       </w:r>
     </w:p>
     <w:p>
@@ -19752,6 +20256,20 @@
       </w:r>
       <w:r>
         <w:rPr>
+          <w:lang w:val="pt_PT" w:bidi="pt_PT"/>
+        </w:rPr>
+        <w:t>אֵ֛ת שֶׁ⁠אָהֲבָ֥ה נַפְשִׁ֖⁠י</w:t>
+      </w:r>
+    </w:p>
+    <w:p>
+      <w:pPr/>
+      <w:r>
+        <w:rPr>
+          <w:lang w:val="pt_PT" w:bidi="pt_PT"/>
+        </w:rPr>
+      </w:r>
+      <w:r>
+        <w:rPr>
           <w:b/>
           <w:lang w:val="pt_PT" w:bidi="pt_PT"/>
         </w:rPr>
@@ -19853,6 +20371,20 @@
       </w:r>
       <w:r>
         <w:rPr>
+          <w:lang w:val="pt_PT" w:bidi="pt_PT"/>
+        </w:rPr>
+        <w:t>אֵ֛ת שֶׁ⁠אָהֲבָ֥ה נַפְשִׁ֖⁠י רְאִיתֶֽם</w:t>
+      </w:r>
+    </w:p>
+    <w:p>
+      <w:pPr/>
+      <w:r>
+        <w:rPr>
+          <w:lang w:val="pt_PT" w:bidi="pt_PT"/>
+        </w:rPr>
+      </w:r>
+      <w:r>
+        <w:rPr>
           <w:b/>
           <w:lang w:val="pt_PT" w:bidi="pt_PT"/>
         </w:rPr>
@@ -19916,6 +20448,20 @@
       </w:r>
       <w:r>
         <w:rPr>
+          <w:lang w:val="pt_PT" w:bidi="pt_PT"/>
+        </w:rPr>
+        <w:t>כִּ⁠מְעַט֙</w:t>
+      </w:r>
+    </w:p>
+    <w:p>
+      <w:pPr/>
+      <w:r>
+        <w:rPr>
+          <w:lang w:val="pt_PT" w:bidi="pt_PT"/>
+        </w:rPr>
+      </w:r>
+      <w:r>
+        <w:rPr>
           <w:b/>
           <w:lang w:val="pt_PT" w:bidi="pt_PT"/>
         </w:rPr>
@@ -19968,6 +20514,20 @@
         <w:rPr>
           <w:lang w:val="pt_PT" w:bidi="pt_PT"/>
         </w:rPr>
+      </w:r>
+    </w:p>
+    <w:p>
+      <w:pPr/>
+      <w:r>
+        <w:rPr>
+          <w:lang w:val="pt_PT" w:bidi="pt_PT"/>
+        </w:rPr>
+      </w:r>
+      <w:r>
+        <w:rPr>
+          <w:lang w:val="pt_PT" w:bidi="pt_PT"/>
+        </w:rPr>
+        <w:t>אֵ֥ת שֶׁ⁠אָהֲבָ֖ה נַפְשִׁ֑⁠י</w:t>
       </w:r>
     </w:p>
     <w:p>
@@ -20288,6 +20848,20 @@
       </w:r>
       <w:r>
         <w:rPr>
+          <w:lang w:val="pt_PT" w:bidi="pt_PT"/>
+        </w:rPr>
+        <w:t>הִשְׁבַּ֨עְתִּי אֶתְ⁠כֶ֜ם בְּנ֤וֹת יְרוּשָׁלִַ֨ם֙ בִּ⁠צְבָא֔וֹת א֖וֹ בְּ⁠אַיְל֣וֹת הַ⁠שָּׂדֶ֑ה אִם־תָּעִ֧ירוּ ׀ וְֽ⁠אִם־תְּעֽוֹרְר֛וּ אֶת־הָ⁠אַהֲבָ֖ה עַ֥ד שֶׁ⁠תֶּחְפָּֽץ</w:t>
+      </w:r>
+    </w:p>
+    <w:p>
+      <w:pPr/>
+      <w:r>
+        <w:rPr>
+          <w:lang w:val="pt_PT" w:bidi="pt_PT"/>
+        </w:rPr>
+      </w:r>
+      <w:r>
+        <w:rPr>
           <w:b/>
           <w:lang w:val="pt_PT" w:bidi="pt_PT"/>
         </w:rPr>
@@ -20403,6 +20977,20 @@
       </w:r>
       <w:r>
         <w:rPr>
+          <w:lang w:val="pt_PT" w:bidi="pt_PT"/>
+        </w:rPr>
+        <w:t>מִ֣י זֹ֗את עֹלָה֙ מִן־הַ⁠מִּדְבָּ֔ר כְּ⁠תִֽימֲר֖וֹת עָשָׁ֑ן מְקֻטֶּ֤רֶת מוֹר֙ וּ⁠לְבוֹנָ֔ה מִ⁠כֹּ֖ל אַבְקַ֥ת רוֹכֵֽל</w:t>
+      </w:r>
+    </w:p>
+    <w:p>
+      <w:pPr/>
+      <w:r>
+        <w:rPr>
+          <w:lang w:val="pt_PT" w:bidi="pt_PT"/>
+        </w:rPr>
+      </w:r>
+      <w:r>
+        <w:rPr>
           <w:b/>
           <w:lang w:val="pt_PT" w:bidi="pt_PT"/>
         </w:rPr>
@@ -21856,6 +22444,20 @@
         <w:rPr>
           <w:lang w:val="pt_PT" w:bidi="pt_PT"/>
         </w:rPr>
+      </w:r>
+    </w:p>
+    <w:p>
+      <w:pPr/>
+      <w:r>
+        <w:rPr>
+          <w:lang w:val="pt_PT" w:bidi="pt_PT"/>
+        </w:rPr>
+      </w:r>
+      <w:r>
+        <w:rPr>
+          <w:lang w:val="pt_PT" w:bidi="pt_PT"/>
+        </w:rPr>
+        <w:t>מְלֻמְּדֵ֖י מִלְחָמָ֑ה</w:t>
       </w:r>
     </w:p>
     <w:p>
@@ -22347,6 +22949,20 @@
       </w:r>
       <w:r>
         <w:rPr>
+          <w:lang w:val="pt_PT" w:bidi="pt_PT"/>
+        </w:rPr>
+        <w:t>אַפִּרְי֗וֹן עָ֤שָׂה ל⁠וֹ֙ הַ⁠מֶּ֣לֶךְ שְׁלֹמֹ֔ה מֵ⁠עֲצֵ֖י הַ⁠לְּבָנֽוֹן</w:t>
+      </w:r>
+    </w:p>
+    <w:p>
+      <w:pPr/>
+      <w:r>
+        <w:rPr>
+          <w:lang w:val="pt_PT" w:bidi="pt_PT"/>
+        </w:rPr>
+      </w:r>
+      <w:r>
+        <w:rPr>
           <w:b/>
           <w:lang w:val="pt_PT" w:bidi="pt_PT"/>
         </w:rPr>
@@ -22507,6 +23123,20 @@
       </w:r>
       <w:r>
         <w:rPr>
+          <w:lang w:val="pt_PT" w:bidi="pt_PT"/>
+        </w:rPr>
+        <w:t>אַפִּרְי֗וֹן עָ֤שָׂה ל⁠וֹ֙ &amp; עַמּוּדָי⁠ו֙ עָ֣שָׂה כֶ֔סֶף</w:t>
+      </w:r>
+    </w:p>
+    <w:p>
+      <w:pPr/>
+      <w:r>
+        <w:rPr>
+          <w:lang w:val="pt_PT" w:bidi="pt_PT"/>
+        </w:rPr>
+      </w:r>
+      <w:r>
+        <w:rPr>
           <w:b/>
           <w:lang w:val="pt_PT" w:bidi="pt_PT"/>
         </w:rPr>
@@ -22883,6 +23513,20 @@
       </w:r>
       <w:r>
         <w:rPr>
+          <w:lang w:val="pt_PT" w:bidi="pt_PT"/>
+        </w:rPr>
+        <w:t>מֶרְכָּב֖⁠וֹ אַרְגָּמָ֑ן</w:t>
+      </w:r>
+    </w:p>
+    <w:p>
+      <w:pPr/>
+      <w:r>
+        <w:rPr>
+          <w:lang w:val="pt_PT" w:bidi="pt_PT"/>
+        </w:rPr>
+      </w:r>
+      <w:r>
+        <w:rPr>
           <w:b/>
           <w:lang w:val="pt_PT" w:bidi="pt_PT"/>
         </w:rPr>
@@ -22960,6 +23604,20 @@
       </w:r>
       <w:r>
         <w:rPr>
+          <w:lang w:val="pt_PT" w:bidi="pt_PT"/>
+        </w:rPr>
+        <w:t>תּוֹכ⁠וֹ֙ רָצ֣וּף אַהֲבָ֔ה מִ⁠בְּנ֖וֹת יְרוּשָׁלִָֽם</w:t>
+      </w:r>
+    </w:p>
+    <w:p>
+      <w:pPr/>
+      <w:r>
+        <w:rPr>
+          <w:lang w:val="pt_PT" w:bidi="pt_PT"/>
+        </w:rPr>
+      </w:r>
+      <w:r>
+        <w:rPr>
           <w:b/>
           <w:lang w:val="pt_PT" w:bidi="pt_PT"/>
         </w:rPr>
@@ -23139,6 +23797,20 @@
       </w:r>
       <w:r>
         <w:rPr>
+          <w:lang w:val="pt_PT" w:bidi="pt_PT"/>
+        </w:rPr>
+        <w:t>תּוֹכ⁠וֹ֙ רָצ֣וּף אַהֲבָ֔ה מִ⁠בְּנ֖וֹת יְרוּשָׁלִָֽם</w:t>
+      </w:r>
+    </w:p>
+    <w:p>
+      <w:pPr/>
+      <w:r>
+        <w:rPr>
+          <w:lang w:val="pt_PT" w:bidi="pt_PT"/>
+        </w:rPr>
+      </w:r>
+      <w:r>
+        <w:rPr>
           <w:b/>
           <w:lang w:val="pt_PT" w:bidi="pt_PT"/>
         </w:rPr>
@@ -23191,6 +23863,20 @@
         <w:rPr>
           <w:lang w:val="pt_PT" w:bidi="pt_PT"/>
         </w:rPr>
+      </w:r>
+    </w:p>
+    <w:p>
+      <w:pPr/>
+      <w:r>
+        <w:rPr>
+          <w:lang w:val="pt_PT" w:bidi="pt_PT"/>
+        </w:rPr>
+      </w:r>
+      <w:r>
+        <w:rPr>
+          <w:lang w:val="pt_PT" w:bidi="pt_PT"/>
+        </w:rPr>
+        <w:t>מִ⁠בְּנ֖וֹת יְרוּשָׁלִָֽם</w:t>
       </w:r>
     </w:p>
     <w:p>
@@ -24308,6 +24994,20 @@
       </w:r>
       <w:r>
         <w:rPr>
+          <w:lang w:val="pt_PT" w:bidi="pt_PT"/>
+        </w:rPr>
+        <w:t>הִנָּ֨⁠ךְ יָפָ֤ה רַעְיָתִ⁠י֙ הִנָּ֣⁠ךְ יָפָ֔ה</w:t>
+      </w:r>
+    </w:p>
+    <w:p>
+      <w:pPr/>
+      <w:r>
+        <w:rPr>
+          <w:lang w:val="pt_PT" w:bidi="pt_PT"/>
+        </w:rPr>
+      </w:r>
+      <w:r>
+        <w:rPr>
           <w:b/>
           <w:lang w:val="pt_PT" w:bidi="pt_PT"/>
         </w:rPr>
@@ -24423,6 +25123,20 @@
       </w:r>
       <w:r>
         <w:rPr>
+          <w:lang w:val="pt_PT" w:bidi="pt_PT"/>
+        </w:rPr>
+        <w:t>עֵינַ֣יִ⁠ךְ יוֹנִ֔ים מִ⁠בַּ֖עַד לְ⁠צַמָּתֵ֑⁠ךְ</w:t>
+      </w:r>
+    </w:p>
+    <w:p>
+      <w:pPr/>
+      <w:r>
+        <w:rPr>
+          <w:lang w:val="pt_PT" w:bidi="pt_PT"/>
+        </w:rPr>
+      </w:r>
+      <w:r>
+        <w:rPr>
           <w:b/>
           <w:lang w:val="pt_PT" w:bidi="pt_PT"/>
         </w:rPr>
@@ -24934,6 +25648,20 @@
       </w:r>
       <w:r>
         <w:rPr>
+          <w:lang w:val="pt_PT" w:bidi="pt_PT"/>
+        </w:rPr>
+        <w:t>מַתְאִימ֔וֹת</w:t>
+      </w:r>
+    </w:p>
+    <w:p>
+      <w:pPr/>
+      <w:r>
+        <w:rPr>
+          <w:lang w:val="pt_PT" w:bidi="pt_PT"/>
+        </w:rPr>
+      </w:r>
+      <w:r>
+        <w:rPr>
           <w:b/>
           <w:lang w:val="pt_PT" w:bidi="pt_PT"/>
         </w:rPr>
@@ -25141,6 +25869,20 @@
       </w:r>
       <w:r>
         <w:rPr>
+          <w:lang w:val="pt_PT" w:bidi="pt_PT"/>
+        </w:rPr>
+        <w:t>וְ⁠שַׁכֻּלָ֖ה אֵ֥ין בָּ⁠הֶֽם</w:t>
+      </w:r>
+    </w:p>
+    <w:p>
+      <w:pPr/>
+      <w:r>
+        <w:rPr>
+          <w:lang w:val="pt_PT" w:bidi="pt_PT"/>
+        </w:rPr>
+      </w:r>
+      <w:r>
+        <w:rPr>
           <w:b/>
           <w:lang w:val="pt_PT" w:bidi="pt_PT"/>
         </w:rPr>
@@ -25538,6 +26280,20 @@
         <w:rPr>
           <w:lang w:val="pt_PT" w:bidi="pt_PT"/>
         </w:rPr>
+      </w:r>
+    </w:p>
+    <w:p>
+      <w:pPr/>
+      <w:r>
+        <w:rPr>
+          <w:lang w:val="pt_PT" w:bidi="pt_PT"/>
+        </w:rPr>
+      </w:r>
+      <w:r>
+        <w:rPr>
+          <w:lang w:val="pt_PT" w:bidi="pt_PT"/>
+        </w:rPr>
+        <w:t>מִ⁠בַּ֖עַד לְ⁠צַמָּתֵֽ⁠ךְ</w:t>
       </w:r>
     </w:p>
     <w:p>
@@ -25987,6 +26743,20 @@
       </w:r>
       <w:r>
         <w:rPr>
+          <w:lang w:val="pt_PT" w:bidi="pt_PT"/>
+        </w:rPr>
+        <w:t>בָּנ֖וּי לְ⁠תַלְפִּיּ֑וֹת</w:t>
+      </w:r>
+    </w:p>
+    <w:p>
+      <w:pPr/>
+      <w:r>
+        <w:rPr>
+          <w:lang w:val="pt_PT" w:bidi="pt_PT"/>
+        </w:rPr>
+      </w:r>
+      <w:r>
+        <w:rPr>
           <w:b/>
           <w:lang w:val="pt_PT" w:bidi="pt_PT"/>
         </w:rPr>
@@ -26612,6 +27382,20 @@
         <w:rPr>
           <w:lang w:val="pt_PT" w:bidi="pt_PT"/>
         </w:rPr>
+      </w:r>
+    </w:p>
+    <w:p>
+      <w:pPr/>
+      <w:r>
+        <w:rPr>
+          <w:lang w:val="pt_PT" w:bidi="pt_PT"/>
+        </w:rPr>
+      </w:r>
+      <w:r>
+        <w:rPr>
+          <w:lang w:val="pt_PT" w:bidi="pt_PT"/>
+        </w:rPr>
+        <w:t>צְבִיָּ֑ה</w:t>
       </w:r>
     </w:p>
     <w:p>
@@ -26738,6 +27522,20 @@
       </w:r>
       <w:r>
         <w:rPr>
+          <w:lang w:val="pt_PT" w:bidi="pt_PT"/>
+        </w:rPr>
+        <w:t>בַּ⁠שּׁוֹשַׁנִּֽים</w:t>
+      </w:r>
+    </w:p>
+    <w:p>
+      <w:pPr/>
+      <w:r>
+        <w:rPr>
+          <w:lang w:val="pt_PT" w:bidi="pt_PT"/>
+        </w:rPr>
+      </w:r>
+      <w:r>
+        <w:rPr>
           <w:b/>
           <w:lang w:val="pt_PT" w:bidi="pt_PT"/>
         </w:rPr>
@@ -26839,6 +27637,20 @@
       </w:r>
       <w:r>
         <w:rPr>
+          <w:lang w:val="pt_PT" w:bidi="pt_PT"/>
+        </w:rPr>
+        <w:t>עַ֤ד שֶׁ⁠יָּפ֨וּחַ֙ הַ⁠יּ֔וֹם וְ⁠נָ֖סוּ הַ⁠צְּלָלִ֑ים</w:t>
+      </w:r>
+    </w:p>
+    <w:p>
+      <w:pPr/>
+      <w:r>
+        <w:rPr>
+          <w:lang w:val="pt_PT" w:bidi="pt_PT"/>
+        </w:rPr>
+      </w:r>
+      <w:r>
+        <w:rPr>
           <w:b/>
           <w:lang w:val="pt_PT" w:bidi="pt_PT"/>
         </w:rPr>
@@ -27077,6 +27889,20 @@
       </w:r>
       <w:r>
         <w:rPr>
+          <w:lang w:val="pt_PT" w:bidi="pt_PT"/>
+        </w:rPr>
+        <w:t>הַ⁠מּ֔וֹר</w:t>
+      </w:r>
+    </w:p>
+    <w:p>
+      <w:pPr/>
+      <w:r>
+        <w:rPr>
+          <w:lang w:val="pt_PT" w:bidi="pt_PT"/>
+        </w:rPr>
+      </w:r>
+      <w:r>
+        <w:rPr>
           <w:b/>
           <w:lang w:val="pt_PT" w:bidi="pt_PT"/>
         </w:rPr>
@@ -27314,6 +28140,20 @@
       </w:r>
       <w:r>
         <w:rPr>
+          <w:lang w:val="pt_PT" w:bidi="pt_PT"/>
+        </w:rPr>
+        <w:t>כֻּלָּ֤⁠ךְ יָפָה֙</w:t>
+      </w:r>
+    </w:p>
+    <w:p>
+      <w:pPr/>
+      <w:r>
+        <w:rPr>
+          <w:lang w:val="pt_PT" w:bidi="pt_PT"/>
+        </w:rPr>
+      </w:r>
+      <w:r>
+        <w:rPr>
           <w:b/>
           <w:lang w:val="pt_PT" w:bidi="pt_PT"/>
         </w:rPr>
@@ -27927,6 +28767,20 @@
       </w:r>
       <w:r>
         <w:rPr>
+          <w:lang w:val="pt_PT" w:bidi="pt_PT"/>
+        </w:rPr>
+        <w:t>לִבַּבְתִּ֖⁠נִי אֲחֹתִ֣⁠י כַלָּ֑ה לִבַּבְתִּ֨י⁠נִי֙</w:t>
+      </w:r>
+    </w:p>
+    <w:p>
+      <w:pPr/>
+      <w:r>
+        <w:rPr>
+          <w:lang w:val="pt_PT" w:bidi="pt_PT"/>
+        </w:rPr>
+      </w:r>
+      <w:r>
+        <w:rPr>
           <w:b/>
           <w:lang w:val="pt_PT" w:bidi="pt_PT"/>
         </w:rPr>
@@ -28415,6 +29269,20 @@
         <w:rPr>
           <w:lang w:val="pt_PT" w:bidi="pt_PT"/>
         </w:rPr>
+      </w:r>
+    </w:p>
+    <w:p>
+      <w:pPr/>
+      <w:r>
+        <w:rPr>
+          <w:lang w:val="pt_PT" w:bidi="pt_PT"/>
+        </w:rPr>
+      </w:r>
+      <w:r>
+        <w:rPr>
+          <w:lang w:val="pt_PT" w:bidi="pt_PT"/>
+        </w:rPr>
+        <w:t>אֲחֹתִ֣⁠י</w:t>
       </w:r>
     </w:p>
     <w:p>
@@ -28540,6 +29408,20 @@
       </w:r>
       <w:r>
         <w:rPr>
+          <w:lang w:val="pt_PT" w:bidi="pt_PT"/>
+        </w:rPr>
+        <w:t>מַה־יָּפ֥וּ דֹדַ֖יִ⁠ךְ אֲחֹתִ֣⁠י כַלָּ֑ה מַה־טֹּ֤בוּ דֹדַ֨יִ⁠ךְ֙ מִ⁠יַּ֔יִן</w:t>
+      </w:r>
+    </w:p>
+    <w:p>
+      <w:pPr/>
+      <w:r>
+        <w:rPr>
+          <w:lang w:val="pt_PT" w:bidi="pt_PT"/>
+        </w:rPr>
+      </w:r>
+      <w:r>
+        <w:rPr>
           <w:b/>
           <w:lang w:val="pt_PT" w:bidi="pt_PT"/>
         </w:rPr>
@@ -29484,6 +30366,20 @@
       </w:r>
       <w:r>
         <w:rPr>
+          <w:lang w:val="pt_PT" w:bidi="pt_PT"/>
+        </w:rPr>
+        <w:t>גַּ֥ן ׀ נָע֖וּל אֲחֹתִ֣⁠י כַלָּ֑ה גַּ֥ל נָע֖וּל מַעְיָ֥ן חָתֽוּם</w:t>
+      </w:r>
+    </w:p>
+    <w:p>
+      <w:pPr/>
+      <w:r>
+        <w:rPr>
+          <w:lang w:val="pt_PT" w:bidi="pt_PT"/>
+        </w:rPr>
+      </w:r>
+      <w:r>
+        <w:rPr>
           <w:b/>
           <w:lang w:val="pt_PT" w:bidi="pt_PT"/>
         </w:rPr>
@@ -29830,6 +30726,20 @@
         <w:rPr>
           <w:lang w:val="pt_PT" w:bidi="pt_PT"/>
         </w:rPr>
+      </w:r>
+    </w:p>
+    <w:p>
+      <w:pPr/>
+      <w:r>
+        <w:rPr>
+          <w:lang w:val="pt_PT" w:bidi="pt_PT"/>
+        </w:rPr>
+      </w:r>
+      <w:r>
+        <w:rPr>
+          <w:lang w:val="pt_PT" w:bidi="pt_PT"/>
+        </w:rPr>
+        <w:t>אֲחֹתִ֣⁠י</w:t>
       </w:r>
     </w:p>
     <w:p>
@@ -30352,6 +31262,20 @@
       </w:r>
       <w:r>
         <w:rPr>
+          <w:lang w:val="pt_PT" w:bidi="pt_PT"/>
+        </w:rPr>
+        <w:t>שְׁלָחַ֨יִ⁠ךְ֙ פַּרְדֵּ֣ס רִמּוֹנִ֔ים עִ֖ם פְּרִ֣י מְגָדִ֑ים כְּפָרִ֖ים עִם־נְרָדִֽים׃ נֵ֣רְדְּ ׀ וְ⁠כַרְכֹּ֗ם קָנֶה֙ וְ⁠קִנָּמ֔וֹן עִ֖ם כָּל־עֲצֵ֣י לְבוֹנָ֑ה מֹ֚ר וַ⁠אֲהָל֔וֹת עִ֖ם כָּל־רָאשֵׁ֥י בְשָׂמִֽים</w:t>
+      </w:r>
+    </w:p>
+    <w:p>
+      <w:pPr/>
+      <w:r>
+        <w:rPr>
+          <w:lang w:val="pt_PT" w:bidi="pt_PT"/>
+        </w:rPr>
+      </w:r>
+      <w:r>
+        <w:rPr>
           <w:b/>
           <w:lang w:val="pt_PT" w:bidi="pt_PT"/>
         </w:rPr>
@@ -30498,6 +31422,20 @@
       </w:r>
       <w:r>
         <w:rPr>
+          <w:lang w:val="pt_PT" w:bidi="pt_PT"/>
+        </w:rPr>
+        <w:t>שְׁלָחַ֨יִ⁠ךְ֙ פַּרְדֵּ֣ס רִמּוֹנִ֔ים עִ֖ם פְּרִ֣י מְגָדִ֑ים כְּפָרִ֖ים עִם־נְרָדִֽים׃ נֵ֣רְדְּ ׀ וְ⁠כַרְכֹּ֗ם קָנֶה֙ וְ⁠קִנָּמ֔וֹן עִ֖ם כָּל־עֲצֵ֣י לְבוֹנָ֑ה מֹ֚ר וַ⁠אֲהָל֔וֹת עִ֖ם כָּל־רָאשֵׁ֥י בְשָׂמִֽים</w:t>
+      </w:r>
+    </w:p>
+    <w:p>
+      <w:pPr/>
+      <w:r>
+        <w:rPr>
+          <w:lang w:val="pt_PT" w:bidi="pt_PT"/>
+        </w:rPr>
+      </w:r>
+      <w:r>
+        <w:rPr>
           <w:b/>
           <w:lang w:val="pt_PT" w:bidi="pt_PT"/>
         </w:rPr>
@@ -30577,6 +31515,20 @@
         <w:rPr>
           <w:lang w:val="pt_PT" w:bidi="pt_PT"/>
         </w:rPr>
+      </w:r>
+    </w:p>
+    <w:p>
+      <w:pPr/>
+      <w:r>
+        <w:rPr>
+          <w:lang w:val="pt_PT" w:bidi="pt_PT"/>
+        </w:rPr>
+      </w:r>
+      <w:r>
+        <w:rPr>
+          <w:lang w:val="pt_PT" w:bidi="pt_PT"/>
+        </w:rPr>
+        <w:t>כְּפָרִ֖ים עִם־נְרָדִֽים׃ נֵ֣רְדְּ</w:t>
       </w:r>
     </w:p>
     <w:p>
@@ -30935,6 +31887,20 @@
       </w:r>
       <w:r>
         <w:rPr>
+          <w:lang w:val="pt_PT" w:bidi="pt_PT"/>
+        </w:rPr>
+        <w:t>מַעְיַ֣ן גַּנִּ֔ים בְּאֵ֖ר מַ֣יִם חַיִּ֑ים וְ⁠נֹזְלִ֖ים מִן־לְבָנֽוֹן</w:t>
+      </w:r>
+    </w:p>
+    <w:p>
+      <w:pPr/>
+      <w:r>
+        <w:rPr>
+          <w:lang w:val="pt_PT" w:bidi="pt_PT"/>
+        </w:rPr>
+      </w:r>
+      <w:r>
+        <w:rPr>
           <w:b/>
           <w:lang w:val="pt_PT" w:bidi="pt_PT"/>
         </w:rPr>
@@ -31457,6 +32423,20 @@
       </w:r>
       <w:r>
         <w:rPr>
+          <w:lang w:val="pt_PT" w:bidi="pt_PT"/>
+        </w:rPr>
+        <w:t>ע֤וּרִי צָפוֹן֙ וּ⁠ב֣וֹאִי תֵימָ֔ן הָפִ֥יחִי גַנִּ֖⁠י יִזְּל֣וּ בְשָׂמָ֑י⁠ו</w:t>
+      </w:r>
+    </w:p>
+    <w:p>
+      <w:pPr/>
+      <w:r>
+        <w:rPr>
+          <w:lang w:val="pt_PT" w:bidi="pt_PT"/>
+        </w:rPr>
+      </w:r>
+      <w:r>
+        <w:rPr>
           <w:b/>
           <w:lang w:val="pt_PT" w:bidi="pt_PT"/>
         </w:rPr>
@@ -31567,6 +32547,20 @@
       </w:r>
       <w:r>
         <w:rPr>
+          <w:lang w:val="pt_PT" w:bidi="pt_PT"/>
+        </w:rPr>
+        <w:t>וּ⁠ב֣וֹאִי &amp; יָבֹ֤א דוֹדִ⁠י֙</w:t>
+      </w:r>
+    </w:p>
+    <w:p>
+      <w:pPr/>
+      <w:r>
+        <w:rPr>
+          <w:lang w:val="pt_PT" w:bidi="pt_PT"/>
+        </w:rPr>
+      </w:r>
+      <w:r>
+        <w:rPr>
           <w:b/>
           <w:lang w:val="pt_PT" w:bidi="pt_PT"/>
         </w:rPr>
@@ -31666,6 +32660,20 @@
         <w:rPr>
           <w:lang w:val="pt_PT" w:bidi="pt_PT"/>
         </w:rPr>
+      </w:r>
+    </w:p>
+    <w:p>
+      <w:pPr/>
+      <w:r>
+        <w:rPr>
+          <w:lang w:val="pt_PT" w:bidi="pt_PT"/>
+        </w:rPr>
+      </w:r>
+      <w:r>
+        <w:rPr>
+          <w:lang w:val="pt_PT" w:bidi="pt_PT"/>
+        </w:rPr>
+        <w:t>ע֤וּרִי צָפוֹן֙ וּ⁠ב֣וֹאִי תֵימָ֔ן הָפִ֥יחִי גַנִּ֖⁠י יִזְּל֣וּ בְשָׂמָ֑י⁠ו יָבֹ֤א דוֹדִ⁠י֙ לְ⁠גַנּ֔⁠וֹ וְ⁠יֹאכַ֖ל פְּרִ֥י מְגָדָֽי⁠ו</w:t>
       </w:r>
     </w:p>
     <w:p>
@@ -32362,6 +33370,20 @@
       </w:r>
       <w:r>
         <w:rPr>
+          <w:lang w:val="pt_PT" w:bidi="pt_PT"/>
+        </w:rPr>
+        <w:t>בָּ֣אתִי לְ⁠גַנִּ⁠י֮ אֲחֹתִ֣⁠י כַלָּה֒ אָרִ֤יתִי מוֹרִ⁠י֙ עִם־בְּשָׂמִ֔⁠י אָכַ֤לְתִּי יַעְרִ⁠י֙ עִם־דִּבְשִׁ֔⁠י שָׁתִ֥יתִי יֵינִ֖⁠י עִם־חֲלָבִ֑⁠י</w:t>
+      </w:r>
+    </w:p>
+    <w:p>
+      <w:pPr/>
+      <w:r>
+        <w:rPr>
+          <w:lang w:val="pt_PT" w:bidi="pt_PT"/>
+        </w:rPr>
+      </w:r>
+      <w:r>
+        <w:rPr>
           <w:b/>
           <w:lang w:val="pt_PT" w:bidi="pt_PT"/>
         </w:rPr>
@@ -32534,6 +33556,20 @@
       </w:r>
       <w:r>
         <w:rPr>
+          <w:lang w:val="pt_PT" w:bidi="pt_PT"/>
+        </w:rPr>
+        <w:t>בָּ֣אתִי לְ⁠גַנִּ⁠י֮ אֲחֹתִ֣⁠י כַלָּה֒ אָרִ֤יתִי מוֹרִ⁠י֙ עִם־בְּשָׂמִ֔⁠י אָכַ֤לְתִּי יַעְרִ⁠י֙ עִם־דִּבְשִׁ֔⁠י שָׁתִ֥יתִי יֵינִ֖⁠י עִם־חֲלָבִ֑⁠י</w:t>
+      </w:r>
+    </w:p>
+    <w:p>
+      <w:pPr/>
+      <w:r>
+        <w:rPr>
+          <w:lang w:val="pt_PT" w:bidi="pt_PT"/>
+        </w:rPr>
+      </w:r>
+      <w:r>
+        <w:rPr>
           <w:b/>
           <w:lang w:val="pt_PT" w:bidi="pt_PT"/>
         </w:rPr>
@@ -32741,6 +33777,20 @@
       </w:r>
       <w:r>
         <w:rPr>
+          <w:lang w:val="pt_PT" w:bidi="pt_PT"/>
+        </w:rPr>
+        <w:t>בָּ֣אתִי לְ⁠גַנִּ⁠י֮ אֲחֹתִ֣⁠י כַלָּה֒</w:t>
+      </w:r>
+    </w:p>
+    <w:p>
+      <w:pPr/>
+      <w:r>
+        <w:rPr>
+          <w:lang w:val="pt_PT" w:bidi="pt_PT"/>
+        </w:rPr>
+      </w:r>
+      <w:r>
+        <w:rPr>
           <w:b/>
           <w:lang w:val="pt_PT" w:bidi="pt_PT"/>
         </w:rPr>
@@ -32827,6 +33877,20 @@
         <w:rPr>
           <w:lang w:val="pt_PT" w:bidi="pt_PT"/>
         </w:rPr>
+      </w:r>
+    </w:p>
+    <w:p>
+      <w:pPr/>
+      <w:r>
+        <w:rPr>
+          <w:lang w:val="pt_PT" w:bidi="pt_PT"/>
+        </w:rPr>
+      </w:r>
+      <w:r>
+        <w:rPr>
+          <w:lang w:val="pt_PT" w:bidi="pt_PT"/>
+        </w:rPr>
+        <w:t>אֲחֹתִ֣⁠י</w:t>
       </w:r>
     </w:p>
     <w:p>
@@ -33362,6 +34426,20 @@
       </w:r>
       <w:r>
         <w:rPr>
+          <w:lang w:val="pt_PT" w:bidi="pt_PT"/>
+        </w:rPr>
+        <w:t>ק֣וֹל ׀ דּוֹדִ֣⁠י דוֹפֵ֗ק</w:t>
+      </w:r>
+    </w:p>
+    <w:p>
+      <w:pPr/>
+      <w:r>
+        <w:rPr>
+          <w:lang w:val="pt_PT" w:bidi="pt_PT"/>
+        </w:rPr>
+      </w:r>
+      <w:r>
+        <w:rPr>
           <w:b/>
           <w:lang w:val="pt_PT" w:bidi="pt_PT"/>
         </w:rPr>
@@ -33547,6 +34625,20 @@
       </w:r>
       <w:r>
         <w:rPr>
+          <w:lang w:val="pt_PT" w:bidi="pt_PT"/>
+        </w:rPr>
+        <w:t>אֲחֹתִ֤⁠י רַעְיָתִ⁠י֙</w:t>
+      </w:r>
+    </w:p>
+    <w:p>
+      <w:pPr/>
+      <w:r>
+        <w:rPr>
+          <w:lang w:val="pt_PT" w:bidi="pt_PT"/>
+        </w:rPr>
+      </w:r>
+      <w:r>
+        <w:rPr>
           <w:b/>
           <w:lang w:val="pt_PT" w:bidi="pt_PT"/>
         </w:rPr>
@@ -33692,6 +34784,20 @@
       </w:r>
       <w:r>
         <w:rPr>
+          <w:lang w:val="pt_PT" w:bidi="pt_PT"/>
+        </w:rPr>
+        <w:t>יוֹנָתִ֣⁠י</w:t>
+      </w:r>
+    </w:p>
+    <w:p>
+      <w:pPr/>
+      <w:r>
+        <w:rPr>
+          <w:lang w:val="pt_PT" w:bidi="pt_PT"/>
+        </w:rPr>
+      </w:r>
+      <w:r>
+        <w:rPr>
           <w:b/>
           <w:lang w:val="pt_PT" w:bidi="pt_PT"/>
         </w:rPr>
@@ -34027,6 +35133,20 @@
       </w:r>
       <w:r>
         <w:rPr>
+          <w:lang w:val="pt_PT" w:bidi="pt_PT"/>
+        </w:rPr>
+        <w:t>פָּשַׁ֨טְתִּי֙ אֶת־כֻּתָּנְתִּ֔⁠י אֵיכָ֖כָה אֶלְבָּשֶׁ֑⁠נָּה רָחַ֥צְתִּי אֶת־רַגְלַ֖⁠י אֵיכָ֥כָה אֲטַנְּפֵֽ⁠ם</w:t>
+      </w:r>
+    </w:p>
+    <w:p>
+      <w:pPr/>
+      <w:r>
+        <w:rPr>
+          <w:lang w:val="pt_PT" w:bidi="pt_PT"/>
+        </w:rPr>
+      </w:r>
+      <w:r>
+        <w:rPr>
           <w:b/>
           <w:lang w:val="pt_PT" w:bidi="pt_PT"/>
         </w:rPr>
@@ -34124,6 +35244,20 @@
       </w:r>
       <w:r>
         <w:rPr>
+          <w:lang w:val="pt_PT" w:bidi="pt_PT"/>
+        </w:rPr>
+        <w:t>אֵיכָ֖כָה אֶלְבָּשֶׁ֑⁠נָּה רָחַ֥צְתִּי אֶת־רַגְלַ֖⁠י אֵיכָ֥כָה אֲטַנְּפֵֽ⁠ם</w:t>
+      </w:r>
+    </w:p>
+    <w:p>
+      <w:pPr/>
+      <w:r>
+        <w:rPr>
+          <w:lang w:val="pt_PT" w:bidi="pt_PT"/>
+        </w:rPr>
+      </w:r>
+      <w:r>
+        <w:rPr>
           <w:b/>
           <w:lang w:val="pt_PT" w:bidi="pt_PT"/>
         </w:rPr>
@@ -34210,6 +35344,20 @@
         <w:rPr>
           <w:lang w:val="pt_PT" w:bidi="pt_PT"/>
         </w:rPr>
+      </w:r>
+    </w:p>
+    <w:p>
+      <w:pPr/>
+      <w:r>
+        <w:rPr>
+          <w:lang w:val="pt_PT" w:bidi="pt_PT"/>
+        </w:rPr>
+      </w:r>
+      <w:r>
+        <w:rPr>
+          <w:lang w:val="pt_PT" w:bidi="pt_PT"/>
+        </w:rPr>
+        <w:t>דּוֹדִ֗⁠י</w:t>
       </w:r>
     </w:p>
     <w:p>
@@ -34879,6 +36027,20 @@
       </w:r>
       <w:r>
         <w:rPr>
+          <w:lang w:val="pt_PT" w:bidi="pt_PT"/>
+        </w:rPr>
+        <w:t>לְ⁠דוֹדִ֔⁠י וְ⁠דוֹדִ֖⁠י</w:t>
+      </w:r>
+    </w:p>
+    <w:p>
+      <w:pPr/>
+      <w:r>
+        <w:rPr>
+          <w:lang w:val="pt_PT" w:bidi="pt_PT"/>
+        </w:rPr>
+      </w:r>
+      <w:r>
+        <w:rPr>
           <w:b/>
           <w:lang w:val="pt_PT" w:bidi="pt_PT"/>
         </w:rPr>
@@ -35546,6 +36708,20 @@
       </w:r>
       <w:r>
         <w:rPr>
+          <w:lang w:val="pt_PT" w:bidi="pt_PT"/>
+        </w:rPr>
+        <w:t>מְצָאֻ֧⁠נִי הַ⁠שֹּׁמְרִ֛ים הַ⁠סֹּבְבִ֥ים בָּ⁠עִ֖יר</w:t>
+      </w:r>
+    </w:p>
+    <w:p>
+      <w:pPr/>
+      <w:r>
+        <w:rPr>
+          <w:lang w:val="pt_PT" w:bidi="pt_PT"/>
+        </w:rPr>
+      </w:r>
+      <w:r>
+        <w:rPr>
           <w:b/>
           <w:lang w:val="pt_PT" w:bidi="pt_PT"/>
         </w:rPr>
@@ -35674,6 +36850,20 @@
       </w:r>
       <w:r>
         <w:rPr>
+          <w:lang w:val="pt_PT" w:bidi="pt_PT"/>
+        </w:rPr>
+        <w:t>הִכּ֣וּ⁠נִי פְצָע֑וּ⁠נִי נָשְׂא֤וּ אֶת־רְדִידִ⁠י֙ מֵֽ⁠עָלַ֔⁠י שֹׁמְרֵ֖י הַ⁠חֹמֽוֹת</w:t>
+      </w:r>
+    </w:p>
+    <w:p>
+      <w:pPr/>
+      <w:r>
+        <w:rPr>
+          <w:lang w:val="pt_PT" w:bidi="pt_PT"/>
+        </w:rPr>
+      </w:r>
+      <w:r>
+        <w:rPr>
           <w:b/>
           <w:lang w:val="pt_PT" w:bidi="pt_PT"/>
         </w:rPr>
@@ -36151,6 +37341,20 @@
         <w:rPr>
           <w:lang w:val="pt_PT" w:bidi="pt_PT"/>
         </w:rPr>
+      </w:r>
+    </w:p>
+    <w:p>
+      <w:pPr/>
+      <w:r>
+        <w:rPr>
+          <w:lang w:val="pt_PT" w:bidi="pt_PT"/>
+        </w:rPr>
+      </w:r>
+      <w:r>
+        <w:rPr>
+          <w:lang w:val="pt_PT" w:bidi="pt_PT"/>
+        </w:rPr>
+        <w:t>הִשְׁבַּ֥עְתִּי אֶתְ⁠כֶ֖ם בְּנ֣וֹת יְרוּשָׁלִָ֑ם</w:t>
       </w:r>
     </w:p>
     <w:p>
@@ -36290,6 +37494,20 @@
       </w:r>
       <w:r>
         <w:rPr>
+          <w:lang w:val="pt_PT" w:bidi="pt_PT"/>
+        </w:rPr>
+        <w:t>שֶׁ⁠חוֹלַ֥ת אַהֲבָ֖ה אָֽנִי</w:t>
+      </w:r>
+    </w:p>
+    <w:p>
+      <w:pPr/>
+      <w:r>
+        <w:rPr>
+          <w:lang w:val="pt_PT" w:bidi="pt_PT"/>
+        </w:rPr>
+      </w:r>
+      <w:r>
+        <w:rPr>
           <w:b/>
           <w:lang w:val="pt_PT" w:bidi="pt_PT"/>
         </w:rPr>
@@ -36398,6 +37616,20 @@
       </w:r>
       <w:r>
         <w:rPr>
+          <w:lang w:val="pt_PT" w:bidi="pt_PT"/>
+        </w:rPr>
+        <w:t>שֶׁ⁠חוֹלַ֥ת אַהֲבָ֖ה אָֽנִי</w:t>
+      </w:r>
+    </w:p>
+    <w:p>
+      <w:pPr/>
+      <w:r>
+        <w:rPr>
+          <w:lang w:val="pt_PT" w:bidi="pt_PT"/>
+        </w:rPr>
+      </w:r>
+      <w:r>
+        <w:rPr>
           <w:b/>
           <w:lang w:val="pt_PT" w:bidi="pt_PT"/>
         </w:rPr>
@@ -36481,6 +37713,20 @@
       </w:r>
       <w:r>
         <w:rPr>
+          <w:lang w:val="pt_PT" w:bidi="pt_PT"/>
+        </w:rPr>
+        <w:t>מַה־דּוֹדֵ֣⁠ךְ מִ⁠דּ֔וֹד הַ⁠יָּפָ֖ה בַּ⁠נָּשִׁ֑ים מַה־דּוֹדֵ֣⁠ךְ מִ⁠דּ֔וֹד שֶׁ⁠כָּ֖כָה הִשְׁבַּעְתָּֽ⁠נוּ</w:t>
+      </w:r>
+    </w:p>
+    <w:p>
+      <w:pPr/>
+      <w:r>
+        <w:rPr>
+          <w:lang w:val="pt_PT" w:bidi="pt_PT"/>
+        </w:rPr>
+      </w:r>
+      <w:r>
+        <w:rPr>
           <w:b/>
           <w:lang w:val="pt_PT" w:bidi="pt_PT"/>
         </w:rPr>
@@ -36577,6 +37823,20 @@
       </w:r>
       <w:r>
         <w:rPr>
+          <w:lang w:val="pt_PT" w:bidi="pt_PT"/>
+        </w:rPr>
+        <w:t>מַה־דּוֹדֵ֣⁠ךְ מִ⁠דּ֔וֹד</w:t>
+      </w:r>
+    </w:p>
+    <w:p>
+      <w:pPr/>
+      <w:r>
+        <w:rPr>
+          <w:lang w:val="pt_PT" w:bidi="pt_PT"/>
+        </w:rPr>
+      </w:r>
+      <w:r>
+        <w:rPr>
           <w:b/>
           <w:lang w:val="pt_PT" w:bidi="pt_PT"/>
         </w:rPr>
@@ -36640,6 +37900,20 @@
       </w:r>
       <w:r>
         <w:rPr>
+          <w:lang w:val="pt_PT" w:bidi="pt_PT"/>
+        </w:rPr>
+        <w:t>מַה־דּוֹדֵ֣⁠ךְ מִ⁠דּ֔וֹד הַ⁠יָּפָ֖ה בַּ⁠נָּשִׁ֑ים</w:t>
+      </w:r>
+    </w:p>
+    <w:p>
+      <w:pPr/>
+      <w:r>
+        <w:rPr>
+          <w:lang w:val="pt_PT" w:bidi="pt_PT"/>
+        </w:rPr>
+      </w:r>
+      <w:r>
+        <w:rPr>
           <w:b/>
           <w:lang w:val="pt_PT" w:bidi="pt_PT"/>
         </w:rPr>
@@ -36712,6 +37986,20 @@
         <w:rPr>
           <w:lang w:val="pt_PT" w:bidi="pt_PT"/>
         </w:rPr>
+      </w:r>
+    </w:p>
+    <w:p>
+      <w:pPr/>
+      <w:r>
+        <w:rPr>
+          <w:lang w:val="pt_PT" w:bidi="pt_PT"/>
+        </w:rPr>
+      </w:r>
+      <w:r>
+        <w:rPr>
+          <w:lang w:val="pt_PT" w:bidi="pt_PT"/>
+        </w:rPr>
+        <w:t>הַ⁠יָּפָ֖ה בַּ⁠נָּשִׁ֑ים</w:t>
       </w:r>
     </w:p>
     <w:p>
@@ -36894,6 +38182,20 @@
       </w:r>
       <w:r>
         <w:rPr>
+          <w:lang w:val="pt_PT" w:bidi="pt_PT"/>
+        </w:rPr>
+        <w:t>הִשְׁבַּעְתָּֽ⁠נוּ</w:t>
+      </w:r>
+    </w:p>
+    <w:p>
+      <w:pPr/>
+      <w:r>
+        <w:rPr>
+          <w:lang w:val="pt_PT" w:bidi="pt_PT"/>
+        </w:rPr>
+      </w:r>
+      <w:r>
+        <w:rPr>
           <w:b/>
           <w:lang w:val="pt_PT" w:bidi="pt_PT"/>
         </w:rPr>
@@ -37794,6 +39096,20 @@
       </w:r>
       <w:r>
         <w:rPr>
+          <w:lang w:val="pt_PT" w:bidi="pt_PT"/>
+        </w:rPr>
+        <w:t>עֵינָ֕י⁠ו כְּ⁠יוֹנִ֖ים עַל־אֲפִ֣יקֵי מָ֑יִם רֹֽחֲצוֹת֙ בֶּֽ⁠חָלָ֔ב יֹשְׁב֖וֹת עַל־מִלֵּֽאת</w:t>
+      </w:r>
+    </w:p>
+    <w:p>
+      <w:pPr/>
+      <w:r>
+        <w:rPr>
+          <w:lang w:val="pt_PT" w:bidi="pt_PT"/>
+        </w:rPr>
+      </w:r>
+      <w:r>
+        <w:rPr>
           <w:b/>
           <w:lang w:val="pt_PT" w:bidi="pt_PT"/>
         </w:rPr>
@@ -38537,6 +39853,20 @@
         <w:rPr>
           <w:lang w:val="pt_PT" w:bidi="pt_PT"/>
         </w:rPr>
+      </w:r>
+    </w:p>
+    <w:p>
+      <w:pPr/>
+      <w:r>
+        <w:rPr>
+          <w:lang w:val="pt_PT" w:bidi="pt_PT"/>
+        </w:rPr>
+      </w:r>
+      <w:r>
+        <w:rPr>
+          <w:lang w:val="pt_PT" w:bidi="pt_PT"/>
+        </w:rPr>
+        <w:t>שֽׁוֹשַׁנִּ֔ים</w:t>
       </w:r>
     </w:p>
     <w:p>
@@ -38662,6 +39992,20 @@
       </w:r>
       <w:r>
         <w:rPr>
+          <w:lang w:val="pt_PT" w:bidi="pt_PT"/>
+        </w:rPr>
+        <w:t>מ֥וֹר עֹבֵֽר</w:t>
+      </w:r>
+    </w:p>
+    <w:p>
+      <w:pPr/>
+      <w:r>
+        <w:rPr>
+          <w:lang w:val="pt_PT" w:bidi="pt_PT"/>
+        </w:rPr>
+      </w:r>
+      <w:r>
+        <w:rPr>
           <w:b/>
           <w:lang w:val="pt_PT" w:bidi="pt_PT"/>
         </w:rPr>
@@ -39345,6 +40689,20 @@
       </w:r>
       <w:r>
         <w:rPr>
+          <w:lang w:val="pt_PT" w:bidi="pt_PT"/>
+        </w:rPr>
+        <w:t>מֵעָי⁠ו֙</w:t>
+      </w:r>
+    </w:p>
+    <w:p>
+      <w:pPr/>
+      <w:r>
+        <w:rPr>
+          <w:lang w:val="pt_PT" w:bidi="pt_PT"/>
+        </w:rPr>
+      </w:r>
+      <w:r>
+        <w:rPr>
           <w:b/>
           <w:lang w:val="pt_PT" w:bidi="pt_PT"/>
         </w:rPr>
@@ -40293,6 +41651,20 @@
       </w:r>
       <w:r>
         <w:rPr>
+          <w:lang w:val="pt_PT" w:bidi="pt_PT"/>
+        </w:rPr>
+        <w:t>וְ⁠כֻלּ֖⁠וֹ מַחֲמַדִּ֑ים</w:t>
+      </w:r>
+    </w:p>
+    <w:p>
+      <w:pPr/>
+      <w:r>
+        <w:rPr>
+          <w:lang w:val="pt_PT" w:bidi="pt_PT"/>
+        </w:rPr>
+      </w:r>
+      <w:r>
+        <w:rPr>
           <w:b/>
           <w:lang w:val="pt_PT" w:bidi="pt_PT"/>
         </w:rPr>
@@ -40345,6 +41717,20 @@
         <w:rPr>
           <w:lang w:val="pt_PT" w:bidi="pt_PT"/>
         </w:rPr>
+      </w:r>
+    </w:p>
+    <w:p>
+      <w:pPr/>
+      <w:r>
+        <w:rPr>
+          <w:lang w:val="pt_PT" w:bidi="pt_PT"/>
+        </w:rPr>
+      </w:r>
+      <w:r>
+        <w:rPr>
+          <w:lang w:val="pt_PT" w:bidi="pt_PT"/>
+        </w:rPr>
+        <w:t>בְּנ֖וֹת יְרוּשָׁלִָֽם</w:t>
       </w:r>
     </w:p>
     <w:p>
@@ -40638,6 +42024,20 @@
       </w:r>
       <w:r>
         <w:rPr>
+          <w:lang w:val="pt_PT" w:bidi="pt_PT"/>
+        </w:rPr>
+        <w:t>אָ֚נָה הָלַ֣ךְ דּוֹדֵ֔⁠ךְ הַ⁠יָּפָ֖ה בַּ⁠נָּשִׁ֑ים אָ֚נָה פָּנָ֣ה דוֹדֵ֔⁠ךְ וּ⁠נְבַקְשֶׁ֖⁠נּוּ עִמָּֽ⁠ךְ</w:t>
+      </w:r>
+    </w:p>
+    <w:p>
+      <w:pPr/>
+      <w:r>
+        <w:rPr>
+          <w:lang w:val="pt_PT" w:bidi="pt_PT"/>
+        </w:rPr>
+      </w:r>
+      <w:r>
+        <w:rPr>
           <w:b/>
           <w:lang w:val="pt_PT" w:bidi="pt_PT"/>
         </w:rPr>
@@ -40747,6 +42147,20 @@
       </w:r>
       <w:r>
         <w:rPr>
+          <w:lang w:val="pt_PT" w:bidi="pt_PT"/>
+        </w:rPr>
+        <w:t>אָ֚נָה הָלַ֣ךְ דּוֹדֵ֔⁠ךְ &amp; אָ֚נָה פָּנָ֣ה דוֹדֵ֔⁠ךְ</w:t>
+      </w:r>
+    </w:p>
+    <w:p>
+      <w:pPr/>
+      <w:r>
+        <w:rPr>
+          <w:lang w:val="pt_PT" w:bidi="pt_PT"/>
+        </w:rPr>
+      </w:r>
+      <w:r>
+        <w:rPr>
           <w:b/>
           <w:lang w:val="pt_PT" w:bidi="pt_PT"/>
         </w:rPr>
@@ -40799,6 +42213,20 @@
         <w:rPr>
           <w:lang w:val="pt_PT" w:bidi="pt_PT"/>
         </w:rPr>
+      </w:r>
+    </w:p>
+    <w:p>
+      <w:pPr/>
+      <w:r>
+        <w:rPr>
+          <w:lang w:val="pt_PT" w:bidi="pt_PT"/>
+        </w:rPr>
+      </w:r>
+      <w:r>
+        <w:rPr>
+          <w:lang w:val="pt_PT" w:bidi="pt_PT"/>
+        </w:rPr>
+        <w:t>הַ⁠יָּפָ֖ה בַּ⁠נָּשִׁ֑ים</w:t>
       </w:r>
     </w:p>
     <w:p>
@@ -40906,7 +42334,7 @@
         <w:rPr>
           <w:lang w:val="pt_PT" w:bidi="pt_PT"/>
         </w:rPr>
-        <w:t>אָ֚נָה הָלַ֣ךְ דּוֹדֵ֔⁠ךְ &amp; אָ֚נָה פָּנָ֣ה דוֹדֵ֔⁠ךְ</w:t>
+        <w:t>אָ֚נָה פָּנָ֣ה דוֹדֵ֔⁠ךְ</w:t>
       </w:r>
     </w:p>
     <w:p>
@@ -41067,6 +42495,20 @@
         <w:rPr>
           <w:lang w:val="pt_PT" w:bidi="pt_PT"/>
         </w:rPr>
+      </w:r>
+    </w:p>
+    <w:p>
+      <w:pPr/>
+      <w:r>
+        <w:rPr>
+          <w:lang w:val="pt_PT" w:bidi="pt_PT"/>
+        </w:rPr>
+      </w:r>
+      <w:r>
+        <w:rPr>
+          <w:lang w:val="pt_PT" w:bidi="pt_PT"/>
+        </w:rPr>
+        <w:t>דּוֹדִ⁠י֙ יָרַ֣ד לְ⁠גַנּ֔⁠וֹ לַ⁠עֲרוּג֖וֹת הַ⁠בֹּ֑שֶׂם לִ⁠רְעוֹת֙ בַּ⁠גַּנִּ֔ים וְ⁠לִ⁠לְקֹ֖ט שֽׁוֹשַׁנִּֽים</w:t>
       </w:r>
     </w:p>
     <w:p>
@@ -41521,6 +42963,20 @@
       </w:r>
       <w:r>
         <w:rPr>
+          <w:lang w:val="pt_PT" w:bidi="pt_PT"/>
+        </w:rPr>
+        <w:t>לַ⁠עֲרוּג֖וֹת הַ⁠בֹּ֑שֶׂם</w:t>
+      </w:r>
+    </w:p>
+    <w:p>
+      <w:pPr/>
+      <w:r>
+        <w:rPr>
+          <w:lang w:val="pt_PT" w:bidi="pt_PT"/>
+        </w:rPr>
+      </w:r>
+      <w:r>
+        <w:rPr>
           <w:b/>
           <w:lang w:val="pt_PT" w:bidi="pt_PT"/>
         </w:rPr>
@@ -41737,6 +43193,20 @@
       </w:r>
       <w:r>
         <w:rPr>
+          <w:lang w:val="pt_PT" w:bidi="pt_PT"/>
+        </w:rPr>
+        <w:t>אֲנִ֤י לְ⁠דוֹדִ⁠י֙ וְ⁠דוֹדִ֣⁠י לִ֔⁠י</w:t>
+      </w:r>
+    </w:p>
+    <w:p>
+      <w:pPr/>
+      <w:r>
+        <w:rPr>
+          <w:lang w:val="pt_PT" w:bidi="pt_PT"/>
+        </w:rPr>
+      </w:r>
+      <w:r>
+        <w:rPr>
           <w:b/>
           <w:lang w:val="pt_PT" w:bidi="pt_PT"/>
         </w:rPr>
@@ -41818,6 +43288,20 @@
       </w:r>
       <w:r>
         <w:rPr>
+          <w:lang w:val="pt_PT" w:bidi="pt_PT"/>
+        </w:rPr>
+        <w:t>הָ⁠רֹעֶ֖ה בַּ⁠שׁוֹשַׁנִּֽים</w:t>
+      </w:r>
+    </w:p>
+    <w:p>
+      <w:pPr/>
+      <w:r>
+        <w:rPr>
+          <w:lang w:val="pt_PT" w:bidi="pt_PT"/>
+        </w:rPr>
+      </w:r>
+      <w:r>
+        <w:rPr>
           <w:b/>
           <w:lang w:val="pt_PT" w:bidi="pt_PT"/>
         </w:rPr>
@@ -42068,6 +43552,20 @@
       </w:r>
       <w:r>
         <w:rPr>
+          <w:lang w:val="pt_PT" w:bidi="pt_PT"/>
+        </w:rPr>
+        <w:t>יָפָ֨ה אַ֤תְּ רַעְיָתִ⁠י֙</w:t>
+      </w:r>
+    </w:p>
+    <w:p>
+      <w:pPr/>
+      <w:r>
+        <w:rPr>
+          <w:lang w:val="pt_PT" w:bidi="pt_PT"/>
+        </w:rPr>
+      </w:r>
+      <w:r>
+        <w:rPr>
           <w:b/>
           <w:lang w:val="pt_PT" w:bidi="pt_PT"/>
         </w:rPr>
@@ -42149,6 +43647,20 @@
       </w:r>
       <w:r>
         <w:rPr>
+          <w:lang w:val="pt_PT" w:bidi="pt_PT"/>
+        </w:rPr>
+        <w:t>יָפָ֨ה אַ֤תְּ רַעְיָתִ⁠י֙ כְּ⁠תִרְצָ֔ה</w:t>
+      </w:r>
+    </w:p>
+    <w:p>
+      <w:pPr/>
+      <w:r>
+        <w:rPr>
+          <w:lang w:val="pt_PT" w:bidi="pt_PT"/>
+        </w:rPr>
+      </w:r>
+      <w:r>
+        <w:rPr>
           <w:b/>
           <w:lang w:val="pt_PT" w:bidi="pt_PT"/>
         </w:rPr>
@@ -42232,6 +43744,20 @@
       </w:r>
       <w:r>
         <w:rPr>
+          <w:lang w:val="pt_PT" w:bidi="pt_PT"/>
+        </w:rPr>
+        <w:t>נָאוָ֖ה כִּ⁠ירוּשָׁלִָ֑ם אֲיֻמָּ֖ה כַּ⁠נִּדְגָּלֽוֹת</w:t>
+      </w:r>
+    </w:p>
+    <w:p>
+      <w:pPr/>
+      <w:r>
+        <w:rPr>
+          <w:lang w:val="pt_PT" w:bidi="pt_PT"/>
+        </w:rPr>
+      </w:r>
+      <w:r>
+        <w:rPr>
           <w:b/>
           <w:lang w:val="pt_PT" w:bidi="pt_PT"/>
         </w:rPr>
@@ -42414,6 +43940,20 @@
         <w:rPr>
           <w:lang w:val="pt_PT" w:bidi="pt_PT"/>
         </w:rPr>
+      </w:r>
+    </w:p>
+    <w:p>
+      <w:pPr/>
+      <w:r>
+        <w:rPr>
+          <w:lang w:val="pt_PT" w:bidi="pt_PT"/>
+        </w:rPr>
+      </w:r>
+      <w:r>
+        <w:rPr>
+          <w:lang w:val="pt_PT" w:bidi="pt_PT"/>
+        </w:rPr>
+        <w:t>כַּ⁠נִּדְגָּלֽוֹת</w:t>
       </w:r>
     </w:p>
     <w:p>
@@ -42526,6 +44066,20 @@
       </w:r>
       <w:r>
         <w:rPr>
+          <w:lang w:val="pt_PT" w:bidi="pt_PT"/>
+        </w:rPr>
+        <w:t>שַׂעְרֵ⁠ךְ֙ כְּ⁠עֵ֣דֶר הָֽ⁠עִזִּ֔ים שֶׁ⁠גָּלְשׁ֖וּ מִן־הַ⁠גִּלְעָֽד</w:t>
+      </w:r>
+    </w:p>
+    <w:p>
+      <w:pPr/>
+      <w:r>
+        <w:rPr>
+          <w:lang w:val="pt_PT" w:bidi="pt_PT"/>
+        </w:rPr>
+      </w:r>
+      <w:r>
+        <w:rPr>
           <w:b/>
           <w:lang w:val="pt_PT" w:bidi="pt_PT"/>
         </w:rPr>
@@ -42627,6 +44181,20 @@
       </w:r>
       <w:r>
         <w:rPr>
+          <w:lang w:val="pt_PT" w:bidi="pt_PT"/>
+        </w:rPr>
+        <w:t>שִׁנַּ֨יִ⁠ךְ֙ כְּ⁠עֵ֣דֶר הָֽ⁠רְחֵלִ֔ים שֶׁ⁠עָל֖וּ מִן־הָ⁠רַחְצָ֑ה שֶׁ⁠כֻּלָּ⁠ם֙ מַתְאִימ֔וֹת וְ⁠שַׁכֻּלָ֖ה אֵ֥ין בָּ⁠הֶֽם</w:t>
+      </w:r>
+    </w:p>
+    <w:p>
+      <w:pPr/>
+      <w:r>
+        <w:rPr>
+          <w:lang w:val="pt_PT" w:bidi="pt_PT"/>
+        </w:rPr>
+      </w:r>
+      <w:r>
+        <w:rPr>
           <w:b/>
           <w:lang w:val="pt_PT" w:bidi="pt_PT"/>
         </w:rPr>
@@ -42864,6 +44432,20 @@
       </w:r>
       <w:r>
         <w:rPr>
+          <w:lang w:val="pt_PT" w:bidi="pt_PT"/>
+        </w:rPr>
+        <w:t>כְּ⁠פֶ֤לַח הָ⁠רִמּוֹן֙ רַקָּתֵ֔⁠ךְ מִ⁠בַּ֖עַד לְ⁠צַמָּתֵֽ⁠ךְ</w:t>
+      </w:r>
+    </w:p>
+    <w:p>
+      <w:pPr/>
+      <w:r>
+        <w:rPr>
+          <w:lang w:val="pt_PT" w:bidi="pt_PT"/>
+        </w:rPr>
+      </w:r>
+      <w:r>
+        <w:rPr>
           <w:b/>
           <w:lang w:val="pt_PT" w:bidi="pt_PT"/>
         </w:rPr>
@@ -43210,6 +44792,20 @@
       </w:r>
       <w:r>
         <w:rPr>
+          <w:lang w:val="pt_PT" w:bidi="pt_PT"/>
+        </w:rPr>
+        <w:t>וַ⁠עֲלָמ֖וֹת</w:t>
+      </w:r>
+    </w:p>
+    <w:p>
+      <w:pPr/>
+      <w:r>
+        <w:rPr>
+          <w:lang w:val="pt_PT" w:bidi="pt_PT"/>
+        </w:rPr>
+      </w:r>
+      <w:r>
+        <w:rPr>
           <w:b/>
           <w:lang w:val="pt_PT" w:bidi="pt_PT"/>
         </w:rPr>
@@ -43434,6 +45030,20 @@
       </w:r>
       <w:r>
         <w:rPr>
+          <w:lang w:val="pt_PT" w:bidi="pt_PT"/>
+        </w:rPr>
+        <w:t>שִׁשִּׁ֥ים הֵ֨מָּה֙ מְּלָכ֔וֹת וּ⁠שְׁמֹנִ֖ים פִּֽילַגְשִׁ֑ים וַ⁠עֲלָמ֖וֹת אֵ֥ין מִסְפָּֽר׃ אַחַ֥ת הִיא֙ יוֹנָתִ֣⁠י תַמָּתִ֔⁠י אַחַ֥ת הִיא֙ לְ⁠אִמָּ֔⁠הּ בָּרָ֥ה הִ֖יא לְ⁠יֽוֹלַדְתָּ֑⁠הּ</w:t>
+      </w:r>
+    </w:p>
+    <w:p>
+      <w:pPr/>
+      <w:r>
+        <w:rPr>
+          <w:lang w:val="pt_PT" w:bidi="pt_PT"/>
+        </w:rPr>
+      </w:r>
+      <w:r>
+        <w:rPr>
           <w:b/>
           <w:lang w:val="pt_PT" w:bidi="pt_PT"/>
         </w:rPr>
@@ -43629,6 +45239,20 @@
         <w:rPr>
           <w:lang w:val="pt_PT" w:bidi="pt_PT"/>
         </w:rPr>
+      </w:r>
+    </w:p>
+    <w:p>
+      <w:pPr/>
+      <w:r>
+        <w:rPr>
+          <w:lang w:val="pt_PT" w:bidi="pt_PT"/>
+        </w:rPr>
+      </w:r>
+      <w:r>
+        <w:rPr>
+          <w:lang w:val="pt_PT" w:bidi="pt_PT"/>
+        </w:rPr>
+        <w:t>יוֹנָתִ֣⁠י תַמָּתִ֔⁠י</w:t>
       </w:r>
     </w:p>
     <w:p>
@@ -44232,6 +45856,20 @@
       </w:r>
       <w:r>
         <w:rPr>
+          <w:lang w:val="pt_PT" w:bidi="pt_PT"/>
+        </w:rPr>
+        <w:t>מִי־זֹ֥את הַ⁠נִּשְׁקָפָ֖ה כְּמוֹ־שָׁ֑חַר יָפָ֣ה כַ⁠לְּבָנָ֗ה בָּרָה֙ כַּֽ⁠חַמָּ֔ה אֲיֻמָּ֖ה כַּ⁠נִּדְגָּלֽוֹת</w:t>
+      </w:r>
+    </w:p>
+    <w:p>
+      <w:pPr/>
+      <w:r>
+        <w:rPr>
+          <w:lang w:val="pt_PT" w:bidi="pt_PT"/>
+        </w:rPr>
+      </w:r>
+      <w:r>
+        <w:rPr>
           <w:b/>
           <w:lang w:val="pt_PT" w:bidi="pt_PT"/>
         </w:rPr>
@@ -44354,6 +45992,20 @@
       </w:r>
       <w:r>
         <w:rPr>
+          <w:lang w:val="pt_PT" w:bidi="pt_PT"/>
+        </w:rPr>
+        <w:t>מִי־זֹ֥את הַ⁠נִּשְׁקָפָ֖ה כְּמוֹ־שָׁ֑חַר יָפָ֣ה כַ⁠לְּבָנָ֗ה בָּרָה֙ כַּֽ⁠חַמָּ֔ה אֲיֻמָּ֖ה כַּ⁠נִּדְגָּלֽוֹת</w:t>
+      </w:r>
+    </w:p>
+    <w:p>
+      <w:pPr/>
+      <w:r>
+        <w:rPr>
+          <w:lang w:val="pt_PT" w:bidi="pt_PT"/>
+        </w:rPr>
+      </w:r>
+      <w:r>
+        <w:rPr>
           <w:b/>
           <w:lang w:val="pt_PT" w:bidi="pt_PT"/>
         </w:rPr>
@@ -44534,6 +46186,20 @@
       </w:r>
       <w:r>
         <w:rPr>
+          <w:lang w:val="pt_PT" w:bidi="pt_PT"/>
+        </w:rPr>
+        <w:t>הַ⁠נִּשְׁקָפָ֖ה כְּמוֹ־שָׁ֑חַר יָפָ֣ה כַ⁠לְּבָנָ֗ה בָּרָה֙ כַּֽ⁠חַמָּ֔ה</w:t>
+      </w:r>
+    </w:p>
+    <w:p>
+      <w:pPr/>
+      <w:r>
+        <w:rPr>
+          <w:lang w:val="pt_PT" w:bidi="pt_PT"/>
+        </w:rPr>
+      </w:r>
+      <w:r>
+        <w:rPr>
           <w:b/>
           <w:lang w:val="pt_PT" w:bidi="pt_PT"/>
         </w:rPr>
@@ -44632,6 +46298,20 @@
         <w:rPr>
           <w:lang w:val="pt_PT" w:bidi="pt_PT"/>
         </w:rPr>
+      </w:r>
+    </w:p>
+    <w:p>
+      <w:pPr/>
+      <w:r>
+        <w:rPr>
+          <w:lang w:val="pt_PT" w:bidi="pt_PT"/>
+        </w:rPr>
+      </w:r>
+      <w:r>
+        <w:rPr>
+          <w:lang w:val="pt_PT" w:bidi="pt_PT"/>
+        </w:rPr>
+        <w:t>אֲיֻמָּ֖ה כַּ⁠נִּדְגָּלֽוֹת</w:t>
       </w:r>
     </w:p>
     <w:p>
@@ -44841,6 +46521,20 @@
       </w:r>
       <w:r>
         <w:rPr>
+          <w:lang w:val="pt_PT" w:bidi="pt_PT"/>
+        </w:rPr>
+        <w:t>אֶל־גִּנַּ֤ת אֱגוֹז֙ יָרַ֔דְתִּי</w:t>
+      </w:r>
+    </w:p>
+    <w:p>
+      <w:pPr/>
+      <w:r>
+        <w:rPr>
+          <w:lang w:val="pt_PT" w:bidi="pt_PT"/>
+        </w:rPr>
+      </w:r>
+      <w:r>
+        <w:rPr>
           <w:b/>
           <w:lang w:val="pt_PT" w:bidi="pt_PT"/>
         </w:rPr>
@@ -46228,6 +47922,20 @@
       </w:r>
       <w:r>
         <w:rPr>
+          <w:lang w:val="pt_PT" w:bidi="pt_PT"/>
+        </w:rPr>
+        <w:t>מַה־יָּפ֧וּ פְעָמַ֛יִ⁠ךְ בַּ⁠נְּעָלִ֖ים בַּת־נָדִ֑יב חַמּוּקֵ֣י יְרֵכַ֔יִ⁠ךְ כְּמ֣וֹ חֲלָאִ֔ים מַעֲשֵׂ֖ה יְדֵ֥י אָמָּֽן</w:t>
+      </w:r>
+    </w:p>
+    <w:p>
+      <w:pPr/>
+      <w:r>
+        <w:rPr>
+          <w:lang w:val="pt_PT" w:bidi="pt_PT"/>
+        </w:rPr>
+      </w:r>
+      <w:r>
+        <w:rPr>
           <w:b/>
           <w:lang w:val="pt_PT" w:bidi="pt_PT"/>
         </w:rPr>
@@ -46472,6 +48180,20 @@
       </w:r>
       <w:r>
         <w:rPr>
+          <w:lang w:val="pt_PT" w:bidi="pt_PT"/>
+        </w:rPr>
+        <w:t>מַה־יָּפ֧וּ פְעָמַ֛יִ⁠ךְ בַּ⁠נְּעָלִ֖ים בַּת־נָדִ֑יב</w:t>
+      </w:r>
+    </w:p>
+    <w:p>
+      <w:pPr/>
+      <w:r>
+        <w:rPr>
+          <w:lang w:val="pt_PT" w:bidi="pt_PT"/>
+        </w:rPr>
+      </w:r>
+      <w:r>
+        <w:rPr>
           <w:b/>
           <w:lang w:val="pt_PT" w:bidi="pt_PT"/>
         </w:rPr>
@@ -47671,6 +49393,20 @@
       </w:r>
       <w:r>
         <w:rPr>
+          <w:lang w:val="pt_PT" w:bidi="pt_PT"/>
+        </w:rPr>
+        <w:t>סוּגָ֖ה בַּ⁠שּׁוֹשַׁנִּֽים</w:t>
+      </w:r>
+    </w:p>
+    <w:p>
+      <w:pPr/>
+      <w:r>
+        <w:rPr>
+          <w:lang w:val="pt_PT" w:bidi="pt_PT"/>
+        </w:rPr>
+      </w:r>
+      <w:r>
+        <w:rPr>
           <w:b/>
           <w:lang w:val="pt_PT" w:bidi="pt_PT"/>
         </w:rPr>
@@ -47723,6 +49459,20 @@
         <w:rPr>
           <w:lang w:val="pt_PT" w:bidi="pt_PT"/>
         </w:rPr>
+      </w:r>
+    </w:p>
+    <w:p>
+      <w:pPr/>
+      <w:r>
+        <w:rPr>
+          <w:lang w:val="pt_PT" w:bidi="pt_PT"/>
+        </w:rPr>
+      </w:r>
+      <w:r>
+        <w:rPr>
+          <w:lang w:val="pt_PT" w:bidi="pt_PT"/>
+        </w:rPr>
+        <w:t>שְׁנֵ֥י שָׁדַ֛יִ⁠ךְ כִּ⁠שְׁנֵ֥י עֳפָרִ֖ים תָּאֳמֵ֥י צְבִיָּֽה</w:t>
       </w:r>
     </w:p>
     <w:p>
@@ -48375,6 +50125,20 @@
       </w:r>
       <w:r>
         <w:rPr>
+          <w:lang w:val="pt_PT" w:bidi="pt_PT"/>
+        </w:rPr>
+        <w:t>עַל־שַׁ֨עַר֙ בַּת־רַבִּ֔ים</w:t>
+      </w:r>
+    </w:p>
+    <w:p>
+      <w:pPr/>
+      <w:r>
+        <w:rPr>
+          <w:lang w:val="pt_PT" w:bidi="pt_PT"/>
+        </w:rPr>
+      </w:r>
+      <w:r>
+        <w:rPr>
           <w:b/>
           <w:lang w:val="pt_PT" w:bidi="pt_PT"/>
         </w:rPr>
@@ -49384,6 +51148,20 @@
         <w:rPr>
           <w:lang w:val="pt_PT" w:bidi="pt_PT"/>
         </w:rPr>
+      </w:r>
+    </w:p>
+    <w:p>
+      <w:pPr/>
+      <w:r>
+        <w:rPr>
+          <w:lang w:val="pt_PT" w:bidi="pt_PT"/>
+        </w:rPr>
+      </w:r>
+      <w:r>
+        <w:rPr>
+          <w:lang w:val="pt_PT" w:bidi="pt_PT"/>
+        </w:rPr>
+        <w:t>מַה־יָּפִית֙</w:t>
       </w:r>
     </w:p>
     <w:p>
@@ -50556,6 +52334,20 @@
       </w:r>
       <w:r>
         <w:rPr>
+          <w:lang w:val="pt_PT" w:bidi="pt_PT"/>
+        </w:rPr>
+        <w:t>אֶעֱלֶ֣ה בְ⁠תָמָ֔ר אֹֽחֲזָ֖ה בְּ⁠סַנְסִנָּ֑י⁠ו</w:t>
+      </w:r>
+    </w:p>
+    <w:p>
+      <w:pPr/>
+      <w:r>
+        <w:rPr>
+          <w:lang w:val="pt_PT" w:bidi="pt_PT"/>
+        </w:rPr>
+      </w:r>
+      <w:r>
+        <w:rPr>
           <w:b/>
           <w:lang w:val="pt_PT" w:bidi="pt_PT"/>
         </w:rPr>
@@ -51887,6 +53679,20 @@
       </w:r>
       <w:r>
         <w:rPr>
+          <w:lang w:val="pt_PT" w:bidi="pt_PT"/>
+        </w:rPr>
+        <w:t>הוֹלֵ֥ךְ לְ⁠דוֹדִ֖⁠י לְ⁠מֵישָׁרִ֑ים דּוֹבֵ֖ב שִׂפְתֵ֥י יְשֵׁנִֽים</w:t>
+      </w:r>
+    </w:p>
+    <w:p>
+      <w:pPr/>
+      <w:r>
+        <w:rPr>
+          <w:lang w:val="pt_PT" w:bidi="pt_PT"/>
+        </w:rPr>
+      </w:r>
+      <w:r>
+        <w:rPr>
           <w:b/>
           <w:lang w:val="pt_PT" w:bidi="pt_PT"/>
         </w:rPr>
@@ -52134,6 +53940,20 @@
         <w:rPr>
           <w:lang w:val="pt_PT" w:bidi="pt_PT"/>
         </w:rPr>
+      </w:r>
+    </w:p>
+    <w:p>
+      <w:pPr/>
+      <w:r>
+        <w:rPr>
+          <w:lang w:val="pt_PT" w:bidi="pt_PT"/>
+        </w:rPr>
+      </w:r>
+      <w:r>
+        <w:rPr>
+          <w:lang w:val="pt_PT" w:bidi="pt_PT"/>
+        </w:rPr>
+        <w:t>שִׂפְתֵ֥י יְשֵׁנִֽים</w:t>
       </w:r>
     </w:p>
     <w:p>
@@ -52495,6 +54315,20 @@
       </w:r>
       <w:r>
         <w:rPr>
+          <w:lang w:val="pt_PT" w:bidi="pt_PT"/>
+        </w:rPr>
+        <w:t>נָלִ֖ינָה בַּ⁠כְּפָרִֽים</w:t>
+      </w:r>
+    </w:p>
+    <w:p>
+      <w:pPr/>
+      <w:r>
+        <w:rPr>
+          <w:lang w:val="pt_PT" w:bidi="pt_PT"/>
+        </w:rPr>
+      </w:r>
+      <w:r>
+        <w:rPr>
           <w:b/>
           <w:lang w:val="pt_PT" w:bidi="pt_PT"/>
         </w:rPr>
@@ -52699,6 +54533,20 @@
       </w:r>
       <w:r>
         <w:rPr>
+          <w:lang w:val="pt_PT" w:bidi="pt_PT"/>
+        </w:rPr>
+        <w:t>נַשְׁכִּ֨ימָה֙</w:t>
+      </w:r>
+    </w:p>
+    <w:p>
+      <w:pPr/>
+      <w:r>
+        <w:rPr>
+          <w:lang w:val="pt_PT" w:bidi="pt_PT"/>
+        </w:rPr>
+      </w:r>
+      <w:r>
+        <w:rPr>
           <w:b/>
           <w:lang w:val="pt_PT" w:bidi="pt_PT"/>
         </w:rPr>
@@ -52860,7 +54708,7 @@
         <w:rPr>
           <w:lang w:val="pt_PT" w:bidi="pt_PT"/>
         </w:rPr>
-        <w:t>הֵנֵ֖צוּ הָ⁠רִמּוֹנִ֑ים</w:t>
+        <w:t>פָּֽרְחָ֤ה הַ⁠גֶּ֨פֶן֙</w:t>
       </w:r>
     </w:p>
     <w:p>
@@ -52953,6 +54801,20 @@
       </w:r>
       <w:r>
         <w:rPr>
+          <w:lang w:val="pt_PT" w:bidi="pt_PT"/>
+        </w:rPr>
+        <w:t>הֵנֵ֖צוּ הָ⁠רִמּוֹנִ֑ים</w:t>
+      </w:r>
+    </w:p>
+    <w:p>
+      <w:pPr/>
+      <w:r>
+        <w:rPr>
+          <w:lang w:val="pt_PT" w:bidi="pt_PT"/>
+        </w:rPr>
+      </w:r>
+      <w:r>
+        <w:rPr>
           <w:b/>
           <w:lang w:val="pt_PT" w:bidi="pt_PT"/>
         </w:rPr>
@@ -53348,6 +55210,20 @@
       </w:r>
       <w:r>
         <w:rPr>
+          <w:lang w:val="pt_PT" w:bidi="pt_PT"/>
+        </w:rPr>
+        <w:t>וְ⁠עַל־פְּתָחֵ֨י⁠נוּ֙ כָּל־מְגָדִ֔ים</w:t>
+      </w:r>
+    </w:p>
+    <w:p>
+      <w:pPr/>
+      <w:r>
+        <w:rPr>
+          <w:lang w:val="pt_PT" w:bidi="pt_PT"/>
+        </w:rPr>
+      </w:r>
+      <w:r>
+        <w:rPr>
           <w:b/>
           <w:lang w:val="pt_PT" w:bidi="pt_PT"/>
         </w:rPr>
@@ -53496,6 +55372,20 @@
         <w:rPr>
           <w:lang w:val="pt_PT" w:bidi="pt_PT"/>
         </w:rPr>
+      </w:r>
+    </w:p>
+    <w:p>
+      <w:pPr/>
+      <w:r>
+        <w:rPr>
+          <w:lang w:val="pt_PT" w:bidi="pt_PT"/>
+        </w:rPr>
+      </w:r>
+      <w:r>
+        <w:rPr>
+          <w:lang w:val="pt_PT" w:bidi="pt_PT"/>
+        </w:rPr>
+        <w:t>דּוֹדִ֖⁠י צָפַ֥נְתִּי לָֽ⁠ךְ</w:t>
       </w:r>
     </w:p>
     <w:p>
@@ -54002,6 +55892,20 @@
       </w:r>
       <w:r>
         <w:rPr>
+          <w:lang w:val="pt_PT" w:bidi="pt_PT"/>
+        </w:rPr>
+        <w:t>מִ֤י יִתֶּנְ⁠ךָ֙ כְּ⁠אָ֣ח לִ֔⁠י יוֹנֵ֖ק שְׁדֵ֣י אִמִּ֑⁠י</w:t>
+      </w:r>
+    </w:p>
+    <w:p>
+      <w:pPr/>
+      <w:r>
+        <w:rPr>
+          <w:lang w:val="pt_PT" w:bidi="pt_PT"/>
+        </w:rPr>
+      </w:r>
+      <w:r>
+        <w:rPr>
           <w:b/>
           <w:lang w:val="pt_PT" w:bidi="pt_PT"/>
         </w:rPr>
@@ -54371,6 +56275,20 @@
       </w:r>
       <w:r>
         <w:rPr>
+          <w:lang w:val="pt_PT" w:bidi="pt_PT"/>
+        </w:rPr>
+        <w:t>אֶֽמְצָאֲ⁠ךָ֤ בַ⁠חוּץ֙ אֶשָׁ֣קְ⁠ךָ֔ גַּ֖ם לֹא־יָב֥וּזוּ לִֽ⁠י׃ אֶנְהָֽגֲ⁠ךָ֗ אֲבִֽיאֲ⁠ךָ֛ אֶל־בֵּ֥ית אִמִּ֖⁠י תְּלַמְּדֵ֑⁠נִי אַשְׁקְ⁠ךָ֙ מִ⁠יַּ֣יִן הָ⁠רֶ֔קַח מֵ⁠עֲסִ֖יס רִמֹּנִֽ⁠י</w:t>
+      </w:r>
+    </w:p>
+    <w:p>
+      <w:pPr/>
+      <w:r>
+        <w:rPr>
+          <w:lang w:val="pt_PT" w:bidi="pt_PT"/>
+        </w:rPr>
+      </w:r>
+      <w:r>
+        <w:rPr>
           <w:b/>
           <w:lang w:val="pt_PT" w:bidi="pt_PT"/>
         </w:rPr>
@@ -54496,6 +56414,20 @@
         <w:rPr>
           <w:lang w:val="pt_PT" w:bidi="pt_PT"/>
         </w:rPr>
+      </w:r>
+    </w:p>
+    <w:p>
+      <w:pPr/>
+      <w:r>
+        <w:rPr>
+          <w:lang w:val="pt_PT" w:bidi="pt_PT"/>
+        </w:rPr>
+      </w:r>
+      <w:r>
+        <w:rPr>
+          <w:lang w:val="pt_PT" w:bidi="pt_PT"/>
+        </w:rPr>
+        <w:t>אֲבִֽיאֲ⁠ךָ֛ אֶל־בֵּ֥ית אִמִּ֖⁠י</w:t>
       </w:r>
     </w:p>
     <w:p>
@@ -54635,6 +56567,20 @@
       </w:r>
       <w:r>
         <w:rPr>
+          <w:lang w:val="pt_PT" w:bidi="pt_PT"/>
+        </w:rPr>
+        <w:t>אֲבִֽיאֲ⁠ךָ֛ אֶל־בֵּ֥ית אִמִּ֖⁠י תְּלַמְּדֵ֑⁠נִי</w:t>
+      </w:r>
+    </w:p>
+    <w:p>
+      <w:pPr/>
+      <w:r>
+        <w:rPr>
+          <w:lang w:val="pt_PT" w:bidi="pt_PT"/>
+        </w:rPr>
+      </w:r>
+      <w:r>
+        <w:rPr>
           <w:b/>
           <w:lang w:val="pt_PT" w:bidi="pt_PT"/>
         </w:rPr>
@@ -54825,6 +56771,20 @@
         <w:rPr>
           <w:lang w:val="pt_PT" w:bidi="pt_PT"/>
         </w:rPr>
+      </w:r>
+    </w:p>
+    <w:p>
+      <w:pPr/>
+      <w:r>
+        <w:rPr>
+          <w:lang w:val="pt_PT" w:bidi="pt_PT"/>
+        </w:rPr>
+      </w:r>
+      <w:r>
+        <w:rPr>
+          <w:lang w:val="pt_PT" w:bidi="pt_PT"/>
+        </w:rPr>
+        <w:t>מִ⁠יַּ֣יִן הָ⁠רֶ֔קַח</w:t>
       </w:r>
     </w:p>
     <w:p>
@@ -55211,6 +57171,20 @@
       </w:r>
       <w:r>
         <w:rPr>
+          <w:lang w:val="pt_PT" w:bidi="pt_PT"/>
+        </w:rPr>
+        <w:t>שְׂמֹאל⁠וֹ֙ תַּ֣חַת רֹאשִׁ֔⁠י וִֽ⁠ימִינ֖⁠וֹ תְּחַבְּקֵֽ⁠נִי</w:t>
+      </w:r>
+    </w:p>
+    <w:p>
+      <w:pPr/>
+      <w:r>
+        <w:rPr>
+          <w:lang w:val="pt_PT" w:bidi="pt_PT"/>
+        </w:rPr>
+      </w:r>
+      <w:r>
+        <w:rPr>
           <w:b/>
           <w:lang w:val="pt_PT" w:bidi="pt_PT"/>
         </w:rPr>
@@ -55477,6 +57451,20 @@
       </w:r>
       <w:r>
         <w:rPr>
+          <w:lang w:val="pt_PT" w:bidi="pt_PT"/>
+        </w:rPr>
+        <w:t>מִ֣י זֹ֗את עֹלָה֙ מִן־הַ⁠מִּדְבָּ֔ר מִתְרַפֶּ֖קֶת עַל־דּוֹדָ֑⁠הּ</w:t>
+      </w:r>
+    </w:p>
+    <w:p>
+      <w:pPr/>
+      <w:r>
+        <w:rPr>
+          <w:lang w:val="pt_PT" w:bidi="pt_PT"/>
+        </w:rPr>
+      </w:r>
+      <w:r>
+        <w:rPr>
           <w:b/>
           <w:lang w:val="pt_PT" w:bidi="pt_PT"/>
         </w:rPr>
@@ -55905,6 +57893,20 @@
         <w:rPr>
           <w:lang w:val="pt_PT" w:bidi="pt_PT"/>
         </w:rPr>
+      </w:r>
+    </w:p>
+    <w:p>
+      <w:pPr/>
+      <w:r>
+        <w:rPr>
+          <w:lang w:val="pt_PT" w:bidi="pt_PT"/>
+        </w:rPr>
+      </w:r>
+      <w:r>
+        <w:rPr>
+          <w:lang w:val="pt_PT" w:bidi="pt_PT"/>
+        </w:rPr>
+        <w:t>הַ⁠תַּפּ֨וּחַ֙</w:t>
       </w:r>
     </w:p>
     <w:p>
@@ -56114,6 +58116,20 @@
       </w:r>
       <w:r>
         <w:rPr>
+          <w:lang w:val="pt_PT" w:bidi="pt_PT"/>
+        </w:rPr>
+        <w:t>תַּ֤חַת הַ⁠תַּפּ֨וּחַ֙ עֽוֹרַרְתִּ֔י⁠ךָ שָׁ֚מָּ⁠ה חִבְּלַ֣תְ⁠ךָ אִמֶּ֔⁠ךָ שָׁ֖מָּ⁠ה חִבְּלָ֥ה יְלָדַֽתְ⁠ךָ׃ שִׂימֵ֨⁠נִי כַֽ⁠חוֹתָ֜ם עַל־לִבֶּ֗⁠ךָ כַּֽ⁠חוֹתָם֙ עַל־זְרוֹעֶ֔⁠ךָ כִּֽי־עַזָּ֤ה כַ⁠מָּ֨וֶת֙ אַהֲבָ֔ה קָשָׁ֥ה כִ⁠שְׁא֖וֹל קִנְאָ֑ה רְשָׁפֶ֕י⁠הָ רִשְׁפֵּ֕י אֵ֖שׁ שַׁלְהֶ֥בֶתְ יָֽה׃ מַ֣יִם רַבִּ֗ים לֹ֤א יֽוּכְלוּ֙ לְ⁠כַבּ֣וֹת אֶת־הָֽ⁠אַהֲבָ֔ה וּ⁠נְהָר֖וֹת לֹ֣א יִשְׁטְפ֑וּ⁠הָ אִם־יִתֵּ֨ן אִ֜ישׁ אֶת־כָּל־ה֤וֹן בֵּית⁠וֹ֙ בָּ⁠אַהֲבָ֔ה בּ֖וֹז יָב֥וּזוּ לֽ⁠וֹ</w:t>
+      </w:r>
+    </w:p>
+    <w:p>
+      <w:pPr/>
+      <w:r>
+        <w:rPr>
+          <w:lang w:val="pt_PT" w:bidi="pt_PT"/>
+        </w:rPr>
+      </w:r>
+      <w:r>
+        <w:rPr>
           <w:b/>
           <w:lang w:val="pt_PT" w:bidi="pt_PT"/>
         </w:rPr>
@@ -57736,6 +59752,20 @@
       </w:r>
       <w:r>
         <w:rPr>
+          <w:lang w:val="pt_PT" w:bidi="pt_PT"/>
+        </w:rPr>
+        <w:t>מַ֣יִם רַבִּ֗ים לֹ֤א יֽוּכְלוּ֙ לְ⁠כַבּ֣וֹת אֶת־הָֽ⁠אַהֲבָ֔ה וּ⁠נְהָר֖וֹת לֹ֣א יִשְׁטְפ֑וּ⁠הָ</w:t>
+      </w:r>
+    </w:p>
+    <w:p>
+      <w:pPr/>
+      <w:r>
+        <w:rPr>
+          <w:lang w:val="pt_PT" w:bidi="pt_PT"/>
+        </w:rPr>
+      </w:r>
+      <w:r>
+        <w:rPr>
           <w:b/>
           <w:lang w:val="pt_PT" w:bidi="pt_PT"/>
         </w:rPr>
@@ -57909,6 +59939,20 @@
       </w:r>
       <w:r>
         <w:rPr>
+          <w:lang w:val="pt_PT" w:bidi="pt_PT"/>
+        </w:rPr>
+        <w:t>אִם־יִתֵּ֨ן אִ֜ישׁ אֶת־כָּל־ה֤וֹן בֵּית⁠וֹ֙ בָּ⁠אַהֲבָ֔ה בּ֖וֹז יָב֥וּזוּ לֽ⁠וֹ</w:t>
+      </w:r>
+    </w:p>
+    <w:p>
+      <w:pPr/>
+      <w:r>
+        <w:rPr>
+          <w:lang w:val="pt_PT" w:bidi="pt_PT"/>
+        </w:rPr>
+      </w:r>
+      <w:r>
+        <w:rPr>
           <w:b/>
           <w:lang w:val="pt_PT" w:bidi="pt_PT"/>
         </w:rPr>
@@ -58006,6 +60050,20 @@
       </w:r>
       <w:r>
         <w:rPr>
+          <w:lang w:val="pt_PT" w:bidi="pt_PT"/>
+        </w:rPr>
+        <w:t>בָּ⁠אַהֲבָ֔ה</w:t>
+      </w:r>
+    </w:p>
+    <w:p>
+      <w:pPr/>
+      <w:r>
+        <w:rPr>
+          <w:lang w:val="pt_PT" w:bidi="pt_PT"/>
+        </w:rPr>
+      </w:r>
+      <w:r>
+        <w:rPr>
           <w:b/>
           <w:lang w:val="pt_PT" w:bidi="pt_PT"/>
         </w:rPr>
@@ -59163,6 +61221,20 @@
       </w:r>
       <w:r>
         <w:rPr>
+          <w:lang w:val="pt_PT" w:bidi="pt_PT"/>
+        </w:rPr>
+        <w:t>אֲנִ֣י חוֹמָ֔ה וְ⁠שָׁדַ֖⁠י כַּ⁠מִּגְדָּל֑וֹת אָ֛ז הָיִ֥יתִי בְ⁠עֵינָ֖י⁠ו כְּ⁠מוֹצְאֵ֥ת שָׁלֽוֹם</w:t>
+      </w:r>
+    </w:p>
+    <w:p>
+      <w:pPr/>
+      <w:r>
+        <w:rPr>
+          <w:lang w:val="pt_PT" w:bidi="pt_PT"/>
+        </w:rPr>
+      </w:r>
+      <w:r>
+        <w:rPr>
           <w:b/>
           <w:lang w:val="pt_PT" w:bidi="pt_PT"/>
         </w:rPr>
@@ -59384,6 +61456,20 @@
       </w:r>
       <w:r>
         <w:rPr>
+          <w:lang w:val="pt_PT" w:bidi="pt_PT"/>
+        </w:rPr>
+        <w:t>וְ⁠שָׁדַ֖⁠י</w:t>
+      </w:r>
+    </w:p>
+    <w:p>
+      <w:pPr/>
+      <w:r>
+        <w:rPr>
+          <w:lang w:val="pt_PT" w:bidi="pt_PT"/>
+        </w:rPr>
+      </w:r>
+      <w:r>
+        <w:rPr>
           <w:b/>
           <w:lang w:val="pt_PT" w:bidi="pt_PT"/>
         </w:rPr>
@@ -59909,6 +61995,20 @@
       </w:r>
       <w:r>
         <w:rPr>
+          <w:lang w:val="pt_PT" w:bidi="pt_PT"/>
+        </w:rPr>
+        <w:t>הָיִ֥יתִי בְ⁠עֵינָ֖י⁠ו כְּ⁠מוֹצְאֵ֥ת שָׁלֽוֹם</w:t>
+      </w:r>
+    </w:p>
+    <w:p>
+      <w:pPr/>
+      <w:r>
+        <w:rPr>
+          <w:lang w:val="pt_PT" w:bidi="pt_PT"/>
+        </w:rPr>
+      </w:r>
+      <w:r>
+        <w:rPr>
           <w:b/>
           <w:lang w:val="pt_PT" w:bidi="pt_PT"/>
         </w:rPr>
@@ -60258,6 +62358,20 @@
       </w:r>
       <w:r>
         <w:rPr>
+          <w:lang w:val="pt_PT" w:bidi="pt_PT"/>
+        </w:rPr>
+        <w:t>נָתַ֥ן אֶת־הַ⁠כֶּ֖רֶם לַ⁠נֹּטְרִ֑ים</w:t>
+      </w:r>
+    </w:p>
+    <w:p>
+      <w:pPr/>
+      <w:r>
+        <w:rPr>
+          <w:lang w:val="pt_PT" w:bidi="pt_PT"/>
+        </w:rPr>
+      </w:r>
+      <w:r>
+        <w:rPr>
           <w:b/>
           <w:lang w:val="pt_PT" w:bidi="pt_PT"/>
         </w:rPr>
@@ -60335,6 +62449,20 @@
       </w:r>
       <w:r>
         <w:rPr>
+          <w:lang w:val="pt_PT" w:bidi="pt_PT"/>
+        </w:rPr>
+        <w:t>אִ֛ישׁ יָבִ֥א בְּ⁠פִרְי֖⁠וֹ אֶ֥לֶף כָּֽסֶף</w:t>
+      </w:r>
+    </w:p>
+    <w:p>
+      <w:pPr/>
+      <w:r>
+        <w:rPr>
+          <w:lang w:val="pt_PT" w:bidi="pt_PT"/>
+        </w:rPr>
+      </w:r>
+      <w:r>
+        <w:rPr>
           <w:b/>
           <w:lang w:val="pt_PT" w:bidi="pt_PT"/>
         </w:rPr>
@@ -60460,6 +62588,20 @@
         <w:rPr>
           <w:lang w:val="pt_PT" w:bidi="pt_PT"/>
         </w:rPr>
+      </w:r>
+    </w:p>
+    <w:p>
+      <w:pPr/>
+      <w:r>
+        <w:rPr>
+          <w:lang w:val="pt_PT" w:bidi="pt_PT"/>
+        </w:rPr>
+      </w:r>
+      <w:r>
+        <w:rPr>
+          <w:lang w:val="pt_PT" w:bidi="pt_PT"/>
+        </w:rPr>
+        <w:t>אֶ֥לֶף כָּֽסֶף</w:t>
       </w:r>
     </w:p>
     <w:p>
@@ -60960,6 +63102,20 @@
       </w:r>
       <w:r>
         <w:rPr>
+          <w:lang w:val="pt_PT" w:bidi="pt_PT"/>
+        </w:rPr>
+        <w:t>הָ⁠אֶ֤לֶף לְ⁠ךָ֙ שְׁלֹמֹ֔ה וּ⁠מָאתַ֖יִם לְ⁠נֹטְרִ֥ים אֶת־פִּרְיֽ⁠וֹ</w:t>
+      </w:r>
+    </w:p>
+    <w:p>
+      <w:pPr/>
+      <w:r>
+        <w:rPr>
+          <w:lang w:val="pt_PT" w:bidi="pt_PT"/>
+        </w:rPr>
+      </w:r>
+      <w:r>
+        <w:rPr>
           <w:b/>
           <w:lang w:val="pt_PT" w:bidi="pt_PT"/>
         </w:rPr>
@@ -61290,6 +63446,20 @@
       </w:r>
       <w:r>
         <w:rPr>
+          <w:lang w:val="pt_PT" w:bidi="pt_PT"/>
+        </w:rPr>
+        <w:t>הַ⁠יוֹשֶׁ֣בֶת בַּ⁠גַּנִּ֗ים חֲבֵרִ֛ים מַקְשִׁיבִ֥ים לְ⁠קוֹלֵ֖⁠ךְ הַשְׁמִיעִֽי⁠נִי</w:t>
+      </w:r>
+    </w:p>
+    <w:p>
+      <w:pPr/>
+      <w:r>
+        <w:rPr>
+          <w:lang w:val="pt_PT" w:bidi="pt_PT"/>
+        </w:rPr>
+      </w:r>
+      <w:r>
+        <w:rPr>
           <w:b/>
           <w:lang w:val="pt_PT" w:bidi="pt_PT"/>
         </w:rPr>
@@ -61622,6 +63792,20 @@
       </w:r>
       <w:r>
         <w:rPr>
+          <w:lang w:val="pt_PT" w:bidi="pt_PT"/>
+        </w:rPr>
+        <w:t>בְּרַ֣ח ׀ דּוֹדִ֗⁠י וּֽ⁠דְמֵה־לְ⁠ךָ֤ לִ⁠צְבִי֙ א֚וֹ לְ⁠עֹ֣פֶר הָֽ⁠אַיָּלִ֔ים עַ֖ל הָרֵ֥י בְשָׂמִֽים</w:t>
+      </w:r>
+    </w:p>
+    <w:p>
+      <w:pPr/>
+      <w:r>
+        <w:rPr>
+          <w:lang w:val="pt_PT" w:bidi="pt_PT"/>
+        </w:rPr>
+      </w:r>
+      <w:r>
+        <w:rPr>
           <w:b/>
           <w:lang w:val="pt_PT" w:bidi="pt_PT"/>
         </w:rPr>
@@ -61818,6 +64002,20 @@
         <w:rPr>
           <w:lang w:val="pt_PT" w:bidi="pt_PT"/>
         </w:rPr>
+      </w:r>
+    </w:p>
+    <w:p>
+      <w:pPr/>
+      <w:r>
+        <w:rPr>
+          <w:lang w:val="pt_PT" w:bidi="pt_PT"/>
+        </w:rPr>
+      </w:r>
+      <w:r>
+        <w:rPr>
+          <w:lang w:val="pt_PT" w:bidi="pt_PT"/>
+        </w:rPr>
+        <w:t>דּוֹדִ֗⁠י וּֽ⁠דְמֵה־לְ⁠ךָ֤ לִ⁠צְבִי֙ א֚וֹ לְ⁠עֹ֣פֶר הָֽ⁠אַיָּלִ֔ים</w:t>
       </w:r>
     </w:p>
     <w:p>

--- a/por/docx/22.content.docx
+++ b/por/docx/22.content.docx
@@ -9226,7 +9226,7 @@
         <w:rPr>
           <w:lang w:val="pt_PT" w:bidi="pt_PT"/>
         </w:rPr>
-        <w:t>קֹר֤וֹת בָּתֵּ֨י⁠נוּ֙ אֲרָזִ֔ים רַהִיטֵ֖נוּ בְּרוֹתִֽים</w:t>
+        <w:t>קֹר֤וֹת בָּתֵּ֨י⁠נוּ֙ אֲרָזִ֔ים רחיט⁠נו בְּרוֹתִֽים</w:t>
       </w:r>
     </w:p>
     <w:p>
@@ -41653,7 +41653,7 @@
         <w:rPr>
           <w:lang w:val="pt_PT" w:bidi="pt_PT"/>
         </w:rPr>
-        <w:t>וְ⁠כֻלּ֖⁠וֹ מַחֲמַדִּ֑ים</w:t>
+        <w:t>וְ⁠כֻלּ֖⁠וֹ מַחֲּמַדִּ֑ים</w:t>
       </w:r>
     </w:p>
     <w:p>
